--- a/D_Documentation/Doku-Alex.docx
+++ b/D_Documentation/Doku-Alex.docx
@@ -7748,6 +7748,82 @@
       <w:pPr>
         <w:pStyle w:val="Text"/>
       </w:pPr>
+      <w:r>
+        <w:t xml:space="preserve">Bei den </w:t>
+      </w:r>
+      <w:proofErr w:type="spellStart"/>
+      <w:r>
+        <w:t>Wägezellen</w:t>
+      </w:r>
+      <w:proofErr w:type="spellEnd"/>
+      <w:r>
+        <w:t xml:space="preserve"> wurde sich für die Zellen von der Firma Kern entschieden. Hier wurden die CP 20-2Y1 mit einer maximalen Traglast von jeweils 20Kg gewählt. Diese sind gut dokumentiert, bieten genug Traglast und sind auch stabil gebaut, im Gegensatz zu billigen chinesischen Produkten. </w:t>
+      </w:r>
+    </w:p>
+    <w:p>
+      <w:pPr>
+        <w:pStyle w:val="Text"/>
+      </w:pPr>
+      <w:r>
+        <w:t>Diese Zellen kosten jeweils 40€ uns sind somit insgesamt ein größerer Kostenfaktor als andere Bauteile.</w:t>
+      </w:r>
+      <w:r>
+        <w:t xml:space="preserve"> Qualität ist bei dieser aber entscheidend, da diese die Wiegeplatte und alle Produkte halten sollte und das auf lange Zeit gesehen. </w:t>
+      </w:r>
+    </w:p>
+    <w:p>
+      <w:pPr>
+        <w:pStyle w:val="Text"/>
+      </w:pPr>
+    </w:p>
+    <w:p>
+      <w:pPr>
+        <w:pStyle w:val="Text"/>
+      </w:pPr>
+      <w:r>
+        <w:t>Bei den ADCs haben wurde sich für die Adafruit NAU7802 entschieden. Adafruit hat sich in den letzten Jahren in der Elektronik-Szene als etablierte Marke herausgestellt. Der NAU7802 hat mit seinen 24Bit eine sehr hohe Auflösung und</w:t>
+      </w:r>
+      <w:r>
+        <w:t xml:space="preserve"> besitzt eine Einstellbare Verstärkung, was in ideal für Wiegezellen macht. </w:t>
+      </w:r>
+    </w:p>
+    <w:p>
+      <w:pPr>
+        <w:pStyle w:val="Text"/>
+      </w:pPr>
+      <w:r>
+        <w:lastRenderedPageBreak/>
+        <w:t xml:space="preserve">Der ADC operiert über das I2C Protokoll, hat aber nur eine fixe Adresse. Da pro Wiegezelle aber ein ADC benötigt wird und am Raspberry Pi </w:t>
+      </w:r>
+      <w:proofErr w:type="gramStart"/>
+      <w:r>
+        <w:t>Standardmäßig</w:t>
+      </w:r>
+      <w:proofErr w:type="gramEnd"/>
+      <w:r>
+        <w:t xml:space="preserve"> nur ein I2C Bus konfiguriert ist, muss ein I2C Multiplexer verwendet werden</w:t>
+      </w:r>
+    </w:p>
+    <w:p>
+      <w:pPr>
+        <w:pStyle w:val="Text"/>
+      </w:pPr>
+      <w:hyperlink r:id="rId82" w:history="1">
+        <w:r>
+          <w:rPr>
+            <w:rStyle w:val="Hyperlink"/>
+          </w:rPr>
+          <w:t>https://www.adafruit.com/product/4538</w:t>
+        </w:r>
+      </w:hyperlink>
+      <w:r>
+        <w:t xml:space="preserve"> </w:t>
+      </w:r>
+    </w:p>
+    <w:p>
+      <w:pPr>
+        <w:pStyle w:val="Text"/>
+      </w:pPr>
     </w:p>
     <w:p>
       <w:pPr>
@@ -7791,6 +7867,14 @@
     </w:p>
     <w:p>
       <w:pPr>
+        <w:jc w:val="left"/>
+      </w:pPr>
+      <w:r>
+        <w:br w:type="page"/>
+      </w:r>
+    </w:p>
+    <w:p>
+      <w:pPr>
         <w:pStyle w:val="Text"/>
         <w:rPr>
           <w:b/>
@@ -7804,9 +7888,896 @@
           <w:bCs/>
           <w:u w:val="single"/>
         </w:rPr>
+        <w:lastRenderedPageBreak/>
         <w:t>Bauteilliste</w:t>
       </w:r>
     </w:p>
+    <w:tbl>
+      <w:tblPr>
+        <w:tblStyle w:val="TableGrid"/>
+        <w:tblW w:w="9959" w:type="dxa"/>
+        <w:tblLook w:val="04A0" w:firstRow="1" w:lastRow="0" w:firstColumn="1" w:lastColumn="0" w:noHBand="0" w:noVBand="1"/>
+      </w:tblPr>
+      <w:tblGrid>
+        <w:gridCol w:w="1600"/>
+        <w:gridCol w:w="1500"/>
+        <w:gridCol w:w="1165"/>
+        <w:gridCol w:w="2003"/>
+        <w:gridCol w:w="1735"/>
+        <w:gridCol w:w="1956"/>
+      </w:tblGrid>
+      <w:tr>
+        <w:trPr>
+          <w:trHeight w:val="685"/>
+        </w:trPr>
+        <w:tc>
+          <w:tcPr>
+            <w:tcW w:w="1600" w:type="dxa"/>
+          </w:tcPr>
+          <w:p>
+            <w:pPr>
+              <w:jc w:val="center"/>
+              <w:rPr>
+                <w:b/>
+                <w:bCs/>
+                <w:sz w:val="28"/>
+                <w:szCs w:val="28"/>
+              </w:rPr>
+            </w:pPr>
+            <w:r>
+              <w:rPr>
+                <w:b/>
+                <w:bCs/>
+                <w:sz w:val="28"/>
+                <w:szCs w:val="28"/>
+              </w:rPr>
+              <w:t>Artikel</w:t>
+            </w:r>
+          </w:p>
+        </w:tc>
+        <w:tc>
+          <w:tcPr>
+            <w:tcW w:w="1500" w:type="dxa"/>
+          </w:tcPr>
+          <w:p>
+            <w:pPr>
+              <w:jc w:val="center"/>
+              <w:rPr>
+                <w:b/>
+                <w:bCs/>
+                <w:sz w:val="28"/>
+                <w:szCs w:val="28"/>
+              </w:rPr>
+            </w:pPr>
+            <w:r>
+              <w:rPr>
+                <w:b/>
+                <w:bCs/>
+                <w:sz w:val="28"/>
+                <w:szCs w:val="28"/>
+              </w:rPr>
+              <w:t>Lieferant</w:t>
+            </w:r>
+          </w:p>
+        </w:tc>
+        <w:tc>
+          <w:tcPr>
+            <w:tcW w:w="1165" w:type="dxa"/>
+          </w:tcPr>
+          <w:p>
+            <w:pPr>
+              <w:jc w:val="center"/>
+              <w:rPr>
+                <w:b/>
+                <w:bCs/>
+                <w:sz w:val="28"/>
+                <w:szCs w:val="28"/>
+              </w:rPr>
+            </w:pPr>
+            <w:r>
+              <w:rPr>
+                <w:b/>
+                <w:bCs/>
+                <w:sz w:val="28"/>
+                <w:szCs w:val="28"/>
+              </w:rPr>
+              <w:t>Anzahl</w:t>
+            </w:r>
+          </w:p>
+        </w:tc>
+        <w:tc>
+          <w:tcPr>
+            <w:tcW w:w="2003" w:type="dxa"/>
+          </w:tcPr>
+          <w:p>
+            <w:pPr>
+              <w:jc w:val="center"/>
+              <w:rPr>
+                <w:b/>
+                <w:bCs/>
+                <w:sz w:val="28"/>
+                <w:szCs w:val="28"/>
+              </w:rPr>
+            </w:pPr>
+            <w:r>
+              <w:rPr>
+                <w:b/>
+                <w:bCs/>
+                <w:sz w:val="28"/>
+                <w:szCs w:val="28"/>
+              </w:rPr>
+              <w:t>Lieferant</w:t>
+            </w:r>
+            <w:r>
+              <w:rPr>
+                <w:b/>
+                <w:bCs/>
+                <w:sz w:val="28"/>
+                <w:szCs w:val="28"/>
+              </w:rPr>
+              <w:t>en</w:t>
+            </w:r>
+            <w:r>
+              <w:rPr>
+                <w:b/>
+                <w:bCs/>
+                <w:sz w:val="28"/>
+                <w:szCs w:val="28"/>
+              </w:rPr>
+              <w:t xml:space="preserve"> Teilenummer</w:t>
+            </w:r>
+          </w:p>
+        </w:tc>
+        <w:tc>
+          <w:tcPr>
+            <w:tcW w:w="1735" w:type="dxa"/>
+          </w:tcPr>
+          <w:p>
+            <w:pPr>
+              <w:jc w:val="center"/>
+              <w:rPr>
+                <w:b/>
+                <w:bCs/>
+                <w:sz w:val="28"/>
+                <w:szCs w:val="28"/>
+              </w:rPr>
+            </w:pPr>
+            <w:r>
+              <w:rPr>
+                <w:b/>
+                <w:bCs/>
+                <w:sz w:val="28"/>
+                <w:szCs w:val="28"/>
+              </w:rPr>
+              <w:t>Einzelpreis</w:t>
+            </w:r>
+          </w:p>
+          <w:p>
+            <w:pPr>
+              <w:jc w:val="center"/>
+              <w:rPr>
+                <w:b/>
+                <w:bCs/>
+                <w:sz w:val="28"/>
+                <w:szCs w:val="28"/>
+              </w:rPr>
+            </w:pPr>
+            <w:r>
+              <w:rPr>
+                <w:b/>
+                <w:bCs/>
+                <w:sz w:val="28"/>
+                <w:szCs w:val="28"/>
+              </w:rPr>
+              <w:t>[€]</w:t>
+            </w:r>
+          </w:p>
+        </w:tc>
+        <w:tc>
+          <w:tcPr>
+            <w:tcW w:w="1956" w:type="dxa"/>
+          </w:tcPr>
+          <w:p>
+            <w:pPr>
+              <w:jc w:val="center"/>
+              <w:rPr>
+                <w:b/>
+                <w:bCs/>
+                <w:sz w:val="28"/>
+                <w:szCs w:val="28"/>
+              </w:rPr>
+            </w:pPr>
+            <w:r>
+              <w:rPr>
+                <w:b/>
+                <w:bCs/>
+                <w:sz w:val="28"/>
+                <w:szCs w:val="28"/>
+              </w:rPr>
+              <w:t>Gesamtpreis</w:t>
+            </w:r>
+          </w:p>
+          <w:p>
+            <w:pPr>
+              <w:jc w:val="center"/>
+              <w:rPr>
+                <w:b/>
+                <w:bCs/>
+                <w:sz w:val="28"/>
+                <w:szCs w:val="28"/>
+              </w:rPr>
+            </w:pPr>
+            <w:r>
+              <w:rPr>
+                <w:b/>
+                <w:bCs/>
+                <w:sz w:val="28"/>
+                <w:szCs w:val="28"/>
+              </w:rPr>
+              <w:t>[€]</w:t>
+            </w:r>
+          </w:p>
+        </w:tc>
+      </w:tr>
+      <w:tr>
+        <w:trPr>
+          <w:trHeight w:val="282"/>
+        </w:trPr>
+        <w:tc>
+          <w:tcPr>
+            <w:tcW w:w="1600" w:type="dxa"/>
+          </w:tcPr>
+          <w:p>
+            <w:r>
+              <w:t>Raspberry Pi</w:t>
+            </w:r>
+          </w:p>
+        </w:tc>
+        <w:tc>
+          <w:tcPr>
+            <w:tcW w:w="1500" w:type="dxa"/>
+          </w:tcPr>
+          <w:p>
+            <w:r>
+              <w:t>Conrad</w:t>
+            </w:r>
+          </w:p>
+        </w:tc>
+        <w:tc>
+          <w:tcPr>
+            <w:tcW w:w="1165" w:type="dxa"/>
+          </w:tcPr>
+          <w:p>
+            <w:r>
+              <w:t>1</w:t>
+            </w:r>
+          </w:p>
+        </w:tc>
+        <w:tc>
+          <w:tcPr>
+            <w:tcW w:w="2003" w:type="dxa"/>
+          </w:tcPr>
+          <w:p>
+            <w:r>
+              <w:t>2980040 - UP</w:t>
+            </w:r>
+          </w:p>
+        </w:tc>
+        <w:tc>
+          <w:tcPr>
+            <w:tcW w:w="1735" w:type="dxa"/>
+          </w:tcPr>
+          <w:p>
+            <w:r>
+              <w:t>93,99</w:t>
+            </w:r>
+          </w:p>
+        </w:tc>
+        <w:tc>
+          <w:tcPr>
+            <w:tcW w:w="1956" w:type="dxa"/>
+          </w:tcPr>
+          <w:p>
+            <w:r>
+              <w:t>93,99</w:t>
+            </w:r>
+          </w:p>
+        </w:tc>
+      </w:tr>
+      <w:tr>
+        <w:trPr>
+          <w:trHeight w:val="293"/>
+        </w:trPr>
+        <w:tc>
+          <w:tcPr>
+            <w:tcW w:w="1600" w:type="dxa"/>
+          </w:tcPr>
+          <w:p>
+            <w:proofErr w:type="spellStart"/>
+            <w:r>
+              <w:t>Wägezellen</w:t>
+            </w:r>
+            <w:proofErr w:type="spellEnd"/>
+          </w:p>
+        </w:tc>
+        <w:tc>
+          <w:tcPr>
+            <w:tcW w:w="1500" w:type="dxa"/>
+          </w:tcPr>
+          <w:p>
+            <w:r>
+              <w:t>Conrad</w:t>
+            </w:r>
+          </w:p>
+        </w:tc>
+        <w:tc>
+          <w:tcPr>
+            <w:tcW w:w="1165" w:type="dxa"/>
+          </w:tcPr>
+          <w:p>
+            <w:r>
+              <w:t>3</w:t>
+            </w:r>
+          </w:p>
+        </w:tc>
+        <w:tc>
+          <w:tcPr>
+            <w:tcW w:w="2003" w:type="dxa"/>
+          </w:tcPr>
+          <w:p>
+            <w:r>
+              <w:t>2340059 - 62</w:t>
+            </w:r>
+          </w:p>
+        </w:tc>
+        <w:tc>
+          <w:tcPr>
+            <w:tcW w:w="1735" w:type="dxa"/>
+          </w:tcPr>
+          <w:p>
+            <w:r>
+              <w:t>39,27</w:t>
+            </w:r>
+          </w:p>
+        </w:tc>
+        <w:tc>
+          <w:tcPr>
+            <w:tcW w:w="1956" w:type="dxa"/>
+          </w:tcPr>
+          <w:p>
+            <w:r>
+              <w:t>117,81</w:t>
+            </w:r>
+          </w:p>
+        </w:tc>
+      </w:tr>
+      <w:tr>
+        <w:trPr>
+          <w:trHeight w:val="587"/>
+        </w:trPr>
+        <w:tc>
+          <w:tcPr>
+            <w:tcW w:w="1600" w:type="dxa"/>
+          </w:tcPr>
+          <w:p>
+            <w:r>
+              <w:t>Netzteil</w:t>
+            </w:r>
+          </w:p>
+        </w:tc>
+        <w:tc>
+          <w:tcPr>
+            <w:tcW w:w="1500" w:type="dxa"/>
+          </w:tcPr>
+          <w:p>
+            <w:r>
+              <w:t>RS Components</w:t>
+            </w:r>
+          </w:p>
+        </w:tc>
+        <w:tc>
+          <w:tcPr>
+            <w:tcW w:w="1165" w:type="dxa"/>
+          </w:tcPr>
+          <w:p>
+            <w:r>
+              <w:t>1</w:t>
+            </w:r>
+          </w:p>
+        </w:tc>
+        <w:tc>
+          <w:tcPr>
+            <w:tcW w:w="2003" w:type="dxa"/>
+          </w:tcPr>
+          <w:p>
+            <w:r>
+              <w:t>644-6941</w:t>
+            </w:r>
+          </w:p>
+        </w:tc>
+        <w:tc>
+          <w:tcPr>
+            <w:tcW w:w="1735" w:type="dxa"/>
+          </w:tcPr>
+          <w:p>
+            <w:r>
+              <w:t>50,44</w:t>
+            </w:r>
+          </w:p>
+        </w:tc>
+        <w:tc>
+          <w:tcPr>
+            <w:tcW w:w="1956" w:type="dxa"/>
+          </w:tcPr>
+          <w:p>
+            <w:r>
+              <w:t>50,44</w:t>
+            </w:r>
+          </w:p>
+        </w:tc>
+      </w:tr>
+      <w:tr>
+        <w:trPr>
+          <w:trHeight w:val="293"/>
+        </w:trPr>
+        <w:tc>
+          <w:tcPr>
+            <w:tcW w:w="1600" w:type="dxa"/>
+          </w:tcPr>
+          <w:p>
+            <w:r>
+              <w:t>Micro SD</w:t>
+            </w:r>
+          </w:p>
+        </w:tc>
+        <w:tc>
+          <w:tcPr>
+            <w:tcW w:w="1500" w:type="dxa"/>
+          </w:tcPr>
+          <w:p>
+            <w:r>
+              <w:t>RS Components</w:t>
+            </w:r>
+          </w:p>
+        </w:tc>
+        <w:tc>
+          <w:tcPr>
+            <w:tcW w:w="1165" w:type="dxa"/>
+          </w:tcPr>
+          <w:p>
+            <w:r>
+              <w:t>1</w:t>
+            </w:r>
+          </w:p>
+        </w:tc>
+        <w:tc>
+          <w:tcPr>
+            <w:tcW w:w="2003" w:type="dxa"/>
+          </w:tcPr>
+          <w:p>
+            <w:r>
+              <w:t>262-9689</w:t>
+            </w:r>
+          </w:p>
+        </w:tc>
+        <w:tc>
+          <w:tcPr>
+            <w:tcW w:w="1735" w:type="dxa"/>
+          </w:tcPr>
+          <w:p>
+            <w:r>
+              <w:t>41,17</w:t>
+            </w:r>
+          </w:p>
+        </w:tc>
+        <w:tc>
+          <w:tcPr>
+            <w:tcW w:w="1956" w:type="dxa"/>
+          </w:tcPr>
+          <w:p>
+            <w:r>
+              <w:t>41,17</w:t>
+            </w:r>
+          </w:p>
+        </w:tc>
+      </w:tr>
+      <w:tr>
+        <w:trPr>
+          <w:trHeight w:val="587"/>
+        </w:trPr>
+        <w:tc>
+          <w:tcPr>
+            <w:tcW w:w="1600" w:type="dxa"/>
+          </w:tcPr>
+          <w:p>
+            <w:r>
+              <w:t>Kameras</w:t>
+            </w:r>
+          </w:p>
+        </w:tc>
+        <w:tc>
+          <w:tcPr>
+            <w:tcW w:w="1500" w:type="dxa"/>
+          </w:tcPr>
+          <w:p>
+            <w:r>
+              <w:t>Mouser</w:t>
+            </w:r>
+          </w:p>
+        </w:tc>
+        <w:tc>
+          <w:tcPr>
+            <w:tcW w:w="1165" w:type="dxa"/>
+          </w:tcPr>
+          <w:p>
+            <w:r>
+              <w:t>3</w:t>
+            </w:r>
+          </w:p>
+        </w:tc>
+        <w:tc>
+          <w:tcPr>
+            <w:tcW w:w="2003" w:type="dxa"/>
+          </w:tcPr>
+          <w:p>
+            <w:r>
+              <w:t>426-FIT0892</w:t>
+            </w:r>
+          </w:p>
+        </w:tc>
+        <w:tc>
+          <w:tcPr>
+            <w:tcW w:w="1735" w:type="dxa"/>
+          </w:tcPr>
+          <w:p>
+            <w:r>
+              <w:t>17,11</w:t>
+            </w:r>
+          </w:p>
+        </w:tc>
+        <w:tc>
+          <w:tcPr>
+            <w:tcW w:w="1956" w:type="dxa"/>
+          </w:tcPr>
+          <w:p>
+            <w:r>
+              <w:t>51,33</w:t>
+            </w:r>
+          </w:p>
+        </w:tc>
+      </w:tr>
+      <w:tr>
+        <w:trPr>
+          <w:trHeight w:val="576"/>
+        </w:trPr>
+        <w:tc>
+          <w:tcPr>
+            <w:tcW w:w="1600" w:type="dxa"/>
+          </w:tcPr>
+          <w:p>
+            <w:r>
+              <w:t>Tiefenkamera</w:t>
+            </w:r>
+          </w:p>
+        </w:tc>
+        <w:tc>
+          <w:tcPr>
+            <w:tcW w:w="1500" w:type="dxa"/>
+          </w:tcPr>
+          <w:p>
+            <w:r>
+              <w:t>Mouser</w:t>
+            </w:r>
+          </w:p>
+        </w:tc>
+        <w:tc>
+          <w:tcPr>
+            <w:tcW w:w="1165" w:type="dxa"/>
+          </w:tcPr>
+          <w:p>
+            <w:r>
+              <w:t>1</w:t>
+            </w:r>
+          </w:p>
+        </w:tc>
+        <w:tc>
+          <w:tcPr>
+            <w:tcW w:w="2003" w:type="dxa"/>
+          </w:tcPr>
+          <w:p>
+            <w:r>
+              <w:t>392-OAK-D-S2-AF</w:t>
+            </w:r>
+          </w:p>
+        </w:tc>
+        <w:tc>
+          <w:tcPr>
+            <w:tcW w:w="1735" w:type="dxa"/>
+          </w:tcPr>
+          <w:p>
+            <w:r>
+              <w:t>257,14</w:t>
+            </w:r>
+          </w:p>
+        </w:tc>
+        <w:tc>
+          <w:tcPr>
+            <w:tcW w:w="1956" w:type="dxa"/>
+          </w:tcPr>
+          <w:p>
+            <w:r>
+              <w:t>257,14</w:t>
+            </w:r>
+          </w:p>
+        </w:tc>
+      </w:tr>
+      <w:tr>
+        <w:trPr>
+          <w:trHeight w:val="293"/>
+        </w:trPr>
+        <w:tc>
+          <w:tcPr>
+            <w:tcW w:w="1600" w:type="dxa"/>
+          </w:tcPr>
+          <w:p>
+            <w:r>
+              <w:t>Aktiver USB-Hub</w:t>
+            </w:r>
+          </w:p>
+        </w:tc>
+        <w:tc>
+          <w:tcPr>
+            <w:tcW w:w="1500" w:type="dxa"/>
+          </w:tcPr>
+          <w:p>
+            <w:r>
+              <w:t>Mouser</w:t>
+            </w:r>
+          </w:p>
+        </w:tc>
+        <w:tc>
+          <w:tcPr>
+            <w:tcW w:w="1165" w:type="dxa"/>
+          </w:tcPr>
+          <w:p>
+            <w:r>
+              <w:t>1</w:t>
+            </w:r>
+          </w:p>
+        </w:tc>
+        <w:tc>
+          <w:tcPr>
+            <w:tcW w:w="2003" w:type="dxa"/>
+          </w:tcPr>
+          <w:p>
+            <w:r>
+              <w:t>545-U360-004-2F</w:t>
+            </w:r>
+          </w:p>
+        </w:tc>
+        <w:tc>
+          <w:tcPr>
+            <w:tcW w:w="1735" w:type="dxa"/>
+          </w:tcPr>
+          <w:p>
+            <w:r>
+              <w:t>51,46</w:t>
+            </w:r>
+          </w:p>
+        </w:tc>
+        <w:tc>
+          <w:tcPr>
+            <w:tcW w:w="1956" w:type="dxa"/>
+          </w:tcPr>
+          <w:p>
+            <w:r>
+              <w:t>51,46</w:t>
+            </w:r>
+          </w:p>
+        </w:tc>
+      </w:tr>
+      <w:tr>
+        <w:trPr>
+          <w:trHeight w:val="293"/>
+        </w:trPr>
+        <w:tc>
+          <w:tcPr>
+            <w:tcW w:w="1600" w:type="dxa"/>
+          </w:tcPr>
+          <w:p>
+            <w:r>
+              <w:t>LED-Streifen</w:t>
+            </w:r>
+          </w:p>
+        </w:tc>
+        <w:tc>
+          <w:tcPr>
+            <w:tcW w:w="1500" w:type="dxa"/>
+          </w:tcPr>
+          <w:p>
+            <w:proofErr w:type="spellStart"/>
+            <w:r>
+              <w:t>Digikey</w:t>
+            </w:r>
+            <w:proofErr w:type="spellEnd"/>
+          </w:p>
+        </w:tc>
+        <w:tc>
+          <w:tcPr>
+            <w:tcW w:w="1165" w:type="dxa"/>
+          </w:tcPr>
+          <w:p>
+            <w:r>
+              <w:t>1 (4m)</w:t>
+            </w:r>
+          </w:p>
+        </w:tc>
+        <w:tc>
+          <w:tcPr>
+            <w:tcW w:w="2003" w:type="dxa"/>
+          </w:tcPr>
+          <w:p>
+            <w:r>
+              <w:t>1528-1461-ND</w:t>
+            </w:r>
+          </w:p>
+        </w:tc>
+        <w:tc>
+          <w:tcPr>
+            <w:tcW w:w="1735" w:type="dxa"/>
+          </w:tcPr>
+          <w:p>
+            <w:r>
+              <w:t>46,83</w:t>
+            </w:r>
+          </w:p>
+        </w:tc>
+        <w:tc>
+          <w:tcPr>
+            <w:tcW w:w="1956" w:type="dxa"/>
+          </w:tcPr>
+          <w:p>
+            <w:r>
+              <w:t>46,83</w:t>
+            </w:r>
+          </w:p>
+        </w:tc>
+      </w:tr>
+      <w:tr>
+        <w:trPr>
+          <w:trHeight w:val="335"/>
+        </w:trPr>
+        <w:tc>
+          <w:tcPr>
+            <w:tcW w:w="1600" w:type="dxa"/>
+          </w:tcPr>
+          <w:p>
+            <w:r>
+              <w:t>ADCs</w:t>
+            </w:r>
+          </w:p>
+        </w:tc>
+        <w:tc>
+          <w:tcPr>
+            <w:tcW w:w="1500" w:type="dxa"/>
+          </w:tcPr>
+          <w:p>
+            <w:proofErr w:type="spellStart"/>
+            <w:r>
+              <w:t>Digikey</w:t>
+            </w:r>
+            <w:proofErr w:type="spellEnd"/>
+          </w:p>
+        </w:tc>
+        <w:tc>
+          <w:tcPr>
+            <w:tcW w:w="1165" w:type="dxa"/>
+          </w:tcPr>
+          <w:p>
+            <w:r>
+              <w:t>3</w:t>
+            </w:r>
+          </w:p>
+        </w:tc>
+        <w:tc>
+          <w:tcPr>
+            <w:tcW w:w="2003" w:type="dxa"/>
+          </w:tcPr>
+          <w:p>
+            <w:r>
+              <w:t>1528-4538-ND</w:t>
+            </w:r>
+          </w:p>
+        </w:tc>
+        <w:tc>
+          <w:tcPr>
+            <w:tcW w:w="1735" w:type="dxa"/>
+          </w:tcPr>
+          <w:p>
+            <w:r>
+              <w:t>5,07</w:t>
+            </w:r>
+          </w:p>
+        </w:tc>
+        <w:tc>
+          <w:tcPr>
+            <w:tcW w:w="1956" w:type="dxa"/>
+          </w:tcPr>
+          <w:p>
+            <w:r>
+              <w:t>15,21</w:t>
+            </w:r>
+          </w:p>
+        </w:tc>
+      </w:tr>
+      <w:tr>
+        <w:trPr>
+          <w:trHeight w:val="282"/>
+        </w:trPr>
+        <w:tc>
+          <w:tcPr>
+            <w:tcW w:w="1600" w:type="dxa"/>
+          </w:tcPr>
+          <w:p>
+            <w:r>
+              <w:t>Ringlichter</w:t>
+            </w:r>
+          </w:p>
+        </w:tc>
+        <w:tc>
+          <w:tcPr>
+            <w:tcW w:w="1500" w:type="dxa"/>
+          </w:tcPr>
+          <w:p>
+            <w:proofErr w:type="spellStart"/>
+            <w:r>
+              <w:t>Digikey</w:t>
+            </w:r>
+            <w:proofErr w:type="spellEnd"/>
+          </w:p>
+        </w:tc>
+        <w:tc>
+          <w:tcPr>
+            <w:tcW w:w="1165" w:type="dxa"/>
+          </w:tcPr>
+          <w:p>
+            <w:r>
+              <w:t>4</w:t>
+            </w:r>
+          </w:p>
+        </w:tc>
+        <w:tc>
+          <w:tcPr>
+            <w:tcW w:w="2003" w:type="dxa"/>
+          </w:tcPr>
+          <w:p>
+            <w:r>
+              <w:t>1738-DFR0888-16-ND</w:t>
+            </w:r>
+          </w:p>
+        </w:tc>
+        <w:tc>
+          <w:tcPr>
+            <w:tcW w:w="1735" w:type="dxa"/>
+          </w:tcPr>
+          <w:p>
+            <w:r>
+              <w:t>8,44</w:t>
+            </w:r>
+          </w:p>
+        </w:tc>
+        <w:tc>
+          <w:tcPr>
+            <w:tcW w:w="1956" w:type="dxa"/>
+          </w:tcPr>
+          <w:p>
+            <w:r>
+              <w:t>33,76</w:t>
+            </w:r>
+          </w:p>
+        </w:tc>
+      </w:tr>
+    </w:tbl>
     <w:p>
       <w:pPr>
         <w:jc w:val="left"/>
@@ -7852,7 +8823,13 @@
         <w:t xml:space="preserve">Ein Punkt der ersten Entwürfe für einen Schaltplan war Hardwaretechnische </w:t>
       </w:r>
       <w:r>
-        <w:t xml:space="preserve">Ausschaltung/bzw. Einschaltung </w:t>
+        <w:t>Ausschaltung</w:t>
+      </w:r>
+      <w:r>
+        <w:t xml:space="preserve"> </w:t>
+      </w:r>
+      <w:r>
+        <w:t xml:space="preserve">bzw. Einschaltung </w:t>
       </w:r>
       <w:r>
         <w:t>des Raspberry Pis</w:t>
@@ -7874,15 +8851,82 @@
       </w:r>
       <w:proofErr w:type="spellEnd"/>
       <w:r>
-        <w:t xml:space="preserve">. schaltet man diese so sollte er sich </w:t>
-      </w:r>
-      <w:proofErr w:type="gramStart"/>
-      <w:r>
-        <w:t>der Pi</w:t>
-      </w:r>
-      <w:proofErr w:type="gramEnd"/>
-      <w:r>
-        <w:t xml:space="preserve"> eigentlich Hochfahren. Bei einer Besprechung mit unserem Betreuer bei Leitner wurde uns davon aber klar abgeraten, da die Firma in der Vergangenheit schon Geräte mit dem Raspberry Pi hatten, welche auch den Wake Up Pin gedacht haben. Dies war aber sehr umständlich und hatte schlussendlich auch nicht funktioniert.</w:t>
+        <w:t>. schaltet man diese</w:t>
+      </w:r>
+      <w:r>
+        <w:t>,</w:t>
+      </w:r>
+      <w:r>
+        <w:t xml:space="preserve"> so sollte sich </w:t>
+      </w:r>
+      <w:r>
+        <w:t>des Pi</w:t>
+      </w:r>
+      <w:r>
+        <w:t xml:space="preserve"> eigentlich Hochfahren. Bei einer Besprechung mit unserem Betreuer bei Leitner wurde uns davon aber klar abgeraten, da die Firma in der Vergangenheit schon Geräte mit dem Raspberry Pi hatten, welche auch den Wake Up Pin</w:t>
+      </w:r>
+      <w:r>
+        <w:t xml:space="preserve"> als Feature</w:t>
+      </w:r>
+      <w:r>
+        <w:t xml:space="preserve"> gedacht ha</w:t>
+      </w:r>
+      <w:r>
+        <w:t>tt</w:t>
+      </w:r>
+      <w:r>
+        <w:t>en. Dies war aber sehr umständlich und hatte schlussendlich auch nicht funktioniert.</w:t>
+      </w:r>
+      <w:r>
+        <w:t xml:space="preserve"> Aus diesem Grund ist nur eine Softwaretechnische </w:t>
+      </w:r>
+      <w:r>
+        <w:t>Ausschaltung</w:t>
+      </w:r>
+      <w:r>
+        <w:t xml:space="preserve"> des Pis vorgesehen.</w:t>
+      </w:r>
+    </w:p>
+    <w:p>
+      <w:pPr>
+        <w:pStyle w:val="Text"/>
+      </w:pPr>
+    </w:p>
+    <w:p>
+      <w:pPr>
+        <w:pStyle w:val="Text"/>
+      </w:pPr>
+      <w:r>
+        <w:t xml:space="preserve">Insgesamt wurden zwei </w:t>
+      </w:r>
+      <w:proofErr w:type="spellStart"/>
+      <w:r>
+        <w:t>Schematics</w:t>
+      </w:r>
+      <w:proofErr w:type="spellEnd"/>
+      <w:r>
+        <w:t xml:space="preserve"> erstellt, eine als gesamten Stromlaufplan mit allen elektrischen Anschlüssen des gesamten Projekts.</w:t>
+      </w:r>
+    </w:p>
+    <w:p>
+      <w:pPr>
+        <w:pStyle w:val="Text"/>
+      </w:pPr>
+    </w:p>
+    <w:p>
+      <w:pPr>
+        <w:pStyle w:val="Text"/>
+      </w:pPr>
+      <w:r>
+        <w:t xml:space="preserve">Und eine </w:t>
+      </w:r>
+      <w:proofErr w:type="spellStart"/>
+      <w:r>
+        <w:t>Schematik</w:t>
+      </w:r>
+      <w:proofErr w:type="spellEnd"/>
+      <w:r>
+        <w:t>, welche alle Verbindungen und Bauteile der PCB beinhaltet.</w:t>
       </w:r>
     </w:p>
     <w:p>
@@ -7905,13 +8949,75 @@
           <w:bCs/>
           <w:u w:val="single"/>
         </w:rPr>
-        <w:t>PCB</w:t>
-      </w:r>
-    </w:p>
-    <w:p>
-      <w:pPr>
-        <w:pStyle w:val="Text"/>
-      </w:pPr>
+        <w:t>Custom Libraries in Altium</w:t>
+      </w:r>
+    </w:p>
+    <w:p>
+      <w:pPr>
+        <w:pStyle w:val="Text"/>
+      </w:pPr>
+      <w:r>
+        <w:t xml:space="preserve">Für den gesamten Stromlaufplan wurde eine </w:t>
+      </w:r>
+      <w:proofErr w:type="spellStart"/>
+      <w:r>
+        <w:t>Schematik</w:t>
+      </w:r>
+      <w:proofErr w:type="spellEnd"/>
+      <w:r>
+        <w:t xml:space="preserve"> Library für Altium erstellt. Altium hat hierbei einen guten Library Manager </w:t>
+      </w:r>
+      <w:proofErr w:type="gramStart"/>
+      <w:r>
+        <w:t>mit welchem einfach Komponenten</w:t>
+      </w:r>
+      <w:proofErr w:type="gramEnd"/>
+      <w:r>
+        <w:t xml:space="preserve"> erstellt werden können.</w:t>
+      </w:r>
+      <w:r>
+        <w:t xml:space="preserve"> Auf Seiten wie </w:t>
+      </w:r>
+      <w:proofErr w:type="spellStart"/>
+      <w:r>
+        <w:t>SnapEDA</w:t>
+      </w:r>
+      <w:proofErr w:type="spellEnd"/>
+      <w:r>
+        <w:t xml:space="preserve"> oder </w:t>
+      </w:r>
+      <w:proofErr w:type="spellStart"/>
+      <w:r>
+        <w:t>UltraLibrarian</w:t>
+      </w:r>
+      <w:proofErr w:type="spellEnd"/>
+      <w:r>
+        <w:t xml:space="preserve"> gibt es zwar eine riesige Auswahl an Bauteilen unter welchen </w:t>
+      </w:r>
+      <w:proofErr w:type="spellStart"/>
+      <w:r>
+        <w:t>warscheinlich</w:t>
+      </w:r>
+      <w:proofErr w:type="spellEnd"/>
+      <w:r>
+        <w:t xml:space="preserve"> auch die benötigten Bauteile enthalten sind. Aus eigener Erfahrung kann es aber sehr </w:t>
+      </w:r>
+      <w:proofErr w:type="gramStart"/>
+      <w:r>
+        <w:t>Zeitaufwendig</w:t>
+      </w:r>
+      <w:proofErr w:type="gramEnd"/>
+      <w:r>
+        <w:t xml:space="preserve"> sein das passende Bauteil mit den richtigen Anschlüssen dort zu finden. Deshalb war es schneller und einfacher, Diese Files selbst zu generieren</w:t>
+      </w:r>
+    </w:p>
+    <w:p>
+      <w:pPr>
+        <w:pStyle w:val="Text"/>
+      </w:pPr>
+      <w:r>
+        <w:t xml:space="preserve">&lt;Bild&gt; </w:t>
+      </w:r>
     </w:p>
     <w:p>
       <w:pPr>
@@ -7928,63 +9034,270 @@
           <w:bCs/>
           <w:u w:val="single"/>
         </w:rPr>
-        <w:t>Optionale Features</w:t>
-      </w:r>
-    </w:p>
-    <w:p>
-      <w:pPr>
-        <w:pStyle w:val="Text"/>
-      </w:pPr>
-      <w:r>
-        <w:t xml:space="preserve">Auf der Platine wurden viele zusätzliche Anschlusspins </w:t>
+        <w:lastRenderedPageBreak/>
+        <w:t>PCB</w:t>
+      </w:r>
+    </w:p>
+    <w:p>
+      <w:r>
+        <w:t>Der Hauptgrund für eine Platine, ist die Versorgung aller Bauteile. Für diesen Grund wurden rund um die Platine herum sogenannte Terminal Blocks platziert an, welche die Bauteile mit Schrauben verbunden werden können.</w:t>
+      </w:r>
+    </w:p>
+    <w:p>
+      <w:pPr>
+        <w:jc w:val="center"/>
+      </w:pPr>
+      <w:r>
+        <w:rPr>
+          <w:noProof/>
+        </w:rPr>
+        <w:drawing>
+          <wp:inline distT="0" distB="0" distL="0" distR="0" wp14:anchorId="0B81FE48" wp14:editId="0A04533D">
+            <wp:extent cx="2103120" cy="1018767"/>
+            <wp:effectExtent l="0" t="0" r="0" b="0"/>
+            <wp:docPr id="2008935268" name="Picture 1"/>
+            <wp:cNvGraphicFramePr>
+              <a:graphicFrameLocks xmlns:a="http://schemas.openxmlformats.org/drawingml/2006/main" noChangeAspect="1"/>
+            </wp:cNvGraphicFramePr>
+            <a:graphic xmlns:a="http://schemas.openxmlformats.org/drawingml/2006/main">
+              <a:graphicData uri="http://schemas.openxmlformats.org/drawingml/2006/picture">
+                <pic:pic xmlns:pic="http://schemas.openxmlformats.org/drawingml/2006/picture">
+                  <pic:nvPicPr>
+                    <pic:cNvPr id="2008935268" name=""/>
+                    <pic:cNvPicPr/>
+                  </pic:nvPicPr>
+                  <pic:blipFill>
+                    <a:blip r:embed="rId83"/>
+                    <a:stretch>
+                      <a:fillRect/>
+                    </a:stretch>
+                  </pic:blipFill>
+                  <pic:spPr>
+                    <a:xfrm>
+                      <a:off x="0" y="0"/>
+                      <a:ext cx="2122850" cy="1028324"/>
+                    </a:xfrm>
+                    <a:prstGeom prst="rect">
+                      <a:avLst/>
+                    </a:prstGeom>
+                  </pic:spPr>
+                </pic:pic>
+              </a:graphicData>
+            </a:graphic>
+          </wp:inline>
+        </w:drawing>
+      </w:r>
+    </w:p>
+    <w:p/>
+    <w:p>
+      <w:r>
+        <w:t>Für die Versorgung des Raspberry Pis wurde an der Platine eine USB-A Buchse verbaut.</w:t>
+      </w:r>
+    </w:p>
+    <w:p>
+      <w:pPr>
+        <w:jc w:val="center"/>
+      </w:pPr>
+      <w:r>
+        <w:rPr>
+          <w:noProof/>
+        </w:rPr>
+        <w:drawing>
+          <wp:inline distT="0" distB="0" distL="0" distR="0" wp14:anchorId="7C5F3DB9" wp14:editId="7C236B9D">
+            <wp:extent cx="1668780" cy="1326680"/>
+            <wp:effectExtent l="0" t="0" r="0" b="0"/>
+            <wp:docPr id="1772093231" name="Picture 1"/>
+            <wp:cNvGraphicFramePr>
+              <a:graphicFrameLocks xmlns:a="http://schemas.openxmlformats.org/drawingml/2006/main" noChangeAspect="1"/>
+            </wp:cNvGraphicFramePr>
+            <a:graphic xmlns:a="http://schemas.openxmlformats.org/drawingml/2006/main">
+              <a:graphicData uri="http://schemas.openxmlformats.org/drawingml/2006/picture">
+                <pic:pic xmlns:pic="http://schemas.openxmlformats.org/drawingml/2006/picture">
+                  <pic:nvPicPr>
+                    <pic:cNvPr id="1772093231" name=""/>
+                    <pic:cNvPicPr/>
+                  </pic:nvPicPr>
+                  <pic:blipFill>
+                    <a:blip r:embed="rId84">
+                      <a:extLst>
+                        <a:ext uri="{BEBA8EAE-BF5A-486C-A8C5-ECC9F3942E4B}">
+                          <a14:imgProps xmlns:a14="http://schemas.microsoft.com/office/drawing/2010/main">
+                            <a14:imgLayer r:embed="rId85">
+                              <a14:imgEffect>
+                                <a14:colorTemperature colorTemp="5900"/>
+                              </a14:imgEffect>
+                            </a14:imgLayer>
+                          </a14:imgProps>
+                        </a:ext>
+                      </a:extLst>
+                    </a:blip>
+                    <a:stretch>
+                      <a:fillRect/>
+                    </a:stretch>
+                  </pic:blipFill>
+                  <pic:spPr>
+                    <a:xfrm>
+                      <a:off x="0" y="0"/>
+                      <a:ext cx="1677518" cy="1333627"/>
+                    </a:xfrm>
+                    <a:prstGeom prst="rect">
+                      <a:avLst/>
+                    </a:prstGeom>
+                  </pic:spPr>
+                </pic:pic>
+              </a:graphicData>
+            </a:graphic>
+          </wp:inline>
+        </w:drawing>
+      </w:r>
+    </w:p>
+    <w:p/>
+    <w:p>
+      <w:r>
+        <w:t xml:space="preserve">Der LOLIN D1 MINI, der I2C MUX und die ADCs können mit </w:t>
+      </w:r>
+      <w:proofErr w:type="spellStart"/>
+      <w:r>
+        <w:t>Buchsenleisten</w:t>
+      </w:r>
+      <w:proofErr w:type="spellEnd"/>
+      <w:r>
+        <w:t xml:space="preserve"> direkt auf der Platine verbaut werden</w:t>
+      </w:r>
+      <w:r>
+        <w:t>.</w:t>
+      </w:r>
+    </w:p>
+    <w:p/>
+    <w:p>
+      <w:r>
+        <w:t xml:space="preserve">Für den Raspberry Pi wurde zusätzlich </w:t>
+      </w:r>
+      <w:r>
+        <w:t>ein Stecker</w:t>
+      </w:r>
+      <w:r>
+        <w:t xml:space="preserve"> auf der Platine hinzugefügt, welcher den 40 </w:t>
       </w:r>
       <w:proofErr w:type="gramStart"/>
       <w:r>
-        <w:t>verbaut</w:t>
+        <w:t>Pin Header</w:t>
       </w:r>
       <w:proofErr w:type="gramEnd"/>
       <w:r>
-        <w:t xml:space="preserve"> um mögliche andere Geräte zu versorgen. Außerdem wurde ein </w:t>
-      </w:r>
-      <w:proofErr w:type="spellStart"/>
-      <w:r>
-        <w:t>Gpio</w:t>
-      </w:r>
-      <w:proofErr w:type="spellEnd"/>
-      <w:r>
-        <w:t xml:space="preserve"> </w:t>
-      </w:r>
-      <w:proofErr w:type="spellStart"/>
-      <w:r>
-        <w:t>pin</w:t>
-      </w:r>
-      <w:proofErr w:type="spellEnd"/>
-      <w:r>
-        <w:t xml:space="preserve"> so beschalten, dass an einen Header Anschluss ein Schalter angesteckt werden kann, welcher so </w:t>
-      </w:r>
-      <w:proofErr w:type="gramStart"/>
-      <w:r>
-        <w:t>Programmiert</w:t>
-      </w:r>
-      <w:proofErr w:type="gramEnd"/>
-      <w:r>
-        <w:t xml:space="preserve"> werden könnte, dass er </w:t>
-      </w:r>
-      <w:proofErr w:type="gramStart"/>
-      <w:r>
-        <w:t>signalisiert</w:t>
-      </w:r>
-      <w:proofErr w:type="gramEnd"/>
-      <w:r>
-        <w:t xml:space="preserve"> ob die Tür geöffnet ist oder nicht. Dies wurde nicht </w:t>
-      </w:r>
-      <w:proofErr w:type="gramStart"/>
-      <w:r>
-        <w:t>weiter verfolgt</w:t>
-      </w:r>
-      <w:proofErr w:type="gramEnd"/>
-      <w:r>
-        <w:t>, da es einerseits nie eine Vorgabe des Geräts war und schlussendlich auch die Zeit für zusätzliche Features gefehlt hat.</w:t>
+        <w:t xml:space="preserve"> des Pi mit der Platine verbindet.</w:t>
+      </w:r>
+    </w:p>
+    <w:p/>
+    <w:p>
+      <w:pPr>
+        <w:jc w:val="center"/>
+      </w:pPr>
+      <w:r>
+        <w:rPr>
+          <w:noProof/>
+        </w:rPr>
+        <w:drawing>
+          <wp:inline distT="0" distB="0" distL="0" distR="0" wp14:anchorId="29EBA2F6" wp14:editId="6E6262DF">
+            <wp:extent cx="1424940" cy="1424940"/>
+            <wp:effectExtent l="0" t="0" r="0" b="0"/>
+            <wp:docPr id="997544698" name="Picture 2" descr="Wannenstecker, 40-polig, gerade"/>
+            <wp:cNvGraphicFramePr>
+              <a:graphicFrameLocks xmlns:a="http://schemas.openxmlformats.org/drawingml/2006/main" noChangeAspect="1"/>
+            </wp:cNvGraphicFramePr>
+            <a:graphic xmlns:a="http://schemas.openxmlformats.org/drawingml/2006/main">
+              <a:graphicData uri="http://schemas.openxmlformats.org/drawingml/2006/picture">
+                <pic:pic xmlns:pic="http://schemas.openxmlformats.org/drawingml/2006/picture">
+                  <pic:nvPicPr>
+                    <pic:cNvPr id="0" name="myimage-0" descr="Wannenstecker, 40-polig, gerade"/>
+                    <pic:cNvPicPr>
+                      <a:picLocks noChangeAspect="1" noChangeArrowheads="1"/>
+                    </pic:cNvPicPr>
+                  </pic:nvPicPr>
+                  <pic:blipFill>
+                    <a:blip r:embed="rId86">
+                      <a:extLst>
+                        <a:ext uri="{28A0092B-C50C-407E-A947-70E740481C1C}">
+                          <a14:useLocalDpi xmlns:a14="http://schemas.microsoft.com/office/drawing/2010/main" val="0"/>
+                        </a:ext>
+                      </a:extLst>
+                    </a:blip>
+                    <a:srcRect/>
+                    <a:stretch>
+                      <a:fillRect/>
+                    </a:stretch>
+                  </pic:blipFill>
+                  <pic:spPr bwMode="auto">
+                    <a:xfrm>
+                      <a:off x="0" y="0"/>
+                      <a:ext cx="1424940" cy="1424940"/>
+                    </a:xfrm>
+                    <a:prstGeom prst="rect">
+                      <a:avLst/>
+                    </a:prstGeom>
+                    <a:noFill/>
+                    <a:ln>
+                      <a:noFill/>
+                    </a:ln>
+                  </pic:spPr>
+                </pic:pic>
+              </a:graphicData>
+            </a:graphic>
+          </wp:inline>
+        </w:drawing>
+      </w:r>
+      <w:r>
+        <w:rPr>
+          <w:noProof/>
+        </w:rPr>
+        <w:drawing>
+          <wp:inline distT="0" distB="0" distL="0" distR="0" wp14:anchorId="47DBB2F5" wp14:editId="14A2ABA8">
+            <wp:extent cx="1463040" cy="1463040"/>
+            <wp:effectExtent l="0" t="0" r="0" b="0"/>
+            <wp:docPr id="326490997" name="Picture 3"/>
+            <wp:cNvGraphicFramePr>
+              <a:graphicFrameLocks xmlns:a="http://schemas.openxmlformats.org/drawingml/2006/main" noChangeAspect="1"/>
+            </wp:cNvGraphicFramePr>
+            <a:graphic xmlns:a="http://schemas.openxmlformats.org/drawingml/2006/main">
+              <a:graphicData uri="http://schemas.openxmlformats.org/drawingml/2006/picture">
+                <pic:pic xmlns:pic="http://schemas.openxmlformats.org/drawingml/2006/picture">
+                  <pic:nvPicPr>
+                    <pic:cNvPr id="0" name="Picture 4"/>
+                    <pic:cNvPicPr>
+                      <a:picLocks noChangeAspect="1" noChangeArrowheads="1"/>
+                    </pic:cNvPicPr>
+                  </pic:nvPicPr>
+                  <pic:blipFill>
+                    <a:blip r:embed="rId87" cstate="print">
+                      <a:extLst>
+                        <a:ext uri="{28A0092B-C50C-407E-A947-70E740481C1C}">
+                          <a14:useLocalDpi xmlns:a14="http://schemas.microsoft.com/office/drawing/2010/main" val="0"/>
+                        </a:ext>
+                      </a:extLst>
+                    </a:blip>
+                    <a:srcRect/>
+                    <a:stretch>
+                      <a:fillRect/>
+                    </a:stretch>
+                  </pic:blipFill>
+                  <pic:spPr bwMode="auto">
+                    <a:xfrm flipV="1">
+                      <a:off x="0" y="0"/>
+                      <a:ext cx="1463040" cy="1463040"/>
+                    </a:xfrm>
+                    <a:prstGeom prst="rect">
+                      <a:avLst/>
+                    </a:prstGeom>
+                    <a:noFill/>
+                    <a:ln>
+                      <a:noFill/>
+                    </a:ln>
+                  </pic:spPr>
+                </pic:pic>
+              </a:graphicData>
+            </a:graphic>
+          </wp:inline>
+        </w:drawing>
       </w:r>
     </w:p>
     <w:p>
@@ -7993,23 +9306,6 @@
       </w:pPr>
       <w:r>
         <w:br w:type="page"/>
-      </w:r>
-    </w:p>
-    <w:p>
-      <w:pPr>
-        <w:pStyle w:val="Heading3"/>
-      </w:pPr>
-      <w:r>
-        <w:lastRenderedPageBreak/>
-        <w:t>Gehäuseentwicklung</w:t>
-      </w:r>
-    </w:p>
-    <w:p>
-      <w:pPr>
-        <w:pStyle w:val="Text"/>
-      </w:pPr>
-      <w:r>
-        <w:t>Das Gehäuse teilt sich in zwei Teilbereiche auf: Die Kleingerätegehäuse und das große Box-Gehäuse.</w:t>
       </w:r>
     </w:p>
     <w:p>
@@ -8027,6 +9323,200 @@
           <w:bCs/>
           <w:u w:val="single"/>
         </w:rPr>
+        <w:lastRenderedPageBreak/>
+        <w:t>Optionale Features</w:t>
+      </w:r>
+    </w:p>
+    <w:p>
+      <w:pPr>
+        <w:pStyle w:val="Text"/>
+        <w:rPr>
+          <w:noProof/>
+        </w:rPr>
+      </w:pPr>
+      <w:r>
+        <w:t xml:space="preserve">Auf der Platine wurden viele zusätzliche Anschlusspins </w:t>
+      </w:r>
+      <w:r>
+        <w:t>verbaut,</w:t>
+      </w:r>
+      <w:r>
+        <w:t xml:space="preserve"> um mögliche andere Geräte zu versorgen. Außerdem wurde ein </w:t>
+      </w:r>
+      <w:proofErr w:type="gramStart"/>
+      <w:r>
+        <w:t>G</w:t>
+      </w:r>
+      <w:r>
+        <w:t>PIO</w:t>
+      </w:r>
+      <w:r>
+        <w:t xml:space="preserve"> </w:t>
+      </w:r>
+      <w:r>
+        <w:t>P</w:t>
+      </w:r>
+      <w:r>
+        <w:t>in</w:t>
+      </w:r>
+      <w:proofErr w:type="gramEnd"/>
+      <w:r>
+        <w:t xml:space="preserve"> so beschalten, dass an einen Header Anschluss ein Schalter angesteckt werden kann, welcher so </w:t>
+      </w:r>
+      <w:r>
+        <w:t>programmiert</w:t>
+      </w:r>
+      <w:r>
+        <w:t xml:space="preserve"> werden könnte, dass er </w:t>
+      </w:r>
+      <w:r>
+        <w:t>signalisiert,</w:t>
+      </w:r>
+      <w:r>
+        <w:t xml:space="preserve"> ob die Tür geöffnet ist oder nicht. Dies wurde nicht </w:t>
+      </w:r>
+      <w:r>
+        <w:t>weiterverfolgt</w:t>
+      </w:r>
+      <w:r>
+        <w:t>, da es einerseits nie eine Vorgabe des Geräts war und schlussendlich auch die Zeit für zusätzliche Features gefehlt hat.</w:t>
+      </w:r>
+      <w:r>
+        <w:rPr>
+          <w:noProof/>
+        </w:rPr>
+        <w:t xml:space="preserve"> </w:t>
+      </w:r>
+    </w:p>
+    <w:p>
+      <w:pPr>
+        <w:pStyle w:val="Text"/>
+        <w:jc w:val="center"/>
+        <w:rPr>
+          <w:noProof/>
+        </w:rPr>
+      </w:pPr>
+      <w:r>
+        <w:rPr>
+          <w:noProof/>
+        </w:rPr>
+        <w:drawing>
+          <wp:inline distT="0" distB="0" distL="0" distR="0" wp14:anchorId="529990F0" wp14:editId="44A117D2">
+            <wp:extent cx="2667000" cy="1287780"/>
+            <wp:effectExtent l="0" t="0" r="0" b="0"/>
+            <wp:docPr id="1224444699" name="Picture 1"/>
+            <wp:cNvGraphicFramePr>
+              <a:graphicFrameLocks xmlns:a="http://schemas.openxmlformats.org/drawingml/2006/main" noChangeAspect="1"/>
+            </wp:cNvGraphicFramePr>
+            <a:graphic xmlns:a="http://schemas.openxmlformats.org/drawingml/2006/main">
+              <a:graphicData uri="http://schemas.openxmlformats.org/drawingml/2006/picture">
+                <pic:pic xmlns:pic="http://schemas.openxmlformats.org/drawingml/2006/picture">
+                  <pic:nvPicPr>
+                    <pic:cNvPr id="0" name="Picture 1"/>
+                    <pic:cNvPicPr>
+                      <a:picLocks noChangeAspect="1" noChangeArrowheads="1"/>
+                    </pic:cNvPicPr>
+                  </pic:nvPicPr>
+                  <pic:blipFill>
+                    <a:blip r:embed="rId88">
+                      <a:biLevel thresh="25000"/>
+                      <a:extLst>
+                        <a:ext uri="{28A0092B-C50C-407E-A947-70E740481C1C}">
+                          <a14:useLocalDpi xmlns:a14="http://schemas.microsoft.com/office/drawing/2010/main" val="0"/>
+                        </a:ext>
+                      </a:extLst>
+                    </a:blip>
+                    <a:srcRect/>
+                    <a:stretch>
+                      <a:fillRect/>
+                    </a:stretch>
+                  </pic:blipFill>
+                  <pic:spPr bwMode="auto">
+                    <a:xfrm>
+                      <a:off x="0" y="0"/>
+                      <a:ext cx="2667000" cy="1287780"/>
+                    </a:xfrm>
+                    <a:prstGeom prst="rect">
+                      <a:avLst/>
+                    </a:prstGeom>
+                    <a:noFill/>
+                    <a:ln>
+                      <a:noFill/>
+                    </a:ln>
+                  </pic:spPr>
+                </pic:pic>
+              </a:graphicData>
+            </a:graphic>
+          </wp:inline>
+        </w:drawing>
+      </w:r>
+    </w:p>
+    <w:p>
+      <w:pPr>
+        <w:pStyle w:val="Text"/>
+        <w:rPr>
+          <w:noProof/>
+        </w:rPr>
+      </w:pPr>
+      <w:r>
+        <w:rPr>
+          <w:noProof/>
+        </w:rPr>
+        <w:t>Zusätzlich wurde an den ADCs der DRDY Pin nach außen geführt. Dieser ist optional und gäbe ein Signal aus, wenn der ADC fertig gewandelt hat. Dieser ist für Debugzwecke gut geeignet erfüllt im normalbetrieb aber keine richtige Aufgabe. Deshalb wurde auch auf der Raspberry Pi Seite 3 GPIO Pins nach außen geführt. Diese können bei Bedarf mit den DRDY Pins verbunden werden um Fehler zu analysieren.</w:t>
+      </w:r>
+    </w:p>
+    <w:p>
+      <w:pPr>
+        <w:pStyle w:val="Text"/>
+      </w:pPr>
+      <w:r>
+        <w:br w:type="page"/>
+      </w:r>
+    </w:p>
+    <w:p>
+      <w:pPr>
+        <w:pStyle w:val="Heading3"/>
+      </w:pPr>
+      <w:r>
+        <w:lastRenderedPageBreak/>
+        <w:t>Gehäuseentwicklung</w:t>
+      </w:r>
+    </w:p>
+    <w:p>
+      <w:pPr>
+        <w:pStyle w:val="Text"/>
+      </w:pPr>
+      <w:r>
+        <w:t xml:space="preserve">Das Gehäuse teilt sich in zwei Teilbereiche auf: Die </w:t>
+      </w:r>
+      <w:r>
+        <w:t xml:space="preserve">einzelnen </w:t>
+      </w:r>
+      <w:r>
+        <w:t>Kleingerätegehäuse und das große</w:t>
+      </w:r>
+      <w:r>
+        <w:t xml:space="preserve"> Haupt-</w:t>
+      </w:r>
+      <w:r>
+        <w:t>Gehäuse.</w:t>
+      </w:r>
+    </w:p>
+    <w:p>
+      <w:pPr>
+        <w:pStyle w:val="Text"/>
+        <w:rPr>
+          <w:b/>
+          <w:bCs/>
+          <w:u w:val="single"/>
+        </w:rPr>
+      </w:pPr>
+      <w:r>
+        <w:rPr>
+          <w:b/>
+          <w:bCs/>
+          <w:u w:val="single"/>
+        </w:rPr>
         <w:t>3D Design</w:t>
       </w:r>
     </w:p>
@@ -8059,38 +9549,136 @@
       <w:r>
         <w:t xml:space="preserve">Um die benötigten </w:t>
       </w:r>
-      <w:proofErr w:type="gramStart"/>
-      <w:r>
-        <w:t>STL Dateien</w:t>
-      </w:r>
-      <w:proofErr w:type="gramEnd"/>
+      <w:r>
+        <w:t>STL-Dateien</w:t>
+      </w:r>
       <w:r>
         <w:t xml:space="preserve"> zu </w:t>
       </w:r>
+      <w:r>
+        <w:t>kreieren,</w:t>
+      </w:r>
+      <w:r>
+        <w:t xml:space="preserve"> wird das Programm Autodesk Inventor verwendet. Dieses bietet umfassende Tools zur 3D </w:t>
+      </w:r>
+      <w:r>
+        <w:t>CAD-Entwicklung</w:t>
+      </w:r>
+      <w:r>
+        <w:t xml:space="preserve">. </w:t>
+      </w:r>
+    </w:p>
+    <w:p>
+      <w:pPr>
+        <w:pStyle w:val="Text"/>
+      </w:pPr>
+    </w:p>
+    <w:p>
+      <w:pPr>
+        <w:pStyle w:val="Text"/>
+        <w:rPr>
+          <w:b/>
+          <w:bCs/>
+          <w:u w:val="single"/>
+        </w:rPr>
+      </w:pPr>
+      <w:r>
+        <w:rPr>
+          <w:b/>
+          <w:bCs/>
+          <w:u w:val="single"/>
+        </w:rPr>
+        <w:t>3D Druck</w:t>
+      </w:r>
+    </w:p>
+    <w:p>
+      <w:pPr>
+        <w:pStyle w:val="Text"/>
+      </w:pPr>
+    </w:p>
+    <w:p>
+      <w:pPr>
+        <w:pStyle w:val="Text"/>
+        <w:rPr>
+          <w:b/>
+          <w:bCs/>
+          <w:u w:val="single"/>
+        </w:rPr>
+      </w:pPr>
+      <w:r>
+        <w:rPr>
+          <w:b/>
+          <w:bCs/>
+          <w:u w:val="single"/>
+        </w:rPr>
+        <w:t>Dimensionierung des Gehäuses</w:t>
+      </w:r>
+    </w:p>
+    <w:p>
+      <w:pPr>
+        <w:pStyle w:val="Text"/>
+      </w:pPr>
+      <w:r>
+        <w:t>Die Grundmaße des Gehäuses werden direkt aus den Kameraeigenschaften errechnet.</w:t>
+      </w:r>
+    </w:p>
+    <w:p>
+      <w:pPr>
+        <w:pStyle w:val="Text"/>
+      </w:pPr>
+      <w:r>
+        <w:t>Höhe: Bei der Höhe ist die Tiefenkamera entscheidend, diese kann nämlich erst ab einer Entfernung von ca. 25 cm die Höhe richtig ausmessen</w:t>
+      </w:r>
+      <w:r>
+        <w:t xml:space="preserve">. </w:t>
+      </w:r>
+    </w:p>
+    <w:p>
+      <w:pPr>
+        <w:pStyle w:val="Text"/>
+        <w:rPr>
+          <w:b/>
+          <w:bCs/>
+          <w:u w:val="single"/>
+        </w:rPr>
+      </w:pPr>
+      <w:r>
+        <w:rPr>
+          <w:b/>
+          <w:bCs/>
+          <w:u w:val="single"/>
+        </w:rPr>
+        <w:t>Box-Aufbau</w:t>
+      </w:r>
+    </w:p>
+    <w:p>
+      <w:pPr>
+        <w:pStyle w:val="Text"/>
+      </w:pPr>
+      <w:r>
+        <w:t xml:space="preserve">Das Grundgerüst der Box besteht aus Fichten-Vollholz. Hierbei gibt es zwei Rahmen. Den tragenden Rahmen unten, auf welchem die </w:t>
+      </w:r>
       <w:proofErr w:type="spellStart"/>
       <w:r>
-        <w:t>kreiren</w:t>
+        <w:t>Wägezellen</w:t>
       </w:r>
       <w:proofErr w:type="spellEnd"/>
       <w:r>
-        <w:t xml:space="preserve"> wird das Programm Autodesk Inventor verwendet. Dieses bietet umfassende Tools zur 3D </w:t>
-      </w:r>
-      <w:proofErr w:type="gramStart"/>
-      <w:r>
-        <w:t>CAD Entwicklung</w:t>
-      </w:r>
-      <w:proofErr w:type="gramEnd"/>
-      <w:r>
-        <w:t xml:space="preserve">. </w:t>
-      </w:r>
-    </w:p>
-    <w:p>
-      <w:pPr>
-        <w:pStyle w:val="Text"/>
-      </w:pPr>
-      <w:r>
-        <w:t xml:space="preserve">Die </w:t>
-      </w:r>
+        <w:t xml:space="preserve"> montiert werden und einen dünneren Rahmen, der die Stabilität der Box und der Wandplatten gewährleistet</w:t>
+      </w:r>
+    </w:p>
+    <w:p>
+      <w:pPr>
+        <w:pStyle w:val="Text"/>
+      </w:pPr>
+      <w:r>
+        <w:t xml:space="preserve">Für die Wandplatten wurde sich für MDF-Platten entschieden, Diese haben eine weiße, raue Oberfläche und sind ideal für dieses Projekt. </w:t>
+      </w:r>
+    </w:p>
+    <w:p>
+      <w:pPr>
+        <w:pStyle w:val="Text"/>
+      </w:pPr>
     </w:p>
     <w:p>
       <w:pPr>
@@ -8103,6 +9691,14 @@
       </w:pPr>
       <w:r>
         <w:t>Gehäusemontage</w:t>
+      </w:r>
+    </w:p>
+    <w:p>
+      <w:pPr>
+        <w:pStyle w:val="Text"/>
+      </w:pPr>
+      <w:r>
+        <w:t>Nach Finalisierung der Box und der einzelnen Gehäuseteile, wird alles zusammengesetzt</w:t>
       </w:r>
     </w:p>
     <w:p>
@@ -8190,7 +9786,6 @@
       </w:pPr>
       <w:bookmarkStart w:id="40" w:name="_Toc200467204"/>
       <w:r>
-        <w:lastRenderedPageBreak/>
         <w:t>Zusammenfassung individueller Teil</w:t>
       </w:r>
       <w:bookmarkEnd w:id="40"/>
@@ -8342,10 +9937,10 @@
         </w:numPr>
         <w:outlineLvl w:val="9"/>
         <w:sectPr>
-          <w:headerReference w:type="default" r:id="rId82"/>
-          <w:footerReference w:type="default" r:id="rId83"/>
-          <w:headerReference w:type="first" r:id="rId84"/>
-          <w:footerReference w:type="first" r:id="rId85"/>
+          <w:headerReference w:type="default" r:id="rId89"/>
+          <w:footerReference w:type="default" r:id="rId90"/>
+          <w:headerReference w:type="first" r:id="rId91"/>
+          <w:footerReference w:type="first" r:id="rId92"/>
           <w:pgSz w:w="11906" w:h="16838"/>
           <w:pgMar w:top="1417" w:right="1440" w:bottom="1134" w:left="1440" w:header="708" w:footer="708" w:gutter="0"/>
           <w:cols w:space="720"/>
@@ -8549,10 +10144,10 @@
       <w:pPr>
         <w:pStyle w:val="Text"/>
         <w:sectPr>
-          <w:headerReference w:type="default" r:id="rId86"/>
-          <w:footerReference w:type="default" r:id="rId87"/>
-          <w:headerReference w:type="first" r:id="rId88"/>
-          <w:footerReference w:type="first" r:id="rId89"/>
+          <w:headerReference w:type="default" r:id="rId93"/>
+          <w:footerReference w:type="default" r:id="rId94"/>
+          <w:headerReference w:type="first" r:id="rId95"/>
+          <w:footerReference w:type="first" r:id="rId96"/>
           <w:pgSz w:w="11906" w:h="16838"/>
           <w:pgMar w:top="1417" w:right="1440" w:bottom="1134" w:left="1440" w:header="708" w:footer="708" w:gutter="0"/>
           <w:cols w:space="720"/>
@@ -8753,10 +10348,10 @@
       <w:pPr>
         <w:pStyle w:val="Text"/>
         <w:sectPr>
-          <w:headerReference w:type="default" r:id="rId90"/>
-          <w:footerReference w:type="default" r:id="rId91"/>
-          <w:headerReference w:type="first" r:id="rId92"/>
-          <w:footerReference w:type="first" r:id="rId93"/>
+          <w:headerReference w:type="default" r:id="rId97"/>
+          <w:footerReference w:type="default" r:id="rId98"/>
+          <w:headerReference w:type="first" r:id="rId99"/>
+          <w:footerReference w:type="first" r:id="rId100"/>
           <w:pgSz w:w="11906" w:h="16838"/>
           <w:pgMar w:top="1417" w:right="1440" w:bottom="1134" w:left="1440" w:header="708" w:footer="708" w:gutter="0"/>
           <w:cols w:space="720"/>
@@ -8907,10 +10502,10 @@
       <w:pPr>
         <w:pStyle w:val="Text"/>
         <w:sectPr>
-          <w:headerReference w:type="default" r:id="rId94"/>
-          <w:footerReference w:type="default" r:id="rId95"/>
-          <w:headerReference w:type="first" r:id="rId96"/>
-          <w:footerReference w:type="first" r:id="rId97"/>
+          <w:headerReference w:type="default" r:id="rId101"/>
+          <w:footerReference w:type="default" r:id="rId102"/>
+          <w:headerReference w:type="first" r:id="rId103"/>
+          <w:footerReference w:type="first" r:id="rId104"/>
           <w:pgSz w:w="11906" w:h="16838"/>
           <w:pgMar w:top="1417" w:right="1440" w:bottom="1134" w:left="1440" w:header="708" w:footer="708" w:gutter="0"/>
           <w:cols w:space="720"/>
@@ -8923,10 +10518,10 @@
       <w:pPr>
         <w:pStyle w:val="Heading1"/>
         <w:sectPr>
-          <w:headerReference w:type="default" r:id="rId98"/>
-          <w:footerReference w:type="default" r:id="rId99"/>
-          <w:headerReference w:type="first" r:id="rId100"/>
-          <w:footerReference w:type="first" r:id="rId101"/>
+          <w:headerReference w:type="default" r:id="rId105"/>
+          <w:footerReference w:type="default" r:id="rId106"/>
+          <w:headerReference w:type="first" r:id="rId107"/>
+          <w:footerReference w:type="first" r:id="rId108"/>
           <w:pgSz w:w="11906" w:h="16838"/>
           <w:pgMar w:top="1417" w:right="1440" w:bottom="1134" w:left="1440" w:header="708" w:footer="708" w:gutter="0"/>
           <w:cols w:space="720"/>
@@ -9196,10 +10791,10 @@
           <w:color w:val="0066FF"/>
         </w:rPr>
         <w:sectPr>
-          <w:headerReference w:type="default" r:id="rId102"/>
-          <w:footerReference w:type="default" r:id="rId103"/>
-          <w:headerReference w:type="first" r:id="rId104"/>
-          <w:footerReference w:type="first" r:id="rId105"/>
+          <w:headerReference w:type="default" r:id="rId109"/>
+          <w:footerReference w:type="default" r:id="rId110"/>
+          <w:headerReference w:type="first" r:id="rId111"/>
+          <w:footerReference w:type="first" r:id="rId112"/>
           <w:pgSz w:w="11906" w:h="16838"/>
           <w:pgMar w:top="1417" w:right="1440" w:bottom="1134" w:left="1440" w:header="708" w:footer="708" w:gutter="0"/>
           <w:cols w:space="720"/>
@@ -9259,10 +10854,10 @@
       <w:bookmarkEnd w:id="104"/>
     </w:p>
     <w:sectPr>
-      <w:headerReference w:type="default" r:id="rId106"/>
-      <w:footerReference w:type="default" r:id="rId107"/>
-      <w:headerReference w:type="first" r:id="rId108"/>
-      <w:footerReference w:type="first" r:id="rId109"/>
+      <w:headerReference w:type="default" r:id="rId113"/>
+      <w:footerReference w:type="default" r:id="rId114"/>
+      <w:headerReference w:type="first" r:id="rId115"/>
+      <w:footerReference w:type="first" r:id="rId116"/>
       <w:pgSz w:w="11906" w:h="16838"/>
       <w:pgMar w:top="1417" w:right="1440" w:bottom="1134" w:left="1440" w:header="708" w:footer="708" w:gutter="0"/>
       <w:cols w:space="720"/>
@@ -13292,7 +14887,7 @@
     <w:lsdException w:name="Table Web 2" w:semiHidden="1" w:unhideWhenUsed="1"/>
     <w:lsdException w:name="Table Web 3" w:semiHidden="1" w:unhideWhenUsed="1"/>
     <w:lsdException w:name="Balloon Text" w:semiHidden="1" w:unhideWhenUsed="1"/>
-    <w:lsdException w:name="Table Grid" w:uiPriority="59"/>
+    <w:lsdException w:name="Table Grid" w:uiPriority="39"/>
     <w:lsdException w:name="Table Theme" w:semiHidden="1" w:unhideWhenUsed="1"/>
     <w:lsdException w:name="Placeholder Text" w:semiHidden="1"/>
     <w:lsdException w:name="No Spacing" w:uiPriority="1" w:qFormat="1"/>
@@ -13745,6 +15340,7 @@
   <w:style w:type="character" w:default="1" w:styleId="DefaultParagraphFont">
     <w:name w:val="Default Paragraph Font"/>
     <w:uiPriority w:val="1"/>
+    <w:semiHidden/>
     <w:unhideWhenUsed/>
   </w:style>
   <w:style w:type="table" w:default="1" w:styleId="TableNormal">
@@ -15278,7 +16874,7 @@
   <w:style w:type="table" w:styleId="TableGrid">
     <w:name w:val="Table Grid"/>
     <w:basedOn w:val="TableNormal"/>
-    <w:uiPriority w:val="59"/>
+    <w:uiPriority w:val="39"/>
     <w:rsid w:val="007A1887"/>
     <w:rPr>
       <w:rFonts w:asciiTheme="minorHAnsi" w:eastAsiaTheme="minorHAnsi" w:hAnsiTheme="minorHAnsi" w:cstheme="minorBidi"/>
@@ -15545,6 +17141,10 @@
 </file>
 
 <file path=customXml/item1.xml><?xml version="1.0" encoding="utf-8"?>
+<b:Sources xmlns:b="http://schemas.openxmlformats.org/officeDocument/2006/bibliography" xmlns="http://schemas.openxmlformats.org/officeDocument/2006/bibliography" SelectedStyle="\APASixthEditionOfficeOnline.xsl" StyleName="APA" Version="6"/>
+</file>
+
+<file path=customXml/item2.xml><?xml version="1.0" encoding="utf-8"?>
 <?mso-contentType ?>
 <FormTemplates xmlns="http://schemas.microsoft.com/sharepoint/v3/contenttype/forms">
   <Display>DocumentLibraryForm</Display>
@@ -15553,95 +17153,7 @@
 </FormTemplates>
 </file>
 
-<file path=customXml/item2.xml><?xml version="1.0" encoding="utf-8"?>
-<inkml:ink xmlns:inkml="http://www.w3.org/2003/InkML">
-  <inkml:definitions>
-    <inkml:context xml:id="ctx0">
-      <inkml:inkSource xml:id="inkSrc0">
-        <inkml:traceFormat>
-          <inkml:channel name="X" type="integer" min="-2.14748E9" max="2.14748E9" units="cm"/>
-          <inkml:channel name="Y" type="integer" min="-2.14748E9" max="2.14748E9" units="cm"/>
-          <inkml:channel name="F" type="integer" max="32767" units="dev"/>
-          <inkml:channel name="OA" type="integer" max="360" units="deg"/>
-          <inkml:channel name="OE" type="integer" max="90" units="deg"/>
-        </inkml:traceFormat>
-        <inkml:channelProperties>
-          <inkml:channelProperty channel="X" name="resolution" value="1000" units="1/cm"/>
-          <inkml:channelProperty channel="Y" name="resolution" value="1000" units="1/cm"/>
-          <inkml:channelProperty channel="F" name="resolution" value="0" units="1/dev"/>
-          <inkml:channelProperty channel="OA" name="resolution" value="1000" units="1/deg"/>
-          <inkml:channelProperty channel="OE" name="resolution" value="1000" units="1/deg"/>
-        </inkml:channelProperties>
-      </inkml:inkSource>
-      <inkml:timestamp xml:id="ts0" timeString="2025-06-10T16:09:06.362"/>
-    </inkml:context>
-    <inkml:brush xml:id="br0">
-      <inkml:brushProperty name="width" value="0.05" units="cm"/>
-      <inkml:brushProperty name="height" value="0.05" units="cm"/>
-      <inkml:brushProperty name="color" value="#E71224"/>
-    </inkml:brush>
-  </inkml:definitions>
-  <inkml:trace contextRef="#ctx0" brushRef="#br0">3153 356 7202 0 0,'-44'-7'350'0'0,"0"-2"0"0"0,1-2 0 0 0,0-2 0 0 0,-57-25 1 0 0,-168-76 1481 0 0,190 86-1679 0 0,-122-28 1 0 0,156 47-169 0 0,-67-16 302 0 0,-1 5 0 0 0,-122-5-1 0 0,88 25-117 0 0,1 6-1 0 0,-1 6 0 0 0,-208 45 1 0 0,298-44-170 0 0,0 3 1 0 0,1 1 0 0 0,1 4 0 0 0,0 1 0 0 0,-95 56-1 0 0,75-31-102 0 0,-120 97-1 0 0,165-119 91 0 0,2 1 0 0 0,1 2 0 0 0,1 0 0 0 0,2 2 1 0 0,1 0-1 0 0,-32 58 0 0 0,30-39-7 0 0,1 2 0 0 0,3 0 1 0 0,2 1-1 0 0,3 1 0 0 0,-17 102 0 0 0,25-76 38 0 0,3-1 0 0 0,4 1 0 0 0,4-1 0 0 0,20 120 0 0 0,-13-124-5 0 0,-3-11 48 0 0,4-1 0 0 0,23 76-1 0 0,-28-119-47 0 0,0-1 0 0 0,1 0 0 0 0,0 0 0 0 0,2-1 0 0 0,0 0 0 0 0,1-1 0 0 0,0 0 0 0 0,2-1 0 0 0,-1 0 0 0 0,2-1-1 0 0,25 20 1 0 0,-15-17 28 0 0,0-1 0 0 0,1-2-1 0 0,1 0 1 0 0,0-2 0 0 0,1-1-1 0 0,0-1 1 0 0,0-1 0 0 0,1-2-1 0 0,1 0 1 0 0,-1-2-1 0 0,1-1 1 0 0,31-1 0 0 0,36-3 35 0 0,1-4 1 0 0,122-22 0 0 0,-40 5 38 0 0,-35 9-33 0 0,182-24 276 0 0,51-43 591 0 0,-309 60-804 0 0,-1-3-1 0 0,0-3 1 0 0,89-47 0 0 0,59-55 5 0 0,-176 101-72 0 0,-1-3 0 0 0,-1-1 1 0 0,41-43-1 0 0,-52 43-35 0 0,-2 0 1 0 0,-1-2-1 0 0,-1-1 0 0 0,23-47 1 0 0,-19 26 62 0 0,-3-2 1 0 0,19-65-1 0 0,-30 75 16 0 0,-2 1 0 0 0,5-70 0 0 0,-4-95-93 0 0,-11 199-21 0 0,1-9 55 0 0,-1 1 0 0 0,-1-1 0 0 0,-1 1 0 0 0,0-1 0 0 0,-1 1 0 0 0,-2 0 0 0 0,0 0 0 0 0,-1 0 0 0 0,0 1 0 0 0,-2-1 0 0 0,-12-21 0 0 0,-32-62 287 0 0,32 60-30 0 0,-28-42 0 0 0,39 70-276 0 0,0 2 1 0 0,-1-1-1 0 0,0 1 1 0 0,-1 1-1 0 0,-1 0 1 0 0,0 0-1 0 0,-14-9 1 0 0,-10-3-215 0 0,0 3 0 0 0,-1 0-1 0 0,-1 3 1 0 0,0 1 0 0 0,-1 2 0 0 0,-1 1 0 0 0,-1 2 0 0 0,1 2 0 0 0,-1 2 0 0 0,-1 2 0 0 0,1 1 0 0 0,-76 4 0 0 0,88 3-696 0 0,0 2-1 0 0,0 1 1 0 0,0 2 0 0 0,-39 15 0 0 0,23-4 15 0 0</inkml:trace>
-  <inkml:trace contextRef="#ctx0" brushRef="#br0" timeOffset="2304.57">3473 308 408 0 0,'25'-34'-131'0'0,"-12"9"9868"0"0,-14 35-9206 0 0,-2 1-494 0 0,2 1 1 0 0,-1-1 0 0 0,1 0-1 0 0,1 1 1 0 0,0-1-1 0 0,3 17 1 0 0,16 78-22 0 0,-1-5-4 0 0,-6 136 38 0 0,0-15 29 0 0,-4-164-14 0 0,-4-36 88 0 0,2 43 1333 0 0,-8-70-1392 0 0,0 1 0 0 0,0-1 0 0 0,0 0 0 0 0,0 0 0 0 0,1 0 0 0 0,-2-8 0 0 0,2 11-63 0 0,-50-289 287 0 0,50 262-342 0 0,1 0 0 0 0,1 0-1 0 0,2 1 1 0 0,1-1-1 0 0,10-38 1 0 0,6-41-152 0 0,-20 107 169 0 0,0 1 1 0 0,0 0-1 0 0,0-1 1 0 0,0 1-1 0 0,0 0 1 0 0,0-1 0 0 0,0 1-1 0 0,0 0 1 0 0,0-1-1 0 0,0 1 1 0 0,0-1 0 0 0,0 1-1 0 0,0 0 1 0 0,0-1-1 0 0,0 1 1 0 0,0 0-1 0 0,-1-1 1 0 0,1 1 0 0 0,0 0-1 0 0,0-1 1 0 0,0 1-1 0 0,-1 0 1 0 0,1 0 0 0 0,0-1-1 0 0,0 1 1 0 0,-1 0-1 0 0,1 0 1 0 0,0-1-1 0 0,0 1 1 0 0,-1 0 0 0 0,1 0-1 0 0,0 0 1 0 0,-1-1-1 0 0,1 1 1 0 0,0 0 0 0 0,-1 0-1 0 0,1 0 1 0 0,-1 0-1 0 0,1 0 1 0 0,0 0-1 0 0,-1 0 1 0 0,1 0 0 0 0,0 0-1 0 0,-1 0 1 0 0,1 0-1 0 0,-1 0 1 0 0,1 0 0 0 0,0 0-1 0 0,-1 0 1 0 0,1 0-1 0 0,0 0 1 0 0,-1 0-1 0 0,1 1 1 0 0,0-1 0 0 0,-1 0-1 0 0,1 0 1 0 0,0 0-1 0 0,-1 1 1 0 0,1-1 0 0 0,0 0-1 0 0,-1 1 1 0 0,-1 0 2 0 0,-1 1 0 0 0,1-1 1 0 0,-1 1-1 0 0,1-1 0 0 0,0 1 1 0 0,0 0-1 0 0,0 0 0 0 0,-3 3 1 0 0,-4 11-2 0 0,0 1 0 0 0,1 0 0 0 0,1 1 0 0 0,0-1 0 0 0,1 1 0 0 0,1 1 0 0 0,1-1 0 0 0,-2 21 1 0 0,0 19-138 0 0,2 75 1 0 0,4-118-445 0 0,1 1 0 0 0,0-1 0 0 0,2 1 0 0 0,-1-1 0 0 0,2 0 0 0 0,0 0 0 0 0,1-1 0 0 0,0 1 0 0 0,9 14 0 0 0,-8-17-549 0 0</inkml:trace>
-  <inkml:trace contextRef="#ctx0" brushRef="#br0" timeOffset="2956.45">3554 1583 3409 0 0,'0'0'4221'0'0,"-1"0"-4145"0"0,0 0 0 0 0,1 1 0 0 0,-1-1 1 0 0,0 0-1 0 0,1 0 0 0 0,-1 0 0 0 0,0 1 1 0 0,0-1-1 0 0,1 0 0 0 0,-1 1 0 0 0,0-1 1 0 0,1 0-1 0 0,-1 1 0 0 0,1-1 0 0 0,-1 1 1 0 0,1-1-1 0 0,-1 1 0 0 0,1-1 0 0 0,-1 1 1 0 0,1-1-1 0 0,-1 1 0 0 0,0 1 0 0 0,-2 5-46 0 0,1 1-1 0 0,-1 0 1 0 0,1-1-1 0 0,1 1 0 0 0,-1 0 1 0 0,1 0-1 0 0,1 0 1 0 0,0 12-1 0 0,0-4-34 0 0,1 0 0 0 0,1 0 1 0 0,7 26-1 0 0,-10-41 2 0 0,1-1 0 0 0,1 1 0 0 0,-1-1 0 0 0,0 1 0 0 0,0-1 0 0 0,0 1 0 0 0,0-1 0 0 0,0 1 0 0 0,0-1 0 0 0,0 1 0 0 0,1-1 0 0 0,-1 1 0 0 0,0-1 0 0 0,0 0 0 0 0,1 1 0 0 0,-1-1 0 0 0,0 1 0 0 0,1-1 0 0 0,-1 0 0 0 0,0 1 0 0 0,1-1 0 0 0,-1 0 0 0 0,0 1 0 0 0,1-1 0 0 0,-1 0 0 0 0,1 0 0 0 0,-1 0 0 0 0,1 1 0 0 0,-1-1 0 0 0,0 0 0 0 0,1 0 0 0 0,-1 0 0 0 0,1 0 0 0 0,-1 0 0 0 0,2 0 0 0 0,12-13-54 0 0,7-26 91 0 0,-19 31 14 0 0,0-1 0 0 0,-1 0 0 0 0,1 0 1 0 0,-2-1-1 0 0,1 1 0 0 0,-2 0 0 0 0,1 0 0 0 0,-2-10 0 0 0,1 14 3 0 0,0 1 0 0 0,0-1 0 0 0,-1 1 0 0 0,1-1 0 0 0,-1 1 0 0 0,0-1-1 0 0,-5-7 1 0 0,6 11-13 0 0,0-1 0 0 0,-1 0 0 0 0,1 1-1 0 0,-1-1 1 0 0,1 1 0 0 0,-1-1 0 0 0,1 1 0 0 0,-1 0-1 0 0,0-1 1 0 0,0 1 0 0 0,0 0 0 0 0,0 0-1 0 0,0 1 1 0 0,0-1 0 0 0,0 0 0 0 0,0 1 0 0 0,-4-2-1 0 0,4 3-23 0 0,1-1 0 0 0,-1 0 0 0 0,0 1 0 0 0,0 0 0 0 0,0-1 0 0 0,1 1-1 0 0,-1 0 1 0 0,0 0 0 0 0,1 0 0 0 0,-1 0 0 0 0,0 0 0 0 0,1 0 0 0 0,-1 0-1 0 0,1 0 1 0 0,0 1 0 0 0,-1-1 0 0 0,1 1 0 0 0,0-1 0 0 0,0 1 0 0 0,0-1-1 0 0,0 1 1 0 0,0 0 0 0 0,0-1 0 0 0,1 1 0 0 0,-1 0 0 0 0,0 0 0 0 0,1-1 0 0 0,0 1-1 0 0,-1 3 1 0 0,0-1-44 0 0,0-1-1 0 0,0 0 1 0 0,0 1-1 0 0,1-1 0 0 0,-1 1 1 0 0,1-1-1 0 0,0 1 1 0 0,0-1-1 0 0,0 1 0 0 0,1-1 1 0 0,-1 1-1 0 0,1-1 1 0 0,0 0-1 0 0,0 1 1 0 0,2 4-1 0 0,-3-7 18 0 0,1-1 0 0 0,-1 1 0 0 0,0-1 0 0 0,1 1 0 0 0,-1-1 0 0 0,0 0 0 0 0,1 1 0 0 0,-1-1 0 0 0,1 0 0 0 0,-1 1 0 0 0,0-1 0 0 0,1 0 0 0 0,-1 0 0 0 0,1 1 0 0 0,-1-1 0 0 0,1 0 0 0 0,-1 0 0 0 0,1 0 1 0 0,-1 0-1 0 0,1 1 0 0 0,-1-1 0 0 0,1 0 0 0 0,-1 0 0 0 0,1 0 0 0 0,-1 0 0 0 0,1 0 0 0 0,-1 0 0 0 0,1-1 0 0 0,0 1 0 0 0,-1 0 0 0 0,1 0 0 0 0,-1 0 0 0 0,1 0 0 0 0,0-1 0 0 0,15-16-99 0 0,-12 10 125 0 0,0 1 0 0 0,-1-1 0 0 0,0 1 0 0 0,4-13 0 0 0,-5-5 173 0 0,-3 24-177 0 0,1 0 0 0 0,0-1-1 0 0,0 1 1 0 0,0 0-1 0 0,0 0 1 0 0,0 0 0 0 0,0 0-1 0 0,0 0 1 0 0,0-1 0 0 0,0 1-1 0 0,-1 0 1 0 0,1 0-1 0 0,0 0 1 0 0,0 0 0 0 0,0 0-1 0 0,0 0 1 0 0,0 0-1 0 0,-1 0 1 0 0,1-1 0 0 0,0 1-1 0 0,0 0 1 0 0,0 0-1 0 0,0 0 1 0 0,-1 0 0 0 0,1 0-1 0 0,0 0 1 0 0,0 0 0 0 0,0 0-1 0 0,0 0 1 0 0,-1 0-1 0 0,1 0 1 0 0,0 0 0 0 0,0 0-1 0 0,0 0 1 0 0,0 0-1 0 0,0 1 1 0 0,-1-1 0 0 0,1 0-1 0 0,0 0 1 0 0,0 0-1 0 0,0 0 1 0 0,0 0 0 0 0,0 0-1 0 0,-1 0 1 0 0,1 0 0 0 0,0 0-1 0 0,0 1 1 0 0,0-1-1 0 0,0 0 1 0 0,0 0 0 0 0,0 0-1 0 0,0 0 1 0 0,-1 0-1 0 0,1 1 1 0 0,-2 2 12 0 0,0 0-1 0 0,0 0 1 0 0,0 0-1 0 0,0 0 1 0 0,1 0 0 0 0,-1 1-1 0 0,1-1 1 0 0,0 1-1 0 0,0-1 1 0 0,-1 5-1 0 0,0 5-669 0 0,0 1 1 0 0,0 0-1 0 0,2 0 0 0 0,1 24 0 0 0,0-28 77 0 0</inkml:trace>
-</inkml:ink>
-</file>
-
 <file path=customXml/item3.xml><?xml version="1.0" encoding="utf-8"?>
-<inkml:ink xmlns:inkml="http://www.w3.org/2003/InkML">
-  <inkml:definitions>
-    <inkml:context xml:id="ctx0">
-      <inkml:inkSource xml:id="inkSrc0">
-        <inkml:traceFormat>
-          <inkml:channel name="X" type="integer" min="-2.14748E9" max="2.14748E9" units="cm"/>
-          <inkml:channel name="Y" type="integer" min="-2.14748E9" max="2.14748E9" units="cm"/>
-          <inkml:channel name="F" type="integer" max="32767" units="dev"/>
-          <inkml:channel name="OA" type="integer" max="360" units="deg"/>
-          <inkml:channel name="OE" type="integer" max="90" units="deg"/>
-        </inkml:traceFormat>
-        <inkml:channelProperties>
-          <inkml:channelProperty channel="X" name="resolution" value="1000" units="1/cm"/>
-          <inkml:channelProperty channel="Y" name="resolution" value="1000" units="1/cm"/>
-          <inkml:channelProperty channel="F" name="resolution" value="0" units="1/dev"/>
-          <inkml:channelProperty channel="OA" name="resolution" value="1000" units="1/deg"/>
-          <inkml:channelProperty channel="OE" name="resolution" value="1000" units="1/deg"/>
-        </inkml:channelProperties>
-      </inkml:inkSource>
-      <inkml:timestamp xml:id="ts0" timeString="2025-06-10T16:08:54.030"/>
-    </inkml:context>
-    <inkml:brush xml:id="br0">
-      <inkml:brushProperty name="width" value="0.05" units="cm"/>
-      <inkml:brushProperty name="height" value="0.05" units="cm"/>
-      <inkml:brushProperty name="color" value="#E71224"/>
-    </inkml:brush>
-  </inkml:definitions>
-  <inkml:trace contextRef="#ctx0" brushRef="#br0">5 208 2425 0 0,'0'0'5878'0'0,"24"0"-3468"0"0,-17 1-2405 0 0,0 0 1 0 0,0 0-1 0 0,0 0 0 0 0,0 1 1 0 0,0 0-1 0 0,11 5 0 0 0,-9-5 40 0 0,0 0-1 0 0,0 0 0 0 0,0-1 0 0 0,1 0 1 0 0,-1 0-1 0 0,0-1 0 0 0,17-3 1 0 0,4 2 74 0 0,-22 1-105 0 0,1-1 1 0 0,0 2-1 0 0,-1-1 0 0 0,1 1 1 0 0,-1 0-1 0 0,1 1 1 0 0,-1 0-1 0 0,1 0 1 0 0,-1 1-1 0 0,14 7 0 0 0,-22-10-10 0 0,1 0 1 0 0,0 1-1 0 0,-1-1 0 0 0,1 1 0 0 0,0-1 0 0 0,-1 1 0 0 0,1-1 0 0 0,0 1 0 0 0,-1 0 0 0 0,1-1 0 0 0,-1 1 0 0 0,1 0 0 0 0,-1-1 0 0 0,0 1 0 0 0,1 0 0 0 0,-1 0 0 0 0,0-1 0 0 0,1 1 0 0 0,-1 0 0 0 0,0 0 0 0 0,0 0 0 0 0,0-1 0 0 0,0 1 0 0 0,0 0 1 0 0,0 0-1 0 0,0 0 0 0 0,0 0 0 0 0,0-1 0 0 0,0 1 0 0 0,0 0 0 0 0,0 0 0 0 0,-1 0 0 0 0,1-1 0 0 0,0 1 0 0 0,-1 0 0 0 0,1 0 0 0 0,0-1 0 0 0,-1 1 0 0 0,1 0 0 0 0,-2 0 0 0 0,-2 4 13 0 0,0-1 0 0 0,-1 1 0 0 0,0-1 0 0 0,-10 6 0 0 0,-6 7-17 0 0,-52 46-71 0 0,46-41 27 0 0,-30 31 0 0 0,55-51 44 0 0,1 0 0 0 0,-1 0 0 0 0,0 0 0 0 0,1 0-1 0 0,-1 0 1 0 0,1 0 0 0 0,0 0 0 0 0,0 0 0 0 0,-1 1-1 0 0,1-1 1 0 0,1 0 0 0 0,-1 1 0 0 0,0-1 0 0 0,1 1-1 0 0,-1-1 1 0 0,1 1 0 0 0,0-1 0 0 0,0 5-1 0 0,0-6 1 0 0,1 1 0 0 0,0-1 0 0 0,-1 1 0 0 0,1-1 0 0 0,0 1 0 0 0,0-1 0 0 0,0 0-1 0 0,0 1 1 0 0,0-1 0 0 0,0 0 0 0 0,0 0 0 0 0,0 0 0 0 0,1 0 0 0 0,-1 0-1 0 0,0 0 1 0 0,1 0 0 0 0,-1 0 0 0 0,1 0 0 0 0,-1-1 0 0 0,1 1 0 0 0,-1-1 0 0 0,1 1-1 0 0,-1-1 1 0 0,1 1 0 0 0,0-1 0 0 0,-1 0 0 0 0,1 0 0 0 0,-1 0 0 0 0,3 0-1 0 0,29 4-18 0 0,-11-1-40 0 0,-1-1 0 0 0,25-2 0 0 0,-39 0 42 0 0,1-1-1 0 0,0 0 1 0 0,0 0-1 0 0,-1-1 1 0 0,1 0-1 0 0,-1-1 1 0 0,0 0 0 0 0,0 0-1 0 0,12-7 1 0 0,29-13-1642 0 0,-12 16-3216 0 0,-30 7 3490 0 0</inkml:trace>
-  <inkml:trace contextRef="#ctx0" brushRef="#br0" timeOffset="537.36">1 353 3761 0 0,'14'-4'313'0'0,"1"1"1"0"0,0 1 0 0 0,0 0-1 0 0,0 1 1 0 0,1 1 0 0 0,-1 0-1 0 0,0 1 1 0 0,0 0 0 0 0,0 2-1 0 0,0-1 1 0 0,-1 2 0 0 0,1 0-1 0 0,-1 1 1 0 0,1 0 0 0 0,13 8-1 0 0,-21-9-404 0 0,1-2 0 0 0,0 1 0 0 0,0-1 0 0 0,0 0-1 0 0,0-1 1 0 0,0 0 0 0 0,0 0 0 0 0,1 0 0 0 0,-1-1 0 0 0,0-1-1 0 0,0 1 1 0 0,1-2 0 0 0,-1 1 0 0 0,0-1 0 0 0,0 0 0 0 0,9-4 0 0 0,-11 5-498 0 0</inkml:trace>
-  <inkml:trace contextRef="#ctx0" brushRef="#br0" timeOffset="1907.49">580 318 4417 0 0,'0'0'535'0'0,"25"18"674"0"0,-15-14-1066 0 0,1 0-1 0 0,0-1 0 0 0,-1 0 0 0 0,1-1 1 0 0,17 2-1 0 0,-15-3-53 0 0,0-1 1 0 0,0 0-1 0 0,19-4 1 0 0,-28 4-78 0 0,0-1 0 0 0,-1 1 0 0 0,1-1 1 0 0,-1 0-1 0 0,1-1 0 0 0,-1 1 0 0 0,1 0 1 0 0,-1-1-1 0 0,0 0 0 0 0,0 0 1 0 0,0 0-1 0 0,0 0 0 0 0,0 0 0 0 0,0-1 1 0 0,-1 1-1 0 0,1-1 0 0 0,2-4 1 0 0,-4 5-7 0 0,0 0 0 0 0,0 0 0 0 0,-1 0 0 0 0,1 0 0 0 0,-1 0 1 0 0,0 0-1 0 0,1 0 0 0 0,-1 0 0 0 0,0 0 0 0 0,0 0 1 0 0,0 0-1 0 0,-1 0 0 0 0,1 0 0 0 0,0 0 0 0 0,-1 0 0 0 0,1 0 1 0 0,-1 0-1 0 0,0 0 0 0 0,-1-3 0 0 0,2 4-6 0 0,-1 0-1 0 0,0-1 1 0 0,0 1-1 0 0,0 0 1 0 0,1 0 0 0 0,-1 0-1 0 0,0 0 1 0 0,-1 0-1 0 0,1 0 1 0 0,0 0 0 0 0,0 0-1 0 0,0 0 1 0 0,0 1-1 0 0,-1-1 1 0 0,1 0-1 0 0,0 1 1 0 0,-1-1 0 0 0,1 1-1 0 0,0-1 1 0 0,-1 1-1 0 0,1 0 1 0 0,-1 0 0 0 0,1-1-1 0 0,0 1 1 0 0,-1 0-1 0 0,1 0 1 0 0,-1 0-1 0 0,1 1 1 0 0,-1-1 0 0 0,1 0-1 0 0,-1 0 1 0 0,1 1-1 0 0,-2 0 1 0 0,-13 4-18 0 0,0 1 0 0 0,0 1 1 0 0,0 0-1 0 0,1 1 0 0 0,-16 12 0 0 0,26-16 81 0 0,-1 0 0 0 0,2 0 0 0 0,-1 0 0 0 0,0 1 0 0 0,1 0 1 0 0,0 0-1 0 0,0 0 0 0 0,1 0 0 0 0,-1 0 0 0 0,1 1 0 0 0,0 0 0 0 0,1 0 0 0 0,-1 0 0 0 0,1 0 0 0 0,0 0 0 0 0,1 0 0 0 0,-2 9 0 0 0,3-10-43 0 0,-1-1 0 0 0,2 1 0 0 0,-1-1 0 0 0,0 1 0 0 0,1-1 0 0 0,0 1-1 0 0,0-1 1 0 0,0 0 0 0 0,1 1 0 0 0,-1-1 0 0 0,1 0 0 0 0,0 0 0 0 0,0 0 0 0 0,4 5 0 0 0,-1-3-13 0 0,0 1-1 0 0,0-1 1 0 0,1 0 0 0 0,0 0 0 0 0,0-1 0 0 0,1 0 0 0 0,11 8 0 0 0,-10-9 30 0 0,-1 1 0 0 0,0-1 0 0 0,1-1 0 0 0,0 0 0 0 0,-1 0 1 0 0,1 0-1 0 0,1-1 0 0 0,-1 0 0 0 0,0-1 0 0 0,0 1 0 0 0,1-2 0 0 0,-1 1 0 0 0,1-1 0 0 0,-1-1 0 0 0,0 1 0 0 0,14-4 0 0 0,-13 1 19 0 0,0 0 0 0 0,0 0-1 0 0,-1-1 1 0 0,1-1 0 0 0,-1 1-1 0 0,0-1 1 0 0,0-1 0 0 0,0 0-1 0 0,-1 0 1 0 0,0 0 0 0 0,0-1-1 0 0,-1 0 1 0 0,1 0-1 0 0,-1-1 1 0 0,-1 1 0 0 0,0-1-1 0 0,0-1 1 0 0,0 1 0 0 0,-1-1-1 0 0,-1 1 1 0 0,6-18 0 0 0,3-2 566 0 0,-23 48-322 0 0,9-18-301 0 0,1 1 0 0 0,0 0 1 0 0,-1 0-1 0 0,1-1 0 0 0,0 1 0 0 0,0 0 1 0 0,1 0-1 0 0,-1 0 0 0 0,1 0 0 0 0,-1 0 1 0 0,1 0-1 0 0,0 0 0 0 0,0 0 0 0 0,1 5 1 0 0,-1-8 0 0 0,0-1 0 0 0,0 1 0 0 0,0 0 0 0 0,0 0 0 0 0,0 0 0 0 0,0 0 0 0 0,-1 0 0 0 0,1 0 0 0 0,0 0 0 0 0,0 0 0 0 0,0 0-1 0 0,0 0 1 0 0,0 0 0 0 0,0 0 0 0 0,0 0 0 0 0,0 0 0 0 0,0 0 0 0 0,0 0 0 0 0,0 0 0 0 0,0 0 0 0 0,0 0 0 0 0,0 0 0 0 0,0 0 0 0 0,0 0 0 0 0,0 0 0 0 0,0 0 0 0 0,-1 0 0 0 0,1 0 0 0 0,0 0 0 0 0,0 0 0 0 0,0 0 0 0 0,0 0 0 0 0,0 0 0 0 0,0 0 0 0 0,9 36 2 0 0,-9-36 0 0 0,0 1 0 0 0,0 0 0 0 0,0-1-1 0 0,0 1 1 0 0,0-1 0 0 0,1 1 0 0 0,-1 0 0 0 0,0-1 0 0 0,0 1 0 0 0,0-1 0 0 0,1 1-1 0 0,-1-1 1 0 0,0 1 0 0 0,0-1 0 0 0,1 1 0 0 0,-1-1 0 0 0,0 1 0 0 0,1-1 0 0 0,-1 1-1 0 0,1-1 1 0 0,-1 1 0 0 0,1-1 0 0 0,-1 0 0 0 0,1 1 0 0 0,-1-1 0 0 0,1 0 0 0 0,-1 0-1 0 0,1 1 1 0 0,-1-1 0 0 0,1 0 0 0 0,-1 0 0 0 0,2 1 0 0 0,5 1 24 0 0,-1 1-15 0 0,-4-1-3 0 0,0-1 0 0 0,0 0-1 0 0,0 0 1 0 0,0 0-1 0 0,0 0 1 0 0,0-1 0 0 0,0 1-1 0 0,0 0 1 0 0,0-1-1 0 0,0 0 1 0 0,4 1 0 0 0,-2-1 6 0 0,-1-1 1 0 0,1 0 0 0 0,-1 1 0 0 0,1-1 0 0 0,-1-1-1 0 0,0 1 1 0 0,1 0 0 0 0,-1-1 0 0 0,0 0 0 0 0,0 0 0 0 0,0 1-1 0 0,0-2 1 0 0,0 1 0 0 0,0 0 0 0 0,-1-1 0 0 0,1 1-1 0 0,3-6 1 0 0,2-3 48 0 0,0 0 0 0 0,-1 0-1 0 0,9-18 1 0 0,-15 28-59 0 0,-1 1 0 0 0,0 0 0 0 0,1 0 0 0 0,-1 0 0 0 0,0-1 0 0 0,1 1 0 0 0,-1 0-1 0 0,0 0 1 0 0,1 0 0 0 0,-1 0 0 0 0,1 0 0 0 0,-1 0 0 0 0,0 0 0 0 0,1 0 0 0 0,-1 0 0 0 0,1 0 0 0 0,-1 0 0 0 0,0 0 0 0 0,1 0 0 0 0,-1 0 0 0 0,0 0 0 0 0,1 0-1 0 0,-1 0 1 0 0,1 0 0 0 0,-1 1 0 0 0,0-1 0 0 0,1 0 0 0 0,-1 0 0 0 0,0 0 0 0 0,1 1 0 0 0,-1-1 0 0 0,1 1 0 0 0,15 10 220 0 0,-11-8-150 0 0,16 12 108 0 0,-20-14-176 0 0,1 0 0 0 0,-1 0 0 0 0,1 1 0 0 0,0-1 0 0 0,-1 0 0 0 0,1 0 0 0 0,0-1 0 0 0,0 1 1 0 0,-1 0-1 0 0,1 0 0 0 0,3 0 0 0 0,14 9 241 0 0,-16-8-777 0 0,0 1 0 0 0,0-1 1 0 0,0 0-1 0 0,1-1 1 0 0,-1 1-1 0 0,0-1 0 0 0,7 3 1 0 0,16 2-598 0 0,-20-4-110 0 0</inkml:trace>
-  <inkml:trace contextRef="#ctx0" brushRef="#br0" timeOffset="2280.99">1565 26 4089 0 0,'0'0'1209'0'0,"0"0"-1132"0"0,0 0-1 0 0,0 0 1 0 0,0-1-1 0 0,0 1 1 0 0,0 0 0 0 0,0 0-1 0 0,0 0 1 0 0,0 0-1 0 0,0-1 1 0 0,0 1-1 0 0,0 0 1 0 0,0 0-1 0 0,0 0 1 0 0,0 0-1 0 0,0 0 1 0 0,0-1-1 0 0,0 1 1 0 0,-1 0-1 0 0,1 0 1 0 0,0 0-1 0 0,0 0 1 0 0,0 0-1 0 0,0 0 1 0 0,0 0-1 0 0,0-1 1 0 0,0 1-1 0 0,0 0 1 0 0,-1 0-1 0 0,1 0 1 0 0,0 0-1 0 0,0 0 1 0 0,0 0-1 0 0,0 0 1 0 0,0 0-1 0 0,-1 0 1 0 0,1 0-1 0 0,0 0 1 0 0,0 0-1 0 0,0 0 1 0 0,0 0-1 0 0,0 0 1 0 0,-1 0-1 0 0,1 0 1 0 0,0 0-1 0 0,0 0 1 0 0,0 0-1 0 0,0 0 1 0 0,0 0-1 0 0,-1 0 1 0 0,1 0-1 0 0,0 0 1 0 0,0 0-1 0 0,0 0 1 0 0,0 0-1 0 0,0 0 1 0 0,-1 0-1 0 0,-1 5-10 0 0,-1 0-1 0 0,1 1 0 0 0,0-1 1 0 0,1 0-1 0 0,-1 0 1 0 0,1 1-1 0 0,0-1 0 0 0,1 1 1 0 0,-1-1-1 0 0,1 7 0 0 0,3 67 129 0 0,-2-49-157 0 0,4 73-83 0 0,21 127 0 0 0,-23-221-74 0 0,0 3-3773 0 0</inkml:trace>
-  <inkml:trace contextRef="#ctx0" brushRef="#br0" timeOffset="2798.33">1444 424 2192 0 0,'0'0'112'0'0,"-1"0"0"0"0,1 0 0 0 0,0-1-1 0 0,-1 1 1 0 0,1 0 0 0 0,0 0 0 0 0,0-1-1 0 0,-1 1 1 0 0,1 0 0 0 0,0-1 0 0 0,0 1-1 0 0,-1 0 1 0 0,1-1 0 0 0,0 1-1 0 0,0 0 1 0 0,0-1 0 0 0,0 1 0 0 0,-1-1-1 0 0,1 1 1 0 0,0 0 0 0 0,0-1 0 0 0,0 1-1 0 0,0-1 1 0 0,0 1 0 0 0,0-1 0 0 0,0 1-1 0 0,0 0 1 0 0,0-1 0 0 0,0 1-1 0 0,0-1 1 0 0,1 1 0 0 0,-1 0 0 0 0,0-1-1 0 0,0 1 1 0 0,0-1 0 0 0,0 1 0 0 0,1 0-1 0 0,-1-1 1 0 0,0 1 0 0 0,0 0 0 0 0,1-1-1 0 0,-1 1 1 0 0,0 0 0 0 0,1 0-1 0 0,-1-1 1 0 0,12-18 1969 0 0,25-6-1791 0 0,-37 24-276 0 0,0 1-1 0 0,0 0 0 0 0,1-1 0 0 0,-1 1 0 0 0,0 0 0 0 0,1-1 0 0 0,-1 1 0 0 0,0 0 1 0 0,1-1-1 0 0,-1 1 0 0 0,1 0 0 0 0,-1 0 0 0 0,1-1 0 0 0,-1 1 0 0 0,0 0 0 0 0,1 0 1 0 0,-1 0-1 0 0,1 0 0 0 0,-1 0 0 0 0,1-1 0 0 0,-1 1 0 0 0,1 0 0 0 0,-1 0 0 0 0,1 0 1 0 0,-1 0-1 0 0,1 0 0 0 0,-1 1 0 0 0,1-1 0 0 0,-1 0 0 0 0,1 0 0 0 0,-1 0 0 0 0,1 0 1 0 0,-1 0-1 0 0,0 1 0 0 0,1-1 0 0 0,-1 0 0 0 0,1 0 0 0 0,-1 1 0 0 0,0-1 0 0 0,1 0 1 0 0,-1 1-1 0 0,0-1 0 0 0,1 1 0 0 0,6 5 43 0 0,3 2-14 0 0,1-1 0 0 0,-1 0 1 0 0,1-1-1 0 0,19 8 0 0 0,-26-13-198 0 0,0 0 1 0 0,0 1-1 0 0,0-2 1 0 0,0 1-1 0 0,0 0 0 0 0,0-1 1 0 0,0 0-1 0 0,0 0 1 0 0,0 0-1 0 0,1 0 1 0 0,-1-1-1 0 0,0 1 0 0 0,0-1 1 0 0,0 0-1 0 0,0-1 1 0 0,0 1-1 0 0,0-1 0 0 0,-1 1 1 0 0,8-5-1 0 0,5-6-909 0 0,-7 6 943 0 0</inkml:trace>
-  <inkml:trace contextRef="#ctx0" brushRef="#br0" timeOffset="3356.09">1840 346 3401 0 0,'0'0'3806'0'0,"-2"3"-3743"0"0,-1 3-50 0 0,0 1 0 0 0,0-1 0 0 0,0 1 0 0 0,0 0 0 0 0,1 0 0 0 0,1 0 0 0 0,-1 0 0 0 0,1 0 0 0 0,-1 12 1 0 0,2-14-7 0 0,-1 0 0 0 0,1 0 0 0 0,0 0 0 0 0,0 1 0 0 0,1-1 0 0 0,-1 0 0 0 0,1 0 0 0 0,1 0 0 0 0,-1 0 0 0 0,1 0 0 0 0,-1 0 0 0 0,1 0 0 0 0,1-1 0 0 0,4 9 0 0 0,-6-11 12 0 0,1 0 0 0 0,0-1 0 0 0,-1 1 0 0 0,1-1 0 0 0,0 1 0 0 0,0-1 1 0 0,0 0-1 0 0,-1 0 0 0 0,1 0 0 0 0,0 0 0 0 0,1 0 0 0 0,-1 0 0 0 0,0 0 1 0 0,0-1-1 0 0,0 1 0 0 0,0-1 0 0 0,1 0 0 0 0,-1 0 0 0 0,5 0 642 0 0,-10-26 1203 0 0,4 24-1851 0 0,-1 0-1 0 0,0 0 0 0 0,-1 0 1 0 0,1 0-1 0 0,0 0 1 0 0,0 0-1 0 0,-1 0 1 0 0,1 0-1 0 0,-1 0 0 0 0,0 1 1 0 0,0-1-1 0 0,-1-3 1 0 0,-2 0 71 0 0,0 0 1 0 0,-1 0 0 0 0,1 0 0 0 0,-1 1 0 0 0,0 0 0 0 0,0 0 0 0 0,-7-5 0 0 0,6 6-43 0 0,0-3 62 0 0,7 2-115 0 0,1 1 0 0 0,0-1 0 0 0,0 1 0 0 0,0 0 0 0 0,0-1 0 0 0,0 1 0 0 0,1 0-1 0 0,0 1 1 0 0,-1-1 0 0 0,1 0 0 0 0,0 1 0 0 0,0-1 0 0 0,1 1 0 0 0,-1 0 0 0 0,4-2 0 0 0,7-2-23 0 0,0 0 1 0 0,0 1-1 0 0,1 0 1 0 0,-1 2 0 0 0,1-1-1 0 0,18 0 1 0 0,41-12-3622 0 0,-67 15 2699 0 0,-1 1-138 0 0</inkml:trace>
-  <inkml:trace contextRef="#ctx0" brushRef="#br0" timeOffset="3740.67">2229 335 4217 0 0,'0'0'95'0'0,"0"-1"-1"0"0,0 1 1 0 0,0 0 0 0 0,0-1 0 0 0,1 1-1 0 0,-1 0 1 0 0,0 0 0 0 0,0-1-1 0 0,0 1 1 0 0,0 0 0 0 0,1-1 0 0 0,-1 1-1 0 0,0 0 1 0 0,0 0 0 0 0,1-1 0 0 0,-1 1-1 0 0,0 0 1 0 0,0 0 0 0 0,1 0-1 0 0,-1 0 1 0 0,0-1 0 0 0,1 1 0 0 0,-1 0-1 0 0,0 0 1 0 0,1 0 0 0 0,-1 0 0 0 0,0 0-1 0 0,1 0 1 0 0,-1 0 0 0 0,0 0-1 0 0,1 0 1 0 0,-1 0 0 0 0,0 0 0 0 0,1 0-1 0 0,0 0 1 0 0,8 10 1419 0 0,2 19-612 0 0,-8 20-538 0 0,-3-42-416 0 0,0 0 0 0 0,0 0 0 0 0,0-1 0 0 0,1 1 0 0 0,0 0 0 0 0,0 0 0 0 0,1-1 0 0 0,0 1 0 0 0,0-1 0 0 0,0 0 0 0 0,1 1 0 0 0,0-1 0 0 0,0 0 0 0 0,5 7 0 0 0,-6-10-558 0 0,1 1-319 0 0</inkml:trace>
-  <inkml:trace contextRef="#ctx0" brushRef="#br0" timeOffset="3921.31">2292 212 3929 0 0,'-1'-2'370'0'0,"0"0"1"0"0,0 0-1 0 0,0 0 0 0 0,0 0 1 0 0,0 0-1 0 0,1 0 1 0 0,-1 0-1 0 0,1 0 1 0 0,0-1-1 0 0,-1 1 0 0 0,1-4 1 0 0,0 6-415 0 0</inkml:trace>
-  <inkml:trace contextRef="#ctx0" brushRef="#br0" timeOffset="5174.93">2503 367 1624 0 0,'0'0'4464'0'0,"2"2"-4200"0"0,1 0-1 0 0,-1 0 1 0 0,0 0-1 0 0,1 0 1 0 0,-1-1 0 0 0,1 1-1 0 0,0-1 1 0 0,5 2-1 0 0,-3-1-237 0 0,1-1-1 0 0,0 1 0 0 0,0-2 0 0 0,0 1 0 0 0,0-1 0 0 0,0 0 0 0 0,1 0 0 0 0,-1 0 0 0 0,0-1 0 0 0,0 0 0 0 0,0 0 0 0 0,9-4 0 0 0,-9 2-2 0 0,1 0-1 0 0,-1-1 1 0 0,0 0 0 0 0,0 0 0 0 0,9-9-1 0 0,-14 12-17 0 0,0-1 0 0 0,1 1-1 0 0,-1 0 1 0 0,0-1-1 0 0,0 1 1 0 0,0 0-1 0 0,-1-1 1 0 0,1 0-1 0 0,0 1 1 0 0,0-1 0 0 0,-1 1-1 0 0,1-1 1 0 0,-1 0-1 0 0,1 1 1 0 0,-1-1-1 0 0,0 0 1 0 0,0 1 0 0 0,0-1-1 0 0,0 0 1 0 0,0 0-1 0 0,0 1 1 0 0,0-1-1 0 0,-1 0 1 0 0,1 1-1 0 0,0-1 1 0 0,-1 0 0 0 0,1 1-1 0 0,-1-1 1 0 0,-1-2-1 0 0,1 2-3 0 0,-1 1 0 0 0,1-1 0 0 0,0 1 0 0 0,0 0 0 0 0,-1 0 0 0 0,1-1 0 0 0,-1 1 0 0 0,1 0 0 0 0,-1 0 0 0 0,0 0 0 0 0,1 1 0 0 0,-1-1 0 0 0,0 0 0 0 0,1 1-1 0 0,-1-1 1 0 0,0 1 0 0 0,0-1 0 0 0,0 1 0 0 0,1 0 0 0 0,-1 0 0 0 0,0 0 0 0 0,0 0 0 0 0,0 0 0 0 0,0 0 0 0 0,1 0 0 0 0,-1 1 0 0 0,0-1 0 0 0,0 1 0 0 0,0-1 0 0 0,1 1 0 0 0,-4 1 0 0 0,0 0 3 0 0,0 0 1 0 0,0 1 0 0 0,0 0-1 0 0,0-1 1 0 0,0 1 0 0 0,0 1-1 0 0,1-1 1 0 0,0 1 0 0 0,-5 5 0 0 0,-11 12 13 0 0,18-19 18 0 0,0 0-1 0 0,0 0 0 0 0,0-1 1 0 0,0 2-1 0 0,0-1 1 0 0,1 0-1 0 0,-1 0 1 0 0,1 1-1 0 0,-1-1 1 0 0,1 0-1 0 0,0 1 1 0 0,0-1-1 0 0,0 1 1 0 0,0 0-1 0 0,0-1 0 0 0,1 1 1 0 0,-1 0-1 0 0,1 0 1 0 0,0-1-1 0 0,0 1 1 0 0,0 0-1 0 0,0 0 1 0 0,1 4-1 0 0,-1-3-8 0 0,0 0-1 0 0,1 0 1 0 0,0 0 0 0 0,0 0-1 0 0,0 0 1 0 0,0 0-1 0 0,1 0 1 0 0,-1 0 0 0 0,1-1-1 0 0,0 1 1 0 0,0-1 0 0 0,1 1-1 0 0,-1-1 1 0 0,0 0-1 0 0,1 0 1 0 0,0 0 0 0 0,0 0-1 0 0,0 0 1 0 0,0-1 0 0 0,0 1-1 0 0,1-1 1 0 0,-1 0-1 0 0,1 0 1 0 0,0 0 0 0 0,4 1-1 0 0,1 2-24 0 0,0-1 1 0 0,0 0-1 0 0,1 0 0 0 0,-1-1 0 0 0,1 0 0 0 0,0-1 0 0 0,0 0 0 0 0,0-1 1 0 0,0 0-1 0 0,0 0 0 0 0,0-1 0 0 0,0-1 0 0 0,0 1 0 0 0,0-2 1 0 0,0 1-1 0 0,0-2 0 0 0,14-4 0 0 0,-22 7 6 0 0,-1-1 1 0 0,1 0-1 0 0,-1 1 1 0 0,1-1-1 0 0,-1 0 1 0 0,0 0-1 0 0,1 0 1 0 0,-1 0-1 0 0,0 0 0 0 0,1-1 1 0 0,-1 1-1 0 0,0 0 1 0 0,0-1-1 0 0,0 1 1 0 0,0 0-1 0 0,-1-1 1 0 0,1 1-1 0 0,0-1 0 0 0,0 0 1 0 0,-1 1-1 0 0,1-1 1 0 0,-1 1-1 0 0,0-1 1 0 0,1 0-1 0 0,-1 0 1 0 0,0 1-1 0 0,0-1 0 0 0,0 0 1 0 0,0 1-1 0 0,0-1 1 0 0,-1 0-1 0 0,1 1 1 0 0,0-1-1 0 0,-1 0 1 0 0,1 1-1 0 0,-1-1 0 0 0,0 1 1 0 0,1-1-1 0 0,-1 1 1 0 0,0-1-1 0 0,0 1 1 0 0,0-1-1 0 0,0 1 1 0 0,0 0-1 0 0,0-1 0 0 0,0 1 1 0 0,-1 0-1 0 0,1 0 1 0 0,0 0-1 0 0,-2-1 1 0 0,2 1 18 0 0,0 0 0 0 0,0 0 0 0 0,1 0 0 0 0,-1 0 0 0 0,0-1 0 0 0,1 1 0 0 0,-1 0-1 0 0,1 0 1 0 0,0 0 0 0 0,-1-1 0 0 0,1 1 0 0 0,0 0 0 0 0,0-1 0 0 0,0 1 0 0 0,0 0 0 0 0,0 0 0 0 0,0-1 0 0 0,0 1 0 0 0,0 0 0 0 0,1-1 0 0 0,-1 1 0 0 0,0 0 0 0 0,1 0 0 0 0,-1-1 0 0 0,1 1 0 0 0,-1 0 0 0 0,1 0 0 0 0,0 0 0 0 0,-1 0 0 0 0,1 0 0 0 0,0 0 0 0 0,0 0 0 0 0,0 0 0 0 0,0 0 0 0 0,2-1 0 0 0,-1 0-47 0 0,1 1 0 0 0,-1 1 0 0 0,1-1 1 0 0,-1 0-1 0 0,1 0 0 0 0,-1 1 1 0 0,1 0-1 0 0,0-1 0 0 0,-1 1 0 0 0,1 0 1 0 0,0 0-1 0 0,-1 1 0 0 0,1-1 1 0 0,-1 0-1 0 0,1 1 0 0 0,0-1 0 0 0,-1 1 1 0 0,1 0-1 0 0,-1 0 0 0 0,0 0 1 0 0,1 0-1 0 0,3 3 0 0 0,-2-2-109 0 0,1 0 0 0 0,0 0 0 0 0,-1-1 0 0 0,1 1 0 0 0,0-1-1 0 0,0 0 1 0 0,0-1 0 0 0,0 1 0 0 0,0-1 0 0 0,0 0 0 0 0,5-1 0 0 0,33-9-4310 0 0,-35 8 3159 0 0</inkml:trace>
-  <inkml:trace contextRef="#ctx0" brushRef="#br0" timeOffset="5981.97">3170 36 5377 0 0,'-8'-3'4857'0'0,"-2"11"-3287"0"0,1 14-1849 0 0,7 12 244 0 0,1 0 0 0 0,2-1 0 0 0,1 1 0 0 0,1 0 0 0 0,2-1 0 0 0,2 0 0 0 0,0 0 0 0 0,3 0-1 0 0,15 36 1 0 0,-23-57-192 0 0,-11-19-139 0 0,-8-7 219 0 0,-11-8 149 0 0,22 18 3 0 0,3 2-2 0 0,-4 2 7 0 0,-2-3 1 0 0,0 1 0 0 0,1 0 0 0 0,-1 1 0 0 0,0 0 0 0 0,0 0 0 0 0,0 1 0 0 0,0 0 0 0 0,0 1 0 0 0,-10 1 0 0 0,19-1 402 0 0,7-2 74 0 0,26 0-139 0 0,33-7 1 0 0,-56 6-838 0 0,-1 0 0 0 0,1 0 0 0 0,0-1 0 0 0,-1-1 0 0 0,1 0-1 0 0,-1 0 1 0 0,0 0 0 0 0,9-7 0 0 0,-11 6 249 0 0,0 0-326 0 0</inkml:trace>
-  <inkml:trace contextRef="#ctx0" brushRef="#br0" timeOffset="6556.61">3575 1 1816 0 0,'0'0'7770'0'0,"0"11"-6007"0"0,1 12-1488 0 0,0 0 0 0 0,-5 38 0 0 0,1-35-254 0 0,2 0-1 0 0,2 36 1 0 0,3 13-82 0 0,-5-56 3 0 0,2 0 0 0 0,0-1 1 0 0,1 1-1 0 0,1 0 0 0 0,1-1 1 0 0,0 1-1 0 0,9 19 0 0 0,-8-28-191 0 0,3 5-356 0 0,-6-8-3797 0 0</inkml:trace>
-  <inkml:trace contextRef="#ctx0" brushRef="#br0" timeOffset="7116.94">3726 736 1048 0 0,'0'0'150'0'0,"-18"-13"6504"0"0,-10 9-6188 0 0,21 2-374 0 0,0 0 173 0 0,-6 8 1065 0 0,3-1-1239 0 0,0 1 0 0 0,1 0 0 0 0,0 1 0 0 0,0 0 0 0 0,0 0 0 0 0,1 1-1 0 0,0 0 1 0 0,0 0 0 0 0,-10 16 0 0 0,18-23-89 0 0,-1-1 0 0 0,1 1 0 0 0,0-1 0 0 0,0 0 0 0 0,-1 1 0 0 0,1-1-1 0 0,0 1 1 0 0,0 0 0 0 0,0-1 0 0 0,-1 1 0 0 0,1-1 0 0 0,0 1 0 0 0,0-1 0 0 0,0 1 0 0 0,0-1-1 0 0,0 1 1 0 0,0-1 0 0 0,0 1 0 0 0,0 0 0 0 0,0-1 0 0 0,0 1 0 0 0,1-1 0 0 0,-1 1-1 0 0,0-1 1 0 0,0 1 0 0 0,0-1 0 0 0,1 1 0 0 0,-1-1 0 0 0,0 1 0 0 0,1 0 0 0 0,16 2 129 0 0,20-11 87 0 0,-36 8-216 0 0,5-3 27 0 0,0 1 1 0 0,0-1-1 0 0,0 0 1 0 0,-1-1-1 0 0,1 1 0 0 0,8-8 1 0 0,-12 9-11 0 0,0 1 1 0 0,0-1-1 0 0,0 0 1 0 0,-1 1-1 0 0,1-1 1 0 0,0 0 0 0 0,-1 0-1 0 0,0 0 1 0 0,1 0-1 0 0,-1 0 1 0 0,0-1-1 0 0,0 1 1 0 0,0 0-1 0 0,0-1 1 0 0,0 1-1 0 0,-1 0 1 0 0,1-1-1 0 0,-1 1 1 0 0,1-1-1 0 0,-1-3 1 0 0,0 6-11 0 0,0 0 0 0 0,0-1 0 0 0,-1 1 1 0 0,1 0-1 0 0,0-1 0 0 0,0 1 0 0 0,0 0 0 0 0,0-1 0 0 0,0 1 1 0 0,-1 0-1 0 0,1-1 0 0 0,0 1 0 0 0,0 0 0 0 0,-1 0 1 0 0,1-1-1 0 0,0 1 0 0 0,0 0 0 0 0,-1 0 0 0 0,1 0 0 0 0,0-1 1 0 0,-1 1-1 0 0,1 0 0 0 0,0 0 0 0 0,-1 0 0 0 0,1 0 0 0 0,0 0 1 0 0,-1 0-1 0 0,1 0 0 0 0,0 0 0 0 0,-1-1 0 0 0,1 1 1 0 0,0 0-1 0 0,-1 0 0 0 0,1 1 0 0 0,0-1 0 0 0,-1 0 0 0 0,1 0 1 0 0,0 0-1 0 0,-1 0 0 0 0,1 0 0 0 0,-23 9 22 0 0,-11 6-42 0 0,33-14 7 0 0,3-1-1 0 0,-4 4-43 0 0,1-4 48 0 0,1 1 0 0 0,0-1 1 0 0,-1 0-1 0 0,1 0 0 0 0,0 1 0 0 0,0-1 0 0 0,-1 0 1 0 0,1 1-1 0 0,0-1 0 0 0,0 0 0 0 0,-1 1 0 0 0,1-1 1 0 0,0 0-1 0 0,0 1 0 0 0,0-1 0 0 0,0 0 0 0 0,-1 1 0 0 0,1-1 1 0 0,0 1-1 0 0,0-1 0 0 0,0 0 0 0 0,0 1 0 0 0,0-1 1 0 0,0 1-1 0 0,0-1 0 0 0,0 1 0 0 0,0-1 0 0 0,0 0 0 0 0,0 1 1 0 0,0-1-1 0 0,1 1 0 0 0,-1-1 0 0 0,0 0 0 0 0,0 1 1 0 0,0-1-1 0 0,1 0 0 0 0,-1 1 0 0 0,0-1 0 0 0,0 0 1 0 0,1 1-1 0 0,-1-1 0 0 0,0 0 0 0 0,0 1 0 0 0,1-1 0 0 0,-1 0 1 0 0,0 0-1 0 0,1 1 0 0 0,-1-1 0 0 0,0 0 0 0 0,1 0 1 0 0,-1 0-1 0 0,1 0 0 0 0,-1 0 0 0 0,0 1 0 0 0,1-1 1 0 0,-1 0-1 0 0,1 0 0 0 0,-1 0 0 0 0,0 0 0 0 0,1 0 0 0 0,0 0 1 0 0,2 0 3 0 0,0 0 1 0 0,-1 0-1 0 0,1 0 1 0 0,0 0-1 0 0,0-1 1 0 0,-1 1-1 0 0,1-1 1 0 0,0 0-1 0 0,-1 1 1 0 0,1-1-1 0 0,-1-1 1 0 0,1 1-1 0 0,-1 0 1 0 0,1 0-1 0 0,-1-1 1 0 0,0 1-1 0 0,0-1 1 0 0,1 0-1 0 0,-1 0 1 0 0,0 0-1 0 0,-1 0 1 0 0,1 0-1 0 0,0 0 1 0 0,-1 0-1 0 0,1-1 1 0 0,-1 1-1 0 0,0-1 1 0 0,1 1-1 0 0,-1-1 1 0 0,0 1-1 0 0,-1-1 1 0 0,1 0-1 0 0,0-4 1 0 0,-1 7-16 0 0,0-1 0 0 0,0 1 1 0 0,0-1-1 0 0,0 1 0 0 0,0-1 0 0 0,0 1 0 0 0,0-1 1 0 0,0 1-1 0 0,0-1 0 0 0,0 1 0 0 0,0-1 0 0 0,0 1 1 0 0,-1-1-1 0 0,1 1 0 0 0,0-1 0 0 0,0 1 0 0 0,-1 0 1 0 0,1-1-1 0 0,0 1 0 0 0,-1-1 0 0 0,1 1 1 0 0,0 0-1 0 0,-1-1 0 0 0,1 1 0 0 0,-1 0 0 0 0,1-1 1 0 0,0 1-1 0 0,-1 0 0 0 0,1 0 0 0 0,-1-1 0 0 0,-17 3-1171 0 0,-17 17-3193 0 0,27-12 2680 0 0</inkml:trace>
-  <inkml:trace contextRef="#ctx0" brushRef="#br0" timeOffset="8040.3">3146 323 288 0 0,'0'0'1288'0'0,"-9"-7"3628"0"0,8 14-4679 0 0,-1-1 0 0 0,1 0 0 0 0,0 0 0 0 0,1 0 0 0 0,0 10 0 0 0,0-9-159 0 0,-2 3 18 0 0,0 5 19 0 0,0-1-1 0 0,1 0 0 0 0,1 20 0 0 0,1-29-91 0 0,-1 0 0 0 0,2 0 1 0 0,-1 0-1 0 0,0 0 0 0 0,1 0 0 0 0,0 0 0 0 0,0 0 1 0 0,1 0-1 0 0,-1-1 0 0 0,1 1 0 0 0,6 7 0 0 0,-4-6 0 0 0,-1 0 0 0 0,0 1 0 0 0,-1-1 0 0 0,0 1 0 0 0,0 0 0 0 0,0 0 0 0 0,2 10 0 0 0,-4-13-14 0 0,0 0 0 0 0,0 0 1 0 0,-1 0-1 0 0,1 0 0 0 0,-1 0 0 0 0,0 0 0 0 0,0 0 0 0 0,0 0 1 0 0,0 0-1 0 0,-1 0 0 0 0,0 0 0 0 0,0 0 0 0 0,0 0 1 0 0,0 0-1 0 0,-3 5 0 0 0,-9-6 270 0 0</inkml:trace>
-</inkml:ink>
-</file>
-
-<file path=customXml/item4.xml><?xml version="1.0" encoding="utf-8"?>
-<p:properties xmlns:p="http://schemas.microsoft.com/office/2006/metadata/properties" xmlns:xsi="http://www.w3.org/2001/XMLSchema-instance" xmlns:pc="http://schemas.microsoft.com/office/infopath/2007/PartnerControls">
-  <documentManagement/>
-</p:properties>
-</file>
-
-<file path=customXml/item5.xml><?xml version="1.0" encoding="utf-8"?>
-<b:Sources xmlns:b="http://schemas.openxmlformats.org/officeDocument/2006/bibliography" xmlns="http://schemas.openxmlformats.org/officeDocument/2006/bibliography" SelectedStyle="\APASixthEditionOfficeOnline.xsl" StyleName="APA" Version="6"/>
-</file>
-
-<file path=customXml/item6.xml><?xml version="1.0" encoding="utf-8"?>
 <ct:contentTypeSchema xmlns:ct="http://schemas.microsoft.com/office/2006/metadata/contentType" xmlns:ma="http://schemas.microsoft.com/office/2006/metadata/properties/metaAttributes" ct:_="" ma:_="" ma:contentTypeName="Dokument" ma:contentTypeID="0x01010025C71E9534E21E4A9F2CF33BA7DCE92D" ma:contentTypeVersion="3" ma:contentTypeDescription="Ein neues Dokument erstellen." ma:contentTypeScope="" ma:versionID="32b9bbdf2bbf4e0fb27a426421665337">
   <xsd:schema xmlns:xsd="http://www.w3.org/2001/XMLSchema" xmlns:xs="http://www.w3.org/2001/XMLSchema" xmlns:p="http://schemas.microsoft.com/office/2006/metadata/properties" xmlns:ns2="5a9e9855-01b6-487f-b294-67c59083cc31" targetNamespace="http://schemas.microsoft.com/office/2006/metadata/properties" ma:root="true" ma:fieldsID="ec87b9b32475f90c9dbf7ae918480825" ns2:_="">
     <xsd:import namespace="5a9e9855-01b6-487f-b294-67c59083cc31"/>
@@ -15779,7 +17291,13 @@
 </ct:contentTypeSchema>
 </file>
 
-<file path=customXml/item7.xml><?xml version="1.0" encoding="utf-8"?>
+<file path=customXml/item4.xml><?xml version="1.0" encoding="utf-8"?>
+<p:properties xmlns:p="http://schemas.microsoft.com/office/2006/metadata/properties" xmlns:xsi="http://www.w3.org/2001/XMLSchema-instance" xmlns:pc="http://schemas.microsoft.com/office/infopath/2007/PartnerControls">
+  <documentManagement/>
+</p:properties>
+</file>
+
+<file path=customXml/item5.xml><?xml version="1.0" encoding="utf-8"?>
 <inkml:ink xmlns:inkml="http://www.w3.org/2003/InkML">
   <inkml:definitions>
     <inkml:context xml:id="ctx0">
@@ -15811,7 +17329,93 @@
 </inkml:ink>
 </file>
 
+<file path=customXml/item6.xml><?xml version="1.0" encoding="utf-8"?>
+<inkml:ink xmlns:inkml="http://www.w3.org/2003/InkML">
+  <inkml:definitions>
+    <inkml:context xml:id="ctx0">
+      <inkml:inkSource xml:id="inkSrc0">
+        <inkml:traceFormat>
+          <inkml:channel name="X" type="integer" min="-2.14748E9" max="2.14748E9" units="cm"/>
+          <inkml:channel name="Y" type="integer" min="-2.14748E9" max="2.14748E9" units="cm"/>
+          <inkml:channel name="F" type="integer" max="32767" units="dev"/>
+          <inkml:channel name="OA" type="integer" max="360" units="deg"/>
+          <inkml:channel name="OE" type="integer" max="90" units="deg"/>
+        </inkml:traceFormat>
+        <inkml:channelProperties>
+          <inkml:channelProperty channel="X" name="resolution" value="1000" units="1/cm"/>
+          <inkml:channelProperty channel="Y" name="resolution" value="1000" units="1/cm"/>
+          <inkml:channelProperty channel="F" name="resolution" value="0" units="1/dev"/>
+          <inkml:channelProperty channel="OA" name="resolution" value="1000" units="1/deg"/>
+          <inkml:channelProperty channel="OE" name="resolution" value="1000" units="1/deg"/>
+        </inkml:channelProperties>
+      </inkml:inkSource>
+      <inkml:timestamp xml:id="ts0" timeString="2025-06-10T16:09:06.362"/>
+    </inkml:context>
+    <inkml:brush xml:id="br0">
+      <inkml:brushProperty name="width" value="0.05" units="cm"/>
+      <inkml:brushProperty name="height" value="0.05" units="cm"/>
+      <inkml:brushProperty name="color" value="#E71224"/>
+    </inkml:brush>
+  </inkml:definitions>
+  <inkml:trace contextRef="#ctx0" brushRef="#br0">3153 356 7202 0 0,'-44'-7'350'0'0,"0"-2"0"0"0,1-2 0 0 0,0-2 0 0 0,-57-25 1 0 0,-168-76 1481 0 0,190 86-1679 0 0,-122-28 1 0 0,156 47-169 0 0,-67-16 302 0 0,-1 5 0 0 0,-122-5-1 0 0,88 25-117 0 0,1 6-1 0 0,-1 6 0 0 0,-208 45 1 0 0,298-44-170 0 0,0 3 1 0 0,1 1 0 0 0,1 4 0 0 0,0 1 0 0 0,-95 56-1 0 0,75-31-102 0 0,-120 97-1 0 0,165-119 91 0 0,2 1 0 0 0,1 2 0 0 0,1 0 0 0 0,2 2 1 0 0,1 0-1 0 0,-32 58 0 0 0,30-39-7 0 0,1 2 0 0 0,3 0 1 0 0,2 1-1 0 0,3 1 0 0 0,-17 102 0 0 0,25-76 38 0 0,3-1 0 0 0,4 1 0 0 0,4-1 0 0 0,20 120 0 0 0,-13-124-5 0 0,-3-11 48 0 0,4-1 0 0 0,23 76-1 0 0,-28-119-47 0 0,0-1 0 0 0,1 0 0 0 0,0 0 0 0 0,2-1 0 0 0,0 0 0 0 0,1-1 0 0 0,0 0 0 0 0,2-1 0 0 0,-1 0 0 0 0,2-1-1 0 0,25 20 1 0 0,-15-17 28 0 0,0-1 0 0 0,1-2-1 0 0,1 0 1 0 0,0-2 0 0 0,1-1-1 0 0,0-1 1 0 0,0-1 0 0 0,1-2-1 0 0,1 0 1 0 0,-1-2-1 0 0,1-1 1 0 0,31-1 0 0 0,36-3 35 0 0,1-4 1 0 0,122-22 0 0 0,-40 5 38 0 0,-35 9-33 0 0,182-24 276 0 0,51-43 591 0 0,-309 60-804 0 0,-1-3-1 0 0,0-3 1 0 0,89-47 0 0 0,59-55 5 0 0,-176 101-72 0 0,-1-3 0 0 0,-1-1 1 0 0,41-43-1 0 0,-52 43-35 0 0,-2 0 1 0 0,-1-2-1 0 0,-1-1 0 0 0,23-47 1 0 0,-19 26 62 0 0,-3-2 1 0 0,19-65-1 0 0,-30 75 16 0 0,-2 1 0 0 0,5-70 0 0 0,-4-95-93 0 0,-11 199-21 0 0,1-9 55 0 0,-1 1 0 0 0,-1-1 0 0 0,-1 1 0 0 0,0-1 0 0 0,-1 1 0 0 0,-2 0 0 0 0,0 0 0 0 0,-1 0 0 0 0,0 1 0 0 0,-2-1 0 0 0,-12-21 0 0 0,-32-62 287 0 0,32 60-30 0 0,-28-42 0 0 0,39 70-276 0 0,0 2 1 0 0,-1-1-1 0 0,0 1 1 0 0,-1 1-1 0 0,-1 0 1 0 0,0 0-1 0 0,-14-9 1 0 0,-10-3-215 0 0,0 3 0 0 0,-1 0-1 0 0,-1 3 1 0 0,0 1 0 0 0,-1 2 0 0 0,-1 1 0 0 0,-1 2 0 0 0,1 2 0 0 0,-1 2 0 0 0,-1 2 0 0 0,1 1 0 0 0,-76 4 0 0 0,88 3-696 0 0,0 2-1 0 0,0 1 1 0 0,0 2 0 0 0,-39 15 0 0 0,23-4 15 0 0</inkml:trace>
+  <inkml:trace contextRef="#ctx0" brushRef="#br0" timeOffset="2304.57">3473 308 408 0 0,'25'-34'-131'0'0,"-12"9"9868"0"0,-14 35-9206 0 0,-2 1-494 0 0,2 1 1 0 0,-1-1 0 0 0,1 0-1 0 0,1 1 1 0 0,0-1-1 0 0,3 17 1 0 0,16 78-22 0 0,-1-5-4 0 0,-6 136 38 0 0,0-15 29 0 0,-4-164-14 0 0,-4-36 88 0 0,2 43 1333 0 0,-8-70-1392 0 0,0 1 0 0 0,0-1 0 0 0,0 0 0 0 0,0 0 0 0 0,1 0 0 0 0,-2-8 0 0 0,2 11-63 0 0,-50-289 287 0 0,50 262-342 0 0,1 0 0 0 0,1 0-1 0 0,2 1 1 0 0,1-1-1 0 0,10-38 1 0 0,6-41-152 0 0,-20 107 169 0 0,0 1 1 0 0,0 0-1 0 0,0-1 1 0 0,0 1-1 0 0,0 0 1 0 0,0-1 0 0 0,0 1-1 0 0,0 0 1 0 0,0-1-1 0 0,0 1 1 0 0,0-1 0 0 0,0 1-1 0 0,0 0 1 0 0,0-1-1 0 0,0 1 1 0 0,0 0-1 0 0,-1-1 1 0 0,1 1 0 0 0,0 0-1 0 0,0-1 1 0 0,0 1-1 0 0,-1 0 1 0 0,1 0 0 0 0,0-1-1 0 0,0 1 1 0 0,-1 0-1 0 0,1 0 1 0 0,0-1-1 0 0,0 1 1 0 0,-1 0 0 0 0,1 0-1 0 0,0 0 1 0 0,-1-1-1 0 0,1 1 1 0 0,0 0 0 0 0,-1 0-1 0 0,1 0 1 0 0,-1 0-1 0 0,1 0 1 0 0,0 0-1 0 0,-1 0 1 0 0,1 0 0 0 0,0 0-1 0 0,-1 0 1 0 0,1 0-1 0 0,-1 0 1 0 0,1 0 0 0 0,0 0-1 0 0,-1 0 1 0 0,1 0-1 0 0,0 0 1 0 0,-1 0-1 0 0,1 1 1 0 0,0-1 0 0 0,-1 0-1 0 0,1 0 1 0 0,0 0-1 0 0,-1 1 1 0 0,1-1 0 0 0,0 0-1 0 0,-1 1 1 0 0,-1 0 2 0 0,-1 1 0 0 0,1-1 1 0 0,-1 1-1 0 0,1-1 0 0 0,0 1 1 0 0,0 0-1 0 0,0 0 0 0 0,-3 3 1 0 0,-4 11-2 0 0,0 1 0 0 0,1 0 0 0 0,1 1 0 0 0,0-1 0 0 0,1 1 0 0 0,1 1 0 0 0,1-1 0 0 0,-2 21 1 0 0,0 19-138 0 0,2 75 1 0 0,4-118-445 0 0,1 1 0 0 0,0-1 0 0 0,2 1 0 0 0,-1-1 0 0 0,2 0 0 0 0,0 0 0 0 0,1-1 0 0 0,0 1 0 0 0,9 14 0 0 0,-8-17-549 0 0</inkml:trace>
+  <inkml:trace contextRef="#ctx0" brushRef="#br0" timeOffset="2956.45">3554 1583 3409 0 0,'0'0'4221'0'0,"-1"0"-4145"0"0,0 0 0 0 0,1 1 0 0 0,-1-1 1 0 0,0 0-1 0 0,1 0 0 0 0,-1 0 0 0 0,0 1 1 0 0,0-1-1 0 0,1 0 0 0 0,-1 1 0 0 0,0-1 1 0 0,1 0-1 0 0,-1 1 0 0 0,1-1 0 0 0,-1 1 1 0 0,1-1-1 0 0,-1 1 0 0 0,1-1 0 0 0,-1 1 1 0 0,1-1-1 0 0,-1 1 0 0 0,0 1 0 0 0,-2 5-46 0 0,1 1-1 0 0,-1 0 1 0 0,1-1-1 0 0,1 1 0 0 0,-1 0 1 0 0,1 0-1 0 0,1 0 1 0 0,0 12-1 0 0,0-4-34 0 0,1 0 0 0 0,1 0 1 0 0,7 26-1 0 0,-10-41 2 0 0,1-1 0 0 0,1 1 0 0 0,-1-1 0 0 0,0 1 0 0 0,0-1 0 0 0,0 1 0 0 0,0-1 0 0 0,0 1 0 0 0,0-1 0 0 0,0 1 0 0 0,1-1 0 0 0,-1 1 0 0 0,0-1 0 0 0,0 0 0 0 0,1 1 0 0 0,-1-1 0 0 0,0 1 0 0 0,1-1 0 0 0,-1 0 0 0 0,0 1 0 0 0,1-1 0 0 0,-1 0 0 0 0,0 1 0 0 0,1-1 0 0 0,-1 0 0 0 0,1 0 0 0 0,-1 0 0 0 0,1 1 0 0 0,-1-1 0 0 0,0 0 0 0 0,1 0 0 0 0,-1 0 0 0 0,1 0 0 0 0,-1 0 0 0 0,2 0 0 0 0,12-13-54 0 0,7-26 91 0 0,-19 31 14 0 0,0-1 0 0 0,-1 0 0 0 0,1 0 1 0 0,-2-1-1 0 0,1 1 0 0 0,-2 0 0 0 0,1 0 0 0 0,-2-10 0 0 0,1 14 3 0 0,0 1 0 0 0,0-1 0 0 0,-1 1 0 0 0,1-1 0 0 0,-1 1 0 0 0,0-1-1 0 0,-5-7 1 0 0,6 11-13 0 0,0-1 0 0 0,-1 0 0 0 0,1 1-1 0 0,-1-1 1 0 0,1 1 0 0 0,-1-1 0 0 0,1 1 0 0 0,-1 0-1 0 0,0-1 1 0 0,0 1 0 0 0,0 0 0 0 0,0 0-1 0 0,0 1 1 0 0,0-1 0 0 0,0 0 0 0 0,0 1 0 0 0,-4-2-1 0 0,4 3-23 0 0,1-1 0 0 0,-1 0 0 0 0,0 1 0 0 0,0 0 0 0 0,0-1 0 0 0,1 1-1 0 0,-1 0 1 0 0,0 0 0 0 0,1 0 0 0 0,-1 0 0 0 0,0 0 0 0 0,1 0 0 0 0,-1 0-1 0 0,1 0 1 0 0,0 1 0 0 0,-1-1 0 0 0,1 1 0 0 0,0-1 0 0 0,0 1 0 0 0,0-1-1 0 0,0 1 1 0 0,0 0 0 0 0,0-1 0 0 0,1 1 0 0 0,-1 0 0 0 0,0 0 0 0 0,1-1 0 0 0,0 1-1 0 0,-1 3 1 0 0,0-1-44 0 0,0-1-1 0 0,0 0 1 0 0,0 1-1 0 0,1-1 0 0 0,-1 1 1 0 0,1-1-1 0 0,0 1 1 0 0,0-1-1 0 0,0 1 0 0 0,1-1 1 0 0,-1 1-1 0 0,1-1 1 0 0,0 0-1 0 0,0 1 1 0 0,2 4-1 0 0,-3-7 18 0 0,1-1 0 0 0,-1 1 0 0 0,0-1 0 0 0,1 1 0 0 0,-1-1 0 0 0,0 0 0 0 0,1 1 0 0 0,-1-1 0 0 0,1 0 0 0 0,-1 1 0 0 0,0-1 0 0 0,1 0 0 0 0,-1 0 0 0 0,1 1 0 0 0,-1-1 0 0 0,1 0 0 0 0,-1 0 0 0 0,1 0 1 0 0,-1 0-1 0 0,1 1 0 0 0,-1-1 0 0 0,1 0 0 0 0,-1 0 0 0 0,1 0 0 0 0,-1 0 0 0 0,1 0 0 0 0,-1 0 0 0 0,1-1 0 0 0,0 1 0 0 0,-1 0 0 0 0,1 0 0 0 0,-1 0 0 0 0,1 0 0 0 0,0-1 0 0 0,15-16-99 0 0,-12 10 125 0 0,0 1 0 0 0,-1-1 0 0 0,0 1 0 0 0,4-13 0 0 0,-5-5 173 0 0,-3 24-177 0 0,1 0 0 0 0,0-1-1 0 0,0 1 1 0 0,0 0-1 0 0,0 0 1 0 0,0 0 0 0 0,0 0-1 0 0,0 0 1 0 0,0-1 0 0 0,0 1-1 0 0,-1 0 1 0 0,1 0-1 0 0,0 0 1 0 0,0 0 0 0 0,0 0-1 0 0,0 0 1 0 0,0 0-1 0 0,-1 0 1 0 0,1-1 0 0 0,0 1-1 0 0,0 0 1 0 0,0 0-1 0 0,0 0 1 0 0,-1 0 0 0 0,1 0-1 0 0,0 0 1 0 0,0 0 0 0 0,0 0-1 0 0,0 0 1 0 0,-1 0-1 0 0,1 0 1 0 0,0 0 0 0 0,0 0-1 0 0,0 0 1 0 0,0 0-1 0 0,0 1 1 0 0,-1-1 0 0 0,1 0-1 0 0,0 0 1 0 0,0 0-1 0 0,0 0 1 0 0,0 0 0 0 0,0 0-1 0 0,-1 0 1 0 0,1 0 0 0 0,0 0-1 0 0,0 1 1 0 0,0-1-1 0 0,0 0 1 0 0,0 0 0 0 0,0 0-1 0 0,0 0 1 0 0,-1 0-1 0 0,1 1 1 0 0,-2 2 12 0 0,0 0-1 0 0,0 0 1 0 0,0 0-1 0 0,0 0 1 0 0,1 0 0 0 0,-1 1-1 0 0,1-1 1 0 0,0 1-1 0 0,0-1 1 0 0,-1 5-1 0 0,0 5-669 0 0,0 1 1 0 0,0 0-1 0 0,2 0 0 0 0,1 24 0 0 0,0-28 77 0 0</inkml:trace>
+</inkml:ink>
+</file>
+
+<file path=customXml/item7.xml><?xml version="1.0" encoding="utf-8"?>
+<inkml:ink xmlns:inkml="http://www.w3.org/2003/InkML">
+  <inkml:definitions>
+    <inkml:context xml:id="ctx0">
+      <inkml:inkSource xml:id="inkSrc0">
+        <inkml:traceFormat>
+          <inkml:channel name="X" type="integer" min="-2.14748E9" max="2.14748E9" units="cm"/>
+          <inkml:channel name="Y" type="integer" min="-2.14748E9" max="2.14748E9" units="cm"/>
+          <inkml:channel name="F" type="integer" max="32767" units="dev"/>
+          <inkml:channel name="OA" type="integer" max="360" units="deg"/>
+          <inkml:channel name="OE" type="integer" max="90" units="deg"/>
+        </inkml:traceFormat>
+        <inkml:channelProperties>
+          <inkml:channelProperty channel="X" name="resolution" value="1000" units="1/cm"/>
+          <inkml:channelProperty channel="Y" name="resolution" value="1000" units="1/cm"/>
+          <inkml:channelProperty channel="F" name="resolution" value="0" units="1/dev"/>
+          <inkml:channelProperty channel="OA" name="resolution" value="1000" units="1/deg"/>
+          <inkml:channelProperty channel="OE" name="resolution" value="1000" units="1/deg"/>
+        </inkml:channelProperties>
+      </inkml:inkSource>
+      <inkml:timestamp xml:id="ts0" timeString="2025-06-10T16:08:54.030"/>
+    </inkml:context>
+    <inkml:brush xml:id="br0">
+      <inkml:brushProperty name="width" value="0.05" units="cm"/>
+      <inkml:brushProperty name="height" value="0.05" units="cm"/>
+      <inkml:brushProperty name="color" value="#E71224"/>
+    </inkml:brush>
+  </inkml:definitions>
+  <inkml:trace contextRef="#ctx0" brushRef="#br0">5 208 2425 0 0,'0'0'5878'0'0,"24"0"-3468"0"0,-17 1-2405 0 0,0 0 1 0 0,0 0-1 0 0,0 0 0 0 0,0 1 1 0 0,0 0-1 0 0,11 5 0 0 0,-9-5 40 0 0,0 0-1 0 0,0 0 0 0 0,0-1 0 0 0,1 0 1 0 0,-1 0-1 0 0,0-1 0 0 0,17-3 1 0 0,4 2 74 0 0,-22 1-105 0 0,1-1 1 0 0,0 2-1 0 0,-1-1 0 0 0,1 1 1 0 0,-1 0-1 0 0,1 1 1 0 0,-1 0-1 0 0,1 0 1 0 0,-1 1-1 0 0,14 7 0 0 0,-22-10-10 0 0,1 0 1 0 0,0 1-1 0 0,-1-1 0 0 0,1 1 0 0 0,0-1 0 0 0,-1 1 0 0 0,1-1 0 0 0,0 1 0 0 0,-1 0 0 0 0,1-1 0 0 0,-1 1 0 0 0,1 0 0 0 0,-1-1 0 0 0,0 1 0 0 0,1 0 0 0 0,-1 0 0 0 0,0-1 0 0 0,1 1 0 0 0,-1 0 0 0 0,0 0 0 0 0,0 0 0 0 0,0-1 0 0 0,0 1 0 0 0,0 0 1 0 0,0 0-1 0 0,0 0 0 0 0,0 0 0 0 0,0-1 0 0 0,0 1 0 0 0,0 0 0 0 0,0 0 0 0 0,-1 0 0 0 0,1-1 0 0 0,0 1 0 0 0,-1 0 0 0 0,1 0 0 0 0,0-1 0 0 0,-1 1 0 0 0,1 0 0 0 0,-2 0 0 0 0,-2 4 13 0 0,0-1 0 0 0,-1 1 0 0 0,0-1 0 0 0,-10 6 0 0 0,-6 7-17 0 0,-52 46-71 0 0,46-41 27 0 0,-30 31 0 0 0,55-51 44 0 0,1 0 0 0 0,-1 0 0 0 0,0 0 0 0 0,1 0-1 0 0,-1 0 1 0 0,1 0 0 0 0,0 0 0 0 0,0 0 0 0 0,-1 1-1 0 0,1-1 1 0 0,1 0 0 0 0,-1 1 0 0 0,0-1 0 0 0,1 1-1 0 0,-1-1 1 0 0,1 1 0 0 0,0-1 0 0 0,0 5-1 0 0,0-6 1 0 0,1 1 0 0 0,0-1 0 0 0,-1 1 0 0 0,1-1 0 0 0,0 1 0 0 0,0-1 0 0 0,0 0-1 0 0,0 1 1 0 0,0-1 0 0 0,0 0 0 0 0,0 0 0 0 0,0 0 0 0 0,1 0 0 0 0,-1 0-1 0 0,0 0 1 0 0,1 0 0 0 0,-1 0 0 0 0,1 0 0 0 0,-1-1 0 0 0,1 1 0 0 0,-1-1 0 0 0,1 1-1 0 0,-1-1 1 0 0,1 1 0 0 0,0-1 0 0 0,-1 0 0 0 0,1 0 0 0 0,-1 0 0 0 0,3 0-1 0 0,29 4-18 0 0,-11-1-40 0 0,-1-1 0 0 0,25-2 0 0 0,-39 0 42 0 0,1-1-1 0 0,0 0 1 0 0,0 0-1 0 0,-1-1 1 0 0,1 0-1 0 0,-1-1 1 0 0,0 0 0 0 0,0 0-1 0 0,12-7 1 0 0,29-13-1642 0 0,-12 16-3216 0 0,-30 7 3490 0 0</inkml:trace>
+  <inkml:trace contextRef="#ctx0" brushRef="#br0" timeOffset="537.36">1 353 3761 0 0,'14'-4'313'0'0,"1"1"1"0"0,0 1 0 0 0,0 0-1 0 0,0 1 1 0 0,1 1 0 0 0,-1 0-1 0 0,0 1 1 0 0,0 0 0 0 0,0 2-1 0 0,0-1 1 0 0,-1 2 0 0 0,1 0-1 0 0,-1 1 1 0 0,1 0 0 0 0,13 8-1 0 0,-21-9-404 0 0,1-2 0 0 0,0 1 0 0 0,0-1 0 0 0,0 0-1 0 0,0-1 1 0 0,0 0 0 0 0,0 0 0 0 0,1 0 0 0 0,-1-1 0 0 0,0-1-1 0 0,0 1 1 0 0,1-2 0 0 0,-1 1 0 0 0,0-1 0 0 0,0 0 0 0 0,9-4 0 0 0,-11 5-498 0 0</inkml:trace>
+  <inkml:trace contextRef="#ctx0" brushRef="#br0" timeOffset="1907.49">580 318 4417 0 0,'0'0'535'0'0,"25"18"674"0"0,-15-14-1066 0 0,1 0-1 0 0,0-1 0 0 0,-1 0 0 0 0,1-1 1 0 0,17 2-1 0 0,-15-3-53 0 0,0-1 1 0 0,0 0-1 0 0,19-4 1 0 0,-28 4-78 0 0,0-1 0 0 0,-1 1 0 0 0,1-1 1 0 0,-1 0-1 0 0,1-1 0 0 0,-1 1 0 0 0,1 0 1 0 0,-1-1-1 0 0,0 0 0 0 0,0 0 1 0 0,0 0-1 0 0,0 0 0 0 0,0 0 0 0 0,0-1 1 0 0,-1 1-1 0 0,1-1 0 0 0,2-4 1 0 0,-4 5-7 0 0,0 0 0 0 0,0 0 0 0 0,-1 0 0 0 0,1 0 0 0 0,-1 0 1 0 0,0 0-1 0 0,1 0 0 0 0,-1 0 0 0 0,0 0 0 0 0,0 0 1 0 0,0 0-1 0 0,-1 0 0 0 0,1 0 0 0 0,0 0 0 0 0,-1 0 0 0 0,1 0 1 0 0,-1 0-1 0 0,0 0 0 0 0,-1-3 0 0 0,2 4-6 0 0,-1 0-1 0 0,0-1 1 0 0,0 1-1 0 0,0 0 1 0 0,1 0 0 0 0,-1 0-1 0 0,0 0 1 0 0,-1 0-1 0 0,1 0 1 0 0,0 0 0 0 0,0 0-1 0 0,0 0 1 0 0,0 1-1 0 0,-1-1 1 0 0,1 0-1 0 0,0 1 1 0 0,-1-1 0 0 0,1 1-1 0 0,0-1 1 0 0,-1 1-1 0 0,1 0 1 0 0,-1 0 0 0 0,1-1-1 0 0,0 1 1 0 0,-1 0-1 0 0,1 0 1 0 0,-1 0-1 0 0,1 1 1 0 0,-1-1 0 0 0,1 0-1 0 0,-1 0 1 0 0,1 1-1 0 0,-2 0 1 0 0,-13 4-18 0 0,0 1 0 0 0,0 1 1 0 0,0 0-1 0 0,1 1 0 0 0,-16 12 0 0 0,26-16 81 0 0,-1 0 0 0 0,2 0 0 0 0,-1 0 0 0 0,0 1 0 0 0,1 0 1 0 0,0 0-1 0 0,0 0 0 0 0,1 0 0 0 0,-1 0 0 0 0,1 1 0 0 0,0 0 0 0 0,1 0 0 0 0,-1 0 0 0 0,1 0 0 0 0,0 0 0 0 0,1 0 0 0 0,-2 9 0 0 0,3-10-43 0 0,-1-1 0 0 0,2 1 0 0 0,-1-1 0 0 0,0 1 0 0 0,1-1 0 0 0,0 1-1 0 0,0-1 1 0 0,0 0 0 0 0,1 1 0 0 0,-1-1 0 0 0,1 0 0 0 0,0 0 0 0 0,0 0 0 0 0,4 5 0 0 0,-1-3-13 0 0,0 1-1 0 0,0-1 1 0 0,1 0 0 0 0,0 0 0 0 0,0-1 0 0 0,1 0 0 0 0,11 8 0 0 0,-10-9 30 0 0,-1 1 0 0 0,0-1 0 0 0,1-1 0 0 0,0 0 0 0 0,-1 0 1 0 0,1 0-1 0 0,1-1 0 0 0,-1 0 0 0 0,0-1 0 0 0,0 1 0 0 0,1-2 0 0 0,-1 1 0 0 0,1-1 0 0 0,-1-1 0 0 0,0 1 0 0 0,14-4 0 0 0,-13 1 19 0 0,0 0 0 0 0,0 0-1 0 0,-1-1 1 0 0,1-1 0 0 0,-1 1-1 0 0,0-1 1 0 0,0-1 0 0 0,0 0-1 0 0,-1 0 1 0 0,0 0 0 0 0,0-1-1 0 0,-1 0 1 0 0,1 0-1 0 0,-1-1 1 0 0,-1 1 0 0 0,0-1-1 0 0,0-1 1 0 0,0 1 0 0 0,-1-1-1 0 0,-1 1 1 0 0,6-18 0 0 0,3-2 566 0 0,-23 48-322 0 0,9-18-301 0 0,1 1 0 0 0,0 0 1 0 0,-1 0-1 0 0,1-1 0 0 0,0 1 0 0 0,0 0 1 0 0,1 0-1 0 0,-1 0 0 0 0,1 0 0 0 0,-1 0 1 0 0,1 0-1 0 0,0 0 0 0 0,0 0 0 0 0,1 5 1 0 0,-1-8 0 0 0,0-1 0 0 0,0 1 0 0 0,0 0 0 0 0,0 0 0 0 0,0 0 0 0 0,0 0 0 0 0,-1 0 0 0 0,1 0 0 0 0,0 0 0 0 0,0 0 0 0 0,0 0-1 0 0,0 0 1 0 0,0 0 0 0 0,0 0 0 0 0,0 0 0 0 0,0 0 0 0 0,0 0 0 0 0,0 0 0 0 0,0 0 0 0 0,0 0 0 0 0,0 0 0 0 0,0 0 0 0 0,0 0 0 0 0,0 0 0 0 0,0 0 0 0 0,0 0 0 0 0,-1 0 0 0 0,1 0 0 0 0,0 0 0 0 0,0 0 0 0 0,0 0 0 0 0,0 0 0 0 0,0 0 0 0 0,0 0 0 0 0,9 36 2 0 0,-9-36 0 0 0,0 1 0 0 0,0 0 0 0 0,0-1-1 0 0,0 1 1 0 0,0-1 0 0 0,1 1 0 0 0,-1 0 0 0 0,0-1 0 0 0,0 1 0 0 0,0-1 0 0 0,1 1-1 0 0,-1-1 1 0 0,0 1 0 0 0,0-1 0 0 0,1 1 0 0 0,-1-1 0 0 0,0 1 0 0 0,1-1 0 0 0,-1 1-1 0 0,1-1 1 0 0,-1 1 0 0 0,1-1 0 0 0,-1 0 0 0 0,1 1 0 0 0,-1-1 0 0 0,1 0 0 0 0,-1 0-1 0 0,1 1 1 0 0,-1-1 0 0 0,1 0 0 0 0,-1 0 0 0 0,2 1 0 0 0,5 1 24 0 0,-1 1-15 0 0,-4-1-3 0 0,0-1 0 0 0,0 0-1 0 0,0 0 1 0 0,0 0-1 0 0,0 0 1 0 0,0-1 0 0 0,0 1-1 0 0,0 0 1 0 0,0-1-1 0 0,0 0 1 0 0,4 1 0 0 0,-2-1 6 0 0,-1-1 1 0 0,1 0 0 0 0,-1 1 0 0 0,1-1 0 0 0,-1-1-1 0 0,0 1 1 0 0,1 0 0 0 0,-1-1 0 0 0,0 0 0 0 0,0 0 0 0 0,0 1-1 0 0,0-2 1 0 0,0 1 0 0 0,0 0 0 0 0,-1-1 0 0 0,1 1-1 0 0,3-6 1 0 0,2-3 48 0 0,0 0 0 0 0,-1 0-1 0 0,9-18 1 0 0,-15 28-59 0 0,-1 1 0 0 0,0 0 0 0 0,1 0 0 0 0,-1 0 0 0 0,0-1 0 0 0,1 1 0 0 0,-1 0-1 0 0,0 0 1 0 0,1 0 0 0 0,-1 0 0 0 0,1 0 0 0 0,-1 0 0 0 0,0 0 0 0 0,1 0 0 0 0,-1 0 0 0 0,1 0 0 0 0,-1 0 0 0 0,0 0 0 0 0,1 0 0 0 0,-1 0 0 0 0,0 0 0 0 0,1 0-1 0 0,-1 0 1 0 0,1 0 0 0 0,-1 1 0 0 0,0-1 0 0 0,1 0 0 0 0,-1 0 0 0 0,0 0 0 0 0,1 1 0 0 0,-1-1 0 0 0,1 1 0 0 0,15 10 220 0 0,-11-8-150 0 0,16 12 108 0 0,-20-14-176 0 0,1 0 0 0 0,-1 0 0 0 0,1 1 0 0 0,0-1 0 0 0,-1 0 0 0 0,1 0 0 0 0,0-1 0 0 0,0 1 1 0 0,-1 0-1 0 0,1 0 0 0 0,3 0 0 0 0,14 9 241 0 0,-16-8-777 0 0,0 1 0 0 0,0-1 1 0 0,0 0-1 0 0,1-1 1 0 0,-1 1-1 0 0,0-1 0 0 0,7 3 1 0 0,16 2-598 0 0,-20-4-110 0 0</inkml:trace>
+  <inkml:trace contextRef="#ctx0" brushRef="#br0" timeOffset="2280.99">1565 26 4089 0 0,'0'0'1209'0'0,"0"0"-1132"0"0,0 0-1 0 0,0 0 1 0 0,0-1-1 0 0,0 1 1 0 0,0 0 0 0 0,0 0-1 0 0,0 0 1 0 0,0 0-1 0 0,0-1 1 0 0,0 1-1 0 0,0 0 1 0 0,0 0-1 0 0,0 0 1 0 0,0 0-1 0 0,0 0 1 0 0,0-1-1 0 0,0 1 1 0 0,-1 0-1 0 0,1 0 1 0 0,0 0-1 0 0,0 0 1 0 0,0 0-1 0 0,0 0 1 0 0,0 0-1 0 0,0-1 1 0 0,0 1-1 0 0,0 0 1 0 0,-1 0-1 0 0,1 0 1 0 0,0 0-1 0 0,0 0 1 0 0,0 0-1 0 0,0 0 1 0 0,0 0-1 0 0,-1 0 1 0 0,1 0-1 0 0,0 0 1 0 0,0 0-1 0 0,0 0 1 0 0,0 0-1 0 0,0 0 1 0 0,-1 0-1 0 0,1 0 1 0 0,0 0-1 0 0,0 0 1 0 0,0 0-1 0 0,0 0 1 0 0,0 0-1 0 0,-1 0 1 0 0,1 0-1 0 0,0 0 1 0 0,0 0-1 0 0,0 0 1 0 0,0 0-1 0 0,0 0 1 0 0,-1 0-1 0 0,-1 5-10 0 0,-1 0-1 0 0,1 1 0 0 0,0-1 1 0 0,1 0-1 0 0,-1 0 1 0 0,1 1-1 0 0,0-1 0 0 0,1 1 1 0 0,-1-1-1 0 0,1 7 0 0 0,3 67 129 0 0,-2-49-157 0 0,4 73-83 0 0,21 127 0 0 0,-23-221-74 0 0,0 3-3773 0 0</inkml:trace>
+  <inkml:trace contextRef="#ctx0" brushRef="#br0" timeOffset="2798.33">1444 424 2192 0 0,'0'0'112'0'0,"-1"0"0"0"0,1 0 0 0 0,0-1-1 0 0,-1 1 1 0 0,1 0 0 0 0,0 0 0 0 0,0-1-1 0 0,-1 1 1 0 0,1 0 0 0 0,0-1 0 0 0,0 1-1 0 0,-1 0 1 0 0,1-1 0 0 0,0 1-1 0 0,0 0 1 0 0,0-1 0 0 0,0 1 0 0 0,-1-1-1 0 0,1 1 1 0 0,0 0 0 0 0,0-1 0 0 0,0 1-1 0 0,0-1 1 0 0,0 1 0 0 0,0-1 0 0 0,0 1-1 0 0,0 0 1 0 0,0-1 0 0 0,0 1-1 0 0,0-1 1 0 0,1 1 0 0 0,-1 0 0 0 0,0-1-1 0 0,0 1 1 0 0,0-1 0 0 0,0 1 0 0 0,1 0-1 0 0,-1-1 1 0 0,0 1 0 0 0,0 0 0 0 0,1-1-1 0 0,-1 1 1 0 0,0 0 0 0 0,1 0-1 0 0,-1-1 1 0 0,12-18 1969 0 0,25-6-1791 0 0,-37 24-276 0 0,0 1-1 0 0,0 0 0 0 0,1-1 0 0 0,-1 1 0 0 0,0 0 0 0 0,1-1 0 0 0,-1 1 0 0 0,0 0 1 0 0,1-1-1 0 0,-1 1 0 0 0,1 0 0 0 0,-1 0 0 0 0,1-1 0 0 0,-1 1 0 0 0,0 0 0 0 0,1 0 1 0 0,-1 0-1 0 0,1 0 0 0 0,-1 0 0 0 0,1-1 0 0 0,-1 1 0 0 0,1 0 0 0 0,-1 0 0 0 0,1 0 1 0 0,-1 0-1 0 0,1 0 0 0 0,-1 1 0 0 0,1-1 0 0 0,-1 0 0 0 0,1 0 0 0 0,-1 0 0 0 0,1 0 1 0 0,-1 0-1 0 0,0 1 0 0 0,1-1 0 0 0,-1 0 0 0 0,1 0 0 0 0,-1 1 0 0 0,0-1 0 0 0,1 0 1 0 0,-1 1-1 0 0,0-1 0 0 0,1 1 0 0 0,6 5 43 0 0,3 2-14 0 0,1-1 0 0 0,-1 0 1 0 0,1-1-1 0 0,19 8 0 0 0,-26-13-198 0 0,0 0 1 0 0,0 1-1 0 0,0-2 1 0 0,0 1-1 0 0,0 0 0 0 0,0-1 1 0 0,0 0-1 0 0,0 0 1 0 0,0 0-1 0 0,1 0 1 0 0,-1-1-1 0 0,0 1 0 0 0,0-1 1 0 0,0 0-1 0 0,0-1 1 0 0,0 1-1 0 0,0-1 0 0 0,-1 1 1 0 0,8-5-1 0 0,5-6-909 0 0,-7 6 943 0 0</inkml:trace>
+  <inkml:trace contextRef="#ctx0" brushRef="#br0" timeOffset="3356.09">1840 346 3401 0 0,'0'0'3806'0'0,"-2"3"-3743"0"0,-1 3-50 0 0,0 1 0 0 0,0-1 0 0 0,0 1 0 0 0,0 0 0 0 0,1 0 0 0 0,1 0 0 0 0,-1 0 0 0 0,1 0 0 0 0,-1 12 1 0 0,2-14-7 0 0,-1 0 0 0 0,1 0 0 0 0,0 0 0 0 0,0 1 0 0 0,1-1 0 0 0,-1 0 0 0 0,1 0 0 0 0,1 0 0 0 0,-1 0 0 0 0,1 0 0 0 0,-1 0 0 0 0,1 0 0 0 0,1-1 0 0 0,4 9 0 0 0,-6-11 12 0 0,1 0 0 0 0,0-1 0 0 0,-1 1 0 0 0,1-1 0 0 0,0 1 0 0 0,0-1 1 0 0,0 0-1 0 0,-1 0 0 0 0,1 0 0 0 0,0 0 0 0 0,1 0 0 0 0,-1 0 0 0 0,0 0 1 0 0,0-1-1 0 0,0 1 0 0 0,0-1 0 0 0,1 0 0 0 0,-1 0 0 0 0,5 0 642 0 0,-10-26 1203 0 0,4 24-1851 0 0,-1 0-1 0 0,0 0 0 0 0,-1 0 1 0 0,1 0-1 0 0,0 0 1 0 0,0 0-1 0 0,-1 0 1 0 0,1 0-1 0 0,-1 0 0 0 0,0 1 1 0 0,0-1-1 0 0,-1-3 1 0 0,-2 0 71 0 0,0 0 1 0 0,-1 0 0 0 0,1 0 0 0 0,-1 1 0 0 0,0 0 0 0 0,0 0 0 0 0,-7-5 0 0 0,6 6-43 0 0,0-3 62 0 0,7 2-115 0 0,1 1 0 0 0,0-1 0 0 0,0 1 0 0 0,0 0 0 0 0,0-1 0 0 0,0 1 0 0 0,1 0-1 0 0,0 1 1 0 0,-1-1 0 0 0,1 0 0 0 0,0 1 0 0 0,0-1 0 0 0,1 1 0 0 0,-1 0 0 0 0,4-2 0 0 0,7-2-23 0 0,0 0 1 0 0,0 1-1 0 0,1 0 1 0 0,-1 2 0 0 0,1-1-1 0 0,18 0 1 0 0,41-12-3622 0 0,-67 15 2699 0 0,-1 1-138 0 0</inkml:trace>
+  <inkml:trace contextRef="#ctx0" brushRef="#br0" timeOffset="3740.67">2229 335 4217 0 0,'0'0'95'0'0,"0"-1"-1"0"0,0 1 1 0 0,0 0 0 0 0,0-1 0 0 0,1 1-1 0 0,-1 0 1 0 0,0 0 0 0 0,0-1-1 0 0,0 1 1 0 0,0 0 0 0 0,1-1 0 0 0,-1 1-1 0 0,0 0 1 0 0,0 0 0 0 0,1-1 0 0 0,-1 1-1 0 0,0 0 1 0 0,0 0 0 0 0,1 0-1 0 0,-1 0 1 0 0,0-1 0 0 0,1 1 0 0 0,-1 0-1 0 0,0 0 1 0 0,1 0 0 0 0,-1 0 0 0 0,0 0-1 0 0,1 0 1 0 0,-1 0 0 0 0,0 0-1 0 0,1 0 1 0 0,-1 0 0 0 0,0 0 0 0 0,1 0-1 0 0,0 0 1 0 0,8 10 1419 0 0,2 19-612 0 0,-8 20-538 0 0,-3-42-416 0 0,0 0 0 0 0,0 0 0 0 0,0-1 0 0 0,1 1 0 0 0,0 0 0 0 0,0 0 0 0 0,1-1 0 0 0,0 1 0 0 0,0-1 0 0 0,0 0 0 0 0,1 1 0 0 0,0-1 0 0 0,0 0 0 0 0,5 7 0 0 0,-6-10-558 0 0,1 1-319 0 0</inkml:trace>
+  <inkml:trace contextRef="#ctx0" brushRef="#br0" timeOffset="3921.31">2292 212 3929 0 0,'-1'-2'370'0'0,"0"0"1"0"0,0 0-1 0 0,0 0 0 0 0,0 0 1 0 0,0 0-1 0 0,1 0 1 0 0,-1 0-1 0 0,1 0 1 0 0,0-1-1 0 0,-1 1 0 0 0,1-4 1 0 0,0 6-415 0 0</inkml:trace>
+  <inkml:trace contextRef="#ctx0" brushRef="#br0" timeOffset="5174.93">2503 367 1624 0 0,'0'0'4464'0'0,"2"2"-4200"0"0,1 0-1 0 0,-1 0 1 0 0,0 0-1 0 0,1 0 1 0 0,-1-1 0 0 0,1 1-1 0 0,0-1 1 0 0,5 2-1 0 0,-3-1-237 0 0,1-1-1 0 0,0 1 0 0 0,0-2 0 0 0,0 1 0 0 0,0-1 0 0 0,0 0 0 0 0,1 0 0 0 0,-1 0 0 0 0,0-1 0 0 0,0 0 0 0 0,0 0 0 0 0,9-4 0 0 0,-9 2-2 0 0,1 0-1 0 0,-1-1 1 0 0,0 0 0 0 0,0 0 0 0 0,9-9-1 0 0,-14 12-17 0 0,0-1 0 0 0,1 1-1 0 0,-1 0 1 0 0,0-1-1 0 0,0 1 1 0 0,0 0-1 0 0,-1-1 1 0 0,1 0-1 0 0,0 1 1 0 0,0-1 0 0 0,-1 1-1 0 0,1-1 1 0 0,-1 0-1 0 0,1 1 1 0 0,-1-1-1 0 0,0 0 1 0 0,0 1 0 0 0,0-1-1 0 0,0 0 1 0 0,0 0-1 0 0,0 1 1 0 0,0-1-1 0 0,-1 0 1 0 0,1 1-1 0 0,0-1 1 0 0,-1 0 0 0 0,1 1-1 0 0,-1-1 1 0 0,-1-2-1 0 0,1 2-3 0 0,-1 1 0 0 0,1-1 0 0 0,0 1 0 0 0,0 0 0 0 0,-1 0 0 0 0,1-1 0 0 0,-1 1 0 0 0,1 0 0 0 0,-1 0 0 0 0,0 0 0 0 0,1 1 0 0 0,-1-1 0 0 0,0 0 0 0 0,1 1-1 0 0,-1-1 1 0 0,0 1 0 0 0,0-1 0 0 0,0 1 0 0 0,1 0 0 0 0,-1 0 0 0 0,0 0 0 0 0,0 0 0 0 0,0 0 0 0 0,0 0 0 0 0,1 0 0 0 0,-1 1 0 0 0,0-1 0 0 0,0 1 0 0 0,0-1 0 0 0,1 1 0 0 0,-4 1 0 0 0,0 0 3 0 0,0 0 1 0 0,0 1 0 0 0,0 0-1 0 0,0-1 1 0 0,0 1 0 0 0,0 1-1 0 0,1-1 1 0 0,0 1 0 0 0,-5 5 0 0 0,-11 12 13 0 0,18-19 18 0 0,0 0-1 0 0,0 0 0 0 0,0-1 1 0 0,0 2-1 0 0,0-1 1 0 0,1 0-1 0 0,-1 0 1 0 0,1 1-1 0 0,-1-1 1 0 0,1 0-1 0 0,0 1 1 0 0,0-1-1 0 0,0 1 1 0 0,0 0-1 0 0,0-1 0 0 0,1 1 1 0 0,-1 0-1 0 0,1 0 1 0 0,0-1-1 0 0,0 1 1 0 0,0 0-1 0 0,0 0 1 0 0,1 4-1 0 0,-1-3-8 0 0,0 0-1 0 0,1 0 1 0 0,0 0 0 0 0,0 0-1 0 0,0 0 1 0 0,0 0-1 0 0,1 0 1 0 0,-1 0 0 0 0,1-1-1 0 0,0 1 1 0 0,0-1 0 0 0,1 1-1 0 0,-1-1 1 0 0,0 0-1 0 0,1 0 1 0 0,0 0 0 0 0,0 0-1 0 0,0 0 1 0 0,0-1 0 0 0,0 1-1 0 0,1-1 1 0 0,-1 0-1 0 0,1 0 1 0 0,0 0 0 0 0,4 1-1 0 0,1 2-24 0 0,0-1 1 0 0,0 0-1 0 0,1 0 0 0 0,-1-1 0 0 0,1 0 0 0 0,0-1 0 0 0,0 0 0 0 0,0-1 1 0 0,0 0-1 0 0,0 0 0 0 0,0-1 0 0 0,0-1 0 0 0,0 1 0 0 0,0-2 1 0 0,0 1-1 0 0,0-2 0 0 0,14-4 0 0 0,-22 7 6 0 0,-1-1 1 0 0,1 0-1 0 0,-1 1 1 0 0,1-1-1 0 0,-1 0 1 0 0,0 0-1 0 0,1 0 1 0 0,-1 0-1 0 0,0 0 0 0 0,1-1 1 0 0,-1 1-1 0 0,0 0 1 0 0,0-1-1 0 0,0 1 1 0 0,0 0-1 0 0,-1-1 1 0 0,1 1-1 0 0,0-1 0 0 0,0 0 1 0 0,-1 1-1 0 0,1-1 1 0 0,-1 1-1 0 0,0-1 1 0 0,1 0-1 0 0,-1 0 1 0 0,0 1-1 0 0,0-1 0 0 0,0 0 1 0 0,0 1-1 0 0,0-1 1 0 0,-1 0-1 0 0,1 1 1 0 0,0-1-1 0 0,-1 0 1 0 0,1 1-1 0 0,-1-1 0 0 0,0 1 1 0 0,1-1-1 0 0,-1 1 1 0 0,0-1-1 0 0,0 1 1 0 0,0-1-1 0 0,0 1 1 0 0,0 0-1 0 0,0-1 0 0 0,0 1 1 0 0,-1 0-1 0 0,1 0 1 0 0,0 0-1 0 0,-2-1 1 0 0,2 1 18 0 0,0 0 0 0 0,0 0 0 0 0,1 0 0 0 0,-1 0 0 0 0,0-1 0 0 0,1 1 0 0 0,-1 0-1 0 0,1 0 1 0 0,0 0 0 0 0,-1-1 0 0 0,1 1 0 0 0,0 0 0 0 0,0-1 0 0 0,0 1 0 0 0,0 0 0 0 0,0 0 0 0 0,0-1 0 0 0,0 1 0 0 0,0 0 0 0 0,1-1 0 0 0,-1 1 0 0 0,0 0 0 0 0,1 0 0 0 0,-1-1 0 0 0,1 1 0 0 0,-1 0 0 0 0,1 0 0 0 0,0 0 0 0 0,-1 0 0 0 0,1 0 0 0 0,0 0 0 0 0,0 0 0 0 0,0 0 0 0 0,0 0 0 0 0,2-1 0 0 0,-1 0-47 0 0,1 1 0 0 0,-1 1 0 0 0,1-1 1 0 0,-1 0-1 0 0,1 0 0 0 0,-1 1 1 0 0,1 0-1 0 0,0-1 0 0 0,-1 1 0 0 0,1 0 1 0 0,0 0-1 0 0,-1 1 0 0 0,1-1 1 0 0,-1 0-1 0 0,1 1 0 0 0,0-1 0 0 0,-1 1 1 0 0,1 0-1 0 0,-1 0 0 0 0,0 0 1 0 0,1 0-1 0 0,3 3 0 0 0,-2-2-109 0 0,1 0 0 0 0,0 0 0 0 0,-1-1 0 0 0,1 1 0 0 0,0-1-1 0 0,0 0 1 0 0,0-1 0 0 0,0 1 0 0 0,0-1 0 0 0,0 0 0 0 0,5-1 0 0 0,33-9-4310 0 0,-35 8 3159 0 0</inkml:trace>
+  <inkml:trace contextRef="#ctx0" brushRef="#br0" timeOffset="5981.97">3170 36 5377 0 0,'-8'-3'4857'0'0,"-2"11"-3287"0"0,1 14-1849 0 0,7 12 244 0 0,1 0 0 0 0,2-1 0 0 0,1 1 0 0 0,1 0 0 0 0,2-1 0 0 0,2 0 0 0 0,0 0 0 0 0,3 0-1 0 0,15 36 1 0 0,-23-57-192 0 0,-11-19-139 0 0,-8-7 219 0 0,-11-8 149 0 0,22 18 3 0 0,3 2-2 0 0,-4 2 7 0 0,-2-3 1 0 0,0 1 0 0 0,1 0 0 0 0,-1 1 0 0 0,0 0 0 0 0,0 0 0 0 0,0 1 0 0 0,0 0 0 0 0,0 1 0 0 0,-10 1 0 0 0,19-1 402 0 0,7-2 74 0 0,26 0-139 0 0,33-7 1 0 0,-56 6-838 0 0,-1 0 0 0 0,1 0 0 0 0,0-1 0 0 0,-1-1 0 0 0,1 0-1 0 0,-1 0 1 0 0,0 0 0 0 0,9-7 0 0 0,-11 6 249 0 0,0 0-326 0 0</inkml:trace>
+  <inkml:trace contextRef="#ctx0" brushRef="#br0" timeOffset="6556.61">3575 1 1816 0 0,'0'0'7770'0'0,"0"11"-6007"0"0,1 12-1488 0 0,0 0 0 0 0,-5 38 0 0 0,1-35-254 0 0,2 0-1 0 0,2 36 1 0 0,3 13-82 0 0,-5-56 3 0 0,2 0 0 0 0,0-1 1 0 0,1 1-1 0 0,1 0 0 0 0,1-1 1 0 0,0 1-1 0 0,9 19 0 0 0,-8-28-191 0 0,3 5-356 0 0,-6-8-3797 0 0</inkml:trace>
+  <inkml:trace contextRef="#ctx0" brushRef="#br0" timeOffset="7116.94">3726 736 1048 0 0,'0'0'150'0'0,"-18"-13"6504"0"0,-10 9-6188 0 0,21 2-374 0 0,0 0 173 0 0,-6 8 1065 0 0,3-1-1239 0 0,0 1 0 0 0,1 0 0 0 0,0 1 0 0 0,0 0 0 0 0,0 0 0 0 0,1 1-1 0 0,0 0 1 0 0,0 0 0 0 0,-10 16 0 0 0,18-23-89 0 0,-1-1 0 0 0,1 1 0 0 0,0-1 0 0 0,0 0 0 0 0,-1 1 0 0 0,1-1-1 0 0,0 1 1 0 0,0 0 0 0 0,0-1 0 0 0,-1 1 0 0 0,1-1 0 0 0,0 1 0 0 0,0-1 0 0 0,0 1 0 0 0,0-1-1 0 0,0 1 1 0 0,0-1 0 0 0,0 1 0 0 0,0 0 0 0 0,0-1 0 0 0,0 1 0 0 0,1-1 0 0 0,-1 1-1 0 0,0-1 1 0 0,0 1 0 0 0,0-1 0 0 0,1 1 0 0 0,-1-1 0 0 0,0 1 0 0 0,1 0 0 0 0,16 2 129 0 0,20-11 87 0 0,-36 8-216 0 0,5-3 27 0 0,0 1 1 0 0,0-1-1 0 0,0 0 1 0 0,-1-1-1 0 0,1 1 0 0 0,8-8 1 0 0,-12 9-11 0 0,0 1 1 0 0,0-1-1 0 0,0 0 1 0 0,-1 1-1 0 0,1-1 1 0 0,0 0 0 0 0,-1 0-1 0 0,0 0 1 0 0,1 0-1 0 0,-1 0 1 0 0,0-1-1 0 0,0 1 1 0 0,0 0-1 0 0,0-1 1 0 0,0 1-1 0 0,-1 0 1 0 0,1-1-1 0 0,-1 1 1 0 0,1-1-1 0 0,-1-3 1 0 0,0 6-11 0 0,0 0 0 0 0,0-1 0 0 0,-1 1 1 0 0,1 0-1 0 0,0-1 0 0 0,0 1 0 0 0,0 0 0 0 0,0-1 0 0 0,0 1 1 0 0,-1 0-1 0 0,1-1 0 0 0,0 1 0 0 0,0 0 0 0 0,-1 0 1 0 0,1-1-1 0 0,0 1 0 0 0,0 0 0 0 0,-1 0 0 0 0,1 0 0 0 0,0-1 1 0 0,-1 1-1 0 0,1 0 0 0 0,0 0 0 0 0,-1 0 0 0 0,1 0 0 0 0,0 0 1 0 0,-1 0-1 0 0,1 0 0 0 0,0 0 0 0 0,-1-1 0 0 0,1 1 1 0 0,0 0-1 0 0,-1 0 0 0 0,1 1 0 0 0,0-1 0 0 0,-1 0 0 0 0,1 0 1 0 0,0 0-1 0 0,-1 0 0 0 0,1 0 0 0 0,-23 9 22 0 0,-11 6-42 0 0,33-14 7 0 0,3-1-1 0 0,-4 4-43 0 0,1-4 48 0 0,1 1 0 0 0,0-1 1 0 0,-1 0-1 0 0,1 0 0 0 0,0 1 0 0 0,0-1 0 0 0,-1 0 1 0 0,1 1-1 0 0,0-1 0 0 0,0 0 0 0 0,-1 1 0 0 0,1-1 1 0 0,0 0-1 0 0,0 1 0 0 0,0-1 0 0 0,0 0 0 0 0,-1 1 0 0 0,1-1 1 0 0,0 1-1 0 0,0-1 0 0 0,0 0 0 0 0,0 1 0 0 0,0-1 1 0 0,0 1-1 0 0,0-1 0 0 0,0 1 0 0 0,0-1 0 0 0,0 0 0 0 0,0 1 1 0 0,0-1-1 0 0,1 1 0 0 0,-1-1 0 0 0,0 0 0 0 0,0 1 1 0 0,0-1-1 0 0,1 0 0 0 0,-1 1 0 0 0,0-1 0 0 0,0 0 1 0 0,1 1-1 0 0,-1-1 0 0 0,0 0 0 0 0,0 1 0 0 0,1-1 0 0 0,-1 0 1 0 0,0 0-1 0 0,1 1 0 0 0,-1-1 0 0 0,0 0 0 0 0,1 0 1 0 0,-1 0-1 0 0,1 0 0 0 0,-1 0 0 0 0,0 1 0 0 0,1-1 1 0 0,-1 0-1 0 0,1 0 0 0 0,-1 0 0 0 0,0 0 0 0 0,1 0 0 0 0,0 0 1 0 0,2 0 3 0 0,0 0 1 0 0,-1 0-1 0 0,1 0 1 0 0,0 0-1 0 0,0-1 1 0 0,-1 1-1 0 0,1-1 1 0 0,0 0-1 0 0,-1 1 1 0 0,1-1-1 0 0,-1-1 1 0 0,1 1-1 0 0,-1 0 1 0 0,1 0-1 0 0,-1-1 1 0 0,0 1-1 0 0,0-1 1 0 0,1 0-1 0 0,-1 0 1 0 0,0 0-1 0 0,-1 0 1 0 0,1 0-1 0 0,0 0 1 0 0,-1 0-1 0 0,1-1 1 0 0,-1 1-1 0 0,0-1 1 0 0,1 1-1 0 0,-1-1 1 0 0,0 1-1 0 0,-1-1 1 0 0,1 0-1 0 0,0-4 1 0 0,-1 7-16 0 0,0-1 0 0 0,0 1 1 0 0,0-1-1 0 0,0 1 0 0 0,0-1 0 0 0,0 1 0 0 0,0-1 1 0 0,0 1-1 0 0,0-1 0 0 0,0 1 0 0 0,0-1 0 0 0,0 1 1 0 0,-1-1-1 0 0,1 1 0 0 0,0-1 0 0 0,0 1 0 0 0,-1 0 1 0 0,1-1-1 0 0,0 1 0 0 0,-1-1 0 0 0,1 1 1 0 0,0 0-1 0 0,-1-1 0 0 0,1 1 0 0 0,-1 0 0 0 0,1-1 1 0 0,0 1-1 0 0,-1 0 0 0 0,1 0 0 0 0,-1-1 0 0 0,-17 3-1171 0 0,-17 17-3193 0 0,27-12 2680 0 0</inkml:trace>
+  <inkml:trace contextRef="#ctx0" brushRef="#br0" timeOffset="8040.3">3146 323 288 0 0,'0'0'1288'0'0,"-9"-7"3628"0"0,8 14-4679 0 0,-1-1 0 0 0,1 0 0 0 0,0 0 0 0 0,1 0 0 0 0,0 10 0 0 0,0-9-159 0 0,-2 3 18 0 0,0 5 19 0 0,0-1-1 0 0,1 0 0 0 0,1 20 0 0 0,1-29-91 0 0,-1 0 0 0 0,2 0 1 0 0,-1 0-1 0 0,0 0 0 0 0,1 0 0 0 0,0 0 0 0 0,0 0 1 0 0,1 0-1 0 0,-1-1 0 0 0,1 1 0 0 0,6 7 0 0 0,-4-6 0 0 0,-1 0 0 0 0,0 1 0 0 0,-1-1 0 0 0,0 1 0 0 0,0 0 0 0 0,0 0 0 0 0,2 10 0 0 0,-4-13-14 0 0,0 0 0 0 0,0 0 1 0 0,-1 0-1 0 0,1 0 0 0 0,-1 0 0 0 0,0 0 0 0 0,0 0 0 0 0,0 0 1 0 0,0 0-1 0 0,-1 0 0 0 0,0 0 0 0 0,0 0 0 0 0,0 0 1 0 0,0 0-1 0 0,-3 5 0 0 0,-9-6 270 0 0</inkml:trace>
+</inkml:ink>
+</file>
+
 <file path=customXml/itemProps1.xml><?xml version="1.0" encoding="utf-8"?>
+<ds:datastoreItem xmlns:ds="http://schemas.openxmlformats.org/officeDocument/2006/customXml" ds:itemID="{01D51A4F-7BE7-46DF-A7D0-BDB91C1C49A3}">
+  <ds:schemaRefs>
+    <ds:schemaRef ds:uri="http://schemas.openxmlformats.org/officeDocument/2006/bibliography"/>
+  </ds:schemaRefs>
+</ds:datastoreItem>
+</file>
+
+<file path=customXml/itemProps2.xml><?xml version="1.0" encoding="utf-8"?>
 <ds:datastoreItem xmlns:ds="http://schemas.openxmlformats.org/officeDocument/2006/customXml" ds:itemID="{6A655C0C-F4A3-4931-9F7F-84CBD61DCE8F}">
   <ds:schemaRefs>
     <ds:schemaRef ds:uri="http://schemas.microsoft.com/sharepoint/v3/contenttype/forms"/>
@@ -15819,40 +17423,7 @@
 </ds:datastoreItem>
 </file>
 
-<file path=customXml/itemProps2.xml><?xml version="1.0" encoding="utf-8"?>
-<ds:datastoreItem xmlns:ds="http://schemas.openxmlformats.org/officeDocument/2006/customXml" ds:itemID="{01D51A4F-7BE7-46DF-A7D0-BDB91C1C49A3}">
-  <ds:schemaRefs>
-    <ds:schemaRef ds:uri="http://www.w3.org/2003/InkML"/>
-  </ds:schemaRefs>
-</ds:datastoreItem>
-</file>
-
 <file path=customXml/itemProps3.xml><?xml version="1.0" encoding="utf-8"?>
-<ds:datastoreItem xmlns:ds="http://schemas.openxmlformats.org/officeDocument/2006/customXml" ds:itemID="{4B023D59-82BC-4D0F-A651-C98E01C1F15C}">
-  <ds:schemaRefs>
-    <ds:schemaRef ds:uri="http://www.w3.org/2003/InkML"/>
-  </ds:schemaRefs>
-</ds:datastoreItem>
-</file>
-
-<file path=customXml/itemProps4.xml><?xml version="1.0" encoding="utf-8"?>
-<ds:datastoreItem xmlns:ds="http://schemas.openxmlformats.org/officeDocument/2006/customXml" ds:itemID="{CE199482-6225-420D-8982-84EA3B0C446C}">
-  <ds:schemaRefs>
-    <ds:schemaRef ds:uri="http://schemas.microsoft.com/office/2006/metadata/properties"/>
-    <ds:schemaRef ds:uri="http://schemas.microsoft.com/office/infopath/2007/PartnerControls"/>
-  </ds:schemaRefs>
-</ds:datastoreItem>
-</file>
-
-<file path=customXml/itemProps5.xml><?xml version="1.0" encoding="utf-8"?>
-<ds:datastoreItem xmlns:ds="http://schemas.openxmlformats.org/officeDocument/2006/customXml" ds:itemID="{01D51A4F-7BE7-46DF-A7D0-BDB91C1C49A3}">
-  <ds:schemaRefs>
-    <ds:schemaRef ds:uri="http://schemas.openxmlformats.org/officeDocument/2006/bibliography"/>
-  </ds:schemaRefs>
-</ds:datastoreItem>
-</file>
-
-<file path=customXml/itemProps6.xml><?xml version="1.0" encoding="utf-8"?>
 <ds:datastoreItem xmlns:ds="http://schemas.openxmlformats.org/officeDocument/2006/customXml" ds:itemID="{4B023D59-82BC-4D0F-A651-C98E01C1F15C}">
   <ds:schemaRefs>
     <ds:schemaRef ds:uri="http://schemas.microsoft.com/office/2006/metadata/contentType"/>
@@ -15870,6 +17441,31 @@
 </ds:datastoreItem>
 </file>
 
+<file path=customXml/itemProps4.xml><?xml version="1.0" encoding="utf-8"?>
+<ds:datastoreItem xmlns:ds="http://schemas.openxmlformats.org/officeDocument/2006/customXml" ds:itemID="{CE199482-6225-420D-8982-84EA3B0C446C}">
+  <ds:schemaRefs>
+    <ds:schemaRef ds:uri="http://schemas.microsoft.com/office/2006/metadata/properties"/>
+    <ds:schemaRef ds:uri="http://schemas.microsoft.com/office/infopath/2007/PartnerControls"/>
+  </ds:schemaRefs>
+</ds:datastoreItem>
+</file>
+
+<file path=customXml/itemProps5.xml><?xml version="1.0" encoding="utf-8"?>
+<ds:datastoreItem xmlns:ds="http://schemas.openxmlformats.org/officeDocument/2006/customXml" ds:itemID="{4B023D59-82BC-4D0F-A651-C98E01C1F15C}">
+  <ds:schemaRefs>
+    <ds:schemaRef ds:uri="http://www.w3.org/2003/InkML"/>
+  </ds:schemaRefs>
+</ds:datastoreItem>
+</file>
+
+<file path=customXml/itemProps6.xml><?xml version="1.0" encoding="utf-8"?>
+<ds:datastoreItem xmlns:ds="http://schemas.openxmlformats.org/officeDocument/2006/customXml" ds:itemID="{01D51A4F-7BE7-46DF-A7D0-BDB91C1C49A3}">
+  <ds:schemaRefs>
+    <ds:schemaRef ds:uri="http://www.w3.org/2003/InkML"/>
+  </ds:schemaRefs>
+</ds:datastoreItem>
+</file>
+
 <file path=customXml/itemProps7.xml><?xml version="1.0" encoding="utf-8"?>
 <ds:datastoreItem xmlns:ds="http://schemas.openxmlformats.org/officeDocument/2006/customXml" ds:itemID="{4B023D59-82BC-4D0F-A651-C98E01C1F15C}">
   <ds:schemaRefs>

--- a/D_Documentation/Doku-Alex.docx
+++ b/D_Documentation/Doku-Alex.docx
@@ -3415,17 +3415,8 @@
           <w:color w:val="0066FF"/>
           <w:szCs w:val="28"/>
         </w:rPr>
-        <w:t>Text (FV = Text</w:t>
-      </w:r>
-      <w:proofErr w:type="gramStart"/>
-      <w:r>
-        <w:rPr>
-          <w:color w:val="0066FF"/>
-          <w:szCs w:val="28"/>
-        </w:rPr>
-        <w:t>): ….</w:t>
-      </w:r>
-      <w:proofErr w:type="gramEnd"/>
+        <w:t>Text (FV = Text): ….</w:t>
+      </w:r>
     </w:p>
     <w:p>
       <w:pPr>
@@ -5976,13 +5967,8 @@
         <w:t xml:space="preserve"> </w:t>
       </w:r>
       <w:r>
-        <w:t xml:space="preserve">meist auf beide räumlich eng beieinanderliegenden Leitungen gleichermaßen einwirken (Gleichtaktstörung), heben sich diese Störanteile bei der Differenzbildung im Empfänger auf, was eine hohe Störfestigkeit und Signalintegrität </w:t>
-      </w:r>
-      <w:proofErr w:type="gramStart"/>
-      <w:r>
-        <w:t>ermöglicht</w:t>
-      </w:r>
-      <w:proofErr w:type="gramEnd"/>
+        <w:t>meist auf beide räumlich eng beieinanderliegenden Leitungen gleichermaßen einwirken (Gleichtaktstörung), heben sich diese Störanteile bei der Differenzbildung im Empfänger auf, was eine hohe Störfestigkeit und Signalintegrität ermöglicht</w:t>
+      </w:r>
       <w:r>
         <w:t>.</w:t>
       </w:r>
@@ -7074,15 +7060,7 @@
         <w:t>Dokumente,</w:t>
       </w:r>
       <w:r>
-        <w:t xml:space="preserve"> die erstellt </w:t>
-      </w:r>
-      <w:proofErr w:type="gramStart"/>
-      <w:r>
-        <w:t>wurden</w:t>
-      </w:r>
-      <w:proofErr w:type="gramEnd"/>
-      <w:r>
-        <w:t xml:space="preserve"> um die Entwicklung zu erleichtern.</w:t>
+        <w:t xml:space="preserve"> die erstellt wurden um die Entwicklung zu erleichtern.</w:t>
       </w:r>
     </w:p>
     <w:p>
@@ -7346,15 +7324,7 @@
       </w:r>
       <w:proofErr w:type="spellEnd"/>
       <w:r>
-        <w:t xml:space="preserve"> genug </w:t>
-      </w:r>
-      <w:proofErr w:type="gramStart"/>
-      <w:r>
-        <w:t>Ressourcen</w:t>
-      </w:r>
-      <w:proofErr w:type="gramEnd"/>
-      <w:r>
-        <w:t xml:space="preserve"> um den flüssigen und schnellen Betrieb zu gewährleisten. Außerdem wird bei den meisten anderen Mikrocontrollern nativ C als Programmiersprache eingesetzt, was für einige Bauteile von der Investierten Zeit her nicht ideal ist.</w:t>
+        <w:t xml:space="preserve"> genug Ressourcen um den flüssigen und schnellen Betrieb zu gewährleisten. Außerdem wird bei den meisten anderen Mikrocontrollern nativ C als Programmiersprache eingesetzt, was für einige Bauteile von der Investierten Zeit her nicht ideal ist.</w:t>
       </w:r>
     </w:p>
     <w:p>
@@ -7418,79 +7388,82 @@
         <w:rPr>
           <w:color w:val="000000" w:themeColor="text1"/>
         </w:rPr>
-        <w:t xml:space="preserve">Was beim Raspberry Pi zusätzlich nicht vernachlässigt werden darf, ist die Speicherung der Daten. Die Erfahrung vieler Nutzer des Raspberry Pi zeigt, dass die Micro SD </w:t>
-      </w:r>
-      <w:proofErr w:type="gramStart"/>
+        <w:t xml:space="preserve">Was beim Raspberry Pi zusätzlich nicht vernachlässigt werden darf, ist die Speicherung der Daten. Die Erfahrung vieler Nutzer des Raspberry Pi zeigt, dass die Micro SD Card die oft mitgeliefert wird der erste Ausfallgrund des </w:t>
+      </w:r>
+      <w:proofErr w:type="spellStart"/>
       <w:r>
         <w:rPr>
           <w:color w:val="000000" w:themeColor="text1"/>
         </w:rPr>
-        <w:t>Card</w:t>
-      </w:r>
-      <w:proofErr w:type="gramEnd"/>
+        <w:t>Raspi’s</w:t>
+      </w:r>
+      <w:proofErr w:type="spellEnd"/>
       <w:r>
         <w:rPr>
           <w:color w:val="000000" w:themeColor="text1"/>
         </w:rPr>
-        <w:t xml:space="preserve"> die oft mitgeliefert </w:t>
-      </w:r>
-      <w:proofErr w:type="gramStart"/>
+        <w:t xml:space="preserve"> ist. Bei der </w:t>
+      </w:r>
       <w:r>
         <w:rPr>
           <w:color w:val="000000" w:themeColor="text1"/>
         </w:rPr>
-        <w:t>wird</w:t>
-      </w:r>
-      <w:proofErr w:type="gramEnd"/>
+        <w:lastRenderedPageBreak/>
+        <w:t xml:space="preserve">Bestellung wird daher zusätzlich darauf geachtet eine Micro SD mit dem Industrial Grade zu </w:t>
+      </w:r>
       <w:r>
         <w:rPr>
           <w:color w:val="000000" w:themeColor="text1"/>
         </w:rPr>
-        <w:t xml:space="preserve"> der erste Ausfallgrund des </w:t>
+        <w:t>kaufen,</w:t>
+      </w:r>
+      <w:r>
+        <w:rPr>
+          <w:color w:val="000000" w:themeColor="text1"/>
+        </w:rPr>
+        <w:t xml:space="preserve"> um </w:t>
+      </w:r>
+      <w:r>
+        <w:rPr>
+          <w:color w:val="000000" w:themeColor="text1"/>
+        </w:rPr>
+        <w:t>ein frühzeitiges Ableben</w:t>
+      </w:r>
+      <w:r>
+        <w:rPr>
+          <w:color w:val="000000" w:themeColor="text1"/>
+        </w:rPr>
+        <w:t xml:space="preserve"> des Geräts zu vermeiden.</w:t>
+      </w:r>
+    </w:p>
+    <w:p>
+      <w:pPr>
+        <w:pStyle w:val="Text"/>
+        <w:rPr>
+          <w:color w:val="000000" w:themeColor="text1"/>
+        </w:rPr>
+      </w:pPr>
+    </w:p>
+    <w:p>
+      <w:pPr>
+        <w:pStyle w:val="Text"/>
+      </w:pPr>
+      <w:r>
+        <w:t xml:space="preserve">Das einzige Problem des </w:t>
       </w:r>
       <w:proofErr w:type="spellStart"/>
       <w:r>
-        <w:rPr>
-          <w:color w:val="000000" w:themeColor="text1"/>
-        </w:rPr>
-        <w:t>Raspi’s</w:t>
+        <w:t>Raspi</w:t>
       </w:r>
       <w:proofErr w:type="spellEnd"/>
       <w:r>
-        <w:rPr>
-          <w:color w:val="000000" w:themeColor="text1"/>
-        </w:rPr>
-        <w:t xml:space="preserve"> ist. Bei der </w:t>
-      </w:r>
-      <w:r>
-        <w:rPr>
-          <w:color w:val="000000" w:themeColor="text1"/>
-        </w:rPr>
-        <w:lastRenderedPageBreak/>
-        <w:t xml:space="preserve">Bestellung wird daher zusätzlich darauf geachtet eine Micro SD mit dem Industrial Grade zu kaufen um </w:t>
-      </w:r>
-      <w:proofErr w:type="gramStart"/>
-      <w:r>
-        <w:rPr>
-          <w:color w:val="000000" w:themeColor="text1"/>
-        </w:rPr>
-        <w:t>ein frühzeitiges ableben</w:t>
-      </w:r>
-      <w:proofErr w:type="gramEnd"/>
-      <w:r>
-        <w:rPr>
-          <w:color w:val="000000" w:themeColor="text1"/>
-        </w:rPr>
-        <w:t xml:space="preserve"> des Geräts zu vermeiden.</w:t>
-      </w:r>
-    </w:p>
-    <w:p>
-      <w:pPr>
-        <w:pStyle w:val="Text"/>
-      </w:pPr>
-      <w:r>
-        <w:t>_ESP_</w:t>
-      </w:r>
+        <w:t xml:space="preserve"> in Hinsicht auf dieses Projekt ist, dass er kein passendes PWM-Signal für einen RGB-Streifen generieren kann und somit diese nicht ansteuern kann. Somit muss ein Treiberbaustein mit passender Firmware dazwischen geschalten werden, um den Betrieb der Beleuchtung zu ermöglichen. Entschieden wurde sich hierbei für einen ESP8266 basierten Controller, den LOLIN D1 Mini. Dieser ist kleiner als der ESP32 und hat weniger I/O Pins. Somit ist er platzsparender und Leistungseffizienter, da sowieso nur zwei Pins benötigt werden.</w:t>
+      </w:r>
+    </w:p>
+    <w:p>
+      <w:pPr>
+        <w:pStyle w:val="Text"/>
+      </w:pPr>
     </w:p>
     <w:p>
       <w:pPr>
@@ -7508,6 +7481,92 @@
           <w:u w:val="single"/>
         </w:rPr>
         <w:t>Tiefenmessung</w:t>
+      </w:r>
+    </w:p>
+    <w:p>
+      <w:pPr>
+        <w:pStyle w:val="Text"/>
+      </w:pPr>
+      <w:r>
+        <w:t xml:space="preserve">Bei der Tiefenmessung musste nach einem Ausschlussverfahren vorgegangen werden. </w:t>
+      </w:r>
+      <w:r>
+        <w:t>Entscheidende Faktoren sind:</w:t>
+      </w:r>
+    </w:p>
+    <w:p>
+      <w:pPr>
+        <w:pStyle w:val="Text"/>
+        <w:numPr>
+          <w:ilvl w:val="0"/>
+          <w:numId w:val="20"/>
+        </w:numPr>
+      </w:pPr>
+      <w:r>
+        <w:t xml:space="preserve">Die minimale Distanz: viele Geräte geben eine minimale Distanz vor, da alles darunter nicht mehr richtig gemessen werden kann. Viele Hersteller </w:t>
+      </w:r>
+      <w:r>
+        <w:t>fokussieren</w:t>
+      </w:r>
+      <w:r>
+        <w:t xml:space="preserve"> sich aber meistens eher auf die maximale Reichweite auf Kosten der minimalen Distanz. </w:t>
+      </w:r>
+    </w:p>
+    <w:p>
+      <w:pPr>
+        <w:pStyle w:val="Text"/>
+        <w:numPr>
+          <w:ilvl w:val="0"/>
+          <w:numId w:val="20"/>
+        </w:numPr>
+      </w:pPr>
+      <w:r>
+        <w:t>Idealerweis</w:t>
+      </w:r>
+      <w:r>
+        <w:t>e besitzt die Kamera zusätzlich noch eine Stereo Kamera, somit kann sich eine vierte Kamera für die Fotos gespart werden.</w:t>
+      </w:r>
+    </w:p>
+    <w:p>
+      <w:pPr>
+        <w:pStyle w:val="Text"/>
+      </w:pPr>
+    </w:p>
+    <w:p>
+      <w:pPr>
+        <w:pStyle w:val="Text"/>
+      </w:pPr>
+      <w:r>
+        <w:t>Da Ultraschallsensoren meist nur einen Punkt vermessen, sind diese schon mal nicht zu gebrauchen.</w:t>
+      </w:r>
+    </w:p>
+    <w:p>
+      <w:pPr>
+        <w:pStyle w:val="Text"/>
+      </w:pPr>
+      <w:r>
+        <w:t xml:space="preserve">Es kommen somit Optische Tiefenkameras und Stereo Vision Kameras in Frage. Auf dem Markt gibt es von beiden </w:t>
+      </w:r>
+      <w:r>
+        <w:t>Technologien</w:t>
+      </w:r>
+      <w:r>
+        <w:t xml:space="preserve"> viele vertretene Marken. Darunter viele kleine Startups, die oft einen starken </w:t>
+      </w:r>
+      <w:r>
+        <w:t>KI-Fokus</w:t>
+      </w:r>
+      <w:r>
+        <w:t xml:space="preserve"> haben. </w:t>
+      </w:r>
+    </w:p>
+    <w:p>
+      <w:pPr>
+        <w:pStyle w:val="Text"/>
+      </w:pPr>
+      <w:r>
+        <w:lastRenderedPageBreak/>
+        <w:t xml:space="preserve">Dominiert wird dieser Markt aber Hauptsächlich von industriellen Lösungen für ganze Hallen, welche dann mehrere Tausende Euros kostet. Das Unternehmen Sony bietet dagegen eine große Auswahl an Tiefenkameras in einem akzeptablen Preisbereich für Privatpersonen an. </w:t>
       </w:r>
     </w:p>
     <w:p>
@@ -7618,7 +7677,13 @@
         <w:pStyle w:val="Text"/>
       </w:pPr>
       <w:r>
-        <w:t xml:space="preserve">Das heißt es mindestens eine Kamera eine USB-Kamera sein. Um den Programmieraufwand und die Fehleranfälligkeit zu </w:t>
+        <w:t xml:space="preserve">Das heißt es </w:t>
+      </w:r>
+      <w:r>
+        <w:t xml:space="preserve">wird </w:t>
+      </w:r>
+      <w:r>
+        <w:t xml:space="preserve">mindestens eine Kamera eine USB-Kamera sein. Um den Programmieraufwand und die Fehleranfälligkeit zu </w:t>
       </w:r>
       <w:r>
         <w:t>minimieren,</w:t>
@@ -7668,15 +7733,7 @@
       </w:r>
       <w:proofErr w:type="spellEnd"/>
       <w:r>
-        <w:t xml:space="preserve">, da sich die Kameras sehr nahe an den zu messenden Objekten befinden. Das Gehäuse wird nach den gewählten Kameras dimensioniert. Hat die Kamera eine geringere Brennweite, so muss ein größeres Gehäuse geplant </w:t>
-      </w:r>
-      <w:proofErr w:type="gramStart"/>
-      <w:r>
-        <w:t>werden</w:t>
-      </w:r>
-      <w:proofErr w:type="gramEnd"/>
-      <w:r>
-        <w:t xml:space="preserve"> um die gleichen Objekte aufnehmen zu können</w:t>
+        <w:t>, da sich die Kameras sehr nahe an den zu messenden Objekten befinden. Das Gehäuse wird nach den gewählten Kameras dimensioniert. Hat die Kamera eine geringere Brennweite, so muss ein größeres Gehäuse geplant werden um die gleichen Objekte aufnehmen zu können</w:t>
       </w:r>
       <w:r>
         <w:t xml:space="preserve">. Vom Hersteller </w:t>
@@ -7687,15 +7744,7 @@
       </w:r>
       <w:proofErr w:type="spellEnd"/>
       <w:r>
-        <w:t xml:space="preserve"> gibt es hierzu eine </w:t>
-      </w:r>
-      <w:proofErr w:type="gramStart"/>
-      <w:r>
-        <w:t>Kamera</w:t>
-      </w:r>
-      <w:proofErr w:type="gramEnd"/>
-      <w:r>
-        <w:t xml:space="preserve"> die genau diese Anforderungen erfüllt. Die </w:t>
+        <w:t xml:space="preserve"> gibt es hierzu eine Kamera die genau diese Anforderungen erfüllt. Die </w:t>
       </w:r>
       <w:r>
         <w:t>FIT0892</w:t>
@@ -7793,15 +7842,7 @@
       </w:pPr>
       <w:r>
         <w:lastRenderedPageBreak/>
-        <w:t xml:space="preserve">Der ADC operiert über das I2C Protokoll, hat aber nur eine fixe Adresse. Da pro Wiegezelle aber ein ADC benötigt wird und am Raspberry Pi </w:t>
-      </w:r>
-      <w:proofErr w:type="gramStart"/>
-      <w:r>
-        <w:t>Standardmäßig</w:t>
-      </w:r>
-      <w:proofErr w:type="gramEnd"/>
-      <w:r>
-        <w:t xml:space="preserve"> nur ein I2C Bus konfiguriert ist, muss ein I2C Multiplexer verwendet werden</w:t>
+        <w:t>Der ADC operiert über das I2C Protokoll, hat aber nur eine fixe Adresse. Da pro Wiegezelle aber ein ADC benötigt wird und am Raspberry Pi Standardmäßig nur ein I2C Bus konfiguriert ist, muss ein I2C Multiplexer verwendet werden</w:t>
       </w:r>
     </w:p>
     <w:p>
@@ -8006,25 +8047,7 @@
                 <w:sz w:val="28"/>
                 <w:szCs w:val="28"/>
               </w:rPr>
-              <w:t>Lieferant</w:t>
-            </w:r>
-            <w:r>
-              <w:rPr>
-                <w:b/>
-                <w:bCs/>
-                <w:sz w:val="28"/>
-                <w:szCs w:val="28"/>
-              </w:rPr>
-              <w:t>en</w:t>
-            </w:r>
-            <w:r>
-              <w:rPr>
-                <w:b/>
-                <w:bCs/>
-                <w:sz w:val="28"/>
-                <w:szCs w:val="28"/>
-              </w:rPr>
-              <w:t xml:space="preserve"> Teilenummer</w:t>
+              <w:t>Lieferanten Teilenummer</w:t>
             </w:r>
           </w:p>
         </w:tc>
@@ -8965,15 +8988,7 @@
       </w:r>
       <w:proofErr w:type="spellEnd"/>
       <w:r>
-        <w:t xml:space="preserve"> Library für Altium erstellt. Altium hat hierbei einen guten Library Manager </w:t>
-      </w:r>
-      <w:proofErr w:type="gramStart"/>
-      <w:r>
-        <w:t>mit welchem einfach Komponenten</w:t>
-      </w:r>
-      <w:proofErr w:type="gramEnd"/>
-      <w:r>
-        <w:t xml:space="preserve"> erstellt werden können.</w:t>
+        <w:t xml:space="preserve"> Library für Altium erstellt. Altium hat hierbei einen guten Library Manager mit welchem einfach Komponenten erstellt werden können.</w:t>
       </w:r>
       <w:r>
         <w:t xml:space="preserve"> Auf Seiten wie </w:t>
@@ -9000,15 +9015,7 @@
       </w:r>
       <w:proofErr w:type="spellEnd"/>
       <w:r>
-        <w:t xml:space="preserve"> auch die benötigten Bauteile enthalten sind. Aus eigener Erfahrung kann es aber sehr </w:t>
-      </w:r>
-      <w:proofErr w:type="gramStart"/>
-      <w:r>
-        <w:t>Zeitaufwendig</w:t>
-      </w:r>
-      <w:proofErr w:type="gramEnd"/>
-      <w:r>
-        <w:t xml:space="preserve"> sein das passende Bauteil mit den richtigen Anschlüssen dort zu finden. Deshalb war es schneller und einfacher, Diese Files selbst zu generieren</w:t>
+        <w:t xml:space="preserve"> auch die benötigten Bauteile enthalten sind. Aus eigener Erfahrung kann es aber sehr Zeitaufwendig sein das passende Bauteil mit den richtigen Anschlüssen dort zu finden. Deshalb war es schneller und einfacher, Diese Files selbst zu generieren</w:t>
       </w:r>
     </w:p>
     <w:p>
@@ -9177,15 +9184,7 @@
         <w:t>ein Stecker</w:t>
       </w:r>
       <w:r>
-        <w:t xml:space="preserve"> auf der Platine hinzugefügt, welcher den 40 </w:t>
-      </w:r>
-      <w:proofErr w:type="gramStart"/>
-      <w:r>
-        <w:t>Pin Header</w:t>
-      </w:r>
-      <w:proofErr w:type="gramEnd"/>
-      <w:r>
-        <w:t xml:space="preserve"> des Pi mit der Platine verbindet.</w:t>
+        <w:t xml:space="preserve"> auf der Platine hinzugefügt, welcher den 40 Pin Header des Pi mit der Platine verbindet.</w:t>
       </w:r>
     </w:p>
     <w:p/>
@@ -9341,11 +9340,7 @@
         <w:t>verbaut,</w:t>
       </w:r>
       <w:r>
-        <w:t xml:space="preserve"> um mögliche andere Geräte zu versorgen. Außerdem wurde ein </w:t>
-      </w:r>
-      <w:proofErr w:type="gramStart"/>
-      <w:r>
-        <w:t>G</w:t>
+        <w:t xml:space="preserve"> um mögliche andere Geräte zu versorgen. Außerdem wurde ein G</w:t>
       </w:r>
       <w:r>
         <w:t>PIO</w:t>
@@ -9357,11 +9352,7 @@
         <w:t>P</w:t>
       </w:r>
       <w:r>
-        <w:t>in</w:t>
-      </w:r>
-      <w:proofErr w:type="gramEnd"/>
-      <w:r>
-        <w:t xml:space="preserve"> so beschalten, dass an einen Header Anschluss ein Schalter angesteckt werden kann, welcher so </w:t>
+        <w:t xml:space="preserve">in so beschalten, dass an einen Header Anschluss ein Schalter angesteckt werden kann, welcher so </w:t>
       </w:r>
       <w:r>
         <w:t>programmiert</w:t>
@@ -9531,15 +9522,7 @@
         <w:t>USB-Hub</w:t>
       </w:r>
       <w:r>
-        <w:t xml:space="preserve"> ein eigenes Gehäuse entwickelt werden. Da es sich </w:t>
-      </w:r>
-      <w:proofErr w:type="gramStart"/>
-      <w:r>
-        <w:t>um verhältnismäßig</w:t>
-      </w:r>
-      <w:proofErr w:type="gramEnd"/>
-      <w:r>
-        <w:t xml:space="preserve"> kleine Bauteile handelt, werden diese Gehäuseteile 3D gedruckt.</w:t>
+        <w:t xml:space="preserve"> ein eigenes Gehäuse entwickelt werden. Da es sich um verhältnismäßig kleine Bauteile handelt, werden diese Gehäuseteile 3D gedruckt.</w:t>
       </w:r>
     </w:p>
     <w:p>
@@ -9740,7 +9723,6 @@
         <w:t xml:space="preserve">(FV = Text) Diese Abschnitte sind individuell mit Ihren </w:t>
       </w:r>
       <w:proofErr w:type="spellStart"/>
-      <w:proofErr w:type="gramStart"/>
       <w:r>
         <w:rPr>
           <w:color w:val="0066FF"/>
@@ -9748,7 +9730,6 @@
         <w:t>Betreuer:innen</w:t>
       </w:r>
       <w:proofErr w:type="spellEnd"/>
-      <w:proofErr w:type="gramEnd"/>
       <w:r>
         <w:rPr>
           <w:color w:val="0066FF"/>
@@ -9800,21 +9781,7 @@
         <w:rPr>
           <w:color w:val="0066FF"/>
         </w:rPr>
-        <w:t xml:space="preserve">(FV = Text) </w:t>
-      </w:r>
-      <w:proofErr w:type="gramStart"/>
-      <w:r>
-        <w:rPr>
-          <w:color w:val="0066FF"/>
-        </w:rPr>
-        <w:t>Hier</w:t>
-      </w:r>
-      <w:proofErr w:type="gramEnd"/>
-      <w:r>
-        <w:rPr>
-          <w:color w:val="0066FF"/>
-        </w:rPr>
-        <w:t xml:space="preserve"> werden die wichtigsten Fakten der individuellen Aufgabe des Schülers / der Schülerin kurz zusammengefasst werden.</w:t>
+        <w:t>(FV = Text) Hier werden die wichtigsten Fakten der individuellen Aufgabe des Schülers / der Schülerin kurz zusammengefasst werden.</w:t>
       </w:r>
     </w:p>
     <w:p>
@@ -9881,21 +9848,7 @@
         <w:rPr>
           <w:color w:val="0066FF"/>
         </w:rPr>
-        <w:t>Nein</w:t>
-      </w:r>
-      <w:proofErr w:type="gramStart"/>
-      <w:r>
-        <w:rPr>
-          <w:color w:val="0066FF"/>
-        </w:rPr>
-        <w:t>: .welche</w:t>
-      </w:r>
-      <w:proofErr w:type="gramEnd"/>
-      <w:r>
-        <w:rPr>
-          <w:color w:val="0066FF"/>
-        </w:rPr>
-        <w:t xml:space="preserve"> Gründe waren verantwortlich für das Nichterreichen</w:t>
+        <w:t>Nein: .welche Gründe waren verantwortlich für das Nichterreichen</w:t>
       </w:r>
     </w:p>
     <w:p>
@@ -10333,16 +10286,8 @@
         <w:rPr>
           <w:color w:val="0066FF"/>
         </w:rPr>
-        <w:t xml:space="preserve">Erweiterung der Funktionalität </w:t>
-      </w:r>
-      <w:proofErr w:type="gramStart"/>
-      <w:r>
-        <w:rPr>
-          <w:color w:val="0066FF"/>
-        </w:rPr>
-        <w:t>des vorliegendes Projekts</w:t>
-      </w:r>
-      <w:proofErr w:type="gramEnd"/>
+        <w:t>Erweiterung der Funktionalität des vorliegendes Projekts</w:t>
+      </w:r>
     </w:p>
     <w:p>
       <w:pPr>
@@ -10662,21 +10607,7 @@
         <w:rPr>
           <w:color w:val="0066FF"/>
         </w:rPr>
-        <w:t>(</w:t>
-      </w:r>
-      <w:proofErr w:type="gramStart"/>
-      <w:r>
-        <w:rPr>
-          <w:color w:val="0066FF"/>
-        </w:rPr>
-        <w:t>FV Text</w:t>
-      </w:r>
-      <w:proofErr w:type="gramEnd"/>
-      <w:r>
-        <w:rPr>
-          <w:color w:val="0066FF"/>
-        </w:rPr>
-        <w:t>)</w:t>
+        <w:t>(FV Text)</w:t>
       </w:r>
       <w:bookmarkStart w:id="81" w:name="_Toc211138172"/>
       <w:bookmarkStart w:id="82" w:name="_Toc211137928"/>
@@ -10714,21 +10645,7 @@
         <w:rPr>
           <w:color w:val="0066FF"/>
         </w:rPr>
-        <w:t>(</w:t>
-      </w:r>
-      <w:proofErr w:type="gramStart"/>
-      <w:r>
-        <w:rPr>
-          <w:color w:val="0066FF"/>
-        </w:rPr>
-        <w:t>FV Text</w:t>
-      </w:r>
-      <w:proofErr w:type="gramEnd"/>
-      <w:r>
-        <w:rPr>
-          <w:color w:val="0066FF"/>
-        </w:rPr>
-        <w:t>) Optionaler Abschnitt. Nur verwenden, wenn mehr als 10 verschiedene Tabellen im gesamten Dokument vorkommen.</w:t>
+        <w:t>(FV Text) Optionaler Abschnitt. Nur verwenden, wenn mehr als 10 verschiedene Tabellen im gesamten Dokument vorkommen.</w:t>
       </w:r>
     </w:p>
     <w:p>
@@ -10768,21 +10685,7 @@
         <w:rPr>
           <w:color w:val="0066FF"/>
         </w:rPr>
-        <w:t>(</w:t>
-      </w:r>
-      <w:proofErr w:type="gramStart"/>
-      <w:r>
-        <w:rPr>
-          <w:color w:val="0066FF"/>
-        </w:rPr>
-        <w:t>FV Text</w:t>
-      </w:r>
-      <w:proofErr w:type="gramEnd"/>
-      <w:r>
-        <w:rPr>
-          <w:color w:val="0066FF"/>
-        </w:rPr>
-        <w:t>) Optionaler Abschnitt. Nur verwenden, wenn mehr als 10 verschiedene Bilder im gesamten Dokument vorkommen.</w:t>
+        <w:t>(FV Text) Optionaler Abschnitt. Nur verwenden, wenn mehr als 10 verschiedene Bilder im gesamten Dokument vorkommen.</w:t>
       </w:r>
     </w:p>
     <w:p>
@@ -10834,21 +10737,7 @@
         <w:rPr>
           <w:color w:val="0066FF"/>
         </w:rPr>
-        <w:t>(</w:t>
-      </w:r>
-      <w:proofErr w:type="gramStart"/>
-      <w:r>
-        <w:rPr>
-          <w:color w:val="0066FF"/>
-        </w:rPr>
-        <w:t>FV Text</w:t>
-      </w:r>
-      <w:proofErr w:type="gramEnd"/>
-      <w:r>
-        <w:rPr>
-          <w:color w:val="0066FF"/>
-        </w:rPr>
-        <w:t>) Optionales Kapitel. Hier werden Datenblätter, große Zeichnungen, Skizzen, Bilder, etc. eingefügt, die im Fließtext der vorigen Kapitel nicht eingefügt werden, da sie dort die Übersichtlichkeit bzw. Struktur dieser Kapitel verschlechtern würden.</w:t>
+        <w:t>(FV Text) Optionales Kapitel. Hier werden Datenblätter, große Zeichnungen, Skizzen, Bilder, etc. eingefügt, die im Fließtext der vorigen Kapitel nicht eingefügt werden, da sie dort die Übersichtlichkeit bzw. Struktur dieser Kapitel verschlechtern würden.</w:t>
       </w:r>
       <w:bookmarkEnd w:id="103"/>
       <w:bookmarkEnd w:id="104"/>
@@ -13888,7 +13777,7 @@
   <w:abstractNum w:abstractNumId="14" w15:restartNumberingAfterBreak="0">
     <w:nsid w:val="51B01628"/>
     <w:multiLevelType w:val="hybridMultilevel"/>
-    <w:tmpl w:val="4668642E"/>
+    <w:tmpl w:val="CC80D918"/>
     <w:lvl w:ilvl="0" w:tplc="20000001">
       <w:start w:val="1"/>
       <w:numFmt w:val="bullet"/>
@@ -17141,10 +17030,126 @@
 </file>
 
 <file path=customXml/item1.xml><?xml version="1.0" encoding="utf-8"?>
+<inkml:ink xmlns:inkml="http://www.w3.org/2003/InkML">
+  <inkml:definitions>
+    <inkml:context xml:id="ctx0">
+      <inkml:inkSource xml:id="inkSrc0">
+        <inkml:traceFormat>
+          <inkml:channel name="X" type="integer" min="-2.14748E9" max="2.14748E9" units="cm"/>
+          <inkml:channel name="Y" type="integer" min="-2.14748E9" max="2.14748E9" units="cm"/>
+          <inkml:channel name="F" type="integer" max="32767" units="dev"/>
+          <inkml:channel name="OA" type="integer" max="360" units="deg"/>
+          <inkml:channel name="OE" type="integer" max="90" units="deg"/>
+        </inkml:traceFormat>
+        <inkml:channelProperties>
+          <inkml:channelProperty channel="X" name="resolution" value="1000" units="1/cm"/>
+          <inkml:channelProperty channel="Y" name="resolution" value="1000" units="1/cm"/>
+          <inkml:channelProperty channel="F" name="resolution" value="0" units="1/dev"/>
+          <inkml:channelProperty channel="OA" name="resolution" value="1000" units="1/deg"/>
+          <inkml:channelProperty channel="OE" name="resolution" value="1000" units="1/deg"/>
+        </inkml:channelProperties>
+      </inkml:inkSource>
+      <inkml:timestamp xml:id="ts0" timeString="2025-06-10T16:08:50.568"/>
+    </inkml:context>
+    <inkml:brush xml:id="br0">
+      <inkml:brushProperty name="width" value="0.05" units="cm"/>
+      <inkml:brushProperty name="height" value="0.05" units="cm"/>
+      <inkml:brushProperty name="color" value="#E71224"/>
+    </inkml:brush>
+  </inkml:definitions>
+  <inkml:trace contextRef="#ctx0" brushRef="#br0">1236 239 3217 0 0,'-18'-44'2449'0'0,"11"24"-2251"0"0,-2 1 0 0 0,-14-27 0 0 0,19 39-210 0 0,-1 0 0 0 0,0 1-1 0 0,0 0 1 0 0,-1-1 0 0 0,0 2 0 0 0,0-1-1 0 0,0 1 1 0 0,0 0 0 0 0,-14-8-1 0 0,8 6-57 0 0,-1 1 0 0 0,1 1 1 0 0,-1 0-1 0 0,0 0 0 0 0,0 1 0 0 0,0 1 0 0 0,0 0 0 0 0,-1 1 0 0 0,-22-1 0 0 0,19 4-190 0 0,0 0-1 0 0,0 1 1 0 0,0 1-1 0 0,1 0 1 0 0,-1 1-1 0 0,1 1 1 0 0,-21 9-1 0 0,-37 17-295 0 0,-131 76-1 0 0,173-87 985 0 0,0 2 0 0 0,2 1 0 0 0,1 2 0 0 0,1 0 0 0 0,1 2 0 0 0,-28 37 0 0 0,-16 22-328 0 0,-54 78 18 0 0,113-145-112 0 0,0 0 1 0 0,2 1-1 0 0,1 0 0 0 0,0 0 0 0 0,2 1 1 0 0,0 0-1 0 0,-5 27 0 0 0,4 3 6 0 0,3 0-1 0 0,1 0 0 0 0,3 0 1 0 0,2 1-1 0 0,2-1 1 0 0,13 62-1 0 0,-11-89 37 0 0,1-1 0 0 0,2 1 0 0 0,0-1 0 0 0,1-1 0 0 0,1 0 0 0 0,2 0-1 0 0,0-1 1 0 0,1-1 0 0 0,1 0 0 0 0,1 0 0 0 0,25 25 0 0 0,-31-38 8 0 0,1 0 0 0 0,0-1 0 0 0,0 0 0 0 0,1-1-1 0 0,0 0 1 0 0,0 0 0 0 0,0-1 0 0 0,0 0 0 0 0,1-1 0 0 0,-1-1 0 0 0,1 0 0 0 0,23 1 0 0 0,0-2-27 0 0,-1-1 0 0 0,0-2 0 0 0,43-8 0 0 0,15-10 179 0 0,-1-4 0 0 0,111-46 0 0 0,-162 55-168 0 0,0 1-21 0 0,5-1 26 0 0,-2-3-1 0 0,45-23 0 0 0,-67 26 22 0 0,-1 0 0 0 0,0-2-1 0 0,-2 0 1 0 0,0-1 0 0 0,-1-1 0 0 0,0-1 0 0 0,-2 0-1 0 0,22-37 1 0 0,-28 39-39 0 0,0 1 1 0 0,-1-1-1 0 0,-1-1 0 0 0,-1 0 1 0 0,-1 1-1 0 0,0-2 0 0 0,-2 1 0 0 0,0 0 1 0 0,0-25-1 0 0,-2-13 167 0 0,-14-108-1 0 0,10 143-149 0 0,-1 0-1 0 0,0 1 1 0 0,-2-1-1 0 0,-1 1 1 0 0,-1 0-1 0 0,0 1 1 0 0,-1 0-1 0 0,-23-35 0 0 0,22 41 15 0 0,-1 0 0 0 0,0 0-1 0 0,-1 1 1 0 0,-1 0 0 0 0,0 1-1 0 0,0 1 1 0 0,-1 0 0 0 0,-1 1-1 0 0,0 0 1 0 0,0 1 0 0 0,-25-10-1 0 0,15 9-505 0 0,-1 1-1 0 0,0 2 1 0 0,0 0 0 0 0,-49-5-1 0 0,41 10-389 0 0</inkml:trace>
+</inkml:ink>
+</file>
+
+<file path=customXml/item2.xml><?xml version="1.0" encoding="utf-8"?>
 <b:Sources xmlns:b="http://schemas.openxmlformats.org/officeDocument/2006/bibliography" xmlns="http://schemas.openxmlformats.org/officeDocument/2006/bibliography" SelectedStyle="\APASixthEditionOfficeOnline.xsl" StyleName="APA" Version="6"/>
 </file>
 
-<file path=customXml/item2.xml><?xml version="1.0" encoding="utf-8"?>
+<file path=customXml/item3.xml><?xml version="1.0" encoding="utf-8"?>
+<inkml:ink xmlns:inkml="http://www.w3.org/2003/InkML">
+  <inkml:definitions>
+    <inkml:context xml:id="ctx0">
+      <inkml:inkSource xml:id="inkSrc0">
+        <inkml:traceFormat>
+          <inkml:channel name="X" type="integer" min="-2.14748E9" max="2.14748E9" units="cm"/>
+          <inkml:channel name="Y" type="integer" min="-2.14748E9" max="2.14748E9" units="cm"/>
+          <inkml:channel name="F" type="integer" max="32767" units="dev"/>
+          <inkml:channel name="OA" type="integer" max="360" units="deg"/>
+          <inkml:channel name="OE" type="integer" max="90" units="deg"/>
+        </inkml:traceFormat>
+        <inkml:channelProperties>
+          <inkml:channelProperty channel="X" name="resolution" value="1000" units="1/cm"/>
+          <inkml:channelProperty channel="Y" name="resolution" value="1000" units="1/cm"/>
+          <inkml:channelProperty channel="F" name="resolution" value="0" units="1/dev"/>
+          <inkml:channelProperty channel="OA" name="resolution" value="1000" units="1/deg"/>
+          <inkml:channelProperty channel="OE" name="resolution" value="1000" units="1/deg"/>
+        </inkml:channelProperties>
+      </inkml:inkSource>
+      <inkml:timestamp xml:id="ts0" timeString="2025-06-10T16:09:06.362"/>
+    </inkml:context>
+    <inkml:brush xml:id="br0">
+      <inkml:brushProperty name="width" value="0.05" units="cm"/>
+      <inkml:brushProperty name="height" value="0.05" units="cm"/>
+      <inkml:brushProperty name="color" value="#E71224"/>
+    </inkml:brush>
+  </inkml:definitions>
+  <inkml:trace contextRef="#ctx0" brushRef="#br0">3153 356 7202 0 0,'-44'-7'350'0'0,"0"-2"0"0"0,1-2 0 0 0,0-2 0 0 0,-57-25 1 0 0,-168-76 1481 0 0,190 86-1679 0 0,-122-28 1 0 0,156 47-169 0 0,-67-16 302 0 0,-1 5 0 0 0,-122-5-1 0 0,88 25-117 0 0,1 6-1 0 0,-1 6 0 0 0,-208 45 1 0 0,298-44-170 0 0,0 3 1 0 0,1 1 0 0 0,1 4 0 0 0,0 1 0 0 0,-95 56-1 0 0,75-31-102 0 0,-120 97-1 0 0,165-119 91 0 0,2 1 0 0 0,1 2 0 0 0,1 0 0 0 0,2 2 1 0 0,1 0-1 0 0,-32 58 0 0 0,30-39-7 0 0,1 2 0 0 0,3 0 1 0 0,2 1-1 0 0,3 1 0 0 0,-17 102 0 0 0,25-76 38 0 0,3-1 0 0 0,4 1 0 0 0,4-1 0 0 0,20 120 0 0 0,-13-124-5 0 0,-3-11 48 0 0,4-1 0 0 0,23 76-1 0 0,-28-119-47 0 0,0-1 0 0 0,1 0 0 0 0,0 0 0 0 0,2-1 0 0 0,0 0 0 0 0,1-1 0 0 0,0 0 0 0 0,2-1 0 0 0,-1 0 0 0 0,2-1-1 0 0,25 20 1 0 0,-15-17 28 0 0,0-1 0 0 0,1-2-1 0 0,1 0 1 0 0,0-2 0 0 0,1-1-1 0 0,0-1 1 0 0,0-1 0 0 0,1-2-1 0 0,1 0 1 0 0,-1-2-1 0 0,1-1 1 0 0,31-1 0 0 0,36-3 35 0 0,1-4 1 0 0,122-22 0 0 0,-40 5 38 0 0,-35 9-33 0 0,182-24 276 0 0,51-43 591 0 0,-309 60-804 0 0,-1-3-1 0 0,0-3 1 0 0,89-47 0 0 0,59-55 5 0 0,-176 101-72 0 0,-1-3 0 0 0,-1-1 1 0 0,41-43-1 0 0,-52 43-35 0 0,-2 0 1 0 0,-1-2-1 0 0,-1-1 0 0 0,23-47 1 0 0,-19 26 62 0 0,-3-2 1 0 0,19-65-1 0 0,-30 75 16 0 0,-2 1 0 0 0,5-70 0 0 0,-4-95-93 0 0,-11 199-21 0 0,1-9 55 0 0,-1 1 0 0 0,-1-1 0 0 0,-1 1 0 0 0,0-1 0 0 0,-1 1 0 0 0,-2 0 0 0 0,0 0 0 0 0,-1 0 0 0 0,0 1 0 0 0,-2-1 0 0 0,-12-21 0 0 0,-32-62 287 0 0,32 60-30 0 0,-28-42 0 0 0,39 70-276 0 0,0 2 1 0 0,-1-1-1 0 0,0 1 1 0 0,-1 1-1 0 0,-1 0 1 0 0,0 0-1 0 0,-14-9 1 0 0,-10-3-215 0 0,0 3 0 0 0,-1 0-1 0 0,-1 3 1 0 0,0 1 0 0 0,-1 2 0 0 0,-1 1 0 0 0,-1 2 0 0 0,1 2 0 0 0,-1 2 0 0 0,-1 2 0 0 0,1 1 0 0 0,-76 4 0 0 0,88 3-696 0 0,0 2-1 0 0,0 1 1 0 0,0 2 0 0 0,-39 15 0 0 0,23-4 15 0 0</inkml:trace>
+  <inkml:trace contextRef="#ctx0" brushRef="#br0" timeOffset="2304.57">3473 308 408 0 0,'25'-34'-131'0'0,"-12"9"9868"0"0,-14 35-9206 0 0,-2 1-494 0 0,2 1 1 0 0,-1-1 0 0 0,1 0-1 0 0,1 1 1 0 0,0-1-1 0 0,3 17 1 0 0,16 78-22 0 0,-1-5-4 0 0,-6 136 38 0 0,0-15 29 0 0,-4-164-14 0 0,-4-36 88 0 0,2 43 1333 0 0,-8-70-1392 0 0,0 1 0 0 0,0-1 0 0 0,0 0 0 0 0,0 0 0 0 0,1 0 0 0 0,-2-8 0 0 0,2 11-63 0 0,-50-289 287 0 0,50 262-342 0 0,1 0 0 0 0,1 0-1 0 0,2 1 1 0 0,1-1-1 0 0,10-38 1 0 0,6-41-152 0 0,-20 107 169 0 0,0 1 1 0 0,0 0-1 0 0,0-1 1 0 0,0 1-1 0 0,0 0 1 0 0,0-1 0 0 0,0 1-1 0 0,0 0 1 0 0,0-1-1 0 0,0 1 1 0 0,0-1 0 0 0,0 1-1 0 0,0 0 1 0 0,0-1-1 0 0,0 1 1 0 0,0 0-1 0 0,-1-1 1 0 0,1 1 0 0 0,0 0-1 0 0,0-1 1 0 0,0 1-1 0 0,-1 0 1 0 0,1 0 0 0 0,0-1-1 0 0,0 1 1 0 0,-1 0-1 0 0,1 0 1 0 0,0-1-1 0 0,0 1 1 0 0,-1 0 0 0 0,1 0-1 0 0,0 0 1 0 0,-1-1-1 0 0,1 1 1 0 0,0 0 0 0 0,-1 0-1 0 0,1 0 1 0 0,-1 0-1 0 0,1 0 1 0 0,0 0-1 0 0,-1 0 1 0 0,1 0 0 0 0,0 0-1 0 0,-1 0 1 0 0,1 0-1 0 0,-1 0 1 0 0,1 0 0 0 0,0 0-1 0 0,-1 0 1 0 0,1 0-1 0 0,0 0 1 0 0,-1 0-1 0 0,1 1 1 0 0,0-1 0 0 0,-1 0-1 0 0,1 0 1 0 0,0 0-1 0 0,-1 1 1 0 0,1-1 0 0 0,0 0-1 0 0,-1 1 1 0 0,-1 0 2 0 0,-1 1 0 0 0,1-1 1 0 0,-1 1-1 0 0,1-1 0 0 0,0 1 1 0 0,0 0-1 0 0,0 0 0 0 0,-3 3 1 0 0,-4 11-2 0 0,0 1 0 0 0,1 0 0 0 0,1 1 0 0 0,0-1 0 0 0,1 1 0 0 0,1 1 0 0 0,1-1 0 0 0,-2 21 1 0 0,0 19-138 0 0,2 75 1 0 0,4-118-445 0 0,1 1 0 0 0,0-1 0 0 0,2 1 0 0 0,-1-1 0 0 0,2 0 0 0 0,0 0 0 0 0,1-1 0 0 0,0 1 0 0 0,9 14 0 0 0,-8-17-549 0 0</inkml:trace>
+  <inkml:trace contextRef="#ctx0" brushRef="#br0" timeOffset="2956.45">3554 1583 3409 0 0,'0'0'4221'0'0,"-1"0"-4145"0"0,0 0 0 0 0,1 1 0 0 0,-1-1 1 0 0,0 0-1 0 0,1 0 0 0 0,-1 0 0 0 0,0 1 1 0 0,0-1-1 0 0,1 0 0 0 0,-1 1 0 0 0,0-1 1 0 0,1 0-1 0 0,-1 1 0 0 0,1-1 0 0 0,-1 1 1 0 0,1-1-1 0 0,-1 1 0 0 0,1-1 0 0 0,-1 1 1 0 0,1-1-1 0 0,-1 1 0 0 0,0 1 0 0 0,-2 5-46 0 0,1 1-1 0 0,-1 0 1 0 0,1-1-1 0 0,1 1 0 0 0,-1 0 1 0 0,1 0-1 0 0,1 0 1 0 0,0 12-1 0 0,0-4-34 0 0,1 0 0 0 0,1 0 1 0 0,7 26-1 0 0,-10-41 2 0 0,1-1 0 0 0,1 1 0 0 0,-1-1 0 0 0,0 1 0 0 0,0-1 0 0 0,0 1 0 0 0,0-1 0 0 0,0 1 0 0 0,0-1 0 0 0,0 1 0 0 0,1-1 0 0 0,-1 1 0 0 0,0-1 0 0 0,0 0 0 0 0,1 1 0 0 0,-1-1 0 0 0,0 1 0 0 0,1-1 0 0 0,-1 0 0 0 0,0 1 0 0 0,1-1 0 0 0,-1 0 0 0 0,0 1 0 0 0,1-1 0 0 0,-1 0 0 0 0,1 0 0 0 0,-1 0 0 0 0,1 1 0 0 0,-1-1 0 0 0,0 0 0 0 0,1 0 0 0 0,-1 0 0 0 0,1 0 0 0 0,-1 0 0 0 0,2 0 0 0 0,12-13-54 0 0,7-26 91 0 0,-19 31 14 0 0,0-1 0 0 0,-1 0 0 0 0,1 0 1 0 0,-2-1-1 0 0,1 1 0 0 0,-2 0 0 0 0,1 0 0 0 0,-2-10 0 0 0,1 14 3 0 0,0 1 0 0 0,0-1 0 0 0,-1 1 0 0 0,1-1 0 0 0,-1 1 0 0 0,0-1-1 0 0,-5-7 1 0 0,6 11-13 0 0,0-1 0 0 0,-1 0 0 0 0,1 1-1 0 0,-1-1 1 0 0,1 1 0 0 0,-1-1 0 0 0,1 1 0 0 0,-1 0-1 0 0,0-1 1 0 0,0 1 0 0 0,0 0 0 0 0,0 0-1 0 0,0 1 1 0 0,0-1 0 0 0,0 0 0 0 0,0 1 0 0 0,-4-2-1 0 0,4 3-23 0 0,1-1 0 0 0,-1 0 0 0 0,0 1 0 0 0,0 0 0 0 0,0-1 0 0 0,1 1-1 0 0,-1 0 1 0 0,0 0 0 0 0,1 0 0 0 0,-1 0 0 0 0,0 0 0 0 0,1 0 0 0 0,-1 0-1 0 0,1 0 1 0 0,0 1 0 0 0,-1-1 0 0 0,1 1 0 0 0,0-1 0 0 0,0 1 0 0 0,0-1-1 0 0,0 1 1 0 0,0 0 0 0 0,0-1 0 0 0,1 1 0 0 0,-1 0 0 0 0,0 0 0 0 0,1-1 0 0 0,0 1-1 0 0,-1 3 1 0 0,0-1-44 0 0,0-1-1 0 0,0 0 1 0 0,0 1-1 0 0,1-1 0 0 0,-1 1 1 0 0,1-1-1 0 0,0 1 1 0 0,0-1-1 0 0,0 1 0 0 0,1-1 1 0 0,-1 1-1 0 0,1-1 1 0 0,0 0-1 0 0,0 1 1 0 0,2 4-1 0 0,-3-7 18 0 0,1-1 0 0 0,-1 1 0 0 0,0-1 0 0 0,1 1 0 0 0,-1-1 0 0 0,0 0 0 0 0,1 1 0 0 0,-1-1 0 0 0,1 0 0 0 0,-1 1 0 0 0,0-1 0 0 0,1 0 0 0 0,-1 0 0 0 0,1 1 0 0 0,-1-1 0 0 0,1 0 0 0 0,-1 0 0 0 0,1 0 1 0 0,-1 0-1 0 0,1 1 0 0 0,-1-1 0 0 0,1 0 0 0 0,-1 0 0 0 0,1 0 0 0 0,-1 0 0 0 0,1 0 0 0 0,-1 0 0 0 0,1-1 0 0 0,0 1 0 0 0,-1 0 0 0 0,1 0 0 0 0,-1 0 0 0 0,1 0 0 0 0,0-1 0 0 0,15-16-99 0 0,-12 10 125 0 0,0 1 0 0 0,-1-1 0 0 0,0 1 0 0 0,4-13 0 0 0,-5-5 173 0 0,-3 24-177 0 0,1 0 0 0 0,0-1-1 0 0,0 1 1 0 0,0 0-1 0 0,0 0 1 0 0,0 0 0 0 0,0 0-1 0 0,0 0 1 0 0,0-1 0 0 0,0 1-1 0 0,-1 0 1 0 0,1 0-1 0 0,0 0 1 0 0,0 0 0 0 0,0 0-1 0 0,0 0 1 0 0,0 0-1 0 0,-1 0 1 0 0,1-1 0 0 0,0 1-1 0 0,0 0 1 0 0,0 0-1 0 0,0 0 1 0 0,-1 0 0 0 0,1 0-1 0 0,0 0 1 0 0,0 0 0 0 0,0 0-1 0 0,0 0 1 0 0,-1 0-1 0 0,1 0 1 0 0,0 0 0 0 0,0 0-1 0 0,0 0 1 0 0,0 0-1 0 0,0 1 1 0 0,-1-1 0 0 0,1 0-1 0 0,0 0 1 0 0,0 0-1 0 0,0 0 1 0 0,0 0 0 0 0,0 0-1 0 0,-1 0 1 0 0,1 0 0 0 0,0 0-1 0 0,0 1 1 0 0,0-1-1 0 0,0 0 1 0 0,0 0 0 0 0,0 0-1 0 0,0 0 1 0 0,-1 0-1 0 0,1 1 1 0 0,-2 2 12 0 0,0 0-1 0 0,0 0 1 0 0,0 0-1 0 0,0 0 1 0 0,1 0 0 0 0,-1 1-1 0 0,1-1 1 0 0,0 1-1 0 0,0-1 1 0 0,-1 5-1 0 0,0 5-669 0 0,0 1 1 0 0,0 0-1 0 0,2 0 0 0 0,1 24 0 0 0,0-28 77 0 0</inkml:trace>
+</inkml:ink>
+</file>
+
+<file path=customXml/item4.xml><?xml version="1.0" encoding="utf-8"?>
+<p:properties xmlns:p="http://schemas.microsoft.com/office/2006/metadata/properties" xmlns:xsi="http://www.w3.org/2001/XMLSchema-instance" xmlns:pc="http://schemas.microsoft.com/office/infopath/2007/PartnerControls">
+  <documentManagement/>
+</p:properties>
+</file>
+
+<file path=customXml/item5.xml><?xml version="1.0" encoding="utf-8"?>
+<inkml:ink xmlns:inkml="http://www.w3.org/2003/InkML">
+  <inkml:definitions>
+    <inkml:context xml:id="ctx0">
+      <inkml:inkSource xml:id="inkSrc0">
+        <inkml:traceFormat>
+          <inkml:channel name="X" type="integer" min="-2.14748E9" max="2.14748E9" units="cm"/>
+          <inkml:channel name="Y" type="integer" min="-2.14748E9" max="2.14748E9" units="cm"/>
+          <inkml:channel name="F" type="integer" max="32767" units="dev"/>
+          <inkml:channel name="OA" type="integer" max="360" units="deg"/>
+          <inkml:channel name="OE" type="integer" max="90" units="deg"/>
+        </inkml:traceFormat>
+        <inkml:channelProperties>
+          <inkml:channelProperty channel="X" name="resolution" value="1000" units="1/cm"/>
+          <inkml:channelProperty channel="Y" name="resolution" value="1000" units="1/cm"/>
+          <inkml:channelProperty channel="F" name="resolution" value="0" units="1/dev"/>
+          <inkml:channelProperty channel="OA" name="resolution" value="1000" units="1/deg"/>
+          <inkml:channelProperty channel="OE" name="resolution" value="1000" units="1/deg"/>
+        </inkml:channelProperties>
+      </inkml:inkSource>
+      <inkml:timestamp xml:id="ts0" timeString="2025-06-10T16:08:54.030"/>
+    </inkml:context>
+    <inkml:brush xml:id="br0">
+      <inkml:brushProperty name="width" value="0.05" units="cm"/>
+      <inkml:brushProperty name="height" value="0.05" units="cm"/>
+      <inkml:brushProperty name="color" value="#E71224"/>
+    </inkml:brush>
+  </inkml:definitions>
+  <inkml:trace contextRef="#ctx0" brushRef="#br0">5 208 2425 0 0,'0'0'5878'0'0,"24"0"-3468"0"0,-17 1-2405 0 0,0 0 1 0 0,0 0-1 0 0,0 0 0 0 0,0 1 1 0 0,0 0-1 0 0,11 5 0 0 0,-9-5 40 0 0,0 0-1 0 0,0 0 0 0 0,0-1 0 0 0,1 0 1 0 0,-1 0-1 0 0,0-1 0 0 0,17-3 1 0 0,4 2 74 0 0,-22 1-105 0 0,1-1 1 0 0,0 2-1 0 0,-1-1 0 0 0,1 1 1 0 0,-1 0-1 0 0,1 1 1 0 0,-1 0-1 0 0,1 0 1 0 0,-1 1-1 0 0,14 7 0 0 0,-22-10-10 0 0,1 0 1 0 0,0 1-1 0 0,-1-1 0 0 0,1 1 0 0 0,0-1 0 0 0,-1 1 0 0 0,1-1 0 0 0,0 1 0 0 0,-1 0 0 0 0,1-1 0 0 0,-1 1 0 0 0,1 0 0 0 0,-1-1 0 0 0,0 1 0 0 0,1 0 0 0 0,-1 0 0 0 0,0-1 0 0 0,1 1 0 0 0,-1 0 0 0 0,0 0 0 0 0,0 0 0 0 0,0-1 0 0 0,0 1 0 0 0,0 0 1 0 0,0 0-1 0 0,0 0 0 0 0,0 0 0 0 0,0-1 0 0 0,0 1 0 0 0,0 0 0 0 0,0 0 0 0 0,-1 0 0 0 0,1-1 0 0 0,0 1 0 0 0,-1 0 0 0 0,1 0 0 0 0,0-1 0 0 0,-1 1 0 0 0,1 0 0 0 0,-2 0 0 0 0,-2 4 13 0 0,0-1 0 0 0,-1 1 0 0 0,0-1 0 0 0,-10 6 0 0 0,-6 7-17 0 0,-52 46-71 0 0,46-41 27 0 0,-30 31 0 0 0,55-51 44 0 0,1 0 0 0 0,-1 0 0 0 0,0 0 0 0 0,1 0-1 0 0,-1 0 1 0 0,1 0 0 0 0,0 0 0 0 0,0 0 0 0 0,-1 1-1 0 0,1-1 1 0 0,1 0 0 0 0,-1 1 0 0 0,0-1 0 0 0,1 1-1 0 0,-1-1 1 0 0,1 1 0 0 0,0-1 0 0 0,0 5-1 0 0,0-6 1 0 0,1 1 0 0 0,0-1 0 0 0,-1 1 0 0 0,1-1 0 0 0,0 1 0 0 0,0-1 0 0 0,0 0-1 0 0,0 1 1 0 0,0-1 0 0 0,0 0 0 0 0,0 0 0 0 0,0 0 0 0 0,1 0 0 0 0,-1 0-1 0 0,0 0 1 0 0,1 0 0 0 0,-1 0 0 0 0,1 0 0 0 0,-1-1 0 0 0,1 1 0 0 0,-1-1 0 0 0,1 1-1 0 0,-1-1 1 0 0,1 1 0 0 0,0-1 0 0 0,-1 0 0 0 0,1 0 0 0 0,-1 0 0 0 0,3 0-1 0 0,29 4-18 0 0,-11-1-40 0 0,-1-1 0 0 0,25-2 0 0 0,-39 0 42 0 0,1-1-1 0 0,0 0 1 0 0,0 0-1 0 0,-1-1 1 0 0,1 0-1 0 0,-1-1 1 0 0,0 0 0 0 0,0 0-1 0 0,12-7 1 0 0,29-13-1642 0 0,-12 16-3216 0 0,-30 7 3490 0 0</inkml:trace>
+  <inkml:trace contextRef="#ctx0" brushRef="#br0" timeOffset="537.36">1 353 3761 0 0,'14'-4'313'0'0,"1"1"1"0"0,0 1 0 0 0,0 0-1 0 0,0 1 1 0 0,1 1 0 0 0,-1 0-1 0 0,0 1 1 0 0,0 0 0 0 0,0 2-1 0 0,0-1 1 0 0,-1 2 0 0 0,1 0-1 0 0,-1 1 1 0 0,1 0 0 0 0,13 8-1 0 0,-21-9-404 0 0,1-2 0 0 0,0 1 0 0 0,0-1 0 0 0,0 0-1 0 0,0-1 1 0 0,0 0 0 0 0,0 0 0 0 0,1 0 0 0 0,-1-1 0 0 0,0-1-1 0 0,0 1 1 0 0,1-2 0 0 0,-1 1 0 0 0,0-1 0 0 0,0 0 0 0 0,9-4 0 0 0,-11 5-498 0 0</inkml:trace>
+  <inkml:trace contextRef="#ctx0" brushRef="#br0" timeOffset="1907.49">580 318 4417 0 0,'0'0'535'0'0,"25"18"674"0"0,-15-14-1066 0 0,1 0-1 0 0,0-1 0 0 0,-1 0 0 0 0,1-1 1 0 0,17 2-1 0 0,-15-3-53 0 0,0-1 1 0 0,0 0-1 0 0,19-4 1 0 0,-28 4-78 0 0,0-1 0 0 0,-1 1 0 0 0,1-1 1 0 0,-1 0-1 0 0,1-1 0 0 0,-1 1 0 0 0,1 0 1 0 0,-1-1-1 0 0,0 0 0 0 0,0 0 1 0 0,0 0-1 0 0,0 0 0 0 0,0 0 0 0 0,0-1 1 0 0,-1 1-1 0 0,1-1 0 0 0,2-4 1 0 0,-4 5-7 0 0,0 0 0 0 0,0 0 0 0 0,-1 0 0 0 0,1 0 0 0 0,-1 0 1 0 0,0 0-1 0 0,1 0 0 0 0,-1 0 0 0 0,0 0 0 0 0,0 0 1 0 0,0 0-1 0 0,-1 0 0 0 0,1 0 0 0 0,0 0 0 0 0,-1 0 0 0 0,1 0 1 0 0,-1 0-1 0 0,0 0 0 0 0,-1-3 0 0 0,2 4-6 0 0,-1 0-1 0 0,0-1 1 0 0,0 1-1 0 0,0 0 1 0 0,1 0 0 0 0,-1 0-1 0 0,0 0 1 0 0,-1 0-1 0 0,1 0 1 0 0,0 0 0 0 0,0 0-1 0 0,0 0 1 0 0,0 1-1 0 0,-1-1 1 0 0,1 0-1 0 0,0 1 1 0 0,-1-1 0 0 0,1 1-1 0 0,0-1 1 0 0,-1 1-1 0 0,1 0 1 0 0,-1 0 0 0 0,1-1-1 0 0,0 1 1 0 0,-1 0-1 0 0,1 0 1 0 0,-1 0-1 0 0,1 1 1 0 0,-1-1 0 0 0,1 0-1 0 0,-1 0 1 0 0,1 1-1 0 0,-2 0 1 0 0,-13 4-18 0 0,0 1 0 0 0,0 1 1 0 0,0 0-1 0 0,1 1 0 0 0,-16 12 0 0 0,26-16 81 0 0,-1 0 0 0 0,2 0 0 0 0,-1 0 0 0 0,0 1 0 0 0,1 0 1 0 0,0 0-1 0 0,0 0 0 0 0,1 0 0 0 0,-1 0 0 0 0,1 1 0 0 0,0 0 0 0 0,1 0 0 0 0,-1 0 0 0 0,1 0 0 0 0,0 0 0 0 0,1 0 0 0 0,-2 9 0 0 0,3-10-43 0 0,-1-1 0 0 0,2 1 0 0 0,-1-1 0 0 0,0 1 0 0 0,1-1 0 0 0,0 1-1 0 0,0-1 1 0 0,0 0 0 0 0,1 1 0 0 0,-1-1 0 0 0,1 0 0 0 0,0 0 0 0 0,0 0 0 0 0,4 5 0 0 0,-1-3-13 0 0,0 1-1 0 0,0-1 1 0 0,1 0 0 0 0,0 0 0 0 0,0-1 0 0 0,1 0 0 0 0,11 8 0 0 0,-10-9 30 0 0,-1 1 0 0 0,0-1 0 0 0,1-1 0 0 0,0 0 0 0 0,-1 0 1 0 0,1 0-1 0 0,1-1 0 0 0,-1 0 0 0 0,0-1 0 0 0,0 1 0 0 0,1-2 0 0 0,-1 1 0 0 0,1-1 0 0 0,-1-1 0 0 0,0 1 0 0 0,14-4 0 0 0,-13 1 19 0 0,0 0 0 0 0,0 0-1 0 0,-1-1 1 0 0,1-1 0 0 0,-1 1-1 0 0,0-1 1 0 0,0-1 0 0 0,0 0-1 0 0,-1 0 1 0 0,0 0 0 0 0,0-1-1 0 0,-1 0 1 0 0,1 0-1 0 0,-1-1 1 0 0,-1 1 0 0 0,0-1-1 0 0,0-1 1 0 0,0 1 0 0 0,-1-1-1 0 0,-1 1 1 0 0,6-18 0 0 0,3-2 566 0 0,-23 48-322 0 0,9-18-301 0 0,1 1 0 0 0,0 0 1 0 0,-1 0-1 0 0,1-1 0 0 0,0 1 0 0 0,0 0 1 0 0,1 0-1 0 0,-1 0 0 0 0,1 0 0 0 0,-1 0 1 0 0,1 0-1 0 0,0 0 0 0 0,0 0 0 0 0,1 5 1 0 0,-1-8 0 0 0,0-1 0 0 0,0 1 0 0 0,0 0 0 0 0,0 0 0 0 0,0 0 0 0 0,0 0 0 0 0,-1 0 0 0 0,1 0 0 0 0,0 0 0 0 0,0 0 0 0 0,0 0-1 0 0,0 0 1 0 0,0 0 0 0 0,0 0 0 0 0,0 0 0 0 0,0 0 0 0 0,0 0 0 0 0,0 0 0 0 0,0 0 0 0 0,0 0 0 0 0,0 0 0 0 0,0 0 0 0 0,0 0 0 0 0,0 0 0 0 0,0 0 0 0 0,0 0 0 0 0,-1 0 0 0 0,1 0 0 0 0,0 0 0 0 0,0 0 0 0 0,0 0 0 0 0,0 0 0 0 0,0 0 0 0 0,0 0 0 0 0,9 36 2 0 0,-9-36 0 0 0,0 1 0 0 0,0 0 0 0 0,0-1-1 0 0,0 1 1 0 0,0-1 0 0 0,1 1 0 0 0,-1 0 0 0 0,0-1 0 0 0,0 1 0 0 0,0-1 0 0 0,1 1-1 0 0,-1-1 1 0 0,0 1 0 0 0,0-1 0 0 0,1 1 0 0 0,-1-1 0 0 0,0 1 0 0 0,1-1 0 0 0,-1 1-1 0 0,1-1 1 0 0,-1 1 0 0 0,1-1 0 0 0,-1 0 0 0 0,1 1 0 0 0,-1-1 0 0 0,1 0 0 0 0,-1 0-1 0 0,1 1 1 0 0,-1-1 0 0 0,1 0 0 0 0,-1 0 0 0 0,2 1 0 0 0,5 1 24 0 0,-1 1-15 0 0,-4-1-3 0 0,0-1 0 0 0,0 0-1 0 0,0 0 1 0 0,0 0-1 0 0,0 0 1 0 0,0-1 0 0 0,0 1-1 0 0,0 0 1 0 0,0-1-1 0 0,0 0 1 0 0,4 1 0 0 0,-2-1 6 0 0,-1-1 1 0 0,1 0 0 0 0,-1 1 0 0 0,1-1 0 0 0,-1-1-1 0 0,0 1 1 0 0,1 0 0 0 0,-1-1 0 0 0,0 0 0 0 0,0 0 0 0 0,0 1-1 0 0,0-2 1 0 0,0 1 0 0 0,0 0 0 0 0,-1-1 0 0 0,1 1-1 0 0,3-6 1 0 0,2-3 48 0 0,0 0 0 0 0,-1 0-1 0 0,9-18 1 0 0,-15 28-59 0 0,-1 1 0 0 0,0 0 0 0 0,1 0 0 0 0,-1 0 0 0 0,0-1 0 0 0,1 1 0 0 0,-1 0-1 0 0,0 0 1 0 0,1 0 0 0 0,-1 0 0 0 0,1 0 0 0 0,-1 0 0 0 0,0 0 0 0 0,1 0 0 0 0,-1 0 0 0 0,1 0 0 0 0,-1 0 0 0 0,0 0 0 0 0,1 0 0 0 0,-1 0 0 0 0,0 0 0 0 0,1 0-1 0 0,-1 0 1 0 0,1 0 0 0 0,-1 1 0 0 0,0-1 0 0 0,1 0 0 0 0,-1 0 0 0 0,0 0 0 0 0,1 1 0 0 0,-1-1 0 0 0,1 1 0 0 0,15 10 220 0 0,-11-8-150 0 0,16 12 108 0 0,-20-14-176 0 0,1 0 0 0 0,-1 0 0 0 0,1 1 0 0 0,0-1 0 0 0,-1 0 0 0 0,1 0 0 0 0,0-1 0 0 0,0 1 1 0 0,-1 0-1 0 0,1 0 0 0 0,3 0 0 0 0,14 9 241 0 0,-16-8-777 0 0,0 1 0 0 0,0-1 1 0 0,0 0-1 0 0,1-1 1 0 0,-1 1-1 0 0,0-1 0 0 0,7 3 1 0 0,16 2-598 0 0,-20-4-110 0 0</inkml:trace>
+  <inkml:trace contextRef="#ctx0" brushRef="#br0" timeOffset="2280.99">1565 26 4089 0 0,'0'0'1209'0'0,"0"0"-1132"0"0,0 0-1 0 0,0 0 1 0 0,0-1-1 0 0,0 1 1 0 0,0 0 0 0 0,0 0-1 0 0,0 0 1 0 0,0 0-1 0 0,0-1 1 0 0,0 1-1 0 0,0 0 1 0 0,0 0-1 0 0,0 0 1 0 0,0 0-1 0 0,0 0 1 0 0,0-1-1 0 0,0 1 1 0 0,-1 0-1 0 0,1 0 1 0 0,0 0-1 0 0,0 0 1 0 0,0 0-1 0 0,0 0 1 0 0,0 0-1 0 0,0-1 1 0 0,0 1-1 0 0,0 0 1 0 0,-1 0-1 0 0,1 0 1 0 0,0 0-1 0 0,0 0 1 0 0,0 0-1 0 0,0 0 1 0 0,0 0-1 0 0,-1 0 1 0 0,1 0-1 0 0,0 0 1 0 0,0 0-1 0 0,0 0 1 0 0,0 0-1 0 0,0 0 1 0 0,-1 0-1 0 0,1 0 1 0 0,0 0-1 0 0,0 0 1 0 0,0 0-1 0 0,0 0 1 0 0,0 0-1 0 0,-1 0 1 0 0,1 0-1 0 0,0 0 1 0 0,0 0-1 0 0,0 0 1 0 0,0 0-1 0 0,0 0 1 0 0,-1 0-1 0 0,-1 5-10 0 0,-1 0-1 0 0,1 1 0 0 0,0-1 1 0 0,1 0-1 0 0,-1 0 1 0 0,1 1-1 0 0,0-1 0 0 0,1 1 1 0 0,-1-1-1 0 0,1 7 0 0 0,3 67 129 0 0,-2-49-157 0 0,4 73-83 0 0,21 127 0 0 0,-23-221-74 0 0,0 3-3773 0 0</inkml:trace>
+  <inkml:trace contextRef="#ctx0" brushRef="#br0" timeOffset="2798.33">1444 424 2192 0 0,'0'0'112'0'0,"-1"0"0"0"0,1 0 0 0 0,0-1-1 0 0,-1 1 1 0 0,1 0 0 0 0,0 0 0 0 0,0-1-1 0 0,-1 1 1 0 0,1 0 0 0 0,0-1 0 0 0,0 1-1 0 0,-1 0 1 0 0,1-1 0 0 0,0 1-1 0 0,0 0 1 0 0,0-1 0 0 0,0 1 0 0 0,-1-1-1 0 0,1 1 1 0 0,0 0 0 0 0,0-1 0 0 0,0 1-1 0 0,0-1 1 0 0,0 1 0 0 0,0-1 0 0 0,0 1-1 0 0,0 0 1 0 0,0-1 0 0 0,0 1-1 0 0,0-1 1 0 0,1 1 0 0 0,-1 0 0 0 0,0-1-1 0 0,0 1 1 0 0,0-1 0 0 0,0 1 0 0 0,1 0-1 0 0,-1-1 1 0 0,0 1 0 0 0,0 0 0 0 0,1-1-1 0 0,-1 1 1 0 0,0 0 0 0 0,1 0-1 0 0,-1-1 1 0 0,12-18 1969 0 0,25-6-1791 0 0,-37 24-276 0 0,0 1-1 0 0,0 0 0 0 0,1-1 0 0 0,-1 1 0 0 0,0 0 0 0 0,1-1 0 0 0,-1 1 0 0 0,0 0 1 0 0,1-1-1 0 0,-1 1 0 0 0,1 0 0 0 0,-1 0 0 0 0,1-1 0 0 0,-1 1 0 0 0,0 0 0 0 0,1 0 1 0 0,-1 0-1 0 0,1 0 0 0 0,-1 0 0 0 0,1-1 0 0 0,-1 1 0 0 0,1 0 0 0 0,-1 0 0 0 0,1 0 1 0 0,-1 0-1 0 0,1 0 0 0 0,-1 1 0 0 0,1-1 0 0 0,-1 0 0 0 0,1 0 0 0 0,-1 0 0 0 0,1 0 1 0 0,-1 0-1 0 0,0 1 0 0 0,1-1 0 0 0,-1 0 0 0 0,1 0 0 0 0,-1 1 0 0 0,0-1 0 0 0,1 0 1 0 0,-1 1-1 0 0,0-1 0 0 0,1 1 0 0 0,6 5 43 0 0,3 2-14 0 0,1-1 0 0 0,-1 0 1 0 0,1-1-1 0 0,19 8 0 0 0,-26-13-198 0 0,0 0 1 0 0,0 1-1 0 0,0-2 1 0 0,0 1-1 0 0,0 0 0 0 0,0-1 1 0 0,0 0-1 0 0,0 0 1 0 0,0 0-1 0 0,1 0 1 0 0,-1-1-1 0 0,0 1 0 0 0,0-1 1 0 0,0 0-1 0 0,0-1 1 0 0,0 1-1 0 0,0-1 0 0 0,-1 1 1 0 0,8-5-1 0 0,5-6-909 0 0,-7 6 943 0 0</inkml:trace>
+  <inkml:trace contextRef="#ctx0" brushRef="#br0" timeOffset="3356.09">1840 346 3401 0 0,'0'0'3806'0'0,"-2"3"-3743"0"0,-1 3-50 0 0,0 1 0 0 0,0-1 0 0 0,0 1 0 0 0,0 0 0 0 0,1 0 0 0 0,1 0 0 0 0,-1 0 0 0 0,1 0 0 0 0,-1 12 1 0 0,2-14-7 0 0,-1 0 0 0 0,1 0 0 0 0,0 0 0 0 0,0 1 0 0 0,1-1 0 0 0,-1 0 0 0 0,1 0 0 0 0,1 0 0 0 0,-1 0 0 0 0,1 0 0 0 0,-1 0 0 0 0,1 0 0 0 0,1-1 0 0 0,4 9 0 0 0,-6-11 12 0 0,1 0 0 0 0,0-1 0 0 0,-1 1 0 0 0,1-1 0 0 0,0 1 0 0 0,0-1 1 0 0,0 0-1 0 0,-1 0 0 0 0,1 0 0 0 0,0 0 0 0 0,1 0 0 0 0,-1 0 0 0 0,0 0 1 0 0,0-1-1 0 0,0 1 0 0 0,0-1 0 0 0,1 0 0 0 0,-1 0 0 0 0,5 0 642 0 0,-10-26 1203 0 0,4 24-1851 0 0,-1 0-1 0 0,0 0 0 0 0,-1 0 1 0 0,1 0-1 0 0,0 0 1 0 0,0 0-1 0 0,-1 0 1 0 0,1 0-1 0 0,-1 0 0 0 0,0 1 1 0 0,0-1-1 0 0,-1-3 1 0 0,-2 0 71 0 0,0 0 1 0 0,-1 0 0 0 0,1 0 0 0 0,-1 1 0 0 0,0 0 0 0 0,0 0 0 0 0,-7-5 0 0 0,6 6-43 0 0,0-3 62 0 0,7 2-115 0 0,1 1 0 0 0,0-1 0 0 0,0 1 0 0 0,0 0 0 0 0,0-1 0 0 0,0 1 0 0 0,1 0-1 0 0,0 1 1 0 0,-1-1 0 0 0,1 0 0 0 0,0 1 0 0 0,0-1 0 0 0,1 1 0 0 0,-1 0 0 0 0,4-2 0 0 0,7-2-23 0 0,0 0 1 0 0,0 1-1 0 0,1 0 1 0 0,-1 2 0 0 0,1-1-1 0 0,18 0 1 0 0,41-12-3622 0 0,-67 15 2699 0 0,-1 1-138 0 0</inkml:trace>
+  <inkml:trace contextRef="#ctx0" brushRef="#br0" timeOffset="3740.67">2229 335 4217 0 0,'0'0'95'0'0,"0"-1"-1"0"0,0 1 1 0 0,0 0 0 0 0,0-1 0 0 0,1 1-1 0 0,-1 0 1 0 0,0 0 0 0 0,0-1-1 0 0,0 1 1 0 0,0 0 0 0 0,1-1 0 0 0,-1 1-1 0 0,0 0 1 0 0,0 0 0 0 0,1-1 0 0 0,-1 1-1 0 0,0 0 1 0 0,0 0 0 0 0,1 0-1 0 0,-1 0 1 0 0,0-1 0 0 0,1 1 0 0 0,-1 0-1 0 0,0 0 1 0 0,1 0 0 0 0,-1 0 0 0 0,0 0-1 0 0,1 0 1 0 0,-1 0 0 0 0,0 0-1 0 0,1 0 1 0 0,-1 0 0 0 0,0 0 0 0 0,1 0-1 0 0,0 0 1 0 0,8 10 1419 0 0,2 19-612 0 0,-8 20-538 0 0,-3-42-416 0 0,0 0 0 0 0,0 0 0 0 0,0-1 0 0 0,1 1 0 0 0,0 0 0 0 0,0 0 0 0 0,1-1 0 0 0,0 1 0 0 0,0-1 0 0 0,0 0 0 0 0,1 1 0 0 0,0-1 0 0 0,0 0 0 0 0,5 7 0 0 0,-6-10-558 0 0,1 1-319 0 0</inkml:trace>
+  <inkml:trace contextRef="#ctx0" brushRef="#br0" timeOffset="3921.31">2292 212 3929 0 0,'-1'-2'370'0'0,"0"0"1"0"0,0 0-1 0 0,0 0 0 0 0,0 0 1 0 0,0 0-1 0 0,1 0 1 0 0,-1 0-1 0 0,1 0 1 0 0,0-1-1 0 0,-1 1 0 0 0,1-4 1 0 0,0 6-415 0 0</inkml:trace>
+  <inkml:trace contextRef="#ctx0" brushRef="#br0" timeOffset="5174.93">2503 367 1624 0 0,'0'0'4464'0'0,"2"2"-4200"0"0,1 0-1 0 0,-1 0 1 0 0,0 0-1 0 0,1 0 1 0 0,-1-1 0 0 0,1 1-1 0 0,0-1 1 0 0,5 2-1 0 0,-3-1-237 0 0,1-1-1 0 0,0 1 0 0 0,0-2 0 0 0,0 1 0 0 0,0-1 0 0 0,0 0 0 0 0,1 0 0 0 0,-1 0 0 0 0,0-1 0 0 0,0 0 0 0 0,0 0 0 0 0,9-4 0 0 0,-9 2-2 0 0,1 0-1 0 0,-1-1 1 0 0,0 0 0 0 0,0 0 0 0 0,9-9-1 0 0,-14 12-17 0 0,0-1 0 0 0,1 1-1 0 0,-1 0 1 0 0,0-1-1 0 0,0 1 1 0 0,0 0-1 0 0,-1-1 1 0 0,1 0-1 0 0,0 1 1 0 0,0-1 0 0 0,-1 1-1 0 0,1-1 1 0 0,-1 0-1 0 0,1 1 1 0 0,-1-1-1 0 0,0 0 1 0 0,0 1 0 0 0,0-1-1 0 0,0 0 1 0 0,0 0-1 0 0,0 1 1 0 0,0-1-1 0 0,-1 0 1 0 0,1 1-1 0 0,0-1 1 0 0,-1 0 0 0 0,1 1-1 0 0,-1-1 1 0 0,-1-2-1 0 0,1 2-3 0 0,-1 1 0 0 0,1-1 0 0 0,0 1 0 0 0,0 0 0 0 0,-1 0 0 0 0,1-1 0 0 0,-1 1 0 0 0,1 0 0 0 0,-1 0 0 0 0,0 0 0 0 0,1 1 0 0 0,-1-1 0 0 0,0 0 0 0 0,1 1-1 0 0,-1-1 1 0 0,0 1 0 0 0,0-1 0 0 0,0 1 0 0 0,1 0 0 0 0,-1 0 0 0 0,0 0 0 0 0,0 0 0 0 0,0 0 0 0 0,0 0 0 0 0,1 0 0 0 0,-1 1 0 0 0,0-1 0 0 0,0 1 0 0 0,0-1 0 0 0,1 1 0 0 0,-4 1 0 0 0,0 0 3 0 0,0 0 1 0 0,0 1 0 0 0,0 0-1 0 0,0-1 1 0 0,0 1 0 0 0,0 1-1 0 0,1-1 1 0 0,0 1 0 0 0,-5 5 0 0 0,-11 12 13 0 0,18-19 18 0 0,0 0-1 0 0,0 0 0 0 0,0-1 1 0 0,0 2-1 0 0,0-1 1 0 0,1 0-1 0 0,-1 0 1 0 0,1 1-1 0 0,-1-1 1 0 0,1 0-1 0 0,0 1 1 0 0,0-1-1 0 0,0 1 1 0 0,0 0-1 0 0,0-1 0 0 0,1 1 1 0 0,-1 0-1 0 0,1 0 1 0 0,0-1-1 0 0,0 1 1 0 0,0 0-1 0 0,0 0 1 0 0,1 4-1 0 0,-1-3-8 0 0,0 0-1 0 0,1 0 1 0 0,0 0 0 0 0,0 0-1 0 0,0 0 1 0 0,0 0-1 0 0,1 0 1 0 0,-1 0 0 0 0,1-1-1 0 0,0 1 1 0 0,0-1 0 0 0,1 1-1 0 0,-1-1 1 0 0,0 0-1 0 0,1 0 1 0 0,0 0 0 0 0,0 0-1 0 0,0 0 1 0 0,0-1 0 0 0,0 1-1 0 0,1-1 1 0 0,-1 0-1 0 0,1 0 1 0 0,0 0 0 0 0,4 1-1 0 0,1 2-24 0 0,0-1 1 0 0,0 0-1 0 0,1 0 0 0 0,-1-1 0 0 0,1 0 0 0 0,0-1 0 0 0,0 0 0 0 0,0-1 1 0 0,0 0-1 0 0,0 0 0 0 0,0-1 0 0 0,0-1 0 0 0,0 1 0 0 0,0-2 1 0 0,0 1-1 0 0,0-2 0 0 0,14-4 0 0 0,-22 7 6 0 0,-1-1 1 0 0,1 0-1 0 0,-1 1 1 0 0,1-1-1 0 0,-1 0 1 0 0,0 0-1 0 0,1 0 1 0 0,-1 0-1 0 0,0 0 0 0 0,1-1 1 0 0,-1 1-1 0 0,0 0 1 0 0,0-1-1 0 0,0 1 1 0 0,0 0-1 0 0,-1-1 1 0 0,1 1-1 0 0,0-1 0 0 0,0 0 1 0 0,-1 1-1 0 0,1-1 1 0 0,-1 1-1 0 0,0-1 1 0 0,1 0-1 0 0,-1 0 1 0 0,0 1-1 0 0,0-1 0 0 0,0 0 1 0 0,0 1-1 0 0,0-1 1 0 0,-1 0-1 0 0,1 1 1 0 0,0-1-1 0 0,-1 0 1 0 0,1 1-1 0 0,-1-1 0 0 0,0 1 1 0 0,1-1-1 0 0,-1 1 1 0 0,0-1-1 0 0,0 1 1 0 0,0-1-1 0 0,0 1 1 0 0,0 0-1 0 0,0-1 0 0 0,0 1 1 0 0,-1 0-1 0 0,1 0 1 0 0,0 0-1 0 0,-2-1 1 0 0,2 1 18 0 0,0 0 0 0 0,0 0 0 0 0,1 0 0 0 0,-1 0 0 0 0,0-1 0 0 0,1 1 0 0 0,-1 0-1 0 0,1 0 1 0 0,0 0 0 0 0,-1-1 0 0 0,1 1 0 0 0,0 0 0 0 0,0-1 0 0 0,0 1 0 0 0,0 0 0 0 0,0 0 0 0 0,0-1 0 0 0,0 1 0 0 0,0 0 0 0 0,1-1 0 0 0,-1 1 0 0 0,0 0 0 0 0,1 0 0 0 0,-1-1 0 0 0,1 1 0 0 0,-1 0 0 0 0,1 0 0 0 0,0 0 0 0 0,-1 0 0 0 0,1 0 0 0 0,0 0 0 0 0,0 0 0 0 0,0 0 0 0 0,0 0 0 0 0,2-1 0 0 0,-1 0-47 0 0,1 1 0 0 0,-1 1 0 0 0,1-1 1 0 0,-1 0-1 0 0,1 0 0 0 0,-1 1 1 0 0,1 0-1 0 0,0-1 0 0 0,-1 1 0 0 0,1 0 1 0 0,0 0-1 0 0,-1 1 0 0 0,1-1 1 0 0,-1 0-1 0 0,1 1 0 0 0,0-1 0 0 0,-1 1 1 0 0,1 0-1 0 0,-1 0 0 0 0,0 0 1 0 0,1 0-1 0 0,3 3 0 0 0,-2-2-109 0 0,1 0 0 0 0,0 0 0 0 0,-1-1 0 0 0,1 1 0 0 0,0-1-1 0 0,0 0 1 0 0,0-1 0 0 0,0 1 0 0 0,0-1 0 0 0,0 0 0 0 0,5-1 0 0 0,33-9-4310 0 0,-35 8 3159 0 0</inkml:trace>
+  <inkml:trace contextRef="#ctx0" brushRef="#br0" timeOffset="5981.97">3170 36 5377 0 0,'-8'-3'4857'0'0,"-2"11"-3287"0"0,1 14-1849 0 0,7 12 244 0 0,1 0 0 0 0,2-1 0 0 0,1 1 0 0 0,1 0 0 0 0,2-1 0 0 0,2 0 0 0 0,0 0 0 0 0,3 0-1 0 0,15 36 1 0 0,-23-57-192 0 0,-11-19-139 0 0,-8-7 219 0 0,-11-8 149 0 0,22 18 3 0 0,3 2-2 0 0,-4 2 7 0 0,-2-3 1 0 0,0 1 0 0 0,1 0 0 0 0,-1 1 0 0 0,0 0 0 0 0,0 0 0 0 0,0 1 0 0 0,0 0 0 0 0,0 1 0 0 0,-10 1 0 0 0,19-1 402 0 0,7-2 74 0 0,26 0-139 0 0,33-7 1 0 0,-56 6-838 0 0,-1 0 0 0 0,1 0 0 0 0,0-1 0 0 0,-1-1 0 0 0,1 0-1 0 0,-1 0 1 0 0,0 0 0 0 0,9-7 0 0 0,-11 6 249 0 0,0 0-326 0 0</inkml:trace>
+  <inkml:trace contextRef="#ctx0" brushRef="#br0" timeOffset="6556.61">3575 1 1816 0 0,'0'0'7770'0'0,"0"11"-6007"0"0,1 12-1488 0 0,0 0 0 0 0,-5 38 0 0 0,1-35-254 0 0,2 0-1 0 0,2 36 1 0 0,3 13-82 0 0,-5-56 3 0 0,2 0 0 0 0,0-1 1 0 0,1 1-1 0 0,1 0 0 0 0,1-1 1 0 0,0 1-1 0 0,9 19 0 0 0,-8-28-191 0 0,3 5-356 0 0,-6-8-3797 0 0</inkml:trace>
+  <inkml:trace contextRef="#ctx0" brushRef="#br0" timeOffset="7116.94">3726 736 1048 0 0,'0'0'150'0'0,"-18"-13"6504"0"0,-10 9-6188 0 0,21 2-374 0 0,0 0 173 0 0,-6 8 1065 0 0,3-1-1239 0 0,0 1 0 0 0,1 0 0 0 0,0 1 0 0 0,0 0 0 0 0,0 0 0 0 0,1 1-1 0 0,0 0 1 0 0,0 0 0 0 0,-10 16 0 0 0,18-23-89 0 0,-1-1 0 0 0,1 1 0 0 0,0-1 0 0 0,0 0 0 0 0,-1 1 0 0 0,1-1-1 0 0,0 1 1 0 0,0 0 0 0 0,0-1 0 0 0,-1 1 0 0 0,1-1 0 0 0,0 1 0 0 0,0-1 0 0 0,0 1 0 0 0,0-1-1 0 0,0 1 1 0 0,0-1 0 0 0,0 1 0 0 0,0 0 0 0 0,0-1 0 0 0,0 1 0 0 0,1-1 0 0 0,-1 1-1 0 0,0-1 1 0 0,0 1 0 0 0,0-1 0 0 0,1 1 0 0 0,-1-1 0 0 0,0 1 0 0 0,1 0 0 0 0,16 2 129 0 0,20-11 87 0 0,-36 8-216 0 0,5-3 27 0 0,0 1 1 0 0,0-1-1 0 0,0 0 1 0 0,-1-1-1 0 0,1 1 0 0 0,8-8 1 0 0,-12 9-11 0 0,0 1 1 0 0,0-1-1 0 0,0 0 1 0 0,-1 1-1 0 0,1-1 1 0 0,0 0 0 0 0,-1 0-1 0 0,0 0 1 0 0,1 0-1 0 0,-1 0 1 0 0,0-1-1 0 0,0 1 1 0 0,0 0-1 0 0,0-1 1 0 0,0 1-1 0 0,-1 0 1 0 0,1-1-1 0 0,-1 1 1 0 0,1-1-1 0 0,-1-3 1 0 0,0 6-11 0 0,0 0 0 0 0,0-1 0 0 0,-1 1 1 0 0,1 0-1 0 0,0-1 0 0 0,0 1 0 0 0,0 0 0 0 0,0-1 0 0 0,0 1 1 0 0,-1 0-1 0 0,1-1 0 0 0,0 1 0 0 0,0 0 0 0 0,-1 0 1 0 0,1-1-1 0 0,0 1 0 0 0,0 0 0 0 0,-1 0 0 0 0,1 0 0 0 0,0-1 1 0 0,-1 1-1 0 0,1 0 0 0 0,0 0 0 0 0,-1 0 0 0 0,1 0 0 0 0,0 0 1 0 0,-1 0-1 0 0,1 0 0 0 0,0 0 0 0 0,-1-1 0 0 0,1 1 1 0 0,0 0-1 0 0,-1 0 0 0 0,1 1 0 0 0,0-1 0 0 0,-1 0 0 0 0,1 0 1 0 0,0 0-1 0 0,-1 0 0 0 0,1 0 0 0 0,-23 9 22 0 0,-11 6-42 0 0,33-14 7 0 0,3-1-1 0 0,-4 4-43 0 0,1-4 48 0 0,1 1 0 0 0,0-1 1 0 0,-1 0-1 0 0,1 0 0 0 0,0 1 0 0 0,0-1 0 0 0,-1 0 1 0 0,1 1-1 0 0,0-1 0 0 0,0 0 0 0 0,-1 1 0 0 0,1-1 1 0 0,0 0-1 0 0,0 1 0 0 0,0-1 0 0 0,0 0 0 0 0,-1 1 0 0 0,1-1 1 0 0,0 1-1 0 0,0-1 0 0 0,0 0 0 0 0,0 1 0 0 0,0-1 1 0 0,0 1-1 0 0,0-1 0 0 0,0 1 0 0 0,0-1 0 0 0,0 0 0 0 0,0 1 1 0 0,0-1-1 0 0,1 1 0 0 0,-1-1 0 0 0,0 0 0 0 0,0 1 1 0 0,0-1-1 0 0,1 0 0 0 0,-1 1 0 0 0,0-1 0 0 0,0 0 1 0 0,1 1-1 0 0,-1-1 0 0 0,0 0 0 0 0,0 1 0 0 0,1-1 0 0 0,-1 0 1 0 0,0 0-1 0 0,1 1 0 0 0,-1-1 0 0 0,0 0 0 0 0,1 0 1 0 0,-1 0-1 0 0,1 0 0 0 0,-1 0 0 0 0,0 1 0 0 0,1-1 1 0 0,-1 0-1 0 0,1 0 0 0 0,-1 0 0 0 0,0 0 0 0 0,1 0 0 0 0,0 0 1 0 0,2 0 3 0 0,0 0 1 0 0,-1 0-1 0 0,1 0 1 0 0,0 0-1 0 0,0-1 1 0 0,-1 1-1 0 0,1-1 1 0 0,0 0-1 0 0,-1 1 1 0 0,1-1-1 0 0,-1-1 1 0 0,1 1-1 0 0,-1 0 1 0 0,1 0-1 0 0,-1-1 1 0 0,0 1-1 0 0,0-1 1 0 0,1 0-1 0 0,-1 0 1 0 0,0 0-1 0 0,-1 0 1 0 0,1 0-1 0 0,0 0 1 0 0,-1 0-1 0 0,1-1 1 0 0,-1 1-1 0 0,0-1 1 0 0,1 1-1 0 0,-1-1 1 0 0,0 1-1 0 0,-1-1 1 0 0,1 0-1 0 0,0-4 1 0 0,-1 7-16 0 0,0-1 0 0 0,0 1 1 0 0,0-1-1 0 0,0 1 0 0 0,0-1 0 0 0,0 1 0 0 0,0-1 1 0 0,0 1-1 0 0,0-1 0 0 0,0 1 0 0 0,0-1 0 0 0,0 1 1 0 0,-1-1-1 0 0,1 1 0 0 0,0-1 0 0 0,0 1 0 0 0,-1 0 1 0 0,1-1-1 0 0,0 1 0 0 0,-1-1 0 0 0,1 1 1 0 0,0 0-1 0 0,-1-1 0 0 0,1 1 0 0 0,-1 0 0 0 0,1-1 1 0 0,0 1-1 0 0,-1 0 0 0 0,1 0 0 0 0,-1-1 0 0 0,-17 3-1171 0 0,-17 17-3193 0 0,27-12 2680 0 0</inkml:trace>
+  <inkml:trace contextRef="#ctx0" brushRef="#br0" timeOffset="8040.3">3146 323 288 0 0,'0'0'1288'0'0,"-9"-7"3628"0"0,8 14-4679 0 0,-1-1 0 0 0,1 0 0 0 0,0 0 0 0 0,1 0 0 0 0,0 10 0 0 0,0-9-159 0 0,-2 3 18 0 0,0 5 19 0 0,0-1-1 0 0,1 0 0 0 0,1 20 0 0 0,1-29-91 0 0,-1 0 0 0 0,2 0 1 0 0,-1 0-1 0 0,0 0 0 0 0,1 0 0 0 0,0 0 0 0 0,0 0 1 0 0,1 0-1 0 0,-1-1 0 0 0,1 1 0 0 0,6 7 0 0 0,-4-6 0 0 0,-1 0 0 0 0,0 1 0 0 0,-1-1 0 0 0,0 1 0 0 0,0 0 0 0 0,0 0 0 0 0,2 10 0 0 0,-4-13-14 0 0,0 0 0 0 0,0 0 1 0 0,-1 0-1 0 0,1 0 0 0 0,-1 0 0 0 0,0 0 0 0 0,0 0 0 0 0,0 0 1 0 0,0 0-1 0 0,-1 0 0 0 0,0 0 0 0 0,0 0 0 0 0,0 0 1 0 0,0 0-1 0 0,-3 5 0 0 0,-9-6 270 0 0</inkml:trace>
+</inkml:ink>
+</file>
+
+<file path=customXml/item6.xml><?xml version="1.0" encoding="utf-8"?>
 <?mso-contentType ?>
 <FormTemplates xmlns="http://schemas.microsoft.com/sharepoint/v3/contenttype/forms">
   <Display>DocumentLibraryForm</Display>
@@ -17153,7 +17158,7 @@
 </FormTemplates>
 </file>
 
-<file path=customXml/item3.xml><?xml version="1.0" encoding="utf-8"?>
+<file path=customXml/item7.xml><?xml version="1.0" encoding="utf-8"?>
 <ct:contentTypeSchema xmlns:ct="http://schemas.microsoft.com/office/2006/metadata/contentType" xmlns:ma="http://schemas.microsoft.com/office/2006/metadata/properties/metaAttributes" ct:_="" ma:_="" ma:contentTypeName="Dokument" ma:contentTypeID="0x01010025C71E9534E21E4A9F2CF33BA7DCE92D" ma:contentTypeVersion="3" ma:contentTypeDescription="Ein neues Dokument erstellen." ma:contentTypeScope="" ma:versionID="32b9bbdf2bbf4e0fb27a426421665337">
   <xsd:schema xmlns:xsd="http://www.w3.org/2001/XMLSchema" xmlns:xs="http://www.w3.org/2001/XMLSchema" xmlns:p="http://schemas.microsoft.com/office/2006/metadata/properties" xmlns:ns2="5a9e9855-01b6-487f-b294-67c59083cc31" targetNamespace="http://schemas.microsoft.com/office/2006/metadata/properties" ma:root="true" ma:fieldsID="ec87b9b32475f90c9dbf7ae918480825" ns2:_="">
     <xsd:import namespace="5a9e9855-01b6-487f-b294-67c59083cc31"/>
@@ -17291,123 +17296,15 @@
 </ct:contentTypeSchema>
 </file>
 
-<file path=customXml/item4.xml><?xml version="1.0" encoding="utf-8"?>
-<p:properties xmlns:p="http://schemas.microsoft.com/office/2006/metadata/properties" xmlns:xsi="http://www.w3.org/2001/XMLSchema-instance" xmlns:pc="http://schemas.microsoft.com/office/infopath/2007/PartnerControls">
-  <documentManagement/>
-</p:properties>
+<file path=customXml/itemProps1.xml><?xml version="1.0" encoding="utf-8"?>
+<ds:datastoreItem xmlns:ds="http://schemas.openxmlformats.org/officeDocument/2006/customXml" ds:itemID="{4B023D59-82BC-4D0F-A651-C98E01C1F15C}">
+  <ds:schemaRefs>
+    <ds:schemaRef ds:uri="http://www.w3.org/2003/InkML"/>
+  </ds:schemaRefs>
+</ds:datastoreItem>
 </file>
 
-<file path=customXml/item5.xml><?xml version="1.0" encoding="utf-8"?>
-<inkml:ink xmlns:inkml="http://www.w3.org/2003/InkML">
-  <inkml:definitions>
-    <inkml:context xml:id="ctx0">
-      <inkml:inkSource xml:id="inkSrc0">
-        <inkml:traceFormat>
-          <inkml:channel name="X" type="integer" min="-2.14748E9" max="2.14748E9" units="cm"/>
-          <inkml:channel name="Y" type="integer" min="-2.14748E9" max="2.14748E9" units="cm"/>
-          <inkml:channel name="F" type="integer" max="32767" units="dev"/>
-          <inkml:channel name="OA" type="integer" max="360" units="deg"/>
-          <inkml:channel name="OE" type="integer" max="90" units="deg"/>
-        </inkml:traceFormat>
-        <inkml:channelProperties>
-          <inkml:channelProperty channel="X" name="resolution" value="1000" units="1/cm"/>
-          <inkml:channelProperty channel="Y" name="resolution" value="1000" units="1/cm"/>
-          <inkml:channelProperty channel="F" name="resolution" value="0" units="1/dev"/>
-          <inkml:channelProperty channel="OA" name="resolution" value="1000" units="1/deg"/>
-          <inkml:channelProperty channel="OE" name="resolution" value="1000" units="1/deg"/>
-        </inkml:channelProperties>
-      </inkml:inkSource>
-      <inkml:timestamp xml:id="ts0" timeString="2025-06-10T16:08:50.568"/>
-    </inkml:context>
-    <inkml:brush xml:id="br0">
-      <inkml:brushProperty name="width" value="0.05" units="cm"/>
-      <inkml:brushProperty name="height" value="0.05" units="cm"/>
-      <inkml:brushProperty name="color" value="#E71224"/>
-    </inkml:brush>
-  </inkml:definitions>
-  <inkml:trace contextRef="#ctx0" brushRef="#br0">1236 239 3217 0 0,'-18'-44'2449'0'0,"11"24"-2251"0"0,-2 1 0 0 0,-14-27 0 0 0,19 39-210 0 0,-1 0 0 0 0,0 1-1 0 0,0 0 1 0 0,-1-1 0 0 0,0 2 0 0 0,0-1-1 0 0,0 1 1 0 0,0 0 0 0 0,-14-8-1 0 0,8 6-57 0 0,-1 1 0 0 0,1 1 1 0 0,-1 0-1 0 0,0 0 0 0 0,0 1 0 0 0,0 1 0 0 0,0 0 0 0 0,-1 1 0 0 0,-22-1 0 0 0,19 4-190 0 0,0 0-1 0 0,0 1 1 0 0,0 1-1 0 0,1 0 1 0 0,-1 1-1 0 0,1 1 1 0 0,-21 9-1 0 0,-37 17-295 0 0,-131 76-1 0 0,173-87 985 0 0,0 2 0 0 0,2 1 0 0 0,1 2 0 0 0,1 0 0 0 0,1 2 0 0 0,-28 37 0 0 0,-16 22-328 0 0,-54 78 18 0 0,113-145-112 0 0,0 0 1 0 0,2 1-1 0 0,1 0 0 0 0,0 0 0 0 0,2 1 1 0 0,0 0-1 0 0,-5 27 0 0 0,4 3 6 0 0,3 0-1 0 0,1 0 0 0 0,3 0 1 0 0,2 1-1 0 0,2-1 1 0 0,13 62-1 0 0,-11-89 37 0 0,1-1 0 0 0,2 1 0 0 0,0-1 0 0 0,1-1 0 0 0,1 0 0 0 0,2 0-1 0 0,0-1 1 0 0,1-1 0 0 0,1 0 0 0 0,1 0 0 0 0,25 25 0 0 0,-31-38 8 0 0,1 0 0 0 0,0-1 0 0 0,0 0 0 0 0,1-1-1 0 0,0 0 1 0 0,0 0 0 0 0,0-1 0 0 0,0 0 0 0 0,1-1 0 0 0,-1-1 0 0 0,1 0 0 0 0,23 1 0 0 0,0-2-27 0 0,-1-1 0 0 0,0-2 0 0 0,43-8 0 0 0,15-10 179 0 0,-1-4 0 0 0,111-46 0 0 0,-162 55-168 0 0,0 1-21 0 0,5-1 26 0 0,-2-3-1 0 0,45-23 0 0 0,-67 26 22 0 0,-1 0 0 0 0,0-2-1 0 0,-2 0 1 0 0,0-1 0 0 0,-1-1 0 0 0,0-1 0 0 0,-2 0-1 0 0,22-37 1 0 0,-28 39-39 0 0,0 1 1 0 0,-1-1-1 0 0,-1-1 0 0 0,-1 0 1 0 0,-1 1-1 0 0,0-2 0 0 0,-2 1 0 0 0,0 0 1 0 0,0-25-1 0 0,-2-13 167 0 0,-14-108-1 0 0,10 143-149 0 0,-1 0-1 0 0,0 1 1 0 0,-2-1-1 0 0,-1 1 1 0 0,-1 0-1 0 0,0 1 1 0 0,-1 0-1 0 0,-23-35 0 0 0,22 41 15 0 0,-1 0 0 0 0,0 0-1 0 0,-1 1 1 0 0,-1 0 0 0 0,0 1-1 0 0,0 1 1 0 0,-1 0 0 0 0,-1 1-1 0 0,0 0 1 0 0,0 1 0 0 0,-25-10-1 0 0,15 9-505 0 0,-1 1-1 0 0,0 2 1 0 0,0 0 0 0 0,-49-5-1 0 0,41 10-389 0 0</inkml:trace>
-</inkml:ink>
-</file>
-
-<file path=customXml/item6.xml><?xml version="1.0" encoding="utf-8"?>
-<inkml:ink xmlns:inkml="http://www.w3.org/2003/InkML">
-  <inkml:definitions>
-    <inkml:context xml:id="ctx0">
-      <inkml:inkSource xml:id="inkSrc0">
-        <inkml:traceFormat>
-          <inkml:channel name="X" type="integer" min="-2.14748E9" max="2.14748E9" units="cm"/>
-          <inkml:channel name="Y" type="integer" min="-2.14748E9" max="2.14748E9" units="cm"/>
-          <inkml:channel name="F" type="integer" max="32767" units="dev"/>
-          <inkml:channel name="OA" type="integer" max="360" units="deg"/>
-          <inkml:channel name="OE" type="integer" max="90" units="deg"/>
-        </inkml:traceFormat>
-        <inkml:channelProperties>
-          <inkml:channelProperty channel="X" name="resolution" value="1000" units="1/cm"/>
-          <inkml:channelProperty channel="Y" name="resolution" value="1000" units="1/cm"/>
-          <inkml:channelProperty channel="F" name="resolution" value="0" units="1/dev"/>
-          <inkml:channelProperty channel="OA" name="resolution" value="1000" units="1/deg"/>
-          <inkml:channelProperty channel="OE" name="resolution" value="1000" units="1/deg"/>
-        </inkml:channelProperties>
-      </inkml:inkSource>
-      <inkml:timestamp xml:id="ts0" timeString="2025-06-10T16:09:06.362"/>
-    </inkml:context>
-    <inkml:brush xml:id="br0">
-      <inkml:brushProperty name="width" value="0.05" units="cm"/>
-      <inkml:brushProperty name="height" value="0.05" units="cm"/>
-      <inkml:brushProperty name="color" value="#E71224"/>
-    </inkml:brush>
-  </inkml:definitions>
-  <inkml:trace contextRef="#ctx0" brushRef="#br0">3153 356 7202 0 0,'-44'-7'350'0'0,"0"-2"0"0"0,1-2 0 0 0,0-2 0 0 0,-57-25 1 0 0,-168-76 1481 0 0,190 86-1679 0 0,-122-28 1 0 0,156 47-169 0 0,-67-16 302 0 0,-1 5 0 0 0,-122-5-1 0 0,88 25-117 0 0,1 6-1 0 0,-1 6 0 0 0,-208 45 1 0 0,298-44-170 0 0,0 3 1 0 0,1 1 0 0 0,1 4 0 0 0,0 1 0 0 0,-95 56-1 0 0,75-31-102 0 0,-120 97-1 0 0,165-119 91 0 0,2 1 0 0 0,1 2 0 0 0,1 0 0 0 0,2 2 1 0 0,1 0-1 0 0,-32 58 0 0 0,30-39-7 0 0,1 2 0 0 0,3 0 1 0 0,2 1-1 0 0,3 1 0 0 0,-17 102 0 0 0,25-76 38 0 0,3-1 0 0 0,4 1 0 0 0,4-1 0 0 0,20 120 0 0 0,-13-124-5 0 0,-3-11 48 0 0,4-1 0 0 0,23 76-1 0 0,-28-119-47 0 0,0-1 0 0 0,1 0 0 0 0,0 0 0 0 0,2-1 0 0 0,0 0 0 0 0,1-1 0 0 0,0 0 0 0 0,2-1 0 0 0,-1 0 0 0 0,2-1-1 0 0,25 20 1 0 0,-15-17 28 0 0,0-1 0 0 0,1-2-1 0 0,1 0 1 0 0,0-2 0 0 0,1-1-1 0 0,0-1 1 0 0,0-1 0 0 0,1-2-1 0 0,1 0 1 0 0,-1-2-1 0 0,1-1 1 0 0,31-1 0 0 0,36-3 35 0 0,1-4 1 0 0,122-22 0 0 0,-40 5 38 0 0,-35 9-33 0 0,182-24 276 0 0,51-43 591 0 0,-309 60-804 0 0,-1-3-1 0 0,0-3 1 0 0,89-47 0 0 0,59-55 5 0 0,-176 101-72 0 0,-1-3 0 0 0,-1-1 1 0 0,41-43-1 0 0,-52 43-35 0 0,-2 0 1 0 0,-1-2-1 0 0,-1-1 0 0 0,23-47 1 0 0,-19 26 62 0 0,-3-2 1 0 0,19-65-1 0 0,-30 75 16 0 0,-2 1 0 0 0,5-70 0 0 0,-4-95-93 0 0,-11 199-21 0 0,1-9 55 0 0,-1 1 0 0 0,-1-1 0 0 0,-1 1 0 0 0,0-1 0 0 0,-1 1 0 0 0,-2 0 0 0 0,0 0 0 0 0,-1 0 0 0 0,0 1 0 0 0,-2-1 0 0 0,-12-21 0 0 0,-32-62 287 0 0,32 60-30 0 0,-28-42 0 0 0,39 70-276 0 0,0 2 1 0 0,-1-1-1 0 0,0 1 1 0 0,-1 1-1 0 0,-1 0 1 0 0,0 0-1 0 0,-14-9 1 0 0,-10-3-215 0 0,0 3 0 0 0,-1 0-1 0 0,-1 3 1 0 0,0 1 0 0 0,-1 2 0 0 0,-1 1 0 0 0,-1 2 0 0 0,1 2 0 0 0,-1 2 0 0 0,-1 2 0 0 0,1 1 0 0 0,-76 4 0 0 0,88 3-696 0 0,0 2-1 0 0,0 1 1 0 0,0 2 0 0 0,-39 15 0 0 0,23-4 15 0 0</inkml:trace>
-  <inkml:trace contextRef="#ctx0" brushRef="#br0" timeOffset="2304.57">3473 308 408 0 0,'25'-34'-131'0'0,"-12"9"9868"0"0,-14 35-9206 0 0,-2 1-494 0 0,2 1 1 0 0,-1-1 0 0 0,1 0-1 0 0,1 1 1 0 0,0-1-1 0 0,3 17 1 0 0,16 78-22 0 0,-1-5-4 0 0,-6 136 38 0 0,0-15 29 0 0,-4-164-14 0 0,-4-36 88 0 0,2 43 1333 0 0,-8-70-1392 0 0,0 1 0 0 0,0-1 0 0 0,0 0 0 0 0,0 0 0 0 0,1 0 0 0 0,-2-8 0 0 0,2 11-63 0 0,-50-289 287 0 0,50 262-342 0 0,1 0 0 0 0,1 0-1 0 0,2 1 1 0 0,1-1-1 0 0,10-38 1 0 0,6-41-152 0 0,-20 107 169 0 0,0 1 1 0 0,0 0-1 0 0,0-1 1 0 0,0 1-1 0 0,0 0 1 0 0,0-1 0 0 0,0 1-1 0 0,0 0 1 0 0,0-1-1 0 0,0 1 1 0 0,0-1 0 0 0,0 1-1 0 0,0 0 1 0 0,0-1-1 0 0,0 1 1 0 0,0 0-1 0 0,-1-1 1 0 0,1 1 0 0 0,0 0-1 0 0,0-1 1 0 0,0 1-1 0 0,-1 0 1 0 0,1 0 0 0 0,0-1-1 0 0,0 1 1 0 0,-1 0-1 0 0,1 0 1 0 0,0-1-1 0 0,0 1 1 0 0,-1 0 0 0 0,1 0-1 0 0,0 0 1 0 0,-1-1-1 0 0,1 1 1 0 0,0 0 0 0 0,-1 0-1 0 0,1 0 1 0 0,-1 0-1 0 0,1 0 1 0 0,0 0-1 0 0,-1 0 1 0 0,1 0 0 0 0,0 0-1 0 0,-1 0 1 0 0,1 0-1 0 0,-1 0 1 0 0,1 0 0 0 0,0 0-1 0 0,-1 0 1 0 0,1 0-1 0 0,0 0 1 0 0,-1 0-1 0 0,1 1 1 0 0,0-1 0 0 0,-1 0-1 0 0,1 0 1 0 0,0 0-1 0 0,-1 1 1 0 0,1-1 0 0 0,0 0-1 0 0,-1 1 1 0 0,-1 0 2 0 0,-1 1 0 0 0,1-1 1 0 0,-1 1-1 0 0,1-1 0 0 0,0 1 1 0 0,0 0-1 0 0,0 0 0 0 0,-3 3 1 0 0,-4 11-2 0 0,0 1 0 0 0,1 0 0 0 0,1 1 0 0 0,0-1 0 0 0,1 1 0 0 0,1 1 0 0 0,1-1 0 0 0,-2 21 1 0 0,0 19-138 0 0,2 75 1 0 0,4-118-445 0 0,1 1 0 0 0,0-1 0 0 0,2 1 0 0 0,-1-1 0 0 0,2 0 0 0 0,0 0 0 0 0,1-1 0 0 0,0 1 0 0 0,9 14 0 0 0,-8-17-549 0 0</inkml:trace>
-  <inkml:trace contextRef="#ctx0" brushRef="#br0" timeOffset="2956.45">3554 1583 3409 0 0,'0'0'4221'0'0,"-1"0"-4145"0"0,0 0 0 0 0,1 1 0 0 0,-1-1 1 0 0,0 0-1 0 0,1 0 0 0 0,-1 0 0 0 0,0 1 1 0 0,0-1-1 0 0,1 0 0 0 0,-1 1 0 0 0,0-1 1 0 0,1 0-1 0 0,-1 1 0 0 0,1-1 0 0 0,-1 1 1 0 0,1-1-1 0 0,-1 1 0 0 0,1-1 0 0 0,-1 1 1 0 0,1-1-1 0 0,-1 1 0 0 0,0 1 0 0 0,-2 5-46 0 0,1 1-1 0 0,-1 0 1 0 0,1-1-1 0 0,1 1 0 0 0,-1 0 1 0 0,1 0-1 0 0,1 0 1 0 0,0 12-1 0 0,0-4-34 0 0,1 0 0 0 0,1 0 1 0 0,7 26-1 0 0,-10-41 2 0 0,1-1 0 0 0,1 1 0 0 0,-1-1 0 0 0,0 1 0 0 0,0-1 0 0 0,0 1 0 0 0,0-1 0 0 0,0 1 0 0 0,0-1 0 0 0,0 1 0 0 0,1-1 0 0 0,-1 1 0 0 0,0-1 0 0 0,0 0 0 0 0,1 1 0 0 0,-1-1 0 0 0,0 1 0 0 0,1-1 0 0 0,-1 0 0 0 0,0 1 0 0 0,1-1 0 0 0,-1 0 0 0 0,0 1 0 0 0,1-1 0 0 0,-1 0 0 0 0,1 0 0 0 0,-1 0 0 0 0,1 1 0 0 0,-1-1 0 0 0,0 0 0 0 0,1 0 0 0 0,-1 0 0 0 0,1 0 0 0 0,-1 0 0 0 0,2 0 0 0 0,12-13-54 0 0,7-26 91 0 0,-19 31 14 0 0,0-1 0 0 0,-1 0 0 0 0,1 0 1 0 0,-2-1-1 0 0,1 1 0 0 0,-2 0 0 0 0,1 0 0 0 0,-2-10 0 0 0,1 14 3 0 0,0 1 0 0 0,0-1 0 0 0,-1 1 0 0 0,1-1 0 0 0,-1 1 0 0 0,0-1-1 0 0,-5-7 1 0 0,6 11-13 0 0,0-1 0 0 0,-1 0 0 0 0,1 1-1 0 0,-1-1 1 0 0,1 1 0 0 0,-1-1 0 0 0,1 1 0 0 0,-1 0-1 0 0,0-1 1 0 0,0 1 0 0 0,0 0 0 0 0,0 0-1 0 0,0 1 1 0 0,0-1 0 0 0,0 0 0 0 0,0 1 0 0 0,-4-2-1 0 0,4 3-23 0 0,1-1 0 0 0,-1 0 0 0 0,0 1 0 0 0,0 0 0 0 0,0-1 0 0 0,1 1-1 0 0,-1 0 1 0 0,0 0 0 0 0,1 0 0 0 0,-1 0 0 0 0,0 0 0 0 0,1 0 0 0 0,-1 0-1 0 0,1 0 1 0 0,0 1 0 0 0,-1-1 0 0 0,1 1 0 0 0,0-1 0 0 0,0 1 0 0 0,0-1-1 0 0,0 1 1 0 0,0 0 0 0 0,0-1 0 0 0,1 1 0 0 0,-1 0 0 0 0,0 0 0 0 0,1-1 0 0 0,0 1-1 0 0,-1 3 1 0 0,0-1-44 0 0,0-1-1 0 0,0 0 1 0 0,0 1-1 0 0,1-1 0 0 0,-1 1 1 0 0,1-1-1 0 0,0 1 1 0 0,0-1-1 0 0,0 1 0 0 0,1-1 1 0 0,-1 1-1 0 0,1-1 1 0 0,0 0-1 0 0,0 1 1 0 0,2 4-1 0 0,-3-7 18 0 0,1-1 0 0 0,-1 1 0 0 0,0-1 0 0 0,1 1 0 0 0,-1-1 0 0 0,0 0 0 0 0,1 1 0 0 0,-1-1 0 0 0,1 0 0 0 0,-1 1 0 0 0,0-1 0 0 0,1 0 0 0 0,-1 0 0 0 0,1 1 0 0 0,-1-1 0 0 0,1 0 0 0 0,-1 0 0 0 0,1 0 1 0 0,-1 0-1 0 0,1 1 0 0 0,-1-1 0 0 0,1 0 0 0 0,-1 0 0 0 0,1 0 0 0 0,-1 0 0 0 0,1 0 0 0 0,-1 0 0 0 0,1-1 0 0 0,0 1 0 0 0,-1 0 0 0 0,1 0 0 0 0,-1 0 0 0 0,1 0 0 0 0,0-1 0 0 0,15-16-99 0 0,-12 10 125 0 0,0 1 0 0 0,-1-1 0 0 0,0 1 0 0 0,4-13 0 0 0,-5-5 173 0 0,-3 24-177 0 0,1 0 0 0 0,0-1-1 0 0,0 1 1 0 0,0 0-1 0 0,0 0 1 0 0,0 0 0 0 0,0 0-1 0 0,0 0 1 0 0,0-1 0 0 0,0 1-1 0 0,-1 0 1 0 0,1 0-1 0 0,0 0 1 0 0,0 0 0 0 0,0 0-1 0 0,0 0 1 0 0,0 0-1 0 0,-1 0 1 0 0,1-1 0 0 0,0 1-1 0 0,0 0 1 0 0,0 0-1 0 0,0 0 1 0 0,-1 0 0 0 0,1 0-1 0 0,0 0 1 0 0,0 0 0 0 0,0 0-1 0 0,0 0 1 0 0,-1 0-1 0 0,1 0 1 0 0,0 0 0 0 0,0 0-1 0 0,0 0 1 0 0,0 0-1 0 0,0 1 1 0 0,-1-1 0 0 0,1 0-1 0 0,0 0 1 0 0,0 0-1 0 0,0 0 1 0 0,0 0 0 0 0,0 0-1 0 0,-1 0 1 0 0,1 0 0 0 0,0 0-1 0 0,0 1 1 0 0,0-1-1 0 0,0 0 1 0 0,0 0 0 0 0,0 0-1 0 0,0 0 1 0 0,-1 0-1 0 0,1 1 1 0 0,-2 2 12 0 0,0 0-1 0 0,0 0 1 0 0,0 0-1 0 0,0 0 1 0 0,1 0 0 0 0,-1 1-1 0 0,1-1 1 0 0,0 1-1 0 0,0-1 1 0 0,-1 5-1 0 0,0 5-669 0 0,0 1 1 0 0,0 0-1 0 0,2 0 0 0 0,1 24 0 0 0,0-28 77 0 0</inkml:trace>
-</inkml:ink>
-</file>
-
-<file path=customXml/item7.xml><?xml version="1.0" encoding="utf-8"?>
-<inkml:ink xmlns:inkml="http://www.w3.org/2003/InkML">
-  <inkml:definitions>
-    <inkml:context xml:id="ctx0">
-      <inkml:inkSource xml:id="inkSrc0">
-        <inkml:traceFormat>
-          <inkml:channel name="X" type="integer" min="-2.14748E9" max="2.14748E9" units="cm"/>
-          <inkml:channel name="Y" type="integer" min="-2.14748E9" max="2.14748E9" units="cm"/>
-          <inkml:channel name="F" type="integer" max="32767" units="dev"/>
-          <inkml:channel name="OA" type="integer" max="360" units="deg"/>
-          <inkml:channel name="OE" type="integer" max="90" units="deg"/>
-        </inkml:traceFormat>
-        <inkml:channelProperties>
-          <inkml:channelProperty channel="X" name="resolution" value="1000" units="1/cm"/>
-          <inkml:channelProperty channel="Y" name="resolution" value="1000" units="1/cm"/>
-          <inkml:channelProperty channel="F" name="resolution" value="0" units="1/dev"/>
-          <inkml:channelProperty channel="OA" name="resolution" value="1000" units="1/deg"/>
-          <inkml:channelProperty channel="OE" name="resolution" value="1000" units="1/deg"/>
-        </inkml:channelProperties>
-      </inkml:inkSource>
-      <inkml:timestamp xml:id="ts0" timeString="2025-06-10T16:08:54.030"/>
-    </inkml:context>
-    <inkml:brush xml:id="br0">
-      <inkml:brushProperty name="width" value="0.05" units="cm"/>
-      <inkml:brushProperty name="height" value="0.05" units="cm"/>
-      <inkml:brushProperty name="color" value="#E71224"/>
-    </inkml:brush>
-  </inkml:definitions>
-  <inkml:trace contextRef="#ctx0" brushRef="#br0">5 208 2425 0 0,'0'0'5878'0'0,"24"0"-3468"0"0,-17 1-2405 0 0,0 0 1 0 0,0 0-1 0 0,0 0 0 0 0,0 1 1 0 0,0 0-1 0 0,11 5 0 0 0,-9-5 40 0 0,0 0-1 0 0,0 0 0 0 0,0-1 0 0 0,1 0 1 0 0,-1 0-1 0 0,0-1 0 0 0,17-3 1 0 0,4 2 74 0 0,-22 1-105 0 0,1-1 1 0 0,0 2-1 0 0,-1-1 0 0 0,1 1 1 0 0,-1 0-1 0 0,1 1 1 0 0,-1 0-1 0 0,1 0 1 0 0,-1 1-1 0 0,14 7 0 0 0,-22-10-10 0 0,1 0 1 0 0,0 1-1 0 0,-1-1 0 0 0,1 1 0 0 0,0-1 0 0 0,-1 1 0 0 0,1-1 0 0 0,0 1 0 0 0,-1 0 0 0 0,1-1 0 0 0,-1 1 0 0 0,1 0 0 0 0,-1-1 0 0 0,0 1 0 0 0,1 0 0 0 0,-1 0 0 0 0,0-1 0 0 0,1 1 0 0 0,-1 0 0 0 0,0 0 0 0 0,0 0 0 0 0,0-1 0 0 0,0 1 0 0 0,0 0 1 0 0,0 0-1 0 0,0 0 0 0 0,0 0 0 0 0,0-1 0 0 0,0 1 0 0 0,0 0 0 0 0,0 0 0 0 0,-1 0 0 0 0,1-1 0 0 0,0 1 0 0 0,-1 0 0 0 0,1 0 0 0 0,0-1 0 0 0,-1 1 0 0 0,1 0 0 0 0,-2 0 0 0 0,-2 4 13 0 0,0-1 0 0 0,-1 1 0 0 0,0-1 0 0 0,-10 6 0 0 0,-6 7-17 0 0,-52 46-71 0 0,46-41 27 0 0,-30 31 0 0 0,55-51 44 0 0,1 0 0 0 0,-1 0 0 0 0,0 0 0 0 0,1 0-1 0 0,-1 0 1 0 0,1 0 0 0 0,0 0 0 0 0,0 0 0 0 0,-1 1-1 0 0,1-1 1 0 0,1 0 0 0 0,-1 1 0 0 0,0-1 0 0 0,1 1-1 0 0,-1-1 1 0 0,1 1 0 0 0,0-1 0 0 0,0 5-1 0 0,0-6 1 0 0,1 1 0 0 0,0-1 0 0 0,-1 1 0 0 0,1-1 0 0 0,0 1 0 0 0,0-1 0 0 0,0 0-1 0 0,0 1 1 0 0,0-1 0 0 0,0 0 0 0 0,0 0 0 0 0,0 0 0 0 0,1 0 0 0 0,-1 0-1 0 0,0 0 1 0 0,1 0 0 0 0,-1 0 0 0 0,1 0 0 0 0,-1-1 0 0 0,1 1 0 0 0,-1-1 0 0 0,1 1-1 0 0,-1-1 1 0 0,1 1 0 0 0,0-1 0 0 0,-1 0 0 0 0,1 0 0 0 0,-1 0 0 0 0,3 0-1 0 0,29 4-18 0 0,-11-1-40 0 0,-1-1 0 0 0,25-2 0 0 0,-39 0 42 0 0,1-1-1 0 0,0 0 1 0 0,0 0-1 0 0,-1-1 1 0 0,1 0-1 0 0,-1-1 1 0 0,0 0 0 0 0,0 0-1 0 0,12-7 1 0 0,29-13-1642 0 0,-12 16-3216 0 0,-30 7 3490 0 0</inkml:trace>
-  <inkml:trace contextRef="#ctx0" brushRef="#br0" timeOffset="537.36">1 353 3761 0 0,'14'-4'313'0'0,"1"1"1"0"0,0 1 0 0 0,0 0-1 0 0,0 1 1 0 0,1 1 0 0 0,-1 0-1 0 0,0 1 1 0 0,0 0 0 0 0,0 2-1 0 0,0-1 1 0 0,-1 2 0 0 0,1 0-1 0 0,-1 1 1 0 0,1 0 0 0 0,13 8-1 0 0,-21-9-404 0 0,1-2 0 0 0,0 1 0 0 0,0-1 0 0 0,0 0-1 0 0,0-1 1 0 0,0 0 0 0 0,0 0 0 0 0,1 0 0 0 0,-1-1 0 0 0,0-1-1 0 0,0 1 1 0 0,1-2 0 0 0,-1 1 0 0 0,0-1 0 0 0,0 0 0 0 0,9-4 0 0 0,-11 5-498 0 0</inkml:trace>
-  <inkml:trace contextRef="#ctx0" brushRef="#br0" timeOffset="1907.49">580 318 4417 0 0,'0'0'535'0'0,"25"18"674"0"0,-15-14-1066 0 0,1 0-1 0 0,0-1 0 0 0,-1 0 0 0 0,1-1 1 0 0,17 2-1 0 0,-15-3-53 0 0,0-1 1 0 0,0 0-1 0 0,19-4 1 0 0,-28 4-78 0 0,0-1 0 0 0,-1 1 0 0 0,1-1 1 0 0,-1 0-1 0 0,1-1 0 0 0,-1 1 0 0 0,1 0 1 0 0,-1-1-1 0 0,0 0 0 0 0,0 0 1 0 0,0 0-1 0 0,0 0 0 0 0,0 0 0 0 0,0-1 1 0 0,-1 1-1 0 0,1-1 0 0 0,2-4 1 0 0,-4 5-7 0 0,0 0 0 0 0,0 0 0 0 0,-1 0 0 0 0,1 0 0 0 0,-1 0 1 0 0,0 0-1 0 0,1 0 0 0 0,-1 0 0 0 0,0 0 0 0 0,0 0 1 0 0,0 0-1 0 0,-1 0 0 0 0,1 0 0 0 0,0 0 0 0 0,-1 0 0 0 0,1 0 1 0 0,-1 0-1 0 0,0 0 0 0 0,-1-3 0 0 0,2 4-6 0 0,-1 0-1 0 0,0-1 1 0 0,0 1-1 0 0,0 0 1 0 0,1 0 0 0 0,-1 0-1 0 0,0 0 1 0 0,-1 0-1 0 0,1 0 1 0 0,0 0 0 0 0,0 0-1 0 0,0 0 1 0 0,0 1-1 0 0,-1-1 1 0 0,1 0-1 0 0,0 1 1 0 0,-1-1 0 0 0,1 1-1 0 0,0-1 1 0 0,-1 1-1 0 0,1 0 1 0 0,-1 0 0 0 0,1-1-1 0 0,0 1 1 0 0,-1 0-1 0 0,1 0 1 0 0,-1 0-1 0 0,1 1 1 0 0,-1-1 0 0 0,1 0-1 0 0,-1 0 1 0 0,1 1-1 0 0,-2 0 1 0 0,-13 4-18 0 0,0 1 0 0 0,0 1 1 0 0,0 0-1 0 0,1 1 0 0 0,-16 12 0 0 0,26-16 81 0 0,-1 0 0 0 0,2 0 0 0 0,-1 0 0 0 0,0 1 0 0 0,1 0 1 0 0,0 0-1 0 0,0 0 0 0 0,1 0 0 0 0,-1 0 0 0 0,1 1 0 0 0,0 0 0 0 0,1 0 0 0 0,-1 0 0 0 0,1 0 0 0 0,0 0 0 0 0,1 0 0 0 0,-2 9 0 0 0,3-10-43 0 0,-1-1 0 0 0,2 1 0 0 0,-1-1 0 0 0,0 1 0 0 0,1-1 0 0 0,0 1-1 0 0,0-1 1 0 0,0 0 0 0 0,1 1 0 0 0,-1-1 0 0 0,1 0 0 0 0,0 0 0 0 0,0 0 0 0 0,4 5 0 0 0,-1-3-13 0 0,0 1-1 0 0,0-1 1 0 0,1 0 0 0 0,0 0 0 0 0,0-1 0 0 0,1 0 0 0 0,11 8 0 0 0,-10-9 30 0 0,-1 1 0 0 0,0-1 0 0 0,1-1 0 0 0,0 0 0 0 0,-1 0 1 0 0,1 0-1 0 0,1-1 0 0 0,-1 0 0 0 0,0-1 0 0 0,0 1 0 0 0,1-2 0 0 0,-1 1 0 0 0,1-1 0 0 0,-1-1 0 0 0,0 1 0 0 0,14-4 0 0 0,-13 1 19 0 0,0 0 0 0 0,0 0-1 0 0,-1-1 1 0 0,1-1 0 0 0,-1 1-1 0 0,0-1 1 0 0,0-1 0 0 0,0 0-1 0 0,-1 0 1 0 0,0 0 0 0 0,0-1-1 0 0,-1 0 1 0 0,1 0-1 0 0,-1-1 1 0 0,-1 1 0 0 0,0-1-1 0 0,0-1 1 0 0,0 1 0 0 0,-1-1-1 0 0,-1 1 1 0 0,6-18 0 0 0,3-2 566 0 0,-23 48-322 0 0,9-18-301 0 0,1 1 0 0 0,0 0 1 0 0,-1 0-1 0 0,1-1 0 0 0,0 1 0 0 0,0 0 1 0 0,1 0-1 0 0,-1 0 0 0 0,1 0 0 0 0,-1 0 1 0 0,1 0-1 0 0,0 0 0 0 0,0 0 0 0 0,1 5 1 0 0,-1-8 0 0 0,0-1 0 0 0,0 1 0 0 0,0 0 0 0 0,0 0 0 0 0,0 0 0 0 0,0 0 0 0 0,-1 0 0 0 0,1 0 0 0 0,0 0 0 0 0,0 0 0 0 0,0 0-1 0 0,0 0 1 0 0,0 0 0 0 0,0 0 0 0 0,0 0 0 0 0,0 0 0 0 0,0 0 0 0 0,0 0 0 0 0,0 0 0 0 0,0 0 0 0 0,0 0 0 0 0,0 0 0 0 0,0 0 0 0 0,0 0 0 0 0,0 0 0 0 0,0 0 0 0 0,-1 0 0 0 0,1 0 0 0 0,0 0 0 0 0,0 0 0 0 0,0 0 0 0 0,0 0 0 0 0,0 0 0 0 0,0 0 0 0 0,9 36 2 0 0,-9-36 0 0 0,0 1 0 0 0,0 0 0 0 0,0-1-1 0 0,0 1 1 0 0,0-1 0 0 0,1 1 0 0 0,-1 0 0 0 0,0-1 0 0 0,0 1 0 0 0,0-1 0 0 0,1 1-1 0 0,-1-1 1 0 0,0 1 0 0 0,0-1 0 0 0,1 1 0 0 0,-1-1 0 0 0,0 1 0 0 0,1-1 0 0 0,-1 1-1 0 0,1-1 1 0 0,-1 1 0 0 0,1-1 0 0 0,-1 0 0 0 0,1 1 0 0 0,-1-1 0 0 0,1 0 0 0 0,-1 0-1 0 0,1 1 1 0 0,-1-1 0 0 0,1 0 0 0 0,-1 0 0 0 0,2 1 0 0 0,5 1 24 0 0,-1 1-15 0 0,-4-1-3 0 0,0-1 0 0 0,0 0-1 0 0,0 0 1 0 0,0 0-1 0 0,0 0 1 0 0,0-1 0 0 0,0 1-1 0 0,0 0 1 0 0,0-1-1 0 0,0 0 1 0 0,4 1 0 0 0,-2-1 6 0 0,-1-1 1 0 0,1 0 0 0 0,-1 1 0 0 0,1-1 0 0 0,-1-1-1 0 0,0 1 1 0 0,1 0 0 0 0,-1-1 0 0 0,0 0 0 0 0,0 0 0 0 0,0 1-1 0 0,0-2 1 0 0,0 1 0 0 0,0 0 0 0 0,-1-1 0 0 0,1 1-1 0 0,3-6 1 0 0,2-3 48 0 0,0 0 0 0 0,-1 0-1 0 0,9-18 1 0 0,-15 28-59 0 0,-1 1 0 0 0,0 0 0 0 0,1 0 0 0 0,-1 0 0 0 0,0-1 0 0 0,1 1 0 0 0,-1 0-1 0 0,0 0 1 0 0,1 0 0 0 0,-1 0 0 0 0,1 0 0 0 0,-1 0 0 0 0,0 0 0 0 0,1 0 0 0 0,-1 0 0 0 0,1 0 0 0 0,-1 0 0 0 0,0 0 0 0 0,1 0 0 0 0,-1 0 0 0 0,0 0 0 0 0,1 0-1 0 0,-1 0 1 0 0,1 0 0 0 0,-1 1 0 0 0,0-1 0 0 0,1 0 0 0 0,-1 0 0 0 0,0 0 0 0 0,1 1 0 0 0,-1-1 0 0 0,1 1 0 0 0,15 10 220 0 0,-11-8-150 0 0,16 12 108 0 0,-20-14-176 0 0,1 0 0 0 0,-1 0 0 0 0,1 1 0 0 0,0-1 0 0 0,-1 0 0 0 0,1 0 0 0 0,0-1 0 0 0,0 1 1 0 0,-1 0-1 0 0,1 0 0 0 0,3 0 0 0 0,14 9 241 0 0,-16-8-777 0 0,0 1 0 0 0,0-1 1 0 0,0 0-1 0 0,1-1 1 0 0,-1 1-1 0 0,0-1 0 0 0,7 3 1 0 0,16 2-598 0 0,-20-4-110 0 0</inkml:trace>
-  <inkml:trace contextRef="#ctx0" brushRef="#br0" timeOffset="2280.99">1565 26 4089 0 0,'0'0'1209'0'0,"0"0"-1132"0"0,0 0-1 0 0,0 0 1 0 0,0-1-1 0 0,0 1 1 0 0,0 0 0 0 0,0 0-1 0 0,0 0 1 0 0,0 0-1 0 0,0-1 1 0 0,0 1-1 0 0,0 0 1 0 0,0 0-1 0 0,0 0 1 0 0,0 0-1 0 0,0 0 1 0 0,0-1-1 0 0,0 1 1 0 0,-1 0-1 0 0,1 0 1 0 0,0 0-1 0 0,0 0 1 0 0,0 0-1 0 0,0 0 1 0 0,0 0-1 0 0,0-1 1 0 0,0 1-1 0 0,0 0 1 0 0,-1 0-1 0 0,1 0 1 0 0,0 0-1 0 0,0 0 1 0 0,0 0-1 0 0,0 0 1 0 0,0 0-1 0 0,-1 0 1 0 0,1 0-1 0 0,0 0 1 0 0,0 0-1 0 0,0 0 1 0 0,0 0-1 0 0,0 0 1 0 0,-1 0-1 0 0,1 0 1 0 0,0 0-1 0 0,0 0 1 0 0,0 0-1 0 0,0 0 1 0 0,0 0-1 0 0,-1 0 1 0 0,1 0-1 0 0,0 0 1 0 0,0 0-1 0 0,0 0 1 0 0,0 0-1 0 0,0 0 1 0 0,-1 0-1 0 0,-1 5-10 0 0,-1 0-1 0 0,1 1 0 0 0,0-1 1 0 0,1 0-1 0 0,-1 0 1 0 0,1 1-1 0 0,0-1 0 0 0,1 1 1 0 0,-1-1-1 0 0,1 7 0 0 0,3 67 129 0 0,-2-49-157 0 0,4 73-83 0 0,21 127 0 0 0,-23-221-74 0 0,0 3-3773 0 0</inkml:trace>
-  <inkml:trace contextRef="#ctx0" brushRef="#br0" timeOffset="2798.33">1444 424 2192 0 0,'0'0'112'0'0,"-1"0"0"0"0,1 0 0 0 0,0-1-1 0 0,-1 1 1 0 0,1 0 0 0 0,0 0 0 0 0,0-1-1 0 0,-1 1 1 0 0,1 0 0 0 0,0-1 0 0 0,0 1-1 0 0,-1 0 1 0 0,1-1 0 0 0,0 1-1 0 0,0 0 1 0 0,0-1 0 0 0,0 1 0 0 0,-1-1-1 0 0,1 1 1 0 0,0 0 0 0 0,0-1 0 0 0,0 1-1 0 0,0-1 1 0 0,0 1 0 0 0,0-1 0 0 0,0 1-1 0 0,0 0 1 0 0,0-1 0 0 0,0 1-1 0 0,0-1 1 0 0,1 1 0 0 0,-1 0 0 0 0,0-1-1 0 0,0 1 1 0 0,0-1 0 0 0,0 1 0 0 0,1 0-1 0 0,-1-1 1 0 0,0 1 0 0 0,0 0 0 0 0,1-1-1 0 0,-1 1 1 0 0,0 0 0 0 0,1 0-1 0 0,-1-1 1 0 0,12-18 1969 0 0,25-6-1791 0 0,-37 24-276 0 0,0 1-1 0 0,0 0 0 0 0,1-1 0 0 0,-1 1 0 0 0,0 0 0 0 0,1-1 0 0 0,-1 1 0 0 0,0 0 1 0 0,1-1-1 0 0,-1 1 0 0 0,1 0 0 0 0,-1 0 0 0 0,1-1 0 0 0,-1 1 0 0 0,0 0 0 0 0,1 0 1 0 0,-1 0-1 0 0,1 0 0 0 0,-1 0 0 0 0,1-1 0 0 0,-1 1 0 0 0,1 0 0 0 0,-1 0 0 0 0,1 0 1 0 0,-1 0-1 0 0,1 0 0 0 0,-1 1 0 0 0,1-1 0 0 0,-1 0 0 0 0,1 0 0 0 0,-1 0 0 0 0,1 0 1 0 0,-1 0-1 0 0,0 1 0 0 0,1-1 0 0 0,-1 0 0 0 0,1 0 0 0 0,-1 1 0 0 0,0-1 0 0 0,1 0 1 0 0,-1 1-1 0 0,0-1 0 0 0,1 1 0 0 0,6 5 43 0 0,3 2-14 0 0,1-1 0 0 0,-1 0 1 0 0,1-1-1 0 0,19 8 0 0 0,-26-13-198 0 0,0 0 1 0 0,0 1-1 0 0,0-2 1 0 0,0 1-1 0 0,0 0 0 0 0,0-1 1 0 0,0 0-1 0 0,0 0 1 0 0,0 0-1 0 0,1 0 1 0 0,-1-1-1 0 0,0 1 0 0 0,0-1 1 0 0,0 0-1 0 0,0-1 1 0 0,0 1-1 0 0,0-1 0 0 0,-1 1 1 0 0,8-5-1 0 0,5-6-909 0 0,-7 6 943 0 0</inkml:trace>
-  <inkml:trace contextRef="#ctx0" brushRef="#br0" timeOffset="3356.09">1840 346 3401 0 0,'0'0'3806'0'0,"-2"3"-3743"0"0,-1 3-50 0 0,0 1 0 0 0,0-1 0 0 0,0 1 0 0 0,0 0 0 0 0,1 0 0 0 0,1 0 0 0 0,-1 0 0 0 0,1 0 0 0 0,-1 12 1 0 0,2-14-7 0 0,-1 0 0 0 0,1 0 0 0 0,0 0 0 0 0,0 1 0 0 0,1-1 0 0 0,-1 0 0 0 0,1 0 0 0 0,1 0 0 0 0,-1 0 0 0 0,1 0 0 0 0,-1 0 0 0 0,1 0 0 0 0,1-1 0 0 0,4 9 0 0 0,-6-11 12 0 0,1 0 0 0 0,0-1 0 0 0,-1 1 0 0 0,1-1 0 0 0,0 1 0 0 0,0-1 1 0 0,0 0-1 0 0,-1 0 0 0 0,1 0 0 0 0,0 0 0 0 0,1 0 0 0 0,-1 0 0 0 0,0 0 1 0 0,0-1-1 0 0,0 1 0 0 0,0-1 0 0 0,1 0 0 0 0,-1 0 0 0 0,5 0 642 0 0,-10-26 1203 0 0,4 24-1851 0 0,-1 0-1 0 0,0 0 0 0 0,-1 0 1 0 0,1 0-1 0 0,0 0 1 0 0,0 0-1 0 0,-1 0 1 0 0,1 0-1 0 0,-1 0 0 0 0,0 1 1 0 0,0-1-1 0 0,-1-3 1 0 0,-2 0 71 0 0,0 0 1 0 0,-1 0 0 0 0,1 0 0 0 0,-1 1 0 0 0,0 0 0 0 0,0 0 0 0 0,-7-5 0 0 0,6 6-43 0 0,0-3 62 0 0,7 2-115 0 0,1 1 0 0 0,0-1 0 0 0,0 1 0 0 0,0 0 0 0 0,0-1 0 0 0,0 1 0 0 0,1 0-1 0 0,0 1 1 0 0,-1-1 0 0 0,1 0 0 0 0,0 1 0 0 0,0-1 0 0 0,1 1 0 0 0,-1 0 0 0 0,4-2 0 0 0,7-2-23 0 0,0 0 1 0 0,0 1-1 0 0,1 0 1 0 0,-1 2 0 0 0,1-1-1 0 0,18 0 1 0 0,41-12-3622 0 0,-67 15 2699 0 0,-1 1-138 0 0</inkml:trace>
-  <inkml:trace contextRef="#ctx0" brushRef="#br0" timeOffset="3740.67">2229 335 4217 0 0,'0'0'95'0'0,"0"-1"-1"0"0,0 1 1 0 0,0 0 0 0 0,0-1 0 0 0,1 1-1 0 0,-1 0 1 0 0,0 0 0 0 0,0-1-1 0 0,0 1 1 0 0,0 0 0 0 0,1-1 0 0 0,-1 1-1 0 0,0 0 1 0 0,0 0 0 0 0,1-1 0 0 0,-1 1-1 0 0,0 0 1 0 0,0 0 0 0 0,1 0-1 0 0,-1 0 1 0 0,0-1 0 0 0,1 1 0 0 0,-1 0-1 0 0,0 0 1 0 0,1 0 0 0 0,-1 0 0 0 0,0 0-1 0 0,1 0 1 0 0,-1 0 0 0 0,0 0-1 0 0,1 0 1 0 0,-1 0 0 0 0,0 0 0 0 0,1 0-1 0 0,0 0 1 0 0,8 10 1419 0 0,2 19-612 0 0,-8 20-538 0 0,-3-42-416 0 0,0 0 0 0 0,0 0 0 0 0,0-1 0 0 0,1 1 0 0 0,0 0 0 0 0,0 0 0 0 0,1-1 0 0 0,0 1 0 0 0,0-1 0 0 0,0 0 0 0 0,1 1 0 0 0,0-1 0 0 0,0 0 0 0 0,5 7 0 0 0,-6-10-558 0 0,1 1-319 0 0</inkml:trace>
-  <inkml:trace contextRef="#ctx0" brushRef="#br0" timeOffset="3921.31">2292 212 3929 0 0,'-1'-2'370'0'0,"0"0"1"0"0,0 0-1 0 0,0 0 0 0 0,0 0 1 0 0,0 0-1 0 0,1 0 1 0 0,-1 0-1 0 0,1 0 1 0 0,0-1-1 0 0,-1 1 0 0 0,1-4 1 0 0,0 6-415 0 0</inkml:trace>
-  <inkml:trace contextRef="#ctx0" brushRef="#br0" timeOffset="5174.93">2503 367 1624 0 0,'0'0'4464'0'0,"2"2"-4200"0"0,1 0-1 0 0,-1 0 1 0 0,0 0-1 0 0,1 0 1 0 0,-1-1 0 0 0,1 1-1 0 0,0-1 1 0 0,5 2-1 0 0,-3-1-237 0 0,1-1-1 0 0,0 1 0 0 0,0-2 0 0 0,0 1 0 0 0,0-1 0 0 0,0 0 0 0 0,1 0 0 0 0,-1 0 0 0 0,0-1 0 0 0,0 0 0 0 0,0 0 0 0 0,9-4 0 0 0,-9 2-2 0 0,1 0-1 0 0,-1-1 1 0 0,0 0 0 0 0,0 0 0 0 0,9-9-1 0 0,-14 12-17 0 0,0-1 0 0 0,1 1-1 0 0,-1 0 1 0 0,0-1-1 0 0,0 1 1 0 0,0 0-1 0 0,-1-1 1 0 0,1 0-1 0 0,0 1 1 0 0,0-1 0 0 0,-1 1-1 0 0,1-1 1 0 0,-1 0-1 0 0,1 1 1 0 0,-1-1-1 0 0,0 0 1 0 0,0 1 0 0 0,0-1-1 0 0,0 0 1 0 0,0 0-1 0 0,0 1 1 0 0,0-1-1 0 0,-1 0 1 0 0,1 1-1 0 0,0-1 1 0 0,-1 0 0 0 0,1 1-1 0 0,-1-1 1 0 0,-1-2-1 0 0,1 2-3 0 0,-1 1 0 0 0,1-1 0 0 0,0 1 0 0 0,0 0 0 0 0,-1 0 0 0 0,1-1 0 0 0,-1 1 0 0 0,1 0 0 0 0,-1 0 0 0 0,0 0 0 0 0,1 1 0 0 0,-1-1 0 0 0,0 0 0 0 0,1 1-1 0 0,-1-1 1 0 0,0 1 0 0 0,0-1 0 0 0,0 1 0 0 0,1 0 0 0 0,-1 0 0 0 0,0 0 0 0 0,0 0 0 0 0,0 0 0 0 0,0 0 0 0 0,1 0 0 0 0,-1 1 0 0 0,0-1 0 0 0,0 1 0 0 0,0-1 0 0 0,1 1 0 0 0,-4 1 0 0 0,0 0 3 0 0,0 0 1 0 0,0 1 0 0 0,0 0-1 0 0,0-1 1 0 0,0 1 0 0 0,0 1-1 0 0,1-1 1 0 0,0 1 0 0 0,-5 5 0 0 0,-11 12 13 0 0,18-19 18 0 0,0 0-1 0 0,0 0 0 0 0,0-1 1 0 0,0 2-1 0 0,0-1 1 0 0,1 0-1 0 0,-1 0 1 0 0,1 1-1 0 0,-1-1 1 0 0,1 0-1 0 0,0 1 1 0 0,0-1-1 0 0,0 1 1 0 0,0 0-1 0 0,0-1 0 0 0,1 1 1 0 0,-1 0-1 0 0,1 0 1 0 0,0-1-1 0 0,0 1 1 0 0,0 0-1 0 0,0 0 1 0 0,1 4-1 0 0,-1-3-8 0 0,0 0-1 0 0,1 0 1 0 0,0 0 0 0 0,0 0-1 0 0,0 0 1 0 0,0 0-1 0 0,1 0 1 0 0,-1 0 0 0 0,1-1-1 0 0,0 1 1 0 0,0-1 0 0 0,1 1-1 0 0,-1-1 1 0 0,0 0-1 0 0,1 0 1 0 0,0 0 0 0 0,0 0-1 0 0,0 0 1 0 0,0-1 0 0 0,0 1-1 0 0,1-1 1 0 0,-1 0-1 0 0,1 0 1 0 0,0 0 0 0 0,4 1-1 0 0,1 2-24 0 0,0-1 1 0 0,0 0-1 0 0,1 0 0 0 0,-1-1 0 0 0,1 0 0 0 0,0-1 0 0 0,0 0 0 0 0,0-1 1 0 0,0 0-1 0 0,0 0 0 0 0,0-1 0 0 0,0-1 0 0 0,0 1 0 0 0,0-2 1 0 0,0 1-1 0 0,0-2 0 0 0,14-4 0 0 0,-22 7 6 0 0,-1-1 1 0 0,1 0-1 0 0,-1 1 1 0 0,1-1-1 0 0,-1 0 1 0 0,0 0-1 0 0,1 0 1 0 0,-1 0-1 0 0,0 0 0 0 0,1-1 1 0 0,-1 1-1 0 0,0 0 1 0 0,0-1-1 0 0,0 1 1 0 0,0 0-1 0 0,-1-1 1 0 0,1 1-1 0 0,0-1 0 0 0,0 0 1 0 0,-1 1-1 0 0,1-1 1 0 0,-1 1-1 0 0,0-1 1 0 0,1 0-1 0 0,-1 0 1 0 0,0 1-1 0 0,0-1 0 0 0,0 0 1 0 0,0 1-1 0 0,0-1 1 0 0,-1 0-1 0 0,1 1 1 0 0,0-1-1 0 0,-1 0 1 0 0,1 1-1 0 0,-1-1 0 0 0,0 1 1 0 0,1-1-1 0 0,-1 1 1 0 0,0-1-1 0 0,0 1 1 0 0,0-1-1 0 0,0 1 1 0 0,0 0-1 0 0,0-1 0 0 0,0 1 1 0 0,-1 0-1 0 0,1 0 1 0 0,0 0-1 0 0,-2-1 1 0 0,2 1 18 0 0,0 0 0 0 0,0 0 0 0 0,1 0 0 0 0,-1 0 0 0 0,0-1 0 0 0,1 1 0 0 0,-1 0-1 0 0,1 0 1 0 0,0 0 0 0 0,-1-1 0 0 0,1 1 0 0 0,0 0 0 0 0,0-1 0 0 0,0 1 0 0 0,0 0 0 0 0,0 0 0 0 0,0-1 0 0 0,0 1 0 0 0,0 0 0 0 0,1-1 0 0 0,-1 1 0 0 0,0 0 0 0 0,1 0 0 0 0,-1-1 0 0 0,1 1 0 0 0,-1 0 0 0 0,1 0 0 0 0,0 0 0 0 0,-1 0 0 0 0,1 0 0 0 0,0 0 0 0 0,0 0 0 0 0,0 0 0 0 0,0 0 0 0 0,2-1 0 0 0,-1 0-47 0 0,1 1 0 0 0,-1 1 0 0 0,1-1 1 0 0,-1 0-1 0 0,1 0 0 0 0,-1 1 1 0 0,1 0-1 0 0,0-1 0 0 0,-1 1 0 0 0,1 0 1 0 0,0 0-1 0 0,-1 1 0 0 0,1-1 1 0 0,-1 0-1 0 0,1 1 0 0 0,0-1 0 0 0,-1 1 1 0 0,1 0-1 0 0,-1 0 0 0 0,0 0 1 0 0,1 0-1 0 0,3 3 0 0 0,-2-2-109 0 0,1 0 0 0 0,0 0 0 0 0,-1-1 0 0 0,1 1 0 0 0,0-1-1 0 0,0 0 1 0 0,0-1 0 0 0,0 1 0 0 0,0-1 0 0 0,0 0 0 0 0,5-1 0 0 0,33-9-4310 0 0,-35 8 3159 0 0</inkml:trace>
-  <inkml:trace contextRef="#ctx0" brushRef="#br0" timeOffset="5981.97">3170 36 5377 0 0,'-8'-3'4857'0'0,"-2"11"-3287"0"0,1 14-1849 0 0,7 12 244 0 0,1 0 0 0 0,2-1 0 0 0,1 1 0 0 0,1 0 0 0 0,2-1 0 0 0,2 0 0 0 0,0 0 0 0 0,3 0-1 0 0,15 36 1 0 0,-23-57-192 0 0,-11-19-139 0 0,-8-7 219 0 0,-11-8 149 0 0,22 18 3 0 0,3 2-2 0 0,-4 2 7 0 0,-2-3 1 0 0,0 1 0 0 0,1 0 0 0 0,-1 1 0 0 0,0 0 0 0 0,0 0 0 0 0,0 1 0 0 0,0 0 0 0 0,0 1 0 0 0,-10 1 0 0 0,19-1 402 0 0,7-2 74 0 0,26 0-139 0 0,33-7 1 0 0,-56 6-838 0 0,-1 0 0 0 0,1 0 0 0 0,0-1 0 0 0,-1-1 0 0 0,1 0-1 0 0,-1 0 1 0 0,0 0 0 0 0,9-7 0 0 0,-11 6 249 0 0,0 0-326 0 0</inkml:trace>
-  <inkml:trace contextRef="#ctx0" brushRef="#br0" timeOffset="6556.61">3575 1 1816 0 0,'0'0'7770'0'0,"0"11"-6007"0"0,1 12-1488 0 0,0 0 0 0 0,-5 38 0 0 0,1-35-254 0 0,2 0-1 0 0,2 36 1 0 0,3 13-82 0 0,-5-56 3 0 0,2 0 0 0 0,0-1 1 0 0,1 1-1 0 0,1 0 0 0 0,1-1 1 0 0,0 1-1 0 0,9 19 0 0 0,-8-28-191 0 0,3 5-356 0 0,-6-8-3797 0 0</inkml:trace>
-  <inkml:trace contextRef="#ctx0" brushRef="#br0" timeOffset="7116.94">3726 736 1048 0 0,'0'0'150'0'0,"-18"-13"6504"0"0,-10 9-6188 0 0,21 2-374 0 0,0 0 173 0 0,-6 8 1065 0 0,3-1-1239 0 0,0 1 0 0 0,1 0 0 0 0,0 1 0 0 0,0 0 0 0 0,0 0 0 0 0,1 1-1 0 0,0 0 1 0 0,0 0 0 0 0,-10 16 0 0 0,18-23-89 0 0,-1-1 0 0 0,1 1 0 0 0,0-1 0 0 0,0 0 0 0 0,-1 1 0 0 0,1-1-1 0 0,0 1 1 0 0,0 0 0 0 0,0-1 0 0 0,-1 1 0 0 0,1-1 0 0 0,0 1 0 0 0,0-1 0 0 0,0 1 0 0 0,0-1-1 0 0,0 1 1 0 0,0-1 0 0 0,0 1 0 0 0,0 0 0 0 0,0-1 0 0 0,0 1 0 0 0,1-1 0 0 0,-1 1-1 0 0,0-1 1 0 0,0 1 0 0 0,0-1 0 0 0,1 1 0 0 0,-1-1 0 0 0,0 1 0 0 0,1 0 0 0 0,16 2 129 0 0,20-11 87 0 0,-36 8-216 0 0,5-3 27 0 0,0 1 1 0 0,0-1-1 0 0,0 0 1 0 0,-1-1-1 0 0,1 1 0 0 0,8-8 1 0 0,-12 9-11 0 0,0 1 1 0 0,0-1-1 0 0,0 0 1 0 0,-1 1-1 0 0,1-1 1 0 0,0 0 0 0 0,-1 0-1 0 0,0 0 1 0 0,1 0-1 0 0,-1 0 1 0 0,0-1-1 0 0,0 1 1 0 0,0 0-1 0 0,0-1 1 0 0,0 1-1 0 0,-1 0 1 0 0,1-1-1 0 0,-1 1 1 0 0,1-1-1 0 0,-1-3 1 0 0,0 6-11 0 0,0 0 0 0 0,0-1 0 0 0,-1 1 1 0 0,1 0-1 0 0,0-1 0 0 0,0 1 0 0 0,0 0 0 0 0,0-1 0 0 0,0 1 1 0 0,-1 0-1 0 0,1-1 0 0 0,0 1 0 0 0,0 0 0 0 0,-1 0 1 0 0,1-1-1 0 0,0 1 0 0 0,0 0 0 0 0,-1 0 0 0 0,1 0 0 0 0,0-1 1 0 0,-1 1-1 0 0,1 0 0 0 0,0 0 0 0 0,-1 0 0 0 0,1 0 0 0 0,0 0 1 0 0,-1 0-1 0 0,1 0 0 0 0,0 0 0 0 0,-1-1 0 0 0,1 1 1 0 0,0 0-1 0 0,-1 0 0 0 0,1 1 0 0 0,0-1 0 0 0,-1 0 0 0 0,1 0 1 0 0,0 0-1 0 0,-1 0 0 0 0,1 0 0 0 0,-23 9 22 0 0,-11 6-42 0 0,33-14 7 0 0,3-1-1 0 0,-4 4-43 0 0,1-4 48 0 0,1 1 0 0 0,0-1 1 0 0,-1 0-1 0 0,1 0 0 0 0,0 1 0 0 0,0-1 0 0 0,-1 0 1 0 0,1 1-1 0 0,0-1 0 0 0,0 0 0 0 0,-1 1 0 0 0,1-1 1 0 0,0 0-1 0 0,0 1 0 0 0,0-1 0 0 0,0 0 0 0 0,-1 1 0 0 0,1-1 1 0 0,0 1-1 0 0,0-1 0 0 0,0 0 0 0 0,0 1 0 0 0,0-1 1 0 0,0 1-1 0 0,0-1 0 0 0,0 1 0 0 0,0-1 0 0 0,0 0 0 0 0,0 1 1 0 0,0-1-1 0 0,1 1 0 0 0,-1-1 0 0 0,0 0 0 0 0,0 1 1 0 0,0-1-1 0 0,1 0 0 0 0,-1 1 0 0 0,0-1 0 0 0,0 0 1 0 0,1 1-1 0 0,-1-1 0 0 0,0 0 0 0 0,0 1 0 0 0,1-1 0 0 0,-1 0 1 0 0,0 0-1 0 0,1 1 0 0 0,-1-1 0 0 0,0 0 0 0 0,1 0 1 0 0,-1 0-1 0 0,1 0 0 0 0,-1 0 0 0 0,0 1 0 0 0,1-1 1 0 0,-1 0-1 0 0,1 0 0 0 0,-1 0 0 0 0,0 0 0 0 0,1 0 0 0 0,0 0 1 0 0,2 0 3 0 0,0 0 1 0 0,-1 0-1 0 0,1 0 1 0 0,0 0-1 0 0,0-1 1 0 0,-1 1-1 0 0,1-1 1 0 0,0 0-1 0 0,-1 1 1 0 0,1-1-1 0 0,-1-1 1 0 0,1 1-1 0 0,-1 0 1 0 0,1 0-1 0 0,-1-1 1 0 0,0 1-1 0 0,0-1 1 0 0,1 0-1 0 0,-1 0 1 0 0,0 0-1 0 0,-1 0 1 0 0,1 0-1 0 0,0 0 1 0 0,-1 0-1 0 0,1-1 1 0 0,-1 1-1 0 0,0-1 1 0 0,1 1-1 0 0,-1-1 1 0 0,0 1-1 0 0,-1-1 1 0 0,1 0-1 0 0,0-4 1 0 0,-1 7-16 0 0,0-1 0 0 0,0 1 1 0 0,0-1-1 0 0,0 1 0 0 0,0-1 0 0 0,0 1 0 0 0,0-1 1 0 0,0 1-1 0 0,0-1 0 0 0,0 1 0 0 0,0-1 0 0 0,0 1 1 0 0,-1-1-1 0 0,1 1 0 0 0,0-1 0 0 0,0 1 0 0 0,-1 0 1 0 0,1-1-1 0 0,0 1 0 0 0,-1-1 0 0 0,1 1 1 0 0,0 0-1 0 0,-1-1 0 0 0,1 1 0 0 0,-1 0 0 0 0,1-1 1 0 0,0 1-1 0 0,-1 0 0 0 0,1 0 0 0 0,-1-1 0 0 0,-17 3-1171 0 0,-17 17-3193 0 0,27-12 2680 0 0</inkml:trace>
-  <inkml:trace contextRef="#ctx0" brushRef="#br0" timeOffset="8040.3">3146 323 288 0 0,'0'0'1288'0'0,"-9"-7"3628"0"0,8 14-4679 0 0,-1-1 0 0 0,1 0 0 0 0,0 0 0 0 0,1 0 0 0 0,0 10 0 0 0,0-9-159 0 0,-2 3 18 0 0,0 5 19 0 0,0-1-1 0 0,1 0 0 0 0,1 20 0 0 0,1-29-91 0 0,-1 0 0 0 0,2 0 1 0 0,-1 0-1 0 0,0 0 0 0 0,1 0 0 0 0,0 0 0 0 0,0 0 1 0 0,1 0-1 0 0,-1-1 0 0 0,1 1 0 0 0,6 7 0 0 0,-4-6 0 0 0,-1 0 0 0 0,0 1 0 0 0,-1-1 0 0 0,0 1 0 0 0,0 0 0 0 0,0 0 0 0 0,2 10 0 0 0,-4-13-14 0 0,0 0 0 0 0,0 0 1 0 0,-1 0-1 0 0,1 0 0 0 0,-1 0 0 0 0,0 0 0 0 0,0 0 0 0 0,0 0 1 0 0,0 0-1 0 0,-1 0 0 0 0,0 0 0 0 0,0 0 0 0 0,0 0 1 0 0,0 0-1 0 0,-3 5 0 0 0,-9-6 270 0 0</inkml:trace>
-</inkml:ink>
-</file>
-
-<file path=customXml/itemProps1.xml><?xml version="1.0" encoding="utf-8"?>
+<file path=customXml/itemProps2.xml><?xml version="1.0" encoding="utf-8"?>
 <ds:datastoreItem xmlns:ds="http://schemas.openxmlformats.org/officeDocument/2006/customXml" ds:itemID="{01D51A4F-7BE7-46DF-A7D0-BDB91C1C49A3}">
   <ds:schemaRefs>
     <ds:schemaRef ds:uri="http://schemas.openxmlformats.org/officeDocument/2006/bibliography"/>
@@ -17415,28 +17312,10 @@
 </ds:datastoreItem>
 </file>
 
-<file path=customXml/itemProps2.xml><?xml version="1.0" encoding="utf-8"?>
-<ds:datastoreItem xmlns:ds="http://schemas.openxmlformats.org/officeDocument/2006/customXml" ds:itemID="{6A655C0C-F4A3-4931-9F7F-84CBD61DCE8F}">
+<file path=customXml/itemProps3.xml><?xml version="1.0" encoding="utf-8"?>
+<ds:datastoreItem xmlns:ds="http://schemas.openxmlformats.org/officeDocument/2006/customXml" ds:itemID="{01D51A4F-7BE7-46DF-A7D0-BDB91C1C49A3}">
   <ds:schemaRefs>
-    <ds:schemaRef ds:uri="http://schemas.microsoft.com/sharepoint/v3/contenttype/forms"/>
-  </ds:schemaRefs>
-</ds:datastoreItem>
-</file>
-
-<file path=customXml/itemProps3.xml><?xml version="1.0" encoding="utf-8"?>
-<ds:datastoreItem xmlns:ds="http://schemas.openxmlformats.org/officeDocument/2006/customXml" ds:itemID="{4B023D59-82BC-4D0F-A651-C98E01C1F15C}">
-  <ds:schemaRefs>
-    <ds:schemaRef ds:uri="http://schemas.microsoft.com/office/2006/metadata/contentType"/>
-    <ds:schemaRef ds:uri="http://schemas.microsoft.com/office/2006/metadata/properties/metaAttributes"/>
-    <ds:schemaRef ds:uri="http://www.w3.org/2001/XMLSchema"/>
-    <ds:schemaRef ds:uri="http://schemas.microsoft.com/office/2006/metadata/properties"/>
-    <ds:schemaRef ds:uri="5a9e9855-01b6-487f-b294-67c59083cc31"/>
-    <ds:schemaRef ds:uri="http://schemas.microsoft.com/office/2006/documentManagement/types"/>
-    <ds:schemaRef ds:uri="http://schemas.microsoft.com/office/infopath/2007/PartnerControls"/>
-    <ds:schemaRef ds:uri="http://schemas.openxmlformats.org/package/2006/metadata/core-properties"/>
-    <ds:schemaRef ds:uri="http://purl.org/dc/elements/1.1/"/>
-    <ds:schemaRef ds:uri="http://purl.org/dc/terms/"/>
-    <ds:schemaRef ds:uri="http://schemas.microsoft.com/internal/obd"/>
+    <ds:schemaRef ds:uri="http://www.w3.org/2003/InkML"/>
   </ds:schemaRefs>
 </ds:datastoreItem>
 </file>
@@ -17459,9 +17338,9 @@
 </file>
 
 <file path=customXml/itemProps6.xml><?xml version="1.0" encoding="utf-8"?>
-<ds:datastoreItem xmlns:ds="http://schemas.openxmlformats.org/officeDocument/2006/customXml" ds:itemID="{01D51A4F-7BE7-46DF-A7D0-BDB91C1C49A3}">
+<ds:datastoreItem xmlns:ds="http://schemas.openxmlformats.org/officeDocument/2006/customXml" ds:itemID="{6A655C0C-F4A3-4931-9F7F-84CBD61DCE8F}">
   <ds:schemaRefs>
-    <ds:schemaRef ds:uri="http://www.w3.org/2003/InkML"/>
+    <ds:schemaRef ds:uri="http://schemas.microsoft.com/sharepoint/v3/contenttype/forms"/>
   </ds:schemaRefs>
 </ds:datastoreItem>
 </file>
@@ -17469,7 +17348,17 @@
 <file path=customXml/itemProps7.xml><?xml version="1.0" encoding="utf-8"?>
 <ds:datastoreItem xmlns:ds="http://schemas.openxmlformats.org/officeDocument/2006/customXml" ds:itemID="{4B023D59-82BC-4D0F-A651-C98E01C1F15C}">
   <ds:schemaRefs>
-    <ds:schemaRef ds:uri="http://www.w3.org/2003/InkML"/>
+    <ds:schemaRef ds:uri="http://schemas.microsoft.com/office/2006/metadata/contentType"/>
+    <ds:schemaRef ds:uri="http://schemas.microsoft.com/office/2006/metadata/properties/metaAttributes"/>
+    <ds:schemaRef ds:uri="http://www.w3.org/2001/XMLSchema"/>
+    <ds:schemaRef ds:uri="http://schemas.microsoft.com/office/2006/metadata/properties"/>
+    <ds:schemaRef ds:uri="5a9e9855-01b6-487f-b294-67c59083cc31"/>
+    <ds:schemaRef ds:uri="http://schemas.microsoft.com/office/2006/documentManagement/types"/>
+    <ds:schemaRef ds:uri="http://schemas.microsoft.com/office/infopath/2007/PartnerControls"/>
+    <ds:schemaRef ds:uri="http://schemas.openxmlformats.org/package/2006/metadata/core-properties"/>
+    <ds:schemaRef ds:uri="http://purl.org/dc/elements/1.1/"/>
+    <ds:schemaRef ds:uri="http://purl.org/dc/terms/"/>
+    <ds:schemaRef ds:uri="http://schemas.microsoft.com/internal/obd"/>
   </ds:schemaRefs>
 </ds:datastoreItem>
 </file>
--- a/D_Documentation/Doku-Alex.docx
+++ b/D_Documentation/Doku-Alex.docx
@@ -563,21 +563,7 @@
         <w:rPr>
           <w:color w:val="000000"/>
         </w:rPr>
-        <w:t xml:space="preserve">Ansprechperson: </w:t>
-      </w:r>
-      <w:proofErr w:type="spellStart"/>
-      <w:r>
-        <w:rPr>
-          <w:color w:val="000000"/>
-        </w:rPr>
-        <w:t>Gogl</w:t>
-      </w:r>
-      <w:proofErr w:type="spellEnd"/>
-      <w:r>
-        <w:rPr>
-          <w:color w:val="000000"/>
-        </w:rPr>
-        <w:t xml:space="preserve"> Matthias</w:t>
+        <w:t>Ansprechperson: Gogl Matthias</w:t>
       </w:r>
     </w:p>
     <w:p>
@@ -772,21 +758,7 @@
         <w:rPr>
           <w:color w:val="000000" w:themeColor="text1"/>
         </w:rPr>
-        <w:t xml:space="preserve">Die effiziente Erfassung von Artikelstammdaten wie Maßen, Gewicht und visuellen Merkmalen stellt im neuen Lager der Leitner AG in Sterzing eine logistische Herausforderung dar. Derzeitige manuelle Prozesse sind zeitintensiv, während kommerzielle Datenerfassungssysteme (z. B. </w:t>
-      </w:r>
-      <w:proofErr w:type="spellStart"/>
-      <w:r>
-        <w:rPr>
-          <w:color w:val="000000" w:themeColor="text1"/>
-        </w:rPr>
-        <w:t>Cubiscan</w:t>
-      </w:r>
-      <w:proofErr w:type="spellEnd"/>
-      <w:r>
-        <w:rPr>
-          <w:color w:val="000000" w:themeColor="text1"/>
-        </w:rPr>
-        <w:t>) für die reine Lagerplatzvergabe oft zu kostenintensiv und überdimensioniert sind.</w:t>
+        <w:t>Die effiziente Erfassung von Artikelstammdaten wie Maßen, Gewicht und visuellen Merkmalen stellt im neuen Lager der Leitner AG in Sterzing eine logistische Herausforderung dar. Derzeitige manuelle Prozesse sind zeitintensiv, während kommerzielle Datenerfassungssysteme (z. B. Cubiscan) für die reine Lagerplatzvergabe oft zu kostenintensiv und überdimensioniert sind.</w:t>
       </w:r>
     </w:p>
     <w:p>
@@ -3123,57 +3095,29 @@
         <w:rPr>
           <w:lang w:eastAsia="en-AT"/>
         </w:rPr>
-        <w:t xml:space="preserve">Marktübliche Automatisierungslösungen, wie beispielsweise Systeme der Firma </w:t>
-      </w:r>
-      <w:proofErr w:type="spellStart"/>
-      <w:r>
+        <w:t>Marktübliche Automatisierungslösungen, wie beispielsweise Systeme der Firma Cubiscan, bieten zwar eine hohe technologische Reife, stehen jedoch in keinem wirtschaftlichen Verhältnis zum spezifischen Anforderungszweck der reinen Lagerplatzvergabe. Es besteht daher der Bedarf an einer maßgeschneiderten Lösung, die Mobilität, Kosteneffizienz und eine nahtlose Integration in die bestehende IT-Infrastruktur vereint.</w:t>
+      </w:r>
+    </w:p>
+    <w:p>
+      <w:pPr>
+        <w:pStyle w:val="Text"/>
         <w:rPr>
           <w:lang w:eastAsia="en-AT"/>
         </w:rPr>
-        <w:t>Cubiscan</w:t>
-      </w:r>
-      <w:proofErr w:type="spellEnd"/>
-      <w:r>
+      </w:pPr>
+    </w:p>
+    <w:p>
+      <w:pPr>
+        <w:pStyle w:val="Text"/>
         <w:rPr>
           <w:lang w:eastAsia="en-AT"/>
         </w:rPr>
-        <w:t>, bieten zwar eine hohe technologische Reife, stehen jedoch in keinem wirtschaftlichen Verhältnis zum spezifischen Anforderungszweck der reinen Lagerplatzvergabe. Es besteht daher der Bedarf an einer maßgeschneiderten Lösung, die Mobilität, Kosteneffizienz und eine nahtlose Integration in die bestehende IT-Infrastruktur vereint.</w:t>
-      </w:r>
-    </w:p>
-    <w:p>
-      <w:pPr>
-        <w:pStyle w:val="Text"/>
+      </w:pPr>
+      <w:r>
         <w:rPr>
           <w:lang w:eastAsia="en-AT"/>
         </w:rPr>
-      </w:pPr>
-    </w:p>
-    <w:p>
-      <w:pPr>
-        <w:pStyle w:val="Text"/>
-        <w:rPr>
-          <w:lang w:eastAsia="en-AT"/>
-        </w:rPr>
-      </w:pPr>
-      <w:r>
-        <w:rPr>
-          <w:lang w:eastAsia="en-AT"/>
-        </w:rPr>
-        <w:t xml:space="preserve">Im Rahmen dieser Diplomarbeit wird ein mobiles 3D-Scannersystem entwickelt, das als intuitiver Arbeitsplatz für die Lagermitarbeiter fungiert. Das technische Kernziel ist die automatisierte Erfassung von Gewichten mittels </w:t>
-      </w:r>
-      <w:proofErr w:type="spellStart"/>
-      <w:r>
-        <w:rPr>
-          <w:lang w:eastAsia="en-AT"/>
-        </w:rPr>
-        <w:t>Wägezellen</w:t>
-      </w:r>
-      <w:proofErr w:type="spellEnd"/>
-      <w:r>
-        <w:rPr>
-          <w:lang w:eastAsia="en-AT"/>
-        </w:rPr>
-        <w:t xml:space="preserve"> sowie die visuelle und dimensionale Erfassung durch ein Multi-Kamera-Setup, inklusive Tiefenmessung. Ein wesentlicher Bestandteil der Arbeit ist zudem die softwareseitige Speicherung der Messdaten, um eine fehlerfreie Übergabe an weiterführende Datenbanksysteme zu gewährleisten</w:t>
+        <w:t>Im Rahmen dieser Diplomarbeit wird ein mobiles 3D-Scannersystem entwickelt, das als intuitiver Arbeitsplatz für die Lagermitarbeiter fungiert. Das technische Kernziel ist die automatisierte Erfassung von Gewichten mittels Wägezellen sowie die visuelle und dimensionale Erfassung durch ein Multi-Kamera-Setup, inklusive Tiefenmessung. Ein wesentlicher Bestandteil der Arbeit ist zudem die softwareseitige Speicherung der Messdaten, um eine fehlerfreie Übergabe an weiterführende Datenbanksysteme zu gewährleisten</w:t>
       </w:r>
     </w:p>
     <w:p>
@@ -3801,15 +3745,7 @@
         <w:pStyle w:val="Text"/>
       </w:pPr>
       <w:r>
-        <w:t xml:space="preserve">Der Raspberry Pi ist ein Einplatinencomputer (Single-Board Computer, SBC), der von der britischen Raspberry Pi </w:t>
-      </w:r>
-      <w:proofErr w:type="spellStart"/>
-      <w:r>
-        <w:t>Foundation</w:t>
-      </w:r>
-      <w:proofErr w:type="spellEnd"/>
-      <w:r>
-        <w:t xml:space="preserve"> entwickelt wurde. Ursprünglich mit dem Ziel konzipiert, jungen Menschen den Erwerb von Programmier- und Hardwarekenntnissen zu erleichtern, hat sich die Plattform zu einem weltweit verbreiteten Standard für Bastler und professionelle Anwendungen entwickelt. Das System vereint alle wesentlichen Komponenten eines Computers auf einer einzigen Platine, die etwa die Größe einer Kreditkarte besitzt. Es existieren mittlerweile mehrere Generationen (z. B. Raspberry Pi 3, 4, 5 und Zero), die sich in Rechenleistung und Ausstattung unterscheiden, jedoch meist softwarekompatibel zueinander sind.</w:t>
+        <w:t>Der Raspberry Pi ist ein Einplatinencomputer (Single-Board Computer, SBC), der von der britischen Raspberry Pi Foundation entwickelt wurde. Ursprünglich mit dem Ziel konzipiert, jungen Menschen den Erwerb von Programmier- und Hardwarekenntnissen zu erleichtern, hat sich die Plattform zu einem weltweit verbreiteten Standard für Bastler und professionelle Anwendungen entwickelt. Das System vereint alle wesentlichen Komponenten eines Computers auf einer einzigen Platine, die etwa die Größe einer Kreditkarte besitzt. Es existieren mittlerweile mehrere Generationen (z. B. Raspberry Pi 3, 4, 5 und Zero), die sich in Rechenleistung und Ausstattung unterscheiden, jedoch meist softwarekompatibel zueinander sind.</w:t>
       </w:r>
     </w:p>
     <w:p/>
@@ -3947,6 +3883,7 @@
         <w:t xml:space="preserve"> </w:t>
       </w:r>
     </w:p>
+    <w:p/>
     <w:p>
       <w:pPr>
         <w:rPr>
@@ -3969,15 +3906,7 @@
         <w:pStyle w:val="Text"/>
       </w:pPr>
       <w:r>
-        <w:t xml:space="preserve">Ein Mikrocontroller (kurz µC, </w:t>
-      </w:r>
-      <w:proofErr w:type="spellStart"/>
-      <w:r>
-        <w:t>uC</w:t>
-      </w:r>
-      <w:proofErr w:type="spellEnd"/>
-      <w:r>
-        <w:t xml:space="preserve"> oder MCU) ist ein kompaktes Computersystem, das sämtliche für den Betrieb notwendigen Komponenten auf einem einzigen integrierten Schaltkreis vereint. Im Gegensatz zu herkömmlichen Mikroprozessoren in Personal Computern, die auf externe Speicher- und Peripheriebausteine angewiesen sind, beinhaltet ein Mikrocontroller neben einem oder mehreren Prozessorkernen</w:t>
+        <w:t>Ein Mikrocontroller (kurz µC, uC oder MCU) ist ein kompaktes Computersystem, das sämtliche für den Betrieb notwendigen Komponenten auf einem einzigen integrierten Schaltkreis vereint. Im Gegensatz zu herkömmlichen Mikroprozessoren in Personal Computern, die auf externe Speicher- und Peripheriebausteine angewiesen sind, beinhaltet ein Mikrocontroller neben einem oder mehreren Prozessorkernen</w:t>
       </w:r>
       <w:r>
         <w:t xml:space="preserve"> </w:t>
@@ -4042,7 +3971,6 @@
           <w:bCs/>
           <w:u w:val="single"/>
         </w:rPr>
-        <w:lastRenderedPageBreak/>
         <w:t>Micro SD Karten</w:t>
       </w:r>
     </w:p>
@@ -4160,6 +4088,14 @@
         <w:t xml:space="preserve"> </w:t>
       </w:r>
     </w:p>
+    <w:p>
+      <w:pPr>
+        <w:jc w:val="left"/>
+      </w:pPr>
+      <w:r>
+        <w:br w:type="page"/>
+      </w:r>
+    </w:p>
     <w:p/>
     <w:p>
       <w:pPr>
@@ -4254,15 +4190,7 @@
         <w:pStyle w:val="Text"/>
       </w:pPr>
       <w:r>
-        <w:t>Ein Ultraschall-Distanzsensor ist ein elektronisches Messgerät, das hochfrequente Schallwellen (typischerweise im Bereich von 20 kHz bis 10 MHz) nutzt, um die Entfernung zu einem Objekt berührungslos zu erfassen. Das Funktionsprinzip basiert auf der Laufzeitmessung (Time-</w:t>
-      </w:r>
-      <w:proofErr w:type="spellStart"/>
-      <w:r>
-        <w:t>of</w:t>
-      </w:r>
-      <w:proofErr w:type="spellEnd"/>
-      <w:r>
-        <w:t xml:space="preserve">-Flight): Der Sensor emittiert über einen Sender (piezoelektrischer Wandler) einen kurzen Ultraschallimpuls, der sich mit Schallgeschwindigkeit durch die Luft ausbreitet. Trifft dieser Impuls auf ein Hindernis, wird er reflektiert und als Echo vom Empfänger des Sensors detektiert. Ein Mikrocontroller oder eine interne Logik misst die Zeitspanne </w:t>
+        <w:t xml:space="preserve">Ein Ultraschall-Distanzsensor ist ein elektronisches Messgerät, das hochfrequente Schallwellen (typischerweise im Bereich von 20 kHz bis 10 MHz) nutzt, um die Entfernung zu einem Objekt berührungslos zu erfassen. Das Funktionsprinzip basiert auf der Laufzeitmessung (Time-of-Flight): Der Sensor emittiert über einen Sender (piezoelektrischer Wandler) einen kurzen Ultraschallimpuls, der sich mit Schallgeschwindigkeit durch die Luft ausbreitet. Trifft dieser Impuls auf ein Hindernis, wird er reflektiert und als Echo vom Empfänger des Sensors detektiert. Ein Mikrocontroller oder eine interne Logik misst die Zeitspanne </w:t>
       </w:r>
       <w:r>
         <w:t>t</w:t>
@@ -4291,15 +4219,7 @@
         <w:pStyle w:val="Text"/>
       </w:pPr>
       <w:r>
-        <w:t xml:space="preserve">Die elektrischen Eigenschaften variieren je nach Modul, lassen sich aber am weit verbreiteten HC-SR04 gut exemplarisch darstellen. Der Sensor arbeitet meist mit einer Versorgungsspannung von 5 V DC. Der Messvorgang wird durch ein digitales </w:t>
-      </w:r>
-      <w:proofErr w:type="spellStart"/>
-      <w:r>
-        <w:t>Triggersignal</w:t>
-      </w:r>
-      <w:proofErr w:type="spellEnd"/>
-      <w:r>
-        <w:t xml:space="preserve"> (High-Pegel für ca. 10 µs) gestartet. Daraufhin sendet das Modul einen Burst von 8 Zyklen bei 40 kHz. Das Ausgangssignal (Echo-Pin) liefert einen High-Impuls, dessen Breite exakt der Laufzeit des Schalls entspricht.</w:t>
+        <w:t>Die elektrischen Eigenschaften variieren je nach Modul, lassen sich aber am weit verbreiteten HC-SR04 gut exemplarisch darstellen. Der Sensor arbeitet meist mit einer Versorgungsspannung von 5 V DC. Der Messvorgang wird durch ein digitales Triggersignal (High-Pegel für ca. 10 µs) gestartet. Daraufhin sendet das Modul einen Burst von 8 Zyklen bei 40 kHz. Das Ausgangssignal (Echo-Pin) liefert einen High-Impuls, dessen Breite exakt der Laufzeit des Schalls entspricht.</w:t>
       </w:r>
     </w:p>
     <w:p>
@@ -4371,21 +4291,8 @@
         <w:pStyle w:val="Text"/>
       </w:pPr>
       <w:r>
-        <w:t>Optische Distanzsensoren messen Entfernungen berührungslos mithilfe von Licht, meist durch Laserquellen. Je nach Anforderung und Messbereich kommen unterschiedliche physikalische Prinzipien zum Einsatz. Das dominierende Verfahren für hohe Präzision im Nahbereich (Millimeter bis wenige Meter) ist die Lasertriangulation. Hierbei projiziert der Sensor einen Laserpunkt oder eine Laserlinie auf das Objekt. Das reflektierte Licht trifft unter einem bestimmten Winkel auf ein Empfangselement im Sensor. Ändert sich die Distanz zum Objekt, verschiebt sich auch die Position des Lichtpunkts auf dem Empfänger. Für größere Distanzen wird hingegen das Time-</w:t>
-      </w:r>
-      <w:proofErr w:type="spellStart"/>
-      <w:r>
-        <w:t>of</w:t>
-      </w:r>
-      <w:proofErr w:type="spellEnd"/>
-      <w:r>
-        <w:t xml:space="preserve">-Flight-Verfahren (Laufzeitmessung) genutzt. Dabei sendet der Sensor ein Signalpaket aus und misst die Zeit, die das Licht benötigt, um zum Objekt und wieder </w:t>
-      </w:r>
-      <w:proofErr w:type="spellStart"/>
-      <w:r>
-        <w:t>zurückzugelangen</w:t>
-      </w:r>
-      <w:proofErr w:type="spellEnd"/>
+        <w:t>Optische Distanzsensoren messen Entfernungen berührungslos mithilfe von Licht, meist durch Laserquellen. Je nach Anforderung und Messbereich kommen unterschiedliche physikalische Prinzipien zum Einsatz. Das dominierende Verfahren für hohe Präzision im Nahbereich (Millimeter bis wenige Meter) ist die Lasertriangulation. Hierbei projiziert der Sensor einen Laserpunkt oder eine Laserlinie auf das Objekt. Das reflektierte Licht trifft unter einem bestimmten Winkel auf ein Empfangselement im Sensor. Ändert sich die Distanz zum Objekt, verschiebt sich auch die Position des Lichtpunkts auf dem Empfänger. Für größere Distanzen wird hingegen das Time-of-Flight-Verfahren (Laufzeitmessung) genutzt. Dabei sendet der Sensor ein Signalpaket aus und misst die Zeit, die das Licht benötigt, um zum Objekt und wieder zurückzugelangen</w:t>
+      </w:r>
     </w:p>
     <w:p>
       <w:hyperlink r:id="rId43" w:history="1">
@@ -4407,23 +4314,7 @@
         <w:pStyle w:val="Text"/>
       </w:pPr>
       <w:r>
-        <w:t>Für die punktuelle Abstandsmessung kommen optische Sensoren zum Einsatz, die einen gerichteten Lichtstrahl emittieren. Die Distanzermittlung erfolgt hierbei in der Regel über etablierte Verfahren wie die Lasertriangulation oder das Time-</w:t>
-      </w:r>
-      <w:proofErr w:type="spellStart"/>
-      <w:r>
-        <w:t>of</w:t>
-      </w:r>
-      <w:proofErr w:type="spellEnd"/>
-      <w:r>
-        <w:t>-Flight-Prinzip (</w:t>
-      </w:r>
-      <w:proofErr w:type="spellStart"/>
-      <w:r>
-        <w:t>ToF</w:t>
-      </w:r>
-      <w:proofErr w:type="spellEnd"/>
-      <w:r>
-        <w:t>).</w:t>
+        <w:t>Für die punktuelle Abstandsmessung kommen optische Sensoren zum Einsatz, die einen gerichteten Lichtstrahl emittieren. Die Distanzermittlung erfolgt hierbei in der Regel über etablierte Verfahren wie die Lasertriangulation oder das Time-of-Flight-Prinzip (ToF).</w:t>
       </w:r>
     </w:p>
     <w:p>
@@ -4435,29 +4326,13 @@
       </w:r>
       <w:r>
         <w:lastRenderedPageBreak/>
-        <w:t xml:space="preserve">LiDAR (Light </w:t>
-      </w:r>
-      <w:proofErr w:type="spellStart"/>
-      <w:r>
-        <w:t>Detection</w:t>
-      </w:r>
-      <w:proofErr w:type="spellEnd"/>
-      <w:r>
-        <w:t xml:space="preserve"> and Ranging) dar. Diese Systeme tasten die Umgebung </w:t>
+        <w:t xml:space="preserve">LiDAR (Light Detection and Ranging) dar. Diese Systeme tasten die Umgebung </w:t>
       </w:r>
       <w:r>
         <w:t>mittels Laserimpulse</w:t>
       </w:r>
       <w:r>
-        <w:t xml:space="preserve"> ab und berechnen die räumlichen Koordinaten der Umgebungspunkte primär auf Basis der Lichtlaufzeitmessung (</w:t>
-      </w:r>
-      <w:proofErr w:type="spellStart"/>
-      <w:r>
-        <w:t>ToF</w:t>
-      </w:r>
-      <w:proofErr w:type="spellEnd"/>
-      <w:r>
-        <w:t>).</w:t>
+        <w:t xml:space="preserve"> ab und berechnen die räumlichen Koordinaten der Umgebungspunkte primär auf Basis der Lichtlaufzeitmessung (ToF).</w:t>
       </w:r>
     </w:p>
     <w:p>
@@ -4554,7 +4429,11 @@
       <w:r>
         <w:t xml:space="preserve"> die Summierung der Messwerte</w:t>
       </w:r>
-    </w:p>
+      <w:r>
+        <w:t>.</w:t>
+      </w:r>
+    </w:p>
+    <w:p/>
     <w:p>
       <w:pPr>
         <w:jc w:val="left"/>
@@ -4606,15 +4485,7 @@
         <w:t xml:space="preserve">, </w:t>
       </w:r>
       <w:r>
-        <w:t xml:space="preserve">der in einer </w:t>
-      </w:r>
-      <w:proofErr w:type="spellStart"/>
-      <w:r>
-        <w:t>Reflektorwanne</w:t>
-      </w:r>
-      <w:proofErr w:type="spellEnd"/>
-      <w:r>
-        <w:t xml:space="preserve"> sitzt. Die Wellenlänge des emittierten Lichts – und damit die Farbe – hängt dabei direkt vom verwendeten Halbleitermaterial und dessen Dotierung ab (Bandlücke). Ursprünglich nur als Signallampen genutzt, haben LEDs aufgrund ihrer hohen Effizienz und Langlebigkeit mittlerweile herkömmliche Leuchtmittel im Alltag fast vollständig verdrängt.</w:t>
+        <w:t>der in einer Reflektorwanne sitzt. Die Wellenlänge des emittierten Lichts – und damit die Farbe – hängt dabei direkt vom verwendeten Halbleitermaterial und dessen Dotierung ab (Bandlücke). Ursprünglich nur als Signallampen genutzt, haben LEDs aufgrund ihrer hohen Effizienz und Langlebigkeit mittlerweile herkömmliche Leuchtmittel im Alltag fast vollständig verdrängt.</w:t>
       </w:r>
     </w:p>
     <w:p>
@@ -6087,27 +5958,51 @@
       </w:pPr>
     </w:p>
     <w:p>
-      <w:pPr>
-        <w:pStyle w:val="Heading3"/>
-      </w:pPr>
-      <w:r>
-        <w:t>Schnittstellen</w:t>
-      </w:r>
-    </w:p>
-    <w:p>
-      <w:pPr>
+      <w:r>
+        <w:t>Um in diesen Leitungen nun Störungen zu verhindern, gibt es mehrere Möglichkeiten.</w:t>
+      </w:r>
+      <w:r>
+        <w:br/>
+        <w:t>-&gt; twisted Pair erklären</w:t>
+      </w:r>
+    </w:p>
+    <w:p>
+      <w:r>
+        <w:t>-&gt;</w:t>
+      </w:r>
+    </w:p>
+    <w:p>
+      <w:pPr>
+        <w:jc w:val="left"/>
         <w:rPr>
           <w:b/>
           <w:bCs/>
           <w:u w:val="single"/>
         </w:rPr>
       </w:pPr>
-      <w:r>
+    </w:p>
+    <w:p>
+      <w:pPr>
+        <w:pStyle w:val="Heading3"/>
+      </w:pPr>
+      <w:r>
+        <w:t>Schnittstellen</w:t>
+      </w:r>
+    </w:p>
+    <w:p>
+      <w:pPr>
         <w:rPr>
           <w:b/>
           <w:bCs/>
           <w:u w:val="single"/>
         </w:rPr>
+      </w:pPr>
+      <w:r>
+        <w:rPr>
+          <w:b/>
+          <w:bCs/>
+          <w:u w:val="single"/>
+        </w:rPr>
         <w:t>USB</w:t>
       </w:r>
     </w:p>
@@ -6130,19 +6025,8 @@
         <w:pStyle w:val="Text"/>
       </w:pPr>
       <w:r>
-        <w:t xml:space="preserve">USB nutzt eine serielle Datenübertragung. In den ursprünglichen Versionen (USB 1.x und 2.0) erfolgt die Signalübertragung differentiell über ein verdrilltes </w:t>
-      </w:r>
-      <w:proofErr w:type="spellStart"/>
-      <w:r>
-        <w:t>Adernpaar</w:t>
-      </w:r>
-      <w:proofErr w:type="spellEnd"/>
-      <w:r>
-        <w:t xml:space="preserve"> (D+ und D-), ergänzt durch zwei Adern für die Spannungsversorgung (VBUS und </w:t>
-      </w:r>
-      <w:r>
         <w:lastRenderedPageBreak/>
-        <w:t>GND). Die Standardspannung beträgt 5 V DC.</w:t>
+        <w:t>USB nutzt eine serielle Datenübertragung. In den ursprünglichen Versionen (USB 1.x und 2.0) erfolgt die Signalübertragung differentiell über ein verdrilltes Adernpaar (D+ und D-), ergänzt durch zwei Adern für die Spannungsversorgung (VBUS und GND). Die Standardspannung beträgt 5 V DC.</w:t>
       </w:r>
       <w:r>
         <w:t xml:space="preserve"> USB hat sich über die Jahre in Hinsicht auf Geschwindigkeit sowie auf die Bauart stark verändert.</w:t>
@@ -6621,17 +6505,17 @@
         </w:drawing>
       </w:r>
       <w:r>
-        <w:t>Ethernet ist der weltweit etablierte Standard für kabelgebundene, lokale Netzwerke (LANs), der die Spezifikationen für die Verbindung und den Datenaustausch zwischen Computern und anderen Netzwerkgeräten definiert.</w:t>
+        <w:t xml:space="preserve">Ethernet ist der weltweit etablierte Standard für kabelgebundene, lokale Netzwerke (LANs), der die </w:t>
+      </w:r>
+      <w:r>
+        <w:lastRenderedPageBreak/>
+        <w:t>Spezifikationen für die Verbindung und den Datenaustausch zwischen Computern und anderen Netzwerkgeräten definiert.</w:t>
       </w:r>
       <w:r>
         <w:t xml:space="preserve"> </w:t>
       </w:r>
       <w:r>
-        <w:t xml:space="preserve">Die physikalische Verbindung erfolgt meist über Kupferkabel mit RJ45-Steckern. Die Kabel werden in verschiedene </w:t>
-      </w:r>
-      <w:r>
-        <w:lastRenderedPageBreak/>
-        <w:t>Kategorien eingeteilt (z. B. CAT 5, CAT 6, CAT 7), die maßgeblich die maximale Übertragungsgeschwindigkeit und Störfestigkeit bestimmen.</w:t>
+        <w:t>Die physikalische Verbindung erfolgt meist über Kupferkabel mit RJ45-Steckern. Die Kabel werden in verschiedene Kategorien eingeteilt (z. B. CAT 5, CAT 6, CAT 7), die maßgeblich die maximale Übertragungsgeschwindigkeit und Störfestigkeit bestimmen.</w:t>
       </w:r>
     </w:p>
     <w:p>
@@ -6723,15 +6607,7 @@
         <w:pStyle w:val="Text"/>
       </w:pPr>
       <w:r>
-        <w:t xml:space="preserve">Das </w:t>
-      </w:r>
-      <w:proofErr w:type="spellStart"/>
-      <w:r>
-        <w:t>Camera</w:t>
-      </w:r>
-      <w:proofErr w:type="spellEnd"/>
-      <w:r>
-        <w:t xml:space="preserve"> Serial Interface (CSI) ist eine Spezifikation</w:t>
+        <w:t>Das Camera Serial Interface (CSI) ist eine Spezifikation</w:t>
       </w:r>
       <w:r>
         <w:t xml:space="preserve">, </w:t>
@@ -6916,15 +6792,7 @@
         <w:pStyle w:val="Text"/>
       </w:pPr>
       <w:r>
-        <w:t>Beim 3D-Druck unterscheiden sich die beiden dominierenden Verfahren FDM und SLA grundlegend in ihrer Funktionsweise: FDM schmilzt Kunststofffilament und trägt es schichtweise auf, während SLA flüssiges Kunstharz (</w:t>
-      </w:r>
-      <w:proofErr w:type="spellStart"/>
-      <w:r>
-        <w:t>Resin</w:t>
-      </w:r>
-      <w:proofErr w:type="spellEnd"/>
-      <w:r>
-        <w:t xml:space="preserve">) präzise mit einem Laser </w:t>
+        <w:t xml:space="preserve">Beim 3D-Druck unterscheiden sich die beiden dominierenden Verfahren FDM und SLA grundlegend in ihrer Funktionsweise: FDM schmilzt Kunststofffilament und trägt es schichtweise auf, während SLA flüssiges Kunstharz (Resin) präzise mit einem Laser </w:t>
       </w:r>
       <w:r>
         <w:t xml:space="preserve">bzw. mit </w:t>
@@ -7046,15 +6914,7 @@
       </w:pPr>
       <w:r>
         <w:lastRenderedPageBreak/>
-        <w:t xml:space="preserve">Hierbei gibt es eine </w:t>
-      </w:r>
-      <w:proofErr w:type="spellStart"/>
-      <w:r>
-        <w:t>handvoll</w:t>
-      </w:r>
-      <w:proofErr w:type="spellEnd"/>
-      <w:r>
-        <w:t xml:space="preserve"> wichtige </w:t>
+        <w:t xml:space="preserve">Hierbei gibt es eine handvoll wichtige </w:t>
       </w:r>
       <w:r>
         <w:t>Dokumente,</w:t>
@@ -7084,23 +6944,7 @@
         <w:pStyle w:val="Text"/>
       </w:pPr>
       <w:r>
-        <w:t xml:space="preserve">- Ka </w:t>
-      </w:r>
-      <w:proofErr w:type="spellStart"/>
-      <w:r>
-        <w:t>wia</w:t>
-      </w:r>
-      <w:proofErr w:type="spellEnd"/>
-      <w:r>
-        <w:t xml:space="preserve"> des </w:t>
-      </w:r>
-      <w:proofErr w:type="spellStart"/>
-      <w:r>
-        <w:t>hoast</w:t>
-      </w:r>
-      <w:proofErr w:type="spellEnd"/>
-      <w:r>
-        <w:t xml:space="preserve"> irgendwas in der Entwicklungsphase halt</w:t>
+        <w:t>- Ka wia des hoast irgendwas in der Entwicklungsphase halt</w:t>
       </w:r>
     </w:p>
     <w:p>
@@ -7134,164 +6978,146 @@
           <w:bCs/>
           <w:u w:val="single"/>
         </w:rPr>
-        <w:t xml:space="preserve">Project </w:t>
-      </w:r>
-      <w:proofErr w:type="spellStart"/>
-      <w:r>
+        <w:t>Project Definiton</w:t>
+      </w:r>
+    </w:p>
+    <w:p>
+      <w:pPr>
+        <w:pStyle w:val="Text"/>
+      </w:pPr>
+      <w:r>
+        <w:t>In der Project Definition die Grundlegende Funktionen des Geräts festgehalten</w:t>
+      </w:r>
+    </w:p>
+    <w:p>
+      <w:pPr>
+        <w:pStyle w:val="Text"/>
+      </w:pPr>
+    </w:p>
+    <w:p>
+      <w:pPr>
+        <w:pStyle w:val="Text"/>
         <w:rPr>
           <w:b/>
           <w:bCs/>
           <w:u w:val="single"/>
         </w:rPr>
-        <w:t>Definiton</w:t>
-      </w:r>
-      <w:proofErr w:type="spellEnd"/>
-    </w:p>
-    <w:p>
-      <w:pPr>
-        <w:pStyle w:val="Text"/>
-      </w:pPr>
-      <w:r>
-        <w:t>In der Project Definition die Grundlegende Funktionen des Geräts festgehalten</w:t>
-      </w:r>
-    </w:p>
-    <w:p>
-      <w:pPr>
-        <w:pStyle w:val="Text"/>
-      </w:pPr>
-    </w:p>
-    <w:p>
-      <w:pPr>
-        <w:pStyle w:val="Text"/>
+      </w:pPr>
+      <w:r>
         <w:rPr>
           <w:b/>
           <w:bCs/>
           <w:u w:val="single"/>
         </w:rPr>
-      </w:pPr>
-      <w:r>
+        <w:t>Project Initiation</w:t>
+      </w:r>
+    </w:p>
+    <w:p>
+      <w:pPr>
+        <w:pStyle w:val="Text"/>
+      </w:pPr>
+      <w:r>
+        <w:t xml:space="preserve">In der Project Initiation wird nun eine klare Umsetzung der zuvor in der Project Definition festgelegten Ziele festgehalten. </w:t>
+      </w:r>
+    </w:p>
+    <w:p>
+      <w:pPr>
+        <w:jc w:val="left"/>
+      </w:pPr>
+    </w:p>
+    <w:p>
+      <w:pPr>
+        <w:jc w:val="left"/>
+      </w:pPr>
+    </w:p>
+    <w:p>
+      <w:pPr>
+        <w:jc w:val="left"/>
         <w:rPr>
           <w:b/>
           <w:bCs/>
           <w:u w:val="single"/>
         </w:rPr>
-        <w:t>Project Initiation</w:t>
-      </w:r>
-    </w:p>
-    <w:p>
-      <w:pPr>
-        <w:pStyle w:val="Text"/>
-      </w:pPr>
-      <w:r>
-        <w:t xml:space="preserve">In der Project Initiation wird nun eine klare Umsetzung der zuvor in der Project Definition festgelegten Ziele festgehalten. </w:t>
-      </w:r>
-    </w:p>
-    <w:p>
-      <w:pPr>
-        <w:jc w:val="left"/>
-      </w:pPr>
-    </w:p>
-    <w:p>
-      <w:pPr>
-        <w:jc w:val="left"/>
-      </w:pPr>
-    </w:p>
-    <w:p>
-      <w:pPr>
-        <w:jc w:val="left"/>
+      </w:pPr>
+      <w:r>
         <w:rPr>
           <w:b/>
           <w:bCs/>
           <w:u w:val="single"/>
         </w:rPr>
-      </w:pPr>
-      <w:r>
+        <w:t>Risikotabelle</w:t>
+      </w:r>
+    </w:p>
+    <w:p>
+      <w:pPr>
+        <w:pStyle w:val="Text"/>
+      </w:pPr>
+      <w:r>
+        <w:t>In der Risiko Tabelle werden möglich eintretende Ereignisse sowie wichtige Entscheidungen nach der Eintrittswahrscheinlichkeit sortiert. Damit früh genug darauf reagiert werden kann und ein Plan zur Bewältigung möglicher Probleme ausgearbeitet werden kann.</w:t>
+      </w:r>
+    </w:p>
+    <w:p>
+      <w:pPr>
+        <w:pStyle w:val="Text"/>
+      </w:pPr>
+      <w:r>
+        <w:t xml:space="preserve">-&gt; Verweis auf Anhang hinzufügen </w:t>
+      </w:r>
+    </w:p>
+    <w:p>
+      <w:pPr>
+        <w:jc w:val="left"/>
+      </w:pPr>
+      <w:r>
+        <w:br w:type="page"/>
+      </w:r>
+    </w:p>
+    <w:p>
+      <w:pPr>
+        <w:pStyle w:val="Heading3"/>
+      </w:pPr>
+      <w:r>
+        <w:lastRenderedPageBreak/>
+        <w:t>Komponenten Auswahl</w:t>
+      </w:r>
+    </w:p>
+    <w:p>
+      <w:pPr>
+        <w:pStyle w:val="Text"/>
+      </w:pPr>
+      <w:r>
+        <w:t xml:space="preserve">Bei der Auswahl der </w:t>
+      </w:r>
+      <w:r>
+        <w:t>Hardwarekomponenten</w:t>
+      </w:r>
+      <w:r>
+        <w:t xml:space="preserve"> gibt es viele relevante Faktoren. Wichtig hierbei ist die Wirtschaftlichkeit </w:t>
+      </w:r>
+      <w:r>
+        <w:t xml:space="preserve">der Entscheidungen. Ein Produkt kann zwar ideal für die Anwendung sein, jedoch bei weitem Außerhalb des Preisraumes liegen. Für die Firma Leitner ist es außerdem wichtig, dass die Bauteile auf ihrer Liferanten Liste steht, damit wird vor allem die Qualität abgesichert. </w:t>
+      </w:r>
+    </w:p>
+    <w:p>
+      <w:pPr>
+        <w:pStyle w:val="Text"/>
+      </w:pPr>
+    </w:p>
+    <w:p>
+      <w:pPr>
+        <w:pStyle w:val="Text"/>
         <w:rPr>
           <w:b/>
           <w:bCs/>
           <w:u w:val="single"/>
         </w:rPr>
-        <w:t>Risikotabelle</w:t>
-      </w:r>
-    </w:p>
-    <w:p>
-      <w:pPr>
-        <w:pStyle w:val="Text"/>
-      </w:pPr>
-      <w:r>
-        <w:t>In der Risiko Tabelle werden möglich eintretende Ereignisse sowie wichtige Entscheidungen nach der Eintrittswahrscheinlichkeit sortiert. Damit früh genug darauf reagiert werden kann und ein Plan zur Bewältigung möglicher Probleme ausgearbeitet werden kann.</w:t>
-      </w:r>
-    </w:p>
-    <w:p>
-      <w:pPr>
-        <w:pStyle w:val="Text"/>
-      </w:pPr>
-      <w:r>
-        <w:t xml:space="preserve">-&gt; Verweis auf Anhang hinzufügen </w:t>
-      </w:r>
-    </w:p>
-    <w:p>
-      <w:pPr>
-        <w:jc w:val="left"/>
-      </w:pPr>
-      <w:r>
-        <w:br w:type="page"/>
-      </w:r>
-    </w:p>
-    <w:p>
-      <w:pPr>
-        <w:pStyle w:val="Heading3"/>
-      </w:pPr>
-      <w:r>
-        <w:lastRenderedPageBreak/>
-        <w:t>Komponenten Auswahl</w:t>
-      </w:r>
-    </w:p>
-    <w:p>
-      <w:pPr>
-        <w:pStyle w:val="Text"/>
-      </w:pPr>
-      <w:r>
-        <w:t xml:space="preserve">Bei der Auswahl der </w:t>
-      </w:r>
-      <w:r>
-        <w:t>Hardwarekomponenten</w:t>
-      </w:r>
-      <w:r>
-        <w:t xml:space="preserve"> gibt es viele relevante Faktoren. Wichtig hierbei ist die Wirtschaftlichkeit </w:t>
-      </w:r>
-      <w:r>
-        <w:t xml:space="preserve">der Entscheidungen. Ein Produkt kann zwar ideal für die Anwendung sein, jedoch bei weitem Außerhalb des Preisraumes liegen. Für die Firma Leitner ist es außerdem wichtig, dass die Bauteile auf ihrer </w:t>
-      </w:r>
-      <w:proofErr w:type="spellStart"/>
-      <w:r>
-        <w:t>Liferanten</w:t>
-      </w:r>
-      <w:proofErr w:type="spellEnd"/>
-      <w:r>
-        <w:t xml:space="preserve"> Liste steht, damit wird vor allem die Qualität abgesichert. </w:t>
-      </w:r>
-    </w:p>
-    <w:p>
-      <w:pPr>
-        <w:pStyle w:val="Text"/>
-      </w:pPr>
-    </w:p>
-    <w:p>
-      <w:pPr>
-        <w:pStyle w:val="Text"/>
+      </w:pPr>
+      <w:r>
         <w:rPr>
           <w:b/>
           <w:bCs/>
           <w:u w:val="single"/>
         </w:rPr>
-      </w:pPr>
-      <w:r>
-        <w:rPr>
-          <w:b/>
-          <w:bCs/>
-          <w:u w:val="single"/>
-        </w:rPr>
         <w:t>Steuerung</w:t>
       </w:r>
     </w:p>
@@ -7300,56 +7126,19 @@
         <w:pStyle w:val="Text"/>
       </w:pPr>
       <w:r>
-        <w:t xml:space="preserve">Zur Ansteuerung der </w:t>
-      </w:r>
-      <w:proofErr w:type="spellStart"/>
-      <w:r>
-        <w:t>Hauptkomponten</w:t>
-      </w:r>
-      <w:proofErr w:type="spellEnd"/>
-      <w:r>
-        <w:t xml:space="preserve"> ist das Geeignetste ein </w:t>
-      </w:r>
-      <w:proofErr w:type="spellStart"/>
-      <w:r>
-        <w:t>RaspberryPi</w:t>
-      </w:r>
-      <w:proofErr w:type="spellEnd"/>
-      <w:r>
-        <w:t xml:space="preserve">. Dieser hat je nach </w:t>
-      </w:r>
-      <w:proofErr w:type="spellStart"/>
-      <w:r>
-        <w:t>version</w:t>
-      </w:r>
-      <w:proofErr w:type="spellEnd"/>
-      <w:r>
-        <w:t xml:space="preserve"> genug Ressourcen um den flüssigen und schnellen Betrieb zu gewährleisten. Außerdem wird bei den meisten anderen Mikrocontrollern nativ C als Programmiersprache eingesetzt, was für einige Bauteile von der Investierten Zeit her nicht ideal ist.</w:t>
-      </w:r>
-    </w:p>
-    <w:p>
-      <w:pPr>
-        <w:pStyle w:val="Text"/>
-      </w:pPr>
-      <w:r>
-        <w:t xml:space="preserve">Es gibt inzwischen eine Vielzahl von Raspberry Pi Modellen für die verschiedensten Anwendungsgebiete. Aufgrund der KI </w:t>
-      </w:r>
-      <w:proofErr w:type="spellStart"/>
-      <w:r>
-        <w:t>Verarbeitungsprozze</w:t>
-      </w:r>
-      <w:proofErr w:type="spellEnd"/>
-      <w:r>
-        <w:t xml:space="preserve"> in dieser Diplomarbeit, ist ein Pi mit hoher CPU Power gefragt. Infrage kommt daher eigentlich nur der Raspberry Pi 5 mit dem </w:t>
-      </w:r>
-      <w:r>
-        <w:t xml:space="preserve">Arm Cortex A76 </w:t>
-      </w:r>
-      <w:proofErr w:type="spellStart"/>
-      <w:r>
-        <w:t>processor</w:t>
-      </w:r>
-      <w:proofErr w:type="spellEnd"/>
+        <w:t>Zur Ansteuerung der Hauptkomponten ist das Geeignetste ein RaspberryPi. Dieser hat je nach version genug Ressourcen um den flüssigen und schnellen Betrieb zu gewährleisten. Außerdem wird bei den meisten anderen Mikrocontrollern nativ C als Programmiersprache eingesetzt, was für einige Bauteile von der Investierten Zeit her nicht ideal ist.</w:t>
+      </w:r>
+    </w:p>
+    <w:p>
+      <w:pPr>
+        <w:pStyle w:val="Text"/>
+      </w:pPr>
+      <w:r>
+        <w:t xml:space="preserve">Es gibt inzwischen eine Vielzahl von Raspberry Pi Modellen für die verschiedensten Anwendungsgebiete. Aufgrund der KI Verarbeitungsprozze in dieser Diplomarbeit, ist ein Pi mit hoher CPU Power gefragt. Infrage kommt daher eigentlich nur der Raspberry Pi 5 mit dem </w:t>
+      </w:r>
+      <w:r>
+        <w:t>Arm Cortex A76 processor</w:t>
+      </w:r>
       <w:r>
         <w:t xml:space="preserve"> mit 2,4Ghz.</w:t>
       </w:r>
@@ -7388,21 +7177,7 @@
         <w:rPr>
           <w:color w:val="000000" w:themeColor="text1"/>
         </w:rPr>
-        <w:t xml:space="preserve">Was beim Raspberry Pi zusätzlich nicht vernachlässigt werden darf, ist die Speicherung der Daten. Die Erfahrung vieler Nutzer des Raspberry Pi zeigt, dass die Micro SD Card die oft mitgeliefert wird der erste Ausfallgrund des </w:t>
-      </w:r>
-      <w:proofErr w:type="spellStart"/>
-      <w:r>
-        <w:rPr>
-          <w:color w:val="000000" w:themeColor="text1"/>
-        </w:rPr>
-        <w:t>Raspi’s</w:t>
-      </w:r>
-      <w:proofErr w:type="spellEnd"/>
-      <w:r>
-        <w:rPr>
-          <w:color w:val="000000" w:themeColor="text1"/>
-        </w:rPr>
-        <w:t xml:space="preserve"> ist. Bei der </w:t>
+        <w:t xml:space="preserve">Was beim Raspberry Pi zusätzlich nicht vernachlässigt werden darf, ist die Speicherung der Daten. Die Erfahrung vieler Nutzer des Raspberry Pi zeigt, dass die Micro SD Card die oft mitgeliefert wird der erste Ausfallgrund des Raspi’s ist. Bei der </w:t>
       </w:r>
       <w:r>
         <w:rPr>
@@ -7449,15 +7224,7 @@
         <w:pStyle w:val="Text"/>
       </w:pPr>
       <w:r>
-        <w:t xml:space="preserve">Das einzige Problem des </w:t>
-      </w:r>
-      <w:proofErr w:type="spellStart"/>
-      <w:r>
-        <w:t>Raspi</w:t>
-      </w:r>
-      <w:proofErr w:type="spellEnd"/>
-      <w:r>
-        <w:t xml:space="preserve"> in Hinsicht auf dieses Projekt ist, dass er kein passendes PWM-Signal für einen RGB-Streifen generieren kann und somit diese nicht ansteuern kann. Somit muss ein Treiberbaustein mit passender Firmware dazwischen geschalten werden, um den Betrieb der Beleuchtung zu ermöglichen. Entschieden wurde sich hierbei für einen ESP8266 basierten Controller, den LOLIN D1 Mini. Dieser ist kleiner als der ESP32 und hat weniger I/O Pins. Somit ist er platzsparender und Leistungseffizienter, da sowieso nur zwei Pins benötigt werden.</w:t>
+        <w:t>Das einzige Problem des Raspi in Hinsicht auf dieses Projekt ist, dass er kein passendes PWM-Signal für einen RGB-Streifen generieren kann und somit diese nicht ansteuern kann. Somit muss ein Treiberbaustein mit passender Firmware dazwischen geschalten werden, um den Betrieb der Beleuchtung zu ermöglichen. Entschieden wurde sich hierbei für einen ESP8266 basierten Controller, den LOLIN D1 Mini. Dieser ist kleiner als der ESP32 und hat weniger I/O Pins. Somit ist er platzsparender und Leistungseffizienter, da sowieso nur zwei Pins benötigt werden.</w:t>
       </w:r>
     </w:p>
     <w:p>
@@ -7600,55 +7367,23 @@
         <w:t>Bei den Kameras gibt es zwei geeignete Arten für eine Ansteuerung mit dem Raspberry Pi</w:t>
       </w:r>
       <w:r>
-        <w:t xml:space="preserve"> 5: USB und CSI. Da diese für den Raspberry Pi konzipiert sind und auch mit dem schnelleren CSI angesteuert werden können, wären die RPI </w:t>
-      </w:r>
-      <w:proofErr w:type="spellStart"/>
-      <w:r>
-        <w:t>Camera</w:t>
-      </w:r>
-      <w:proofErr w:type="spellEnd"/>
-      <w:r>
-        <w:t xml:space="preserve"> Modules prinzipiell ideal für dieses Einsatzgebiet. Das Hauptproblem hierbei ist, dass sich am Raspberry Pi 5 nur zwei Anschlüsse für diese Kameras befinden. Hierbei gibt es mehrere Möglichkeiten, das zu lösen.</w:t>
-      </w:r>
-    </w:p>
-    <w:p>
-      <w:pPr>
-        <w:pStyle w:val="Text"/>
-      </w:pPr>
-    </w:p>
-    <w:p>
-      <w:pPr>
-        <w:pStyle w:val="Text"/>
-      </w:pPr>
-      <w:r>
-        <w:t xml:space="preserve">Vom Hersteller </w:t>
-      </w:r>
-      <w:proofErr w:type="spellStart"/>
-      <w:r>
-        <w:t>Arducam</w:t>
-      </w:r>
-      <w:proofErr w:type="spellEnd"/>
-      <w:r>
-        <w:t xml:space="preserve"> werden spezielle Adapter-Platinen für diesen Fall Geboten. </w:t>
-      </w:r>
-      <w:r>
-        <w:t xml:space="preserve">Die billigste Variante hierfür liegt bei ca. 50$ auf der </w:t>
-      </w:r>
-      <w:proofErr w:type="spellStart"/>
-      <w:r>
-        <w:t>Arducam</w:t>
-      </w:r>
-      <w:proofErr w:type="spellEnd"/>
-      <w:r>
-        <w:t xml:space="preserve"> Webseite. Zum Zeitpunkt der Auswahl gab es auf Elektronikverteilerseiten wie </w:t>
-      </w:r>
-      <w:proofErr w:type="spellStart"/>
-      <w:r>
-        <w:t>Digikey</w:t>
-      </w:r>
-      <w:proofErr w:type="spellEnd"/>
-      <w:r>
-        <w:t xml:space="preserve"> Angebote für dieses Produkt im Preisbereich von 90€, was es von der wirtschaftlichen Seite her zu einer schlechten Option macht.</w:t>
+        <w:t xml:space="preserve"> 5: USB und CSI. Da diese für den Raspberry Pi konzipiert sind und auch mit dem schnelleren CSI angesteuert werden können, wären die RPI Camera Modules prinzipiell ideal für dieses Einsatzgebiet. Das Hauptproblem hierbei ist, dass sich am Raspberry Pi 5 nur zwei Anschlüsse für diese Kameras befinden. Hierbei gibt es mehrere Möglichkeiten, das zu lösen.</w:t>
+      </w:r>
+    </w:p>
+    <w:p>
+      <w:pPr>
+        <w:pStyle w:val="Text"/>
+      </w:pPr>
+    </w:p>
+    <w:p>
+      <w:pPr>
+        <w:pStyle w:val="Text"/>
+      </w:pPr>
+      <w:r>
+        <w:t xml:space="preserve">Vom Hersteller Arducam werden spezielle Adapter-Platinen für diesen Fall Geboten. </w:t>
+      </w:r>
+      <w:r>
+        <w:t>Die billigste Variante hierfür liegt bei ca. 50$ auf der Arducam Webseite. Zum Zeitpunkt der Auswahl gab es auf Elektronikverteilerseiten wie Digikey Angebote für dieses Produkt im Preisbereich von 90€, was es von der wirtschaftlichen Seite her zu einer schlechten Option macht.</w:t>
       </w:r>
     </w:p>
     <w:p>
@@ -7709,42 +7444,18 @@
       </w:pPr>
       <w:r>
         <w:lastRenderedPageBreak/>
-        <w:t xml:space="preserve">Die zwei entscheidenden Faktoren für die Kameratechnik sind Auflösung und Brennweite. Da die Tiefenkamera bereits ein Hochauflösendes Bild erstellt, ist es nur mehr von </w:t>
-      </w:r>
-      <w:proofErr w:type="spellStart"/>
-      <w:r>
-        <w:t>nöten</w:t>
-      </w:r>
-      <w:proofErr w:type="spellEnd"/>
-      <w:r>
-        <w:t xml:space="preserve"> eine Auflösung im mittleren Qualitätsbereich aufzunehmen.</w:t>
-      </w:r>
-    </w:p>
-    <w:p>
-      <w:pPr>
-        <w:pStyle w:val="Text"/>
-      </w:pPr>
-      <w:r>
-        <w:t xml:space="preserve">Die Brennweite ist hier eher ein wichtigerer </w:t>
-      </w:r>
-      <w:proofErr w:type="spellStart"/>
-      <w:r>
-        <w:t>punkt</w:t>
-      </w:r>
-      <w:proofErr w:type="spellEnd"/>
-      <w:r>
-        <w:t>, da sich die Kameras sehr nahe an den zu messenden Objekten befinden. Das Gehäuse wird nach den gewählten Kameras dimensioniert. Hat die Kamera eine geringere Brennweite, so muss ein größeres Gehäuse geplant werden um die gleichen Objekte aufnehmen zu können</w:t>
-      </w:r>
-      <w:r>
-        <w:t xml:space="preserve">. Vom Hersteller </w:t>
-      </w:r>
-      <w:proofErr w:type="spellStart"/>
-      <w:r>
-        <w:t>DFRobot</w:t>
-      </w:r>
-      <w:proofErr w:type="spellEnd"/>
-      <w:r>
-        <w:t xml:space="preserve"> gibt es hierzu eine Kamera die genau diese Anforderungen erfüllt. Die </w:t>
+        <w:t>Die zwei entscheidenden Faktoren für die Kameratechnik sind Auflösung und Brennweite. Da die Tiefenkamera bereits ein Hochauflösendes Bild erstellt, ist es nur mehr von nöten eine Auflösung im mittleren Qualitätsbereich aufzunehmen.</w:t>
+      </w:r>
+    </w:p>
+    <w:p>
+      <w:pPr>
+        <w:pStyle w:val="Text"/>
+      </w:pPr>
+      <w:r>
+        <w:t>Die Brennweite ist hier eher ein wichtigerer punkt, da sich die Kameras sehr nahe an den zu messenden Objekten befinden. Das Gehäuse wird nach den gewählten Kameras dimensioniert. Hat die Kamera eine geringere Brennweite, so muss ein größeres Gehäuse geplant werden um die gleichen Objekte aufnehmen zu können</w:t>
+      </w:r>
+      <w:r>
+        <w:t xml:space="preserve">. Vom Hersteller DFRobot gibt es hierzu eine Kamera die genau diese Anforderungen erfüllt. Die </w:t>
       </w:r>
       <w:r>
         <w:t>FIT0892</w:t>
@@ -7798,15 +7509,7 @@
         <w:pStyle w:val="Text"/>
       </w:pPr>
       <w:r>
-        <w:t xml:space="preserve">Bei den </w:t>
-      </w:r>
-      <w:proofErr w:type="spellStart"/>
-      <w:r>
-        <w:t>Wägezellen</w:t>
-      </w:r>
-      <w:proofErr w:type="spellEnd"/>
-      <w:r>
-        <w:t xml:space="preserve"> wurde sich für die Zellen von der Firma Kern entschieden. Hier wurden die CP 20-2Y1 mit einer maximalen Traglast von jeweils 20Kg gewählt. Diese sind gut dokumentiert, bieten genug Traglast und sind auch stabil gebaut, im Gegensatz zu billigen chinesischen Produkten. </w:t>
+        <w:t xml:space="preserve">Bei den Wägezellen wurde sich für die Zellen von der Firma Kern entschieden. Hier wurden die CP 20-2Y1 mit einer maximalen Traglast von jeweils 20Kg gewählt. Diese sind gut dokumentiert, bieten genug Traglast und sind auch stabil gebaut, im Gegensatz zu billigen chinesischen Produkten. </w:t>
       </w:r>
     </w:p>
     <w:p>
@@ -8216,11 +7919,9 @@
             <w:tcW w:w="1600" w:type="dxa"/>
           </w:tcPr>
           <w:p>
-            <w:proofErr w:type="spellStart"/>
             <w:r>
               <w:t>Wägezellen</w:t>
             </w:r>
-            <w:proofErr w:type="spellEnd"/>
           </w:p>
         </w:tc>
         <w:tc>
@@ -8618,11 +8319,9 @@
             <w:tcW w:w="1500" w:type="dxa"/>
           </w:tcPr>
           <w:p>
-            <w:proofErr w:type="spellStart"/>
             <w:r>
               <w:t>Digikey</w:t>
             </w:r>
-            <w:proofErr w:type="spellEnd"/>
           </w:p>
         </w:tc>
         <w:tc>
@@ -8685,11 +8384,9 @@
             <w:tcW w:w="1500" w:type="dxa"/>
           </w:tcPr>
           <w:p>
-            <w:proofErr w:type="spellStart"/>
             <w:r>
               <w:t>Digikey</w:t>
             </w:r>
-            <w:proofErr w:type="spellEnd"/>
           </w:p>
         </w:tc>
         <w:tc>
@@ -8752,11 +8449,9 @@
             <w:tcW w:w="1500" w:type="dxa"/>
           </w:tcPr>
           <w:p>
-            <w:proofErr w:type="spellStart"/>
             <w:r>
               <w:t>Digikey</w:t>
             </w:r>
-            <w:proofErr w:type="spellEnd"/>
           </w:p>
         </w:tc>
         <w:tc>
@@ -8827,7 +8522,6 @@
           <w:u w:val="single"/>
         </w:rPr>
       </w:pPr>
-      <w:proofErr w:type="spellStart"/>
       <w:r>
         <w:rPr>
           <w:b/>
@@ -8836,7 +8530,6 @@
         </w:rPr>
         <w:t>Schematik</w:t>
       </w:r>
-      <w:proofErr w:type="spellEnd"/>
     </w:p>
     <w:p>
       <w:pPr>
@@ -8858,23 +8551,7 @@
         <w:t>des Raspberry Pis</w:t>
       </w:r>
       <w:r>
-        <w:t xml:space="preserve"> bzw. des Gesamten Geräts mittels Taster. Diese Entwürfe beruhten auf den verbauten </w:t>
-      </w:r>
-      <w:proofErr w:type="spellStart"/>
-      <w:r>
-        <w:t>WakeUp</w:t>
-      </w:r>
-      <w:proofErr w:type="spellEnd"/>
-      <w:r>
-        <w:t xml:space="preserve"> Pins des </w:t>
-      </w:r>
-      <w:proofErr w:type="spellStart"/>
-      <w:r>
-        <w:t>Pi’s</w:t>
-      </w:r>
-      <w:proofErr w:type="spellEnd"/>
-      <w:r>
-        <w:t>. schaltet man diese</w:t>
+        <w:t xml:space="preserve"> bzw. des Gesamten Geräts mittels Taster. Diese Entwürfe beruhten auf den verbauten WakeUp Pins des Pi’s. schaltet man diese</w:t>
       </w:r>
       <w:r>
         <w:t>,</w:t>
@@ -8920,36 +8597,23 @@
         <w:pStyle w:val="Text"/>
       </w:pPr>
       <w:r>
-        <w:t xml:space="preserve">Insgesamt wurden zwei </w:t>
-      </w:r>
-      <w:proofErr w:type="spellStart"/>
-      <w:r>
-        <w:t>Schematics</w:t>
-      </w:r>
-      <w:proofErr w:type="spellEnd"/>
-      <w:r>
-        <w:t xml:space="preserve"> erstellt, eine als gesamten Stromlaufplan mit allen elektrischen Anschlüssen des gesamten Projekts.</w:t>
-      </w:r>
-    </w:p>
-    <w:p>
-      <w:pPr>
-        <w:pStyle w:val="Text"/>
-      </w:pPr>
-    </w:p>
-    <w:p>
-      <w:pPr>
-        <w:pStyle w:val="Text"/>
-      </w:pPr>
-      <w:r>
-        <w:t xml:space="preserve">Und eine </w:t>
-      </w:r>
-      <w:proofErr w:type="spellStart"/>
-      <w:r>
-        <w:t>Schematik</w:t>
-      </w:r>
-      <w:proofErr w:type="spellEnd"/>
-      <w:r>
-        <w:t>, welche alle Verbindungen und Bauteile der PCB beinhaltet.</w:t>
+        <w:t>Insgesamt wurden zwei Schematics erstellt, eine als gesamten Stromlaufplan mit allen elektrischen Anschlüssen des gesamten Projekts.</w:t>
+      </w:r>
+      <w:r>
+        <w:t xml:space="preserve"> Diese Datei dient als Basis für die gesamte Verkabelung und soll auch dazu beitragen, dass das Gerät bei einem Hardware-Defekt sehr schnell repariert werden kann. </w:t>
+      </w:r>
+    </w:p>
+    <w:p>
+      <w:pPr>
+        <w:pStyle w:val="Text"/>
+      </w:pPr>
+    </w:p>
+    <w:p>
+      <w:pPr>
+        <w:pStyle w:val="Text"/>
+      </w:pPr>
+      <w:r>
+        <w:t>Und eine Schematik, welche alle Verbindungen und Bauteile der PCB beinhaltet.</w:t>
       </w:r>
     </w:p>
     <w:p>
@@ -8980,42 +8644,14 @@
         <w:pStyle w:val="Text"/>
       </w:pPr>
       <w:r>
-        <w:t xml:space="preserve">Für den gesamten Stromlaufplan wurde eine </w:t>
-      </w:r>
-      <w:proofErr w:type="spellStart"/>
-      <w:r>
-        <w:t>Schematik</w:t>
-      </w:r>
-      <w:proofErr w:type="spellEnd"/>
-      <w:r>
-        <w:t xml:space="preserve"> Library für Altium erstellt. Altium hat hierbei einen guten Library Manager mit welchem einfach Komponenten erstellt werden können.</w:t>
-      </w:r>
-      <w:r>
-        <w:t xml:space="preserve"> Auf Seiten wie </w:t>
-      </w:r>
-      <w:proofErr w:type="spellStart"/>
-      <w:r>
-        <w:t>SnapEDA</w:t>
-      </w:r>
-      <w:proofErr w:type="spellEnd"/>
-      <w:r>
-        <w:t xml:space="preserve"> oder </w:t>
-      </w:r>
-      <w:proofErr w:type="spellStart"/>
-      <w:r>
-        <w:t>UltraLibrarian</w:t>
-      </w:r>
-      <w:proofErr w:type="spellEnd"/>
-      <w:r>
-        <w:t xml:space="preserve"> gibt es zwar eine riesige Auswahl an Bauteilen unter welchen </w:t>
-      </w:r>
-      <w:proofErr w:type="spellStart"/>
-      <w:r>
-        <w:t>warscheinlich</w:t>
-      </w:r>
-      <w:proofErr w:type="spellEnd"/>
-      <w:r>
-        <w:t xml:space="preserve"> auch die benötigten Bauteile enthalten sind. Aus eigener Erfahrung kann es aber sehr Zeitaufwendig sein das passende Bauteil mit den richtigen Anschlüssen dort zu finden. Deshalb war es schneller und einfacher, Diese Files selbst zu generieren</w:t>
+        <w:t>Für den gesamten Stromlaufplan wurde eine Schematik Library für Altium erstellt. Altium hat hierbei einen guten Library Manager mit welchem einfach Komponenten erstellt werden können.</w:t>
+      </w:r>
+      <w:r>
+        <w:t xml:space="preserve"> Auf Seiten wie SnapEDA oder UltraLibrarian gibt es zwar eine riesige Auswahl an Bauteilen unter welchen warscheinlich auch die benötigten Bauteile enthalten sind. Aus eigener Erfahrung kann es aber sehr Zeitaufwendig sein </w:t>
+      </w:r>
+      <w:r>
+        <w:lastRenderedPageBreak/>
+        <w:t>das passende Bauteil mit den richtigen Anschlüssen dort zu finden. Deshalb war es schneller und einfacher, Diese Files selbst zu generieren</w:t>
       </w:r>
     </w:p>
     <w:p>
@@ -9041,7 +8677,6 @@
           <w:bCs/>
           <w:u w:val="single"/>
         </w:rPr>
-        <w:lastRenderedPageBreak/>
         <w:t>PCB</w:t>
       </w:r>
     </w:p>
@@ -9161,15 +8796,7 @@
     <w:p/>
     <w:p>
       <w:r>
-        <w:t xml:space="preserve">Der LOLIN D1 MINI, der I2C MUX und die ADCs können mit </w:t>
-      </w:r>
-      <w:proofErr w:type="spellStart"/>
-      <w:r>
-        <w:t>Buchsenleisten</w:t>
-      </w:r>
-      <w:proofErr w:type="spellEnd"/>
-      <w:r>
-        <w:t xml:space="preserve"> direkt auf der Platine verbaut werden</w:t>
+        <w:t>Der LOLIN D1 MINI, der I2C MUX und die ADCs können mit Buchsenleisten direkt auf der Platine verbaut werden</w:t>
       </w:r>
       <w:r>
         <w:t>.</w:t>
@@ -9184,7 +8811,13 @@
         <w:t>ein Stecker</w:t>
       </w:r>
       <w:r>
-        <w:t xml:space="preserve"> auf der Platine hinzugefügt, welcher den 40 Pin Header des Pi mit der Platine verbindet.</w:t>
+        <w:t xml:space="preserve"> auf der Platine hinzugefügt, welcher den 40 </w:t>
+      </w:r>
+      <w:r>
+        <w:t>Pin-Header</w:t>
+      </w:r>
+      <w:r>
+        <w:t xml:space="preserve"> des Pi mit der Platine verbindet.</w:t>
       </w:r>
     </w:p>
     <w:p/>
@@ -9496,6 +9129,11 @@
     <w:p>
       <w:pPr>
         <w:pStyle w:val="Text"/>
+      </w:pPr>
+    </w:p>
+    <w:p>
+      <w:pPr>
+        <w:pStyle w:val="Text"/>
         <w:rPr>
           <w:b/>
           <w:bCs/>
@@ -9510,91 +9148,117 @@
         </w:rPr>
         <w:t>3D Design</w:t>
       </w:r>
-    </w:p>
-    <w:p>
-      <w:pPr>
-        <w:pStyle w:val="Text"/>
-      </w:pPr>
-      <w:r>
-        <w:t xml:space="preserve">Im Bereich der Kleingeräte muss für alle Kameras, inklusive Blitzvorrichtungen, für die Platine, für den Raspberry Pi sowie für den aktiven </w:t>
-      </w:r>
-      <w:r>
-        <w:t>USB-Hub</w:t>
-      </w:r>
-      <w:r>
-        <w:t xml:space="preserve"> ein eigenes Gehäuse entwickelt werden. Da es sich um verhältnismäßig kleine Bauteile handelt, werden diese Gehäuseteile 3D gedruckt.</w:t>
-      </w:r>
-    </w:p>
-    <w:p>
-      <w:pPr>
-        <w:pStyle w:val="Text"/>
-      </w:pPr>
-      <w:r>
-        <w:t xml:space="preserve">Um die benötigten </w:t>
-      </w:r>
-      <w:r>
-        <w:t>STL-Dateien</w:t>
-      </w:r>
-      <w:r>
-        <w:t xml:space="preserve"> zu </w:t>
-      </w:r>
-      <w:r>
-        <w:t>kreieren,</w:t>
-      </w:r>
-      <w:r>
-        <w:t xml:space="preserve"> wird das Programm Autodesk Inventor verwendet. Dieses bietet umfassende Tools zur 3D </w:t>
-      </w:r>
-      <w:r>
-        <w:t>CAD-Entwicklung</w:t>
-      </w:r>
-      <w:r>
-        <w:t xml:space="preserve">. </w:t>
-      </w:r>
-    </w:p>
-    <w:p>
-      <w:pPr>
-        <w:pStyle w:val="Text"/>
-      </w:pPr>
-    </w:p>
-    <w:p>
-      <w:pPr>
-        <w:pStyle w:val="Text"/>
+      <w:r>
         <w:rPr>
           <w:b/>
           <w:bCs/>
           <w:u w:val="single"/>
         </w:rPr>
-      </w:pPr>
-      <w:r>
+        <w:t>/Druck</w:t>
+      </w:r>
+    </w:p>
+    <w:p>
+      <w:pPr>
+        <w:pStyle w:val="Text"/>
+      </w:pPr>
+      <w:r>
+        <w:t xml:space="preserve">Im Bereich der Kleingeräte muss für alle Kameras, inklusive Blitzvorrichtungen, für die Platine, für den Raspberry Pi sowie für den aktiven </w:t>
+      </w:r>
+      <w:r>
+        <w:t>USB-Hub</w:t>
+      </w:r>
+      <w:r>
+        <w:t xml:space="preserve"> ein eigenes Gehäuse entwickelt werden. Da es sich um verhältnismäßig kleine Bauteile handelt, werden diese Gehäuseteile 3D gedruckt.</w:t>
+      </w:r>
+    </w:p>
+    <w:p>
+      <w:pPr>
+        <w:pStyle w:val="Text"/>
+      </w:pPr>
+      <w:r>
+        <w:t xml:space="preserve">Um die benötigten </w:t>
+      </w:r>
+      <w:r>
+        <w:t>STL-Dateien</w:t>
+      </w:r>
+      <w:r>
+        <w:t xml:space="preserve"> zu </w:t>
+      </w:r>
+      <w:r>
+        <w:t>kreieren,</w:t>
+      </w:r>
+      <w:r>
+        <w:t xml:space="preserve"> wird das Programm Autodesk Inventor verwendet. Dieses bietet umfassende Tools zur 3D </w:t>
+      </w:r>
+      <w:r>
+        <w:t>CAD-Entwicklung</w:t>
+      </w:r>
+      <w:r>
+        <w:t xml:space="preserve">. </w:t>
+      </w:r>
+    </w:p>
+    <w:p>
+      <w:pPr>
+        <w:pStyle w:val="Text"/>
+      </w:pPr>
+      <w:r>
+        <w:t>Bei den Kameras wird ein Gehäuse entwickelt welches die benötigten Ausschnitte für die Verkabelung hat und zusätzlich einen Ring</w:t>
+      </w:r>
+      <w:r>
+        <w:t xml:space="preserve"> vorne drauf enthält auf dem später der RGB Ring für das Blitzlicht montiert wird.</w:t>
+      </w:r>
+    </w:p>
+    <w:p>
+      <w:pPr>
+        <w:pStyle w:val="Text"/>
+      </w:pPr>
+    </w:p>
+    <w:p>
+      <w:pPr>
+        <w:pStyle w:val="Text"/>
+      </w:pPr>
+      <w:r>
+        <w:t xml:space="preserve">Gedruckt werden die Bauteile in einem persönlichen SLA-Resin-Drucker. </w:t>
+      </w:r>
+    </w:p>
+    <w:p>
+      <w:pPr>
+        <w:pStyle w:val="Text"/>
+      </w:pPr>
+    </w:p>
+    <w:p>
+      <w:pPr>
+        <w:jc w:val="left"/>
+      </w:pPr>
+      <w:r>
+        <w:br w:type="page"/>
+      </w:r>
+    </w:p>
+    <w:p>
+      <w:pPr>
+        <w:pStyle w:val="Text"/>
         <w:rPr>
           <w:b/>
           <w:bCs/>
           <w:u w:val="single"/>
         </w:rPr>
-        <w:t>3D Druck</w:t>
-      </w:r>
-    </w:p>
-    <w:p>
-      <w:pPr>
-        <w:pStyle w:val="Text"/>
-      </w:pPr>
-    </w:p>
-    <w:p>
-      <w:pPr>
-        <w:pStyle w:val="Text"/>
+      </w:pPr>
+      <w:r>
         <w:rPr>
           <w:b/>
           <w:bCs/>
           <w:u w:val="single"/>
         </w:rPr>
-      </w:pPr>
+        <w:lastRenderedPageBreak/>
+        <w:t>Planung</w:t>
+      </w:r>
       <w:r>
         <w:rPr>
           <w:b/>
           <w:bCs/>
           <w:u w:val="single"/>
         </w:rPr>
-        <w:t>Dimensionierung des Gehäuses</w:t>
+        <w:t xml:space="preserve"> des Gehäuses</w:t>
       </w:r>
     </w:p>
     <w:p>
@@ -9615,6 +9279,27 @@
       <w:r>
         <w:t xml:space="preserve">. </w:t>
       </w:r>
+    </w:p>
+    <w:p>
+      <w:pPr>
+        <w:pStyle w:val="Text"/>
+      </w:pPr>
+      <w:r>
+        <w:t>-&gt; vielleicht verweis auf Felix Doku?</w:t>
+      </w:r>
+    </w:p>
+    <w:p>
+      <w:pPr>
+        <w:pStyle w:val="Text"/>
+      </w:pPr>
+      <w:r>
+        <w:t xml:space="preserve">Länge/Breite: Für die die Höhe und die Breite muss vor allem auf die Brennweite der anderen Kameras geachtet werden. Sind diese nämlich zu nahe am Objekt, kann es sein, dass nicht das ganze Objekt fotografiert wird. Daher musste sich über die Winkelfunktionen ein minimaler Abstand errechnet werden, der eingehalten werden muss. </w:t>
+      </w:r>
+    </w:p>
+    <w:p>
+      <w:pPr>
+        <w:pStyle w:val="Text"/>
+      </w:pPr>
     </w:p>
     <w:p>
       <w:pPr>
@@ -9639,15 +9324,15 @@
         <w:pStyle w:val="Text"/>
       </w:pPr>
       <w:r>
-        <w:t xml:space="preserve">Das Grundgerüst der Box besteht aus Fichten-Vollholz. Hierbei gibt es zwei Rahmen. Den tragenden Rahmen unten, auf welchem die </w:t>
-      </w:r>
-      <w:proofErr w:type="spellStart"/>
-      <w:r>
-        <w:t>Wägezellen</w:t>
-      </w:r>
-      <w:proofErr w:type="spellEnd"/>
-      <w:r>
-        <w:t xml:space="preserve"> montiert werden und einen dünneren Rahmen, der die Stabilität der Box und der Wandplatten gewährleistet</w:t>
+        <w:t>Das Grundgerüst der Box besteht aus Fichten-Vollholz. Hierbei gibt es zwei Rahmen. Den tragenden Rahmen unten, auf welchem die Wägezellen montiert werden und einen dünneren Rahmen, der die Stabilität der Box und der Wandplatten gewährleistet</w:t>
+      </w:r>
+    </w:p>
+    <w:p>
+      <w:pPr>
+        <w:pStyle w:val="Text"/>
+      </w:pPr>
+      <w:r>
+        <w:t>Im unteren Rahmen wurden Einfräsungen gemacht um dort die Wägezellen zu montieren und die dazugehörigen Kabel zu verstecken. Somit haben die Kabel eine geringere Wahrscheinlichkeit durch Umwelt Einflüsse beschädigt zu werden.</w:t>
       </w:r>
     </w:p>
     <w:p>
@@ -9673,6 +9358,7 @@
         <w:pStyle w:val="Heading3"/>
       </w:pPr>
       <w:r>
+        <w:lastRenderedPageBreak/>
         <w:t>Gehäusemontage</w:t>
       </w:r>
     </w:p>
@@ -9682,6 +9368,66 @@
       </w:pPr>
       <w:r>
         <w:t>Nach Finalisierung der Box und der einzelnen Gehäuseteile, wird alles zusammengesetzt</w:t>
+      </w:r>
+    </w:p>
+    <w:p>
+      <w:pPr>
+        <w:pStyle w:val="Text"/>
+      </w:pPr>
+    </w:p>
+    <w:p>
+      <w:pPr>
+        <w:pStyle w:val="Heading3"/>
+      </w:pPr>
+      <w:r>
+        <w:t>Vernetzung</w:t>
+      </w:r>
+    </w:p>
+    <w:p>
+      <w:pPr>
+        <w:pStyle w:val="Text"/>
+      </w:pPr>
+      <w:r>
+        <w:t xml:space="preserve">Eine fertige Hardware hat wenig Sinn, wenn keine Software darauf gespielt werden kann, um das Gerät zu testen. Damit das Gerät aber nicht immer </w:t>
+      </w:r>
+      <w:r>
+        <w:t>zwischen den Projektpartnern hin und her gereicht werden muss, wird eine temporäre VPN-Verbindung hergestellt.</w:t>
+      </w:r>
+    </w:p>
+    <w:p>
+      <w:pPr>
+        <w:pStyle w:val="Text"/>
+      </w:pPr>
+      <w:r>
+        <w:t>Genutzt wurde hier der Service Tailscale, welcher eine intuitive und einfache Anwendung ermöglicht. In Tailscale wird anfangs ein Account erstellt. Der Service wird anschließend auf allen Geräten die sich im VPN-Netz befinden sollten installiert. Dort muss sich dann nur mehr mit dem zuvor erstellten Account eingeloggt werden und schon ist man mit dem Netzwerk verbunden.</w:t>
+      </w:r>
+    </w:p>
+    <w:p>
+      <w:pPr>
+        <w:pStyle w:val="Text"/>
+      </w:pPr>
+      <w:r>
+        <w:t xml:space="preserve">Ein kleiner Stolperstein bei diesem System war der Raspberry Pi selbst. Dieser muss </w:t>
+      </w:r>
+      <w:r>
+        <w:t>nämlich,</w:t>
+      </w:r>
+      <w:r>
+        <w:t xml:space="preserve"> um die Verbindung zu ermöglichen ans Internet geschlossen werden. Der Raspberry Pi macht aber oft nicht ganz das was er </w:t>
+      </w:r>
+      <w:r>
+        <w:t>tun soll,</w:t>
+      </w:r>
+      <w:r>
+        <w:t xml:space="preserve"> und so muss oft Manuell das LAN-Interface gestartet werden, da er den Befehl der eigentlich auch ins Startup geschrieben worden ist nicht ausführt.</w:t>
+      </w:r>
+    </w:p>
+    <w:p>
+      <w:pPr>
+        <w:pStyle w:val="Text"/>
+      </w:pPr>
+      <w:r>
+        <w:t xml:space="preserve">Außerdem hat der Raspi keine RTC </w:t>
       </w:r>
     </w:p>
     <w:p>
@@ -9702,6 +9448,7 @@
       </w:pPr>
       <w:bookmarkStart w:id="38" w:name="_Toc200467202"/>
       <w:r>
+        <w:lastRenderedPageBreak/>
         <w:t>Weitere individuelle Abschnitte</w:t>
       </w:r>
       <w:bookmarkEnd w:id="38"/>
@@ -9720,21 +9467,7 @@
         <w:rPr>
           <w:color w:val="0066FF"/>
         </w:rPr>
-        <w:t xml:space="preserve">(FV = Text) Diese Abschnitte sind individuell mit Ihren </w:t>
-      </w:r>
-      <w:proofErr w:type="spellStart"/>
-      <w:r>
-        <w:rPr>
-          <w:color w:val="0066FF"/>
-        </w:rPr>
-        <w:t>Betreuer:innen</w:t>
-      </w:r>
-      <w:proofErr w:type="spellEnd"/>
-      <w:r>
-        <w:rPr>
-          <w:color w:val="0066FF"/>
-        </w:rPr>
-        <w:t xml:space="preserve"> festzulegen.</w:t>
+        <w:t>(FV = Text) Diese Abschnitte sind individuell mit Ihren Betreuer:innen festzulegen.</w:t>
       </w:r>
     </w:p>
     <w:p>
@@ -9910,15 +9643,7 @@
       <w:bookmarkStart w:id="42" w:name="_Toc200467205"/>
       <w:r>
         <w:lastRenderedPageBreak/>
-        <w:t xml:space="preserve">Dokumentation </w:t>
-      </w:r>
-      <w:proofErr w:type="spellStart"/>
-      <w:r>
-        <w:t>Schüler:in</w:t>
-      </w:r>
-      <w:proofErr w:type="spellEnd"/>
-      <w:r>
-        <w:t xml:space="preserve"> 2: </w:t>
+        <w:t xml:space="preserve">Dokumentation Schüler:in 2: </w:t>
       </w:r>
       <w:r>
         <w:rPr>
@@ -9950,21 +9675,7 @@
         <w:rPr>
           <w:color w:val="0066FF"/>
         </w:rPr>
-        <w:t xml:space="preserve">(FV = Text) Der Aufbau dieses Kapitels ist </w:t>
-      </w:r>
-      <w:proofErr w:type="spellStart"/>
-      <w:r>
-        <w:rPr>
-          <w:color w:val="0066FF"/>
-        </w:rPr>
-        <w:t>grudsätzlich</w:t>
-      </w:r>
-      <w:proofErr w:type="spellEnd"/>
-      <w:r>
-        <w:rPr>
-          <w:color w:val="0066FF"/>
-        </w:rPr>
-        <w:t xml:space="preserve"> gleich wie von Kapitel 2. </w:t>
+        <w:t xml:space="preserve">(FV = Text) Der Aufbau dieses Kapitels ist grudsätzlich gleich wie von Kapitel 2. </w:t>
       </w:r>
     </w:p>
     <w:p>
@@ -10385,13 +10096,8 @@
             <w:pPr>
               <w:pStyle w:val="TextinTabelle"/>
             </w:pPr>
-            <w:proofErr w:type="spellStart"/>
-            <w:r>
-              <w:t>Schüler:in</w:t>
-            </w:r>
-            <w:proofErr w:type="spellEnd"/>
-            <w:r>
-              <w:t xml:space="preserve"> 1</w:t>
+            <w:r>
+              <w:t>Schüler:in 1</w:t>
             </w:r>
           </w:p>
         </w:tc>
@@ -10555,21 +10261,7 @@
         <w:rPr>
           <w:color w:val="0066FF"/>
         </w:rPr>
-        <w:t xml:space="preserve">Wird mithilfe von </w:t>
-      </w:r>
-      <w:proofErr w:type="spellStart"/>
-      <w:r>
-        <w:rPr>
-          <w:color w:val="0066FF"/>
-        </w:rPr>
-        <w:t>Zotero</w:t>
-      </w:r>
-      <w:proofErr w:type="spellEnd"/>
-      <w:r>
-        <w:rPr>
-          <w:color w:val="0066FF"/>
-        </w:rPr>
-        <w:t xml:space="preserve"> erstellt…</w:t>
+        <w:t>Wird mithilfe von Zotero erstellt…</w:t>
       </w:r>
     </w:p>
     <w:p>
@@ -11622,15 +11314,7 @@
       <w:fldChar w:fldCharType="separate"/>
     </w:r>
     <w:r>
-      <w:t xml:space="preserve">Dokumentation </w:t>
-    </w:r>
-    <w:proofErr w:type="spellStart"/>
-    <w:r>
-      <w:t>Schüler:in</w:t>
-    </w:r>
-    <w:proofErr w:type="spellEnd"/>
-    <w:r>
-      <w:t xml:space="preserve"> 2: (FV = Überschrift1)</w:t>
+      <w:t>Dokumentation Schüler:in 2: (FV = Überschrift1)</w:t>
     </w:r>
     <w:r>
       <w:fldChar w:fldCharType="end"/>
@@ -17049,82 +16733,6 @@
           <inkml:channelProperty channel="OE" name="resolution" value="1000" units="1/deg"/>
         </inkml:channelProperties>
       </inkml:inkSource>
-      <inkml:timestamp xml:id="ts0" timeString="2025-06-10T16:08:50.568"/>
-    </inkml:context>
-    <inkml:brush xml:id="br0">
-      <inkml:brushProperty name="width" value="0.05" units="cm"/>
-      <inkml:brushProperty name="height" value="0.05" units="cm"/>
-      <inkml:brushProperty name="color" value="#E71224"/>
-    </inkml:brush>
-  </inkml:definitions>
-  <inkml:trace contextRef="#ctx0" brushRef="#br0">1236 239 3217 0 0,'-18'-44'2449'0'0,"11"24"-2251"0"0,-2 1 0 0 0,-14-27 0 0 0,19 39-210 0 0,-1 0 0 0 0,0 1-1 0 0,0 0 1 0 0,-1-1 0 0 0,0 2 0 0 0,0-1-1 0 0,0 1 1 0 0,0 0 0 0 0,-14-8-1 0 0,8 6-57 0 0,-1 1 0 0 0,1 1 1 0 0,-1 0-1 0 0,0 0 0 0 0,0 1 0 0 0,0 1 0 0 0,0 0 0 0 0,-1 1 0 0 0,-22-1 0 0 0,19 4-190 0 0,0 0-1 0 0,0 1 1 0 0,0 1-1 0 0,1 0 1 0 0,-1 1-1 0 0,1 1 1 0 0,-21 9-1 0 0,-37 17-295 0 0,-131 76-1 0 0,173-87 985 0 0,0 2 0 0 0,2 1 0 0 0,1 2 0 0 0,1 0 0 0 0,1 2 0 0 0,-28 37 0 0 0,-16 22-328 0 0,-54 78 18 0 0,113-145-112 0 0,0 0 1 0 0,2 1-1 0 0,1 0 0 0 0,0 0 0 0 0,2 1 1 0 0,0 0-1 0 0,-5 27 0 0 0,4 3 6 0 0,3 0-1 0 0,1 0 0 0 0,3 0 1 0 0,2 1-1 0 0,2-1 1 0 0,13 62-1 0 0,-11-89 37 0 0,1-1 0 0 0,2 1 0 0 0,0-1 0 0 0,1-1 0 0 0,1 0 0 0 0,2 0-1 0 0,0-1 1 0 0,1-1 0 0 0,1 0 0 0 0,1 0 0 0 0,25 25 0 0 0,-31-38 8 0 0,1 0 0 0 0,0-1 0 0 0,0 0 0 0 0,1-1-1 0 0,0 0 1 0 0,0 0 0 0 0,0-1 0 0 0,0 0 0 0 0,1-1 0 0 0,-1-1 0 0 0,1 0 0 0 0,23 1 0 0 0,0-2-27 0 0,-1-1 0 0 0,0-2 0 0 0,43-8 0 0 0,15-10 179 0 0,-1-4 0 0 0,111-46 0 0 0,-162 55-168 0 0,0 1-21 0 0,5-1 26 0 0,-2-3-1 0 0,45-23 0 0 0,-67 26 22 0 0,-1 0 0 0 0,0-2-1 0 0,-2 0 1 0 0,0-1 0 0 0,-1-1 0 0 0,0-1 0 0 0,-2 0-1 0 0,22-37 1 0 0,-28 39-39 0 0,0 1 1 0 0,-1-1-1 0 0,-1-1 0 0 0,-1 0 1 0 0,-1 1-1 0 0,0-2 0 0 0,-2 1 0 0 0,0 0 1 0 0,0-25-1 0 0,-2-13 167 0 0,-14-108-1 0 0,10 143-149 0 0,-1 0-1 0 0,0 1 1 0 0,-2-1-1 0 0,-1 1 1 0 0,-1 0-1 0 0,0 1 1 0 0,-1 0-1 0 0,-23-35 0 0 0,22 41 15 0 0,-1 0 0 0 0,0 0-1 0 0,-1 1 1 0 0,-1 0 0 0 0,0 1-1 0 0,0 1 1 0 0,-1 0 0 0 0,-1 1-1 0 0,0 0 1 0 0,0 1 0 0 0,-25-10-1 0 0,15 9-505 0 0,-1 1-1 0 0,0 2 1 0 0,0 0 0 0 0,-49-5-1 0 0,41 10-389 0 0</inkml:trace>
-</inkml:ink>
-</file>
-
-<file path=customXml/item2.xml><?xml version="1.0" encoding="utf-8"?>
-<b:Sources xmlns:b="http://schemas.openxmlformats.org/officeDocument/2006/bibliography" xmlns="http://schemas.openxmlformats.org/officeDocument/2006/bibliography" SelectedStyle="\APASixthEditionOfficeOnline.xsl" StyleName="APA" Version="6"/>
-</file>
-
-<file path=customXml/item3.xml><?xml version="1.0" encoding="utf-8"?>
-<inkml:ink xmlns:inkml="http://www.w3.org/2003/InkML">
-  <inkml:definitions>
-    <inkml:context xml:id="ctx0">
-      <inkml:inkSource xml:id="inkSrc0">
-        <inkml:traceFormat>
-          <inkml:channel name="X" type="integer" min="-2.14748E9" max="2.14748E9" units="cm"/>
-          <inkml:channel name="Y" type="integer" min="-2.14748E9" max="2.14748E9" units="cm"/>
-          <inkml:channel name="F" type="integer" max="32767" units="dev"/>
-          <inkml:channel name="OA" type="integer" max="360" units="deg"/>
-          <inkml:channel name="OE" type="integer" max="90" units="deg"/>
-        </inkml:traceFormat>
-        <inkml:channelProperties>
-          <inkml:channelProperty channel="X" name="resolution" value="1000" units="1/cm"/>
-          <inkml:channelProperty channel="Y" name="resolution" value="1000" units="1/cm"/>
-          <inkml:channelProperty channel="F" name="resolution" value="0" units="1/dev"/>
-          <inkml:channelProperty channel="OA" name="resolution" value="1000" units="1/deg"/>
-          <inkml:channelProperty channel="OE" name="resolution" value="1000" units="1/deg"/>
-        </inkml:channelProperties>
-      </inkml:inkSource>
-      <inkml:timestamp xml:id="ts0" timeString="2025-06-10T16:09:06.362"/>
-    </inkml:context>
-    <inkml:brush xml:id="br0">
-      <inkml:brushProperty name="width" value="0.05" units="cm"/>
-      <inkml:brushProperty name="height" value="0.05" units="cm"/>
-      <inkml:brushProperty name="color" value="#E71224"/>
-    </inkml:brush>
-  </inkml:definitions>
-  <inkml:trace contextRef="#ctx0" brushRef="#br0">3153 356 7202 0 0,'-44'-7'350'0'0,"0"-2"0"0"0,1-2 0 0 0,0-2 0 0 0,-57-25 1 0 0,-168-76 1481 0 0,190 86-1679 0 0,-122-28 1 0 0,156 47-169 0 0,-67-16 302 0 0,-1 5 0 0 0,-122-5-1 0 0,88 25-117 0 0,1 6-1 0 0,-1 6 0 0 0,-208 45 1 0 0,298-44-170 0 0,0 3 1 0 0,1 1 0 0 0,1 4 0 0 0,0 1 0 0 0,-95 56-1 0 0,75-31-102 0 0,-120 97-1 0 0,165-119 91 0 0,2 1 0 0 0,1 2 0 0 0,1 0 0 0 0,2 2 1 0 0,1 0-1 0 0,-32 58 0 0 0,30-39-7 0 0,1 2 0 0 0,3 0 1 0 0,2 1-1 0 0,3 1 0 0 0,-17 102 0 0 0,25-76 38 0 0,3-1 0 0 0,4 1 0 0 0,4-1 0 0 0,20 120 0 0 0,-13-124-5 0 0,-3-11 48 0 0,4-1 0 0 0,23 76-1 0 0,-28-119-47 0 0,0-1 0 0 0,1 0 0 0 0,0 0 0 0 0,2-1 0 0 0,0 0 0 0 0,1-1 0 0 0,0 0 0 0 0,2-1 0 0 0,-1 0 0 0 0,2-1-1 0 0,25 20 1 0 0,-15-17 28 0 0,0-1 0 0 0,1-2-1 0 0,1 0 1 0 0,0-2 0 0 0,1-1-1 0 0,0-1 1 0 0,0-1 0 0 0,1-2-1 0 0,1 0 1 0 0,-1-2-1 0 0,1-1 1 0 0,31-1 0 0 0,36-3 35 0 0,1-4 1 0 0,122-22 0 0 0,-40 5 38 0 0,-35 9-33 0 0,182-24 276 0 0,51-43 591 0 0,-309 60-804 0 0,-1-3-1 0 0,0-3 1 0 0,89-47 0 0 0,59-55 5 0 0,-176 101-72 0 0,-1-3 0 0 0,-1-1 1 0 0,41-43-1 0 0,-52 43-35 0 0,-2 0 1 0 0,-1-2-1 0 0,-1-1 0 0 0,23-47 1 0 0,-19 26 62 0 0,-3-2 1 0 0,19-65-1 0 0,-30 75 16 0 0,-2 1 0 0 0,5-70 0 0 0,-4-95-93 0 0,-11 199-21 0 0,1-9 55 0 0,-1 1 0 0 0,-1-1 0 0 0,-1 1 0 0 0,0-1 0 0 0,-1 1 0 0 0,-2 0 0 0 0,0 0 0 0 0,-1 0 0 0 0,0 1 0 0 0,-2-1 0 0 0,-12-21 0 0 0,-32-62 287 0 0,32 60-30 0 0,-28-42 0 0 0,39 70-276 0 0,0 2 1 0 0,-1-1-1 0 0,0 1 1 0 0,-1 1-1 0 0,-1 0 1 0 0,0 0-1 0 0,-14-9 1 0 0,-10-3-215 0 0,0 3 0 0 0,-1 0-1 0 0,-1 3 1 0 0,0 1 0 0 0,-1 2 0 0 0,-1 1 0 0 0,-1 2 0 0 0,1 2 0 0 0,-1 2 0 0 0,-1 2 0 0 0,1 1 0 0 0,-76 4 0 0 0,88 3-696 0 0,0 2-1 0 0,0 1 1 0 0,0 2 0 0 0,-39 15 0 0 0,23-4 15 0 0</inkml:trace>
-  <inkml:trace contextRef="#ctx0" brushRef="#br0" timeOffset="2304.57">3473 308 408 0 0,'25'-34'-131'0'0,"-12"9"9868"0"0,-14 35-9206 0 0,-2 1-494 0 0,2 1 1 0 0,-1-1 0 0 0,1 0-1 0 0,1 1 1 0 0,0-1-1 0 0,3 17 1 0 0,16 78-22 0 0,-1-5-4 0 0,-6 136 38 0 0,0-15 29 0 0,-4-164-14 0 0,-4-36 88 0 0,2 43 1333 0 0,-8-70-1392 0 0,0 1 0 0 0,0-1 0 0 0,0 0 0 0 0,0 0 0 0 0,1 0 0 0 0,-2-8 0 0 0,2 11-63 0 0,-50-289 287 0 0,50 262-342 0 0,1 0 0 0 0,1 0-1 0 0,2 1 1 0 0,1-1-1 0 0,10-38 1 0 0,6-41-152 0 0,-20 107 169 0 0,0 1 1 0 0,0 0-1 0 0,0-1 1 0 0,0 1-1 0 0,0 0 1 0 0,0-1 0 0 0,0 1-1 0 0,0 0 1 0 0,0-1-1 0 0,0 1 1 0 0,0-1 0 0 0,0 1-1 0 0,0 0 1 0 0,0-1-1 0 0,0 1 1 0 0,0 0-1 0 0,-1-1 1 0 0,1 1 0 0 0,0 0-1 0 0,0-1 1 0 0,0 1-1 0 0,-1 0 1 0 0,1 0 0 0 0,0-1-1 0 0,0 1 1 0 0,-1 0-1 0 0,1 0 1 0 0,0-1-1 0 0,0 1 1 0 0,-1 0 0 0 0,1 0-1 0 0,0 0 1 0 0,-1-1-1 0 0,1 1 1 0 0,0 0 0 0 0,-1 0-1 0 0,1 0 1 0 0,-1 0-1 0 0,1 0 1 0 0,0 0-1 0 0,-1 0 1 0 0,1 0 0 0 0,0 0-1 0 0,-1 0 1 0 0,1 0-1 0 0,-1 0 1 0 0,1 0 0 0 0,0 0-1 0 0,-1 0 1 0 0,1 0-1 0 0,0 0 1 0 0,-1 0-1 0 0,1 1 1 0 0,0-1 0 0 0,-1 0-1 0 0,1 0 1 0 0,0 0-1 0 0,-1 1 1 0 0,1-1 0 0 0,0 0-1 0 0,-1 1 1 0 0,-1 0 2 0 0,-1 1 0 0 0,1-1 1 0 0,-1 1-1 0 0,1-1 0 0 0,0 1 1 0 0,0 0-1 0 0,0 0 0 0 0,-3 3 1 0 0,-4 11-2 0 0,0 1 0 0 0,1 0 0 0 0,1 1 0 0 0,0-1 0 0 0,1 1 0 0 0,1 1 0 0 0,1-1 0 0 0,-2 21 1 0 0,0 19-138 0 0,2 75 1 0 0,4-118-445 0 0,1 1 0 0 0,0-1 0 0 0,2 1 0 0 0,-1-1 0 0 0,2 0 0 0 0,0 0 0 0 0,1-1 0 0 0,0 1 0 0 0,9 14 0 0 0,-8-17-549 0 0</inkml:trace>
-  <inkml:trace contextRef="#ctx0" brushRef="#br0" timeOffset="2956.45">3554 1583 3409 0 0,'0'0'4221'0'0,"-1"0"-4145"0"0,0 0 0 0 0,1 1 0 0 0,-1-1 1 0 0,0 0-1 0 0,1 0 0 0 0,-1 0 0 0 0,0 1 1 0 0,0-1-1 0 0,1 0 0 0 0,-1 1 0 0 0,0-1 1 0 0,1 0-1 0 0,-1 1 0 0 0,1-1 0 0 0,-1 1 1 0 0,1-1-1 0 0,-1 1 0 0 0,1-1 0 0 0,-1 1 1 0 0,1-1-1 0 0,-1 1 0 0 0,0 1 0 0 0,-2 5-46 0 0,1 1-1 0 0,-1 0 1 0 0,1-1-1 0 0,1 1 0 0 0,-1 0 1 0 0,1 0-1 0 0,1 0 1 0 0,0 12-1 0 0,0-4-34 0 0,1 0 0 0 0,1 0 1 0 0,7 26-1 0 0,-10-41 2 0 0,1-1 0 0 0,1 1 0 0 0,-1-1 0 0 0,0 1 0 0 0,0-1 0 0 0,0 1 0 0 0,0-1 0 0 0,0 1 0 0 0,0-1 0 0 0,0 1 0 0 0,1-1 0 0 0,-1 1 0 0 0,0-1 0 0 0,0 0 0 0 0,1 1 0 0 0,-1-1 0 0 0,0 1 0 0 0,1-1 0 0 0,-1 0 0 0 0,0 1 0 0 0,1-1 0 0 0,-1 0 0 0 0,0 1 0 0 0,1-1 0 0 0,-1 0 0 0 0,1 0 0 0 0,-1 0 0 0 0,1 1 0 0 0,-1-1 0 0 0,0 0 0 0 0,1 0 0 0 0,-1 0 0 0 0,1 0 0 0 0,-1 0 0 0 0,2 0 0 0 0,12-13-54 0 0,7-26 91 0 0,-19 31 14 0 0,0-1 0 0 0,-1 0 0 0 0,1 0 1 0 0,-2-1-1 0 0,1 1 0 0 0,-2 0 0 0 0,1 0 0 0 0,-2-10 0 0 0,1 14 3 0 0,0 1 0 0 0,0-1 0 0 0,-1 1 0 0 0,1-1 0 0 0,-1 1 0 0 0,0-1-1 0 0,-5-7 1 0 0,6 11-13 0 0,0-1 0 0 0,-1 0 0 0 0,1 1-1 0 0,-1-1 1 0 0,1 1 0 0 0,-1-1 0 0 0,1 1 0 0 0,-1 0-1 0 0,0-1 1 0 0,0 1 0 0 0,0 0 0 0 0,0 0-1 0 0,0 1 1 0 0,0-1 0 0 0,0 0 0 0 0,0 1 0 0 0,-4-2-1 0 0,4 3-23 0 0,1-1 0 0 0,-1 0 0 0 0,0 1 0 0 0,0 0 0 0 0,0-1 0 0 0,1 1-1 0 0,-1 0 1 0 0,0 0 0 0 0,1 0 0 0 0,-1 0 0 0 0,0 0 0 0 0,1 0 0 0 0,-1 0-1 0 0,1 0 1 0 0,0 1 0 0 0,-1-1 0 0 0,1 1 0 0 0,0-1 0 0 0,0 1 0 0 0,0-1-1 0 0,0 1 1 0 0,0 0 0 0 0,0-1 0 0 0,1 1 0 0 0,-1 0 0 0 0,0 0 0 0 0,1-1 0 0 0,0 1-1 0 0,-1 3 1 0 0,0-1-44 0 0,0-1-1 0 0,0 0 1 0 0,0 1-1 0 0,1-1 0 0 0,-1 1 1 0 0,1-1-1 0 0,0 1 1 0 0,0-1-1 0 0,0 1 0 0 0,1-1 1 0 0,-1 1-1 0 0,1-1 1 0 0,0 0-1 0 0,0 1 1 0 0,2 4-1 0 0,-3-7 18 0 0,1-1 0 0 0,-1 1 0 0 0,0-1 0 0 0,1 1 0 0 0,-1-1 0 0 0,0 0 0 0 0,1 1 0 0 0,-1-1 0 0 0,1 0 0 0 0,-1 1 0 0 0,0-1 0 0 0,1 0 0 0 0,-1 0 0 0 0,1 1 0 0 0,-1-1 0 0 0,1 0 0 0 0,-1 0 0 0 0,1 0 1 0 0,-1 0-1 0 0,1 1 0 0 0,-1-1 0 0 0,1 0 0 0 0,-1 0 0 0 0,1 0 0 0 0,-1 0 0 0 0,1 0 0 0 0,-1 0 0 0 0,1-1 0 0 0,0 1 0 0 0,-1 0 0 0 0,1 0 0 0 0,-1 0 0 0 0,1 0 0 0 0,0-1 0 0 0,15-16-99 0 0,-12 10 125 0 0,0 1 0 0 0,-1-1 0 0 0,0 1 0 0 0,4-13 0 0 0,-5-5 173 0 0,-3 24-177 0 0,1 0 0 0 0,0-1-1 0 0,0 1 1 0 0,0 0-1 0 0,0 0 1 0 0,0 0 0 0 0,0 0-1 0 0,0 0 1 0 0,0-1 0 0 0,0 1-1 0 0,-1 0 1 0 0,1 0-1 0 0,0 0 1 0 0,0 0 0 0 0,0 0-1 0 0,0 0 1 0 0,0 0-1 0 0,-1 0 1 0 0,1-1 0 0 0,0 1-1 0 0,0 0 1 0 0,0 0-1 0 0,0 0 1 0 0,-1 0 0 0 0,1 0-1 0 0,0 0 1 0 0,0 0 0 0 0,0 0-1 0 0,0 0 1 0 0,-1 0-1 0 0,1 0 1 0 0,0 0 0 0 0,0 0-1 0 0,0 0 1 0 0,0 0-1 0 0,0 1 1 0 0,-1-1 0 0 0,1 0-1 0 0,0 0 1 0 0,0 0-1 0 0,0 0 1 0 0,0 0 0 0 0,0 0-1 0 0,-1 0 1 0 0,1 0 0 0 0,0 0-1 0 0,0 1 1 0 0,0-1-1 0 0,0 0 1 0 0,0 0 0 0 0,0 0-1 0 0,0 0 1 0 0,-1 0-1 0 0,1 1 1 0 0,-2 2 12 0 0,0 0-1 0 0,0 0 1 0 0,0 0-1 0 0,0 0 1 0 0,1 0 0 0 0,-1 1-1 0 0,1-1 1 0 0,0 1-1 0 0,0-1 1 0 0,-1 5-1 0 0,0 5-669 0 0,0 1 1 0 0,0 0-1 0 0,2 0 0 0 0,1 24 0 0 0,0-28 77 0 0</inkml:trace>
-</inkml:ink>
-</file>
-
-<file path=customXml/item4.xml><?xml version="1.0" encoding="utf-8"?>
-<p:properties xmlns:p="http://schemas.microsoft.com/office/2006/metadata/properties" xmlns:xsi="http://www.w3.org/2001/XMLSchema-instance" xmlns:pc="http://schemas.microsoft.com/office/infopath/2007/PartnerControls">
-  <documentManagement/>
-</p:properties>
-</file>
-
-<file path=customXml/item5.xml><?xml version="1.0" encoding="utf-8"?>
-<inkml:ink xmlns:inkml="http://www.w3.org/2003/InkML">
-  <inkml:definitions>
-    <inkml:context xml:id="ctx0">
-      <inkml:inkSource xml:id="inkSrc0">
-        <inkml:traceFormat>
-          <inkml:channel name="X" type="integer" min="-2.14748E9" max="2.14748E9" units="cm"/>
-          <inkml:channel name="Y" type="integer" min="-2.14748E9" max="2.14748E9" units="cm"/>
-          <inkml:channel name="F" type="integer" max="32767" units="dev"/>
-          <inkml:channel name="OA" type="integer" max="360" units="deg"/>
-          <inkml:channel name="OE" type="integer" max="90" units="deg"/>
-        </inkml:traceFormat>
-        <inkml:channelProperties>
-          <inkml:channelProperty channel="X" name="resolution" value="1000" units="1/cm"/>
-          <inkml:channelProperty channel="Y" name="resolution" value="1000" units="1/cm"/>
-          <inkml:channelProperty channel="F" name="resolution" value="0" units="1/dev"/>
-          <inkml:channelProperty channel="OA" name="resolution" value="1000" units="1/deg"/>
-          <inkml:channelProperty channel="OE" name="resolution" value="1000" units="1/deg"/>
-        </inkml:channelProperties>
-      </inkml:inkSource>
       <inkml:timestamp xml:id="ts0" timeString="2025-06-10T16:08:54.030"/>
     </inkml:context>
     <inkml:brush xml:id="br0">
@@ -17149,7 +16757,39 @@
 </inkml:ink>
 </file>
 
-<file path=customXml/item6.xml><?xml version="1.0" encoding="utf-8"?>
+<file path=customXml/item2.xml><?xml version="1.0" encoding="utf-8"?>
+<inkml:ink xmlns:inkml="http://www.w3.org/2003/InkML">
+  <inkml:definitions>
+    <inkml:context xml:id="ctx0">
+      <inkml:inkSource xml:id="inkSrc0">
+        <inkml:traceFormat>
+          <inkml:channel name="X" type="integer" min="-2.14748E9" max="2.14748E9" units="cm"/>
+          <inkml:channel name="Y" type="integer" min="-2.14748E9" max="2.14748E9" units="cm"/>
+          <inkml:channel name="F" type="integer" max="32767" units="dev"/>
+          <inkml:channel name="OA" type="integer" max="360" units="deg"/>
+          <inkml:channel name="OE" type="integer" max="90" units="deg"/>
+        </inkml:traceFormat>
+        <inkml:channelProperties>
+          <inkml:channelProperty channel="X" name="resolution" value="1000" units="1/cm"/>
+          <inkml:channelProperty channel="Y" name="resolution" value="1000" units="1/cm"/>
+          <inkml:channelProperty channel="F" name="resolution" value="0" units="1/dev"/>
+          <inkml:channelProperty channel="OA" name="resolution" value="1000" units="1/deg"/>
+          <inkml:channelProperty channel="OE" name="resolution" value="1000" units="1/deg"/>
+        </inkml:channelProperties>
+      </inkml:inkSource>
+      <inkml:timestamp xml:id="ts0" timeString="2025-06-10T16:08:50.568"/>
+    </inkml:context>
+    <inkml:brush xml:id="br0">
+      <inkml:brushProperty name="width" value="0.05" units="cm"/>
+      <inkml:brushProperty name="height" value="0.05" units="cm"/>
+      <inkml:brushProperty name="color" value="#E71224"/>
+    </inkml:brush>
+  </inkml:definitions>
+  <inkml:trace contextRef="#ctx0" brushRef="#br0">1236 239 3217 0 0,'-18'-44'2449'0'0,"11"24"-2251"0"0,-2 1 0 0 0,-14-27 0 0 0,19 39-210 0 0,-1 0 0 0 0,0 1-1 0 0,0 0 1 0 0,-1-1 0 0 0,0 2 0 0 0,0-1-1 0 0,0 1 1 0 0,0 0 0 0 0,-14-8-1 0 0,8 6-57 0 0,-1 1 0 0 0,1 1 1 0 0,-1 0-1 0 0,0 0 0 0 0,0 1 0 0 0,0 1 0 0 0,0 0 0 0 0,-1 1 0 0 0,-22-1 0 0 0,19 4-190 0 0,0 0-1 0 0,0 1 1 0 0,0 1-1 0 0,1 0 1 0 0,-1 1-1 0 0,1 1 1 0 0,-21 9-1 0 0,-37 17-295 0 0,-131 76-1 0 0,173-87 985 0 0,0 2 0 0 0,2 1 0 0 0,1 2 0 0 0,1 0 0 0 0,1 2 0 0 0,-28 37 0 0 0,-16 22-328 0 0,-54 78 18 0 0,113-145-112 0 0,0 0 1 0 0,2 1-1 0 0,1 0 0 0 0,0 0 0 0 0,2 1 1 0 0,0 0-1 0 0,-5 27 0 0 0,4 3 6 0 0,3 0-1 0 0,1 0 0 0 0,3 0 1 0 0,2 1-1 0 0,2-1 1 0 0,13 62-1 0 0,-11-89 37 0 0,1-1 0 0 0,2 1 0 0 0,0-1 0 0 0,1-1 0 0 0,1 0 0 0 0,2 0-1 0 0,0-1 1 0 0,1-1 0 0 0,1 0 0 0 0,1 0 0 0 0,25 25 0 0 0,-31-38 8 0 0,1 0 0 0 0,0-1 0 0 0,0 0 0 0 0,1-1-1 0 0,0 0 1 0 0,0 0 0 0 0,0-1 0 0 0,0 0 0 0 0,1-1 0 0 0,-1-1 0 0 0,1 0 0 0 0,23 1 0 0 0,0-2-27 0 0,-1-1 0 0 0,0-2 0 0 0,43-8 0 0 0,15-10 179 0 0,-1-4 0 0 0,111-46 0 0 0,-162 55-168 0 0,0 1-21 0 0,5-1 26 0 0,-2-3-1 0 0,45-23 0 0 0,-67 26 22 0 0,-1 0 0 0 0,0-2-1 0 0,-2 0 1 0 0,0-1 0 0 0,-1-1 0 0 0,0-1 0 0 0,-2 0-1 0 0,22-37 1 0 0,-28 39-39 0 0,0 1 1 0 0,-1-1-1 0 0,-1-1 0 0 0,-1 0 1 0 0,-1 1-1 0 0,0-2 0 0 0,-2 1 0 0 0,0 0 1 0 0,0-25-1 0 0,-2-13 167 0 0,-14-108-1 0 0,10 143-149 0 0,-1 0-1 0 0,0 1 1 0 0,-2-1-1 0 0,-1 1 1 0 0,-1 0-1 0 0,0 1 1 0 0,-1 0-1 0 0,-23-35 0 0 0,22 41 15 0 0,-1 0 0 0 0,0 0-1 0 0,-1 1 1 0 0,-1 0 0 0 0,0 1-1 0 0,0 1 1 0 0,-1 0 0 0 0,-1 1-1 0 0,0 0 1 0 0,0 1 0 0 0,-25-10-1 0 0,15 9-505 0 0,-1 1-1 0 0,0 2 1 0 0,0 0 0 0 0,-49-5-1 0 0,41 10-389 0 0</inkml:trace>
+</inkml:ink>
+</file>
+
+<file path=customXml/item3.xml><?xml version="1.0" encoding="utf-8"?>
 <?mso-contentType ?>
 <FormTemplates xmlns="http://schemas.microsoft.com/sharepoint/v3/contenttype/forms">
   <Display>DocumentLibraryForm</Display>
@@ -17158,7 +16798,13 @@
 </FormTemplates>
 </file>
 
-<file path=customXml/item7.xml><?xml version="1.0" encoding="utf-8"?>
+<file path=customXml/item4.xml><?xml version="1.0" encoding="utf-8"?>
+<p:properties xmlns:p="http://schemas.microsoft.com/office/2006/metadata/properties" xmlns:xsi="http://www.w3.org/2001/XMLSchema-instance" xmlns:pc="http://schemas.microsoft.com/office/infopath/2007/PartnerControls">
+  <documentManagement/>
+</p:properties>
+</file>
+
+<file path=customXml/item5.xml><?xml version="1.0" encoding="utf-8"?>
 <ct:contentTypeSchema xmlns:ct="http://schemas.microsoft.com/office/2006/metadata/contentType" xmlns:ma="http://schemas.microsoft.com/office/2006/metadata/properties/metaAttributes" ct:_="" ma:_="" ma:contentTypeName="Dokument" ma:contentTypeID="0x01010025C71E9534E21E4A9F2CF33BA7DCE92D" ma:contentTypeVersion="3" ma:contentTypeDescription="Ein neues Dokument erstellen." ma:contentTypeScope="" ma:versionID="32b9bbdf2bbf4e0fb27a426421665337">
   <xsd:schema xmlns:xsd="http://www.w3.org/2001/XMLSchema" xmlns:xs="http://www.w3.org/2001/XMLSchema" xmlns:p="http://schemas.microsoft.com/office/2006/metadata/properties" xmlns:ns2="5a9e9855-01b6-487f-b294-67c59083cc31" targetNamespace="http://schemas.microsoft.com/office/2006/metadata/properties" ma:root="true" ma:fieldsID="ec87b9b32475f90c9dbf7ae918480825" ns2:_="">
     <xsd:import namespace="5a9e9855-01b6-487f-b294-67c59083cc31"/>
@@ -17296,6 +16942,44 @@
 </ct:contentTypeSchema>
 </file>
 
+<file path=customXml/item6.xml><?xml version="1.0" encoding="utf-8"?>
+<b:Sources xmlns:b="http://schemas.openxmlformats.org/officeDocument/2006/bibliography" xmlns="http://schemas.openxmlformats.org/officeDocument/2006/bibliography" SelectedStyle="\APASixthEditionOfficeOnline.xsl" StyleName="APA" Version="6"/>
+</file>
+
+<file path=customXml/item7.xml><?xml version="1.0" encoding="utf-8"?>
+<inkml:ink xmlns:inkml="http://www.w3.org/2003/InkML">
+  <inkml:definitions>
+    <inkml:context xml:id="ctx0">
+      <inkml:inkSource xml:id="inkSrc0">
+        <inkml:traceFormat>
+          <inkml:channel name="X" type="integer" min="-2.14748E9" max="2.14748E9" units="cm"/>
+          <inkml:channel name="Y" type="integer" min="-2.14748E9" max="2.14748E9" units="cm"/>
+          <inkml:channel name="F" type="integer" max="32767" units="dev"/>
+          <inkml:channel name="OA" type="integer" max="360" units="deg"/>
+          <inkml:channel name="OE" type="integer" max="90" units="deg"/>
+        </inkml:traceFormat>
+        <inkml:channelProperties>
+          <inkml:channelProperty channel="X" name="resolution" value="1000" units="1/cm"/>
+          <inkml:channelProperty channel="Y" name="resolution" value="1000" units="1/cm"/>
+          <inkml:channelProperty channel="F" name="resolution" value="0" units="1/dev"/>
+          <inkml:channelProperty channel="OA" name="resolution" value="1000" units="1/deg"/>
+          <inkml:channelProperty channel="OE" name="resolution" value="1000" units="1/deg"/>
+        </inkml:channelProperties>
+      </inkml:inkSource>
+      <inkml:timestamp xml:id="ts0" timeString="2025-06-10T16:09:06.362"/>
+    </inkml:context>
+    <inkml:brush xml:id="br0">
+      <inkml:brushProperty name="width" value="0.05" units="cm"/>
+      <inkml:brushProperty name="height" value="0.05" units="cm"/>
+      <inkml:brushProperty name="color" value="#E71224"/>
+    </inkml:brush>
+  </inkml:definitions>
+  <inkml:trace contextRef="#ctx0" brushRef="#br0">3153 356 7202 0 0,'-44'-7'350'0'0,"0"-2"0"0"0,1-2 0 0 0,0-2 0 0 0,-57-25 1 0 0,-168-76 1481 0 0,190 86-1679 0 0,-122-28 1 0 0,156 47-169 0 0,-67-16 302 0 0,-1 5 0 0 0,-122-5-1 0 0,88 25-117 0 0,1 6-1 0 0,-1 6 0 0 0,-208 45 1 0 0,298-44-170 0 0,0 3 1 0 0,1 1 0 0 0,1 4 0 0 0,0 1 0 0 0,-95 56-1 0 0,75-31-102 0 0,-120 97-1 0 0,165-119 91 0 0,2 1 0 0 0,1 2 0 0 0,1 0 0 0 0,2 2 1 0 0,1 0-1 0 0,-32 58 0 0 0,30-39-7 0 0,1 2 0 0 0,3 0 1 0 0,2 1-1 0 0,3 1 0 0 0,-17 102 0 0 0,25-76 38 0 0,3-1 0 0 0,4 1 0 0 0,4-1 0 0 0,20 120 0 0 0,-13-124-5 0 0,-3-11 48 0 0,4-1 0 0 0,23 76-1 0 0,-28-119-47 0 0,0-1 0 0 0,1 0 0 0 0,0 0 0 0 0,2-1 0 0 0,0 0 0 0 0,1-1 0 0 0,0 0 0 0 0,2-1 0 0 0,-1 0 0 0 0,2-1-1 0 0,25 20 1 0 0,-15-17 28 0 0,0-1 0 0 0,1-2-1 0 0,1 0 1 0 0,0-2 0 0 0,1-1-1 0 0,0-1 1 0 0,0-1 0 0 0,1-2-1 0 0,1 0 1 0 0,-1-2-1 0 0,1-1 1 0 0,31-1 0 0 0,36-3 35 0 0,1-4 1 0 0,122-22 0 0 0,-40 5 38 0 0,-35 9-33 0 0,182-24 276 0 0,51-43 591 0 0,-309 60-804 0 0,-1-3-1 0 0,0-3 1 0 0,89-47 0 0 0,59-55 5 0 0,-176 101-72 0 0,-1-3 0 0 0,-1-1 1 0 0,41-43-1 0 0,-52 43-35 0 0,-2 0 1 0 0,-1-2-1 0 0,-1-1 0 0 0,23-47 1 0 0,-19 26 62 0 0,-3-2 1 0 0,19-65-1 0 0,-30 75 16 0 0,-2 1 0 0 0,5-70 0 0 0,-4-95-93 0 0,-11 199-21 0 0,1-9 55 0 0,-1 1 0 0 0,-1-1 0 0 0,-1 1 0 0 0,0-1 0 0 0,-1 1 0 0 0,-2 0 0 0 0,0 0 0 0 0,-1 0 0 0 0,0 1 0 0 0,-2-1 0 0 0,-12-21 0 0 0,-32-62 287 0 0,32 60-30 0 0,-28-42 0 0 0,39 70-276 0 0,0 2 1 0 0,-1-1-1 0 0,0 1 1 0 0,-1 1-1 0 0,-1 0 1 0 0,0 0-1 0 0,-14-9 1 0 0,-10-3-215 0 0,0 3 0 0 0,-1 0-1 0 0,-1 3 1 0 0,0 1 0 0 0,-1 2 0 0 0,-1 1 0 0 0,-1 2 0 0 0,1 2 0 0 0,-1 2 0 0 0,-1 2 0 0 0,1 1 0 0 0,-76 4 0 0 0,88 3-696 0 0,0 2-1 0 0,0 1 1 0 0,0 2 0 0 0,-39 15 0 0 0,23-4 15 0 0</inkml:trace>
+  <inkml:trace contextRef="#ctx0" brushRef="#br0" timeOffset="2304.57">3473 308 408 0 0,'25'-34'-131'0'0,"-12"9"9868"0"0,-14 35-9206 0 0,-2 1-494 0 0,2 1 1 0 0,-1-1 0 0 0,1 0-1 0 0,1 1 1 0 0,0-1-1 0 0,3 17 1 0 0,16 78-22 0 0,-1-5-4 0 0,-6 136 38 0 0,0-15 29 0 0,-4-164-14 0 0,-4-36 88 0 0,2 43 1333 0 0,-8-70-1392 0 0,0 1 0 0 0,0-1 0 0 0,0 0 0 0 0,0 0 0 0 0,1 0 0 0 0,-2-8 0 0 0,2 11-63 0 0,-50-289 287 0 0,50 262-342 0 0,1 0 0 0 0,1 0-1 0 0,2 1 1 0 0,1-1-1 0 0,10-38 1 0 0,6-41-152 0 0,-20 107 169 0 0,0 1 1 0 0,0 0-1 0 0,0-1 1 0 0,0 1-1 0 0,0 0 1 0 0,0-1 0 0 0,0 1-1 0 0,0 0 1 0 0,0-1-1 0 0,0 1 1 0 0,0-1 0 0 0,0 1-1 0 0,0 0 1 0 0,0-1-1 0 0,0 1 1 0 0,0 0-1 0 0,-1-1 1 0 0,1 1 0 0 0,0 0-1 0 0,0-1 1 0 0,0 1-1 0 0,-1 0 1 0 0,1 0 0 0 0,0-1-1 0 0,0 1 1 0 0,-1 0-1 0 0,1 0 1 0 0,0-1-1 0 0,0 1 1 0 0,-1 0 0 0 0,1 0-1 0 0,0 0 1 0 0,-1-1-1 0 0,1 1 1 0 0,0 0 0 0 0,-1 0-1 0 0,1 0 1 0 0,-1 0-1 0 0,1 0 1 0 0,0 0-1 0 0,-1 0 1 0 0,1 0 0 0 0,0 0-1 0 0,-1 0 1 0 0,1 0-1 0 0,-1 0 1 0 0,1 0 0 0 0,0 0-1 0 0,-1 0 1 0 0,1 0-1 0 0,0 0 1 0 0,-1 0-1 0 0,1 1 1 0 0,0-1 0 0 0,-1 0-1 0 0,1 0 1 0 0,0 0-1 0 0,-1 1 1 0 0,1-1 0 0 0,0 0-1 0 0,-1 1 1 0 0,-1 0 2 0 0,-1 1 0 0 0,1-1 1 0 0,-1 1-1 0 0,1-1 0 0 0,0 1 1 0 0,0 0-1 0 0,0 0 0 0 0,-3 3 1 0 0,-4 11-2 0 0,0 1 0 0 0,1 0 0 0 0,1 1 0 0 0,0-1 0 0 0,1 1 0 0 0,1 1 0 0 0,1-1 0 0 0,-2 21 1 0 0,0 19-138 0 0,2 75 1 0 0,4-118-445 0 0,1 1 0 0 0,0-1 0 0 0,2 1 0 0 0,-1-1 0 0 0,2 0 0 0 0,0 0 0 0 0,1-1 0 0 0,0 1 0 0 0,9 14 0 0 0,-8-17-549 0 0</inkml:trace>
+  <inkml:trace contextRef="#ctx0" brushRef="#br0" timeOffset="2956.45">3554 1583 3409 0 0,'0'0'4221'0'0,"-1"0"-4145"0"0,0 0 0 0 0,1 1 0 0 0,-1-1 1 0 0,0 0-1 0 0,1 0 0 0 0,-1 0 0 0 0,0 1 1 0 0,0-1-1 0 0,1 0 0 0 0,-1 1 0 0 0,0-1 1 0 0,1 0-1 0 0,-1 1 0 0 0,1-1 0 0 0,-1 1 1 0 0,1-1-1 0 0,-1 1 0 0 0,1-1 0 0 0,-1 1 1 0 0,1-1-1 0 0,-1 1 0 0 0,0 1 0 0 0,-2 5-46 0 0,1 1-1 0 0,-1 0 1 0 0,1-1-1 0 0,1 1 0 0 0,-1 0 1 0 0,1 0-1 0 0,1 0 1 0 0,0 12-1 0 0,0-4-34 0 0,1 0 0 0 0,1 0 1 0 0,7 26-1 0 0,-10-41 2 0 0,1-1 0 0 0,1 1 0 0 0,-1-1 0 0 0,0 1 0 0 0,0-1 0 0 0,0 1 0 0 0,0-1 0 0 0,0 1 0 0 0,0-1 0 0 0,0 1 0 0 0,1-1 0 0 0,-1 1 0 0 0,0-1 0 0 0,0 0 0 0 0,1 1 0 0 0,-1-1 0 0 0,0 1 0 0 0,1-1 0 0 0,-1 0 0 0 0,0 1 0 0 0,1-1 0 0 0,-1 0 0 0 0,0 1 0 0 0,1-1 0 0 0,-1 0 0 0 0,1 0 0 0 0,-1 0 0 0 0,1 1 0 0 0,-1-1 0 0 0,0 0 0 0 0,1 0 0 0 0,-1 0 0 0 0,1 0 0 0 0,-1 0 0 0 0,2 0 0 0 0,12-13-54 0 0,7-26 91 0 0,-19 31 14 0 0,0-1 0 0 0,-1 0 0 0 0,1 0 1 0 0,-2-1-1 0 0,1 1 0 0 0,-2 0 0 0 0,1 0 0 0 0,-2-10 0 0 0,1 14 3 0 0,0 1 0 0 0,0-1 0 0 0,-1 1 0 0 0,1-1 0 0 0,-1 1 0 0 0,0-1-1 0 0,-5-7 1 0 0,6 11-13 0 0,0-1 0 0 0,-1 0 0 0 0,1 1-1 0 0,-1-1 1 0 0,1 1 0 0 0,-1-1 0 0 0,1 1 0 0 0,-1 0-1 0 0,0-1 1 0 0,0 1 0 0 0,0 0 0 0 0,0 0-1 0 0,0 1 1 0 0,0-1 0 0 0,0 0 0 0 0,0 1 0 0 0,-4-2-1 0 0,4 3-23 0 0,1-1 0 0 0,-1 0 0 0 0,0 1 0 0 0,0 0 0 0 0,0-1 0 0 0,1 1-1 0 0,-1 0 1 0 0,0 0 0 0 0,1 0 0 0 0,-1 0 0 0 0,0 0 0 0 0,1 0 0 0 0,-1 0-1 0 0,1 0 1 0 0,0 1 0 0 0,-1-1 0 0 0,1 1 0 0 0,0-1 0 0 0,0 1 0 0 0,0-1-1 0 0,0 1 1 0 0,0 0 0 0 0,0-1 0 0 0,1 1 0 0 0,-1 0 0 0 0,0 0 0 0 0,1-1 0 0 0,0 1-1 0 0,-1 3 1 0 0,0-1-44 0 0,0-1-1 0 0,0 0 1 0 0,0 1-1 0 0,1-1 0 0 0,-1 1 1 0 0,1-1-1 0 0,0 1 1 0 0,0-1-1 0 0,0 1 0 0 0,1-1 1 0 0,-1 1-1 0 0,1-1 1 0 0,0 0-1 0 0,0 1 1 0 0,2 4-1 0 0,-3-7 18 0 0,1-1 0 0 0,-1 1 0 0 0,0-1 0 0 0,1 1 0 0 0,-1-1 0 0 0,0 0 0 0 0,1 1 0 0 0,-1-1 0 0 0,1 0 0 0 0,-1 1 0 0 0,0-1 0 0 0,1 0 0 0 0,-1 0 0 0 0,1 1 0 0 0,-1-1 0 0 0,1 0 0 0 0,-1 0 0 0 0,1 0 1 0 0,-1 0-1 0 0,1 1 0 0 0,-1-1 0 0 0,1 0 0 0 0,-1 0 0 0 0,1 0 0 0 0,-1 0 0 0 0,1 0 0 0 0,-1 0 0 0 0,1-1 0 0 0,0 1 0 0 0,-1 0 0 0 0,1 0 0 0 0,-1 0 0 0 0,1 0 0 0 0,0-1 0 0 0,15-16-99 0 0,-12 10 125 0 0,0 1 0 0 0,-1-1 0 0 0,0 1 0 0 0,4-13 0 0 0,-5-5 173 0 0,-3 24-177 0 0,1 0 0 0 0,0-1-1 0 0,0 1 1 0 0,0 0-1 0 0,0 0 1 0 0,0 0 0 0 0,0 0-1 0 0,0 0 1 0 0,0-1 0 0 0,0 1-1 0 0,-1 0 1 0 0,1 0-1 0 0,0 0 1 0 0,0 0 0 0 0,0 0-1 0 0,0 0 1 0 0,0 0-1 0 0,-1 0 1 0 0,1-1 0 0 0,0 1-1 0 0,0 0 1 0 0,0 0-1 0 0,0 0 1 0 0,-1 0 0 0 0,1 0-1 0 0,0 0 1 0 0,0 0 0 0 0,0 0-1 0 0,0 0 1 0 0,-1 0-1 0 0,1 0 1 0 0,0 0 0 0 0,0 0-1 0 0,0 0 1 0 0,0 0-1 0 0,0 1 1 0 0,-1-1 0 0 0,1 0-1 0 0,0 0 1 0 0,0 0-1 0 0,0 0 1 0 0,0 0 0 0 0,0 0-1 0 0,-1 0 1 0 0,1 0 0 0 0,0 0-1 0 0,0 1 1 0 0,0-1-1 0 0,0 0 1 0 0,0 0 0 0 0,0 0-1 0 0,0 0 1 0 0,-1 0-1 0 0,1 1 1 0 0,-2 2 12 0 0,0 0-1 0 0,0 0 1 0 0,0 0-1 0 0,0 0 1 0 0,1 0 0 0 0,-1 1-1 0 0,1-1 1 0 0,0 1-1 0 0,0-1 1 0 0,-1 5-1 0 0,0 5-669 0 0,0 1 1 0 0,0 0-1 0 0,2 0 0 0 0,1 24 0 0 0,0-28 77 0 0</inkml:trace>
+</inkml:ink>
+</file>
+
 <file path=customXml/itemProps1.xml><?xml version="1.0" encoding="utf-8"?>
 <ds:datastoreItem xmlns:ds="http://schemas.openxmlformats.org/officeDocument/2006/customXml" ds:itemID="{4B023D59-82BC-4D0F-A651-C98E01C1F15C}">
   <ds:schemaRefs>
@@ -17305,17 +16989,17 @@
 </file>
 
 <file path=customXml/itemProps2.xml><?xml version="1.0" encoding="utf-8"?>
-<ds:datastoreItem xmlns:ds="http://schemas.openxmlformats.org/officeDocument/2006/customXml" ds:itemID="{01D51A4F-7BE7-46DF-A7D0-BDB91C1C49A3}">
+<ds:datastoreItem xmlns:ds="http://schemas.openxmlformats.org/officeDocument/2006/customXml" ds:itemID="{4B023D59-82BC-4D0F-A651-C98E01C1F15C}">
   <ds:schemaRefs>
-    <ds:schemaRef ds:uri="http://schemas.openxmlformats.org/officeDocument/2006/bibliography"/>
+    <ds:schemaRef ds:uri="http://www.w3.org/2003/InkML"/>
   </ds:schemaRefs>
 </ds:datastoreItem>
 </file>
 
 <file path=customXml/itemProps3.xml><?xml version="1.0" encoding="utf-8"?>
-<ds:datastoreItem xmlns:ds="http://schemas.openxmlformats.org/officeDocument/2006/customXml" ds:itemID="{01D51A4F-7BE7-46DF-A7D0-BDB91C1C49A3}">
+<ds:datastoreItem xmlns:ds="http://schemas.openxmlformats.org/officeDocument/2006/customXml" ds:itemID="{6A655C0C-F4A3-4931-9F7F-84CBD61DCE8F}">
   <ds:schemaRefs>
-    <ds:schemaRef ds:uri="http://www.w3.org/2003/InkML"/>
+    <ds:schemaRef ds:uri="http://schemas.microsoft.com/sharepoint/v3/contenttype/forms"/>
   </ds:schemaRefs>
 </ds:datastoreItem>
 </file>
@@ -17332,22 +17016,6 @@
 <file path=customXml/itemProps5.xml><?xml version="1.0" encoding="utf-8"?>
 <ds:datastoreItem xmlns:ds="http://schemas.openxmlformats.org/officeDocument/2006/customXml" ds:itemID="{4B023D59-82BC-4D0F-A651-C98E01C1F15C}">
   <ds:schemaRefs>
-    <ds:schemaRef ds:uri="http://www.w3.org/2003/InkML"/>
-  </ds:schemaRefs>
-</ds:datastoreItem>
-</file>
-
-<file path=customXml/itemProps6.xml><?xml version="1.0" encoding="utf-8"?>
-<ds:datastoreItem xmlns:ds="http://schemas.openxmlformats.org/officeDocument/2006/customXml" ds:itemID="{6A655C0C-F4A3-4931-9F7F-84CBD61DCE8F}">
-  <ds:schemaRefs>
-    <ds:schemaRef ds:uri="http://schemas.microsoft.com/sharepoint/v3/contenttype/forms"/>
-  </ds:schemaRefs>
-</ds:datastoreItem>
-</file>
-
-<file path=customXml/itemProps7.xml><?xml version="1.0" encoding="utf-8"?>
-<ds:datastoreItem xmlns:ds="http://schemas.openxmlformats.org/officeDocument/2006/customXml" ds:itemID="{4B023D59-82BC-4D0F-A651-C98E01C1F15C}">
-  <ds:schemaRefs>
     <ds:schemaRef ds:uri="http://schemas.microsoft.com/office/2006/metadata/contentType"/>
     <ds:schemaRef ds:uri="http://schemas.microsoft.com/office/2006/metadata/properties/metaAttributes"/>
     <ds:schemaRef ds:uri="http://www.w3.org/2001/XMLSchema"/>
@@ -17361,4 +17029,20 @@
     <ds:schemaRef ds:uri="http://schemas.microsoft.com/internal/obd"/>
   </ds:schemaRefs>
 </ds:datastoreItem>
+</file>
+
+<file path=customXml/itemProps6.xml><?xml version="1.0" encoding="utf-8"?>
+<ds:datastoreItem xmlns:ds="http://schemas.openxmlformats.org/officeDocument/2006/customXml" ds:itemID="{01D51A4F-7BE7-46DF-A7D0-BDB91C1C49A3}">
+  <ds:schemaRefs>
+    <ds:schemaRef ds:uri="http://schemas.openxmlformats.org/officeDocument/2006/bibliography"/>
+  </ds:schemaRefs>
+</ds:datastoreItem>
+</file>
+
+<file path=customXml/itemProps7.xml><?xml version="1.0" encoding="utf-8"?>
+<ds:datastoreItem xmlns:ds="http://schemas.openxmlformats.org/officeDocument/2006/customXml" ds:itemID="{01D51A4F-7BE7-46DF-A7D0-BDB91C1C49A3}">
+  <ds:schemaRefs>
+    <ds:schemaRef ds:uri="http://www.w3.org/2003/InkML"/>
+  </ds:schemaRefs>
+</ds:datastoreItem>
 </file>
--- a/D_Documentation/Doku-Alex.docx
+++ b/D_Documentation/Doku-Alex.docx
@@ -3906,13 +3906,7 @@
         <w:pStyle w:val="Text"/>
       </w:pPr>
       <w:r>
-        <w:t>Ein Mikrocontroller (kurz µC, uC oder MCU) ist ein kompaktes Computersystem, das sämtliche für den Betrieb notwendigen Komponenten auf einem einzigen integrierten Schaltkreis vereint. Im Gegensatz zu herkömmlichen Mikroprozessoren in Personal Computern, die auf externe Speicher- und Peripheriebausteine angewiesen sind, beinhaltet ein Mikrocontroller neben einem oder mehreren Prozessorkernen</w:t>
-      </w:r>
-      <w:r>
-        <w:t xml:space="preserve"> </w:t>
-      </w:r>
-      <w:r>
-        <w:t xml:space="preserve">auch Arbeits- und Programmspeicher (RAM, ROM/Flash) sowie programmierbare Ein- und Ausgabeschnittstellen. </w:t>
+        <w:t xml:space="preserve">Ein Mikrocontroller (kurz µC, uC oder MCU) ist ein kompaktes Computersystem, das sämtliche für den Betrieb notwendigen Komponenten auf einem einzigen integrierten Schaltkreis vereint. Im Gegensatz zu herkömmlichen Mikroprozessoren in Personal Computern, die auf externe Speicher- und Peripheriebausteine angewiesen sind, beinhaltet ein Mikrocontroller neben einem oder mehreren Prozessorkernen auch Arbeits- und Programmspeicher (RAM, ROM/Flash) sowie programmierbare Ein- und Ausgabeschnittstellen. </w:t>
       </w:r>
       <w:r>
         <w:t>Das</w:t>
@@ -3934,13 +3928,7 @@
         <w:pStyle w:val="Text"/>
       </w:pPr>
       <w:r>
-        <w:t>Die Architektur von Mikrocontrollern ist primär auf Energieeffizienz und die direkte Interaktion mit Hardware ausgelegt. Das Spektrum reicht von einfachen 4-Bit-Prozessoren bis hin zu leistungsfähigen 32-Bit- oder 64-Bit-Architekturen</w:t>
-      </w:r>
-      <w:r>
-        <w:t xml:space="preserve">. </w:t>
-      </w:r>
-      <w:r>
-        <w:t>Ein wesentliches Merkmal ist der geringe Energiebedarf: Viele Controller arbeiten im Milliwatt- oder Mikrowattbereich und verfügen über spezielle "Sleep-Modi", in denen der Stromverbrauch auf wenige Nanowatt sinkt, um lange Laufzeiten in batteriebetriebenen Anwendungen zu gewährleisten.</w:t>
+        <w:t>Die Architektur von Mikrocontrollern ist primär auf Energieeffizienz und die direkte Interaktion mit Hardware ausgelegt. Das Spektrum reicht von einfachen 4-Bit-Prozessoren bis hin zu leistungsfähigen 32-Bit- oder 64-Bit-Architekturen. Ein wesentliches Merkmal ist der geringe Energiebedarf: Viele Controller arbeiten im Milliwatt- oder Mikrowattbereich und verfügen über spezielle "Sleep-Modi", in denen der Stromverbrauch auf wenige Nanowatt sinkt, um lange Laufzeiten in batteriebetriebenen Anwendungen zu gewährleisten.</w:t>
       </w:r>
     </w:p>
     <w:p>
@@ -3979,13 +3967,7 @@
         <w:pStyle w:val="Text"/>
       </w:pPr>
       <w:r>
-        <w:t>Die microSD-Karte ist das derzeit kleinste Flash-Speicherkartenformat, das sich elektrisch kompatibel zu SD-Karten verhält und Kapazitäten von wenigen Gigabyte bis zu mehreren Terabyte</w:t>
-      </w:r>
-      <w:r>
-        <w:t xml:space="preserve"> </w:t>
-      </w:r>
-      <w:r>
-        <w:t>bietet. Sie arbeitet standardmäßig mit einer Betriebsspannung von 2,7 bis 3,6 V und verfügt über 8 Kontakte, wobei die Kommunikation entweder über den schnellen SD-Bus oder den für Mikrocontroller einfachen SPI-Modus erfolgt.</w:t>
+        <w:t>Die microSD-Karte ist das derzeit kleinste Flash-Speicherkartenformat, das sich elektrisch kompatibel zu SD-Karten verhält und Kapazitäten von wenigen Gigabyte bis zu mehreren Terabyte bietet. Sie arbeitet standardmäßig mit einer Betriebsspannung von 2,7 bis 3,6 V und verfügt über 8 Kontakte, wobei die Kommunikation entweder über den schnellen SD-Bus oder den für Mikrocontroller einfachen SPI-Modus erfolgt.</w:t>
       </w:r>
     </w:p>
     <w:p>
@@ -4190,16 +4172,7 @@
         <w:pStyle w:val="Text"/>
       </w:pPr>
       <w:r>
-        <w:t xml:space="preserve">Ein Ultraschall-Distanzsensor ist ein elektronisches Messgerät, das hochfrequente Schallwellen (typischerweise im Bereich von 20 kHz bis 10 MHz) nutzt, um die Entfernung zu einem Objekt berührungslos zu erfassen. Das Funktionsprinzip basiert auf der Laufzeitmessung (Time-of-Flight): Der Sensor emittiert über einen Sender (piezoelektrischer Wandler) einen kurzen Ultraschallimpuls, der sich mit Schallgeschwindigkeit durch die Luft ausbreitet. Trifft dieser Impuls auf ein Hindernis, wird er reflektiert und als Echo vom Empfänger des Sensors detektiert. Ein Mikrocontroller oder eine interne Logik misst die Zeitspanne </w:t>
-      </w:r>
-      <w:r>
-        <w:t>t</w:t>
-      </w:r>
-      <w:r>
-        <w:t xml:space="preserve"> zwischen Aussendung und Empfang und berechnet daraus die Distanz</w:t>
-      </w:r>
-      <w:r>
-        <w:t xml:space="preserve"> d</w:t>
+        <w:t>Ein Ultraschall-Distanzsensor ist ein elektronisches Messgerät, das hochfrequente Schallwellen (typischerweise im Bereich von 20 kHz bis 10 MHz) nutzt, um die Entfernung zu einem Objekt berührungslos zu erfassen. Das Funktionsprinzip basiert auf der Laufzeitmessung (Time-of-Flight): Der Sensor emittiert über einen Sender (piezoelektrischer Wandler) einen kurzen Ultraschallimpuls, der sich mit Schallgeschwindigkeit durch die Luft ausbreitet. Trifft dieser Impuls auf ein Hindernis, wird er reflektiert und als Echo vom Empfänger des Sensors detektiert. Ein Mikrocontroller oder eine interne Logik misst die Zeitspanne t zwischen Aussendung und Empfang und berechnet daraus die Distanz d</w:t>
       </w:r>
       <w:r>
         <w:t>.</w:t>
@@ -4235,14 +4208,8 @@
     <w:p>
       <w:pPr>
         <w:jc w:val="left"/>
-        <w:rPr>
-          <w:lang w:val="en-GB"/>
-        </w:rPr>
-      </w:pPr>
-      <w:r>
-        <w:rPr>
-          <w:lang w:val="en-GB"/>
-        </w:rPr>
+      </w:pPr>
+      <w:r>
         <w:lastRenderedPageBreak/>
         <w:t xml:space="preserve">[Quelle: Ersa Electronics Blog: „Ultrasonic Distance Sensor: What It Is, How It Works, Accuracy, Range, and Best Modules“, </w:t>
       </w:r>
@@ -4250,25 +4217,15 @@
         <w:r>
           <w:rPr>
             <w:rStyle w:val="Hyperlink"/>
-            <w:lang w:val="en-GB"/>
           </w:rPr>
           <w:t>https://www.ersaelectronics.com/blog/ultrasonic-distance-sensor</w:t>
         </w:r>
       </w:hyperlink>
       <w:r>
-        <w:rPr>
-          <w:lang w:val="en-GB"/>
-        </w:rPr>
         <w:t>]</w:t>
       </w:r>
     </w:p>
-    <w:p>
-      <w:pPr>
-        <w:rPr>
-          <w:lang w:val="en-GB"/>
-        </w:rPr>
-      </w:pPr>
-    </w:p>
+    <w:p/>
     <w:p>
       <w:pPr>
         <w:rPr>
@@ -4473,19 +4430,7 @@
         <w:pStyle w:val="Text"/>
       </w:pPr>
       <w:r>
-        <w:t>Eine Leuchtdiode (kurz LED</w:t>
-      </w:r>
-      <w:r>
-        <w:t>)</w:t>
-      </w:r>
-      <w:r>
-        <w:t xml:space="preserve"> ist ein Halbleiter-Bauelement, das Licht ausstrahlt, sobald elektrischer Strom in Durchlassrichtung fließt. Im Gegensatz zu thermischen Strahlern wie Glühlampen basiert die Lichterzeugung nicht auf Hitze, sondern auf Elektrolumineszenz. Das Herzstück bildet ein Halbleiterkristall</w:t>
-      </w:r>
-      <w:r>
-        <w:t xml:space="preserve">, </w:t>
-      </w:r>
-      <w:r>
-        <w:t>der in einer Reflektorwanne sitzt. Die Wellenlänge des emittierten Lichts – und damit die Farbe – hängt dabei direkt vom verwendeten Halbleitermaterial und dessen Dotierung ab (Bandlücke). Ursprünglich nur als Signallampen genutzt, haben LEDs aufgrund ihrer hohen Effizienz und Langlebigkeit mittlerweile herkömmliche Leuchtmittel im Alltag fast vollständig verdrängt.</w:t>
+        <w:t>Eine Leuchtdiode (kurz LED) ist ein Halbleiter-Bauelement, das Licht ausstrahlt, sobald elektrischer Strom in Durchlassrichtung fließt. Im Gegensatz zu thermischen Strahlern wie Glühlampen basiert die Lichterzeugung nicht auf Hitze, sondern auf Elektrolumineszenz. Das Herzstück bildet ein Halbleiterkristall, der in einer Reflektorwanne sitzt. Die Wellenlänge des emittierten Lichts – und damit die Farbe – hängt dabei direkt vom verwendeten Halbleitermaterial und dessen Dotierung ab (Bandlücke). Ursprünglich nur als Signallampen genutzt, haben LEDs aufgrund ihrer hohen Effizienz und Langlebigkeit mittlerweile herkömmliche Leuchtmittel im Alltag fast vollständig verdrängt.</w:t>
       </w:r>
     </w:p>
     <w:p>
@@ -5021,7 +4966,7 @@
           <w:noProof/>
         </w:rPr>
         <w:drawing>
-          <wp:anchor distT="0" distB="0" distL="114300" distR="114300" simplePos="0" relativeHeight="251658752" behindDoc="1" locked="0" layoutInCell="1" allowOverlap="1" wp14:anchorId="578F5D54" wp14:editId="62963E1F">
+          <wp:anchor distT="0" distB="0" distL="114300" distR="114300" simplePos="0" relativeHeight="251660288" behindDoc="1" locked="0" layoutInCell="1" allowOverlap="1" wp14:anchorId="578F5D54" wp14:editId="62963E1F">
             <wp:simplePos x="0" y="0"/>
             <wp:positionH relativeFrom="column">
               <wp:posOffset>3595467</wp:posOffset>
@@ -5084,10 +5029,7 @@
         <w:pStyle w:val="Text"/>
       </w:pPr>
       <w:r>
-        <w:t>Eine RGB-LED besitzt typischerweise vier Anschlüsse. Einer dieser Anschlüsse ist der gemeinsame Pol für alle drei internen LEDs, während die anderen drei Pins die jeweilige Farbe ansteuern. Man unterscheidet zw</w:t>
-      </w:r>
-      <w:r>
-        <w:t>ischen einer gemeinsamen Anode oder einer gemeinsamen Kathode.</w:t>
+        <w:t>Eine RGB-LED besitzt typischerweise vier Anschlüsse. Einer dieser Anschlüsse ist der gemeinsame Pol für alle drei internen LEDs, während die anderen drei Pins die jeweilige Farbe ansteuern. Man unterscheidet zwischen einer gemeinsamen Anode oder einer gemeinsamen Kathode.</w:t>
       </w:r>
     </w:p>
     <w:p>
@@ -5144,7 +5086,7 @@
           <w:noProof/>
         </w:rPr>
         <w:drawing>
-          <wp:anchor distT="0" distB="0" distL="114300" distR="114300" simplePos="0" relativeHeight="251655680" behindDoc="1" locked="0" layoutInCell="1" allowOverlap="1" wp14:anchorId="4A6CF667" wp14:editId="452BCE59">
+          <wp:anchor distT="0" distB="0" distL="114300" distR="114300" simplePos="0" relativeHeight="251658240" behindDoc="1" locked="0" layoutInCell="1" allowOverlap="1" wp14:anchorId="4A6CF667" wp14:editId="452BCE59">
             <wp:simplePos x="0" y="0"/>
             <wp:positionH relativeFrom="column">
               <wp:posOffset>3218510</wp:posOffset>
@@ -5269,13 +5211,7 @@
         <w:pStyle w:val="Text"/>
       </w:pPr>
       <w:r>
-        <w:t>Ein Gleichrichter ist ein elektronisches Bauteil oder eine Schaltung, deren Hauptaufgabe darin besteht, Wechselstrom (AC) in Gleichstrom (DC) umzuwandeln. Diese Funktion ist essenziell, da die meisten elektronischen Geräte und Systeme für ihren ordnungsgemäßen Betrieb eine stabile Gleichspannung benötigen</w:t>
-      </w:r>
-      <w:r>
-        <w:t xml:space="preserve">. </w:t>
-      </w:r>
-      <w:r>
-        <w:t>Das Funktionsprinzip beruht auf der Nutzung von Dioden, die den Stromfluss nur in eine Richtung zulassen und so die negative Halbwelle des Wechselstroms entweder blockieren oder in eine positive umwandeln.</w:t>
+        <w:t>Ein Gleichrichter ist ein elektronisches Bauteil oder eine Schaltung, deren Hauptaufgabe darin besteht, Wechselstrom (AC) in Gleichstrom (DC) umzuwandeln. Diese Funktion ist essenziell, da die meisten elektronischen Geräte und Systeme für ihren ordnungsgemäßen Betrieb eine stabile Gleichspannung benötigen. Das Funktionsprinzip beruht auf der Nutzung von Dioden, die den Stromfluss nur in eine Richtung zulassen und so die negative Halbwelle des Wechselstroms entweder blockieren oder in eine positive umwandeln.</w:t>
       </w:r>
     </w:p>
     <w:p>
@@ -5397,10 +5333,7 @@
         <w:t xml:space="preserve">Brückengleichrichter: </w:t>
       </w:r>
       <w:r>
-        <w:t>Besteht aus vier Dioden. Dies ist die effizienteste Form, da beide Halbwellen genutzt werden</w:t>
-      </w:r>
-      <w:r>
-        <w:t xml:space="preserve">. </w:t>
+        <w:t xml:space="preserve">Besteht aus vier Dioden. Dies ist die effizienteste Form, da beide Halbwellen genutzt werden. </w:t>
       </w:r>
     </w:p>
     <w:p>
@@ -5585,28 +5518,7 @@
         <w:pStyle w:val="Text"/>
       </w:pPr>
       <w:r>
-        <w:t>Die korrekte Berechnung</w:t>
-      </w:r>
-      <w:r>
-        <w:t xml:space="preserve"> bzw. die Wahl</w:t>
-      </w:r>
-      <w:r>
-        <w:t xml:space="preserve"> des Leitungsquerschnitts ist unerlässlich, um einen sicheren, verlustarmen Betrieb von elektrischen Verbrauchern zu gewährleisten und Überhitzung oder gar Kabelbrände durch zu hohe Leitungswiderstände zu vermeiden. Der erforderliche Querschnitt hängt von zentralen elektrischen Faktoren ab: der maximalen Stromstärke, der anliegenden Betriebsspannung, der Kabellänge</w:t>
-      </w:r>
-      <w:r>
-        <w:t xml:space="preserve">, </w:t>
-      </w:r>
-      <w:r>
-        <w:t>dem spezifischen Materialleitwert</w:t>
-      </w:r>
-      <w:r>
-        <w:t xml:space="preserve"> </w:t>
-      </w:r>
-      <w:r>
-        <w:t>und dem noch vertretbaren Spannungsabfall</w:t>
-      </w:r>
-      <w:r>
-        <w:t>.</w:t>
+        <w:t>Die korrekte Berechnung bzw. die Wahl des Leitungsquerschnitts ist unerlässlich, um einen sicheren, verlustarmen Betrieb von elektrischen Verbrauchern zu gewährleisten und Überhitzung oder gar Kabelbrände durch zu hohe Leitungswiderstände zu vermeiden. Der erforderliche Querschnitt hängt von zentralen elektrischen Faktoren ab: der maximalen Stromstärke, der anliegenden Betriebsspannung, der Kabellänge, dem spezifischen Materialleitwert und dem noch vertretbaren Spannungsabfall.</w:t>
       </w:r>
     </w:p>
     <w:p>
@@ -5832,13 +5744,7 @@
       </w:r>
       <w:r>
         <w:lastRenderedPageBreak/>
-        <w:t>Leitern aus. Da externe elektromagnetische Störungen</w:t>
-      </w:r>
-      <w:r>
-        <w:t xml:space="preserve"> </w:t>
-      </w:r>
-      <w:r>
-        <w:t>meist auf beide räumlich eng beieinanderliegenden Leitungen gleichermaßen einwirken (Gleichtaktstörung), heben sich diese Störanteile bei der Differenzbildung im Empfänger auf, was eine hohe Störfestigkeit und Signalintegrität ermöglicht</w:t>
+        <w:t>Leitern aus. Da externe elektromagnetische Störungen meist auf beide räumlich eng beieinanderliegenden Leitungen gleichermaßen einwirken (Gleichtaktstörung), heben sich diese Störanteile bei der Differenzbildung im Empfänger auf, was eine hohe Störfestigkeit und Signalintegrität ermöglicht</w:t>
       </w:r>
       <w:r>
         <w:t>.</w:t>
@@ -5958,51 +5864,82 @@
       </w:pPr>
     </w:p>
     <w:p>
+      <w:pPr>
+        <w:pStyle w:val="Text"/>
+      </w:pPr>
       <w:r>
         <w:t>Um in diesen Leitungen nun Störungen zu verhindern, gibt es mehrere Möglichkeiten.</w:t>
       </w:r>
-      <w:r>
-        <w:br/>
-        <w:t>-&gt; twisted Pair erklären</w:t>
-      </w:r>
-    </w:p>
-    <w:p>
-      <w:r>
-        <w:t>-&gt;</w:t>
-      </w:r>
-    </w:p>
-    <w:p>
-      <w:pPr>
-        <w:jc w:val="left"/>
+    </w:p>
+    <w:p>
+      <w:pPr>
+        <w:pStyle w:val="Text"/>
+      </w:pPr>
+      <w:r>
+        <w:t>Um hauptsächlich Störungen von außen zu vermeiden, wird eigentlich immer empfohlen ein abgeschirmtes Kabel zu verwenden.</w:t>
+      </w:r>
+    </w:p>
+    <w:p>
+      <w:pPr>
+        <w:pStyle w:val="Text"/>
+      </w:pPr>
+      <w:r>
+        <w:t xml:space="preserve">Zusätzlich wird empfohlen für die Datenleitung eine Twisted-Pair Leitung, also ein verdrilltes Adernpaar zu verwenden. Wenn bei einem verdrillten Adernpaar Störeinflüsse von außen </w:t>
+      </w:r>
+      <w:r>
+        <w:t>kommen, wirkt</w:t>
+      </w:r>
+      <w:r>
+        <w:t xml:space="preserve"> sich dieses Gleichermaßen auf beide Adern aus und da es sich um ein Differenzielles Adernpaar handelt, haben die Störeinflüsse quasi gar keinen Einfluss mehr auf das Ergebnis, da sich die Störungen durch die Bildung der Differenz der beiden Signaldrähte sowieso von selbst weckkürzt.</w:t>
+      </w:r>
+    </w:p>
+    <w:p>
+      <w:pPr>
+        <w:pStyle w:val="Text"/>
+      </w:pPr>
+      <w:hyperlink r:id="rId64" w:history="1">
+        <w:r>
+          <w:rPr>
+            <w:rStyle w:val="Hyperlink"/>
+          </w:rPr>
+          <w:t>https://www.elektronik-kompendium.de/sites/net/0603191.htm</w:t>
+        </w:r>
+      </w:hyperlink>
+      <w:r>
+        <w:t xml:space="preserve"> </w:t>
+      </w:r>
+    </w:p>
+    <w:p>
+      <w:pPr>
+        <w:pStyle w:val="Text"/>
+      </w:pPr>
+      <w:r>
+        <w:t>Hat es eine hohe Relevanz, dass das Messergebnis</w:t>
+      </w:r>
+    </w:p>
+    <w:p>
+      <w:pPr>
+        <w:pStyle w:val="Heading3"/>
+      </w:pPr>
+      <w:r>
+        <w:lastRenderedPageBreak/>
+        <w:t>Schnittstellen</w:t>
+      </w:r>
+    </w:p>
+    <w:p>
+      <w:pPr>
         <w:rPr>
           <w:b/>
           <w:bCs/>
           <w:u w:val="single"/>
         </w:rPr>
       </w:pPr>
-    </w:p>
-    <w:p>
-      <w:pPr>
-        <w:pStyle w:val="Heading3"/>
-      </w:pPr>
-      <w:r>
-        <w:t>Schnittstellen</w:t>
-      </w:r>
-    </w:p>
-    <w:p>
-      <w:pPr>
+      <w:r>
         <w:rPr>
           <w:b/>
           <w:bCs/>
           <w:u w:val="single"/>
         </w:rPr>
-      </w:pPr>
-      <w:r>
-        <w:rPr>
-          <w:b/>
-          <w:bCs/>
-          <w:u w:val="single"/>
-        </w:rPr>
         <w:t>USB</w:t>
       </w:r>
     </w:p>
@@ -6011,25 +5948,33 @@
         <w:pStyle w:val="Text"/>
       </w:pPr>
       <w:r>
-        <w:t>Der Universal Serial Bus (USB) ist ein internationaler Industriestandard</w:t>
-      </w:r>
-      <w:r>
-        <w:t xml:space="preserve">. </w:t>
-      </w:r>
-      <w:r>
-        <w:t>Er ersetzte eine Vielzahl älterer Schnittstellen wie serielle und parallele Ports. USB definiert sowohl die Kabel und Steckverbinder als auch die Protokolle für die Kommunikation und Energieversorgung zwischen einem Host (z. B. PC) und Peripheriegeräten. Ein wesentliches Merkmal ist die "Hot-Swap"-Fähigkeit, die es erlaubt, Geräte im laufenden Betrieb anzuschließen und zu entfernen, sowie "Plug and Play", wodurch angeschlossene Geräte oft ohne manuelle Konfiguration sofort einsatzbereit sind.</w:t>
-      </w:r>
-    </w:p>
-    <w:p>
-      <w:pPr>
-        <w:pStyle w:val="Text"/>
-      </w:pPr>
-      <w:r>
-        <w:lastRenderedPageBreak/>
-        <w:t>USB nutzt eine serielle Datenübertragung. In den ursprünglichen Versionen (USB 1.x und 2.0) erfolgt die Signalübertragung differentiell über ein verdrilltes Adernpaar (D+ und D-), ergänzt durch zwei Adern für die Spannungsversorgung (VBUS und GND). Die Standardspannung beträgt 5 V DC.</w:t>
-      </w:r>
-      <w:r>
-        <w:t xml:space="preserve"> USB hat sich über die Jahre in Hinsicht auf Geschwindigkeit sowie auf die Bauart stark verändert.</w:t>
+        <w:t xml:space="preserve">Der </w:t>
+      </w:r>
+      <w:r>
+        <w:t>USB</w:t>
+      </w:r>
+      <w:r>
+        <w:t xml:space="preserve"> ist ein internationaler Industriestandard. Er ersetzte eine Vielzahl älterer Schnittstellen wie serielle und parallele Ports. USB definiert sowohl die Kabel und Steckverbinder als auch die Protokolle für die Kommunikation und Energieversorgung zwischen einem Host</w:t>
+      </w:r>
+      <w:r>
+        <w:t xml:space="preserve"> </w:t>
+      </w:r>
+      <w:r>
+        <w:t>und Peripheriegeräten. Ein wesentliches Merkmal ist die "Hot-Swap"-Fähigkeit, die es erlaubt, Geräte im laufenden Betrieb anzuschließen und zu entfernen, sowie "Plug and Play", wodurch angeschlossene Geräte oft ohne manuelle Konfiguration sofort einsatzbereit sind.</w:t>
+      </w:r>
+    </w:p>
+    <w:p>
+      <w:pPr>
+        <w:pStyle w:val="Text"/>
+      </w:pPr>
+      <w:r>
+        <w:t>USB nutzt eine serielle Datenübertragung. In den ursprünglichen Versionen</w:t>
+      </w:r>
+      <w:r>
+        <w:t xml:space="preserve"> </w:t>
+      </w:r>
+      <w:r>
+        <w:t>erfolgt die Signalübertragung differentiell über ein verdrilltes Adernpaar (D+ und D-), ergänzt durch zwei Adern für die Spannungsversorgung (VBUS und GND). Die Standardspannung beträgt 5 V DC. USB hat sich über die Jahre in Hinsicht auf Geschwindigkeit sowie auf die Bauart stark verändert.</w:t>
       </w:r>
     </w:p>
     <w:p>
@@ -6088,7 +6033,7 @@
                     </pic:cNvPicPr>
                   </pic:nvPicPr>
                   <pic:blipFill>
-                    <a:blip r:embed="rId64">
+                    <a:blip r:embed="rId65">
                       <a:extLst>
                         <a:ext uri="{28A0092B-C50C-407E-A947-70E740481C1C}">
                           <a14:useLocalDpi xmlns:a14="http://schemas.microsoft.com/office/drawing/2010/main" val="0"/>
@@ -6141,7 +6086,7 @@
                     </pic:cNvPicPr>
                   </pic:nvPicPr>
                   <pic:blipFill>
-                    <a:blip r:embed="rId65">
+                    <a:blip r:embed="rId66">
                       <a:extLst>
                         <a:ext uri="{28A0092B-C50C-407E-A947-70E740481C1C}">
                           <a14:useLocalDpi xmlns:a14="http://schemas.microsoft.com/office/drawing/2010/main" val="0"/>
@@ -6177,7 +6122,7 @@
       <w:pPr>
         <w:pStyle w:val="Text"/>
       </w:pPr>
-      <w:hyperlink r:id="rId66" w:history="1">
+      <w:hyperlink r:id="rId67" w:history="1">
         <w:r>
           <w:rPr>
             <w:rStyle w:val="Hyperlink"/>
@@ -6190,7 +6135,7 @@
       <w:pPr>
         <w:pStyle w:val="Text"/>
       </w:pPr>
-      <w:hyperlink r:id="rId67" w:history="1">
+      <w:hyperlink r:id="rId68" w:history="1">
         <w:r>
           <w:rPr>
             <w:rStyle w:val="Hyperlink"/>
@@ -6242,7 +6187,7 @@
                     </pic:cNvPicPr>
                   </pic:nvPicPr>
                   <pic:blipFill>
-                    <a:blip r:embed="rId68">
+                    <a:blip r:embed="rId69">
                       <a:extLst>
                         <a:ext uri="{28A0092B-C50C-407E-A947-70E740481C1C}">
                           <a14:useLocalDpi xmlns:a14="http://schemas.microsoft.com/office/drawing/2010/main" val="0"/>
@@ -6278,7 +6223,7 @@
       <w:pPr>
         <w:pStyle w:val="Text"/>
       </w:pPr>
-      <w:hyperlink r:id="rId69" w:history="1">
+      <w:hyperlink r:id="rId70" w:history="1">
         <w:r>
           <w:rPr>
             <w:rStyle w:val="Hyperlink"/>
@@ -6295,6 +6240,7 @@
         <w:pStyle w:val="Text"/>
       </w:pPr>
       <w:r>
+        <w:lastRenderedPageBreak/>
         <w:t>USB C</w:t>
       </w:r>
     </w:p>
@@ -6325,7 +6271,7 @@
                     </pic:cNvPicPr>
                   </pic:nvPicPr>
                   <pic:blipFill>
-                    <a:blip r:embed="rId70">
+                    <a:blip r:embed="rId71">
                       <a:extLst>
                         <a:ext uri="{28A0092B-C50C-407E-A947-70E740481C1C}">
                           <a14:useLocalDpi xmlns:a14="http://schemas.microsoft.com/office/drawing/2010/main" val="0"/>
@@ -6361,7 +6307,7 @@
       <w:pPr>
         <w:pStyle w:val="Text"/>
       </w:pPr>
-      <w:hyperlink r:id="rId71" w:history="1">
+      <w:hyperlink r:id="rId72" w:history="1">
         <w:r>
           <w:rPr>
             <w:rStyle w:val="Hyperlink"/>
@@ -6381,7 +6327,7 @@
           <w:u w:val="single"/>
         </w:rPr>
       </w:pPr>
-      <w:hyperlink r:id="rId72" w:history="1">
+      <w:hyperlink r:id="rId73" w:history="1">
         <w:r>
           <w:rPr>
             <w:rStyle w:val="Hyperlink"/>
@@ -6417,12 +6363,21 @@
           <w:u w:val="single"/>
         </w:rPr>
       </w:pPr>
-      <w:r>
+    </w:p>
+    <w:p>
+      <w:pPr>
         <w:rPr>
           <w:b/>
           <w:bCs/>
           <w:u w:val="single"/>
         </w:rPr>
+      </w:pPr>
+      <w:r>
+        <w:rPr>
+          <w:b/>
+          <w:bCs/>
+          <w:u w:val="single"/>
+        </w:rPr>
         <w:t>Ethernet</w:t>
       </w:r>
     </w:p>
@@ -6435,7 +6390,7 @@
           <w:noProof/>
         </w:rPr>
         <w:drawing>
-          <wp:anchor distT="0" distB="0" distL="114300" distR="114300" simplePos="0" relativeHeight="251653632" behindDoc="1" locked="0" layoutInCell="1" allowOverlap="1" wp14:anchorId="6BE9E8A8" wp14:editId="4AADEB75">
+          <wp:anchor distT="0" distB="0" distL="114300" distR="114300" simplePos="0" relativeHeight="251656192" behindDoc="1" locked="0" layoutInCell="1" allowOverlap="1" wp14:anchorId="6BE9E8A8" wp14:editId="4AADEB75">
             <wp:simplePos x="0" y="0"/>
             <wp:positionH relativeFrom="column">
               <wp:posOffset>4322648</wp:posOffset>
@@ -6468,7 +6423,7 @@
                     </pic:cNvPicPr>
                   </pic:nvPicPr>
                   <pic:blipFill rotWithShape="1">
-                    <a:blip r:embed="rId73">
+                    <a:blip r:embed="rId74">
                       <a:extLst>
                         <a:ext uri="{28A0092B-C50C-407E-A947-70E740481C1C}">
                           <a14:useLocalDpi xmlns:a14="http://schemas.microsoft.com/office/drawing/2010/main" val="0"/>
@@ -6505,17 +6460,13 @@
         </w:drawing>
       </w:r>
       <w:r>
-        <w:t xml:space="preserve">Ethernet ist der weltweit etablierte Standard für kabelgebundene, lokale Netzwerke (LANs), der die </w:t>
-      </w:r>
-      <w:r>
-        <w:lastRenderedPageBreak/>
-        <w:t>Spezifikationen für die Verbindung und den Datenaustausch zwischen Computern und anderen Netzwerkgeräten definiert.</w:t>
+        <w:t>Ethernet ist der weltweit etablierte Standard für kabelgebundene, lokale Netzwerke (LANs), der die Spezifikationen für die Verbindung und den Datenaustausch zwischen Computern und anderen Netzwerkgeräten definiert. Die physikalische Verbindung erfolgt meist über Kupferkabel mit RJ45-Steckern. Die Kabel werden in verschiedene Kategorien eingeteilt, die maßgeblich die maximale Übertragungsgeschwindigkeit und Störfestigkeit bestimmen.</w:t>
       </w:r>
       <w:r>
         <w:t xml:space="preserve"> </w:t>
       </w:r>
       <w:r>
-        <w:t>Die physikalische Verbindung erfolgt meist über Kupferkabel mit RJ45-Steckern. Die Kabel werden in verschiedene Kategorien eingeteilt (z. B. CAT 5, CAT 6, CAT 7), die maßgeblich die maximale Übertragungsgeschwindigkeit und Störfestigkeit bestimmen.</w:t>
+        <w:t>Ethernet bietet die Grundlage für die Verbindung zum Raspberry Pi.</w:t>
       </w:r>
     </w:p>
     <w:p>
@@ -6528,7 +6479,7 @@
       <w:pPr>
         <w:pStyle w:val="Text"/>
       </w:pPr>
-      <w:hyperlink r:id="rId74" w:history="1">
+      <w:hyperlink r:id="rId75" w:history="1">
         <w:r>
           <w:rPr>
             <w:rStyle w:val="Hyperlink"/>
@@ -6548,7 +6499,7 @@
           <w:bCs/>
         </w:rPr>
       </w:pPr>
-      <w:hyperlink r:id="rId75" w:history="1">
+      <w:hyperlink r:id="rId76" w:history="1">
         <w:r>
           <w:rPr>
             <w:rStyle w:val="Hyperlink"/>
@@ -6638,10 +6589,7 @@
         <w:pStyle w:val="Text"/>
       </w:pPr>
       <w:r>
-        <w:t>Der Raspberry Pi nutzt beispielsweise CSI-2, um das offizielle Kameramodul direkt an den Broadcom-Chip anzubinden, was eine wesentlich höhere Performance als USB-Kameras ermöglicht</w:t>
-      </w:r>
-      <w:r>
-        <w:t>.</w:t>
+        <w:t>Der Raspberry Pi nutzt beispielsweise CSI-2, um das offizielle Kameramodul direkt an den Broadcom-Chip anzubinden, was eine wesentlich höhere Performance als USB-Kameras ermöglicht.</w:t>
       </w:r>
     </w:p>
     <w:p>
@@ -6671,7 +6619,7 @@
                     </pic:cNvPicPr>
                   </pic:nvPicPr>
                   <pic:blipFill>
-                    <a:blip r:embed="rId76" cstate="print">
+                    <a:blip r:embed="rId77" cstate="print">
                       <a:extLst>
                         <a:ext uri="{28A0092B-C50C-407E-A947-70E740481C1C}">
                           <a14:useLocalDpi xmlns:a14="http://schemas.microsoft.com/office/drawing/2010/main" val="0"/>
@@ -6712,7 +6660,7 @@
       <w:pPr>
         <w:pStyle w:val="Text"/>
       </w:pPr>
-      <w:hyperlink r:id="rId77" w:history="1">
+      <w:hyperlink r:id="rId78" w:history="1">
         <w:r>
           <w:rPr>
             <w:rStyle w:val="Hyperlink"/>
@@ -6751,6 +6699,7 @@
         <w:t>Gehäusetechnik</w:t>
       </w:r>
     </w:p>
+    <w:p/>
     <w:p>
       <w:pPr>
         <w:rPr>
@@ -6765,25 +6714,6 @@
           <w:bCs/>
           <w:u w:val="single"/>
         </w:rPr>
-        <w:t>3D CAD</w:t>
-      </w:r>
-    </w:p>
-    <w:p/>
-    <w:p/>
-    <w:p>
-      <w:pPr>
-        <w:rPr>
-          <w:b/>
-          <w:bCs/>
-          <w:u w:val="single"/>
-        </w:rPr>
-      </w:pPr>
-      <w:r>
-        <w:rPr>
-          <w:b/>
-          <w:bCs/>
-          <w:u w:val="single"/>
-        </w:rPr>
         <w:t>3D Druck</w:t>
       </w:r>
     </w:p>
@@ -6792,23 +6722,31 @@
         <w:pStyle w:val="Text"/>
       </w:pPr>
       <w:r>
-        <w:t xml:space="preserve">Beim 3D-Druck unterscheiden sich die beiden dominierenden Verfahren FDM und SLA grundlegend in ihrer Funktionsweise: FDM schmilzt Kunststofffilament und trägt es schichtweise auf, während SLA flüssiges Kunstharz (Resin) präzise mit einem Laser </w:t>
-      </w:r>
-      <w:r>
-        <w:t xml:space="preserve">bzw. mit </w:t>
+        <w:t xml:space="preserve">Beim 3D-Druck unterscheiden sich die beiden dominierenden Verfahren FDM und SLA grundlegend in ihrer Funktionsweise: </w:t>
+      </w:r>
+    </w:p>
+    <w:p>
+      <w:pPr>
+        <w:pStyle w:val="Text"/>
+      </w:pPr>
+      <w:r>
+        <w:t xml:space="preserve">FDM schmilzt Kunststofffilament und trägt es schichtweise auf, während SLA flüssiges Kunstharz präzise mit einem Laser bzw. mit </w:t>
       </w:r>
       <w:r>
         <w:t>UV-Licht</w:t>
       </w:r>
       <w:r>
-        <w:t xml:space="preserve"> </w:t>
-      </w:r>
-      <w:r>
-        <w:t>aushärtet. Hinsichtlich der technischen Eigenschaften punktet FDM durch geringere Kosten und eine enorme Materialvielfalt für mechanisch oder thermisch belastbare Teile, weist aber sichtbare Druckschichten auf; SLA hingegen liefert eine hohe Detailgenauigkeit und nahezu spritzgussartige, glatte Oberflächen, ist jedoch bei den Materialkosten meist teurer.</w:t>
-      </w:r>
-    </w:p>
-    <w:p>
-      <w:hyperlink r:id="rId78" w:history="1">
+        <w:t xml:space="preserve"> aushärtet. Hinsichtlich der technischen Eigenschaften punktet FDM durch geringere Kosten und eine enorme Materialvielfalt für mechanisch oder thermisch belastbare Teile, weist aber sichtbare Druckschichten auf</w:t>
+      </w:r>
+      <w:r>
+        <w:t>.</w:t>
+      </w:r>
+      <w:r>
+        <w:t xml:space="preserve"> SLA hingegen liefert eine hohe Detailgenauigkeit und nahezu spritzgussartige, glatte Oberflächen, ist jedoch bei den Materialkosten meist teurer.</w:t>
+      </w:r>
+    </w:p>
+    <w:p>
+      <w:hyperlink r:id="rId79" w:history="1">
         <w:r>
           <w:rPr>
             <w:rStyle w:val="Hyperlink"/>
@@ -6820,6 +6758,7 @@
         <w:t xml:space="preserve"> </w:t>
       </w:r>
     </w:p>
+    <w:p/>
     <w:p>
       <w:pPr>
         <w:rPr>
@@ -6828,21 +6767,85 @@
           <w:u w:val="single"/>
         </w:rPr>
       </w:pPr>
-    </w:p>
-    <w:p>
-      <w:pPr>
+      <w:r>
         <w:rPr>
           <w:b/>
           <w:bCs/>
           <w:u w:val="single"/>
         </w:rPr>
-      </w:pPr>
-      <w:r>
+        <w:t>3D CAD</w:t>
+      </w:r>
+    </w:p>
+    <w:p>
+      <w:pPr>
+        <w:pStyle w:val="Text"/>
+      </w:pPr>
+      <w:r>
+        <w:t xml:space="preserve">Die Grundlage für </w:t>
+      </w:r>
+      <w:r>
+        <w:t>3D Druck bildet die rechnergestützte Konstruktion mittels CAD-Software</w:t>
+      </w:r>
+      <w:r>
+        <w:t xml:space="preserve">. </w:t>
+      </w:r>
+      <w:r>
+        <w:t>Mit Hilfe dieser Programme werden die dreidimensionalen geometrischen Modelle der Bauteile erstellt. Im Gegensatz zu herkömmlichen Grafikprogrammen arbeiten CAD-Systeme parametrisch und vektorbasiert. Dies gewährleistet eine exakte Maßhaltigkeit und die für technische Anwendungen erforderliche geometrische Präzision.</w:t>
+      </w:r>
+      <w:r>
+        <w:t xml:space="preserve"> </w:t>
+      </w:r>
+      <w:r>
+        <w:t xml:space="preserve">Wurde ein </w:t>
+      </w:r>
+      <w:r>
+        <w:t>Volumenkörper erstellt, ist der Prozess jedoch noch nicht fertig, da die erstellte</w:t>
+      </w:r>
+      <w:r>
+        <w:t xml:space="preserve"> </w:t>
+      </w:r>
+      <w:r>
+        <w:t xml:space="preserve">.ipt Datei von 3D Druckern nicht gelesen werden kann. Hier kommen STL-Dateien ins Spiel. </w:t>
+      </w:r>
+    </w:p>
+    <w:p>
+      <w:pPr>
+        <w:pStyle w:val="Text"/>
+      </w:pPr>
+    </w:p>
+    <w:p>
+      <w:pPr>
+        <w:jc w:val="left"/>
         <w:rPr>
           <w:b/>
           <w:bCs/>
           <w:u w:val="single"/>
         </w:rPr>
+      </w:pPr>
+      <w:r>
+        <w:rPr>
+          <w:b/>
+          <w:bCs/>
+          <w:u w:val="single"/>
+        </w:rPr>
+        <w:br w:type="page"/>
+      </w:r>
+    </w:p>
+    <w:p>
+      <w:pPr>
+        <w:rPr>
+          <w:b/>
+          <w:bCs/>
+          <w:u w:val="single"/>
+        </w:rPr>
+      </w:pPr>
+      <w:r>
+        <w:rPr>
+          <w:b/>
+          <w:bCs/>
+          <w:u w:val="single"/>
+        </w:rPr>
+        <w:lastRenderedPageBreak/>
         <w:t>STL</w:t>
       </w:r>
     </w:p>
@@ -6851,7 +6854,13 @@
         <w:pStyle w:val="Text"/>
       </w:pPr>
       <w:r>
-        <w:t xml:space="preserve">Die STL-Datei ist das branchenübliche Standardformat für die Datenübertragung im 3D-Druck. Bei diesem Format wird die Geometrie eines dreidimensionalen CAD-Festkörpermodells nicht durch exakte mathematische Kurven, sondern durch ein Netz aus aneinandergereihten Dreiecken (Facetten) angenähert. Je komplexer und geschwungener die Oberfläche des Objekts ist, desto mehr Dreiecke und </w:t>
+        <w:t>Die STL-Datei ist das branchenübliche Standardformat für die Datenübertragung im 3D-Druck. Bei diesem Format wird die Geometrie eines dreidimensionalen CAD-Festkörpermodells nicht durch exakte mathematische Kurven, sondern durch ein Netz aus aneinandergereihten Dreiecken</w:t>
+      </w:r>
+      <w:r>
+        <w:t xml:space="preserve"> </w:t>
+      </w:r>
+      <w:r>
+        <w:t xml:space="preserve">angenähert. Je komplexer und geschwungener die Oberfläche des Objekts ist, desto mehr Dreiecke und </w:t>
       </w:r>
       <w:r>
         <w:t>eine,</w:t>
@@ -6859,12 +6868,15 @@
       <w:r>
         <w:t xml:space="preserve"> umso höhere Auflösung sind nötig, um das Modell detailgetreu abzubilden</w:t>
       </w:r>
-    </w:p>
-    <w:p>
-      <w:pPr>
-        <w:pStyle w:val="Text"/>
-      </w:pPr>
-      <w:hyperlink r:id="rId79" w:history="1">
+      <w:r>
+        <w:t xml:space="preserve">. </w:t>
+      </w:r>
+    </w:p>
+    <w:p>
+      <w:pPr>
+        <w:pStyle w:val="Text"/>
+      </w:pPr>
+      <w:hyperlink r:id="rId80" w:history="1">
         <w:r>
           <w:rPr>
             <w:rStyle w:val="Hyperlink"/>
@@ -6878,6 +6890,14 @@
     </w:p>
     <w:p>
       <w:pPr>
+        <w:pStyle w:val="Text"/>
+      </w:pPr>
+      <w:r>
+        <w:t>Die generierte STL-Datei wird mithilfe einer Slicing-Software in Schichten unterteilt, welche anschließend als Grundlage für den Schichtaufbau des Druckers dienen.</w:t>
+      </w:r>
+    </w:p>
+    <w:p>
+      <w:pPr>
         <w:pStyle w:val="Heading2"/>
       </w:pPr>
       <w:bookmarkStart w:id="37" w:name="_Toc200467201"/>
@@ -6897,30 +6917,15 @@
     <w:p>
       <w:pPr>
         <w:pStyle w:val="Text"/>
-      </w:pPr>
-      <w:r>
-        <w:t xml:space="preserve">Bei dieser Diplomarbeit wurde </w:t>
-      </w:r>
-      <w:r>
-        <w:t>anfangs</w:t>
-      </w:r>
-      <w:r>
-        <w:t xml:space="preserve"> bei einem Praktikum in der Firma Leitner der Ablauf und die Anforderungen mit dem Prince2 Projektplanungsprinzip geplant.</w:t>
-      </w:r>
-    </w:p>
-    <w:p>
-      <w:pPr>
-        <w:pStyle w:val="Text"/>
-      </w:pPr>
-      <w:r>
-        <w:lastRenderedPageBreak/>
-        <w:t xml:space="preserve">Hierbei gibt es eine handvoll wichtige </w:t>
-      </w:r>
-      <w:r>
-        <w:t>Dokumente,</w:t>
-      </w:r>
-      <w:r>
-        <w:t xml:space="preserve"> die erstellt wurden um die Entwicklung zu erleichtern.</w:t>
+        <w:rPr>
+          <w:lang w:eastAsia="en-AT"/>
+        </w:rPr>
+      </w:pPr>
+      <w:r>
+        <w:rPr>
+          <w:lang w:eastAsia="en-AT"/>
+        </w:rPr>
+        <w:t>Zu Beginn dieser Diplomarbeit wurden im Rahmen eines Praktikums bei der Firma Leitner der Projektablauf sowie die Anforderungen nach der PRINCE2-Methodik festgelegt. In dieser Phase entstanden wesentliche Projektdokumente, welche die strukturierte Entwicklung des Systems unterstützen.</w:t>
       </w:r>
     </w:p>
     <w:p>
@@ -6944,7 +6949,10 @@
         <w:pStyle w:val="Text"/>
       </w:pPr>
       <w:r>
-        <w:t>- Ka wia des hoast irgendwas in der Entwicklungsphase halt</w:t>
+        <w:t xml:space="preserve">- </w:t>
+      </w:r>
+      <w:r>
+        <w:t>Product Description</w:t>
       </w:r>
     </w:p>
     <w:p>
@@ -7017,7 +7025,16 @@
         <w:pStyle w:val="Text"/>
       </w:pPr>
       <w:r>
+        <w:lastRenderedPageBreak/>
         <w:t xml:space="preserve">In der Project Initiation wird nun eine klare Umsetzung der zuvor in der Project Definition festgelegten Ziele festgehalten. </w:t>
+      </w:r>
+    </w:p>
+    <w:p>
+      <w:pPr>
+        <w:pStyle w:val="Text"/>
+      </w:pPr>
+      <w:r>
+        <w:t>Produkt Description</w:t>
       </w:r>
     </w:p>
     <w:p>
@@ -7134,13 +7151,7 @@
         <w:pStyle w:val="Text"/>
       </w:pPr>
       <w:r>
-        <w:t xml:space="preserve">Es gibt inzwischen eine Vielzahl von Raspberry Pi Modellen für die verschiedensten Anwendungsgebiete. Aufgrund der KI Verarbeitungsprozze in dieser Diplomarbeit, ist ein Pi mit hoher CPU Power gefragt. Infrage kommt daher eigentlich nur der Raspberry Pi 5 mit dem </w:t>
-      </w:r>
-      <w:r>
-        <w:t>Arm Cortex A76 processor</w:t>
-      </w:r>
-      <w:r>
-        <w:t xml:space="preserve"> mit 2,4Ghz.</w:t>
+        <w:t>Es gibt inzwischen eine Vielzahl von Raspberry Pi Modellen für die verschiedensten Anwendungsgebiete. Aufgrund der KI Verarbeitungsprozze in dieser Diplomarbeit, ist ein Pi mit hoher CPU Power gefragt. Infrage kommt daher eigentlich nur der Raspberry Pi 5 mit dem Arm Cortex A76 processor mit 2,4Ghz.</w:t>
       </w:r>
       <w:r>
         <w:t xml:space="preserve"> Außerdem gibt es Modelle zwischen 1GB RAM und 16GB RAM. Übermäßig viel RAM wird nicht benötigt, jedoch sollte im Vorhinein bei diesem Punkt auch nicht gespart werden, nicht dass es dadurch zu </w:t>
@@ -7390,7 +7401,7 @@
       <w:pPr>
         <w:pStyle w:val="Text"/>
       </w:pPr>
-      <w:hyperlink r:id="rId80" w:history="1">
+      <w:hyperlink r:id="rId81" w:history="1">
         <w:r>
           <w:rPr>
             <w:rStyle w:val="Hyperlink"/>
@@ -7455,15 +7466,9 @@
         <w:t>Die Brennweite ist hier eher ein wichtigerer punkt, da sich die Kameras sehr nahe an den zu messenden Objekten befinden. Das Gehäuse wird nach den gewählten Kameras dimensioniert. Hat die Kamera eine geringere Brennweite, so muss ein größeres Gehäuse geplant werden um die gleichen Objekte aufnehmen zu können</w:t>
       </w:r>
       <w:r>
-        <w:t xml:space="preserve">. Vom Hersteller DFRobot gibt es hierzu eine Kamera die genau diese Anforderungen erfüllt. Die </w:t>
-      </w:r>
-      <w:r>
-        <w:t>FIT0892</w:t>
-      </w:r>
-      <w:r>
-        <w:t xml:space="preserve"> hat eine maximale Auflösung von 720p und eine Brennweite von 140°. </w:t>
-      </w:r>
-      <w:hyperlink r:id="rId81" w:history="1">
+        <w:t xml:space="preserve">. Vom Hersteller DFRobot gibt es hierzu eine Kamera die genau diese Anforderungen erfüllt. Die FIT0892 hat eine maximale Auflösung von 720p und eine Brennweite von 140°. </w:t>
+      </w:r>
+      <w:hyperlink r:id="rId82" w:history="1">
         <w:r>
           <w:rPr>
             <w:rStyle w:val="Hyperlink"/>
@@ -7552,7 +7557,7 @@
       <w:pPr>
         <w:pStyle w:val="Text"/>
       </w:pPr>
-      <w:hyperlink r:id="rId82" w:history="1">
+      <w:hyperlink r:id="rId83" w:history="1">
         <w:r>
           <w:rPr>
             <w:rStyle w:val="Hyperlink"/>
@@ -8709,7 +8714,7 @@
                     <pic:cNvPicPr/>
                   </pic:nvPicPr>
                   <pic:blipFill>
-                    <a:blip r:embed="rId83"/>
+                    <a:blip r:embed="rId84"/>
                     <a:stretch>
                       <a:fillRect/>
                     </a:stretch>
@@ -8760,11 +8765,11 @@
                     <pic:cNvPicPr/>
                   </pic:nvPicPr>
                   <pic:blipFill>
-                    <a:blip r:embed="rId84">
+                    <a:blip r:embed="rId85">
                       <a:extLst>
                         <a:ext uri="{BEBA8EAE-BF5A-486C-A8C5-ECC9F3942E4B}">
                           <a14:imgProps xmlns:a14="http://schemas.microsoft.com/office/drawing/2010/main">
-                            <a14:imgLayer r:embed="rId85">
+                            <a14:imgLayer r:embed="rId86">
                               <a14:imgEffect>
                                 <a14:colorTemperature colorTemp="5900"/>
                               </a14:imgEffect>
@@ -8847,7 +8852,7 @@
                     </pic:cNvPicPr>
                   </pic:nvPicPr>
                   <pic:blipFill>
-                    <a:blip r:embed="rId86">
+                    <a:blip r:embed="rId87">
                       <a:extLst>
                         <a:ext uri="{28A0092B-C50C-407E-A947-70E740481C1C}">
                           <a14:useLocalDpi xmlns:a14="http://schemas.microsoft.com/office/drawing/2010/main" val="0"/>
@@ -8900,7 +8905,7 @@
                     </pic:cNvPicPr>
                   </pic:nvPicPr>
                   <pic:blipFill>
-                    <a:blip r:embed="rId87" cstate="print">
+                    <a:blip r:embed="rId88" cstate="print">
                       <a:extLst>
                         <a:ext uri="{28A0092B-C50C-407E-A947-70E740481C1C}">
                           <a14:useLocalDpi xmlns:a14="http://schemas.microsoft.com/office/drawing/2010/main" val="0"/>
@@ -9042,7 +9047,7 @@
                     </pic:cNvPicPr>
                   </pic:nvPicPr>
                   <pic:blipFill>
-                    <a:blip r:embed="rId88">
+                    <a:blip r:embed="rId89">
                       <a:biLevel thresh="25000"/>
                       <a:extLst>
                         <a:ext uri="{28A0092B-C50C-407E-A947-70E740481C1C}">
@@ -9623,10 +9628,10 @@
         </w:numPr>
         <w:outlineLvl w:val="9"/>
         <w:sectPr>
-          <w:headerReference w:type="default" r:id="rId89"/>
-          <w:footerReference w:type="default" r:id="rId90"/>
-          <w:headerReference w:type="first" r:id="rId91"/>
-          <w:footerReference w:type="first" r:id="rId92"/>
+          <w:headerReference w:type="default" r:id="rId90"/>
+          <w:footerReference w:type="default" r:id="rId91"/>
+          <w:headerReference w:type="first" r:id="rId92"/>
+          <w:footerReference w:type="first" r:id="rId93"/>
           <w:pgSz w:w="11906" w:h="16838"/>
           <w:pgMar w:top="1417" w:right="1440" w:bottom="1134" w:left="1440" w:header="708" w:footer="708" w:gutter="0"/>
           <w:cols w:space="720"/>
@@ -9808,10 +9813,10 @@
       <w:pPr>
         <w:pStyle w:val="Text"/>
         <w:sectPr>
-          <w:headerReference w:type="default" r:id="rId93"/>
-          <w:footerReference w:type="default" r:id="rId94"/>
-          <w:headerReference w:type="first" r:id="rId95"/>
-          <w:footerReference w:type="first" r:id="rId96"/>
+          <w:headerReference w:type="default" r:id="rId94"/>
+          <w:footerReference w:type="default" r:id="rId95"/>
+          <w:headerReference w:type="first" r:id="rId96"/>
+          <w:footerReference w:type="first" r:id="rId97"/>
           <w:pgSz w:w="11906" w:h="16838"/>
           <w:pgMar w:top="1417" w:right="1440" w:bottom="1134" w:left="1440" w:header="708" w:footer="708" w:gutter="0"/>
           <w:cols w:space="720"/>
@@ -10004,10 +10009,10 @@
       <w:pPr>
         <w:pStyle w:val="Text"/>
         <w:sectPr>
-          <w:headerReference w:type="default" r:id="rId97"/>
-          <w:footerReference w:type="default" r:id="rId98"/>
-          <w:headerReference w:type="first" r:id="rId99"/>
-          <w:footerReference w:type="first" r:id="rId100"/>
+          <w:headerReference w:type="default" r:id="rId98"/>
+          <w:footerReference w:type="default" r:id="rId99"/>
+          <w:headerReference w:type="first" r:id="rId100"/>
+          <w:footerReference w:type="first" r:id="rId101"/>
           <w:pgSz w:w="11906" w:h="16838"/>
           <w:pgMar w:top="1417" w:right="1440" w:bottom="1134" w:left="1440" w:header="708" w:footer="708" w:gutter="0"/>
           <w:cols w:space="720"/>
@@ -10153,10 +10158,10 @@
       <w:pPr>
         <w:pStyle w:val="Text"/>
         <w:sectPr>
-          <w:headerReference w:type="default" r:id="rId101"/>
-          <w:footerReference w:type="default" r:id="rId102"/>
-          <w:headerReference w:type="first" r:id="rId103"/>
-          <w:footerReference w:type="first" r:id="rId104"/>
+          <w:headerReference w:type="default" r:id="rId102"/>
+          <w:footerReference w:type="default" r:id="rId103"/>
+          <w:headerReference w:type="first" r:id="rId104"/>
+          <w:footerReference w:type="first" r:id="rId105"/>
           <w:pgSz w:w="11906" w:h="16838"/>
           <w:pgMar w:top="1417" w:right="1440" w:bottom="1134" w:left="1440" w:header="708" w:footer="708" w:gutter="0"/>
           <w:cols w:space="720"/>
@@ -10169,10 +10174,10 @@
       <w:pPr>
         <w:pStyle w:val="Heading1"/>
         <w:sectPr>
-          <w:headerReference w:type="default" r:id="rId105"/>
-          <w:footerReference w:type="default" r:id="rId106"/>
-          <w:headerReference w:type="first" r:id="rId107"/>
-          <w:footerReference w:type="first" r:id="rId108"/>
+          <w:headerReference w:type="default" r:id="rId106"/>
+          <w:footerReference w:type="default" r:id="rId107"/>
+          <w:headerReference w:type="first" r:id="rId108"/>
+          <w:footerReference w:type="first" r:id="rId109"/>
           <w:pgSz w:w="11906" w:h="16838"/>
           <w:pgMar w:top="1417" w:right="1440" w:bottom="1134" w:left="1440" w:header="708" w:footer="708" w:gutter="0"/>
           <w:cols w:space="720"/>
@@ -10386,10 +10391,10 @@
           <w:color w:val="0066FF"/>
         </w:rPr>
         <w:sectPr>
-          <w:headerReference w:type="default" r:id="rId109"/>
-          <w:footerReference w:type="default" r:id="rId110"/>
-          <w:headerReference w:type="first" r:id="rId111"/>
-          <w:footerReference w:type="first" r:id="rId112"/>
+          <w:headerReference w:type="default" r:id="rId110"/>
+          <w:footerReference w:type="default" r:id="rId111"/>
+          <w:headerReference w:type="first" r:id="rId112"/>
+          <w:footerReference w:type="first" r:id="rId113"/>
           <w:pgSz w:w="11906" w:h="16838"/>
           <w:pgMar w:top="1417" w:right="1440" w:bottom="1134" w:left="1440" w:header="708" w:footer="708" w:gutter="0"/>
           <w:cols w:space="720"/>
@@ -10435,10 +10440,10 @@
       <w:bookmarkEnd w:id="104"/>
     </w:p>
     <w:sectPr>
-      <w:headerReference w:type="default" r:id="rId113"/>
-      <w:footerReference w:type="default" r:id="rId114"/>
-      <w:headerReference w:type="first" r:id="rId115"/>
-      <w:footerReference w:type="first" r:id="rId116"/>
+      <w:headerReference w:type="default" r:id="rId114"/>
+      <w:footerReference w:type="default" r:id="rId115"/>
+      <w:headerReference w:type="first" r:id="rId116"/>
+      <w:footerReference w:type="first" r:id="rId117"/>
       <w:pgSz w:w="11906" w:h="16838"/>
       <w:pgMar w:top="1417" w:right="1440" w:bottom="1134" w:left="1440" w:header="708" w:footer="708" w:gutter="0"/>
       <w:cols w:space="720"/>
@@ -14913,7 +14918,6 @@
   <w:style w:type="character" w:default="1" w:styleId="DefaultParagraphFont">
     <w:name w:val="Default Paragraph Font"/>
     <w:uiPriority w:val="1"/>
-    <w:semiHidden/>
     <w:unhideWhenUsed/>
   </w:style>
   <w:style w:type="table" w:default="1" w:styleId="TableNormal">
@@ -16533,6 +16537,16 @@
       <w:shd w:val="clear" w:color="auto" w:fill="E1DFDD"/>
     </w:rPr>
   </w:style>
+  <w:style w:type="character" w:customStyle="1" w:styleId="citation-55">
+    <w:name w:val="citation-55"/>
+    <w:basedOn w:val="DefaultParagraphFont"/>
+    <w:rsid w:val="00F91F4E"/>
+  </w:style>
+  <w:style w:type="character" w:customStyle="1" w:styleId="citation-54">
+    <w:name w:val="citation-54"/>
+    <w:basedOn w:val="DefaultParagraphFont"/>
+    <w:rsid w:val="00F91F4E"/>
+  </w:style>
 </w:styles>
 </file>
 
@@ -16714,97 +16728,6 @@
 </file>
 
 <file path=customXml/item1.xml><?xml version="1.0" encoding="utf-8"?>
-<inkml:ink xmlns:inkml="http://www.w3.org/2003/InkML">
-  <inkml:definitions>
-    <inkml:context xml:id="ctx0">
-      <inkml:inkSource xml:id="inkSrc0">
-        <inkml:traceFormat>
-          <inkml:channel name="X" type="integer" min="-2.14748E9" max="2.14748E9" units="cm"/>
-          <inkml:channel name="Y" type="integer" min="-2.14748E9" max="2.14748E9" units="cm"/>
-          <inkml:channel name="F" type="integer" max="32767" units="dev"/>
-          <inkml:channel name="OA" type="integer" max="360" units="deg"/>
-          <inkml:channel name="OE" type="integer" max="90" units="deg"/>
-        </inkml:traceFormat>
-        <inkml:channelProperties>
-          <inkml:channelProperty channel="X" name="resolution" value="1000" units="1/cm"/>
-          <inkml:channelProperty channel="Y" name="resolution" value="1000" units="1/cm"/>
-          <inkml:channelProperty channel="F" name="resolution" value="0" units="1/dev"/>
-          <inkml:channelProperty channel="OA" name="resolution" value="1000" units="1/deg"/>
-          <inkml:channelProperty channel="OE" name="resolution" value="1000" units="1/deg"/>
-        </inkml:channelProperties>
-      </inkml:inkSource>
-      <inkml:timestamp xml:id="ts0" timeString="2025-06-10T16:08:54.030"/>
-    </inkml:context>
-    <inkml:brush xml:id="br0">
-      <inkml:brushProperty name="width" value="0.05" units="cm"/>
-      <inkml:brushProperty name="height" value="0.05" units="cm"/>
-      <inkml:brushProperty name="color" value="#E71224"/>
-    </inkml:brush>
-  </inkml:definitions>
-  <inkml:trace contextRef="#ctx0" brushRef="#br0">5 208 2425 0 0,'0'0'5878'0'0,"24"0"-3468"0"0,-17 1-2405 0 0,0 0 1 0 0,0 0-1 0 0,0 0 0 0 0,0 1 1 0 0,0 0-1 0 0,11 5 0 0 0,-9-5 40 0 0,0 0-1 0 0,0 0 0 0 0,0-1 0 0 0,1 0 1 0 0,-1 0-1 0 0,0-1 0 0 0,17-3 1 0 0,4 2 74 0 0,-22 1-105 0 0,1-1 1 0 0,0 2-1 0 0,-1-1 0 0 0,1 1 1 0 0,-1 0-1 0 0,1 1 1 0 0,-1 0-1 0 0,1 0 1 0 0,-1 1-1 0 0,14 7 0 0 0,-22-10-10 0 0,1 0 1 0 0,0 1-1 0 0,-1-1 0 0 0,1 1 0 0 0,0-1 0 0 0,-1 1 0 0 0,1-1 0 0 0,0 1 0 0 0,-1 0 0 0 0,1-1 0 0 0,-1 1 0 0 0,1 0 0 0 0,-1-1 0 0 0,0 1 0 0 0,1 0 0 0 0,-1 0 0 0 0,0-1 0 0 0,1 1 0 0 0,-1 0 0 0 0,0 0 0 0 0,0 0 0 0 0,0-1 0 0 0,0 1 0 0 0,0 0 1 0 0,0 0-1 0 0,0 0 0 0 0,0 0 0 0 0,0-1 0 0 0,0 1 0 0 0,0 0 0 0 0,0 0 0 0 0,-1 0 0 0 0,1-1 0 0 0,0 1 0 0 0,-1 0 0 0 0,1 0 0 0 0,0-1 0 0 0,-1 1 0 0 0,1 0 0 0 0,-2 0 0 0 0,-2 4 13 0 0,0-1 0 0 0,-1 1 0 0 0,0-1 0 0 0,-10 6 0 0 0,-6 7-17 0 0,-52 46-71 0 0,46-41 27 0 0,-30 31 0 0 0,55-51 44 0 0,1 0 0 0 0,-1 0 0 0 0,0 0 0 0 0,1 0-1 0 0,-1 0 1 0 0,1 0 0 0 0,0 0 0 0 0,0 0 0 0 0,-1 1-1 0 0,1-1 1 0 0,1 0 0 0 0,-1 1 0 0 0,0-1 0 0 0,1 1-1 0 0,-1-1 1 0 0,1 1 0 0 0,0-1 0 0 0,0 5-1 0 0,0-6 1 0 0,1 1 0 0 0,0-1 0 0 0,-1 1 0 0 0,1-1 0 0 0,0 1 0 0 0,0-1 0 0 0,0 0-1 0 0,0 1 1 0 0,0-1 0 0 0,0 0 0 0 0,0 0 0 0 0,0 0 0 0 0,1 0 0 0 0,-1 0-1 0 0,0 0 1 0 0,1 0 0 0 0,-1 0 0 0 0,1 0 0 0 0,-1-1 0 0 0,1 1 0 0 0,-1-1 0 0 0,1 1-1 0 0,-1-1 1 0 0,1 1 0 0 0,0-1 0 0 0,-1 0 0 0 0,1 0 0 0 0,-1 0 0 0 0,3 0-1 0 0,29 4-18 0 0,-11-1-40 0 0,-1-1 0 0 0,25-2 0 0 0,-39 0 42 0 0,1-1-1 0 0,0 0 1 0 0,0 0-1 0 0,-1-1 1 0 0,1 0-1 0 0,-1-1 1 0 0,0 0 0 0 0,0 0-1 0 0,12-7 1 0 0,29-13-1642 0 0,-12 16-3216 0 0,-30 7 3490 0 0</inkml:trace>
-  <inkml:trace contextRef="#ctx0" brushRef="#br0" timeOffset="537.36">1 353 3761 0 0,'14'-4'313'0'0,"1"1"1"0"0,0 1 0 0 0,0 0-1 0 0,0 1 1 0 0,1 1 0 0 0,-1 0-1 0 0,0 1 1 0 0,0 0 0 0 0,0 2-1 0 0,0-1 1 0 0,-1 2 0 0 0,1 0-1 0 0,-1 1 1 0 0,1 0 0 0 0,13 8-1 0 0,-21-9-404 0 0,1-2 0 0 0,0 1 0 0 0,0-1 0 0 0,0 0-1 0 0,0-1 1 0 0,0 0 0 0 0,0 0 0 0 0,1 0 0 0 0,-1-1 0 0 0,0-1-1 0 0,0 1 1 0 0,1-2 0 0 0,-1 1 0 0 0,0-1 0 0 0,0 0 0 0 0,9-4 0 0 0,-11 5-498 0 0</inkml:trace>
-  <inkml:trace contextRef="#ctx0" brushRef="#br0" timeOffset="1907.49">580 318 4417 0 0,'0'0'535'0'0,"25"18"674"0"0,-15-14-1066 0 0,1 0-1 0 0,0-1 0 0 0,-1 0 0 0 0,1-1 1 0 0,17 2-1 0 0,-15-3-53 0 0,0-1 1 0 0,0 0-1 0 0,19-4 1 0 0,-28 4-78 0 0,0-1 0 0 0,-1 1 0 0 0,1-1 1 0 0,-1 0-1 0 0,1-1 0 0 0,-1 1 0 0 0,1 0 1 0 0,-1-1-1 0 0,0 0 0 0 0,0 0 1 0 0,0 0-1 0 0,0 0 0 0 0,0 0 0 0 0,0-1 1 0 0,-1 1-1 0 0,1-1 0 0 0,2-4 1 0 0,-4 5-7 0 0,0 0 0 0 0,0 0 0 0 0,-1 0 0 0 0,1 0 0 0 0,-1 0 1 0 0,0 0-1 0 0,1 0 0 0 0,-1 0 0 0 0,0 0 0 0 0,0 0 1 0 0,0 0-1 0 0,-1 0 0 0 0,1 0 0 0 0,0 0 0 0 0,-1 0 0 0 0,1 0 1 0 0,-1 0-1 0 0,0 0 0 0 0,-1-3 0 0 0,2 4-6 0 0,-1 0-1 0 0,0-1 1 0 0,0 1-1 0 0,0 0 1 0 0,1 0 0 0 0,-1 0-1 0 0,0 0 1 0 0,-1 0-1 0 0,1 0 1 0 0,0 0 0 0 0,0 0-1 0 0,0 0 1 0 0,0 1-1 0 0,-1-1 1 0 0,1 0-1 0 0,0 1 1 0 0,-1-1 0 0 0,1 1-1 0 0,0-1 1 0 0,-1 1-1 0 0,1 0 1 0 0,-1 0 0 0 0,1-1-1 0 0,0 1 1 0 0,-1 0-1 0 0,1 0 1 0 0,-1 0-1 0 0,1 1 1 0 0,-1-1 0 0 0,1 0-1 0 0,-1 0 1 0 0,1 1-1 0 0,-2 0 1 0 0,-13 4-18 0 0,0 1 0 0 0,0 1 1 0 0,0 0-1 0 0,1 1 0 0 0,-16 12 0 0 0,26-16 81 0 0,-1 0 0 0 0,2 0 0 0 0,-1 0 0 0 0,0 1 0 0 0,1 0 1 0 0,0 0-1 0 0,0 0 0 0 0,1 0 0 0 0,-1 0 0 0 0,1 1 0 0 0,0 0 0 0 0,1 0 0 0 0,-1 0 0 0 0,1 0 0 0 0,0 0 0 0 0,1 0 0 0 0,-2 9 0 0 0,3-10-43 0 0,-1-1 0 0 0,2 1 0 0 0,-1-1 0 0 0,0 1 0 0 0,1-1 0 0 0,0 1-1 0 0,0-1 1 0 0,0 0 0 0 0,1 1 0 0 0,-1-1 0 0 0,1 0 0 0 0,0 0 0 0 0,0 0 0 0 0,4 5 0 0 0,-1-3-13 0 0,0 1-1 0 0,0-1 1 0 0,1 0 0 0 0,0 0 0 0 0,0-1 0 0 0,1 0 0 0 0,11 8 0 0 0,-10-9 30 0 0,-1 1 0 0 0,0-1 0 0 0,1-1 0 0 0,0 0 0 0 0,-1 0 1 0 0,1 0-1 0 0,1-1 0 0 0,-1 0 0 0 0,0-1 0 0 0,0 1 0 0 0,1-2 0 0 0,-1 1 0 0 0,1-1 0 0 0,-1-1 0 0 0,0 1 0 0 0,14-4 0 0 0,-13 1 19 0 0,0 0 0 0 0,0 0-1 0 0,-1-1 1 0 0,1-1 0 0 0,-1 1-1 0 0,0-1 1 0 0,0-1 0 0 0,0 0-1 0 0,-1 0 1 0 0,0 0 0 0 0,0-1-1 0 0,-1 0 1 0 0,1 0-1 0 0,-1-1 1 0 0,-1 1 0 0 0,0-1-1 0 0,0-1 1 0 0,0 1 0 0 0,-1-1-1 0 0,-1 1 1 0 0,6-18 0 0 0,3-2 566 0 0,-23 48-322 0 0,9-18-301 0 0,1 1 0 0 0,0 0 1 0 0,-1 0-1 0 0,1-1 0 0 0,0 1 0 0 0,0 0 1 0 0,1 0-1 0 0,-1 0 0 0 0,1 0 0 0 0,-1 0 1 0 0,1 0-1 0 0,0 0 0 0 0,0 0 0 0 0,1 5 1 0 0,-1-8 0 0 0,0-1 0 0 0,0 1 0 0 0,0 0 0 0 0,0 0 0 0 0,0 0 0 0 0,0 0 0 0 0,-1 0 0 0 0,1 0 0 0 0,0 0 0 0 0,0 0 0 0 0,0 0-1 0 0,0 0 1 0 0,0 0 0 0 0,0 0 0 0 0,0 0 0 0 0,0 0 0 0 0,0 0 0 0 0,0 0 0 0 0,0 0 0 0 0,0 0 0 0 0,0 0 0 0 0,0 0 0 0 0,0 0 0 0 0,0 0 0 0 0,0 0 0 0 0,0 0 0 0 0,-1 0 0 0 0,1 0 0 0 0,0 0 0 0 0,0 0 0 0 0,0 0 0 0 0,0 0 0 0 0,0 0 0 0 0,0 0 0 0 0,9 36 2 0 0,-9-36 0 0 0,0 1 0 0 0,0 0 0 0 0,0-1-1 0 0,0 1 1 0 0,0-1 0 0 0,1 1 0 0 0,-1 0 0 0 0,0-1 0 0 0,0 1 0 0 0,0-1 0 0 0,1 1-1 0 0,-1-1 1 0 0,0 1 0 0 0,0-1 0 0 0,1 1 0 0 0,-1-1 0 0 0,0 1 0 0 0,1-1 0 0 0,-1 1-1 0 0,1-1 1 0 0,-1 1 0 0 0,1-1 0 0 0,-1 0 0 0 0,1 1 0 0 0,-1-1 0 0 0,1 0 0 0 0,-1 0-1 0 0,1 1 1 0 0,-1-1 0 0 0,1 0 0 0 0,-1 0 0 0 0,2 1 0 0 0,5 1 24 0 0,-1 1-15 0 0,-4-1-3 0 0,0-1 0 0 0,0 0-1 0 0,0 0 1 0 0,0 0-1 0 0,0 0 1 0 0,0-1 0 0 0,0 1-1 0 0,0 0 1 0 0,0-1-1 0 0,0 0 1 0 0,4 1 0 0 0,-2-1 6 0 0,-1-1 1 0 0,1 0 0 0 0,-1 1 0 0 0,1-1 0 0 0,-1-1-1 0 0,0 1 1 0 0,1 0 0 0 0,-1-1 0 0 0,0 0 0 0 0,0 0 0 0 0,0 1-1 0 0,0-2 1 0 0,0 1 0 0 0,0 0 0 0 0,-1-1 0 0 0,1 1-1 0 0,3-6 1 0 0,2-3 48 0 0,0 0 0 0 0,-1 0-1 0 0,9-18 1 0 0,-15 28-59 0 0,-1 1 0 0 0,0 0 0 0 0,1 0 0 0 0,-1 0 0 0 0,0-1 0 0 0,1 1 0 0 0,-1 0-1 0 0,0 0 1 0 0,1 0 0 0 0,-1 0 0 0 0,1 0 0 0 0,-1 0 0 0 0,0 0 0 0 0,1 0 0 0 0,-1 0 0 0 0,1 0 0 0 0,-1 0 0 0 0,0 0 0 0 0,1 0 0 0 0,-1 0 0 0 0,0 0 0 0 0,1 0-1 0 0,-1 0 1 0 0,1 0 0 0 0,-1 1 0 0 0,0-1 0 0 0,1 0 0 0 0,-1 0 0 0 0,0 0 0 0 0,1 1 0 0 0,-1-1 0 0 0,1 1 0 0 0,15 10 220 0 0,-11-8-150 0 0,16 12 108 0 0,-20-14-176 0 0,1 0 0 0 0,-1 0 0 0 0,1 1 0 0 0,0-1 0 0 0,-1 0 0 0 0,1 0 0 0 0,0-1 0 0 0,0 1 1 0 0,-1 0-1 0 0,1 0 0 0 0,3 0 0 0 0,14 9 241 0 0,-16-8-777 0 0,0 1 0 0 0,0-1 1 0 0,0 0-1 0 0,1-1 1 0 0,-1 1-1 0 0,0-1 0 0 0,7 3 1 0 0,16 2-598 0 0,-20-4-110 0 0</inkml:trace>
-  <inkml:trace contextRef="#ctx0" brushRef="#br0" timeOffset="2280.99">1565 26 4089 0 0,'0'0'1209'0'0,"0"0"-1132"0"0,0 0-1 0 0,0 0 1 0 0,0-1-1 0 0,0 1 1 0 0,0 0 0 0 0,0 0-1 0 0,0 0 1 0 0,0 0-1 0 0,0-1 1 0 0,0 1-1 0 0,0 0 1 0 0,0 0-1 0 0,0 0 1 0 0,0 0-1 0 0,0 0 1 0 0,0-1-1 0 0,0 1 1 0 0,-1 0-1 0 0,1 0 1 0 0,0 0-1 0 0,0 0 1 0 0,0 0-1 0 0,0 0 1 0 0,0 0-1 0 0,0-1 1 0 0,0 1-1 0 0,0 0 1 0 0,-1 0-1 0 0,1 0 1 0 0,0 0-1 0 0,0 0 1 0 0,0 0-1 0 0,0 0 1 0 0,0 0-1 0 0,-1 0 1 0 0,1 0-1 0 0,0 0 1 0 0,0 0-1 0 0,0 0 1 0 0,0 0-1 0 0,0 0 1 0 0,-1 0-1 0 0,1 0 1 0 0,0 0-1 0 0,0 0 1 0 0,0 0-1 0 0,0 0 1 0 0,0 0-1 0 0,-1 0 1 0 0,1 0-1 0 0,0 0 1 0 0,0 0-1 0 0,0 0 1 0 0,0 0-1 0 0,0 0 1 0 0,-1 0-1 0 0,-1 5-10 0 0,-1 0-1 0 0,1 1 0 0 0,0-1 1 0 0,1 0-1 0 0,-1 0 1 0 0,1 1-1 0 0,0-1 0 0 0,1 1 1 0 0,-1-1-1 0 0,1 7 0 0 0,3 67 129 0 0,-2-49-157 0 0,4 73-83 0 0,21 127 0 0 0,-23-221-74 0 0,0 3-3773 0 0</inkml:trace>
-  <inkml:trace contextRef="#ctx0" brushRef="#br0" timeOffset="2798.33">1444 424 2192 0 0,'0'0'112'0'0,"-1"0"0"0"0,1 0 0 0 0,0-1-1 0 0,-1 1 1 0 0,1 0 0 0 0,0 0 0 0 0,0-1-1 0 0,-1 1 1 0 0,1 0 0 0 0,0-1 0 0 0,0 1-1 0 0,-1 0 1 0 0,1-1 0 0 0,0 1-1 0 0,0 0 1 0 0,0-1 0 0 0,0 1 0 0 0,-1-1-1 0 0,1 1 1 0 0,0 0 0 0 0,0-1 0 0 0,0 1-1 0 0,0-1 1 0 0,0 1 0 0 0,0-1 0 0 0,0 1-1 0 0,0 0 1 0 0,0-1 0 0 0,0 1-1 0 0,0-1 1 0 0,1 1 0 0 0,-1 0 0 0 0,0-1-1 0 0,0 1 1 0 0,0-1 0 0 0,0 1 0 0 0,1 0-1 0 0,-1-1 1 0 0,0 1 0 0 0,0 0 0 0 0,1-1-1 0 0,-1 1 1 0 0,0 0 0 0 0,1 0-1 0 0,-1-1 1 0 0,12-18 1969 0 0,25-6-1791 0 0,-37 24-276 0 0,0 1-1 0 0,0 0 0 0 0,1-1 0 0 0,-1 1 0 0 0,0 0 0 0 0,1-1 0 0 0,-1 1 0 0 0,0 0 1 0 0,1-1-1 0 0,-1 1 0 0 0,1 0 0 0 0,-1 0 0 0 0,1-1 0 0 0,-1 1 0 0 0,0 0 0 0 0,1 0 1 0 0,-1 0-1 0 0,1 0 0 0 0,-1 0 0 0 0,1-1 0 0 0,-1 1 0 0 0,1 0 0 0 0,-1 0 0 0 0,1 0 1 0 0,-1 0-1 0 0,1 0 0 0 0,-1 1 0 0 0,1-1 0 0 0,-1 0 0 0 0,1 0 0 0 0,-1 0 0 0 0,1 0 1 0 0,-1 0-1 0 0,0 1 0 0 0,1-1 0 0 0,-1 0 0 0 0,1 0 0 0 0,-1 1 0 0 0,0-1 0 0 0,1 0 1 0 0,-1 1-1 0 0,0-1 0 0 0,1 1 0 0 0,6 5 43 0 0,3 2-14 0 0,1-1 0 0 0,-1 0 1 0 0,1-1-1 0 0,19 8 0 0 0,-26-13-198 0 0,0 0 1 0 0,0 1-1 0 0,0-2 1 0 0,0 1-1 0 0,0 0 0 0 0,0-1 1 0 0,0 0-1 0 0,0 0 1 0 0,0 0-1 0 0,1 0 1 0 0,-1-1-1 0 0,0 1 0 0 0,0-1 1 0 0,0 0-1 0 0,0-1 1 0 0,0 1-1 0 0,0-1 0 0 0,-1 1 1 0 0,8-5-1 0 0,5-6-909 0 0,-7 6 943 0 0</inkml:trace>
-  <inkml:trace contextRef="#ctx0" brushRef="#br0" timeOffset="3356.09">1840 346 3401 0 0,'0'0'3806'0'0,"-2"3"-3743"0"0,-1 3-50 0 0,0 1 0 0 0,0-1 0 0 0,0 1 0 0 0,0 0 0 0 0,1 0 0 0 0,1 0 0 0 0,-1 0 0 0 0,1 0 0 0 0,-1 12 1 0 0,2-14-7 0 0,-1 0 0 0 0,1 0 0 0 0,0 0 0 0 0,0 1 0 0 0,1-1 0 0 0,-1 0 0 0 0,1 0 0 0 0,1 0 0 0 0,-1 0 0 0 0,1 0 0 0 0,-1 0 0 0 0,1 0 0 0 0,1-1 0 0 0,4 9 0 0 0,-6-11 12 0 0,1 0 0 0 0,0-1 0 0 0,-1 1 0 0 0,1-1 0 0 0,0 1 0 0 0,0-1 1 0 0,0 0-1 0 0,-1 0 0 0 0,1 0 0 0 0,0 0 0 0 0,1 0 0 0 0,-1 0 0 0 0,0 0 1 0 0,0-1-1 0 0,0 1 0 0 0,0-1 0 0 0,1 0 0 0 0,-1 0 0 0 0,5 0 642 0 0,-10-26 1203 0 0,4 24-1851 0 0,-1 0-1 0 0,0 0 0 0 0,-1 0 1 0 0,1 0-1 0 0,0 0 1 0 0,0 0-1 0 0,-1 0 1 0 0,1 0-1 0 0,-1 0 0 0 0,0 1 1 0 0,0-1-1 0 0,-1-3 1 0 0,-2 0 71 0 0,0 0 1 0 0,-1 0 0 0 0,1 0 0 0 0,-1 1 0 0 0,0 0 0 0 0,0 0 0 0 0,-7-5 0 0 0,6 6-43 0 0,0-3 62 0 0,7 2-115 0 0,1 1 0 0 0,0-1 0 0 0,0 1 0 0 0,0 0 0 0 0,0-1 0 0 0,0 1 0 0 0,1 0-1 0 0,0 1 1 0 0,-1-1 0 0 0,1 0 0 0 0,0 1 0 0 0,0-1 0 0 0,1 1 0 0 0,-1 0 0 0 0,4-2 0 0 0,7-2-23 0 0,0 0 1 0 0,0 1-1 0 0,1 0 1 0 0,-1 2 0 0 0,1-1-1 0 0,18 0 1 0 0,41-12-3622 0 0,-67 15 2699 0 0,-1 1-138 0 0</inkml:trace>
-  <inkml:trace contextRef="#ctx0" brushRef="#br0" timeOffset="3740.67">2229 335 4217 0 0,'0'0'95'0'0,"0"-1"-1"0"0,0 1 1 0 0,0 0 0 0 0,0-1 0 0 0,1 1-1 0 0,-1 0 1 0 0,0 0 0 0 0,0-1-1 0 0,0 1 1 0 0,0 0 0 0 0,1-1 0 0 0,-1 1-1 0 0,0 0 1 0 0,0 0 0 0 0,1-1 0 0 0,-1 1-1 0 0,0 0 1 0 0,0 0 0 0 0,1 0-1 0 0,-1 0 1 0 0,0-1 0 0 0,1 1 0 0 0,-1 0-1 0 0,0 0 1 0 0,1 0 0 0 0,-1 0 0 0 0,0 0-1 0 0,1 0 1 0 0,-1 0 0 0 0,0 0-1 0 0,1 0 1 0 0,-1 0 0 0 0,0 0 0 0 0,1 0-1 0 0,0 0 1 0 0,8 10 1419 0 0,2 19-612 0 0,-8 20-538 0 0,-3-42-416 0 0,0 0 0 0 0,0 0 0 0 0,0-1 0 0 0,1 1 0 0 0,0 0 0 0 0,0 0 0 0 0,1-1 0 0 0,0 1 0 0 0,0-1 0 0 0,0 0 0 0 0,1 1 0 0 0,0-1 0 0 0,0 0 0 0 0,5 7 0 0 0,-6-10-558 0 0,1 1-319 0 0</inkml:trace>
-  <inkml:trace contextRef="#ctx0" brushRef="#br0" timeOffset="3921.31">2292 212 3929 0 0,'-1'-2'370'0'0,"0"0"1"0"0,0 0-1 0 0,0 0 0 0 0,0 0 1 0 0,0 0-1 0 0,1 0 1 0 0,-1 0-1 0 0,1 0 1 0 0,0-1-1 0 0,-1 1 0 0 0,1-4 1 0 0,0 6-415 0 0</inkml:trace>
-  <inkml:trace contextRef="#ctx0" brushRef="#br0" timeOffset="5174.93">2503 367 1624 0 0,'0'0'4464'0'0,"2"2"-4200"0"0,1 0-1 0 0,-1 0 1 0 0,0 0-1 0 0,1 0 1 0 0,-1-1 0 0 0,1 1-1 0 0,0-1 1 0 0,5 2-1 0 0,-3-1-237 0 0,1-1-1 0 0,0 1 0 0 0,0-2 0 0 0,0 1 0 0 0,0-1 0 0 0,0 0 0 0 0,1 0 0 0 0,-1 0 0 0 0,0-1 0 0 0,0 0 0 0 0,0 0 0 0 0,9-4 0 0 0,-9 2-2 0 0,1 0-1 0 0,-1-1 1 0 0,0 0 0 0 0,0 0 0 0 0,9-9-1 0 0,-14 12-17 0 0,0-1 0 0 0,1 1-1 0 0,-1 0 1 0 0,0-1-1 0 0,0 1 1 0 0,0 0-1 0 0,-1-1 1 0 0,1 0-1 0 0,0 1 1 0 0,0-1 0 0 0,-1 1-1 0 0,1-1 1 0 0,-1 0-1 0 0,1 1 1 0 0,-1-1-1 0 0,0 0 1 0 0,0 1 0 0 0,0-1-1 0 0,0 0 1 0 0,0 0-1 0 0,0 1 1 0 0,0-1-1 0 0,-1 0 1 0 0,1 1-1 0 0,0-1 1 0 0,-1 0 0 0 0,1 1-1 0 0,-1-1 1 0 0,-1-2-1 0 0,1 2-3 0 0,-1 1 0 0 0,1-1 0 0 0,0 1 0 0 0,0 0 0 0 0,-1 0 0 0 0,1-1 0 0 0,-1 1 0 0 0,1 0 0 0 0,-1 0 0 0 0,0 0 0 0 0,1 1 0 0 0,-1-1 0 0 0,0 0 0 0 0,1 1-1 0 0,-1-1 1 0 0,0 1 0 0 0,0-1 0 0 0,0 1 0 0 0,1 0 0 0 0,-1 0 0 0 0,0 0 0 0 0,0 0 0 0 0,0 0 0 0 0,0 0 0 0 0,1 0 0 0 0,-1 1 0 0 0,0-1 0 0 0,0 1 0 0 0,0-1 0 0 0,1 1 0 0 0,-4 1 0 0 0,0 0 3 0 0,0 0 1 0 0,0 1 0 0 0,0 0-1 0 0,0-1 1 0 0,0 1 0 0 0,0 1-1 0 0,1-1 1 0 0,0 1 0 0 0,-5 5 0 0 0,-11 12 13 0 0,18-19 18 0 0,0 0-1 0 0,0 0 0 0 0,0-1 1 0 0,0 2-1 0 0,0-1 1 0 0,1 0-1 0 0,-1 0 1 0 0,1 1-1 0 0,-1-1 1 0 0,1 0-1 0 0,0 1 1 0 0,0-1-1 0 0,0 1 1 0 0,0 0-1 0 0,0-1 0 0 0,1 1 1 0 0,-1 0-1 0 0,1 0 1 0 0,0-1-1 0 0,0 1 1 0 0,0 0-1 0 0,0 0 1 0 0,1 4-1 0 0,-1-3-8 0 0,0 0-1 0 0,1 0 1 0 0,0 0 0 0 0,0 0-1 0 0,0 0 1 0 0,0 0-1 0 0,1 0 1 0 0,-1 0 0 0 0,1-1-1 0 0,0 1 1 0 0,0-1 0 0 0,1 1-1 0 0,-1-1 1 0 0,0 0-1 0 0,1 0 1 0 0,0 0 0 0 0,0 0-1 0 0,0 0 1 0 0,0-1 0 0 0,0 1-1 0 0,1-1 1 0 0,-1 0-1 0 0,1 0 1 0 0,0 0 0 0 0,4 1-1 0 0,1 2-24 0 0,0-1 1 0 0,0 0-1 0 0,1 0 0 0 0,-1-1 0 0 0,1 0 0 0 0,0-1 0 0 0,0 0 0 0 0,0-1 1 0 0,0 0-1 0 0,0 0 0 0 0,0-1 0 0 0,0-1 0 0 0,0 1 0 0 0,0-2 1 0 0,0 1-1 0 0,0-2 0 0 0,14-4 0 0 0,-22 7 6 0 0,-1-1 1 0 0,1 0-1 0 0,-1 1 1 0 0,1-1-1 0 0,-1 0 1 0 0,0 0-1 0 0,1 0 1 0 0,-1 0-1 0 0,0 0 0 0 0,1-1 1 0 0,-1 1-1 0 0,0 0 1 0 0,0-1-1 0 0,0 1 1 0 0,0 0-1 0 0,-1-1 1 0 0,1 1-1 0 0,0-1 0 0 0,0 0 1 0 0,-1 1-1 0 0,1-1 1 0 0,-1 1-1 0 0,0-1 1 0 0,1 0-1 0 0,-1 0 1 0 0,0 1-1 0 0,0-1 0 0 0,0 0 1 0 0,0 1-1 0 0,0-1 1 0 0,-1 0-1 0 0,1 1 1 0 0,0-1-1 0 0,-1 0 1 0 0,1 1-1 0 0,-1-1 0 0 0,0 1 1 0 0,1-1-1 0 0,-1 1 1 0 0,0-1-1 0 0,0 1 1 0 0,0-1-1 0 0,0 1 1 0 0,0 0-1 0 0,0-1 0 0 0,0 1 1 0 0,-1 0-1 0 0,1 0 1 0 0,0 0-1 0 0,-2-1 1 0 0,2 1 18 0 0,0 0 0 0 0,0 0 0 0 0,1 0 0 0 0,-1 0 0 0 0,0-1 0 0 0,1 1 0 0 0,-1 0-1 0 0,1 0 1 0 0,0 0 0 0 0,-1-1 0 0 0,1 1 0 0 0,0 0 0 0 0,0-1 0 0 0,0 1 0 0 0,0 0 0 0 0,0 0 0 0 0,0-1 0 0 0,0 1 0 0 0,0 0 0 0 0,1-1 0 0 0,-1 1 0 0 0,0 0 0 0 0,1 0 0 0 0,-1-1 0 0 0,1 1 0 0 0,-1 0 0 0 0,1 0 0 0 0,0 0 0 0 0,-1 0 0 0 0,1 0 0 0 0,0 0 0 0 0,0 0 0 0 0,0 0 0 0 0,0 0 0 0 0,2-1 0 0 0,-1 0-47 0 0,1 1 0 0 0,-1 1 0 0 0,1-1 1 0 0,-1 0-1 0 0,1 0 0 0 0,-1 1 1 0 0,1 0-1 0 0,0-1 0 0 0,-1 1 0 0 0,1 0 1 0 0,0 0-1 0 0,-1 1 0 0 0,1-1 1 0 0,-1 0-1 0 0,1 1 0 0 0,0-1 0 0 0,-1 1 1 0 0,1 0-1 0 0,-1 0 0 0 0,0 0 1 0 0,1 0-1 0 0,3 3 0 0 0,-2-2-109 0 0,1 0 0 0 0,0 0 0 0 0,-1-1 0 0 0,1 1 0 0 0,0-1-1 0 0,0 0 1 0 0,0-1 0 0 0,0 1 0 0 0,0-1 0 0 0,0 0 0 0 0,5-1 0 0 0,33-9-4310 0 0,-35 8 3159 0 0</inkml:trace>
-  <inkml:trace contextRef="#ctx0" brushRef="#br0" timeOffset="5981.97">3170 36 5377 0 0,'-8'-3'4857'0'0,"-2"11"-3287"0"0,1 14-1849 0 0,7 12 244 0 0,1 0 0 0 0,2-1 0 0 0,1 1 0 0 0,1 0 0 0 0,2-1 0 0 0,2 0 0 0 0,0 0 0 0 0,3 0-1 0 0,15 36 1 0 0,-23-57-192 0 0,-11-19-139 0 0,-8-7 219 0 0,-11-8 149 0 0,22 18 3 0 0,3 2-2 0 0,-4 2 7 0 0,-2-3 1 0 0,0 1 0 0 0,1 0 0 0 0,-1 1 0 0 0,0 0 0 0 0,0 0 0 0 0,0 1 0 0 0,0 0 0 0 0,0 1 0 0 0,-10 1 0 0 0,19-1 402 0 0,7-2 74 0 0,26 0-139 0 0,33-7 1 0 0,-56 6-838 0 0,-1 0 0 0 0,1 0 0 0 0,0-1 0 0 0,-1-1 0 0 0,1 0-1 0 0,-1 0 1 0 0,0 0 0 0 0,9-7 0 0 0,-11 6 249 0 0,0 0-326 0 0</inkml:trace>
-  <inkml:trace contextRef="#ctx0" brushRef="#br0" timeOffset="6556.61">3575 1 1816 0 0,'0'0'7770'0'0,"0"11"-6007"0"0,1 12-1488 0 0,0 0 0 0 0,-5 38 0 0 0,1-35-254 0 0,2 0-1 0 0,2 36 1 0 0,3 13-82 0 0,-5-56 3 0 0,2 0 0 0 0,0-1 1 0 0,1 1-1 0 0,1 0 0 0 0,1-1 1 0 0,0 1-1 0 0,9 19 0 0 0,-8-28-191 0 0,3 5-356 0 0,-6-8-3797 0 0</inkml:trace>
-  <inkml:trace contextRef="#ctx0" brushRef="#br0" timeOffset="7116.94">3726 736 1048 0 0,'0'0'150'0'0,"-18"-13"6504"0"0,-10 9-6188 0 0,21 2-374 0 0,0 0 173 0 0,-6 8 1065 0 0,3-1-1239 0 0,0 1 0 0 0,1 0 0 0 0,0 1 0 0 0,0 0 0 0 0,0 0 0 0 0,1 1-1 0 0,0 0 1 0 0,0 0 0 0 0,-10 16 0 0 0,18-23-89 0 0,-1-1 0 0 0,1 1 0 0 0,0-1 0 0 0,0 0 0 0 0,-1 1 0 0 0,1-1-1 0 0,0 1 1 0 0,0 0 0 0 0,0-1 0 0 0,-1 1 0 0 0,1-1 0 0 0,0 1 0 0 0,0-1 0 0 0,0 1 0 0 0,0-1-1 0 0,0 1 1 0 0,0-1 0 0 0,0 1 0 0 0,0 0 0 0 0,0-1 0 0 0,0 1 0 0 0,1-1 0 0 0,-1 1-1 0 0,0-1 1 0 0,0 1 0 0 0,0-1 0 0 0,1 1 0 0 0,-1-1 0 0 0,0 1 0 0 0,1 0 0 0 0,16 2 129 0 0,20-11 87 0 0,-36 8-216 0 0,5-3 27 0 0,0 1 1 0 0,0-1-1 0 0,0 0 1 0 0,-1-1-1 0 0,1 1 0 0 0,8-8 1 0 0,-12 9-11 0 0,0 1 1 0 0,0-1-1 0 0,0 0 1 0 0,-1 1-1 0 0,1-1 1 0 0,0 0 0 0 0,-1 0-1 0 0,0 0 1 0 0,1 0-1 0 0,-1 0 1 0 0,0-1-1 0 0,0 1 1 0 0,0 0-1 0 0,0-1 1 0 0,0 1-1 0 0,-1 0 1 0 0,1-1-1 0 0,-1 1 1 0 0,1-1-1 0 0,-1-3 1 0 0,0 6-11 0 0,0 0 0 0 0,0-1 0 0 0,-1 1 1 0 0,1 0-1 0 0,0-1 0 0 0,0 1 0 0 0,0 0 0 0 0,0-1 0 0 0,0 1 1 0 0,-1 0-1 0 0,1-1 0 0 0,0 1 0 0 0,0 0 0 0 0,-1 0 1 0 0,1-1-1 0 0,0 1 0 0 0,0 0 0 0 0,-1 0 0 0 0,1 0 0 0 0,0-1 1 0 0,-1 1-1 0 0,1 0 0 0 0,0 0 0 0 0,-1 0 0 0 0,1 0 0 0 0,0 0 1 0 0,-1 0-1 0 0,1 0 0 0 0,0 0 0 0 0,-1-1 0 0 0,1 1 1 0 0,0 0-1 0 0,-1 0 0 0 0,1 1 0 0 0,0-1 0 0 0,-1 0 0 0 0,1 0 1 0 0,0 0-1 0 0,-1 0 0 0 0,1 0 0 0 0,-23 9 22 0 0,-11 6-42 0 0,33-14 7 0 0,3-1-1 0 0,-4 4-43 0 0,1-4 48 0 0,1 1 0 0 0,0-1 1 0 0,-1 0-1 0 0,1 0 0 0 0,0 1 0 0 0,0-1 0 0 0,-1 0 1 0 0,1 1-1 0 0,0-1 0 0 0,0 0 0 0 0,-1 1 0 0 0,1-1 1 0 0,0 0-1 0 0,0 1 0 0 0,0-1 0 0 0,0 0 0 0 0,-1 1 0 0 0,1-1 1 0 0,0 1-1 0 0,0-1 0 0 0,0 0 0 0 0,0 1 0 0 0,0-1 1 0 0,0 1-1 0 0,0-1 0 0 0,0 1 0 0 0,0-1 0 0 0,0 0 0 0 0,0 1 1 0 0,0-1-1 0 0,1 1 0 0 0,-1-1 0 0 0,0 0 0 0 0,0 1 1 0 0,0-1-1 0 0,1 0 0 0 0,-1 1 0 0 0,0-1 0 0 0,0 0 1 0 0,1 1-1 0 0,-1-1 0 0 0,0 0 0 0 0,0 1 0 0 0,1-1 0 0 0,-1 0 1 0 0,0 0-1 0 0,1 1 0 0 0,-1-1 0 0 0,0 0 0 0 0,1 0 1 0 0,-1 0-1 0 0,1 0 0 0 0,-1 0 0 0 0,0 1 0 0 0,1-1 1 0 0,-1 0-1 0 0,1 0 0 0 0,-1 0 0 0 0,0 0 0 0 0,1 0 0 0 0,0 0 1 0 0,2 0 3 0 0,0 0 1 0 0,-1 0-1 0 0,1 0 1 0 0,0 0-1 0 0,0-1 1 0 0,-1 1-1 0 0,1-1 1 0 0,0 0-1 0 0,-1 1 1 0 0,1-1-1 0 0,-1-1 1 0 0,1 1-1 0 0,-1 0 1 0 0,1 0-1 0 0,-1-1 1 0 0,0 1-1 0 0,0-1 1 0 0,1 0-1 0 0,-1 0 1 0 0,0 0-1 0 0,-1 0 1 0 0,1 0-1 0 0,0 0 1 0 0,-1 0-1 0 0,1-1 1 0 0,-1 1-1 0 0,0-1 1 0 0,1 1-1 0 0,-1-1 1 0 0,0 1-1 0 0,-1-1 1 0 0,1 0-1 0 0,0-4 1 0 0,-1 7-16 0 0,0-1 0 0 0,0 1 1 0 0,0-1-1 0 0,0 1 0 0 0,0-1 0 0 0,0 1 0 0 0,0-1 1 0 0,0 1-1 0 0,0-1 0 0 0,0 1 0 0 0,0-1 0 0 0,0 1 1 0 0,-1-1-1 0 0,1 1 0 0 0,0-1 0 0 0,0 1 0 0 0,-1 0 1 0 0,1-1-1 0 0,0 1 0 0 0,-1-1 0 0 0,1 1 1 0 0,0 0-1 0 0,-1-1 0 0 0,1 1 0 0 0,-1 0 0 0 0,1-1 1 0 0,0 1-1 0 0,-1 0 0 0 0,1 0 0 0 0,-1-1 0 0 0,-17 3-1171 0 0,-17 17-3193 0 0,27-12 2680 0 0</inkml:trace>
-  <inkml:trace contextRef="#ctx0" brushRef="#br0" timeOffset="8040.3">3146 323 288 0 0,'0'0'1288'0'0,"-9"-7"3628"0"0,8 14-4679 0 0,-1-1 0 0 0,1 0 0 0 0,0 0 0 0 0,1 0 0 0 0,0 10 0 0 0,0-9-159 0 0,-2 3 18 0 0,0 5 19 0 0,0-1-1 0 0,1 0 0 0 0,1 20 0 0 0,1-29-91 0 0,-1 0 0 0 0,2 0 1 0 0,-1 0-1 0 0,0 0 0 0 0,1 0 0 0 0,0 0 0 0 0,0 0 1 0 0,1 0-1 0 0,-1-1 0 0 0,1 1 0 0 0,6 7 0 0 0,-4-6 0 0 0,-1 0 0 0 0,0 1 0 0 0,-1-1 0 0 0,0 1 0 0 0,0 0 0 0 0,0 0 0 0 0,2 10 0 0 0,-4-13-14 0 0,0 0 0 0 0,0 0 1 0 0,-1 0-1 0 0,1 0 0 0 0,-1 0 0 0 0,0 0 0 0 0,0 0 0 0 0,0 0 1 0 0,0 0-1 0 0,-1 0 0 0 0,0 0 0 0 0,0 0 0 0 0,0 0 1 0 0,0 0-1 0 0,-3 5 0 0 0,-9-6 270 0 0</inkml:trace>
-</inkml:ink>
-</file>
-
-<file path=customXml/item2.xml><?xml version="1.0" encoding="utf-8"?>
-<inkml:ink xmlns:inkml="http://www.w3.org/2003/InkML">
-  <inkml:definitions>
-    <inkml:context xml:id="ctx0">
-      <inkml:inkSource xml:id="inkSrc0">
-        <inkml:traceFormat>
-          <inkml:channel name="X" type="integer" min="-2.14748E9" max="2.14748E9" units="cm"/>
-          <inkml:channel name="Y" type="integer" min="-2.14748E9" max="2.14748E9" units="cm"/>
-          <inkml:channel name="F" type="integer" max="32767" units="dev"/>
-          <inkml:channel name="OA" type="integer" max="360" units="deg"/>
-          <inkml:channel name="OE" type="integer" max="90" units="deg"/>
-        </inkml:traceFormat>
-        <inkml:channelProperties>
-          <inkml:channelProperty channel="X" name="resolution" value="1000" units="1/cm"/>
-          <inkml:channelProperty channel="Y" name="resolution" value="1000" units="1/cm"/>
-          <inkml:channelProperty channel="F" name="resolution" value="0" units="1/dev"/>
-          <inkml:channelProperty channel="OA" name="resolution" value="1000" units="1/deg"/>
-          <inkml:channelProperty channel="OE" name="resolution" value="1000" units="1/deg"/>
-        </inkml:channelProperties>
-      </inkml:inkSource>
-      <inkml:timestamp xml:id="ts0" timeString="2025-06-10T16:08:50.568"/>
-    </inkml:context>
-    <inkml:brush xml:id="br0">
-      <inkml:brushProperty name="width" value="0.05" units="cm"/>
-      <inkml:brushProperty name="height" value="0.05" units="cm"/>
-      <inkml:brushProperty name="color" value="#E71224"/>
-    </inkml:brush>
-  </inkml:definitions>
-  <inkml:trace contextRef="#ctx0" brushRef="#br0">1236 239 3217 0 0,'-18'-44'2449'0'0,"11"24"-2251"0"0,-2 1 0 0 0,-14-27 0 0 0,19 39-210 0 0,-1 0 0 0 0,0 1-1 0 0,0 0 1 0 0,-1-1 0 0 0,0 2 0 0 0,0-1-1 0 0,0 1 1 0 0,0 0 0 0 0,-14-8-1 0 0,8 6-57 0 0,-1 1 0 0 0,1 1 1 0 0,-1 0-1 0 0,0 0 0 0 0,0 1 0 0 0,0 1 0 0 0,0 0 0 0 0,-1 1 0 0 0,-22-1 0 0 0,19 4-190 0 0,0 0-1 0 0,0 1 1 0 0,0 1-1 0 0,1 0 1 0 0,-1 1-1 0 0,1 1 1 0 0,-21 9-1 0 0,-37 17-295 0 0,-131 76-1 0 0,173-87 985 0 0,0 2 0 0 0,2 1 0 0 0,1 2 0 0 0,1 0 0 0 0,1 2 0 0 0,-28 37 0 0 0,-16 22-328 0 0,-54 78 18 0 0,113-145-112 0 0,0 0 1 0 0,2 1-1 0 0,1 0 0 0 0,0 0 0 0 0,2 1 1 0 0,0 0-1 0 0,-5 27 0 0 0,4 3 6 0 0,3 0-1 0 0,1 0 0 0 0,3 0 1 0 0,2 1-1 0 0,2-1 1 0 0,13 62-1 0 0,-11-89 37 0 0,1-1 0 0 0,2 1 0 0 0,0-1 0 0 0,1-1 0 0 0,1 0 0 0 0,2 0-1 0 0,0-1 1 0 0,1-1 0 0 0,1 0 0 0 0,1 0 0 0 0,25 25 0 0 0,-31-38 8 0 0,1 0 0 0 0,0-1 0 0 0,0 0 0 0 0,1-1-1 0 0,0 0 1 0 0,0 0 0 0 0,0-1 0 0 0,0 0 0 0 0,1-1 0 0 0,-1-1 0 0 0,1 0 0 0 0,23 1 0 0 0,0-2-27 0 0,-1-1 0 0 0,0-2 0 0 0,43-8 0 0 0,15-10 179 0 0,-1-4 0 0 0,111-46 0 0 0,-162 55-168 0 0,0 1-21 0 0,5-1 26 0 0,-2-3-1 0 0,45-23 0 0 0,-67 26 22 0 0,-1 0 0 0 0,0-2-1 0 0,-2 0 1 0 0,0-1 0 0 0,-1-1 0 0 0,0-1 0 0 0,-2 0-1 0 0,22-37 1 0 0,-28 39-39 0 0,0 1 1 0 0,-1-1-1 0 0,-1-1 0 0 0,-1 0 1 0 0,-1 1-1 0 0,0-2 0 0 0,-2 1 0 0 0,0 0 1 0 0,0-25-1 0 0,-2-13 167 0 0,-14-108-1 0 0,10 143-149 0 0,-1 0-1 0 0,0 1 1 0 0,-2-1-1 0 0,-1 1 1 0 0,-1 0-1 0 0,0 1 1 0 0,-1 0-1 0 0,-23-35 0 0 0,22 41 15 0 0,-1 0 0 0 0,0 0-1 0 0,-1 1 1 0 0,-1 0 0 0 0,0 1-1 0 0,0 1 1 0 0,-1 0 0 0 0,-1 1-1 0 0,0 0 1 0 0,0 1 0 0 0,-25-10-1 0 0,15 9-505 0 0,-1 1-1 0 0,0 2 1 0 0,0 0 0 0 0,-49-5-1 0 0,41 10-389 0 0</inkml:trace>
-</inkml:ink>
-</file>
-
-<file path=customXml/item3.xml><?xml version="1.0" encoding="utf-8"?>
-<?mso-contentType ?>
-<FormTemplates xmlns="http://schemas.microsoft.com/sharepoint/v3/contenttype/forms">
-  <Display>DocumentLibraryForm</Display>
-  <Edit>DocumentLibraryForm</Edit>
-  <New>DocumentLibraryForm</New>
-</FormTemplates>
-</file>
-
-<file path=customXml/item4.xml><?xml version="1.0" encoding="utf-8"?>
-<p:properties xmlns:p="http://schemas.microsoft.com/office/2006/metadata/properties" xmlns:xsi="http://www.w3.org/2001/XMLSchema-instance" xmlns:pc="http://schemas.microsoft.com/office/infopath/2007/PartnerControls">
-  <documentManagement/>
-</p:properties>
-</file>
-
-<file path=customXml/item5.xml><?xml version="1.0" encoding="utf-8"?>
 <ct:contentTypeSchema xmlns:ct="http://schemas.microsoft.com/office/2006/metadata/contentType" xmlns:ma="http://schemas.microsoft.com/office/2006/metadata/properties/metaAttributes" ct:_="" ma:_="" ma:contentTypeName="Dokument" ma:contentTypeID="0x01010025C71E9534E21E4A9F2CF33BA7DCE92D" ma:contentTypeVersion="3" ma:contentTypeDescription="Ein neues Dokument erstellen." ma:contentTypeScope="" ma:versionID="32b9bbdf2bbf4e0fb27a426421665337">
   <xsd:schema xmlns:xsd="http://www.w3.org/2001/XMLSchema" xmlns:xs="http://www.w3.org/2001/XMLSchema" xmlns:p="http://schemas.microsoft.com/office/2006/metadata/properties" xmlns:ns2="5a9e9855-01b6-487f-b294-67c59083cc31" targetNamespace="http://schemas.microsoft.com/office/2006/metadata/properties" ma:root="true" ma:fieldsID="ec87b9b32475f90c9dbf7ae918480825" ns2:_="">
     <xsd:import namespace="5a9e9855-01b6-487f-b294-67c59083cc31"/>
@@ -16942,11 +16865,61 @@
 </ct:contentTypeSchema>
 </file>
 
-<file path=customXml/item6.xml><?xml version="1.0" encoding="utf-8"?>
+<file path=customXml/item2.xml><?xml version="1.0" encoding="utf-8"?>
+<inkml:ink xmlns:inkml="http://www.w3.org/2003/InkML">
+  <inkml:definitions>
+    <inkml:context xml:id="ctx0">
+      <inkml:inkSource xml:id="inkSrc0">
+        <inkml:traceFormat>
+          <inkml:channel name="X" type="integer" min="-2.14748E9" max="2.14748E9" units="cm"/>
+          <inkml:channel name="Y" type="integer" min="-2.14748E9" max="2.14748E9" units="cm"/>
+          <inkml:channel name="F" type="integer" max="32767" units="dev"/>
+          <inkml:channel name="OA" type="integer" max="360" units="deg"/>
+          <inkml:channel name="OE" type="integer" max="90" units="deg"/>
+        </inkml:traceFormat>
+        <inkml:channelProperties>
+          <inkml:channelProperty channel="X" name="resolution" value="1000" units="1/cm"/>
+          <inkml:channelProperty channel="Y" name="resolution" value="1000" units="1/cm"/>
+          <inkml:channelProperty channel="F" name="resolution" value="0" units="1/dev"/>
+          <inkml:channelProperty channel="OA" name="resolution" value="1000" units="1/deg"/>
+          <inkml:channelProperty channel="OE" name="resolution" value="1000" units="1/deg"/>
+        </inkml:channelProperties>
+      </inkml:inkSource>
+      <inkml:timestamp xml:id="ts0" timeString="2025-06-10T16:08:54.030"/>
+    </inkml:context>
+    <inkml:brush xml:id="br0">
+      <inkml:brushProperty name="width" value="0.05" units="cm"/>
+      <inkml:brushProperty name="height" value="0.05" units="cm"/>
+      <inkml:brushProperty name="color" value="#E71224"/>
+    </inkml:brush>
+  </inkml:definitions>
+  <inkml:trace contextRef="#ctx0" brushRef="#br0">5 208 2425 0 0,'0'0'5878'0'0,"24"0"-3468"0"0,-17 1-2405 0 0,0 0 1 0 0,0 0-1 0 0,0 0 0 0 0,0 1 1 0 0,0 0-1 0 0,11 5 0 0 0,-9-5 40 0 0,0 0-1 0 0,0 0 0 0 0,0-1 0 0 0,1 0 1 0 0,-1 0-1 0 0,0-1 0 0 0,17-3 1 0 0,4 2 74 0 0,-22 1-105 0 0,1-1 1 0 0,0 2-1 0 0,-1-1 0 0 0,1 1 1 0 0,-1 0-1 0 0,1 1 1 0 0,-1 0-1 0 0,1 0 1 0 0,-1 1-1 0 0,14 7 0 0 0,-22-10-10 0 0,1 0 1 0 0,0 1-1 0 0,-1-1 0 0 0,1 1 0 0 0,0-1 0 0 0,-1 1 0 0 0,1-1 0 0 0,0 1 0 0 0,-1 0 0 0 0,1-1 0 0 0,-1 1 0 0 0,1 0 0 0 0,-1-1 0 0 0,0 1 0 0 0,1 0 0 0 0,-1 0 0 0 0,0-1 0 0 0,1 1 0 0 0,-1 0 0 0 0,0 0 0 0 0,0 0 0 0 0,0-1 0 0 0,0 1 0 0 0,0 0 1 0 0,0 0-1 0 0,0 0 0 0 0,0 0 0 0 0,0-1 0 0 0,0 1 0 0 0,0 0 0 0 0,0 0 0 0 0,-1 0 0 0 0,1-1 0 0 0,0 1 0 0 0,-1 0 0 0 0,1 0 0 0 0,0-1 0 0 0,-1 1 0 0 0,1 0 0 0 0,-2 0 0 0 0,-2 4 13 0 0,0-1 0 0 0,-1 1 0 0 0,0-1 0 0 0,-10 6 0 0 0,-6 7-17 0 0,-52 46-71 0 0,46-41 27 0 0,-30 31 0 0 0,55-51 44 0 0,1 0 0 0 0,-1 0 0 0 0,0 0 0 0 0,1 0-1 0 0,-1 0 1 0 0,1 0 0 0 0,0 0 0 0 0,0 0 0 0 0,-1 1-1 0 0,1-1 1 0 0,1 0 0 0 0,-1 1 0 0 0,0-1 0 0 0,1 1-1 0 0,-1-1 1 0 0,1 1 0 0 0,0-1 0 0 0,0 5-1 0 0,0-6 1 0 0,1 1 0 0 0,0-1 0 0 0,-1 1 0 0 0,1-1 0 0 0,0 1 0 0 0,0-1 0 0 0,0 0-1 0 0,0 1 1 0 0,0-1 0 0 0,0 0 0 0 0,0 0 0 0 0,0 0 0 0 0,1 0 0 0 0,-1 0-1 0 0,0 0 1 0 0,1 0 0 0 0,-1 0 0 0 0,1 0 0 0 0,-1-1 0 0 0,1 1 0 0 0,-1-1 0 0 0,1 1-1 0 0,-1-1 1 0 0,1 1 0 0 0,0-1 0 0 0,-1 0 0 0 0,1 0 0 0 0,-1 0 0 0 0,3 0-1 0 0,29 4-18 0 0,-11-1-40 0 0,-1-1 0 0 0,25-2 0 0 0,-39 0 42 0 0,1-1-1 0 0,0 0 1 0 0,0 0-1 0 0,-1-1 1 0 0,1 0-1 0 0,-1-1 1 0 0,0 0 0 0 0,0 0-1 0 0,12-7 1 0 0,29-13-1642 0 0,-12 16-3216 0 0,-30 7 3490 0 0</inkml:trace>
+  <inkml:trace contextRef="#ctx0" brushRef="#br0" timeOffset="537.36">1 353 3761 0 0,'14'-4'313'0'0,"1"1"1"0"0,0 1 0 0 0,0 0-1 0 0,0 1 1 0 0,1 1 0 0 0,-1 0-1 0 0,0 1 1 0 0,0 0 0 0 0,0 2-1 0 0,0-1 1 0 0,-1 2 0 0 0,1 0-1 0 0,-1 1 1 0 0,1 0 0 0 0,13 8-1 0 0,-21-9-404 0 0,1-2 0 0 0,0 1 0 0 0,0-1 0 0 0,0 0-1 0 0,0-1 1 0 0,0 0 0 0 0,0 0 0 0 0,1 0 0 0 0,-1-1 0 0 0,0-1-1 0 0,0 1 1 0 0,1-2 0 0 0,-1 1 0 0 0,0-1 0 0 0,0 0 0 0 0,9-4 0 0 0,-11 5-498 0 0</inkml:trace>
+  <inkml:trace contextRef="#ctx0" brushRef="#br0" timeOffset="1907.49">580 318 4417 0 0,'0'0'535'0'0,"25"18"674"0"0,-15-14-1066 0 0,1 0-1 0 0,0-1 0 0 0,-1 0 0 0 0,1-1 1 0 0,17 2-1 0 0,-15-3-53 0 0,0-1 1 0 0,0 0-1 0 0,19-4 1 0 0,-28 4-78 0 0,0-1 0 0 0,-1 1 0 0 0,1-1 1 0 0,-1 0-1 0 0,1-1 0 0 0,-1 1 0 0 0,1 0 1 0 0,-1-1-1 0 0,0 0 0 0 0,0 0 1 0 0,0 0-1 0 0,0 0 0 0 0,0 0 0 0 0,0-1 1 0 0,-1 1-1 0 0,1-1 0 0 0,2-4 1 0 0,-4 5-7 0 0,0 0 0 0 0,0 0 0 0 0,-1 0 0 0 0,1 0 0 0 0,-1 0 1 0 0,0 0-1 0 0,1 0 0 0 0,-1 0 0 0 0,0 0 0 0 0,0 0 1 0 0,0 0-1 0 0,-1 0 0 0 0,1 0 0 0 0,0 0 0 0 0,-1 0 0 0 0,1 0 1 0 0,-1 0-1 0 0,0 0 0 0 0,-1-3 0 0 0,2 4-6 0 0,-1 0-1 0 0,0-1 1 0 0,0 1-1 0 0,0 0 1 0 0,1 0 0 0 0,-1 0-1 0 0,0 0 1 0 0,-1 0-1 0 0,1 0 1 0 0,0 0 0 0 0,0 0-1 0 0,0 0 1 0 0,0 1-1 0 0,-1-1 1 0 0,1 0-1 0 0,0 1 1 0 0,-1-1 0 0 0,1 1-1 0 0,0-1 1 0 0,-1 1-1 0 0,1 0 1 0 0,-1 0 0 0 0,1-1-1 0 0,0 1 1 0 0,-1 0-1 0 0,1 0 1 0 0,-1 0-1 0 0,1 1 1 0 0,-1-1 0 0 0,1 0-1 0 0,-1 0 1 0 0,1 1-1 0 0,-2 0 1 0 0,-13 4-18 0 0,0 1 0 0 0,0 1 1 0 0,0 0-1 0 0,1 1 0 0 0,-16 12 0 0 0,26-16 81 0 0,-1 0 0 0 0,2 0 0 0 0,-1 0 0 0 0,0 1 0 0 0,1 0 1 0 0,0 0-1 0 0,0 0 0 0 0,1 0 0 0 0,-1 0 0 0 0,1 1 0 0 0,0 0 0 0 0,1 0 0 0 0,-1 0 0 0 0,1 0 0 0 0,0 0 0 0 0,1 0 0 0 0,-2 9 0 0 0,3-10-43 0 0,-1-1 0 0 0,2 1 0 0 0,-1-1 0 0 0,0 1 0 0 0,1-1 0 0 0,0 1-1 0 0,0-1 1 0 0,0 0 0 0 0,1 1 0 0 0,-1-1 0 0 0,1 0 0 0 0,0 0 0 0 0,0 0 0 0 0,4 5 0 0 0,-1-3-13 0 0,0 1-1 0 0,0-1 1 0 0,1 0 0 0 0,0 0 0 0 0,0-1 0 0 0,1 0 0 0 0,11 8 0 0 0,-10-9 30 0 0,-1 1 0 0 0,0-1 0 0 0,1-1 0 0 0,0 0 0 0 0,-1 0 1 0 0,1 0-1 0 0,1-1 0 0 0,-1 0 0 0 0,0-1 0 0 0,0 1 0 0 0,1-2 0 0 0,-1 1 0 0 0,1-1 0 0 0,-1-1 0 0 0,0 1 0 0 0,14-4 0 0 0,-13 1 19 0 0,0 0 0 0 0,0 0-1 0 0,-1-1 1 0 0,1-1 0 0 0,-1 1-1 0 0,0-1 1 0 0,0-1 0 0 0,0 0-1 0 0,-1 0 1 0 0,0 0 0 0 0,0-1-1 0 0,-1 0 1 0 0,1 0-1 0 0,-1-1 1 0 0,-1 1 0 0 0,0-1-1 0 0,0-1 1 0 0,0 1 0 0 0,-1-1-1 0 0,-1 1 1 0 0,6-18 0 0 0,3-2 566 0 0,-23 48-322 0 0,9-18-301 0 0,1 1 0 0 0,0 0 1 0 0,-1 0-1 0 0,1-1 0 0 0,0 1 0 0 0,0 0 1 0 0,1 0-1 0 0,-1 0 0 0 0,1 0 0 0 0,-1 0 1 0 0,1 0-1 0 0,0 0 0 0 0,0 0 0 0 0,1 5 1 0 0,-1-8 0 0 0,0-1 0 0 0,0 1 0 0 0,0 0 0 0 0,0 0 0 0 0,0 0 0 0 0,0 0 0 0 0,-1 0 0 0 0,1 0 0 0 0,0 0 0 0 0,0 0 0 0 0,0 0-1 0 0,0 0 1 0 0,0 0 0 0 0,0 0 0 0 0,0 0 0 0 0,0 0 0 0 0,0 0 0 0 0,0 0 0 0 0,0 0 0 0 0,0 0 0 0 0,0 0 0 0 0,0 0 0 0 0,0 0 0 0 0,0 0 0 0 0,0 0 0 0 0,0 0 0 0 0,-1 0 0 0 0,1 0 0 0 0,0 0 0 0 0,0 0 0 0 0,0 0 0 0 0,0 0 0 0 0,0 0 0 0 0,0 0 0 0 0,9 36 2 0 0,-9-36 0 0 0,0 1 0 0 0,0 0 0 0 0,0-1-1 0 0,0 1 1 0 0,0-1 0 0 0,1 1 0 0 0,-1 0 0 0 0,0-1 0 0 0,0 1 0 0 0,0-1 0 0 0,1 1-1 0 0,-1-1 1 0 0,0 1 0 0 0,0-1 0 0 0,1 1 0 0 0,-1-1 0 0 0,0 1 0 0 0,1-1 0 0 0,-1 1-1 0 0,1-1 1 0 0,-1 1 0 0 0,1-1 0 0 0,-1 0 0 0 0,1 1 0 0 0,-1-1 0 0 0,1 0 0 0 0,-1 0-1 0 0,1 1 1 0 0,-1-1 0 0 0,1 0 0 0 0,-1 0 0 0 0,2 1 0 0 0,5 1 24 0 0,-1 1-15 0 0,-4-1-3 0 0,0-1 0 0 0,0 0-1 0 0,0 0 1 0 0,0 0-1 0 0,0 0 1 0 0,0-1 0 0 0,0 1-1 0 0,0 0 1 0 0,0-1-1 0 0,0 0 1 0 0,4 1 0 0 0,-2-1 6 0 0,-1-1 1 0 0,1 0 0 0 0,-1 1 0 0 0,1-1 0 0 0,-1-1-1 0 0,0 1 1 0 0,1 0 0 0 0,-1-1 0 0 0,0 0 0 0 0,0 0 0 0 0,0 1-1 0 0,0-2 1 0 0,0 1 0 0 0,0 0 0 0 0,-1-1 0 0 0,1 1-1 0 0,3-6 1 0 0,2-3 48 0 0,0 0 0 0 0,-1 0-1 0 0,9-18 1 0 0,-15 28-59 0 0,-1 1 0 0 0,0 0 0 0 0,1 0 0 0 0,-1 0 0 0 0,0-1 0 0 0,1 1 0 0 0,-1 0-1 0 0,0 0 1 0 0,1 0 0 0 0,-1 0 0 0 0,1 0 0 0 0,-1 0 0 0 0,0 0 0 0 0,1 0 0 0 0,-1 0 0 0 0,1 0 0 0 0,-1 0 0 0 0,0 0 0 0 0,1 0 0 0 0,-1 0 0 0 0,0 0 0 0 0,1 0-1 0 0,-1 0 1 0 0,1 0 0 0 0,-1 1 0 0 0,0-1 0 0 0,1 0 0 0 0,-1 0 0 0 0,0 0 0 0 0,1 1 0 0 0,-1-1 0 0 0,1 1 0 0 0,15 10 220 0 0,-11-8-150 0 0,16 12 108 0 0,-20-14-176 0 0,1 0 0 0 0,-1 0 0 0 0,1 1 0 0 0,0-1 0 0 0,-1 0 0 0 0,1 0 0 0 0,0-1 0 0 0,0 1 1 0 0,-1 0-1 0 0,1 0 0 0 0,3 0 0 0 0,14 9 241 0 0,-16-8-777 0 0,0 1 0 0 0,0-1 1 0 0,0 0-1 0 0,1-1 1 0 0,-1 1-1 0 0,0-1 0 0 0,7 3 1 0 0,16 2-598 0 0,-20-4-110 0 0</inkml:trace>
+  <inkml:trace contextRef="#ctx0" brushRef="#br0" timeOffset="2280.99">1565 26 4089 0 0,'0'0'1209'0'0,"0"0"-1132"0"0,0 0-1 0 0,0 0 1 0 0,0-1-1 0 0,0 1 1 0 0,0 0 0 0 0,0 0-1 0 0,0 0 1 0 0,0 0-1 0 0,0-1 1 0 0,0 1-1 0 0,0 0 1 0 0,0 0-1 0 0,0 0 1 0 0,0 0-1 0 0,0 0 1 0 0,0-1-1 0 0,0 1 1 0 0,-1 0-1 0 0,1 0 1 0 0,0 0-1 0 0,0 0 1 0 0,0 0-1 0 0,0 0 1 0 0,0 0-1 0 0,0-1 1 0 0,0 1-1 0 0,0 0 1 0 0,-1 0-1 0 0,1 0 1 0 0,0 0-1 0 0,0 0 1 0 0,0 0-1 0 0,0 0 1 0 0,0 0-1 0 0,-1 0 1 0 0,1 0-1 0 0,0 0 1 0 0,0 0-1 0 0,0 0 1 0 0,0 0-1 0 0,0 0 1 0 0,-1 0-1 0 0,1 0 1 0 0,0 0-1 0 0,0 0 1 0 0,0 0-1 0 0,0 0 1 0 0,0 0-1 0 0,-1 0 1 0 0,1 0-1 0 0,0 0 1 0 0,0 0-1 0 0,0 0 1 0 0,0 0-1 0 0,0 0 1 0 0,-1 0-1 0 0,-1 5-10 0 0,-1 0-1 0 0,1 1 0 0 0,0-1 1 0 0,1 0-1 0 0,-1 0 1 0 0,1 1-1 0 0,0-1 0 0 0,1 1 1 0 0,-1-1-1 0 0,1 7 0 0 0,3 67 129 0 0,-2-49-157 0 0,4 73-83 0 0,21 127 0 0 0,-23-221-74 0 0,0 3-3773 0 0</inkml:trace>
+  <inkml:trace contextRef="#ctx0" brushRef="#br0" timeOffset="2798.33">1444 424 2192 0 0,'0'0'112'0'0,"-1"0"0"0"0,1 0 0 0 0,0-1-1 0 0,-1 1 1 0 0,1 0 0 0 0,0 0 0 0 0,0-1-1 0 0,-1 1 1 0 0,1 0 0 0 0,0-1 0 0 0,0 1-1 0 0,-1 0 1 0 0,1-1 0 0 0,0 1-1 0 0,0 0 1 0 0,0-1 0 0 0,0 1 0 0 0,-1-1-1 0 0,1 1 1 0 0,0 0 0 0 0,0-1 0 0 0,0 1-1 0 0,0-1 1 0 0,0 1 0 0 0,0-1 0 0 0,0 1-1 0 0,0 0 1 0 0,0-1 0 0 0,0 1-1 0 0,0-1 1 0 0,1 1 0 0 0,-1 0 0 0 0,0-1-1 0 0,0 1 1 0 0,0-1 0 0 0,0 1 0 0 0,1 0-1 0 0,-1-1 1 0 0,0 1 0 0 0,0 0 0 0 0,1-1-1 0 0,-1 1 1 0 0,0 0 0 0 0,1 0-1 0 0,-1-1 1 0 0,12-18 1969 0 0,25-6-1791 0 0,-37 24-276 0 0,0 1-1 0 0,0 0 0 0 0,1-1 0 0 0,-1 1 0 0 0,0 0 0 0 0,1-1 0 0 0,-1 1 0 0 0,0 0 1 0 0,1-1-1 0 0,-1 1 0 0 0,1 0 0 0 0,-1 0 0 0 0,1-1 0 0 0,-1 1 0 0 0,0 0 0 0 0,1 0 1 0 0,-1 0-1 0 0,1 0 0 0 0,-1 0 0 0 0,1-1 0 0 0,-1 1 0 0 0,1 0 0 0 0,-1 0 0 0 0,1 0 1 0 0,-1 0-1 0 0,1 0 0 0 0,-1 1 0 0 0,1-1 0 0 0,-1 0 0 0 0,1 0 0 0 0,-1 0 0 0 0,1 0 1 0 0,-1 0-1 0 0,0 1 0 0 0,1-1 0 0 0,-1 0 0 0 0,1 0 0 0 0,-1 1 0 0 0,0-1 0 0 0,1 0 1 0 0,-1 1-1 0 0,0-1 0 0 0,1 1 0 0 0,6 5 43 0 0,3 2-14 0 0,1-1 0 0 0,-1 0 1 0 0,1-1-1 0 0,19 8 0 0 0,-26-13-198 0 0,0 0 1 0 0,0 1-1 0 0,0-2 1 0 0,0 1-1 0 0,0 0 0 0 0,0-1 1 0 0,0 0-1 0 0,0 0 1 0 0,0 0-1 0 0,1 0 1 0 0,-1-1-1 0 0,0 1 0 0 0,0-1 1 0 0,0 0-1 0 0,0-1 1 0 0,0 1-1 0 0,0-1 0 0 0,-1 1 1 0 0,8-5-1 0 0,5-6-909 0 0,-7 6 943 0 0</inkml:trace>
+  <inkml:trace contextRef="#ctx0" brushRef="#br0" timeOffset="3356.09">1840 346 3401 0 0,'0'0'3806'0'0,"-2"3"-3743"0"0,-1 3-50 0 0,0 1 0 0 0,0-1 0 0 0,0 1 0 0 0,0 0 0 0 0,1 0 0 0 0,1 0 0 0 0,-1 0 0 0 0,1 0 0 0 0,-1 12 1 0 0,2-14-7 0 0,-1 0 0 0 0,1 0 0 0 0,0 0 0 0 0,0 1 0 0 0,1-1 0 0 0,-1 0 0 0 0,1 0 0 0 0,1 0 0 0 0,-1 0 0 0 0,1 0 0 0 0,-1 0 0 0 0,1 0 0 0 0,1-1 0 0 0,4 9 0 0 0,-6-11 12 0 0,1 0 0 0 0,0-1 0 0 0,-1 1 0 0 0,1-1 0 0 0,0 1 0 0 0,0-1 1 0 0,0 0-1 0 0,-1 0 0 0 0,1 0 0 0 0,0 0 0 0 0,1 0 0 0 0,-1 0 0 0 0,0 0 1 0 0,0-1-1 0 0,0 1 0 0 0,0-1 0 0 0,1 0 0 0 0,-1 0 0 0 0,5 0 642 0 0,-10-26 1203 0 0,4 24-1851 0 0,-1 0-1 0 0,0 0 0 0 0,-1 0 1 0 0,1 0-1 0 0,0 0 1 0 0,0 0-1 0 0,-1 0 1 0 0,1 0-1 0 0,-1 0 0 0 0,0 1 1 0 0,0-1-1 0 0,-1-3 1 0 0,-2 0 71 0 0,0 0 1 0 0,-1 0 0 0 0,1 0 0 0 0,-1 1 0 0 0,0 0 0 0 0,0 0 0 0 0,-7-5 0 0 0,6 6-43 0 0,0-3 62 0 0,7 2-115 0 0,1 1 0 0 0,0-1 0 0 0,0 1 0 0 0,0 0 0 0 0,0-1 0 0 0,0 1 0 0 0,1 0-1 0 0,0 1 1 0 0,-1-1 0 0 0,1 0 0 0 0,0 1 0 0 0,0-1 0 0 0,1 1 0 0 0,-1 0 0 0 0,4-2 0 0 0,7-2-23 0 0,0 0 1 0 0,0 1-1 0 0,1 0 1 0 0,-1 2 0 0 0,1-1-1 0 0,18 0 1 0 0,41-12-3622 0 0,-67 15 2699 0 0,-1 1-138 0 0</inkml:trace>
+  <inkml:trace contextRef="#ctx0" brushRef="#br0" timeOffset="3740.67">2229 335 4217 0 0,'0'0'95'0'0,"0"-1"-1"0"0,0 1 1 0 0,0 0 0 0 0,0-1 0 0 0,1 1-1 0 0,-1 0 1 0 0,0 0 0 0 0,0-1-1 0 0,0 1 1 0 0,0 0 0 0 0,1-1 0 0 0,-1 1-1 0 0,0 0 1 0 0,0 0 0 0 0,1-1 0 0 0,-1 1-1 0 0,0 0 1 0 0,0 0 0 0 0,1 0-1 0 0,-1 0 1 0 0,0-1 0 0 0,1 1 0 0 0,-1 0-1 0 0,0 0 1 0 0,1 0 0 0 0,-1 0 0 0 0,0 0-1 0 0,1 0 1 0 0,-1 0 0 0 0,0 0-1 0 0,1 0 1 0 0,-1 0 0 0 0,0 0 0 0 0,1 0-1 0 0,0 0 1 0 0,8 10 1419 0 0,2 19-612 0 0,-8 20-538 0 0,-3-42-416 0 0,0 0 0 0 0,0 0 0 0 0,0-1 0 0 0,1 1 0 0 0,0 0 0 0 0,0 0 0 0 0,1-1 0 0 0,0 1 0 0 0,0-1 0 0 0,0 0 0 0 0,1 1 0 0 0,0-1 0 0 0,0 0 0 0 0,5 7 0 0 0,-6-10-558 0 0,1 1-319 0 0</inkml:trace>
+  <inkml:trace contextRef="#ctx0" brushRef="#br0" timeOffset="3921.31">2292 212 3929 0 0,'-1'-2'370'0'0,"0"0"1"0"0,0 0-1 0 0,0 0 0 0 0,0 0 1 0 0,0 0-1 0 0,1 0 1 0 0,-1 0-1 0 0,1 0 1 0 0,0-1-1 0 0,-1 1 0 0 0,1-4 1 0 0,0 6-415 0 0</inkml:trace>
+  <inkml:trace contextRef="#ctx0" brushRef="#br0" timeOffset="5174.93">2503 367 1624 0 0,'0'0'4464'0'0,"2"2"-4200"0"0,1 0-1 0 0,-1 0 1 0 0,0 0-1 0 0,1 0 1 0 0,-1-1 0 0 0,1 1-1 0 0,0-1 1 0 0,5 2-1 0 0,-3-1-237 0 0,1-1-1 0 0,0 1 0 0 0,0-2 0 0 0,0 1 0 0 0,0-1 0 0 0,0 0 0 0 0,1 0 0 0 0,-1 0 0 0 0,0-1 0 0 0,0 0 0 0 0,0 0 0 0 0,9-4 0 0 0,-9 2-2 0 0,1 0-1 0 0,-1-1 1 0 0,0 0 0 0 0,0 0 0 0 0,9-9-1 0 0,-14 12-17 0 0,0-1 0 0 0,1 1-1 0 0,-1 0 1 0 0,0-1-1 0 0,0 1 1 0 0,0 0-1 0 0,-1-1 1 0 0,1 0-1 0 0,0 1 1 0 0,0-1 0 0 0,-1 1-1 0 0,1-1 1 0 0,-1 0-1 0 0,1 1 1 0 0,-1-1-1 0 0,0 0 1 0 0,0 1 0 0 0,0-1-1 0 0,0 0 1 0 0,0 0-1 0 0,0 1 1 0 0,0-1-1 0 0,-1 0 1 0 0,1 1-1 0 0,0-1 1 0 0,-1 0 0 0 0,1 1-1 0 0,-1-1 1 0 0,-1-2-1 0 0,1 2-3 0 0,-1 1 0 0 0,1-1 0 0 0,0 1 0 0 0,0 0 0 0 0,-1 0 0 0 0,1-1 0 0 0,-1 1 0 0 0,1 0 0 0 0,-1 0 0 0 0,0 0 0 0 0,1 1 0 0 0,-1-1 0 0 0,0 0 0 0 0,1 1-1 0 0,-1-1 1 0 0,0 1 0 0 0,0-1 0 0 0,0 1 0 0 0,1 0 0 0 0,-1 0 0 0 0,0 0 0 0 0,0 0 0 0 0,0 0 0 0 0,0 0 0 0 0,1 0 0 0 0,-1 1 0 0 0,0-1 0 0 0,0 1 0 0 0,0-1 0 0 0,1 1 0 0 0,-4 1 0 0 0,0 0 3 0 0,0 0 1 0 0,0 1 0 0 0,0 0-1 0 0,0-1 1 0 0,0 1 0 0 0,0 1-1 0 0,1-1 1 0 0,0 1 0 0 0,-5 5 0 0 0,-11 12 13 0 0,18-19 18 0 0,0 0-1 0 0,0 0 0 0 0,0-1 1 0 0,0 2-1 0 0,0-1 1 0 0,1 0-1 0 0,-1 0 1 0 0,1 1-1 0 0,-1-1 1 0 0,1 0-1 0 0,0 1 1 0 0,0-1-1 0 0,0 1 1 0 0,0 0-1 0 0,0-1 0 0 0,1 1 1 0 0,-1 0-1 0 0,1 0 1 0 0,0-1-1 0 0,0 1 1 0 0,0 0-1 0 0,0 0 1 0 0,1 4-1 0 0,-1-3-8 0 0,0 0-1 0 0,1 0 1 0 0,0 0 0 0 0,0 0-1 0 0,0 0 1 0 0,0 0-1 0 0,1 0 1 0 0,-1 0 0 0 0,1-1-1 0 0,0 1 1 0 0,0-1 0 0 0,1 1-1 0 0,-1-1 1 0 0,0 0-1 0 0,1 0 1 0 0,0 0 0 0 0,0 0-1 0 0,0 0 1 0 0,0-1 0 0 0,0 1-1 0 0,1-1 1 0 0,-1 0-1 0 0,1 0 1 0 0,0 0 0 0 0,4 1-1 0 0,1 2-24 0 0,0-1 1 0 0,0 0-1 0 0,1 0 0 0 0,-1-1 0 0 0,1 0 0 0 0,0-1 0 0 0,0 0 0 0 0,0-1 1 0 0,0 0-1 0 0,0 0 0 0 0,0-1 0 0 0,0-1 0 0 0,0 1 0 0 0,0-2 1 0 0,0 1-1 0 0,0-2 0 0 0,14-4 0 0 0,-22 7 6 0 0,-1-1 1 0 0,1 0-1 0 0,-1 1 1 0 0,1-1-1 0 0,-1 0 1 0 0,0 0-1 0 0,1 0 1 0 0,-1 0-1 0 0,0 0 0 0 0,1-1 1 0 0,-1 1-1 0 0,0 0 1 0 0,0-1-1 0 0,0 1 1 0 0,0 0-1 0 0,-1-1 1 0 0,1 1-1 0 0,0-1 0 0 0,0 0 1 0 0,-1 1-1 0 0,1-1 1 0 0,-1 1-1 0 0,0-1 1 0 0,1 0-1 0 0,-1 0 1 0 0,0 1-1 0 0,0-1 0 0 0,0 0 1 0 0,0 1-1 0 0,0-1 1 0 0,-1 0-1 0 0,1 1 1 0 0,0-1-1 0 0,-1 0 1 0 0,1 1-1 0 0,-1-1 0 0 0,0 1 1 0 0,1-1-1 0 0,-1 1 1 0 0,0-1-1 0 0,0 1 1 0 0,0-1-1 0 0,0 1 1 0 0,0 0-1 0 0,0-1 0 0 0,0 1 1 0 0,-1 0-1 0 0,1 0 1 0 0,0 0-1 0 0,-2-1 1 0 0,2 1 18 0 0,0 0 0 0 0,0 0 0 0 0,1 0 0 0 0,-1 0 0 0 0,0-1 0 0 0,1 1 0 0 0,-1 0-1 0 0,1 0 1 0 0,0 0 0 0 0,-1-1 0 0 0,1 1 0 0 0,0 0 0 0 0,0-1 0 0 0,0 1 0 0 0,0 0 0 0 0,0 0 0 0 0,0-1 0 0 0,0 1 0 0 0,0 0 0 0 0,1-1 0 0 0,-1 1 0 0 0,0 0 0 0 0,1 0 0 0 0,-1-1 0 0 0,1 1 0 0 0,-1 0 0 0 0,1 0 0 0 0,0 0 0 0 0,-1 0 0 0 0,1 0 0 0 0,0 0 0 0 0,0 0 0 0 0,0 0 0 0 0,0 0 0 0 0,2-1 0 0 0,-1 0-47 0 0,1 1 0 0 0,-1 1 0 0 0,1-1 1 0 0,-1 0-1 0 0,1 0 0 0 0,-1 1 1 0 0,1 0-1 0 0,0-1 0 0 0,-1 1 0 0 0,1 0 1 0 0,0 0-1 0 0,-1 1 0 0 0,1-1 1 0 0,-1 0-1 0 0,1 1 0 0 0,0-1 0 0 0,-1 1 1 0 0,1 0-1 0 0,-1 0 0 0 0,0 0 1 0 0,1 0-1 0 0,3 3 0 0 0,-2-2-109 0 0,1 0 0 0 0,0 0 0 0 0,-1-1 0 0 0,1 1 0 0 0,0-1-1 0 0,0 0 1 0 0,0-1 0 0 0,0 1 0 0 0,0-1 0 0 0,0 0 0 0 0,5-1 0 0 0,33-9-4310 0 0,-35 8 3159 0 0</inkml:trace>
+  <inkml:trace contextRef="#ctx0" brushRef="#br0" timeOffset="5981.97">3170 36 5377 0 0,'-8'-3'4857'0'0,"-2"11"-3287"0"0,1 14-1849 0 0,7 12 244 0 0,1 0 0 0 0,2-1 0 0 0,1 1 0 0 0,1 0 0 0 0,2-1 0 0 0,2 0 0 0 0,0 0 0 0 0,3 0-1 0 0,15 36 1 0 0,-23-57-192 0 0,-11-19-139 0 0,-8-7 219 0 0,-11-8 149 0 0,22 18 3 0 0,3 2-2 0 0,-4 2 7 0 0,-2-3 1 0 0,0 1 0 0 0,1 0 0 0 0,-1 1 0 0 0,0 0 0 0 0,0 0 0 0 0,0 1 0 0 0,0 0 0 0 0,0 1 0 0 0,-10 1 0 0 0,19-1 402 0 0,7-2 74 0 0,26 0-139 0 0,33-7 1 0 0,-56 6-838 0 0,-1 0 0 0 0,1 0 0 0 0,0-1 0 0 0,-1-1 0 0 0,1 0-1 0 0,-1 0 1 0 0,0 0 0 0 0,9-7 0 0 0,-11 6 249 0 0,0 0-326 0 0</inkml:trace>
+  <inkml:trace contextRef="#ctx0" brushRef="#br0" timeOffset="6556.61">3575 1 1816 0 0,'0'0'7770'0'0,"0"11"-6007"0"0,1 12-1488 0 0,0 0 0 0 0,-5 38 0 0 0,1-35-254 0 0,2 0-1 0 0,2 36 1 0 0,3 13-82 0 0,-5-56 3 0 0,2 0 0 0 0,0-1 1 0 0,1 1-1 0 0,1 0 0 0 0,1-1 1 0 0,0 1-1 0 0,9 19 0 0 0,-8-28-191 0 0,3 5-356 0 0,-6-8-3797 0 0</inkml:trace>
+  <inkml:trace contextRef="#ctx0" brushRef="#br0" timeOffset="7116.94">3726 736 1048 0 0,'0'0'150'0'0,"-18"-13"6504"0"0,-10 9-6188 0 0,21 2-374 0 0,0 0 173 0 0,-6 8 1065 0 0,3-1-1239 0 0,0 1 0 0 0,1 0 0 0 0,0 1 0 0 0,0 0 0 0 0,0 0 0 0 0,1 1-1 0 0,0 0 1 0 0,0 0 0 0 0,-10 16 0 0 0,18-23-89 0 0,-1-1 0 0 0,1 1 0 0 0,0-1 0 0 0,0 0 0 0 0,-1 1 0 0 0,1-1-1 0 0,0 1 1 0 0,0 0 0 0 0,0-1 0 0 0,-1 1 0 0 0,1-1 0 0 0,0 1 0 0 0,0-1 0 0 0,0 1 0 0 0,0-1-1 0 0,0 1 1 0 0,0-1 0 0 0,0 1 0 0 0,0 0 0 0 0,0-1 0 0 0,0 1 0 0 0,1-1 0 0 0,-1 1-1 0 0,0-1 1 0 0,0 1 0 0 0,0-1 0 0 0,1 1 0 0 0,-1-1 0 0 0,0 1 0 0 0,1 0 0 0 0,16 2 129 0 0,20-11 87 0 0,-36 8-216 0 0,5-3 27 0 0,0 1 1 0 0,0-1-1 0 0,0 0 1 0 0,-1-1-1 0 0,1 1 0 0 0,8-8 1 0 0,-12 9-11 0 0,0 1 1 0 0,0-1-1 0 0,0 0 1 0 0,-1 1-1 0 0,1-1 1 0 0,0 0 0 0 0,-1 0-1 0 0,0 0 1 0 0,1 0-1 0 0,-1 0 1 0 0,0-1-1 0 0,0 1 1 0 0,0 0-1 0 0,0-1 1 0 0,0 1-1 0 0,-1 0 1 0 0,1-1-1 0 0,-1 1 1 0 0,1-1-1 0 0,-1-3 1 0 0,0 6-11 0 0,0 0 0 0 0,0-1 0 0 0,-1 1 1 0 0,1 0-1 0 0,0-1 0 0 0,0 1 0 0 0,0 0 0 0 0,0-1 0 0 0,0 1 1 0 0,-1 0-1 0 0,1-1 0 0 0,0 1 0 0 0,0 0 0 0 0,-1 0 1 0 0,1-1-1 0 0,0 1 0 0 0,0 0 0 0 0,-1 0 0 0 0,1 0 0 0 0,0-1 1 0 0,-1 1-1 0 0,1 0 0 0 0,0 0 0 0 0,-1 0 0 0 0,1 0 0 0 0,0 0 1 0 0,-1 0-1 0 0,1 0 0 0 0,0 0 0 0 0,-1-1 0 0 0,1 1 1 0 0,0 0-1 0 0,-1 0 0 0 0,1 1 0 0 0,0-1 0 0 0,-1 0 0 0 0,1 0 1 0 0,0 0-1 0 0,-1 0 0 0 0,1 0 0 0 0,-23 9 22 0 0,-11 6-42 0 0,33-14 7 0 0,3-1-1 0 0,-4 4-43 0 0,1-4 48 0 0,1 1 0 0 0,0-1 1 0 0,-1 0-1 0 0,1 0 0 0 0,0 1 0 0 0,0-1 0 0 0,-1 0 1 0 0,1 1-1 0 0,0-1 0 0 0,0 0 0 0 0,-1 1 0 0 0,1-1 1 0 0,0 0-1 0 0,0 1 0 0 0,0-1 0 0 0,0 0 0 0 0,-1 1 0 0 0,1-1 1 0 0,0 1-1 0 0,0-1 0 0 0,0 0 0 0 0,0 1 0 0 0,0-1 1 0 0,0 1-1 0 0,0-1 0 0 0,0 1 0 0 0,0-1 0 0 0,0 0 0 0 0,0 1 1 0 0,0-1-1 0 0,1 1 0 0 0,-1-1 0 0 0,0 0 0 0 0,0 1 1 0 0,0-1-1 0 0,1 0 0 0 0,-1 1 0 0 0,0-1 0 0 0,0 0 1 0 0,1 1-1 0 0,-1-1 0 0 0,0 0 0 0 0,0 1 0 0 0,1-1 0 0 0,-1 0 1 0 0,0 0-1 0 0,1 1 0 0 0,-1-1 0 0 0,0 0 0 0 0,1 0 1 0 0,-1 0-1 0 0,1 0 0 0 0,-1 0 0 0 0,0 1 0 0 0,1-1 1 0 0,-1 0-1 0 0,1 0 0 0 0,-1 0 0 0 0,0 0 0 0 0,1 0 0 0 0,0 0 1 0 0,2 0 3 0 0,0 0 1 0 0,-1 0-1 0 0,1 0 1 0 0,0 0-1 0 0,0-1 1 0 0,-1 1-1 0 0,1-1 1 0 0,0 0-1 0 0,-1 1 1 0 0,1-1-1 0 0,-1-1 1 0 0,1 1-1 0 0,-1 0 1 0 0,1 0-1 0 0,-1-1 1 0 0,0 1-1 0 0,0-1 1 0 0,1 0-1 0 0,-1 0 1 0 0,0 0-1 0 0,-1 0 1 0 0,1 0-1 0 0,0 0 1 0 0,-1 0-1 0 0,1-1 1 0 0,-1 1-1 0 0,0-1 1 0 0,1 1-1 0 0,-1-1 1 0 0,0 1-1 0 0,-1-1 1 0 0,1 0-1 0 0,0-4 1 0 0,-1 7-16 0 0,0-1 0 0 0,0 1 1 0 0,0-1-1 0 0,0 1 0 0 0,0-1 0 0 0,0 1 0 0 0,0-1 1 0 0,0 1-1 0 0,0-1 0 0 0,0 1 0 0 0,0-1 0 0 0,0 1 1 0 0,-1-1-1 0 0,1 1 0 0 0,0-1 0 0 0,0 1 0 0 0,-1 0 1 0 0,1-1-1 0 0,0 1 0 0 0,-1-1 0 0 0,1 1 1 0 0,0 0-1 0 0,-1-1 0 0 0,1 1 0 0 0,-1 0 0 0 0,1-1 1 0 0,0 1-1 0 0,-1 0 0 0 0,1 0 0 0 0,-1-1 0 0 0,-17 3-1171 0 0,-17 17-3193 0 0,27-12 2680 0 0</inkml:trace>
+  <inkml:trace contextRef="#ctx0" brushRef="#br0" timeOffset="8040.3">3146 323 288 0 0,'0'0'1288'0'0,"-9"-7"3628"0"0,8 14-4679 0 0,-1-1 0 0 0,1 0 0 0 0,0 0 0 0 0,1 0 0 0 0,0 10 0 0 0,0-9-159 0 0,-2 3 18 0 0,0 5 19 0 0,0-1-1 0 0,1 0 0 0 0,1 20 0 0 0,1-29-91 0 0,-1 0 0 0 0,2 0 1 0 0,-1 0-1 0 0,0 0 0 0 0,1 0 0 0 0,0 0 0 0 0,0 0 1 0 0,1 0-1 0 0,-1-1 0 0 0,1 1 0 0 0,6 7 0 0 0,-4-6 0 0 0,-1 0 0 0 0,0 1 0 0 0,-1-1 0 0 0,0 1 0 0 0,0 0 0 0 0,0 0 0 0 0,2 10 0 0 0,-4-13-14 0 0,0 0 0 0 0,0 0 1 0 0,-1 0-1 0 0,1 0 0 0 0,-1 0 0 0 0,0 0 0 0 0,0 0 0 0 0,0 0 1 0 0,0 0-1 0 0,-1 0 0 0 0,0 0 0 0 0,0 0 0 0 0,0 0 1 0 0,0 0-1 0 0,-3 5 0 0 0,-9-6 270 0 0</inkml:trace>
+</inkml:ink>
+</file>
+
+<file path=customXml/item3.xml><?xml version="1.0" encoding="utf-8"?>
 <b:Sources xmlns:b="http://schemas.openxmlformats.org/officeDocument/2006/bibliography" xmlns="http://schemas.openxmlformats.org/officeDocument/2006/bibliography" SelectedStyle="\APASixthEditionOfficeOnline.xsl" StyleName="APA" Version="6"/>
 </file>
 
-<file path=customXml/item7.xml><?xml version="1.0" encoding="utf-8"?>
+<file path=customXml/item4.xml><?xml version="1.0" encoding="utf-8"?>
+<p:properties xmlns:p="http://schemas.microsoft.com/office/2006/metadata/properties" xmlns:xsi="http://www.w3.org/2001/XMLSchema-instance" xmlns:pc="http://schemas.microsoft.com/office/infopath/2007/PartnerControls">
+  <documentManagement/>
+</p:properties>
+</file>
+
+<file path=customXml/item5.xml><?xml version="1.0" encoding="utf-8"?>
 <inkml:ink xmlns:inkml="http://www.w3.org/2003/InkML">
   <inkml:definitions>
     <inkml:context xml:id="ctx0">
@@ -16980,40 +16953,48 @@
 </inkml:ink>
 </file>
 
-<file path=customXml/itemProps1.xml><?xml version="1.0" encoding="utf-8"?>
-<ds:datastoreItem xmlns:ds="http://schemas.openxmlformats.org/officeDocument/2006/customXml" ds:itemID="{4B023D59-82BC-4D0F-A651-C98E01C1F15C}">
-  <ds:schemaRefs>
-    <ds:schemaRef ds:uri="http://www.w3.org/2003/InkML"/>
-  </ds:schemaRefs>
-</ds:datastoreItem>
+<file path=customXml/item6.xml><?xml version="1.0" encoding="utf-8"?>
+<inkml:ink xmlns:inkml="http://www.w3.org/2003/InkML">
+  <inkml:definitions>
+    <inkml:context xml:id="ctx0">
+      <inkml:inkSource xml:id="inkSrc0">
+        <inkml:traceFormat>
+          <inkml:channel name="X" type="integer" min="-2.14748E9" max="2.14748E9" units="cm"/>
+          <inkml:channel name="Y" type="integer" min="-2.14748E9" max="2.14748E9" units="cm"/>
+          <inkml:channel name="F" type="integer" max="32767" units="dev"/>
+          <inkml:channel name="OA" type="integer" max="360" units="deg"/>
+          <inkml:channel name="OE" type="integer" max="90" units="deg"/>
+        </inkml:traceFormat>
+        <inkml:channelProperties>
+          <inkml:channelProperty channel="X" name="resolution" value="1000" units="1/cm"/>
+          <inkml:channelProperty channel="Y" name="resolution" value="1000" units="1/cm"/>
+          <inkml:channelProperty channel="F" name="resolution" value="0" units="1/dev"/>
+          <inkml:channelProperty channel="OA" name="resolution" value="1000" units="1/deg"/>
+          <inkml:channelProperty channel="OE" name="resolution" value="1000" units="1/deg"/>
+        </inkml:channelProperties>
+      </inkml:inkSource>
+      <inkml:timestamp xml:id="ts0" timeString="2025-06-10T16:08:50.568"/>
+    </inkml:context>
+    <inkml:brush xml:id="br0">
+      <inkml:brushProperty name="width" value="0.05" units="cm"/>
+      <inkml:brushProperty name="height" value="0.05" units="cm"/>
+      <inkml:brushProperty name="color" value="#E71224"/>
+    </inkml:brush>
+  </inkml:definitions>
+  <inkml:trace contextRef="#ctx0" brushRef="#br0">1236 239 3217 0 0,'-18'-44'2449'0'0,"11"24"-2251"0"0,-2 1 0 0 0,-14-27 0 0 0,19 39-210 0 0,-1 0 0 0 0,0 1-1 0 0,0 0 1 0 0,-1-1 0 0 0,0 2 0 0 0,0-1-1 0 0,0 1 1 0 0,0 0 0 0 0,-14-8-1 0 0,8 6-57 0 0,-1 1 0 0 0,1 1 1 0 0,-1 0-1 0 0,0 0 0 0 0,0 1 0 0 0,0 1 0 0 0,0 0 0 0 0,-1 1 0 0 0,-22-1 0 0 0,19 4-190 0 0,0 0-1 0 0,0 1 1 0 0,0 1-1 0 0,1 0 1 0 0,-1 1-1 0 0,1 1 1 0 0,-21 9-1 0 0,-37 17-295 0 0,-131 76-1 0 0,173-87 985 0 0,0 2 0 0 0,2 1 0 0 0,1 2 0 0 0,1 0 0 0 0,1 2 0 0 0,-28 37 0 0 0,-16 22-328 0 0,-54 78 18 0 0,113-145-112 0 0,0 0 1 0 0,2 1-1 0 0,1 0 0 0 0,0 0 0 0 0,2 1 1 0 0,0 0-1 0 0,-5 27 0 0 0,4 3 6 0 0,3 0-1 0 0,1 0 0 0 0,3 0 1 0 0,2 1-1 0 0,2-1 1 0 0,13 62-1 0 0,-11-89 37 0 0,1-1 0 0 0,2 1 0 0 0,0-1 0 0 0,1-1 0 0 0,1 0 0 0 0,2 0-1 0 0,0-1 1 0 0,1-1 0 0 0,1 0 0 0 0,1 0 0 0 0,25 25 0 0 0,-31-38 8 0 0,1 0 0 0 0,0-1 0 0 0,0 0 0 0 0,1-1-1 0 0,0 0 1 0 0,0 0 0 0 0,0-1 0 0 0,0 0 0 0 0,1-1 0 0 0,-1-1 0 0 0,1 0 0 0 0,23 1 0 0 0,0-2-27 0 0,-1-1 0 0 0,0-2 0 0 0,43-8 0 0 0,15-10 179 0 0,-1-4 0 0 0,111-46 0 0 0,-162 55-168 0 0,0 1-21 0 0,5-1 26 0 0,-2-3-1 0 0,45-23 0 0 0,-67 26 22 0 0,-1 0 0 0 0,0-2-1 0 0,-2 0 1 0 0,0-1 0 0 0,-1-1 0 0 0,0-1 0 0 0,-2 0-1 0 0,22-37 1 0 0,-28 39-39 0 0,0 1 1 0 0,-1-1-1 0 0,-1-1 0 0 0,-1 0 1 0 0,-1 1-1 0 0,0-2 0 0 0,-2 1 0 0 0,0 0 1 0 0,0-25-1 0 0,-2-13 167 0 0,-14-108-1 0 0,10 143-149 0 0,-1 0-1 0 0,0 1 1 0 0,-2-1-1 0 0,-1 1 1 0 0,-1 0-1 0 0,0 1 1 0 0,-1 0-1 0 0,-23-35 0 0 0,22 41 15 0 0,-1 0 0 0 0,0 0-1 0 0,-1 1 1 0 0,-1 0 0 0 0,0 1-1 0 0,0 1 1 0 0,-1 0 0 0 0,-1 1-1 0 0,0 0 1 0 0,0 1 0 0 0,-25-10-1 0 0,15 9-505 0 0,-1 1-1 0 0,0 2 1 0 0,0 0 0 0 0,-49-5-1 0 0,41 10-389 0 0</inkml:trace>
+</inkml:ink>
 </file>
 
-<file path=customXml/itemProps2.xml><?xml version="1.0" encoding="utf-8"?>
-<ds:datastoreItem xmlns:ds="http://schemas.openxmlformats.org/officeDocument/2006/customXml" ds:itemID="{4B023D59-82BC-4D0F-A651-C98E01C1F15C}">
-  <ds:schemaRefs>
-    <ds:schemaRef ds:uri="http://www.w3.org/2003/InkML"/>
-  </ds:schemaRefs>
-</ds:datastoreItem>
+<file path=customXml/item7.xml><?xml version="1.0" encoding="utf-8"?>
+<?mso-contentType ?>
+<FormTemplates xmlns="http://schemas.microsoft.com/sharepoint/v3/contenttype/forms">
+  <Display>DocumentLibraryForm</Display>
+  <Edit>DocumentLibraryForm</Edit>
+  <New>DocumentLibraryForm</New>
+</FormTemplates>
 </file>
 
-<file path=customXml/itemProps3.xml><?xml version="1.0" encoding="utf-8"?>
-<ds:datastoreItem xmlns:ds="http://schemas.openxmlformats.org/officeDocument/2006/customXml" ds:itemID="{6A655C0C-F4A3-4931-9F7F-84CBD61DCE8F}">
-  <ds:schemaRefs>
-    <ds:schemaRef ds:uri="http://schemas.microsoft.com/sharepoint/v3/contenttype/forms"/>
-  </ds:schemaRefs>
-</ds:datastoreItem>
-</file>
-
-<file path=customXml/itemProps4.xml><?xml version="1.0" encoding="utf-8"?>
-<ds:datastoreItem xmlns:ds="http://schemas.openxmlformats.org/officeDocument/2006/customXml" ds:itemID="{CE199482-6225-420D-8982-84EA3B0C446C}">
-  <ds:schemaRefs>
-    <ds:schemaRef ds:uri="http://schemas.microsoft.com/office/2006/metadata/properties"/>
-    <ds:schemaRef ds:uri="http://schemas.microsoft.com/office/infopath/2007/PartnerControls"/>
-  </ds:schemaRefs>
-</ds:datastoreItem>
-</file>
-
-<file path=customXml/itemProps5.xml><?xml version="1.0" encoding="utf-8"?>
+<file path=customXml/itemProps1.xml><?xml version="1.0" encoding="utf-8"?>
 <ds:datastoreItem xmlns:ds="http://schemas.openxmlformats.org/officeDocument/2006/customXml" ds:itemID="{4B023D59-82BC-4D0F-A651-C98E01C1F15C}">
   <ds:schemaRefs>
     <ds:schemaRef ds:uri="http://schemas.microsoft.com/office/2006/metadata/contentType"/>
@@ -17031,7 +17012,15 @@
 </ds:datastoreItem>
 </file>
 
-<file path=customXml/itemProps6.xml><?xml version="1.0" encoding="utf-8"?>
+<file path=customXml/itemProps2.xml><?xml version="1.0" encoding="utf-8"?>
+<ds:datastoreItem xmlns:ds="http://schemas.openxmlformats.org/officeDocument/2006/customXml" ds:itemID="{4B023D59-82BC-4D0F-A651-C98E01C1F15C}">
+  <ds:schemaRefs>
+    <ds:schemaRef ds:uri="http://www.w3.org/2003/InkML"/>
+  </ds:schemaRefs>
+</ds:datastoreItem>
+</file>
+
+<file path=customXml/itemProps3.xml><?xml version="1.0" encoding="utf-8"?>
 <ds:datastoreItem xmlns:ds="http://schemas.openxmlformats.org/officeDocument/2006/customXml" ds:itemID="{01D51A4F-7BE7-46DF-A7D0-BDB91C1C49A3}">
   <ds:schemaRefs>
     <ds:schemaRef ds:uri="http://schemas.openxmlformats.org/officeDocument/2006/bibliography"/>
@@ -17039,10 +17028,35 @@
 </ds:datastoreItem>
 </file>
 
-<file path=customXml/itemProps7.xml><?xml version="1.0" encoding="utf-8"?>
+<file path=customXml/itemProps4.xml><?xml version="1.0" encoding="utf-8"?>
+<ds:datastoreItem xmlns:ds="http://schemas.openxmlformats.org/officeDocument/2006/customXml" ds:itemID="{CE199482-6225-420D-8982-84EA3B0C446C}">
+  <ds:schemaRefs>
+    <ds:schemaRef ds:uri="http://schemas.microsoft.com/office/2006/metadata/properties"/>
+    <ds:schemaRef ds:uri="http://schemas.microsoft.com/office/infopath/2007/PartnerControls"/>
+  </ds:schemaRefs>
+</ds:datastoreItem>
+</file>
+
+<file path=customXml/itemProps5.xml><?xml version="1.0" encoding="utf-8"?>
 <ds:datastoreItem xmlns:ds="http://schemas.openxmlformats.org/officeDocument/2006/customXml" ds:itemID="{01D51A4F-7BE7-46DF-A7D0-BDB91C1C49A3}">
   <ds:schemaRefs>
     <ds:schemaRef ds:uri="http://www.w3.org/2003/InkML"/>
   </ds:schemaRefs>
 </ds:datastoreItem>
+</file>
+
+<file path=customXml/itemProps6.xml><?xml version="1.0" encoding="utf-8"?>
+<ds:datastoreItem xmlns:ds="http://schemas.openxmlformats.org/officeDocument/2006/customXml" ds:itemID="{4B023D59-82BC-4D0F-A651-C98E01C1F15C}">
+  <ds:schemaRefs>
+    <ds:schemaRef ds:uri="http://www.w3.org/2003/InkML"/>
+  </ds:schemaRefs>
+</ds:datastoreItem>
+</file>
+
+<file path=customXml/itemProps7.xml><?xml version="1.0" encoding="utf-8"?>
+<ds:datastoreItem xmlns:ds="http://schemas.openxmlformats.org/officeDocument/2006/customXml" ds:itemID="{6A655C0C-F4A3-4931-9F7F-84CBD61DCE8F}">
+  <ds:schemaRefs>
+    <ds:schemaRef ds:uri="http://schemas.microsoft.com/sharepoint/v3/contenttype/forms"/>
+  </ds:schemaRefs>
+</ds:datastoreItem>
 </file>
--- a/D_Documentation/Doku-Alex.docx
+++ b/D_Documentation/Doku-Alex.docx
@@ -563,7 +563,21 @@
         <w:rPr>
           <w:color w:val="000000"/>
         </w:rPr>
-        <w:t>Ansprechperson: Gogl Matthias</w:t>
+        <w:t xml:space="preserve">Ansprechperson: </w:t>
+      </w:r>
+      <w:proofErr w:type="spellStart"/>
+      <w:r>
+        <w:rPr>
+          <w:color w:val="000000"/>
+        </w:rPr>
+        <w:t>Gogl</w:t>
+      </w:r>
+      <w:proofErr w:type="spellEnd"/>
+      <w:r>
+        <w:rPr>
+          <w:color w:val="000000"/>
+        </w:rPr>
+        <w:t xml:space="preserve"> Matthias</w:t>
       </w:r>
     </w:p>
     <w:p>
@@ -758,7 +772,21 @@
         <w:rPr>
           <w:color w:val="000000" w:themeColor="text1"/>
         </w:rPr>
-        <w:t>Die effiziente Erfassung von Artikelstammdaten wie Maßen, Gewicht und visuellen Merkmalen stellt im neuen Lager der Leitner AG in Sterzing eine logistische Herausforderung dar. Derzeitige manuelle Prozesse sind zeitintensiv, während kommerzielle Datenerfassungssysteme (z. B. Cubiscan) für die reine Lagerplatzvergabe oft zu kostenintensiv und überdimensioniert sind.</w:t>
+        <w:t xml:space="preserve">Die effiziente Erfassung von Artikelstammdaten wie Maßen, Gewicht und visuellen Merkmalen stellt im neuen Lager der Leitner AG in Sterzing eine logistische Herausforderung dar. Derzeitige manuelle Prozesse sind zeitintensiv, während kommerzielle Datenerfassungssysteme (z. B. </w:t>
+      </w:r>
+      <w:proofErr w:type="spellStart"/>
+      <w:r>
+        <w:rPr>
+          <w:color w:val="000000" w:themeColor="text1"/>
+        </w:rPr>
+        <w:t>Cubiscan</w:t>
+      </w:r>
+      <w:proofErr w:type="spellEnd"/>
+      <w:r>
+        <w:rPr>
+          <w:color w:val="000000" w:themeColor="text1"/>
+        </w:rPr>
+        <w:t>) für die reine Lagerplatzvergabe oft zu kostenintensiv und überdimensioniert sind.</w:t>
       </w:r>
     </w:p>
     <w:p>
@@ -3095,29 +3123,57 @@
         <w:rPr>
           <w:lang w:eastAsia="en-AT"/>
         </w:rPr>
-        <w:t>Marktübliche Automatisierungslösungen, wie beispielsweise Systeme der Firma Cubiscan, bieten zwar eine hohe technologische Reife, stehen jedoch in keinem wirtschaftlichen Verhältnis zum spezifischen Anforderungszweck der reinen Lagerplatzvergabe. Es besteht daher der Bedarf an einer maßgeschneiderten Lösung, die Mobilität, Kosteneffizienz und eine nahtlose Integration in die bestehende IT-Infrastruktur vereint.</w:t>
-      </w:r>
-    </w:p>
-    <w:p>
-      <w:pPr>
-        <w:pStyle w:val="Text"/>
+        <w:t xml:space="preserve">Marktübliche Automatisierungslösungen, wie beispielsweise Systeme der Firma </w:t>
+      </w:r>
+      <w:proofErr w:type="spellStart"/>
+      <w:r>
         <w:rPr>
           <w:lang w:eastAsia="en-AT"/>
         </w:rPr>
-      </w:pPr>
-    </w:p>
-    <w:p>
-      <w:pPr>
-        <w:pStyle w:val="Text"/>
+        <w:t>Cubiscan</w:t>
+      </w:r>
+      <w:proofErr w:type="spellEnd"/>
+      <w:r>
         <w:rPr>
           <w:lang w:eastAsia="en-AT"/>
         </w:rPr>
-      </w:pPr>
-      <w:r>
+        <w:t>, bieten zwar eine hohe technologische Reife, stehen jedoch in keinem wirtschaftlichen Verhältnis zum spezifischen Anforderungszweck der reinen Lagerplatzvergabe. Es besteht daher der Bedarf an einer maßgeschneiderten Lösung, die Mobilität, Kosteneffizienz und eine nahtlose Integration in die bestehende IT-Infrastruktur vereint.</w:t>
+      </w:r>
+    </w:p>
+    <w:p>
+      <w:pPr>
+        <w:pStyle w:val="Text"/>
         <w:rPr>
           <w:lang w:eastAsia="en-AT"/>
         </w:rPr>
-        <w:t>Im Rahmen dieser Diplomarbeit wird ein mobiles 3D-Scannersystem entwickelt, das als intuitiver Arbeitsplatz für die Lagermitarbeiter fungiert. Das technische Kernziel ist die automatisierte Erfassung von Gewichten mittels Wägezellen sowie die visuelle und dimensionale Erfassung durch ein Multi-Kamera-Setup, inklusive Tiefenmessung. Ein wesentlicher Bestandteil der Arbeit ist zudem die softwareseitige Speicherung der Messdaten, um eine fehlerfreie Übergabe an weiterführende Datenbanksysteme zu gewährleisten</w:t>
+      </w:pPr>
+    </w:p>
+    <w:p>
+      <w:pPr>
+        <w:pStyle w:val="Text"/>
+        <w:rPr>
+          <w:lang w:eastAsia="en-AT"/>
+        </w:rPr>
+      </w:pPr>
+      <w:r>
+        <w:rPr>
+          <w:lang w:eastAsia="en-AT"/>
+        </w:rPr>
+        <w:t xml:space="preserve">Im Rahmen dieser Diplomarbeit wird ein mobiles 3D-Scannersystem entwickelt, das als intuitiver Arbeitsplatz für die Lagermitarbeiter fungiert. Das technische Kernziel ist die automatisierte Erfassung von Gewichten mittels </w:t>
+      </w:r>
+      <w:proofErr w:type="spellStart"/>
+      <w:r>
+        <w:rPr>
+          <w:lang w:eastAsia="en-AT"/>
+        </w:rPr>
+        <w:t>Wägezellen</w:t>
+      </w:r>
+      <w:proofErr w:type="spellEnd"/>
+      <w:r>
+        <w:rPr>
+          <w:lang w:eastAsia="en-AT"/>
+        </w:rPr>
+        <w:t xml:space="preserve"> sowie die visuelle und dimensionale Erfassung durch ein Multi-Kamera-Setup, inklusive Tiefenmessung. Ein wesentlicher Bestandteil der Arbeit ist zudem die softwareseitige Speicherung der Messdaten, um eine fehlerfreie Übergabe an weiterführende Datenbanksysteme zu gewährleisten</w:t>
       </w:r>
     </w:p>
     <w:p>
@@ -3359,8 +3415,17 @@
           <w:color w:val="0066FF"/>
           <w:szCs w:val="28"/>
         </w:rPr>
-        <w:t>Text (FV = Text): ….</w:t>
-      </w:r>
+        <w:t>Text (FV = Text</w:t>
+      </w:r>
+      <w:proofErr w:type="gramStart"/>
+      <w:r>
+        <w:rPr>
+          <w:color w:val="0066FF"/>
+          <w:szCs w:val="28"/>
+        </w:rPr>
+        <w:t>): ….</w:t>
+      </w:r>
+      <w:proofErr w:type="gramEnd"/>
     </w:p>
     <w:p>
       <w:pPr>
@@ -3745,7 +3810,15 @@
         <w:pStyle w:val="Text"/>
       </w:pPr>
       <w:r>
-        <w:t>Der Raspberry Pi ist ein Einplatinencomputer (Single-Board Computer, SBC), der von der britischen Raspberry Pi Foundation entwickelt wurde. Ursprünglich mit dem Ziel konzipiert, jungen Menschen den Erwerb von Programmier- und Hardwarekenntnissen zu erleichtern, hat sich die Plattform zu einem weltweit verbreiteten Standard für Bastler und professionelle Anwendungen entwickelt. Das System vereint alle wesentlichen Komponenten eines Computers auf einer einzigen Platine, die etwa die Größe einer Kreditkarte besitzt. Es existieren mittlerweile mehrere Generationen (z. B. Raspberry Pi 3, 4, 5 und Zero), die sich in Rechenleistung und Ausstattung unterscheiden, jedoch meist softwarekompatibel zueinander sind.</w:t>
+        <w:t xml:space="preserve">Der Raspberry Pi ist ein Einplatinencomputer (Single-Board Computer, SBC), der von der britischen Raspberry Pi </w:t>
+      </w:r>
+      <w:proofErr w:type="spellStart"/>
+      <w:r>
+        <w:t>Foundation</w:t>
+      </w:r>
+      <w:proofErr w:type="spellEnd"/>
+      <w:r>
+        <w:t xml:space="preserve"> entwickelt wurde. Ursprünglich mit dem Ziel konzipiert, jungen Menschen den Erwerb von Programmier- und Hardwarekenntnissen zu erleichtern, hat sich die Plattform zu einem weltweit verbreiteten Standard für Bastler und professionelle Anwendungen entwickelt. Das System vereint alle wesentlichen Komponenten eines Computers auf einer einzigen Platine, die etwa die Größe einer Kreditkarte besitzt. Es existieren mittlerweile mehrere Generationen (z. B. Raspberry Pi 3, 4, 5 und Zero), die sich in Rechenleistung und Ausstattung unterscheiden, jedoch meist softwarekompatibel zueinander sind.</w:t>
       </w:r>
     </w:p>
     <w:p/>
@@ -3906,7 +3979,15 @@
         <w:pStyle w:val="Text"/>
       </w:pPr>
       <w:r>
-        <w:t xml:space="preserve">Ein Mikrocontroller (kurz µC, uC oder MCU) ist ein kompaktes Computersystem, das sämtliche für den Betrieb notwendigen Komponenten auf einem einzigen integrierten Schaltkreis vereint. Im Gegensatz zu herkömmlichen Mikroprozessoren in Personal Computern, die auf externe Speicher- und Peripheriebausteine angewiesen sind, beinhaltet ein Mikrocontroller neben einem oder mehreren Prozessorkernen auch Arbeits- und Programmspeicher (RAM, ROM/Flash) sowie programmierbare Ein- und Ausgabeschnittstellen. </w:t>
+        <w:t xml:space="preserve">Ein Mikrocontroller (kurz µC, </w:t>
+      </w:r>
+      <w:proofErr w:type="spellStart"/>
+      <w:r>
+        <w:t>uC</w:t>
+      </w:r>
+      <w:proofErr w:type="spellEnd"/>
+      <w:r>
+        <w:t xml:space="preserve"> oder MCU) ist ein kompaktes Computersystem, das sämtliche für den Betrieb notwendigen Komponenten auf einem einzigen integrierten Schaltkreis vereint. Im Gegensatz zu herkömmlichen Mikroprozessoren in Personal Computern, die auf externe Speicher- und Peripheriebausteine angewiesen sind, beinhaltet ein Mikrocontroller neben einem oder mehreren Prozessorkernen auch Arbeits- und Programmspeicher (RAM, ROM/Flash) sowie programmierbare Ein- und Ausgabeschnittstellen. </w:t>
       </w:r>
       <w:r>
         <w:t>Das</w:t>
@@ -4172,7 +4253,15 @@
         <w:pStyle w:val="Text"/>
       </w:pPr>
       <w:r>
-        <w:t>Ein Ultraschall-Distanzsensor ist ein elektronisches Messgerät, das hochfrequente Schallwellen (typischerweise im Bereich von 20 kHz bis 10 MHz) nutzt, um die Entfernung zu einem Objekt berührungslos zu erfassen. Das Funktionsprinzip basiert auf der Laufzeitmessung (Time-of-Flight): Der Sensor emittiert über einen Sender (piezoelektrischer Wandler) einen kurzen Ultraschallimpuls, der sich mit Schallgeschwindigkeit durch die Luft ausbreitet. Trifft dieser Impuls auf ein Hindernis, wird er reflektiert und als Echo vom Empfänger des Sensors detektiert. Ein Mikrocontroller oder eine interne Logik misst die Zeitspanne t zwischen Aussendung und Empfang und berechnet daraus die Distanz d</w:t>
+        <w:t>Ein Ultraschall-Distanzsensor ist ein elektronisches Messgerät, das hochfrequente Schallwellen (typischerweise im Bereich von 20 kHz bis 10 MHz) nutzt, um die Entfernung zu einem Objekt berührungslos zu erfassen. Das Funktionsprinzip basiert auf der Laufzeitmessung (Time-</w:t>
+      </w:r>
+      <w:proofErr w:type="spellStart"/>
+      <w:r>
+        <w:t>of</w:t>
+      </w:r>
+      <w:proofErr w:type="spellEnd"/>
+      <w:r>
+        <w:t>-Flight): Der Sensor emittiert über einen Sender (piezoelektrischer Wandler) einen kurzen Ultraschallimpuls, der sich mit Schallgeschwindigkeit durch die Luft ausbreitet. Trifft dieser Impuls auf ein Hindernis, wird er reflektiert und als Echo vom Empfänger des Sensors detektiert. Ein Mikrocontroller oder eine interne Logik misst die Zeitspanne t zwischen Aussendung und Empfang und berechnet daraus die Distanz d</w:t>
       </w:r>
       <w:r>
         <w:t>.</w:t>
@@ -4192,7 +4281,15 @@
         <w:pStyle w:val="Text"/>
       </w:pPr>
       <w:r>
-        <w:t>Die elektrischen Eigenschaften variieren je nach Modul, lassen sich aber am weit verbreiteten HC-SR04 gut exemplarisch darstellen. Der Sensor arbeitet meist mit einer Versorgungsspannung von 5 V DC. Der Messvorgang wird durch ein digitales Triggersignal (High-Pegel für ca. 10 µs) gestartet. Daraufhin sendet das Modul einen Burst von 8 Zyklen bei 40 kHz. Das Ausgangssignal (Echo-Pin) liefert einen High-Impuls, dessen Breite exakt der Laufzeit des Schalls entspricht.</w:t>
+        <w:t xml:space="preserve">Die elektrischen Eigenschaften variieren je nach Modul, lassen sich aber am weit verbreiteten HC-SR04 gut exemplarisch darstellen. Der Sensor arbeitet meist mit einer Versorgungsspannung von 5 V DC. Der Messvorgang wird durch ein digitales </w:t>
+      </w:r>
+      <w:proofErr w:type="spellStart"/>
+      <w:r>
+        <w:t>Triggersignal</w:t>
+      </w:r>
+      <w:proofErr w:type="spellEnd"/>
+      <w:r>
+        <w:t xml:space="preserve"> (High-Pegel für ca. 10 µs) gestartet. Daraufhin sendet das Modul einen Burst von 8 Zyklen bei 40 kHz. Das Ausgangssignal (Echo-Pin) liefert einen High-Impuls, dessen Breite exakt der Laufzeit des Schalls entspricht.</w:t>
       </w:r>
     </w:p>
     <w:p>
@@ -4208,8 +4305,14 @@
     <w:p>
       <w:pPr>
         <w:jc w:val="left"/>
-      </w:pPr>
-      <w:r>
+        <w:rPr>
+          <w:lang w:val="en-GB"/>
+        </w:rPr>
+      </w:pPr>
+      <w:r>
+        <w:rPr>
+          <w:lang w:val="en-GB"/>
+        </w:rPr>
         <w:lastRenderedPageBreak/>
         <w:t xml:space="preserve">[Quelle: Ersa Electronics Blog: „Ultrasonic Distance Sensor: What It Is, How It Works, Accuracy, Range, and Best Modules“, </w:t>
       </w:r>
@@ -4217,15 +4320,25 @@
         <w:r>
           <w:rPr>
             <w:rStyle w:val="Hyperlink"/>
+            <w:lang w:val="en-GB"/>
           </w:rPr>
           <w:t>https://www.ersaelectronics.com/blog/ultrasonic-distance-sensor</w:t>
         </w:r>
       </w:hyperlink>
       <w:r>
+        <w:rPr>
+          <w:lang w:val="en-GB"/>
+        </w:rPr>
         <w:t>]</w:t>
       </w:r>
     </w:p>
-    <w:p/>
+    <w:p>
+      <w:pPr>
+        <w:rPr>
+          <w:lang w:val="en-GB"/>
+        </w:rPr>
+      </w:pPr>
+    </w:p>
     <w:p>
       <w:pPr>
         <w:rPr>
@@ -4248,8 +4361,21 @@
         <w:pStyle w:val="Text"/>
       </w:pPr>
       <w:r>
-        <w:t>Optische Distanzsensoren messen Entfernungen berührungslos mithilfe von Licht, meist durch Laserquellen. Je nach Anforderung und Messbereich kommen unterschiedliche physikalische Prinzipien zum Einsatz. Das dominierende Verfahren für hohe Präzision im Nahbereich (Millimeter bis wenige Meter) ist die Lasertriangulation. Hierbei projiziert der Sensor einen Laserpunkt oder eine Laserlinie auf das Objekt. Das reflektierte Licht trifft unter einem bestimmten Winkel auf ein Empfangselement im Sensor. Ändert sich die Distanz zum Objekt, verschiebt sich auch die Position des Lichtpunkts auf dem Empfänger. Für größere Distanzen wird hingegen das Time-of-Flight-Verfahren (Laufzeitmessung) genutzt. Dabei sendet der Sensor ein Signalpaket aus und misst die Zeit, die das Licht benötigt, um zum Objekt und wieder zurückzugelangen</w:t>
-      </w:r>
+        <w:t>Optische Distanzsensoren messen Entfernungen berührungslos mithilfe von Licht, meist durch Laserquellen. Je nach Anforderung und Messbereich kommen unterschiedliche physikalische Prinzipien zum Einsatz. Das dominierende Verfahren für hohe Präzision im Nahbereich (Millimeter bis wenige Meter) ist die Lasertriangulation. Hierbei projiziert der Sensor einen Laserpunkt oder eine Laserlinie auf das Objekt. Das reflektierte Licht trifft unter einem bestimmten Winkel auf ein Empfangselement im Sensor. Ändert sich die Distanz zum Objekt, verschiebt sich auch die Position des Lichtpunkts auf dem Empfänger. Für größere Distanzen wird hingegen das Time-</w:t>
+      </w:r>
+      <w:proofErr w:type="spellStart"/>
+      <w:r>
+        <w:t>of</w:t>
+      </w:r>
+      <w:proofErr w:type="spellEnd"/>
+      <w:r>
+        <w:t xml:space="preserve">-Flight-Verfahren (Laufzeitmessung) genutzt. Dabei sendet der Sensor ein Signalpaket aus und misst die Zeit, die das Licht benötigt, um zum Objekt und wieder </w:t>
+      </w:r>
+      <w:proofErr w:type="spellStart"/>
+      <w:r>
+        <w:t>zurückzugelangen</w:t>
+      </w:r>
+      <w:proofErr w:type="spellEnd"/>
     </w:p>
     <w:p>
       <w:hyperlink r:id="rId43" w:history="1">
@@ -4271,7 +4397,23 @@
         <w:pStyle w:val="Text"/>
       </w:pPr>
       <w:r>
-        <w:t>Für die punktuelle Abstandsmessung kommen optische Sensoren zum Einsatz, die einen gerichteten Lichtstrahl emittieren. Die Distanzermittlung erfolgt hierbei in der Regel über etablierte Verfahren wie die Lasertriangulation oder das Time-of-Flight-Prinzip (ToF).</w:t>
+        <w:t>Für die punktuelle Abstandsmessung kommen optische Sensoren zum Einsatz, die einen gerichteten Lichtstrahl emittieren. Die Distanzermittlung erfolgt hierbei in der Regel über etablierte Verfahren wie die Lasertriangulation oder das Time-</w:t>
+      </w:r>
+      <w:proofErr w:type="spellStart"/>
+      <w:r>
+        <w:t>of</w:t>
+      </w:r>
+      <w:proofErr w:type="spellEnd"/>
+      <w:r>
+        <w:t>-Flight-Prinzip (</w:t>
+      </w:r>
+      <w:proofErr w:type="spellStart"/>
+      <w:r>
+        <w:t>ToF</w:t>
+      </w:r>
+      <w:proofErr w:type="spellEnd"/>
+      <w:r>
+        <w:t>).</w:t>
       </w:r>
     </w:p>
     <w:p>
@@ -4283,13 +4425,29 @@
       </w:r>
       <w:r>
         <w:lastRenderedPageBreak/>
-        <w:t xml:space="preserve">LiDAR (Light Detection and Ranging) dar. Diese Systeme tasten die Umgebung </w:t>
+        <w:t xml:space="preserve">LiDAR (Light </w:t>
+      </w:r>
+      <w:proofErr w:type="spellStart"/>
+      <w:r>
+        <w:t>Detection</w:t>
+      </w:r>
+      <w:proofErr w:type="spellEnd"/>
+      <w:r>
+        <w:t xml:space="preserve"> and Ranging) dar. Diese Systeme tasten die Umgebung </w:t>
       </w:r>
       <w:r>
         <w:t>mittels Laserimpulse</w:t>
       </w:r>
       <w:r>
-        <w:t xml:space="preserve"> ab und berechnen die räumlichen Koordinaten der Umgebungspunkte primär auf Basis der Lichtlaufzeitmessung (ToF).</w:t>
+        <w:t xml:space="preserve"> ab und berechnen die räumlichen Koordinaten der Umgebungspunkte primär auf Basis der Lichtlaufzeitmessung (</w:t>
+      </w:r>
+      <w:proofErr w:type="spellStart"/>
+      <w:r>
+        <w:t>ToF</w:t>
+      </w:r>
+      <w:proofErr w:type="spellEnd"/>
+      <w:r>
+        <w:t>).</w:t>
       </w:r>
     </w:p>
     <w:p>
@@ -4361,6 +4519,536 @@
         <w:t>Messung</w:t>
       </w:r>
     </w:p>
+    <w:p>
+      <w:pPr>
+        <w:pStyle w:val="Text"/>
+      </w:pPr>
+      <w:r>
+        <w:t xml:space="preserve">Die Messung von Masse/bzw. Gewicht erfolgt über </w:t>
+      </w:r>
+      <w:proofErr w:type="spellStart"/>
+      <w:r>
+        <w:t>Wägezellen</w:t>
+      </w:r>
+      <w:proofErr w:type="spellEnd"/>
+      <w:r>
+        <w:t xml:space="preserve">. </w:t>
+      </w:r>
+      <w:proofErr w:type="spellStart"/>
+      <w:r>
+        <w:t>Wägezellen</w:t>
+      </w:r>
+      <w:proofErr w:type="spellEnd"/>
+      <w:r>
+        <w:t xml:space="preserve"> sind Kraft </w:t>
+      </w:r>
+      <w:proofErr w:type="gramStart"/>
+      <w:r>
+        <w:t>Sensoren</w:t>
+      </w:r>
+      <w:proofErr w:type="gramEnd"/>
+      <w:r>
+        <w:t xml:space="preserve"> die die eine auf diese gewirkte Kraft in ein elektrisches Signal transformieren.</w:t>
+      </w:r>
+    </w:p>
+    <w:p>
+      <w:pPr>
+        <w:pStyle w:val="Text"/>
+      </w:pPr>
+      <w:r>
+        <w:t xml:space="preserve">Die in der Industrie am häufigsten auftretende Art der Zellen sind die Dehnstreifen </w:t>
+      </w:r>
+      <w:proofErr w:type="spellStart"/>
+      <w:r>
+        <w:t>Wägezellen</w:t>
+      </w:r>
+      <w:proofErr w:type="spellEnd"/>
+      <w:r>
+        <w:t xml:space="preserve">, diese bestehen aus einem Metallgehäuse und Dehnstreifen, welche direkt am Metall fixiert sind. Wenn nun </w:t>
+      </w:r>
+      <w:proofErr w:type="gramStart"/>
+      <w:r>
+        <w:t>ein Kraft</w:t>
+      </w:r>
+      <w:proofErr w:type="gramEnd"/>
+      <w:r>
+        <w:t xml:space="preserve"> auf die Zelle </w:t>
+      </w:r>
+      <w:proofErr w:type="gramStart"/>
+      <w:r>
+        <w:t>wirkt</w:t>
+      </w:r>
+      <w:proofErr w:type="gramEnd"/>
+      <w:r>
+        <w:t xml:space="preserve"> verformt sich der Dehnstreifen entsprechend, was dessen Widerstand ändert. Synchron dazu wird konstant ein elektrisches Signal über den Streifen geleitet, die Spannung dieses Signals verändert sich durch die Verformung ebenfalls aufgrund der Widerstandsänderung. Diese Änderung wird von einem Controller dann aufgenommen und in eine Kraft oder eine Masse umgerechnet.</w:t>
+      </w:r>
+    </w:p>
+    <w:p>
+      <w:pPr>
+        <w:pStyle w:val="Text"/>
+      </w:pPr>
+      <w:r>
+        <w:lastRenderedPageBreak/>
+        <w:t>Um eine</w:t>
+      </w:r>
+      <w:r>
+        <w:t xml:space="preserve"> möglichst hohe Genauigkeit zu </w:t>
+      </w:r>
+      <w:proofErr w:type="gramStart"/>
+      <w:r>
+        <w:t>erzielen</w:t>
+      </w:r>
+      <w:proofErr w:type="gramEnd"/>
+      <w:r>
+        <w:t xml:space="preserve"> werden mehrere Messstreifen </w:t>
+      </w:r>
+      <w:proofErr w:type="gramStart"/>
+      <w:r>
+        <w:t>verbaut ,welche</w:t>
+      </w:r>
+      <w:proofErr w:type="gramEnd"/>
+      <w:r>
+        <w:t xml:space="preserve"> intern als Wheatstone Brücke verschalten werden. </w:t>
+      </w:r>
+    </w:p>
+    <w:p>
+      <w:pPr>
+        <w:pStyle w:val="Text"/>
+        <w:jc w:val="center"/>
+        <w:rPr>
+          <w:noProof/>
+        </w:rPr>
+      </w:pPr>
+      <w:r>
+        <w:rPr>
+          <w:noProof/>
+        </w:rPr>
+        <w:drawing>
+          <wp:inline distT="0" distB="0" distL="0" distR="0" wp14:anchorId="39526069" wp14:editId="3FA0FBBD">
+            <wp:extent cx="2201108" cy="1463040"/>
+            <wp:effectExtent l="0" t="0" r="0" b="0"/>
+            <wp:docPr id="2125420670" name="Picture 1" descr="Bridge sensors diagram"/>
+            <wp:cNvGraphicFramePr>
+              <a:graphicFrameLocks xmlns:a="http://schemas.openxmlformats.org/drawingml/2006/main" noChangeAspect="1"/>
+            </wp:cNvGraphicFramePr>
+            <a:graphic xmlns:a="http://schemas.openxmlformats.org/drawingml/2006/main">
+              <a:graphicData uri="http://schemas.openxmlformats.org/drawingml/2006/picture">
+                <pic:pic xmlns:pic="http://schemas.openxmlformats.org/drawingml/2006/picture">
+                  <pic:nvPicPr>
+                    <pic:cNvPr id="0" name="Picture 1" descr="Bridge sensors diagram"/>
+                    <pic:cNvPicPr>
+                      <a:picLocks noChangeAspect="1" noChangeArrowheads="1"/>
+                    </pic:cNvPicPr>
+                  </pic:nvPicPr>
+                  <pic:blipFill rotWithShape="1">
+                    <a:blip r:embed="rId44">
+                      <a:extLst>
+                        <a:ext uri="{28A0092B-C50C-407E-A947-70E740481C1C}">
+                          <a14:useLocalDpi xmlns:a14="http://schemas.microsoft.com/office/drawing/2010/main" val="0"/>
+                        </a:ext>
+                      </a:extLst>
+                    </a:blip>
+                    <a:srcRect t="4897" b="4968"/>
+                    <a:stretch>
+                      <a:fillRect/>
+                    </a:stretch>
+                  </pic:blipFill>
+                  <pic:spPr bwMode="auto">
+                    <a:xfrm>
+                      <a:off x="0" y="0"/>
+                      <a:ext cx="2217283" cy="1473791"/>
+                    </a:xfrm>
+                    <a:prstGeom prst="rect">
+                      <a:avLst/>
+                    </a:prstGeom>
+                    <a:noFill/>
+                    <a:ln>
+                      <a:noFill/>
+                    </a:ln>
+                    <a:extLst>
+                      <a:ext uri="{53640926-AAD7-44D8-BBD7-CCE9431645EC}">
+                        <a14:shadowObscured xmlns:a14="http://schemas.microsoft.com/office/drawing/2010/main"/>
+                      </a:ext>
+                    </a:extLst>
+                  </pic:spPr>
+                </pic:pic>
+              </a:graphicData>
+            </a:graphic>
+          </wp:inline>
+        </w:drawing>
+      </w:r>
+    </w:p>
+    <w:p>
+      <w:pPr>
+        <w:pStyle w:val="Text"/>
+        <w:jc w:val="center"/>
+      </w:pPr>
+      <w:r>
+        <w:rPr>
+          <w:noProof/>
+        </w:rPr>
+        <w:drawing>
+          <wp:inline distT="0" distB="0" distL="0" distR="0" wp14:anchorId="472C52E1" wp14:editId="2C6628CB">
+            <wp:extent cx="2671638" cy="1477767"/>
+            <wp:effectExtent l="0" t="0" r="0" b="0"/>
+            <wp:docPr id="1476619282" name="Picture 2" descr="Bridge sensor circuit diagram"/>
+            <wp:cNvGraphicFramePr>
+              <a:graphicFrameLocks xmlns:a="http://schemas.openxmlformats.org/drawingml/2006/main" noChangeAspect="1"/>
+            </wp:cNvGraphicFramePr>
+            <a:graphic xmlns:a="http://schemas.openxmlformats.org/drawingml/2006/main">
+              <a:graphicData uri="http://schemas.openxmlformats.org/drawingml/2006/picture">
+                <pic:pic xmlns:pic="http://schemas.openxmlformats.org/drawingml/2006/picture">
+                  <pic:nvPicPr>
+                    <pic:cNvPr id="0" name="Picture 3" descr="Bridge sensor circuit diagram"/>
+                    <pic:cNvPicPr>
+                      <a:picLocks noChangeAspect="1" noChangeArrowheads="1"/>
+                    </pic:cNvPicPr>
+                  </pic:nvPicPr>
+                  <pic:blipFill>
+                    <a:blip r:embed="rId45">
+                      <a:extLst>
+                        <a:ext uri="{28A0092B-C50C-407E-A947-70E740481C1C}">
+                          <a14:useLocalDpi xmlns:a14="http://schemas.microsoft.com/office/drawing/2010/main" val="0"/>
+                        </a:ext>
+                      </a:extLst>
+                    </a:blip>
+                    <a:srcRect/>
+                    <a:stretch>
+                      <a:fillRect/>
+                    </a:stretch>
+                  </pic:blipFill>
+                  <pic:spPr bwMode="auto">
+                    <a:xfrm>
+                      <a:off x="0" y="0"/>
+                      <a:ext cx="2702964" cy="1495094"/>
+                    </a:xfrm>
+                    <a:prstGeom prst="rect">
+                      <a:avLst/>
+                    </a:prstGeom>
+                    <a:noFill/>
+                    <a:ln>
+                      <a:noFill/>
+                    </a:ln>
+                  </pic:spPr>
+                </pic:pic>
+              </a:graphicData>
+            </a:graphic>
+          </wp:inline>
+        </w:drawing>
+      </w:r>
+    </w:p>
+    <w:p>
+      <w:pPr>
+        <w:pStyle w:val="Text"/>
+      </w:pPr>
+      <w:r>
+        <w:t>Die Spannung V_EX wird von außen zugeführt und die Spannung V_0 ist diejenige die zum Controller für die Auswertung zurückkommt.</w:t>
+      </w:r>
+    </w:p>
+    <w:p>
+      <w:pPr>
+        <w:pStyle w:val="Text"/>
+      </w:pPr>
+    </w:p>
+    <w:p>
+      <w:pPr>
+        <w:pStyle w:val="Text"/>
+      </w:pPr>
+      <w:r>
+        <w:t>Die gesamte Änderung des Widerstandes lässt sich anschließend über das Ohm’sche Gesetz ermitteln.</w:t>
+      </w:r>
+    </w:p>
+    <w:p>
+      <w:pPr>
+        <w:pStyle w:val="Text"/>
+      </w:pPr>
+      <m:oMathPara>
+        <m:oMath>
+          <m:sSub>
+            <m:sSubPr>
+              <m:ctrlPr>
+                <w:rPr>
+                  <w:rFonts w:ascii="Cambria Math" w:hAnsi="Cambria Math"/>
+                  <w:i/>
+                </w:rPr>
+              </m:ctrlPr>
+            </m:sSubPr>
+            <m:e>
+              <m:r>
+                <w:rPr>
+                  <w:rFonts w:ascii="Cambria Math" w:hAnsi="Cambria Math"/>
+                </w:rPr>
+                <m:t>V</m:t>
+              </m:r>
+            </m:e>
+            <m:sub>
+              <m:r>
+                <w:rPr>
+                  <w:rFonts w:ascii="Cambria Math" w:hAnsi="Cambria Math"/>
+                </w:rPr>
+                <m:t>O</m:t>
+              </m:r>
+            </m:sub>
+          </m:sSub>
+          <m:r>
+            <w:rPr>
+              <w:rFonts w:ascii="Cambria Math" w:hAnsi="Cambria Math"/>
+            </w:rPr>
+            <m:t>=</m:t>
+          </m:r>
+          <m:f>
+            <m:fPr>
+              <m:ctrlPr>
+                <w:rPr>
+                  <w:rFonts w:ascii="Cambria Math" w:hAnsi="Cambria Math"/>
+                  <w:i/>
+                </w:rPr>
+              </m:ctrlPr>
+            </m:fPr>
+            <m:num>
+              <m:sSub>
+                <m:sSubPr>
+                  <m:ctrlPr>
+                    <w:rPr>
+                      <w:rFonts w:ascii="Cambria Math" w:hAnsi="Cambria Math"/>
+                      <w:i/>
+                    </w:rPr>
+                  </m:ctrlPr>
+                </m:sSubPr>
+                <m:e>
+                  <m:r>
+                    <w:rPr>
+                      <w:rFonts w:ascii="Cambria Math" w:hAnsi="Cambria Math"/>
+                    </w:rPr>
+                    <m:t>R</m:t>
+                  </m:r>
+                </m:e>
+                <m:sub>
+                  <m:r>
+                    <w:rPr>
+                      <w:rFonts w:ascii="Cambria Math" w:hAnsi="Cambria Math"/>
+                    </w:rPr>
+                    <m:t>3</m:t>
+                  </m:r>
+                </m:sub>
+              </m:sSub>
+            </m:num>
+            <m:den>
+              <m:sSub>
+                <m:sSubPr>
+                  <m:ctrlPr>
+                    <w:rPr>
+                      <w:rFonts w:ascii="Cambria Math" w:hAnsi="Cambria Math"/>
+                      <w:i/>
+                    </w:rPr>
+                  </m:ctrlPr>
+                </m:sSubPr>
+                <m:e>
+                  <m:r>
+                    <w:rPr>
+                      <w:rFonts w:ascii="Cambria Math" w:hAnsi="Cambria Math"/>
+                    </w:rPr>
+                    <m:t>R</m:t>
+                  </m:r>
+                </m:e>
+                <m:sub>
+                  <m:r>
+                    <w:rPr>
+                      <w:rFonts w:ascii="Cambria Math" w:hAnsi="Cambria Math"/>
+                    </w:rPr>
+                    <m:t>3</m:t>
+                  </m:r>
+                </m:sub>
+              </m:sSub>
+              <m:r>
+                <w:rPr>
+                  <w:rFonts w:ascii="Cambria Math" w:hAnsi="Cambria Math"/>
+                </w:rPr>
+                <m:t>+</m:t>
+              </m:r>
+              <m:sSub>
+                <m:sSubPr>
+                  <m:ctrlPr>
+                    <w:rPr>
+                      <w:rFonts w:ascii="Cambria Math" w:hAnsi="Cambria Math"/>
+                      <w:i/>
+                    </w:rPr>
+                  </m:ctrlPr>
+                </m:sSubPr>
+                <m:e>
+                  <m:r>
+                    <w:rPr>
+                      <w:rFonts w:ascii="Cambria Math" w:hAnsi="Cambria Math"/>
+                    </w:rPr>
+                    <m:t>R</m:t>
+                  </m:r>
+                </m:e>
+                <m:sub>
+                  <m:r>
+                    <w:rPr>
+                      <w:rFonts w:ascii="Cambria Math" w:hAnsi="Cambria Math"/>
+                    </w:rPr>
+                    <m:t>4</m:t>
+                  </m:r>
+                </m:sub>
+              </m:sSub>
+            </m:den>
+          </m:f>
+          <m:r>
+            <w:rPr>
+              <w:rFonts w:ascii="Cambria Math" w:hAnsi="Cambria Math"/>
+            </w:rPr>
+            <m:t>-</m:t>
+          </m:r>
+          <m:f>
+            <m:fPr>
+              <m:ctrlPr>
+                <w:rPr>
+                  <w:rFonts w:ascii="Cambria Math" w:hAnsi="Cambria Math"/>
+                  <w:i/>
+                </w:rPr>
+              </m:ctrlPr>
+            </m:fPr>
+            <m:num>
+              <m:sSub>
+                <m:sSubPr>
+                  <m:ctrlPr>
+                    <w:rPr>
+                      <w:rFonts w:ascii="Cambria Math" w:hAnsi="Cambria Math"/>
+                      <w:i/>
+                    </w:rPr>
+                  </m:ctrlPr>
+                </m:sSubPr>
+                <m:e>
+                  <m:r>
+                    <w:rPr>
+                      <w:rFonts w:ascii="Cambria Math" w:hAnsi="Cambria Math"/>
+                    </w:rPr>
+                    <m:t>R</m:t>
+                  </m:r>
+                </m:e>
+                <m:sub>
+                  <m:r>
+                    <w:rPr>
+                      <w:rFonts w:ascii="Cambria Math" w:hAnsi="Cambria Math"/>
+                    </w:rPr>
+                    <m:t>2</m:t>
+                  </m:r>
+                </m:sub>
+              </m:sSub>
+            </m:num>
+            <m:den>
+              <m:sSub>
+                <m:sSubPr>
+                  <m:ctrlPr>
+                    <w:rPr>
+                      <w:rFonts w:ascii="Cambria Math" w:hAnsi="Cambria Math"/>
+                      <w:i/>
+                    </w:rPr>
+                  </m:ctrlPr>
+                </m:sSubPr>
+                <m:e>
+                  <m:r>
+                    <w:rPr>
+                      <w:rFonts w:ascii="Cambria Math" w:hAnsi="Cambria Math"/>
+                    </w:rPr>
+                    <m:t>R</m:t>
+                  </m:r>
+                </m:e>
+                <m:sub>
+                  <m:r>
+                    <w:rPr>
+                      <w:rFonts w:ascii="Cambria Math" w:hAnsi="Cambria Math"/>
+                    </w:rPr>
+                    <m:t>1</m:t>
+                  </m:r>
+                </m:sub>
+              </m:sSub>
+              <m:r>
+                <w:rPr>
+                  <w:rFonts w:ascii="Cambria Math" w:hAnsi="Cambria Math"/>
+                </w:rPr>
+                <m:t>+</m:t>
+              </m:r>
+              <m:sSub>
+                <m:sSubPr>
+                  <m:ctrlPr>
+                    <w:rPr>
+                      <w:rFonts w:ascii="Cambria Math" w:hAnsi="Cambria Math"/>
+                      <w:i/>
+                    </w:rPr>
+                  </m:ctrlPr>
+                </m:sSubPr>
+                <m:e>
+                  <m:r>
+                    <w:rPr>
+                      <w:rFonts w:ascii="Cambria Math" w:hAnsi="Cambria Math"/>
+                    </w:rPr>
+                    <m:t>R</m:t>
+                  </m:r>
+                </m:e>
+                <m:sub>
+                  <m:r>
+                    <w:rPr>
+                      <w:rFonts w:ascii="Cambria Math" w:hAnsi="Cambria Math"/>
+                    </w:rPr>
+                    <m:t>2</m:t>
+                  </m:r>
+                </m:sub>
+              </m:sSub>
+            </m:den>
+          </m:f>
+          <m:r>
+            <w:rPr>
+              <w:rFonts w:ascii="Cambria Math" w:hAnsi="Cambria Math"/>
+            </w:rPr>
+            <m:t>*</m:t>
+          </m:r>
+          <m:sSub>
+            <m:sSubPr>
+              <m:ctrlPr>
+                <w:rPr>
+                  <w:rFonts w:ascii="Cambria Math" w:hAnsi="Cambria Math"/>
+                  <w:i/>
+                </w:rPr>
+              </m:ctrlPr>
+            </m:sSubPr>
+            <m:e>
+              <m:r>
+                <w:rPr>
+                  <w:rFonts w:ascii="Cambria Math" w:hAnsi="Cambria Math"/>
+                </w:rPr>
+                <m:t>V</m:t>
+              </m:r>
+            </m:e>
+            <m:sub>
+              <m:r>
+                <w:rPr>
+                  <w:rFonts w:ascii="Cambria Math" w:hAnsi="Cambria Math"/>
+                </w:rPr>
+                <m:t>EX</m:t>
+              </m:r>
+            </m:sub>
+          </m:sSub>
+        </m:oMath>
+      </m:oMathPara>
+    </w:p>
+    <w:p>
+      <w:pPr>
+        <w:pStyle w:val="Text"/>
+      </w:pPr>
+      <w:hyperlink r:id="rId46" w:history="1">
+        <w:r>
+          <w:rPr>
+            <w:rStyle w:val="Hyperlink"/>
+          </w:rPr>
+          <w:t>https://www.800loadcel.com/white-papers/how-a-load-cell-works.html</w:t>
+        </w:r>
+      </w:hyperlink>
+      <w:r>
+        <w:t xml:space="preserve"> </w:t>
+      </w:r>
+    </w:p>
     <w:p/>
     <w:p>
       <w:pPr>
@@ -4380,6 +5068,9 @@
       </w:r>
     </w:p>
     <w:p>
+      <w:pPr>
+        <w:pStyle w:val="Text"/>
+      </w:pPr>
       <w:r>
         <w:t>Die Auswertung der Messergebnisse erfolgt über zwei Schritte: Die Wandlung für Controller und</w:t>
       </w:r>
@@ -4388,6 +5079,179 @@
       </w:r>
       <w:r>
         <w:t>.</w:t>
+      </w:r>
+    </w:p>
+    <w:p>
+      <w:pPr>
+        <w:pStyle w:val="Text"/>
+      </w:pPr>
+      <w:r>
+        <w:t xml:space="preserve">Viele Controller, wie zum Beispiel auch der Raspberry Pi 5, haben keine Analogen I/O Pins verbaut. Da </w:t>
+      </w:r>
+      <w:r>
+        <w:t>das Erhalten</w:t>
+      </w:r>
+      <w:r>
+        <w:t xml:space="preserve"> </w:t>
+      </w:r>
+      <w:r>
+        <w:t xml:space="preserve">Signal aber Analog ist, muss dieses zuerst mittels Analog Digital Wandler gewandelt werden. </w:t>
+      </w:r>
+    </w:p>
+    <w:p>
+      <w:pPr>
+        <w:pStyle w:val="Text"/>
+      </w:pPr>
+      <w:r>
+        <w:lastRenderedPageBreak/>
+        <w:t>Ob zuerst die Summierung oder die Wandlung erfolgt, hängt davon ab, welche Art der Summierung verwendet wird.</w:t>
+      </w:r>
+    </w:p>
+    <w:p>
+      <w:pPr>
+        <w:pStyle w:val="Text"/>
+      </w:pPr>
+      <w:r>
+        <w:t>Es wird Unterschieden zwischen der Software-Summierung und Hardware-Summierung. Bei der Software-Summierung werden die einzelnen gewandelten Werte im Programmcode einfach addiert.</w:t>
+      </w:r>
+    </w:p>
+    <w:p>
+      <w:pPr>
+        <w:pStyle w:val="Text"/>
+      </w:pPr>
+      <w:r>
+        <w:t xml:space="preserve">Bei der Hardware-Summierung wird ein sogenannter </w:t>
+      </w:r>
+      <w:proofErr w:type="spellStart"/>
+      <w:r>
+        <w:t>Summierkörper</w:t>
+      </w:r>
+      <w:proofErr w:type="spellEnd"/>
+      <w:r>
+        <w:t xml:space="preserve"> verwendet</w:t>
+      </w:r>
+      <w:r>
+        <w:t xml:space="preserve">. Die Aufgabe dieses </w:t>
+      </w:r>
+      <w:proofErr w:type="spellStart"/>
+      <w:r>
+        <w:t>Summierkörper</w:t>
+      </w:r>
+      <w:proofErr w:type="spellEnd"/>
+      <w:r>
+        <w:t xml:space="preserve"> ist es die einzelnen elektrischen Signale elektronisch </w:t>
+      </w:r>
+      <w:proofErr w:type="gramStart"/>
+      <w:r>
+        <w:t>aufzusummieren</w:t>
+      </w:r>
+      <w:proofErr w:type="gramEnd"/>
+      <w:r>
+        <w:t xml:space="preserve"> um am Ausgang ein einziges Signal für den Controller bereitzustellen. Eine solche Konstruktion besteht in der Regel aus mehreren Komponenten: Verstärker, Filter, angepasste Leitungen.</w:t>
+      </w:r>
+    </w:p>
+    <w:p>
+      <w:pPr>
+        <w:pStyle w:val="Text"/>
+        <w:jc w:val="center"/>
+      </w:pPr>
+      <w:r>
+        <w:rPr>
+          <w:noProof/>
+        </w:rPr>
+        <w:drawing>
+          <wp:inline distT="0" distB="0" distL="0" distR="0" wp14:anchorId="3EA95B4A" wp14:editId="2A70F78A">
+            <wp:extent cx="2814320" cy="2124490"/>
+            <wp:effectExtent l="0" t="0" r="0" b="0"/>
+            <wp:docPr id="1565312153" name="Picture 3" descr="banner image"/>
+            <wp:cNvGraphicFramePr>
+              <a:graphicFrameLocks xmlns:a="http://schemas.openxmlformats.org/drawingml/2006/main" noChangeAspect="1"/>
+            </wp:cNvGraphicFramePr>
+            <a:graphic xmlns:a="http://schemas.openxmlformats.org/drawingml/2006/main">
+              <a:graphicData uri="http://schemas.openxmlformats.org/drawingml/2006/picture">
+                <pic:pic xmlns:pic="http://schemas.openxmlformats.org/drawingml/2006/picture">
+                  <pic:nvPicPr>
+                    <pic:cNvPr id="0" name="Picture 5" descr="banner image"/>
+                    <pic:cNvPicPr>
+                      <a:picLocks noChangeAspect="1" noChangeArrowheads="1"/>
+                    </pic:cNvPicPr>
+                  </pic:nvPicPr>
+                  <pic:blipFill rotWithShape="1">
+                    <a:blip r:embed="rId47" cstate="print">
+                      <a:extLst>
+                        <a:ext uri="{28A0092B-C50C-407E-A947-70E740481C1C}">
+                          <a14:useLocalDpi xmlns:a14="http://schemas.microsoft.com/office/drawing/2010/main" val="0"/>
+                        </a:ext>
+                      </a:extLst>
+                    </a:blip>
+                    <a:srcRect l="25529" r="25363"/>
+                    <a:stretch>
+                      <a:fillRect/>
+                    </a:stretch>
+                  </pic:blipFill>
+                  <pic:spPr bwMode="auto">
+                    <a:xfrm>
+                      <a:off x="0" y="0"/>
+                      <a:ext cx="2814611" cy="2124710"/>
+                    </a:xfrm>
+                    <a:prstGeom prst="rect">
+                      <a:avLst/>
+                    </a:prstGeom>
+                    <a:noFill/>
+                    <a:ln>
+                      <a:noFill/>
+                    </a:ln>
+                    <a:extLst>
+                      <a:ext uri="{53640926-AAD7-44D8-BBD7-CCE9431645EC}">
+                        <a14:shadowObscured xmlns:a14="http://schemas.microsoft.com/office/drawing/2010/main"/>
+                      </a:ext>
+                    </a:extLst>
+                  </pic:spPr>
+                </pic:pic>
+              </a:graphicData>
+            </a:graphic>
+          </wp:inline>
+        </w:drawing>
+      </w:r>
+    </w:p>
+    <w:p>
+      <w:pPr>
+        <w:pStyle w:val="Text"/>
+      </w:pPr>
+      <w:r>
+        <w:t xml:space="preserve">Der große Vorteil von </w:t>
+      </w:r>
+      <w:proofErr w:type="spellStart"/>
+      <w:r>
+        <w:t>Summierkörpern</w:t>
+      </w:r>
+      <w:proofErr w:type="spellEnd"/>
+      <w:r>
+        <w:t xml:space="preserve"> gegenüber der Software-Summierung ist, dass </w:t>
+      </w:r>
+      <w:proofErr w:type="gramStart"/>
+      <w:r>
+        <w:t>diese direkt Filter</w:t>
+      </w:r>
+      <w:proofErr w:type="gramEnd"/>
+      <w:r>
+        <w:t xml:space="preserve"> eingebaut haben, welche ungewünschte Signale wegfiltern. Sind diese richtig kalibriert, können diese daher viel genauer arbeiten. Ist das Signal schon auf der Leitung summiert können sich auch ADCs gespart werden, da nun nur mehr einer benötigt wird.</w:t>
+      </w:r>
+    </w:p>
+    <w:p>
+      <w:pPr>
+        <w:pStyle w:val="Text"/>
+      </w:pPr>
+      <w:hyperlink r:id="rId48" w:history="1">
+        <w:r>
+          <w:rPr>
+            <w:rStyle w:val="Hyperlink"/>
+          </w:rPr>
+          <w:t>https://tacunasystems.com/knowledge-base/load-sell-summing-junction-boxes-signal-trim-and-excitation-trim/</w:t>
+        </w:r>
+      </w:hyperlink>
+      <w:r>
+        <w:t xml:space="preserve"> </w:t>
       </w:r>
     </w:p>
     <w:p/>
@@ -4430,7 +5294,15 @@
         <w:pStyle w:val="Text"/>
       </w:pPr>
       <w:r>
-        <w:t>Eine Leuchtdiode (kurz LED) ist ein Halbleiter-Bauelement, das Licht ausstrahlt, sobald elektrischer Strom in Durchlassrichtung fließt. Im Gegensatz zu thermischen Strahlern wie Glühlampen basiert die Lichterzeugung nicht auf Hitze, sondern auf Elektrolumineszenz. Das Herzstück bildet ein Halbleiterkristall, der in einer Reflektorwanne sitzt. Die Wellenlänge des emittierten Lichts – und damit die Farbe – hängt dabei direkt vom verwendeten Halbleitermaterial und dessen Dotierung ab (Bandlücke). Ursprünglich nur als Signallampen genutzt, haben LEDs aufgrund ihrer hohen Effizienz und Langlebigkeit mittlerweile herkömmliche Leuchtmittel im Alltag fast vollständig verdrängt.</w:t>
+        <w:t xml:space="preserve">Eine Leuchtdiode (kurz LED) ist ein Halbleiter-Bauelement, das Licht ausstrahlt, sobald elektrischer Strom in Durchlassrichtung fließt. Im Gegensatz zu thermischen Strahlern wie Glühlampen basiert die Lichterzeugung nicht auf Hitze, sondern auf Elektrolumineszenz. Das Herzstück bildet ein Halbleiterkristall, der in einer </w:t>
+      </w:r>
+      <w:proofErr w:type="spellStart"/>
+      <w:r>
+        <w:t>Reflektorwanne</w:t>
+      </w:r>
+      <w:proofErr w:type="spellEnd"/>
+      <w:r>
+        <w:t xml:space="preserve"> sitzt. Die Wellenlänge des emittierten Lichts – und damit die Farbe – hängt dabei direkt vom verwendeten Halbleitermaterial und dessen Dotierung ab (Bandlücke). Ursprünglich nur als Signallampen genutzt, haben LEDs aufgrund ihrer hohen Effizienz und Langlebigkeit mittlerweile herkömmliche Leuchtmittel im Alltag fast vollständig verdrängt.</w:t>
       </w:r>
     </w:p>
     <w:p>
@@ -4460,7 +5332,7 @@
                     </pic:cNvPicPr>
                   </pic:nvPicPr>
                   <pic:blipFill rotWithShape="1">
-                    <a:blip r:embed="rId44" cstate="print">
+                    <a:blip r:embed="rId49" cstate="print">
                       <a:extLst>
                         <a:ext uri="{28A0092B-C50C-407E-A947-70E740481C1C}">
                           <a14:useLocalDpi xmlns:a14="http://schemas.microsoft.com/office/drawing/2010/main" val="0"/>
@@ -4498,7 +5370,7 @@
       </w:r>
     </w:p>
     <w:p>
-      <w:hyperlink r:id="rId45" w:history="1">
+      <w:hyperlink r:id="rId50" w:history="1">
         <w:r>
           <w:rPr>
             <w:rStyle w:val="Hyperlink"/>
@@ -4519,7 +5391,7 @@
           <w:u w:val="single"/>
         </w:rPr>
       </w:pPr>
-      <w:hyperlink r:id="rId46" w:history="1">
+      <w:hyperlink r:id="rId51" w:history="1">
         <w:r>
           <w:rPr>
             <w:rStyle w:val="Hyperlink"/>
@@ -4608,7 +5480,7 @@
                     </pic:cNvPicPr>
                   </pic:nvPicPr>
                   <pic:blipFill>
-                    <a:blip r:embed="rId47">
+                    <a:blip r:embed="rId52">
                       <a:biLevel thresh="25000"/>
                       <a:extLst>
                         <a:ext uri="{28A0092B-C50C-407E-A947-70E740481C1C}">
@@ -4997,7 +5869,7 @@
                     <pic:cNvPicPr/>
                   </pic:nvPicPr>
                   <pic:blipFill>
-                    <a:blip r:embed="rId48">
+                    <a:blip r:embed="rId53">
                       <a:extLst>
                         <a:ext uri="{28A0092B-C50C-407E-A947-70E740481C1C}">
                           <a14:useLocalDpi xmlns:a14="http://schemas.microsoft.com/office/drawing/2010/main" val="0"/>
@@ -5036,7 +5908,7 @@
       <w:pPr>
         <w:pStyle w:val="Text"/>
       </w:pPr>
-      <w:hyperlink r:id="rId49" w:history="1">
+      <w:hyperlink r:id="rId54" w:history="1">
         <w:r>
           <w:rPr>
             <w:rStyle w:val="Hyperlink"/>
@@ -5111,7 +5983,7 @@
                     </pic:cNvPicPr>
                   </pic:nvPicPr>
                   <pic:blipFill>
-                    <a:blip r:embed="rId50" cstate="print">
+                    <a:blip r:embed="rId55" cstate="print">
                       <a:extLst>
                         <a:ext uri="{28A0092B-C50C-407E-A947-70E740481C1C}">
                           <a14:useLocalDpi xmlns:a14="http://schemas.microsoft.com/office/drawing/2010/main" val="0"/>
@@ -5153,7 +6025,7 @@
       <w:pPr>
         <w:pStyle w:val="Text"/>
       </w:pPr>
-      <w:hyperlink r:id="rId51" w:history="1">
+      <w:hyperlink r:id="rId56" w:history="1">
         <w:r>
           <w:rPr>
             <w:rStyle w:val="Hyperlink"/>
@@ -5168,7 +6040,7 @@
       </w:pPr>
     </w:p>
     <w:p>
-      <w:hyperlink r:id="rId52" w:history="1">
+      <w:hyperlink r:id="rId57" w:history="1">
         <w:r>
           <w:rPr>
             <w:rStyle w:val="Hyperlink"/>
@@ -5280,7 +6152,7 @@
                     </pic:cNvPicPr>
                   </pic:nvPicPr>
                   <pic:blipFill>
-                    <a:blip r:embed="rId53">
+                    <a:blip r:embed="rId58">
                       <a:biLevel thresh="25000"/>
                       <a:extLst>
                         <a:ext uri="{28A0092B-C50C-407E-A947-70E740481C1C}">
@@ -5370,7 +6242,7 @@
                     </pic:cNvPicPr>
                   </pic:nvPicPr>
                   <pic:blipFill>
-                    <a:blip r:embed="rId54">
+                    <a:blip r:embed="rId59">
                       <a:biLevel thresh="25000"/>
                       <a:extLst>
                         <a:ext uri="{28A0092B-C50C-407E-A947-70E740481C1C}">
@@ -5427,7 +6299,7 @@
       </w:r>
     </w:p>
     <w:p>
-      <w:hyperlink r:id="rId55" w:history="1">
+      <w:hyperlink r:id="rId60" w:history="1">
         <w:r>
           <w:rPr>
             <w:rStyle w:val="Hyperlink"/>
@@ -5475,7 +6347,7 @@
     </w:p>
     <w:p/>
     <w:p>
-      <w:hyperlink r:id="rId56" w:history="1">
+      <w:hyperlink r:id="rId61" w:history="1">
         <w:r>
           <w:rPr>
             <w:rStyle w:val="Hyperlink"/>
@@ -5525,7 +6397,7 @@
       <w:pPr>
         <w:pStyle w:val="Text"/>
       </w:pPr>
-      <w:hyperlink r:id="rId57" w:history="1">
+      <w:hyperlink r:id="rId62" w:history="1">
         <w:r>
           <w:rPr>
             <w:rStyle w:val="Hyperlink"/>
@@ -5586,7 +6458,7 @@
       <w:pPr>
         <w:pStyle w:val="Text"/>
       </w:pPr>
-      <w:hyperlink r:id="rId58" w:history="1">
+      <w:hyperlink r:id="rId63" w:history="1">
         <w:r>
           <w:rPr>
             <w:rStyle w:val="Hyperlink"/>
@@ -5630,7 +6502,7 @@
                     </pic:cNvPicPr>
                   </pic:nvPicPr>
                   <pic:blipFill rotWithShape="1">
-                    <a:blip r:embed="rId59">
+                    <a:blip r:embed="rId64">
                       <a:extLst>
                         <a:ext uri="{28A0092B-C50C-407E-A947-70E740481C1C}">
                           <a14:useLocalDpi xmlns:a14="http://schemas.microsoft.com/office/drawing/2010/main" val="0"/>
@@ -5671,7 +6543,7 @@
       <w:pPr>
         <w:jc w:val="left"/>
       </w:pPr>
-      <w:hyperlink r:id="rId60" w:history="1">
+      <w:hyperlink r:id="rId65" w:history="1">
         <w:r>
           <w:rPr>
             <w:rStyle w:val="Hyperlink"/>
@@ -5744,8 +6616,13 @@
       </w:r>
       <w:r>
         <w:lastRenderedPageBreak/>
-        <w:t>Leitern aus. Da externe elektromagnetische Störungen meist auf beide räumlich eng beieinanderliegenden Leitungen gleichermaßen einwirken (Gleichtaktstörung), heben sich diese Störanteile bei der Differenzbildung im Empfänger auf, was eine hohe Störfestigkeit und Signalintegrität ermöglicht</w:t>
-      </w:r>
+        <w:t xml:space="preserve">Leitern aus. Da externe elektromagnetische Störungen meist auf beide räumlich eng beieinanderliegenden Leitungen gleichermaßen einwirken (Gleichtaktstörung), heben sich diese Störanteile bei der Differenzbildung im Empfänger auf, was eine hohe Störfestigkeit und Signalintegrität </w:t>
+      </w:r>
+      <w:proofErr w:type="gramStart"/>
+      <w:r>
+        <w:t>ermöglicht</w:t>
+      </w:r>
+      <w:proofErr w:type="gramEnd"/>
       <w:r>
         <w:t>.</w:t>
       </w:r>
@@ -5759,7 +6636,7 @@
           <w:u w:val="single"/>
         </w:rPr>
       </w:pPr>
-      <w:hyperlink r:id="rId61" w:history="1">
+      <w:hyperlink r:id="rId66" w:history="1">
         <w:r>
           <w:rPr>
             <w:rStyle w:val="Hyperlink"/>
@@ -5805,7 +6682,7 @@
                     </pic:cNvPicPr>
                   </pic:nvPicPr>
                   <pic:blipFill>
-                    <a:blip r:embed="rId62">
+                    <a:blip r:embed="rId67">
                       <a:extLst>
                         <a:ext uri="{28A0092B-C50C-407E-A947-70E740481C1C}">
                           <a14:useLocalDpi xmlns:a14="http://schemas.microsoft.com/office/drawing/2010/main" val="0"/>
@@ -5841,7 +6718,7 @@
       <w:pPr>
         <w:pStyle w:val="Text"/>
       </w:pPr>
-      <w:hyperlink r:id="rId63" w:history="1">
+      <w:hyperlink r:id="rId68" w:history="1">
         <w:r>
           <w:rPr>
             <w:rStyle w:val="Hyperlink"/>
@@ -5884,20 +6761,44 @@
         <w:pStyle w:val="Text"/>
       </w:pPr>
       <w:r>
-        <w:t xml:space="preserve">Zusätzlich wird empfohlen für die Datenleitung eine Twisted-Pair Leitung, also ein verdrilltes Adernpaar zu verwenden. Wenn bei einem verdrillten Adernpaar Störeinflüsse von außen </w:t>
+        <w:t xml:space="preserve">Zusätzlich wird empfohlen für die Datenleitung eine Twisted-Pair Leitung, also ein verdrilltes </w:t>
+      </w:r>
+      <w:proofErr w:type="spellStart"/>
+      <w:r>
+        <w:t>Adernpaar</w:t>
+      </w:r>
+      <w:proofErr w:type="spellEnd"/>
+      <w:r>
+        <w:t xml:space="preserve"> zu verwenden. Wenn bei einem verdrillten </w:t>
+      </w:r>
+      <w:proofErr w:type="spellStart"/>
+      <w:r>
+        <w:t>Adernpaar</w:t>
+      </w:r>
+      <w:proofErr w:type="spellEnd"/>
+      <w:r>
+        <w:t xml:space="preserve"> Störeinflüsse von außen </w:t>
       </w:r>
       <w:r>
         <w:t>kommen, wirkt</w:t>
       </w:r>
       <w:r>
-        <w:t xml:space="preserve"> sich dieses Gleichermaßen auf beide Adern aus und da es sich um ein Differenzielles Adernpaar handelt, haben die Störeinflüsse quasi gar keinen Einfluss mehr auf das Ergebnis, da sich die Störungen durch die Bildung der Differenz der beiden Signaldrähte sowieso von selbst weckkürzt.</w:t>
-      </w:r>
-    </w:p>
-    <w:p>
-      <w:pPr>
-        <w:pStyle w:val="Text"/>
-      </w:pPr>
-      <w:hyperlink r:id="rId64" w:history="1">
+        <w:t xml:space="preserve"> sich dieses Gleichermaßen auf beide Adern aus und da es sich um ein Differenzielles </w:t>
+      </w:r>
+      <w:proofErr w:type="spellStart"/>
+      <w:r>
+        <w:t>Adernpaar</w:t>
+      </w:r>
+      <w:proofErr w:type="spellEnd"/>
+      <w:r>
+        <w:t xml:space="preserve"> handelt, haben die Störeinflüsse quasi gar keinen Einfluss mehr auf das Ergebnis, da sich die Störungen durch die Bildung der Differenz der beiden Signaldrähte sowieso von selbst weckkürzt.</w:t>
+      </w:r>
+    </w:p>
+    <w:p>
+      <w:pPr>
+        <w:pStyle w:val="Text"/>
+      </w:pPr>
+      <w:hyperlink r:id="rId69" w:history="1">
         <w:r>
           <w:rPr>
             <w:rStyle w:val="Hyperlink"/>
@@ -5914,15 +6815,152 @@
         <w:pStyle w:val="Text"/>
       </w:pPr>
       <w:r>
+        <w:lastRenderedPageBreak/>
         <w:t>Hat es eine hohe Relevanz, dass das Messergebnis</w:t>
       </w:r>
+      <w:r>
+        <w:t xml:space="preserve"> hochgenau wird, kann zusätzlich noch </w:t>
+      </w:r>
+      <w:r>
+        <w:t>ein differenzieller Tiefpass</w:t>
+      </w:r>
+      <w:r>
+        <w:t xml:space="preserve"> verwendet </w:t>
+      </w:r>
+      <w:r>
+        <w:t>werden.</w:t>
+      </w:r>
+      <w:r>
+        <w:t xml:space="preserve"> Dieser Filtert </w:t>
+      </w:r>
+      <w:proofErr w:type="spellStart"/>
+      <w:r>
+        <w:t>filtert</w:t>
+      </w:r>
+      <w:proofErr w:type="spellEnd"/>
+      <w:r>
+        <w:t xml:space="preserve"> rein das differenzielle Signal und lässt die einzelnen Signale weitgehend unberührt. Eine einfache Konfiguration hierfür wäre:</w:t>
+      </w:r>
+    </w:p>
+    <w:p>
+      <w:pPr>
+        <w:pStyle w:val="Text"/>
+        <w:jc w:val="center"/>
+      </w:pPr>
+      <w:r>
+        <w:rPr>
+          <w:noProof/>
+        </w:rPr>
+        <w:drawing>
+          <wp:inline distT="0" distB="0" distL="0" distR="0" wp14:anchorId="43B47932" wp14:editId="23987F97">
+            <wp:extent cx="2727297" cy="1361680"/>
+            <wp:effectExtent l="0" t="0" r="0" b="0"/>
+            <wp:docPr id="847174211" name="Picture 4" descr="enter image description here"/>
+            <wp:cNvGraphicFramePr>
+              <a:graphicFrameLocks xmlns:a="http://schemas.openxmlformats.org/drawingml/2006/main" noChangeAspect="1"/>
+            </wp:cNvGraphicFramePr>
+            <a:graphic xmlns:a="http://schemas.openxmlformats.org/drawingml/2006/main">
+              <a:graphicData uri="http://schemas.openxmlformats.org/drawingml/2006/picture">
+                <pic:pic xmlns:pic="http://schemas.openxmlformats.org/drawingml/2006/picture">
+                  <pic:nvPicPr>
+                    <pic:cNvPr id="0" name="Picture 7" descr="enter image description here"/>
+                    <pic:cNvPicPr>
+                      <a:picLocks noChangeAspect="1" noChangeArrowheads="1"/>
+                    </pic:cNvPicPr>
+                  </pic:nvPicPr>
+                  <pic:blipFill>
+                    <a:blip r:embed="rId70">
+                      <a:extLst>
+                        <a:ext uri="{28A0092B-C50C-407E-A947-70E740481C1C}">
+                          <a14:useLocalDpi xmlns:a14="http://schemas.microsoft.com/office/drawing/2010/main" val="0"/>
+                        </a:ext>
+                      </a:extLst>
+                    </a:blip>
+                    <a:srcRect/>
+                    <a:stretch>
+                      <a:fillRect/>
+                    </a:stretch>
+                  </pic:blipFill>
+                  <pic:spPr bwMode="auto">
+                    <a:xfrm>
+                      <a:off x="0" y="0"/>
+                      <a:ext cx="2741578" cy="1368810"/>
+                    </a:xfrm>
+                    <a:prstGeom prst="rect">
+                      <a:avLst/>
+                    </a:prstGeom>
+                    <a:noFill/>
+                    <a:ln>
+                      <a:noFill/>
+                    </a:ln>
+                  </pic:spPr>
+                </pic:pic>
+              </a:graphicData>
+            </a:graphic>
+          </wp:inline>
+        </w:drawing>
+      </w:r>
+    </w:p>
+    <w:p>
+      <w:pPr>
+        <w:pStyle w:val="Text"/>
+      </w:pPr>
+      <w:hyperlink r:id="rId71" w:history="1">
+        <w:r>
+          <w:rPr>
+            <w:rStyle w:val="Hyperlink"/>
+          </w:rPr>
+          <w:t>https://electronics.stackexchange.com/questions/519242/how-to-do-low-pass-filtering-on-a-differential-signal</w:t>
+        </w:r>
+      </w:hyperlink>
+      <w:r>
+        <w:t xml:space="preserve"> </w:t>
+      </w:r>
+    </w:p>
+    <w:p>
+      <w:pPr>
+        <w:pStyle w:val="Text"/>
+      </w:pPr>
+      <w:r>
+        <w:t xml:space="preserve">Da es sich aber um hochgenaue Anwendungsfälle handelt werden diese in der Regel nicht als einfache </w:t>
+      </w:r>
+      <w:proofErr w:type="gramStart"/>
+      <w:r>
+        <w:t>RC Kombinationen</w:t>
+      </w:r>
+      <w:proofErr w:type="gramEnd"/>
+      <w:r>
+        <w:t xml:space="preserve"> </w:t>
+      </w:r>
+      <w:proofErr w:type="gramStart"/>
+      <w:r>
+        <w:t>verbaut</w:t>
+      </w:r>
+      <w:proofErr w:type="gramEnd"/>
+      <w:r>
+        <w:t xml:space="preserve"> sondern als fix fertige </w:t>
+      </w:r>
+      <w:proofErr w:type="spellStart"/>
+      <w:proofErr w:type="gramStart"/>
+      <w:r>
+        <w:t>IC’s</w:t>
+      </w:r>
+      <w:proofErr w:type="spellEnd"/>
+      <w:proofErr w:type="gramEnd"/>
+      <w:r>
+        <w:t xml:space="preserve"> mit perfekt abgestimmten Bauteilen und Leitungen. </w:t>
+      </w:r>
+    </w:p>
+    <w:p>
+      <w:pPr>
+        <w:pStyle w:val="Text"/>
+      </w:pPr>
     </w:p>
     <w:p>
       <w:pPr>
         <w:pStyle w:val="Heading3"/>
       </w:pPr>
       <w:r>
-        <w:lastRenderedPageBreak/>
         <w:t>Schnittstellen</w:t>
       </w:r>
     </w:p>
@@ -5974,7 +7012,19 @@
         <w:t xml:space="preserve"> </w:t>
       </w:r>
       <w:r>
-        <w:t>erfolgt die Signalübertragung differentiell über ein verdrilltes Adernpaar (D+ und D-), ergänzt durch zwei Adern für die Spannungsversorgung (VBUS und GND). Die Standardspannung beträgt 5 V DC. USB hat sich über die Jahre in Hinsicht auf Geschwindigkeit sowie auf die Bauart stark verändert.</w:t>
+        <w:t xml:space="preserve">erfolgt die Signalübertragung differentiell über ein verdrilltes </w:t>
+      </w:r>
+      <w:proofErr w:type="spellStart"/>
+      <w:r>
+        <w:t>Adernpaar</w:t>
+      </w:r>
+      <w:proofErr w:type="spellEnd"/>
+      <w:r>
+        <w:t xml:space="preserve"> (D+ und D-), ergänzt durch zwei Adern für die Spannungsversorgung (VBUS und GND). Die </w:t>
+      </w:r>
+      <w:r>
+        <w:lastRenderedPageBreak/>
+        <w:t>Standardspannung beträgt 5 V DC. USB hat sich über die Jahre in Hinsicht auf Geschwindigkeit sowie auf die Bauart stark verändert.</w:t>
       </w:r>
     </w:p>
     <w:p>
@@ -6033,7 +7083,7 @@
                     </pic:cNvPicPr>
                   </pic:nvPicPr>
                   <pic:blipFill>
-                    <a:blip r:embed="rId65">
+                    <a:blip r:embed="rId72">
                       <a:extLst>
                         <a:ext uri="{28A0092B-C50C-407E-A947-70E740481C1C}">
                           <a14:useLocalDpi xmlns:a14="http://schemas.microsoft.com/office/drawing/2010/main" val="0"/>
@@ -6086,7 +7136,7 @@
                     </pic:cNvPicPr>
                   </pic:nvPicPr>
                   <pic:blipFill>
-                    <a:blip r:embed="rId66">
+                    <a:blip r:embed="rId73">
                       <a:extLst>
                         <a:ext uri="{28A0092B-C50C-407E-A947-70E740481C1C}">
                           <a14:useLocalDpi xmlns:a14="http://schemas.microsoft.com/office/drawing/2010/main" val="0"/>
@@ -6122,7 +7172,7 @@
       <w:pPr>
         <w:pStyle w:val="Text"/>
       </w:pPr>
-      <w:hyperlink r:id="rId67" w:history="1">
+      <w:hyperlink r:id="rId74" w:history="1">
         <w:r>
           <w:rPr>
             <w:rStyle w:val="Hyperlink"/>
@@ -6135,7 +7185,7 @@
       <w:pPr>
         <w:pStyle w:val="Text"/>
       </w:pPr>
-      <w:hyperlink r:id="rId68" w:history="1">
+      <w:hyperlink r:id="rId75" w:history="1">
         <w:r>
           <w:rPr>
             <w:rStyle w:val="Hyperlink"/>
@@ -6187,7 +7237,7 @@
                     </pic:cNvPicPr>
                   </pic:nvPicPr>
                   <pic:blipFill>
-                    <a:blip r:embed="rId69">
+                    <a:blip r:embed="rId76">
                       <a:extLst>
                         <a:ext uri="{28A0092B-C50C-407E-A947-70E740481C1C}">
                           <a14:useLocalDpi xmlns:a14="http://schemas.microsoft.com/office/drawing/2010/main" val="0"/>
@@ -6223,7 +7273,7 @@
       <w:pPr>
         <w:pStyle w:val="Text"/>
       </w:pPr>
-      <w:hyperlink r:id="rId70" w:history="1">
+      <w:hyperlink r:id="rId77" w:history="1">
         <w:r>
           <w:rPr>
             <w:rStyle w:val="Hyperlink"/>
@@ -6240,7 +7290,6 @@
         <w:pStyle w:val="Text"/>
       </w:pPr>
       <w:r>
-        <w:lastRenderedPageBreak/>
         <w:t>USB C</w:t>
       </w:r>
     </w:p>
@@ -6271,7 +7320,7 @@
                     </pic:cNvPicPr>
                   </pic:nvPicPr>
                   <pic:blipFill>
-                    <a:blip r:embed="rId71">
+                    <a:blip r:embed="rId78">
                       <a:extLst>
                         <a:ext uri="{28A0092B-C50C-407E-A947-70E740481C1C}">
                           <a14:useLocalDpi xmlns:a14="http://schemas.microsoft.com/office/drawing/2010/main" val="0"/>
@@ -6307,7 +7356,7 @@
       <w:pPr>
         <w:pStyle w:val="Text"/>
       </w:pPr>
-      <w:hyperlink r:id="rId72" w:history="1">
+      <w:hyperlink r:id="rId79" w:history="1">
         <w:r>
           <w:rPr>
             <w:rStyle w:val="Hyperlink"/>
@@ -6327,7 +7376,7 @@
           <w:u w:val="single"/>
         </w:rPr>
       </w:pPr>
-      <w:hyperlink r:id="rId73" w:history="1">
+      <w:hyperlink r:id="rId80" w:history="1">
         <w:r>
           <w:rPr>
             <w:rStyle w:val="Hyperlink"/>
@@ -6423,7 +7472,7 @@
                     </pic:cNvPicPr>
                   </pic:nvPicPr>
                   <pic:blipFill rotWithShape="1">
-                    <a:blip r:embed="rId74">
+                    <a:blip r:embed="rId81">
                       <a:extLst>
                         <a:ext uri="{28A0092B-C50C-407E-A947-70E740481C1C}">
                           <a14:useLocalDpi xmlns:a14="http://schemas.microsoft.com/office/drawing/2010/main" val="0"/>
@@ -6460,7 +7509,11 @@
         </w:drawing>
       </w:r>
       <w:r>
-        <w:t>Ethernet ist der weltweit etablierte Standard für kabelgebundene, lokale Netzwerke (LANs), der die Spezifikationen für die Verbindung und den Datenaustausch zwischen Computern und anderen Netzwerkgeräten definiert. Die physikalische Verbindung erfolgt meist über Kupferkabel mit RJ45-Steckern. Die Kabel werden in verschiedene Kategorien eingeteilt, die maßgeblich die maximale Übertragungsgeschwindigkeit und Störfestigkeit bestimmen.</w:t>
+        <w:t xml:space="preserve">Ethernet ist der weltweit etablierte Standard für kabelgebundene, lokale Netzwerke (LANs), der die Spezifikationen für die Verbindung und den Datenaustausch zwischen Computern und anderen Netzwerkgeräten definiert. Die physikalische Verbindung erfolgt meist über Kupferkabel </w:t>
+      </w:r>
+      <w:r>
+        <w:lastRenderedPageBreak/>
+        <w:t>mit RJ45-Steckern. Die Kabel werden in verschiedene Kategorien eingeteilt, die maßgeblich die maximale Übertragungsgeschwindigkeit und Störfestigkeit bestimmen.</w:t>
       </w:r>
       <w:r>
         <w:t xml:space="preserve"> </w:t>
@@ -6479,7 +7532,7 @@
       <w:pPr>
         <w:pStyle w:val="Text"/>
       </w:pPr>
-      <w:hyperlink r:id="rId75" w:history="1">
+      <w:hyperlink r:id="rId82" w:history="1">
         <w:r>
           <w:rPr>
             <w:rStyle w:val="Hyperlink"/>
@@ -6499,7 +7552,7 @@
           <w:bCs/>
         </w:rPr>
       </w:pPr>
-      <w:hyperlink r:id="rId76" w:history="1">
+      <w:hyperlink r:id="rId83" w:history="1">
         <w:r>
           <w:rPr>
             <w:rStyle w:val="Hyperlink"/>
@@ -6558,7 +7611,15 @@
         <w:pStyle w:val="Text"/>
       </w:pPr>
       <w:r>
-        <w:t>Das Camera Serial Interface (CSI) ist eine Spezifikation</w:t>
+        <w:t xml:space="preserve">Das </w:t>
+      </w:r>
+      <w:proofErr w:type="spellStart"/>
+      <w:r>
+        <w:t>Camera</w:t>
+      </w:r>
+      <w:proofErr w:type="spellEnd"/>
+      <w:r>
+        <w:t xml:space="preserve"> Serial Interface (CSI) ist eine Spezifikation</w:t>
       </w:r>
       <w:r>
         <w:t xml:space="preserve">, </w:t>
@@ -6619,7 +7680,7 @@
                     </pic:cNvPicPr>
                   </pic:nvPicPr>
                   <pic:blipFill>
-                    <a:blip r:embed="rId77" cstate="print">
+                    <a:blip r:embed="rId84" cstate="print">
                       <a:extLst>
                         <a:ext uri="{28A0092B-C50C-407E-A947-70E740481C1C}">
                           <a14:useLocalDpi xmlns:a14="http://schemas.microsoft.com/office/drawing/2010/main" val="0"/>
@@ -6660,7 +7721,7 @@
       <w:pPr>
         <w:pStyle w:val="Text"/>
       </w:pPr>
-      <w:hyperlink r:id="rId78" w:history="1">
+      <w:hyperlink r:id="rId85" w:history="1">
         <w:r>
           <w:rPr>
             <w:rStyle w:val="Hyperlink"/>
@@ -6746,7 +7807,7 @@
       </w:r>
     </w:p>
     <w:p>
-      <w:hyperlink r:id="rId79" w:history="1">
+      <w:hyperlink r:id="rId86" w:history="1">
         <w:r>
           <w:rPr>
             <w:rStyle w:val="Hyperlink"/>
@@ -6790,22 +7851,29 @@
         <w:t xml:space="preserve">. </w:t>
       </w:r>
       <w:r>
-        <w:t>Mit Hilfe dieser Programme werden die dreidimensionalen geometrischen Modelle der Bauteile erstellt. Im Gegensatz zu herkömmlichen Grafikprogrammen arbeiten CAD-Systeme parametrisch und vektorbasiert. Dies gewährleistet eine exakte Maßhaltigkeit und die für technische Anwendungen erforderliche geometrische Präzision.</w:t>
+        <w:t xml:space="preserve">Mit Hilfe dieser Programme werden die dreidimensionalen geometrischen Modelle der Bauteile erstellt. Im Gegensatz zu herkömmlichen Grafikprogrammen arbeiten CAD-Systeme parametrisch und vektorbasiert. Dies gewährleistet eine exakte Maßhaltigkeit und die für technische Anwendungen erforderliche geometrische Präzision. Wurde ein </w:t>
+      </w:r>
+      <w:r>
+        <w:t xml:space="preserve">Volumenkörper erstellt, ist der Prozess jedoch noch nicht fertig, da die </w:t>
+      </w:r>
+      <w:proofErr w:type="gramStart"/>
+      <w:r>
+        <w:t>erstellte</w:t>
       </w:r>
       <w:r>
         <w:t xml:space="preserve"> </w:t>
       </w:r>
       <w:r>
-        <w:t xml:space="preserve">Wurde ein </w:t>
-      </w:r>
-      <w:r>
-        <w:t>Volumenkörper erstellt, ist der Prozess jedoch noch nicht fertig, da die erstellte</w:t>
-      </w:r>
-      <w:r>
-        <w:t xml:space="preserve"> </w:t>
-      </w:r>
-      <w:r>
-        <w:t xml:space="preserve">.ipt Datei von 3D Druckern nicht gelesen werden kann. Hier kommen STL-Dateien ins Spiel. </w:t>
+        <w:t>.</w:t>
+      </w:r>
+      <w:proofErr w:type="spellStart"/>
+      <w:r>
+        <w:t>ipt</w:t>
+      </w:r>
+      <w:proofErr w:type="spellEnd"/>
+      <w:proofErr w:type="gramEnd"/>
+      <w:r>
+        <w:t xml:space="preserve"> Datei von 3D Druckern nicht gelesen werden kann. Hier kommen STL-Dateien ins Spiel. </w:t>
       </w:r>
     </w:p>
     <w:p>
@@ -6876,7 +7944,7 @@
       <w:pPr>
         <w:pStyle w:val="Text"/>
       </w:pPr>
-      <w:hyperlink r:id="rId80" w:history="1">
+      <w:hyperlink r:id="rId87" w:history="1">
         <w:r>
           <w:rPr>
             <w:rStyle w:val="Hyperlink"/>
@@ -6893,7 +7961,15 @@
         <w:pStyle w:val="Text"/>
       </w:pPr>
       <w:r>
-        <w:t>Die generierte STL-Datei wird mithilfe einer Slicing-Software in Schichten unterteilt, welche anschließend als Grundlage für den Schichtaufbau des Druckers dienen.</w:t>
+        <w:t xml:space="preserve">Die generierte STL-Datei wird mithilfe einer </w:t>
+      </w:r>
+      <w:proofErr w:type="spellStart"/>
+      <w:r>
+        <w:t>Slicing</w:t>
+      </w:r>
+      <w:proofErr w:type="spellEnd"/>
+      <w:r>
+        <w:t>-Software in Schichten unterteilt, welche anschließend als Grundlage für den Schichtaufbau des Druckers dienen.</w:t>
       </w:r>
     </w:p>
     <w:p>
@@ -6931,27 +8007,48 @@
     <w:p>
       <w:pPr>
         <w:pStyle w:val="Text"/>
-      </w:pPr>
-      <w:r>
+        <w:rPr>
+          <w:lang w:val="en-GB"/>
+        </w:rPr>
+      </w:pPr>
+      <w:r>
+        <w:rPr>
+          <w:lang w:val="en-GB"/>
+        </w:rPr>
         <w:t>- Project Definition</w:t>
       </w:r>
     </w:p>
     <w:p>
       <w:pPr>
         <w:pStyle w:val="Text"/>
-      </w:pPr>
-      <w:r>
+        <w:rPr>
+          <w:lang w:val="en-GB"/>
+        </w:rPr>
+      </w:pPr>
+      <w:r>
+        <w:rPr>
+          <w:lang w:val="en-GB"/>
+        </w:rPr>
         <w:t>- Project Initiation</w:t>
       </w:r>
     </w:p>
     <w:p>
       <w:pPr>
         <w:pStyle w:val="Text"/>
-      </w:pPr>
-      <w:r>
+        <w:rPr>
+          <w:lang w:val="en-GB"/>
+        </w:rPr>
+      </w:pPr>
+      <w:r>
+        <w:rPr>
+          <w:lang w:val="en-GB"/>
+        </w:rPr>
         <w:t xml:space="preserve">- </w:t>
       </w:r>
       <w:r>
+        <w:rPr>
+          <w:lang w:val="en-GB"/>
+        </w:rPr>
         <w:t>Product Description</w:t>
       </w:r>
     </w:p>
@@ -6986,155 +8083,173 @@
           <w:bCs/>
           <w:u w:val="single"/>
         </w:rPr>
-        <w:t>Project Definiton</w:t>
-      </w:r>
-    </w:p>
-    <w:p>
-      <w:pPr>
-        <w:pStyle w:val="Text"/>
-      </w:pPr>
-      <w:r>
-        <w:t>In der Project Definition die Grundlegende Funktionen des Geräts festgehalten</w:t>
-      </w:r>
-    </w:p>
-    <w:p>
-      <w:pPr>
-        <w:pStyle w:val="Text"/>
-      </w:pPr>
-    </w:p>
-    <w:p>
-      <w:pPr>
-        <w:pStyle w:val="Text"/>
+        <w:t xml:space="preserve">Project </w:t>
+      </w:r>
+      <w:proofErr w:type="spellStart"/>
+      <w:r>
         <w:rPr>
           <w:b/>
           <w:bCs/>
           <w:u w:val="single"/>
         </w:rPr>
-      </w:pPr>
-      <w:r>
+        <w:t>Definiton</w:t>
+      </w:r>
+      <w:proofErr w:type="spellEnd"/>
+    </w:p>
+    <w:p>
+      <w:pPr>
+        <w:pStyle w:val="Text"/>
+      </w:pPr>
+      <w:r>
+        <w:t>In der Project Definition die Grundlegende Funktionen des Geräts festgehalten</w:t>
+      </w:r>
+    </w:p>
+    <w:p>
+      <w:pPr>
+        <w:pStyle w:val="Text"/>
+      </w:pPr>
+    </w:p>
+    <w:p>
+      <w:pPr>
+        <w:pStyle w:val="Text"/>
         <w:rPr>
           <w:b/>
           <w:bCs/>
           <w:u w:val="single"/>
         </w:rPr>
-        <w:t>Project Initiation</w:t>
-      </w:r>
-    </w:p>
-    <w:p>
-      <w:pPr>
-        <w:pStyle w:val="Text"/>
-      </w:pPr>
-      <w:r>
-        <w:lastRenderedPageBreak/>
-        <w:t xml:space="preserve">In der Project Initiation wird nun eine klare Umsetzung der zuvor in der Project Definition festgelegten Ziele festgehalten. </w:t>
-      </w:r>
-    </w:p>
-    <w:p>
-      <w:pPr>
-        <w:pStyle w:val="Text"/>
-      </w:pPr>
-      <w:r>
-        <w:t>Produkt Description</w:t>
-      </w:r>
-    </w:p>
-    <w:p>
-      <w:pPr>
-        <w:jc w:val="left"/>
-      </w:pPr>
-    </w:p>
-    <w:p>
-      <w:pPr>
-        <w:jc w:val="left"/>
-      </w:pPr>
-    </w:p>
-    <w:p>
-      <w:pPr>
-        <w:jc w:val="left"/>
+      </w:pPr>
+      <w:r>
         <w:rPr>
           <w:b/>
           <w:bCs/>
           <w:u w:val="single"/>
         </w:rPr>
-      </w:pPr>
-      <w:r>
+        <w:t>Project Initiation</w:t>
+      </w:r>
+    </w:p>
+    <w:p>
+      <w:pPr>
+        <w:pStyle w:val="Text"/>
+      </w:pPr>
+      <w:r>
+        <w:lastRenderedPageBreak/>
+        <w:t xml:space="preserve">In der Project Initiation wird nun eine klare Umsetzung der zuvor in der Project Definition festgelegten Ziele festgehalten. </w:t>
+      </w:r>
+    </w:p>
+    <w:p>
+      <w:pPr>
+        <w:pStyle w:val="Text"/>
+      </w:pPr>
+      <w:r>
+        <w:t>Produkt Description</w:t>
+      </w:r>
+    </w:p>
+    <w:p>
+      <w:pPr>
+        <w:jc w:val="left"/>
+      </w:pPr>
+    </w:p>
+    <w:p>
+      <w:pPr>
+        <w:jc w:val="left"/>
+      </w:pPr>
+    </w:p>
+    <w:p>
+      <w:pPr>
+        <w:jc w:val="left"/>
         <w:rPr>
           <w:b/>
           <w:bCs/>
           <w:u w:val="single"/>
         </w:rPr>
-        <w:t>Risikotabelle</w:t>
-      </w:r>
-    </w:p>
-    <w:p>
-      <w:pPr>
-        <w:pStyle w:val="Text"/>
-      </w:pPr>
-      <w:r>
-        <w:t>In der Risiko Tabelle werden möglich eintretende Ereignisse sowie wichtige Entscheidungen nach der Eintrittswahrscheinlichkeit sortiert. Damit früh genug darauf reagiert werden kann und ein Plan zur Bewältigung möglicher Probleme ausgearbeitet werden kann.</w:t>
-      </w:r>
-    </w:p>
-    <w:p>
-      <w:pPr>
-        <w:pStyle w:val="Text"/>
-      </w:pPr>
-      <w:r>
-        <w:t xml:space="preserve">-&gt; Verweis auf Anhang hinzufügen </w:t>
-      </w:r>
-    </w:p>
-    <w:p>
-      <w:pPr>
-        <w:jc w:val="left"/>
-      </w:pPr>
-      <w:r>
-        <w:br w:type="page"/>
-      </w:r>
-    </w:p>
-    <w:p>
-      <w:pPr>
-        <w:pStyle w:val="Heading3"/>
-      </w:pPr>
-      <w:r>
-        <w:lastRenderedPageBreak/>
-        <w:t>Komponenten Auswahl</w:t>
-      </w:r>
-    </w:p>
-    <w:p>
-      <w:pPr>
-        <w:pStyle w:val="Text"/>
-      </w:pPr>
-      <w:r>
-        <w:t xml:space="preserve">Bei der Auswahl der </w:t>
-      </w:r>
-      <w:r>
-        <w:t>Hardwarekomponenten</w:t>
-      </w:r>
-      <w:r>
-        <w:t xml:space="preserve"> gibt es viele relevante Faktoren. Wichtig hierbei ist die Wirtschaftlichkeit </w:t>
-      </w:r>
-      <w:r>
-        <w:t xml:space="preserve">der Entscheidungen. Ein Produkt kann zwar ideal für die Anwendung sein, jedoch bei weitem Außerhalb des Preisraumes liegen. Für die Firma Leitner ist es außerdem wichtig, dass die Bauteile auf ihrer Liferanten Liste steht, damit wird vor allem die Qualität abgesichert. </w:t>
-      </w:r>
-    </w:p>
-    <w:p>
-      <w:pPr>
-        <w:pStyle w:val="Text"/>
-      </w:pPr>
-    </w:p>
-    <w:p>
-      <w:pPr>
-        <w:pStyle w:val="Text"/>
+      </w:pPr>
+      <w:r>
         <w:rPr>
           <w:b/>
           <w:bCs/>
           <w:u w:val="single"/>
         </w:rPr>
-      </w:pPr>
-      <w:r>
+        <w:t>Risikotabelle</w:t>
+      </w:r>
+    </w:p>
+    <w:p>
+      <w:pPr>
+        <w:pStyle w:val="Text"/>
+      </w:pPr>
+      <w:r>
+        <w:t>In der Risiko Tabelle werden möglich eintretende Ereignisse sowie wichtige Entscheidungen nach der Eintrittswahrscheinlichkeit sortiert. Damit früh genug darauf reagiert werden kann und ein Plan zur Bewältigung möglicher Probleme ausgearbeitet werden kann.</w:t>
+      </w:r>
+    </w:p>
+    <w:p>
+      <w:pPr>
+        <w:pStyle w:val="Text"/>
+      </w:pPr>
+      <w:r>
+        <w:t xml:space="preserve">-&gt; Verweis auf Anhang hinzufügen </w:t>
+      </w:r>
+    </w:p>
+    <w:p>
+      <w:pPr>
+        <w:jc w:val="left"/>
+      </w:pPr>
+      <w:r>
+        <w:br w:type="page"/>
+      </w:r>
+    </w:p>
+    <w:p>
+      <w:pPr>
+        <w:pStyle w:val="Heading3"/>
+      </w:pPr>
+      <w:r>
+        <w:lastRenderedPageBreak/>
+        <w:t>Komponenten Auswahl</w:t>
+      </w:r>
+    </w:p>
+    <w:p>
+      <w:pPr>
+        <w:pStyle w:val="Text"/>
+      </w:pPr>
+      <w:r>
+        <w:t xml:space="preserve">Bei der Auswahl der </w:t>
+      </w:r>
+      <w:r>
+        <w:t>Hardwarekomponenten</w:t>
+      </w:r>
+      <w:r>
+        <w:t xml:space="preserve"> gibt es viele relevante Faktoren. Wichtig hierbei ist die Wirtschaftlichkeit </w:t>
+      </w:r>
+      <w:r>
+        <w:t xml:space="preserve">der Entscheidungen. Ein Produkt kann zwar ideal für die Anwendung sein, jedoch bei weitem Außerhalb des Preisraumes liegen. Für die Firma Leitner ist es außerdem wichtig, dass die Bauteile auf ihrer </w:t>
+      </w:r>
+      <w:proofErr w:type="spellStart"/>
+      <w:r>
+        <w:t>Liferanten</w:t>
+      </w:r>
+      <w:proofErr w:type="spellEnd"/>
+      <w:r>
+        <w:t xml:space="preserve"> Liste steht, damit wird vor allem die Qualität abgesichert. </w:t>
+      </w:r>
+    </w:p>
+    <w:p>
+      <w:pPr>
+        <w:pStyle w:val="Text"/>
+      </w:pPr>
+    </w:p>
+    <w:p>
+      <w:pPr>
+        <w:pStyle w:val="Text"/>
         <w:rPr>
           <w:b/>
           <w:bCs/>
           <w:u w:val="single"/>
         </w:rPr>
+      </w:pPr>
+      <w:r>
+        <w:rPr>
+          <w:b/>
+          <w:bCs/>
+          <w:u w:val="single"/>
+        </w:rPr>
         <w:t>Steuerung</w:t>
       </w:r>
     </w:p>
@@ -7143,15 +8258,63 @@
         <w:pStyle w:val="Text"/>
       </w:pPr>
       <w:r>
-        <w:t>Zur Ansteuerung der Hauptkomponten ist das Geeignetste ein RaspberryPi. Dieser hat je nach version genug Ressourcen um den flüssigen und schnellen Betrieb zu gewährleisten. Außerdem wird bei den meisten anderen Mikrocontrollern nativ C als Programmiersprache eingesetzt, was für einige Bauteile von der Investierten Zeit her nicht ideal ist.</w:t>
-      </w:r>
-    </w:p>
-    <w:p>
-      <w:pPr>
-        <w:pStyle w:val="Text"/>
-      </w:pPr>
-      <w:r>
-        <w:t>Es gibt inzwischen eine Vielzahl von Raspberry Pi Modellen für die verschiedensten Anwendungsgebiete. Aufgrund der KI Verarbeitungsprozze in dieser Diplomarbeit, ist ein Pi mit hoher CPU Power gefragt. Infrage kommt daher eigentlich nur der Raspberry Pi 5 mit dem Arm Cortex A76 processor mit 2,4Ghz.</w:t>
+        <w:t xml:space="preserve">Zur Ansteuerung der </w:t>
+      </w:r>
+      <w:proofErr w:type="spellStart"/>
+      <w:r>
+        <w:t>Hauptkomponten</w:t>
+      </w:r>
+      <w:proofErr w:type="spellEnd"/>
+      <w:r>
+        <w:t xml:space="preserve"> ist das Geeignetste ein </w:t>
+      </w:r>
+      <w:proofErr w:type="spellStart"/>
+      <w:r>
+        <w:t>RaspberryPi</w:t>
+      </w:r>
+      <w:proofErr w:type="spellEnd"/>
+      <w:r>
+        <w:t xml:space="preserve">. Dieser hat je nach </w:t>
+      </w:r>
+      <w:proofErr w:type="spellStart"/>
+      <w:r>
+        <w:t>version</w:t>
+      </w:r>
+      <w:proofErr w:type="spellEnd"/>
+      <w:r>
+        <w:t xml:space="preserve"> genug </w:t>
+      </w:r>
+      <w:proofErr w:type="gramStart"/>
+      <w:r>
+        <w:t>Ressourcen</w:t>
+      </w:r>
+      <w:proofErr w:type="gramEnd"/>
+      <w:r>
+        <w:t xml:space="preserve"> um den flüssigen und schnellen Betrieb zu gewährleisten. Außerdem wird bei den meisten anderen Mikrocontrollern nativ C als Programmiersprache eingesetzt, was für einige Bauteile von der Investierten Zeit her nicht ideal ist.</w:t>
+      </w:r>
+    </w:p>
+    <w:p>
+      <w:pPr>
+        <w:pStyle w:val="Text"/>
+      </w:pPr>
+      <w:r>
+        <w:t xml:space="preserve">Es gibt inzwischen eine Vielzahl von Raspberry Pi Modellen für die verschiedensten Anwendungsgebiete. Aufgrund der KI </w:t>
+      </w:r>
+      <w:proofErr w:type="spellStart"/>
+      <w:r>
+        <w:t>Verarbeitungsprozze</w:t>
+      </w:r>
+      <w:proofErr w:type="spellEnd"/>
+      <w:r>
+        <w:t xml:space="preserve"> in dieser Diplomarbeit, ist ein Pi mit hoher CPU Power gefragt. Infrage kommt daher eigentlich nur der Raspberry Pi 5 mit dem Arm Cortex A76 </w:t>
+      </w:r>
+      <w:proofErr w:type="spellStart"/>
+      <w:r>
+        <w:t>processor</w:t>
+      </w:r>
+      <w:proofErr w:type="spellEnd"/>
+      <w:r>
+        <w:t xml:space="preserve"> mit 2,4Ghz.</w:t>
       </w:r>
       <w:r>
         <w:t xml:space="preserve"> Außerdem gibt es Modelle zwischen 1GB RAM und 16GB RAM. Übermäßig viel RAM wird nicht benötigt, jedoch sollte im Vorhinein bei diesem Punkt auch nicht gespart werden, nicht dass es dadurch zu </w:t>
@@ -7188,7 +8351,49 @@
         <w:rPr>
           <w:color w:val="000000" w:themeColor="text1"/>
         </w:rPr>
-        <w:t xml:space="preserve">Was beim Raspberry Pi zusätzlich nicht vernachlässigt werden darf, ist die Speicherung der Daten. Die Erfahrung vieler Nutzer des Raspberry Pi zeigt, dass die Micro SD Card die oft mitgeliefert wird der erste Ausfallgrund des Raspi’s ist. Bei der </w:t>
+        <w:t xml:space="preserve">Was beim Raspberry Pi zusätzlich nicht vernachlässigt werden darf, ist die Speicherung der Daten. Die Erfahrung vieler Nutzer des Raspberry Pi zeigt, dass die Micro SD </w:t>
+      </w:r>
+      <w:proofErr w:type="gramStart"/>
+      <w:r>
+        <w:rPr>
+          <w:color w:val="000000" w:themeColor="text1"/>
+        </w:rPr>
+        <w:t>Card</w:t>
+      </w:r>
+      <w:proofErr w:type="gramEnd"/>
+      <w:r>
+        <w:rPr>
+          <w:color w:val="000000" w:themeColor="text1"/>
+        </w:rPr>
+        <w:t xml:space="preserve"> die oft mitgeliefert </w:t>
+      </w:r>
+      <w:proofErr w:type="gramStart"/>
+      <w:r>
+        <w:rPr>
+          <w:color w:val="000000" w:themeColor="text1"/>
+        </w:rPr>
+        <w:t>wird</w:t>
+      </w:r>
+      <w:proofErr w:type="gramEnd"/>
+      <w:r>
+        <w:rPr>
+          <w:color w:val="000000" w:themeColor="text1"/>
+        </w:rPr>
+        <w:t xml:space="preserve"> der erste Ausfallgrund des </w:t>
+      </w:r>
+      <w:proofErr w:type="spellStart"/>
+      <w:r>
+        <w:rPr>
+          <w:color w:val="000000" w:themeColor="text1"/>
+        </w:rPr>
+        <w:t>Raspi’s</w:t>
+      </w:r>
+      <w:proofErr w:type="spellEnd"/>
+      <w:r>
+        <w:rPr>
+          <w:color w:val="000000" w:themeColor="text1"/>
+        </w:rPr>
+        <w:t xml:space="preserve"> ist. Bei der </w:t>
       </w:r>
       <w:r>
         <w:rPr>
@@ -7235,7 +8440,15 @@
         <w:pStyle w:val="Text"/>
       </w:pPr>
       <w:r>
-        <w:t>Das einzige Problem des Raspi in Hinsicht auf dieses Projekt ist, dass er kein passendes PWM-Signal für einen RGB-Streifen generieren kann und somit diese nicht ansteuern kann. Somit muss ein Treiberbaustein mit passender Firmware dazwischen geschalten werden, um den Betrieb der Beleuchtung zu ermöglichen. Entschieden wurde sich hierbei für einen ESP8266 basierten Controller, den LOLIN D1 Mini. Dieser ist kleiner als der ESP32 und hat weniger I/O Pins. Somit ist er platzsparender und Leistungseffizienter, da sowieso nur zwei Pins benötigt werden.</w:t>
+        <w:t xml:space="preserve">Das einzige Problem des </w:t>
+      </w:r>
+      <w:proofErr w:type="spellStart"/>
+      <w:r>
+        <w:t>Raspi</w:t>
+      </w:r>
+      <w:proofErr w:type="spellEnd"/>
+      <w:r>
+        <w:t xml:space="preserve"> in Hinsicht auf dieses Projekt ist, dass er kein passendes PWM-Signal für einen RGB-Streifen generieren kann und somit diese nicht ansteuern kann. Somit muss ein Treiberbaustein mit passender Firmware dazwischen geschalten werden, um den Betrieb der Beleuchtung zu ermöglichen. Entschieden wurde sich hierbei für einen ESP8266 basierten Controller, den LOLIN D1 Mini. Dieser ist kleiner als der ESP32 und hat weniger I/O Pins. Somit ist er platzsparender und Leistungseffizienter, da sowieso nur zwei Pins benötigt werden.</w:t>
       </w:r>
     </w:p>
     <w:p>
@@ -7302,7 +8515,15 @@
         <w:t>Idealerweis</w:t>
       </w:r>
       <w:r>
-        <w:t>e besitzt die Kamera zusätzlich noch eine Stereo Kamera, somit kann sich eine vierte Kamera für die Fotos gespart werden.</w:t>
+        <w:t xml:space="preserve">e besitzt die Kamera zusätzlich noch eine </w:t>
+      </w:r>
+      <w:proofErr w:type="gramStart"/>
+      <w:r>
+        <w:t>Stereo Kamera</w:t>
+      </w:r>
+      <w:proofErr w:type="gramEnd"/>
+      <w:r>
+        <w:t>, somit kann sich eine vierte Kamera für die Fotos gespart werden.</w:t>
       </w:r>
     </w:p>
     <w:p>
@@ -7378,30 +8599,62 @@
         <w:t>Bei den Kameras gibt es zwei geeignete Arten für eine Ansteuerung mit dem Raspberry Pi</w:t>
       </w:r>
       <w:r>
-        <w:t xml:space="preserve"> 5: USB und CSI. Da diese für den Raspberry Pi konzipiert sind und auch mit dem schnelleren CSI angesteuert werden können, wären die RPI Camera Modules prinzipiell ideal für dieses Einsatzgebiet. Das Hauptproblem hierbei ist, dass sich am Raspberry Pi 5 nur zwei Anschlüsse für diese Kameras befinden. Hierbei gibt es mehrere Möglichkeiten, das zu lösen.</w:t>
-      </w:r>
-    </w:p>
-    <w:p>
-      <w:pPr>
-        <w:pStyle w:val="Text"/>
-      </w:pPr>
-    </w:p>
-    <w:p>
-      <w:pPr>
-        <w:pStyle w:val="Text"/>
-      </w:pPr>
-      <w:r>
-        <w:t xml:space="preserve">Vom Hersteller Arducam werden spezielle Adapter-Platinen für diesen Fall Geboten. </w:t>
-      </w:r>
-      <w:r>
-        <w:t>Die billigste Variante hierfür liegt bei ca. 50$ auf der Arducam Webseite. Zum Zeitpunkt der Auswahl gab es auf Elektronikverteilerseiten wie Digikey Angebote für dieses Produkt im Preisbereich von 90€, was es von der wirtschaftlichen Seite her zu einer schlechten Option macht.</w:t>
-      </w:r>
-    </w:p>
-    <w:p>
-      <w:pPr>
-        <w:pStyle w:val="Text"/>
-      </w:pPr>
-      <w:hyperlink r:id="rId81" w:history="1">
+        <w:t xml:space="preserve"> 5: USB und CSI. Da diese für den Raspberry Pi konzipiert sind und auch mit dem schnelleren CSI angesteuert werden können, wären die RPI </w:t>
+      </w:r>
+      <w:proofErr w:type="spellStart"/>
+      <w:r>
+        <w:t>Camera</w:t>
+      </w:r>
+      <w:proofErr w:type="spellEnd"/>
+      <w:r>
+        <w:t xml:space="preserve"> Modules prinzipiell ideal für dieses Einsatzgebiet. Das Hauptproblem hierbei ist, dass sich am Raspberry Pi 5 nur zwei Anschlüsse für diese Kameras befinden. Hierbei gibt es mehrere Möglichkeiten, das zu lösen.</w:t>
+      </w:r>
+    </w:p>
+    <w:p>
+      <w:pPr>
+        <w:pStyle w:val="Text"/>
+      </w:pPr>
+    </w:p>
+    <w:p>
+      <w:pPr>
+        <w:pStyle w:val="Text"/>
+      </w:pPr>
+      <w:r>
+        <w:t xml:space="preserve">Vom Hersteller </w:t>
+      </w:r>
+      <w:proofErr w:type="spellStart"/>
+      <w:r>
+        <w:t>Arducam</w:t>
+      </w:r>
+      <w:proofErr w:type="spellEnd"/>
+      <w:r>
+        <w:t xml:space="preserve"> werden spezielle Adapter-Platinen für diesen Fall Geboten. </w:t>
+      </w:r>
+      <w:r>
+        <w:t xml:space="preserve">Die billigste Variante hierfür liegt bei ca. 50$ auf der </w:t>
+      </w:r>
+      <w:proofErr w:type="spellStart"/>
+      <w:r>
+        <w:t>Arducam</w:t>
+      </w:r>
+      <w:proofErr w:type="spellEnd"/>
+      <w:r>
+        <w:t xml:space="preserve"> Webseite. Zum Zeitpunkt der Auswahl gab es auf Elektronikverteilerseiten wie </w:t>
+      </w:r>
+      <w:proofErr w:type="spellStart"/>
+      <w:r>
+        <w:t>Digikey</w:t>
+      </w:r>
+      <w:proofErr w:type="spellEnd"/>
+      <w:r>
+        <w:t xml:space="preserve"> Angebote für dieses Produkt im Preisbereich von 90€, was es von der wirtschaftlichen Seite her zu einer schlechten Option macht.</w:t>
+      </w:r>
+    </w:p>
+    <w:p>
+      <w:pPr>
+        <w:pStyle w:val="Text"/>
+      </w:pPr>
+      <w:hyperlink r:id="rId88" w:history="1">
         <w:r>
           <w:rPr>
             <w:rStyle w:val="Hyperlink"/>
@@ -7455,20 +8708,60 @@
       </w:pPr>
       <w:r>
         <w:lastRenderedPageBreak/>
-        <w:t>Die zwei entscheidenden Faktoren für die Kameratechnik sind Auflösung und Brennweite. Da die Tiefenkamera bereits ein Hochauflösendes Bild erstellt, ist es nur mehr von nöten eine Auflösung im mittleren Qualitätsbereich aufzunehmen.</w:t>
-      </w:r>
-    </w:p>
-    <w:p>
-      <w:pPr>
-        <w:pStyle w:val="Text"/>
-      </w:pPr>
-      <w:r>
-        <w:t>Die Brennweite ist hier eher ein wichtigerer punkt, da sich die Kameras sehr nahe an den zu messenden Objekten befinden. Das Gehäuse wird nach den gewählten Kameras dimensioniert. Hat die Kamera eine geringere Brennweite, so muss ein größeres Gehäuse geplant werden um die gleichen Objekte aufnehmen zu können</w:t>
-      </w:r>
-      <w:r>
-        <w:t xml:space="preserve">. Vom Hersteller DFRobot gibt es hierzu eine Kamera die genau diese Anforderungen erfüllt. Die FIT0892 hat eine maximale Auflösung von 720p und eine Brennweite von 140°. </w:t>
-      </w:r>
-      <w:hyperlink r:id="rId82" w:history="1">
+        <w:t xml:space="preserve">Die zwei entscheidenden Faktoren für die Kameratechnik sind Auflösung und Brennweite. Da die Tiefenkamera bereits ein Hochauflösendes Bild erstellt, ist es nur mehr von </w:t>
+      </w:r>
+      <w:proofErr w:type="spellStart"/>
+      <w:r>
+        <w:t>nöten</w:t>
+      </w:r>
+      <w:proofErr w:type="spellEnd"/>
+      <w:r>
+        <w:t xml:space="preserve"> eine Auflösung im mittleren Qualitätsbereich aufzunehmen.</w:t>
+      </w:r>
+    </w:p>
+    <w:p>
+      <w:pPr>
+        <w:pStyle w:val="Text"/>
+      </w:pPr>
+      <w:r>
+        <w:t xml:space="preserve">Die Brennweite ist hier eher ein wichtigerer </w:t>
+      </w:r>
+      <w:proofErr w:type="spellStart"/>
+      <w:r>
+        <w:t>punkt</w:t>
+      </w:r>
+      <w:proofErr w:type="spellEnd"/>
+      <w:r>
+        <w:t xml:space="preserve">, da sich die Kameras sehr nahe an den zu messenden Objekten befinden. Das Gehäuse wird nach den gewählten Kameras dimensioniert. Hat die Kamera eine geringere Brennweite, so muss ein größeres Gehäuse geplant </w:t>
+      </w:r>
+      <w:proofErr w:type="gramStart"/>
+      <w:r>
+        <w:t>werden</w:t>
+      </w:r>
+      <w:proofErr w:type="gramEnd"/>
+      <w:r>
+        <w:t xml:space="preserve"> um die gleichen Objekte aufnehmen zu können</w:t>
+      </w:r>
+      <w:r>
+        <w:t xml:space="preserve">. Vom Hersteller </w:t>
+      </w:r>
+      <w:proofErr w:type="spellStart"/>
+      <w:r>
+        <w:t>DFRobot</w:t>
+      </w:r>
+      <w:proofErr w:type="spellEnd"/>
+      <w:r>
+        <w:t xml:space="preserve"> gibt es hierzu eine </w:t>
+      </w:r>
+      <w:proofErr w:type="gramStart"/>
+      <w:r>
+        <w:t>Kamera</w:t>
+      </w:r>
+      <w:proofErr w:type="gramEnd"/>
+      <w:r>
+        <w:t xml:space="preserve"> die genau diese Anforderungen erfüllt. Die FIT0892 hat eine maximale Auflösung von 720p und eine Brennweite von 140°. </w:t>
+      </w:r>
+      <w:hyperlink r:id="rId89" w:history="1">
         <w:r>
           <w:rPr>
             <w:rStyle w:val="Hyperlink"/>
@@ -7514,15 +8807,31 @@
         <w:pStyle w:val="Text"/>
       </w:pPr>
       <w:r>
-        <w:t xml:space="preserve">Bei den Wägezellen wurde sich für die Zellen von der Firma Kern entschieden. Hier wurden die CP 20-2Y1 mit einer maximalen Traglast von jeweils 20Kg gewählt. Diese sind gut dokumentiert, bieten genug Traglast und sind auch stabil gebaut, im Gegensatz zu billigen chinesischen Produkten. </w:t>
-      </w:r>
-    </w:p>
-    <w:p>
-      <w:pPr>
-        <w:pStyle w:val="Text"/>
-      </w:pPr>
-      <w:r>
-        <w:t>Diese Zellen kosten jeweils 40€ uns sind somit insgesamt ein größerer Kostenfaktor als andere Bauteile.</w:t>
+        <w:t xml:space="preserve">Bei den </w:t>
+      </w:r>
+      <w:proofErr w:type="spellStart"/>
+      <w:r>
+        <w:t>Wägezellen</w:t>
+      </w:r>
+      <w:proofErr w:type="spellEnd"/>
+      <w:r>
+        <w:t xml:space="preserve"> wurde sich für die Zellen von der Firma Kern entschieden. Hier wurden die CP 20-2Y1 mit einer maximalen Traglast von jeweils 20Kg gewählt. Diese sind gut dokumentiert, bieten genug Traglast und sind auch stabil gebaut, im Gegensatz zu billigen chinesischen Produkten. </w:t>
+      </w:r>
+    </w:p>
+    <w:p>
+      <w:pPr>
+        <w:pStyle w:val="Text"/>
+      </w:pPr>
+      <w:r>
+        <w:t xml:space="preserve">Diese Zellen kosten jeweils 40€ </w:t>
+      </w:r>
+      <w:proofErr w:type="spellStart"/>
+      <w:r>
+        <w:t>uns</w:t>
+      </w:r>
+      <w:proofErr w:type="spellEnd"/>
+      <w:r>
+        <w:t xml:space="preserve"> sind somit insgesamt ein größerer Kostenfaktor als andere Bauteile.</w:t>
       </w:r>
       <w:r>
         <w:t xml:space="preserve"> Qualität ist bei dieser aber entscheidend, da diese die Wiegeplatte und alle Produkte halten sollte und das auf lange Zeit gesehen. </w:t>
@@ -7532,6 +8841,68 @@
       <w:pPr>
         <w:pStyle w:val="Text"/>
       </w:pPr>
+      <w:r>
+        <w:t xml:space="preserve">Verwendet werden 3 Zellen, da drei Punkte eine wackelfreie Ebene bilden. Somit hat die Konstruktion am Mittelpunkt eine Gesamtlast von </w:t>
+      </w:r>
+      <w:proofErr w:type="gramStart"/>
+      <w:r>
+        <w:t>60Kg</w:t>
+      </w:r>
+      <w:proofErr w:type="gramEnd"/>
+      <w:r>
+        <w:t xml:space="preserve"> was für den Betrieb genug ist.</w:t>
+      </w:r>
+    </w:p>
+    <w:p>
+      <w:pPr>
+        <w:pStyle w:val="Text"/>
+      </w:pPr>
+    </w:p>
+    <w:p>
+      <w:pPr>
+        <w:pStyle w:val="Text"/>
+      </w:pPr>
+      <w:r>
+        <w:lastRenderedPageBreak/>
+        <w:t xml:space="preserve">Für die Summierung wurde sich klar für eine Software-Summierung entschieden, da es keinen großen Vorteil bietet einen </w:t>
+      </w:r>
+      <w:proofErr w:type="spellStart"/>
+      <w:r>
+        <w:t>Summierkörper</w:t>
+      </w:r>
+      <w:proofErr w:type="spellEnd"/>
+      <w:r>
+        <w:t xml:space="preserve"> zu verwenden. Ein solcher Körper würde nur den Preis steigern oder viel Zeit </w:t>
+      </w:r>
+      <w:proofErr w:type="gramStart"/>
+      <w:r>
+        <w:t>kosten</w:t>
+      </w:r>
+      <w:proofErr w:type="gramEnd"/>
+      <w:r>
+        <w:t xml:space="preserve"> um ihn genau zu kalibrieren. Bei der Software-Summierung muss für jede Zelle lediglich ein </w:t>
+      </w:r>
+      <w:proofErr w:type="spellStart"/>
+      <w:r>
+        <w:t>Kalibrationsfaktor</w:t>
+      </w:r>
+      <w:proofErr w:type="spellEnd"/>
+      <w:r>
+        <w:t xml:space="preserve"> ermittelt </w:t>
+      </w:r>
+      <w:proofErr w:type="gramStart"/>
+      <w:r>
+        <w:t>werden</w:t>
+      </w:r>
+      <w:proofErr w:type="gramEnd"/>
+      <w:r>
+        <w:t xml:space="preserve"> um die Zellen möglichst genau zu kalibrieren</w:t>
+      </w:r>
+    </w:p>
+    <w:p>
+      <w:pPr>
+        <w:pStyle w:val="Text"/>
+      </w:pPr>
     </w:p>
     <w:p>
       <w:pPr>
@@ -7549,15 +8920,22 @@
         <w:pStyle w:val="Text"/>
       </w:pPr>
       <w:r>
-        <w:lastRenderedPageBreak/>
-        <w:t>Der ADC operiert über das I2C Protokoll, hat aber nur eine fixe Adresse. Da pro Wiegezelle aber ein ADC benötigt wird und am Raspberry Pi Standardmäßig nur ein I2C Bus konfiguriert ist, muss ein I2C Multiplexer verwendet werden</w:t>
-      </w:r>
-    </w:p>
-    <w:p>
-      <w:pPr>
-        <w:pStyle w:val="Text"/>
-      </w:pPr>
-      <w:hyperlink r:id="rId83" w:history="1">
+        <w:t xml:space="preserve">Der ADC operiert über das I2C Protokoll, hat aber nur eine fixe Adresse. Da pro Wiegezelle aber ein ADC benötigt wird und am Raspberry Pi </w:t>
+      </w:r>
+      <w:proofErr w:type="gramStart"/>
+      <w:r>
+        <w:t>Standardmäßig</w:t>
+      </w:r>
+      <w:proofErr w:type="gramEnd"/>
+      <w:r>
+        <w:t xml:space="preserve"> nur ein I2C Bus konfiguriert ist, muss ein I2C Multiplexer verwendet werden</w:t>
+      </w:r>
+    </w:p>
+    <w:p>
+      <w:pPr>
+        <w:pStyle w:val="Text"/>
+      </w:pPr>
+      <w:hyperlink r:id="rId90" w:history="1">
         <w:r>
           <w:rPr>
             <w:rStyle w:val="Hyperlink"/>
@@ -7577,6 +8955,11 @@
     <w:p>
       <w:pPr>
         <w:pStyle w:val="Text"/>
+      </w:pPr>
+    </w:p>
+    <w:p>
+      <w:pPr>
+        <w:pStyle w:val="Text"/>
         <w:rPr>
           <w:b/>
           <w:bCs/>
@@ -7611,7 +8994,18 @@
         <w:t>einen RGB-Strip</w:t>
       </w:r>
       <w:r>
-        <w:t xml:space="preserve"> geplant. Für die Fotos ist zusätzlich noch pro Kamera ein Blitzlicht geplant. </w:t>
+        <w:t xml:space="preserve"> geplant. Für die Fotos ist zusätzlich noch pro </w:t>
+      </w:r>
+      <w:proofErr w:type="gramStart"/>
+      <w:r>
+        <w:t xml:space="preserve">Stereo </w:t>
+      </w:r>
+      <w:r>
+        <w:t>Kamera</w:t>
+      </w:r>
+      <w:proofErr w:type="gramEnd"/>
+      <w:r>
+        <w:t xml:space="preserve"> ein Blitzlicht geplant. </w:t>
       </w:r>
     </w:p>
     <w:p>
@@ -7924,9 +9318,11 @@
             <w:tcW w:w="1600" w:type="dxa"/>
           </w:tcPr>
           <w:p>
+            <w:proofErr w:type="spellStart"/>
             <w:r>
               <w:t>Wägezellen</w:t>
             </w:r>
+            <w:proofErr w:type="spellEnd"/>
           </w:p>
         </w:tc>
         <w:tc>
@@ -8324,9 +9720,11 @@
             <w:tcW w:w="1500" w:type="dxa"/>
           </w:tcPr>
           <w:p>
+            <w:proofErr w:type="spellStart"/>
             <w:r>
               <w:t>Digikey</w:t>
             </w:r>
+            <w:proofErr w:type="spellEnd"/>
           </w:p>
         </w:tc>
         <w:tc>
@@ -8389,9 +9787,11 @@
             <w:tcW w:w="1500" w:type="dxa"/>
           </w:tcPr>
           <w:p>
+            <w:proofErr w:type="spellStart"/>
             <w:r>
               <w:t>Digikey</w:t>
             </w:r>
+            <w:proofErr w:type="spellEnd"/>
           </w:p>
         </w:tc>
         <w:tc>
@@ -8454,9 +9854,11 @@
             <w:tcW w:w="1500" w:type="dxa"/>
           </w:tcPr>
           <w:p>
+            <w:proofErr w:type="spellStart"/>
             <w:r>
               <w:t>Digikey</w:t>
             </w:r>
+            <w:proofErr w:type="spellEnd"/>
           </w:p>
         </w:tc>
         <w:tc>
@@ -8527,6 +9929,7 @@
           <w:u w:val="single"/>
         </w:rPr>
       </w:pPr>
+      <w:proofErr w:type="spellStart"/>
       <w:r>
         <w:rPr>
           <w:b/>
@@ -8535,6 +9938,7 @@
         </w:rPr>
         <w:t>Schematik</w:t>
       </w:r>
+      <w:proofErr w:type="spellEnd"/>
     </w:p>
     <w:p>
       <w:pPr>
@@ -8556,7 +9960,23 @@
         <w:t>des Raspberry Pis</w:t>
       </w:r>
       <w:r>
-        <w:t xml:space="preserve"> bzw. des Gesamten Geräts mittels Taster. Diese Entwürfe beruhten auf den verbauten WakeUp Pins des Pi’s. schaltet man diese</w:t>
+        <w:t xml:space="preserve"> bzw. des Gesamten Geräts mittels Taster. Diese Entwürfe beruhten auf den verbauten </w:t>
+      </w:r>
+      <w:proofErr w:type="spellStart"/>
+      <w:r>
+        <w:t>WakeUp</w:t>
+      </w:r>
+      <w:proofErr w:type="spellEnd"/>
+      <w:r>
+        <w:t xml:space="preserve"> Pins des </w:t>
+      </w:r>
+      <w:proofErr w:type="spellStart"/>
+      <w:r>
+        <w:t>Pi’s</w:t>
+      </w:r>
+      <w:proofErr w:type="spellEnd"/>
+      <w:r>
+        <w:t>. schaltet man diese</w:t>
       </w:r>
       <w:r>
         <w:t>,</w:t>
@@ -8602,7 +10022,15 @@
         <w:pStyle w:val="Text"/>
       </w:pPr>
       <w:r>
-        <w:t>Insgesamt wurden zwei Schematics erstellt, eine als gesamten Stromlaufplan mit allen elektrischen Anschlüssen des gesamten Projekts.</w:t>
+        <w:t xml:space="preserve">Insgesamt wurden zwei </w:t>
+      </w:r>
+      <w:proofErr w:type="spellStart"/>
+      <w:r>
+        <w:t>Schematics</w:t>
+      </w:r>
+      <w:proofErr w:type="spellEnd"/>
+      <w:r>
+        <w:t xml:space="preserve"> erstellt, eine als gesamten Stromlaufplan mit allen elektrischen Anschlüssen des gesamten Projekts.</w:t>
       </w:r>
       <w:r>
         <w:t xml:space="preserve"> Diese Datei dient als Basis für die gesamte Verkabelung und soll auch dazu beitragen, dass das Gerät bei einem Hardware-Defekt sehr schnell repariert werden kann. </w:t>
@@ -8618,7 +10046,15 @@
         <w:pStyle w:val="Text"/>
       </w:pPr>
       <w:r>
-        <w:t>Und eine Schematik, welche alle Verbindungen und Bauteile der PCB beinhaltet.</w:t>
+        <w:t xml:space="preserve">Und eine </w:t>
+      </w:r>
+      <w:proofErr w:type="spellStart"/>
+      <w:r>
+        <w:t>Schematik</w:t>
+      </w:r>
+      <w:proofErr w:type="spellEnd"/>
+      <w:r>
+        <w:t>, welche alle Verbindungen und Bauteile der PCB beinhaltet.</w:t>
       </w:r>
     </w:p>
     <w:p>
@@ -8649,10 +10085,58 @@
         <w:pStyle w:val="Text"/>
       </w:pPr>
       <w:r>
-        <w:t>Für den gesamten Stromlaufplan wurde eine Schematik Library für Altium erstellt. Altium hat hierbei einen guten Library Manager mit welchem einfach Komponenten erstellt werden können.</w:t>
-      </w:r>
-      <w:r>
-        <w:t xml:space="preserve"> Auf Seiten wie SnapEDA oder UltraLibrarian gibt es zwar eine riesige Auswahl an Bauteilen unter welchen warscheinlich auch die benötigten Bauteile enthalten sind. Aus eigener Erfahrung kann es aber sehr Zeitaufwendig sein </w:t>
+        <w:t xml:space="preserve">Für den gesamten Stromlaufplan wurde eine </w:t>
+      </w:r>
+      <w:proofErr w:type="spellStart"/>
+      <w:r>
+        <w:t>Schematik</w:t>
+      </w:r>
+      <w:proofErr w:type="spellEnd"/>
+      <w:r>
+        <w:t xml:space="preserve"> Library für Altium erstellt. Altium hat hierbei einen guten Library Manager </w:t>
+      </w:r>
+      <w:proofErr w:type="gramStart"/>
+      <w:r>
+        <w:t>mit welchem einfach Komponenten</w:t>
+      </w:r>
+      <w:proofErr w:type="gramEnd"/>
+      <w:r>
+        <w:t xml:space="preserve"> erstellt werden können.</w:t>
+      </w:r>
+      <w:r>
+        <w:t xml:space="preserve"> Auf Seiten wie </w:t>
+      </w:r>
+      <w:proofErr w:type="spellStart"/>
+      <w:r>
+        <w:t>SnapEDA</w:t>
+      </w:r>
+      <w:proofErr w:type="spellEnd"/>
+      <w:r>
+        <w:t xml:space="preserve"> oder </w:t>
+      </w:r>
+      <w:proofErr w:type="spellStart"/>
+      <w:r>
+        <w:t>UltraLibrarian</w:t>
+      </w:r>
+      <w:proofErr w:type="spellEnd"/>
+      <w:r>
+        <w:t xml:space="preserve"> gibt es zwar eine riesige Auswahl an Bauteilen unter welchen </w:t>
+      </w:r>
+      <w:proofErr w:type="spellStart"/>
+      <w:r>
+        <w:t>warscheinlich</w:t>
+      </w:r>
+      <w:proofErr w:type="spellEnd"/>
+      <w:r>
+        <w:t xml:space="preserve"> auch die benötigten Bauteile enthalten sind. Aus eigener Erfahrung kann es aber sehr </w:t>
+      </w:r>
+      <w:proofErr w:type="gramStart"/>
+      <w:r>
+        <w:t>Zeitaufwendig</w:t>
+      </w:r>
+      <w:proofErr w:type="gramEnd"/>
+      <w:r>
+        <w:t xml:space="preserve"> sein </w:t>
       </w:r>
       <w:r>
         <w:lastRenderedPageBreak/>
@@ -8714,7 +10198,7 @@
                     <pic:cNvPicPr/>
                   </pic:nvPicPr>
                   <pic:blipFill>
-                    <a:blip r:embed="rId84"/>
+                    <a:blip r:embed="rId91"/>
                     <a:stretch>
                       <a:fillRect/>
                     </a:stretch>
@@ -8765,11 +10249,11 @@
                     <pic:cNvPicPr/>
                   </pic:nvPicPr>
                   <pic:blipFill>
-                    <a:blip r:embed="rId85">
+                    <a:blip r:embed="rId92">
                       <a:extLst>
                         <a:ext uri="{BEBA8EAE-BF5A-486C-A8C5-ECC9F3942E4B}">
                           <a14:imgProps xmlns:a14="http://schemas.microsoft.com/office/drawing/2010/main">
-                            <a14:imgLayer r:embed="rId86">
+                            <a14:imgLayer r:embed="rId93">
                               <a14:imgEffect>
                                 <a14:colorTemperature colorTemp="5900"/>
                               </a14:imgEffect>
@@ -8801,7 +10285,15 @@
     <w:p/>
     <w:p>
       <w:r>
-        <w:t>Der LOLIN D1 MINI, der I2C MUX und die ADCs können mit Buchsenleisten direkt auf der Platine verbaut werden</w:t>
+        <w:t xml:space="preserve">Der LOLIN D1 MINI, der I2C MUX und die ADCs können mit </w:t>
+      </w:r>
+      <w:proofErr w:type="spellStart"/>
+      <w:r>
+        <w:t>Buchsenleisten</w:t>
+      </w:r>
+      <w:proofErr w:type="spellEnd"/>
+      <w:r>
+        <w:t xml:space="preserve"> direkt auf der Platine verbaut werden</w:t>
       </w:r>
       <w:r>
         <w:t>.</w:t>
@@ -8852,7 +10344,7 @@
                     </pic:cNvPicPr>
                   </pic:nvPicPr>
                   <pic:blipFill>
-                    <a:blip r:embed="rId87">
+                    <a:blip r:embed="rId94">
                       <a:extLst>
                         <a:ext uri="{28A0092B-C50C-407E-A947-70E740481C1C}">
                           <a14:useLocalDpi xmlns:a14="http://schemas.microsoft.com/office/drawing/2010/main" val="0"/>
@@ -8905,7 +10397,7 @@
                     </pic:cNvPicPr>
                   </pic:nvPicPr>
                   <pic:blipFill>
-                    <a:blip r:embed="rId88" cstate="print">
+                    <a:blip r:embed="rId95" cstate="print">
                       <a:extLst>
                         <a:ext uri="{28A0092B-C50C-407E-A947-70E740481C1C}">
                           <a14:useLocalDpi xmlns:a14="http://schemas.microsoft.com/office/drawing/2010/main" val="0"/>
@@ -8978,7 +10470,11 @@
         <w:t>verbaut,</w:t>
       </w:r>
       <w:r>
-        <w:t xml:space="preserve"> um mögliche andere Geräte zu versorgen. Außerdem wurde ein G</w:t>
+        <w:t xml:space="preserve"> um mögliche andere Geräte zu versorgen. Außerdem wurde ein </w:t>
+      </w:r>
+      <w:proofErr w:type="gramStart"/>
+      <w:r>
+        <w:t>G</w:t>
       </w:r>
       <w:r>
         <w:t>PIO</w:t>
@@ -8990,7 +10486,11 @@
         <w:t>P</w:t>
       </w:r>
       <w:r>
-        <w:t xml:space="preserve">in so beschalten, dass an einen Header Anschluss ein Schalter angesteckt werden kann, welcher so </w:t>
+        <w:t>in</w:t>
+      </w:r>
+      <w:proofErr w:type="gramEnd"/>
+      <w:r>
+        <w:t xml:space="preserve"> so beschalten, dass an einen Header Anschluss ein Schalter angesteckt werden kann, welcher so </w:t>
       </w:r>
       <w:r>
         <w:t>programmiert</w:t>
@@ -9047,7 +10547,7 @@
                     </pic:cNvPicPr>
                   </pic:nvPicPr>
                   <pic:blipFill>
-                    <a:blip r:embed="rId89">
+                    <a:blip r:embed="rId96">
                       <a:biLevel thresh="25000"/>
                       <a:extLst>
                         <a:ext uri="{28A0092B-C50C-407E-A947-70E740481C1C}">
@@ -9173,7 +10673,15 @@
         <w:t>USB-Hub</w:t>
       </w:r>
       <w:r>
-        <w:t xml:space="preserve"> ein eigenes Gehäuse entwickelt werden. Da es sich um verhältnismäßig kleine Bauteile handelt, werden diese Gehäuseteile 3D gedruckt.</w:t>
+        <w:t xml:space="preserve"> ein eigenes Gehäuse entwickelt werden. Da es sich </w:t>
+      </w:r>
+      <w:proofErr w:type="gramStart"/>
+      <w:r>
+        <w:t>um verhältnismäßig</w:t>
+      </w:r>
+      <w:proofErr w:type="gramEnd"/>
+      <w:r>
+        <w:t xml:space="preserve"> kleine Bauteile handelt, werden diese Gehäuseteile 3D gedruckt.</w:t>
       </w:r>
     </w:p>
     <w:p>
@@ -9207,23 +10715,47 @@
         <w:pStyle w:val="Text"/>
       </w:pPr>
       <w:r>
-        <w:t>Bei den Kameras wird ein Gehäuse entwickelt welches die benötigten Ausschnitte für die Verkabelung hat und zusätzlich einen Ring</w:t>
-      </w:r>
-      <w:r>
-        <w:t xml:space="preserve"> vorne drauf enthält auf dem später der RGB Ring für das Blitzlicht montiert wird.</w:t>
-      </w:r>
-    </w:p>
-    <w:p>
-      <w:pPr>
-        <w:pStyle w:val="Text"/>
-      </w:pPr>
-    </w:p>
-    <w:p>
-      <w:pPr>
-        <w:pStyle w:val="Text"/>
-      </w:pPr>
-      <w:r>
-        <w:t xml:space="preserve">Gedruckt werden die Bauteile in einem persönlichen SLA-Resin-Drucker. </w:t>
+        <w:t xml:space="preserve">Bei den Kameras wird ein Gehäuse </w:t>
+      </w:r>
+      <w:proofErr w:type="gramStart"/>
+      <w:r>
+        <w:t>entwickelt</w:t>
+      </w:r>
+      <w:proofErr w:type="gramEnd"/>
+      <w:r>
+        <w:t xml:space="preserve"> welches die benötigten Ausschnitte für die Verkabelung hat und zusätzlich einen Ring</w:t>
+      </w:r>
+      <w:r>
+        <w:t xml:space="preserve"> vorne drauf enthält auf dem später der </w:t>
+      </w:r>
+      <w:proofErr w:type="gramStart"/>
+      <w:r>
+        <w:t>RGB Ring</w:t>
+      </w:r>
+      <w:proofErr w:type="gramEnd"/>
+      <w:r>
+        <w:t xml:space="preserve"> für das Blitzlicht montiert wird.</w:t>
+      </w:r>
+    </w:p>
+    <w:p>
+      <w:pPr>
+        <w:pStyle w:val="Text"/>
+      </w:pPr>
+    </w:p>
+    <w:p>
+      <w:pPr>
+        <w:pStyle w:val="Text"/>
+      </w:pPr>
+      <w:r>
+        <w:t>Gedruckt werden die Bauteile in einem persönlichen SLA-</w:t>
+      </w:r>
+      <w:proofErr w:type="spellStart"/>
+      <w:r>
+        <w:t>Resin</w:t>
+      </w:r>
+      <w:proofErr w:type="spellEnd"/>
+      <w:r>
+        <w:t xml:space="preserve">-Drucker. </w:t>
       </w:r>
     </w:p>
     <w:p>
@@ -9329,15 +10861,47 @@
         <w:pStyle w:val="Text"/>
       </w:pPr>
       <w:r>
-        <w:t>Das Grundgerüst der Box besteht aus Fichten-Vollholz. Hierbei gibt es zwei Rahmen. Den tragenden Rahmen unten, auf welchem die Wägezellen montiert werden und einen dünneren Rahmen, der die Stabilität der Box und der Wandplatten gewährleistet</w:t>
-      </w:r>
-    </w:p>
-    <w:p>
-      <w:pPr>
-        <w:pStyle w:val="Text"/>
-      </w:pPr>
-      <w:r>
-        <w:t>Im unteren Rahmen wurden Einfräsungen gemacht um dort die Wägezellen zu montieren und die dazugehörigen Kabel zu verstecken. Somit haben die Kabel eine geringere Wahrscheinlichkeit durch Umwelt Einflüsse beschädigt zu werden.</w:t>
+        <w:t xml:space="preserve">Das Grundgerüst der Box besteht aus Fichten-Vollholz. Hierbei gibt es zwei Rahmen. Den tragenden Rahmen unten, auf welchem die </w:t>
+      </w:r>
+      <w:proofErr w:type="spellStart"/>
+      <w:r>
+        <w:t>Wägezellen</w:t>
+      </w:r>
+      <w:proofErr w:type="spellEnd"/>
+      <w:r>
+        <w:t xml:space="preserve"> montiert werden und einen dünneren Rahmen, der die Stabilität der Box und der Wandplatten gewährleistet</w:t>
+      </w:r>
+    </w:p>
+    <w:p>
+      <w:pPr>
+        <w:pStyle w:val="Text"/>
+      </w:pPr>
+      <w:r>
+        <w:t xml:space="preserve">Im unteren Rahmen wurden </w:t>
+      </w:r>
+      <w:proofErr w:type="spellStart"/>
+      <w:r>
+        <w:t>Einfräsungen</w:t>
+      </w:r>
+      <w:proofErr w:type="spellEnd"/>
+      <w:r>
+        <w:t xml:space="preserve"> </w:t>
+      </w:r>
+      <w:proofErr w:type="gramStart"/>
+      <w:r>
+        <w:t>gemacht</w:t>
+      </w:r>
+      <w:proofErr w:type="gramEnd"/>
+      <w:r>
+        <w:t xml:space="preserve"> um dort die </w:t>
+      </w:r>
+      <w:proofErr w:type="spellStart"/>
+      <w:r>
+        <w:t>Wägezellen</w:t>
+      </w:r>
+      <w:proofErr w:type="spellEnd"/>
+      <w:r>
+        <w:t xml:space="preserve"> zu montieren und die dazugehörigen Kabel zu verstecken. Somit haben die Kabel eine geringere Wahrscheinlichkeit durch Umwelt Einflüsse beschädigt zu werden.</w:t>
       </w:r>
     </w:p>
     <w:p>
@@ -9404,7 +10968,39 @@
         <w:pStyle w:val="Text"/>
       </w:pPr>
       <w:r>
-        <w:t>Genutzt wurde hier der Service Tailscale, welcher eine intuitive und einfache Anwendung ermöglicht. In Tailscale wird anfangs ein Account erstellt. Der Service wird anschließend auf allen Geräten die sich im VPN-Netz befinden sollten installiert. Dort muss sich dann nur mehr mit dem zuvor erstellten Account eingeloggt werden und schon ist man mit dem Netzwerk verbunden.</w:t>
+        <w:t xml:space="preserve">Genutzt wurde hier der Service </w:t>
+      </w:r>
+      <w:proofErr w:type="spellStart"/>
+      <w:r>
+        <w:t>Tailscale</w:t>
+      </w:r>
+      <w:proofErr w:type="spellEnd"/>
+      <w:r>
+        <w:t xml:space="preserve">, welcher eine intuitive und einfache Anwendung ermöglicht. In </w:t>
+      </w:r>
+      <w:proofErr w:type="spellStart"/>
+      <w:r>
+        <w:t>Tailscale</w:t>
+      </w:r>
+      <w:proofErr w:type="spellEnd"/>
+      <w:r>
+        <w:t xml:space="preserve"> wird anfangs ein Account erstellt. Der Service wird anschließend auf allen </w:t>
+      </w:r>
+      <w:proofErr w:type="gramStart"/>
+      <w:r>
+        <w:t>Geräten</w:t>
+      </w:r>
+      <w:proofErr w:type="gramEnd"/>
+      <w:r>
+        <w:t xml:space="preserve"> die sich im VPN-Netz befinden </w:t>
+      </w:r>
+      <w:proofErr w:type="gramStart"/>
+      <w:r>
+        <w:t>sollten</w:t>
+      </w:r>
+      <w:proofErr w:type="gramEnd"/>
+      <w:r>
+        <w:t xml:space="preserve"> installiert. Dort muss sich dann nur mehr mit dem zuvor erstellten Account eingeloggt werden und schon ist man mit dem Netzwerk verbunden.</w:t>
       </w:r>
     </w:p>
     <w:p>
@@ -9418,7 +11014,15 @@
         <w:t>nämlich,</w:t>
       </w:r>
       <w:r>
-        <w:t xml:space="preserve"> um die Verbindung zu ermöglichen ans Internet geschlossen werden. Der Raspberry Pi macht aber oft nicht ganz das was er </w:t>
+        <w:t xml:space="preserve"> um die Verbindung zu ermöglichen ans Internet geschlossen werden. Der Raspberry Pi macht aber oft nicht ganz </w:t>
+      </w:r>
+      <w:proofErr w:type="gramStart"/>
+      <w:r>
+        <w:t>das</w:t>
+      </w:r>
+      <w:proofErr w:type="gramEnd"/>
+      <w:r>
+        <w:t xml:space="preserve"> was er </w:t>
       </w:r>
       <w:r>
         <w:t>tun soll,</w:t>
@@ -9432,7 +11036,15 @@
         <w:pStyle w:val="Text"/>
       </w:pPr>
       <w:r>
-        <w:t xml:space="preserve">Außerdem hat der Raspi keine RTC </w:t>
+        <w:t xml:space="preserve">Außerdem hat der </w:t>
+      </w:r>
+      <w:proofErr w:type="spellStart"/>
+      <w:r>
+        <w:t>Raspi</w:t>
+      </w:r>
+      <w:proofErr w:type="spellEnd"/>
+      <w:r>
+        <w:t xml:space="preserve"> keine RTC </w:t>
       </w:r>
     </w:p>
     <w:p>
@@ -9472,7 +11084,23 @@
         <w:rPr>
           <w:color w:val="0066FF"/>
         </w:rPr>
-        <w:t>(FV = Text) Diese Abschnitte sind individuell mit Ihren Betreuer:innen festzulegen.</w:t>
+        <w:t xml:space="preserve">(FV = Text) Diese Abschnitte sind individuell mit Ihren </w:t>
+      </w:r>
+      <w:proofErr w:type="spellStart"/>
+      <w:proofErr w:type="gramStart"/>
+      <w:r>
+        <w:rPr>
+          <w:color w:val="0066FF"/>
+        </w:rPr>
+        <w:t>Betreuer:innen</w:t>
+      </w:r>
+      <w:proofErr w:type="spellEnd"/>
+      <w:proofErr w:type="gramEnd"/>
+      <w:r>
+        <w:rPr>
+          <w:color w:val="0066FF"/>
+        </w:rPr>
+        <w:t xml:space="preserve"> festzulegen.</w:t>
       </w:r>
     </w:p>
     <w:p>
@@ -9519,7 +11147,21 @@
         <w:rPr>
           <w:color w:val="0066FF"/>
         </w:rPr>
-        <w:t>(FV = Text) Hier werden die wichtigsten Fakten der individuellen Aufgabe des Schülers / der Schülerin kurz zusammengefasst werden.</w:t>
+        <w:t xml:space="preserve">(FV = Text) </w:t>
+      </w:r>
+      <w:proofErr w:type="gramStart"/>
+      <w:r>
+        <w:rPr>
+          <w:color w:val="0066FF"/>
+        </w:rPr>
+        <w:t>Hier</w:t>
+      </w:r>
+      <w:proofErr w:type="gramEnd"/>
+      <w:r>
+        <w:rPr>
+          <w:color w:val="0066FF"/>
+        </w:rPr>
+        <w:t xml:space="preserve"> werden die wichtigsten Fakten der individuellen Aufgabe des Schülers / der Schülerin kurz zusammengefasst werden.</w:t>
       </w:r>
     </w:p>
     <w:p>
@@ -9586,7 +11228,21 @@
         <w:rPr>
           <w:color w:val="0066FF"/>
         </w:rPr>
-        <w:t>Nein: .welche Gründe waren verantwortlich für das Nichterreichen</w:t>
+        <w:t>Nein</w:t>
+      </w:r>
+      <w:proofErr w:type="gramStart"/>
+      <w:r>
+        <w:rPr>
+          <w:color w:val="0066FF"/>
+        </w:rPr>
+        <w:t>: .welche</w:t>
+      </w:r>
+      <w:proofErr w:type="gramEnd"/>
+      <w:r>
+        <w:rPr>
+          <w:color w:val="0066FF"/>
+        </w:rPr>
+        <w:t xml:space="preserve"> Gründe waren verantwortlich für das Nichterreichen</w:t>
       </w:r>
     </w:p>
     <w:p>
@@ -9628,10 +11284,10 @@
         </w:numPr>
         <w:outlineLvl w:val="9"/>
         <w:sectPr>
-          <w:headerReference w:type="default" r:id="rId90"/>
-          <w:footerReference w:type="default" r:id="rId91"/>
-          <w:headerReference w:type="first" r:id="rId92"/>
-          <w:footerReference w:type="first" r:id="rId93"/>
+          <w:headerReference w:type="default" r:id="rId97"/>
+          <w:footerReference w:type="default" r:id="rId98"/>
+          <w:headerReference w:type="first" r:id="rId99"/>
+          <w:footerReference w:type="first" r:id="rId100"/>
           <w:pgSz w:w="11906" w:h="16838"/>
           <w:pgMar w:top="1417" w:right="1440" w:bottom="1134" w:left="1440" w:header="708" w:footer="708" w:gutter="0"/>
           <w:cols w:space="720"/>
@@ -9648,7 +11304,15 @@
       <w:bookmarkStart w:id="42" w:name="_Toc200467205"/>
       <w:r>
         <w:lastRenderedPageBreak/>
-        <w:t xml:space="preserve">Dokumentation Schüler:in 2: </w:t>
+        <w:t xml:space="preserve">Dokumentation </w:t>
+      </w:r>
+      <w:proofErr w:type="spellStart"/>
+      <w:r>
+        <w:t>Schüler:in</w:t>
+      </w:r>
+      <w:proofErr w:type="spellEnd"/>
+      <w:r>
+        <w:t xml:space="preserve"> 2: </w:t>
       </w:r>
       <w:r>
         <w:rPr>
@@ -9680,20 +11344,34 @@
         <w:rPr>
           <w:color w:val="0066FF"/>
         </w:rPr>
-        <w:t xml:space="preserve">(FV = Text) Der Aufbau dieses Kapitels ist grudsätzlich gleich wie von Kapitel 2. </w:t>
-      </w:r>
-    </w:p>
-    <w:p>
-      <w:pPr>
-        <w:pStyle w:val="Text"/>
+        <w:t xml:space="preserve">(FV = Text) Der Aufbau dieses Kapitels ist </w:t>
+      </w:r>
+      <w:proofErr w:type="spellStart"/>
+      <w:r>
         <w:rPr>
           <w:color w:val="0066FF"/>
         </w:rPr>
-      </w:pPr>
+        <w:t>grudsätzlich</w:t>
+      </w:r>
+      <w:proofErr w:type="spellEnd"/>
       <w:r>
         <w:rPr>
           <w:color w:val="0066FF"/>
         </w:rPr>
+        <w:t xml:space="preserve"> gleich wie von Kapitel 2. </w:t>
+      </w:r>
+    </w:p>
+    <w:p>
+      <w:pPr>
+        <w:pStyle w:val="Text"/>
+        <w:rPr>
+          <w:color w:val="0066FF"/>
+        </w:rPr>
+      </w:pPr>
+      <w:r>
+        <w:rPr>
+          <w:color w:val="0066FF"/>
+        </w:rPr>
         <w:t>Anzahl und Inhalt der „individuellen Abschnitte“ können natürlich unterschiedlich sein.</w:t>
       </w:r>
     </w:p>
@@ -9813,10 +11491,10 @@
       <w:pPr>
         <w:pStyle w:val="Text"/>
         <w:sectPr>
-          <w:headerReference w:type="default" r:id="rId94"/>
-          <w:footerReference w:type="default" r:id="rId95"/>
-          <w:headerReference w:type="first" r:id="rId96"/>
-          <w:footerReference w:type="first" r:id="rId97"/>
+          <w:headerReference w:type="default" r:id="rId101"/>
+          <w:footerReference w:type="default" r:id="rId102"/>
+          <w:headerReference w:type="first" r:id="rId103"/>
+          <w:footerReference w:type="first" r:id="rId104"/>
           <w:pgSz w:w="11906" w:h="16838"/>
           <w:pgMar w:top="1417" w:right="1440" w:bottom="1134" w:left="1440" w:header="708" w:footer="708" w:gutter="0"/>
           <w:cols w:space="720"/>
@@ -10002,17 +11680,25 @@
         <w:rPr>
           <w:color w:val="0066FF"/>
         </w:rPr>
-        <w:t>Erweiterung der Funktionalität des vorliegendes Projekts</w:t>
-      </w:r>
+        <w:t xml:space="preserve">Erweiterung der Funktionalität </w:t>
+      </w:r>
+      <w:proofErr w:type="gramStart"/>
+      <w:r>
+        <w:rPr>
+          <w:color w:val="0066FF"/>
+        </w:rPr>
+        <w:t>des vorliegendes Projekts</w:t>
+      </w:r>
+      <w:proofErr w:type="gramEnd"/>
     </w:p>
     <w:p>
       <w:pPr>
         <w:pStyle w:val="Text"/>
         <w:sectPr>
-          <w:headerReference w:type="default" r:id="rId98"/>
-          <w:footerReference w:type="default" r:id="rId99"/>
-          <w:headerReference w:type="first" r:id="rId100"/>
-          <w:footerReference w:type="first" r:id="rId101"/>
+          <w:headerReference w:type="default" r:id="rId105"/>
+          <w:footerReference w:type="default" r:id="rId106"/>
+          <w:headerReference w:type="first" r:id="rId107"/>
+          <w:footerReference w:type="first" r:id="rId108"/>
           <w:pgSz w:w="11906" w:h="16838"/>
           <w:pgMar w:top="1417" w:right="1440" w:bottom="1134" w:left="1440" w:header="708" w:footer="708" w:gutter="0"/>
           <w:cols w:space="720"/>
@@ -10101,8 +11787,13 @@
             <w:pPr>
               <w:pStyle w:val="TextinTabelle"/>
             </w:pPr>
-            <w:r>
-              <w:t>Schüler:in 1</w:t>
+            <w:proofErr w:type="spellStart"/>
+            <w:r>
+              <w:t>Schüler:in</w:t>
+            </w:r>
+            <w:proofErr w:type="spellEnd"/>
+            <w:r>
+              <w:t xml:space="preserve"> 1</w:t>
             </w:r>
           </w:p>
         </w:tc>
@@ -10158,10 +11849,10 @@
       <w:pPr>
         <w:pStyle w:val="Text"/>
         <w:sectPr>
-          <w:headerReference w:type="default" r:id="rId102"/>
-          <w:footerReference w:type="default" r:id="rId103"/>
-          <w:headerReference w:type="first" r:id="rId104"/>
-          <w:footerReference w:type="first" r:id="rId105"/>
+          <w:headerReference w:type="default" r:id="rId109"/>
+          <w:footerReference w:type="default" r:id="rId110"/>
+          <w:headerReference w:type="first" r:id="rId111"/>
+          <w:footerReference w:type="first" r:id="rId112"/>
           <w:pgSz w:w="11906" w:h="16838"/>
           <w:pgMar w:top="1417" w:right="1440" w:bottom="1134" w:left="1440" w:header="708" w:footer="708" w:gutter="0"/>
           <w:cols w:space="720"/>
@@ -10174,10 +11865,10 @@
       <w:pPr>
         <w:pStyle w:val="Heading1"/>
         <w:sectPr>
-          <w:headerReference w:type="default" r:id="rId106"/>
-          <w:footerReference w:type="default" r:id="rId107"/>
-          <w:headerReference w:type="first" r:id="rId108"/>
-          <w:footerReference w:type="first" r:id="rId109"/>
+          <w:headerReference w:type="default" r:id="rId113"/>
+          <w:footerReference w:type="default" r:id="rId114"/>
+          <w:headerReference w:type="first" r:id="rId115"/>
+          <w:footerReference w:type="first" r:id="rId116"/>
           <w:pgSz w:w="11906" w:h="16838"/>
           <w:pgMar w:top="1417" w:right="1440" w:bottom="1134" w:left="1440" w:header="708" w:footer="708" w:gutter="0"/>
           <w:cols w:space="720"/>
@@ -10266,7 +11957,21 @@
         <w:rPr>
           <w:color w:val="0066FF"/>
         </w:rPr>
-        <w:t>Wird mithilfe von Zotero erstellt…</w:t>
+        <w:t xml:space="preserve">Wird mithilfe von </w:t>
+      </w:r>
+      <w:proofErr w:type="spellStart"/>
+      <w:r>
+        <w:rPr>
+          <w:color w:val="0066FF"/>
+        </w:rPr>
+        <w:t>Zotero</w:t>
+      </w:r>
+      <w:proofErr w:type="spellEnd"/>
+      <w:r>
+        <w:rPr>
+          <w:color w:val="0066FF"/>
+        </w:rPr>
+        <w:t xml:space="preserve"> erstellt…</w:t>
       </w:r>
     </w:p>
     <w:p>
@@ -10304,7 +12009,21 @@
         <w:rPr>
           <w:color w:val="0066FF"/>
         </w:rPr>
-        <w:t>(FV Text)</w:t>
+        <w:t>(</w:t>
+      </w:r>
+      <w:proofErr w:type="gramStart"/>
+      <w:r>
+        <w:rPr>
+          <w:color w:val="0066FF"/>
+        </w:rPr>
+        <w:t>FV Text</w:t>
+      </w:r>
+      <w:proofErr w:type="gramEnd"/>
+      <w:r>
+        <w:rPr>
+          <w:color w:val="0066FF"/>
+        </w:rPr>
+        <w:t>)</w:t>
       </w:r>
       <w:bookmarkStart w:id="81" w:name="_Toc211138172"/>
       <w:bookmarkStart w:id="82" w:name="_Toc211137928"/>
@@ -10342,7 +12061,21 @@
         <w:rPr>
           <w:color w:val="0066FF"/>
         </w:rPr>
-        <w:t>(FV Text) Optionaler Abschnitt. Nur verwenden, wenn mehr als 10 verschiedene Tabellen im gesamten Dokument vorkommen.</w:t>
+        <w:t>(</w:t>
+      </w:r>
+      <w:proofErr w:type="gramStart"/>
+      <w:r>
+        <w:rPr>
+          <w:color w:val="0066FF"/>
+        </w:rPr>
+        <w:t>FV Text</w:t>
+      </w:r>
+      <w:proofErr w:type="gramEnd"/>
+      <w:r>
+        <w:rPr>
+          <w:color w:val="0066FF"/>
+        </w:rPr>
+        <w:t>) Optionaler Abschnitt. Nur verwenden, wenn mehr als 10 verschiedene Tabellen im gesamten Dokument vorkommen.</w:t>
       </w:r>
     </w:p>
     <w:p>
@@ -10382,19 +12115,33 @@
         <w:rPr>
           <w:color w:val="0066FF"/>
         </w:rPr>
-        <w:t>(FV Text) Optionaler Abschnitt. Nur verwenden, wenn mehr als 10 verschiedene Bilder im gesamten Dokument vorkommen.</w:t>
-      </w:r>
-    </w:p>
-    <w:p>
-      <w:pPr>
+        <w:t>(</w:t>
+      </w:r>
+      <w:proofErr w:type="gramStart"/>
+      <w:r>
         <w:rPr>
           <w:color w:val="0066FF"/>
         </w:rPr>
+        <w:t>FV Text</w:t>
+      </w:r>
+      <w:proofErr w:type="gramEnd"/>
+      <w:r>
+        <w:rPr>
+          <w:color w:val="0066FF"/>
+        </w:rPr>
+        <w:t>) Optionaler Abschnitt. Nur verwenden, wenn mehr als 10 verschiedene Bilder im gesamten Dokument vorkommen.</w:t>
+      </w:r>
+    </w:p>
+    <w:p>
+      <w:pPr>
+        <w:rPr>
+          <w:color w:val="0066FF"/>
+        </w:rPr>
         <w:sectPr>
-          <w:headerReference w:type="default" r:id="rId110"/>
-          <w:footerReference w:type="default" r:id="rId111"/>
-          <w:headerReference w:type="first" r:id="rId112"/>
-          <w:footerReference w:type="first" r:id="rId113"/>
+          <w:headerReference w:type="default" r:id="rId117"/>
+          <w:footerReference w:type="default" r:id="rId118"/>
+          <w:headerReference w:type="first" r:id="rId119"/>
+          <w:footerReference w:type="first" r:id="rId120"/>
           <w:pgSz w:w="11906" w:h="16838"/>
           <w:pgMar w:top="1417" w:right="1440" w:bottom="1134" w:left="1440" w:header="708" w:footer="708" w:gutter="0"/>
           <w:cols w:space="720"/>
@@ -10434,16 +12181,30 @@
         <w:rPr>
           <w:color w:val="0066FF"/>
         </w:rPr>
-        <w:t>(FV Text) Optionales Kapitel. Hier werden Datenblätter, große Zeichnungen, Skizzen, Bilder, etc. eingefügt, die im Fließtext der vorigen Kapitel nicht eingefügt werden, da sie dort die Übersichtlichkeit bzw. Struktur dieser Kapitel verschlechtern würden.</w:t>
+        <w:t>(</w:t>
+      </w:r>
+      <w:proofErr w:type="gramStart"/>
+      <w:r>
+        <w:rPr>
+          <w:color w:val="0066FF"/>
+        </w:rPr>
+        <w:t>FV Text</w:t>
+      </w:r>
+      <w:proofErr w:type="gramEnd"/>
+      <w:r>
+        <w:rPr>
+          <w:color w:val="0066FF"/>
+        </w:rPr>
+        <w:t>) Optionales Kapitel. Hier werden Datenblätter, große Zeichnungen, Skizzen, Bilder, etc. eingefügt, die im Fließtext der vorigen Kapitel nicht eingefügt werden, da sie dort die Übersichtlichkeit bzw. Struktur dieser Kapitel verschlechtern würden.</w:t>
       </w:r>
       <w:bookmarkEnd w:id="103"/>
       <w:bookmarkEnd w:id="104"/>
     </w:p>
     <w:sectPr>
-      <w:headerReference w:type="default" r:id="rId114"/>
-      <w:footerReference w:type="default" r:id="rId115"/>
-      <w:headerReference w:type="first" r:id="rId116"/>
-      <w:footerReference w:type="first" r:id="rId117"/>
+      <w:headerReference w:type="default" r:id="rId121"/>
+      <w:footerReference w:type="default" r:id="rId122"/>
+      <w:headerReference w:type="first" r:id="rId123"/>
+      <w:footerReference w:type="first" r:id="rId124"/>
       <w:pgSz w:w="11906" w:h="16838"/>
       <w:pgMar w:top="1417" w:right="1440" w:bottom="1134" w:left="1440" w:header="708" w:footer="708" w:gutter="0"/>
       <w:cols w:space="720"/>
@@ -11319,7 +13080,15 @@
       <w:fldChar w:fldCharType="separate"/>
     </w:r>
     <w:r>
-      <w:t>Dokumentation Schüler:in 2: (FV = Überschrift1)</w:t>
+      <w:t xml:space="preserve">Dokumentation </w:t>
+    </w:r>
+    <w:proofErr w:type="spellStart"/>
+    <w:r>
+      <w:t>Schüler:in</w:t>
+    </w:r>
+    <w:proofErr w:type="spellEnd"/>
+    <w:r>
+      <w:t xml:space="preserve"> 2: (FV = Überschrift1)</w:t>
     </w:r>
     <w:r>
       <w:fldChar w:fldCharType="end"/>
@@ -14918,6 +16687,7 @@
   <w:style w:type="character" w:default="1" w:styleId="DefaultParagraphFont">
     <w:name w:val="Default Paragraph Font"/>
     <w:uiPriority w:val="1"/>
+    <w:semiHidden/>
     <w:unhideWhenUsed/>
   </w:style>
   <w:style w:type="table" w:default="1" w:styleId="TableNormal">
@@ -16728,6 +18498,40 @@
 </file>
 
 <file path=customXml/item1.xml><?xml version="1.0" encoding="utf-8"?>
+<inkml:ink xmlns:inkml="http://www.w3.org/2003/InkML">
+  <inkml:definitions>
+    <inkml:context xml:id="ctx0">
+      <inkml:inkSource xml:id="inkSrc0">
+        <inkml:traceFormat>
+          <inkml:channel name="X" type="integer" min="-2.14748E9" max="2.14748E9" units="cm"/>
+          <inkml:channel name="Y" type="integer" min="-2.14748E9" max="2.14748E9" units="cm"/>
+          <inkml:channel name="F" type="integer" max="32767" units="dev"/>
+          <inkml:channel name="OA" type="integer" max="360" units="deg"/>
+          <inkml:channel name="OE" type="integer" max="90" units="deg"/>
+        </inkml:traceFormat>
+        <inkml:channelProperties>
+          <inkml:channelProperty channel="X" name="resolution" value="1000" units="1/cm"/>
+          <inkml:channelProperty channel="Y" name="resolution" value="1000" units="1/cm"/>
+          <inkml:channelProperty channel="F" name="resolution" value="0" units="1/dev"/>
+          <inkml:channelProperty channel="OA" name="resolution" value="1000" units="1/deg"/>
+          <inkml:channelProperty channel="OE" name="resolution" value="1000" units="1/deg"/>
+        </inkml:channelProperties>
+      </inkml:inkSource>
+      <inkml:timestamp xml:id="ts0" timeString="2025-06-10T16:09:06.362"/>
+    </inkml:context>
+    <inkml:brush xml:id="br0">
+      <inkml:brushProperty name="width" value="0.05" units="cm"/>
+      <inkml:brushProperty name="height" value="0.05" units="cm"/>
+      <inkml:brushProperty name="color" value="#E71224"/>
+    </inkml:brush>
+  </inkml:definitions>
+  <inkml:trace contextRef="#ctx0" brushRef="#br0">3153 356 7202 0 0,'-44'-7'350'0'0,"0"-2"0"0"0,1-2 0 0 0,0-2 0 0 0,-57-25 1 0 0,-168-76 1481 0 0,190 86-1679 0 0,-122-28 1 0 0,156 47-169 0 0,-67-16 302 0 0,-1 5 0 0 0,-122-5-1 0 0,88 25-117 0 0,1 6-1 0 0,-1 6 0 0 0,-208 45 1 0 0,298-44-170 0 0,0 3 1 0 0,1 1 0 0 0,1 4 0 0 0,0 1 0 0 0,-95 56-1 0 0,75-31-102 0 0,-120 97-1 0 0,165-119 91 0 0,2 1 0 0 0,1 2 0 0 0,1 0 0 0 0,2 2 1 0 0,1 0-1 0 0,-32 58 0 0 0,30-39-7 0 0,1 2 0 0 0,3 0 1 0 0,2 1-1 0 0,3 1 0 0 0,-17 102 0 0 0,25-76 38 0 0,3-1 0 0 0,4 1 0 0 0,4-1 0 0 0,20 120 0 0 0,-13-124-5 0 0,-3-11 48 0 0,4-1 0 0 0,23 76-1 0 0,-28-119-47 0 0,0-1 0 0 0,1 0 0 0 0,0 0 0 0 0,2-1 0 0 0,0 0 0 0 0,1-1 0 0 0,0 0 0 0 0,2-1 0 0 0,-1 0 0 0 0,2-1-1 0 0,25 20 1 0 0,-15-17 28 0 0,0-1 0 0 0,1-2-1 0 0,1 0 1 0 0,0-2 0 0 0,1-1-1 0 0,0-1 1 0 0,0-1 0 0 0,1-2-1 0 0,1 0 1 0 0,-1-2-1 0 0,1-1 1 0 0,31-1 0 0 0,36-3 35 0 0,1-4 1 0 0,122-22 0 0 0,-40 5 38 0 0,-35 9-33 0 0,182-24 276 0 0,51-43 591 0 0,-309 60-804 0 0,-1-3-1 0 0,0-3 1 0 0,89-47 0 0 0,59-55 5 0 0,-176 101-72 0 0,-1-3 0 0 0,-1-1 1 0 0,41-43-1 0 0,-52 43-35 0 0,-2 0 1 0 0,-1-2-1 0 0,-1-1 0 0 0,23-47 1 0 0,-19 26 62 0 0,-3-2 1 0 0,19-65-1 0 0,-30 75 16 0 0,-2 1 0 0 0,5-70 0 0 0,-4-95-93 0 0,-11 199-21 0 0,1-9 55 0 0,-1 1 0 0 0,-1-1 0 0 0,-1 1 0 0 0,0-1 0 0 0,-1 1 0 0 0,-2 0 0 0 0,0 0 0 0 0,-1 0 0 0 0,0 1 0 0 0,-2-1 0 0 0,-12-21 0 0 0,-32-62 287 0 0,32 60-30 0 0,-28-42 0 0 0,39 70-276 0 0,0 2 1 0 0,-1-1-1 0 0,0 1 1 0 0,-1 1-1 0 0,-1 0 1 0 0,0 0-1 0 0,-14-9 1 0 0,-10-3-215 0 0,0 3 0 0 0,-1 0-1 0 0,-1 3 1 0 0,0 1 0 0 0,-1 2 0 0 0,-1 1 0 0 0,-1 2 0 0 0,1 2 0 0 0,-1 2 0 0 0,-1 2 0 0 0,1 1 0 0 0,-76 4 0 0 0,88 3-696 0 0,0 2-1 0 0,0 1 1 0 0,0 2 0 0 0,-39 15 0 0 0,23-4 15 0 0</inkml:trace>
+  <inkml:trace contextRef="#ctx0" brushRef="#br0" timeOffset="2304.57">3473 308 408 0 0,'25'-34'-131'0'0,"-12"9"9868"0"0,-14 35-9206 0 0,-2 1-494 0 0,2 1 1 0 0,-1-1 0 0 0,1 0-1 0 0,1 1 1 0 0,0-1-1 0 0,3 17 1 0 0,16 78-22 0 0,-1-5-4 0 0,-6 136 38 0 0,0-15 29 0 0,-4-164-14 0 0,-4-36 88 0 0,2 43 1333 0 0,-8-70-1392 0 0,0 1 0 0 0,0-1 0 0 0,0 0 0 0 0,0 0 0 0 0,1 0 0 0 0,-2-8 0 0 0,2 11-63 0 0,-50-289 287 0 0,50 262-342 0 0,1 0 0 0 0,1 0-1 0 0,2 1 1 0 0,1-1-1 0 0,10-38 1 0 0,6-41-152 0 0,-20 107 169 0 0,0 1 1 0 0,0 0-1 0 0,0-1 1 0 0,0 1-1 0 0,0 0 1 0 0,0-1 0 0 0,0 1-1 0 0,0 0 1 0 0,0-1-1 0 0,0 1 1 0 0,0-1 0 0 0,0 1-1 0 0,0 0 1 0 0,0-1-1 0 0,0 1 1 0 0,0 0-1 0 0,-1-1 1 0 0,1 1 0 0 0,0 0-1 0 0,0-1 1 0 0,0 1-1 0 0,-1 0 1 0 0,1 0 0 0 0,0-1-1 0 0,0 1 1 0 0,-1 0-1 0 0,1 0 1 0 0,0-1-1 0 0,0 1 1 0 0,-1 0 0 0 0,1 0-1 0 0,0 0 1 0 0,-1-1-1 0 0,1 1 1 0 0,0 0 0 0 0,-1 0-1 0 0,1 0 1 0 0,-1 0-1 0 0,1 0 1 0 0,0 0-1 0 0,-1 0 1 0 0,1 0 0 0 0,0 0-1 0 0,-1 0 1 0 0,1 0-1 0 0,-1 0 1 0 0,1 0 0 0 0,0 0-1 0 0,-1 0 1 0 0,1 0-1 0 0,0 0 1 0 0,-1 0-1 0 0,1 1 1 0 0,0-1 0 0 0,-1 0-1 0 0,1 0 1 0 0,0 0-1 0 0,-1 1 1 0 0,1-1 0 0 0,0 0-1 0 0,-1 1 1 0 0,-1 0 2 0 0,-1 1 0 0 0,1-1 1 0 0,-1 1-1 0 0,1-1 0 0 0,0 1 1 0 0,0 0-1 0 0,0 0 0 0 0,-3 3 1 0 0,-4 11-2 0 0,0 1 0 0 0,1 0 0 0 0,1 1 0 0 0,0-1 0 0 0,1 1 0 0 0,1 1 0 0 0,1-1 0 0 0,-2 21 1 0 0,0 19-138 0 0,2 75 1 0 0,4-118-445 0 0,1 1 0 0 0,0-1 0 0 0,2 1 0 0 0,-1-1 0 0 0,2 0 0 0 0,0 0 0 0 0,1-1 0 0 0,0 1 0 0 0,9 14 0 0 0,-8-17-549 0 0</inkml:trace>
+  <inkml:trace contextRef="#ctx0" brushRef="#br0" timeOffset="2956.45">3554 1583 3409 0 0,'0'0'4221'0'0,"-1"0"-4145"0"0,0 0 0 0 0,1 1 0 0 0,-1-1 1 0 0,0 0-1 0 0,1 0 0 0 0,-1 0 0 0 0,0 1 1 0 0,0-1-1 0 0,1 0 0 0 0,-1 1 0 0 0,0-1 1 0 0,1 0-1 0 0,-1 1 0 0 0,1-1 0 0 0,-1 1 1 0 0,1-1-1 0 0,-1 1 0 0 0,1-1 0 0 0,-1 1 1 0 0,1-1-1 0 0,-1 1 0 0 0,0 1 0 0 0,-2 5-46 0 0,1 1-1 0 0,-1 0 1 0 0,1-1-1 0 0,1 1 0 0 0,-1 0 1 0 0,1 0-1 0 0,1 0 1 0 0,0 12-1 0 0,0-4-34 0 0,1 0 0 0 0,1 0 1 0 0,7 26-1 0 0,-10-41 2 0 0,1-1 0 0 0,1 1 0 0 0,-1-1 0 0 0,0 1 0 0 0,0-1 0 0 0,0 1 0 0 0,0-1 0 0 0,0 1 0 0 0,0-1 0 0 0,0 1 0 0 0,1-1 0 0 0,-1 1 0 0 0,0-1 0 0 0,0 0 0 0 0,1 1 0 0 0,-1-1 0 0 0,0 1 0 0 0,1-1 0 0 0,-1 0 0 0 0,0 1 0 0 0,1-1 0 0 0,-1 0 0 0 0,0 1 0 0 0,1-1 0 0 0,-1 0 0 0 0,1 0 0 0 0,-1 0 0 0 0,1 1 0 0 0,-1-1 0 0 0,0 0 0 0 0,1 0 0 0 0,-1 0 0 0 0,1 0 0 0 0,-1 0 0 0 0,2 0 0 0 0,12-13-54 0 0,7-26 91 0 0,-19 31 14 0 0,0-1 0 0 0,-1 0 0 0 0,1 0 1 0 0,-2-1-1 0 0,1 1 0 0 0,-2 0 0 0 0,1 0 0 0 0,-2-10 0 0 0,1 14 3 0 0,0 1 0 0 0,0-1 0 0 0,-1 1 0 0 0,1-1 0 0 0,-1 1 0 0 0,0-1-1 0 0,-5-7 1 0 0,6 11-13 0 0,0-1 0 0 0,-1 0 0 0 0,1 1-1 0 0,-1-1 1 0 0,1 1 0 0 0,-1-1 0 0 0,1 1 0 0 0,-1 0-1 0 0,0-1 1 0 0,0 1 0 0 0,0 0 0 0 0,0 0-1 0 0,0 1 1 0 0,0-1 0 0 0,0 0 0 0 0,0 1 0 0 0,-4-2-1 0 0,4 3-23 0 0,1-1 0 0 0,-1 0 0 0 0,0 1 0 0 0,0 0 0 0 0,0-1 0 0 0,1 1-1 0 0,-1 0 1 0 0,0 0 0 0 0,1 0 0 0 0,-1 0 0 0 0,0 0 0 0 0,1 0 0 0 0,-1 0-1 0 0,1 0 1 0 0,0 1 0 0 0,-1-1 0 0 0,1 1 0 0 0,0-1 0 0 0,0 1 0 0 0,0-1-1 0 0,0 1 1 0 0,0 0 0 0 0,0-1 0 0 0,1 1 0 0 0,-1 0 0 0 0,0 0 0 0 0,1-1 0 0 0,0 1-1 0 0,-1 3 1 0 0,0-1-44 0 0,0-1-1 0 0,0 0 1 0 0,0 1-1 0 0,1-1 0 0 0,-1 1 1 0 0,1-1-1 0 0,0 1 1 0 0,0-1-1 0 0,0 1 0 0 0,1-1 1 0 0,-1 1-1 0 0,1-1 1 0 0,0 0-1 0 0,0 1 1 0 0,2 4-1 0 0,-3-7 18 0 0,1-1 0 0 0,-1 1 0 0 0,0-1 0 0 0,1 1 0 0 0,-1-1 0 0 0,0 0 0 0 0,1 1 0 0 0,-1-1 0 0 0,1 0 0 0 0,-1 1 0 0 0,0-1 0 0 0,1 0 0 0 0,-1 0 0 0 0,1 1 0 0 0,-1-1 0 0 0,1 0 0 0 0,-1 0 0 0 0,1 0 1 0 0,-1 0-1 0 0,1 1 0 0 0,-1-1 0 0 0,1 0 0 0 0,-1 0 0 0 0,1 0 0 0 0,-1 0 0 0 0,1 0 0 0 0,-1 0 0 0 0,1-1 0 0 0,0 1 0 0 0,-1 0 0 0 0,1 0 0 0 0,-1 0 0 0 0,1 0 0 0 0,0-1 0 0 0,15-16-99 0 0,-12 10 125 0 0,0 1 0 0 0,-1-1 0 0 0,0 1 0 0 0,4-13 0 0 0,-5-5 173 0 0,-3 24-177 0 0,1 0 0 0 0,0-1-1 0 0,0 1 1 0 0,0 0-1 0 0,0 0 1 0 0,0 0 0 0 0,0 0-1 0 0,0 0 1 0 0,0-1 0 0 0,0 1-1 0 0,-1 0 1 0 0,1 0-1 0 0,0 0 1 0 0,0 0 0 0 0,0 0-1 0 0,0 0 1 0 0,0 0-1 0 0,-1 0 1 0 0,1-1 0 0 0,0 1-1 0 0,0 0 1 0 0,0 0-1 0 0,0 0 1 0 0,-1 0 0 0 0,1 0-1 0 0,0 0 1 0 0,0 0 0 0 0,0 0-1 0 0,0 0 1 0 0,-1 0-1 0 0,1 0 1 0 0,0 0 0 0 0,0 0-1 0 0,0 0 1 0 0,0 0-1 0 0,0 1 1 0 0,-1-1 0 0 0,1 0-1 0 0,0 0 1 0 0,0 0-1 0 0,0 0 1 0 0,0 0 0 0 0,0 0-1 0 0,-1 0 1 0 0,1 0 0 0 0,0 0-1 0 0,0 1 1 0 0,0-1-1 0 0,0 0 1 0 0,0 0 0 0 0,0 0-1 0 0,0 0 1 0 0,-1 0-1 0 0,1 1 1 0 0,-2 2 12 0 0,0 0-1 0 0,0 0 1 0 0,0 0-1 0 0,0 0 1 0 0,1 0 0 0 0,-1 1-1 0 0,1-1 1 0 0,0 1-1 0 0,0-1 1 0 0,-1 5-1 0 0,0 5-669 0 0,0 1 1 0 0,0 0-1 0 0,2 0 0 0 0,1 24 0 0 0,0-28 77 0 0</inkml:trace>
+</inkml:ink>
+</file>
+
+<file path=customXml/item2.xml><?xml version="1.0" encoding="utf-8"?>
 <ct:contentTypeSchema xmlns:ct="http://schemas.microsoft.com/office/2006/metadata/contentType" xmlns:ma="http://schemas.microsoft.com/office/2006/metadata/properties/metaAttributes" ct:_="" ma:_="" ma:contentTypeName="Dokument" ma:contentTypeID="0x01010025C71E9534E21E4A9F2CF33BA7DCE92D" ma:contentTypeVersion="3" ma:contentTypeDescription="Ein neues Dokument erstellen." ma:contentTypeScope="" ma:versionID="32b9bbdf2bbf4e0fb27a426421665337">
   <xsd:schema xmlns:xsd="http://www.w3.org/2001/XMLSchema" xmlns:xs="http://www.w3.org/2001/XMLSchema" xmlns:p="http://schemas.microsoft.com/office/2006/metadata/properties" xmlns:ns2="5a9e9855-01b6-487f-b294-67c59083cc31" targetNamespace="http://schemas.microsoft.com/office/2006/metadata/properties" ma:root="true" ma:fieldsID="ec87b9b32475f90c9dbf7ae918480825" ns2:_="">
     <xsd:import namespace="5a9e9855-01b6-487f-b294-67c59083cc31"/>
@@ -16865,7 +18669,54 @@
 </ct:contentTypeSchema>
 </file>
 
-<file path=customXml/item2.xml><?xml version="1.0" encoding="utf-8"?>
+<file path=customXml/item3.xml><?xml version="1.0" encoding="utf-8"?>
+<inkml:ink xmlns:inkml="http://www.w3.org/2003/InkML">
+  <inkml:definitions>
+    <inkml:context xml:id="ctx0">
+      <inkml:inkSource xml:id="inkSrc0">
+        <inkml:traceFormat>
+          <inkml:channel name="X" type="integer" min="-2.14748E9" max="2.14748E9" units="cm"/>
+          <inkml:channel name="Y" type="integer" min="-2.14748E9" max="2.14748E9" units="cm"/>
+          <inkml:channel name="F" type="integer" max="32767" units="dev"/>
+          <inkml:channel name="OA" type="integer" max="360" units="deg"/>
+          <inkml:channel name="OE" type="integer" max="90" units="deg"/>
+        </inkml:traceFormat>
+        <inkml:channelProperties>
+          <inkml:channelProperty channel="X" name="resolution" value="1000" units="1/cm"/>
+          <inkml:channelProperty channel="Y" name="resolution" value="1000" units="1/cm"/>
+          <inkml:channelProperty channel="F" name="resolution" value="0" units="1/dev"/>
+          <inkml:channelProperty channel="OA" name="resolution" value="1000" units="1/deg"/>
+          <inkml:channelProperty channel="OE" name="resolution" value="1000" units="1/deg"/>
+        </inkml:channelProperties>
+      </inkml:inkSource>
+      <inkml:timestamp xml:id="ts0" timeString="2025-06-10T16:08:50.568"/>
+    </inkml:context>
+    <inkml:brush xml:id="br0">
+      <inkml:brushProperty name="width" value="0.05" units="cm"/>
+      <inkml:brushProperty name="height" value="0.05" units="cm"/>
+      <inkml:brushProperty name="color" value="#E71224"/>
+    </inkml:brush>
+  </inkml:definitions>
+  <inkml:trace contextRef="#ctx0" brushRef="#br0">1236 239 3217 0 0,'-18'-44'2449'0'0,"11"24"-2251"0"0,-2 1 0 0 0,-14-27 0 0 0,19 39-210 0 0,-1 0 0 0 0,0 1-1 0 0,0 0 1 0 0,-1-1 0 0 0,0 2 0 0 0,0-1-1 0 0,0 1 1 0 0,0 0 0 0 0,-14-8-1 0 0,8 6-57 0 0,-1 1 0 0 0,1 1 1 0 0,-1 0-1 0 0,0 0 0 0 0,0 1 0 0 0,0 1 0 0 0,0 0 0 0 0,-1 1 0 0 0,-22-1 0 0 0,19 4-190 0 0,0 0-1 0 0,0 1 1 0 0,0 1-1 0 0,1 0 1 0 0,-1 1-1 0 0,1 1 1 0 0,-21 9-1 0 0,-37 17-295 0 0,-131 76-1 0 0,173-87 985 0 0,0 2 0 0 0,2 1 0 0 0,1 2 0 0 0,1 0 0 0 0,1 2 0 0 0,-28 37 0 0 0,-16 22-328 0 0,-54 78 18 0 0,113-145-112 0 0,0 0 1 0 0,2 1-1 0 0,1 0 0 0 0,0 0 0 0 0,2 1 1 0 0,0 0-1 0 0,-5 27 0 0 0,4 3 6 0 0,3 0-1 0 0,1 0 0 0 0,3 0 1 0 0,2 1-1 0 0,2-1 1 0 0,13 62-1 0 0,-11-89 37 0 0,1-1 0 0 0,2 1 0 0 0,0-1 0 0 0,1-1 0 0 0,1 0 0 0 0,2 0-1 0 0,0-1 1 0 0,1-1 0 0 0,1 0 0 0 0,1 0 0 0 0,25 25 0 0 0,-31-38 8 0 0,1 0 0 0 0,0-1 0 0 0,0 0 0 0 0,1-1-1 0 0,0 0 1 0 0,0 0 0 0 0,0-1 0 0 0,0 0 0 0 0,1-1 0 0 0,-1-1 0 0 0,1 0 0 0 0,23 1 0 0 0,0-2-27 0 0,-1-1 0 0 0,0-2 0 0 0,43-8 0 0 0,15-10 179 0 0,-1-4 0 0 0,111-46 0 0 0,-162 55-168 0 0,0 1-21 0 0,5-1 26 0 0,-2-3-1 0 0,45-23 0 0 0,-67 26 22 0 0,-1 0 0 0 0,0-2-1 0 0,-2 0 1 0 0,0-1 0 0 0,-1-1 0 0 0,0-1 0 0 0,-2 0-1 0 0,22-37 1 0 0,-28 39-39 0 0,0 1 1 0 0,-1-1-1 0 0,-1-1 0 0 0,-1 0 1 0 0,-1 1-1 0 0,0-2 0 0 0,-2 1 0 0 0,0 0 1 0 0,0-25-1 0 0,-2-13 167 0 0,-14-108-1 0 0,10 143-149 0 0,-1 0-1 0 0,0 1 1 0 0,-2-1-1 0 0,-1 1 1 0 0,-1 0-1 0 0,0 1 1 0 0,-1 0-1 0 0,-23-35 0 0 0,22 41 15 0 0,-1 0 0 0 0,0 0-1 0 0,-1 1 1 0 0,-1 0 0 0 0,0 1-1 0 0,0 1 1 0 0,-1 0 0 0 0,-1 1-1 0 0,0 0 1 0 0,0 1 0 0 0,-25-10-1 0 0,15 9-505 0 0,-1 1-1 0 0,0 2 1 0 0,0 0 0 0 0,-49-5-1 0 0,41 10-389 0 0</inkml:trace>
+</inkml:ink>
+</file>
+
+<file path=customXml/item4.xml><?xml version="1.0" encoding="utf-8"?>
+<p:properties xmlns:p="http://schemas.microsoft.com/office/2006/metadata/properties" xmlns:xsi="http://www.w3.org/2001/XMLSchema-instance" xmlns:pc="http://schemas.microsoft.com/office/infopath/2007/PartnerControls">
+  <documentManagement/>
+</p:properties>
+</file>
+
+<file path=customXml/item5.xml><?xml version="1.0" encoding="utf-8"?>
+<?mso-contentType ?>
+<FormTemplates xmlns="http://schemas.microsoft.com/sharepoint/v3/contenttype/forms">
+  <Display>DocumentLibraryForm</Display>
+  <Edit>DocumentLibraryForm</Edit>
+  <New>DocumentLibraryForm</New>
+</FormTemplates>
+</file>
+
+<file path=customXml/item6.xml><?xml version="1.0" encoding="utf-8"?>
 <inkml:ink xmlns:inkml="http://www.w3.org/2003/InkML">
   <inkml:definitions>
     <inkml:context xml:id="ctx0">
@@ -16909,92 +18760,19 @@
 </inkml:ink>
 </file>
 
-<file path=customXml/item3.xml><?xml version="1.0" encoding="utf-8"?>
+<file path=customXml/item7.xml><?xml version="1.0" encoding="utf-8"?>
 <b:Sources xmlns:b="http://schemas.openxmlformats.org/officeDocument/2006/bibliography" xmlns="http://schemas.openxmlformats.org/officeDocument/2006/bibliography" SelectedStyle="\APASixthEditionOfficeOnline.xsl" StyleName="APA" Version="6"/>
 </file>
 
-<file path=customXml/item4.xml><?xml version="1.0" encoding="utf-8"?>
-<p:properties xmlns:p="http://schemas.microsoft.com/office/2006/metadata/properties" xmlns:xsi="http://www.w3.org/2001/XMLSchema-instance" xmlns:pc="http://schemas.microsoft.com/office/infopath/2007/PartnerControls">
-  <documentManagement/>
-</p:properties>
+<file path=customXml/itemProps1.xml><?xml version="1.0" encoding="utf-8"?>
+<ds:datastoreItem xmlns:ds="http://schemas.openxmlformats.org/officeDocument/2006/customXml" ds:itemID="{01D51A4F-7BE7-46DF-A7D0-BDB91C1C49A3}">
+  <ds:schemaRefs>
+    <ds:schemaRef ds:uri="http://www.w3.org/2003/InkML"/>
+  </ds:schemaRefs>
+</ds:datastoreItem>
 </file>
 
-<file path=customXml/item5.xml><?xml version="1.0" encoding="utf-8"?>
-<inkml:ink xmlns:inkml="http://www.w3.org/2003/InkML">
-  <inkml:definitions>
-    <inkml:context xml:id="ctx0">
-      <inkml:inkSource xml:id="inkSrc0">
-        <inkml:traceFormat>
-          <inkml:channel name="X" type="integer" min="-2.14748E9" max="2.14748E9" units="cm"/>
-          <inkml:channel name="Y" type="integer" min="-2.14748E9" max="2.14748E9" units="cm"/>
-          <inkml:channel name="F" type="integer" max="32767" units="dev"/>
-          <inkml:channel name="OA" type="integer" max="360" units="deg"/>
-          <inkml:channel name="OE" type="integer" max="90" units="deg"/>
-        </inkml:traceFormat>
-        <inkml:channelProperties>
-          <inkml:channelProperty channel="X" name="resolution" value="1000" units="1/cm"/>
-          <inkml:channelProperty channel="Y" name="resolution" value="1000" units="1/cm"/>
-          <inkml:channelProperty channel="F" name="resolution" value="0" units="1/dev"/>
-          <inkml:channelProperty channel="OA" name="resolution" value="1000" units="1/deg"/>
-          <inkml:channelProperty channel="OE" name="resolution" value="1000" units="1/deg"/>
-        </inkml:channelProperties>
-      </inkml:inkSource>
-      <inkml:timestamp xml:id="ts0" timeString="2025-06-10T16:09:06.362"/>
-    </inkml:context>
-    <inkml:brush xml:id="br0">
-      <inkml:brushProperty name="width" value="0.05" units="cm"/>
-      <inkml:brushProperty name="height" value="0.05" units="cm"/>
-      <inkml:brushProperty name="color" value="#E71224"/>
-    </inkml:brush>
-  </inkml:definitions>
-  <inkml:trace contextRef="#ctx0" brushRef="#br0">3153 356 7202 0 0,'-44'-7'350'0'0,"0"-2"0"0"0,1-2 0 0 0,0-2 0 0 0,-57-25 1 0 0,-168-76 1481 0 0,190 86-1679 0 0,-122-28 1 0 0,156 47-169 0 0,-67-16 302 0 0,-1 5 0 0 0,-122-5-1 0 0,88 25-117 0 0,1 6-1 0 0,-1 6 0 0 0,-208 45 1 0 0,298-44-170 0 0,0 3 1 0 0,1 1 0 0 0,1 4 0 0 0,0 1 0 0 0,-95 56-1 0 0,75-31-102 0 0,-120 97-1 0 0,165-119 91 0 0,2 1 0 0 0,1 2 0 0 0,1 0 0 0 0,2 2 1 0 0,1 0-1 0 0,-32 58 0 0 0,30-39-7 0 0,1 2 0 0 0,3 0 1 0 0,2 1-1 0 0,3 1 0 0 0,-17 102 0 0 0,25-76 38 0 0,3-1 0 0 0,4 1 0 0 0,4-1 0 0 0,20 120 0 0 0,-13-124-5 0 0,-3-11 48 0 0,4-1 0 0 0,23 76-1 0 0,-28-119-47 0 0,0-1 0 0 0,1 0 0 0 0,0 0 0 0 0,2-1 0 0 0,0 0 0 0 0,1-1 0 0 0,0 0 0 0 0,2-1 0 0 0,-1 0 0 0 0,2-1-1 0 0,25 20 1 0 0,-15-17 28 0 0,0-1 0 0 0,1-2-1 0 0,1 0 1 0 0,0-2 0 0 0,1-1-1 0 0,0-1 1 0 0,0-1 0 0 0,1-2-1 0 0,1 0 1 0 0,-1-2-1 0 0,1-1 1 0 0,31-1 0 0 0,36-3 35 0 0,1-4 1 0 0,122-22 0 0 0,-40 5 38 0 0,-35 9-33 0 0,182-24 276 0 0,51-43 591 0 0,-309 60-804 0 0,-1-3-1 0 0,0-3 1 0 0,89-47 0 0 0,59-55 5 0 0,-176 101-72 0 0,-1-3 0 0 0,-1-1 1 0 0,41-43-1 0 0,-52 43-35 0 0,-2 0 1 0 0,-1-2-1 0 0,-1-1 0 0 0,23-47 1 0 0,-19 26 62 0 0,-3-2 1 0 0,19-65-1 0 0,-30 75 16 0 0,-2 1 0 0 0,5-70 0 0 0,-4-95-93 0 0,-11 199-21 0 0,1-9 55 0 0,-1 1 0 0 0,-1-1 0 0 0,-1 1 0 0 0,0-1 0 0 0,-1 1 0 0 0,-2 0 0 0 0,0 0 0 0 0,-1 0 0 0 0,0 1 0 0 0,-2-1 0 0 0,-12-21 0 0 0,-32-62 287 0 0,32 60-30 0 0,-28-42 0 0 0,39 70-276 0 0,0 2 1 0 0,-1-1-1 0 0,0 1 1 0 0,-1 1-1 0 0,-1 0 1 0 0,0 0-1 0 0,-14-9 1 0 0,-10-3-215 0 0,0 3 0 0 0,-1 0-1 0 0,-1 3 1 0 0,0 1 0 0 0,-1 2 0 0 0,-1 1 0 0 0,-1 2 0 0 0,1 2 0 0 0,-1 2 0 0 0,-1 2 0 0 0,1 1 0 0 0,-76 4 0 0 0,88 3-696 0 0,0 2-1 0 0,0 1 1 0 0,0 2 0 0 0,-39 15 0 0 0,23-4 15 0 0</inkml:trace>
-  <inkml:trace contextRef="#ctx0" brushRef="#br0" timeOffset="2304.57">3473 308 408 0 0,'25'-34'-131'0'0,"-12"9"9868"0"0,-14 35-9206 0 0,-2 1-494 0 0,2 1 1 0 0,-1-1 0 0 0,1 0-1 0 0,1 1 1 0 0,0-1-1 0 0,3 17 1 0 0,16 78-22 0 0,-1-5-4 0 0,-6 136 38 0 0,0-15 29 0 0,-4-164-14 0 0,-4-36 88 0 0,2 43 1333 0 0,-8-70-1392 0 0,0 1 0 0 0,0-1 0 0 0,0 0 0 0 0,0 0 0 0 0,1 0 0 0 0,-2-8 0 0 0,2 11-63 0 0,-50-289 287 0 0,50 262-342 0 0,1 0 0 0 0,1 0-1 0 0,2 1 1 0 0,1-1-1 0 0,10-38 1 0 0,6-41-152 0 0,-20 107 169 0 0,0 1 1 0 0,0 0-1 0 0,0-1 1 0 0,0 1-1 0 0,0 0 1 0 0,0-1 0 0 0,0 1-1 0 0,0 0 1 0 0,0-1-1 0 0,0 1 1 0 0,0-1 0 0 0,0 1-1 0 0,0 0 1 0 0,0-1-1 0 0,0 1 1 0 0,0 0-1 0 0,-1-1 1 0 0,1 1 0 0 0,0 0-1 0 0,0-1 1 0 0,0 1-1 0 0,-1 0 1 0 0,1 0 0 0 0,0-1-1 0 0,0 1 1 0 0,-1 0-1 0 0,1 0 1 0 0,0-1-1 0 0,0 1 1 0 0,-1 0 0 0 0,1 0-1 0 0,0 0 1 0 0,-1-1-1 0 0,1 1 1 0 0,0 0 0 0 0,-1 0-1 0 0,1 0 1 0 0,-1 0-1 0 0,1 0 1 0 0,0 0-1 0 0,-1 0 1 0 0,1 0 0 0 0,0 0-1 0 0,-1 0 1 0 0,1 0-1 0 0,-1 0 1 0 0,1 0 0 0 0,0 0-1 0 0,-1 0 1 0 0,1 0-1 0 0,0 0 1 0 0,-1 0-1 0 0,1 1 1 0 0,0-1 0 0 0,-1 0-1 0 0,1 0 1 0 0,0 0-1 0 0,-1 1 1 0 0,1-1 0 0 0,0 0-1 0 0,-1 1 1 0 0,-1 0 2 0 0,-1 1 0 0 0,1-1 1 0 0,-1 1-1 0 0,1-1 0 0 0,0 1 1 0 0,0 0-1 0 0,0 0 0 0 0,-3 3 1 0 0,-4 11-2 0 0,0 1 0 0 0,1 0 0 0 0,1 1 0 0 0,0-1 0 0 0,1 1 0 0 0,1 1 0 0 0,1-1 0 0 0,-2 21 1 0 0,0 19-138 0 0,2 75 1 0 0,4-118-445 0 0,1 1 0 0 0,0-1 0 0 0,2 1 0 0 0,-1-1 0 0 0,2 0 0 0 0,0 0 0 0 0,1-1 0 0 0,0 1 0 0 0,9 14 0 0 0,-8-17-549 0 0</inkml:trace>
-  <inkml:trace contextRef="#ctx0" brushRef="#br0" timeOffset="2956.45">3554 1583 3409 0 0,'0'0'4221'0'0,"-1"0"-4145"0"0,0 0 0 0 0,1 1 0 0 0,-1-1 1 0 0,0 0-1 0 0,1 0 0 0 0,-1 0 0 0 0,0 1 1 0 0,0-1-1 0 0,1 0 0 0 0,-1 1 0 0 0,0-1 1 0 0,1 0-1 0 0,-1 1 0 0 0,1-1 0 0 0,-1 1 1 0 0,1-1-1 0 0,-1 1 0 0 0,1-1 0 0 0,-1 1 1 0 0,1-1-1 0 0,-1 1 0 0 0,0 1 0 0 0,-2 5-46 0 0,1 1-1 0 0,-1 0 1 0 0,1-1-1 0 0,1 1 0 0 0,-1 0 1 0 0,1 0-1 0 0,1 0 1 0 0,0 12-1 0 0,0-4-34 0 0,1 0 0 0 0,1 0 1 0 0,7 26-1 0 0,-10-41 2 0 0,1-1 0 0 0,1 1 0 0 0,-1-1 0 0 0,0 1 0 0 0,0-1 0 0 0,0 1 0 0 0,0-1 0 0 0,0 1 0 0 0,0-1 0 0 0,0 1 0 0 0,1-1 0 0 0,-1 1 0 0 0,0-1 0 0 0,0 0 0 0 0,1 1 0 0 0,-1-1 0 0 0,0 1 0 0 0,1-1 0 0 0,-1 0 0 0 0,0 1 0 0 0,1-1 0 0 0,-1 0 0 0 0,0 1 0 0 0,1-1 0 0 0,-1 0 0 0 0,1 0 0 0 0,-1 0 0 0 0,1 1 0 0 0,-1-1 0 0 0,0 0 0 0 0,1 0 0 0 0,-1 0 0 0 0,1 0 0 0 0,-1 0 0 0 0,2 0 0 0 0,12-13-54 0 0,7-26 91 0 0,-19 31 14 0 0,0-1 0 0 0,-1 0 0 0 0,1 0 1 0 0,-2-1-1 0 0,1 1 0 0 0,-2 0 0 0 0,1 0 0 0 0,-2-10 0 0 0,1 14 3 0 0,0 1 0 0 0,0-1 0 0 0,-1 1 0 0 0,1-1 0 0 0,-1 1 0 0 0,0-1-1 0 0,-5-7 1 0 0,6 11-13 0 0,0-1 0 0 0,-1 0 0 0 0,1 1-1 0 0,-1-1 1 0 0,1 1 0 0 0,-1-1 0 0 0,1 1 0 0 0,-1 0-1 0 0,0-1 1 0 0,0 1 0 0 0,0 0 0 0 0,0 0-1 0 0,0 1 1 0 0,0-1 0 0 0,0 0 0 0 0,0 1 0 0 0,-4-2-1 0 0,4 3-23 0 0,1-1 0 0 0,-1 0 0 0 0,0 1 0 0 0,0 0 0 0 0,0-1 0 0 0,1 1-1 0 0,-1 0 1 0 0,0 0 0 0 0,1 0 0 0 0,-1 0 0 0 0,0 0 0 0 0,1 0 0 0 0,-1 0-1 0 0,1 0 1 0 0,0 1 0 0 0,-1-1 0 0 0,1 1 0 0 0,0-1 0 0 0,0 1 0 0 0,0-1-1 0 0,0 1 1 0 0,0 0 0 0 0,0-1 0 0 0,1 1 0 0 0,-1 0 0 0 0,0 0 0 0 0,1-1 0 0 0,0 1-1 0 0,-1 3 1 0 0,0-1-44 0 0,0-1-1 0 0,0 0 1 0 0,0 1-1 0 0,1-1 0 0 0,-1 1 1 0 0,1-1-1 0 0,0 1 1 0 0,0-1-1 0 0,0 1 0 0 0,1-1 1 0 0,-1 1-1 0 0,1-1 1 0 0,0 0-1 0 0,0 1 1 0 0,2 4-1 0 0,-3-7 18 0 0,1-1 0 0 0,-1 1 0 0 0,0-1 0 0 0,1 1 0 0 0,-1-1 0 0 0,0 0 0 0 0,1 1 0 0 0,-1-1 0 0 0,1 0 0 0 0,-1 1 0 0 0,0-1 0 0 0,1 0 0 0 0,-1 0 0 0 0,1 1 0 0 0,-1-1 0 0 0,1 0 0 0 0,-1 0 0 0 0,1 0 1 0 0,-1 0-1 0 0,1 1 0 0 0,-1-1 0 0 0,1 0 0 0 0,-1 0 0 0 0,1 0 0 0 0,-1 0 0 0 0,1 0 0 0 0,-1 0 0 0 0,1-1 0 0 0,0 1 0 0 0,-1 0 0 0 0,1 0 0 0 0,-1 0 0 0 0,1 0 0 0 0,0-1 0 0 0,15-16-99 0 0,-12 10 125 0 0,0 1 0 0 0,-1-1 0 0 0,0 1 0 0 0,4-13 0 0 0,-5-5 173 0 0,-3 24-177 0 0,1 0 0 0 0,0-1-1 0 0,0 1 1 0 0,0 0-1 0 0,0 0 1 0 0,0 0 0 0 0,0 0-1 0 0,0 0 1 0 0,0-1 0 0 0,0 1-1 0 0,-1 0 1 0 0,1 0-1 0 0,0 0 1 0 0,0 0 0 0 0,0 0-1 0 0,0 0 1 0 0,0 0-1 0 0,-1 0 1 0 0,1-1 0 0 0,0 1-1 0 0,0 0 1 0 0,0 0-1 0 0,0 0 1 0 0,-1 0 0 0 0,1 0-1 0 0,0 0 1 0 0,0 0 0 0 0,0 0-1 0 0,0 0 1 0 0,-1 0-1 0 0,1 0 1 0 0,0 0 0 0 0,0 0-1 0 0,0 0 1 0 0,0 0-1 0 0,0 1 1 0 0,-1-1 0 0 0,1 0-1 0 0,0 0 1 0 0,0 0-1 0 0,0 0 1 0 0,0 0 0 0 0,0 0-1 0 0,-1 0 1 0 0,1 0 0 0 0,0 0-1 0 0,0 1 1 0 0,0-1-1 0 0,0 0 1 0 0,0 0 0 0 0,0 0-1 0 0,0 0 1 0 0,-1 0-1 0 0,1 1 1 0 0,-2 2 12 0 0,0 0-1 0 0,0 0 1 0 0,0 0-1 0 0,0 0 1 0 0,1 0 0 0 0,-1 1-1 0 0,1-1 1 0 0,0 1-1 0 0,0-1 1 0 0,-1 5-1 0 0,0 5-669 0 0,0 1 1 0 0,0 0-1 0 0,2 0 0 0 0,1 24 0 0 0,0-28 77 0 0</inkml:trace>
-</inkml:ink>
-</file>
-
-<file path=customXml/item6.xml><?xml version="1.0" encoding="utf-8"?>
-<inkml:ink xmlns:inkml="http://www.w3.org/2003/InkML">
-  <inkml:definitions>
-    <inkml:context xml:id="ctx0">
-      <inkml:inkSource xml:id="inkSrc0">
-        <inkml:traceFormat>
-          <inkml:channel name="X" type="integer" min="-2.14748E9" max="2.14748E9" units="cm"/>
-          <inkml:channel name="Y" type="integer" min="-2.14748E9" max="2.14748E9" units="cm"/>
-          <inkml:channel name="F" type="integer" max="32767" units="dev"/>
-          <inkml:channel name="OA" type="integer" max="360" units="deg"/>
-          <inkml:channel name="OE" type="integer" max="90" units="deg"/>
-        </inkml:traceFormat>
-        <inkml:channelProperties>
-          <inkml:channelProperty channel="X" name="resolution" value="1000" units="1/cm"/>
-          <inkml:channelProperty channel="Y" name="resolution" value="1000" units="1/cm"/>
-          <inkml:channelProperty channel="F" name="resolution" value="0" units="1/dev"/>
-          <inkml:channelProperty channel="OA" name="resolution" value="1000" units="1/deg"/>
-          <inkml:channelProperty channel="OE" name="resolution" value="1000" units="1/deg"/>
-        </inkml:channelProperties>
-      </inkml:inkSource>
-      <inkml:timestamp xml:id="ts0" timeString="2025-06-10T16:08:50.568"/>
-    </inkml:context>
-    <inkml:brush xml:id="br0">
-      <inkml:brushProperty name="width" value="0.05" units="cm"/>
-      <inkml:brushProperty name="height" value="0.05" units="cm"/>
-      <inkml:brushProperty name="color" value="#E71224"/>
-    </inkml:brush>
-  </inkml:definitions>
-  <inkml:trace contextRef="#ctx0" brushRef="#br0">1236 239 3217 0 0,'-18'-44'2449'0'0,"11"24"-2251"0"0,-2 1 0 0 0,-14-27 0 0 0,19 39-210 0 0,-1 0 0 0 0,0 1-1 0 0,0 0 1 0 0,-1-1 0 0 0,0 2 0 0 0,0-1-1 0 0,0 1 1 0 0,0 0 0 0 0,-14-8-1 0 0,8 6-57 0 0,-1 1 0 0 0,1 1 1 0 0,-1 0-1 0 0,0 0 0 0 0,0 1 0 0 0,0 1 0 0 0,0 0 0 0 0,-1 1 0 0 0,-22-1 0 0 0,19 4-190 0 0,0 0-1 0 0,0 1 1 0 0,0 1-1 0 0,1 0 1 0 0,-1 1-1 0 0,1 1 1 0 0,-21 9-1 0 0,-37 17-295 0 0,-131 76-1 0 0,173-87 985 0 0,0 2 0 0 0,2 1 0 0 0,1 2 0 0 0,1 0 0 0 0,1 2 0 0 0,-28 37 0 0 0,-16 22-328 0 0,-54 78 18 0 0,113-145-112 0 0,0 0 1 0 0,2 1-1 0 0,1 0 0 0 0,0 0 0 0 0,2 1 1 0 0,0 0-1 0 0,-5 27 0 0 0,4 3 6 0 0,3 0-1 0 0,1 0 0 0 0,3 0 1 0 0,2 1-1 0 0,2-1 1 0 0,13 62-1 0 0,-11-89 37 0 0,1-1 0 0 0,2 1 0 0 0,0-1 0 0 0,1-1 0 0 0,1 0 0 0 0,2 0-1 0 0,0-1 1 0 0,1-1 0 0 0,1 0 0 0 0,1 0 0 0 0,25 25 0 0 0,-31-38 8 0 0,1 0 0 0 0,0-1 0 0 0,0 0 0 0 0,1-1-1 0 0,0 0 1 0 0,0 0 0 0 0,0-1 0 0 0,0 0 0 0 0,1-1 0 0 0,-1-1 0 0 0,1 0 0 0 0,23 1 0 0 0,0-2-27 0 0,-1-1 0 0 0,0-2 0 0 0,43-8 0 0 0,15-10 179 0 0,-1-4 0 0 0,111-46 0 0 0,-162 55-168 0 0,0 1-21 0 0,5-1 26 0 0,-2-3-1 0 0,45-23 0 0 0,-67 26 22 0 0,-1 0 0 0 0,0-2-1 0 0,-2 0 1 0 0,0-1 0 0 0,-1-1 0 0 0,0-1 0 0 0,-2 0-1 0 0,22-37 1 0 0,-28 39-39 0 0,0 1 1 0 0,-1-1-1 0 0,-1-1 0 0 0,-1 0 1 0 0,-1 1-1 0 0,0-2 0 0 0,-2 1 0 0 0,0 0 1 0 0,0-25-1 0 0,-2-13 167 0 0,-14-108-1 0 0,10 143-149 0 0,-1 0-1 0 0,0 1 1 0 0,-2-1-1 0 0,-1 1 1 0 0,-1 0-1 0 0,0 1 1 0 0,-1 0-1 0 0,-23-35 0 0 0,22 41 15 0 0,-1 0 0 0 0,0 0-1 0 0,-1 1 1 0 0,-1 0 0 0 0,0 1-1 0 0,0 1 1 0 0,-1 0 0 0 0,-1 1-1 0 0,0 0 1 0 0,0 1 0 0 0,-25-10-1 0 0,15 9-505 0 0,-1 1-1 0 0,0 2 1 0 0,0 0 0 0 0,-49-5-1 0 0,41 10-389 0 0</inkml:trace>
-</inkml:ink>
-</file>
-
-<file path=customXml/item7.xml><?xml version="1.0" encoding="utf-8"?>
-<?mso-contentType ?>
-<FormTemplates xmlns="http://schemas.microsoft.com/sharepoint/v3/contenttype/forms">
-  <Display>DocumentLibraryForm</Display>
-  <Edit>DocumentLibraryForm</Edit>
-  <New>DocumentLibraryForm</New>
-</FormTemplates>
-</file>
-
-<file path=customXml/itemProps1.xml><?xml version="1.0" encoding="utf-8"?>
+<file path=customXml/itemProps2.xml><?xml version="1.0" encoding="utf-8"?>
 <ds:datastoreItem xmlns:ds="http://schemas.openxmlformats.org/officeDocument/2006/customXml" ds:itemID="{4B023D59-82BC-4D0F-A651-C98E01C1F15C}">
   <ds:schemaRefs>
     <ds:schemaRef ds:uri="http://schemas.microsoft.com/office/2006/metadata/contentType"/>
@@ -17012,18 +18790,10 @@
 </ds:datastoreItem>
 </file>
 
-<file path=customXml/itemProps2.xml><?xml version="1.0" encoding="utf-8"?>
+<file path=customXml/itemProps3.xml><?xml version="1.0" encoding="utf-8"?>
 <ds:datastoreItem xmlns:ds="http://schemas.openxmlformats.org/officeDocument/2006/customXml" ds:itemID="{4B023D59-82BC-4D0F-A651-C98E01C1F15C}">
   <ds:schemaRefs>
     <ds:schemaRef ds:uri="http://www.w3.org/2003/InkML"/>
-  </ds:schemaRefs>
-</ds:datastoreItem>
-</file>
-
-<file path=customXml/itemProps3.xml><?xml version="1.0" encoding="utf-8"?>
-<ds:datastoreItem xmlns:ds="http://schemas.openxmlformats.org/officeDocument/2006/customXml" ds:itemID="{01D51A4F-7BE7-46DF-A7D0-BDB91C1C49A3}">
-  <ds:schemaRefs>
-    <ds:schemaRef ds:uri="http://schemas.openxmlformats.org/officeDocument/2006/bibliography"/>
   </ds:schemaRefs>
 </ds:datastoreItem>
 </file>
@@ -17038,9 +18808,9 @@
 </file>
 
 <file path=customXml/itemProps5.xml><?xml version="1.0" encoding="utf-8"?>
-<ds:datastoreItem xmlns:ds="http://schemas.openxmlformats.org/officeDocument/2006/customXml" ds:itemID="{01D51A4F-7BE7-46DF-A7D0-BDB91C1C49A3}">
+<ds:datastoreItem xmlns:ds="http://schemas.openxmlformats.org/officeDocument/2006/customXml" ds:itemID="{6A655C0C-F4A3-4931-9F7F-84CBD61DCE8F}">
   <ds:schemaRefs>
-    <ds:schemaRef ds:uri="http://www.w3.org/2003/InkML"/>
+    <ds:schemaRef ds:uri="http://schemas.microsoft.com/sharepoint/v3/contenttype/forms"/>
   </ds:schemaRefs>
 </ds:datastoreItem>
 </file>
@@ -17054,9 +18824,9 @@
 </file>
 
 <file path=customXml/itemProps7.xml><?xml version="1.0" encoding="utf-8"?>
-<ds:datastoreItem xmlns:ds="http://schemas.openxmlformats.org/officeDocument/2006/customXml" ds:itemID="{6A655C0C-F4A3-4931-9F7F-84CBD61DCE8F}">
+<ds:datastoreItem xmlns:ds="http://schemas.openxmlformats.org/officeDocument/2006/customXml" ds:itemID="{01D51A4F-7BE7-46DF-A7D0-BDB91C1C49A3}">
   <ds:schemaRefs>
-    <ds:schemaRef ds:uri="http://schemas.microsoft.com/sharepoint/v3/contenttype/forms"/>
+    <ds:schemaRef ds:uri="http://schemas.openxmlformats.org/officeDocument/2006/bibliography"/>
   </ds:schemaRefs>
 </ds:datastoreItem>
 </file>
--- a/D_Documentation/Doku-Alex.docx
+++ b/D_Documentation/Doku-Alex.docx
@@ -70,7 +70,7 @@
           <w:noProof/>
         </w:rPr>
         <w:pict w14:anchorId="69246181">
-          <v:line id="Gerader Verbinder 5" o:spid="_x0000_s2050" style="position:absolute;z-index:3;visibility:visible;mso-wrap-style:square;mso-wrap-distance-left:9pt;mso-wrap-distance-top:0;mso-wrap-distance-right:9pt;mso-wrap-distance-bottom:0;mso-position-horizontal:absolute;mso-position-horizontal-relative:text;mso-position-vertical:absolute;mso-position-vertical-relative:text" from="-.3pt,20.65pt" to="436.95pt,20.65pt" o:gfxdata="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" strokeweight="0"/>
+          <v:line id="Gerader Verbinder 5" o:spid="_x0000_s2050" style="position:absolute;z-index:251659776;visibility:visible;mso-wrap-style:square;mso-wrap-distance-left:9pt;mso-wrap-distance-top:0;mso-wrap-distance-right:9pt;mso-wrap-distance-bottom:0;mso-position-horizontal:absolute;mso-position-horizontal-relative:text;mso-position-vertical:absolute;mso-position-vertical-relative:text" from="-.3pt,20.65pt" to="436.95pt,20.65pt" o:gfxdata="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" strokeweight="0"/>
         </w:pict>
       </w:r>
     </w:p>
@@ -563,21 +563,7 @@
         <w:rPr>
           <w:color w:val="000000"/>
         </w:rPr>
-        <w:t xml:space="preserve">Ansprechperson: </w:t>
-      </w:r>
-      <w:proofErr w:type="spellStart"/>
-      <w:r>
-        <w:rPr>
-          <w:color w:val="000000"/>
-        </w:rPr>
-        <w:t>Gogl</w:t>
-      </w:r>
-      <w:proofErr w:type="spellEnd"/>
-      <w:r>
-        <w:rPr>
-          <w:color w:val="000000"/>
-        </w:rPr>
-        <w:t xml:space="preserve"> Matthias</w:t>
+        <w:t>Ansprechperson: Gogl Matthias</w:t>
       </w:r>
     </w:p>
     <w:p>
@@ -772,21 +758,7 @@
         <w:rPr>
           <w:color w:val="000000" w:themeColor="text1"/>
         </w:rPr>
-        <w:t xml:space="preserve">Die effiziente Erfassung von Artikelstammdaten wie Maßen, Gewicht und visuellen Merkmalen stellt im neuen Lager der Leitner AG in Sterzing eine logistische Herausforderung dar. Derzeitige manuelle Prozesse sind zeitintensiv, während kommerzielle Datenerfassungssysteme (z. B. </w:t>
-      </w:r>
-      <w:proofErr w:type="spellStart"/>
-      <w:r>
-        <w:rPr>
-          <w:color w:val="000000" w:themeColor="text1"/>
-        </w:rPr>
-        <w:t>Cubiscan</w:t>
-      </w:r>
-      <w:proofErr w:type="spellEnd"/>
-      <w:r>
-        <w:rPr>
-          <w:color w:val="000000" w:themeColor="text1"/>
-        </w:rPr>
-        <w:t>) für die reine Lagerplatzvergabe oft zu kostenintensiv und überdimensioniert sind.</w:t>
+        <w:t>Die effiziente Erfassung von Artikelstammdaten wie Maßen, Gewicht und visuellen Merkmalen stellt im neuen Lager der Leitner AG in Sterzing eine logistische Herausforderung dar. Derzeitige manuelle Prozesse sind zeitintensiv, während kommerzielle Datenerfassungssysteme (z. B. Cubiscan) für die reine Lagerplatzvergabe oft zu kostenintensiv und überdimensioniert sind.</w:t>
       </w:r>
     </w:p>
     <w:p>
@@ -3123,57 +3095,29 @@
         <w:rPr>
           <w:lang w:eastAsia="en-AT"/>
         </w:rPr>
-        <w:t xml:space="preserve">Marktübliche Automatisierungslösungen, wie beispielsweise Systeme der Firma </w:t>
-      </w:r>
-      <w:proofErr w:type="spellStart"/>
-      <w:r>
+        <w:t>Marktübliche Automatisierungslösungen, wie beispielsweise Systeme der Firma Cubiscan, bieten zwar eine hohe technologische Reife, stehen jedoch in keinem wirtschaftlichen Verhältnis zum spezifischen Anforderungszweck der reinen Lagerplatzvergabe. Es besteht daher der Bedarf an einer maßgeschneiderten Lösung, die Mobilität, Kosteneffizienz und eine nahtlose Integration in die bestehende IT-Infrastruktur vereint.</w:t>
+      </w:r>
+    </w:p>
+    <w:p>
+      <w:pPr>
+        <w:pStyle w:val="Text"/>
         <w:rPr>
           <w:lang w:eastAsia="en-AT"/>
         </w:rPr>
-        <w:t>Cubiscan</w:t>
-      </w:r>
-      <w:proofErr w:type="spellEnd"/>
-      <w:r>
+      </w:pPr>
+    </w:p>
+    <w:p>
+      <w:pPr>
+        <w:pStyle w:val="Text"/>
         <w:rPr>
           <w:lang w:eastAsia="en-AT"/>
         </w:rPr>
-        <w:t>, bieten zwar eine hohe technologische Reife, stehen jedoch in keinem wirtschaftlichen Verhältnis zum spezifischen Anforderungszweck der reinen Lagerplatzvergabe. Es besteht daher der Bedarf an einer maßgeschneiderten Lösung, die Mobilität, Kosteneffizienz und eine nahtlose Integration in die bestehende IT-Infrastruktur vereint.</w:t>
-      </w:r>
-    </w:p>
-    <w:p>
-      <w:pPr>
-        <w:pStyle w:val="Text"/>
+      </w:pPr>
+      <w:r>
         <w:rPr>
           <w:lang w:eastAsia="en-AT"/>
         </w:rPr>
-      </w:pPr>
-    </w:p>
-    <w:p>
-      <w:pPr>
-        <w:pStyle w:val="Text"/>
-        <w:rPr>
-          <w:lang w:eastAsia="en-AT"/>
-        </w:rPr>
-      </w:pPr>
-      <w:r>
-        <w:rPr>
-          <w:lang w:eastAsia="en-AT"/>
-        </w:rPr>
-        <w:t xml:space="preserve">Im Rahmen dieser Diplomarbeit wird ein mobiles 3D-Scannersystem entwickelt, das als intuitiver Arbeitsplatz für die Lagermitarbeiter fungiert. Das technische Kernziel ist die automatisierte Erfassung von Gewichten mittels </w:t>
-      </w:r>
-      <w:proofErr w:type="spellStart"/>
-      <w:r>
-        <w:rPr>
-          <w:lang w:eastAsia="en-AT"/>
-        </w:rPr>
-        <w:t>Wägezellen</w:t>
-      </w:r>
-      <w:proofErr w:type="spellEnd"/>
-      <w:r>
-        <w:rPr>
-          <w:lang w:eastAsia="en-AT"/>
-        </w:rPr>
-        <w:t xml:space="preserve"> sowie die visuelle und dimensionale Erfassung durch ein Multi-Kamera-Setup, inklusive Tiefenmessung. Ein wesentlicher Bestandteil der Arbeit ist zudem die softwareseitige Speicherung der Messdaten, um eine fehlerfreie Übergabe an weiterführende Datenbanksysteme zu gewährleisten</w:t>
+        <w:t>Im Rahmen dieser Diplomarbeit wird ein mobiles 3D-Scannersystem entwickelt, das als intuitiver Arbeitsplatz für die Lagermitarbeiter fungiert. Das technische Kernziel ist die automatisierte Erfassung von Gewichten mittels Wägezellen sowie die visuelle und dimensionale Erfassung durch ein Multi-Kamera-Setup, inklusive Tiefenmessung. Ein wesentlicher Bestandteil der Arbeit ist zudem die softwareseitige Speicherung der Messdaten, um eine fehlerfreie Übergabe an weiterführende Datenbanksysteme zu gewährleisten</w:t>
       </w:r>
     </w:p>
     <w:p>
@@ -3415,17 +3359,8 @@
           <w:color w:val="0066FF"/>
           <w:szCs w:val="28"/>
         </w:rPr>
-        <w:t>Text (FV = Text</w:t>
-      </w:r>
-      <w:proofErr w:type="gramStart"/>
-      <w:r>
-        <w:rPr>
-          <w:color w:val="0066FF"/>
-          <w:szCs w:val="28"/>
-        </w:rPr>
-        <w:t>): ….</w:t>
-      </w:r>
-      <w:proofErr w:type="gramEnd"/>
+        <w:t>Text (FV = Text): ….</w:t>
+      </w:r>
     </w:p>
     <w:p>
       <w:pPr>
@@ -3810,15 +3745,7 @@
         <w:pStyle w:val="Text"/>
       </w:pPr>
       <w:r>
-        <w:t xml:space="preserve">Der Raspberry Pi ist ein Einplatinencomputer (Single-Board Computer, SBC), der von der britischen Raspberry Pi </w:t>
-      </w:r>
-      <w:proofErr w:type="spellStart"/>
-      <w:r>
-        <w:t>Foundation</w:t>
-      </w:r>
-      <w:proofErr w:type="spellEnd"/>
-      <w:r>
-        <w:t xml:space="preserve"> entwickelt wurde. Ursprünglich mit dem Ziel konzipiert, jungen Menschen den Erwerb von Programmier- und Hardwarekenntnissen zu erleichtern, hat sich die Plattform zu einem weltweit verbreiteten Standard für Bastler und professionelle Anwendungen entwickelt. Das System vereint alle wesentlichen Komponenten eines Computers auf einer einzigen Platine, die etwa die Größe einer Kreditkarte besitzt. Es existieren mittlerweile mehrere Generationen (z. B. Raspberry Pi 3, 4, 5 und Zero), die sich in Rechenleistung und Ausstattung unterscheiden, jedoch meist softwarekompatibel zueinander sind.</w:t>
+        <w:t>Der Raspberry Pi ist ein Einplatinencomputer (Single-Board Computer, SBC), der von der britischen Raspberry Pi Foundation entwickelt wurde. Ursprünglich mit dem Ziel konzipiert, jungen Menschen den Erwerb von Programmier- und Hardwarekenntnissen zu erleichtern, hat sich die Plattform zu einem weltweit verbreiteten Standard für Bastler und professionelle Anwendungen entwickelt. Das System vereint alle wesentlichen Komponenten eines Computers auf einer einzigen Platine, die etwa die Größe einer Kreditkarte besitzt. Es existieren mittlerweile mehrere Generationen (z. B. Raspberry Pi 3, 4, 5 und Zero), die sich in Rechenleistung und Ausstattung unterscheiden, jedoch meist softwarekompatibel zueinander sind.</w:t>
       </w:r>
     </w:p>
     <w:p/>
@@ -3979,15 +3906,7 @@
         <w:pStyle w:val="Text"/>
       </w:pPr>
       <w:r>
-        <w:t xml:space="preserve">Ein Mikrocontroller (kurz µC, </w:t>
-      </w:r>
-      <w:proofErr w:type="spellStart"/>
-      <w:r>
-        <w:t>uC</w:t>
-      </w:r>
-      <w:proofErr w:type="spellEnd"/>
-      <w:r>
-        <w:t xml:space="preserve"> oder MCU) ist ein kompaktes Computersystem, das sämtliche für den Betrieb notwendigen Komponenten auf einem einzigen integrierten Schaltkreis vereint. Im Gegensatz zu herkömmlichen Mikroprozessoren in Personal Computern, die auf externe Speicher- und Peripheriebausteine angewiesen sind, beinhaltet ein Mikrocontroller neben einem oder mehreren Prozessorkernen auch Arbeits- und Programmspeicher (RAM, ROM/Flash) sowie programmierbare Ein- und Ausgabeschnittstellen. </w:t>
+        <w:t xml:space="preserve">Ein Mikrocontroller (kurz µC, uC oder MCU) ist ein kompaktes Computersystem, das sämtliche für den Betrieb notwendigen Komponenten auf einem einzigen integrierten Schaltkreis vereint. Im Gegensatz zu herkömmlichen Mikroprozessoren in Personal Computern, die auf externe Speicher- und Peripheriebausteine angewiesen sind, beinhaltet ein Mikrocontroller neben einem oder mehreren Prozessorkernen auch Arbeits- und Programmspeicher (RAM, ROM/Flash) sowie programmierbare Ein- und Ausgabeschnittstellen. </w:t>
       </w:r>
       <w:r>
         <w:t>Das</w:t>
@@ -4159,23 +4078,6 @@
         <w:br w:type="page"/>
       </w:r>
     </w:p>
-    <w:p/>
-    <w:p>
-      <w:pPr>
-        <w:pStyle w:val="Heading3"/>
-      </w:pPr>
-      <w:r>
-        <w:t>Fotovisuelle Systeme</w:t>
-      </w:r>
-    </w:p>
-    <w:p>
-      <w:pPr>
-        <w:jc w:val="left"/>
-      </w:pPr>
-      <w:r>
-        <w:br w:type="page"/>
-      </w:r>
-    </w:p>
     <w:p>
       <w:pPr>
         <w:pStyle w:val="Heading3"/>
@@ -4253,15 +4155,7 @@
         <w:pStyle w:val="Text"/>
       </w:pPr>
       <w:r>
-        <w:t>Ein Ultraschall-Distanzsensor ist ein elektronisches Messgerät, das hochfrequente Schallwellen (typischerweise im Bereich von 20 kHz bis 10 MHz) nutzt, um die Entfernung zu einem Objekt berührungslos zu erfassen. Das Funktionsprinzip basiert auf der Laufzeitmessung (Time-</w:t>
-      </w:r>
-      <w:proofErr w:type="spellStart"/>
-      <w:r>
-        <w:t>of</w:t>
-      </w:r>
-      <w:proofErr w:type="spellEnd"/>
-      <w:r>
-        <w:t>-Flight): Der Sensor emittiert über einen Sender (piezoelektrischer Wandler) einen kurzen Ultraschallimpuls, der sich mit Schallgeschwindigkeit durch die Luft ausbreitet. Trifft dieser Impuls auf ein Hindernis, wird er reflektiert und als Echo vom Empfänger des Sensors detektiert. Ein Mikrocontroller oder eine interne Logik misst die Zeitspanne t zwischen Aussendung und Empfang und berechnet daraus die Distanz d</w:t>
+        <w:t>Ein Ultraschall-Distanzsensor ist ein elektronisches Messgerät, das hochfrequente Schallwellen (typischerweise im Bereich von 20 kHz bis 10 MHz) nutzt, um die Entfernung zu einem Objekt berührungslos zu erfassen. Das Funktionsprinzip basiert auf der Laufzeitmessung (Time-of-Flight): Der Sensor emittiert über einen Sender (piezoelektrischer Wandler) einen kurzen Ultraschallimpuls, der sich mit Schallgeschwindigkeit durch die Luft ausbreitet. Trifft dieser Impuls auf ein Hindernis, wird er reflektiert und als Echo vom Empfänger des Sensors detektiert. Ein Mikrocontroller oder eine interne Logik misst die Zeitspanne t zwischen Aussendung und Empfang und berechnet daraus die Distanz d</w:t>
       </w:r>
       <w:r>
         <w:t>.</w:t>
@@ -4281,15 +4175,7 @@
         <w:pStyle w:val="Text"/>
       </w:pPr>
       <w:r>
-        <w:t xml:space="preserve">Die elektrischen Eigenschaften variieren je nach Modul, lassen sich aber am weit verbreiteten HC-SR04 gut exemplarisch darstellen. Der Sensor arbeitet meist mit einer Versorgungsspannung von 5 V DC. Der Messvorgang wird durch ein digitales </w:t>
-      </w:r>
-      <w:proofErr w:type="spellStart"/>
-      <w:r>
-        <w:t>Triggersignal</w:t>
-      </w:r>
-      <w:proofErr w:type="spellEnd"/>
-      <w:r>
-        <w:t xml:space="preserve"> (High-Pegel für ca. 10 µs) gestartet. Daraufhin sendet das Modul einen Burst von 8 Zyklen bei 40 kHz. Das Ausgangssignal (Echo-Pin) liefert einen High-Impuls, dessen Breite exakt der Laufzeit des Schalls entspricht.</w:t>
+        <w:t>Die elektrischen Eigenschaften variieren je nach Modul, lassen sich aber am weit verbreiteten HC-SR04 gut exemplarisch darstellen. Der Sensor arbeitet meist mit einer Versorgungsspannung von 5 V DC. Der Messvorgang wird durch ein digitales Triggersignal (High-Pegel für ca. 10 µs) gestartet. Daraufhin sendet das Modul einen Burst von 8 Zyklen bei 40 kHz. Das Ausgangssignal (Echo-Pin) liefert einen High-Impuls, dessen Breite exakt der Laufzeit des Schalls entspricht.</w:t>
       </w:r>
     </w:p>
     <w:p>
@@ -4361,21 +4247,8 @@
         <w:pStyle w:val="Text"/>
       </w:pPr>
       <w:r>
-        <w:t>Optische Distanzsensoren messen Entfernungen berührungslos mithilfe von Licht, meist durch Laserquellen. Je nach Anforderung und Messbereich kommen unterschiedliche physikalische Prinzipien zum Einsatz. Das dominierende Verfahren für hohe Präzision im Nahbereich (Millimeter bis wenige Meter) ist die Lasertriangulation. Hierbei projiziert der Sensor einen Laserpunkt oder eine Laserlinie auf das Objekt. Das reflektierte Licht trifft unter einem bestimmten Winkel auf ein Empfangselement im Sensor. Ändert sich die Distanz zum Objekt, verschiebt sich auch die Position des Lichtpunkts auf dem Empfänger. Für größere Distanzen wird hingegen das Time-</w:t>
-      </w:r>
-      <w:proofErr w:type="spellStart"/>
-      <w:r>
-        <w:t>of</w:t>
-      </w:r>
-      <w:proofErr w:type="spellEnd"/>
-      <w:r>
-        <w:t xml:space="preserve">-Flight-Verfahren (Laufzeitmessung) genutzt. Dabei sendet der Sensor ein Signalpaket aus und misst die Zeit, die das Licht benötigt, um zum Objekt und wieder </w:t>
-      </w:r>
-      <w:proofErr w:type="spellStart"/>
-      <w:r>
-        <w:t>zurückzugelangen</w:t>
-      </w:r>
-      <w:proofErr w:type="spellEnd"/>
+        <w:t>Optische Distanzsensoren messen Entfernungen berührungslos mithilfe von Licht, meist durch Laserquellen. Je nach Anforderung und Messbereich kommen unterschiedliche physikalische Prinzipien zum Einsatz. Das dominierende Verfahren für hohe Präzision im Nahbereich (Millimeter bis wenige Meter) ist die Lasertriangulation. Hierbei projiziert der Sensor einen Laserpunkt oder eine Laserlinie auf das Objekt. Das reflektierte Licht trifft unter einem bestimmten Winkel auf ein Empfangselement im Sensor. Ändert sich die Distanz zum Objekt, verschiebt sich auch die Position des Lichtpunkts auf dem Empfänger. Für größere Distanzen wird hingegen das Time-of-Flight-Verfahren (Laufzeitmessung) genutzt. Dabei sendet der Sensor ein Signalpaket aus und misst die Zeit, die das Licht benötigt, um zum Objekt und wieder zurückzugelangen</w:t>
+      </w:r>
     </w:p>
     <w:p>
       <w:hyperlink r:id="rId43" w:history="1">
@@ -4397,23 +4270,7 @@
         <w:pStyle w:val="Text"/>
       </w:pPr>
       <w:r>
-        <w:t>Für die punktuelle Abstandsmessung kommen optische Sensoren zum Einsatz, die einen gerichteten Lichtstrahl emittieren. Die Distanzermittlung erfolgt hierbei in der Regel über etablierte Verfahren wie die Lasertriangulation oder das Time-</w:t>
-      </w:r>
-      <w:proofErr w:type="spellStart"/>
-      <w:r>
-        <w:t>of</w:t>
-      </w:r>
-      <w:proofErr w:type="spellEnd"/>
-      <w:r>
-        <w:t>-Flight-Prinzip (</w:t>
-      </w:r>
-      <w:proofErr w:type="spellStart"/>
-      <w:r>
-        <w:t>ToF</w:t>
-      </w:r>
-      <w:proofErr w:type="spellEnd"/>
-      <w:r>
-        <w:t>).</w:t>
+        <w:t>Für die punktuelle Abstandsmessung kommen optische Sensoren zum Einsatz, die einen gerichteten Lichtstrahl emittieren. Die Distanzermittlung erfolgt hierbei in der Regel über etablierte Verfahren wie die Lasertriangulation oder das Time-of-Flight-Prinzip (ToF).</w:t>
       </w:r>
     </w:p>
     <w:p>
@@ -4425,29 +4282,13 @@
       </w:r>
       <w:r>
         <w:lastRenderedPageBreak/>
-        <w:t xml:space="preserve">LiDAR (Light </w:t>
-      </w:r>
-      <w:proofErr w:type="spellStart"/>
-      <w:r>
-        <w:t>Detection</w:t>
-      </w:r>
-      <w:proofErr w:type="spellEnd"/>
-      <w:r>
-        <w:t xml:space="preserve"> and Ranging) dar. Diese Systeme tasten die Umgebung </w:t>
+        <w:t xml:space="preserve">LiDAR (Light Detection and Ranging) dar. Diese Systeme tasten die Umgebung </w:t>
       </w:r>
       <w:r>
         <w:t>mittels Laserimpulse</w:t>
       </w:r>
       <w:r>
-        <w:t xml:space="preserve"> ab und berechnen die räumlichen Koordinaten der Umgebungspunkte primär auf Basis der Lichtlaufzeitmessung (</w:t>
-      </w:r>
-      <w:proofErr w:type="spellStart"/>
-      <w:r>
-        <w:t>ToF</w:t>
-      </w:r>
-      <w:proofErr w:type="spellEnd"/>
-      <w:r>
-        <w:t>).</w:t>
+        <w:t xml:space="preserve"> ab und berechnen die räumlichen Koordinaten der Umgebungspunkte primär auf Basis der Lichtlaufzeitmessung (ToF).</w:t>
       </w:r>
     </w:p>
     <w:p>
@@ -4524,63 +4365,15 @@
         <w:pStyle w:val="Text"/>
       </w:pPr>
       <w:r>
-        <w:t xml:space="preserve">Die Messung von Masse/bzw. Gewicht erfolgt über </w:t>
-      </w:r>
-      <w:proofErr w:type="spellStart"/>
-      <w:r>
-        <w:t>Wägezellen</w:t>
-      </w:r>
-      <w:proofErr w:type="spellEnd"/>
-      <w:r>
-        <w:t xml:space="preserve">. </w:t>
-      </w:r>
-      <w:proofErr w:type="spellStart"/>
-      <w:r>
-        <w:t>Wägezellen</w:t>
-      </w:r>
-      <w:proofErr w:type="spellEnd"/>
-      <w:r>
-        <w:t xml:space="preserve"> sind Kraft </w:t>
-      </w:r>
-      <w:proofErr w:type="gramStart"/>
-      <w:r>
-        <w:t>Sensoren</w:t>
-      </w:r>
-      <w:proofErr w:type="gramEnd"/>
-      <w:r>
-        <w:t xml:space="preserve"> die die eine auf diese gewirkte Kraft in ein elektrisches Signal transformieren.</w:t>
-      </w:r>
-    </w:p>
-    <w:p>
-      <w:pPr>
-        <w:pStyle w:val="Text"/>
-      </w:pPr>
-      <w:r>
-        <w:t xml:space="preserve">Die in der Industrie am häufigsten auftretende Art der Zellen sind die Dehnstreifen </w:t>
-      </w:r>
-      <w:proofErr w:type="spellStart"/>
-      <w:r>
-        <w:t>Wägezellen</w:t>
-      </w:r>
-      <w:proofErr w:type="spellEnd"/>
-      <w:r>
-        <w:t xml:space="preserve">, diese bestehen aus einem Metallgehäuse und Dehnstreifen, welche direkt am Metall fixiert sind. Wenn nun </w:t>
-      </w:r>
-      <w:proofErr w:type="gramStart"/>
-      <w:r>
-        <w:t>ein Kraft</w:t>
-      </w:r>
-      <w:proofErr w:type="gramEnd"/>
-      <w:r>
-        <w:t xml:space="preserve"> auf die Zelle </w:t>
-      </w:r>
-      <w:proofErr w:type="gramStart"/>
-      <w:r>
-        <w:t>wirkt</w:t>
-      </w:r>
-      <w:proofErr w:type="gramEnd"/>
-      <w:r>
-        <w:t xml:space="preserve"> verformt sich der Dehnstreifen entsprechend, was dessen Widerstand ändert. Synchron dazu wird konstant ein elektrisches Signal über den Streifen geleitet, die Spannung dieses Signals verändert sich durch die Verformung ebenfalls aufgrund der Widerstandsänderung. Diese Änderung wird von einem Controller dann aufgenommen und in eine Kraft oder eine Masse umgerechnet.</w:t>
+        <w:t>Die Messung von Masse/bzw. Gewicht erfolgt über Wägezellen. Wägezellen sind Kraft Sensoren die die eine auf diese gewirkte Kraft in ein elektrisches Signal transformieren.</w:t>
+      </w:r>
+    </w:p>
+    <w:p>
+      <w:pPr>
+        <w:pStyle w:val="Text"/>
+      </w:pPr>
+      <w:r>
+        <w:t>Die in der Industrie am häufigsten auftretende Art der Zellen sind die Dehnstreifen Wägezellen, diese bestehen aus einem Metallgehäuse und Dehnstreifen, welche direkt am Metall fixiert sind. Wenn nun ein Kraft auf die Zelle wirkt verformt sich der Dehnstreifen entsprechend, was dessen Widerstand ändert. Synchron dazu wird konstant ein elektrisches Signal über den Streifen geleitet, die Spannung dieses Signals verändert sich durch die Verformung ebenfalls aufgrund der Widerstandsänderung. Diese Änderung wird von einem Controller dann aufgenommen und in eine Kraft oder eine Masse umgerechnet.</w:t>
       </w:r>
     </w:p>
     <w:p>
@@ -4592,23 +4385,7 @@
         <w:t>Um eine</w:t>
       </w:r>
       <w:r>
-        <w:t xml:space="preserve"> möglichst hohe Genauigkeit zu </w:t>
-      </w:r>
-      <w:proofErr w:type="gramStart"/>
-      <w:r>
-        <w:t>erzielen</w:t>
-      </w:r>
-      <w:proofErr w:type="gramEnd"/>
-      <w:r>
-        <w:t xml:space="preserve"> werden mehrere Messstreifen </w:t>
-      </w:r>
-      <w:proofErr w:type="gramStart"/>
-      <w:r>
-        <w:t>verbaut ,welche</w:t>
-      </w:r>
-      <w:proofErr w:type="gramEnd"/>
-      <w:r>
-        <w:t xml:space="preserve"> intern als Wheatstone Brücke verschalten werden. </w:t>
+        <w:t xml:space="preserve"> möglichst hohe Genauigkeit zu erzielen werden mehrere Messstreifen verbaut ,welche intern als Wheatstone Brücke verschalten werden. </w:t>
       </w:r>
     </w:p>
     <w:p>
@@ -5120,34 +4897,10 @@
         <w:pStyle w:val="Text"/>
       </w:pPr>
       <w:r>
-        <w:t xml:space="preserve">Bei der Hardware-Summierung wird ein sogenannter </w:t>
-      </w:r>
-      <w:proofErr w:type="spellStart"/>
-      <w:r>
-        <w:t>Summierkörper</w:t>
-      </w:r>
-      <w:proofErr w:type="spellEnd"/>
-      <w:r>
-        <w:t xml:space="preserve"> verwendet</w:t>
-      </w:r>
-      <w:r>
-        <w:t xml:space="preserve">. Die Aufgabe dieses </w:t>
-      </w:r>
-      <w:proofErr w:type="spellStart"/>
-      <w:r>
-        <w:t>Summierkörper</w:t>
-      </w:r>
-      <w:proofErr w:type="spellEnd"/>
-      <w:r>
-        <w:t xml:space="preserve"> ist es die einzelnen elektrischen Signale elektronisch </w:t>
-      </w:r>
-      <w:proofErr w:type="gramStart"/>
-      <w:r>
-        <w:t>aufzusummieren</w:t>
-      </w:r>
-      <w:proofErr w:type="gramEnd"/>
-      <w:r>
-        <w:t xml:space="preserve"> um am Ausgang ein einziges Signal für den Controller bereitzustellen. Eine solche Konstruktion besteht in der Regel aus mehreren Komponenten: Verstärker, Filter, angepasste Leitungen.</w:t>
+        <w:t>Bei der Hardware-Summierung wird ein sogenannter Summierkörper verwendet</w:t>
+      </w:r>
+      <w:r>
+        <w:t>. Die Aufgabe dieses Summierkörper ist es die einzelnen elektrischen Signale elektronisch aufzusummieren um am Ausgang ein einziges Signal für den Controller bereitzustellen. Eine solche Konstruktion besteht in der Regel aus mehreren Komponenten: Verstärker, Filter, angepasste Leitungen.</w:t>
       </w:r>
     </w:p>
     <w:p>
@@ -5219,23 +4972,7 @@
         <w:pStyle w:val="Text"/>
       </w:pPr>
       <w:r>
-        <w:t xml:space="preserve">Der große Vorteil von </w:t>
-      </w:r>
-      <w:proofErr w:type="spellStart"/>
-      <w:r>
-        <w:t>Summierkörpern</w:t>
-      </w:r>
-      <w:proofErr w:type="spellEnd"/>
-      <w:r>
-        <w:t xml:space="preserve"> gegenüber der Software-Summierung ist, dass </w:t>
-      </w:r>
-      <w:proofErr w:type="gramStart"/>
-      <w:r>
-        <w:t>diese direkt Filter</w:t>
-      </w:r>
-      <w:proofErr w:type="gramEnd"/>
-      <w:r>
-        <w:t xml:space="preserve"> eingebaut haben, welche ungewünschte Signale wegfiltern. Sind diese richtig kalibriert, können diese daher viel genauer arbeiten. Ist das Signal schon auf der Leitung summiert können sich auch ADCs gespart werden, da nun nur mehr einer benötigt wird.</w:t>
+        <w:t>Der große Vorteil von Summierkörpern gegenüber der Software-Summierung ist, dass diese direkt Filter eingebaut haben, welche ungewünschte Signale wegfiltern. Sind diese richtig kalibriert, können diese daher viel genauer arbeiten. Ist das Signal schon auf der Leitung summiert können sich auch ADCs gespart werden, da nun nur mehr einer benötigt wird.</w:t>
       </w:r>
     </w:p>
     <w:p>
@@ -5294,15 +5031,7 @@
         <w:pStyle w:val="Text"/>
       </w:pPr>
       <w:r>
-        <w:t xml:space="preserve">Eine Leuchtdiode (kurz LED) ist ein Halbleiter-Bauelement, das Licht ausstrahlt, sobald elektrischer Strom in Durchlassrichtung fließt. Im Gegensatz zu thermischen Strahlern wie Glühlampen basiert die Lichterzeugung nicht auf Hitze, sondern auf Elektrolumineszenz. Das Herzstück bildet ein Halbleiterkristall, der in einer </w:t>
-      </w:r>
-      <w:proofErr w:type="spellStart"/>
-      <w:r>
-        <w:t>Reflektorwanne</w:t>
-      </w:r>
-      <w:proofErr w:type="spellEnd"/>
-      <w:r>
-        <w:t xml:space="preserve"> sitzt. Die Wellenlänge des emittierten Lichts – und damit die Farbe – hängt dabei direkt vom verwendeten Halbleitermaterial und dessen Dotierung ab (Bandlücke). Ursprünglich nur als Signallampen genutzt, haben LEDs aufgrund ihrer hohen Effizienz und Langlebigkeit mittlerweile herkömmliche Leuchtmittel im Alltag fast vollständig verdrängt.</w:t>
+        <w:t>Eine Leuchtdiode (kurz LED) ist ein Halbleiter-Bauelement, das Licht ausstrahlt, sobald elektrischer Strom in Durchlassrichtung fließt. Im Gegensatz zu thermischen Strahlern wie Glühlampen basiert die Lichterzeugung nicht auf Hitze, sondern auf Elektrolumineszenz. Das Herzstück bildet ein Halbleiterkristall, der in einer Reflektorwanne sitzt. Die Wellenlänge des emittierten Lichts – und damit die Farbe – hängt dabei direkt vom verwendeten Halbleitermaterial und dessen Dotierung ab (Bandlücke). Ursprünglich nur als Signallampen genutzt, haben LEDs aufgrund ihrer hohen Effizienz und Langlebigkeit mittlerweile herkömmliche Leuchtmittel im Alltag fast vollständig verdrängt.</w:t>
       </w:r>
     </w:p>
     <w:p>
@@ -5838,7 +5567,7 @@
           <w:noProof/>
         </w:rPr>
         <w:drawing>
-          <wp:anchor distT="0" distB="0" distL="114300" distR="114300" simplePos="0" relativeHeight="251660288" behindDoc="1" locked="0" layoutInCell="1" allowOverlap="1" wp14:anchorId="578F5D54" wp14:editId="62963E1F">
+          <wp:anchor distT="0" distB="0" distL="114300" distR="114300" simplePos="0" relativeHeight="251658752" behindDoc="1" locked="0" layoutInCell="1" allowOverlap="1" wp14:anchorId="578F5D54" wp14:editId="21470164">
             <wp:simplePos x="0" y="0"/>
             <wp:positionH relativeFrom="column">
               <wp:posOffset>3595467</wp:posOffset>
@@ -5958,7 +5687,7 @@
           <w:noProof/>
         </w:rPr>
         <w:drawing>
-          <wp:anchor distT="0" distB="0" distL="114300" distR="114300" simplePos="0" relativeHeight="251658240" behindDoc="1" locked="0" layoutInCell="1" allowOverlap="1" wp14:anchorId="4A6CF667" wp14:editId="452BCE59">
+          <wp:anchor distT="0" distB="0" distL="114300" distR="114300" simplePos="0" relativeHeight="251657728" behindDoc="1" locked="0" layoutInCell="1" allowOverlap="1" wp14:anchorId="4A6CF667" wp14:editId="50ECA371">
             <wp:simplePos x="0" y="0"/>
             <wp:positionH relativeFrom="column">
               <wp:posOffset>3218510</wp:posOffset>
@@ -6616,13 +6345,8 @@
       </w:r>
       <w:r>
         <w:lastRenderedPageBreak/>
-        <w:t xml:space="preserve">Leitern aus. Da externe elektromagnetische Störungen meist auf beide räumlich eng beieinanderliegenden Leitungen gleichermaßen einwirken (Gleichtaktstörung), heben sich diese Störanteile bei der Differenzbildung im Empfänger auf, was eine hohe Störfestigkeit und Signalintegrität </w:t>
-      </w:r>
-      <w:proofErr w:type="gramStart"/>
-      <w:r>
-        <w:t>ermöglicht</w:t>
-      </w:r>
-      <w:proofErr w:type="gramEnd"/>
+        <w:t>Leitern aus. Da externe elektromagnetische Störungen meist auf beide räumlich eng beieinanderliegenden Leitungen gleichermaßen einwirken (Gleichtaktstörung), heben sich diese Störanteile bei der Differenzbildung im Empfänger auf, was eine hohe Störfestigkeit und Signalintegrität ermöglicht</w:t>
+      </w:r>
       <w:r>
         <w:t>.</w:t>
       </w:r>
@@ -6761,37 +6485,13 @@
         <w:pStyle w:val="Text"/>
       </w:pPr>
       <w:r>
-        <w:t xml:space="preserve">Zusätzlich wird empfohlen für die Datenleitung eine Twisted-Pair Leitung, also ein verdrilltes </w:t>
-      </w:r>
-      <w:proofErr w:type="spellStart"/>
-      <w:r>
-        <w:t>Adernpaar</w:t>
-      </w:r>
-      <w:proofErr w:type="spellEnd"/>
-      <w:r>
-        <w:t xml:space="preserve"> zu verwenden. Wenn bei einem verdrillten </w:t>
-      </w:r>
-      <w:proofErr w:type="spellStart"/>
-      <w:r>
-        <w:t>Adernpaar</w:t>
-      </w:r>
-      <w:proofErr w:type="spellEnd"/>
-      <w:r>
-        <w:t xml:space="preserve"> Störeinflüsse von außen </w:t>
+        <w:t xml:space="preserve">Zusätzlich wird empfohlen für die Datenleitung eine Twisted-Pair Leitung, also ein verdrilltes Adernpaar zu verwenden. Wenn bei einem verdrillten Adernpaar Störeinflüsse von außen </w:t>
       </w:r>
       <w:r>
         <w:t>kommen, wirkt</w:t>
       </w:r>
       <w:r>
-        <w:t xml:space="preserve"> sich dieses Gleichermaßen auf beide Adern aus und da es sich um ein Differenzielles </w:t>
-      </w:r>
-      <w:proofErr w:type="spellStart"/>
-      <w:r>
-        <w:t>Adernpaar</w:t>
-      </w:r>
-      <w:proofErr w:type="spellEnd"/>
-      <w:r>
-        <w:t xml:space="preserve"> handelt, haben die Störeinflüsse quasi gar keinen Einfluss mehr auf das Ergebnis, da sich die Störungen durch die Bildung der Differenz der beiden Signaldrähte sowieso von selbst weckkürzt.</w:t>
+        <w:t xml:space="preserve"> sich dieses Gleichermaßen auf beide Adern aus und da es sich um ein Differenzielles Adernpaar handelt, haben die Störeinflüsse quasi gar keinen Einfluss mehr auf das Ergebnis, da sich die Störungen durch die Bildung der Differenz der beiden Signaldrähte sowieso von selbst weckkürzt.</w:t>
       </w:r>
     </w:p>
     <w:p>
@@ -6833,13 +6533,8 @@
       <w:r>
         <w:t xml:space="preserve"> Dieser Filtert </w:t>
       </w:r>
-      <w:proofErr w:type="spellStart"/>
-      <w:r>
-        <w:t>filtert</w:t>
-      </w:r>
-      <w:proofErr w:type="spellEnd"/>
-      <w:r>
-        <w:t xml:space="preserve"> rein das differenzielle Signal und lässt die einzelnen Signale weitgehend unberührt. Eine einfache Konfiguration hierfür wäre:</w:t>
+      <w:r>
+        <w:t>filtert rein das differenzielle Signal und lässt die einzelnen Signale weitgehend unberührt. Eine einfache Konfiguration hierfür wäre:</w:t>
       </w:r>
     </w:p>
     <w:p>
@@ -6922,33 +6617,7 @@
         <w:pStyle w:val="Text"/>
       </w:pPr>
       <w:r>
-        <w:t xml:space="preserve">Da es sich aber um hochgenaue Anwendungsfälle handelt werden diese in der Regel nicht als einfache </w:t>
-      </w:r>
-      <w:proofErr w:type="gramStart"/>
-      <w:r>
-        <w:t>RC Kombinationen</w:t>
-      </w:r>
-      <w:proofErr w:type="gramEnd"/>
-      <w:r>
-        <w:t xml:space="preserve"> </w:t>
-      </w:r>
-      <w:proofErr w:type="gramStart"/>
-      <w:r>
-        <w:t>verbaut</w:t>
-      </w:r>
-      <w:proofErr w:type="gramEnd"/>
-      <w:r>
-        <w:t xml:space="preserve"> sondern als fix fertige </w:t>
-      </w:r>
-      <w:proofErr w:type="spellStart"/>
-      <w:proofErr w:type="gramStart"/>
-      <w:r>
-        <w:t>IC’s</w:t>
-      </w:r>
-      <w:proofErr w:type="spellEnd"/>
-      <w:proofErr w:type="gramEnd"/>
-      <w:r>
-        <w:t xml:space="preserve"> mit perfekt abgestimmten Bauteilen und Leitungen. </w:t>
+        <w:t xml:space="preserve">Da es sich aber um hochgenaue Anwendungsfälle handelt werden diese in der Regel nicht als einfache RC Kombinationen verbaut sondern als fix fertige IC’s mit perfekt abgestimmten Bauteilen und Leitungen. </w:t>
       </w:r>
     </w:p>
     <w:p>
@@ -7012,15 +6681,7 @@
         <w:t xml:space="preserve"> </w:t>
       </w:r>
       <w:r>
-        <w:t xml:space="preserve">erfolgt die Signalübertragung differentiell über ein verdrilltes </w:t>
-      </w:r>
-      <w:proofErr w:type="spellStart"/>
-      <w:r>
-        <w:t>Adernpaar</w:t>
-      </w:r>
-      <w:proofErr w:type="spellEnd"/>
-      <w:r>
-        <w:t xml:space="preserve"> (D+ und D-), ergänzt durch zwei Adern für die Spannungsversorgung (VBUS und GND). Die </w:t>
+        <w:t xml:space="preserve">erfolgt die Signalübertragung differentiell über ein verdrilltes Adernpaar (D+ und D-), ergänzt durch zwei Adern für die Spannungsversorgung (VBUS und GND). Die </w:t>
       </w:r>
       <w:r>
         <w:lastRenderedPageBreak/>
@@ -7439,7 +7100,7 @@
           <w:noProof/>
         </w:rPr>
         <w:drawing>
-          <wp:anchor distT="0" distB="0" distL="114300" distR="114300" simplePos="0" relativeHeight="251656192" behindDoc="1" locked="0" layoutInCell="1" allowOverlap="1" wp14:anchorId="6BE9E8A8" wp14:editId="4AADEB75">
+          <wp:anchor distT="0" distB="0" distL="114300" distR="114300" simplePos="0" relativeHeight="251655680" behindDoc="1" locked="0" layoutInCell="1" allowOverlap="1" wp14:anchorId="6BE9E8A8" wp14:editId="78947CE5">
             <wp:simplePos x="0" y="0"/>
             <wp:positionH relativeFrom="column">
               <wp:posOffset>4322648</wp:posOffset>
@@ -7611,15 +7272,7 @@
         <w:pStyle w:val="Text"/>
       </w:pPr>
       <w:r>
-        <w:t xml:space="preserve">Das </w:t>
-      </w:r>
-      <w:proofErr w:type="spellStart"/>
-      <w:r>
-        <w:t>Camera</w:t>
-      </w:r>
-      <w:proofErr w:type="spellEnd"/>
-      <w:r>
-        <w:t xml:space="preserve"> Serial Interface (CSI) ist eine Spezifikation</w:t>
+        <w:t>Das Camera Serial Interface (CSI) ist eine Spezifikation</w:t>
       </w:r>
       <w:r>
         <w:t xml:space="preserve">, </w:t>
@@ -7854,26 +7507,13 @@
         <w:t xml:space="preserve">Mit Hilfe dieser Programme werden die dreidimensionalen geometrischen Modelle der Bauteile erstellt. Im Gegensatz zu herkömmlichen Grafikprogrammen arbeiten CAD-Systeme parametrisch und vektorbasiert. Dies gewährleistet eine exakte Maßhaltigkeit und die für technische Anwendungen erforderliche geometrische Präzision. Wurde ein </w:t>
       </w:r>
       <w:r>
-        <w:t xml:space="preserve">Volumenkörper erstellt, ist der Prozess jedoch noch nicht fertig, da die </w:t>
-      </w:r>
-      <w:proofErr w:type="gramStart"/>
-      <w:r>
-        <w:t>erstellte</w:t>
+        <w:t>Volumenkörper erstellt, ist der Prozess jedoch noch nicht fertig, da die erstellte</w:t>
       </w:r>
       <w:r>
         <w:t xml:space="preserve"> </w:t>
       </w:r>
       <w:r>
-        <w:t>.</w:t>
-      </w:r>
-      <w:proofErr w:type="spellStart"/>
-      <w:r>
-        <w:t>ipt</w:t>
-      </w:r>
-      <w:proofErr w:type="spellEnd"/>
-      <w:proofErr w:type="gramEnd"/>
-      <w:r>
-        <w:t xml:space="preserve"> Datei von 3D Druckern nicht gelesen werden kann. Hier kommen STL-Dateien ins Spiel. </w:t>
+        <w:t xml:space="preserve">.ipt Datei von 3D Druckern nicht gelesen werden kann. Hier kommen STL-Dateien ins Spiel. </w:t>
       </w:r>
     </w:p>
     <w:p>
@@ -7961,15 +7601,7 @@
         <w:pStyle w:val="Text"/>
       </w:pPr>
       <w:r>
-        <w:t xml:space="preserve">Die generierte STL-Datei wird mithilfe einer </w:t>
-      </w:r>
-      <w:proofErr w:type="spellStart"/>
-      <w:r>
-        <w:t>Slicing</w:t>
-      </w:r>
-      <w:proofErr w:type="spellEnd"/>
-      <w:r>
-        <w:t>-Software in Schichten unterteilt, welche anschließend als Grundlage für den Schichtaufbau des Druckers dienen.</w:t>
+        <w:t>Die generierte STL-Datei wird mithilfe einer Slicing-Software in Schichten unterteilt, welche anschließend als Grundlage für den Schichtaufbau des Druckers dienen.</w:t>
       </w:r>
     </w:p>
     <w:p>
@@ -8083,173 +7715,155 @@
           <w:bCs/>
           <w:u w:val="single"/>
         </w:rPr>
-        <w:t xml:space="preserve">Project </w:t>
-      </w:r>
-      <w:proofErr w:type="spellStart"/>
-      <w:r>
+        <w:t>Project Definiton</w:t>
+      </w:r>
+    </w:p>
+    <w:p>
+      <w:pPr>
+        <w:pStyle w:val="Text"/>
+      </w:pPr>
+      <w:r>
+        <w:t>In der Project Definition die Grundlegende Funktionen des Geräts festgehalten</w:t>
+      </w:r>
+    </w:p>
+    <w:p>
+      <w:pPr>
+        <w:pStyle w:val="Text"/>
+      </w:pPr>
+    </w:p>
+    <w:p>
+      <w:pPr>
+        <w:pStyle w:val="Text"/>
         <w:rPr>
           <w:b/>
           <w:bCs/>
           <w:u w:val="single"/>
         </w:rPr>
-        <w:t>Definiton</w:t>
-      </w:r>
-      <w:proofErr w:type="spellEnd"/>
-    </w:p>
-    <w:p>
-      <w:pPr>
-        <w:pStyle w:val="Text"/>
-      </w:pPr>
-      <w:r>
-        <w:t>In der Project Definition die Grundlegende Funktionen des Geräts festgehalten</w:t>
-      </w:r>
-    </w:p>
-    <w:p>
-      <w:pPr>
-        <w:pStyle w:val="Text"/>
-      </w:pPr>
-    </w:p>
-    <w:p>
-      <w:pPr>
-        <w:pStyle w:val="Text"/>
+      </w:pPr>
+      <w:r>
         <w:rPr>
           <w:b/>
           <w:bCs/>
           <w:u w:val="single"/>
         </w:rPr>
-      </w:pPr>
-      <w:r>
+        <w:t>Project Initiation</w:t>
+      </w:r>
+    </w:p>
+    <w:p>
+      <w:pPr>
+        <w:pStyle w:val="Text"/>
+      </w:pPr>
+      <w:r>
+        <w:lastRenderedPageBreak/>
+        <w:t xml:space="preserve">In der Project Initiation wird nun eine klare Umsetzung der zuvor in der Project Definition festgelegten Ziele festgehalten. </w:t>
+      </w:r>
+    </w:p>
+    <w:p>
+      <w:pPr>
+        <w:pStyle w:val="Text"/>
+      </w:pPr>
+      <w:r>
+        <w:t>Produkt Description</w:t>
+      </w:r>
+    </w:p>
+    <w:p>
+      <w:pPr>
+        <w:jc w:val="left"/>
+      </w:pPr>
+    </w:p>
+    <w:p>
+      <w:pPr>
+        <w:jc w:val="left"/>
+      </w:pPr>
+    </w:p>
+    <w:p>
+      <w:pPr>
+        <w:jc w:val="left"/>
         <w:rPr>
           <w:b/>
           <w:bCs/>
           <w:u w:val="single"/>
         </w:rPr>
-        <w:t>Project Initiation</w:t>
-      </w:r>
-    </w:p>
-    <w:p>
-      <w:pPr>
-        <w:pStyle w:val="Text"/>
-      </w:pPr>
-      <w:r>
-        <w:lastRenderedPageBreak/>
-        <w:t xml:space="preserve">In der Project Initiation wird nun eine klare Umsetzung der zuvor in der Project Definition festgelegten Ziele festgehalten. </w:t>
-      </w:r>
-    </w:p>
-    <w:p>
-      <w:pPr>
-        <w:pStyle w:val="Text"/>
-      </w:pPr>
-      <w:r>
-        <w:t>Produkt Description</w:t>
-      </w:r>
-    </w:p>
-    <w:p>
-      <w:pPr>
-        <w:jc w:val="left"/>
-      </w:pPr>
-    </w:p>
-    <w:p>
-      <w:pPr>
-        <w:jc w:val="left"/>
-      </w:pPr>
-    </w:p>
-    <w:p>
-      <w:pPr>
-        <w:jc w:val="left"/>
+      </w:pPr>
+      <w:r>
         <w:rPr>
           <w:b/>
           <w:bCs/>
           <w:u w:val="single"/>
         </w:rPr>
-      </w:pPr>
-      <w:r>
+        <w:t>Risikotabelle</w:t>
+      </w:r>
+    </w:p>
+    <w:p>
+      <w:pPr>
+        <w:pStyle w:val="Text"/>
+      </w:pPr>
+      <w:r>
+        <w:t>In der Risiko Tabelle werden möglich eintretende Ereignisse sowie wichtige Entscheidungen nach der Eintrittswahrscheinlichkeit sortiert. Damit früh genug darauf reagiert werden kann und ein Plan zur Bewältigung möglicher Probleme ausgearbeitet werden kann.</w:t>
+      </w:r>
+    </w:p>
+    <w:p>
+      <w:pPr>
+        <w:pStyle w:val="Text"/>
+      </w:pPr>
+      <w:r>
+        <w:t xml:space="preserve">-&gt; Verweis auf Anhang hinzufügen </w:t>
+      </w:r>
+    </w:p>
+    <w:p>
+      <w:pPr>
+        <w:jc w:val="left"/>
+      </w:pPr>
+      <w:r>
+        <w:br w:type="page"/>
+      </w:r>
+    </w:p>
+    <w:p>
+      <w:pPr>
+        <w:pStyle w:val="Heading3"/>
+      </w:pPr>
+      <w:r>
+        <w:lastRenderedPageBreak/>
+        <w:t>Komponenten Auswahl</w:t>
+      </w:r>
+    </w:p>
+    <w:p>
+      <w:pPr>
+        <w:pStyle w:val="Text"/>
+      </w:pPr>
+      <w:r>
+        <w:t xml:space="preserve">Bei der Auswahl der </w:t>
+      </w:r>
+      <w:r>
+        <w:t>Hardwarekomponenten</w:t>
+      </w:r>
+      <w:r>
+        <w:t xml:space="preserve"> gibt es viele relevante Faktoren. Wichtig hierbei ist die Wirtschaftlichkeit </w:t>
+      </w:r>
+      <w:r>
+        <w:t xml:space="preserve">der Entscheidungen. Ein Produkt kann zwar ideal für die Anwendung sein, jedoch bei weitem Außerhalb des Preisraumes liegen. Für die Firma Leitner ist es außerdem wichtig, dass die Bauteile auf ihrer Liferanten Liste steht, damit wird vor allem die Qualität abgesichert. </w:t>
+      </w:r>
+    </w:p>
+    <w:p>
+      <w:pPr>
+        <w:pStyle w:val="Text"/>
+      </w:pPr>
+    </w:p>
+    <w:p>
+      <w:pPr>
+        <w:pStyle w:val="Text"/>
         <w:rPr>
           <w:b/>
           <w:bCs/>
           <w:u w:val="single"/>
         </w:rPr>
-        <w:t>Risikotabelle</w:t>
-      </w:r>
-    </w:p>
-    <w:p>
-      <w:pPr>
-        <w:pStyle w:val="Text"/>
-      </w:pPr>
-      <w:r>
-        <w:t>In der Risiko Tabelle werden möglich eintretende Ereignisse sowie wichtige Entscheidungen nach der Eintrittswahrscheinlichkeit sortiert. Damit früh genug darauf reagiert werden kann und ein Plan zur Bewältigung möglicher Probleme ausgearbeitet werden kann.</w:t>
-      </w:r>
-    </w:p>
-    <w:p>
-      <w:pPr>
-        <w:pStyle w:val="Text"/>
-      </w:pPr>
-      <w:r>
-        <w:t xml:space="preserve">-&gt; Verweis auf Anhang hinzufügen </w:t>
-      </w:r>
-    </w:p>
-    <w:p>
-      <w:pPr>
-        <w:jc w:val="left"/>
-      </w:pPr>
-      <w:r>
-        <w:br w:type="page"/>
-      </w:r>
-    </w:p>
-    <w:p>
-      <w:pPr>
-        <w:pStyle w:val="Heading3"/>
-      </w:pPr>
-      <w:r>
-        <w:lastRenderedPageBreak/>
-        <w:t>Komponenten Auswahl</w:t>
-      </w:r>
-    </w:p>
-    <w:p>
-      <w:pPr>
-        <w:pStyle w:val="Text"/>
-      </w:pPr>
-      <w:r>
-        <w:t xml:space="preserve">Bei der Auswahl der </w:t>
-      </w:r>
-      <w:r>
-        <w:t>Hardwarekomponenten</w:t>
-      </w:r>
-      <w:r>
-        <w:t xml:space="preserve"> gibt es viele relevante Faktoren. Wichtig hierbei ist die Wirtschaftlichkeit </w:t>
-      </w:r>
-      <w:r>
-        <w:t xml:space="preserve">der Entscheidungen. Ein Produkt kann zwar ideal für die Anwendung sein, jedoch bei weitem Außerhalb des Preisraumes liegen. Für die Firma Leitner ist es außerdem wichtig, dass die Bauteile auf ihrer </w:t>
-      </w:r>
-      <w:proofErr w:type="spellStart"/>
-      <w:r>
-        <w:t>Liferanten</w:t>
-      </w:r>
-      <w:proofErr w:type="spellEnd"/>
-      <w:r>
-        <w:t xml:space="preserve"> Liste steht, damit wird vor allem die Qualität abgesichert. </w:t>
-      </w:r>
-    </w:p>
-    <w:p>
-      <w:pPr>
-        <w:pStyle w:val="Text"/>
-      </w:pPr>
-    </w:p>
-    <w:p>
-      <w:pPr>
-        <w:pStyle w:val="Text"/>
+      </w:pPr>
+      <w:r>
         <w:rPr>
           <w:b/>
           <w:bCs/>
           <w:u w:val="single"/>
         </w:rPr>
-      </w:pPr>
-      <w:r>
-        <w:rPr>
-          <w:b/>
-          <w:bCs/>
-          <w:u w:val="single"/>
-        </w:rPr>
         <w:t>Steuerung</w:t>
       </w:r>
     </w:p>
@@ -8258,63 +7872,15 @@
         <w:pStyle w:val="Text"/>
       </w:pPr>
       <w:r>
-        <w:t xml:space="preserve">Zur Ansteuerung der </w:t>
-      </w:r>
-      <w:proofErr w:type="spellStart"/>
-      <w:r>
-        <w:t>Hauptkomponten</w:t>
-      </w:r>
-      <w:proofErr w:type="spellEnd"/>
-      <w:r>
-        <w:t xml:space="preserve"> ist das Geeignetste ein </w:t>
-      </w:r>
-      <w:proofErr w:type="spellStart"/>
-      <w:r>
-        <w:t>RaspberryPi</w:t>
-      </w:r>
-      <w:proofErr w:type="spellEnd"/>
-      <w:r>
-        <w:t xml:space="preserve">. Dieser hat je nach </w:t>
-      </w:r>
-      <w:proofErr w:type="spellStart"/>
-      <w:r>
-        <w:t>version</w:t>
-      </w:r>
-      <w:proofErr w:type="spellEnd"/>
-      <w:r>
-        <w:t xml:space="preserve"> genug </w:t>
-      </w:r>
-      <w:proofErr w:type="gramStart"/>
-      <w:r>
-        <w:t>Ressourcen</w:t>
-      </w:r>
-      <w:proofErr w:type="gramEnd"/>
-      <w:r>
-        <w:t xml:space="preserve"> um den flüssigen und schnellen Betrieb zu gewährleisten. Außerdem wird bei den meisten anderen Mikrocontrollern nativ C als Programmiersprache eingesetzt, was für einige Bauteile von der Investierten Zeit her nicht ideal ist.</w:t>
-      </w:r>
-    </w:p>
-    <w:p>
-      <w:pPr>
-        <w:pStyle w:val="Text"/>
-      </w:pPr>
-      <w:r>
-        <w:t xml:space="preserve">Es gibt inzwischen eine Vielzahl von Raspberry Pi Modellen für die verschiedensten Anwendungsgebiete. Aufgrund der KI </w:t>
-      </w:r>
-      <w:proofErr w:type="spellStart"/>
-      <w:r>
-        <w:t>Verarbeitungsprozze</w:t>
-      </w:r>
-      <w:proofErr w:type="spellEnd"/>
-      <w:r>
-        <w:t xml:space="preserve"> in dieser Diplomarbeit, ist ein Pi mit hoher CPU Power gefragt. Infrage kommt daher eigentlich nur der Raspberry Pi 5 mit dem Arm Cortex A76 </w:t>
-      </w:r>
-      <w:proofErr w:type="spellStart"/>
-      <w:r>
-        <w:t>processor</w:t>
-      </w:r>
-      <w:proofErr w:type="spellEnd"/>
-      <w:r>
-        <w:t xml:space="preserve"> mit 2,4Ghz.</w:t>
+        <w:t>Zur Ansteuerung der Hauptkomponten ist das Geeignetste ein RaspberryPi. Dieser hat je nach version genug Ressourcen um den flüssigen und schnellen Betrieb zu gewährleisten. Außerdem wird bei den meisten anderen Mikrocontrollern nativ C als Programmiersprache eingesetzt, was für einige Bauteile von der Investierten Zeit her nicht ideal ist.</w:t>
+      </w:r>
+    </w:p>
+    <w:p>
+      <w:pPr>
+        <w:pStyle w:val="Text"/>
+      </w:pPr>
+      <w:r>
+        <w:t>Es gibt inzwischen eine Vielzahl von Raspberry Pi Modellen für die verschiedensten Anwendungsgebiete. Aufgrund der KI Verarbeitungsprozze in dieser Diplomarbeit, ist ein Pi mit hoher CPU Power gefragt. Infrage kommt daher eigentlich nur der Raspberry Pi 5 mit dem Arm Cortex A76 processor mit 2,4Ghz.</w:t>
       </w:r>
       <w:r>
         <w:t xml:space="preserve"> Außerdem gibt es Modelle zwischen 1GB RAM und 16GB RAM. Übermäßig viel RAM wird nicht benötigt, jedoch sollte im Vorhinein bei diesem Punkt auch nicht gespart werden, nicht dass es dadurch zu </w:t>
@@ -8351,49 +7917,7 @@
         <w:rPr>
           <w:color w:val="000000" w:themeColor="text1"/>
         </w:rPr>
-        <w:t xml:space="preserve">Was beim Raspberry Pi zusätzlich nicht vernachlässigt werden darf, ist die Speicherung der Daten. Die Erfahrung vieler Nutzer des Raspberry Pi zeigt, dass die Micro SD </w:t>
-      </w:r>
-      <w:proofErr w:type="gramStart"/>
-      <w:r>
-        <w:rPr>
-          <w:color w:val="000000" w:themeColor="text1"/>
-        </w:rPr>
-        <w:t>Card</w:t>
-      </w:r>
-      <w:proofErr w:type="gramEnd"/>
-      <w:r>
-        <w:rPr>
-          <w:color w:val="000000" w:themeColor="text1"/>
-        </w:rPr>
-        <w:t xml:space="preserve"> die oft mitgeliefert </w:t>
-      </w:r>
-      <w:proofErr w:type="gramStart"/>
-      <w:r>
-        <w:rPr>
-          <w:color w:val="000000" w:themeColor="text1"/>
-        </w:rPr>
-        <w:t>wird</w:t>
-      </w:r>
-      <w:proofErr w:type="gramEnd"/>
-      <w:r>
-        <w:rPr>
-          <w:color w:val="000000" w:themeColor="text1"/>
-        </w:rPr>
-        <w:t xml:space="preserve"> der erste Ausfallgrund des </w:t>
-      </w:r>
-      <w:proofErr w:type="spellStart"/>
-      <w:r>
-        <w:rPr>
-          <w:color w:val="000000" w:themeColor="text1"/>
-        </w:rPr>
-        <w:t>Raspi’s</w:t>
-      </w:r>
-      <w:proofErr w:type="spellEnd"/>
-      <w:r>
-        <w:rPr>
-          <w:color w:val="000000" w:themeColor="text1"/>
-        </w:rPr>
-        <w:t xml:space="preserve"> ist. Bei der </w:t>
+        <w:t xml:space="preserve">Was beim Raspberry Pi zusätzlich nicht vernachlässigt werden darf, ist die Speicherung der Daten. Die Erfahrung vieler Nutzer des Raspberry Pi zeigt, dass die Micro SD Card die oft mitgeliefert wird der erste Ausfallgrund des Raspi’s ist. Bei der </w:t>
       </w:r>
       <w:r>
         <w:rPr>
@@ -8440,15 +7964,7 @@
         <w:pStyle w:val="Text"/>
       </w:pPr>
       <w:r>
-        <w:t xml:space="preserve">Das einzige Problem des </w:t>
-      </w:r>
-      <w:proofErr w:type="spellStart"/>
-      <w:r>
-        <w:t>Raspi</w:t>
-      </w:r>
-      <w:proofErr w:type="spellEnd"/>
-      <w:r>
-        <w:t xml:space="preserve"> in Hinsicht auf dieses Projekt ist, dass er kein passendes PWM-Signal für einen RGB-Streifen generieren kann und somit diese nicht ansteuern kann. Somit muss ein Treiberbaustein mit passender Firmware dazwischen geschalten werden, um den Betrieb der Beleuchtung zu ermöglichen. Entschieden wurde sich hierbei für einen ESP8266 basierten Controller, den LOLIN D1 Mini. Dieser ist kleiner als der ESP32 und hat weniger I/O Pins. Somit ist er platzsparender und Leistungseffizienter, da sowieso nur zwei Pins benötigt werden.</w:t>
+        <w:t>Das einzige Problem des Raspi in Hinsicht auf dieses Projekt ist, dass er kein passendes PWM-Signal für einen RGB-Streifen generieren kann und somit diese nicht ansteuern kann. Somit muss ein Treiberbaustein mit passender Firmware dazwischen geschalten werden, um den Betrieb der Beleuchtung zu ermöglichen. Entschieden wurde sich hierbei für einen ESP8266 basierten Controller, den LOLIN D1 Mini. Dieser ist kleiner als der ESP32 und hat weniger I/O Pins. Somit ist er platzsparender und Leistungseffizienter, da sowieso nur zwei Pins benötigt werden.</w:t>
       </w:r>
     </w:p>
     <w:p>
@@ -8517,11 +8033,12 @@
       <w:r>
         <w:t xml:space="preserve">e besitzt die Kamera zusätzlich noch eine </w:t>
       </w:r>
-      <w:proofErr w:type="gramStart"/>
-      <w:r>
-        <w:t>Stereo Kamera</w:t>
-      </w:r>
-      <w:proofErr w:type="gramEnd"/>
+      <w:r>
+        <w:t>RGB</w:t>
+      </w:r>
+      <w:r>
+        <w:t>-Kamera</w:t>
+      </w:r>
       <w:r>
         <w:t>, somit kann sich eine vierte Kamera für die Fotos gespart werden.</w:t>
       </w:r>
@@ -8529,6 +8046,18 @@
     <w:p>
       <w:pPr>
         <w:pStyle w:val="Text"/>
+        <w:numPr>
+          <w:ilvl w:val="0"/>
+          <w:numId w:val="20"/>
+        </w:numPr>
+      </w:pPr>
+      <w:r>
+        <w:t>Die Kamera sollte aber auch nicht zu teuer sein und maximal ein Viertel des Gesamtprojekts ausmachen</w:t>
+      </w:r>
+    </w:p>
+    <w:p>
+      <w:pPr>
+        <w:pStyle w:val="Text"/>
       </w:pPr>
     </w:p>
     <w:p>
@@ -8544,6 +8073,7 @@
         <w:pStyle w:val="Text"/>
       </w:pPr>
       <w:r>
+        <w:lastRenderedPageBreak/>
         <w:t xml:space="preserve">Es kommen somit Optische Tiefenkameras und Stereo Vision Kameras in Frage. Auf dem Markt gibt es von beiden </w:t>
       </w:r>
       <w:r>
@@ -8564,8 +8094,68 @@
         <w:pStyle w:val="Text"/>
       </w:pPr>
       <w:r>
-        <w:lastRenderedPageBreak/>
-        <w:t xml:space="preserve">Dominiert wird dieser Markt aber Hauptsächlich von industriellen Lösungen für ganze Hallen, welche dann mehrere Tausende Euros kostet. Das Unternehmen Sony bietet dagegen eine große Auswahl an Tiefenkameras in einem akzeptablen Preisbereich für Privatpersonen an. </w:t>
+        <w:t>Optische Tiefenkameras haben das Problem, dass sie durch Lichtreflexionen stark beeinflusst, werden. Daher wird eine Stereo Vision Kamera bevorzugt.</w:t>
+      </w:r>
+    </w:p>
+    <w:p>
+      <w:pPr>
+        <w:pStyle w:val="Text"/>
+      </w:pPr>
+      <w:r>
+        <w:t>Im vorgegebenen Preisbereich lassen sich die Optionen schnell einschränken</w:t>
+      </w:r>
+    </w:p>
+    <w:p>
+      <w:pPr>
+        <w:pStyle w:val="Text"/>
+      </w:pPr>
+      <w:r>
+        <w:t>Dominiert wird dieser Markt aber Hauptsächlich von industriellen Lösungen für ganze Hallen, welche dann mehrere Tausende Euros koste</w:t>
+      </w:r>
+      <w:r>
+        <w:t>n</w:t>
+      </w:r>
+      <w:r>
+        <w:t>. Das Unternehmen Sony bietet dagegen eine große Auswahl an Tiefenkameras in einem akzeptablen Preisbereich für Privatpersonen an</w:t>
+      </w:r>
+      <w:r>
+        <w:t>, diese beruhen aber eher auf ToF Mechaniken und sind nur schwer erhältlich.</w:t>
+      </w:r>
+    </w:p>
+    <w:p>
+      <w:pPr>
+        <w:pStyle w:val="Text"/>
+      </w:pPr>
+      <w:r>
+        <w:t xml:space="preserve">Entschieden wurde sich für eine Kamera der Firma Luxonis, welche auf dem Stereo Vision Konzept beruht. Die Oak DS-2 AF bietet ideale Eigenschaften für </w:t>
+      </w:r>
+      <w:commentRangeStart w:id="38"/>
+      <w:r>
+        <w:t>alle</w:t>
+      </w:r>
+      <w:commentRangeEnd w:id="38"/>
+      <w:r>
+        <w:rPr>
+          <w:rStyle w:val="CommentReference"/>
+        </w:rPr>
+        <w:commentReference w:id="38"/>
+      </w:r>
+      <w:r>
+        <w:t xml:space="preserve"> Anforderungen. Sie besitzt mittig eine eine RGB-Kamera, durch den Auto-Focus </w:t>
+      </w:r>
+      <w:r>
+        <w:t>ist die minimale Reichweite sehr gering (&lt;Wert&gt;)</w:t>
+      </w:r>
+      <w:r>
+        <w:t xml:space="preserve"> und kostet nur ca. 250€. Außerdem bietet Luxonis eine umfassende Dokumentation zur Kamera und zur Python Library.</w:t>
+      </w:r>
+    </w:p>
+    <w:p>
+      <w:pPr>
+        <w:pStyle w:val="Text"/>
+      </w:pPr>
+      <w:r>
+        <w:t>Da die Kamera eine eigene CPU hat auf welcher alle Berechnungen durchgeführt werden, braucht diese sehr viel Strom (&lt;Wert&gt;). Der Raspberry Pi stoßt dabei an seine Grenzen und man kommt der Gefahr nahe, dass er unter der Last abstürzt. Daher ist es nötig einen aktiven USB Hub dazu zu kaufen.</w:t>
       </w:r>
     </w:p>
     <w:p>
@@ -8599,62 +8189,34 @@
         <w:t>Bei den Kameras gibt es zwei geeignete Arten für eine Ansteuerung mit dem Raspberry Pi</w:t>
       </w:r>
       <w:r>
-        <w:t xml:space="preserve"> 5: USB und CSI. Da diese für den Raspberry Pi konzipiert sind und auch mit dem schnelleren CSI angesteuert werden können, wären die RPI </w:t>
-      </w:r>
-      <w:proofErr w:type="spellStart"/>
-      <w:r>
-        <w:t>Camera</w:t>
-      </w:r>
-      <w:proofErr w:type="spellEnd"/>
-      <w:r>
-        <w:t xml:space="preserve"> Modules prinzipiell ideal für dieses Einsatzgebiet. Das Hauptproblem hierbei ist, dass sich am Raspberry Pi 5 nur zwei Anschlüsse für diese Kameras befinden. Hierbei gibt es mehrere Möglichkeiten, das zu lösen.</w:t>
-      </w:r>
-    </w:p>
-    <w:p>
-      <w:pPr>
-        <w:pStyle w:val="Text"/>
-      </w:pPr>
-    </w:p>
-    <w:p>
-      <w:pPr>
-        <w:pStyle w:val="Text"/>
-      </w:pPr>
-      <w:r>
-        <w:t xml:space="preserve">Vom Hersteller </w:t>
-      </w:r>
-      <w:proofErr w:type="spellStart"/>
-      <w:r>
-        <w:t>Arducam</w:t>
-      </w:r>
-      <w:proofErr w:type="spellEnd"/>
-      <w:r>
-        <w:t xml:space="preserve"> werden spezielle Adapter-Platinen für diesen Fall Geboten. </w:t>
-      </w:r>
-      <w:r>
-        <w:t xml:space="preserve">Die billigste Variante hierfür liegt bei ca. 50$ auf der </w:t>
-      </w:r>
-      <w:proofErr w:type="spellStart"/>
-      <w:r>
-        <w:t>Arducam</w:t>
-      </w:r>
-      <w:proofErr w:type="spellEnd"/>
-      <w:r>
-        <w:t xml:space="preserve"> Webseite. Zum Zeitpunkt der Auswahl gab es auf Elektronikverteilerseiten wie </w:t>
-      </w:r>
-      <w:proofErr w:type="spellStart"/>
-      <w:r>
-        <w:t>Digikey</w:t>
-      </w:r>
-      <w:proofErr w:type="spellEnd"/>
-      <w:r>
-        <w:t xml:space="preserve"> Angebote für dieses Produkt im Preisbereich von 90€, was es von der wirtschaftlichen Seite her zu einer schlechten Option macht.</w:t>
-      </w:r>
-    </w:p>
-    <w:p>
-      <w:pPr>
-        <w:pStyle w:val="Text"/>
-      </w:pPr>
-      <w:hyperlink r:id="rId88" w:history="1">
+        <w:t xml:space="preserve"> 5: USB und CSI. Da diese für den Raspberry Pi konzipiert sind und auch mit dem schnelleren CSI angesteuert werden können, wären die RPI Camera Modules prinzipiell ideal für dieses Einsatzgebiet. Das Hauptproblem hierbei ist, </w:t>
+      </w:r>
+      <w:r>
+        <w:lastRenderedPageBreak/>
+        <w:t>dass sich am Raspberry Pi 5 nur zwei Anschlüsse für diese Kameras befinden. Hierbei gibt es mehrere Möglichkeiten, das zu lösen.</w:t>
+      </w:r>
+    </w:p>
+    <w:p>
+      <w:pPr>
+        <w:pStyle w:val="Text"/>
+      </w:pPr>
+    </w:p>
+    <w:p>
+      <w:pPr>
+        <w:pStyle w:val="Text"/>
+      </w:pPr>
+      <w:r>
+        <w:t xml:space="preserve">Vom Hersteller Arducam werden spezielle Adapter-Platinen für diesen Fall Geboten. </w:t>
+      </w:r>
+      <w:r>
+        <w:t>Die billigste Variante hierfür liegt bei ca. 50$ auf der Arducam Webseite. Zum Zeitpunkt der Auswahl gab es auf Elektronikverteilerseiten wie Digikey Angebote für dieses Produkt im Preisbereich von 90€, was es von der wirtschaftlichen Seite her zu einer schlechten Option macht.</w:t>
+      </w:r>
+    </w:p>
+    <w:p>
+      <w:pPr>
+        <w:pStyle w:val="Text"/>
+      </w:pPr>
+      <w:hyperlink r:id="rId92" w:history="1">
         <w:r>
           <w:rPr>
             <w:rStyle w:val="Hyperlink"/>
@@ -8707,61 +8269,20 @@
         <w:pStyle w:val="Text"/>
       </w:pPr>
       <w:r>
-        <w:lastRenderedPageBreak/>
-        <w:t xml:space="preserve">Die zwei entscheidenden Faktoren für die Kameratechnik sind Auflösung und Brennweite. Da die Tiefenkamera bereits ein Hochauflösendes Bild erstellt, ist es nur mehr von </w:t>
-      </w:r>
-      <w:proofErr w:type="spellStart"/>
-      <w:r>
-        <w:t>nöten</w:t>
-      </w:r>
-      <w:proofErr w:type="spellEnd"/>
-      <w:r>
-        <w:t xml:space="preserve"> eine Auflösung im mittleren Qualitätsbereich aufzunehmen.</w:t>
-      </w:r>
-    </w:p>
-    <w:p>
-      <w:pPr>
-        <w:pStyle w:val="Text"/>
-      </w:pPr>
-      <w:r>
-        <w:t xml:space="preserve">Die Brennweite ist hier eher ein wichtigerer </w:t>
-      </w:r>
-      <w:proofErr w:type="spellStart"/>
-      <w:r>
-        <w:t>punkt</w:t>
-      </w:r>
-      <w:proofErr w:type="spellEnd"/>
-      <w:r>
-        <w:t xml:space="preserve">, da sich die Kameras sehr nahe an den zu messenden Objekten befinden. Das Gehäuse wird nach den gewählten Kameras dimensioniert. Hat die Kamera eine geringere Brennweite, so muss ein größeres Gehäuse geplant </w:t>
-      </w:r>
-      <w:proofErr w:type="gramStart"/>
-      <w:r>
-        <w:t>werden</w:t>
-      </w:r>
-      <w:proofErr w:type="gramEnd"/>
-      <w:r>
-        <w:t xml:space="preserve"> um die gleichen Objekte aufnehmen zu können</w:t>
-      </w:r>
-      <w:r>
-        <w:t xml:space="preserve">. Vom Hersteller </w:t>
-      </w:r>
-      <w:proofErr w:type="spellStart"/>
-      <w:r>
-        <w:t>DFRobot</w:t>
-      </w:r>
-      <w:proofErr w:type="spellEnd"/>
-      <w:r>
-        <w:t xml:space="preserve"> gibt es hierzu eine </w:t>
-      </w:r>
-      <w:proofErr w:type="gramStart"/>
-      <w:r>
-        <w:t>Kamera</w:t>
-      </w:r>
-      <w:proofErr w:type="gramEnd"/>
-      <w:r>
-        <w:t xml:space="preserve"> die genau diese Anforderungen erfüllt. Die FIT0892 hat eine maximale Auflösung von 720p und eine Brennweite von 140°. </w:t>
-      </w:r>
-      <w:hyperlink r:id="rId89" w:history="1">
+        <w:t>Die zwei entscheidenden Faktoren für die Kameratechnik sind Auflösung und Brennweite. Da die Tiefenkamera bereits ein Hochauflösendes Bild erstellt, ist es nur mehr von nöten eine Auflösung im mittleren Qualitätsbereich aufzunehmen.</w:t>
+      </w:r>
+    </w:p>
+    <w:p>
+      <w:pPr>
+        <w:pStyle w:val="Text"/>
+      </w:pPr>
+      <w:r>
+        <w:t>Die Brennweite ist hier eher ein wichtigerer punkt, da sich die Kameras sehr nahe an den zu messenden Objekten befinden. Das Gehäuse wird nach den gewählten Kameras dimensioniert. Hat die Kamera eine geringere Brennweite, so muss ein größeres Gehäuse geplant werden um die gleichen Objekte aufnehmen zu können</w:t>
+      </w:r>
+      <w:r>
+        <w:t xml:space="preserve">. Vom Hersteller DFRobot gibt es hierzu eine Kamera die genau diese Anforderungen erfüllt. Die FIT0892 hat eine maximale Auflösung von 720p und eine Brennweite von 140°. </w:t>
+      </w:r>
+      <w:hyperlink r:id="rId93" w:history="1">
         <w:r>
           <w:rPr>
             <w:rStyle w:val="Hyperlink"/>
@@ -8776,7 +8297,11 @@
         <w:t>USB-Kamera</w:t>
       </w:r>
       <w:r>
-        <w:t xml:space="preserve"> liegt im Preisbereich von 20€ und ist auf Mouser erhältlich und erfüllt so sämtliche Anforderungen.</w:t>
+        <w:t xml:space="preserve"> liegt im </w:t>
+      </w:r>
+      <w:r>
+        <w:lastRenderedPageBreak/>
+        <w:t>Preisbereich von 20€ und ist auf Mouser erhältlich und erfüllt so sämtliche Anforderungen.</w:t>
       </w:r>
     </w:p>
     <w:p>
@@ -8807,31 +8332,15 @@
         <w:pStyle w:val="Text"/>
       </w:pPr>
       <w:r>
-        <w:t xml:space="preserve">Bei den </w:t>
-      </w:r>
-      <w:proofErr w:type="spellStart"/>
-      <w:r>
-        <w:t>Wägezellen</w:t>
-      </w:r>
-      <w:proofErr w:type="spellEnd"/>
-      <w:r>
-        <w:t xml:space="preserve"> wurde sich für die Zellen von der Firma Kern entschieden. Hier wurden die CP 20-2Y1 mit einer maximalen Traglast von jeweils 20Kg gewählt. Diese sind gut dokumentiert, bieten genug Traglast und sind auch stabil gebaut, im Gegensatz zu billigen chinesischen Produkten. </w:t>
-      </w:r>
-    </w:p>
-    <w:p>
-      <w:pPr>
-        <w:pStyle w:val="Text"/>
-      </w:pPr>
-      <w:r>
-        <w:t xml:space="preserve">Diese Zellen kosten jeweils 40€ </w:t>
-      </w:r>
-      <w:proofErr w:type="spellStart"/>
-      <w:r>
-        <w:t>uns</w:t>
-      </w:r>
-      <w:proofErr w:type="spellEnd"/>
-      <w:r>
-        <w:t xml:space="preserve"> sind somit insgesamt ein größerer Kostenfaktor als andere Bauteile.</w:t>
+        <w:t xml:space="preserve">Bei den Wägezellen wurde sich für die Zellen von der Firma Kern entschieden. Hier wurden die CP 20-2Y1 mit einer maximalen Traglast von jeweils 20Kg gewählt. Diese sind gut dokumentiert, bieten genug Traglast und sind auch stabil gebaut, im Gegensatz zu billigen chinesischen Produkten. </w:t>
+      </w:r>
+    </w:p>
+    <w:p>
+      <w:pPr>
+        <w:pStyle w:val="Text"/>
+      </w:pPr>
+      <w:r>
+        <w:t>Diese Zellen kosten jeweils 40€ uns sind somit insgesamt ein größerer Kostenfaktor als andere Bauteile.</w:t>
       </w:r>
       <w:r>
         <w:t xml:space="preserve"> Qualität ist bei dieser aber entscheidend, da diese die Wiegeplatte und alle Produkte halten sollte und das auf lange Zeit gesehen. </w:t>
@@ -8842,21 +8351,37 @@
         <w:pStyle w:val="Text"/>
       </w:pPr>
       <w:r>
-        <w:t xml:space="preserve">Verwendet werden 3 Zellen, da drei Punkte eine wackelfreie Ebene bilden. Somit hat die Konstruktion am Mittelpunkt eine Gesamtlast von </w:t>
-      </w:r>
-      <w:proofErr w:type="gramStart"/>
-      <w:r>
-        <w:t>60Kg</w:t>
-      </w:r>
-      <w:proofErr w:type="gramEnd"/>
-      <w:r>
-        <w:t xml:space="preserve"> was für den Betrieb genug ist.</w:t>
-      </w:r>
-    </w:p>
-    <w:p>
-      <w:pPr>
-        <w:pStyle w:val="Text"/>
-      </w:pPr>
+        <w:t>Verwendet werden 3 Zellen, da drei Punkte eine wackelfreie Ebene bilden. Somit hat die Konstruktion am Mittelpunkt eine Gesamtlast von 60Kg was für den Betrieb genug ist.</w:t>
+      </w:r>
+    </w:p>
+    <w:p>
+      <w:pPr>
+        <w:pStyle w:val="Text"/>
+      </w:pPr>
+    </w:p>
+    <w:p>
+      <w:pPr>
+        <w:pStyle w:val="Text"/>
+      </w:pPr>
+      <w:r>
+        <w:t>Für die Summierung wurde sich klar für eine Software-Summierung entschieden, da es keinen großen Vorteil bietet einen Summierkörper zu verwenden. Ein solcher Körper würde nur den Preis steigern oder viel Zeit kosten um ihn genau zu kalibrieren. Bei der Software-Summierung muss für jede Zelle lediglich ein Kalibrationsfaktor ermittelt werden um die Zellen möglichst genau zu kalibrieren</w:t>
+      </w:r>
+    </w:p>
+    <w:p>
+      <w:pPr>
+        <w:pStyle w:val="Text"/>
+      </w:pPr>
+    </w:p>
+    <w:p>
+      <w:pPr>
+        <w:pStyle w:val="Text"/>
+      </w:pPr>
+      <w:r>
+        <w:t>Bei den ADCs haben wurde sich für die Adafruit NAU7802 entschieden. Adafruit hat sich in den letzten Jahren in der Elektronik-Szene als etablierte Marke herausgestellt. Der NAU7802 hat mit seinen 24Bit eine sehr hohe Auflösung und</w:t>
+      </w:r>
+      <w:r>
+        <w:t xml:space="preserve"> besitzt eine Einstellbare Verstärkung, was in ideal für Wiegezellen macht. </w:t>
+      </w:r>
     </w:p>
     <w:p>
       <w:pPr>
@@ -8864,78 +8389,14 @@
       </w:pPr>
       <w:r>
         <w:lastRenderedPageBreak/>
-        <w:t xml:space="preserve">Für die Summierung wurde sich klar für eine Software-Summierung entschieden, da es keinen großen Vorteil bietet einen </w:t>
-      </w:r>
-      <w:proofErr w:type="spellStart"/>
-      <w:r>
-        <w:t>Summierkörper</w:t>
-      </w:r>
-      <w:proofErr w:type="spellEnd"/>
-      <w:r>
-        <w:t xml:space="preserve"> zu verwenden. Ein solcher Körper würde nur den Preis steigern oder viel Zeit </w:t>
-      </w:r>
-      <w:proofErr w:type="gramStart"/>
-      <w:r>
-        <w:t>kosten</w:t>
-      </w:r>
-      <w:proofErr w:type="gramEnd"/>
-      <w:r>
-        <w:t xml:space="preserve"> um ihn genau zu kalibrieren. Bei der Software-Summierung muss für jede Zelle lediglich ein </w:t>
-      </w:r>
-      <w:proofErr w:type="spellStart"/>
-      <w:r>
-        <w:t>Kalibrationsfaktor</w:t>
-      </w:r>
-      <w:proofErr w:type="spellEnd"/>
-      <w:r>
-        <w:t xml:space="preserve"> ermittelt </w:t>
-      </w:r>
-      <w:proofErr w:type="gramStart"/>
-      <w:r>
-        <w:t>werden</w:t>
-      </w:r>
-      <w:proofErr w:type="gramEnd"/>
-      <w:r>
-        <w:t xml:space="preserve"> um die Zellen möglichst genau zu kalibrieren</w:t>
-      </w:r>
-    </w:p>
-    <w:p>
-      <w:pPr>
-        <w:pStyle w:val="Text"/>
-      </w:pPr>
-    </w:p>
-    <w:p>
-      <w:pPr>
-        <w:pStyle w:val="Text"/>
-      </w:pPr>
-      <w:r>
-        <w:t>Bei den ADCs haben wurde sich für die Adafruit NAU7802 entschieden. Adafruit hat sich in den letzten Jahren in der Elektronik-Szene als etablierte Marke herausgestellt. Der NAU7802 hat mit seinen 24Bit eine sehr hohe Auflösung und</w:t>
-      </w:r>
-      <w:r>
-        <w:t xml:space="preserve"> besitzt eine Einstellbare Verstärkung, was in ideal für Wiegezellen macht. </w:t>
-      </w:r>
-    </w:p>
-    <w:p>
-      <w:pPr>
-        <w:pStyle w:val="Text"/>
-      </w:pPr>
-      <w:r>
-        <w:t xml:space="preserve">Der ADC operiert über das I2C Protokoll, hat aber nur eine fixe Adresse. Da pro Wiegezelle aber ein ADC benötigt wird und am Raspberry Pi </w:t>
-      </w:r>
-      <w:proofErr w:type="gramStart"/>
-      <w:r>
-        <w:t>Standardmäßig</w:t>
-      </w:r>
-      <w:proofErr w:type="gramEnd"/>
-      <w:r>
-        <w:t xml:space="preserve"> nur ein I2C Bus konfiguriert ist, muss ein I2C Multiplexer verwendet werden</w:t>
-      </w:r>
-    </w:p>
-    <w:p>
-      <w:pPr>
-        <w:pStyle w:val="Text"/>
-      </w:pPr>
-      <w:hyperlink r:id="rId90" w:history="1">
+        <w:t>Der ADC operiert über das I2C Protokoll, hat aber nur eine fixe Adresse. Da pro Wiegezelle aber ein ADC benötigt wird und am Raspberry Pi Standardmäßig nur ein I2C Bus konfiguriert ist, muss ein I2C Multiplexer verwendet werden</w:t>
+      </w:r>
+    </w:p>
+    <w:p>
+      <w:pPr>
+        <w:pStyle w:val="Text"/>
+      </w:pPr>
+      <w:hyperlink r:id="rId94" w:history="1">
         <w:r>
           <w:rPr>
             <w:rStyle w:val="Hyperlink"/>
@@ -8996,16 +8457,11 @@
       <w:r>
         <w:t xml:space="preserve"> geplant. Für die Fotos ist zusätzlich noch pro </w:t>
       </w:r>
-      <w:proofErr w:type="gramStart"/>
       <w:r>
         <w:t xml:space="preserve">Stereo </w:t>
       </w:r>
       <w:r>
-        <w:t>Kamera</w:t>
-      </w:r>
-      <w:proofErr w:type="gramEnd"/>
-      <w:r>
-        <w:t xml:space="preserve"> ein Blitzlicht geplant. </w:t>
+        <w:t xml:space="preserve">Kamera ein Blitzlicht geplant. </w:t>
       </w:r>
     </w:p>
     <w:p>
@@ -9318,11 +8774,9 @@
             <w:tcW w:w="1600" w:type="dxa"/>
           </w:tcPr>
           <w:p>
-            <w:proofErr w:type="spellStart"/>
             <w:r>
               <w:t>Wägezellen</w:t>
             </w:r>
-            <w:proofErr w:type="spellEnd"/>
           </w:p>
         </w:tc>
         <w:tc>
@@ -9720,11 +9174,9 @@
             <w:tcW w:w="1500" w:type="dxa"/>
           </w:tcPr>
           <w:p>
-            <w:proofErr w:type="spellStart"/>
             <w:r>
               <w:t>Digikey</w:t>
             </w:r>
-            <w:proofErr w:type="spellEnd"/>
           </w:p>
         </w:tc>
         <w:tc>
@@ -9787,11 +9239,9 @@
             <w:tcW w:w="1500" w:type="dxa"/>
           </w:tcPr>
           <w:p>
-            <w:proofErr w:type="spellStart"/>
             <w:r>
               <w:t>Digikey</w:t>
             </w:r>
-            <w:proofErr w:type="spellEnd"/>
           </w:p>
         </w:tc>
         <w:tc>
@@ -9854,11 +9304,9 @@
             <w:tcW w:w="1500" w:type="dxa"/>
           </w:tcPr>
           <w:p>
-            <w:proofErr w:type="spellStart"/>
             <w:r>
               <w:t>Digikey</w:t>
             </w:r>
-            <w:proofErr w:type="spellEnd"/>
           </w:p>
         </w:tc>
         <w:tc>
@@ -9929,7 +9377,6 @@
           <w:u w:val="single"/>
         </w:rPr>
       </w:pPr>
-      <w:proofErr w:type="spellStart"/>
       <w:r>
         <w:rPr>
           <w:b/>
@@ -9938,7 +9385,6 @@
         </w:rPr>
         <w:t>Schematik</w:t>
       </w:r>
-      <w:proofErr w:type="spellEnd"/>
     </w:p>
     <w:p>
       <w:pPr>
@@ -9960,23 +9406,7 @@
         <w:t>des Raspberry Pis</w:t>
       </w:r>
       <w:r>
-        <w:t xml:space="preserve"> bzw. des Gesamten Geräts mittels Taster. Diese Entwürfe beruhten auf den verbauten </w:t>
-      </w:r>
-      <w:proofErr w:type="spellStart"/>
-      <w:r>
-        <w:t>WakeUp</w:t>
-      </w:r>
-      <w:proofErr w:type="spellEnd"/>
-      <w:r>
-        <w:t xml:space="preserve"> Pins des </w:t>
-      </w:r>
-      <w:proofErr w:type="spellStart"/>
-      <w:r>
-        <w:t>Pi’s</w:t>
-      </w:r>
-      <w:proofErr w:type="spellEnd"/>
-      <w:r>
-        <w:t>. schaltet man diese</w:t>
+        <w:t xml:space="preserve"> bzw. des Gesamten Geräts mittels Taster. Diese Entwürfe beruhten auf den verbauten WakeUp Pins des Pi’s. schaltet man diese</w:t>
       </w:r>
       <w:r>
         <w:t>,</w:t>
@@ -10022,15 +9452,7 @@
         <w:pStyle w:val="Text"/>
       </w:pPr>
       <w:r>
-        <w:t xml:space="preserve">Insgesamt wurden zwei </w:t>
-      </w:r>
-      <w:proofErr w:type="spellStart"/>
-      <w:r>
-        <w:t>Schematics</w:t>
-      </w:r>
-      <w:proofErr w:type="spellEnd"/>
-      <w:r>
-        <w:t xml:space="preserve"> erstellt, eine als gesamten Stromlaufplan mit allen elektrischen Anschlüssen des gesamten Projekts.</w:t>
+        <w:t>Insgesamt wurden zwei Schematics erstellt, eine als gesamten Stromlaufplan mit allen elektrischen Anschlüssen des gesamten Projekts.</w:t>
       </w:r>
       <w:r>
         <w:t xml:space="preserve"> Diese Datei dient als Basis für die gesamte Verkabelung und soll auch dazu beitragen, dass das Gerät bei einem Hardware-Defekt sehr schnell repariert werden kann. </w:t>
@@ -10046,15 +9468,7 @@
         <w:pStyle w:val="Text"/>
       </w:pPr>
       <w:r>
-        <w:t xml:space="preserve">Und eine </w:t>
-      </w:r>
-      <w:proofErr w:type="spellStart"/>
-      <w:r>
-        <w:t>Schematik</w:t>
-      </w:r>
-      <w:proofErr w:type="spellEnd"/>
-      <w:r>
-        <w:t>, welche alle Verbindungen und Bauteile der PCB beinhaltet.</w:t>
+        <w:t>Und eine Schematik, welche alle Verbindungen und Bauteile der PCB beinhaltet.</w:t>
       </w:r>
     </w:p>
     <w:p>
@@ -10085,71 +9499,185 @@
         <w:pStyle w:val="Text"/>
       </w:pPr>
       <w:r>
-        <w:t xml:space="preserve">Für den gesamten Stromlaufplan wurde eine </w:t>
-      </w:r>
-      <w:proofErr w:type="spellStart"/>
-      <w:r>
-        <w:t>Schematik</w:t>
-      </w:r>
-      <w:proofErr w:type="spellEnd"/>
-      <w:r>
-        <w:t xml:space="preserve"> Library für Altium erstellt. Altium hat hierbei einen guten Library Manager </w:t>
-      </w:r>
-      <w:proofErr w:type="gramStart"/>
-      <w:r>
-        <w:t>mit welchem einfach Komponenten</w:t>
-      </w:r>
-      <w:proofErr w:type="gramEnd"/>
+        <w:t xml:space="preserve">Für den gesamten Stromlaufplan wurde eine Schematik Library für Altium erstellt. Altium hat hierbei einen guten Library Manager </w:t>
+      </w:r>
+      <w:r>
+        <w:t>mit welche</w:t>
+      </w:r>
+      <w:r>
+        <w:t>m</w:t>
+      </w:r>
+      <w:r>
+        <w:t xml:space="preserve"> einfache Komponenten</w:t>
+      </w:r>
       <w:r>
         <w:t xml:space="preserve"> erstellt werden können.</w:t>
       </w:r>
       <w:r>
-        <w:t xml:space="preserve"> Auf Seiten wie </w:t>
-      </w:r>
-      <w:proofErr w:type="spellStart"/>
-      <w:r>
-        <w:t>SnapEDA</w:t>
-      </w:r>
-      <w:proofErr w:type="spellEnd"/>
-      <w:r>
-        <w:t xml:space="preserve"> oder </w:t>
-      </w:r>
-      <w:proofErr w:type="spellStart"/>
-      <w:r>
-        <w:t>UltraLibrarian</w:t>
-      </w:r>
-      <w:proofErr w:type="spellEnd"/>
-      <w:r>
-        <w:t xml:space="preserve"> gibt es zwar eine riesige Auswahl an Bauteilen unter welchen </w:t>
-      </w:r>
-      <w:proofErr w:type="spellStart"/>
-      <w:r>
-        <w:t>warscheinlich</w:t>
-      </w:r>
-      <w:proofErr w:type="spellEnd"/>
-      <w:r>
-        <w:t xml:space="preserve"> auch die benötigten Bauteile enthalten sind. Aus eigener Erfahrung kann es aber sehr </w:t>
-      </w:r>
-      <w:proofErr w:type="gramStart"/>
-      <w:r>
-        <w:t>Zeitaufwendig</w:t>
-      </w:r>
-      <w:proofErr w:type="gramEnd"/>
-      <w:r>
-        <w:t xml:space="preserve"> sein </w:t>
+        <w:t xml:space="preserve"> Auf Seiten wie SnapEDA oder UltraLibrarian gibt es zwar eine riesige Auswahl an Bauteilen unter welchen warscheinlich auch die benötigten Bauteile enthalten sind. Aus eigener Erfahrung kann es aber sehr Zeitaufwendig sein das passende Bauteil mit den richtigen Anschlüssen dort zu finden. Deshalb war es </w:t>
       </w:r>
       <w:r>
         <w:lastRenderedPageBreak/>
-        <w:t>das passende Bauteil mit den richtigen Anschlüssen dort zu finden. Deshalb war es schneller und einfacher, Diese Files selbst zu generieren</w:t>
-      </w:r>
-    </w:p>
-    <w:p>
-      <w:pPr>
-        <w:pStyle w:val="Text"/>
-      </w:pPr>
-      <w:r>
-        <w:t xml:space="preserve">&lt;Bild&gt; </w:t>
-      </w:r>
+        <w:t>schneller und einfacher, Diese Files selbst zu generieren</w:t>
+      </w:r>
+      <w:r>
+        <w:t>. Da die Bauteile nicht simuliert werden müssen, müssen lediglich pro Bauteil mittels Symbol Wizard Components erstellt werden. Dieser ist einfach zu bedienen, da nur die benötigten Pins und das dazugehörige Layout gewählt werden muss.</w:t>
+      </w:r>
+    </w:p>
+    <w:p>
+      <w:pPr>
+        <w:pStyle w:val="Text"/>
+      </w:pPr>
+      <w:r>
+        <w:t>Bsp. RGB-Ring:</w:t>
+      </w:r>
+    </w:p>
+    <w:p>
+      <w:pPr>
+        <w:pStyle w:val="Text"/>
+      </w:pPr>
+      <w:r>
+        <w:rPr>
+          <w:noProof/>
+        </w:rPr>
+        <w:drawing>
+          <wp:inline distT="0" distB="0" distL="0" distR="0" wp14:anchorId="105F012B" wp14:editId="72903D77">
+            <wp:extent cx="5928360" cy="1908031"/>
+            <wp:effectExtent l="0" t="0" r="0" b="0"/>
+            <wp:docPr id="865512173" name="Picture 1"/>
+            <wp:cNvGraphicFramePr>
+              <a:graphicFrameLocks xmlns:a="http://schemas.openxmlformats.org/drawingml/2006/main" noChangeAspect="1"/>
+            </wp:cNvGraphicFramePr>
+            <a:graphic xmlns:a="http://schemas.openxmlformats.org/drawingml/2006/main">
+              <a:graphicData uri="http://schemas.openxmlformats.org/drawingml/2006/picture">
+                <pic:pic xmlns:pic="http://schemas.openxmlformats.org/drawingml/2006/picture">
+                  <pic:nvPicPr>
+                    <pic:cNvPr id="865512173" name=""/>
+                    <pic:cNvPicPr/>
+                  </pic:nvPicPr>
+                  <pic:blipFill>
+                    <a:blip r:embed="rId95"/>
+                    <a:stretch>
+                      <a:fillRect/>
+                    </a:stretch>
+                  </pic:blipFill>
+                  <pic:spPr>
+                    <a:xfrm>
+                      <a:off x="0" y="0"/>
+                      <a:ext cx="5938072" cy="1911157"/>
+                    </a:xfrm>
+                    <a:prstGeom prst="rect">
+                      <a:avLst/>
+                    </a:prstGeom>
+                  </pic:spPr>
+                </pic:pic>
+              </a:graphicData>
+            </a:graphic>
+          </wp:inline>
+        </w:drawing>
+      </w:r>
+    </w:p>
+    <w:p>
+      <w:pPr>
+        <w:pStyle w:val="Text"/>
+      </w:pPr>
+    </w:p>
+    <w:p>
+      <w:pPr>
+        <w:pStyle w:val="Text"/>
+      </w:pPr>
+      <w:r>
+        <w:rPr>
+          <w:noProof/>
+        </w:rPr>
+        <w:drawing>
+          <wp:anchor distT="0" distB="0" distL="114300" distR="114300" simplePos="0" relativeHeight="251658240" behindDoc="1" locked="0" layoutInCell="1" allowOverlap="1" wp14:anchorId="01EBA9B9" wp14:editId="738859DF">
+            <wp:simplePos x="0" y="0"/>
+            <wp:positionH relativeFrom="column">
+              <wp:posOffset>5044440</wp:posOffset>
+            </wp:positionH>
+            <wp:positionV relativeFrom="paragraph">
+              <wp:posOffset>90805</wp:posOffset>
+            </wp:positionV>
+            <wp:extent cx="830580" cy="1911985"/>
+            <wp:effectExtent l="0" t="0" r="0" b="0"/>
+            <wp:wrapTight wrapText="bothSides">
+              <wp:wrapPolygon edited="0">
+                <wp:start x="0" y="0"/>
+                <wp:lineTo x="0" y="21306"/>
+                <wp:lineTo x="21303" y="21306"/>
+                <wp:lineTo x="21303" y="0"/>
+                <wp:lineTo x="0" y="0"/>
+              </wp:wrapPolygon>
+            </wp:wrapTight>
+            <wp:docPr id="9625436" name="Picture 1"/>
+            <wp:cNvGraphicFramePr>
+              <a:graphicFrameLocks xmlns:a="http://schemas.openxmlformats.org/drawingml/2006/main" noChangeAspect="1"/>
+            </wp:cNvGraphicFramePr>
+            <a:graphic xmlns:a="http://schemas.openxmlformats.org/drawingml/2006/main">
+              <a:graphicData uri="http://schemas.openxmlformats.org/drawingml/2006/picture">
+                <pic:pic xmlns:pic="http://schemas.openxmlformats.org/drawingml/2006/picture">
+                  <pic:nvPicPr>
+                    <pic:cNvPr id="9625436" name=""/>
+                    <pic:cNvPicPr/>
+                  </pic:nvPicPr>
+                  <pic:blipFill>
+                    <a:blip r:embed="rId96">
+                      <a:extLst>
+                        <a:ext uri="{28A0092B-C50C-407E-A947-70E740481C1C}">
+                          <a14:useLocalDpi xmlns:a14="http://schemas.microsoft.com/office/drawing/2010/main" val="0"/>
+                        </a:ext>
+                      </a:extLst>
+                    </a:blip>
+                    <a:stretch>
+                      <a:fillRect/>
+                    </a:stretch>
+                  </pic:blipFill>
+                  <pic:spPr>
+                    <a:xfrm>
+                      <a:off x="0" y="0"/>
+                      <a:ext cx="830580" cy="1911985"/>
+                    </a:xfrm>
+                    <a:prstGeom prst="rect">
+                      <a:avLst/>
+                    </a:prstGeom>
+                  </pic:spPr>
+                </pic:pic>
+              </a:graphicData>
+            </a:graphic>
+            <wp14:sizeRelH relativeFrom="margin">
+              <wp14:pctWidth>0</wp14:pctWidth>
+            </wp14:sizeRelH>
+            <wp14:sizeRelV relativeFrom="margin">
+              <wp14:pctHeight>0</wp14:pctHeight>
+            </wp14:sizeRelV>
+          </wp:anchor>
+        </w:drawing>
+      </w:r>
+      <w:r>
+        <w:t xml:space="preserve">Um in der Schematik Fehlermeldungen zu </w:t>
+      </w:r>
+      <w:r>
+        <w:t>vermeiden,</w:t>
+      </w:r>
+      <w:r>
+        <w:t xml:space="preserve"> muss darauf geachtet werden, aus den Electrical Types, die richtige Verindungsart zu wählen, da Altium überprüft ob zum Beispiel ein Output Pin auf einen anderen Output Pin geschalten wird und gibt dort einen Fehler aus</w:t>
+      </w:r>
+    </w:p>
+    <w:p>
+      <w:pPr>
+        <w:pStyle w:val="Text"/>
+      </w:pPr>
+    </w:p>
+    <w:p>
+      <w:pPr>
+        <w:pStyle w:val="Text"/>
+      </w:pPr>
+    </w:p>
+    <w:p>
+      <w:pPr>
+        <w:pStyle w:val="Text"/>
+      </w:pPr>
     </w:p>
     <w:p>
       <w:pPr>
@@ -10198,7 +9726,7 @@
                     <pic:cNvPicPr/>
                   </pic:nvPicPr>
                   <pic:blipFill>
-                    <a:blip r:embed="rId91"/>
+                    <a:blip r:embed="rId97"/>
                     <a:stretch>
                       <a:fillRect/>
                     </a:stretch>
@@ -10222,6 +9750,7 @@
     <w:p/>
     <w:p>
       <w:r>
+        <w:lastRenderedPageBreak/>
         <w:t>Für die Versorgung des Raspberry Pis wurde an der Platine eine USB-A Buchse verbaut.</w:t>
       </w:r>
     </w:p>
@@ -10249,11 +9778,11 @@
                     <pic:cNvPicPr/>
                   </pic:nvPicPr>
                   <pic:blipFill>
-                    <a:blip r:embed="rId92">
+                    <a:blip r:embed="rId98">
                       <a:extLst>
                         <a:ext uri="{BEBA8EAE-BF5A-486C-A8C5-ECC9F3942E4B}">
                           <a14:imgProps xmlns:a14="http://schemas.microsoft.com/office/drawing/2010/main">
-                            <a14:imgLayer r:embed="rId93">
+                            <a14:imgLayer r:embed="rId99">
                               <a14:imgEffect>
                                 <a14:colorTemperature colorTemp="5900"/>
                               </a14:imgEffect>
@@ -10285,15 +9814,7 @@
     <w:p/>
     <w:p>
       <w:r>
-        <w:t xml:space="preserve">Der LOLIN D1 MINI, der I2C MUX und die ADCs können mit </w:t>
-      </w:r>
-      <w:proofErr w:type="spellStart"/>
-      <w:r>
-        <w:t>Buchsenleisten</w:t>
-      </w:r>
-      <w:proofErr w:type="spellEnd"/>
-      <w:r>
-        <w:t xml:space="preserve"> direkt auf der Platine verbaut werden</w:t>
+        <w:t>Der LOLIN D1 MINI, der I2C MUX und die ADCs können mit Buchsenleisten direkt auf der Platine verbaut werden</w:t>
       </w:r>
       <w:r>
         <w:t>.</w:t>
@@ -10344,7 +9865,7 @@
                     </pic:cNvPicPr>
                   </pic:nvPicPr>
                   <pic:blipFill>
-                    <a:blip r:embed="rId94">
+                    <a:blip r:embed="rId100">
                       <a:extLst>
                         <a:ext uri="{28A0092B-C50C-407E-A947-70E740481C1C}">
                           <a14:useLocalDpi xmlns:a14="http://schemas.microsoft.com/office/drawing/2010/main" val="0"/>
@@ -10397,7 +9918,7 @@
                     </pic:cNvPicPr>
                   </pic:nvPicPr>
                   <pic:blipFill>
-                    <a:blip r:embed="rId95" cstate="print">
+                    <a:blip r:embed="rId101" cstate="print">
                       <a:extLst>
                         <a:ext uri="{28A0092B-C50C-407E-A947-70E740481C1C}">
                           <a14:useLocalDpi xmlns:a14="http://schemas.microsoft.com/office/drawing/2010/main" val="0"/>
@@ -10433,13 +9954,15 @@
       <w:pPr>
         <w:jc w:val="left"/>
       </w:pPr>
-      <w:r>
-        <w:br w:type="page"/>
-      </w:r>
-    </w:p>
-    <w:p>
-      <w:pPr>
-        <w:pStyle w:val="Text"/>
+    </w:p>
+    <w:p>
+      <w:r>
+        <w:t xml:space="preserve">Die fertige Platine wird als PDF exportiert und an der HTL Anichstraße als einseitige Platine geprintet. </w:t>
+      </w:r>
+    </w:p>
+    <w:p>
+      <w:pPr>
+        <w:jc w:val="left"/>
         <w:rPr>
           <w:b/>
           <w:bCs/>
@@ -10452,6 +9975,24 @@
           <w:bCs/>
           <w:u w:val="single"/>
         </w:rPr>
+        <w:br w:type="page"/>
+      </w:r>
+    </w:p>
+    <w:p>
+      <w:pPr>
+        <w:pStyle w:val="Text"/>
+        <w:rPr>
+          <w:b/>
+          <w:bCs/>
+          <w:u w:val="single"/>
+        </w:rPr>
+      </w:pPr>
+      <w:r>
+        <w:rPr>
+          <w:b/>
+          <w:bCs/>
+          <w:u w:val="single"/>
+        </w:rPr>
         <w:lastRenderedPageBreak/>
         <w:t>Optionale Features</w:t>
       </w:r>
@@ -10472,23 +10013,9 @@
       <w:r>
         <w:t xml:space="preserve"> um mögliche andere Geräte zu versorgen. Außerdem wurde ein </w:t>
       </w:r>
-      <w:proofErr w:type="gramStart"/>
-      <w:r>
-        <w:t>G</w:t>
-      </w:r>
-      <w:r>
-        <w:t>PIO</w:t>
-      </w:r>
-      <w:r>
-        <w:t xml:space="preserve"> </w:t>
-      </w:r>
-      <w:r>
-        <w:t>P</w:t>
-      </w:r>
-      <w:r>
-        <w:t>in</w:t>
-      </w:r>
-      <w:proofErr w:type="gramEnd"/>
+      <w:r>
+        <w:t>GPIO-Pin</w:t>
+      </w:r>
       <w:r>
         <w:t xml:space="preserve"> so beschalten, dass an einen Header Anschluss ein Schalter angesteckt werden kann, welcher so </w:t>
       </w:r>
@@ -10547,7 +10074,7 @@
                     </pic:cNvPicPr>
                   </pic:nvPicPr>
                   <pic:blipFill>
-                    <a:blip r:embed="rId96">
+                    <a:blip r:embed="rId102">
                       <a:biLevel thresh="25000"/>
                       <a:extLst>
                         <a:ext uri="{28A0092B-C50C-407E-A947-70E740481C1C}">
@@ -10622,13 +10149,19 @@
         <w:t xml:space="preserve">einzelnen </w:t>
       </w:r>
       <w:r>
-        <w:t>Kleingerätegehäuse und das große</w:t>
-      </w:r>
-      <w:r>
-        <w:t xml:space="preserve"> Haupt-</w:t>
-      </w:r>
-      <w:r>
-        <w:t>Gehäuse.</w:t>
+        <w:t>Kleingerätegehäuse und d</w:t>
+      </w:r>
+      <w:r>
+        <w:t>ie</w:t>
+      </w:r>
+      <w:r>
+        <w:t xml:space="preserve"> </w:t>
+      </w:r>
+      <w:r>
+        <w:t>Haupt-Gehäuseeinheit</w:t>
+      </w:r>
+      <w:r>
+        <w:t>.</w:t>
       </w:r>
     </w:p>
     <w:p>
@@ -10673,15 +10206,7 @@
         <w:t>USB-Hub</w:t>
       </w:r>
       <w:r>
-        <w:t xml:space="preserve"> ein eigenes Gehäuse entwickelt werden. Da es sich </w:t>
-      </w:r>
-      <w:proofErr w:type="gramStart"/>
-      <w:r>
-        <w:t>um verhältnismäßig</w:t>
-      </w:r>
-      <w:proofErr w:type="gramEnd"/>
-      <w:r>
-        <w:t xml:space="preserve"> kleine Bauteile handelt, werden diese Gehäuseteile 3D gedruckt.</w:t>
+        <w:t xml:space="preserve"> ein eigenes Gehäuse entwickelt werden. Da es sich um verhältnismäßig kleine Bauteile handelt, werden diese Gehäuseteile 3D gedruckt.</w:t>
       </w:r>
     </w:p>
     <w:p>
@@ -10717,22 +10242,18 @@
       <w:r>
         <w:t xml:space="preserve">Bei den Kameras wird ein Gehäuse </w:t>
       </w:r>
-      <w:proofErr w:type="gramStart"/>
-      <w:r>
-        <w:t>entwickelt</w:t>
-      </w:r>
-      <w:proofErr w:type="gramEnd"/>
+      <w:r>
+        <w:t>entwickelt,</w:t>
+      </w:r>
       <w:r>
         <w:t xml:space="preserve"> welches die benötigten Ausschnitte für die Verkabelung hat und zusätzlich einen Ring</w:t>
       </w:r>
       <w:r>
         <w:t xml:space="preserve"> vorne drauf enthält auf dem später der </w:t>
       </w:r>
-      <w:proofErr w:type="gramStart"/>
-      <w:r>
-        <w:t>RGB Ring</w:t>
-      </w:r>
-      <w:proofErr w:type="gramEnd"/>
+      <w:r>
+        <w:t>RGB-Ring</w:t>
+      </w:r>
       <w:r>
         <w:t xml:space="preserve"> für das Blitzlicht montiert wird.</w:t>
       </w:r>
@@ -10747,15 +10268,21 @@
         <w:pStyle w:val="Text"/>
       </w:pPr>
       <w:r>
-        <w:t>Gedruckt werden die Bauteile in einem persönlichen SLA-</w:t>
-      </w:r>
-      <w:proofErr w:type="spellStart"/>
-      <w:r>
-        <w:t>Resin</w:t>
-      </w:r>
-      <w:proofErr w:type="spellEnd"/>
-      <w:r>
-        <w:t xml:space="preserve">-Drucker. </w:t>
+        <w:t>Gedruckt werden die Bauteile in einem persönlichen SLA-Resin-Drucker.</w:t>
+      </w:r>
+      <w:r>
+        <w:t xml:space="preserve"> </w:t>
+      </w:r>
+      <w:r>
+        <w:t xml:space="preserve">Bevor aber so viele Drucke gestartet werden, ist es empfehlenswert den Drucker neu zu kalibrieren, um zu verhindern, dass Fehldrucke entstehen und somit Material zu sparen. Zusätzlich muss beim Resin Druck noch genauer als wie beim FDM-Drucker auf die Platzierung der Bauteile auf der Druckfläche geachtet werden. Wird ein Bauteil direkt draufgedruckt, kann es sein, dass man dieses nie wieder entfernen kann. </w:t>
+      </w:r>
+    </w:p>
+    <w:p>
+      <w:pPr>
+        <w:pStyle w:val="Text"/>
+      </w:pPr>
+      <w:r>
+        <w:t>Ist das Modell gedruckt, wird es in einer UV-Belichtungskammer nachgehärtet, um die Stabilität des Bauteils zu gewährleisten.</w:t>
       </w:r>
     </w:p>
     <w:p>
@@ -10822,7 +10349,7 @@
         <w:pStyle w:val="Text"/>
       </w:pPr>
       <w:r>
-        <w:t>-&gt; vielleicht verweis auf Felix Doku?</w:t>
+        <w:t>-&gt; Disparität</w:t>
       </w:r>
     </w:p>
     <w:p>
@@ -10832,6 +10359,11 @@
       <w:r>
         <w:t xml:space="preserve">Länge/Breite: Für die die Höhe und die Breite muss vor allem auf die Brennweite der anderen Kameras geachtet werden. Sind diese nämlich zu nahe am Objekt, kann es sein, dass nicht das ganze Objekt fotografiert wird. Daher musste sich über die Winkelfunktionen ein minimaler Abstand errechnet werden, der eingehalten werden muss. </w:t>
       </w:r>
+    </w:p>
+    <w:p>
+      <w:pPr>
+        <w:pStyle w:val="Text"/>
+      </w:pPr>
     </w:p>
     <w:p>
       <w:pPr>
@@ -10853,55 +10385,31 @@
           <w:bCs/>
           <w:u w:val="single"/>
         </w:rPr>
-        <w:t>Box-Aufbau</w:t>
-      </w:r>
-    </w:p>
-    <w:p>
-      <w:pPr>
-        <w:pStyle w:val="Text"/>
-      </w:pPr>
-      <w:r>
-        <w:t xml:space="preserve">Das Grundgerüst der Box besteht aus Fichten-Vollholz. Hierbei gibt es zwei Rahmen. Den tragenden Rahmen unten, auf welchem die </w:t>
-      </w:r>
-      <w:proofErr w:type="spellStart"/>
-      <w:r>
-        <w:t>Wägezellen</w:t>
-      </w:r>
-      <w:proofErr w:type="spellEnd"/>
-      <w:r>
-        <w:t xml:space="preserve"> montiert werden und einen dünneren Rahmen, der die Stabilität der Box und der Wandplatten gewährleistet</w:t>
-      </w:r>
-    </w:p>
-    <w:p>
-      <w:pPr>
-        <w:pStyle w:val="Text"/>
-      </w:pPr>
-      <w:r>
-        <w:t xml:space="preserve">Im unteren Rahmen wurden </w:t>
-      </w:r>
-      <w:proofErr w:type="spellStart"/>
-      <w:r>
-        <w:t>Einfräsungen</w:t>
-      </w:r>
-      <w:proofErr w:type="spellEnd"/>
-      <w:r>
-        <w:t xml:space="preserve"> </w:t>
-      </w:r>
-      <w:proofErr w:type="gramStart"/>
-      <w:r>
-        <w:t>gemacht</w:t>
-      </w:r>
-      <w:proofErr w:type="gramEnd"/>
-      <w:r>
-        <w:t xml:space="preserve"> um dort die </w:t>
-      </w:r>
-      <w:proofErr w:type="spellStart"/>
-      <w:r>
-        <w:t>Wägezellen</w:t>
-      </w:r>
-      <w:proofErr w:type="spellEnd"/>
-      <w:r>
-        <w:t xml:space="preserve"> zu montieren und die dazugehörigen Kabel zu verstecken. Somit haben die Kabel eine geringere Wahrscheinlichkeit durch Umwelt Einflüsse beschädigt zu werden.</w:t>
+        <w:t>Gehäuseeinheit</w:t>
+      </w:r>
+      <w:r>
+        <w:rPr>
+          <w:b/>
+          <w:bCs/>
+          <w:u w:val="single"/>
+        </w:rPr>
+        <w:t>-Aufbau</w:t>
+      </w:r>
+    </w:p>
+    <w:p>
+      <w:pPr>
+        <w:pStyle w:val="Text"/>
+      </w:pPr>
+      <w:r>
+        <w:t>Das Grundgerüst der Box besteht aus Fichten-Vollholz. Hierbei gibt es zwei Rahmen. Den tragenden Rahmen unten, auf welchem die Wägezellen montiert werden und einen dünneren Rahmen, der die Stabilität der Box und der Wandplatten gewährleistet</w:t>
+      </w:r>
+    </w:p>
+    <w:p>
+      <w:pPr>
+        <w:pStyle w:val="Text"/>
+      </w:pPr>
+      <w:r>
+        <w:t>Im unteren Rahmen wurden Einfräsungen gemacht um dort die Wägezellen zu montieren und die dazugehörigen Kabel zu verstecken. Somit haben die Kabel eine geringere Wahrscheinlichkeit durch Umwelt Einflüsse beschädigt zu werden.</w:t>
       </w:r>
     </w:p>
     <w:p>
@@ -10968,39 +10476,13 @@
         <w:pStyle w:val="Text"/>
       </w:pPr>
       <w:r>
-        <w:t xml:space="preserve">Genutzt wurde hier der Service </w:t>
-      </w:r>
-      <w:proofErr w:type="spellStart"/>
-      <w:r>
-        <w:t>Tailscale</w:t>
-      </w:r>
-      <w:proofErr w:type="spellEnd"/>
-      <w:r>
-        <w:t xml:space="preserve">, welcher eine intuitive und einfache Anwendung ermöglicht. In </w:t>
-      </w:r>
-      <w:proofErr w:type="spellStart"/>
-      <w:r>
-        <w:t>Tailscale</w:t>
-      </w:r>
-      <w:proofErr w:type="spellEnd"/>
-      <w:r>
-        <w:t xml:space="preserve"> wird anfangs ein Account erstellt. Der Service wird anschließend auf allen </w:t>
-      </w:r>
-      <w:proofErr w:type="gramStart"/>
-      <w:r>
-        <w:t>Geräten</w:t>
-      </w:r>
-      <w:proofErr w:type="gramEnd"/>
-      <w:r>
-        <w:t xml:space="preserve"> die sich im VPN-Netz befinden </w:t>
-      </w:r>
-      <w:proofErr w:type="gramStart"/>
-      <w:r>
-        <w:t>sollten</w:t>
-      </w:r>
-      <w:proofErr w:type="gramEnd"/>
-      <w:r>
-        <w:t xml:space="preserve"> installiert. Dort muss sich dann nur mehr mit dem zuvor erstellten Account eingeloggt werden und schon ist man mit dem Netzwerk verbunden.</w:t>
+        <w:t xml:space="preserve">Genutzt wurde hier der Service Tailscale, welcher eine intuitive und einfache Anwendung ermöglicht. In Tailscale wird anfangs ein Account erstellt. Der Service wird anschließend auf allen </w:t>
+      </w:r>
+      <w:r>
+        <w:t>Geräten,</w:t>
+      </w:r>
+      <w:r>
+        <w:t xml:space="preserve"> die sich im VPN-Netz befinden sollten installiert. Dort muss sich dann nur mehr mit dem zuvor erstellten Account eingeloggt werden und schon ist man mit dem Netzwerk verbunden.</w:t>
       </w:r>
     </w:p>
     <w:p>
@@ -11014,37 +10496,13 @@
         <w:t>nämlich,</w:t>
       </w:r>
       <w:r>
-        <w:t xml:space="preserve"> um die Verbindung zu ermöglichen ans Internet geschlossen werden. Der Raspberry Pi macht aber oft nicht ganz </w:t>
-      </w:r>
-      <w:proofErr w:type="gramStart"/>
-      <w:r>
-        <w:t>das</w:t>
-      </w:r>
-      <w:proofErr w:type="gramEnd"/>
-      <w:r>
-        <w:t xml:space="preserve"> was er </w:t>
+        <w:t xml:space="preserve"> um die Verbindung zu ermöglichen ans Internet geschlossen werden. Der Raspberry Pi macht aber oft nicht ganz das was er </w:t>
       </w:r>
       <w:r>
         <w:t>tun soll,</w:t>
       </w:r>
       <w:r>
         <w:t xml:space="preserve"> und so muss oft Manuell das LAN-Interface gestartet werden, da er den Befehl der eigentlich auch ins Startup geschrieben worden ist nicht ausführt.</w:t>
-      </w:r>
-    </w:p>
-    <w:p>
-      <w:pPr>
-        <w:pStyle w:val="Text"/>
-      </w:pPr>
-      <w:r>
-        <w:t xml:space="preserve">Außerdem hat der </w:t>
-      </w:r>
-      <w:proofErr w:type="spellStart"/>
-      <w:r>
-        <w:t>Raspi</w:t>
-      </w:r>
-      <w:proofErr w:type="spellEnd"/>
-      <w:r>
-        <w:t xml:space="preserve"> keine RTC </w:t>
       </w:r>
     </w:p>
     <w:p>
@@ -11063,12 +10521,12 @@
       <w:pPr>
         <w:pStyle w:val="Heading2"/>
       </w:pPr>
-      <w:bookmarkStart w:id="38" w:name="_Toc200467202"/>
+      <w:bookmarkStart w:id="39" w:name="_Toc200467202"/>
       <w:r>
         <w:lastRenderedPageBreak/>
         <w:t>Weitere individuelle Abschnitte</w:t>
       </w:r>
-      <w:bookmarkEnd w:id="38"/>
+      <w:bookmarkEnd w:id="39"/>
       <w:r>
         <w:t xml:space="preserve"> </w:t>
       </w:r>
@@ -11084,38 +10542,45 @@
         <w:rPr>
           <w:color w:val="0066FF"/>
         </w:rPr>
-        <w:t xml:space="preserve">(FV = Text) Diese Abschnitte sind individuell mit Ihren </w:t>
-      </w:r>
-      <w:proofErr w:type="spellStart"/>
-      <w:proofErr w:type="gramStart"/>
-      <w:r>
+        <w:t>(FV = Text) Diese Abschnitte sind individuell mit Ihren Betreuer:innen festzulegen.</w:t>
+      </w:r>
+    </w:p>
+    <w:p>
+      <w:pPr>
+        <w:pStyle w:val="Heading2"/>
+      </w:pPr>
+      <w:bookmarkStart w:id="40" w:name="_Toc200467203"/>
+      <w:r>
+        <w:t>Ergebnisse und Diskussion</w:t>
+      </w:r>
+      <w:bookmarkEnd w:id="40"/>
+    </w:p>
+    <w:p>
+      <w:pPr>
+        <w:pStyle w:val="Text"/>
         <w:rPr>
           <w:color w:val="0066FF"/>
         </w:rPr>
-        <w:t>Betreuer:innen</w:t>
-      </w:r>
-      <w:proofErr w:type="spellEnd"/>
-      <w:proofErr w:type="gramEnd"/>
+      </w:pPr>
       <w:r>
         <w:rPr>
           <w:color w:val="0066FF"/>
         </w:rPr>
-        <w:t xml:space="preserve"> festzulegen.</w:t>
+        <w:t>(FV = Text)</w:t>
       </w:r>
     </w:p>
     <w:p>
       <w:pPr>
         <w:pStyle w:val="Heading2"/>
       </w:pPr>
-      <w:bookmarkStart w:id="39" w:name="_Toc200467203"/>
-      <w:r>
-        <w:t>Ergebnisse und Diskussion</w:t>
-      </w:r>
-      <w:bookmarkEnd w:id="39"/>
-    </w:p>
-    <w:p>
-      <w:pPr>
-        <w:pStyle w:val="Text"/>
+      <w:bookmarkStart w:id="41" w:name="_Toc200467204"/>
+      <w:r>
+        <w:t>Zusammenfassung individueller Teil</w:t>
+      </w:r>
+      <w:bookmarkEnd w:id="41"/>
+    </w:p>
+    <w:p>
+      <w:pPr>
         <w:rPr>
           <w:color w:val="0066FF"/>
         </w:rPr>
@@ -11124,44 +10589,7 @@
         <w:rPr>
           <w:color w:val="0066FF"/>
         </w:rPr>
-        <w:t>(FV = Text)</w:t>
-      </w:r>
-    </w:p>
-    <w:p>
-      <w:pPr>
-        <w:pStyle w:val="Heading2"/>
-      </w:pPr>
-      <w:bookmarkStart w:id="40" w:name="_Toc200467204"/>
-      <w:r>
-        <w:t>Zusammenfassung individueller Teil</w:t>
-      </w:r>
-      <w:bookmarkEnd w:id="40"/>
-    </w:p>
-    <w:p>
-      <w:pPr>
-        <w:rPr>
-          <w:color w:val="0066FF"/>
-        </w:rPr>
-      </w:pPr>
-      <w:r>
-        <w:rPr>
-          <w:color w:val="0066FF"/>
-        </w:rPr>
-        <w:t xml:space="preserve">(FV = Text) </w:t>
-      </w:r>
-      <w:proofErr w:type="gramStart"/>
-      <w:r>
-        <w:rPr>
-          <w:color w:val="0066FF"/>
-        </w:rPr>
-        <w:t>Hier</w:t>
-      </w:r>
-      <w:proofErr w:type="gramEnd"/>
-      <w:r>
-        <w:rPr>
-          <w:color w:val="0066FF"/>
-        </w:rPr>
-        <w:t xml:space="preserve"> werden die wichtigsten Fakten der individuellen Aufgabe des Schülers / der Schülerin kurz zusammengefasst werden.</w:t>
+        <w:t>(FV = Text) Hier werden die wichtigsten Fakten der individuellen Aufgabe des Schülers / der Schülerin kurz zusammengefasst werden.</w:t>
       </w:r>
     </w:p>
     <w:p>
@@ -11228,21 +10656,7 @@
         <w:rPr>
           <w:color w:val="0066FF"/>
         </w:rPr>
-        <w:t>Nein</w:t>
-      </w:r>
-      <w:proofErr w:type="gramStart"/>
-      <w:r>
-        <w:rPr>
-          <w:color w:val="0066FF"/>
-        </w:rPr>
-        <w:t>: .welche</w:t>
-      </w:r>
-      <w:proofErr w:type="gramEnd"/>
-      <w:r>
-        <w:rPr>
-          <w:color w:val="0066FF"/>
-        </w:rPr>
-        <w:t xml:space="preserve"> Gründe waren verantwortlich für das Nichterreichen</w:t>
+        <w:t>Nein: .welche Gründe waren verantwortlich für das Nichterreichen</w:t>
       </w:r>
     </w:p>
     <w:p>
@@ -11284,10 +10698,10 @@
         </w:numPr>
         <w:outlineLvl w:val="9"/>
         <w:sectPr>
-          <w:headerReference w:type="default" r:id="rId97"/>
-          <w:footerReference w:type="default" r:id="rId98"/>
-          <w:headerReference w:type="first" r:id="rId99"/>
-          <w:footerReference w:type="first" r:id="rId100"/>
+          <w:headerReference w:type="default" r:id="rId103"/>
+          <w:footerReference w:type="default" r:id="rId104"/>
+          <w:headerReference w:type="first" r:id="rId105"/>
+          <w:footerReference w:type="first" r:id="rId106"/>
           <w:pgSz w:w="11906" w:h="16838"/>
           <w:pgMar w:top="1417" w:right="1440" w:bottom="1134" w:left="1440" w:header="708" w:footer="708" w:gutter="0"/>
           <w:cols w:space="720"/>
@@ -11300,19 +10714,11 @@
       <w:pPr>
         <w:pStyle w:val="Heading1"/>
       </w:pPr>
-      <w:bookmarkStart w:id="41" w:name="_Ref200465902"/>
-      <w:bookmarkStart w:id="42" w:name="_Toc200467205"/>
+      <w:bookmarkStart w:id="42" w:name="_Ref200465902"/>
+      <w:bookmarkStart w:id="43" w:name="_Toc200467205"/>
       <w:r>
         <w:lastRenderedPageBreak/>
-        <w:t xml:space="preserve">Dokumentation </w:t>
-      </w:r>
-      <w:proofErr w:type="spellStart"/>
-      <w:r>
-        <w:t>Schüler:in</w:t>
-      </w:r>
-      <w:proofErr w:type="spellEnd"/>
-      <w:r>
-        <w:t xml:space="preserve"> 2: </w:t>
+        <w:t xml:space="preserve">Dokumentation Schüler:in 2: </w:t>
       </w:r>
       <w:r>
         <w:rPr>
@@ -11320,18 +10726,18 @@
         </w:rPr>
         <w:t>(FV = Überschrift1)</w:t>
       </w:r>
-      <w:bookmarkEnd w:id="41"/>
       <w:bookmarkEnd w:id="42"/>
+      <w:bookmarkEnd w:id="43"/>
     </w:p>
     <w:p>
       <w:pPr>
         <w:pStyle w:val="Heading2"/>
       </w:pPr>
-      <w:bookmarkStart w:id="43" w:name="_Toc200467206"/>
+      <w:bookmarkStart w:id="44" w:name="_Toc200467206"/>
       <w:r>
         <w:t>Einleitung</w:t>
       </w:r>
-      <w:bookmarkEnd w:id="43"/>
+      <w:bookmarkEnd w:id="44"/>
     </w:p>
     <w:p>
       <w:pPr>
@@ -11344,26 +10750,35 @@
         <w:rPr>
           <w:color w:val="0066FF"/>
         </w:rPr>
-        <w:t xml:space="preserve">(FV = Text) Der Aufbau dieses Kapitels ist </w:t>
-      </w:r>
-      <w:proofErr w:type="spellStart"/>
-      <w:r>
+        <w:t xml:space="preserve">(FV = Text) Der Aufbau dieses Kapitels ist grudsätzlich gleich wie von Kapitel 2. </w:t>
+      </w:r>
+    </w:p>
+    <w:p>
+      <w:pPr>
+        <w:pStyle w:val="Text"/>
         <w:rPr>
           <w:color w:val="0066FF"/>
         </w:rPr>
-        <w:t>grudsätzlich</w:t>
-      </w:r>
-      <w:proofErr w:type="spellEnd"/>
+      </w:pPr>
       <w:r>
         <w:rPr>
           <w:color w:val="0066FF"/>
         </w:rPr>
-        <w:t xml:space="preserve"> gleich wie von Kapitel 2. </w:t>
-      </w:r>
-    </w:p>
-    <w:p>
-      <w:pPr>
-        <w:pStyle w:val="Text"/>
+        <w:t>Anzahl und Inhalt der „individuellen Abschnitte“ können natürlich unterschiedlich sein.</w:t>
+      </w:r>
+    </w:p>
+    <w:p>
+      <w:pPr>
+        <w:pStyle w:val="Heading2"/>
+      </w:pPr>
+      <w:bookmarkStart w:id="45" w:name="_Toc200467207"/>
+      <w:r>
+        <w:t>Theoretische Grundlagen</w:t>
+      </w:r>
+      <w:bookmarkEnd w:id="45"/>
+    </w:p>
+    <w:p>
+      <w:pPr>
         <w:rPr>
           <w:color w:val="0066FF"/>
         </w:rPr>
@@ -11372,18 +10787,18 @@
         <w:rPr>
           <w:color w:val="0066FF"/>
         </w:rPr>
-        <w:t>Anzahl und Inhalt der „individuellen Abschnitte“ können natürlich unterschiedlich sein.</w:t>
+        <w:t>(FV = Text)</w:t>
       </w:r>
     </w:p>
     <w:p>
       <w:pPr>
         <w:pStyle w:val="Heading2"/>
       </w:pPr>
-      <w:bookmarkStart w:id="44" w:name="_Toc200467207"/>
-      <w:r>
-        <w:t>Theoretische Grundlagen</w:t>
-      </w:r>
-      <w:bookmarkEnd w:id="44"/>
+      <w:bookmarkStart w:id="46" w:name="_Toc200467208"/>
+      <w:r>
+        <w:t>Praktische Umsetzung</w:t>
+      </w:r>
+      <w:bookmarkEnd w:id="46"/>
     </w:p>
     <w:p>
       <w:pPr>
@@ -11402,14 +10817,15 @@
       <w:pPr>
         <w:pStyle w:val="Heading2"/>
       </w:pPr>
-      <w:bookmarkStart w:id="45" w:name="_Toc200467208"/>
-      <w:r>
-        <w:t>Praktische Umsetzung</w:t>
-      </w:r>
-      <w:bookmarkEnd w:id="45"/>
-    </w:p>
-    <w:p>
-      <w:pPr>
+      <w:bookmarkStart w:id="47" w:name="_Toc200467209"/>
+      <w:r>
+        <w:t>Weitere individuelle Abschnitte…</w:t>
+      </w:r>
+      <w:bookmarkEnd w:id="47"/>
+    </w:p>
+    <w:p>
+      <w:pPr>
+        <w:pStyle w:val="Text"/>
         <w:rPr>
           <w:color w:val="0066FF"/>
         </w:rPr>
@@ -11425,11 +10841,11 @@
       <w:pPr>
         <w:pStyle w:val="Heading2"/>
       </w:pPr>
-      <w:bookmarkStart w:id="46" w:name="_Toc200467209"/>
-      <w:r>
-        <w:t>Weitere individuelle Abschnitte…</w:t>
-      </w:r>
-      <w:bookmarkEnd w:id="46"/>
+      <w:bookmarkStart w:id="48" w:name="_Toc200467210"/>
+      <w:r>
+        <w:t>Ergebnisse und Diskussion</w:t>
+      </w:r>
+      <w:bookmarkEnd w:id="48"/>
     </w:p>
     <w:p>
       <w:pPr>
@@ -11449,52 +10865,28 @@
       <w:pPr>
         <w:pStyle w:val="Heading2"/>
       </w:pPr>
-      <w:bookmarkStart w:id="47" w:name="_Toc200467210"/>
-      <w:r>
-        <w:t>Ergebnisse und Diskussion</w:t>
-      </w:r>
-      <w:bookmarkEnd w:id="47"/>
-    </w:p>
-    <w:p>
-      <w:pPr>
-        <w:pStyle w:val="Text"/>
+      <w:bookmarkStart w:id="49" w:name="_Toc200467211"/>
+      <w:r>
+        <w:t>Zusammenfassung individueller Teil</w:t>
+      </w:r>
+      <w:bookmarkEnd w:id="49"/>
+    </w:p>
+    <w:p>
+      <w:r>
         <w:rPr>
           <w:color w:val="0066FF"/>
         </w:rPr>
-      </w:pPr>
-      <w:r>
-        <w:rPr>
-          <w:color w:val="0066FF"/>
-        </w:rPr>
         <w:t>(FV = Text)</w:t>
       </w:r>
     </w:p>
     <w:p>
       <w:pPr>
-        <w:pStyle w:val="Heading2"/>
-      </w:pPr>
-      <w:bookmarkStart w:id="48" w:name="_Toc200467211"/>
-      <w:r>
-        <w:t>Zusammenfassung individueller Teil</w:t>
-      </w:r>
-      <w:bookmarkEnd w:id="48"/>
-    </w:p>
-    <w:p>
-      <w:r>
-        <w:rPr>
-          <w:color w:val="0066FF"/>
-        </w:rPr>
-        <w:t>(FV = Text)</w:t>
-      </w:r>
-    </w:p>
-    <w:p>
-      <w:pPr>
         <w:pStyle w:val="Text"/>
         <w:sectPr>
-          <w:headerReference w:type="default" r:id="rId101"/>
-          <w:footerReference w:type="default" r:id="rId102"/>
-          <w:headerReference w:type="first" r:id="rId103"/>
-          <w:footerReference w:type="first" r:id="rId104"/>
+          <w:headerReference w:type="default" r:id="rId107"/>
+          <w:footerReference w:type="default" r:id="rId108"/>
+          <w:headerReference w:type="first" r:id="rId109"/>
+          <w:footerReference w:type="first" r:id="rId110"/>
           <w:pgSz w:w="11906" w:h="16838"/>
           <w:pgMar w:top="1417" w:right="1440" w:bottom="1134" w:left="1440" w:header="708" w:footer="708" w:gutter="0"/>
           <w:cols w:space="720"/>
@@ -11507,16 +10899,16 @@
       <w:pPr>
         <w:pStyle w:val="Heading1"/>
       </w:pPr>
-      <w:bookmarkStart w:id="49" w:name="_Toc200467212"/>
-      <w:bookmarkStart w:id="50" w:name="_Ref200468988"/>
-      <w:bookmarkStart w:id="51" w:name="_Ref200469530"/>
+      <w:bookmarkStart w:id="50" w:name="_Toc200467212"/>
+      <w:bookmarkStart w:id="51" w:name="_Ref200468988"/>
+      <w:bookmarkStart w:id="52" w:name="_Ref200469530"/>
       <w:r>
         <w:lastRenderedPageBreak/>
         <w:t>Zusammenfassung und Ausblick</w:t>
       </w:r>
-      <w:bookmarkEnd w:id="49"/>
       <w:bookmarkEnd w:id="50"/>
       <w:bookmarkEnd w:id="51"/>
+      <w:bookmarkEnd w:id="52"/>
     </w:p>
     <w:p>
       <w:pPr>
@@ -11680,25 +11072,17 @@
         <w:rPr>
           <w:color w:val="0066FF"/>
         </w:rPr>
-        <w:t xml:space="preserve">Erweiterung der Funktionalität </w:t>
-      </w:r>
-      <w:proofErr w:type="gramStart"/>
-      <w:r>
-        <w:rPr>
-          <w:color w:val="0066FF"/>
-        </w:rPr>
-        <w:t>des vorliegendes Projekts</w:t>
-      </w:r>
-      <w:proofErr w:type="gramEnd"/>
+        <w:t>Erweiterung der Funktionalität des vorliegendes Projekts</w:t>
+      </w:r>
     </w:p>
     <w:p>
       <w:pPr>
         <w:pStyle w:val="Text"/>
         <w:sectPr>
-          <w:headerReference w:type="default" r:id="rId105"/>
-          <w:footerReference w:type="default" r:id="rId106"/>
-          <w:headerReference w:type="first" r:id="rId107"/>
-          <w:footerReference w:type="first" r:id="rId108"/>
+          <w:headerReference w:type="default" r:id="rId111"/>
+          <w:footerReference w:type="default" r:id="rId112"/>
+          <w:headerReference w:type="first" r:id="rId113"/>
+          <w:footerReference w:type="first" r:id="rId114"/>
           <w:pgSz w:w="11906" w:h="16838"/>
           <w:pgMar w:top="1417" w:right="1440" w:bottom="1134" w:left="1440" w:header="708" w:footer="708" w:gutter="0"/>
           <w:cols w:space="720"/>
@@ -11711,12 +11095,12 @@
       <w:pPr>
         <w:pStyle w:val="Heading1"/>
       </w:pPr>
-      <w:bookmarkStart w:id="52" w:name="_Ref200468159"/>
+      <w:bookmarkStart w:id="53" w:name="_Ref200468159"/>
       <w:r>
         <w:lastRenderedPageBreak/>
         <w:t>Erklärung der Eigenständigkeit</w:t>
       </w:r>
-      <w:bookmarkEnd w:id="52"/>
+      <w:bookmarkEnd w:id="53"/>
     </w:p>
     <w:p>
       <w:pPr>
@@ -11787,13 +11171,8 @@
             <w:pPr>
               <w:pStyle w:val="TextinTabelle"/>
             </w:pPr>
-            <w:proofErr w:type="spellStart"/>
-            <w:r>
-              <w:t>Schüler:in</w:t>
-            </w:r>
-            <w:proofErr w:type="spellEnd"/>
-            <w:r>
-              <w:t xml:space="preserve"> 1</w:t>
+            <w:r>
+              <w:t>Schüler:in 1</w:t>
             </w:r>
           </w:p>
         </w:tc>
@@ -11849,10 +11228,10 @@
       <w:pPr>
         <w:pStyle w:val="Text"/>
         <w:sectPr>
-          <w:headerReference w:type="default" r:id="rId109"/>
-          <w:footerReference w:type="default" r:id="rId110"/>
-          <w:headerReference w:type="first" r:id="rId111"/>
-          <w:footerReference w:type="first" r:id="rId112"/>
+          <w:headerReference w:type="default" r:id="rId115"/>
+          <w:footerReference w:type="default" r:id="rId116"/>
+          <w:headerReference w:type="first" r:id="rId117"/>
+          <w:footerReference w:type="first" r:id="rId118"/>
           <w:pgSz w:w="11906" w:h="16838"/>
           <w:pgMar w:top="1417" w:right="1440" w:bottom="1134" w:left="1440" w:header="708" w:footer="708" w:gutter="0"/>
           <w:cols w:space="720"/>
@@ -11865,10 +11244,10 @@
       <w:pPr>
         <w:pStyle w:val="Heading1"/>
         <w:sectPr>
-          <w:headerReference w:type="default" r:id="rId113"/>
-          <w:footerReference w:type="default" r:id="rId114"/>
-          <w:headerReference w:type="first" r:id="rId115"/>
-          <w:footerReference w:type="first" r:id="rId116"/>
+          <w:headerReference w:type="default" r:id="rId119"/>
+          <w:footerReference w:type="default" r:id="rId120"/>
+          <w:headerReference w:type="first" r:id="rId121"/>
+          <w:footerReference w:type="first" r:id="rId122"/>
           <w:pgSz w:w="11906" w:h="16838"/>
           <w:pgMar w:top="1417" w:right="1440" w:bottom="1134" w:left="1440" w:header="708" w:footer="708" w:gutter="0"/>
           <w:cols w:space="720"/>
@@ -11876,33 +11255,32 @@
           <w:docGrid w:type="lines" w:linePitch="360"/>
         </w:sectPr>
       </w:pPr>
-      <w:bookmarkStart w:id="53" w:name="_Ref200469499"/>
+      <w:bookmarkStart w:id="54" w:name="_Ref200469499"/>
       <w:r>
         <w:lastRenderedPageBreak/>
         <w:t>Arbeitsnachweise</w:t>
       </w:r>
-      <w:bookmarkEnd w:id="53"/>
+      <w:bookmarkEnd w:id="54"/>
     </w:p>
     <w:p>
       <w:pPr>
         <w:pStyle w:val="Heading1"/>
       </w:pPr>
-      <w:bookmarkStart w:id="54" w:name="_Toc200467213"/>
-      <w:bookmarkStart w:id="55" w:name="_Toc84751256"/>
-      <w:bookmarkStart w:id="56" w:name="_Toc211138167"/>
-      <w:bookmarkStart w:id="57" w:name="_Toc211137922"/>
-      <w:bookmarkStart w:id="58" w:name="_Toc84757221"/>
-      <w:bookmarkStart w:id="59" w:name="_Toc210560305"/>
-      <w:bookmarkStart w:id="60" w:name="_Toc210560252"/>
-      <w:bookmarkStart w:id="61" w:name="_Ref210560064"/>
-      <w:bookmarkStart w:id="62" w:name="_Toc84751368"/>
-      <w:bookmarkStart w:id="63" w:name="_Ref200467937"/>
-      <w:bookmarkStart w:id="64" w:name="_Ref200469033"/>
+      <w:bookmarkStart w:id="55" w:name="_Toc200467213"/>
+      <w:bookmarkStart w:id="56" w:name="_Toc84751256"/>
+      <w:bookmarkStart w:id="57" w:name="_Toc211138167"/>
+      <w:bookmarkStart w:id="58" w:name="_Toc211137922"/>
+      <w:bookmarkStart w:id="59" w:name="_Toc84757221"/>
+      <w:bookmarkStart w:id="60" w:name="_Toc210560305"/>
+      <w:bookmarkStart w:id="61" w:name="_Toc210560252"/>
+      <w:bookmarkStart w:id="62" w:name="_Ref210560064"/>
+      <w:bookmarkStart w:id="63" w:name="_Toc84751368"/>
+      <w:bookmarkStart w:id="64" w:name="_Ref200467937"/>
+      <w:bookmarkStart w:id="65" w:name="_Ref200469033"/>
       <w:r>
         <w:lastRenderedPageBreak/>
         <w:t>Verzeichnisse</w:t>
       </w:r>
-      <w:bookmarkEnd w:id="54"/>
       <w:bookmarkEnd w:id="55"/>
       <w:bookmarkEnd w:id="56"/>
       <w:bookmarkEnd w:id="57"/>
@@ -11913,6 +11291,7 @@
       <w:bookmarkEnd w:id="62"/>
       <w:bookmarkEnd w:id="63"/>
       <w:bookmarkEnd w:id="64"/>
+      <w:bookmarkEnd w:id="65"/>
       <w:r>
         <w:t xml:space="preserve"> </w:t>
       </w:r>
@@ -11921,28 +11300,28 @@
       <w:pPr>
         <w:pStyle w:val="Heading2"/>
       </w:pPr>
-      <w:bookmarkStart w:id="65" w:name="_Toc210560306"/>
-      <w:bookmarkStart w:id="66" w:name="_Toc211138168"/>
-      <w:bookmarkStart w:id="67" w:name="_Toc84757222"/>
-      <w:bookmarkStart w:id="68" w:name="_Toc84751369"/>
-      <w:bookmarkStart w:id="69" w:name="_Toc84751257"/>
-      <w:bookmarkStart w:id="70" w:name="_Toc210560253"/>
-      <w:bookmarkStart w:id="71" w:name="_Toc211137923"/>
-      <w:bookmarkStart w:id="72" w:name="_Toc200467214"/>
+      <w:bookmarkStart w:id="66" w:name="_Toc210560306"/>
+      <w:bookmarkStart w:id="67" w:name="_Toc211138168"/>
+      <w:bookmarkStart w:id="68" w:name="_Toc84757222"/>
+      <w:bookmarkStart w:id="69" w:name="_Toc84751369"/>
+      <w:bookmarkStart w:id="70" w:name="_Toc84751257"/>
+      <w:bookmarkStart w:id="71" w:name="_Toc210560253"/>
+      <w:bookmarkStart w:id="72" w:name="_Toc211137923"/>
+      <w:bookmarkStart w:id="73" w:name="_Toc200467214"/>
       <w:r>
         <w:t>Literatur</w:t>
       </w:r>
-      <w:bookmarkEnd w:id="65"/>
       <w:bookmarkEnd w:id="66"/>
       <w:bookmarkEnd w:id="67"/>
       <w:bookmarkEnd w:id="68"/>
       <w:bookmarkEnd w:id="69"/>
       <w:bookmarkEnd w:id="70"/>
       <w:bookmarkEnd w:id="71"/>
+      <w:bookmarkEnd w:id="72"/>
       <w:r>
         <w:t>verzeichnis</w:t>
       </w:r>
-      <w:bookmarkEnd w:id="72"/>
+      <w:bookmarkEnd w:id="73"/>
       <w:r>
         <w:t xml:space="preserve"> </w:t>
       </w:r>
@@ -11957,39 +11336,24 @@
         <w:rPr>
           <w:color w:val="0066FF"/>
         </w:rPr>
-        <w:t xml:space="preserve">Wird mithilfe von </w:t>
-      </w:r>
-      <w:proofErr w:type="spellStart"/>
-      <w:r>
-        <w:rPr>
-          <w:color w:val="0066FF"/>
-        </w:rPr>
-        <w:t>Zotero</w:t>
-      </w:r>
-      <w:proofErr w:type="spellEnd"/>
-      <w:r>
-        <w:rPr>
-          <w:color w:val="0066FF"/>
-        </w:rPr>
-        <w:t xml:space="preserve"> erstellt…</w:t>
+        <w:t>Wird mithilfe von Zotero erstellt…</w:t>
       </w:r>
     </w:p>
     <w:p>
       <w:pPr>
         <w:pStyle w:val="Heading2"/>
       </w:pPr>
-      <w:bookmarkStart w:id="73" w:name="_Toc84757225"/>
-      <w:bookmarkStart w:id="74" w:name="_Toc200467215"/>
-      <w:bookmarkStart w:id="75" w:name="_Toc211138171"/>
-      <w:bookmarkStart w:id="76" w:name="_Toc211137927"/>
-      <w:bookmarkStart w:id="77" w:name="_Toc84751260"/>
-      <w:bookmarkStart w:id="78" w:name="_Toc210560307"/>
-      <w:bookmarkStart w:id="79" w:name="_Toc210560254"/>
-      <w:bookmarkStart w:id="80" w:name="_Toc84751372"/>
+      <w:bookmarkStart w:id="74" w:name="_Toc84757225"/>
+      <w:bookmarkStart w:id="75" w:name="_Toc200467215"/>
+      <w:bookmarkStart w:id="76" w:name="_Toc211138171"/>
+      <w:bookmarkStart w:id="77" w:name="_Toc211137927"/>
+      <w:bookmarkStart w:id="78" w:name="_Toc84751260"/>
+      <w:bookmarkStart w:id="79" w:name="_Toc210560307"/>
+      <w:bookmarkStart w:id="80" w:name="_Toc210560254"/>
+      <w:bookmarkStart w:id="81" w:name="_Toc84751372"/>
       <w:r>
         <w:t>Abkürzungsverzeichnis</w:t>
       </w:r>
-      <w:bookmarkEnd w:id="73"/>
       <w:bookmarkEnd w:id="74"/>
       <w:bookmarkEnd w:id="75"/>
       <w:bookmarkEnd w:id="76"/>
@@ -11997,6 +11361,7 @@
       <w:bookmarkEnd w:id="78"/>
       <w:bookmarkEnd w:id="79"/>
       <w:bookmarkEnd w:id="80"/>
+      <w:bookmarkEnd w:id="81"/>
     </w:p>
     <w:p>
       <w:pPr>
@@ -12009,33 +11374,19 @@
         <w:rPr>
           <w:color w:val="0066FF"/>
         </w:rPr>
-        <w:t>(</w:t>
-      </w:r>
-      <w:proofErr w:type="gramStart"/>
+        <w:t>(FV Text)</w:t>
+      </w:r>
+      <w:bookmarkStart w:id="82" w:name="_Toc211138172"/>
+      <w:bookmarkStart w:id="83" w:name="_Toc211137928"/>
+      <w:bookmarkStart w:id="84" w:name="_Toc84757226"/>
+      <w:bookmarkStart w:id="85" w:name="_Toc84751373"/>
+      <w:bookmarkStart w:id="86" w:name="_Toc84751261"/>
+      <w:bookmarkStart w:id="87" w:name="_Toc210560308"/>
+      <w:bookmarkStart w:id="88" w:name="_Toc210560255"/>
       <w:r>
         <w:rPr>
           <w:color w:val="0066FF"/>
         </w:rPr>
-        <w:t>FV Text</w:t>
-      </w:r>
-      <w:proofErr w:type="gramEnd"/>
-      <w:r>
-        <w:rPr>
-          <w:color w:val="0066FF"/>
-        </w:rPr>
-        <w:t>)</w:t>
-      </w:r>
-      <w:bookmarkStart w:id="81" w:name="_Toc211138172"/>
-      <w:bookmarkStart w:id="82" w:name="_Toc211137928"/>
-      <w:bookmarkStart w:id="83" w:name="_Toc84757226"/>
-      <w:bookmarkStart w:id="84" w:name="_Toc84751373"/>
-      <w:bookmarkStart w:id="85" w:name="_Toc84751261"/>
-      <w:bookmarkStart w:id="86" w:name="_Toc210560308"/>
-      <w:bookmarkStart w:id="87" w:name="_Toc210560255"/>
-      <w:r>
-        <w:rPr>
-          <w:color w:val="0066FF"/>
-        </w:rPr>
         <w:t xml:space="preserve"> Optionaler Abschnitt. Nur verwenden, wenn mehr als 10 verschiedene Abkürzungen im gesamten Dokument vorkommen.</w:t>
       </w:r>
     </w:p>
@@ -12043,11 +11394,10 @@
       <w:pPr>
         <w:pStyle w:val="Heading2"/>
       </w:pPr>
-      <w:bookmarkStart w:id="88" w:name="_Toc200467216"/>
+      <w:bookmarkStart w:id="89" w:name="_Toc200467216"/>
       <w:r>
         <w:t>Tabellen</w:t>
       </w:r>
-      <w:bookmarkEnd w:id="81"/>
       <w:bookmarkEnd w:id="82"/>
       <w:bookmarkEnd w:id="83"/>
       <w:bookmarkEnd w:id="84"/>
@@ -12055,55 +11405,42 @@
       <w:bookmarkEnd w:id="86"/>
       <w:bookmarkEnd w:id="87"/>
       <w:bookmarkEnd w:id="88"/>
+      <w:bookmarkEnd w:id="89"/>
     </w:p>
     <w:p>
       <w:r>
         <w:rPr>
           <w:color w:val="0066FF"/>
         </w:rPr>
-        <w:t>(</w:t>
-      </w:r>
-      <w:proofErr w:type="gramStart"/>
-      <w:r>
-        <w:rPr>
-          <w:color w:val="0066FF"/>
-        </w:rPr>
-        <w:t>FV Text</w:t>
-      </w:r>
-      <w:proofErr w:type="gramEnd"/>
-      <w:r>
-        <w:rPr>
-          <w:color w:val="0066FF"/>
-        </w:rPr>
-        <w:t>) Optionaler Abschnitt. Nur verwenden, wenn mehr als 10 verschiedene Tabellen im gesamten Dokument vorkommen.</w:t>
+        <w:t>(FV Text) Optionaler Abschnitt. Nur verwenden, wenn mehr als 10 verschiedene Tabellen im gesamten Dokument vorkommen.</w:t>
       </w:r>
     </w:p>
     <w:p>
       <w:pPr>
         <w:pStyle w:val="Heading2"/>
       </w:pPr>
-      <w:bookmarkStart w:id="89" w:name="_Toc210560256"/>
-      <w:bookmarkStart w:id="90" w:name="_Toc210560309"/>
-      <w:bookmarkStart w:id="91" w:name="_Toc200467217"/>
-      <w:bookmarkStart w:id="92" w:name="_Toc211137929"/>
-      <w:bookmarkStart w:id="93" w:name="_Toc84757227"/>
-      <w:bookmarkStart w:id="94" w:name="_Toc84751374"/>
-      <w:bookmarkStart w:id="95" w:name="_Toc84751262"/>
-      <w:bookmarkStart w:id="96" w:name="_Toc211138173"/>
+      <w:bookmarkStart w:id="90" w:name="_Toc210560256"/>
+      <w:bookmarkStart w:id="91" w:name="_Toc210560309"/>
+      <w:bookmarkStart w:id="92" w:name="_Toc200467217"/>
+      <w:bookmarkStart w:id="93" w:name="_Toc211137929"/>
+      <w:bookmarkStart w:id="94" w:name="_Toc84757227"/>
+      <w:bookmarkStart w:id="95" w:name="_Toc84751374"/>
+      <w:bookmarkStart w:id="96" w:name="_Toc84751262"/>
+      <w:bookmarkStart w:id="97" w:name="_Toc211138173"/>
       <w:r>
         <w:t>Abbildunge</w:t>
       </w:r>
-      <w:bookmarkEnd w:id="89"/>
       <w:bookmarkEnd w:id="90"/>
+      <w:bookmarkEnd w:id="91"/>
       <w:r>
         <w:t>n</w:t>
       </w:r>
-      <w:bookmarkEnd w:id="91"/>
       <w:bookmarkEnd w:id="92"/>
       <w:bookmarkEnd w:id="93"/>
       <w:bookmarkEnd w:id="94"/>
       <w:bookmarkEnd w:id="95"/>
       <w:bookmarkEnd w:id="96"/>
+      <w:bookmarkEnd w:id="97"/>
     </w:p>
     <w:p>
       <w:pPr>
@@ -12115,33 +11452,19 @@
         <w:rPr>
           <w:color w:val="0066FF"/>
         </w:rPr>
-        <w:t>(</w:t>
-      </w:r>
-      <w:proofErr w:type="gramStart"/>
-      <w:r>
+        <w:t>(FV Text) Optionaler Abschnitt. Nur verwenden, wenn mehr als 10 verschiedene Bilder im gesamten Dokument vorkommen.</w:t>
+      </w:r>
+    </w:p>
+    <w:p>
+      <w:pPr>
         <w:rPr>
           <w:color w:val="0066FF"/>
         </w:rPr>
-        <w:t>FV Text</w:t>
-      </w:r>
-      <w:proofErr w:type="gramEnd"/>
-      <w:r>
-        <w:rPr>
-          <w:color w:val="0066FF"/>
-        </w:rPr>
-        <w:t>) Optionaler Abschnitt. Nur verwenden, wenn mehr als 10 verschiedene Bilder im gesamten Dokument vorkommen.</w:t>
-      </w:r>
-    </w:p>
-    <w:p>
-      <w:pPr>
-        <w:rPr>
-          <w:color w:val="0066FF"/>
-        </w:rPr>
         <w:sectPr>
-          <w:headerReference w:type="default" r:id="rId117"/>
-          <w:footerReference w:type="default" r:id="rId118"/>
-          <w:headerReference w:type="first" r:id="rId119"/>
-          <w:footerReference w:type="first" r:id="rId120"/>
+          <w:headerReference w:type="default" r:id="rId123"/>
+          <w:footerReference w:type="default" r:id="rId124"/>
+          <w:headerReference w:type="first" r:id="rId125"/>
+          <w:footerReference w:type="first" r:id="rId126"/>
           <w:pgSz w:w="11906" w:h="16838"/>
           <w:pgMar w:top="1417" w:right="1440" w:bottom="1134" w:left="1440" w:header="708" w:footer="708" w:gutter="0"/>
           <w:cols w:space="720"/>
@@ -12154,57 +11477,43 @@
       <w:pPr>
         <w:pStyle w:val="Heading1"/>
       </w:pPr>
-      <w:bookmarkStart w:id="97" w:name="_Toc200467218"/>
-      <w:bookmarkStart w:id="98" w:name="_Toc211138174"/>
-      <w:bookmarkStart w:id="99" w:name="_Toc211137930"/>
-      <w:bookmarkStart w:id="100" w:name="_Toc84751375"/>
-      <w:bookmarkStart w:id="101" w:name="_Toc84751263"/>
-      <w:bookmarkStart w:id="102" w:name="_Ref84675439"/>
+      <w:bookmarkStart w:id="98" w:name="_Toc200467218"/>
+      <w:bookmarkStart w:id="99" w:name="_Toc211138174"/>
+      <w:bookmarkStart w:id="100" w:name="_Toc211137930"/>
+      <w:bookmarkStart w:id="101" w:name="_Toc84751375"/>
+      <w:bookmarkStart w:id="102" w:name="_Toc84751263"/>
+      <w:bookmarkStart w:id="103" w:name="_Ref84675439"/>
       <w:r>
         <w:lastRenderedPageBreak/>
         <w:t>Anhang</w:t>
       </w:r>
-      <w:bookmarkEnd w:id="97"/>
       <w:bookmarkEnd w:id="98"/>
       <w:bookmarkEnd w:id="99"/>
       <w:bookmarkEnd w:id="100"/>
       <w:bookmarkEnd w:id="101"/>
       <w:bookmarkEnd w:id="102"/>
-    </w:p>
-    <w:p>
-      <w:pPr>
-        <w:pStyle w:val="Text"/>
-      </w:pPr>
-      <w:bookmarkStart w:id="103" w:name="_Ref210468443"/>
-      <w:bookmarkStart w:id="104" w:name="_Ref210464602"/>
+      <w:bookmarkEnd w:id="103"/>
+    </w:p>
+    <w:p>
+      <w:pPr>
+        <w:pStyle w:val="Text"/>
+      </w:pPr>
+      <w:bookmarkStart w:id="104" w:name="_Ref210468443"/>
+      <w:bookmarkStart w:id="105" w:name="_Ref210464602"/>
       <w:r>
         <w:rPr>
           <w:color w:val="0066FF"/>
         </w:rPr>
-        <w:t>(</w:t>
-      </w:r>
-      <w:proofErr w:type="gramStart"/>
-      <w:r>
-        <w:rPr>
-          <w:color w:val="0066FF"/>
-        </w:rPr>
-        <w:t>FV Text</w:t>
-      </w:r>
-      <w:proofErr w:type="gramEnd"/>
-      <w:r>
-        <w:rPr>
-          <w:color w:val="0066FF"/>
-        </w:rPr>
-        <w:t>) Optionales Kapitel. Hier werden Datenblätter, große Zeichnungen, Skizzen, Bilder, etc. eingefügt, die im Fließtext der vorigen Kapitel nicht eingefügt werden, da sie dort die Übersichtlichkeit bzw. Struktur dieser Kapitel verschlechtern würden.</w:t>
-      </w:r>
-      <w:bookmarkEnd w:id="103"/>
+        <w:t>(FV Text) Optionales Kapitel. Hier werden Datenblätter, große Zeichnungen, Skizzen, Bilder, etc. eingefügt, die im Fließtext der vorigen Kapitel nicht eingefügt werden, da sie dort die Übersichtlichkeit bzw. Struktur dieser Kapitel verschlechtern würden.</w:t>
+      </w:r>
       <w:bookmarkEnd w:id="104"/>
+      <w:bookmarkEnd w:id="105"/>
     </w:p>
     <w:sectPr>
-      <w:headerReference w:type="default" r:id="rId121"/>
-      <w:footerReference w:type="default" r:id="rId122"/>
-      <w:headerReference w:type="first" r:id="rId123"/>
-      <w:footerReference w:type="first" r:id="rId124"/>
+      <w:headerReference w:type="default" r:id="rId127"/>
+      <w:footerReference w:type="default" r:id="rId128"/>
+      <w:headerReference w:type="first" r:id="rId129"/>
+      <w:footerReference w:type="first" r:id="rId130"/>
       <w:pgSz w:w="11906" w:h="16838"/>
       <w:pgMar w:top="1417" w:right="1440" w:bottom="1134" w:left="1440" w:header="708" w:footer="708" w:gutter="0"/>
       <w:cols w:space="720"/>
@@ -12213,6 +11522,46 @@
     </w:sectPr>
   </w:body>
 </w:document>
+</file>
+
+<file path=word/comments.xml><?xml version="1.0" encoding="utf-8"?>
+<w:comments xmlns:wpc="http://schemas.microsoft.com/office/word/2010/wordprocessingCanvas" xmlns:cx="http://schemas.microsoft.com/office/drawing/2014/chartex" xmlns:cx1="http://schemas.microsoft.com/office/drawing/2015/9/8/chartex" xmlns:cx2="http://schemas.microsoft.com/office/drawing/2015/10/21/chartex" xmlns:cx3="http://schemas.microsoft.com/office/drawing/2016/5/9/chartex" xmlns:cx4="http://schemas.microsoft.com/office/drawing/2016/5/10/chartex" xmlns:cx5="http://schemas.microsoft.com/office/drawing/2016/5/11/chartex" xmlns:cx6="http://schemas.microsoft.com/office/drawing/2016/5/12/chartex" xmlns:cx7="http://schemas.microsoft.com/office/drawing/2016/5/13/chartex" xmlns:cx8="http://schemas.microsoft.com/office/drawing/2016/5/14/chartex" xmlns:mc="http://schemas.openxmlformats.org/markup-compatibility/2006" xmlns:aink="http://schemas.microsoft.com/office/drawing/2016/ink" xmlns:am3d="http://schemas.microsoft.com/office/drawing/2017/model3d" xmlns:o="urn:schemas-microsoft-com:office:office" xmlns:oel="http://schemas.microsoft.com/office/2019/extlst" xmlns:r="http://schemas.openxmlformats.org/officeDocument/2006/relationships" xmlns:m="http://schemas.openxmlformats.org/officeDocument/2006/math" xmlns:v="urn:schemas-microsoft-com:vml" xmlns:wp14="http://schemas.microsoft.com/office/word/2010/wordprocessingDrawing" xmlns:wp="http://schemas.openxmlformats.org/drawingml/2006/wordprocessingDrawing" xmlns:w10="urn:schemas-microsoft-com:office:word" xmlns:w="http://schemas.openxmlformats.org/wordprocessingml/2006/main" xmlns:w14="http://schemas.microsoft.com/office/word/2010/wordml" xmlns:w15="http://schemas.microsoft.com/office/word/2012/wordml" xmlns:w16cex="http://schemas.microsoft.com/office/word/2018/wordml/cex" xmlns:w16cid="http://schemas.microsoft.com/office/word/2016/wordml/cid" xmlns:w16="http://schemas.microsoft.com/office/word/2018/wordml" xmlns:w16du="http://schemas.microsoft.com/office/word/2023/wordml/word16du" xmlns:w16sdtdh="http://schemas.microsoft.com/office/word/2020/wordml/sdtdatahash" xmlns:w16sdtfl="http://schemas.microsoft.com/office/word/2024/wordml/sdtformatlock" xmlns:w16se="http://schemas.microsoft.com/office/word/2015/wordml/symex" xmlns:wpg="http://schemas.microsoft.com/office/word/2010/wordprocessingGroup" xmlns:wpi="http://schemas.microsoft.com/office/word/2010/wordprocessingInk" xmlns:wne="http://schemas.microsoft.com/office/word/2006/wordml" xmlns:wps="http://schemas.microsoft.com/office/word/2010/wordprocessingShape" mc:Ignorable="w14 w15 w16se w16cid w16 w16cex w16sdtdh w16sdtfl w16du wp14">
+  <w:comment w:id="38" w:author="SCHIECHTL Alexander, SchülerIn" w:date="2026-03-03T16:08:00Z" w:initials="AS">
+    <w:p>
+      <w:pPr>
+        <w:pStyle w:val="CommentText"/>
+        <w:jc w:val="left"/>
+      </w:pPr>
+      <w:r>
+        <w:rPr>
+          <w:rStyle w:val="CommentReference"/>
+        </w:rPr>
+        <w:annotationRef/>
+      </w:r>
+      <w:r>
+        <w:t>Werte ausfüllen</w:t>
+      </w:r>
+    </w:p>
+  </w:comment>
+</w:comments>
+</file>
+
+<file path=word/commentsExtended.xml><?xml version="1.0" encoding="utf-8"?>
+<w15:commentsEx xmlns:wpc="http://schemas.microsoft.com/office/word/2010/wordprocessingCanvas" xmlns:cx="http://schemas.microsoft.com/office/drawing/2014/chartex" xmlns:cx1="http://schemas.microsoft.com/office/drawing/2015/9/8/chartex" xmlns:cx2="http://schemas.microsoft.com/office/drawing/2015/10/21/chartex" xmlns:cx3="http://schemas.microsoft.com/office/drawing/2016/5/9/chartex" xmlns:cx4="http://schemas.microsoft.com/office/drawing/2016/5/10/chartex" xmlns:cx5="http://schemas.microsoft.com/office/drawing/2016/5/11/chartex" xmlns:cx6="http://schemas.microsoft.com/office/drawing/2016/5/12/chartex" xmlns:cx7="http://schemas.microsoft.com/office/drawing/2016/5/13/chartex" xmlns:cx8="http://schemas.microsoft.com/office/drawing/2016/5/14/chartex" xmlns:mc="http://schemas.openxmlformats.org/markup-compatibility/2006" xmlns:aink="http://schemas.microsoft.com/office/drawing/2016/ink" xmlns:am3d="http://schemas.microsoft.com/office/drawing/2017/model3d" xmlns:o="urn:schemas-microsoft-com:office:office" xmlns:oel="http://schemas.microsoft.com/office/2019/extlst" xmlns:r="http://schemas.openxmlformats.org/officeDocument/2006/relationships" xmlns:m="http://schemas.openxmlformats.org/officeDocument/2006/math" xmlns:v="urn:schemas-microsoft-com:vml" xmlns:wp14="http://schemas.microsoft.com/office/word/2010/wordprocessingDrawing" xmlns:wp="http://schemas.openxmlformats.org/drawingml/2006/wordprocessingDrawing" xmlns:w10="urn:schemas-microsoft-com:office:word" xmlns:w="http://schemas.openxmlformats.org/wordprocessingml/2006/main" xmlns:w14="http://schemas.microsoft.com/office/word/2010/wordml" xmlns:w15="http://schemas.microsoft.com/office/word/2012/wordml" xmlns:w16cex="http://schemas.microsoft.com/office/word/2018/wordml/cex" xmlns:w16cid="http://schemas.microsoft.com/office/word/2016/wordml/cid" xmlns:w16="http://schemas.microsoft.com/office/word/2018/wordml" xmlns:w16du="http://schemas.microsoft.com/office/word/2023/wordml/word16du" xmlns:w16sdtdh="http://schemas.microsoft.com/office/word/2020/wordml/sdtdatahash" xmlns:w16sdtfl="http://schemas.microsoft.com/office/word/2024/wordml/sdtformatlock" xmlns:w16se="http://schemas.microsoft.com/office/word/2015/wordml/symex" xmlns:wpg="http://schemas.microsoft.com/office/word/2010/wordprocessingGroup" xmlns:wpi="http://schemas.microsoft.com/office/word/2010/wordprocessingInk" xmlns:wne="http://schemas.microsoft.com/office/word/2006/wordml" xmlns:wps="http://schemas.microsoft.com/office/word/2010/wordprocessingShape" mc:Ignorable="w14 w15 w16se w16cid w16 w16cex w16sdtdh w16sdtfl w16du wp14">
+  <w15:commentEx w15:paraId="3219820E" w15:done="0"/>
+</w15:commentsEx>
+</file>
+
+<file path=word/commentsExtensible.xml><?xml version="1.0" encoding="utf-8"?>
+<w16cex:commentsExtensible xmlns:wpc="http://schemas.microsoft.com/office/word/2010/wordprocessingCanvas" xmlns:cx="http://schemas.microsoft.com/office/drawing/2014/chartex" xmlns:cx1="http://schemas.microsoft.com/office/drawing/2015/9/8/chartex" xmlns:cx2="http://schemas.microsoft.com/office/drawing/2015/10/21/chartex" xmlns:cx3="http://schemas.microsoft.com/office/drawing/2016/5/9/chartex" xmlns:cx4="http://schemas.microsoft.com/office/drawing/2016/5/10/chartex" xmlns:cx5="http://schemas.microsoft.com/office/drawing/2016/5/11/chartex" xmlns:cx6="http://schemas.microsoft.com/office/drawing/2016/5/12/chartex" xmlns:cx7="http://schemas.microsoft.com/office/drawing/2016/5/13/chartex" xmlns:cx8="http://schemas.microsoft.com/office/drawing/2016/5/14/chartex" xmlns:cr="http://schemas.microsoft.com/office/comments/2020/reactions" xmlns:mc="http://schemas.openxmlformats.org/markup-compatibility/2006" xmlns:aink="http://schemas.microsoft.com/office/drawing/2016/ink" xmlns:am3d="http://schemas.microsoft.com/office/drawing/2017/model3d" xmlns:o="urn:schemas-microsoft-com:office:office" xmlns:oel="http://schemas.microsoft.com/office/2019/extlst" xmlns:r="http://schemas.openxmlformats.org/officeDocument/2006/relationships" xmlns:m="http://schemas.openxmlformats.org/officeDocument/2006/math" xmlns:v="urn:schemas-microsoft-com:vml" xmlns:wp14="http://schemas.microsoft.com/office/word/2010/wordprocessingDrawing" xmlns:wp="http://schemas.openxmlformats.org/drawingml/2006/wordprocessingDrawing" xmlns:w10="urn:schemas-microsoft-com:office:word" xmlns:w="http://schemas.openxmlformats.org/wordprocessingml/2006/main" xmlns:w14="http://schemas.microsoft.com/office/word/2010/wordml" xmlns:w15="http://schemas.microsoft.com/office/word/2012/wordml" xmlns:w16cex="http://schemas.microsoft.com/office/word/2018/wordml/cex" xmlns:w16cid="http://schemas.microsoft.com/office/word/2016/wordml/cid" xmlns:w16="http://schemas.microsoft.com/office/word/2018/wordml" xmlns:w16du="http://schemas.microsoft.com/office/word/2023/wordml/word16du" xmlns:w16sdtdh="http://schemas.microsoft.com/office/word/2020/wordml/sdtdatahash" xmlns:w16sdtfl="http://schemas.microsoft.com/office/word/2024/wordml/sdtformatlock" xmlns:w16se="http://schemas.microsoft.com/office/word/2015/wordml/symex" xmlns:wpg="http://schemas.microsoft.com/office/word/2010/wordprocessingGroup" xmlns:wpi="http://schemas.microsoft.com/office/word/2010/wordprocessingInk" xmlns:wne="http://schemas.microsoft.com/office/word/2006/wordml" xmlns:wps="http://schemas.microsoft.com/office/word/2010/wordprocessingShape" mc:Ignorable="w14 w15 w16se w16cid w16 w16cex w16sdtdh w16sdtfl cr w16du wp14">
+  <w16cex:commentExtensible w16cex:durableId="62E9D3CD" w16cex:dateUtc="2026-03-03T15:08:00Z"/>
+</w16cex:commentsExtensible>
+</file>
+
+<file path=word/commentsIds.xml><?xml version="1.0" encoding="utf-8"?>
+<w16cid:commentsIds xmlns:wpc="http://schemas.microsoft.com/office/word/2010/wordprocessingCanvas" xmlns:cx="http://schemas.microsoft.com/office/drawing/2014/chartex" xmlns:cx1="http://schemas.microsoft.com/office/drawing/2015/9/8/chartex" xmlns:cx2="http://schemas.microsoft.com/office/drawing/2015/10/21/chartex" xmlns:cx3="http://schemas.microsoft.com/office/drawing/2016/5/9/chartex" xmlns:cx4="http://schemas.microsoft.com/office/drawing/2016/5/10/chartex" xmlns:cx5="http://schemas.microsoft.com/office/drawing/2016/5/11/chartex" xmlns:cx6="http://schemas.microsoft.com/office/drawing/2016/5/12/chartex" xmlns:cx7="http://schemas.microsoft.com/office/drawing/2016/5/13/chartex" xmlns:cx8="http://schemas.microsoft.com/office/drawing/2016/5/14/chartex" xmlns:mc="http://schemas.openxmlformats.org/markup-compatibility/2006" xmlns:aink="http://schemas.microsoft.com/office/drawing/2016/ink" xmlns:am3d="http://schemas.microsoft.com/office/drawing/2017/model3d" xmlns:o="urn:schemas-microsoft-com:office:office" xmlns:oel="http://schemas.microsoft.com/office/2019/extlst" xmlns:r="http://schemas.openxmlformats.org/officeDocument/2006/relationships" xmlns:m="http://schemas.openxmlformats.org/officeDocument/2006/math" xmlns:v="urn:schemas-microsoft-com:vml" xmlns:wp14="http://schemas.microsoft.com/office/word/2010/wordprocessingDrawing" xmlns:wp="http://schemas.openxmlformats.org/drawingml/2006/wordprocessingDrawing" xmlns:w10="urn:schemas-microsoft-com:office:word" xmlns:w="http://schemas.openxmlformats.org/wordprocessingml/2006/main" xmlns:w14="http://schemas.microsoft.com/office/word/2010/wordml" xmlns:w15="http://schemas.microsoft.com/office/word/2012/wordml" xmlns:w16cex="http://schemas.microsoft.com/office/word/2018/wordml/cex" xmlns:w16cid="http://schemas.microsoft.com/office/word/2016/wordml/cid" xmlns:w16="http://schemas.microsoft.com/office/word/2018/wordml" xmlns:w16du="http://schemas.microsoft.com/office/word/2023/wordml/word16du" xmlns:w16sdtdh="http://schemas.microsoft.com/office/word/2020/wordml/sdtdatahash" xmlns:w16sdtfl="http://schemas.microsoft.com/office/word/2024/wordml/sdtformatlock" xmlns:w16se="http://schemas.microsoft.com/office/word/2015/wordml/symex" xmlns:wpg="http://schemas.microsoft.com/office/word/2010/wordprocessingGroup" xmlns:wpi="http://schemas.microsoft.com/office/word/2010/wordprocessingInk" xmlns:wne="http://schemas.microsoft.com/office/word/2006/wordml" xmlns:wps="http://schemas.microsoft.com/office/word/2010/wordprocessingShape" mc:Ignorable="w14 w15 w16se w16cid w16 w16cex w16sdtdh w16sdtfl w16du wp14">
+  <w16cid:commentId w16cid:paraId="3219820E" w16cid:durableId="62E9D3CD"/>
+</w16cid:commentsIds>
 </file>
 
 <file path=word/endnotes.xml><?xml version="1.0" encoding="utf-8"?>
@@ -13080,15 +12429,7 @@
       <w:fldChar w:fldCharType="separate"/>
     </w:r>
     <w:r>
-      <w:t xml:space="preserve">Dokumentation </w:t>
-    </w:r>
-    <w:proofErr w:type="spellStart"/>
-    <w:r>
-      <w:t>Schüler:in</w:t>
-    </w:r>
-    <w:proofErr w:type="spellEnd"/>
-    <w:r>
-      <w:t xml:space="preserve"> 2: (FV = Überschrift1)</w:t>
+      <w:t>Dokumentation Schüler:in 2: (FV = Überschrift1)</w:t>
     </w:r>
     <w:r>
       <w:fldChar w:fldCharType="end"/>
@@ -16062,6 +15403,14 @@
     <w:abstractNumId w:val="14"/>
   </w:num>
 </w:numbering>
+</file>
+
+<file path=word/people.xml><?xml version="1.0" encoding="utf-8"?>
+<w15:people xmlns:wpc="http://schemas.microsoft.com/office/word/2010/wordprocessingCanvas" xmlns:cx="http://schemas.microsoft.com/office/drawing/2014/chartex" xmlns:cx1="http://schemas.microsoft.com/office/drawing/2015/9/8/chartex" xmlns:cx2="http://schemas.microsoft.com/office/drawing/2015/10/21/chartex" xmlns:cx3="http://schemas.microsoft.com/office/drawing/2016/5/9/chartex" xmlns:cx4="http://schemas.microsoft.com/office/drawing/2016/5/10/chartex" xmlns:cx5="http://schemas.microsoft.com/office/drawing/2016/5/11/chartex" xmlns:cx6="http://schemas.microsoft.com/office/drawing/2016/5/12/chartex" xmlns:cx7="http://schemas.microsoft.com/office/drawing/2016/5/13/chartex" xmlns:cx8="http://schemas.microsoft.com/office/drawing/2016/5/14/chartex" xmlns:mc="http://schemas.openxmlformats.org/markup-compatibility/2006" xmlns:aink="http://schemas.microsoft.com/office/drawing/2016/ink" xmlns:am3d="http://schemas.microsoft.com/office/drawing/2017/model3d" xmlns:o="urn:schemas-microsoft-com:office:office" xmlns:oel="http://schemas.microsoft.com/office/2019/extlst" xmlns:r="http://schemas.openxmlformats.org/officeDocument/2006/relationships" xmlns:m="http://schemas.openxmlformats.org/officeDocument/2006/math" xmlns:v="urn:schemas-microsoft-com:vml" xmlns:wp14="http://schemas.microsoft.com/office/word/2010/wordprocessingDrawing" xmlns:wp="http://schemas.openxmlformats.org/drawingml/2006/wordprocessingDrawing" xmlns:w10="urn:schemas-microsoft-com:office:word" xmlns:w="http://schemas.openxmlformats.org/wordprocessingml/2006/main" xmlns:w14="http://schemas.microsoft.com/office/word/2010/wordml" xmlns:w15="http://schemas.microsoft.com/office/word/2012/wordml" xmlns:w16cex="http://schemas.microsoft.com/office/word/2018/wordml/cex" xmlns:w16cid="http://schemas.microsoft.com/office/word/2016/wordml/cid" xmlns:w16="http://schemas.microsoft.com/office/word/2018/wordml" xmlns:w16du="http://schemas.microsoft.com/office/word/2023/wordml/word16du" xmlns:w16sdtdh="http://schemas.microsoft.com/office/word/2020/wordml/sdtdatahash" xmlns:w16sdtfl="http://schemas.microsoft.com/office/word/2024/wordml/sdtformatlock" xmlns:w16se="http://schemas.microsoft.com/office/word/2015/wordml/symex" xmlns:wpg="http://schemas.microsoft.com/office/word/2010/wordprocessingGroup" xmlns:wpi="http://schemas.microsoft.com/office/word/2010/wordprocessingInk" xmlns:wne="http://schemas.microsoft.com/office/word/2006/wordml" xmlns:wps="http://schemas.microsoft.com/office/word/2010/wordprocessingShape" mc:Ignorable="w14 w15 w16se w16cid w16 w16cex w16sdtdh w16sdtfl w16du wp14">
+  <w15:person w15:author="SCHIECHTL Alexander, SchülerIn">
+    <w15:presenceInfo w15:providerId="AD" w15:userId="S::aleschiechtl@office.htlinn.ac.at::406c1a70-d213-4d03-8d8e-a34621f42843"/>
+  </w15:person>
+</w15:people>
 </file>
 
 <file path=word/styles.xml><?xml version="1.0" encoding="utf-8"?>
@@ -18317,6 +17666,69 @@
     <w:basedOn w:val="DefaultParagraphFont"/>
     <w:rsid w:val="00F91F4E"/>
   </w:style>
+  <w:style w:type="character" w:styleId="CommentReference">
+    <w:name w:val="annotation reference"/>
+    <w:basedOn w:val="DefaultParagraphFont"/>
+    <w:uiPriority w:val="99"/>
+    <w:semiHidden/>
+    <w:unhideWhenUsed/>
+    <w:rsid w:val="00211825"/>
+    <w:rPr>
+      <w:sz w:val="16"/>
+      <w:szCs w:val="16"/>
+    </w:rPr>
+  </w:style>
+  <w:style w:type="paragraph" w:styleId="CommentText">
+    <w:name w:val="annotation text"/>
+    <w:basedOn w:val="Normal"/>
+    <w:link w:val="CommentTextChar"/>
+    <w:uiPriority w:val="99"/>
+    <w:unhideWhenUsed/>
+    <w:rsid w:val="00211825"/>
+    <w:rPr>
+      <w:sz w:val="20"/>
+      <w:szCs w:val="20"/>
+    </w:rPr>
+  </w:style>
+  <w:style w:type="character" w:customStyle="1" w:styleId="CommentTextChar">
+    <w:name w:val="Comment Text Char"/>
+    <w:basedOn w:val="DefaultParagraphFont"/>
+    <w:link w:val="CommentText"/>
+    <w:uiPriority w:val="99"/>
+    <w:rsid w:val="00211825"/>
+    <w:rPr>
+      <w:rFonts w:ascii="Arial" w:eastAsia="Times New Roman" w:hAnsi="Arial"/>
+      <w:lang w:eastAsia="en-US"/>
+    </w:rPr>
+  </w:style>
+  <w:style w:type="paragraph" w:styleId="CommentSubject">
+    <w:name w:val="annotation subject"/>
+    <w:basedOn w:val="CommentText"/>
+    <w:next w:val="CommentText"/>
+    <w:link w:val="CommentSubjectChar"/>
+    <w:uiPriority w:val="99"/>
+    <w:semiHidden/>
+    <w:unhideWhenUsed/>
+    <w:rsid w:val="00211825"/>
+    <w:rPr>
+      <w:b/>
+      <w:bCs/>
+    </w:rPr>
+  </w:style>
+  <w:style w:type="character" w:customStyle="1" w:styleId="CommentSubjectChar">
+    <w:name w:val="Comment Subject Char"/>
+    <w:basedOn w:val="CommentTextChar"/>
+    <w:link w:val="CommentSubject"/>
+    <w:uiPriority w:val="99"/>
+    <w:semiHidden/>
+    <w:rsid w:val="00211825"/>
+    <w:rPr>
+      <w:rFonts w:ascii="Arial" w:eastAsia="Times New Roman" w:hAnsi="Arial"/>
+      <w:b/>
+      <w:bCs/>
+      <w:lang w:eastAsia="en-US"/>
+    </w:rPr>
+  </w:style>
 </w:styles>
 </file>
 
@@ -18498,40 +17910,6 @@
 </file>
 
 <file path=customXml/item1.xml><?xml version="1.0" encoding="utf-8"?>
-<inkml:ink xmlns:inkml="http://www.w3.org/2003/InkML">
-  <inkml:definitions>
-    <inkml:context xml:id="ctx0">
-      <inkml:inkSource xml:id="inkSrc0">
-        <inkml:traceFormat>
-          <inkml:channel name="X" type="integer" min="-2.14748E9" max="2.14748E9" units="cm"/>
-          <inkml:channel name="Y" type="integer" min="-2.14748E9" max="2.14748E9" units="cm"/>
-          <inkml:channel name="F" type="integer" max="32767" units="dev"/>
-          <inkml:channel name="OA" type="integer" max="360" units="deg"/>
-          <inkml:channel name="OE" type="integer" max="90" units="deg"/>
-        </inkml:traceFormat>
-        <inkml:channelProperties>
-          <inkml:channelProperty channel="X" name="resolution" value="1000" units="1/cm"/>
-          <inkml:channelProperty channel="Y" name="resolution" value="1000" units="1/cm"/>
-          <inkml:channelProperty channel="F" name="resolution" value="0" units="1/dev"/>
-          <inkml:channelProperty channel="OA" name="resolution" value="1000" units="1/deg"/>
-          <inkml:channelProperty channel="OE" name="resolution" value="1000" units="1/deg"/>
-        </inkml:channelProperties>
-      </inkml:inkSource>
-      <inkml:timestamp xml:id="ts0" timeString="2025-06-10T16:09:06.362"/>
-    </inkml:context>
-    <inkml:brush xml:id="br0">
-      <inkml:brushProperty name="width" value="0.05" units="cm"/>
-      <inkml:brushProperty name="height" value="0.05" units="cm"/>
-      <inkml:brushProperty name="color" value="#E71224"/>
-    </inkml:brush>
-  </inkml:definitions>
-  <inkml:trace contextRef="#ctx0" brushRef="#br0">3153 356 7202 0 0,'-44'-7'350'0'0,"0"-2"0"0"0,1-2 0 0 0,0-2 0 0 0,-57-25 1 0 0,-168-76 1481 0 0,190 86-1679 0 0,-122-28 1 0 0,156 47-169 0 0,-67-16 302 0 0,-1 5 0 0 0,-122-5-1 0 0,88 25-117 0 0,1 6-1 0 0,-1 6 0 0 0,-208 45 1 0 0,298-44-170 0 0,0 3 1 0 0,1 1 0 0 0,1 4 0 0 0,0 1 0 0 0,-95 56-1 0 0,75-31-102 0 0,-120 97-1 0 0,165-119 91 0 0,2 1 0 0 0,1 2 0 0 0,1 0 0 0 0,2 2 1 0 0,1 0-1 0 0,-32 58 0 0 0,30-39-7 0 0,1 2 0 0 0,3 0 1 0 0,2 1-1 0 0,3 1 0 0 0,-17 102 0 0 0,25-76 38 0 0,3-1 0 0 0,4 1 0 0 0,4-1 0 0 0,20 120 0 0 0,-13-124-5 0 0,-3-11 48 0 0,4-1 0 0 0,23 76-1 0 0,-28-119-47 0 0,0-1 0 0 0,1 0 0 0 0,0 0 0 0 0,2-1 0 0 0,0 0 0 0 0,1-1 0 0 0,0 0 0 0 0,2-1 0 0 0,-1 0 0 0 0,2-1-1 0 0,25 20 1 0 0,-15-17 28 0 0,0-1 0 0 0,1-2-1 0 0,1 0 1 0 0,0-2 0 0 0,1-1-1 0 0,0-1 1 0 0,0-1 0 0 0,1-2-1 0 0,1 0 1 0 0,-1-2-1 0 0,1-1 1 0 0,31-1 0 0 0,36-3 35 0 0,1-4 1 0 0,122-22 0 0 0,-40 5 38 0 0,-35 9-33 0 0,182-24 276 0 0,51-43 591 0 0,-309 60-804 0 0,-1-3-1 0 0,0-3 1 0 0,89-47 0 0 0,59-55 5 0 0,-176 101-72 0 0,-1-3 0 0 0,-1-1 1 0 0,41-43-1 0 0,-52 43-35 0 0,-2 0 1 0 0,-1-2-1 0 0,-1-1 0 0 0,23-47 1 0 0,-19 26 62 0 0,-3-2 1 0 0,19-65-1 0 0,-30 75 16 0 0,-2 1 0 0 0,5-70 0 0 0,-4-95-93 0 0,-11 199-21 0 0,1-9 55 0 0,-1 1 0 0 0,-1-1 0 0 0,-1 1 0 0 0,0-1 0 0 0,-1 1 0 0 0,-2 0 0 0 0,0 0 0 0 0,-1 0 0 0 0,0 1 0 0 0,-2-1 0 0 0,-12-21 0 0 0,-32-62 287 0 0,32 60-30 0 0,-28-42 0 0 0,39 70-276 0 0,0 2 1 0 0,-1-1-1 0 0,0 1 1 0 0,-1 1-1 0 0,-1 0 1 0 0,0 0-1 0 0,-14-9 1 0 0,-10-3-215 0 0,0 3 0 0 0,-1 0-1 0 0,-1 3 1 0 0,0 1 0 0 0,-1 2 0 0 0,-1 1 0 0 0,-1 2 0 0 0,1 2 0 0 0,-1 2 0 0 0,-1 2 0 0 0,1 1 0 0 0,-76 4 0 0 0,88 3-696 0 0,0 2-1 0 0,0 1 1 0 0,0 2 0 0 0,-39 15 0 0 0,23-4 15 0 0</inkml:trace>
-  <inkml:trace contextRef="#ctx0" brushRef="#br0" timeOffset="2304.57">3473 308 408 0 0,'25'-34'-131'0'0,"-12"9"9868"0"0,-14 35-9206 0 0,-2 1-494 0 0,2 1 1 0 0,-1-1 0 0 0,1 0-1 0 0,1 1 1 0 0,0-1-1 0 0,3 17 1 0 0,16 78-22 0 0,-1-5-4 0 0,-6 136 38 0 0,0-15 29 0 0,-4-164-14 0 0,-4-36 88 0 0,2 43 1333 0 0,-8-70-1392 0 0,0 1 0 0 0,0-1 0 0 0,0 0 0 0 0,0 0 0 0 0,1 0 0 0 0,-2-8 0 0 0,2 11-63 0 0,-50-289 287 0 0,50 262-342 0 0,1 0 0 0 0,1 0-1 0 0,2 1 1 0 0,1-1-1 0 0,10-38 1 0 0,6-41-152 0 0,-20 107 169 0 0,0 1 1 0 0,0 0-1 0 0,0-1 1 0 0,0 1-1 0 0,0 0 1 0 0,0-1 0 0 0,0 1-1 0 0,0 0 1 0 0,0-1-1 0 0,0 1 1 0 0,0-1 0 0 0,0 1-1 0 0,0 0 1 0 0,0-1-1 0 0,0 1 1 0 0,0 0-1 0 0,-1-1 1 0 0,1 1 0 0 0,0 0-1 0 0,0-1 1 0 0,0 1-1 0 0,-1 0 1 0 0,1 0 0 0 0,0-1-1 0 0,0 1 1 0 0,-1 0-1 0 0,1 0 1 0 0,0-1-1 0 0,0 1 1 0 0,-1 0 0 0 0,1 0-1 0 0,0 0 1 0 0,-1-1-1 0 0,1 1 1 0 0,0 0 0 0 0,-1 0-1 0 0,1 0 1 0 0,-1 0-1 0 0,1 0 1 0 0,0 0-1 0 0,-1 0 1 0 0,1 0 0 0 0,0 0-1 0 0,-1 0 1 0 0,1 0-1 0 0,-1 0 1 0 0,1 0 0 0 0,0 0-1 0 0,-1 0 1 0 0,1 0-1 0 0,0 0 1 0 0,-1 0-1 0 0,1 1 1 0 0,0-1 0 0 0,-1 0-1 0 0,1 0 1 0 0,0 0-1 0 0,-1 1 1 0 0,1-1 0 0 0,0 0-1 0 0,-1 1 1 0 0,-1 0 2 0 0,-1 1 0 0 0,1-1 1 0 0,-1 1-1 0 0,1-1 0 0 0,0 1 1 0 0,0 0-1 0 0,0 0 0 0 0,-3 3 1 0 0,-4 11-2 0 0,0 1 0 0 0,1 0 0 0 0,1 1 0 0 0,0-1 0 0 0,1 1 0 0 0,1 1 0 0 0,1-1 0 0 0,-2 21 1 0 0,0 19-138 0 0,2 75 1 0 0,4-118-445 0 0,1 1 0 0 0,0-1 0 0 0,2 1 0 0 0,-1-1 0 0 0,2 0 0 0 0,0 0 0 0 0,1-1 0 0 0,0 1 0 0 0,9 14 0 0 0,-8-17-549 0 0</inkml:trace>
-  <inkml:trace contextRef="#ctx0" brushRef="#br0" timeOffset="2956.45">3554 1583 3409 0 0,'0'0'4221'0'0,"-1"0"-4145"0"0,0 0 0 0 0,1 1 0 0 0,-1-1 1 0 0,0 0-1 0 0,1 0 0 0 0,-1 0 0 0 0,0 1 1 0 0,0-1-1 0 0,1 0 0 0 0,-1 1 0 0 0,0-1 1 0 0,1 0-1 0 0,-1 1 0 0 0,1-1 0 0 0,-1 1 1 0 0,1-1-1 0 0,-1 1 0 0 0,1-1 0 0 0,-1 1 1 0 0,1-1-1 0 0,-1 1 0 0 0,0 1 0 0 0,-2 5-46 0 0,1 1-1 0 0,-1 0 1 0 0,1-1-1 0 0,1 1 0 0 0,-1 0 1 0 0,1 0-1 0 0,1 0 1 0 0,0 12-1 0 0,0-4-34 0 0,1 0 0 0 0,1 0 1 0 0,7 26-1 0 0,-10-41 2 0 0,1-1 0 0 0,1 1 0 0 0,-1-1 0 0 0,0 1 0 0 0,0-1 0 0 0,0 1 0 0 0,0-1 0 0 0,0 1 0 0 0,0-1 0 0 0,0 1 0 0 0,1-1 0 0 0,-1 1 0 0 0,0-1 0 0 0,0 0 0 0 0,1 1 0 0 0,-1-1 0 0 0,0 1 0 0 0,1-1 0 0 0,-1 0 0 0 0,0 1 0 0 0,1-1 0 0 0,-1 0 0 0 0,0 1 0 0 0,1-1 0 0 0,-1 0 0 0 0,1 0 0 0 0,-1 0 0 0 0,1 1 0 0 0,-1-1 0 0 0,0 0 0 0 0,1 0 0 0 0,-1 0 0 0 0,1 0 0 0 0,-1 0 0 0 0,2 0 0 0 0,12-13-54 0 0,7-26 91 0 0,-19 31 14 0 0,0-1 0 0 0,-1 0 0 0 0,1 0 1 0 0,-2-1-1 0 0,1 1 0 0 0,-2 0 0 0 0,1 0 0 0 0,-2-10 0 0 0,1 14 3 0 0,0 1 0 0 0,0-1 0 0 0,-1 1 0 0 0,1-1 0 0 0,-1 1 0 0 0,0-1-1 0 0,-5-7 1 0 0,6 11-13 0 0,0-1 0 0 0,-1 0 0 0 0,1 1-1 0 0,-1-1 1 0 0,1 1 0 0 0,-1-1 0 0 0,1 1 0 0 0,-1 0-1 0 0,0-1 1 0 0,0 1 0 0 0,0 0 0 0 0,0 0-1 0 0,0 1 1 0 0,0-1 0 0 0,0 0 0 0 0,0 1 0 0 0,-4-2-1 0 0,4 3-23 0 0,1-1 0 0 0,-1 0 0 0 0,0 1 0 0 0,0 0 0 0 0,0-1 0 0 0,1 1-1 0 0,-1 0 1 0 0,0 0 0 0 0,1 0 0 0 0,-1 0 0 0 0,0 0 0 0 0,1 0 0 0 0,-1 0-1 0 0,1 0 1 0 0,0 1 0 0 0,-1-1 0 0 0,1 1 0 0 0,0-1 0 0 0,0 1 0 0 0,0-1-1 0 0,0 1 1 0 0,0 0 0 0 0,0-1 0 0 0,1 1 0 0 0,-1 0 0 0 0,0 0 0 0 0,1-1 0 0 0,0 1-1 0 0,-1 3 1 0 0,0-1-44 0 0,0-1-1 0 0,0 0 1 0 0,0 1-1 0 0,1-1 0 0 0,-1 1 1 0 0,1-1-1 0 0,0 1 1 0 0,0-1-1 0 0,0 1 0 0 0,1-1 1 0 0,-1 1-1 0 0,1-1 1 0 0,0 0-1 0 0,0 1 1 0 0,2 4-1 0 0,-3-7 18 0 0,1-1 0 0 0,-1 1 0 0 0,0-1 0 0 0,1 1 0 0 0,-1-1 0 0 0,0 0 0 0 0,1 1 0 0 0,-1-1 0 0 0,1 0 0 0 0,-1 1 0 0 0,0-1 0 0 0,1 0 0 0 0,-1 0 0 0 0,1 1 0 0 0,-1-1 0 0 0,1 0 0 0 0,-1 0 0 0 0,1 0 1 0 0,-1 0-1 0 0,1 1 0 0 0,-1-1 0 0 0,1 0 0 0 0,-1 0 0 0 0,1 0 0 0 0,-1 0 0 0 0,1 0 0 0 0,-1 0 0 0 0,1-1 0 0 0,0 1 0 0 0,-1 0 0 0 0,1 0 0 0 0,-1 0 0 0 0,1 0 0 0 0,0-1 0 0 0,15-16-99 0 0,-12 10 125 0 0,0 1 0 0 0,-1-1 0 0 0,0 1 0 0 0,4-13 0 0 0,-5-5 173 0 0,-3 24-177 0 0,1 0 0 0 0,0-1-1 0 0,0 1 1 0 0,0 0-1 0 0,0 0 1 0 0,0 0 0 0 0,0 0-1 0 0,0 0 1 0 0,0-1 0 0 0,0 1-1 0 0,-1 0 1 0 0,1 0-1 0 0,0 0 1 0 0,0 0 0 0 0,0 0-1 0 0,0 0 1 0 0,0 0-1 0 0,-1 0 1 0 0,1-1 0 0 0,0 1-1 0 0,0 0 1 0 0,0 0-1 0 0,0 0 1 0 0,-1 0 0 0 0,1 0-1 0 0,0 0 1 0 0,0 0 0 0 0,0 0-1 0 0,0 0 1 0 0,-1 0-1 0 0,1 0 1 0 0,0 0 0 0 0,0 0-1 0 0,0 0 1 0 0,0 0-1 0 0,0 1 1 0 0,-1-1 0 0 0,1 0-1 0 0,0 0 1 0 0,0 0-1 0 0,0 0 1 0 0,0 0 0 0 0,0 0-1 0 0,-1 0 1 0 0,1 0 0 0 0,0 0-1 0 0,0 1 1 0 0,0-1-1 0 0,0 0 1 0 0,0 0 0 0 0,0 0-1 0 0,0 0 1 0 0,-1 0-1 0 0,1 1 1 0 0,-2 2 12 0 0,0 0-1 0 0,0 0 1 0 0,0 0-1 0 0,0 0 1 0 0,1 0 0 0 0,-1 1-1 0 0,1-1 1 0 0,0 1-1 0 0,0-1 1 0 0,-1 5-1 0 0,0 5-669 0 0,0 1 1 0 0,0 0-1 0 0,2 0 0 0 0,1 24 0 0 0,0-28 77 0 0</inkml:trace>
-</inkml:ink>
-</file>
-
-<file path=customXml/item2.xml><?xml version="1.0" encoding="utf-8"?>
 <ct:contentTypeSchema xmlns:ct="http://schemas.microsoft.com/office/2006/metadata/contentType" xmlns:ma="http://schemas.microsoft.com/office/2006/metadata/properties/metaAttributes" ct:_="" ma:_="" ma:contentTypeName="Dokument" ma:contentTypeID="0x01010025C71E9534E21E4A9F2CF33BA7DCE92D" ma:contentTypeVersion="3" ma:contentTypeDescription="Ein neues Dokument erstellen." ma:contentTypeScope="" ma:versionID="32b9bbdf2bbf4e0fb27a426421665337">
   <xsd:schema xmlns:xsd="http://www.w3.org/2001/XMLSchema" xmlns:xs="http://www.w3.org/2001/XMLSchema" xmlns:p="http://schemas.microsoft.com/office/2006/metadata/properties" xmlns:ns2="5a9e9855-01b6-487f-b294-67c59083cc31" targetNamespace="http://schemas.microsoft.com/office/2006/metadata/properties" ma:root="true" ma:fieldsID="ec87b9b32475f90c9dbf7ae918480825" ns2:_="">
     <xsd:import namespace="5a9e9855-01b6-487f-b294-67c59083cc31"/>
@@ -18669,6 +18047,15 @@
 </ct:contentTypeSchema>
 </file>
 
+<file path=customXml/item2.xml><?xml version="1.0" encoding="utf-8"?>
+<?mso-contentType ?>
+<FormTemplates xmlns="http://schemas.microsoft.com/sharepoint/v3/contenttype/forms">
+  <Display>DocumentLibraryForm</Display>
+  <Edit>DocumentLibraryForm</Edit>
+  <New>DocumentLibraryForm</New>
+</FormTemplates>
+</file>
+
 <file path=customXml/item3.xml><?xml version="1.0" encoding="utf-8"?>
 <inkml:ink xmlns:inkml="http://www.w3.org/2003/InkML">
   <inkml:definitions>
@@ -18708,12 +18095,37 @@
 </file>
 
 <file path=customXml/item5.xml><?xml version="1.0" encoding="utf-8"?>
-<?mso-contentType ?>
-<FormTemplates xmlns="http://schemas.microsoft.com/sharepoint/v3/contenttype/forms">
-  <Display>DocumentLibraryForm</Display>
-  <Edit>DocumentLibraryForm</Edit>
-  <New>DocumentLibraryForm</New>
-</FormTemplates>
+<inkml:ink xmlns:inkml="http://www.w3.org/2003/InkML">
+  <inkml:definitions>
+    <inkml:context xml:id="ctx0">
+      <inkml:inkSource xml:id="inkSrc0">
+        <inkml:traceFormat>
+          <inkml:channel name="X" type="integer" min="-2.14748E9" max="2.14748E9" units="cm"/>
+          <inkml:channel name="Y" type="integer" min="-2.14748E9" max="2.14748E9" units="cm"/>
+          <inkml:channel name="F" type="integer" max="32767" units="dev"/>
+          <inkml:channel name="OA" type="integer" max="360" units="deg"/>
+          <inkml:channel name="OE" type="integer" max="90" units="deg"/>
+        </inkml:traceFormat>
+        <inkml:channelProperties>
+          <inkml:channelProperty channel="X" name="resolution" value="1000" units="1/cm"/>
+          <inkml:channelProperty channel="Y" name="resolution" value="1000" units="1/cm"/>
+          <inkml:channelProperty channel="F" name="resolution" value="0" units="1/dev"/>
+          <inkml:channelProperty channel="OA" name="resolution" value="1000" units="1/deg"/>
+          <inkml:channelProperty channel="OE" name="resolution" value="1000" units="1/deg"/>
+        </inkml:channelProperties>
+      </inkml:inkSource>
+      <inkml:timestamp xml:id="ts0" timeString="2025-06-10T16:09:06.362"/>
+    </inkml:context>
+    <inkml:brush xml:id="br0">
+      <inkml:brushProperty name="width" value="0.05" units="cm"/>
+      <inkml:brushProperty name="height" value="0.05" units="cm"/>
+      <inkml:brushProperty name="color" value="#E71224"/>
+    </inkml:brush>
+  </inkml:definitions>
+  <inkml:trace contextRef="#ctx0" brushRef="#br0">3153 356 7202 0 0,'-44'-7'350'0'0,"0"-2"0"0"0,1-2 0 0 0,0-2 0 0 0,-57-25 1 0 0,-168-76 1481 0 0,190 86-1679 0 0,-122-28 1 0 0,156 47-169 0 0,-67-16 302 0 0,-1 5 0 0 0,-122-5-1 0 0,88 25-117 0 0,1 6-1 0 0,-1 6 0 0 0,-208 45 1 0 0,298-44-170 0 0,0 3 1 0 0,1 1 0 0 0,1 4 0 0 0,0 1 0 0 0,-95 56-1 0 0,75-31-102 0 0,-120 97-1 0 0,165-119 91 0 0,2 1 0 0 0,1 2 0 0 0,1 0 0 0 0,2 2 1 0 0,1 0-1 0 0,-32 58 0 0 0,30-39-7 0 0,1 2 0 0 0,3 0 1 0 0,2 1-1 0 0,3 1 0 0 0,-17 102 0 0 0,25-76 38 0 0,3-1 0 0 0,4 1 0 0 0,4-1 0 0 0,20 120 0 0 0,-13-124-5 0 0,-3-11 48 0 0,4-1 0 0 0,23 76-1 0 0,-28-119-47 0 0,0-1 0 0 0,1 0 0 0 0,0 0 0 0 0,2-1 0 0 0,0 0 0 0 0,1-1 0 0 0,0 0 0 0 0,2-1 0 0 0,-1 0 0 0 0,2-1-1 0 0,25 20 1 0 0,-15-17 28 0 0,0-1 0 0 0,1-2-1 0 0,1 0 1 0 0,0-2 0 0 0,1-1-1 0 0,0-1 1 0 0,0-1 0 0 0,1-2-1 0 0,1 0 1 0 0,-1-2-1 0 0,1-1 1 0 0,31-1 0 0 0,36-3 35 0 0,1-4 1 0 0,122-22 0 0 0,-40 5 38 0 0,-35 9-33 0 0,182-24 276 0 0,51-43 591 0 0,-309 60-804 0 0,-1-3-1 0 0,0-3 1 0 0,89-47 0 0 0,59-55 5 0 0,-176 101-72 0 0,-1-3 0 0 0,-1-1 1 0 0,41-43-1 0 0,-52 43-35 0 0,-2 0 1 0 0,-1-2-1 0 0,-1-1 0 0 0,23-47 1 0 0,-19 26 62 0 0,-3-2 1 0 0,19-65-1 0 0,-30 75 16 0 0,-2 1 0 0 0,5-70 0 0 0,-4-95-93 0 0,-11 199-21 0 0,1-9 55 0 0,-1 1 0 0 0,-1-1 0 0 0,-1 1 0 0 0,0-1 0 0 0,-1 1 0 0 0,-2 0 0 0 0,0 0 0 0 0,-1 0 0 0 0,0 1 0 0 0,-2-1 0 0 0,-12-21 0 0 0,-32-62 287 0 0,32 60-30 0 0,-28-42 0 0 0,39 70-276 0 0,0 2 1 0 0,-1-1-1 0 0,0 1 1 0 0,-1 1-1 0 0,-1 0 1 0 0,0 0-1 0 0,-14-9 1 0 0,-10-3-215 0 0,0 3 0 0 0,-1 0-1 0 0,-1 3 1 0 0,0 1 0 0 0,-1 2 0 0 0,-1 1 0 0 0,-1 2 0 0 0,1 2 0 0 0,-1 2 0 0 0,-1 2 0 0 0,1 1 0 0 0,-76 4 0 0 0,88 3-696 0 0,0 2-1 0 0,0 1 1 0 0,0 2 0 0 0,-39 15 0 0 0,23-4 15 0 0</inkml:trace>
+  <inkml:trace contextRef="#ctx0" brushRef="#br0" timeOffset="2304.57">3473 308 408 0 0,'25'-34'-131'0'0,"-12"9"9868"0"0,-14 35-9206 0 0,-2 1-494 0 0,2 1 1 0 0,-1-1 0 0 0,1 0-1 0 0,1 1 1 0 0,0-1-1 0 0,3 17 1 0 0,16 78-22 0 0,-1-5-4 0 0,-6 136 38 0 0,0-15 29 0 0,-4-164-14 0 0,-4-36 88 0 0,2 43 1333 0 0,-8-70-1392 0 0,0 1 0 0 0,0-1 0 0 0,0 0 0 0 0,0 0 0 0 0,1 0 0 0 0,-2-8 0 0 0,2 11-63 0 0,-50-289 287 0 0,50 262-342 0 0,1 0 0 0 0,1 0-1 0 0,2 1 1 0 0,1-1-1 0 0,10-38 1 0 0,6-41-152 0 0,-20 107 169 0 0,0 1 1 0 0,0 0-1 0 0,0-1 1 0 0,0 1-1 0 0,0 0 1 0 0,0-1 0 0 0,0 1-1 0 0,0 0 1 0 0,0-1-1 0 0,0 1 1 0 0,0-1 0 0 0,0 1-1 0 0,0 0 1 0 0,0-1-1 0 0,0 1 1 0 0,0 0-1 0 0,-1-1 1 0 0,1 1 0 0 0,0 0-1 0 0,0-1 1 0 0,0 1-1 0 0,-1 0 1 0 0,1 0 0 0 0,0-1-1 0 0,0 1 1 0 0,-1 0-1 0 0,1 0 1 0 0,0-1-1 0 0,0 1 1 0 0,-1 0 0 0 0,1 0-1 0 0,0 0 1 0 0,-1-1-1 0 0,1 1 1 0 0,0 0 0 0 0,-1 0-1 0 0,1 0 1 0 0,-1 0-1 0 0,1 0 1 0 0,0 0-1 0 0,-1 0 1 0 0,1 0 0 0 0,0 0-1 0 0,-1 0 1 0 0,1 0-1 0 0,-1 0 1 0 0,1 0 0 0 0,0 0-1 0 0,-1 0 1 0 0,1 0-1 0 0,0 0 1 0 0,-1 0-1 0 0,1 1 1 0 0,0-1 0 0 0,-1 0-1 0 0,1 0 1 0 0,0 0-1 0 0,-1 1 1 0 0,1-1 0 0 0,0 0-1 0 0,-1 1 1 0 0,-1 0 2 0 0,-1 1 0 0 0,1-1 1 0 0,-1 1-1 0 0,1-1 0 0 0,0 1 1 0 0,0 0-1 0 0,0 0 0 0 0,-3 3 1 0 0,-4 11-2 0 0,0 1 0 0 0,1 0 0 0 0,1 1 0 0 0,0-1 0 0 0,1 1 0 0 0,1 1 0 0 0,1-1 0 0 0,-2 21 1 0 0,0 19-138 0 0,2 75 1 0 0,4-118-445 0 0,1 1 0 0 0,0-1 0 0 0,2 1 0 0 0,-1-1 0 0 0,2 0 0 0 0,0 0 0 0 0,1-1 0 0 0,0 1 0 0 0,9 14 0 0 0,-8-17-549 0 0</inkml:trace>
+  <inkml:trace contextRef="#ctx0" brushRef="#br0" timeOffset="2956.45">3554 1583 3409 0 0,'0'0'4221'0'0,"-1"0"-4145"0"0,0 0 0 0 0,1 1 0 0 0,-1-1 1 0 0,0 0-1 0 0,1 0 0 0 0,-1 0 0 0 0,0 1 1 0 0,0-1-1 0 0,1 0 0 0 0,-1 1 0 0 0,0-1 1 0 0,1 0-1 0 0,-1 1 0 0 0,1-1 0 0 0,-1 1 1 0 0,1-1-1 0 0,-1 1 0 0 0,1-1 0 0 0,-1 1 1 0 0,1-1-1 0 0,-1 1 0 0 0,0 1 0 0 0,-2 5-46 0 0,1 1-1 0 0,-1 0 1 0 0,1-1-1 0 0,1 1 0 0 0,-1 0 1 0 0,1 0-1 0 0,1 0 1 0 0,0 12-1 0 0,0-4-34 0 0,1 0 0 0 0,1 0 1 0 0,7 26-1 0 0,-10-41 2 0 0,1-1 0 0 0,1 1 0 0 0,-1-1 0 0 0,0 1 0 0 0,0-1 0 0 0,0 1 0 0 0,0-1 0 0 0,0 1 0 0 0,0-1 0 0 0,0 1 0 0 0,1-1 0 0 0,-1 1 0 0 0,0-1 0 0 0,0 0 0 0 0,1 1 0 0 0,-1-1 0 0 0,0 1 0 0 0,1-1 0 0 0,-1 0 0 0 0,0 1 0 0 0,1-1 0 0 0,-1 0 0 0 0,0 1 0 0 0,1-1 0 0 0,-1 0 0 0 0,1 0 0 0 0,-1 0 0 0 0,1 1 0 0 0,-1-1 0 0 0,0 0 0 0 0,1 0 0 0 0,-1 0 0 0 0,1 0 0 0 0,-1 0 0 0 0,2 0 0 0 0,12-13-54 0 0,7-26 91 0 0,-19 31 14 0 0,0-1 0 0 0,-1 0 0 0 0,1 0 1 0 0,-2-1-1 0 0,1 1 0 0 0,-2 0 0 0 0,1 0 0 0 0,-2-10 0 0 0,1 14 3 0 0,0 1 0 0 0,0-1 0 0 0,-1 1 0 0 0,1-1 0 0 0,-1 1 0 0 0,0-1-1 0 0,-5-7 1 0 0,6 11-13 0 0,0-1 0 0 0,-1 0 0 0 0,1 1-1 0 0,-1-1 1 0 0,1 1 0 0 0,-1-1 0 0 0,1 1 0 0 0,-1 0-1 0 0,0-1 1 0 0,0 1 0 0 0,0 0 0 0 0,0 0-1 0 0,0 1 1 0 0,0-1 0 0 0,0 0 0 0 0,0 1 0 0 0,-4-2-1 0 0,4 3-23 0 0,1-1 0 0 0,-1 0 0 0 0,0 1 0 0 0,0 0 0 0 0,0-1 0 0 0,1 1-1 0 0,-1 0 1 0 0,0 0 0 0 0,1 0 0 0 0,-1 0 0 0 0,0 0 0 0 0,1 0 0 0 0,-1 0-1 0 0,1 0 1 0 0,0 1 0 0 0,-1-1 0 0 0,1 1 0 0 0,0-1 0 0 0,0 1 0 0 0,0-1-1 0 0,0 1 1 0 0,0 0 0 0 0,0-1 0 0 0,1 1 0 0 0,-1 0 0 0 0,0 0 0 0 0,1-1 0 0 0,0 1-1 0 0,-1 3 1 0 0,0-1-44 0 0,0-1-1 0 0,0 0 1 0 0,0 1-1 0 0,1-1 0 0 0,-1 1 1 0 0,1-1-1 0 0,0 1 1 0 0,0-1-1 0 0,0 1 0 0 0,1-1 1 0 0,-1 1-1 0 0,1-1 1 0 0,0 0-1 0 0,0 1 1 0 0,2 4-1 0 0,-3-7 18 0 0,1-1 0 0 0,-1 1 0 0 0,0-1 0 0 0,1 1 0 0 0,-1-1 0 0 0,0 0 0 0 0,1 1 0 0 0,-1-1 0 0 0,1 0 0 0 0,-1 1 0 0 0,0-1 0 0 0,1 0 0 0 0,-1 0 0 0 0,1 1 0 0 0,-1-1 0 0 0,1 0 0 0 0,-1 0 0 0 0,1 0 1 0 0,-1 0-1 0 0,1 1 0 0 0,-1-1 0 0 0,1 0 0 0 0,-1 0 0 0 0,1 0 0 0 0,-1 0 0 0 0,1 0 0 0 0,-1 0 0 0 0,1-1 0 0 0,0 1 0 0 0,-1 0 0 0 0,1 0 0 0 0,-1 0 0 0 0,1 0 0 0 0,0-1 0 0 0,15-16-99 0 0,-12 10 125 0 0,0 1 0 0 0,-1-1 0 0 0,0 1 0 0 0,4-13 0 0 0,-5-5 173 0 0,-3 24-177 0 0,1 0 0 0 0,0-1-1 0 0,0 1 1 0 0,0 0-1 0 0,0 0 1 0 0,0 0 0 0 0,0 0-1 0 0,0 0 1 0 0,0-1 0 0 0,0 1-1 0 0,-1 0 1 0 0,1 0-1 0 0,0 0 1 0 0,0 0 0 0 0,0 0-1 0 0,0 0 1 0 0,0 0-1 0 0,-1 0 1 0 0,1-1 0 0 0,0 1-1 0 0,0 0 1 0 0,0 0-1 0 0,0 0 1 0 0,-1 0 0 0 0,1 0-1 0 0,0 0 1 0 0,0 0 0 0 0,0 0-1 0 0,0 0 1 0 0,-1 0-1 0 0,1 0 1 0 0,0 0 0 0 0,0 0-1 0 0,0 0 1 0 0,0 0-1 0 0,0 1 1 0 0,-1-1 0 0 0,1 0-1 0 0,0 0 1 0 0,0 0-1 0 0,0 0 1 0 0,0 0 0 0 0,0 0-1 0 0,-1 0 1 0 0,1 0 0 0 0,0 0-1 0 0,0 1 1 0 0,0-1-1 0 0,0 0 1 0 0,0 0 0 0 0,0 0-1 0 0,0 0 1 0 0,-1 0-1 0 0,1 1 1 0 0,-2 2 12 0 0,0 0-1 0 0,0 0 1 0 0,0 0-1 0 0,0 0 1 0 0,1 0 0 0 0,-1 1-1 0 0,1-1 1 0 0,0 1-1 0 0,0-1 1 0 0,-1 5-1 0 0,0 5-669 0 0,0 1 1 0 0,0 0-1 0 0,2 0 0 0 0,1 24 0 0 0,0-28 77 0 0</inkml:trace>
+</inkml:ink>
 </file>
 
 <file path=customXml/item6.xml><?xml version="1.0" encoding="utf-8"?>
@@ -18765,14 +18177,6 @@
 </file>
 
 <file path=customXml/itemProps1.xml><?xml version="1.0" encoding="utf-8"?>
-<ds:datastoreItem xmlns:ds="http://schemas.openxmlformats.org/officeDocument/2006/customXml" ds:itemID="{01D51A4F-7BE7-46DF-A7D0-BDB91C1C49A3}">
-  <ds:schemaRefs>
-    <ds:schemaRef ds:uri="http://www.w3.org/2003/InkML"/>
-  </ds:schemaRefs>
-</ds:datastoreItem>
-</file>
-
-<file path=customXml/itemProps2.xml><?xml version="1.0" encoding="utf-8"?>
 <ds:datastoreItem xmlns:ds="http://schemas.openxmlformats.org/officeDocument/2006/customXml" ds:itemID="{4B023D59-82BC-4D0F-A651-C98E01C1F15C}">
   <ds:schemaRefs>
     <ds:schemaRef ds:uri="http://schemas.microsoft.com/office/2006/metadata/contentType"/>
@@ -18786,6 +18190,14 @@
     <ds:schemaRef ds:uri="http://purl.org/dc/elements/1.1/"/>
     <ds:schemaRef ds:uri="http://purl.org/dc/terms/"/>
     <ds:schemaRef ds:uri="http://schemas.microsoft.com/internal/obd"/>
+  </ds:schemaRefs>
+</ds:datastoreItem>
+</file>
+
+<file path=customXml/itemProps2.xml><?xml version="1.0" encoding="utf-8"?>
+<ds:datastoreItem xmlns:ds="http://schemas.openxmlformats.org/officeDocument/2006/customXml" ds:itemID="{6A655C0C-F4A3-4931-9F7F-84CBD61DCE8F}">
+  <ds:schemaRefs>
+    <ds:schemaRef ds:uri="http://schemas.microsoft.com/sharepoint/v3/contenttype/forms"/>
   </ds:schemaRefs>
 </ds:datastoreItem>
 </file>
@@ -18808,9 +18220,9 @@
 </file>
 
 <file path=customXml/itemProps5.xml><?xml version="1.0" encoding="utf-8"?>
-<ds:datastoreItem xmlns:ds="http://schemas.openxmlformats.org/officeDocument/2006/customXml" ds:itemID="{6A655C0C-F4A3-4931-9F7F-84CBD61DCE8F}">
+<ds:datastoreItem xmlns:ds="http://schemas.openxmlformats.org/officeDocument/2006/customXml" ds:itemID="{01D51A4F-7BE7-46DF-A7D0-BDB91C1C49A3}">
   <ds:schemaRefs>
-    <ds:schemaRef ds:uri="http://schemas.microsoft.com/sharepoint/v3/contenttype/forms"/>
+    <ds:schemaRef ds:uri="http://www.w3.org/2003/InkML"/>
   </ds:schemaRefs>
 </ds:datastoreItem>
 </file>

--- a/D_Documentation/Doku-Alex.docx
+++ b/D_Documentation/Doku-Alex.docx
@@ -563,7 +563,21 @@
         <w:rPr>
           <w:color w:val="000000"/>
         </w:rPr>
-        <w:t>Ansprechperson: Gogl Matthias</w:t>
+        <w:t xml:space="preserve">Ansprechperson: </w:t>
+      </w:r>
+      <w:proofErr w:type="spellStart"/>
+      <w:r>
+        <w:rPr>
+          <w:color w:val="000000"/>
+        </w:rPr>
+        <w:t>Gogl</w:t>
+      </w:r>
+      <w:proofErr w:type="spellEnd"/>
+      <w:r>
+        <w:rPr>
+          <w:color w:val="000000"/>
+        </w:rPr>
+        <w:t xml:space="preserve"> Matthias</w:t>
       </w:r>
     </w:p>
     <w:p>
@@ -758,7 +772,21 @@
         <w:rPr>
           <w:color w:val="000000" w:themeColor="text1"/>
         </w:rPr>
-        <w:t>Die effiziente Erfassung von Artikelstammdaten wie Maßen, Gewicht und visuellen Merkmalen stellt im neuen Lager der Leitner AG in Sterzing eine logistische Herausforderung dar. Derzeitige manuelle Prozesse sind zeitintensiv, während kommerzielle Datenerfassungssysteme (z. B. Cubiscan) für die reine Lagerplatzvergabe oft zu kostenintensiv und überdimensioniert sind.</w:t>
+        <w:t xml:space="preserve">Die effiziente Erfassung von Artikelstammdaten wie Maßen, Gewicht und visuellen Merkmalen stellt im neuen Lager der Leitner AG in Sterzing eine logistische Herausforderung dar. Derzeitige manuelle Prozesse sind zeitintensiv, während kommerzielle Datenerfassungssysteme (z. B. </w:t>
+      </w:r>
+      <w:proofErr w:type="spellStart"/>
+      <w:r>
+        <w:rPr>
+          <w:color w:val="000000" w:themeColor="text1"/>
+        </w:rPr>
+        <w:t>Cubiscan</w:t>
+      </w:r>
+      <w:proofErr w:type="spellEnd"/>
+      <w:r>
+        <w:rPr>
+          <w:color w:val="000000" w:themeColor="text1"/>
+        </w:rPr>
+        <w:t>) für die reine Lagerplatzvergabe oft zu kostenintensiv und überdimensioniert sind.</w:t>
       </w:r>
     </w:p>
     <w:p>
@@ -3095,29 +3123,57 @@
         <w:rPr>
           <w:lang w:eastAsia="en-AT"/>
         </w:rPr>
-        <w:t>Marktübliche Automatisierungslösungen, wie beispielsweise Systeme der Firma Cubiscan, bieten zwar eine hohe technologische Reife, stehen jedoch in keinem wirtschaftlichen Verhältnis zum spezifischen Anforderungszweck der reinen Lagerplatzvergabe. Es besteht daher der Bedarf an einer maßgeschneiderten Lösung, die Mobilität, Kosteneffizienz und eine nahtlose Integration in die bestehende IT-Infrastruktur vereint.</w:t>
-      </w:r>
-    </w:p>
-    <w:p>
-      <w:pPr>
-        <w:pStyle w:val="Text"/>
+        <w:t xml:space="preserve">Marktübliche Automatisierungslösungen, wie beispielsweise Systeme der Firma </w:t>
+      </w:r>
+      <w:proofErr w:type="spellStart"/>
+      <w:r>
         <w:rPr>
           <w:lang w:eastAsia="en-AT"/>
         </w:rPr>
-      </w:pPr>
-    </w:p>
-    <w:p>
-      <w:pPr>
-        <w:pStyle w:val="Text"/>
+        <w:t>Cubiscan</w:t>
+      </w:r>
+      <w:proofErr w:type="spellEnd"/>
+      <w:r>
         <w:rPr>
           <w:lang w:eastAsia="en-AT"/>
         </w:rPr>
-      </w:pPr>
-      <w:r>
+        <w:t>, bieten zwar eine hohe technologische Reife, stehen jedoch in keinem wirtschaftlichen Verhältnis zum spezifischen Anforderungszweck der reinen Lagerplatzvergabe. Es besteht daher der Bedarf an einer maßgeschneiderten Lösung, die Mobilität, Kosteneffizienz und eine nahtlose Integration in die bestehende IT-Infrastruktur vereint.</w:t>
+      </w:r>
+    </w:p>
+    <w:p>
+      <w:pPr>
+        <w:pStyle w:val="Text"/>
         <w:rPr>
           <w:lang w:eastAsia="en-AT"/>
         </w:rPr>
-        <w:t>Im Rahmen dieser Diplomarbeit wird ein mobiles 3D-Scannersystem entwickelt, das als intuitiver Arbeitsplatz für die Lagermitarbeiter fungiert. Das technische Kernziel ist die automatisierte Erfassung von Gewichten mittels Wägezellen sowie die visuelle und dimensionale Erfassung durch ein Multi-Kamera-Setup, inklusive Tiefenmessung. Ein wesentlicher Bestandteil der Arbeit ist zudem die softwareseitige Speicherung der Messdaten, um eine fehlerfreie Übergabe an weiterführende Datenbanksysteme zu gewährleisten</w:t>
+      </w:pPr>
+    </w:p>
+    <w:p>
+      <w:pPr>
+        <w:pStyle w:val="Text"/>
+        <w:rPr>
+          <w:lang w:eastAsia="en-AT"/>
+        </w:rPr>
+      </w:pPr>
+      <w:r>
+        <w:rPr>
+          <w:lang w:eastAsia="en-AT"/>
+        </w:rPr>
+        <w:t xml:space="preserve">Im Rahmen dieser Diplomarbeit wird ein mobiles 3D-Scannersystem entwickelt, das als intuitiver Arbeitsplatz für die Lagermitarbeiter fungiert. Das technische Kernziel ist die automatisierte Erfassung von Gewichten mittels </w:t>
+      </w:r>
+      <w:proofErr w:type="spellStart"/>
+      <w:r>
+        <w:rPr>
+          <w:lang w:eastAsia="en-AT"/>
+        </w:rPr>
+        <w:t>Wägezellen</w:t>
+      </w:r>
+      <w:proofErr w:type="spellEnd"/>
+      <w:r>
+        <w:rPr>
+          <w:lang w:eastAsia="en-AT"/>
+        </w:rPr>
+        <w:t xml:space="preserve"> sowie die visuelle und dimensionale Erfassung durch ein Multi-Kamera-Setup, inklusive Tiefenmessung. Ein wesentlicher Bestandteil der Arbeit ist zudem die softwareseitige Speicherung der Messdaten, um eine fehlerfreie Übergabe an weiterführende Datenbanksysteme zu gewährleisten</w:t>
       </w:r>
     </w:p>
     <w:p>
@@ -3359,8 +3415,17 @@
           <w:color w:val="0066FF"/>
           <w:szCs w:val="28"/>
         </w:rPr>
-        <w:t>Text (FV = Text): ….</w:t>
-      </w:r>
+        <w:t>Text (FV = Text</w:t>
+      </w:r>
+      <w:proofErr w:type="gramStart"/>
+      <w:r>
+        <w:rPr>
+          <w:color w:val="0066FF"/>
+          <w:szCs w:val="28"/>
+        </w:rPr>
+        <w:t>): ….</w:t>
+      </w:r>
+      <w:proofErr w:type="gramEnd"/>
     </w:p>
     <w:p>
       <w:pPr>
@@ -3745,7 +3810,15 @@
         <w:pStyle w:val="Text"/>
       </w:pPr>
       <w:r>
-        <w:t>Der Raspberry Pi ist ein Einplatinencomputer (Single-Board Computer, SBC), der von der britischen Raspberry Pi Foundation entwickelt wurde. Ursprünglich mit dem Ziel konzipiert, jungen Menschen den Erwerb von Programmier- und Hardwarekenntnissen zu erleichtern, hat sich die Plattform zu einem weltweit verbreiteten Standard für Bastler und professionelle Anwendungen entwickelt. Das System vereint alle wesentlichen Komponenten eines Computers auf einer einzigen Platine, die etwa die Größe einer Kreditkarte besitzt. Es existieren mittlerweile mehrere Generationen (z. B. Raspberry Pi 3, 4, 5 und Zero), die sich in Rechenleistung und Ausstattung unterscheiden, jedoch meist softwarekompatibel zueinander sind.</w:t>
+        <w:t xml:space="preserve">Der Raspberry Pi ist ein Einplatinencomputer (Single-Board Computer, SBC), der von der britischen Raspberry Pi </w:t>
+      </w:r>
+      <w:proofErr w:type="spellStart"/>
+      <w:r>
+        <w:t>Foundation</w:t>
+      </w:r>
+      <w:proofErr w:type="spellEnd"/>
+      <w:r>
+        <w:t xml:space="preserve"> entwickelt wurde. Ursprünglich mit dem Ziel konzipiert, jungen Menschen den Erwerb von Programmier- und Hardwarekenntnissen zu erleichtern, hat sich die Plattform zu einem weltweit verbreiteten Standard für Bastler und professionelle Anwendungen entwickelt. Das System vereint alle wesentlichen Komponenten eines Computers auf einer einzigen Platine, die etwa die Größe einer Kreditkarte besitzt. Es existieren mittlerweile mehrere Generationen (z. B. Raspberry Pi 3, 4, 5 und Zero), die sich in Rechenleistung und Ausstattung unterscheiden, jedoch meist softwarekompatibel zueinander sind.</w:t>
       </w:r>
     </w:p>
     <w:p/>
@@ -3906,7 +3979,15 @@
         <w:pStyle w:val="Text"/>
       </w:pPr>
       <w:r>
-        <w:t xml:space="preserve">Ein Mikrocontroller (kurz µC, uC oder MCU) ist ein kompaktes Computersystem, das sämtliche für den Betrieb notwendigen Komponenten auf einem einzigen integrierten Schaltkreis vereint. Im Gegensatz zu herkömmlichen Mikroprozessoren in Personal Computern, die auf externe Speicher- und Peripheriebausteine angewiesen sind, beinhaltet ein Mikrocontroller neben einem oder mehreren Prozessorkernen auch Arbeits- und Programmspeicher (RAM, ROM/Flash) sowie programmierbare Ein- und Ausgabeschnittstellen. </w:t>
+        <w:t xml:space="preserve">Ein Mikrocontroller (kurz µC, </w:t>
+      </w:r>
+      <w:proofErr w:type="spellStart"/>
+      <w:r>
+        <w:t>uC</w:t>
+      </w:r>
+      <w:proofErr w:type="spellEnd"/>
+      <w:r>
+        <w:t xml:space="preserve"> oder MCU) ist ein kompaktes Computersystem, das sämtliche für den Betrieb notwendigen Komponenten auf einem einzigen integrierten Schaltkreis vereint. Im Gegensatz zu herkömmlichen Mikroprozessoren in Personal Computern, die auf externe Speicher- und Peripheriebausteine angewiesen sind, beinhaltet ein Mikrocontroller neben einem oder mehreren Prozessorkernen auch Arbeits- und Programmspeicher (RAM, ROM/Flash) sowie programmierbare Ein- und Ausgabeschnittstellen. </w:t>
       </w:r>
       <w:r>
         <w:t>Das</w:t>
@@ -4155,7 +4236,15 @@
         <w:pStyle w:val="Text"/>
       </w:pPr>
       <w:r>
-        <w:t>Ein Ultraschall-Distanzsensor ist ein elektronisches Messgerät, das hochfrequente Schallwellen (typischerweise im Bereich von 20 kHz bis 10 MHz) nutzt, um die Entfernung zu einem Objekt berührungslos zu erfassen. Das Funktionsprinzip basiert auf der Laufzeitmessung (Time-of-Flight): Der Sensor emittiert über einen Sender (piezoelektrischer Wandler) einen kurzen Ultraschallimpuls, der sich mit Schallgeschwindigkeit durch die Luft ausbreitet. Trifft dieser Impuls auf ein Hindernis, wird er reflektiert und als Echo vom Empfänger des Sensors detektiert. Ein Mikrocontroller oder eine interne Logik misst die Zeitspanne t zwischen Aussendung und Empfang und berechnet daraus die Distanz d</w:t>
+        <w:t>Ein Ultraschall-Distanzsensor ist ein elektronisches Messgerät, das hochfrequente Schallwellen (typischerweise im Bereich von 20 kHz bis 10 MHz) nutzt, um die Entfernung zu einem Objekt berührungslos zu erfassen. Das Funktionsprinzip basiert auf der Laufzeitmessung (Time-</w:t>
+      </w:r>
+      <w:proofErr w:type="spellStart"/>
+      <w:r>
+        <w:t>of</w:t>
+      </w:r>
+      <w:proofErr w:type="spellEnd"/>
+      <w:r>
+        <w:t>-Flight): Der Sensor emittiert über einen Sender (piezoelektrischer Wandler) einen kurzen Ultraschallimpuls, der sich mit Schallgeschwindigkeit durch die Luft ausbreitet. Trifft dieser Impuls auf ein Hindernis, wird er reflektiert und als Echo vom Empfänger des Sensors detektiert. Ein Mikrocontroller oder eine interne Logik misst die Zeitspanne t zwischen Aussendung und Empfang und berechnet daraus die Distanz d</w:t>
       </w:r>
       <w:r>
         <w:t>.</w:t>
@@ -4175,7 +4264,15 @@
         <w:pStyle w:val="Text"/>
       </w:pPr>
       <w:r>
-        <w:t>Die elektrischen Eigenschaften variieren je nach Modul, lassen sich aber am weit verbreiteten HC-SR04 gut exemplarisch darstellen. Der Sensor arbeitet meist mit einer Versorgungsspannung von 5 V DC. Der Messvorgang wird durch ein digitales Triggersignal (High-Pegel für ca. 10 µs) gestartet. Daraufhin sendet das Modul einen Burst von 8 Zyklen bei 40 kHz. Das Ausgangssignal (Echo-Pin) liefert einen High-Impuls, dessen Breite exakt der Laufzeit des Schalls entspricht.</w:t>
+        <w:t xml:space="preserve">Die elektrischen Eigenschaften variieren je nach Modul, lassen sich aber am weit verbreiteten HC-SR04 gut exemplarisch darstellen. Der Sensor arbeitet meist mit einer Versorgungsspannung von 5 V DC. Der Messvorgang wird durch ein digitales </w:t>
+      </w:r>
+      <w:proofErr w:type="spellStart"/>
+      <w:r>
+        <w:t>Triggersignal</w:t>
+      </w:r>
+      <w:proofErr w:type="spellEnd"/>
+      <w:r>
+        <w:t xml:space="preserve"> (High-Pegel für ca. 10 µs) gestartet. Daraufhin sendet das Modul einen Burst von 8 Zyklen bei 40 kHz. Das Ausgangssignal (Echo-Pin) liefert einen High-Impuls, dessen Breite exakt der Laufzeit des Schalls entspricht.</w:t>
       </w:r>
     </w:p>
     <w:p>
@@ -4247,8 +4344,21 @@
         <w:pStyle w:val="Text"/>
       </w:pPr>
       <w:r>
-        <w:t>Optische Distanzsensoren messen Entfernungen berührungslos mithilfe von Licht, meist durch Laserquellen. Je nach Anforderung und Messbereich kommen unterschiedliche physikalische Prinzipien zum Einsatz. Das dominierende Verfahren für hohe Präzision im Nahbereich (Millimeter bis wenige Meter) ist die Lasertriangulation. Hierbei projiziert der Sensor einen Laserpunkt oder eine Laserlinie auf das Objekt. Das reflektierte Licht trifft unter einem bestimmten Winkel auf ein Empfangselement im Sensor. Ändert sich die Distanz zum Objekt, verschiebt sich auch die Position des Lichtpunkts auf dem Empfänger. Für größere Distanzen wird hingegen das Time-of-Flight-Verfahren (Laufzeitmessung) genutzt. Dabei sendet der Sensor ein Signalpaket aus und misst die Zeit, die das Licht benötigt, um zum Objekt und wieder zurückzugelangen</w:t>
-      </w:r>
+        <w:t>Optische Distanzsensoren messen Entfernungen berührungslos mithilfe von Licht, meist durch Laserquellen. Je nach Anforderung und Messbereich kommen unterschiedliche physikalische Prinzipien zum Einsatz. Das dominierende Verfahren für hohe Präzision im Nahbereich (Millimeter bis wenige Meter) ist die Lasertriangulation. Hierbei projiziert der Sensor einen Laserpunkt oder eine Laserlinie auf das Objekt. Das reflektierte Licht trifft unter einem bestimmten Winkel auf ein Empfangselement im Sensor. Ändert sich die Distanz zum Objekt, verschiebt sich auch die Position des Lichtpunkts auf dem Empfänger. Für größere Distanzen wird hingegen das Time-</w:t>
+      </w:r>
+      <w:proofErr w:type="spellStart"/>
+      <w:r>
+        <w:t>of</w:t>
+      </w:r>
+      <w:proofErr w:type="spellEnd"/>
+      <w:r>
+        <w:t xml:space="preserve">-Flight-Verfahren (Laufzeitmessung) genutzt. Dabei sendet der Sensor ein Signalpaket aus und misst die Zeit, die das Licht benötigt, um zum Objekt und wieder </w:t>
+      </w:r>
+      <w:proofErr w:type="spellStart"/>
+      <w:r>
+        <w:t>zurückzugelangen</w:t>
+      </w:r>
+      <w:proofErr w:type="spellEnd"/>
     </w:p>
     <w:p>
       <w:hyperlink r:id="rId43" w:history="1">
@@ -4270,7 +4380,23 @@
         <w:pStyle w:val="Text"/>
       </w:pPr>
       <w:r>
-        <w:t>Für die punktuelle Abstandsmessung kommen optische Sensoren zum Einsatz, die einen gerichteten Lichtstrahl emittieren. Die Distanzermittlung erfolgt hierbei in der Regel über etablierte Verfahren wie die Lasertriangulation oder das Time-of-Flight-Prinzip (ToF).</w:t>
+        <w:t>Für die punktuelle Abstandsmessung kommen optische Sensoren zum Einsatz, die einen gerichteten Lichtstrahl emittieren. Die Distanzermittlung erfolgt hierbei in der Regel über etablierte Verfahren wie die Lasertriangulation oder das Time-</w:t>
+      </w:r>
+      <w:proofErr w:type="spellStart"/>
+      <w:r>
+        <w:t>of</w:t>
+      </w:r>
+      <w:proofErr w:type="spellEnd"/>
+      <w:r>
+        <w:t>-Flight-Prinzip (</w:t>
+      </w:r>
+      <w:proofErr w:type="spellStart"/>
+      <w:r>
+        <w:t>ToF</w:t>
+      </w:r>
+      <w:proofErr w:type="spellEnd"/>
+      <w:r>
+        <w:t>).</w:t>
       </w:r>
     </w:p>
     <w:p>
@@ -4282,13 +4408,29 @@
       </w:r>
       <w:r>
         <w:lastRenderedPageBreak/>
-        <w:t xml:space="preserve">LiDAR (Light Detection and Ranging) dar. Diese Systeme tasten die Umgebung </w:t>
+        <w:t xml:space="preserve">LiDAR (Light </w:t>
+      </w:r>
+      <w:proofErr w:type="spellStart"/>
+      <w:r>
+        <w:t>Detection</w:t>
+      </w:r>
+      <w:proofErr w:type="spellEnd"/>
+      <w:r>
+        <w:t xml:space="preserve"> and Ranging) dar. Diese Systeme tasten die Umgebung </w:t>
       </w:r>
       <w:r>
         <w:t>mittels Laserimpulse</w:t>
       </w:r>
       <w:r>
-        <w:t xml:space="preserve"> ab und berechnen die räumlichen Koordinaten der Umgebungspunkte primär auf Basis der Lichtlaufzeitmessung (ToF).</w:t>
+        <w:t xml:space="preserve"> ab und berechnen die räumlichen Koordinaten der Umgebungspunkte primär auf Basis der Lichtlaufzeitmessung (</w:t>
+      </w:r>
+      <w:proofErr w:type="spellStart"/>
+      <w:r>
+        <w:t>ToF</w:t>
+      </w:r>
+      <w:proofErr w:type="spellEnd"/>
+      <w:r>
+        <w:t>).</w:t>
       </w:r>
     </w:p>
     <w:p>
@@ -4365,15 +4507,63 @@
         <w:pStyle w:val="Text"/>
       </w:pPr>
       <w:r>
-        <w:t>Die Messung von Masse/bzw. Gewicht erfolgt über Wägezellen. Wägezellen sind Kraft Sensoren die die eine auf diese gewirkte Kraft in ein elektrisches Signal transformieren.</w:t>
-      </w:r>
-    </w:p>
-    <w:p>
-      <w:pPr>
-        <w:pStyle w:val="Text"/>
-      </w:pPr>
-      <w:r>
-        <w:t>Die in der Industrie am häufigsten auftretende Art der Zellen sind die Dehnstreifen Wägezellen, diese bestehen aus einem Metallgehäuse und Dehnstreifen, welche direkt am Metall fixiert sind. Wenn nun ein Kraft auf die Zelle wirkt verformt sich der Dehnstreifen entsprechend, was dessen Widerstand ändert. Synchron dazu wird konstant ein elektrisches Signal über den Streifen geleitet, die Spannung dieses Signals verändert sich durch die Verformung ebenfalls aufgrund der Widerstandsänderung. Diese Änderung wird von einem Controller dann aufgenommen und in eine Kraft oder eine Masse umgerechnet.</w:t>
+        <w:t xml:space="preserve">Die Messung von Masse/bzw. Gewicht erfolgt über </w:t>
+      </w:r>
+      <w:proofErr w:type="spellStart"/>
+      <w:r>
+        <w:t>Wägezellen</w:t>
+      </w:r>
+      <w:proofErr w:type="spellEnd"/>
+      <w:r>
+        <w:t xml:space="preserve">. </w:t>
+      </w:r>
+      <w:proofErr w:type="spellStart"/>
+      <w:r>
+        <w:t>Wägezellen</w:t>
+      </w:r>
+      <w:proofErr w:type="spellEnd"/>
+      <w:r>
+        <w:t xml:space="preserve"> sind Kraft </w:t>
+      </w:r>
+      <w:proofErr w:type="gramStart"/>
+      <w:r>
+        <w:t>Sensoren</w:t>
+      </w:r>
+      <w:proofErr w:type="gramEnd"/>
+      <w:r>
+        <w:t xml:space="preserve"> die die eine auf diese gewirkte Kraft in ein elektrisches Signal transformieren.</w:t>
+      </w:r>
+    </w:p>
+    <w:p>
+      <w:pPr>
+        <w:pStyle w:val="Text"/>
+      </w:pPr>
+      <w:r>
+        <w:t xml:space="preserve">Die in der Industrie am häufigsten auftretende Art der Zellen sind die Dehnstreifen </w:t>
+      </w:r>
+      <w:proofErr w:type="spellStart"/>
+      <w:r>
+        <w:t>Wägezellen</w:t>
+      </w:r>
+      <w:proofErr w:type="spellEnd"/>
+      <w:r>
+        <w:t xml:space="preserve">, diese bestehen aus einem Metallgehäuse und Dehnstreifen, welche direkt am Metall fixiert sind. Wenn nun </w:t>
+      </w:r>
+      <w:proofErr w:type="gramStart"/>
+      <w:r>
+        <w:t>ein Kraft</w:t>
+      </w:r>
+      <w:proofErr w:type="gramEnd"/>
+      <w:r>
+        <w:t xml:space="preserve"> auf die Zelle </w:t>
+      </w:r>
+      <w:proofErr w:type="gramStart"/>
+      <w:r>
+        <w:t>wirkt</w:t>
+      </w:r>
+      <w:proofErr w:type="gramEnd"/>
+      <w:r>
+        <w:t xml:space="preserve"> verformt sich der Dehnstreifen entsprechend, was dessen Widerstand ändert. Synchron dazu wird konstant ein elektrisches Signal über den Streifen geleitet, die Spannung dieses Signals verändert sich durch die Verformung ebenfalls aufgrund der Widerstandsänderung. Diese Änderung wird von einem Controller dann aufgenommen und in eine Kraft oder eine Masse umgerechnet.</w:t>
       </w:r>
     </w:p>
     <w:p>
@@ -4385,7 +4575,23 @@
         <w:t>Um eine</w:t>
       </w:r>
       <w:r>
-        <w:t xml:space="preserve"> möglichst hohe Genauigkeit zu erzielen werden mehrere Messstreifen verbaut ,welche intern als Wheatstone Brücke verschalten werden. </w:t>
+        <w:t xml:space="preserve"> möglichst hohe Genauigkeit zu </w:t>
+      </w:r>
+      <w:proofErr w:type="gramStart"/>
+      <w:r>
+        <w:t>erzielen</w:t>
+      </w:r>
+      <w:proofErr w:type="gramEnd"/>
+      <w:r>
+        <w:t xml:space="preserve"> werden mehrere Messstreifen </w:t>
+      </w:r>
+      <w:proofErr w:type="gramStart"/>
+      <w:r>
+        <w:t>verbaut ,welche</w:t>
+      </w:r>
+      <w:proofErr w:type="gramEnd"/>
+      <w:r>
+        <w:t xml:space="preserve"> intern als Wheatstone Brücke verschalten werden. </w:t>
       </w:r>
     </w:p>
     <w:p>
@@ -4897,10 +5103,34 @@
         <w:pStyle w:val="Text"/>
       </w:pPr>
       <w:r>
-        <w:t>Bei der Hardware-Summierung wird ein sogenannter Summierkörper verwendet</w:t>
-      </w:r>
-      <w:r>
-        <w:t>. Die Aufgabe dieses Summierkörper ist es die einzelnen elektrischen Signale elektronisch aufzusummieren um am Ausgang ein einziges Signal für den Controller bereitzustellen. Eine solche Konstruktion besteht in der Regel aus mehreren Komponenten: Verstärker, Filter, angepasste Leitungen.</w:t>
+        <w:t xml:space="preserve">Bei der Hardware-Summierung wird ein sogenannter </w:t>
+      </w:r>
+      <w:proofErr w:type="spellStart"/>
+      <w:r>
+        <w:t>Summierkörper</w:t>
+      </w:r>
+      <w:proofErr w:type="spellEnd"/>
+      <w:r>
+        <w:t xml:space="preserve"> verwendet</w:t>
+      </w:r>
+      <w:r>
+        <w:t xml:space="preserve">. Die Aufgabe dieses </w:t>
+      </w:r>
+      <w:proofErr w:type="spellStart"/>
+      <w:r>
+        <w:t>Summierkörper</w:t>
+      </w:r>
+      <w:proofErr w:type="spellEnd"/>
+      <w:r>
+        <w:t xml:space="preserve"> ist es die einzelnen elektrischen Signale elektronisch </w:t>
+      </w:r>
+      <w:proofErr w:type="gramStart"/>
+      <w:r>
+        <w:t>aufzusummieren</w:t>
+      </w:r>
+      <w:proofErr w:type="gramEnd"/>
+      <w:r>
+        <w:t xml:space="preserve"> um am Ausgang ein einziges Signal für den Controller bereitzustellen. Eine solche Konstruktion besteht in der Regel aus mehreren Komponenten: Verstärker, Filter, angepasste Leitungen.</w:t>
       </w:r>
     </w:p>
     <w:p>
@@ -4972,7 +5202,23 @@
         <w:pStyle w:val="Text"/>
       </w:pPr>
       <w:r>
-        <w:t>Der große Vorteil von Summierkörpern gegenüber der Software-Summierung ist, dass diese direkt Filter eingebaut haben, welche ungewünschte Signale wegfiltern. Sind diese richtig kalibriert, können diese daher viel genauer arbeiten. Ist das Signal schon auf der Leitung summiert können sich auch ADCs gespart werden, da nun nur mehr einer benötigt wird.</w:t>
+        <w:t xml:space="preserve">Der große Vorteil von </w:t>
+      </w:r>
+      <w:proofErr w:type="spellStart"/>
+      <w:r>
+        <w:t>Summierkörpern</w:t>
+      </w:r>
+      <w:proofErr w:type="spellEnd"/>
+      <w:r>
+        <w:t xml:space="preserve"> gegenüber der Software-Summierung ist, dass </w:t>
+      </w:r>
+      <w:proofErr w:type="gramStart"/>
+      <w:r>
+        <w:t>diese direkt Filter</w:t>
+      </w:r>
+      <w:proofErr w:type="gramEnd"/>
+      <w:r>
+        <w:t xml:space="preserve"> eingebaut haben, welche ungewünschte Signale wegfiltern. Sind diese richtig kalibriert, können diese daher viel genauer arbeiten. Ist das Signal schon auf der Leitung summiert können sich auch ADCs gespart werden, da nun nur mehr einer benötigt wird.</w:t>
       </w:r>
     </w:p>
     <w:p>
@@ -5031,7 +5277,15 @@
         <w:pStyle w:val="Text"/>
       </w:pPr>
       <w:r>
-        <w:t>Eine Leuchtdiode (kurz LED) ist ein Halbleiter-Bauelement, das Licht ausstrahlt, sobald elektrischer Strom in Durchlassrichtung fließt. Im Gegensatz zu thermischen Strahlern wie Glühlampen basiert die Lichterzeugung nicht auf Hitze, sondern auf Elektrolumineszenz. Das Herzstück bildet ein Halbleiterkristall, der in einer Reflektorwanne sitzt. Die Wellenlänge des emittierten Lichts – und damit die Farbe – hängt dabei direkt vom verwendeten Halbleitermaterial und dessen Dotierung ab (Bandlücke). Ursprünglich nur als Signallampen genutzt, haben LEDs aufgrund ihrer hohen Effizienz und Langlebigkeit mittlerweile herkömmliche Leuchtmittel im Alltag fast vollständig verdrängt.</w:t>
+        <w:t xml:space="preserve">Eine Leuchtdiode (kurz LED) ist ein Halbleiter-Bauelement, das Licht ausstrahlt, sobald elektrischer Strom in Durchlassrichtung fließt. Im Gegensatz zu thermischen Strahlern wie Glühlampen basiert die Lichterzeugung nicht auf Hitze, sondern auf Elektrolumineszenz. Das Herzstück bildet ein Halbleiterkristall, der in einer </w:t>
+      </w:r>
+      <w:proofErr w:type="spellStart"/>
+      <w:r>
+        <w:t>Reflektorwanne</w:t>
+      </w:r>
+      <w:proofErr w:type="spellEnd"/>
+      <w:r>
+        <w:t xml:space="preserve"> sitzt. Die Wellenlänge des emittierten Lichts – und damit die Farbe – hängt dabei direkt vom verwendeten Halbleitermaterial und dessen Dotierung ab (Bandlücke). Ursprünglich nur als Signallampen genutzt, haben LEDs aufgrund ihrer hohen Effizienz und Langlebigkeit mittlerweile herkömmliche Leuchtmittel im Alltag fast vollständig verdrängt.</w:t>
       </w:r>
     </w:p>
     <w:p>
@@ -6345,8 +6599,13 @@
       </w:r>
       <w:r>
         <w:lastRenderedPageBreak/>
-        <w:t>Leitern aus. Da externe elektromagnetische Störungen meist auf beide räumlich eng beieinanderliegenden Leitungen gleichermaßen einwirken (Gleichtaktstörung), heben sich diese Störanteile bei der Differenzbildung im Empfänger auf, was eine hohe Störfestigkeit und Signalintegrität ermöglicht</w:t>
-      </w:r>
+        <w:t xml:space="preserve">Leitern aus. Da externe elektromagnetische Störungen meist auf beide räumlich eng beieinanderliegenden Leitungen gleichermaßen einwirken (Gleichtaktstörung), heben sich diese Störanteile bei der Differenzbildung im Empfänger auf, was eine hohe Störfestigkeit und Signalintegrität </w:t>
+      </w:r>
+      <w:proofErr w:type="gramStart"/>
+      <w:r>
+        <w:t>ermöglicht</w:t>
+      </w:r>
+      <w:proofErr w:type="gramEnd"/>
       <w:r>
         <w:t>.</w:t>
       </w:r>
@@ -6485,13 +6744,37 @@
         <w:pStyle w:val="Text"/>
       </w:pPr>
       <w:r>
-        <w:t xml:space="preserve">Zusätzlich wird empfohlen für die Datenleitung eine Twisted-Pair Leitung, also ein verdrilltes Adernpaar zu verwenden. Wenn bei einem verdrillten Adernpaar Störeinflüsse von außen </w:t>
+        <w:t xml:space="preserve">Zusätzlich wird empfohlen für die Datenleitung eine Twisted-Pair Leitung, also ein verdrilltes </w:t>
+      </w:r>
+      <w:proofErr w:type="spellStart"/>
+      <w:r>
+        <w:t>Adernpaar</w:t>
+      </w:r>
+      <w:proofErr w:type="spellEnd"/>
+      <w:r>
+        <w:t xml:space="preserve"> zu verwenden. Wenn bei einem verdrillten </w:t>
+      </w:r>
+      <w:proofErr w:type="spellStart"/>
+      <w:r>
+        <w:t>Adernpaar</w:t>
+      </w:r>
+      <w:proofErr w:type="spellEnd"/>
+      <w:r>
+        <w:t xml:space="preserve"> Störeinflüsse von außen </w:t>
       </w:r>
       <w:r>
         <w:t>kommen, wirkt</w:t>
       </w:r>
       <w:r>
-        <w:t xml:space="preserve"> sich dieses Gleichermaßen auf beide Adern aus und da es sich um ein Differenzielles Adernpaar handelt, haben die Störeinflüsse quasi gar keinen Einfluss mehr auf das Ergebnis, da sich die Störungen durch die Bildung der Differenz der beiden Signaldrähte sowieso von selbst weckkürzt.</w:t>
+        <w:t xml:space="preserve"> sich dieses Gleichermaßen auf beide Adern aus und da es sich um ein Differenzielles </w:t>
+      </w:r>
+      <w:proofErr w:type="spellStart"/>
+      <w:r>
+        <w:t>Adernpaar</w:t>
+      </w:r>
+      <w:proofErr w:type="spellEnd"/>
+      <w:r>
+        <w:t xml:space="preserve"> handelt, haben die Störeinflüsse quasi gar keinen Einfluss mehr auf das Ergebnis, da sich die Störungen durch die Bildung der Differenz der beiden Signaldrähte sowieso von selbst weckkürzt.</w:t>
       </w:r>
     </w:p>
     <w:p>
@@ -6533,8 +6816,13 @@
       <w:r>
         <w:t xml:space="preserve"> Dieser Filtert </w:t>
       </w:r>
-      <w:r>
-        <w:t>filtert rein das differenzielle Signal und lässt die einzelnen Signale weitgehend unberührt. Eine einfache Konfiguration hierfür wäre:</w:t>
+      <w:proofErr w:type="spellStart"/>
+      <w:r>
+        <w:t>filtert</w:t>
+      </w:r>
+      <w:proofErr w:type="spellEnd"/>
+      <w:r>
+        <w:t xml:space="preserve"> rein das differenzielle Signal und lässt die einzelnen Signale weitgehend unberührt. Eine einfache Konfiguration hierfür wäre:</w:t>
       </w:r>
     </w:p>
     <w:p>
@@ -6617,7 +6905,33 @@
         <w:pStyle w:val="Text"/>
       </w:pPr>
       <w:r>
-        <w:t xml:space="preserve">Da es sich aber um hochgenaue Anwendungsfälle handelt werden diese in der Regel nicht als einfache RC Kombinationen verbaut sondern als fix fertige IC’s mit perfekt abgestimmten Bauteilen und Leitungen. </w:t>
+        <w:t xml:space="preserve">Da es sich aber um hochgenaue Anwendungsfälle handelt werden diese in der Regel nicht als einfache </w:t>
+      </w:r>
+      <w:proofErr w:type="gramStart"/>
+      <w:r>
+        <w:t>RC Kombinationen</w:t>
+      </w:r>
+      <w:proofErr w:type="gramEnd"/>
+      <w:r>
+        <w:t xml:space="preserve"> </w:t>
+      </w:r>
+      <w:proofErr w:type="gramStart"/>
+      <w:r>
+        <w:t>verbaut</w:t>
+      </w:r>
+      <w:proofErr w:type="gramEnd"/>
+      <w:r>
+        <w:t xml:space="preserve"> sondern als fix fertige </w:t>
+      </w:r>
+      <w:proofErr w:type="spellStart"/>
+      <w:proofErr w:type="gramStart"/>
+      <w:r>
+        <w:t>IC’s</w:t>
+      </w:r>
+      <w:proofErr w:type="spellEnd"/>
+      <w:proofErr w:type="gramEnd"/>
+      <w:r>
+        <w:t xml:space="preserve"> mit perfekt abgestimmten Bauteilen und Leitungen. </w:t>
       </w:r>
     </w:p>
     <w:p>
@@ -6681,7 +6995,15 @@
         <w:t xml:space="preserve"> </w:t>
       </w:r>
       <w:r>
-        <w:t xml:space="preserve">erfolgt die Signalübertragung differentiell über ein verdrilltes Adernpaar (D+ und D-), ergänzt durch zwei Adern für die Spannungsversorgung (VBUS und GND). Die </w:t>
+        <w:t xml:space="preserve">erfolgt die Signalübertragung differentiell über ein verdrilltes </w:t>
+      </w:r>
+      <w:proofErr w:type="spellStart"/>
+      <w:r>
+        <w:t>Adernpaar</w:t>
+      </w:r>
+      <w:proofErr w:type="spellEnd"/>
+      <w:r>
+        <w:t xml:space="preserve"> (D+ und D-), ergänzt durch zwei Adern für die Spannungsversorgung (VBUS und GND). Die </w:t>
       </w:r>
       <w:r>
         <w:lastRenderedPageBreak/>
@@ -7272,7 +7594,15 @@
         <w:pStyle w:val="Text"/>
       </w:pPr>
       <w:r>
-        <w:t>Das Camera Serial Interface (CSI) ist eine Spezifikation</w:t>
+        <w:t xml:space="preserve">Das </w:t>
+      </w:r>
+      <w:proofErr w:type="spellStart"/>
+      <w:r>
+        <w:t>Camera</w:t>
+      </w:r>
+      <w:proofErr w:type="spellEnd"/>
+      <w:r>
+        <w:t xml:space="preserve"> Serial Interface (CSI) ist eine Spezifikation</w:t>
       </w:r>
       <w:r>
         <w:t xml:space="preserve">, </w:t>
@@ -7507,13 +7837,26 @@
         <w:t xml:space="preserve">Mit Hilfe dieser Programme werden die dreidimensionalen geometrischen Modelle der Bauteile erstellt. Im Gegensatz zu herkömmlichen Grafikprogrammen arbeiten CAD-Systeme parametrisch und vektorbasiert. Dies gewährleistet eine exakte Maßhaltigkeit und die für technische Anwendungen erforderliche geometrische Präzision. Wurde ein </w:t>
       </w:r>
       <w:r>
-        <w:t>Volumenkörper erstellt, ist der Prozess jedoch noch nicht fertig, da die erstellte</w:t>
+        <w:t xml:space="preserve">Volumenkörper erstellt, ist der Prozess jedoch noch nicht fertig, da die </w:t>
+      </w:r>
+      <w:proofErr w:type="gramStart"/>
+      <w:r>
+        <w:t>erstellte</w:t>
       </w:r>
       <w:r>
         <w:t xml:space="preserve"> </w:t>
       </w:r>
       <w:r>
-        <w:t xml:space="preserve">.ipt Datei von 3D Druckern nicht gelesen werden kann. Hier kommen STL-Dateien ins Spiel. </w:t>
+        <w:t>.</w:t>
+      </w:r>
+      <w:proofErr w:type="spellStart"/>
+      <w:r>
+        <w:t>ipt</w:t>
+      </w:r>
+      <w:proofErr w:type="spellEnd"/>
+      <w:proofErr w:type="gramEnd"/>
+      <w:r>
+        <w:t xml:space="preserve"> Datei von 3D Druckern nicht gelesen werden kann. Hier kommen STL-Dateien ins Spiel. </w:t>
       </w:r>
     </w:p>
     <w:p>
@@ -7601,7 +7944,23 @@
         <w:pStyle w:val="Text"/>
       </w:pPr>
       <w:r>
-        <w:t>Die generierte STL-Datei wird mithilfe einer Slicing-Software in Schichten unterteilt, welche anschließend als Grundlage für den Schichtaufbau des Druckers dienen.</w:t>
+        <w:t xml:space="preserve">Die generierte STL-Datei wird mithilfe einer </w:t>
+      </w:r>
+      <w:proofErr w:type="spellStart"/>
+      <w:r>
+        <w:t>Slicing</w:t>
+      </w:r>
+      <w:proofErr w:type="spellEnd"/>
+      <w:r>
+        <w:t>-Software in Schichten unterteilt, welche anschließend als Grundlage für den Schichtaufbau des Druckers dienen.</w:t>
+      </w:r>
+    </w:p>
+    <w:p>
+      <w:pPr>
+        <w:jc w:val="left"/>
+      </w:pPr>
+      <w:r>
+        <w:br w:type="page"/>
       </w:r>
     </w:p>
     <w:p>
@@ -7610,6 +7969,7 @@
       </w:pPr>
       <w:bookmarkStart w:id="37" w:name="_Toc200467201"/>
       <w:r>
+        <w:lastRenderedPageBreak/>
         <w:t>Praktische Umsetzung</w:t>
       </w:r>
       <w:bookmarkEnd w:id="37"/>
@@ -7647,20 +8007,26 @@
         <w:rPr>
           <w:lang w:val="en-GB"/>
         </w:rPr>
-        <w:t>- Project Definition</w:t>
-      </w:r>
-    </w:p>
-    <w:p>
-      <w:pPr>
-        <w:pStyle w:val="Text"/>
+        <w:t xml:space="preserve">- Project </w:t>
+      </w:r>
+      <w:r>
         <w:rPr>
           <w:lang w:val="en-GB"/>
         </w:rPr>
-      </w:pPr>
-      <w:r>
+        <w:t>Brief</w:t>
+      </w:r>
+    </w:p>
+    <w:p>
+      <w:pPr>
+        <w:pStyle w:val="Text"/>
         <w:rPr>
           <w:lang w:val="en-GB"/>
         </w:rPr>
+      </w:pPr>
+      <w:r>
+        <w:rPr>
+          <w:lang w:val="en-GB"/>
+        </w:rPr>
         <w:t>- Project Initiation</w:t>
       </w:r>
     </w:p>
@@ -7697,8 +8063,11 @@
     </w:p>
     <w:p>
       <w:pPr>
-        <w:pStyle w:val="Text"/>
-      </w:pPr>
+        <w:jc w:val="left"/>
+      </w:pPr>
+      <w:r>
+        <w:tab/>
+      </w:r>
     </w:p>
     <w:p>
       <w:pPr>
@@ -7715,155 +8084,208 @@
           <w:bCs/>
           <w:u w:val="single"/>
         </w:rPr>
-        <w:t>Project Definiton</w:t>
-      </w:r>
-    </w:p>
-    <w:p>
-      <w:pPr>
-        <w:pStyle w:val="Text"/>
-      </w:pPr>
-      <w:r>
-        <w:t>In der Project Definition die Grundlegende Funktionen des Geräts festgehalten</w:t>
-      </w:r>
-    </w:p>
-    <w:p>
-      <w:pPr>
-        <w:pStyle w:val="Text"/>
-      </w:pPr>
-    </w:p>
-    <w:p>
-      <w:pPr>
-        <w:pStyle w:val="Text"/>
+        <w:t xml:space="preserve">Project </w:t>
+      </w:r>
+      <w:r>
         <w:rPr>
           <w:b/>
           <w:bCs/>
           <w:u w:val="single"/>
         </w:rPr>
-      </w:pPr>
-      <w:r>
+        <w:t>Brief</w:t>
+      </w:r>
+    </w:p>
+    <w:p>
+      <w:pPr>
+        <w:pStyle w:val="Text"/>
+      </w:pPr>
+      <w:r>
+        <w:t xml:space="preserve">In der Project </w:t>
+      </w:r>
+      <w:r>
+        <w:t>Brief werden</w:t>
+      </w:r>
+      <w:r>
+        <w:t xml:space="preserve"> die Grundlegende Funktionen des Geräts festgehalten</w:t>
+      </w:r>
+      <w:r>
+        <w:t>. Es wird eine Basis gelegt, was das Ziel des Projekts ist. Die im Dokument festgelegten Punkte zählen als fixe Parameter wie der Ablauf ausschauen muss. Erst nach Absprache mit den beteiligten Parteien, darf ein Punkt in diesen Definitionen verändert werden.</w:t>
+      </w:r>
+    </w:p>
+    <w:p>
+      <w:pPr>
+        <w:pStyle w:val="Text"/>
+      </w:pPr>
+    </w:p>
+    <w:p>
+      <w:pPr>
+        <w:pStyle w:val="Text"/>
         <w:rPr>
           <w:b/>
           <w:bCs/>
           <w:u w:val="single"/>
         </w:rPr>
-        <w:t>Project Initiation</w:t>
-      </w:r>
-    </w:p>
-    <w:p>
-      <w:pPr>
-        <w:pStyle w:val="Text"/>
-      </w:pPr>
-      <w:r>
-        <w:lastRenderedPageBreak/>
-        <w:t xml:space="preserve">In der Project Initiation wird nun eine klare Umsetzung der zuvor in der Project Definition festgelegten Ziele festgehalten. </w:t>
-      </w:r>
-    </w:p>
-    <w:p>
-      <w:pPr>
-        <w:pStyle w:val="Text"/>
-      </w:pPr>
-      <w:r>
-        <w:t>Produkt Description</w:t>
-      </w:r>
-    </w:p>
-    <w:p>
-      <w:pPr>
-        <w:jc w:val="left"/>
-      </w:pPr>
-    </w:p>
-    <w:p>
-      <w:pPr>
-        <w:jc w:val="left"/>
-      </w:pPr>
-    </w:p>
-    <w:p>
-      <w:pPr>
-        <w:jc w:val="left"/>
+      </w:pPr>
+      <w:r>
         <w:rPr>
           <w:b/>
           <w:bCs/>
           <w:u w:val="single"/>
         </w:rPr>
-      </w:pPr>
-      <w:r>
+        <w:t>Project Initiation</w:t>
+      </w:r>
+    </w:p>
+    <w:p>
+      <w:pPr>
+        <w:pStyle w:val="Text"/>
+      </w:pPr>
+      <w:r>
+        <w:t xml:space="preserve">In der Project Initiation wird der Projektumfang dann genauer beschrieben. Es sollte das Projekt so nahe an der Realität wie möglich beschreiben. Es wird ein Plan ausgearbeitet mit welchen Mitteln die vorher </w:t>
+      </w:r>
+      <w:r>
+        <w:t>festgelegten</w:t>
+      </w:r>
+      <w:r>
+        <w:t xml:space="preserve"> Ziele </w:t>
+      </w:r>
+      <w:r>
+        <w:t>erreicht</w:t>
+      </w:r>
+      <w:r>
+        <w:t xml:space="preserve"> werden können und gleichzeitig in einem definierten Abweichungsbereich geblieben werden kann. </w:t>
+      </w:r>
+      <w:r>
+        <w:t xml:space="preserve">Es wird ein klarer Ablauf festgelegt wie, wann und zu welchen Anlässen eine Kommunikation mit anderen beteiligten Parteien von Nöten ist. Zusätzlich wird in der Project Initiation ein Zeitplan festgelegt. Synchron zu den für die Diplomarbeit </w:t>
+      </w:r>
+      <w:r>
+        <w:lastRenderedPageBreak/>
+        <w:t>festgelegten Meilensteinen wird hier geregelt wann eine Phase als beendet gilt und zur nächsten Übergegangen werden kann.</w:t>
+      </w:r>
+    </w:p>
+    <w:p>
+      <w:pPr>
+        <w:jc w:val="left"/>
+      </w:pPr>
+    </w:p>
+    <w:p>
+      <w:pPr>
+        <w:jc w:val="left"/>
+      </w:pPr>
+    </w:p>
+    <w:p>
+      <w:pPr>
+        <w:jc w:val="left"/>
         <w:rPr>
           <w:b/>
           <w:bCs/>
           <w:u w:val="single"/>
         </w:rPr>
-        <w:t>Risikotabelle</w:t>
-      </w:r>
-    </w:p>
-    <w:p>
-      <w:pPr>
-        <w:pStyle w:val="Text"/>
-      </w:pPr>
-      <w:r>
-        <w:t>In der Risiko Tabelle werden möglich eintretende Ereignisse sowie wichtige Entscheidungen nach der Eintrittswahrscheinlichkeit sortiert. Damit früh genug darauf reagiert werden kann und ein Plan zur Bewältigung möglicher Probleme ausgearbeitet werden kann.</w:t>
-      </w:r>
-    </w:p>
-    <w:p>
-      <w:pPr>
-        <w:pStyle w:val="Text"/>
-      </w:pPr>
-      <w:r>
-        <w:t xml:space="preserve">-&gt; Verweis auf Anhang hinzufügen </w:t>
-      </w:r>
-    </w:p>
-    <w:p>
-      <w:pPr>
-        <w:jc w:val="left"/>
-      </w:pPr>
-      <w:r>
-        <w:br w:type="page"/>
-      </w:r>
-    </w:p>
-    <w:p>
-      <w:pPr>
-        <w:pStyle w:val="Heading3"/>
-      </w:pPr>
-      <w:r>
-        <w:lastRenderedPageBreak/>
-        <w:t>Komponenten Auswahl</w:t>
-      </w:r>
-    </w:p>
-    <w:p>
-      <w:pPr>
-        <w:pStyle w:val="Text"/>
-      </w:pPr>
-      <w:r>
-        <w:t xml:space="preserve">Bei der Auswahl der </w:t>
-      </w:r>
-      <w:r>
-        <w:t>Hardwarekomponenten</w:t>
-      </w:r>
-      <w:r>
-        <w:t xml:space="preserve"> gibt es viele relevante Faktoren. Wichtig hierbei ist die Wirtschaftlichkeit </w:t>
-      </w:r>
-      <w:r>
-        <w:t xml:space="preserve">der Entscheidungen. Ein Produkt kann zwar ideal für die Anwendung sein, jedoch bei weitem Außerhalb des Preisraumes liegen. Für die Firma Leitner ist es außerdem wichtig, dass die Bauteile auf ihrer Liferanten Liste steht, damit wird vor allem die Qualität abgesichert. </w:t>
-      </w:r>
-    </w:p>
-    <w:p>
-      <w:pPr>
-        <w:pStyle w:val="Text"/>
-      </w:pPr>
-    </w:p>
-    <w:p>
-      <w:pPr>
-        <w:pStyle w:val="Text"/>
+      </w:pPr>
+      <w:r>
         <w:rPr>
           <w:b/>
           <w:bCs/>
           <w:u w:val="single"/>
         </w:rPr>
-      </w:pPr>
-      <w:r>
+        <w:t>Risikotabelle</w:t>
+      </w:r>
+    </w:p>
+    <w:p>
+      <w:pPr>
+        <w:pStyle w:val="Text"/>
+      </w:pPr>
+      <w:r>
+        <w:t>In der Risiko Tabelle werden möglich eintretende Ereignisse sowie wichtige Entscheidungen nach der Eintrittswahrscheinlichkeit sortiert. Damit früh genug darauf reagiert werden kann und ein Plan zur Bewältigung möglicher Probleme ausgearbeitet werden kann.</w:t>
+      </w:r>
+      <w:r>
+        <w:t xml:space="preserve"> </w:t>
+      </w:r>
+    </w:p>
+    <w:p>
+      <w:pPr>
+        <w:pStyle w:val="Text"/>
+      </w:pPr>
+      <w:r>
+        <w:t xml:space="preserve">-&gt; Verweis auf Anhang hinzufügen </w:t>
+      </w:r>
+    </w:p>
+    <w:p>
+      <w:pPr>
+        <w:jc w:val="left"/>
+      </w:pPr>
+      <w:r>
+        <w:br w:type="page"/>
+      </w:r>
+    </w:p>
+    <w:p>
+      <w:pPr>
+        <w:pStyle w:val="Heading3"/>
+      </w:pPr>
+      <w:r>
+        <w:lastRenderedPageBreak/>
+        <w:t>Komponenten Auswahl</w:t>
+      </w:r>
+    </w:p>
+    <w:p>
+      <w:pPr>
+        <w:pStyle w:val="Text"/>
+      </w:pPr>
+      <w:r>
+        <w:t xml:space="preserve">Bei der Auswahl der </w:t>
+      </w:r>
+      <w:r>
+        <w:t>Hardwarekomponenten</w:t>
+      </w:r>
+      <w:r>
+        <w:t xml:space="preserve"> gibt es viele relevante Faktoren. Wichtig hierbei ist die Wirtschaftlichkeit </w:t>
+      </w:r>
+      <w:r>
+        <w:t xml:space="preserve">der Entscheidungen. Ein Produkt kann zwar ideal für die Anwendung sein, jedoch bei weitem Außerhalb des Preisraumes liegen. Für die Firma Leitner ist es außerdem wichtig, dass die Bauteile auf ihrer </w:t>
+      </w:r>
+      <w:r>
+        <w:t>Lieferanten</w:t>
+      </w:r>
+      <w:r>
+        <w:t xml:space="preserve"> Liste </w:t>
+      </w:r>
+      <w:r>
+        <w:t>stehen</w:t>
+      </w:r>
+      <w:r>
+        <w:t>, damit wird vor allem die Qualität abgesichert</w:t>
+      </w:r>
+      <w:r>
+        <w:t xml:space="preserve"> ist. Uns war es außerdem wichtig, dass Bauteile gut beschrieben </w:t>
+      </w:r>
+      <w:proofErr w:type="gramStart"/>
+      <w:r>
+        <w:t>waren</w:t>
+      </w:r>
+      <w:proofErr w:type="gramEnd"/>
+      <w:r>
+        <w:t xml:space="preserve"> und eine saubere Dokumentation und Datenblätter bieten.</w:t>
+      </w:r>
+    </w:p>
+    <w:p>
+      <w:pPr>
+        <w:pStyle w:val="Text"/>
+      </w:pPr>
+    </w:p>
+    <w:p>
+      <w:pPr>
+        <w:pStyle w:val="Text"/>
         <w:rPr>
           <w:b/>
           <w:bCs/>
           <w:u w:val="single"/>
         </w:rPr>
+      </w:pPr>
+      <w:r>
+        <w:rPr>
+          <w:b/>
+          <w:bCs/>
+          <w:u w:val="single"/>
+        </w:rPr>
         <w:t>Steuerung</w:t>
       </w:r>
     </w:p>
@@ -7872,18 +8294,68 @@
         <w:pStyle w:val="Text"/>
       </w:pPr>
       <w:r>
-        <w:t>Zur Ansteuerung der Hauptkomponten ist das Geeignetste ein RaspberryPi. Dieser hat je nach version genug Ressourcen um den flüssigen und schnellen Betrieb zu gewährleisten. Außerdem wird bei den meisten anderen Mikrocontrollern nativ C als Programmiersprache eingesetzt, was für einige Bauteile von der Investierten Zeit her nicht ideal ist.</w:t>
-      </w:r>
-    </w:p>
-    <w:p>
-      <w:pPr>
-        <w:pStyle w:val="Text"/>
-      </w:pPr>
-      <w:r>
-        <w:t>Es gibt inzwischen eine Vielzahl von Raspberry Pi Modellen für die verschiedensten Anwendungsgebiete. Aufgrund der KI Verarbeitungsprozze in dieser Diplomarbeit, ist ein Pi mit hoher CPU Power gefragt. Infrage kommt daher eigentlich nur der Raspberry Pi 5 mit dem Arm Cortex A76 processor mit 2,4Ghz.</w:t>
-      </w:r>
-      <w:r>
-        <w:t xml:space="preserve"> Außerdem gibt es Modelle zwischen 1GB RAM und 16GB RAM. Übermäßig viel RAM wird nicht benötigt, jedoch sollte im Vorhinein bei diesem Punkt auch nicht gespart werden, nicht dass es dadurch zu </w:t>
+        <w:t xml:space="preserve">Zur Ansteuerung der </w:t>
+      </w:r>
+      <w:proofErr w:type="spellStart"/>
+      <w:r>
+        <w:t>Hauptkomponten</w:t>
+      </w:r>
+      <w:proofErr w:type="spellEnd"/>
+      <w:r>
+        <w:t xml:space="preserve"> ist das Geeignetste ein </w:t>
+      </w:r>
+      <w:proofErr w:type="spellStart"/>
+      <w:r>
+        <w:t>RaspberryPi</w:t>
+      </w:r>
+      <w:proofErr w:type="spellEnd"/>
+      <w:r>
+        <w:t xml:space="preserve">. Dieser hat je nach </w:t>
+      </w:r>
+      <w:r>
+        <w:t>Version</w:t>
+      </w:r>
+      <w:r>
+        <w:t xml:space="preserve"> genug </w:t>
+      </w:r>
+      <w:r>
+        <w:t>Ressourcen,</w:t>
+      </w:r>
+      <w:r>
+        <w:t xml:space="preserve"> um den flüssigen und schnellen Betrieb zu gewährleisten. Außerdem wird bei den meisten anderen Mikrocontrollern nativ C als Programmiersprache eingesetzt, was für einige Bauteile von der Investierten Zeit her nicht ideal ist.</w:t>
+      </w:r>
+    </w:p>
+    <w:p>
+      <w:pPr>
+        <w:pStyle w:val="Text"/>
+      </w:pPr>
+      <w:r>
+        <w:t xml:space="preserve">Es gibt inzwischen eine Vielzahl von Raspberry Pi Modellen für die verschiedensten Anwendungsgebiete. Aufgrund der KI </w:t>
+      </w:r>
+      <w:proofErr w:type="spellStart"/>
+      <w:r>
+        <w:t>Verarbeitungsprozze</w:t>
+      </w:r>
+      <w:proofErr w:type="spellEnd"/>
+      <w:r>
+        <w:t xml:space="preserve"> in dieser Diplomarbeit, ist ein Pi mit hoher CPU Power gefragt. Infrage kommt daher eigentlich nur der Raspberry Pi 5 mit dem Arm Cortex A76 </w:t>
+      </w:r>
+      <w:proofErr w:type="spellStart"/>
+      <w:r>
+        <w:t>processor</w:t>
+      </w:r>
+      <w:proofErr w:type="spellEnd"/>
+      <w:r>
+        <w:t xml:space="preserve"> mit 2,4Ghz.</w:t>
+      </w:r>
+      <w:r>
+        <w:t xml:space="preserve"> Außerdem </w:t>
+      </w:r>
+      <w:r>
+        <w:t xml:space="preserve">gibt </w:t>
+      </w:r>
+      <w:r>
+        <w:t xml:space="preserve">es Modelle zwischen 1GB RAM und 16GB RAM. Übermäßig viel RAM wird nicht benötigt, jedoch sollte im Vorhinein bei diesem Punkt auch nicht gespart werden, nicht dass es dadurch zu </w:t>
       </w:r>
       <w:r>
         <w:t>Problemen</w:t>
@@ -7917,19 +8389,55 @@
         <w:rPr>
           <w:color w:val="000000" w:themeColor="text1"/>
         </w:rPr>
-        <w:t xml:space="preserve">Was beim Raspberry Pi zusätzlich nicht vernachlässigt werden darf, ist die Speicherung der Daten. Die Erfahrung vieler Nutzer des Raspberry Pi zeigt, dass die Micro SD Card die oft mitgeliefert wird der erste Ausfallgrund des Raspi’s ist. Bei der </w:t>
-      </w:r>
+        <w:lastRenderedPageBreak/>
+        <w:t xml:space="preserve">Was beim Raspberry Pi zusätzlich nicht vernachlässigt werden darf, ist die Speicherung der Daten. Die Erfahrung vieler Nutzer des Raspberry Pi zeigt, dass die Micro SD </w:t>
+      </w:r>
+      <w:proofErr w:type="gramStart"/>
       <w:r>
         <w:rPr>
           <w:color w:val="000000" w:themeColor="text1"/>
         </w:rPr>
-        <w:lastRenderedPageBreak/>
-        <w:t xml:space="preserve">Bestellung wird daher zusätzlich darauf geachtet eine Micro SD mit dem Industrial Grade zu </w:t>
-      </w:r>
+        <w:t>Card</w:t>
+      </w:r>
+      <w:proofErr w:type="gramEnd"/>
       <w:r>
         <w:rPr>
           <w:color w:val="000000" w:themeColor="text1"/>
         </w:rPr>
+        <w:t xml:space="preserve"> die oft mitgeliefert </w:t>
+      </w:r>
+      <w:proofErr w:type="gramStart"/>
+      <w:r>
+        <w:rPr>
+          <w:color w:val="000000" w:themeColor="text1"/>
+        </w:rPr>
+        <w:t>wird</w:t>
+      </w:r>
+      <w:proofErr w:type="gramEnd"/>
+      <w:r>
+        <w:rPr>
+          <w:color w:val="000000" w:themeColor="text1"/>
+        </w:rPr>
+        <w:t xml:space="preserve"> der erste Ausfallgrund des </w:t>
+      </w:r>
+      <w:proofErr w:type="spellStart"/>
+      <w:r>
+        <w:rPr>
+          <w:color w:val="000000" w:themeColor="text1"/>
+        </w:rPr>
+        <w:t>Raspi’s</w:t>
+      </w:r>
+      <w:proofErr w:type="spellEnd"/>
+      <w:r>
+        <w:rPr>
+          <w:color w:val="000000" w:themeColor="text1"/>
+        </w:rPr>
+        <w:t xml:space="preserve"> ist. Bei der Bestellung wird daher zusätzlich darauf geachtet eine Micro SD mit dem Industrial Grade zu </w:t>
+      </w:r>
+      <w:r>
+        <w:rPr>
+          <w:color w:val="000000" w:themeColor="text1"/>
+        </w:rPr>
         <w:t>kaufen,</w:t>
       </w:r>
       <w:r>
@@ -7964,7 +8472,15 @@
         <w:pStyle w:val="Text"/>
       </w:pPr>
       <w:r>
-        <w:t>Das einzige Problem des Raspi in Hinsicht auf dieses Projekt ist, dass er kein passendes PWM-Signal für einen RGB-Streifen generieren kann und somit diese nicht ansteuern kann. Somit muss ein Treiberbaustein mit passender Firmware dazwischen geschalten werden, um den Betrieb der Beleuchtung zu ermöglichen. Entschieden wurde sich hierbei für einen ESP8266 basierten Controller, den LOLIN D1 Mini. Dieser ist kleiner als der ESP32 und hat weniger I/O Pins. Somit ist er platzsparender und Leistungseffizienter, da sowieso nur zwei Pins benötigt werden.</w:t>
+        <w:t xml:space="preserve">Das einzige Problem des </w:t>
+      </w:r>
+      <w:proofErr w:type="spellStart"/>
+      <w:r>
+        <w:t>Raspi</w:t>
+      </w:r>
+      <w:proofErr w:type="spellEnd"/>
+      <w:r>
+        <w:t xml:space="preserve"> in Hinsicht auf dieses Projekt ist, dass er kein passendes PWM-Signal für einen RGB-Streifen generieren kann und somit diese nicht ansteuern kann. Somit muss ein Treiberbaustein mit passender Firmware dazwischen geschalten werden, um den Betrieb der Beleuchtung zu ermöglichen. Entschieden wurde sich hierbei für einen ESP8266 basierten Controller, den LOLIN D1 Mini. Dieser ist kleiner als der ESP32 und hat weniger I/O Pins. Somit ist er platzsparender und Leistungseffizienter, da sowieso nur zwei Pins benötigt werden.</w:t>
       </w:r>
     </w:p>
     <w:p>
@@ -8065,6 +8581,7 @@
         <w:pStyle w:val="Text"/>
       </w:pPr>
       <w:r>
+        <w:lastRenderedPageBreak/>
         <w:t>Da Ultraschallsensoren meist nur einen Punkt vermessen, sind diese schon mal nicht zu gebrauchen.</w:t>
       </w:r>
     </w:p>
@@ -8073,7 +8590,6 @@
         <w:pStyle w:val="Text"/>
       </w:pPr>
       <w:r>
-        <w:lastRenderedPageBreak/>
         <w:t xml:space="preserve">Es kommen somit Optische Tiefenkameras und Stereo Vision Kameras in Frage. Auf dem Markt gibt es von beiden </w:t>
       </w:r>
       <w:r>
@@ -8119,15 +8635,31 @@
         <w:t>. Das Unternehmen Sony bietet dagegen eine große Auswahl an Tiefenkameras in einem akzeptablen Preisbereich für Privatpersonen an</w:t>
       </w:r>
       <w:r>
-        <w:t>, diese beruhen aber eher auf ToF Mechaniken und sind nur schwer erhältlich.</w:t>
-      </w:r>
-    </w:p>
-    <w:p>
-      <w:pPr>
-        <w:pStyle w:val="Text"/>
-      </w:pPr>
-      <w:r>
-        <w:t xml:space="preserve">Entschieden wurde sich für eine Kamera der Firma Luxonis, welche auf dem Stereo Vision Konzept beruht. Die Oak DS-2 AF bietet ideale Eigenschaften für </w:t>
+        <w:t xml:space="preserve">, diese beruhen aber eher auf </w:t>
+      </w:r>
+      <w:proofErr w:type="spellStart"/>
+      <w:r>
+        <w:t>ToF</w:t>
+      </w:r>
+      <w:proofErr w:type="spellEnd"/>
+      <w:r>
+        <w:t xml:space="preserve"> Mechaniken und sind nur schwer erhältlich.</w:t>
+      </w:r>
+    </w:p>
+    <w:p>
+      <w:pPr>
+        <w:pStyle w:val="Text"/>
+      </w:pPr>
+      <w:r>
+        <w:t xml:space="preserve">Entschieden wurde sich für eine Kamera der Firma </w:t>
+      </w:r>
+      <w:proofErr w:type="spellStart"/>
+      <w:r>
+        <w:t>Luxonis</w:t>
+      </w:r>
+      <w:proofErr w:type="spellEnd"/>
+      <w:r>
+        <w:t xml:space="preserve">, welche auf dem Stereo Vision Konzept beruht. Die Oak DS-2 AF bietet ideale Eigenschaften für </w:t>
       </w:r>
       <w:commentRangeStart w:id="38"/>
       <w:r>
@@ -8141,27 +8673,58 @@
         <w:commentReference w:id="38"/>
       </w:r>
       <w:r>
-        <w:t xml:space="preserve"> Anforderungen. Sie besitzt mittig eine eine RGB-Kamera, durch den Auto-Focus </w:t>
+        <w:t xml:space="preserve"> Anforderungen. Sie besitzt mittig eine </w:t>
+      </w:r>
+      <w:proofErr w:type="spellStart"/>
+      <w:r>
+        <w:t>eine</w:t>
+      </w:r>
+      <w:proofErr w:type="spellEnd"/>
+      <w:r>
+        <w:t xml:space="preserve"> RGB-Kamera, durch den Auto-Focus </w:t>
       </w:r>
       <w:r>
         <w:t>ist die minimale Reichweite sehr gering (&lt;Wert&gt;)</w:t>
       </w:r>
       <w:r>
-        <w:t xml:space="preserve"> und kostet nur ca. 250€. Außerdem bietet Luxonis eine umfassende Dokumentation zur Kamera und zur Python Library.</w:t>
-      </w:r>
-    </w:p>
-    <w:p>
-      <w:pPr>
-        <w:pStyle w:val="Text"/>
-      </w:pPr>
-      <w:r>
-        <w:t>Da die Kamera eine eigene CPU hat auf welcher alle Berechnungen durchgeführt werden, braucht diese sehr viel Strom (&lt;Wert&gt;). Der Raspberry Pi stoßt dabei an seine Grenzen und man kommt der Gefahr nahe, dass er unter der Last abstürzt. Daher ist es nötig einen aktiven USB Hub dazu zu kaufen.</w:t>
-      </w:r>
-    </w:p>
-    <w:p>
-      <w:pPr>
-        <w:pStyle w:val="Text"/>
-      </w:pPr>
+        <w:t xml:space="preserve"> und kostet nur ca. 250€. Außerdem bietet </w:t>
+      </w:r>
+      <w:proofErr w:type="spellStart"/>
+      <w:r>
+        <w:t>Luxonis</w:t>
+      </w:r>
+      <w:proofErr w:type="spellEnd"/>
+      <w:r>
+        <w:t xml:space="preserve"> eine umfassende Dokumentation zur Kamera und zur Python Library.</w:t>
+      </w:r>
+    </w:p>
+    <w:p>
+      <w:pPr>
+        <w:pStyle w:val="Text"/>
+      </w:pPr>
+      <w:r>
+        <w:t xml:space="preserve">Da die Kamera eine eigene CPU </w:t>
+      </w:r>
+      <w:r>
+        <w:t>hat,</w:t>
+      </w:r>
+      <w:r>
+        <w:t xml:space="preserve"> auf welcher alle Berechnungen durchgeführt werden, braucht diese sehr viel Strom (&lt;Wert&gt;). Der Raspberry Pi stoßt dabei an seine Grenzen und man kommt der Gefahr nahe, dass er unter der Last abstürzt. Daher ist es nötig einen aktiven </w:t>
+      </w:r>
+      <w:r>
+        <w:t>USB-Hub</w:t>
+      </w:r>
+      <w:r>
+        <w:t xml:space="preserve"> dazu zu kaufen.</w:t>
+      </w:r>
+    </w:p>
+    <w:p>
+      <w:pPr>
+        <w:jc w:val="left"/>
+      </w:pPr>
+      <w:r>
+        <w:br w:type="page"/>
+      </w:r>
     </w:p>
     <w:p>
       <w:pPr>
@@ -8178,6 +8741,7 @@
           <w:bCs/>
           <w:u w:val="single"/>
         </w:rPr>
+        <w:lastRenderedPageBreak/>
         <w:t>Kameras</w:t>
       </w:r>
     </w:p>
@@ -8189,27 +8753,55 @@
         <w:t>Bei den Kameras gibt es zwei geeignete Arten für eine Ansteuerung mit dem Raspberry Pi</w:t>
       </w:r>
       <w:r>
-        <w:t xml:space="preserve"> 5: USB und CSI. Da diese für den Raspberry Pi konzipiert sind und auch mit dem schnelleren CSI angesteuert werden können, wären die RPI Camera Modules prinzipiell ideal für dieses Einsatzgebiet. Das Hauptproblem hierbei ist, </w:t>
-      </w:r>
-      <w:r>
-        <w:lastRenderedPageBreak/>
-        <w:t>dass sich am Raspberry Pi 5 nur zwei Anschlüsse für diese Kameras befinden. Hierbei gibt es mehrere Möglichkeiten, das zu lösen.</w:t>
-      </w:r>
-    </w:p>
-    <w:p>
-      <w:pPr>
-        <w:pStyle w:val="Text"/>
-      </w:pPr>
-    </w:p>
-    <w:p>
-      <w:pPr>
-        <w:pStyle w:val="Text"/>
-      </w:pPr>
-      <w:r>
-        <w:t xml:space="preserve">Vom Hersteller Arducam werden spezielle Adapter-Platinen für diesen Fall Geboten. </w:t>
-      </w:r>
-      <w:r>
-        <w:t>Die billigste Variante hierfür liegt bei ca. 50$ auf der Arducam Webseite. Zum Zeitpunkt der Auswahl gab es auf Elektronikverteilerseiten wie Digikey Angebote für dieses Produkt im Preisbereich von 90€, was es von der wirtschaftlichen Seite her zu einer schlechten Option macht.</w:t>
+        <w:t xml:space="preserve"> 5: USB und CSI. Da diese für den Raspberry Pi konzipiert sind und auch mit dem schnelleren CSI angesteuert werden können, wären die RPI </w:t>
+      </w:r>
+      <w:proofErr w:type="spellStart"/>
+      <w:r>
+        <w:t>Camera</w:t>
+      </w:r>
+      <w:proofErr w:type="spellEnd"/>
+      <w:r>
+        <w:t xml:space="preserve"> Modules prinzipiell ideal für dieses Einsatzgebiet. Das Hauptproblem hierbei ist, dass sich am Raspberry Pi 5 nur zwei Anschlüsse für diese Kameras befinden. Hierbei gibt es mehrere Möglichkeiten, das zu lösen.</w:t>
+      </w:r>
+    </w:p>
+    <w:p>
+      <w:pPr>
+        <w:pStyle w:val="Text"/>
+      </w:pPr>
+    </w:p>
+    <w:p>
+      <w:pPr>
+        <w:pStyle w:val="Text"/>
+      </w:pPr>
+      <w:r>
+        <w:t xml:space="preserve">Vom Hersteller </w:t>
+      </w:r>
+      <w:proofErr w:type="spellStart"/>
+      <w:r>
+        <w:t>Arducam</w:t>
+      </w:r>
+      <w:proofErr w:type="spellEnd"/>
+      <w:r>
+        <w:t xml:space="preserve"> werden spezielle Adapter-Platinen für diesen Fall Geboten. </w:t>
+      </w:r>
+      <w:r>
+        <w:t xml:space="preserve">Die billigste Variante hierfür liegt bei ca. 50$ auf der </w:t>
+      </w:r>
+      <w:proofErr w:type="spellStart"/>
+      <w:r>
+        <w:t>Arducam</w:t>
+      </w:r>
+      <w:proofErr w:type="spellEnd"/>
+      <w:r>
+        <w:t xml:space="preserve"> Webseite. Zum Zeitpunkt der Auswahl gab es auf Elektronikverteilerseiten wie </w:t>
+      </w:r>
+      <w:proofErr w:type="spellStart"/>
+      <w:r>
+        <w:t>Digikey</w:t>
+      </w:r>
+      <w:proofErr w:type="spellEnd"/>
+      <w:r>
+        <w:t xml:space="preserve"> Angebote für dieses Produkt im Preisbereich von 90€, was es von der wirtschaftlichen Seite her zu einer schlechten Option macht.</w:t>
       </w:r>
     </w:p>
     <w:p>
@@ -8269,18 +8861,56 @@
         <w:pStyle w:val="Text"/>
       </w:pPr>
       <w:r>
-        <w:t>Die zwei entscheidenden Faktoren für die Kameratechnik sind Auflösung und Brennweite. Da die Tiefenkamera bereits ein Hochauflösendes Bild erstellt, ist es nur mehr von nöten eine Auflösung im mittleren Qualitätsbereich aufzunehmen.</w:t>
-      </w:r>
-    </w:p>
-    <w:p>
-      <w:pPr>
-        <w:pStyle w:val="Text"/>
-      </w:pPr>
-      <w:r>
-        <w:t>Die Brennweite ist hier eher ein wichtigerer punkt, da sich die Kameras sehr nahe an den zu messenden Objekten befinden. Das Gehäuse wird nach den gewählten Kameras dimensioniert. Hat die Kamera eine geringere Brennweite, so muss ein größeres Gehäuse geplant werden um die gleichen Objekte aufnehmen zu können</w:t>
-      </w:r>
-      <w:r>
-        <w:t xml:space="preserve">. Vom Hersteller DFRobot gibt es hierzu eine Kamera die genau diese Anforderungen erfüllt. Die FIT0892 hat eine maximale Auflösung von 720p und eine Brennweite von 140°. </w:t>
+        <w:t xml:space="preserve">Die zwei entscheidenden Faktoren für die Kameratechnik sind Auflösung und Brennweite. Da die Tiefenkamera bereits ein Hochauflösendes Bild erstellt, ist es nur mehr von </w:t>
+      </w:r>
+      <w:proofErr w:type="spellStart"/>
+      <w:r>
+        <w:t>nöten</w:t>
+      </w:r>
+      <w:proofErr w:type="spellEnd"/>
+      <w:r>
+        <w:t xml:space="preserve"> eine Auflösung im mittleren Qualitätsbereich aufzunehmen.</w:t>
+      </w:r>
+    </w:p>
+    <w:p>
+      <w:pPr>
+        <w:pStyle w:val="Text"/>
+      </w:pPr>
+      <w:r>
+        <w:t xml:space="preserve">Die Brennweite ist hier eher ein wichtigerer </w:t>
+      </w:r>
+      <w:r>
+        <w:t>Punkt</w:t>
+      </w:r>
+      <w:r>
+        <w:t xml:space="preserve">, da sich die Kameras sehr nahe an den zu messenden Objekten befinden. Das Gehäuse wird nach den gewählten Kameras dimensioniert. Hat die Kamera eine geringere Brennweite, so muss ein </w:t>
+      </w:r>
+      <w:r>
+        <w:lastRenderedPageBreak/>
+        <w:t xml:space="preserve">größeres Gehäuse geplant </w:t>
+      </w:r>
+      <w:r>
+        <w:t>werden,</w:t>
+      </w:r>
+      <w:r>
+        <w:t xml:space="preserve"> um die gleichen Objekte aufnehmen zu können</w:t>
+      </w:r>
+      <w:r>
+        <w:t xml:space="preserve">. Vom Hersteller </w:t>
+      </w:r>
+      <w:proofErr w:type="spellStart"/>
+      <w:r>
+        <w:t>DFRobot</w:t>
+      </w:r>
+      <w:proofErr w:type="spellEnd"/>
+      <w:r>
+        <w:t xml:space="preserve"> gibt es hierzu eine </w:t>
+      </w:r>
+      <w:r>
+        <w:t>Kamera,</w:t>
+      </w:r>
+      <w:r>
+        <w:t xml:space="preserve"> die genau diese Anforderungen erfüllt. Die FIT0892 hat eine maximale Auflösung von 720p und eine Brennweite von 140°. </w:t>
       </w:r>
       <w:hyperlink r:id="rId93" w:history="1">
         <w:r>
@@ -8297,11 +8927,7 @@
         <w:t>USB-Kamera</w:t>
       </w:r>
       <w:r>
-        <w:t xml:space="preserve"> liegt im </w:t>
-      </w:r>
-      <w:r>
-        <w:lastRenderedPageBreak/>
-        <w:t>Preisbereich von 20€ und ist auf Mouser erhältlich und erfüllt so sämtliche Anforderungen.</w:t>
+        <w:t xml:space="preserve"> liegt im Preisbereich von 20€ und ist auf Mouser erhältlich und erfüllt so sämtliche Anforderungen.</w:t>
       </w:r>
     </w:p>
     <w:p>
@@ -8332,15 +8958,29 @@
         <w:pStyle w:val="Text"/>
       </w:pPr>
       <w:r>
-        <w:t xml:space="preserve">Bei den Wägezellen wurde sich für die Zellen von der Firma Kern entschieden. Hier wurden die CP 20-2Y1 mit einer maximalen Traglast von jeweils 20Kg gewählt. Diese sind gut dokumentiert, bieten genug Traglast und sind auch stabil gebaut, im Gegensatz zu billigen chinesischen Produkten. </w:t>
-      </w:r>
-    </w:p>
-    <w:p>
-      <w:pPr>
-        <w:pStyle w:val="Text"/>
-      </w:pPr>
-      <w:r>
-        <w:t>Diese Zellen kosten jeweils 40€ uns sind somit insgesamt ein größerer Kostenfaktor als andere Bauteile.</w:t>
+        <w:t xml:space="preserve">Bei den </w:t>
+      </w:r>
+      <w:proofErr w:type="spellStart"/>
+      <w:r>
+        <w:t>Wägezellen</w:t>
+      </w:r>
+      <w:proofErr w:type="spellEnd"/>
+      <w:r>
+        <w:t xml:space="preserve"> wurde sich für die Zellen von der Firma Kern entschieden. Hier wurden die CP 20-2Y1 mit einer maximalen Traglast von jeweils 20Kg gewählt. Diese sind gut dokumentiert, bieten genug Traglast und sind auch stabil gebaut, im Gegensatz zu billigen chinesischen Produkten. </w:t>
+      </w:r>
+    </w:p>
+    <w:p>
+      <w:pPr>
+        <w:pStyle w:val="Text"/>
+      </w:pPr>
+      <w:r>
+        <w:t xml:space="preserve">Diese Zellen kosten jeweils 40€ </w:t>
+      </w:r>
+      <w:r>
+        <w:t>und</w:t>
+      </w:r>
+      <w:r>
+        <w:t xml:space="preserve"> sind somit insgesamt ein größerer Kostenfaktor als andere Bauteile.</w:t>
       </w:r>
       <w:r>
         <w:t xml:space="preserve"> Qualität ist bei dieser aber entscheidend, da diese die Wiegeplatte und alle Produkte halten sollte und das auf lange Zeit gesehen. </w:t>
@@ -8351,32 +8991,67 @@
         <w:pStyle w:val="Text"/>
       </w:pPr>
       <w:r>
-        <w:t>Verwendet werden 3 Zellen, da drei Punkte eine wackelfreie Ebene bilden. Somit hat die Konstruktion am Mittelpunkt eine Gesamtlast von 60Kg was für den Betrieb genug ist.</w:t>
-      </w:r>
-    </w:p>
-    <w:p>
-      <w:pPr>
-        <w:pStyle w:val="Text"/>
-      </w:pPr>
-    </w:p>
-    <w:p>
-      <w:pPr>
-        <w:pStyle w:val="Text"/>
-      </w:pPr>
-      <w:r>
-        <w:t>Für die Summierung wurde sich klar für eine Software-Summierung entschieden, da es keinen großen Vorteil bietet einen Summierkörper zu verwenden. Ein solcher Körper würde nur den Preis steigern oder viel Zeit kosten um ihn genau zu kalibrieren. Bei der Software-Summierung muss für jede Zelle lediglich ein Kalibrationsfaktor ermittelt werden um die Zellen möglichst genau zu kalibrieren</w:t>
-      </w:r>
-    </w:p>
-    <w:p>
-      <w:pPr>
-        <w:pStyle w:val="Text"/>
-      </w:pPr>
-    </w:p>
-    <w:p>
-      <w:pPr>
-        <w:pStyle w:val="Text"/>
-      </w:pPr>
-      <w:r>
+        <w:t xml:space="preserve">Verwendet werden 3 Zellen, da drei Punkte eine wackelfreie Ebene bilden. Somit hat die Konstruktion am Mittelpunkt eine Gesamtlast von </w:t>
+      </w:r>
+      <w:r>
+        <w:t>60Kg,</w:t>
+      </w:r>
+      <w:r>
+        <w:t xml:space="preserve"> was für den Betrieb genug ist.</w:t>
+      </w:r>
+    </w:p>
+    <w:p>
+      <w:pPr>
+        <w:pStyle w:val="Text"/>
+      </w:pPr>
+    </w:p>
+    <w:p>
+      <w:pPr>
+        <w:pStyle w:val="Text"/>
+      </w:pPr>
+      <w:r>
+        <w:t xml:space="preserve">Für die Summierung wurde sich klar für eine Software-Summierung entschieden, da es keinen großen Vorteil bietet einen </w:t>
+      </w:r>
+      <w:proofErr w:type="spellStart"/>
+      <w:r>
+        <w:t>Summierkörper</w:t>
+      </w:r>
+      <w:proofErr w:type="spellEnd"/>
+      <w:r>
+        <w:t xml:space="preserve"> zu verwenden. Ein solcher Körper würde nur den Preis steigern oder viel Zeit </w:t>
+      </w:r>
+      <w:r>
+        <w:t>kosten,</w:t>
+      </w:r>
+      <w:r>
+        <w:t xml:space="preserve"> um ihn genau zu kalibrieren. Bei der Software-Summierung muss für jede Zelle lediglich ein </w:t>
+      </w:r>
+      <w:proofErr w:type="spellStart"/>
+      <w:r>
+        <w:t>Kalibrationsfaktor</w:t>
+      </w:r>
+      <w:proofErr w:type="spellEnd"/>
+      <w:r>
+        <w:t xml:space="preserve"> ermittelt </w:t>
+      </w:r>
+      <w:r>
+        <w:t>werden,</w:t>
+      </w:r>
+      <w:r>
+        <w:t xml:space="preserve"> um die Zellen möglichst genau zu kalibrieren</w:t>
+      </w:r>
+    </w:p>
+    <w:p>
+      <w:pPr>
+        <w:pStyle w:val="Text"/>
+      </w:pPr>
+    </w:p>
+    <w:p>
+      <w:pPr>
+        <w:pStyle w:val="Text"/>
+      </w:pPr>
+      <w:r>
+        <w:lastRenderedPageBreak/>
         <w:t>Bei den ADCs haben wurde sich für die Adafruit NAU7802 entschieden. Adafruit hat sich in den letzten Jahren in der Elektronik-Szene als etablierte Marke herausgestellt. Der NAU7802 hat mit seinen 24Bit eine sehr hohe Auflösung und</w:t>
       </w:r>
       <w:r>
@@ -8388,8 +9063,13 @@
         <w:pStyle w:val="Text"/>
       </w:pPr>
       <w:r>
-        <w:lastRenderedPageBreak/>
-        <w:t>Der ADC operiert über das I2C Protokoll, hat aber nur eine fixe Adresse. Da pro Wiegezelle aber ein ADC benötigt wird und am Raspberry Pi Standardmäßig nur ein I2C Bus konfiguriert ist, muss ein I2C Multiplexer verwendet werden</w:t>
+        <w:t xml:space="preserve">Der ADC operiert über das I2C Protokoll, hat aber nur eine fixe Adresse. Da pro Wiegezelle aber ein ADC benötigt wird und am Raspberry Pi </w:t>
+      </w:r>
+      <w:r>
+        <w:t>standardmäßig</w:t>
+      </w:r>
+      <w:r>
+        <w:t xml:space="preserve"> nur ein I2C Bus konfiguriert ist, muss ein I2C Multiplexer verwendet werden</w:t>
       </w:r>
     </w:p>
     <w:p>
@@ -8458,10 +9138,10 @@
         <w:t xml:space="preserve"> geplant. Für die Fotos ist zusätzlich noch pro </w:t>
       </w:r>
       <w:r>
-        <w:t xml:space="preserve">Stereo </w:t>
-      </w:r>
-      <w:r>
-        <w:t xml:space="preserve">Kamera ein Blitzlicht geplant. </w:t>
+        <w:t>RGB-Kamera</w:t>
+      </w:r>
+      <w:r>
+        <w:t xml:space="preserve"> ein Blitzlicht geplant. </w:t>
       </w:r>
     </w:p>
     <w:p>
@@ -8774,9 +9454,11 @@
             <w:tcW w:w="1600" w:type="dxa"/>
           </w:tcPr>
           <w:p>
+            <w:proofErr w:type="spellStart"/>
             <w:r>
               <w:t>Wägezellen</w:t>
             </w:r>
+            <w:proofErr w:type="spellEnd"/>
           </w:p>
         </w:tc>
         <w:tc>
@@ -9174,9 +9856,11 @@
             <w:tcW w:w="1500" w:type="dxa"/>
           </w:tcPr>
           <w:p>
+            <w:proofErr w:type="spellStart"/>
             <w:r>
               <w:t>Digikey</w:t>
             </w:r>
+            <w:proofErr w:type="spellEnd"/>
           </w:p>
         </w:tc>
         <w:tc>
@@ -9239,9 +9923,11 @@
             <w:tcW w:w="1500" w:type="dxa"/>
           </w:tcPr>
           <w:p>
+            <w:proofErr w:type="spellStart"/>
             <w:r>
               <w:t>Digikey</w:t>
             </w:r>
+            <w:proofErr w:type="spellEnd"/>
           </w:p>
         </w:tc>
         <w:tc>
@@ -9304,9 +9990,11 @@
             <w:tcW w:w="1500" w:type="dxa"/>
           </w:tcPr>
           <w:p>
+            <w:proofErr w:type="spellStart"/>
             <w:r>
               <w:t>Digikey</w:t>
             </w:r>
+            <w:proofErr w:type="spellEnd"/>
           </w:p>
         </w:tc>
         <w:tc>
@@ -9377,6 +10065,7 @@
           <w:u w:val="single"/>
         </w:rPr>
       </w:pPr>
+      <w:proofErr w:type="spellStart"/>
       <w:r>
         <w:rPr>
           <w:b/>
@@ -9385,6 +10074,7 @@
         </w:rPr>
         <w:t>Schematik</w:t>
       </w:r>
+      <w:proofErr w:type="spellEnd"/>
     </w:p>
     <w:p>
       <w:pPr>
@@ -9406,7 +10096,23 @@
         <w:t>des Raspberry Pis</w:t>
       </w:r>
       <w:r>
-        <w:t xml:space="preserve"> bzw. des Gesamten Geräts mittels Taster. Diese Entwürfe beruhten auf den verbauten WakeUp Pins des Pi’s. schaltet man diese</w:t>
+        <w:t xml:space="preserve"> bzw. des Gesamten Geräts mittels Taster. Diese Entwürfe beruhten auf den verbauten </w:t>
+      </w:r>
+      <w:proofErr w:type="spellStart"/>
+      <w:r>
+        <w:t>WakeUp</w:t>
+      </w:r>
+      <w:proofErr w:type="spellEnd"/>
+      <w:r>
+        <w:t xml:space="preserve"> Pins des </w:t>
+      </w:r>
+      <w:proofErr w:type="spellStart"/>
+      <w:r>
+        <w:t>Pi’s</w:t>
+      </w:r>
+      <w:proofErr w:type="spellEnd"/>
+      <w:r>
+        <w:t>. schaltet man diese</w:t>
       </w:r>
       <w:r>
         <w:t>,</w:t>
@@ -9452,7 +10158,27 @@
         <w:pStyle w:val="Text"/>
       </w:pPr>
       <w:r>
-        <w:t>Insgesamt wurden zwei Schematics erstellt, eine als gesamten Stromlaufplan mit allen elektrischen Anschlüssen des gesamten Projekts.</w:t>
+        <w:t xml:space="preserve">Insgesamt wurden zwei </w:t>
+      </w:r>
+      <w:proofErr w:type="spellStart"/>
+      <w:r>
+        <w:t>Schematics</w:t>
+      </w:r>
+      <w:proofErr w:type="spellEnd"/>
+      <w:r>
+        <w:t xml:space="preserve"> erstellt</w:t>
+      </w:r>
+      <w:r>
+        <w:t>.</w:t>
+      </w:r>
+      <w:r>
+        <w:t xml:space="preserve"> </w:t>
+      </w:r>
+      <w:r>
+        <w:t>E</w:t>
+      </w:r>
+      <w:r>
+        <w:t>ine als gesamten Stromlaufplan mit allen elektrischen Anschlüssen des gesamten Projekts.</w:t>
       </w:r>
       <w:r>
         <w:t xml:space="preserve"> Diese Datei dient als Basis für die gesamte Verkabelung und soll auch dazu beitragen, dass das Gerät bei einem Hardware-Defekt sehr schnell repariert werden kann. </w:t>
@@ -9468,7 +10194,15 @@
         <w:pStyle w:val="Text"/>
       </w:pPr>
       <w:r>
-        <w:t>Und eine Schematik, welche alle Verbindungen und Bauteile der PCB beinhaltet.</w:t>
+        <w:t xml:space="preserve">Und eine </w:t>
+      </w:r>
+      <w:proofErr w:type="spellStart"/>
+      <w:r>
+        <w:t>Schematik</w:t>
+      </w:r>
+      <w:proofErr w:type="spellEnd"/>
+      <w:r>
+        <w:t>, welche alle Verbindungen und Bauteile der PCB beinhaltet.</w:t>
       </w:r>
     </w:p>
     <w:p>
@@ -9499,8 +10233,17 @@
         <w:pStyle w:val="Text"/>
       </w:pPr>
       <w:r>
-        <w:t xml:space="preserve">Für den gesamten Stromlaufplan wurde eine Schematik Library für Altium erstellt. Altium hat hierbei einen guten Library Manager </w:t>
-      </w:r>
+        <w:t xml:space="preserve">Für den gesamten Stromlaufplan wurde eine </w:t>
+      </w:r>
+      <w:proofErr w:type="spellStart"/>
+      <w:r>
+        <w:t>Schematik</w:t>
+      </w:r>
+      <w:proofErr w:type="spellEnd"/>
+      <w:r>
+        <w:t xml:space="preserve"> Library für Altium erstellt. Altium hat hierbei einen guten Library Manager </w:t>
+      </w:r>
+      <w:proofErr w:type="gramStart"/>
       <w:r>
         <w:t>mit welche</w:t>
       </w:r>
@@ -9510,11 +10253,44 @@
       <w:r>
         <w:t xml:space="preserve"> einfache Komponenten</w:t>
       </w:r>
+      <w:proofErr w:type="gramEnd"/>
       <w:r>
         <w:t xml:space="preserve"> erstellt werden können.</w:t>
       </w:r>
       <w:r>
-        <w:t xml:space="preserve"> Auf Seiten wie SnapEDA oder UltraLibrarian gibt es zwar eine riesige Auswahl an Bauteilen unter welchen warscheinlich auch die benötigten Bauteile enthalten sind. Aus eigener Erfahrung kann es aber sehr Zeitaufwendig sein das passende Bauteil mit den richtigen Anschlüssen dort zu finden. Deshalb war es </w:t>
+        <w:t xml:space="preserve"> Auf Seiten wie </w:t>
+      </w:r>
+      <w:proofErr w:type="spellStart"/>
+      <w:r>
+        <w:t>SnapEDA</w:t>
+      </w:r>
+      <w:proofErr w:type="spellEnd"/>
+      <w:r>
+        <w:t xml:space="preserve"> oder </w:t>
+      </w:r>
+      <w:proofErr w:type="spellStart"/>
+      <w:r>
+        <w:t>UltraLibrarian</w:t>
+      </w:r>
+      <w:proofErr w:type="spellEnd"/>
+      <w:r>
+        <w:t xml:space="preserve"> gibt es zwar eine riesige Auswahl an Bauteilen unter welchen </w:t>
+      </w:r>
+      <w:proofErr w:type="spellStart"/>
+      <w:r>
+        <w:t>warscheinlich</w:t>
+      </w:r>
+      <w:proofErr w:type="spellEnd"/>
+      <w:r>
+        <w:t xml:space="preserve"> auch die benötigten Bauteile enthalten sind. Aus eigener Erfahrung kann es aber sehr </w:t>
+      </w:r>
+      <w:proofErr w:type="gramStart"/>
+      <w:r>
+        <w:t>Zeitaufwendig</w:t>
+      </w:r>
+      <w:proofErr w:type="gramEnd"/>
+      <w:r>
+        <w:t xml:space="preserve"> sein das passende Bauteil mit den richtigen Anschlüssen dort zu finden. Deshalb war es </w:t>
       </w:r>
       <w:r>
         <w:lastRenderedPageBreak/>
@@ -9655,13 +10431,45 @@
         </w:drawing>
       </w:r>
       <w:r>
-        <w:t xml:space="preserve">Um in der Schematik Fehlermeldungen zu </w:t>
+        <w:t xml:space="preserve">Um in der </w:t>
+      </w:r>
+      <w:proofErr w:type="spellStart"/>
+      <w:r>
+        <w:t>Schematik</w:t>
+      </w:r>
+      <w:proofErr w:type="spellEnd"/>
+      <w:r>
+        <w:t xml:space="preserve"> Fehlermeldungen zu </w:t>
       </w:r>
       <w:r>
         <w:t>vermeiden,</w:t>
       </w:r>
       <w:r>
-        <w:t xml:space="preserve"> muss darauf geachtet werden, aus den Electrical Types, die richtige Verindungsart zu wählen, da Altium überprüft ob zum Beispiel ein Output Pin auf einen anderen Output Pin geschalten wird und gibt dort einen Fehler aus</w:t>
+        <w:t xml:space="preserve"> muss darauf geachtet werden, aus den </w:t>
+      </w:r>
+      <w:proofErr w:type="spellStart"/>
+      <w:r>
+        <w:t>Electrical</w:t>
+      </w:r>
+      <w:proofErr w:type="spellEnd"/>
+      <w:r>
+        <w:t xml:space="preserve"> </w:t>
+      </w:r>
+      <w:proofErr w:type="spellStart"/>
+      <w:r>
+        <w:t>Types</w:t>
+      </w:r>
+      <w:proofErr w:type="spellEnd"/>
+      <w:r>
+        <w:t xml:space="preserve">, die richtige </w:t>
+      </w:r>
+      <w:proofErr w:type="spellStart"/>
+      <w:r>
+        <w:t>Verindungsart</w:t>
+      </w:r>
+      <w:proofErr w:type="spellEnd"/>
+      <w:r>
+        <w:t xml:space="preserve"> zu wählen, da Altium überprüft ob zum Beispiel ein Output Pin auf einen anderen Output Pin geschalten wird und gibt dort einen Fehler aus</w:t>
       </w:r>
     </w:p>
     <w:p>
@@ -9814,7 +10622,15 @@
     <w:p/>
     <w:p>
       <w:r>
-        <w:t>Der LOLIN D1 MINI, der I2C MUX und die ADCs können mit Buchsenleisten direkt auf der Platine verbaut werden</w:t>
+        <w:t xml:space="preserve">Der LOLIN D1 MINI, der I2C MUX und die ADCs können mit </w:t>
+      </w:r>
+      <w:proofErr w:type="spellStart"/>
+      <w:r>
+        <w:t>Buchsenleisten</w:t>
+      </w:r>
+      <w:proofErr w:type="spellEnd"/>
+      <w:r>
+        <w:t xml:space="preserve"> direkt auf der Platine verbaut werden</w:t>
       </w:r>
       <w:r>
         <w:t>.</w:t>
@@ -9957,7 +10773,15 @@
     </w:p>
     <w:p>
       <w:r>
-        <w:t xml:space="preserve">Die fertige Platine wird als PDF exportiert und an der HTL Anichstraße als einseitige Platine geprintet. </w:t>
+        <w:t xml:space="preserve">Die fertige Platine wird als PDF exportiert und an der HTL Anichstraße als einseitige Platine </w:t>
+      </w:r>
+      <w:proofErr w:type="spellStart"/>
+      <w:r>
+        <w:t>geprintet</w:t>
+      </w:r>
+      <w:proofErr w:type="spellEnd"/>
+      <w:r>
+        <w:t>.</w:t>
       </w:r>
     </w:p>
     <w:p>
@@ -10206,7 +11030,15 @@
         <w:t>USB-Hub</w:t>
       </w:r>
       <w:r>
-        <w:t xml:space="preserve"> ein eigenes Gehäuse entwickelt werden. Da es sich um verhältnismäßig kleine Bauteile handelt, werden diese Gehäuseteile 3D gedruckt.</w:t>
+        <w:t xml:space="preserve"> ein eigenes Gehäuse entwickelt werden. Da es sich </w:t>
+      </w:r>
+      <w:proofErr w:type="gramStart"/>
+      <w:r>
+        <w:t>um verhältnismäßig</w:t>
+      </w:r>
+      <w:proofErr w:type="gramEnd"/>
+      <w:r>
+        <w:t xml:space="preserve"> kleine Bauteile handelt, werden diese Gehäuseteile 3D gedruckt.</w:t>
       </w:r>
     </w:p>
     <w:p>
@@ -10268,13 +11100,29 @@
         <w:pStyle w:val="Text"/>
       </w:pPr>
       <w:r>
-        <w:t>Gedruckt werden die Bauteile in einem persönlichen SLA-Resin-Drucker.</w:t>
+        <w:t>Gedruckt werden die Bauteile in einem persönlichen SLA-</w:t>
+      </w:r>
+      <w:proofErr w:type="spellStart"/>
+      <w:r>
+        <w:t>Resin</w:t>
+      </w:r>
+      <w:proofErr w:type="spellEnd"/>
+      <w:r>
+        <w:t>-Drucker.</w:t>
       </w:r>
       <w:r>
         <w:t xml:space="preserve"> </w:t>
       </w:r>
       <w:r>
-        <w:t xml:space="preserve">Bevor aber so viele Drucke gestartet werden, ist es empfehlenswert den Drucker neu zu kalibrieren, um zu verhindern, dass Fehldrucke entstehen und somit Material zu sparen. Zusätzlich muss beim Resin Druck noch genauer als wie beim FDM-Drucker auf die Platzierung der Bauteile auf der Druckfläche geachtet werden. Wird ein Bauteil direkt draufgedruckt, kann es sein, dass man dieses nie wieder entfernen kann. </w:t>
+        <w:t xml:space="preserve">Bevor aber so viele Drucke gestartet werden, ist es empfehlenswert den Drucker neu zu kalibrieren, um zu verhindern, dass Fehldrucke entstehen und somit Material zu sparen. Zusätzlich muss beim </w:t>
+      </w:r>
+      <w:proofErr w:type="spellStart"/>
+      <w:r>
+        <w:t>Resin</w:t>
+      </w:r>
+      <w:proofErr w:type="spellEnd"/>
+      <w:r>
+        <w:t xml:space="preserve"> Druck noch genauer als wie beim FDM-Drucker auf die Platzierung der Bauteile auf der Druckfläche geachtet werden. Wird ein Bauteil direkt draufgedruckt, kann es sein, dass man dieses nie wieder entfernen kann. </w:t>
       </w:r>
     </w:p>
     <w:p>
@@ -10401,29 +11249,161 @@
         <w:pStyle w:val="Text"/>
       </w:pPr>
       <w:r>
-        <w:t>Das Grundgerüst der Box besteht aus Fichten-Vollholz. Hierbei gibt es zwei Rahmen. Den tragenden Rahmen unten, auf welchem die Wägezellen montiert werden und einen dünneren Rahmen, der die Stabilität der Box und der Wandplatten gewährleistet</w:t>
-      </w:r>
-    </w:p>
-    <w:p>
-      <w:pPr>
-        <w:pStyle w:val="Text"/>
-      </w:pPr>
-      <w:r>
-        <w:t>Im unteren Rahmen wurden Einfräsungen gemacht um dort die Wägezellen zu montieren und die dazugehörigen Kabel zu verstecken. Somit haben die Kabel eine geringere Wahrscheinlichkeit durch Umwelt Einflüsse beschädigt zu werden.</w:t>
-      </w:r>
-    </w:p>
-    <w:p>
-      <w:pPr>
-        <w:pStyle w:val="Text"/>
-      </w:pPr>
-      <w:r>
-        <w:t xml:space="preserve">Für die Wandplatten wurde sich für MDF-Platten entschieden, Diese haben eine weiße, raue Oberfläche und sind ideal für dieses Projekt. </w:t>
-      </w:r>
-    </w:p>
-    <w:p>
-      <w:pPr>
-        <w:pStyle w:val="Text"/>
-      </w:pPr>
+        <w:t xml:space="preserve">Das Grundgerüst der </w:t>
+      </w:r>
+      <w:r>
+        <w:t>Gehäuseeinheit</w:t>
+      </w:r>
+      <w:r>
+        <w:t xml:space="preserve"> besteht aus Fichten-Vollholz. Hierbei gibt es zwei Rahmen. Den tragenden Rahmen unten, auf welchem die </w:t>
+      </w:r>
+      <w:proofErr w:type="spellStart"/>
+      <w:r>
+        <w:t>Wägezellen</w:t>
+      </w:r>
+      <w:proofErr w:type="spellEnd"/>
+      <w:r>
+        <w:t xml:space="preserve"> montiert werden und einen dünneren Rahmen, der die Stabilität der Box und der Wandplatten gewährleistet</w:t>
+      </w:r>
+    </w:p>
+    <w:p>
+      <w:pPr>
+        <w:pStyle w:val="Text"/>
+      </w:pPr>
+    </w:p>
+    <w:p>
+      <w:pPr>
+        <w:pStyle w:val="Text"/>
+      </w:pPr>
+      <w:r>
+        <w:t xml:space="preserve">Im unteren Rahmen wurden </w:t>
+      </w:r>
+      <w:proofErr w:type="spellStart"/>
+      <w:r>
+        <w:t>Einfräsungen</w:t>
+      </w:r>
+      <w:proofErr w:type="spellEnd"/>
+      <w:r>
+        <w:t xml:space="preserve"> </w:t>
+      </w:r>
+      <w:r>
+        <w:t>gemacht,</w:t>
+      </w:r>
+      <w:r>
+        <w:t xml:space="preserve"> um dort die </w:t>
+      </w:r>
+      <w:proofErr w:type="spellStart"/>
+      <w:r>
+        <w:t>Wägezellen</w:t>
+      </w:r>
+      <w:proofErr w:type="spellEnd"/>
+      <w:r>
+        <w:t xml:space="preserve"> zu montieren und die dazugehörigen Kabel zu verstecken. Somit haben die Kabel eine geringere Wahrscheinlichkeit durch Umwelt Einflüsse beschädigt zu werden.</w:t>
+      </w:r>
+    </w:p>
+    <w:p>
+      <w:pPr>
+        <w:pStyle w:val="Text"/>
+      </w:pPr>
+      <w:r>
+        <w:t>Für die Wandplatten wurde sich für MDF-Platten entschieden, Diese haben eine weiße, raue Oberfläche</w:t>
+      </w:r>
+      <w:r>
+        <w:t>, bieten genug mechanischen Schutz und Traglast</w:t>
+      </w:r>
+      <w:r>
+        <w:t xml:space="preserve"> und sind</w:t>
+      </w:r>
+      <w:r>
+        <w:t xml:space="preserve"> daher</w:t>
+      </w:r>
+      <w:r>
+        <w:t xml:space="preserve"> ideal für dieses Projekt. </w:t>
+      </w:r>
+    </w:p>
+    <w:p>
+      <w:pPr>
+        <w:pStyle w:val="Text"/>
+      </w:pPr>
+      <w:r>
+        <w:t>&lt;3D Grafik&gt;</w:t>
+      </w:r>
+    </w:p>
+    <w:p>
+      <w:pPr>
+        <w:pStyle w:val="Text"/>
+      </w:pPr>
+    </w:p>
+    <w:p>
+      <w:pPr>
+        <w:pStyle w:val="Text"/>
+      </w:pPr>
+      <w:r>
+        <w:t xml:space="preserve">Auch für die Wiegeplatte wurde eine dieser MDF-Platten verwendet. Diese wurde nicht direkt an den </w:t>
+      </w:r>
+      <w:proofErr w:type="spellStart"/>
+      <w:r>
+        <w:t>Wägezellen</w:t>
+      </w:r>
+      <w:proofErr w:type="spellEnd"/>
+      <w:r>
+        <w:t xml:space="preserve"> verschraubt, da das Holz der Rahmen auch nach der Montage sich verziehen kann und, dadurch variable Spannungen auf die Wiegezellen ausüben kann und somit die Messung verfälscht. Daher wurden Bohrungen an den Stellen durchgeführt, wo die Wiegezellen darunter liegen. Somit wird die Platte nur mehr daraufgelegt und hat somit genügend Spiel.</w:t>
+      </w:r>
+    </w:p>
+    <w:p>
+      <w:pPr>
+        <w:pStyle w:val="Text"/>
+      </w:pPr>
+      <w:r>
+        <w:t>&lt;3D Grafik&gt;</w:t>
+      </w:r>
+    </w:p>
+    <w:p>
+      <w:pPr>
+        <w:pStyle w:val="Text"/>
+      </w:pPr>
+    </w:p>
+    <w:p>
+      <w:pPr>
+        <w:pStyle w:val="Text"/>
+      </w:pPr>
+      <w:r>
+        <w:t xml:space="preserve">Aufgrund der elektronischen Komponenten muss ebenfalls noch für genügend Platz gesorgt werden. Daher wird die Konstruktion mit einer doppelten Rückwand versehen. Dort finden die Verkabelung und Unterbringung aller nicht sensorischen elektronischen Komponenten statt. </w:t>
+      </w:r>
+    </w:p>
+    <w:p>
+      <w:pPr>
+        <w:pStyle w:val="Text"/>
+      </w:pPr>
+      <w:r>
+        <w:t>&lt;3D Grafik&gt;</w:t>
+      </w:r>
+    </w:p>
+    <w:p>
+      <w:pPr>
+        <w:pStyle w:val="Text"/>
+      </w:pPr>
+    </w:p>
+    <w:p>
+      <w:pPr>
+        <w:pStyle w:val="Text"/>
+      </w:pPr>
+      <w:r>
+        <w:t>Versehen wird die gesamte Konstruktion abschließend noch mit Türen und einem Lüftungsgitter für die Kühlung von Raspberry Pi und dem Netzteil.</w:t>
+      </w:r>
+    </w:p>
+    <w:p>
+      <w:pPr>
+        <w:pStyle w:val="Text"/>
+      </w:pPr>
+    </w:p>
+    <w:p>
+      <w:pPr>
+        <w:jc w:val="left"/>
+      </w:pPr>
+      <w:r>
+        <w:br w:type="page"/>
+      </w:r>
     </w:p>
     <w:p>
       <w:pPr>
@@ -10435,7 +11415,6 @@
         <w:pStyle w:val="Heading3"/>
       </w:pPr>
       <w:r>
-        <w:lastRenderedPageBreak/>
         <w:t>Gehäusemontage</w:t>
       </w:r>
     </w:p>
@@ -10476,13 +11455,35 @@
         <w:pStyle w:val="Text"/>
       </w:pPr>
       <w:r>
-        <w:t xml:space="preserve">Genutzt wurde hier der Service Tailscale, welcher eine intuitive und einfache Anwendung ermöglicht. In Tailscale wird anfangs ein Account erstellt. Der Service wird anschließend auf allen </w:t>
+        <w:t xml:space="preserve">Genutzt wurde hier der Service </w:t>
+      </w:r>
+      <w:proofErr w:type="spellStart"/>
+      <w:r>
+        <w:t>Tailscale</w:t>
+      </w:r>
+      <w:proofErr w:type="spellEnd"/>
+      <w:r>
+        <w:t xml:space="preserve">, welcher eine intuitive und einfache Anwendung ermöglicht. In </w:t>
+      </w:r>
+      <w:proofErr w:type="spellStart"/>
+      <w:r>
+        <w:t>Tailscale</w:t>
+      </w:r>
+      <w:proofErr w:type="spellEnd"/>
+      <w:r>
+        <w:t xml:space="preserve"> wird anfangs ein Account erstellt. Der Service wird anschließend auf allen </w:t>
       </w:r>
       <w:r>
         <w:t>Geräten,</w:t>
       </w:r>
       <w:r>
-        <w:t xml:space="preserve"> die sich im VPN-Netz befinden sollten installiert. Dort muss sich dann nur mehr mit dem zuvor erstellten Account eingeloggt werden und schon ist man mit dem Netzwerk verbunden.</w:t>
+        <w:t xml:space="preserve"> die sich im VPN-Netz befinden </w:t>
+      </w:r>
+      <w:r>
+        <w:t>sollten,</w:t>
+      </w:r>
+      <w:r>
+        <w:t xml:space="preserve"> installiert. Dort muss sich dann nur mehr mit dem zuvor erstellten Account eingeloggt werden und schon ist man mit dem Netzwerk verbunden.</w:t>
       </w:r>
     </w:p>
     <w:p>
@@ -10496,7 +11497,13 @@
         <w:t>nämlich,</w:t>
       </w:r>
       <w:r>
-        <w:t xml:space="preserve"> um die Verbindung zu ermöglichen ans Internet geschlossen werden. Der Raspberry Pi macht aber oft nicht ganz das was er </w:t>
+        <w:t xml:space="preserve"> um die Verbindung zu ermöglichen ans Internet geschlossen werden. Der Raspberry Pi macht aber oft nicht ganz </w:t>
+      </w:r>
+      <w:r>
+        <w:t>das,</w:t>
+      </w:r>
+      <w:r>
+        <w:t xml:space="preserve"> was er </w:t>
       </w:r>
       <w:r>
         <w:t>tun soll,</w:t>
@@ -10542,7 +11549,23 @@
         <w:rPr>
           <w:color w:val="0066FF"/>
         </w:rPr>
-        <w:t>(FV = Text) Diese Abschnitte sind individuell mit Ihren Betreuer:innen festzulegen.</w:t>
+        <w:t xml:space="preserve">(FV = Text) Diese Abschnitte sind individuell mit Ihren </w:t>
+      </w:r>
+      <w:proofErr w:type="spellStart"/>
+      <w:proofErr w:type="gramStart"/>
+      <w:r>
+        <w:rPr>
+          <w:color w:val="0066FF"/>
+        </w:rPr>
+        <w:t>Betreuer:innen</w:t>
+      </w:r>
+      <w:proofErr w:type="spellEnd"/>
+      <w:proofErr w:type="gramEnd"/>
+      <w:r>
+        <w:rPr>
+          <w:color w:val="0066FF"/>
+        </w:rPr>
+        <w:t xml:space="preserve"> festzulegen.</w:t>
       </w:r>
     </w:p>
     <w:p>
@@ -10589,7 +11612,21 @@
         <w:rPr>
           <w:color w:val="0066FF"/>
         </w:rPr>
-        <w:t>(FV = Text) Hier werden die wichtigsten Fakten der individuellen Aufgabe des Schülers / der Schülerin kurz zusammengefasst werden.</w:t>
+        <w:t xml:space="preserve">(FV = Text) </w:t>
+      </w:r>
+      <w:proofErr w:type="gramStart"/>
+      <w:r>
+        <w:rPr>
+          <w:color w:val="0066FF"/>
+        </w:rPr>
+        <w:t>Hier</w:t>
+      </w:r>
+      <w:proofErr w:type="gramEnd"/>
+      <w:r>
+        <w:rPr>
+          <w:color w:val="0066FF"/>
+        </w:rPr>
+        <w:t xml:space="preserve"> werden die wichtigsten Fakten der individuellen Aufgabe des Schülers / der Schülerin kurz zusammengefasst werden.</w:t>
       </w:r>
     </w:p>
     <w:p>
@@ -10656,7 +11693,21 @@
         <w:rPr>
           <w:color w:val="0066FF"/>
         </w:rPr>
-        <w:t>Nein: .welche Gründe waren verantwortlich für das Nichterreichen</w:t>
+        <w:t>Nein</w:t>
+      </w:r>
+      <w:proofErr w:type="gramStart"/>
+      <w:r>
+        <w:rPr>
+          <w:color w:val="0066FF"/>
+        </w:rPr>
+        <w:t>: .welche</w:t>
+      </w:r>
+      <w:proofErr w:type="gramEnd"/>
+      <w:r>
+        <w:rPr>
+          <w:color w:val="0066FF"/>
+        </w:rPr>
+        <w:t xml:space="preserve"> Gründe waren verantwortlich für das Nichterreichen</w:t>
       </w:r>
     </w:p>
     <w:p>
@@ -10718,7 +11769,15 @@
       <w:bookmarkStart w:id="43" w:name="_Toc200467205"/>
       <w:r>
         <w:lastRenderedPageBreak/>
-        <w:t xml:space="preserve">Dokumentation Schüler:in 2: </w:t>
+        <w:t xml:space="preserve">Dokumentation </w:t>
+      </w:r>
+      <w:proofErr w:type="spellStart"/>
+      <w:r>
+        <w:t>Schüler:in</w:t>
+      </w:r>
+      <w:proofErr w:type="spellEnd"/>
+      <w:r>
+        <w:t xml:space="preserve"> 2: </w:t>
       </w:r>
       <w:r>
         <w:rPr>
@@ -10750,7 +11809,21 @@
         <w:rPr>
           <w:color w:val="0066FF"/>
         </w:rPr>
-        <w:t xml:space="preserve">(FV = Text) Der Aufbau dieses Kapitels ist grudsätzlich gleich wie von Kapitel 2. </w:t>
+        <w:t xml:space="preserve">(FV = Text) Der Aufbau dieses Kapitels ist </w:t>
+      </w:r>
+      <w:proofErr w:type="spellStart"/>
+      <w:r>
+        <w:rPr>
+          <w:color w:val="0066FF"/>
+        </w:rPr>
+        <w:t>grudsätzlich</w:t>
+      </w:r>
+      <w:proofErr w:type="spellEnd"/>
+      <w:r>
+        <w:rPr>
+          <w:color w:val="0066FF"/>
+        </w:rPr>
+        <w:t xml:space="preserve"> gleich wie von Kapitel 2. </w:t>
       </w:r>
     </w:p>
     <w:p>
@@ -11072,8 +12145,16 @@
         <w:rPr>
           <w:color w:val="0066FF"/>
         </w:rPr>
-        <w:t>Erweiterung der Funktionalität des vorliegendes Projekts</w:t>
-      </w:r>
+        <w:t xml:space="preserve">Erweiterung der Funktionalität </w:t>
+      </w:r>
+      <w:proofErr w:type="gramStart"/>
+      <w:r>
+        <w:rPr>
+          <w:color w:val="0066FF"/>
+        </w:rPr>
+        <w:t>des vorliegendes Projekts</w:t>
+      </w:r>
+      <w:proofErr w:type="gramEnd"/>
     </w:p>
     <w:p>
       <w:pPr>
@@ -11171,8 +12252,13 @@
             <w:pPr>
               <w:pStyle w:val="TextinTabelle"/>
             </w:pPr>
-            <w:r>
-              <w:t>Schüler:in 1</w:t>
+            <w:proofErr w:type="spellStart"/>
+            <w:r>
+              <w:t>Schüler:in</w:t>
+            </w:r>
+            <w:proofErr w:type="spellEnd"/>
+            <w:r>
+              <w:t xml:space="preserve"> 1</w:t>
             </w:r>
           </w:p>
         </w:tc>
@@ -11336,7 +12422,21 @@
         <w:rPr>
           <w:color w:val="0066FF"/>
         </w:rPr>
-        <w:t>Wird mithilfe von Zotero erstellt…</w:t>
+        <w:t xml:space="preserve">Wird mithilfe von </w:t>
+      </w:r>
+      <w:proofErr w:type="spellStart"/>
+      <w:r>
+        <w:rPr>
+          <w:color w:val="0066FF"/>
+        </w:rPr>
+        <w:t>Zotero</w:t>
+      </w:r>
+      <w:proofErr w:type="spellEnd"/>
+      <w:r>
+        <w:rPr>
+          <w:color w:val="0066FF"/>
+        </w:rPr>
+        <w:t xml:space="preserve"> erstellt…</w:t>
       </w:r>
     </w:p>
     <w:p>
@@ -11374,7 +12474,21 @@
         <w:rPr>
           <w:color w:val="0066FF"/>
         </w:rPr>
-        <w:t>(FV Text)</w:t>
+        <w:t>(</w:t>
+      </w:r>
+      <w:proofErr w:type="gramStart"/>
+      <w:r>
+        <w:rPr>
+          <w:color w:val="0066FF"/>
+        </w:rPr>
+        <w:t>FV Text</w:t>
+      </w:r>
+      <w:proofErr w:type="gramEnd"/>
+      <w:r>
+        <w:rPr>
+          <w:color w:val="0066FF"/>
+        </w:rPr>
+        <w:t>)</w:t>
       </w:r>
       <w:bookmarkStart w:id="82" w:name="_Toc211138172"/>
       <w:bookmarkStart w:id="83" w:name="_Toc211137928"/>
@@ -11412,7 +12526,21 @@
         <w:rPr>
           <w:color w:val="0066FF"/>
         </w:rPr>
-        <w:t>(FV Text) Optionaler Abschnitt. Nur verwenden, wenn mehr als 10 verschiedene Tabellen im gesamten Dokument vorkommen.</w:t>
+        <w:t>(</w:t>
+      </w:r>
+      <w:proofErr w:type="gramStart"/>
+      <w:r>
+        <w:rPr>
+          <w:color w:val="0066FF"/>
+        </w:rPr>
+        <w:t>FV Text</w:t>
+      </w:r>
+      <w:proofErr w:type="gramEnd"/>
+      <w:r>
+        <w:rPr>
+          <w:color w:val="0066FF"/>
+        </w:rPr>
+        <w:t>) Optionaler Abschnitt. Nur verwenden, wenn mehr als 10 verschiedene Tabellen im gesamten Dokument vorkommen.</w:t>
       </w:r>
     </w:p>
     <w:p>
@@ -11452,7 +12580,21 @@
         <w:rPr>
           <w:color w:val="0066FF"/>
         </w:rPr>
-        <w:t>(FV Text) Optionaler Abschnitt. Nur verwenden, wenn mehr als 10 verschiedene Bilder im gesamten Dokument vorkommen.</w:t>
+        <w:t>(</w:t>
+      </w:r>
+      <w:proofErr w:type="gramStart"/>
+      <w:r>
+        <w:rPr>
+          <w:color w:val="0066FF"/>
+        </w:rPr>
+        <w:t>FV Text</w:t>
+      </w:r>
+      <w:proofErr w:type="gramEnd"/>
+      <w:r>
+        <w:rPr>
+          <w:color w:val="0066FF"/>
+        </w:rPr>
+        <w:t>) Optionaler Abschnitt. Nur verwenden, wenn mehr als 10 verschiedene Bilder im gesamten Dokument vorkommen.</w:t>
       </w:r>
     </w:p>
     <w:p>
@@ -11504,7 +12646,21 @@
         <w:rPr>
           <w:color w:val="0066FF"/>
         </w:rPr>
-        <w:t>(FV Text) Optionales Kapitel. Hier werden Datenblätter, große Zeichnungen, Skizzen, Bilder, etc. eingefügt, die im Fließtext der vorigen Kapitel nicht eingefügt werden, da sie dort die Übersichtlichkeit bzw. Struktur dieser Kapitel verschlechtern würden.</w:t>
+        <w:t>(</w:t>
+      </w:r>
+      <w:proofErr w:type="gramStart"/>
+      <w:r>
+        <w:rPr>
+          <w:color w:val="0066FF"/>
+        </w:rPr>
+        <w:t>FV Text</w:t>
+      </w:r>
+      <w:proofErr w:type="gramEnd"/>
+      <w:r>
+        <w:rPr>
+          <w:color w:val="0066FF"/>
+        </w:rPr>
+        <w:t>) Optionales Kapitel. Hier werden Datenblätter, große Zeichnungen, Skizzen, Bilder, etc. eingefügt, die im Fließtext der vorigen Kapitel nicht eingefügt werden, da sie dort die Übersichtlichkeit bzw. Struktur dieser Kapitel verschlechtern würden.</w:t>
       </w:r>
       <w:bookmarkEnd w:id="104"/>
       <w:bookmarkEnd w:id="105"/>
@@ -12429,7 +13585,15 @@
       <w:fldChar w:fldCharType="separate"/>
     </w:r>
     <w:r>
-      <w:t>Dokumentation Schüler:in 2: (FV = Überschrift1)</w:t>
+      <w:t xml:space="preserve">Dokumentation </w:t>
+    </w:r>
+    <w:proofErr w:type="spellStart"/>
+    <w:r>
+      <w:t>Schüler:in</w:t>
+    </w:r>
+    <w:proofErr w:type="spellEnd"/>
+    <w:r>
+      <w:t xml:space="preserve"> 2: (FV = Überschrift1)</w:t>
     </w:r>
     <w:r>
       <w:fldChar w:fldCharType="end"/>
@@ -17910,6 +19074,40 @@
 </file>
 
 <file path=customXml/item1.xml><?xml version="1.0" encoding="utf-8"?>
+<inkml:ink xmlns:inkml="http://www.w3.org/2003/InkML">
+  <inkml:definitions>
+    <inkml:context xml:id="ctx0">
+      <inkml:inkSource xml:id="inkSrc0">
+        <inkml:traceFormat>
+          <inkml:channel name="X" type="integer" min="-2.14748E9" max="2.14748E9" units="cm"/>
+          <inkml:channel name="Y" type="integer" min="-2.14748E9" max="2.14748E9" units="cm"/>
+          <inkml:channel name="F" type="integer" max="32767" units="dev"/>
+          <inkml:channel name="OA" type="integer" max="360" units="deg"/>
+          <inkml:channel name="OE" type="integer" max="90" units="deg"/>
+        </inkml:traceFormat>
+        <inkml:channelProperties>
+          <inkml:channelProperty channel="X" name="resolution" value="1000" units="1/cm"/>
+          <inkml:channelProperty channel="Y" name="resolution" value="1000" units="1/cm"/>
+          <inkml:channelProperty channel="F" name="resolution" value="0" units="1/dev"/>
+          <inkml:channelProperty channel="OA" name="resolution" value="1000" units="1/deg"/>
+          <inkml:channelProperty channel="OE" name="resolution" value="1000" units="1/deg"/>
+        </inkml:channelProperties>
+      </inkml:inkSource>
+      <inkml:timestamp xml:id="ts0" timeString="2025-06-10T16:09:06.362"/>
+    </inkml:context>
+    <inkml:brush xml:id="br0">
+      <inkml:brushProperty name="width" value="0.05" units="cm"/>
+      <inkml:brushProperty name="height" value="0.05" units="cm"/>
+      <inkml:brushProperty name="color" value="#E71224"/>
+    </inkml:brush>
+  </inkml:definitions>
+  <inkml:trace contextRef="#ctx0" brushRef="#br0">3153 356 7202 0 0,'-44'-7'350'0'0,"0"-2"0"0"0,1-2 0 0 0,0-2 0 0 0,-57-25 1 0 0,-168-76 1481 0 0,190 86-1679 0 0,-122-28 1 0 0,156 47-169 0 0,-67-16 302 0 0,-1 5 0 0 0,-122-5-1 0 0,88 25-117 0 0,1 6-1 0 0,-1 6 0 0 0,-208 45 1 0 0,298-44-170 0 0,0 3 1 0 0,1 1 0 0 0,1 4 0 0 0,0 1 0 0 0,-95 56-1 0 0,75-31-102 0 0,-120 97-1 0 0,165-119 91 0 0,2 1 0 0 0,1 2 0 0 0,1 0 0 0 0,2 2 1 0 0,1 0-1 0 0,-32 58 0 0 0,30-39-7 0 0,1 2 0 0 0,3 0 1 0 0,2 1-1 0 0,3 1 0 0 0,-17 102 0 0 0,25-76 38 0 0,3-1 0 0 0,4 1 0 0 0,4-1 0 0 0,20 120 0 0 0,-13-124-5 0 0,-3-11 48 0 0,4-1 0 0 0,23 76-1 0 0,-28-119-47 0 0,0-1 0 0 0,1 0 0 0 0,0 0 0 0 0,2-1 0 0 0,0 0 0 0 0,1-1 0 0 0,0 0 0 0 0,2-1 0 0 0,-1 0 0 0 0,2-1-1 0 0,25 20 1 0 0,-15-17 28 0 0,0-1 0 0 0,1-2-1 0 0,1 0 1 0 0,0-2 0 0 0,1-1-1 0 0,0-1 1 0 0,0-1 0 0 0,1-2-1 0 0,1 0 1 0 0,-1-2-1 0 0,1-1 1 0 0,31-1 0 0 0,36-3 35 0 0,1-4 1 0 0,122-22 0 0 0,-40 5 38 0 0,-35 9-33 0 0,182-24 276 0 0,51-43 591 0 0,-309 60-804 0 0,-1-3-1 0 0,0-3 1 0 0,89-47 0 0 0,59-55 5 0 0,-176 101-72 0 0,-1-3 0 0 0,-1-1 1 0 0,41-43-1 0 0,-52 43-35 0 0,-2 0 1 0 0,-1-2-1 0 0,-1-1 0 0 0,23-47 1 0 0,-19 26 62 0 0,-3-2 1 0 0,19-65-1 0 0,-30 75 16 0 0,-2 1 0 0 0,5-70 0 0 0,-4-95-93 0 0,-11 199-21 0 0,1-9 55 0 0,-1 1 0 0 0,-1-1 0 0 0,-1 1 0 0 0,0-1 0 0 0,-1 1 0 0 0,-2 0 0 0 0,0 0 0 0 0,-1 0 0 0 0,0 1 0 0 0,-2-1 0 0 0,-12-21 0 0 0,-32-62 287 0 0,32 60-30 0 0,-28-42 0 0 0,39 70-276 0 0,0 2 1 0 0,-1-1-1 0 0,0 1 1 0 0,-1 1-1 0 0,-1 0 1 0 0,0 0-1 0 0,-14-9 1 0 0,-10-3-215 0 0,0 3 0 0 0,-1 0-1 0 0,-1 3 1 0 0,0 1 0 0 0,-1 2 0 0 0,-1 1 0 0 0,-1 2 0 0 0,1 2 0 0 0,-1 2 0 0 0,-1 2 0 0 0,1 1 0 0 0,-76 4 0 0 0,88 3-696 0 0,0 2-1 0 0,0 1 1 0 0,0 2 0 0 0,-39 15 0 0 0,23-4 15 0 0</inkml:trace>
+  <inkml:trace contextRef="#ctx0" brushRef="#br0" timeOffset="2304.57">3473 308 408 0 0,'25'-34'-131'0'0,"-12"9"9868"0"0,-14 35-9206 0 0,-2 1-494 0 0,2 1 1 0 0,-1-1 0 0 0,1 0-1 0 0,1 1 1 0 0,0-1-1 0 0,3 17 1 0 0,16 78-22 0 0,-1-5-4 0 0,-6 136 38 0 0,0-15 29 0 0,-4-164-14 0 0,-4-36 88 0 0,2 43 1333 0 0,-8-70-1392 0 0,0 1 0 0 0,0-1 0 0 0,0 0 0 0 0,0 0 0 0 0,1 0 0 0 0,-2-8 0 0 0,2 11-63 0 0,-50-289 287 0 0,50 262-342 0 0,1 0 0 0 0,1 0-1 0 0,2 1 1 0 0,1-1-1 0 0,10-38 1 0 0,6-41-152 0 0,-20 107 169 0 0,0 1 1 0 0,0 0-1 0 0,0-1 1 0 0,0 1-1 0 0,0 0 1 0 0,0-1 0 0 0,0 1-1 0 0,0 0 1 0 0,0-1-1 0 0,0 1 1 0 0,0-1 0 0 0,0 1-1 0 0,0 0 1 0 0,0-1-1 0 0,0 1 1 0 0,0 0-1 0 0,-1-1 1 0 0,1 1 0 0 0,0 0-1 0 0,0-1 1 0 0,0 1-1 0 0,-1 0 1 0 0,1 0 0 0 0,0-1-1 0 0,0 1 1 0 0,-1 0-1 0 0,1 0 1 0 0,0-1-1 0 0,0 1 1 0 0,-1 0 0 0 0,1 0-1 0 0,0 0 1 0 0,-1-1-1 0 0,1 1 1 0 0,0 0 0 0 0,-1 0-1 0 0,1 0 1 0 0,-1 0-1 0 0,1 0 1 0 0,0 0-1 0 0,-1 0 1 0 0,1 0 0 0 0,0 0-1 0 0,-1 0 1 0 0,1 0-1 0 0,-1 0 1 0 0,1 0 0 0 0,0 0-1 0 0,-1 0 1 0 0,1 0-1 0 0,0 0 1 0 0,-1 0-1 0 0,1 1 1 0 0,0-1 0 0 0,-1 0-1 0 0,1 0 1 0 0,0 0-1 0 0,-1 1 1 0 0,1-1 0 0 0,0 0-1 0 0,-1 1 1 0 0,-1 0 2 0 0,-1 1 0 0 0,1-1 1 0 0,-1 1-1 0 0,1-1 0 0 0,0 1 1 0 0,0 0-1 0 0,0 0 0 0 0,-3 3 1 0 0,-4 11-2 0 0,0 1 0 0 0,1 0 0 0 0,1 1 0 0 0,0-1 0 0 0,1 1 0 0 0,1 1 0 0 0,1-1 0 0 0,-2 21 1 0 0,0 19-138 0 0,2 75 1 0 0,4-118-445 0 0,1 1 0 0 0,0-1 0 0 0,2 1 0 0 0,-1-1 0 0 0,2 0 0 0 0,0 0 0 0 0,1-1 0 0 0,0 1 0 0 0,9 14 0 0 0,-8-17-549 0 0</inkml:trace>
+  <inkml:trace contextRef="#ctx0" brushRef="#br0" timeOffset="2956.45">3554 1583 3409 0 0,'0'0'4221'0'0,"-1"0"-4145"0"0,0 0 0 0 0,1 1 0 0 0,-1-1 1 0 0,0 0-1 0 0,1 0 0 0 0,-1 0 0 0 0,0 1 1 0 0,0-1-1 0 0,1 0 0 0 0,-1 1 0 0 0,0-1 1 0 0,1 0-1 0 0,-1 1 0 0 0,1-1 0 0 0,-1 1 1 0 0,1-1-1 0 0,-1 1 0 0 0,1-1 0 0 0,-1 1 1 0 0,1-1-1 0 0,-1 1 0 0 0,0 1 0 0 0,-2 5-46 0 0,1 1-1 0 0,-1 0 1 0 0,1-1-1 0 0,1 1 0 0 0,-1 0 1 0 0,1 0-1 0 0,1 0 1 0 0,0 12-1 0 0,0-4-34 0 0,1 0 0 0 0,1 0 1 0 0,7 26-1 0 0,-10-41 2 0 0,1-1 0 0 0,1 1 0 0 0,-1-1 0 0 0,0 1 0 0 0,0-1 0 0 0,0 1 0 0 0,0-1 0 0 0,0 1 0 0 0,0-1 0 0 0,0 1 0 0 0,1-1 0 0 0,-1 1 0 0 0,0-1 0 0 0,0 0 0 0 0,1 1 0 0 0,-1-1 0 0 0,0 1 0 0 0,1-1 0 0 0,-1 0 0 0 0,0 1 0 0 0,1-1 0 0 0,-1 0 0 0 0,0 1 0 0 0,1-1 0 0 0,-1 0 0 0 0,1 0 0 0 0,-1 0 0 0 0,1 1 0 0 0,-1-1 0 0 0,0 0 0 0 0,1 0 0 0 0,-1 0 0 0 0,1 0 0 0 0,-1 0 0 0 0,2 0 0 0 0,12-13-54 0 0,7-26 91 0 0,-19 31 14 0 0,0-1 0 0 0,-1 0 0 0 0,1 0 1 0 0,-2-1-1 0 0,1 1 0 0 0,-2 0 0 0 0,1 0 0 0 0,-2-10 0 0 0,1 14 3 0 0,0 1 0 0 0,0-1 0 0 0,-1 1 0 0 0,1-1 0 0 0,-1 1 0 0 0,0-1-1 0 0,-5-7 1 0 0,6 11-13 0 0,0-1 0 0 0,-1 0 0 0 0,1 1-1 0 0,-1-1 1 0 0,1 1 0 0 0,-1-1 0 0 0,1 1 0 0 0,-1 0-1 0 0,0-1 1 0 0,0 1 0 0 0,0 0 0 0 0,0 0-1 0 0,0 1 1 0 0,0-1 0 0 0,0 0 0 0 0,0 1 0 0 0,-4-2-1 0 0,4 3-23 0 0,1-1 0 0 0,-1 0 0 0 0,0 1 0 0 0,0 0 0 0 0,0-1 0 0 0,1 1-1 0 0,-1 0 1 0 0,0 0 0 0 0,1 0 0 0 0,-1 0 0 0 0,0 0 0 0 0,1 0 0 0 0,-1 0-1 0 0,1 0 1 0 0,0 1 0 0 0,-1-1 0 0 0,1 1 0 0 0,0-1 0 0 0,0 1 0 0 0,0-1-1 0 0,0 1 1 0 0,0 0 0 0 0,0-1 0 0 0,1 1 0 0 0,-1 0 0 0 0,0 0 0 0 0,1-1 0 0 0,0 1-1 0 0,-1 3 1 0 0,0-1-44 0 0,0-1-1 0 0,0 0 1 0 0,0 1-1 0 0,1-1 0 0 0,-1 1 1 0 0,1-1-1 0 0,0 1 1 0 0,0-1-1 0 0,0 1 0 0 0,1-1 1 0 0,-1 1-1 0 0,1-1 1 0 0,0 0-1 0 0,0 1 1 0 0,2 4-1 0 0,-3-7 18 0 0,1-1 0 0 0,-1 1 0 0 0,0-1 0 0 0,1 1 0 0 0,-1-1 0 0 0,0 0 0 0 0,1 1 0 0 0,-1-1 0 0 0,1 0 0 0 0,-1 1 0 0 0,0-1 0 0 0,1 0 0 0 0,-1 0 0 0 0,1 1 0 0 0,-1-1 0 0 0,1 0 0 0 0,-1 0 0 0 0,1 0 1 0 0,-1 0-1 0 0,1 1 0 0 0,-1-1 0 0 0,1 0 0 0 0,-1 0 0 0 0,1 0 0 0 0,-1 0 0 0 0,1 0 0 0 0,-1 0 0 0 0,1-1 0 0 0,0 1 0 0 0,-1 0 0 0 0,1 0 0 0 0,-1 0 0 0 0,1 0 0 0 0,0-1 0 0 0,15-16-99 0 0,-12 10 125 0 0,0 1 0 0 0,-1-1 0 0 0,0 1 0 0 0,4-13 0 0 0,-5-5 173 0 0,-3 24-177 0 0,1 0 0 0 0,0-1-1 0 0,0 1 1 0 0,0 0-1 0 0,0 0 1 0 0,0 0 0 0 0,0 0-1 0 0,0 0 1 0 0,0-1 0 0 0,0 1-1 0 0,-1 0 1 0 0,1 0-1 0 0,0 0 1 0 0,0 0 0 0 0,0 0-1 0 0,0 0 1 0 0,0 0-1 0 0,-1 0 1 0 0,1-1 0 0 0,0 1-1 0 0,0 0 1 0 0,0 0-1 0 0,0 0 1 0 0,-1 0 0 0 0,1 0-1 0 0,0 0 1 0 0,0 0 0 0 0,0 0-1 0 0,0 0 1 0 0,-1 0-1 0 0,1 0 1 0 0,0 0 0 0 0,0 0-1 0 0,0 0 1 0 0,0 0-1 0 0,0 1 1 0 0,-1-1 0 0 0,1 0-1 0 0,0 0 1 0 0,0 0-1 0 0,0 0 1 0 0,0 0 0 0 0,0 0-1 0 0,-1 0 1 0 0,1 0 0 0 0,0 0-1 0 0,0 1 1 0 0,0-1-1 0 0,0 0 1 0 0,0 0 0 0 0,0 0-1 0 0,0 0 1 0 0,-1 0-1 0 0,1 1 1 0 0,-2 2 12 0 0,0 0-1 0 0,0 0 1 0 0,0 0-1 0 0,0 0 1 0 0,1 0 0 0 0,-1 1-1 0 0,1-1 1 0 0,0 1-1 0 0,0-1 1 0 0,-1 5-1 0 0,0 5-669 0 0,0 1 1 0 0,0 0-1 0 0,2 0 0 0 0,1 24 0 0 0,0-28 77 0 0</inkml:trace>
+</inkml:ink>
+</file>
+
+<file path=customXml/item2.xml><?xml version="1.0" encoding="utf-8"?>
 <ct:contentTypeSchema xmlns:ct="http://schemas.microsoft.com/office/2006/metadata/contentType" xmlns:ma="http://schemas.microsoft.com/office/2006/metadata/properties/metaAttributes" ct:_="" ma:_="" ma:contentTypeName="Dokument" ma:contentTypeID="0x01010025C71E9534E21E4A9F2CF33BA7DCE92D" ma:contentTypeVersion="3" ma:contentTypeDescription="Ein neues Dokument erstellen." ma:contentTypeScope="" ma:versionID="32b9bbdf2bbf4e0fb27a426421665337">
   <xsd:schema xmlns:xsd="http://www.w3.org/2001/XMLSchema" xmlns:xs="http://www.w3.org/2001/XMLSchema" xmlns:p="http://schemas.microsoft.com/office/2006/metadata/properties" xmlns:ns2="5a9e9855-01b6-487f-b294-67c59083cc31" targetNamespace="http://schemas.microsoft.com/office/2006/metadata/properties" ma:root="true" ma:fieldsID="ec87b9b32475f90c9dbf7ae918480825" ns2:_="">
     <xsd:import namespace="5a9e9855-01b6-487f-b294-67c59083cc31"/>
@@ -18047,88 +19245,7 @@
 </ct:contentTypeSchema>
 </file>
 
-<file path=customXml/item2.xml><?xml version="1.0" encoding="utf-8"?>
-<?mso-contentType ?>
-<FormTemplates xmlns="http://schemas.microsoft.com/sharepoint/v3/contenttype/forms">
-  <Display>DocumentLibraryForm</Display>
-  <Edit>DocumentLibraryForm</Edit>
-  <New>DocumentLibraryForm</New>
-</FormTemplates>
-</file>
-
 <file path=customXml/item3.xml><?xml version="1.0" encoding="utf-8"?>
-<inkml:ink xmlns:inkml="http://www.w3.org/2003/InkML">
-  <inkml:definitions>
-    <inkml:context xml:id="ctx0">
-      <inkml:inkSource xml:id="inkSrc0">
-        <inkml:traceFormat>
-          <inkml:channel name="X" type="integer" min="-2.14748E9" max="2.14748E9" units="cm"/>
-          <inkml:channel name="Y" type="integer" min="-2.14748E9" max="2.14748E9" units="cm"/>
-          <inkml:channel name="F" type="integer" max="32767" units="dev"/>
-          <inkml:channel name="OA" type="integer" max="360" units="deg"/>
-          <inkml:channel name="OE" type="integer" max="90" units="deg"/>
-        </inkml:traceFormat>
-        <inkml:channelProperties>
-          <inkml:channelProperty channel="X" name="resolution" value="1000" units="1/cm"/>
-          <inkml:channelProperty channel="Y" name="resolution" value="1000" units="1/cm"/>
-          <inkml:channelProperty channel="F" name="resolution" value="0" units="1/dev"/>
-          <inkml:channelProperty channel="OA" name="resolution" value="1000" units="1/deg"/>
-          <inkml:channelProperty channel="OE" name="resolution" value="1000" units="1/deg"/>
-        </inkml:channelProperties>
-      </inkml:inkSource>
-      <inkml:timestamp xml:id="ts0" timeString="2025-06-10T16:08:50.568"/>
-    </inkml:context>
-    <inkml:brush xml:id="br0">
-      <inkml:brushProperty name="width" value="0.05" units="cm"/>
-      <inkml:brushProperty name="height" value="0.05" units="cm"/>
-      <inkml:brushProperty name="color" value="#E71224"/>
-    </inkml:brush>
-  </inkml:definitions>
-  <inkml:trace contextRef="#ctx0" brushRef="#br0">1236 239 3217 0 0,'-18'-44'2449'0'0,"11"24"-2251"0"0,-2 1 0 0 0,-14-27 0 0 0,19 39-210 0 0,-1 0 0 0 0,0 1-1 0 0,0 0 1 0 0,-1-1 0 0 0,0 2 0 0 0,0-1-1 0 0,0 1 1 0 0,0 0 0 0 0,-14-8-1 0 0,8 6-57 0 0,-1 1 0 0 0,1 1 1 0 0,-1 0-1 0 0,0 0 0 0 0,0 1 0 0 0,0 1 0 0 0,0 0 0 0 0,-1 1 0 0 0,-22-1 0 0 0,19 4-190 0 0,0 0-1 0 0,0 1 1 0 0,0 1-1 0 0,1 0 1 0 0,-1 1-1 0 0,1 1 1 0 0,-21 9-1 0 0,-37 17-295 0 0,-131 76-1 0 0,173-87 985 0 0,0 2 0 0 0,2 1 0 0 0,1 2 0 0 0,1 0 0 0 0,1 2 0 0 0,-28 37 0 0 0,-16 22-328 0 0,-54 78 18 0 0,113-145-112 0 0,0 0 1 0 0,2 1-1 0 0,1 0 0 0 0,0 0 0 0 0,2 1 1 0 0,0 0-1 0 0,-5 27 0 0 0,4 3 6 0 0,3 0-1 0 0,1 0 0 0 0,3 0 1 0 0,2 1-1 0 0,2-1 1 0 0,13 62-1 0 0,-11-89 37 0 0,1-1 0 0 0,2 1 0 0 0,0-1 0 0 0,1-1 0 0 0,1 0 0 0 0,2 0-1 0 0,0-1 1 0 0,1-1 0 0 0,1 0 0 0 0,1 0 0 0 0,25 25 0 0 0,-31-38 8 0 0,1 0 0 0 0,0-1 0 0 0,0 0 0 0 0,1-1-1 0 0,0 0 1 0 0,0 0 0 0 0,0-1 0 0 0,0 0 0 0 0,1-1 0 0 0,-1-1 0 0 0,1 0 0 0 0,23 1 0 0 0,0-2-27 0 0,-1-1 0 0 0,0-2 0 0 0,43-8 0 0 0,15-10 179 0 0,-1-4 0 0 0,111-46 0 0 0,-162 55-168 0 0,0 1-21 0 0,5-1 26 0 0,-2-3-1 0 0,45-23 0 0 0,-67 26 22 0 0,-1 0 0 0 0,0-2-1 0 0,-2 0 1 0 0,0-1 0 0 0,-1-1 0 0 0,0-1 0 0 0,-2 0-1 0 0,22-37 1 0 0,-28 39-39 0 0,0 1 1 0 0,-1-1-1 0 0,-1-1 0 0 0,-1 0 1 0 0,-1 1-1 0 0,0-2 0 0 0,-2 1 0 0 0,0 0 1 0 0,0-25-1 0 0,-2-13 167 0 0,-14-108-1 0 0,10 143-149 0 0,-1 0-1 0 0,0 1 1 0 0,-2-1-1 0 0,-1 1 1 0 0,-1 0-1 0 0,0 1 1 0 0,-1 0-1 0 0,-23-35 0 0 0,22 41 15 0 0,-1 0 0 0 0,0 0-1 0 0,-1 1 1 0 0,-1 0 0 0 0,0 1-1 0 0,0 1 1 0 0,-1 0 0 0 0,-1 1-1 0 0,0 0 1 0 0,0 1 0 0 0,-25-10-1 0 0,15 9-505 0 0,-1 1-1 0 0,0 2 1 0 0,0 0 0 0 0,-49-5-1 0 0,41 10-389 0 0</inkml:trace>
-</inkml:ink>
-</file>
-
-<file path=customXml/item4.xml><?xml version="1.0" encoding="utf-8"?>
-<p:properties xmlns:p="http://schemas.microsoft.com/office/2006/metadata/properties" xmlns:xsi="http://www.w3.org/2001/XMLSchema-instance" xmlns:pc="http://schemas.microsoft.com/office/infopath/2007/PartnerControls">
-  <documentManagement/>
-</p:properties>
-</file>
-
-<file path=customXml/item5.xml><?xml version="1.0" encoding="utf-8"?>
-<inkml:ink xmlns:inkml="http://www.w3.org/2003/InkML">
-  <inkml:definitions>
-    <inkml:context xml:id="ctx0">
-      <inkml:inkSource xml:id="inkSrc0">
-        <inkml:traceFormat>
-          <inkml:channel name="X" type="integer" min="-2.14748E9" max="2.14748E9" units="cm"/>
-          <inkml:channel name="Y" type="integer" min="-2.14748E9" max="2.14748E9" units="cm"/>
-          <inkml:channel name="F" type="integer" max="32767" units="dev"/>
-          <inkml:channel name="OA" type="integer" max="360" units="deg"/>
-          <inkml:channel name="OE" type="integer" max="90" units="deg"/>
-        </inkml:traceFormat>
-        <inkml:channelProperties>
-          <inkml:channelProperty channel="X" name="resolution" value="1000" units="1/cm"/>
-          <inkml:channelProperty channel="Y" name="resolution" value="1000" units="1/cm"/>
-          <inkml:channelProperty channel="F" name="resolution" value="0" units="1/dev"/>
-          <inkml:channelProperty channel="OA" name="resolution" value="1000" units="1/deg"/>
-          <inkml:channelProperty channel="OE" name="resolution" value="1000" units="1/deg"/>
-        </inkml:channelProperties>
-      </inkml:inkSource>
-      <inkml:timestamp xml:id="ts0" timeString="2025-06-10T16:09:06.362"/>
-    </inkml:context>
-    <inkml:brush xml:id="br0">
-      <inkml:brushProperty name="width" value="0.05" units="cm"/>
-      <inkml:brushProperty name="height" value="0.05" units="cm"/>
-      <inkml:brushProperty name="color" value="#E71224"/>
-    </inkml:brush>
-  </inkml:definitions>
-  <inkml:trace contextRef="#ctx0" brushRef="#br0">3153 356 7202 0 0,'-44'-7'350'0'0,"0"-2"0"0"0,1-2 0 0 0,0-2 0 0 0,-57-25 1 0 0,-168-76 1481 0 0,190 86-1679 0 0,-122-28 1 0 0,156 47-169 0 0,-67-16 302 0 0,-1 5 0 0 0,-122-5-1 0 0,88 25-117 0 0,1 6-1 0 0,-1 6 0 0 0,-208 45 1 0 0,298-44-170 0 0,0 3 1 0 0,1 1 0 0 0,1 4 0 0 0,0 1 0 0 0,-95 56-1 0 0,75-31-102 0 0,-120 97-1 0 0,165-119 91 0 0,2 1 0 0 0,1 2 0 0 0,1 0 0 0 0,2 2 1 0 0,1 0-1 0 0,-32 58 0 0 0,30-39-7 0 0,1 2 0 0 0,3 0 1 0 0,2 1-1 0 0,3 1 0 0 0,-17 102 0 0 0,25-76 38 0 0,3-1 0 0 0,4 1 0 0 0,4-1 0 0 0,20 120 0 0 0,-13-124-5 0 0,-3-11 48 0 0,4-1 0 0 0,23 76-1 0 0,-28-119-47 0 0,0-1 0 0 0,1 0 0 0 0,0 0 0 0 0,2-1 0 0 0,0 0 0 0 0,1-1 0 0 0,0 0 0 0 0,2-1 0 0 0,-1 0 0 0 0,2-1-1 0 0,25 20 1 0 0,-15-17 28 0 0,0-1 0 0 0,1-2-1 0 0,1 0 1 0 0,0-2 0 0 0,1-1-1 0 0,0-1 1 0 0,0-1 0 0 0,1-2-1 0 0,1 0 1 0 0,-1-2-1 0 0,1-1 1 0 0,31-1 0 0 0,36-3 35 0 0,1-4 1 0 0,122-22 0 0 0,-40 5 38 0 0,-35 9-33 0 0,182-24 276 0 0,51-43 591 0 0,-309 60-804 0 0,-1-3-1 0 0,0-3 1 0 0,89-47 0 0 0,59-55 5 0 0,-176 101-72 0 0,-1-3 0 0 0,-1-1 1 0 0,41-43-1 0 0,-52 43-35 0 0,-2 0 1 0 0,-1-2-1 0 0,-1-1 0 0 0,23-47 1 0 0,-19 26 62 0 0,-3-2 1 0 0,19-65-1 0 0,-30 75 16 0 0,-2 1 0 0 0,5-70 0 0 0,-4-95-93 0 0,-11 199-21 0 0,1-9 55 0 0,-1 1 0 0 0,-1-1 0 0 0,-1 1 0 0 0,0-1 0 0 0,-1 1 0 0 0,-2 0 0 0 0,0 0 0 0 0,-1 0 0 0 0,0 1 0 0 0,-2-1 0 0 0,-12-21 0 0 0,-32-62 287 0 0,32 60-30 0 0,-28-42 0 0 0,39 70-276 0 0,0 2 1 0 0,-1-1-1 0 0,0 1 1 0 0,-1 1-1 0 0,-1 0 1 0 0,0 0-1 0 0,-14-9 1 0 0,-10-3-215 0 0,0 3 0 0 0,-1 0-1 0 0,-1 3 1 0 0,0 1 0 0 0,-1 2 0 0 0,-1 1 0 0 0,-1 2 0 0 0,1 2 0 0 0,-1 2 0 0 0,-1 2 0 0 0,1 1 0 0 0,-76 4 0 0 0,88 3-696 0 0,0 2-1 0 0,0 1 1 0 0,0 2 0 0 0,-39 15 0 0 0,23-4 15 0 0</inkml:trace>
-  <inkml:trace contextRef="#ctx0" brushRef="#br0" timeOffset="2304.57">3473 308 408 0 0,'25'-34'-131'0'0,"-12"9"9868"0"0,-14 35-9206 0 0,-2 1-494 0 0,2 1 1 0 0,-1-1 0 0 0,1 0-1 0 0,1 1 1 0 0,0-1-1 0 0,3 17 1 0 0,16 78-22 0 0,-1-5-4 0 0,-6 136 38 0 0,0-15 29 0 0,-4-164-14 0 0,-4-36 88 0 0,2 43 1333 0 0,-8-70-1392 0 0,0 1 0 0 0,0-1 0 0 0,0 0 0 0 0,0 0 0 0 0,1 0 0 0 0,-2-8 0 0 0,2 11-63 0 0,-50-289 287 0 0,50 262-342 0 0,1 0 0 0 0,1 0-1 0 0,2 1 1 0 0,1-1-1 0 0,10-38 1 0 0,6-41-152 0 0,-20 107 169 0 0,0 1 1 0 0,0 0-1 0 0,0-1 1 0 0,0 1-1 0 0,0 0 1 0 0,0-1 0 0 0,0 1-1 0 0,0 0 1 0 0,0-1-1 0 0,0 1 1 0 0,0-1 0 0 0,0 1-1 0 0,0 0 1 0 0,0-1-1 0 0,0 1 1 0 0,0 0-1 0 0,-1-1 1 0 0,1 1 0 0 0,0 0-1 0 0,0-1 1 0 0,0 1-1 0 0,-1 0 1 0 0,1 0 0 0 0,0-1-1 0 0,0 1 1 0 0,-1 0-1 0 0,1 0 1 0 0,0-1-1 0 0,0 1 1 0 0,-1 0 0 0 0,1 0-1 0 0,0 0 1 0 0,-1-1-1 0 0,1 1 1 0 0,0 0 0 0 0,-1 0-1 0 0,1 0 1 0 0,-1 0-1 0 0,1 0 1 0 0,0 0-1 0 0,-1 0 1 0 0,1 0 0 0 0,0 0-1 0 0,-1 0 1 0 0,1 0-1 0 0,-1 0 1 0 0,1 0 0 0 0,0 0-1 0 0,-1 0 1 0 0,1 0-1 0 0,0 0 1 0 0,-1 0-1 0 0,1 1 1 0 0,0-1 0 0 0,-1 0-1 0 0,1 0 1 0 0,0 0-1 0 0,-1 1 1 0 0,1-1 0 0 0,0 0-1 0 0,-1 1 1 0 0,-1 0 2 0 0,-1 1 0 0 0,1-1 1 0 0,-1 1-1 0 0,1-1 0 0 0,0 1 1 0 0,0 0-1 0 0,0 0 0 0 0,-3 3 1 0 0,-4 11-2 0 0,0 1 0 0 0,1 0 0 0 0,1 1 0 0 0,0-1 0 0 0,1 1 0 0 0,1 1 0 0 0,1-1 0 0 0,-2 21 1 0 0,0 19-138 0 0,2 75 1 0 0,4-118-445 0 0,1 1 0 0 0,0-1 0 0 0,2 1 0 0 0,-1-1 0 0 0,2 0 0 0 0,0 0 0 0 0,1-1 0 0 0,0 1 0 0 0,9 14 0 0 0,-8-17-549 0 0</inkml:trace>
-  <inkml:trace contextRef="#ctx0" brushRef="#br0" timeOffset="2956.45">3554 1583 3409 0 0,'0'0'4221'0'0,"-1"0"-4145"0"0,0 0 0 0 0,1 1 0 0 0,-1-1 1 0 0,0 0-1 0 0,1 0 0 0 0,-1 0 0 0 0,0 1 1 0 0,0-1-1 0 0,1 0 0 0 0,-1 1 0 0 0,0-1 1 0 0,1 0-1 0 0,-1 1 0 0 0,1-1 0 0 0,-1 1 1 0 0,1-1-1 0 0,-1 1 0 0 0,1-1 0 0 0,-1 1 1 0 0,1-1-1 0 0,-1 1 0 0 0,0 1 0 0 0,-2 5-46 0 0,1 1-1 0 0,-1 0 1 0 0,1-1-1 0 0,1 1 0 0 0,-1 0 1 0 0,1 0-1 0 0,1 0 1 0 0,0 12-1 0 0,0-4-34 0 0,1 0 0 0 0,1 0 1 0 0,7 26-1 0 0,-10-41 2 0 0,1-1 0 0 0,1 1 0 0 0,-1-1 0 0 0,0 1 0 0 0,0-1 0 0 0,0 1 0 0 0,0-1 0 0 0,0 1 0 0 0,0-1 0 0 0,0 1 0 0 0,1-1 0 0 0,-1 1 0 0 0,0-1 0 0 0,0 0 0 0 0,1 1 0 0 0,-1-1 0 0 0,0 1 0 0 0,1-1 0 0 0,-1 0 0 0 0,0 1 0 0 0,1-1 0 0 0,-1 0 0 0 0,0 1 0 0 0,1-1 0 0 0,-1 0 0 0 0,1 0 0 0 0,-1 0 0 0 0,1 1 0 0 0,-1-1 0 0 0,0 0 0 0 0,1 0 0 0 0,-1 0 0 0 0,1 0 0 0 0,-1 0 0 0 0,2 0 0 0 0,12-13-54 0 0,7-26 91 0 0,-19 31 14 0 0,0-1 0 0 0,-1 0 0 0 0,1 0 1 0 0,-2-1-1 0 0,1 1 0 0 0,-2 0 0 0 0,1 0 0 0 0,-2-10 0 0 0,1 14 3 0 0,0 1 0 0 0,0-1 0 0 0,-1 1 0 0 0,1-1 0 0 0,-1 1 0 0 0,0-1-1 0 0,-5-7 1 0 0,6 11-13 0 0,0-1 0 0 0,-1 0 0 0 0,1 1-1 0 0,-1-1 1 0 0,1 1 0 0 0,-1-1 0 0 0,1 1 0 0 0,-1 0-1 0 0,0-1 1 0 0,0 1 0 0 0,0 0 0 0 0,0 0-1 0 0,0 1 1 0 0,0-1 0 0 0,0 0 0 0 0,0 1 0 0 0,-4-2-1 0 0,4 3-23 0 0,1-1 0 0 0,-1 0 0 0 0,0 1 0 0 0,0 0 0 0 0,0-1 0 0 0,1 1-1 0 0,-1 0 1 0 0,0 0 0 0 0,1 0 0 0 0,-1 0 0 0 0,0 0 0 0 0,1 0 0 0 0,-1 0-1 0 0,1 0 1 0 0,0 1 0 0 0,-1-1 0 0 0,1 1 0 0 0,0-1 0 0 0,0 1 0 0 0,0-1-1 0 0,0 1 1 0 0,0 0 0 0 0,0-1 0 0 0,1 1 0 0 0,-1 0 0 0 0,0 0 0 0 0,1-1 0 0 0,0 1-1 0 0,-1 3 1 0 0,0-1-44 0 0,0-1-1 0 0,0 0 1 0 0,0 1-1 0 0,1-1 0 0 0,-1 1 1 0 0,1-1-1 0 0,0 1 1 0 0,0-1-1 0 0,0 1 0 0 0,1-1 1 0 0,-1 1-1 0 0,1-1 1 0 0,0 0-1 0 0,0 1 1 0 0,2 4-1 0 0,-3-7 18 0 0,1-1 0 0 0,-1 1 0 0 0,0-1 0 0 0,1 1 0 0 0,-1-1 0 0 0,0 0 0 0 0,1 1 0 0 0,-1-1 0 0 0,1 0 0 0 0,-1 1 0 0 0,0-1 0 0 0,1 0 0 0 0,-1 0 0 0 0,1 1 0 0 0,-1-1 0 0 0,1 0 0 0 0,-1 0 0 0 0,1 0 1 0 0,-1 0-1 0 0,1 1 0 0 0,-1-1 0 0 0,1 0 0 0 0,-1 0 0 0 0,1 0 0 0 0,-1 0 0 0 0,1 0 0 0 0,-1 0 0 0 0,1-1 0 0 0,0 1 0 0 0,-1 0 0 0 0,1 0 0 0 0,-1 0 0 0 0,1 0 0 0 0,0-1 0 0 0,15-16-99 0 0,-12 10 125 0 0,0 1 0 0 0,-1-1 0 0 0,0 1 0 0 0,4-13 0 0 0,-5-5 173 0 0,-3 24-177 0 0,1 0 0 0 0,0-1-1 0 0,0 1 1 0 0,0 0-1 0 0,0 0 1 0 0,0 0 0 0 0,0 0-1 0 0,0 0 1 0 0,0-1 0 0 0,0 1-1 0 0,-1 0 1 0 0,1 0-1 0 0,0 0 1 0 0,0 0 0 0 0,0 0-1 0 0,0 0 1 0 0,0 0-1 0 0,-1 0 1 0 0,1-1 0 0 0,0 1-1 0 0,0 0 1 0 0,0 0-1 0 0,0 0 1 0 0,-1 0 0 0 0,1 0-1 0 0,0 0 1 0 0,0 0 0 0 0,0 0-1 0 0,0 0 1 0 0,-1 0-1 0 0,1 0 1 0 0,0 0 0 0 0,0 0-1 0 0,0 0 1 0 0,0 0-1 0 0,0 1 1 0 0,-1-1 0 0 0,1 0-1 0 0,0 0 1 0 0,0 0-1 0 0,0 0 1 0 0,0 0 0 0 0,0 0-1 0 0,-1 0 1 0 0,1 0 0 0 0,0 0-1 0 0,0 1 1 0 0,0-1-1 0 0,0 0 1 0 0,0 0 0 0 0,0 0-1 0 0,0 0 1 0 0,-1 0-1 0 0,1 1 1 0 0,-2 2 12 0 0,0 0-1 0 0,0 0 1 0 0,0 0-1 0 0,0 0 1 0 0,1 0 0 0 0,-1 1-1 0 0,1-1 1 0 0,0 1-1 0 0,0-1 1 0 0,-1 5-1 0 0,0 5-669 0 0,0 1 1 0 0,0 0-1 0 0,2 0 0 0 0,1 24 0 0 0,0-28 77 0 0</inkml:trace>
-</inkml:ink>
-</file>
-
-<file path=customXml/item6.xml><?xml version="1.0" encoding="utf-8"?>
 <inkml:ink xmlns:inkml="http://www.w3.org/2003/InkML">
   <inkml:definitions>
     <inkml:context xml:id="ctx0">
@@ -18172,11 +19289,66 @@
 </inkml:ink>
 </file>
 
-<file path=customXml/item7.xml><?xml version="1.0" encoding="utf-8"?>
+<file path=customXml/item4.xml><?xml version="1.0" encoding="utf-8"?>
 <b:Sources xmlns:b="http://schemas.openxmlformats.org/officeDocument/2006/bibliography" xmlns="http://schemas.openxmlformats.org/officeDocument/2006/bibliography" SelectedStyle="\APASixthEditionOfficeOnline.xsl" StyleName="APA" Version="6"/>
 </file>
 
+<file path=customXml/item5.xml><?xml version="1.0" encoding="utf-8"?>
+<?mso-contentType ?>
+<FormTemplates xmlns="http://schemas.microsoft.com/sharepoint/v3/contenttype/forms">
+  <Display>DocumentLibraryForm</Display>
+  <Edit>DocumentLibraryForm</Edit>
+  <New>DocumentLibraryForm</New>
+</FormTemplates>
+</file>
+
+<file path=customXml/item6.xml><?xml version="1.0" encoding="utf-8"?>
+<inkml:ink xmlns:inkml="http://www.w3.org/2003/InkML">
+  <inkml:definitions>
+    <inkml:context xml:id="ctx0">
+      <inkml:inkSource xml:id="inkSrc0">
+        <inkml:traceFormat>
+          <inkml:channel name="X" type="integer" min="-2.14748E9" max="2.14748E9" units="cm"/>
+          <inkml:channel name="Y" type="integer" min="-2.14748E9" max="2.14748E9" units="cm"/>
+          <inkml:channel name="F" type="integer" max="32767" units="dev"/>
+          <inkml:channel name="OA" type="integer" max="360" units="deg"/>
+          <inkml:channel name="OE" type="integer" max="90" units="deg"/>
+        </inkml:traceFormat>
+        <inkml:channelProperties>
+          <inkml:channelProperty channel="X" name="resolution" value="1000" units="1/cm"/>
+          <inkml:channelProperty channel="Y" name="resolution" value="1000" units="1/cm"/>
+          <inkml:channelProperty channel="F" name="resolution" value="0" units="1/dev"/>
+          <inkml:channelProperty channel="OA" name="resolution" value="1000" units="1/deg"/>
+          <inkml:channelProperty channel="OE" name="resolution" value="1000" units="1/deg"/>
+        </inkml:channelProperties>
+      </inkml:inkSource>
+      <inkml:timestamp xml:id="ts0" timeString="2025-06-10T16:08:50.568"/>
+    </inkml:context>
+    <inkml:brush xml:id="br0">
+      <inkml:brushProperty name="width" value="0.05" units="cm"/>
+      <inkml:brushProperty name="height" value="0.05" units="cm"/>
+      <inkml:brushProperty name="color" value="#E71224"/>
+    </inkml:brush>
+  </inkml:definitions>
+  <inkml:trace contextRef="#ctx0" brushRef="#br0">1236 239 3217 0 0,'-18'-44'2449'0'0,"11"24"-2251"0"0,-2 1 0 0 0,-14-27 0 0 0,19 39-210 0 0,-1 0 0 0 0,0 1-1 0 0,0 0 1 0 0,-1-1 0 0 0,0 2 0 0 0,0-1-1 0 0,0 1 1 0 0,0 0 0 0 0,-14-8-1 0 0,8 6-57 0 0,-1 1 0 0 0,1 1 1 0 0,-1 0-1 0 0,0 0 0 0 0,0 1 0 0 0,0 1 0 0 0,0 0 0 0 0,-1 1 0 0 0,-22-1 0 0 0,19 4-190 0 0,0 0-1 0 0,0 1 1 0 0,0 1-1 0 0,1 0 1 0 0,-1 1-1 0 0,1 1 1 0 0,-21 9-1 0 0,-37 17-295 0 0,-131 76-1 0 0,173-87 985 0 0,0 2 0 0 0,2 1 0 0 0,1 2 0 0 0,1 0 0 0 0,1 2 0 0 0,-28 37 0 0 0,-16 22-328 0 0,-54 78 18 0 0,113-145-112 0 0,0 0 1 0 0,2 1-1 0 0,1 0 0 0 0,0 0 0 0 0,2 1 1 0 0,0 0-1 0 0,-5 27 0 0 0,4 3 6 0 0,3 0-1 0 0,1 0 0 0 0,3 0 1 0 0,2 1-1 0 0,2-1 1 0 0,13 62-1 0 0,-11-89 37 0 0,1-1 0 0 0,2 1 0 0 0,0-1 0 0 0,1-1 0 0 0,1 0 0 0 0,2 0-1 0 0,0-1 1 0 0,1-1 0 0 0,1 0 0 0 0,1 0 0 0 0,25 25 0 0 0,-31-38 8 0 0,1 0 0 0 0,0-1 0 0 0,0 0 0 0 0,1-1-1 0 0,0 0 1 0 0,0 0 0 0 0,0-1 0 0 0,0 0 0 0 0,1-1 0 0 0,-1-1 0 0 0,1 0 0 0 0,23 1 0 0 0,0-2-27 0 0,-1-1 0 0 0,0-2 0 0 0,43-8 0 0 0,15-10 179 0 0,-1-4 0 0 0,111-46 0 0 0,-162 55-168 0 0,0 1-21 0 0,5-1 26 0 0,-2-3-1 0 0,45-23 0 0 0,-67 26 22 0 0,-1 0 0 0 0,0-2-1 0 0,-2 0 1 0 0,0-1 0 0 0,-1-1 0 0 0,0-1 0 0 0,-2 0-1 0 0,22-37 1 0 0,-28 39-39 0 0,0 1 1 0 0,-1-1-1 0 0,-1-1 0 0 0,-1 0 1 0 0,-1 1-1 0 0,0-2 0 0 0,-2 1 0 0 0,0 0 1 0 0,0-25-1 0 0,-2-13 167 0 0,-14-108-1 0 0,10 143-149 0 0,-1 0-1 0 0,0 1 1 0 0,-2-1-1 0 0,-1 1 1 0 0,-1 0-1 0 0,0 1 1 0 0,-1 0-1 0 0,-23-35 0 0 0,22 41 15 0 0,-1 0 0 0 0,0 0-1 0 0,-1 1 1 0 0,-1 0 0 0 0,0 1-1 0 0,0 1 1 0 0,-1 0 0 0 0,-1 1-1 0 0,0 0 1 0 0,0 1 0 0 0,-25-10-1 0 0,15 9-505 0 0,-1 1-1 0 0,0 2 1 0 0,0 0 0 0 0,-49-5-1 0 0,41 10-389 0 0</inkml:trace>
+</inkml:ink>
+</file>
+
+<file path=customXml/item7.xml><?xml version="1.0" encoding="utf-8"?>
+<p:properties xmlns:p="http://schemas.microsoft.com/office/2006/metadata/properties" xmlns:xsi="http://www.w3.org/2001/XMLSchema-instance" xmlns:pc="http://schemas.microsoft.com/office/infopath/2007/PartnerControls">
+  <documentManagement/>
+</p:properties>
+</file>
+
 <file path=customXml/itemProps1.xml><?xml version="1.0" encoding="utf-8"?>
+<ds:datastoreItem xmlns:ds="http://schemas.openxmlformats.org/officeDocument/2006/customXml" ds:itemID="{01D51A4F-7BE7-46DF-A7D0-BDB91C1C49A3}">
+  <ds:schemaRefs>
+    <ds:schemaRef ds:uri="http://www.w3.org/2003/InkML"/>
+  </ds:schemaRefs>
+</ds:datastoreItem>
+</file>
+
+<file path=customXml/itemProps2.xml><?xml version="1.0" encoding="utf-8"?>
 <ds:datastoreItem xmlns:ds="http://schemas.openxmlformats.org/officeDocument/2006/customXml" ds:itemID="{4B023D59-82BC-4D0F-A651-C98E01C1F15C}">
   <ds:schemaRefs>
     <ds:schemaRef ds:uri="http://schemas.microsoft.com/office/2006/metadata/contentType"/>
@@ -18194,14 +19366,6 @@
 </ds:datastoreItem>
 </file>
 
-<file path=customXml/itemProps2.xml><?xml version="1.0" encoding="utf-8"?>
-<ds:datastoreItem xmlns:ds="http://schemas.openxmlformats.org/officeDocument/2006/customXml" ds:itemID="{6A655C0C-F4A3-4931-9F7F-84CBD61DCE8F}">
-  <ds:schemaRefs>
-    <ds:schemaRef ds:uri="http://schemas.microsoft.com/sharepoint/v3/contenttype/forms"/>
-  </ds:schemaRefs>
-</ds:datastoreItem>
-</file>
-
 <file path=customXml/itemProps3.xml><?xml version="1.0" encoding="utf-8"?>
 <ds:datastoreItem xmlns:ds="http://schemas.openxmlformats.org/officeDocument/2006/customXml" ds:itemID="{4B023D59-82BC-4D0F-A651-C98E01C1F15C}">
   <ds:schemaRefs>
@@ -18211,18 +19375,17 @@
 </file>
 
 <file path=customXml/itemProps4.xml><?xml version="1.0" encoding="utf-8"?>
-<ds:datastoreItem xmlns:ds="http://schemas.openxmlformats.org/officeDocument/2006/customXml" ds:itemID="{CE199482-6225-420D-8982-84EA3B0C446C}">
+<ds:datastoreItem xmlns:ds="http://schemas.openxmlformats.org/officeDocument/2006/customXml" ds:itemID="{01D51A4F-7BE7-46DF-A7D0-BDB91C1C49A3}">
   <ds:schemaRefs>
-    <ds:schemaRef ds:uri="http://schemas.microsoft.com/office/2006/metadata/properties"/>
-    <ds:schemaRef ds:uri="http://schemas.microsoft.com/office/infopath/2007/PartnerControls"/>
+    <ds:schemaRef ds:uri="http://schemas.openxmlformats.org/officeDocument/2006/bibliography"/>
   </ds:schemaRefs>
 </ds:datastoreItem>
 </file>
 
 <file path=customXml/itemProps5.xml><?xml version="1.0" encoding="utf-8"?>
-<ds:datastoreItem xmlns:ds="http://schemas.openxmlformats.org/officeDocument/2006/customXml" ds:itemID="{01D51A4F-7BE7-46DF-A7D0-BDB91C1C49A3}">
+<ds:datastoreItem xmlns:ds="http://schemas.openxmlformats.org/officeDocument/2006/customXml" ds:itemID="{6A655C0C-F4A3-4931-9F7F-84CBD61DCE8F}">
   <ds:schemaRefs>
-    <ds:schemaRef ds:uri="http://www.w3.org/2003/InkML"/>
+    <ds:schemaRef ds:uri="http://schemas.microsoft.com/sharepoint/v3/contenttype/forms"/>
   </ds:schemaRefs>
 </ds:datastoreItem>
 </file>
@@ -18236,9 +19399,10 @@
 </file>
 
 <file path=customXml/itemProps7.xml><?xml version="1.0" encoding="utf-8"?>
-<ds:datastoreItem xmlns:ds="http://schemas.openxmlformats.org/officeDocument/2006/customXml" ds:itemID="{01D51A4F-7BE7-46DF-A7D0-BDB91C1C49A3}">
+<ds:datastoreItem xmlns:ds="http://schemas.openxmlformats.org/officeDocument/2006/customXml" ds:itemID="{CE199482-6225-420D-8982-84EA3B0C446C}">
   <ds:schemaRefs>
-    <ds:schemaRef ds:uri="http://schemas.openxmlformats.org/officeDocument/2006/bibliography"/>
+    <ds:schemaRef ds:uri="http://schemas.microsoft.com/office/2006/metadata/properties"/>
+    <ds:schemaRef ds:uri="http://schemas.microsoft.com/office/infopath/2007/PartnerControls"/>
   </ds:schemaRefs>
 </ds:datastoreItem>
 </file>
--- a/D_Documentation/Doku-Alex.docx
+++ b/D_Documentation/Doku-Alex.docx
@@ -3161,14 +3161,12 @@
         </w:rPr>
         <w:t xml:space="preserve">Im Rahmen dieser Diplomarbeit wird ein mobiles 3D-Scannersystem entwickelt, das als intuitiver Arbeitsplatz für die Lagermitarbeiter fungiert. Das technische Kernziel ist die automatisierte Erfassung von Gewichten mittels </w:t>
       </w:r>
-      <w:proofErr w:type="spellStart"/>
       <w:r>
         <w:rPr>
           <w:lang w:eastAsia="en-AT"/>
         </w:rPr>
-        <w:t>Wägezellen</w:t>
-      </w:r>
-      <w:proofErr w:type="spellEnd"/>
+        <w:t>Wiegezellen</w:t>
+      </w:r>
       <w:r>
         <w:rPr>
           <w:lang w:eastAsia="en-AT"/>
@@ -4509,19 +4507,15 @@
       <w:r>
         <w:t xml:space="preserve">Die Messung von Masse/bzw. Gewicht erfolgt über </w:t>
       </w:r>
-      <w:proofErr w:type="spellStart"/>
-      <w:r>
-        <w:t>Wägezellen</w:t>
-      </w:r>
-      <w:proofErr w:type="spellEnd"/>
+      <w:r>
+        <w:t>Wiegezellen</w:t>
+      </w:r>
       <w:r>
         <w:t xml:space="preserve">. </w:t>
       </w:r>
-      <w:proofErr w:type="spellStart"/>
-      <w:r>
-        <w:t>Wägezellen</w:t>
-      </w:r>
-      <w:proofErr w:type="spellEnd"/>
+      <w:r>
+        <w:t>Wiegezellen</w:t>
+      </w:r>
       <w:r>
         <w:t xml:space="preserve"> sind Kraft </w:t>
       </w:r>
@@ -4541,11 +4535,9 @@
       <w:r>
         <w:t xml:space="preserve">Die in der Industrie am häufigsten auftretende Art der Zellen sind die Dehnstreifen </w:t>
       </w:r>
-      <w:proofErr w:type="spellStart"/>
-      <w:r>
-        <w:t>Wägezellen</w:t>
-      </w:r>
-      <w:proofErr w:type="spellEnd"/>
+      <w:r>
+        <w:t>Wiegezellen</w:t>
+      </w:r>
       <w:r>
         <w:t xml:space="preserve">, diese bestehen aus einem Metallgehäuse und Dehnstreifen, welche direkt am Metall fixiert sind. Wenn nun </w:t>
       </w:r>
@@ -8960,11 +8952,9 @@
       <w:r>
         <w:t xml:space="preserve">Bei den </w:t>
       </w:r>
-      <w:proofErr w:type="spellStart"/>
-      <w:r>
-        <w:t>Wägezellen</w:t>
-      </w:r>
-      <w:proofErr w:type="spellEnd"/>
+      <w:r>
+        <w:t>Wiegezellen</w:t>
+      </w:r>
       <w:r>
         <w:t xml:space="preserve"> wurde sich für die Zellen von der Firma Kern entschieden. Hier wurden die CP 20-2Y1 mit einer maximalen Traglast von jeweils 20Kg gewählt. Diese sind gut dokumentiert, bieten genug Traglast und sind auch stabil gebaut, im Gegensatz zu billigen chinesischen Produkten. </w:t>
       </w:r>
@@ -9454,11 +9444,9 @@
             <w:tcW w:w="1600" w:type="dxa"/>
           </w:tcPr>
           <w:p>
-            <w:proofErr w:type="spellStart"/>
-            <w:r>
-              <w:t>Wägezellen</w:t>
-            </w:r>
-            <w:proofErr w:type="spellEnd"/>
+            <w:r>
+              <w:t>Wiegezellen</w:t>
+            </w:r>
           </w:p>
         </w:tc>
         <w:tc>
@@ -11162,7 +11150,7 @@
           <w:u w:val="single"/>
         </w:rPr>
         <w:lastRenderedPageBreak/>
-        <w:t>Planung</w:t>
+        <w:t>Dimensionierung</w:t>
       </w:r>
       <w:r>
         <w:rPr>
@@ -11197,8 +11185,58 @@
         <w:pStyle w:val="Text"/>
       </w:pPr>
       <w:r>
-        <w:t>-&gt; Disparität</w:t>
-      </w:r>
+        <w:t>Der Hauptgrund hierfür ist d</w:t>
+      </w:r>
+      <w:r>
+        <w:t xml:space="preserve">ie Disparität: </w:t>
+      </w:r>
+    </w:p>
+    <w:p>
+      <w:pPr>
+        <w:pStyle w:val="Text"/>
+      </w:pPr>
+      <w:r>
+        <w:t xml:space="preserve">Um die Tiefe zu </w:t>
+      </w:r>
+      <w:r>
+        <w:t>messen,</w:t>
+      </w:r>
+      <w:r>
+        <w:t xml:space="preserve"> wird das Bild der einen Kamera mit der anderen Verglichen</w:t>
+      </w:r>
+      <w:r>
+        <w:t>. Die Verschiebung des Objekts auf dem anderen Bild wird dann verwendet, um sich die Tiefe zu errechnen. Intern hat die Kamera aber einen festen Bereich festgelegt, indem die Disparität gesucht wird. Je näher das Objekt an die Kameras kommt, desto höher ist die Disparität und ab einem bestimmten Punkt ist diese einfach aus dem festgelegten Bereich raus.</w:t>
+      </w:r>
+    </w:p>
+    <w:p>
+      <w:pPr>
+        <w:pStyle w:val="Text"/>
+      </w:pPr>
+      <w:r>
+        <w:t xml:space="preserve">Angenommen wird ein maximale </w:t>
+      </w:r>
+      <w:r>
+        <w:t>Objekthöhe von ca. 300m. Mit etwas Toleranz wird daher eine Höhe zwischen Tiefenkamera und Wieg</w:t>
+      </w:r>
+      <w:r>
+        <w:t>e</w:t>
+      </w:r>
+      <w:r>
+        <w:t xml:space="preserve">platte von ca. </w:t>
+      </w:r>
+      <w:r>
+        <w:t>600mm gewählt.</w:t>
+      </w:r>
+    </w:p>
+    <w:p>
+      <w:pPr>
+        <w:pStyle w:val="Text"/>
+      </w:pPr>
+    </w:p>
+    <w:p>
+      <w:pPr>
+        <w:pStyle w:val="Text"/>
+      </w:pPr>
     </w:p>
     <w:p>
       <w:pPr>
@@ -11212,6 +11250,679 @@
       <w:pPr>
         <w:pStyle w:val="Text"/>
       </w:pPr>
+      <w:r>
+        <w:t xml:space="preserve">Angenommen wird, dass die Kameras einen Bereich von 400m breite und 400mm länge aufnehmen können. </w:t>
+      </w:r>
+    </w:p>
+    <w:p>
+      <w:pPr>
+        <w:jc w:val="left"/>
+      </w:pPr>
+      <w:r>
+        <w:br w:type="page"/>
+      </w:r>
+    </w:p>
+    <w:p>
+      <w:pPr>
+        <w:pStyle w:val="Text"/>
+        <w:jc w:val="center"/>
+      </w:pPr>
+      <w:r>
+        <w:rPr>
+          <w:noProof/>
+        </w:rPr>
+        <w:lastRenderedPageBreak/>
+        <w:drawing>
+          <wp:inline distT="0" distB="0" distL="0" distR="0" wp14:anchorId="42E19469" wp14:editId="33E59621">
+            <wp:extent cx="1781175" cy="2254983"/>
+            <wp:effectExtent l="0" t="0" r="0" b="0"/>
+            <wp:docPr id="997538717" name="Picture 1"/>
+            <wp:cNvGraphicFramePr>
+              <a:graphicFrameLocks xmlns:a="http://schemas.openxmlformats.org/drawingml/2006/main" noChangeAspect="1"/>
+            </wp:cNvGraphicFramePr>
+            <a:graphic xmlns:a="http://schemas.openxmlformats.org/drawingml/2006/main">
+              <a:graphicData uri="http://schemas.openxmlformats.org/drawingml/2006/picture">
+                <pic:pic xmlns:pic="http://schemas.openxmlformats.org/drawingml/2006/picture">
+                  <pic:nvPicPr>
+                    <pic:cNvPr id="997538717" name=""/>
+                    <pic:cNvPicPr/>
+                  </pic:nvPicPr>
+                  <pic:blipFill>
+                    <a:blip r:embed="rId103"/>
+                    <a:stretch>
+                      <a:fillRect/>
+                    </a:stretch>
+                  </pic:blipFill>
+                  <pic:spPr>
+                    <a:xfrm>
+                      <a:off x="0" y="0"/>
+                      <a:ext cx="1789636" cy="2265695"/>
+                    </a:xfrm>
+                    <a:prstGeom prst="rect">
+                      <a:avLst/>
+                    </a:prstGeom>
+                  </pic:spPr>
+                </pic:pic>
+              </a:graphicData>
+            </a:graphic>
+          </wp:inline>
+        </w:drawing>
+      </w:r>
+    </w:p>
+    <w:p>
+      <w:pPr>
+        <w:pStyle w:val="Text"/>
+      </w:pPr>
+      <w:r>
+        <w:t>gegeben:</w:t>
+      </w:r>
+    </w:p>
+    <w:p>
+      <w:pPr>
+        <w:pStyle w:val="Text"/>
+      </w:pPr>
+      <m:oMathPara>
+        <m:oMath>
+          <m:r>
+            <w:rPr>
+              <w:rFonts w:ascii="Cambria Math" w:hAnsi="Cambria Math"/>
+            </w:rPr>
+            <m:t>α=</m:t>
+          </m:r>
+          <m:f>
+            <m:fPr>
+              <m:ctrlPr>
+                <w:rPr>
+                  <w:rFonts w:ascii="Cambria Math" w:hAnsi="Cambria Math"/>
+                  <w:i/>
+                </w:rPr>
+              </m:ctrlPr>
+            </m:fPr>
+            <m:num>
+              <m:r>
+                <w:rPr>
+                  <w:rFonts w:ascii="Cambria Math" w:hAnsi="Cambria Math"/>
+                </w:rPr>
+                <m:t>Brennweite</m:t>
+              </m:r>
+            </m:num>
+            <m:den>
+              <m:r>
+                <w:rPr>
+                  <w:rFonts w:ascii="Cambria Math" w:hAnsi="Cambria Math"/>
+                </w:rPr>
+                <m:t>2</m:t>
+              </m:r>
+            </m:den>
+          </m:f>
+          <m:r>
+            <w:rPr>
+              <w:rFonts w:ascii="Cambria Math" w:hAnsi="Cambria Math"/>
+            </w:rPr>
+            <m:t xml:space="preserve">= </m:t>
+          </m:r>
+          <m:f>
+            <m:fPr>
+              <m:ctrlPr>
+                <w:rPr>
+                  <w:rFonts w:ascii="Cambria Math" w:hAnsi="Cambria Math"/>
+                  <w:i/>
+                </w:rPr>
+              </m:ctrlPr>
+            </m:fPr>
+            <m:num>
+              <m:r>
+                <w:rPr>
+                  <w:rFonts w:ascii="Cambria Math" w:hAnsi="Cambria Math"/>
+                </w:rPr>
+                <m:t>140°</m:t>
+              </m:r>
+            </m:num>
+            <m:den>
+              <m:r>
+                <w:rPr>
+                  <w:rFonts w:ascii="Cambria Math" w:hAnsi="Cambria Math"/>
+                </w:rPr>
+                <m:t>2</m:t>
+              </m:r>
+            </m:den>
+          </m:f>
+          <m:r>
+            <w:rPr>
+              <w:rFonts w:ascii="Cambria Math" w:hAnsi="Cambria Math"/>
+            </w:rPr>
+            <m:t>=70°</m:t>
+          </m:r>
+        </m:oMath>
+      </m:oMathPara>
+    </w:p>
+    <w:p>
+      <w:pPr>
+        <w:pStyle w:val="Text"/>
+      </w:pPr>
+      <m:oMathPara>
+        <m:oMath>
+          <m:r>
+            <w:rPr>
+              <w:rFonts w:ascii="Cambria Math" w:hAnsi="Cambria Math"/>
+            </w:rPr>
+            <m:t>x=400mm→</m:t>
+          </m:r>
+          <m:f>
+            <m:fPr>
+              <m:ctrlPr>
+                <w:rPr>
+                  <w:rFonts w:ascii="Cambria Math" w:hAnsi="Cambria Math"/>
+                  <w:i/>
+                </w:rPr>
+              </m:ctrlPr>
+            </m:fPr>
+            <m:num>
+              <m:r>
+                <w:rPr>
+                  <w:rFonts w:ascii="Cambria Math" w:hAnsi="Cambria Math"/>
+                </w:rPr>
+                <m:t>x</m:t>
+              </m:r>
+            </m:num>
+            <m:den>
+              <m:r>
+                <w:rPr>
+                  <w:rFonts w:ascii="Cambria Math" w:hAnsi="Cambria Math"/>
+                </w:rPr>
+                <m:t>2</m:t>
+              </m:r>
+            </m:den>
+          </m:f>
+          <m:r>
+            <w:rPr>
+              <w:rFonts w:ascii="Cambria Math" w:hAnsi="Cambria Math"/>
+            </w:rPr>
+            <m:t>=200mm</m:t>
+          </m:r>
+        </m:oMath>
+      </m:oMathPara>
+    </w:p>
+    <w:p>
+      <w:pPr>
+        <w:pStyle w:val="Text"/>
+      </w:pPr>
+      <w:r>
+        <w:t>gesucht:</w:t>
+      </w:r>
+    </w:p>
+    <w:p>
+      <w:pPr>
+        <w:pStyle w:val="Text"/>
+      </w:pPr>
+      <m:oMathPara>
+        <m:oMath>
+          <m:r>
+            <w:rPr>
+              <w:rFonts w:ascii="Cambria Math" w:hAnsi="Cambria Math"/>
+            </w:rPr>
+            <m:t>d= ?</m:t>
+          </m:r>
+        </m:oMath>
+      </m:oMathPara>
+    </w:p>
+    <w:p>
+      <w:pPr>
+        <w:pStyle w:val="Text"/>
+      </w:pPr>
+      <m:oMathPara>
+        <m:oMath>
+          <m:func>
+            <m:funcPr>
+              <m:ctrlPr>
+                <w:rPr>
+                  <w:rFonts w:ascii="Cambria Math" w:hAnsi="Cambria Math"/>
+                </w:rPr>
+              </m:ctrlPr>
+            </m:funcPr>
+            <m:fName>
+              <m:r>
+                <m:rPr>
+                  <m:sty m:val="p"/>
+                </m:rPr>
+                <w:rPr>
+                  <w:rFonts w:ascii="Cambria Math" w:hAnsi="Cambria Math"/>
+                </w:rPr>
+                <m:t>tan</m:t>
+              </m:r>
+            </m:fName>
+            <m:e>
+              <m:d>
+                <m:dPr>
+                  <m:ctrlPr>
+                    <w:rPr>
+                      <w:rFonts w:ascii="Cambria Math" w:hAnsi="Cambria Math"/>
+                      <w:i/>
+                    </w:rPr>
+                  </m:ctrlPr>
+                </m:dPr>
+                <m:e>
+                  <m:r>
+                    <w:rPr>
+                      <w:rFonts w:ascii="Cambria Math" w:hAnsi="Cambria Math"/>
+                    </w:rPr>
+                    <m:t>α</m:t>
+                  </m:r>
+                </m:e>
+              </m:d>
+            </m:e>
+          </m:func>
+          <m:r>
+            <w:rPr>
+              <w:rFonts w:ascii="Cambria Math" w:hAnsi="Cambria Math"/>
+            </w:rPr>
+            <m:t>=</m:t>
+          </m:r>
+          <m:f>
+            <m:fPr>
+              <m:ctrlPr>
+                <w:rPr>
+                  <w:rFonts w:ascii="Cambria Math" w:hAnsi="Cambria Math"/>
+                  <w:i/>
+                </w:rPr>
+              </m:ctrlPr>
+            </m:fPr>
+            <m:num>
+              <m:f>
+                <m:fPr>
+                  <m:ctrlPr>
+                    <w:rPr>
+                      <w:rFonts w:ascii="Cambria Math" w:hAnsi="Cambria Math"/>
+                      <w:i/>
+                    </w:rPr>
+                  </m:ctrlPr>
+                </m:fPr>
+                <m:num>
+                  <m:r>
+                    <w:rPr>
+                      <w:rFonts w:ascii="Cambria Math" w:hAnsi="Cambria Math"/>
+                    </w:rPr>
+                    <m:t>x</m:t>
+                  </m:r>
+                </m:num>
+                <m:den>
+                  <m:r>
+                    <w:rPr>
+                      <w:rFonts w:ascii="Cambria Math" w:hAnsi="Cambria Math"/>
+                    </w:rPr>
+                    <m:t>2</m:t>
+                  </m:r>
+                </m:den>
+              </m:f>
+            </m:num>
+            <m:den>
+              <m:r>
+                <w:rPr>
+                  <w:rFonts w:ascii="Cambria Math" w:hAnsi="Cambria Math"/>
+                </w:rPr>
+                <m:t>d</m:t>
+              </m:r>
+            </m:den>
+          </m:f>
+        </m:oMath>
+      </m:oMathPara>
+    </w:p>
+    <w:p>
+      <w:pPr>
+        <w:pStyle w:val="Text"/>
+      </w:pPr>
+      <m:oMathPara>
+        <m:oMath>
+          <m:r>
+            <w:rPr>
+              <w:rFonts w:ascii="Cambria Math" w:hAnsi="Cambria Math"/>
+            </w:rPr>
+            <m:t>d=</m:t>
+          </m:r>
+          <m:f>
+            <m:fPr>
+              <m:ctrlPr>
+                <w:rPr>
+                  <w:rFonts w:ascii="Cambria Math" w:hAnsi="Cambria Math"/>
+                  <w:i/>
+                </w:rPr>
+              </m:ctrlPr>
+            </m:fPr>
+            <m:num>
+              <m:f>
+                <m:fPr>
+                  <m:ctrlPr>
+                    <w:rPr>
+                      <w:rFonts w:ascii="Cambria Math" w:hAnsi="Cambria Math"/>
+                      <w:i/>
+                    </w:rPr>
+                  </m:ctrlPr>
+                </m:fPr>
+                <m:num>
+                  <m:r>
+                    <w:rPr>
+                      <w:rFonts w:ascii="Cambria Math" w:hAnsi="Cambria Math"/>
+                    </w:rPr>
+                    <m:t>x</m:t>
+                  </m:r>
+                </m:num>
+                <m:den>
+                  <m:r>
+                    <w:rPr>
+                      <w:rFonts w:ascii="Cambria Math" w:hAnsi="Cambria Math"/>
+                    </w:rPr>
+                    <m:t>2</m:t>
+                  </m:r>
+                </m:den>
+              </m:f>
+            </m:num>
+            <m:den>
+              <m:func>
+                <m:funcPr>
+                  <m:ctrlPr>
+                    <w:rPr>
+                      <w:rFonts w:ascii="Cambria Math" w:hAnsi="Cambria Math"/>
+                      <w:i/>
+                    </w:rPr>
+                  </m:ctrlPr>
+                </m:funcPr>
+                <m:fName>
+                  <m:r>
+                    <m:rPr>
+                      <m:sty m:val="p"/>
+                    </m:rPr>
+                    <w:rPr>
+                      <w:rFonts w:ascii="Cambria Math" w:hAnsi="Cambria Math"/>
+                    </w:rPr>
+                    <m:t>tan</m:t>
+                  </m:r>
+                </m:fName>
+                <m:e>
+                  <m:r>
+                    <w:rPr>
+                      <w:rFonts w:ascii="Cambria Math" w:hAnsi="Cambria Math"/>
+                    </w:rPr>
+                    <m:t>(α)</m:t>
+                  </m:r>
+                </m:e>
+              </m:func>
+            </m:den>
+          </m:f>
+          <m:r>
+            <w:rPr>
+              <w:rFonts w:ascii="Cambria Math" w:hAnsi="Cambria Math"/>
+            </w:rPr>
+            <m:t>=</m:t>
+          </m:r>
+          <m:f>
+            <m:fPr>
+              <m:ctrlPr>
+                <w:rPr>
+                  <w:rFonts w:ascii="Cambria Math" w:hAnsi="Cambria Math"/>
+                  <w:i/>
+                </w:rPr>
+              </m:ctrlPr>
+            </m:fPr>
+            <m:num>
+              <m:r>
+                <w:rPr>
+                  <w:rFonts w:ascii="Cambria Math" w:hAnsi="Cambria Math"/>
+                </w:rPr>
+                <m:t>200mm</m:t>
+              </m:r>
+            </m:num>
+            <m:den>
+              <m:func>
+                <m:funcPr>
+                  <m:ctrlPr>
+                    <w:rPr>
+                      <w:rFonts w:ascii="Cambria Math" w:hAnsi="Cambria Math"/>
+                      <w:i/>
+                    </w:rPr>
+                  </m:ctrlPr>
+                </m:funcPr>
+                <m:fName>
+                  <m:r>
+                    <m:rPr>
+                      <m:sty m:val="p"/>
+                    </m:rPr>
+                    <w:rPr>
+                      <w:rFonts w:ascii="Cambria Math" w:hAnsi="Cambria Math"/>
+                    </w:rPr>
+                    <m:t>tan</m:t>
+                  </m:r>
+                </m:fName>
+                <m:e>
+                  <m:d>
+                    <m:dPr>
+                      <m:ctrlPr>
+                        <w:rPr>
+                          <w:rFonts w:ascii="Cambria Math" w:hAnsi="Cambria Math"/>
+                          <w:i/>
+                        </w:rPr>
+                      </m:ctrlPr>
+                    </m:dPr>
+                    <m:e>
+                      <m:r>
+                        <w:rPr>
+                          <w:rFonts w:ascii="Cambria Math" w:hAnsi="Cambria Math"/>
+                        </w:rPr>
+                        <m:t>70°</m:t>
+                      </m:r>
+                    </m:e>
+                  </m:d>
+                </m:e>
+              </m:func>
+            </m:den>
+          </m:f>
+          <m:r>
+            <w:rPr>
+              <w:rFonts w:ascii="Cambria Math" w:hAnsi="Cambria Math"/>
+            </w:rPr>
+            <m:t>=72,8mm</m:t>
+          </m:r>
+        </m:oMath>
+      </m:oMathPara>
+    </w:p>
+    <w:p>
+      <w:pPr>
+        <w:jc w:val="left"/>
+      </w:pPr>
+    </w:p>
+    <w:p>
+      <w:pPr>
+        <w:pStyle w:val="Text"/>
+      </w:pPr>
+      <w:r>
+        <w:t>Aus diesen Maßen lässt sich auf die Außenmaße des Gehäuses rückrechnen.</w:t>
+      </w:r>
+    </w:p>
+    <w:p>
+      <w:pPr>
+        <w:pStyle w:val="Text"/>
+        <w:jc w:val="center"/>
+      </w:pPr>
+      <w:r>
+        <w:rPr>
+          <w:noProof/>
+        </w:rPr>
+        <w:drawing>
+          <wp:inline distT="0" distB="0" distL="0" distR="0" wp14:anchorId="76F3BF3F" wp14:editId="343B86D5">
+            <wp:extent cx="3462526" cy="2457450"/>
+            <wp:effectExtent l="0" t="0" r="0" b="0"/>
+            <wp:docPr id="858053675" name="Picture 1"/>
+            <wp:cNvGraphicFramePr>
+              <a:graphicFrameLocks xmlns:a="http://schemas.openxmlformats.org/drawingml/2006/main" noChangeAspect="1"/>
+            </wp:cNvGraphicFramePr>
+            <a:graphic xmlns:a="http://schemas.openxmlformats.org/drawingml/2006/main">
+              <a:graphicData uri="http://schemas.openxmlformats.org/drawingml/2006/picture">
+                <pic:pic xmlns:pic="http://schemas.openxmlformats.org/drawingml/2006/picture">
+                  <pic:nvPicPr>
+                    <pic:cNvPr id="858053675" name=""/>
+                    <pic:cNvPicPr/>
+                  </pic:nvPicPr>
+                  <pic:blipFill>
+                    <a:blip r:embed="rId104"/>
+                    <a:stretch>
+                      <a:fillRect/>
+                    </a:stretch>
+                  </pic:blipFill>
+                  <pic:spPr>
+                    <a:xfrm>
+                      <a:off x="0" y="0"/>
+                      <a:ext cx="3465396" cy="2459487"/>
+                    </a:xfrm>
+                    <a:prstGeom prst="rect">
+                      <a:avLst/>
+                    </a:prstGeom>
+                  </pic:spPr>
+                </pic:pic>
+              </a:graphicData>
+            </a:graphic>
+          </wp:inline>
+        </w:drawing>
+      </w:r>
+    </w:p>
+    <w:p>
+      <w:pPr>
+        <w:pStyle w:val="Text"/>
+      </w:pPr>
+    </w:p>
+    <w:p>
+      <w:pPr>
+        <w:pStyle w:val="Text"/>
+      </w:pPr>
+      <m:oMathPara>
+        <m:oMath>
+          <m:r>
+            <w:rPr>
+              <w:rFonts w:ascii="Cambria Math" w:hAnsi="Cambria Math"/>
+            </w:rPr>
+            <w:lastRenderedPageBreak/>
+            <m:t>a=40mm</m:t>
+          </m:r>
+        </m:oMath>
+      </m:oMathPara>
+    </w:p>
+    <w:p>
+      <w:pPr>
+        <w:pStyle w:val="Text"/>
+      </w:pPr>
+      <m:oMathPara>
+        <m:oMath>
+          <m:r>
+            <w:rPr>
+              <w:rFonts w:ascii="Cambria Math" w:hAnsi="Cambria Math"/>
+            </w:rPr>
+            <m:t>d=72,8mm</m:t>
+          </m:r>
+        </m:oMath>
+      </m:oMathPara>
+    </w:p>
+    <w:p>
+      <w:pPr>
+        <w:pStyle w:val="Text"/>
+      </w:pPr>
+      <m:oMathPara>
+        <m:oMath>
+          <m:r>
+            <w:rPr>
+              <w:rFonts w:ascii="Cambria Math" w:hAnsi="Cambria Math"/>
+            </w:rPr>
+            <m:t>x=400mm</m:t>
+          </m:r>
+        </m:oMath>
+      </m:oMathPara>
+    </w:p>
+    <w:p>
+      <w:pPr>
+        <w:pStyle w:val="Text"/>
+      </w:pPr>
+    </w:p>
+    <w:p>
+      <w:pPr>
+        <w:pStyle w:val="Text"/>
+      </w:pPr>
+      <m:oMathPara>
+        <m:oMath>
+          <m:r>
+            <w:rPr>
+              <w:rFonts w:ascii="Cambria Math" w:hAnsi="Cambria Math"/>
+            </w:rPr>
+            <m:t>l=x+</m:t>
+          </m:r>
+          <m:d>
+            <m:dPr>
+              <m:ctrlPr>
+                <w:rPr>
+                  <w:rFonts w:ascii="Cambria Math" w:hAnsi="Cambria Math"/>
+                  <w:i/>
+                </w:rPr>
+              </m:ctrlPr>
+            </m:dPr>
+            <m:e>
+              <m:r>
+                <w:rPr>
+                  <w:rFonts w:ascii="Cambria Math" w:hAnsi="Cambria Math"/>
+                </w:rPr>
+                <m:t>a+d</m:t>
+              </m:r>
+            </m:e>
+          </m:d>
+          <m:r>
+            <w:rPr>
+              <w:rFonts w:ascii="Cambria Math" w:hAnsi="Cambria Math"/>
+            </w:rPr>
+            <m:t>*2=400+</m:t>
+          </m:r>
+          <m:d>
+            <m:dPr>
+              <m:ctrlPr>
+                <w:rPr>
+                  <w:rFonts w:ascii="Cambria Math" w:hAnsi="Cambria Math"/>
+                  <w:i/>
+                </w:rPr>
+              </m:ctrlPr>
+            </m:dPr>
+            <m:e>
+              <m:r>
+                <w:rPr>
+                  <w:rFonts w:ascii="Cambria Math" w:hAnsi="Cambria Math"/>
+                </w:rPr>
+                <m:t>40+72,8</m:t>
+              </m:r>
+            </m:e>
+          </m:d>
+          <m:r>
+            <w:rPr>
+              <w:rFonts w:ascii="Cambria Math" w:hAnsi="Cambria Math"/>
+            </w:rPr>
+            <m:t>*2=625,6mm</m:t>
+          </m:r>
+        </m:oMath>
+      </m:oMathPara>
+    </w:p>
+    <w:p>
+      <w:pPr>
+        <w:pStyle w:val="Text"/>
+      </w:pPr>
+    </w:p>
+    <w:p>
+      <w:pPr>
+        <w:pStyle w:val="Text"/>
+      </w:pPr>
+      <w:r>
+        <w:t xml:space="preserve">Um Toleranzen </w:t>
+      </w:r>
+      <w:r>
+        <w:t>miteinzubeziehen,</w:t>
+      </w:r>
+      <w:r>
+        <w:t xml:space="preserve"> wird ein Außenmaß von 650mm x 650mm gewählt</w:t>
+      </w:r>
+      <w:r>
+        <w:t>.</w:t>
+      </w:r>
     </w:p>
     <w:p>
       <w:pPr>
@@ -11255,50 +11966,46 @@
         <w:t>Gehäuseeinheit</w:t>
       </w:r>
       <w:r>
-        <w:t xml:space="preserve"> besteht aus Fichten-Vollholz. Hierbei gibt es zwei Rahmen. Den tragenden Rahmen unten, auf welchem die </w:t>
+        <w:t xml:space="preserve"> besteht aus Fichten-Vollholz. Hierbei gibt es zwei Rahmen. Den tragenden Rahmen unten, auf welchem die W</w:t>
+      </w:r>
+      <w:r>
+        <w:t>ie</w:t>
+      </w:r>
+      <w:r>
+        <w:t>gezellen montiert werden und einen dünneren Rahmen, der die Stabilität der Box und der Wandplatten gewährleistet</w:t>
+      </w:r>
+    </w:p>
+    <w:p>
+      <w:pPr>
+        <w:pStyle w:val="Text"/>
+      </w:pPr>
+    </w:p>
+    <w:p>
+      <w:pPr>
+        <w:pStyle w:val="Text"/>
+      </w:pPr>
+      <w:r>
+        <w:t xml:space="preserve">Im unteren Rahmen wurden </w:t>
       </w:r>
       <w:proofErr w:type="spellStart"/>
       <w:r>
-        <w:t>Wägezellen</w:t>
+        <w:t>Einfräsungen</w:t>
       </w:r>
       <w:proofErr w:type="spellEnd"/>
       <w:r>
-        <w:t xml:space="preserve"> montiert werden und einen dünneren Rahmen, der die Stabilität der Box und der Wandplatten gewährleistet</w:t>
-      </w:r>
-    </w:p>
-    <w:p>
-      <w:pPr>
-        <w:pStyle w:val="Text"/>
-      </w:pPr>
-    </w:p>
-    <w:p>
-      <w:pPr>
-        <w:pStyle w:val="Text"/>
-      </w:pPr>
-      <w:r>
-        <w:t xml:space="preserve">Im unteren Rahmen wurden </w:t>
-      </w:r>
-      <w:proofErr w:type="spellStart"/>
-      <w:r>
-        <w:t>Einfräsungen</w:t>
-      </w:r>
-      <w:proofErr w:type="spellEnd"/>
-      <w:r>
         <w:t xml:space="preserve"> </w:t>
       </w:r>
       <w:r>
         <w:t>gemacht,</w:t>
       </w:r>
       <w:r>
-        <w:t xml:space="preserve"> um dort die </w:t>
-      </w:r>
-      <w:proofErr w:type="spellStart"/>
-      <w:r>
-        <w:t>Wägezellen</w:t>
-      </w:r>
-      <w:proofErr w:type="spellEnd"/>
-      <w:r>
-        <w:t xml:space="preserve"> zu montieren und die dazugehörigen Kabel zu verstecken. Somit haben die Kabel eine geringere Wahrscheinlichkeit durch Umwelt Einflüsse beschädigt zu werden.</w:t>
+        <w:t xml:space="preserve"> um dort die W</w:t>
+      </w:r>
+      <w:r>
+        <w:t>ie</w:t>
+      </w:r>
+      <w:r>
+        <w:t>gezellen zu montieren und die dazugehörigen Kabel zu verstecken. Somit haben die Kabel eine geringere Wahrscheinlichkeit durch Umwelt Einflüsse beschädigt zu werden.</w:t>
       </w:r>
     </w:p>
     <w:p>
@@ -11341,13 +12048,15 @@
       <w:r>
         <w:t xml:space="preserve">Auch für die Wiegeplatte wurde eine dieser MDF-Platten verwendet. Diese wurde nicht direkt an den </w:t>
       </w:r>
-      <w:proofErr w:type="spellStart"/>
-      <w:r>
-        <w:t>Wägezellen</w:t>
-      </w:r>
-      <w:proofErr w:type="spellEnd"/>
-      <w:r>
-        <w:t xml:space="preserve"> verschraubt, da das Holz der Rahmen auch nach der Montage sich verziehen kann und, dadurch variable Spannungen auf die Wiegezellen ausüben kann und somit die Messung verfälscht. Daher wurden Bohrungen an den Stellen durchgeführt, wo die Wiegezellen darunter liegen. Somit wird die Platte nur mehr daraufgelegt und hat somit genügend Spiel.</w:t>
+      <w:r>
+        <w:t>Wiegezellen</w:t>
+      </w:r>
+      <w:r>
+        <w:t xml:space="preserve"> verschraubt, da das Holz der Rahmen auch nach der Montage sich verziehen kann und, dadurch variable Spannungen auf die </w:t>
+      </w:r>
+      <w:r>
+        <w:lastRenderedPageBreak/>
+        <w:t>Wiegezellen ausüben kann und somit die Messung verfälscht. Daher wurden Bohrungen an den Stellen durchgeführt, wo die Wiegezellen darunter liegen. Somit wird die Platte nur mehr daraufgelegt und hat somit genügend Spiel.</w:t>
       </w:r>
     </w:p>
     <w:p>
@@ -11749,10 +12458,10 @@
         </w:numPr>
         <w:outlineLvl w:val="9"/>
         <w:sectPr>
-          <w:headerReference w:type="default" r:id="rId103"/>
-          <w:footerReference w:type="default" r:id="rId104"/>
-          <w:headerReference w:type="first" r:id="rId105"/>
-          <w:footerReference w:type="first" r:id="rId106"/>
+          <w:headerReference w:type="default" r:id="rId105"/>
+          <w:footerReference w:type="default" r:id="rId106"/>
+          <w:headerReference w:type="first" r:id="rId107"/>
+          <w:footerReference w:type="first" r:id="rId108"/>
           <w:pgSz w:w="11906" w:h="16838"/>
           <w:pgMar w:top="1417" w:right="1440" w:bottom="1134" w:left="1440" w:header="708" w:footer="708" w:gutter="0"/>
           <w:cols w:space="720"/>
@@ -11956,10 +12665,10 @@
       <w:pPr>
         <w:pStyle w:val="Text"/>
         <w:sectPr>
-          <w:headerReference w:type="default" r:id="rId107"/>
-          <w:footerReference w:type="default" r:id="rId108"/>
-          <w:headerReference w:type="first" r:id="rId109"/>
-          <w:footerReference w:type="first" r:id="rId110"/>
+          <w:headerReference w:type="default" r:id="rId109"/>
+          <w:footerReference w:type="default" r:id="rId110"/>
+          <w:headerReference w:type="first" r:id="rId111"/>
+          <w:footerReference w:type="first" r:id="rId112"/>
           <w:pgSz w:w="11906" w:h="16838"/>
           <w:pgMar w:top="1417" w:right="1440" w:bottom="1134" w:left="1440" w:header="708" w:footer="708" w:gutter="0"/>
           <w:cols w:space="720"/>
@@ -12160,10 +12869,10 @@
       <w:pPr>
         <w:pStyle w:val="Text"/>
         <w:sectPr>
-          <w:headerReference w:type="default" r:id="rId111"/>
-          <w:footerReference w:type="default" r:id="rId112"/>
-          <w:headerReference w:type="first" r:id="rId113"/>
-          <w:footerReference w:type="first" r:id="rId114"/>
+          <w:headerReference w:type="default" r:id="rId113"/>
+          <w:footerReference w:type="default" r:id="rId114"/>
+          <w:headerReference w:type="first" r:id="rId115"/>
+          <w:footerReference w:type="first" r:id="rId116"/>
           <w:pgSz w:w="11906" w:h="16838"/>
           <w:pgMar w:top="1417" w:right="1440" w:bottom="1134" w:left="1440" w:header="708" w:footer="708" w:gutter="0"/>
           <w:cols w:space="720"/>
@@ -12314,10 +13023,10 @@
       <w:pPr>
         <w:pStyle w:val="Text"/>
         <w:sectPr>
-          <w:headerReference w:type="default" r:id="rId115"/>
-          <w:footerReference w:type="default" r:id="rId116"/>
-          <w:headerReference w:type="first" r:id="rId117"/>
-          <w:footerReference w:type="first" r:id="rId118"/>
+          <w:headerReference w:type="default" r:id="rId117"/>
+          <w:footerReference w:type="default" r:id="rId118"/>
+          <w:headerReference w:type="first" r:id="rId119"/>
+          <w:footerReference w:type="first" r:id="rId120"/>
           <w:pgSz w:w="11906" w:h="16838"/>
           <w:pgMar w:top="1417" w:right="1440" w:bottom="1134" w:left="1440" w:header="708" w:footer="708" w:gutter="0"/>
           <w:cols w:space="720"/>
@@ -12330,10 +13039,10 @@
       <w:pPr>
         <w:pStyle w:val="Heading1"/>
         <w:sectPr>
-          <w:headerReference w:type="default" r:id="rId119"/>
-          <w:footerReference w:type="default" r:id="rId120"/>
-          <w:headerReference w:type="first" r:id="rId121"/>
-          <w:footerReference w:type="first" r:id="rId122"/>
+          <w:headerReference w:type="default" r:id="rId121"/>
+          <w:footerReference w:type="default" r:id="rId122"/>
+          <w:headerReference w:type="first" r:id="rId123"/>
+          <w:footerReference w:type="first" r:id="rId124"/>
           <w:pgSz w:w="11906" w:h="16838"/>
           <w:pgMar w:top="1417" w:right="1440" w:bottom="1134" w:left="1440" w:header="708" w:footer="708" w:gutter="0"/>
           <w:cols w:space="720"/>
@@ -12603,10 +13312,10 @@
           <w:color w:val="0066FF"/>
         </w:rPr>
         <w:sectPr>
-          <w:headerReference w:type="default" r:id="rId123"/>
-          <w:footerReference w:type="default" r:id="rId124"/>
-          <w:headerReference w:type="first" r:id="rId125"/>
-          <w:footerReference w:type="first" r:id="rId126"/>
+          <w:headerReference w:type="default" r:id="rId125"/>
+          <w:footerReference w:type="default" r:id="rId126"/>
+          <w:headerReference w:type="first" r:id="rId127"/>
+          <w:footerReference w:type="first" r:id="rId128"/>
           <w:pgSz w:w="11906" w:h="16838"/>
           <w:pgMar w:top="1417" w:right="1440" w:bottom="1134" w:left="1440" w:header="708" w:footer="708" w:gutter="0"/>
           <w:cols w:space="720"/>
@@ -12666,10 +13375,10 @@
       <w:bookmarkEnd w:id="105"/>
     </w:p>
     <w:sectPr>
-      <w:headerReference w:type="default" r:id="rId127"/>
-      <w:footerReference w:type="default" r:id="rId128"/>
-      <w:headerReference w:type="first" r:id="rId129"/>
-      <w:footerReference w:type="first" r:id="rId130"/>
+      <w:headerReference w:type="default" r:id="rId129"/>
+      <w:footerReference w:type="default" r:id="rId130"/>
+      <w:headerReference w:type="first" r:id="rId131"/>
+      <w:footerReference w:type="first" r:id="rId132"/>
       <w:pgSz w:w="11906" w:h="16838"/>
       <w:pgMar w:top="1417" w:right="1440" w:bottom="1134" w:left="1440" w:header="708" w:footer="708" w:gutter="0"/>
       <w:cols w:space="720"/>
@@ -15851,6 +16560,119 @@
     </w:lvl>
   </w:abstractNum>
   <w:abstractNum w:abstractNumId="15" w15:restartNumberingAfterBreak="0">
+    <w:nsid w:val="54212ECA"/>
+    <w:multiLevelType w:val="hybridMultilevel"/>
+    <w:tmpl w:val="71346F70"/>
+    <w:lvl w:ilvl="0" w:tplc="20000001">
+      <w:start w:val="1"/>
+      <w:numFmt w:val="bullet"/>
+      <w:lvlText w:val=""/>
+      <w:lvlJc w:val="left"/>
+      <w:pPr>
+        <w:ind w:left="720" w:hanging="360"/>
+      </w:pPr>
+      <w:rPr>
+        <w:rFonts w:ascii="Symbol" w:hAnsi="Symbol" w:hint="default"/>
+      </w:rPr>
+    </w:lvl>
+    <w:lvl w:ilvl="1" w:tplc="20000003" w:tentative="1">
+      <w:start w:val="1"/>
+      <w:numFmt w:val="bullet"/>
+      <w:lvlText w:val="o"/>
+      <w:lvlJc w:val="left"/>
+      <w:pPr>
+        <w:ind w:left="1440" w:hanging="360"/>
+      </w:pPr>
+      <w:rPr>
+        <w:rFonts w:ascii="Courier New" w:hAnsi="Courier New" w:cs="Courier New" w:hint="default"/>
+      </w:rPr>
+    </w:lvl>
+    <w:lvl w:ilvl="2" w:tplc="20000005" w:tentative="1">
+      <w:start w:val="1"/>
+      <w:numFmt w:val="bullet"/>
+      <w:lvlText w:val=""/>
+      <w:lvlJc w:val="left"/>
+      <w:pPr>
+        <w:ind w:left="2160" w:hanging="360"/>
+      </w:pPr>
+      <w:rPr>
+        <w:rFonts w:ascii="Wingdings" w:hAnsi="Wingdings" w:hint="default"/>
+      </w:rPr>
+    </w:lvl>
+    <w:lvl w:ilvl="3" w:tplc="20000001" w:tentative="1">
+      <w:start w:val="1"/>
+      <w:numFmt w:val="bullet"/>
+      <w:lvlText w:val=""/>
+      <w:lvlJc w:val="left"/>
+      <w:pPr>
+        <w:ind w:left="2880" w:hanging="360"/>
+      </w:pPr>
+      <w:rPr>
+        <w:rFonts w:ascii="Symbol" w:hAnsi="Symbol" w:hint="default"/>
+      </w:rPr>
+    </w:lvl>
+    <w:lvl w:ilvl="4" w:tplc="20000003" w:tentative="1">
+      <w:start w:val="1"/>
+      <w:numFmt w:val="bullet"/>
+      <w:lvlText w:val="o"/>
+      <w:lvlJc w:val="left"/>
+      <w:pPr>
+        <w:ind w:left="3600" w:hanging="360"/>
+      </w:pPr>
+      <w:rPr>
+        <w:rFonts w:ascii="Courier New" w:hAnsi="Courier New" w:cs="Courier New" w:hint="default"/>
+      </w:rPr>
+    </w:lvl>
+    <w:lvl w:ilvl="5" w:tplc="20000005" w:tentative="1">
+      <w:start w:val="1"/>
+      <w:numFmt w:val="bullet"/>
+      <w:lvlText w:val=""/>
+      <w:lvlJc w:val="left"/>
+      <w:pPr>
+        <w:ind w:left="4320" w:hanging="360"/>
+      </w:pPr>
+      <w:rPr>
+        <w:rFonts w:ascii="Wingdings" w:hAnsi="Wingdings" w:hint="default"/>
+      </w:rPr>
+    </w:lvl>
+    <w:lvl w:ilvl="6" w:tplc="20000001" w:tentative="1">
+      <w:start w:val="1"/>
+      <w:numFmt w:val="bullet"/>
+      <w:lvlText w:val=""/>
+      <w:lvlJc w:val="left"/>
+      <w:pPr>
+        <w:ind w:left="5040" w:hanging="360"/>
+      </w:pPr>
+      <w:rPr>
+        <w:rFonts w:ascii="Symbol" w:hAnsi="Symbol" w:hint="default"/>
+      </w:rPr>
+    </w:lvl>
+    <w:lvl w:ilvl="7" w:tplc="20000003" w:tentative="1">
+      <w:start w:val="1"/>
+      <w:numFmt w:val="bullet"/>
+      <w:lvlText w:val="o"/>
+      <w:lvlJc w:val="left"/>
+      <w:pPr>
+        <w:ind w:left="5760" w:hanging="360"/>
+      </w:pPr>
+      <w:rPr>
+        <w:rFonts w:ascii="Courier New" w:hAnsi="Courier New" w:cs="Courier New" w:hint="default"/>
+      </w:rPr>
+    </w:lvl>
+    <w:lvl w:ilvl="8" w:tplc="20000005" w:tentative="1">
+      <w:start w:val="1"/>
+      <w:numFmt w:val="bullet"/>
+      <w:lvlText w:val=""/>
+      <w:lvlJc w:val="left"/>
+      <w:pPr>
+        <w:ind w:left="6480" w:hanging="360"/>
+      </w:pPr>
+      <w:rPr>
+        <w:rFonts w:ascii="Wingdings" w:hAnsi="Wingdings" w:hint="default"/>
+      </w:rPr>
+    </w:lvl>
+  </w:abstractNum>
+  <w:abstractNum w:abstractNumId="16" w15:restartNumberingAfterBreak="0">
     <w:nsid w:val="59DE5E64"/>
     <w:multiLevelType w:val="multilevel"/>
     <w:tmpl w:val="FB3A837A"/>
@@ -15964,7 +16786,7 @@
       </w:pPr>
     </w:lvl>
   </w:abstractNum>
-  <w:abstractNum w:abstractNumId="16" w15:restartNumberingAfterBreak="0">
+  <w:abstractNum w:abstractNumId="17" w15:restartNumberingAfterBreak="0">
     <w:nsid w:val="6D4C4E1E"/>
     <w:multiLevelType w:val="multilevel"/>
     <w:tmpl w:val="1E82CF44"/>
@@ -16104,7 +16926,7 @@
       </w:rPr>
     </w:lvl>
   </w:abstractNum>
-  <w:abstractNum w:abstractNumId="17" w15:restartNumberingAfterBreak="0">
+  <w:abstractNum w:abstractNumId="18" w15:restartNumberingAfterBreak="0">
     <w:nsid w:val="6DFC19B3"/>
     <w:multiLevelType w:val="hybridMultilevel"/>
     <w:tmpl w:val="50205AA8"/>
@@ -16217,7 +17039,7 @@
       </w:rPr>
     </w:lvl>
   </w:abstractNum>
-  <w:abstractNum w:abstractNumId="18" w15:restartNumberingAfterBreak="0">
+  <w:abstractNum w:abstractNumId="19" w15:restartNumberingAfterBreak="0">
     <w:nsid w:val="7399022E"/>
     <w:multiLevelType w:val="multilevel"/>
     <w:tmpl w:val="A0BA7646"/>
@@ -16357,7 +17179,7 @@
       </w:rPr>
     </w:lvl>
   </w:abstractNum>
-  <w:abstractNum w:abstractNumId="19" w15:restartNumberingAfterBreak="0">
+  <w:abstractNum w:abstractNumId="20" w15:restartNumberingAfterBreak="0">
     <w:nsid w:val="7E1A10DD"/>
     <w:multiLevelType w:val="multilevel"/>
     <w:tmpl w:val="5600987E"/>
@@ -16510,10 +17332,10 @@
     <w:abstractNumId w:val="8"/>
   </w:num>
   <w:num w:numId="2" w16cid:durableId="1953786077">
-    <w:abstractNumId w:val="15"/>
+    <w:abstractNumId w:val="16"/>
   </w:num>
   <w:num w:numId="3" w16cid:durableId="2104757504">
-    <w:abstractNumId w:val="19"/>
+    <w:abstractNumId w:val="20"/>
   </w:num>
   <w:num w:numId="4" w16cid:durableId="504169938">
     <w:abstractNumId w:val="0"/>
@@ -16534,7 +17356,7 @@
     <w:abstractNumId w:val="11"/>
   </w:num>
   <w:num w:numId="10" w16cid:durableId="1942565517">
-    <w:abstractNumId w:val="18"/>
+    <w:abstractNumId w:val="19"/>
   </w:num>
   <w:num w:numId="11" w16cid:durableId="1178928929">
     <w:abstractNumId w:val="1"/>
@@ -16543,7 +17365,7 @@
     <w:abstractNumId w:val="9"/>
   </w:num>
   <w:num w:numId="13" w16cid:durableId="423914029">
-    <w:abstractNumId w:val="16"/>
+    <w:abstractNumId w:val="17"/>
   </w:num>
   <w:num w:numId="14" w16cid:durableId="886918301">
     <w:abstractNumId w:val="4"/>
@@ -16558,13 +17380,16 @@
     <w:abstractNumId w:val="7"/>
   </w:num>
   <w:num w:numId="18" w16cid:durableId="1611475339">
-    <w:abstractNumId w:val="17"/>
+    <w:abstractNumId w:val="18"/>
   </w:num>
   <w:num w:numId="19" w16cid:durableId="1507137375">
     <w:abstractNumId w:val="12"/>
   </w:num>
   <w:num w:numId="20" w16cid:durableId="911961437">
     <w:abstractNumId w:val="14"/>
+  </w:num>
+  <w:num w:numId="21" w16cid:durableId="477496375">
+    <w:abstractNumId w:val="15"/>
   </w:num>
 </w:numbering>
 </file>
@@ -19074,6 +19899,15 @@
 </file>
 
 <file path=customXml/item1.xml><?xml version="1.0" encoding="utf-8"?>
+<?mso-contentType ?>
+<FormTemplates xmlns="http://schemas.microsoft.com/sharepoint/v3/contenttype/forms">
+  <Display>DocumentLibraryForm</Display>
+  <Edit>DocumentLibraryForm</Edit>
+  <New>DocumentLibraryForm</New>
+</FormTemplates>
+</file>
+
+<file path=customXml/item2.xml><?xml version="1.0" encoding="utf-8"?>
 <inkml:ink xmlns:inkml="http://www.w3.org/2003/InkML">
   <inkml:definitions>
     <inkml:context xml:id="ctx0">
@@ -19107,7 +19941,45 @@
 </inkml:ink>
 </file>
 
-<file path=customXml/item2.xml><?xml version="1.0" encoding="utf-8"?>
+<file path=customXml/item3.xml><?xml version="1.0" encoding="utf-8"?>
+<inkml:ink xmlns:inkml="http://www.w3.org/2003/InkML">
+  <inkml:definitions>
+    <inkml:context xml:id="ctx0">
+      <inkml:inkSource xml:id="inkSrc0">
+        <inkml:traceFormat>
+          <inkml:channel name="X" type="integer" min="-2.14748E9" max="2.14748E9" units="cm"/>
+          <inkml:channel name="Y" type="integer" min="-2.14748E9" max="2.14748E9" units="cm"/>
+          <inkml:channel name="F" type="integer" max="32767" units="dev"/>
+          <inkml:channel name="OA" type="integer" max="360" units="deg"/>
+          <inkml:channel name="OE" type="integer" max="90" units="deg"/>
+        </inkml:traceFormat>
+        <inkml:channelProperties>
+          <inkml:channelProperty channel="X" name="resolution" value="1000" units="1/cm"/>
+          <inkml:channelProperty channel="Y" name="resolution" value="1000" units="1/cm"/>
+          <inkml:channelProperty channel="F" name="resolution" value="0" units="1/dev"/>
+          <inkml:channelProperty channel="OA" name="resolution" value="1000" units="1/deg"/>
+          <inkml:channelProperty channel="OE" name="resolution" value="1000" units="1/deg"/>
+        </inkml:channelProperties>
+      </inkml:inkSource>
+      <inkml:timestamp xml:id="ts0" timeString="2025-06-10T16:08:50.568"/>
+    </inkml:context>
+    <inkml:brush xml:id="br0">
+      <inkml:brushProperty name="width" value="0.05" units="cm"/>
+      <inkml:brushProperty name="height" value="0.05" units="cm"/>
+      <inkml:brushProperty name="color" value="#E71224"/>
+    </inkml:brush>
+  </inkml:definitions>
+  <inkml:trace contextRef="#ctx0" brushRef="#br0">1236 239 3217 0 0,'-18'-44'2449'0'0,"11"24"-2251"0"0,-2 1 0 0 0,-14-27 0 0 0,19 39-210 0 0,-1 0 0 0 0,0 1-1 0 0,0 0 1 0 0,-1-1 0 0 0,0 2 0 0 0,0-1-1 0 0,0 1 1 0 0,0 0 0 0 0,-14-8-1 0 0,8 6-57 0 0,-1 1 0 0 0,1 1 1 0 0,-1 0-1 0 0,0 0 0 0 0,0 1 0 0 0,0 1 0 0 0,0 0 0 0 0,-1 1 0 0 0,-22-1 0 0 0,19 4-190 0 0,0 0-1 0 0,0 1 1 0 0,0 1-1 0 0,1 0 1 0 0,-1 1-1 0 0,1 1 1 0 0,-21 9-1 0 0,-37 17-295 0 0,-131 76-1 0 0,173-87 985 0 0,0 2 0 0 0,2 1 0 0 0,1 2 0 0 0,1 0 0 0 0,1 2 0 0 0,-28 37 0 0 0,-16 22-328 0 0,-54 78 18 0 0,113-145-112 0 0,0 0 1 0 0,2 1-1 0 0,1 0 0 0 0,0 0 0 0 0,2 1 1 0 0,0 0-1 0 0,-5 27 0 0 0,4 3 6 0 0,3 0-1 0 0,1 0 0 0 0,3 0 1 0 0,2 1-1 0 0,2-1 1 0 0,13 62-1 0 0,-11-89 37 0 0,1-1 0 0 0,2 1 0 0 0,0-1 0 0 0,1-1 0 0 0,1 0 0 0 0,2 0-1 0 0,0-1 1 0 0,1-1 0 0 0,1 0 0 0 0,1 0 0 0 0,25 25 0 0 0,-31-38 8 0 0,1 0 0 0 0,0-1 0 0 0,0 0 0 0 0,1-1-1 0 0,0 0 1 0 0,0 0 0 0 0,0-1 0 0 0,0 0 0 0 0,1-1 0 0 0,-1-1 0 0 0,1 0 0 0 0,23 1 0 0 0,0-2-27 0 0,-1-1 0 0 0,0-2 0 0 0,43-8 0 0 0,15-10 179 0 0,-1-4 0 0 0,111-46 0 0 0,-162 55-168 0 0,0 1-21 0 0,5-1 26 0 0,-2-3-1 0 0,45-23 0 0 0,-67 26 22 0 0,-1 0 0 0 0,0-2-1 0 0,-2 0 1 0 0,0-1 0 0 0,-1-1 0 0 0,0-1 0 0 0,-2 0-1 0 0,22-37 1 0 0,-28 39-39 0 0,0 1 1 0 0,-1-1-1 0 0,-1-1 0 0 0,-1 0 1 0 0,-1 1-1 0 0,0-2 0 0 0,-2 1 0 0 0,0 0 1 0 0,0-25-1 0 0,-2-13 167 0 0,-14-108-1 0 0,10 143-149 0 0,-1 0-1 0 0,0 1 1 0 0,-2-1-1 0 0,-1 1 1 0 0,-1 0-1 0 0,0 1 1 0 0,-1 0-1 0 0,-23-35 0 0 0,22 41 15 0 0,-1 0 0 0 0,0 0-1 0 0,-1 1 1 0 0,-1 0 0 0 0,0 1-1 0 0,0 1 1 0 0,-1 0 0 0 0,-1 1-1 0 0,0 0 1 0 0,0 1 0 0 0,-25-10-1 0 0,15 9-505 0 0,-1 1-1 0 0,0 2 1 0 0,0 0 0 0 0,-49-5-1 0 0,41 10-389 0 0</inkml:trace>
+</inkml:ink>
+</file>
+
+<file path=customXml/item4.xml><?xml version="1.0" encoding="utf-8"?>
+<p:properties xmlns:p="http://schemas.microsoft.com/office/2006/metadata/properties" xmlns:xsi="http://www.w3.org/2001/XMLSchema-instance" xmlns:pc="http://schemas.microsoft.com/office/infopath/2007/PartnerControls">
+  <documentManagement/>
+</p:properties>
+</file>
+
+<file path=customXml/item5.xml><?xml version="1.0" encoding="utf-8"?>
 <ct:contentTypeSchema xmlns:ct="http://schemas.microsoft.com/office/2006/metadata/contentType" xmlns:ma="http://schemas.microsoft.com/office/2006/metadata/properties/metaAttributes" ct:_="" ma:_="" ma:contentTypeName="Dokument" ma:contentTypeID="0x01010025C71E9534E21E4A9F2CF33BA7DCE92D" ma:contentTypeVersion="3" ma:contentTypeDescription="Ein neues Dokument erstellen." ma:contentTypeScope="" ma:versionID="32b9bbdf2bbf4e0fb27a426421665337">
   <xsd:schema xmlns:xsd="http://www.w3.org/2001/XMLSchema" xmlns:xs="http://www.w3.org/2001/XMLSchema" xmlns:p="http://schemas.microsoft.com/office/2006/metadata/properties" xmlns:ns2="5a9e9855-01b6-487f-b294-67c59083cc31" targetNamespace="http://schemas.microsoft.com/office/2006/metadata/properties" ma:root="true" ma:fieldsID="ec87b9b32475f90c9dbf7ae918480825" ns2:_="">
     <xsd:import namespace="5a9e9855-01b6-487f-b294-67c59083cc31"/>
@@ -19245,7 +20117,7 @@
 </ct:contentTypeSchema>
 </file>
 
-<file path=customXml/item3.xml><?xml version="1.0" encoding="utf-8"?>
+<file path=customXml/item6.xml><?xml version="1.0" encoding="utf-8"?>
 <inkml:ink xmlns:inkml="http://www.w3.org/2003/InkML">
   <inkml:definitions>
     <inkml:context xml:id="ctx0">
@@ -19289,58 +20161,19 @@
 </inkml:ink>
 </file>
 
-<file path=customXml/item4.xml><?xml version="1.0" encoding="utf-8"?>
+<file path=customXml/item7.xml><?xml version="1.0" encoding="utf-8"?>
 <b:Sources xmlns:b="http://schemas.openxmlformats.org/officeDocument/2006/bibliography" xmlns="http://schemas.openxmlformats.org/officeDocument/2006/bibliography" SelectedStyle="\APASixthEditionOfficeOnline.xsl" StyleName="APA" Version="6"/>
 </file>
 
-<file path=customXml/item5.xml><?xml version="1.0" encoding="utf-8"?>
-<?mso-contentType ?>
-<FormTemplates xmlns="http://schemas.microsoft.com/sharepoint/v3/contenttype/forms">
-  <Display>DocumentLibraryForm</Display>
-  <Edit>DocumentLibraryForm</Edit>
-  <New>DocumentLibraryForm</New>
-</FormTemplates>
+<file path=customXml/itemProps1.xml><?xml version="1.0" encoding="utf-8"?>
+<ds:datastoreItem xmlns:ds="http://schemas.openxmlformats.org/officeDocument/2006/customXml" ds:itemID="{6A655C0C-F4A3-4931-9F7F-84CBD61DCE8F}">
+  <ds:schemaRefs>
+    <ds:schemaRef ds:uri="http://schemas.microsoft.com/sharepoint/v3/contenttype/forms"/>
+  </ds:schemaRefs>
+</ds:datastoreItem>
 </file>
 
-<file path=customXml/item6.xml><?xml version="1.0" encoding="utf-8"?>
-<inkml:ink xmlns:inkml="http://www.w3.org/2003/InkML">
-  <inkml:definitions>
-    <inkml:context xml:id="ctx0">
-      <inkml:inkSource xml:id="inkSrc0">
-        <inkml:traceFormat>
-          <inkml:channel name="X" type="integer" min="-2.14748E9" max="2.14748E9" units="cm"/>
-          <inkml:channel name="Y" type="integer" min="-2.14748E9" max="2.14748E9" units="cm"/>
-          <inkml:channel name="F" type="integer" max="32767" units="dev"/>
-          <inkml:channel name="OA" type="integer" max="360" units="deg"/>
-          <inkml:channel name="OE" type="integer" max="90" units="deg"/>
-        </inkml:traceFormat>
-        <inkml:channelProperties>
-          <inkml:channelProperty channel="X" name="resolution" value="1000" units="1/cm"/>
-          <inkml:channelProperty channel="Y" name="resolution" value="1000" units="1/cm"/>
-          <inkml:channelProperty channel="F" name="resolution" value="0" units="1/dev"/>
-          <inkml:channelProperty channel="OA" name="resolution" value="1000" units="1/deg"/>
-          <inkml:channelProperty channel="OE" name="resolution" value="1000" units="1/deg"/>
-        </inkml:channelProperties>
-      </inkml:inkSource>
-      <inkml:timestamp xml:id="ts0" timeString="2025-06-10T16:08:50.568"/>
-    </inkml:context>
-    <inkml:brush xml:id="br0">
-      <inkml:brushProperty name="width" value="0.05" units="cm"/>
-      <inkml:brushProperty name="height" value="0.05" units="cm"/>
-      <inkml:brushProperty name="color" value="#E71224"/>
-    </inkml:brush>
-  </inkml:definitions>
-  <inkml:trace contextRef="#ctx0" brushRef="#br0">1236 239 3217 0 0,'-18'-44'2449'0'0,"11"24"-2251"0"0,-2 1 0 0 0,-14-27 0 0 0,19 39-210 0 0,-1 0 0 0 0,0 1-1 0 0,0 0 1 0 0,-1-1 0 0 0,0 2 0 0 0,0-1-1 0 0,0 1 1 0 0,0 0 0 0 0,-14-8-1 0 0,8 6-57 0 0,-1 1 0 0 0,1 1 1 0 0,-1 0-1 0 0,0 0 0 0 0,0 1 0 0 0,0 1 0 0 0,0 0 0 0 0,-1 1 0 0 0,-22-1 0 0 0,19 4-190 0 0,0 0-1 0 0,0 1 1 0 0,0 1-1 0 0,1 0 1 0 0,-1 1-1 0 0,1 1 1 0 0,-21 9-1 0 0,-37 17-295 0 0,-131 76-1 0 0,173-87 985 0 0,0 2 0 0 0,2 1 0 0 0,1 2 0 0 0,1 0 0 0 0,1 2 0 0 0,-28 37 0 0 0,-16 22-328 0 0,-54 78 18 0 0,113-145-112 0 0,0 0 1 0 0,2 1-1 0 0,1 0 0 0 0,0 0 0 0 0,2 1 1 0 0,0 0-1 0 0,-5 27 0 0 0,4 3 6 0 0,3 0-1 0 0,1 0 0 0 0,3 0 1 0 0,2 1-1 0 0,2-1 1 0 0,13 62-1 0 0,-11-89 37 0 0,1-1 0 0 0,2 1 0 0 0,0-1 0 0 0,1-1 0 0 0,1 0 0 0 0,2 0-1 0 0,0-1 1 0 0,1-1 0 0 0,1 0 0 0 0,1 0 0 0 0,25 25 0 0 0,-31-38 8 0 0,1 0 0 0 0,0-1 0 0 0,0 0 0 0 0,1-1-1 0 0,0 0 1 0 0,0 0 0 0 0,0-1 0 0 0,0 0 0 0 0,1-1 0 0 0,-1-1 0 0 0,1 0 0 0 0,23 1 0 0 0,0-2-27 0 0,-1-1 0 0 0,0-2 0 0 0,43-8 0 0 0,15-10 179 0 0,-1-4 0 0 0,111-46 0 0 0,-162 55-168 0 0,0 1-21 0 0,5-1 26 0 0,-2-3-1 0 0,45-23 0 0 0,-67 26 22 0 0,-1 0 0 0 0,0-2-1 0 0,-2 0 1 0 0,0-1 0 0 0,-1-1 0 0 0,0-1 0 0 0,-2 0-1 0 0,22-37 1 0 0,-28 39-39 0 0,0 1 1 0 0,-1-1-1 0 0,-1-1 0 0 0,-1 0 1 0 0,-1 1-1 0 0,0-2 0 0 0,-2 1 0 0 0,0 0 1 0 0,0-25-1 0 0,-2-13 167 0 0,-14-108-1 0 0,10 143-149 0 0,-1 0-1 0 0,0 1 1 0 0,-2-1-1 0 0,-1 1 1 0 0,-1 0-1 0 0,0 1 1 0 0,-1 0-1 0 0,-23-35 0 0 0,22 41 15 0 0,-1 0 0 0 0,0 0-1 0 0,-1 1 1 0 0,-1 0 0 0 0,0 1-1 0 0,0 1 1 0 0,-1 0 0 0 0,-1 1-1 0 0,0 0 1 0 0,0 1 0 0 0,-25-10-1 0 0,15 9-505 0 0,-1 1-1 0 0,0 2 1 0 0,0 0 0 0 0,-49-5-1 0 0,41 10-389 0 0</inkml:trace>
-</inkml:ink>
-</file>
-
-<file path=customXml/item7.xml><?xml version="1.0" encoding="utf-8"?>
-<p:properties xmlns:p="http://schemas.microsoft.com/office/2006/metadata/properties" xmlns:xsi="http://www.w3.org/2001/XMLSchema-instance" xmlns:pc="http://schemas.microsoft.com/office/infopath/2007/PartnerControls">
-  <documentManagement/>
-</p:properties>
-</file>
-
-<file path=customXml/itemProps1.xml><?xml version="1.0" encoding="utf-8"?>
+<file path=customXml/itemProps2.xml><?xml version="1.0" encoding="utf-8"?>
 <ds:datastoreItem xmlns:ds="http://schemas.openxmlformats.org/officeDocument/2006/customXml" ds:itemID="{01D51A4F-7BE7-46DF-A7D0-BDB91C1C49A3}">
   <ds:schemaRefs>
     <ds:schemaRef ds:uri="http://www.w3.org/2003/InkML"/>
@@ -19348,7 +20181,24 @@
 </ds:datastoreItem>
 </file>
 
-<file path=customXml/itemProps2.xml><?xml version="1.0" encoding="utf-8"?>
+<file path=customXml/itemProps3.xml><?xml version="1.0" encoding="utf-8"?>
+<ds:datastoreItem xmlns:ds="http://schemas.openxmlformats.org/officeDocument/2006/customXml" ds:itemID="{4B023D59-82BC-4D0F-A651-C98E01C1F15C}">
+  <ds:schemaRefs>
+    <ds:schemaRef ds:uri="http://www.w3.org/2003/InkML"/>
+  </ds:schemaRefs>
+</ds:datastoreItem>
+</file>
+
+<file path=customXml/itemProps4.xml><?xml version="1.0" encoding="utf-8"?>
+<ds:datastoreItem xmlns:ds="http://schemas.openxmlformats.org/officeDocument/2006/customXml" ds:itemID="{CE199482-6225-420D-8982-84EA3B0C446C}">
+  <ds:schemaRefs>
+    <ds:schemaRef ds:uri="http://schemas.microsoft.com/office/2006/metadata/properties"/>
+    <ds:schemaRef ds:uri="http://schemas.microsoft.com/office/infopath/2007/PartnerControls"/>
+  </ds:schemaRefs>
+</ds:datastoreItem>
+</file>
+
+<file path=customXml/itemProps5.xml><?xml version="1.0" encoding="utf-8"?>
 <ds:datastoreItem xmlns:ds="http://schemas.openxmlformats.org/officeDocument/2006/customXml" ds:itemID="{4B023D59-82BC-4D0F-A651-C98E01C1F15C}">
   <ds:schemaRefs>
     <ds:schemaRef ds:uri="http://schemas.microsoft.com/office/2006/metadata/contentType"/>
@@ -19366,30 +20216,6 @@
 </ds:datastoreItem>
 </file>
 
-<file path=customXml/itemProps3.xml><?xml version="1.0" encoding="utf-8"?>
-<ds:datastoreItem xmlns:ds="http://schemas.openxmlformats.org/officeDocument/2006/customXml" ds:itemID="{4B023D59-82BC-4D0F-A651-C98E01C1F15C}">
-  <ds:schemaRefs>
-    <ds:schemaRef ds:uri="http://www.w3.org/2003/InkML"/>
-  </ds:schemaRefs>
-</ds:datastoreItem>
-</file>
-
-<file path=customXml/itemProps4.xml><?xml version="1.0" encoding="utf-8"?>
-<ds:datastoreItem xmlns:ds="http://schemas.openxmlformats.org/officeDocument/2006/customXml" ds:itemID="{01D51A4F-7BE7-46DF-A7D0-BDB91C1C49A3}">
-  <ds:schemaRefs>
-    <ds:schemaRef ds:uri="http://schemas.openxmlformats.org/officeDocument/2006/bibliography"/>
-  </ds:schemaRefs>
-</ds:datastoreItem>
-</file>
-
-<file path=customXml/itemProps5.xml><?xml version="1.0" encoding="utf-8"?>
-<ds:datastoreItem xmlns:ds="http://schemas.openxmlformats.org/officeDocument/2006/customXml" ds:itemID="{6A655C0C-F4A3-4931-9F7F-84CBD61DCE8F}">
-  <ds:schemaRefs>
-    <ds:schemaRef ds:uri="http://schemas.microsoft.com/sharepoint/v3/contenttype/forms"/>
-  </ds:schemaRefs>
-</ds:datastoreItem>
-</file>
-
 <file path=customXml/itemProps6.xml><?xml version="1.0" encoding="utf-8"?>
 <ds:datastoreItem xmlns:ds="http://schemas.openxmlformats.org/officeDocument/2006/customXml" ds:itemID="{4B023D59-82BC-4D0F-A651-C98E01C1F15C}">
   <ds:schemaRefs>
@@ -19399,10 +20225,9 @@
 </file>
 
 <file path=customXml/itemProps7.xml><?xml version="1.0" encoding="utf-8"?>
-<ds:datastoreItem xmlns:ds="http://schemas.openxmlformats.org/officeDocument/2006/customXml" ds:itemID="{CE199482-6225-420D-8982-84EA3B0C446C}">
+<ds:datastoreItem xmlns:ds="http://schemas.openxmlformats.org/officeDocument/2006/customXml" ds:itemID="{01D51A4F-7BE7-46DF-A7D0-BDB91C1C49A3}">
   <ds:schemaRefs>
-    <ds:schemaRef ds:uri="http://schemas.microsoft.com/office/2006/metadata/properties"/>
-    <ds:schemaRef ds:uri="http://schemas.microsoft.com/office/infopath/2007/PartnerControls"/>
+    <ds:schemaRef ds:uri="http://schemas.openxmlformats.org/officeDocument/2006/bibliography"/>
   </ds:schemaRefs>
 </ds:datastoreItem>
 </file>
--- a/D_Documentation/Doku-Alex.docx
+++ b/D_Documentation/Doku-Alex.docx
@@ -11370,6 +11370,9 @@
       <w:r>
         <w:t xml:space="preserve"> dazu zu kaufen.</w:t>
       </w:r>
+      <w:r>
+        <w:t xml:space="preserve"> Hierfür wurde der … mit 2,5A gewählt.</w:t>
+      </w:r>
     </w:p>
     <w:p>
       <w:pPr>
@@ -12006,6 +12009,994 @@
       </w:r>
       <w:r>
         <w:t xml:space="preserve"> ein Blitzlicht geplant. </w:t>
+      </w:r>
+    </w:p>
+    <w:p>
+      <w:pPr>
+        <w:pStyle w:val="Text"/>
+      </w:pPr>
+    </w:p>
+    <w:p>
+      <w:pPr>
+        <w:pStyle w:val="Text"/>
+        <w:rPr>
+          <w:b/>
+          <w:bCs/>
+          <w:u w:val="single"/>
+        </w:rPr>
+      </w:pPr>
+      <w:r>
+        <w:rPr>
+          <w:b/>
+          <w:bCs/>
+          <w:u w:val="single"/>
+        </w:rPr>
+        <w:lastRenderedPageBreak/>
+        <w:t>Versorgung</w:t>
+      </w:r>
+    </w:p>
+    <w:p>
+      <w:pPr>
+        <w:pStyle w:val="Text"/>
+      </w:pPr>
+      <w:r>
+        <w:t>Für die Versorgung muss ein Netzteil mit genügend Leistung gewählt werden. Hierfür muss die Summe aller Verbraucher genommen werden:</w:t>
+      </w:r>
+    </w:p>
+    <w:p>
+      <w:pPr>
+        <w:pStyle w:val="Text"/>
+      </w:pPr>
+    </w:p>
+    <w:tbl>
+      <w:tblPr>
+        <w:tblW w:w="7166" w:type="dxa"/>
+        <w:tblInd w:w="929" w:type="dxa"/>
+        <w:tblBorders>
+          <w:top w:val="single" w:sz="4" w:space="0" w:color="auto"/>
+          <w:left w:val="single" w:sz="4" w:space="0" w:color="auto"/>
+          <w:bottom w:val="single" w:sz="4" w:space="0" w:color="auto"/>
+          <w:right w:val="single" w:sz="4" w:space="0" w:color="auto"/>
+          <w:insideH w:val="single" w:sz="4" w:space="0" w:color="auto"/>
+          <w:insideV w:val="single" w:sz="4" w:space="0" w:color="auto"/>
+        </w:tblBorders>
+        <w:tblLook w:val="04A0" w:firstRow="1" w:lastRow="0" w:firstColumn="1" w:lastColumn="0" w:noHBand="0" w:noVBand="1"/>
+      </w:tblPr>
+      <w:tblGrid>
+        <w:gridCol w:w="3038"/>
+        <w:gridCol w:w="1925"/>
+        <w:gridCol w:w="2203"/>
+      </w:tblGrid>
+      <w:tr>
+        <w:trPr>
+          <w:trHeight w:val="350"/>
+        </w:trPr>
+        <w:tc>
+          <w:tcPr>
+            <w:tcW w:w="3038" w:type="dxa"/>
+            <w:shd w:val="clear" w:color="000000" w:fill="000000"/>
+            <w:noWrap/>
+            <w:vAlign w:val="bottom"/>
+            <w:hideMark/>
+          </w:tcPr>
+          <w:p>
+            <w:pPr>
+              <w:suppressAutoHyphens w:val="0"/>
+              <w:jc w:val="center"/>
+              <w:rPr>
+                <w:rFonts w:ascii="Aptos Narrow" w:hAnsi="Aptos Narrow"/>
+                <w:b/>
+                <w:bCs/>
+                <w:color w:val="FFFFFF"/>
+                <w:sz w:val="22"/>
+                <w:szCs w:val="22"/>
+                <w:lang w:val="en-AT" w:eastAsia="en-AT"/>
+              </w:rPr>
+            </w:pPr>
+            <w:proofErr w:type="spellStart"/>
+            <w:r>
+              <w:rPr>
+                <w:rFonts w:ascii="Aptos Narrow" w:hAnsi="Aptos Narrow"/>
+                <w:b/>
+                <w:bCs/>
+                <w:color w:val="FFFFFF"/>
+                <w:sz w:val="22"/>
+                <w:szCs w:val="22"/>
+                <w:lang w:val="en-AT" w:eastAsia="en-AT"/>
+              </w:rPr>
+              <w:t>Bauteil</w:t>
+            </w:r>
+            <w:proofErr w:type="spellEnd"/>
+          </w:p>
+        </w:tc>
+        <w:tc>
+          <w:tcPr>
+            <w:tcW w:w="1925" w:type="dxa"/>
+            <w:shd w:val="clear" w:color="000000" w:fill="000000"/>
+            <w:noWrap/>
+            <w:vAlign w:val="bottom"/>
+            <w:hideMark/>
+          </w:tcPr>
+          <w:p>
+            <w:pPr>
+              <w:suppressAutoHyphens w:val="0"/>
+              <w:jc w:val="center"/>
+              <w:rPr>
+                <w:rFonts w:ascii="Aptos Narrow" w:hAnsi="Aptos Narrow"/>
+                <w:b/>
+                <w:bCs/>
+                <w:color w:val="FFFFFF"/>
+                <w:sz w:val="22"/>
+                <w:szCs w:val="22"/>
+                <w:lang w:val="en-AT" w:eastAsia="en-AT"/>
+              </w:rPr>
+            </w:pPr>
+            <w:proofErr w:type="spellStart"/>
+            <w:r>
+              <w:rPr>
+                <w:rFonts w:ascii="Aptos Narrow" w:hAnsi="Aptos Narrow"/>
+                <w:b/>
+                <w:bCs/>
+                <w:color w:val="FFFFFF"/>
+                <w:sz w:val="22"/>
+                <w:szCs w:val="22"/>
+                <w:lang w:val="en-AT" w:eastAsia="en-AT"/>
+              </w:rPr>
+              <w:t>Anzahl</w:t>
+            </w:r>
+            <w:proofErr w:type="spellEnd"/>
+          </w:p>
+        </w:tc>
+        <w:tc>
+          <w:tcPr>
+            <w:tcW w:w="2203" w:type="dxa"/>
+            <w:shd w:val="clear" w:color="000000" w:fill="000000"/>
+            <w:noWrap/>
+            <w:vAlign w:val="bottom"/>
+            <w:hideMark/>
+          </w:tcPr>
+          <w:p>
+            <w:pPr>
+              <w:suppressAutoHyphens w:val="0"/>
+              <w:jc w:val="center"/>
+              <w:rPr>
+                <w:rFonts w:ascii="Aptos Narrow" w:hAnsi="Aptos Narrow"/>
+                <w:b/>
+                <w:bCs/>
+                <w:color w:val="FFFFFF"/>
+                <w:sz w:val="22"/>
+                <w:szCs w:val="22"/>
+                <w:lang w:val="en-AT" w:eastAsia="en-AT"/>
+              </w:rPr>
+            </w:pPr>
+            <w:proofErr w:type="spellStart"/>
+            <w:r>
+              <w:rPr>
+                <w:rFonts w:ascii="Aptos Narrow" w:hAnsi="Aptos Narrow"/>
+                <w:b/>
+                <w:bCs/>
+                <w:color w:val="FFFFFF"/>
+                <w:sz w:val="22"/>
+                <w:szCs w:val="22"/>
+                <w:lang w:val="en-AT" w:eastAsia="en-AT"/>
+              </w:rPr>
+              <w:t>Stromstärke</w:t>
+            </w:r>
+            <w:proofErr w:type="spellEnd"/>
+          </w:p>
+        </w:tc>
+      </w:tr>
+      <w:tr>
+        <w:trPr>
+          <w:trHeight w:val="350"/>
+        </w:trPr>
+        <w:tc>
+          <w:tcPr>
+            <w:tcW w:w="3038" w:type="dxa"/>
+            <w:noWrap/>
+            <w:vAlign w:val="bottom"/>
+            <w:hideMark/>
+          </w:tcPr>
+          <w:p>
+            <w:pPr>
+              <w:suppressAutoHyphens w:val="0"/>
+              <w:jc w:val="center"/>
+              <w:rPr>
+                <w:rFonts w:ascii="Aptos Narrow" w:hAnsi="Aptos Narrow"/>
+                <w:color w:val="000000"/>
+                <w:sz w:val="22"/>
+                <w:szCs w:val="22"/>
+                <w:lang w:val="en-AT" w:eastAsia="en-AT"/>
+              </w:rPr>
+            </w:pPr>
+            <w:r>
+              <w:rPr>
+                <w:rFonts w:ascii="Aptos Narrow" w:hAnsi="Aptos Narrow"/>
+                <w:color w:val="000000"/>
+                <w:sz w:val="22"/>
+                <w:szCs w:val="22"/>
+                <w:lang w:val="en-AT" w:eastAsia="en-AT"/>
+              </w:rPr>
+              <w:t>Raspberry Pi 5</w:t>
+            </w:r>
+          </w:p>
+        </w:tc>
+        <w:tc>
+          <w:tcPr>
+            <w:tcW w:w="1925" w:type="dxa"/>
+            <w:noWrap/>
+            <w:vAlign w:val="bottom"/>
+            <w:hideMark/>
+          </w:tcPr>
+          <w:p>
+            <w:pPr>
+              <w:suppressAutoHyphens w:val="0"/>
+              <w:jc w:val="right"/>
+              <w:rPr>
+                <w:rFonts w:ascii="Aptos Narrow" w:hAnsi="Aptos Narrow"/>
+                <w:color w:val="000000"/>
+                <w:sz w:val="22"/>
+                <w:szCs w:val="22"/>
+                <w:lang w:val="en-AT" w:eastAsia="en-AT"/>
+              </w:rPr>
+            </w:pPr>
+            <w:r>
+              <w:rPr>
+                <w:rFonts w:ascii="Aptos Narrow" w:hAnsi="Aptos Narrow"/>
+                <w:color w:val="000000"/>
+                <w:sz w:val="22"/>
+                <w:szCs w:val="22"/>
+                <w:lang w:val="en-AT" w:eastAsia="en-AT"/>
+              </w:rPr>
+              <w:t>1</w:t>
+            </w:r>
+          </w:p>
+        </w:tc>
+        <w:tc>
+          <w:tcPr>
+            <w:tcW w:w="2203" w:type="dxa"/>
+            <w:noWrap/>
+            <w:vAlign w:val="bottom"/>
+            <w:hideMark/>
+          </w:tcPr>
+          <w:p>
+            <w:pPr>
+              <w:suppressAutoHyphens w:val="0"/>
+              <w:jc w:val="center"/>
+              <w:rPr>
+                <w:rFonts w:ascii="Aptos Narrow" w:hAnsi="Aptos Narrow"/>
+                <w:color w:val="000000"/>
+                <w:sz w:val="22"/>
+                <w:szCs w:val="22"/>
+                <w:lang w:val="en-AT" w:eastAsia="en-AT"/>
+              </w:rPr>
+            </w:pPr>
+            <w:r>
+              <w:rPr>
+                <w:rFonts w:ascii="Aptos Narrow" w:hAnsi="Aptos Narrow"/>
+                <w:color w:val="000000"/>
+                <w:sz w:val="22"/>
+                <w:szCs w:val="22"/>
+                <w:lang w:val="en-AT" w:eastAsia="en-AT"/>
+              </w:rPr>
+              <w:t>5A</w:t>
+            </w:r>
+          </w:p>
+        </w:tc>
+      </w:tr>
+      <w:tr>
+        <w:trPr>
+          <w:trHeight w:val="350"/>
+        </w:trPr>
+        <w:tc>
+          <w:tcPr>
+            <w:tcW w:w="3038" w:type="dxa"/>
+            <w:noWrap/>
+            <w:vAlign w:val="bottom"/>
+            <w:hideMark/>
+          </w:tcPr>
+          <w:p>
+            <w:pPr>
+              <w:suppressAutoHyphens w:val="0"/>
+              <w:jc w:val="center"/>
+              <w:rPr>
+                <w:rFonts w:ascii="Aptos Narrow" w:hAnsi="Aptos Narrow"/>
+                <w:color w:val="000000"/>
+                <w:sz w:val="22"/>
+                <w:szCs w:val="22"/>
+                <w:lang w:val="en-AT" w:eastAsia="en-AT"/>
+              </w:rPr>
+            </w:pPr>
+            <w:r>
+              <w:rPr>
+                <w:rFonts w:ascii="Aptos Narrow" w:hAnsi="Aptos Narrow"/>
+                <w:color w:val="000000"/>
+                <w:sz w:val="22"/>
+                <w:szCs w:val="22"/>
+                <w:lang w:val="en-AT" w:eastAsia="en-AT"/>
+              </w:rPr>
+              <w:t>RGB-</w:t>
+            </w:r>
+            <w:proofErr w:type="spellStart"/>
+            <w:r>
+              <w:rPr>
+                <w:rFonts w:ascii="Aptos Narrow" w:hAnsi="Aptos Narrow"/>
+                <w:color w:val="000000"/>
+                <w:sz w:val="22"/>
+                <w:szCs w:val="22"/>
+                <w:lang w:val="en-AT" w:eastAsia="en-AT"/>
+              </w:rPr>
+              <w:t>Kameras</w:t>
+            </w:r>
+            <w:proofErr w:type="spellEnd"/>
+            <w:r>
+              <w:rPr>
+                <w:rFonts w:ascii="Aptos Narrow" w:hAnsi="Aptos Narrow"/>
+                <w:color w:val="000000"/>
+                <w:sz w:val="22"/>
+                <w:szCs w:val="22"/>
+                <w:lang w:val="en-AT" w:eastAsia="en-AT"/>
+              </w:rPr>
+              <w:t xml:space="preserve"> (USB-Hub)</w:t>
+            </w:r>
+          </w:p>
+        </w:tc>
+        <w:tc>
+          <w:tcPr>
+            <w:tcW w:w="1925" w:type="dxa"/>
+            <w:noWrap/>
+            <w:vAlign w:val="bottom"/>
+            <w:hideMark/>
+          </w:tcPr>
+          <w:p>
+            <w:pPr>
+              <w:suppressAutoHyphens w:val="0"/>
+              <w:jc w:val="right"/>
+              <w:rPr>
+                <w:rFonts w:ascii="Aptos Narrow" w:hAnsi="Aptos Narrow"/>
+                <w:color w:val="000000"/>
+                <w:sz w:val="22"/>
+                <w:szCs w:val="22"/>
+                <w:lang w:val="en-AT" w:eastAsia="en-AT"/>
+              </w:rPr>
+            </w:pPr>
+            <w:r>
+              <w:rPr>
+                <w:rFonts w:ascii="Aptos Narrow" w:hAnsi="Aptos Narrow"/>
+                <w:color w:val="000000"/>
+                <w:sz w:val="22"/>
+                <w:szCs w:val="22"/>
+                <w:lang w:val="en-AT" w:eastAsia="en-AT"/>
+              </w:rPr>
+              <w:t>3</w:t>
+            </w:r>
+          </w:p>
+        </w:tc>
+        <w:tc>
+          <w:tcPr>
+            <w:tcW w:w="2203" w:type="dxa"/>
+            <w:noWrap/>
+            <w:vAlign w:val="bottom"/>
+            <w:hideMark/>
+          </w:tcPr>
+          <w:p>
+            <w:pPr>
+              <w:suppressAutoHyphens w:val="0"/>
+              <w:jc w:val="center"/>
+              <w:rPr>
+                <w:rFonts w:ascii="Aptos Narrow" w:hAnsi="Aptos Narrow"/>
+                <w:color w:val="000000"/>
+                <w:sz w:val="22"/>
+                <w:szCs w:val="22"/>
+                <w:lang w:val="en-AT" w:eastAsia="en-AT"/>
+              </w:rPr>
+            </w:pPr>
+            <w:r>
+              <w:rPr>
+                <w:rFonts w:ascii="Aptos Narrow" w:hAnsi="Aptos Narrow"/>
+                <w:color w:val="000000"/>
+                <w:sz w:val="22"/>
+                <w:szCs w:val="22"/>
+                <w:lang w:val="en-AT" w:eastAsia="en-AT"/>
+              </w:rPr>
+              <w:t>660mA</w:t>
+            </w:r>
+          </w:p>
+        </w:tc>
+      </w:tr>
+      <w:tr>
+        <w:trPr>
+          <w:trHeight w:val="350"/>
+        </w:trPr>
+        <w:tc>
+          <w:tcPr>
+            <w:tcW w:w="3038" w:type="dxa"/>
+            <w:noWrap/>
+            <w:vAlign w:val="bottom"/>
+            <w:hideMark/>
+          </w:tcPr>
+          <w:p>
+            <w:pPr>
+              <w:suppressAutoHyphens w:val="0"/>
+              <w:jc w:val="center"/>
+              <w:rPr>
+                <w:rFonts w:ascii="Aptos Narrow" w:hAnsi="Aptos Narrow"/>
+                <w:color w:val="000000"/>
+                <w:sz w:val="22"/>
+                <w:szCs w:val="22"/>
+                <w:lang w:val="en-AT" w:eastAsia="en-AT"/>
+              </w:rPr>
+            </w:pPr>
+            <w:proofErr w:type="spellStart"/>
+            <w:r>
+              <w:rPr>
+                <w:rFonts w:ascii="Aptos Narrow" w:hAnsi="Aptos Narrow"/>
+                <w:color w:val="000000"/>
+                <w:sz w:val="22"/>
+                <w:szCs w:val="22"/>
+                <w:lang w:val="en-AT" w:eastAsia="en-AT"/>
+              </w:rPr>
+              <w:t>Tiefenkamera</w:t>
+            </w:r>
+            <w:proofErr w:type="spellEnd"/>
+            <w:r>
+              <w:rPr>
+                <w:rFonts w:ascii="Aptos Narrow" w:hAnsi="Aptos Narrow"/>
+                <w:color w:val="000000"/>
+                <w:sz w:val="22"/>
+                <w:szCs w:val="22"/>
+                <w:lang w:val="en-AT" w:eastAsia="en-AT"/>
+              </w:rPr>
+              <w:t xml:space="preserve"> (USB-Hub)</w:t>
+            </w:r>
+          </w:p>
+        </w:tc>
+        <w:tc>
+          <w:tcPr>
+            <w:tcW w:w="1925" w:type="dxa"/>
+            <w:noWrap/>
+            <w:vAlign w:val="bottom"/>
+            <w:hideMark/>
+          </w:tcPr>
+          <w:p>
+            <w:pPr>
+              <w:suppressAutoHyphens w:val="0"/>
+              <w:jc w:val="right"/>
+              <w:rPr>
+                <w:rFonts w:ascii="Aptos Narrow" w:hAnsi="Aptos Narrow"/>
+                <w:color w:val="000000"/>
+                <w:sz w:val="22"/>
+                <w:szCs w:val="22"/>
+                <w:lang w:val="en-AT" w:eastAsia="en-AT"/>
+              </w:rPr>
+            </w:pPr>
+            <w:r>
+              <w:rPr>
+                <w:rFonts w:ascii="Aptos Narrow" w:hAnsi="Aptos Narrow"/>
+                <w:color w:val="000000"/>
+                <w:sz w:val="22"/>
+                <w:szCs w:val="22"/>
+                <w:lang w:val="en-AT" w:eastAsia="en-AT"/>
+              </w:rPr>
+              <w:t>1</w:t>
+            </w:r>
+          </w:p>
+        </w:tc>
+        <w:tc>
+          <w:tcPr>
+            <w:tcW w:w="2203" w:type="dxa"/>
+            <w:noWrap/>
+            <w:vAlign w:val="bottom"/>
+            <w:hideMark/>
+          </w:tcPr>
+          <w:p>
+            <w:pPr>
+              <w:suppressAutoHyphens w:val="0"/>
+              <w:jc w:val="center"/>
+              <w:rPr>
+                <w:rFonts w:ascii="Aptos Narrow" w:hAnsi="Aptos Narrow"/>
+                <w:color w:val="000000"/>
+                <w:sz w:val="22"/>
+                <w:szCs w:val="22"/>
+                <w:lang w:val="en-AT" w:eastAsia="en-AT"/>
+              </w:rPr>
+            </w:pPr>
+            <w:r>
+              <w:rPr>
+                <w:rFonts w:ascii="Aptos Narrow" w:hAnsi="Aptos Narrow"/>
+                <w:color w:val="000000"/>
+                <w:sz w:val="22"/>
+                <w:szCs w:val="22"/>
+                <w:lang w:val="en-AT" w:eastAsia="en-AT"/>
+              </w:rPr>
+              <w:t>1A</w:t>
+            </w:r>
+          </w:p>
+        </w:tc>
+      </w:tr>
+      <w:tr>
+        <w:trPr>
+          <w:trHeight w:val="350"/>
+        </w:trPr>
+        <w:tc>
+          <w:tcPr>
+            <w:tcW w:w="3038" w:type="dxa"/>
+            <w:noWrap/>
+            <w:vAlign w:val="bottom"/>
+            <w:hideMark/>
+          </w:tcPr>
+          <w:p>
+            <w:pPr>
+              <w:suppressAutoHyphens w:val="0"/>
+              <w:jc w:val="center"/>
+              <w:rPr>
+                <w:rFonts w:ascii="Aptos Narrow" w:hAnsi="Aptos Narrow"/>
+                <w:color w:val="000000"/>
+                <w:sz w:val="22"/>
+                <w:szCs w:val="22"/>
+                <w:lang w:val="en-AT" w:eastAsia="en-AT"/>
+              </w:rPr>
+            </w:pPr>
+            <w:r>
+              <w:rPr>
+                <w:rFonts w:ascii="Aptos Narrow" w:hAnsi="Aptos Narrow"/>
+                <w:color w:val="000000"/>
+                <w:sz w:val="22"/>
+                <w:szCs w:val="22"/>
+                <w:lang w:val="en-AT" w:eastAsia="en-AT"/>
+              </w:rPr>
+              <w:t>RGB-Strip</w:t>
+            </w:r>
+          </w:p>
+        </w:tc>
+        <w:tc>
+          <w:tcPr>
+            <w:tcW w:w="1925" w:type="dxa"/>
+            <w:noWrap/>
+            <w:vAlign w:val="bottom"/>
+            <w:hideMark/>
+          </w:tcPr>
+          <w:p>
+            <w:pPr>
+              <w:suppressAutoHyphens w:val="0"/>
+              <w:jc w:val="right"/>
+              <w:rPr>
+                <w:rFonts w:ascii="Aptos Narrow" w:hAnsi="Aptos Narrow"/>
+                <w:color w:val="000000"/>
+                <w:sz w:val="22"/>
+                <w:szCs w:val="22"/>
+                <w:lang w:val="en-AT" w:eastAsia="en-AT"/>
+              </w:rPr>
+            </w:pPr>
+            <w:r>
+              <w:rPr>
+                <w:rFonts w:ascii="Aptos Narrow" w:hAnsi="Aptos Narrow"/>
+                <w:color w:val="000000"/>
+                <w:sz w:val="22"/>
+                <w:szCs w:val="22"/>
+                <w:lang w:val="en-AT" w:eastAsia="en-AT"/>
+              </w:rPr>
+              <w:t>1</w:t>
+            </w:r>
+          </w:p>
+        </w:tc>
+        <w:tc>
+          <w:tcPr>
+            <w:tcW w:w="2203" w:type="dxa"/>
+            <w:noWrap/>
+            <w:vAlign w:val="bottom"/>
+            <w:hideMark/>
+          </w:tcPr>
+          <w:p>
+            <w:pPr>
+              <w:suppressAutoHyphens w:val="0"/>
+              <w:jc w:val="center"/>
+              <w:rPr>
+                <w:rFonts w:ascii="Aptos Narrow" w:hAnsi="Aptos Narrow"/>
+                <w:color w:val="000000"/>
+                <w:sz w:val="22"/>
+                <w:szCs w:val="22"/>
+                <w:lang w:val="en-AT" w:eastAsia="en-AT"/>
+              </w:rPr>
+            </w:pPr>
+            <w:r>
+              <w:rPr>
+                <w:rFonts w:ascii="Aptos Narrow" w:hAnsi="Aptos Narrow"/>
+                <w:color w:val="000000"/>
+                <w:sz w:val="22"/>
+                <w:szCs w:val="22"/>
+                <w:lang w:val="en-AT" w:eastAsia="en-AT"/>
+              </w:rPr>
+              <w:t>2A</w:t>
+            </w:r>
+          </w:p>
+        </w:tc>
+      </w:tr>
+      <w:tr>
+        <w:trPr>
+          <w:trHeight w:val="350"/>
+        </w:trPr>
+        <w:tc>
+          <w:tcPr>
+            <w:tcW w:w="3038" w:type="dxa"/>
+            <w:noWrap/>
+            <w:vAlign w:val="bottom"/>
+            <w:hideMark/>
+          </w:tcPr>
+          <w:p>
+            <w:pPr>
+              <w:suppressAutoHyphens w:val="0"/>
+              <w:jc w:val="center"/>
+              <w:rPr>
+                <w:rFonts w:ascii="Aptos Narrow" w:hAnsi="Aptos Narrow"/>
+                <w:color w:val="000000"/>
+                <w:sz w:val="22"/>
+                <w:szCs w:val="22"/>
+                <w:lang w:val="en-AT" w:eastAsia="en-AT"/>
+              </w:rPr>
+            </w:pPr>
+            <w:r>
+              <w:rPr>
+                <w:rFonts w:ascii="Aptos Narrow" w:hAnsi="Aptos Narrow"/>
+                <w:color w:val="000000"/>
+                <w:sz w:val="22"/>
+                <w:szCs w:val="22"/>
+                <w:lang w:val="en-AT" w:eastAsia="en-AT"/>
+              </w:rPr>
+              <w:t>RGB-</w:t>
+            </w:r>
+            <w:proofErr w:type="spellStart"/>
+            <w:r>
+              <w:rPr>
+                <w:rFonts w:ascii="Aptos Narrow" w:hAnsi="Aptos Narrow"/>
+                <w:color w:val="000000"/>
+                <w:sz w:val="22"/>
+                <w:szCs w:val="22"/>
+                <w:lang w:val="en-AT" w:eastAsia="en-AT"/>
+              </w:rPr>
+              <w:t>Ringlichter</w:t>
+            </w:r>
+            <w:proofErr w:type="spellEnd"/>
+          </w:p>
+        </w:tc>
+        <w:tc>
+          <w:tcPr>
+            <w:tcW w:w="1925" w:type="dxa"/>
+            <w:noWrap/>
+            <w:vAlign w:val="bottom"/>
+            <w:hideMark/>
+          </w:tcPr>
+          <w:p>
+            <w:pPr>
+              <w:suppressAutoHyphens w:val="0"/>
+              <w:jc w:val="right"/>
+              <w:rPr>
+                <w:rFonts w:ascii="Aptos Narrow" w:hAnsi="Aptos Narrow"/>
+                <w:color w:val="000000"/>
+                <w:sz w:val="22"/>
+                <w:szCs w:val="22"/>
+                <w:lang w:val="en-AT" w:eastAsia="en-AT"/>
+              </w:rPr>
+            </w:pPr>
+            <w:r>
+              <w:rPr>
+                <w:rFonts w:ascii="Aptos Narrow" w:hAnsi="Aptos Narrow"/>
+                <w:color w:val="000000"/>
+                <w:sz w:val="22"/>
+                <w:szCs w:val="22"/>
+                <w:lang w:val="en-AT" w:eastAsia="en-AT"/>
+              </w:rPr>
+              <w:t>3</w:t>
+            </w:r>
+          </w:p>
+        </w:tc>
+        <w:tc>
+          <w:tcPr>
+            <w:tcW w:w="2203" w:type="dxa"/>
+            <w:noWrap/>
+            <w:vAlign w:val="bottom"/>
+            <w:hideMark/>
+          </w:tcPr>
+          <w:p>
+            <w:pPr>
+              <w:suppressAutoHyphens w:val="0"/>
+              <w:jc w:val="center"/>
+              <w:rPr>
+                <w:rFonts w:ascii="Aptos Narrow" w:hAnsi="Aptos Narrow"/>
+                <w:color w:val="000000"/>
+                <w:sz w:val="22"/>
+                <w:szCs w:val="22"/>
+                <w:lang w:val="en-AT" w:eastAsia="en-AT"/>
+              </w:rPr>
+            </w:pPr>
+            <w:r>
+              <w:rPr>
+                <w:rFonts w:ascii="Aptos Narrow" w:hAnsi="Aptos Narrow"/>
+                <w:color w:val="000000"/>
+                <w:sz w:val="22"/>
+                <w:szCs w:val="22"/>
+                <w:lang w:val="en-AT" w:eastAsia="en-AT"/>
+              </w:rPr>
+              <w:t>1A</w:t>
+            </w:r>
+          </w:p>
+        </w:tc>
+      </w:tr>
+      <w:tr>
+        <w:trPr>
+          <w:trHeight w:val="350"/>
+        </w:trPr>
+        <w:tc>
+          <w:tcPr>
+            <w:tcW w:w="3038" w:type="dxa"/>
+            <w:noWrap/>
+            <w:vAlign w:val="bottom"/>
+            <w:hideMark/>
+          </w:tcPr>
+          <w:p>
+            <w:pPr>
+              <w:suppressAutoHyphens w:val="0"/>
+              <w:jc w:val="center"/>
+              <w:rPr>
+                <w:rFonts w:ascii="Aptos Narrow" w:hAnsi="Aptos Narrow"/>
+                <w:color w:val="000000"/>
+                <w:sz w:val="22"/>
+                <w:szCs w:val="22"/>
+                <w:lang w:val="en-AT" w:eastAsia="en-AT"/>
+              </w:rPr>
+            </w:pPr>
+            <w:r>
+              <w:rPr>
+                <w:rFonts w:ascii="Aptos Narrow" w:hAnsi="Aptos Narrow"/>
+                <w:color w:val="000000"/>
+                <w:sz w:val="22"/>
+                <w:szCs w:val="22"/>
+                <w:lang w:val="en-AT" w:eastAsia="en-AT"/>
+              </w:rPr>
+              <w:t>ADCs</w:t>
+            </w:r>
+          </w:p>
+        </w:tc>
+        <w:tc>
+          <w:tcPr>
+            <w:tcW w:w="1925" w:type="dxa"/>
+            <w:noWrap/>
+            <w:vAlign w:val="bottom"/>
+            <w:hideMark/>
+          </w:tcPr>
+          <w:p>
+            <w:pPr>
+              <w:suppressAutoHyphens w:val="0"/>
+              <w:jc w:val="right"/>
+              <w:rPr>
+                <w:rFonts w:ascii="Aptos Narrow" w:hAnsi="Aptos Narrow"/>
+                <w:color w:val="000000"/>
+                <w:sz w:val="22"/>
+                <w:szCs w:val="22"/>
+                <w:lang w:val="en-AT" w:eastAsia="en-AT"/>
+              </w:rPr>
+            </w:pPr>
+            <w:r>
+              <w:rPr>
+                <w:rFonts w:ascii="Aptos Narrow" w:hAnsi="Aptos Narrow"/>
+                <w:color w:val="000000"/>
+                <w:sz w:val="22"/>
+                <w:szCs w:val="22"/>
+                <w:lang w:val="en-AT" w:eastAsia="en-AT"/>
+              </w:rPr>
+              <w:t>3</w:t>
+            </w:r>
+          </w:p>
+        </w:tc>
+        <w:tc>
+          <w:tcPr>
+            <w:tcW w:w="2203" w:type="dxa"/>
+            <w:noWrap/>
+            <w:vAlign w:val="bottom"/>
+            <w:hideMark/>
+          </w:tcPr>
+          <w:p>
+            <w:pPr>
+              <w:suppressAutoHyphens w:val="0"/>
+              <w:jc w:val="center"/>
+              <w:rPr>
+                <w:rFonts w:ascii="Aptos Narrow" w:hAnsi="Aptos Narrow"/>
+                <w:color w:val="000000"/>
+                <w:sz w:val="22"/>
+                <w:szCs w:val="22"/>
+                <w:lang w:val="en-AT" w:eastAsia="en-AT"/>
+              </w:rPr>
+            </w:pPr>
+            <w:r>
+              <w:rPr>
+                <w:rFonts w:ascii="Aptos Narrow" w:hAnsi="Aptos Narrow"/>
+                <w:color w:val="000000"/>
+                <w:sz w:val="22"/>
+                <w:szCs w:val="22"/>
+                <w:lang w:val="en-AT" w:eastAsia="en-AT"/>
+              </w:rPr>
+              <w:t>6mA</w:t>
+            </w:r>
+          </w:p>
+        </w:tc>
+      </w:tr>
+      <w:tr>
+        <w:trPr>
+          <w:trHeight w:val="350"/>
+        </w:trPr>
+        <w:tc>
+          <w:tcPr>
+            <w:tcW w:w="3038" w:type="dxa"/>
+            <w:noWrap/>
+            <w:vAlign w:val="bottom"/>
+            <w:hideMark/>
+          </w:tcPr>
+          <w:p>
+            <w:pPr>
+              <w:suppressAutoHyphens w:val="0"/>
+              <w:jc w:val="center"/>
+              <w:rPr>
+                <w:rFonts w:ascii="Aptos Narrow" w:hAnsi="Aptos Narrow"/>
+                <w:color w:val="000000"/>
+                <w:sz w:val="22"/>
+                <w:szCs w:val="22"/>
+                <w:lang w:val="en-AT" w:eastAsia="en-AT"/>
+              </w:rPr>
+            </w:pPr>
+          </w:p>
+        </w:tc>
+        <w:tc>
+          <w:tcPr>
+            <w:tcW w:w="1925" w:type="dxa"/>
+            <w:noWrap/>
+            <w:vAlign w:val="bottom"/>
+            <w:hideMark/>
+          </w:tcPr>
+          <w:p>
+            <w:pPr>
+              <w:suppressAutoHyphens w:val="0"/>
+              <w:jc w:val="left"/>
+              <w:rPr>
+                <w:rFonts w:ascii="Times New Roman" w:hAnsi="Times New Roman"/>
+                <w:sz w:val="20"/>
+                <w:szCs w:val="20"/>
+                <w:lang w:val="en-AT" w:eastAsia="en-AT"/>
+              </w:rPr>
+            </w:pPr>
+          </w:p>
+        </w:tc>
+        <w:tc>
+          <w:tcPr>
+            <w:tcW w:w="2203" w:type="dxa"/>
+            <w:noWrap/>
+            <w:vAlign w:val="bottom"/>
+            <w:hideMark/>
+          </w:tcPr>
+          <w:p>
+            <w:pPr>
+              <w:suppressAutoHyphens w:val="0"/>
+              <w:jc w:val="left"/>
+              <w:rPr>
+                <w:rFonts w:ascii="Times New Roman" w:hAnsi="Times New Roman"/>
+                <w:sz w:val="20"/>
+                <w:szCs w:val="20"/>
+                <w:lang w:val="en-AT" w:eastAsia="en-AT"/>
+              </w:rPr>
+            </w:pPr>
+          </w:p>
+        </w:tc>
+      </w:tr>
+      <w:tr>
+        <w:trPr>
+          <w:trHeight w:val="350"/>
+        </w:trPr>
+        <w:tc>
+          <w:tcPr>
+            <w:tcW w:w="3038" w:type="dxa"/>
+            <w:noWrap/>
+            <w:vAlign w:val="bottom"/>
+            <w:hideMark/>
+          </w:tcPr>
+          <w:p>
+            <w:pPr>
+              <w:suppressAutoHyphens w:val="0"/>
+              <w:jc w:val="left"/>
+              <w:rPr>
+                <w:rFonts w:ascii="Times New Roman" w:hAnsi="Times New Roman"/>
+                <w:sz w:val="20"/>
+                <w:szCs w:val="20"/>
+                <w:lang w:val="en-AT" w:eastAsia="en-AT"/>
+              </w:rPr>
+            </w:pPr>
+          </w:p>
+        </w:tc>
+        <w:tc>
+          <w:tcPr>
+            <w:tcW w:w="1925" w:type="dxa"/>
+            <w:noWrap/>
+            <w:vAlign w:val="bottom"/>
+            <w:hideMark/>
+          </w:tcPr>
+          <w:p>
+            <w:pPr>
+              <w:suppressAutoHyphens w:val="0"/>
+              <w:jc w:val="center"/>
+              <w:rPr>
+                <w:rFonts w:ascii="Aptos Narrow" w:hAnsi="Aptos Narrow"/>
+                <w:b/>
+                <w:bCs/>
+                <w:color w:val="000000"/>
+                <w:sz w:val="22"/>
+                <w:szCs w:val="22"/>
+                <w:lang w:val="en-AT" w:eastAsia="en-AT"/>
+              </w:rPr>
+            </w:pPr>
+            <w:r>
+              <w:rPr>
+                <w:rFonts w:ascii="Aptos Narrow" w:hAnsi="Aptos Narrow"/>
+                <w:b/>
+                <w:bCs/>
+                <w:color w:val="000000"/>
+                <w:sz w:val="22"/>
+                <w:szCs w:val="22"/>
+                <w:lang w:val="en-AT" w:eastAsia="en-AT"/>
+              </w:rPr>
+              <w:t>Summe:</w:t>
+            </w:r>
+          </w:p>
+        </w:tc>
+        <w:tc>
+          <w:tcPr>
+            <w:tcW w:w="2203" w:type="dxa"/>
+            <w:noWrap/>
+            <w:vAlign w:val="bottom"/>
+            <w:hideMark/>
+          </w:tcPr>
+          <w:p>
+            <w:pPr>
+              <w:suppressAutoHyphens w:val="0"/>
+              <w:jc w:val="center"/>
+              <w:rPr>
+                <w:rFonts w:ascii="Aptos Narrow" w:hAnsi="Aptos Narrow"/>
+                <w:color w:val="000000"/>
+                <w:sz w:val="22"/>
+                <w:szCs w:val="22"/>
+                <w:lang w:val="en-AT" w:eastAsia="en-AT"/>
+              </w:rPr>
+            </w:pPr>
+            <w:r>
+              <w:rPr>
+                <w:rFonts w:ascii="Aptos Narrow" w:hAnsi="Aptos Narrow"/>
+                <w:color w:val="000000"/>
+                <w:sz w:val="22"/>
+                <w:szCs w:val="22"/>
+                <w:lang w:val="en-AT" w:eastAsia="en-AT"/>
+              </w:rPr>
+              <w:t>9,666A</w:t>
+            </w:r>
+          </w:p>
+        </w:tc>
+      </w:tr>
+    </w:tbl>
+    <w:p>
+      <w:pPr>
+        <w:pStyle w:val="Text"/>
+      </w:pPr>
+    </w:p>
+    <w:p>
+      <w:pPr>
+        <w:pStyle w:val="Text"/>
+      </w:pPr>
+      <w:r>
+        <w:t xml:space="preserve">Es ist somit ein Netzteil von </w:t>
+      </w:r>
+      <w:proofErr w:type="spellStart"/>
+      <w:r>
+        <w:t>nöten</w:t>
+      </w:r>
+      <w:proofErr w:type="spellEnd"/>
+      <w:r>
+        <w:t xml:space="preserve">, welches mindestens 10A bringen sollte. Außerdem werden zwei verschiedene Spannungspegel benötigt: 5V und 12V. Auf RS-Components wurde hier das Netzteil der etablierten Marke Mean Well gewählt dieses hat genau die zwei Spannungspegel 5V und 12V und liefert an beiden Ausgängen 7,7A. Da die gesamte Kameratechnik am Hub mit den 12V versorgt wird, reichen die 7,7A pro Ausgang. </w:t>
       </w:r>
     </w:p>
     <w:p>
@@ -22358,6 +23349,7 @@
   <w:style w:type="character" w:default="1" w:styleId="DefaultParagraphFont">
     <w:name w:val="Default Paragraph Font"/>
     <w:uiPriority w:val="1"/>
+    <w:semiHidden/>
     <w:unhideWhenUsed/>
   </w:style>
   <w:style w:type="table" w:default="1" w:styleId="TableNormal">
@@ -24231,97 +25223,6 @@
 </file>
 
 <file path=customXml/item1.xml><?xml version="1.0" encoding="utf-8"?>
-<?mso-contentType ?>
-<FormTemplates xmlns="http://schemas.microsoft.com/sharepoint/v3/contenttype/forms">
-  <Display>DocumentLibraryForm</Display>
-  <Edit>DocumentLibraryForm</Edit>
-  <New>DocumentLibraryForm</New>
-</FormTemplates>
-</file>
-
-<file path=customXml/item2.xml><?xml version="1.0" encoding="utf-8"?>
-<inkml:ink xmlns:inkml="http://www.w3.org/2003/InkML">
-  <inkml:definitions>
-    <inkml:context xml:id="ctx0">
-      <inkml:inkSource xml:id="inkSrc0">
-        <inkml:traceFormat>
-          <inkml:channel name="X" type="integer" min="-2.14748E9" max="2.14748E9" units="cm"/>
-          <inkml:channel name="Y" type="integer" min="-2.14748E9" max="2.14748E9" units="cm"/>
-          <inkml:channel name="F" type="integer" max="32767" units="dev"/>
-          <inkml:channel name="OA" type="integer" max="360" units="deg"/>
-          <inkml:channel name="OE" type="integer" max="90" units="deg"/>
-        </inkml:traceFormat>
-        <inkml:channelProperties>
-          <inkml:channelProperty channel="X" name="resolution" value="1000" units="1/cm"/>
-          <inkml:channelProperty channel="Y" name="resolution" value="1000" units="1/cm"/>
-          <inkml:channelProperty channel="F" name="resolution" value="0" units="1/dev"/>
-          <inkml:channelProperty channel="OA" name="resolution" value="1000" units="1/deg"/>
-          <inkml:channelProperty channel="OE" name="resolution" value="1000" units="1/deg"/>
-        </inkml:channelProperties>
-      </inkml:inkSource>
-      <inkml:timestamp xml:id="ts0" timeString="2025-06-10T16:09:06.362"/>
-    </inkml:context>
-    <inkml:brush xml:id="br0">
-      <inkml:brushProperty name="width" value="0.05" units="cm"/>
-      <inkml:brushProperty name="height" value="0.05" units="cm"/>
-      <inkml:brushProperty name="color" value="#E71224"/>
-    </inkml:brush>
-  </inkml:definitions>
-  <inkml:trace contextRef="#ctx0" brushRef="#br0">3153 356 7202 0 0,'-44'-7'350'0'0,"0"-2"0"0"0,1-2 0 0 0,0-2 0 0 0,-57-25 1 0 0,-168-76 1481 0 0,190 86-1679 0 0,-122-28 1 0 0,156 47-169 0 0,-67-16 302 0 0,-1 5 0 0 0,-122-5-1 0 0,88 25-117 0 0,1 6-1 0 0,-1 6 0 0 0,-208 45 1 0 0,298-44-170 0 0,0 3 1 0 0,1 1 0 0 0,1 4 0 0 0,0 1 0 0 0,-95 56-1 0 0,75-31-102 0 0,-120 97-1 0 0,165-119 91 0 0,2 1 0 0 0,1 2 0 0 0,1 0 0 0 0,2 2 1 0 0,1 0-1 0 0,-32 58 0 0 0,30-39-7 0 0,1 2 0 0 0,3 0 1 0 0,2 1-1 0 0,3 1 0 0 0,-17 102 0 0 0,25-76 38 0 0,3-1 0 0 0,4 1 0 0 0,4-1 0 0 0,20 120 0 0 0,-13-124-5 0 0,-3-11 48 0 0,4-1 0 0 0,23 76-1 0 0,-28-119-47 0 0,0-1 0 0 0,1 0 0 0 0,0 0 0 0 0,2-1 0 0 0,0 0 0 0 0,1-1 0 0 0,0 0 0 0 0,2-1 0 0 0,-1 0 0 0 0,2-1-1 0 0,25 20 1 0 0,-15-17 28 0 0,0-1 0 0 0,1-2-1 0 0,1 0 1 0 0,0-2 0 0 0,1-1-1 0 0,0-1 1 0 0,0-1 0 0 0,1-2-1 0 0,1 0 1 0 0,-1-2-1 0 0,1-1 1 0 0,31-1 0 0 0,36-3 35 0 0,1-4 1 0 0,122-22 0 0 0,-40 5 38 0 0,-35 9-33 0 0,182-24 276 0 0,51-43 591 0 0,-309 60-804 0 0,-1-3-1 0 0,0-3 1 0 0,89-47 0 0 0,59-55 5 0 0,-176 101-72 0 0,-1-3 0 0 0,-1-1 1 0 0,41-43-1 0 0,-52 43-35 0 0,-2 0 1 0 0,-1-2-1 0 0,-1-1 0 0 0,23-47 1 0 0,-19 26 62 0 0,-3-2 1 0 0,19-65-1 0 0,-30 75 16 0 0,-2 1 0 0 0,5-70 0 0 0,-4-95-93 0 0,-11 199-21 0 0,1-9 55 0 0,-1 1 0 0 0,-1-1 0 0 0,-1 1 0 0 0,0-1 0 0 0,-1 1 0 0 0,-2 0 0 0 0,0 0 0 0 0,-1 0 0 0 0,0 1 0 0 0,-2-1 0 0 0,-12-21 0 0 0,-32-62 287 0 0,32 60-30 0 0,-28-42 0 0 0,39 70-276 0 0,0 2 1 0 0,-1-1-1 0 0,0 1 1 0 0,-1 1-1 0 0,-1 0 1 0 0,0 0-1 0 0,-14-9 1 0 0,-10-3-215 0 0,0 3 0 0 0,-1 0-1 0 0,-1 3 1 0 0,0 1 0 0 0,-1 2 0 0 0,-1 1 0 0 0,-1 2 0 0 0,1 2 0 0 0,-1 2 0 0 0,-1 2 0 0 0,1 1 0 0 0,-76 4 0 0 0,88 3-696 0 0,0 2-1 0 0,0 1 1 0 0,0 2 0 0 0,-39 15 0 0 0,23-4 15 0 0</inkml:trace>
-  <inkml:trace contextRef="#ctx0" brushRef="#br0" timeOffset="2304.57">3473 308 408 0 0,'25'-34'-131'0'0,"-12"9"9868"0"0,-14 35-9206 0 0,-2 1-494 0 0,2 1 1 0 0,-1-1 0 0 0,1 0-1 0 0,1 1 1 0 0,0-1-1 0 0,3 17 1 0 0,16 78-22 0 0,-1-5-4 0 0,-6 136 38 0 0,0-15 29 0 0,-4-164-14 0 0,-4-36 88 0 0,2 43 1333 0 0,-8-70-1392 0 0,0 1 0 0 0,0-1 0 0 0,0 0 0 0 0,0 0 0 0 0,1 0 0 0 0,-2-8 0 0 0,2 11-63 0 0,-50-289 287 0 0,50 262-342 0 0,1 0 0 0 0,1 0-1 0 0,2 1 1 0 0,1-1-1 0 0,10-38 1 0 0,6-41-152 0 0,-20 107 169 0 0,0 1 1 0 0,0 0-1 0 0,0-1 1 0 0,0 1-1 0 0,0 0 1 0 0,0-1 0 0 0,0 1-1 0 0,0 0 1 0 0,0-1-1 0 0,0 1 1 0 0,0-1 0 0 0,0 1-1 0 0,0 0 1 0 0,0-1-1 0 0,0 1 1 0 0,0 0-1 0 0,-1-1 1 0 0,1 1 0 0 0,0 0-1 0 0,0-1 1 0 0,0 1-1 0 0,-1 0 1 0 0,1 0 0 0 0,0-1-1 0 0,0 1 1 0 0,-1 0-1 0 0,1 0 1 0 0,0-1-1 0 0,0 1 1 0 0,-1 0 0 0 0,1 0-1 0 0,0 0 1 0 0,-1-1-1 0 0,1 1 1 0 0,0 0 0 0 0,-1 0-1 0 0,1 0 1 0 0,-1 0-1 0 0,1 0 1 0 0,0 0-1 0 0,-1 0 1 0 0,1 0 0 0 0,0 0-1 0 0,-1 0 1 0 0,1 0-1 0 0,-1 0 1 0 0,1 0 0 0 0,0 0-1 0 0,-1 0 1 0 0,1 0-1 0 0,0 0 1 0 0,-1 0-1 0 0,1 1 1 0 0,0-1 0 0 0,-1 0-1 0 0,1 0 1 0 0,0 0-1 0 0,-1 1 1 0 0,1-1 0 0 0,0 0-1 0 0,-1 1 1 0 0,-1 0 2 0 0,-1 1 0 0 0,1-1 1 0 0,-1 1-1 0 0,1-1 0 0 0,0 1 1 0 0,0 0-1 0 0,0 0 0 0 0,-3 3 1 0 0,-4 11-2 0 0,0 1 0 0 0,1 0 0 0 0,1 1 0 0 0,0-1 0 0 0,1 1 0 0 0,1 1 0 0 0,1-1 0 0 0,-2 21 1 0 0,0 19-138 0 0,2 75 1 0 0,4-118-445 0 0,1 1 0 0 0,0-1 0 0 0,2 1 0 0 0,-1-1 0 0 0,2 0 0 0 0,0 0 0 0 0,1-1 0 0 0,0 1 0 0 0,9 14 0 0 0,-8-17-549 0 0</inkml:trace>
-  <inkml:trace contextRef="#ctx0" brushRef="#br0" timeOffset="2956.45">3554 1583 3409 0 0,'0'0'4221'0'0,"-1"0"-4145"0"0,0 0 0 0 0,1 1 0 0 0,-1-1 1 0 0,0 0-1 0 0,1 0 0 0 0,-1 0 0 0 0,0 1 1 0 0,0-1-1 0 0,1 0 0 0 0,-1 1 0 0 0,0-1 1 0 0,1 0-1 0 0,-1 1 0 0 0,1-1 0 0 0,-1 1 1 0 0,1-1-1 0 0,-1 1 0 0 0,1-1 0 0 0,-1 1 1 0 0,1-1-1 0 0,-1 1 0 0 0,0 1 0 0 0,-2 5-46 0 0,1 1-1 0 0,-1 0 1 0 0,1-1-1 0 0,1 1 0 0 0,-1 0 1 0 0,1 0-1 0 0,1 0 1 0 0,0 12-1 0 0,0-4-34 0 0,1 0 0 0 0,1 0 1 0 0,7 26-1 0 0,-10-41 2 0 0,1-1 0 0 0,1 1 0 0 0,-1-1 0 0 0,0 1 0 0 0,0-1 0 0 0,0 1 0 0 0,0-1 0 0 0,0 1 0 0 0,0-1 0 0 0,0 1 0 0 0,1-1 0 0 0,-1 1 0 0 0,0-1 0 0 0,0 0 0 0 0,1 1 0 0 0,-1-1 0 0 0,0 1 0 0 0,1-1 0 0 0,-1 0 0 0 0,0 1 0 0 0,1-1 0 0 0,-1 0 0 0 0,0 1 0 0 0,1-1 0 0 0,-1 0 0 0 0,1 0 0 0 0,-1 0 0 0 0,1 1 0 0 0,-1-1 0 0 0,0 0 0 0 0,1 0 0 0 0,-1 0 0 0 0,1 0 0 0 0,-1 0 0 0 0,2 0 0 0 0,12-13-54 0 0,7-26 91 0 0,-19 31 14 0 0,0-1 0 0 0,-1 0 0 0 0,1 0 1 0 0,-2-1-1 0 0,1 1 0 0 0,-2 0 0 0 0,1 0 0 0 0,-2-10 0 0 0,1 14 3 0 0,0 1 0 0 0,0-1 0 0 0,-1 1 0 0 0,1-1 0 0 0,-1 1 0 0 0,0-1-1 0 0,-5-7 1 0 0,6 11-13 0 0,0-1 0 0 0,-1 0 0 0 0,1 1-1 0 0,-1-1 1 0 0,1 1 0 0 0,-1-1 0 0 0,1 1 0 0 0,-1 0-1 0 0,0-1 1 0 0,0 1 0 0 0,0 0 0 0 0,0 0-1 0 0,0 1 1 0 0,0-1 0 0 0,0 0 0 0 0,0 1 0 0 0,-4-2-1 0 0,4 3-23 0 0,1-1 0 0 0,-1 0 0 0 0,0 1 0 0 0,0 0 0 0 0,0-1 0 0 0,1 1-1 0 0,-1 0 1 0 0,0 0 0 0 0,1 0 0 0 0,-1 0 0 0 0,0 0 0 0 0,1 0 0 0 0,-1 0-1 0 0,1 0 1 0 0,0 1 0 0 0,-1-1 0 0 0,1 1 0 0 0,0-1 0 0 0,0 1 0 0 0,0-1-1 0 0,0 1 1 0 0,0 0 0 0 0,0-1 0 0 0,1 1 0 0 0,-1 0 0 0 0,0 0 0 0 0,1-1 0 0 0,0 1-1 0 0,-1 3 1 0 0,0-1-44 0 0,0-1-1 0 0,0 0 1 0 0,0 1-1 0 0,1-1 0 0 0,-1 1 1 0 0,1-1-1 0 0,0 1 1 0 0,0-1-1 0 0,0 1 0 0 0,1-1 1 0 0,-1 1-1 0 0,1-1 1 0 0,0 0-1 0 0,0 1 1 0 0,2 4-1 0 0,-3-7 18 0 0,1-1 0 0 0,-1 1 0 0 0,0-1 0 0 0,1 1 0 0 0,-1-1 0 0 0,0 0 0 0 0,1 1 0 0 0,-1-1 0 0 0,1 0 0 0 0,-1 1 0 0 0,0-1 0 0 0,1 0 0 0 0,-1 0 0 0 0,1 1 0 0 0,-1-1 0 0 0,1 0 0 0 0,-1 0 0 0 0,1 0 1 0 0,-1 0-1 0 0,1 1 0 0 0,-1-1 0 0 0,1 0 0 0 0,-1 0 0 0 0,1 0 0 0 0,-1 0 0 0 0,1 0 0 0 0,-1 0 0 0 0,1-1 0 0 0,0 1 0 0 0,-1 0 0 0 0,1 0 0 0 0,-1 0 0 0 0,1 0 0 0 0,0-1 0 0 0,15-16-99 0 0,-12 10 125 0 0,0 1 0 0 0,-1-1 0 0 0,0 1 0 0 0,4-13 0 0 0,-5-5 173 0 0,-3 24-177 0 0,1 0 0 0 0,0-1-1 0 0,0 1 1 0 0,0 0-1 0 0,0 0 1 0 0,0 0 0 0 0,0 0-1 0 0,0 0 1 0 0,0-1 0 0 0,0 1-1 0 0,-1 0 1 0 0,1 0-1 0 0,0 0 1 0 0,0 0 0 0 0,0 0-1 0 0,0 0 1 0 0,0 0-1 0 0,-1 0 1 0 0,1-1 0 0 0,0 1-1 0 0,0 0 1 0 0,0 0-1 0 0,0 0 1 0 0,-1 0 0 0 0,1 0-1 0 0,0 0 1 0 0,0 0 0 0 0,0 0-1 0 0,0 0 1 0 0,-1 0-1 0 0,1 0 1 0 0,0 0 0 0 0,0 0-1 0 0,0 0 1 0 0,0 0-1 0 0,0 1 1 0 0,-1-1 0 0 0,1 0-1 0 0,0 0 1 0 0,0 0-1 0 0,0 0 1 0 0,0 0 0 0 0,0 0-1 0 0,-1 0 1 0 0,1 0 0 0 0,0 0-1 0 0,0 1 1 0 0,0-1-1 0 0,0 0 1 0 0,0 0 0 0 0,0 0-1 0 0,0 0 1 0 0,-1 0-1 0 0,1 1 1 0 0,-2 2 12 0 0,0 0-1 0 0,0 0 1 0 0,0 0-1 0 0,0 0 1 0 0,1 0 0 0 0,-1 1-1 0 0,1-1 1 0 0,0 1-1 0 0,0-1 1 0 0,-1 5-1 0 0,0 5-669 0 0,0 1 1 0 0,0 0-1 0 0,2 0 0 0 0,1 24 0 0 0,0-28 77 0 0</inkml:trace>
-</inkml:ink>
-</file>
-
-<file path=customXml/item3.xml><?xml version="1.0" encoding="utf-8"?>
-<inkml:ink xmlns:inkml="http://www.w3.org/2003/InkML">
-  <inkml:definitions>
-    <inkml:context xml:id="ctx0">
-      <inkml:inkSource xml:id="inkSrc0">
-        <inkml:traceFormat>
-          <inkml:channel name="X" type="integer" min="-2.14748E9" max="2.14748E9" units="cm"/>
-          <inkml:channel name="Y" type="integer" min="-2.14748E9" max="2.14748E9" units="cm"/>
-          <inkml:channel name="F" type="integer" max="32767" units="dev"/>
-          <inkml:channel name="OA" type="integer" max="360" units="deg"/>
-          <inkml:channel name="OE" type="integer" max="90" units="deg"/>
-        </inkml:traceFormat>
-        <inkml:channelProperties>
-          <inkml:channelProperty channel="X" name="resolution" value="1000" units="1/cm"/>
-          <inkml:channelProperty channel="Y" name="resolution" value="1000" units="1/cm"/>
-          <inkml:channelProperty channel="F" name="resolution" value="0" units="1/dev"/>
-          <inkml:channelProperty channel="OA" name="resolution" value="1000" units="1/deg"/>
-          <inkml:channelProperty channel="OE" name="resolution" value="1000" units="1/deg"/>
-        </inkml:channelProperties>
-      </inkml:inkSource>
-      <inkml:timestamp xml:id="ts0" timeString="2025-06-10T16:08:54.030"/>
-    </inkml:context>
-    <inkml:brush xml:id="br0">
-      <inkml:brushProperty name="width" value="0.05" units="cm"/>
-      <inkml:brushProperty name="height" value="0.05" units="cm"/>
-      <inkml:brushProperty name="color" value="#E71224"/>
-    </inkml:brush>
-  </inkml:definitions>
-  <inkml:trace contextRef="#ctx0" brushRef="#br0">5 208 2425 0 0,'0'0'5878'0'0,"24"0"-3468"0"0,-17 1-2405 0 0,0 0 1 0 0,0 0-1 0 0,0 0 0 0 0,0 1 1 0 0,0 0-1 0 0,11 5 0 0 0,-9-5 40 0 0,0 0-1 0 0,0 0 0 0 0,0-1 0 0 0,1 0 1 0 0,-1 0-1 0 0,0-1 0 0 0,17-3 1 0 0,4 2 74 0 0,-22 1-105 0 0,1-1 1 0 0,0 2-1 0 0,-1-1 0 0 0,1 1 1 0 0,-1 0-1 0 0,1 1 1 0 0,-1 0-1 0 0,1 0 1 0 0,-1 1-1 0 0,14 7 0 0 0,-22-10-10 0 0,1 0 1 0 0,0 1-1 0 0,-1-1 0 0 0,1 1 0 0 0,0-1 0 0 0,-1 1 0 0 0,1-1 0 0 0,0 1 0 0 0,-1 0 0 0 0,1-1 0 0 0,-1 1 0 0 0,1 0 0 0 0,-1-1 0 0 0,0 1 0 0 0,1 0 0 0 0,-1 0 0 0 0,0-1 0 0 0,1 1 0 0 0,-1 0 0 0 0,0 0 0 0 0,0 0 0 0 0,0-1 0 0 0,0 1 0 0 0,0 0 1 0 0,0 0-1 0 0,0 0 0 0 0,0 0 0 0 0,0-1 0 0 0,0 1 0 0 0,0 0 0 0 0,0 0 0 0 0,-1 0 0 0 0,1-1 0 0 0,0 1 0 0 0,-1 0 0 0 0,1 0 0 0 0,0-1 0 0 0,-1 1 0 0 0,1 0 0 0 0,-2 0 0 0 0,-2 4 13 0 0,0-1 0 0 0,-1 1 0 0 0,0-1 0 0 0,-10 6 0 0 0,-6 7-17 0 0,-52 46-71 0 0,46-41 27 0 0,-30 31 0 0 0,55-51 44 0 0,1 0 0 0 0,-1 0 0 0 0,0 0 0 0 0,1 0-1 0 0,-1 0 1 0 0,1 0 0 0 0,0 0 0 0 0,0 0 0 0 0,-1 1-1 0 0,1-1 1 0 0,1 0 0 0 0,-1 1 0 0 0,0-1 0 0 0,1 1-1 0 0,-1-1 1 0 0,1 1 0 0 0,0-1 0 0 0,0 5-1 0 0,0-6 1 0 0,1 1 0 0 0,0-1 0 0 0,-1 1 0 0 0,1-1 0 0 0,0 1 0 0 0,0-1 0 0 0,0 0-1 0 0,0 1 1 0 0,0-1 0 0 0,0 0 0 0 0,0 0 0 0 0,0 0 0 0 0,1 0 0 0 0,-1 0-1 0 0,0 0 1 0 0,1 0 0 0 0,-1 0 0 0 0,1 0 0 0 0,-1-1 0 0 0,1 1 0 0 0,-1-1 0 0 0,1 1-1 0 0,-1-1 1 0 0,1 1 0 0 0,0-1 0 0 0,-1 0 0 0 0,1 0 0 0 0,-1 0 0 0 0,3 0-1 0 0,29 4-18 0 0,-11-1-40 0 0,-1-1 0 0 0,25-2 0 0 0,-39 0 42 0 0,1-1-1 0 0,0 0 1 0 0,0 0-1 0 0,-1-1 1 0 0,1 0-1 0 0,-1-1 1 0 0,0 0 0 0 0,0 0-1 0 0,12-7 1 0 0,29-13-1642 0 0,-12 16-3216 0 0,-30 7 3490 0 0</inkml:trace>
-  <inkml:trace contextRef="#ctx0" brushRef="#br0" timeOffset="537.36">1 353 3761 0 0,'14'-4'313'0'0,"1"1"1"0"0,0 1 0 0 0,0 0-1 0 0,0 1 1 0 0,1 1 0 0 0,-1 0-1 0 0,0 1 1 0 0,0 0 0 0 0,0 2-1 0 0,0-1 1 0 0,-1 2 0 0 0,1 0-1 0 0,-1 1 1 0 0,1 0 0 0 0,13 8-1 0 0,-21-9-404 0 0,1-2 0 0 0,0 1 0 0 0,0-1 0 0 0,0 0-1 0 0,0-1 1 0 0,0 0 0 0 0,0 0 0 0 0,1 0 0 0 0,-1-1 0 0 0,0-1-1 0 0,0 1 1 0 0,1-2 0 0 0,-1 1 0 0 0,0-1 0 0 0,0 0 0 0 0,9-4 0 0 0,-11 5-498 0 0</inkml:trace>
-  <inkml:trace contextRef="#ctx0" brushRef="#br0" timeOffset="1907.49">580 318 4417 0 0,'0'0'535'0'0,"25"18"674"0"0,-15-14-1066 0 0,1 0-1 0 0,0-1 0 0 0,-1 0 0 0 0,1-1 1 0 0,17 2-1 0 0,-15-3-53 0 0,0-1 1 0 0,0 0-1 0 0,19-4 1 0 0,-28 4-78 0 0,0-1 0 0 0,-1 1 0 0 0,1-1 1 0 0,-1 0-1 0 0,1-1 0 0 0,-1 1 0 0 0,1 0 1 0 0,-1-1-1 0 0,0 0 0 0 0,0 0 1 0 0,0 0-1 0 0,0 0 0 0 0,0 0 0 0 0,0-1 1 0 0,-1 1-1 0 0,1-1 0 0 0,2-4 1 0 0,-4 5-7 0 0,0 0 0 0 0,0 0 0 0 0,-1 0 0 0 0,1 0 0 0 0,-1 0 1 0 0,0 0-1 0 0,1 0 0 0 0,-1 0 0 0 0,0 0 0 0 0,0 0 1 0 0,0 0-1 0 0,-1 0 0 0 0,1 0 0 0 0,0 0 0 0 0,-1 0 0 0 0,1 0 1 0 0,-1 0-1 0 0,0 0 0 0 0,-1-3 0 0 0,2 4-6 0 0,-1 0-1 0 0,0-1 1 0 0,0 1-1 0 0,0 0 1 0 0,1 0 0 0 0,-1 0-1 0 0,0 0 1 0 0,-1 0-1 0 0,1 0 1 0 0,0 0 0 0 0,0 0-1 0 0,0 0 1 0 0,0 1-1 0 0,-1-1 1 0 0,1 0-1 0 0,0 1 1 0 0,-1-1 0 0 0,1 1-1 0 0,0-1 1 0 0,-1 1-1 0 0,1 0 1 0 0,-1 0 0 0 0,1-1-1 0 0,0 1 1 0 0,-1 0-1 0 0,1 0 1 0 0,-1 0-1 0 0,1 1 1 0 0,-1-1 0 0 0,1 0-1 0 0,-1 0 1 0 0,1 1-1 0 0,-2 0 1 0 0,-13 4-18 0 0,0 1 0 0 0,0 1 1 0 0,0 0-1 0 0,1 1 0 0 0,-16 12 0 0 0,26-16 81 0 0,-1 0 0 0 0,2 0 0 0 0,-1 0 0 0 0,0 1 0 0 0,1 0 1 0 0,0 0-1 0 0,0 0 0 0 0,1 0 0 0 0,-1 0 0 0 0,1 1 0 0 0,0 0 0 0 0,1 0 0 0 0,-1 0 0 0 0,1 0 0 0 0,0 0 0 0 0,1 0 0 0 0,-2 9 0 0 0,3-10-43 0 0,-1-1 0 0 0,2 1 0 0 0,-1-1 0 0 0,0 1 0 0 0,1-1 0 0 0,0 1-1 0 0,0-1 1 0 0,0 0 0 0 0,1 1 0 0 0,-1-1 0 0 0,1 0 0 0 0,0 0 0 0 0,0 0 0 0 0,4 5 0 0 0,-1-3-13 0 0,0 1-1 0 0,0-1 1 0 0,1 0 0 0 0,0 0 0 0 0,0-1 0 0 0,1 0 0 0 0,11 8 0 0 0,-10-9 30 0 0,-1 1 0 0 0,0-1 0 0 0,1-1 0 0 0,0 0 0 0 0,-1 0 1 0 0,1 0-1 0 0,1-1 0 0 0,-1 0 0 0 0,0-1 0 0 0,0 1 0 0 0,1-2 0 0 0,-1 1 0 0 0,1-1 0 0 0,-1-1 0 0 0,0 1 0 0 0,14-4 0 0 0,-13 1 19 0 0,0 0 0 0 0,0 0-1 0 0,-1-1 1 0 0,1-1 0 0 0,-1 1-1 0 0,0-1 1 0 0,0-1 0 0 0,0 0-1 0 0,-1 0 1 0 0,0 0 0 0 0,0-1-1 0 0,-1 0 1 0 0,1 0-1 0 0,-1-1 1 0 0,-1 1 0 0 0,0-1-1 0 0,0-1 1 0 0,0 1 0 0 0,-1-1-1 0 0,-1 1 1 0 0,6-18 0 0 0,3-2 566 0 0,-23 48-322 0 0,9-18-301 0 0,1 1 0 0 0,0 0 1 0 0,-1 0-1 0 0,1-1 0 0 0,0 1 0 0 0,0 0 1 0 0,1 0-1 0 0,-1 0 0 0 0,1 0 0 0 0,-1 0 1 0 0,1 0-1 0 0,0 0 0 0 0,0 0 0 0 0,1 5 1 0 0,-1-8 0 0 0,0-1 0 0 0,0 1 0 0 0,0 0 0 0 0,0 0 0 0 0,0 0 0 0 0,0 0 0 0 0,-1 0 0 0 0,1 0 0 0 0,0 0 0 0 0,0 0 0 0 0,0 0-1 0 0,0 0 1 0 0,0 0 0 0 0,0 0 0 0 0,0 0 0 0 0,0 0 0 0 0,0 0 0 0 0,0 0 0 0 0,0 0 0 0 0,0 0 0 0 0,0 0 0 0 0,0 0 0 0 0,0 0 0 0 0,0 0 0 0 0,0 0 0 0 0,0 0 0 0 0,-1 0 0 0 0,1 0 0 0 0,0 0 0 0 0,0 0 0 0 0,0 0 0 0 0,0 0 0 0 0,0 0 0 0 0,0 0 0 0 0,9 36 2 0 0,-9-36 0 0 0,0 1 0 0 0,0 0 0 0 0,0-1-1 0 0,0 1 1 0 0,0-1 0 0 0,1 1 0 0 0,-1 0 0 0 0,0-1 0 0 0,0 1 0 0 0,0-1 0 0 0,1 1-1 0 0,-1-1 1 0 0,0 1 0 0 0,0-1 0 0 0,1 1 0 0 0,-1-1 0 0 0,0 1 0 0 0,1-1 0 0 0,-1 1-1 0 0,1-1 1 0 0,-1 1 0 0 0,1-1 0 0 0,-1 0 0 0 0,1 1 0 0 0,-1-1 0 0 0,1 0 0 0 0,-1 0-1 0 0,1 1 1 0 0,-1-1 0 0 0,1 0 0 0 0,-1 0 0 0 0,2 1 0 0 0,5 1 24 0 0,-1 1-15 0 0,-4-1-3 0 0,0-1 0 0 0,0 0-1 0 0,0 0 1 0 0,0 0-1 0 0,0 0 1 0 0,0-1 0 0 0,0 1-1 0 0,0 0 1 0 0,0-1-1 0 0,0 0 1 0 0,4 1 0 0 0,-2-1 6 0 0,-1-1 1 0 0,1 0 0 0 0,-1 1 0 0 0,1-1 0 0 0,-1-1-1 0 0,0 1 1 0 0,1 0 0 0 0,-1-1 0 0 0,0 0 0 0 0,0 0 0 0 0,0 1-1 0 0,0-2 1 0 0,0 1 0 0 0,0 0 0 0 0,-1-1 0 0 0,1 1-1 0 0,3-6 1 0 0,2-3 48 0 0,0 0 0 0 0,-1 0-1 0 0,9-18 1 0 0,-15 28-59 0 0,-1 1 0 0 0,0 0 0 0 0,1 0 0 0 0,-1 0 0 0 0,0-1 0 0 0,1 1 0 0 0,-1 0-1 0 0,0 0 1 0 0,1 0 0 0 0,-1 0 0 0 0,1 0 0 0 0,-1 0 0 0 0,0 0 0 0 0,1 0 0 0 0,-1 0 0 0 0,1 0 0 0 0,-1 0 0 0 0,0 0 0 0 0,1 0 0 0 0,-1 0 0 0 0,0 0 0 0 0,1 0-1 0 0,-1 0 1 0 0,1 0 0 0 0,-1 1 0 0 0,0-1 0 0 0,1 0 0 0 0,-1 0 0 0 0,0 0 0 0 0,1 1 0 0 0,-1-1 0 0 0,1 1 0 0 0,15 10 220 0 0,-11-8-150 0 0,16 12 108 0 0,-20-14-176 0 0,1 0 0 0 0,-1 0 0 0 0,1 1 0 0 0,0-1 0 0 0,-1 0 0 0 0,1 0 0 0 0,0-1 0 0 0,0 1 1 0 0,-1 0-1 0 0,1 0 0 0 0,3 0 0 0 0,14 9 241 0 0,-16-8-777 0 0,0 1 0 0 0,0-1 1 0 0,0 0-1 0 0,1-1 1 0 0,-1 1-1 0 0,0-1 0 0 0,7 3 1 0 0,16 2-598 0 0,-20-4-110 0 0</inkml:trace>
-  <inkml:trace contextRef="#ctx0" brushRef="#br0" timeOffset="2280.99">1565 26 4089 0 0,'0'0'1209'0'0,"0"0"-1132"0"0,0 0-1 0 0,0 0 1 0 0,0-1-1 0 0,0 1 1 0 0,0 0 0 0 0,0 0-1 0 0,0 0 1 0 0,0 0-1 0 0,0-1 1 0 0,0 1-1 0 0,0 0 1 0 0,0 0-1 0 0,0 0 1 0 0,0 0-1 0 0,0 0 1 0 0,0-1-1 0 0,0 1 1 0 0,-1 0-1 0 0,1 0 1 0 0,0 0-1 0 0,0 0 1 0 0,0 0-1 0 0,0 0 1 0 0,0 0-1 0 0,0-1 1 0 0,0 1-1 0 0,0 0 1 0 0,-1 0-1 0 0,1 0 1 0 0,0 0-1 0 0,0 0 1 0 0,0 0-1 0 0,0 0 1 0 0,0 0-1 0 0,-1 0 1 0 0,1 0-1 0 0,0 0 1 0 0,0 0-1 0 0,0 0 1 0 0,0 0-1 0 0,0 0 1 0 0,-1 0-1 0 0,1 0 1 0 0,0 0-1 0 0,0 0 1 0 0,0 0-1 0 0,0 0 1 0 0,0 0-1 0 0,-1 0 1 0 0,1 0-1 0 0,0 0 1 0 0,0 0-1 0 0,0 0 1 0 0,0 0-1 0 0,0 0 1 0 0,-1 0-1 0 0,-1 5-10 0 0,-1 0-1 0 0,1 1 0 0 0,0-1 1 0 0,1 0-1 0 0,-1 0 1 0 0,1 1-1 0 0,0-1 0 0 0,1 1 1 0 0,-1-1-1 0 0,1 7 0 0 0,3 67 129 0 0,-2-49-157 0 0,4 73-83 0 0,21 127 0 0 0,-23-221-74 0 0,0 3-3773 0 0</inkml:trace>
-  <inkml:trace contextRef="#ctx0" brushRef="#br0" timeOffset="2798.33">1444 424 2192 0 0,'0'0'112'0'0,"-1"0"0"0"0,1 0 0 0 0,0-1-1 0 0,-1 1 1 0 0,1 0 0 0 0,0 0 0 0 0,0-1-1 0 0,-1 1 1 0 0,1 0 0 0 0,0-1 0 0 0,0 1-1 0 0,-1 0 1 0 0,1-1 0 0 0,0 1-1 0 0,0 0 1 0 0,0-1 0 0 0,0 1 0 0 0,-1-1-1 0 0,1 1 1 0 0,0 0 0 0 0,0-1 0 0 0,0 1-1 0 0,0-1 1 0 0,0 1 0 0 0,0-1 0 0 0,0 1-1 0 0,0 0 1 0 0,0-1 0 0 0,0 1-1 0 0,0-1 1 0 0,1 1 0 0 0,-1 0 0 0 0,0-1-1 0 0,0 1 1 0 0,0-1 0 0 0,0 1 0 0 0,1 0-1 0 0,-1-1 1 0 0,0 1 0 0 0,0 0 0 0 0,1-1-1 0 0,-1 1 1 0 0,0 0 0 0 0,1 0-1 0 0,-1-1 1 0 0,12-18 1969 0 0,25-6-1791 0 0,-37 24-276 0 0,0 1-1 0 0,0 0 0 0 0,1-1 0 0 0,-1 1 0 0 0,0 0 0 0 0,1-1 0 0 0,-1 1 0 0 0,0 0 1 0 0,1-1-1 0 0,-1 1 0 0 0,1 0 0 0 0,-1 0 0 0 0,1-1 0 0 0,-1 1 0 0 0,0 0 0 0 0,1 0 1 0 0,-1 0-1 0 0,1 0 0 0 0,-1 0 0 0 0,1-1 0 0 0,-1 1 0 0 0,1 0 0 0 0,-1 0 0 0 0,1 0 1 0 0,-1 0-1 0 0,1 0 0 0 0,-1 1 0 0 0,1-1 0 0 0,-1 0 0 0 0,1 0 0 0 0,-1 0 0 0 0,1 0 1 0 0,-1 0-1 0 0,0 1 0 0 0,1-1 0 0 0,-1 0 0 0 0,1 0 0 0 0,-1 1 0 0 0,0-1 0 0 0,1 0 1 0 0,-1 1-1 0 0,0-1 0 0 0,1 1 0 0 0,6 5 43 0 0,3 2-14 0 0,1-1 0 0 0,-1 0 1 0 0,1-1-1 0 0,19 8 0 0 0,-26-13-198 0 0,0 0 1 0 0,0 1-1 0 0,0-2 1 0 0,0 1-1 0 0,0 0 0 0 0,0-1 1 0 0,0 0-1 0 0,0 0 1 0 0,0 0-1 0 0,1 0 1 0 0,-1-1-1 0 0,0 1 0 0 0,0-1 1 0 0,0 0-1 0 0,0-1 1 0 0,0 1-1 0 0,0-1 0 0 0,-1 1 1 0 0,8-5-1 0 0,5-6-909 0 0,-7 6 943 0 0</inkml:trace>
-  <inkml:trace contextRef="#ctx0" brushRef="#br0" timeOffset="3356.09">1840 346 3401 0 0,'0'0'3806'0'0,"-2"3"-3743"0"0,-1 3-50 0 0,0 1 0 0 0,0-1 0 0 0,0 1 0 0 0,0 0 0 0 0,1 0 0 0 0,1 0 0 0 0,-1 0 0 0 0,1 0 0 0 0,-1 12 1 0 0,2-14-7 0 0,-1 0 0 0 0,1 0 0 0 0,0 0 0 0 0,0 1 0 0 0,1-1 0 0 0,-1 0 0 0 0,1 0 0 0 0,1 0 0 0 0,-1 0 0 0 0,1 0 0 0 0,-1 0 0 0 0,1 0 0 0 0,1-1 0 0 0,4 9 0 0 0,-6-11 12 0 0,1 0 0 0 0,0-1 0 0 0,-1 1 0 0 0,1-1 0 0 0,0 1 0 0 0,0-1 1 0 0,0 0-1 0 0,-1 0 0 0 0,1 0 0 0 0,0 0 0 0 0,1 0 0 0 0,-1 0 0 0 0,0 0 1 0 0,0-1-1 0 0,0 1 0 0 0,0-1 0 0 0,1 0 0 0 0,-1 0 0 0 0,5 0 642 0 0,-10-26 1203 0 0,4 24-1851 0 0,-1 0-1 0 0,0 0 0 0 0,-1 0 1 0 0,1 0-1 0 0,0 0 1 0 0,0 0-1 0 0,-1 0 1 0 0,1 0-1 0 0,-1 0 0 0 0,0 1 1 0 0,0-1-1 0 0,-1-3 1 0 0,-2 0 71 0 0,0 0 1 0 0,-1 0 0 0 0,1 0 0 0 0,-1 1 0 0 0,0 0 0 0 0,0 0 0 0 0,-7-5 0 0 0,6 6-43 0 0,0-3 62 0 0,7 2-115 0 0,1 1 0 0 0,0-1 0 0 0,0 1 0 0 0,0 0 0 0 0,0-1 0 0 0,0 1 0 0 0,1 0-1 0 0,0 1 1 0 0,-1-1 0 0 0,1 0 0 0 0,0 1 0 0 0,0-1 0 0 0,1 1 0 0 0,-1 0 0 0 0,4-2 0 0 0,7-2-23 0 0,0 0 1 0 0,0 1-1 0 0,1 0 1 0 0,-1 2 0 0 0,1-1-1 0 0,18 0 1 0 0,41-12-3622 0 0,-67 15 2699 0 0,-1 1-138 0 0</inkml:trace>
-  <inkml:trace contextRef="#ctx0" brushRef="#br0" timeOffset="3740.67">2229 335 4217 0 0,'0'0'95'0'0,"0"-1"-1"0"0,0 1 1 0 0,0 0 0 0 0,0-1 0 0 0,1 1-1 0 0,-1 0 1 0 0,0 0 0 0 0,0-1-1 0 0,0 1 1 0 0,0 0 0 0 0,1-1 0 0 0,-1 1-1 0 0,0 0 1 0 0,0 0 0 0 0,1-1 0 0 0,-1 1-1 0 0,0 0 1 0 0,0 0 0 0 0,1 0-1 0 0,-1 0 1 0 0,0-1 0 0 0,1 1 0 0 0,-1 0-1 0 0,0 0 1 0 0,1 0 0 0 0,-1 0 0 0 0,0 0-1 0 0,1 0 1 0 0,-1 0 0 0 0,0 0-1 0 0,1 0 1 0 0,-1 0 0 0 0,0 0 0 0 0,1 0-1 0 0,0 0 1 0 0,8 10 1419 0 0,2 19-612 0 0,-8 20-538 0 0,-3-42-416 0 0,0 0 0 0 0,0 0 0 0 0,0-1 0 0 0,1 1 0 0 0,0 0 0 0 0,0 0 0 0 0,1-1 0 0 0,0 1 0 0 0,0-1 0 0 0,0 0 0 0 0,1 1 0 0 0,0-1 0 0 0,0 0 0 0 0,5 7 0 0 0,-6-10-558 0 0,1 1-319 0 0</inkml:trace>
-  <inkml:trace contextRef="#ctx0" brushRef="#br0" timeOffset="3921.31">2292 212 3929 0 0,'-1'-2'370'0'0,"0"0"1"0"0,0 0-1 0 0,0 0 0 0 0,0 0 1 0 0,0 0-1 0 0,1 0 1 0 0,-1 0-1 0 0,1 0 1 0 0,0-1-1 0 0,-1 1 0 0 0,1-4 1 0 0,0 6-415 0 0</inkml:trace>
-  <inkml:trace contextRef="#ctx0" brushRef="#br0" timeOffset="5174.93">2503 367 1624 0 0,'0'0'4464'0'0,"2"2"-4200"0"0,1 0-1 0 0,-1 0 1 0 0,0 0-1 0 0,1 0 1 0 0,-1-1 0 0 0,1 1-1 0 0,0-1 1 0 0,5 2-1 0 0,-3-1-237 0 0,1-1-1 0 0,0 1 0 0 0,0-2 0 0 0,0 1 0 0 0,0-1 0 0 0,0 0 0 0 0,1 0 0 0 0,-1 0 0 0 0,0-1 0 0 0,0 0 0 0 0,0 0 0 0 0,9-4 0 0 0,-9 2-2 0 0,1 0-1 0 0,-1-1 1 0 0,0 0 0 0 0,0 0 0 0 0,9-9-1 0 0,-14 12-17 0 0,0-1 0 0 0,1 1-1 0 0,-1 0 1 0 0,0-1-1 0 0,0 1 1 0 0,0 0-1 0 0,-1-1 1 0 0,1 0-1 0 0,0 1 1 0 0,0-1 0 0 0,-1 1-1 0 0,1-1 1 0 0,-1 0-1 0 0,1 1 1 0 0,-1-1-1 0 0,0 0 1 0 0,0 1 0 0 0,0-1-1 0 0,0 0 1 0 0,0 0-1 0 0,0 1 1 0 0,0-1-1 0 0,-1 0 1 0 0,1 1-1 0 0,0-1 1 0 0,-1 0 0 0 0,1 1-1 0 0,-1-1 1 0 0,-1-2-1 0 0,1 2-3 0 0,-1 1 0 0 0,1-1 0 0 0,0 1 0 0 0,0 0 0 0 0,-1 0 0 0 0,1-1 0 0 0,-1 1 0 0 0,1 0 0 0 0,-1 0 0 0 0,0 0 0 0 0,1 1 0 0 0,-1-1 0 0 0,0 0 0 0 0,1 1-1 0 0,-1-1 1 0 0,0 1 0 0 0,0-1 0 0 0,0 1 0 0 0,1 0 0 0 0,-1 0 0 0 0,0 0 0 0 0,0 0 0 0 0,0 0 0 0 0,0 0 0 0 0,1 0 0 0 0,-1 1 0 0 0,0-1 0 0 0,0 1 0 0 0,0-1 0 0 0,1 1 0 0 0,-4 1 0 0 0,0 0 3 0 0,0 0 1 0 0,0 1 0 0 0,0 0-1 0 0,0-1 1 0 0,0 1 0 0 0,0 1-1 0 0,1-1 1 0 0,0 1 0 0 0,-5 5 0 0 0,-11 12 13 0 0,18-19 18 0 0,0 0-1 0 0,0 0 0 0 0,0-1 1 0 0,0 2-1 0 0,0-1 1 0 0,1 0-1 0 0,-1 0 1 0 0,1 1-1 0 0,-1-1 1 0 0,1 0-1 0 0,0 1 1 0 0,0-1-1 0 0,0 1 1 0 0,0 0-1 0 0,0-1 0 0 0,1 1 1 0 0,-1 0-1 0 0,1 0 1 0 0,0-1-1 0 0,0 1 1 0 0,0 0-1 0 0,0 0 1 0 0,1 4-1 0 0,-1-3-8 0 0,0 0-1 0 0,1 0 1 0 0,0 0 0 0 0,0 0-1 0 0,0 0 1 0 0,0 0-1 0 0,1 0 1 0 0,-1 0 0 0 0,1-1-1 0 0,0 1 1 0 0,0-1 0 0 0,1 1-1 0 0,-1-1 1 0 0,0 0-1 0 0,1 0 1 0 0,0 0 0 0 0,0 0-1 0 0,0 0 1 0 0,0-1 0 0 0,0 1-1 0 0,1-1 1 0 0,-1 0-1 0 0,1 0 1 0 0,0 0 0 0 0,4 1-1 0 0,1 2-24 0 0,0-1 1 0 0,0 0-1 0 0,1 0 0 0 0,-1-1 0 0 0,1 0 0 0 0,0-1 0 0 0,0 0 0 0 0,0-1 1 0 0,0 0-1 0 0,0 0 0 0 0,0-1 0 0 0,0-1 0 0 0,0 1 0 0 0,0-2 1 0 0,0 1-1 0 0,0-2 0 0 0,14-4 0 0 0,-22 7 6 0 0,-1-1 1 0 0,1 0-1 0 0,-1 1 1 0 0,1-1-1 0 0,-1 0 1 0 0,0 0-1 0 0,1 0 1 0 0,-1 0-1 0 0,0 0 0 0 0,1-1 1 0 0,-1 1-1 0 0,0 0 1 0 0,0-1-1 0 0,0 1 1 0 0,0 0-1 0 0,-1-1 1 0 0,1 1-1 0 0,0-1 0 0 0,0 0 1 0 0,-1 1-1 0 0,1-1 1 0 0,-1 1-1 0 0,0-1 1 0 0,1 0-1 0 0,-1 0 1 0 0,0 1-1 0 0,0-1 0 0 0,0 0 1 0 0,0 1-1 0 0,0-1 1 0 0,-1 0-1 0 0,1 1 1 0 0,0-1-1 0 0,-1 0 1 0 0,1 1-1 0 0,-1-1 0 0 0,0 1 1 0 0,1-1-1 0 0,-1 1 1 0 0,0-1-1 0 0,0 1 1 0 0,0-1-1 0 0,0 1 1 0 0,0 0-1 0 0,0-1 0 0 0,0 1 1 0 0,-1 0-1 0 0,1 0 1 0 0,0 0-1 0 0,-2-1 1 0 0,2 1 18 0 0,0 0 0 0 0,0 0 0 0 0,1 0 0 0 0,-1 0 0 0 0,0-1 0 0 0,1 1 0 0 0,-1 0-1 0 0,1 0 1 0 0,0 0 0 0 0,-1-1 0 0 0,1 1 0 0 0,0 0 0 0 0,0-1 0 0 0,0 1 0 0 0,0 0 0 0 0,0 0 0 0 0,0-1 0 0 0,0 1 0 0 0,0 0 0 0 0,1-1 0 0 0,-1 1 0 0 0,0 0 0 0 0,1 0 0 0 0,-1-1 0 0 0,1 1 0 0 0,-1 0 0 0 0,1 0 0 0 0,0 0 0 0 0,-1 0 0 0 0,1 0 0 0 0,0 0 0 0 0,0 0 0 0 0,0 0 0 0 0,0 0 0 0 0,2-1 0 0 0,-1 0-47 0 0,1 1 0 0 0,-1 1 0 0 0,1-1 1 0 0,-1 0-1 0 0,1 0 0 0 0,-1 1 1 0 0,1 0-1 0 0,0-1 0 0 0,-1 1 0 0 0,1 0 1 0 0,0 0-1 0 0,-1 1 0 0 0,1-1 1 0 0,-1 0-1 0 0,1 1 0 0 0,0-1 0 0 0,-1 1 1 0 0,1 0-1 0 0,-1 0 0 0 0,0 0 1 0 0,1 0-1 0 0,3 3 0 0 0,-2-2-109 0 0,1 0 0 0 0,0 0 0 0 0,-1-1 0 0 0,1 1 0 0 0,0-1-1 0 0,0 0 1 0 0,0-1 0 0 0,0 1 0 0 0,0-1 0 0 0,0 0 0 0 0,5-1 0 0 0,33-9-4310 0 0,-35 8 3159 0 0</inkml:trace>
-  <inkml:trace contextRef="#ctx0" brushRef="#br0" timeOffset="5981.97">3170 36 5377 0 0,'-8'-3'4857'0'0,"-2"11"-3287"0"0,1 14-1849 0 0,7 12 244 0 0,1 0 0 0 0,2-1 0 0 0,1 1 0 0 0,1 0 0 0 0,2-1 0 0 0,2 0 0 0 0,0 0 0 0 0,3 0-1 0 0,15 36 1 0 0,-23-57-192 0 0,-11-19-139 0 0,-8-7 219 0 0,-11-8 149 0 0,22 18 3 0 0,3 2-2 0 0,-4 2 7 0 0,-2-3 1 0 0,0 1 0 0 0,1 0 0 0 0,-1 1 0 0 0,0 0 0 0 0,0 0 0 0 0,0 1 0 0 0,0 0 0 0 0,0 1 0 0 0,-10 1 0 0 0,19-1 402 0 0,7-2 74 0 0,26 0-139 0 0,33-7 1 0 0,-56 6-838 0 0,-1 0 0 0 0,1 0 0 0 0,0-1 0 0 0,-1-1 0 0 0,1 0-1 0 0,-1 0 1 0 0,0 0 0 0 0,9-7 0 0 0,-11 6 249 0 0,0 0-326 0 0</inkml:trace>
-  <inkml:trace contextRef="#ctx0" brushRef="#br0" timeOffset="6556.61">3575 1 1816 0 0,'0'0'7770'0'0,"0"11"-6007"0"0,1 12-1488 0 0,0 0 0 0 0,-5 38 0 0 0,1-35-254 0 0,2 0-1 0 0,2 36 1 0 0,3 13-82 0 0,-5-56 3 0 0,2 0 0 0 0,0-1 1 0 0,1 1-1 0 0,1 0 0 0 0,1-1 1 0 0,0 1-1 0 0,9 19 0 0 0,-8-28-191 0 0,3 5-356 0 0,-6-8-3797 0 0</inkml:trace>
-  <inkml:trace contextRef="#ctx0" brushRef="#br0" timeOffset="7116.94">3726 736 1048 0 0,'0'0'150'0'0,"-18"-13"6504"0"0,-10 9-6188 0 0,21 2-374 0 0,0 0 173 0 0,-6 8 1065 0 0,3-1-1239 0 0,0 1 0 0 0,1 0 0 0 0,0 1 0 0 0,0 0 0 0 0,0 0 0 0 0,1 1-1 0 0,0 0 1 0 0,0 0 0 0 0,-10 16 0 0 0,18-23-89 0 0,-1-1 0 0 0,1 1 0 0 0,0-1 0 0 0,0 0 0 0 0,-1 1 0 0 0,1-1-1 0 0,0 1 1 0 0,0 0 0 0 0,0-1 0 0 0,-1 1 0 0 0,1-1 0 0 0,0 1 0 0 0,0-1 0 0 0,0 1 0 0 0,0-1-1 0 0,0 1 1 0 0,0-1 0 0 0,0 1 0 0 0,0 0 0 0 0,0-1 0 0 0,0 1 0 0 0,1-1 0 0 0,-1 1-1 0 0,0-1 1 0 0,0 1 0 0 0,0-1 0 0 0,1 1 0 0 0,-1-1 0 0 0,0 1 0 0 0,1 0 0 0 0,16 2 129 0 0,20-11 87 0 0,-36 8-216 0 0,5-3 27 0 0,0 1 1 0 0,0-1-1 0 0,0 0 1 0 0,-1-1-1 0 0,1 1 0 0 0,8-8 1 0 0,-12 9-11 0 0,0 1 1 0 0,0-1-1 0 0,0 0 1 0 0,-1 1-1 0 0,1-1 1 0 0,0 0 0 0 0,-1 0-1 0 0,0 0 1 0 0,1 0-1 0 0,-1 0 1 0 0,0-1-1 0 0,0 1 1 0 0,0 0-1 0 0,0-1 1 0 0,0 1-1 0 0,-1 0 1 0 0,1-1-1 0 0,-1 1 1 0 0,1-1-1 0 0,-1-3 1 0 0,0 6-11 0 0,0 0 0 0 0,0-1 0 0 0,-1 1 1 0 0,1 0-1 0 0,0-1 0 0 0,0 1 0 0 0,0 0 0 0 0,0-1 0 0 0,0 1 1 0 0,-1 0-1 0 0,1-1 0 0 0,0 1 0 0 0,0 0 0 0 0,-1 0 1 0 0,1-1-1 0 0,0 1 0 0 0,0 0 0 0 0,-1 0 0 0 0,1 0 0 0 0,0-1 1 0 0,-1 1-1 0 0,1 0 0 0 0,0 0 0 0 0,-1 0 0 0 0,1 0 0 0 0,0 0 1 0 0,-1 0-1 0 0,1 0 0 0 0,0 0 0 0 0,-1-1 0 0 0,1 1 1 0 0,0 0-1 0 0,-1 0 0 0 0,1 1 0 0 0,0-1 0 0 0,-1 0 0 0 0,1 0 1 0 0,0 0-1 0 0,-1 0 0 0 0,1 0 0 0 0,-23 9 22 0 0,-11 6-42 0 0,33-14 7 0 0,3-1-1 0 0,-4 4-43 0 0,1-4 48 0 0,1 1 0 0 0,0-1 1 0 0,-1 0-1 0 0,1 0 0 0 0,0 1 0 0 0,0-1 0 0 0,-1 0 1 0 0,1 1-1 0 0,0-1 0 0 0,0 0 0 0 0,-1 1 0 0 0,1-1 1 0 0,0 0-1 0 0,0 1 0 0 0,0-1 0 0 0,0 0 0 0 0,-1 1 0 0 0,1-1 1 0 0,0 1-1 0 0,0-1 0 0 0,0 0 0 0 0,0 1 0 0 0,0-1 1 0 0,0 1-1 0 0,0-1 0 0 0,0 1 0 0 0,0-1 0 0 0,0 0 0 0 0,0 1 1 0 0,0-1-1 0 0,1 1 0 0 0,-1-1 0 0 0,0 0 0 0 0,0 1 1 0 0,0-1-1 0 0,1 0 0 0 0,-1 1 0 0 0,0-1 0 0 0,0 0 1 0 0,1 1-1 0 0,-1-1 0 0 0,0 0 0 0 0,0 1 0 0 0,1-1 0 0 0,-1 0 1 0 0,0 0-1 0 0,1 1 0 0 0,-1-1 0 0 0,0 0 0 0 0,1 0 1 0 0,-1 0-1 0 0,1 0 0 0 0,-1 0 0 0 0,0 1 0 0 0,1-1 1 0 0,-1 0-1 0 0,1 0 0 0 0,-1 0 0 0 0,0 0 0 0 0,1 0 0 0 0,0 0 1 0 0,2 0 3 0 0,0 0 1 0 0,-1 0-1 0 0,1 0 1 0 0,0 0-1 0 0,0-1 1 0 0,-1 1-1 0 0,1-1 1 0 0,0 0-1 0 0,-1 1 1 0 0,1-1-1 0 0,-1-1 1 0 0,1 1-1 0 0,-1 0 1 0 0,1 0-1 0 0,-1-1 1 0 0,0 1-1 0 0,0-1 1 0 0,1 0-1 0 0,-1 0 1 0 0,0 0-1 0 0,-1 0 1 0 0,1 0-1 0 0,0 0 1 0 0,-1 0-1 0 0,1-1 1 0 0,-1 1-1 0 0,0-1 1 0 0,1 1-1 0 0,-1-1 1 0 0,0 1-1 0 0,-1-1 1 0 0,1 0-1 0 0,0-4 1 0 0,-1 7-16 0 0,0-1 0 0 0,0 1 1 0 0,0-1-1 0 0,0 1 0 0 0,0-1 0 0 0,0 1 0 0 0,0-1 1 0 0,0 1-1 0 0,0-1 0 0 0,0 1 0 0 0,0-1 0 0 0,0 1 1 0 0,-1-1-1 0 0,1 1 0 0 0,0-1 0 0 0,0 1 0 0 0,-1 0 1 0 0,1-1-1 0 0,0 1 0 0 0,-1-1 0 0 0,1 1 1 0 0,0 0-1 0 0,-1-1 0 0 0,1 1 0 0 0,-1 0 0 0 0,1-1 1 0 0,0 1-1 0 0,-1 0 0 0 0,1 0 0 0 0,-1-1 0 0 0,-17 3-1171 0 0,-17 17-3193 0 0,27-12 2680 0 0</inkml:trace>
-  <inkml:trace contextRef="#ctx0" brushRef="#br0" timeOffset="8040.3">3146 323 288 0 0,'0'0'1288'0'0,"-9"-7"3628"0"0,8 14-4679 0 0,-1-1 0 0 0,1 0 0 0 0,0 0 0 0 0,1 0 0 0 0,0 10 0 0 0,0-9-159 0 0,-2 3 18 0 0,0 5 19 0 0,0-1-1 0 0,1 0 0 0 0,1 20 0 0 0,1-29-91 0 0,-1 0 0 0 0,2 0 1 0 0,-1 0-1 0 0,0 0 0 0 0,1 0 0 0 0,0 0 0 0 0,0 0 1 0 0,1 0-1 0 0,-1-1 0 0 0,1 1 0 0 0,6 7 0 0 0,-4-6 0 0 0,-1 0 0 0 0,0 1 0 0 0,-1-1 0 0 0,0 1 0 0 0,0 0 0 0 0,0 0 0 0 0,2 10 0 0 0,-4-13-14 0 0,0 0 0 0 0,0 0 1 0 0,-1 0-1 0 0,1 0 0 0 0,-1 0 0 0 0,0 0 0 0 0,0 0 0 0 0,0 0 1 0 0,0 0-1 0 0,-1 0 0 0 0,0 0 0 0 0,0 0 0 0 0,0 0 1 0 0,0 0-1 0 0,-3 5 0 0 0,-9-6 270 0 0</inkml:trace>
-</inkml:ink>
-</file>
-
-<file path=customXml/item4.xml><?xml version="1.0" encoding="utf-8"?>
-<b:Sources xmlns:b="http://schemas.openxmlformats.org/officeDocument/2006/bibliography" xmlns="http://schemas.openxmlformats.org/officeDocument/2006/bibliography" SelectedStyle="\APASixthEditionOfficeOnline.xsl" StyleName="APA" Version="6"/>
-</file>
-
-<file path=customXml/item5.xml><?xml version="1.0" encoding="utf-8"?>
 <ct:contentTypeSchema xmlns:ct="http://schemas.microsoft.com/office/2006/metadata/contentType" xmlns:ma="http://schemas.microsoft.com/office/2006/metadata/properties/metaAttributes" ct:_="" ma:_="" ma:contentTypeName="Dokument" ma:contentTypeID="0x01010025C71E9534E21E4A9F2CF33BA7DCE92D" ma:contentTypeVersion="3" ma:contentTypeDescription="Ein neues Dokument erstellen." ma:contentTypeScope="" ma:versionID="32b9bbdf2bbf4e0fb27a426421665337">
   <xsd:schema xmlns:xsd="http://www.w3.org/2001/XMLSchema" xmlns:xs="http://www.w3.org/2001/XMLSchema" xmlns:p="http://schemas.microsoft.com/office/2006/metadata/properties" xmlns:ns2="5a9e9855-01b6-487f-b294-67c59083cc31" targetNamespace="http://schemas.microsoft.com/office/2006/metadata/properties" ma:root="true" ma:fieldsID="ec87b9b32475f90c9dbf7ae918480825" ns2:_="">
     <xsd:import namespace="5a9e9855-01b6-487f-b294-67c59083cc31"/>
@@ -24459,7 +25360,16 @@
 </ct:contentTypeSchema>
 </file>
 
-<file path=customXml/item6.xml><?xml version="1.0" encoding="utf-8"?>
+<file path=customXml/item2.xml><?xml version="1.0" encoding="utf-8"?>
+<?mso-contentType ?>
+<FormTemplates xmlns="http://schemas.microsoft.com/sharepoint/v3/contenttype/forms">
+  <Display>DocumentLibraryForm</Display>
+  <Edit>DocumentLibraryForm</Edit>
+  <New>DocumentLibraryForm</New>
+</FormTemplates>
+</file>
+
+<file path=customXml/item3.xml><?xml version="1.0" encoding="utf-8"?>
 <inkml:ink xmlns:inkml="http://www.w3.org/2003/InkML">
   <inkml:definitions>
     <inkml:context xml:id="ctx0">
@@ -24491,45 +25401,95 @@
 </inkml:ink>
 </file>
 
-<file path=customXml/item7.xml><?xml version="1.0" encoding="utf-8"?>
+<file path=customXml/item4.xml><?xml version="1.0" encoding="utf-8"?>
 <p:properties xmlns:p="http://schemas.microsoft.com/office/2006/metadata/properties" xmlns:xsi="http://www.w3.org/2001/XMLSchema-instance" xmlns:pc="http://schemas.microsoft.com/office/infopath/2007/PartnerControls">
   <documentManagement/>
 </p:properties>
 </file>
 
-<file path=customXml/itemProps1.xml><?xml version="1.0" encoding="utf-8"?>
-<ds:datastoreItem xmlns:ds="http://schemas.openxmlformats.org/officeDocument/2006/customXml" ds:itemID="{6A655C0C-F4A3-4931-9F7F-84CBD61DCE8F}">
-  <ds:schemaRefs>
-    <ds:schemaRef ds:uri="http://schemas.microsoft.com/sharepoint/v3/contenttype/forms"/>
-  </ds:schemaRefs>
-</ds:datastoreItem>
+<file path=customXml/item5.xml><?xml version="1.0" encoding="utf-8"?>
+<inkml:ink xmlns:inkml="http://www.w3.org/2003/InkML">
+  <inkml:definitions>
+    <inkml:context xml:id="ctx0">
+      <inkml:inkSource xml:id="inkSrc0">
+        <inkml:traceFormat>
+          <inkml:channel name="X" type="integer" min="-2.14748E9" max="2.14748E9" units="cm"/>
+          <inkml:channel name="Y" type="integer" min="-2.14748E9" max="2.14748E9" units="cm"/>
+          <inkml:channel name="F" type="integer" max="32767" units="dev"/>
+          <inkml:channel name="OA" type="integer" max="360" units="deg"/>
+          <inkml:channel name="OE" type="integer" max="90" units="deg"/>
+        </inkml:traceFormat>
+        <inkml:channelProperties>
+          <inkml:channelProperty channel="X" name="resolution" value="1000" units="1/cm"/>
+          <inkml:channelProperty channel="Y" name="resolution" value="1000" units="1/cm"/>
+          <inkml:channelProperty channel="F" name="resolution" value="0" units="1/dev"/>
+          <inkml:channelProperty channel="OA" name="resolution" value="1000" units="1/deg"/>
+          <inkml:channelProperty channel="OE" name="resolution" value="1000" units="1/deg"/>
+        </inkml:channelProperties>
+      </inkml:inkSource>
+      <inkml:timestamp xml:id="ts0" timeString="2025-06-10T16:09:06.362"/>
+    </inkml:context>
+    <inkml:brush xml:id="br0">
+      <inkml:brushProperty name="width" value="0.05" units="cm"/>
+      <inkml:brushProperty name="height" value="0.05" units="cm"/>
+      <inkml:brushProperty name="color" value="#E71224"/>
+    </inkml:brush>
+  </inkml:definitions>
+  <inkml:trace contextRef="#ctx0" brushRef="#br0">3153 356 7202 0 0,'-44'-7'350'0'0,"0"-2"0"0"0,1-2 0 0 0,0-2 0 0 0,-57-25 1 0 0,-168-76 1481 0 0,190 86-1679 0 0,-122-28 1 0 0,156 47-169 0 0,-67-16 302 0 0,-1 5 0 0 0,-122-5-1 0 0,88 25-117 0 0,1 6-1 0 0,-1 6 0 0 0,-208 45 1 0 0,298-44-170 0 0,0 3 1 0 0,1 1 0 0 0,1 4 0 0 0,0 1 0 0 0,-95 56-1 0 0,75-31-102 0 0,-120 97-1 0 0,165-119 91 0 0,2 1 0 0 0,1 2 0 0 0,1 0 0 0 0,2 2 1 0 0,1 0-1 0 0,-32 58 0 0 0,30-39-7 0 0,1 2 0 0 0,3 0 1 0 0,2 1-1 0 0,3 1 0 0 0,-17 102 0 0 0,25-76 38 0 0,3-1 0 0 0,4 1 0 0 0,4-1 0 0 0,20 120 0 0 0,-13-124-5 0 0,-3-11 48 0 0,4-1 0 0 0,23 76-1 0 0,-28-119-47 0 0,0-1 0 0 0,1 0 0 0 0,0 0 0 0 0,2-1 0 0 0,0 0 0 0 0,1-1 0 0 0,0 0 0 0 0,2-1 0 0 0,-1 0 0 0 0,2-1-1 0 0,25 20 1 0 0,-15-17 28 0 0,0-1 0 0 0,1-2-1 0 0,1 0 1 0 0,0-2 0 0 0,1-1-1 0 0,0-1 1 0 0,0-1 0 0 0,1-2-1 0 0,1 0 1 0 0,-1-2-1 0 0,1-1 1 0 0,31-1 0 0 0,36-3 35 0 0,1-4 1 0 0,122-22 0 0 0,-40 5 38 0 0,-35 9-33 0 0,182-24 276 0 0,51-43 591 0 0,-309 60-804 0 0,-1-3-1 0 0,0-3 1 0 0,89-47 0 0 0,59-55 5 0 0,-176 101-72 0 0,-1-3 0 0 0,-1-1 1 0 0,41-43-1 0 0,-52 43-35 0 0,-2 0 1 0 0,-1-2-1 0 0,-1-1 0 0 0,23-47 1 0 0,-19 26 62 0 0,-3-2 1 0 0,19-65-1 0 0,-30 75 16 0 0,-2 1 0 0 0,5-70 0 0 0,-4-95-93 0 0,-11 199-21 0 0,1-9 55 0 0,-1 1 0 0 0,-1-1 0 0 0,-1 1 0 0 0,0-1 0 0 0,-1 1 0 0 0,-2 0 0 0 0,0 0 0 0 0,-1 0 0 0 0,0 1 0 0 0,-2-1 0 0 0,-12-21 0 0 0,-32-62 287 0 0,32 60-30 0 0,-28-42 0 0 0,39 70-276 0 0,0 2 1 0 0,-1-1-1 0 0,0 1 1 0 0,-1 1-1 0 0,-1 0 1 0 0,0 0-1 0 0,-14-9 1 0 0,-10-3-215 0 0,0 3 0 0 0,-1 0-1 0 0,-1 3 1 0 0,0 1 0 0 0,-1 2 0 0 0,-1 1 0 0 0,-1 2 0 0 0,1 2 0 0 0,-1 2 0 0 0,-1 2 0 0 0,1 1 0 0 0,-76 4 0 0 0,88 3-696 0 0,0 2-1 0 0,0 1 1 0 0,0 2 0 0 0,-39 15 0 0 0,23-4 15 0 0</inkml:trace>
+  <inkml:trace contextRef="#ctx0" brushRef="#br0" timeOffset="2304.57">3473 308 408 0 0,'25'-34'-131'0'0,"-12"9"9868"0"0,-14 35-9206 0 0,-2 1-494 0 0,2 1 1 0 0,-1-1 0 0 0,1 0-1 0 0,1 1 1 0 0,0-1-1 0 0,3 17 1 0 0,16 78-22 0 0,-1-5-4 0 0,-6 136 38 0 0,0-15 29 0 0,-4-164-14 0 0,-4-36 88 0 0,2 43 1333 0 0,-8-70-1392 0 0,0 1 0 0 0,0-1 0 0 0,0 0 0 0 0,0 0 0 0 0,1 0 0 0 0,-2-8 0 0 0,2 11-63 0 0,-50-289 287 0 0,50 262-342 0 0,1 0 0 0 0,1 0-1 0 0,2 1 1 0 0,1-1-1 0 0,10-38 1 0 0,6-41-152 0 0,-20 107 169 0 0,0 1 1 0 0,0 0-1 0 0,0-1 1 0 0,0 1-1 0 0,0 0 1 0 0,0-1 0 0 0,0 1-1 0 0,0 0 1 0 0,0-1-1 0 0,0 1 1 0 0,0-1 0 0 0,0 1-1 0 0,0 0 1 0 0,0-1-1 0 0,0 1 1 0 0,0 0-1 0 0,-1-1 1 0 0,1 1 0 0 0,0 0-1 0 0,0-1 1 0 0,0 1-1 0 0,-1 0 1 0 0,1 0 0 0 0,0-1-1 0 0,0 1 1 0 0,-1 0-1 0 0,1 0 1 0 0,0-1-1 0 0,0 1 1 0 0,-1 0 0 0 0,1 0-1 0 0,0 0 1 0 0,-1-1-1 0 0,1 1 1 0 0,0 0 0 0 0,-1 0-1 0 0,1 0 1 0 0,-1 0-1 0 0,1 0 1 0 0,0 0-1 0 0,-1 0 1 0 0,1 0 0 0 0,0 0-1 0 0,-1 0 1 0 0,1 0-1 0 0,-1 0 1 0 0,1 0 0 0 0,0 0-1 0 0,-1 0 1 0 0,1 0-1 0 0,0 0 1 0 0,-1 0-1 0 0,1 1 1 0 0,0-1 0 0 0,-1 0-1 0 0,1 0 1 0 0,0 0-1 0 0,-1 1 1 0 0,1-1 0 0 0,0 0-1 0 0,-1 1 1 0 0,-1 0 2 0 0,-1 1 0 0 0,1-1 1 0 0,-1 1-1 0 0,1-1 0 0 0,0 1 1 0 0,0 0-1 0 0,0 0 0 0 0,-3 3 1 0 0,-4 11-2 0 0,0 1 0 0 0,1 0 0 0 0,1 1 0 0 0,0-1 0 0 0,1 1 0 0 0,1 1 0 0 0,1-1 0 0 0,-2 21 1 0 0,0 19-138 0 0,2 75 1 0 0,4-118-445 0 0,1 1 0 0 0,0-1 0 0 0,2 1 0 0 0,-1-1 0 0 0,2 0 0 0 0,0 0 0 0 0,1-1 0 0 0,0 1 0 0 0,9 14 0 0 0,-8-17-549 0 0</inkml:trace>
+  <inkml:trace contextRef="#ctx0" brushRef="#br0" timeOffset="2956.45">3554 1583 3409 0 0,'0'0'4221'0'0,"-1"0"-4145"0"0,0 0 0 0 0,1 1 0 0 0,-1-1 1 0 0,0 0-1 0 0,1 0 0 0 0,-1 0 0 0 0,0 1 1 0 0,0-1-1 0 0,1 0 0 0 0,-1 1 0 0 0,0-1 1 0 0,1 0-1 0 0,-1 1 0 0 0,1-1 0 0 0,-1 1 1 0 0,1-1-1 0 0,-1 1 0 0 0,1-1 0 0 0,-1 1 1 0 0,1-1-1 0 0,-1 1 0 0 0,0 1 0 0 0,-2 5-46 0 0,1 1-1 0 0,-1 0 1 0 0,1-1-1 0 0,1 1 0 0 0,-1 0 1 0 0,1 0-1 0 0,1 0 1 0 0,0 12-1 0 0,0-4-34 0 0,1 0 0 0 0,1 0 1 0 0,7 26-1 0 0,-10-41 2 0 0,1-1 0 0 0,1 1 0 0 0,-1-1 0 0 0,0 1 0 0 0,0-1 0 0 0,0 1 0 0 0,0-1 0 0 0,0 1 0 0 0,0-1 0 0 0,0 1 0 0 0,1-1 0 0 0,-1 1 0 0 0,0-1 0 0 0,0 0 0 0 0,1 1 0 0 0,-1-1 0 0 0,0 1 0 0 0,1-1 0 0 0,-1 0 0 0 0,0 1 0 0 0,1-1 0 0 0,-1 0 0 0 0,0 1 0 0 0,1-1 0 0 0,-1 0 0 0 0,1 0 0 0 0,-1 0 0 0 0,1 1 0 0 0,-1-1 0 0 0,0 0 0 0 0,1 0 0 0 0,-1 0 0 0 0,1 0 0 0 0,-1 0 0 0 0,2 0 0 0 0,12-13-54 0 0,7-26 91 0 0,-19 31 14 0 0,0-1 0 0 0,-1 0 0 0 0,1 0 1 0 0,-2-1-1 0 0,1 1 0 0 0,-2 0 0 0 0,1 0 0 0 0,-2-10 0 0 0,1 14 3 0 0,0 1 0 0 0,0-1 0 0 0,-1 1 0 0 0,1-1 0 0 0,-1 1 0 0 0,0-1-1 0 0,-5-7 1 0 0,6 11-13 0 0,0-1 0 0 0,-1 0 0 0 0,1 1-1 0 0,-1-1 1 0 0,1 1 0 0 0,-1-1 0 0 0,1 1 0 0 0,-1 0-1 0 0,0-1 1 0 0,0 1 0 0 0,0 0 0 0 0,0 0-1 0 0,0 1 1 0 0,0-1 0 0 0,0 0 0 0 0,0 1 0 0 0,-4-2-1 0 0,4 3-23 0 0,1-1 0 0 0,-1 0 0 0 0,0 1 0 0 0,0 0 0 0 0,0-1 0 0 0,1 1-1 0 0,-1 0 1 0 0,0 0 0 0 0,1 0 0 0 0,-1 0 0 0 0,0 0 0 0 0,1 0 0 0 0,-1 0-1 0 0,1 0 1 0 0,0 1 0 0 0,-1-1 0 0 0,1 1 0 0 0,0-1 0 0 0,0 1 0 0 0,0-1-1 0 0,0 1 1 0 0,0 0 0 0 0,0-1 0 0 0,1 1 0 0 0,-1 0 0 0 0,0 0 0 0 0,1-1 0 0 0,0 1-1 0 0,-1 3 1 0 0,0-1-44 0 0,0-1-1 0 0,0 0 1 0 0,0 1-1 0 0,1-1 0 0 0,-1 1 1 0 0,1-1-1 0 0,0 1 1 0 0,0-1-1 0 0,0 1 0 0 0,1-1 1 0 0,-1 1-1 0 0,1-1 1 0 0,0 0-1 0 0,0 1 1 0 0,2 4-1 0 0,-3-7 18 0 0,1-1 0 0 0,-1 1 0 0 0,0-1 0 0 0,1 1 0 0 0,-1-1 0 0 0,0 0 0 0 0,1 1 0 0 0,-1-1 0 0 0,1 0 0 0 0,-1 1 0 0 0,0-1 0 0 0,1 0 0 0 0,-1 0 0 0 0,1 1 0 0 0,-1-1 0 0 0,1 0 0 0 0,-1 0 0 0 0,1 0 1 0 0,-1 0-1 0 0,1 1 0 0 0,-1-1 0 0 0,1 0 0 0 0,-1 0 0 0 0,1 0 0 0 0,-1 0 0 0 0,1 0 0 0 0,-1 0 0 0 0,1-1 0 0 0,0 1 0 0 0,-1 0 0 0 0,1 0 0 0 0,-1 0 0 0 0,1 0 0 0 0,0-1 0 0 0,15-16-99 0 0,-12 10 125 0 0,0 1 0 0 0,-1-1 0 0 0,0 1 0 0 0,4-13 0 0 0,-5-5 173 0 0,-3 24-177 0 0,1 0 0 0 0,0-1-1 0 0,0 1 1 0 0,0 0-1 0 0,0 0 1 0 0,0 0 0 0 0,0 0-1 0 0,0 0 1 0 0,0-1 0 0 0,0 1-1 0 0,-1 0 1 0 0,1 0-1 0 0,0 0 1 0 0,0 0 0 0 0,0 0-1 0 0,0 0 1 0 0,0 0-1 0 0,-1 0 1 0 0,1-1 0 0 0,0 1-1 0 0,0 0 1 0 0,0 0-1 0 0,0 0 1 0 0,-1 0 0 0 0,1 0-1 0 0,0 0 1 0 0,0 0 0 0 0,0 0-1 0 0,0 0 1 0 0,-1 0-1 0 0,1 0 1 0 0,0 0 0 0 0,0 0-1 0 0,0 0 1 0 0,0 0-1 0 0,0 1 1 0 0,-1-1 0 0 0,1 0-1 0 0,0 0 1 0 0,0 0-1 0 0,0 0 1 0 0,0 0 0 0 0,0 0-1 0 0,-1 0 1 0 0,1 0 0 0 0,0 0-1 0 0,0 1 1 0 0,0-1-1 0 0,0 0 1 0 0,0 0 0 0 0,0 0-1 0 0,0 0 1 0 0,-1 0-1 0 0,1 1 1 0 0,-2 2 12 0 0,0 0-1 0 0,0 0 1 0 0,0 0-1 0 0,0 0 1 0 0,1 0 0 0 0,-1 1-1 0 0,1-1 1 0 0,0 1-1 0 0,0-1 1 0 0,-1 5-1 0 0,0 5-669 0 0,0 1 1 0 0,0 0-1 0 0,2 0 0 0 0,1 24 0 0 0,0-28 77 0 0</inkml:trace>
+</inkml:ink>
 </file>
 
-<file path=customXml/itemProps2.xml><?xml version="1.0" encoding="utf-8"?>
-<ds:datastoreItem xmlns:ds="http://schemas.openxmlformats.org/officeDocument/2006/customXml" ds:itemID="{01D51A4F-7BE7-46DF-A7D0-BDB91C1C49A3}">
-  <ds:schemaRefs>
-    <ds:schemaRef ds:uri="http://www.w3.org/2003/InkML"/>
-  </ds:schemaRefs>
-</ds:datastoreItem>
+<file path=customXml/item6.xml><?xml version="1.0" encoding="utf-8"?>
+<inkml:ink xmlns:inkml="http://www.w3.org/2003/InkML">
+  <inkml:definitions>
+    <inkml:context xml:id="ctx0">
+      <inkml:inkSource xml:id="inkSrc0">
+        <inkml:traceFormat>
+          <inkml:channel name="X" type="integer" min="-2.14748E9" max="2.14748E9" units="cm"/>
+          <inkml:channel name="Y" type="integer" min="-2.14748E9" max="2.14748E9" units="cm"/>
+          <inkml:channel name="F" type="integer" max="32767" units="dev"/>
+          <inkml:channel name="OA" type="integer" max="360" units="deg"/>
+          <inkml:channel name="OE" type="integer" max="90" units="deg"/>
+        </inkml:traceFormat>
+        <inkml:channelProperties>
+          <inkml:channelProperty channel="X" name="resolution" value="1000" units="1/cm"/>
+          <inkml:channelProperty channel="Y" name="resolution" value="1000" units="1/cm"/>
+          <inkml:channelProperty channel="F" name="resolution" value="0" units="1/dev"/>
+          <inkml:channelProperty channel="OA" name="resolution" value="1000" units="1/deg"/>
+          <inkml:channelProperty channel="OE" name="resolution" value="1000" units="1/deg"/>
+        </inkml:channelProperties>
+      </inkml:inkSource>
+      <inkml:timestamp xml:id="ts0" timeString="2025-06-10T16:08:54.030"/>
+    </inkml:context>
+    <inkml:brush xml:id="br0">
+      <inkml:brushProperty name="width" value="0.05" units="cm"/>
+      <inkml:brushProperty name="height" value="0.05" units="cm"/>
+      <inkml:brushProperty name="color" value="#E71224"/>
+    </inkml:brush>
+  </inkml:definitions>
+  <inkml:trace contextRef="#ctx0" brushRef="#br0">5 208 2425 0 0,'0'0'5878'0'0,"24"0"-3468"0"0,-17 1-2405 0 0,0 0 1 0 0,0 0-1 0 0,0 0 0 0 0,0 1 1 0 0,0 0-1 0 0,11 5 0 0 0,-9-5 40 0 0,0 0-1 0 0,0 0 0 0 0,0-1 0 0 0,1 0 1 0 0,-1 0-1 0 0,0-1 0 0 0,17-3 1 0 0,4 2 74 0 0,-22 1-105 0 0,1-1 1 0 0,0 2-1 0 0,-1-1 0 0 0,1 1 1 0 0,-1 0-1 0 0,1 1 1 0 0,-1 0-1 0 0,1 0 1 0 0,-1 1-1 0 0,14 7 0 0 0,-22-10-10 0 0,1 0 1 0 0,0 1-1 0 0,-1-1 0 0 0,1 1 0 0 0,0-1 0 0 0,-1 1 0 0 0,1-1 0 0 0,0 1 0 0 0,-1 0 0 0 0,1-1 0 0 0,-1 1 0 0 0,1 0 0 0 0,-1-1 0 0 0,0 1 0 0 0,1 0 0 0 0,-1 0 0 0 0,0-1 0 0 0,1 1 0 0 0,-1 0 0 0 0,0 0 0 0 0,0 0 0 0 0,0-1 0 0 0,0 1 0 0 0,0 0 1 0 0,0 0-1 0 0,0 0 0 0 0,0 0 0 0 0,0-1 0 0 0,0 1 0 0 0,0 0 0 0 0,0 0 0 0 0,-1 0 0 0 0,1-1 0 0 0,0 1 0 0 0,-1 0 0 0 0,1 0 0 0 0,0-1 0 0 0,-1 1 0 0 0,1 0 0 0 0,-2 0 0 0 0,-2 4 13 0 0,0-1 0 0 0,-1 1 0 0 0,0-1 0 0 0,-10 6 0 0 0,-6 7-17 0 0,-52 46-71 0 0,46-41 27 0 0,-30 31 0 0 0,55-51 44 0 0,1 0 0 0 0,-1 0 0 0 0,0 0 0 0 0,1 0-1 0 0,-1 0 1 0 0,1 0 0 0 0,0 0 0 0 0,0 0 0 0 0,-1 1-1 0 0,1-1 1 0 0,1 0 0 0 0,-1 1 0 0 0,0-1 0 0 0,1 1-1 0 0,-1-1 1 0 0,1 1 0 0 0,0-1 0 0 0,0 5-1 0 0,0-6 1 0 0,1 1 0 0 0,0-1 0 0 0,-1 1 0 0 0,1-1 0 0 0,0 1 0 0 0,0-1 0 0 0,0 0-1 0 0,0 1 1 0 0,0-1 0 0 0,0 0 0 0 0,0 0 0 0 0,0 0 0 0 0,1 0 0 0 0,-1 0-1 0 0,0 0 1 0 0,1 0 0 0 0,-1 0 0 0 0,1 0 0 0 0,-1-1 0 0 0,1 1 0 0 0,-1-1 0 0 0,1 1-1 0 0,-1-1 1 0 0,1 1 0 0 0,0-1 0 0 0,-1 0 0 0 0,1 0 0 0 0,-1 0 0 0 0,3 0-1 0 0,29 4-18 0 0,-11-1-40 0 0,-1-1 0 0 0,25-2 0 0 0,-39 0 42 0 0,1-1-1 0 0,0 0 1 0 0,0 0-1 0 0,-1-1 1 0 0,1 0-1 0 0,-1-1 1 0 0,0 0 0 0 0,0 0-1 0 0,12-7 1 0 0,29-13-1642 0 0,-12 16-3216 0 0,-30 7 3490 0 0</inkml:trace>
+  <inkml:trace contextRef="#ctx0" brushRef="#br0" timeOffset="537.36">1 353 3761 0 0,'14'-4'313'0'0,"1"1"1"0"0,0 1 0 0 0,0 0-1 0 0,0 1 1 0 0,1 1 0 0 0,-1 0-1 0 0,0 1 1 0 0,0 0 0 0 0,0 2-1 0 0,0-1 1 0 0,-1 2 0 0 0,1 0-1 0 0,-1 1 1 0 0,1 0 0 0 0,13 8-1 0 0,-21-9-404 0 0,1-2 0 0 0,0 1 0 0 0,0-1 0 0 0,0 0-1 0 0,0-1 1 0 0,0 0 0 0 0,0 0 0 0 0,1 0 0 0 0,-1-1 0 0 0,0-1-1 0 0,0 1 1 0 0,1-2 0 0 0,-1 1 0 0 0,0-1 0 0 0,0 0 0 0 0,9-4 0 0 0,-11 5-498 0 0</inkml:trace>
+  <inkml:trace contextRef="#ctx0" brushRef="#br0" timeOffset="1907.49">580 318 4417 0 0,'0'0'535'0'0,"25"18"674"0"0,-15-14-1066 0 0,1 0-1 0 0,0-1 0 0 0,-1 0 0 0 0,1-1 1 0 0,17 2-1 0 0,-15-3-53 0 0,0-1 1 0 0,0 0-1 0 0,19-4 1 0 0,-28 4-78 0 0,0-1 0 0 0,-1 1 0 0 0,1-1 1 0 0,-1 0-1 0 0,1-1 0 0 0,-1 1 0 0 0,1 0 1 0 0,-1-1-1 0 0,0 0 0 0 0,0 0 1 0 0,0 0-1 0 0,0 0 0 0 0,0 0 0 0 0,0-1 1 0 0,-1 1-1 0 0,1-1 0 0 0,2-4 1 0 0,-4 5-7 0 0,0 0 0 0 0,0 0 0 0 0,-1 0 0 0 0,1 0 0 0 0,-1 0 1 0 0,0 0-1 0 0,1 0 0 0 0,-1 0 0 0 0,0 0 0 0 0,0 0 1 0 0,0 0-1 0 0,-1 0 0 0 0,1 0 0 0 0,0 0 0 0 0,-1 0 0 0 0,1 0 1 0 0,-1 0-1 0 0,0 0 0 0 0,-1-3 0 0 0,2 4-6 0 0,-1 0-1 0 0,0-1 1 0 0,0 1-1 0 0,0 0 1 0 0,1 0 0 0 0,-1 0-1 0 0,0 0 1 0 0,-1 0-1 0 0,1 0 1 0 0,0 0 0 0 0,0 0-1 0 0,0 0 1 0 0,0 1-1 0 0,-1-1 1 0 0,1 0-1 0 0,0 1 1 0 0,-1-1 0 0 0,1 1-1 0 0,0-1 1 0 0,-1 1-1 0 0,1 0 1 0 0,-1 0 0 0 0,1-1-1 0 0,0 1 1 0 0,-1 0-1 0 0,1 0 1 0 0,-1 0-1 0 0,1 1 1 0 0,-1-1 0 0 0,1 0-1 0 0,-1 0 1 0 0,1 1-1 0 0,-2 0 1 0 0,-13 4-18 0 0,0 1 0 0 0,0 1 1 0 0,0 0-1 0 0,1 1 0 0 0,-16 12 0 0 0,26-16 81 0 0,-1 0 0 0 0,2 0 0 0 0,-1 0 0 0 0,0 1 0 0 0,1 0 1 0 0,0 0-1 0 0,0 0 0 0 0,1 0 0 0 0,-1 0 0 0 0,1 1 0 0 0,0 0 0 0 0,1 0 0 0 0,-1 0 0 0 0,1 0 0 0 0,0 0 0 0 0,1 0 0 0 0,-2 9 0 0 0,3-10-43 0 0,-1-1 0 0 0,2 1 0 0 0,-1-1 0 0 0,0 1 0 0 0,1-1 0 0 0,0 1-1 0 0,0-1 1 0 0,0 0 0 0 0,1 1 0 0 0,-1-1 0 0 0,1 0 0 0 0,0 0 0 0 0,0 0 0 0 0,4 5 0 0 0,-1-3-13 0 0,0 1-1 0 0,0-1 1 0 0,1 0 0 0 0,0 0 0 0 0,0-1 0 0 0,1 0 0 0 0,11 8 0 0 0,-10-9 30 0 0,-1 1 0 0 0,0-1 0 0 0,1-1 0 0 0,0 0 0 0 0,-1 0 1 0 0,1 0-1 0 0,1-1 0 0 0,-1 0 0 0 0,0-1 0 0 0,0 1 0 0 0,1-2 0 0 0,-1 1 0 0 0,1-1 0 0 0,-1-1 0 0 0,0 1 0 0 0,14-4 0 0 0,-13 1 19 0 0,0 0 0 0 0,0 0-1 0 0,-1-1 1 0 0,1-1 0 0 0,-1 1-1 0 0,0-1 1 0 0,0-1 0 0 0,0 0-1 0 0,-1 0 1 0 0,0 0 0 0 0,0-1-1 0 0,-1 0 1 0 0,1 0-1 0 0,-1-1 1 0 0,-1 1 0 0 0,0-1-1 0 0,0-1 1 0 0,0 1 0 0 0,-1-1-1 0 0,-1 1 1 0 0,6-18 0 0 0,3-2 566 0 0,-23 48-322 0 0,9-18-301 0 0,1 1 0 0 0,0 0 1 0 0,-1 0-1 0 0,1-1 0 0 0,0 1 0 0 0,0 0 1 0 0,1 0-1 0 0,-1 0 0 0 0,1 0 0 0 0,-1 0 1 0 0,1 0-1 0 0,0 0 0 0 0,0 0 0 0 0,1 5 1 0 0,-1-8 0 0 0,0-1 0 0 0,0 1 0 0 0,0 0 0 0 0,0 0 0 0 0,0 0 0 0 0,0 0 0 0 0,-1 0 0 0 0,1 0 0 0 0,0 0 0 0 0,0 0 0 0 0,0 0-1 0 0,0 0 1 0 0,0 0 0 0 0,0 0 0 0 0,0 0 0 0 0,0 0 0 0 0,0 0 0 0 0,0 0 0 0 0,0 0 0 0 0,0 0 0 0 0,0 0 0 0 0,0 0 0 0 0,0 0 0 0 0,0 0 0 0 0,0 0 0 0 0,0 0 0 0 0,-1 0 0 0 0,1 0 0 0 0,0 0 0 0 0,0 0 0 0 0,0 0 0 0 0,0 0 0 0 0,0 0 0 0 0,0 0 0 0 0,9 36 2 0 0,-9-36 0 0 0,0 1 0 0 0,0 0 0 0 0,0-1-1 0 0,0 1 1 0 0,0-1 0 0 0,1 1 0 0 0,-1 0 0 0 0,0-1 0 0 0,0 1 0 0 0,0-1 0 0 0,1 1-1 0 0,-1-1 1 0 0,0 1 0 0 0,0-1 0 0 0,1 1 0 0 0,-1-1 0 0 0,0 1 0 0 0,1-1 0 0 0,-1 1-1 0 0,1-1 1 0 0,-1 1 0 0 0,1-1 0 0 0,-1 0 0 0 0,1 1 0 0 0,-1-1 0 0 0,1 0 0 0 0,-1 0-1 0 0,1 1 1 0 0,-1-1 0 0 0,1 0 0 0 0,-1 0 0 0 0,2 1 0 0 0,5 1 24 0 0,-1 1-15 0 0,-4-1-3 0 0,0-1 0 0 0,0 0-1 0 0,0 0 1 0 0,0 0-1 0 0,0 0 1 0 0,0-1 0 0 0,0 1-1 0 0,0 0 1 0 0,0-1-1 0 0,0 0 1 0 0,4 1 0 0 0,-2-1 6 0 0,-1-1 1 0 0,1 0 0 0 0,-1 1 0 0 0,1-1 0 0 0,-1-1-1 0 0,0 1 1 0 0,1 0 0 0 0,-1-1 0 0 0,0 0 0 0 0,0 0 0 0 0,0 1-1 0 0,0-2 1 0 0,0 1 0 0 0,0 0 0 0 0,-1-1 0 0 0,1 1-1 0 0,3-6 1 0 0,2-3 48 0 0,0 0 0 0 0,-1 0-1 0 0,9-18 1 0 0,-15 28-59 0 0,-1 1 0 0 0,0 0 0 0 0,1 0 0 0 0,-1 0 0 0 0,0-1 0 0 0,1 1 0 0 0,-1 0-1 0 0,0 0 1 0 0,1 0 0 0 0,-1 0 0 0 0,1 0 0 0 0,-1 0 0 0 0,0 0 0 0 0,1 0 0 0 0,-1 0 0 0 0,1 0 0 0 0,-1 0 0 0 0,0 0 0 0 0,1 0 0 0 0,-1 0 0 0 0,0 0 0 0 0,1 0-1 0 0,-1 0 1 0 0,1 0 0 0 0,-1 1 0 0 0,0-1 0 0 0,1 0 0 0 0,-1 0 0 0 0,0 0 0 0 0,1 1 0 0 0,-1-1 0 0 0,1 1 0 0 0,15 10 220 0 0,-11-8-150 0 0,16 12 108 0 0,-20-14-176 0 0,1 0 0 0 0,-1 0 0 0 0,1 1 0 0 0,0-1 0 0 0,-1 0 0 0 0,1 0 0 0 0,0-1 0 0 0,0 1 1 0 0,-1 0-1 0 0,1 0 0 0 0,3 0 0 0 0,14 9 241 0 0,-16-8-777 0 0,0 1 0 0 0,0-1 1 0 0,0 0-1 0 0,1-1 1 0 0,-1 1-1 0 0,0-1 0 0 0,7 3 1 0 0,16 2-598 0 0,-20-4-110 0 0</inkml:trace>
+  <inkml:trace contextRef="#ctx0" brushRef="#br0" timeOffset="2280.99">1565 26 4089 0 0,'0'0'1209'0'0,"0"0"-1132"0"0,0 0-1 0 0,0 0 1 0 0,0-1-1 0 0,0 1 1 0 0,0 0 0 0 0,0 0-1 0 0,0 0 1 0 0,0 0-1 0 0,0-1 1 0 0,0 1-1 0 0,0 0 1 0 0,0 0-1 0 0,0 0 1 0 0,0 0-1 0 0,0 0 1 0 0,0-1-1 0 0,0 1 1 0 0,-1 0-1 0 0,1 0 1 0 0,0 0-1 0 0,0 0 1 0 0,0 0-1 0 0,0 0 1 0 0,0 0-1 0 0,0-1 1 0 0,0 1-1 0 0,0 0 1 0 0,-1 0-1 0 0,1 0 1 0 0,0 0-1 0 0,0 0 1 0 0,0 0-1 0 0,0 0 1 0 0,0 0-1 0 0,-1 0 1 0 0,1 0-1 0 0,0 0 1 0 0,0 0-1 0 0,0 0 1 0 0,0 0-1 0 0,0 0 1 0 0,-1 0-1 0 0,1 0 1 0 0,0 0-1 0 0,0 0 1 0 0,0 0-1 0 0,0 0 1 0 0,0 0-1 0 0,-1 0 1 0 0,1 0-1 0 0,0 0 1 0 0,0 0-1 0 0,0 0 1 0 0,0 0-1 0 0,0 0 1 0 0,-1 0-1 0 0,-1 5-10 0 0,-1 0-1 0 0,1 1 0 0 0,0-1 1 0 0,1 0-1 0 0,-1 0 1 0 0,1 1-1 0 0,0-1 0 0 0,1 1 1 0 0,-1-1-1 0 0,1 7 0 0 0,3 67 129 0 0,-2-49-157 0 0,4 73-83 0 0,21 127 0 0 0,-23-221-74 0 0,0 3-3773 0 0</inkml:trace>
+  <inkml:trace contextRef="#ctx0" brushRef="#br0" timeOffset="2798.33">1444 424 2192 0 0,'0'0'112'0'0,"-1"0"0"0"0,1 0 0 0 0,0-1-1 0 0,-1 1 1 0 0,1 0 0 0 0,0 0 0 0 0,0-1-1 0 0,-1 1 1 0 0,1 0 0 0 0,0-1 0 0 0,0 1-1 0 0,-1 0 1 0 0,1-1 0 0 0,0 1-1 0 0,0 0 1 0 0,0-1 0 0 0,0 1 0 0 0,-1-1-1 0 0,1 1 1 0 0,0 0 0 0 0,0-1 0 0 0,0 1-1 0 0,0-1 1 0 0,0 1 0 0 0,0-1 0 0 0,0 1-1 0 0,0 0 1 0 0,0-1 0 0 0,0 1-1 0 0,0-1 1 0 0,1 1 0 0 0,-1 0 0 0 0,0-1-1 0 0,0 1 1 0 0,0-1 0 0 0,0 1 0 0 0,1 0-1 0 0,-1-1 1 0 0,0 1 0 0 0,0 0 0 0 0,1-1-1 0 0,-1 1 1 0 0,0 0 0 0 0,1 0-1 0 0,-1-1 1 0 0,12-18 1969 0 0,25-6-1791 0 0,-37 24-276 0 0,0 1-1 0 0,0 0 0 0 0,1-1 0 0 0,-1 1 0 0 0,0 0 0 0 0,1-1 0 0 0,-1 1 0 0 0,0 0 1 0 0,1-1-1 0 0,-1 1 0 0 0,1 0 0 0 0,-1 0 0 0 0,1-1 0 0 0,-1 1 0 0 0,0 0 0 0 0,1 0 1 0 0,-1 0-1 0 0,1 0 0 0 0,-1 0 0 0 0,1-1 0 0 0,-1 1 0 0 0,1 0 0 0 0,-1 0 0 0 0,1 0 1 0 0,-1 0-1 0 0,1 0 0 0 0,-1 1 0 0 0,1-1 0 0 0,-1 0 0 0 0,1 0 0 0 0,-1 0 0 0 0,1 0 1 0 0,-1 0-1 0 0,0 1 0 0 0,1-1 0 0 0,-1 0 0 0 0,1 0 0 0 0,-1 1 0 0 0,0-1 0 0 0,1 0 1 0 0,-1 1-1 0 0,0-1 0 0 0,1 1 0 0 0,6 5 43 0 0,3 2-14 0 0,1-1 0 0 0,-1 0 1 0 0,1-1-1 0 0,19 8 0 0 0,-26-13-198 0 0,0 0 1 0 0,0 1-1 0 0,0-2 1 0 0,0 1-1 0 0,0 0 0 0 0,0-1 1 0 0,0 0-1 0 0,0 0 1 0 0,0 0-1 0 0,1 0 1 0 0,-1-1-1 0 0,0 1 0 0 0,0-1 1 0 0,0 0-1 0 0,0-1 1 0 0,0 1-1 0 0,0-1 0 0 0,-1 1 1 0 0,8-5-1 0 0,5-6-909 0 0,-7 6 943 0 0</inkml:trace>
+  <inkml:trace contextRef="#ctx0" brushRef="#br0" timeOffset="3356.09">1840 346 3401 0 0,'0'0'3806'0'0,"-2"3"-3743"0"0,-1 3-50 0 0,0 1 0 0 0,0-1 0 0 0,0 1 0 0 0,0 0 0 0 0,1 0 0 0 0,1 0 0 0 0,-1 0 0 0 0,1 0 0 0 0,-1 12 1 0 0,2-14-7 0 0,-1 0 0 0 0,1 0 0 0 0,0 0 0 0 0,0 1 0 0 0,1-1 0 0 0,-1 0 0 0 0,1 0 0 0 0,1 0 0 0 0,-1 0 0 0 0,1 0 0 0 0,-1 0 0 0 0,1 0 0 0 0,1-1 0 0 0,4 9 0 0 0,-6-11 12 0 0,1 0 0 0 0,0-1 0 0 0,-1 1 0 0 0,1-1 0 0 0,0 1 0 0 0,0-1 1 0 0,0 0-1 0 0,-1 0 0 0 0,1 0 0 0 0,0 0 0 0 0,1 0 0 0 0,-1 0 0 0 0,0 0 1 0 0,0-1-1 0 0,0 1 0 0 0,0-1 0 0 0,1 0 0 0 0,-1 0 0 0 0,5 0 642 0 0,-10-26 1203 0 0,4 24-1851 0 0,-1 0-1 0 0,0 0 0 0 0,-1 0 1 0 0,1 0-1 0 0,0 0 1 0 0,0 0-1 0 0,-1 0 1 0 0,1 0-1 0 0,-1 0 0 0 0,0 1 1 0 0,0-1-1 0 0,-1-3 1 0 0,-2 0 71 0 0,0 0 1 0 0,-1 0 0 0 0,1 0 0 0 0,-1 1 0 0 0,0 0 0 0 0,0 0 0 0 0,-7-5 0 0 0,6 6-43 0 0,0-3 62 0 0,7 2-115 0 0,1 1 0 0 0,0-1 0 0 0,0 1 0 0 0,0 0 0 0 0,0-1 0 0 0,0 1 0 0 0,1 0-1 0 0,0 1 1 0 0,-1-1 0 0 0,1 0 0 0 0,0 1 0 0 0,0-1 0 0 0,1 1 0 0 0,-1 0 0 0 0,4-2 0 0 0,7-2-23 0 0,0 0 1 0 0,0 1-1 0 0,1 0 1 0 0,-1 2 0 0 0,1-1-1 0 0,18 0 1 0 0,41-12-3622 0 0,-67 15 2699 0 0,-1 1-138 0 0</inkml:trace>
+  <inkml:trace contextRef="#ctx0" brushRef="#br0" timeOffset="3740.67">2229 335 4217 0 0,'0'0'95'0'0,"0"-1"-1"0"0,0 1 1 0 0,0 0 0 0 0,0-1 0 0 0,1 1-1 0 0,-1 0 1 0 0,0 0 0 0 0,0-1-1 0 0,0 1 1 0 0,0 0 0 0 0,1-1 0 0 0,-1 1-1 0 0,0 0 1 0 0,0 0 0 0 0,1-1 0 0 0,-1 1-1 0 0,0 0 1 0 0,0 0 0 0 0,1 0-1 0 0,-1 0 1 0 0,0-1 0 0 0,1 1 0 0 0,-1 0-1 0 0,0 0 1 0 0,1 0 0 0 0,-1 0 0 0 0,0 0-1 0 0,1 0 1 0 0,-1 0 0 0 0,0 0-1 0 0,1 0 1 0 0,-1 0 0 0 0,0 0 0 0 0,1 0-1 0 0,0 0 1 0 0,8 10 1419 0 0,2 19-612 0 0,-8 20-538 0 0,-3-42-416 0 0,0 0 0 0 0,0 0 0 0 0,0-1 0 0 0,1 1 0 0 0,0 0 0 0 0,0 0 0 0 0,1-1 0 0 0,0 1 0 0 0,0-1 0 0 0,0 0 0 0 0,1 1 0 0 0,0-1 0 0 0,0 0 0 0 0,5 7 0 0 0,-6-10-558 0 0,1 1-319 0 0</inkml:trace>
+  <inkml:trace contextRef="#ctx0" brushRef="#br0" timeOffset="3921.31">2292 212 3929 0 0,'-1'-2'370'0'0,"0"0"1"0"0,0 0-1 0 0,0 0 0 0 0,0 0 1 0 0,0 0-1 0 0,1 0 1 0 0,-1 0-1 0 0,1 0 1 0 0,0-1-1 0 0,-1 1 0 0 0,1-4 1 0 0,0 6-415 0 0</inkml:trace>
+  <inkml:trace contextRef="#ctx0" brushRef="#br0" timeOffset="5174.93">2503 367 1624 0 0,'0'0'4464'0'0,"2"2"-4200"0"0,1 0-1 0 0,-1 0 1 0 0,0 0-1 0 0,1 0 1 0 0,-1-1 0 0 0,1 1-1 0 0,0-1 1 0 0,5 2-1 0 0,-3-1-237 0 0,1-1-1 0 0,0 1 0 0 0,0-2 0 0 0,0 1 0 0 0,0-1 0 0 0,0 0 0 0 0,1 0 0 0 0,-1 0 0 0 0,0-1 0 0 0,0 0 0 0 0,0 0 0 0 0,9-4 0 0 0,-9 2-2 0 0,1 0-1 0 0,-1-1 1 0 0,0 0 0 0 0,0 0 0 0 0,9-9-1 0 0,-14 12-17 0 0,0-1 0 0 0,1 1-1 0 0,-1 0 1 0 0,0-1-1 0 0,0 1 1 0 0,0 0-1 0 0,-1-1 1 0 0,1 0-1 0 0,0 1 1 0 0,0-1 0 0 0,-1 1-1 0 0,1-1 1 0 0,-1 0-1 0 0,1 1 1 0 0,-1-1-1 0 0,0 0 1 0 0,0 1 0 0 0,0-1-1 0 0,0 0 1 0 0,0 0-1 0 0,0 1 1 0 0,0-1-1 0 0,-1 0 1 0 0,1 1-1 0 0,0-1 1 0 0,-1 0 0 0 0,1 1-1 0 0,-1-1 1 0 0,-1-2-1 0 0,1 2-3 0 0,-1 1 0 0 0,1-1 0 0 0,0 1 0 0 0,0 0 0 0 0,-1 0 0 0 0,1-1 0 0 0,-1 1 0 0 0,1 0 0 0 0,-1 0 0 0 0,0 0 0 0 0,1 1 0 0 0,-1-1 0 0 0,0 0 0 0 0,1 1-1 0 0,-1-1 1 0 0,0 1 0 0 0,0-1 0 0 0,0 1 0 0 0,1 0 0 0 0,-1 0 0 0 0,0 0 0 0 0,0 0 0 0 0,0 0 0 0 0,0 0 0 0 0,1 0 0 0 0,-1 1 0 0 0,0-1 0 0 0,0 1 0 0 0,0-1 0 0 0,1 1 0 0 0,-4 1 0 0 0,0 0 3 0 0,0 0 1 0 0,0 1 0 0 0,0 0-1 0 0,0-1 1 0 0,0 1 0 0 0,0 1-1 0 0,1-1 1 0 0,0 1 0 0 0,-5 5 0 0 0,-11 12 13 0 0,18-19 18 0 0,0 0-1 0 0,0 0 0 0 0,0-1 1 0 0,0 2-1 0 0,0-1 1 0 0,1 0-1 0 0,-1 0 1 0 0,1 1-1 0 0,-1-1 1 0 0,1 0-1 0 0,0 1 1 0 0,0-1-1 0 0,0 1 1 0 0,0 0-1 0 0,0-1 0 0 0,1 1 1 0 0,-1 0-1 0 0,1 0 1 0 0,0-1-1 0 0,0 1 1 0 0,0 0-1 0 0,0 0 1 0 0,1 4-1 0 0,-1-3-8 0 0,0 0-1 0 0,1 0 1 0 0,0 0 0 0 0,0 0-1 0 0,0 0 1 0 0,0 0-1 0 0,1 0 1 0 0,-1 0 0 0 0,1-1-1 0 0,0 1 1 0 0,0-1 0 0 0,1 1-1 0 0,-1-1 1 0 0,0 0-1 0 0,1 0 1 0 0,0 0 0 0 0,0 0-1 0 0,0 0 1 0 0,0-1 0 0 0,0 1-1 0 0,1-1 1 0 0,-1 0-1 0 0,1 0 1 0 0,0 0 0 0 0,4 1-1 0 0,1 2-24 0 0,0-1 1 0 0,0 0-1 0 0,1 0 0 0 0,-1-1 0 0 0,1 0 0 0 0,0-1 0 0 0,0 0 0 0 0,0-1 1 0 0,0 0-1 0 0,0 0 0 0 0,0-1 0 0 0,0-1 0 0 0,0 1 0 0 0,0-2 1 0 0,0 1-1 0 0,0-2 0 0 0,14-4 0 0 0,-22 7 6 0 0,-1-1 1 0 0,1 0-1 0 0,-1 1 1 0 0,1-1-1 0 0,-1 0 1 0 0,0 0-1 0 0,1 0 1 0 0,-1 0-1 0 0,0 0 0 0 0,1-1 1 0 0,-1 1-1 0 0,0 0 1 0 0,0-1-1 0 0,0 1 1 0 0,0 0-1 0 0,-1-1 1 0 0,1 1-1 0 0,0-1 0 0 0,0 0 1 0 0,-1 1-1 0 0,1-1 1 0 0,-1 1-1 0 0,0-1 1 0 0,1 0-1 0 0,-1 0 1 0 0,0 1-1 0 0,0-1 0 0 0,0 0 1 0 0,0 1-1 0 0,0-1 1 0 0,-1 0-1 0 0,1 1 1 0 0,0-1-1 0 0,-1 0 1 0 0,1 1-1 0 0,-1-1 0 0 0,0 1 1 0 0,1-1-1 0 0,-1 1 1 0 0,0-1-1 0 0,0 1 1 0 0,0-1-1 0 0,0 1 1 0 0,0 0-1 0 0,0-1 0 0 0,0 1 1 0 0,-1 0-1 0 0,1 0 1 0 0,0 0-1 0 0,-2-1 1 0 0,2 1 18 0 0,0 0 0 0 0,0 0 0 0 0,1 0 0 0 0,-1 0 0 0 0,0-1 0 0 0,1 1 0 0 0,-1 0-1 0 0,1 0 1 0 0,0 0 0 0 0,-1-1 0 0 0,1 1 0 0 0,0 0 0 0 0,0-1 0 0 0,0 1 0 0 0,0 0 0 0 0,0 0 0 0 0,0-1 0 0 0,0 1 0 0 0,0 0 0 0 0,1-1 0 0 0,-1 1 0 0 0,0 0 0 0 0,1 0 0 0 0,-1-1 0 0 0,1 1 0 0 0,-1 0 0 0 0,1 0 0 0 0,0 0 0 0 0,-1 0 0 0 0,1 0 0 0 0,0 0 0 0 0,0 0 0 0 0,0 0 0 0 0,0 0 0 0 0,2-1 0 0 0,-1 0-47 0 0,1 1 0 0 0,-1 1 0 0 0,1-1 1 0 0,-1 0-1 0 0,1 0 0 0 0,-1 1 1 0 0,1 0-1 0 0,0-1 0 0 0,-1 1 0 0 0,1 0 1 0 0,0 0-1 0 0,-1 1 0 0 0,1-1 1 0 0,-1 0-1 0 0,1 1 0 0 0,0-1 0 0 0,-1 1 1 0 0,1 0-1 0 0,-1 0 0 0 0,0 0 1 0 0,1 0-1 0 0,3 3 0 0 0,-2-2-109 0 0,1 0 0 0 0,0 0 0 0 0,-1-1 0 0 0,1 1 0 0 0,0-1-1 0 0,0 0 1 0 0,0-1 0 0 0,0 1 0 0 0,0-1 0 0 0,0 0 0 0 0,5-1 0 0 0,33-9-4310 0 0,-35 8 3159 0 0</inkml:trace>
+  <inkml:trace contextRef="#ctx0" brushRef="#br0" timeOffset="5981.97">3170 36 5377 0 0,'-8'-3'4857'0'0,"-2"11"-3287"0"0,1 14-1849 0 0,7 12 244 0 0,1 0 0 0 0,2-1 0 0 0,1 1 0 0 0,1 0 0 0 0,2-1 0 0 0,2 0 0 0 0,0 0 0 0 0,3 0-1 0 0,15 36 1 0 0,-23-57-192 0 0,-11-19-139 0 0,-8-7 219 0 0,-11-8 149 0 0,22 18 3 0 0,3 2-2 0 0,-4 2 7 0 0,-2-3 1 0 0,0 1 0 0 0,1 0 0 0 0,-1 1 0 0 0,0 0 0 0 0,0 0 0 0 0,0 1 0 0 0,0 0 0 0 0,0 1 0 0 0,-10 1 0 0 0,19-1 402 0 0,7-2 74 0 0,26 0-139 0 0,33-7 1 0 0,-56 6-838 0 0,-1 0 0 0 0,1 0 0 0 0,0-1 0 0 0,-1-1 0 0 0,1 0-1 0 0,-1 0 1 0 0,0 0 0 0 0,9-7 0 0 0,-11 6 249 0 0,0 0-326 0 0</inkml:trace>
+  <inkml:trace contextRef="#ctx0" brushRef="#br0" timeOffset="6556.61">3575 1 1816 0 0,'0'0'7770'0'0,"0"11"-6007"0"0,1 12-1488 0 0,0 0 0 0 0,-5 38 0 0 0,1-35-254 0 0,2 0-1 0 0,2 36 1 0 0,3 13-82 0 0,-5-56 3 0 0,2 0 0 0 0,0-1 1 0 0,1 1-1 0 0,1 0 0 0 0,1-1 1 0 0,0 1-1 0 0,9 19 0 0 0,-8-28-191 0 0,3 5-356 0 0,-6-8-3797 0 0</inkml:trace>
+  <inkml:trace contextRef="#ctx0" brushRef="#br0" timeOffset="7116.94">3726 736 1048 0 0,'0'0'150'0'0,"-18"-13"6504"0"0,-10 9-6188 0 0,21 2-374 0 0,0 0 173 0 0,-6 8 1065 0 0,3-1-1239 0 0,0 1 0 0 0,1 0 0 0 0,0 1 0 0 0,0 0 0 0 0,0 0 0 0 0,1 1-1 0 0,0 0 1 0 0,0 0 0 0 0,-10 16 0 0 0,18-23-89 0 0,-1-1 0 0 0,1 1 0 0 0,0-1 0 0 0,0 0 0 0 0,-1 1 0 0 0,1-1-1 0 0,0 1 1 0 0,0 0 0 0 0,0-1 0 0 0,-1 1 0 0 0,1-1 0 0 0,0 1 0 0 0,0-1 0 0 0,0 1 0 0 0,0-1-1 0 0,0 1 1 0 0,0-1 0 0 0,0 1 0 0 0,0 0 0 0 0,0-1 0 0 0,0 1 0 0 0,1-1 0 0 0,-1 1-1 0 0,0-1 1 0 0,0 1 0 0 0,0-1 0 0 0,1 1 0 0 0,-1-1 0 0 0,0 1 0 0 0,1 0 0 0 0,16 2 129 0 0,20-11 87 0 0,-36 8-216 0 0,5-3 27 0 0,0 1 1 0 0,0-1-1 0 0,0 0 1 0 0,-1-1-1 0 0,1 1 0 0 0,8-8 1 0 0,-12 9-11 0 0,0 1 1 0 0,0-1-1 0 0,0 0 1 0 0,-1 1-1 0 0,1-1 1 0 0,0 0 0 0 0,-1 0-1 0 0,0 0 1 0 0,1 0-1 0 0,-1 0 1 0 0,0-1-1 0 0,0 1 1 0 0,0 0-1 0 0,0-1 1 0 0,0 1-1 0 0,-1 0 1 0 0,1-1-1 0 0,-1 1 1 0 0,1-1-1 0 0,-1-3 1 0 0,0 6-11 0 0,0 0 0 0 0,0-1 0 0 0,-1 1 1 0 0,1 0-1 0 0,0-1 0 0 0,0 1 0 0 0,0 0 0 0 0,0-1 0 0 0,0 1 1 0 0,-1 0-1 0 0,1-1 0 0 0,0 1 0 0 0,0 0 0 0 0,-1 0 1 0 0,1-1-1 0 0,0 1 0 0 0,0 0 0 0 0,-1 0 0 0 0,1 0 0 0 0,0-1 1 0 0,-1 1-1 0 0,1 0 0 0 0,0 0 0 0 0,-1 0 0 0 0,1 0 0 0 0,0 0 1 0 0,-1 0-1 0 0,1 0 0 0 0,0 0 0 0 0,-1-1 0 0 0,1 1 1 0 0,0 0-1 0 0,-1 0 0 0 0,1 1 0 0 0,0-1 0 0 0,-1 0 0 0 0,1 0 1 0 0,0 0-1 0 0,-1 0 0 0 0,1 0 0 0 0,-23 9 22 0 0,-11 6-42 0 0,33-14 7 0 0,3-1-1 0 0,-4 4-43 0 0,1-4 48 0 0,1 1 0 0 0,0-1 1 0 0,-1 0-1 0 0,1 0 0 0 0,0 1 0 0 0,0-1 0 0 0,-1 0 1 0 0,1 1-1 0 0,0-1 0 0 0,0 0 0 0 0,-1 1 0 0 0,1-1 1 0 0,0 0-1 0 0,0 1 0 0 0,0-1 0 0 0,0 0 0 0 0,-1 1 0 0 0,1-1 1 0 0,0 1-1 0 0,0-1 0 0 0,0 0 0 0 0,0 1 0 0 0,0-1 1 0 0,0 1-1 0 0,0-1 0 0 0,0 1 0 0 0,0-1 0 0 0,0 0 0 0 0,0 1 1 0 0,0-1-1 0 0,1 1 0 0 0,-1-1 0 0 0,0 0 0 0 0,0 1 1 0 0,0-1-1 0 0,1 0 0 0 0,-1 1 0 0 0,0-1 0 0 0,0 0 1 0 0,1 1-1 0 0,-1-1 0 0 0,0 0 0 0 0,0 1 0 0 0,1-1 0 0 0,-1 0 1 0 0,0 0-1 0 0,1 1 0 0 0,-1-1 0 0 0,0 0 0 0 0,1 0 1 0 0,-1 0-1 0 0,1 0 0 0 0,-1 0 0 0 0,0 1 0 0 0,1-1 1 0 0,-1 0-1 0 0,1 0 0 0 0,-1 0 0 0 0,0 0 0 0 0,1 0 0 0 0,0 0 1 0 0,2 0 3 0 0,0 0 1 0 0,-1 0-1 0 0,1 0 1 0 0,0 0-1 0 0,0-1 1 0 0,-1 1-1 0 0,1-1 1 0 0,0 0-1 0 0,-1 1 1 0 0,1-1-1 0 0,-1-1 1 0 0,1 1-1 0 0,-1 0 1 0 0,1 0-1 0 0,-1-1 1 0 0,0 1-1 0 0,0-1 1 0 0,1 0-1 0 0,-1 0 1 0 0,0 0-1 0 0,-1 0 1 0 0,1 0-1 0 0,0 0 1 0 0,-1 0-1 0 0,1-1 1 0 0,-1 1-1 0 0,0-1 1 0 0,1 1-1 0 0,-1-1 1 0 0,0 1-1 0 0,-1-1 1 0 0,1 0-1 0 0,0-4 1 0 0,-1 7-16 0 0,0-1 0 0 0,0 1 1 0 0,0-1-1 0 0,0 1 0 0 0,0-1 0 0 0,0 1 0 0 0,0-1 1 0 0,0 1-1 0 0,0-1 0 0 0,0 1 0 0 0,0-1 0 0 0,0 1 1 0 0,-1-1-1 0 0,1 1 0 0 0,0-1 0 0 0,0 1 0 0 0,-1 0 1 0 0,1-1-1 0 0,0 1 0 0 0,-1-1 0 0 0,1 1 1 0 0,0 0-1 0 0,-1-1 0 0 0,1 1 0 0 0,-1 0 0 0 0,1-1 1 0 0,0 1-1 0 0,-1 0 0 0 0,1 0 0 0 0,-1-1 0 0 0,-17 3-1171 0 0,-17 17-3193 0 0,27-12 2680 0 0</inkml:trace>
+  <inkml:trace contextRef="#ctx0" brushRef="#br0" timeOffset="8040.3">3146 323 288 0 0,'0'0'1288'0'0,"-9"-7"3628"0"0,8 14-4679 0 0,-1-1 0 0 0,1 0 0 0 0,0 0 0 0 0,1 0 0 0 0,0 10 0 0 0,0-9-159 0 0,-2 3 18 0 0,0 5 19 0 0,0-1-1 0 0,1 0 0 0 0,1 20 0 0 0,1-29-91 0 0,-1 0 0 0 0,2 0 1 0 0,-1 0-1 0 0,0 0 0 0 0,1 0 0 0 0,0 0 0 0 0,0 0 1 0 0,1 0-1 0 0,-1-1 0 0 0,1 1 0 0 0,6 7 0 0 0,-4-6 0 0 0,-1 0 0 0 0,0 1 0 0 0,-1-1 0 0 0,0 1 0 0 0,0 0 0 0 0,0 0 0 0 0,2 10 0 0 0,-4-13-14 0 0,0 0 0 0 0,0 0 1 0 0,-1 0-1 0 0,1 0 0 0 0,-1 0 0 0 0,0 0 0 0 0,0 0 0 0 0,0 0 1 0 0,0 0-1 0 0,-1 0 0 0 0,0 0 0 0 0,0 0 0 0 0,0 0 1 0 0,0 0-1 0 0,-3 5 0 0 0,-9-6 270 0 0</inkml:trace>
+</inkml:ink>
 </file>
 
-<file path=customXml/itemProps3.xml><?xml version="1.0" encoding="utf-8"?>
-<ds:datastoreItem xmlns:ds="http://schemas.openxmlformats.org/officeDocument/2006/customXml" ds:itemID="{4B023D59-82BC-4D0F-A651-C98E01C1F15C}">
-  <ds:schemaRefs>
-    <ds:schemaRef ds:uri="http://www.w3.org/2003/InkML"/>
-  </ds:schemaRefs>
-</ds:datastoreItem>
+<file path=customXml/item7.xml><?xml version="1.0" encoding="utf-8"?>
+<b:Sources xmlns:b="http://schemas.openxmlformats.org/officeDocument/2006/bibliography" xmlns="http://schemas.openxmlformats.org/officeDocument/2006/bibliography" SelectedStyle="\APASixthEditionOfficeOnline.xsl" StyleName="APA" Version="6"/>
 </file>
 
-<file path=customXml/itemProps4.xml><?xml version="1.0" encoding="utf-8"?>
-<ds:datastoreItem xmlns:ds="http://schemas.openxmlformats.org/officeDocument/2006/customXml" ds:itemID="{01D51A4F-7BE7-46DF-A7D0-BDB91C1C49A3}">
-  <ds:schemaRefs>
-    <ds:schemaRef ds:uri="http://schemas.openxmlformats.org/officeDocument/2006/bibliography"/>
-  </ds:schemaRefs>
-</ds:datastoreItem>
-</file>
-
-<file path=customXml/itemProps5.xml><?xml version="1.0" encoding="utf-8"?>
+<file path=customXml/itemProps1.xml><?xml version="1.0" encoding="utf-8"?>
 <ds:datastoreItem xmlns:ds="http://schemas.openxmlformats.org/officeDocument/2006/customXml" ds:itemID="{4B023D59-82BC-4D0F-A651-C98E01C1F15C}">
   <ds:schemaRefs>
     <ds:schemaRef ds:uri="http://schemas.microsoft.com/office/2006/metadata/contentType"/>
@@ -24547,6 +25507,39 @@
 </ds:datastoreItem>
 </file>
 
+<file path=customXml/itemProps2.xml><?xml version="1.0" encoding="utf-8"?>
+<ds:datastoreItem xmlns:ds="http://schemas.openxmlformats.org/officeDocument/2006/customXml" ds:itemID="{6A655C0C-F4A3-4931-9F7F-84CBD61DCE8F}">
+  <ds:schemaRefs>
+    <ds:schemaRef ds:uri="http://schemas.microsoft.com/sharepoint/v3/contenttype/forms"/>
+  </ds:schemaRefs>
+</ds:datastoreItem>
+</file>
+
+<file path=customXml/itemProps3.xml><?xml version="1.0" encoding="utf-8"?>
+<ds:datastoreItem xmlns:ds="http://schemas.openxmlformats.org/officeDocument/2006/customXml" ds:itemID="{4B023D59-82BC-4D0F-A651-C98E01C1F15C}">
+  <ds:schemaRefs>
+    <ds:schemaRef ds:uri="http://www.w3.org/2003/InkML"/>
+  </ds:schemaRefs>
+</ds:datastoreItem>
+</file>
+
+<file path=customXml/itemProps4.xml><?xml version="1.0" encoding="utf-8"?>
+<ds:datastoreItem xmlns:ds="http://schemas.openxmlformats.org/officeDocument/2006/customXml" ds:itemID="{CE199482-6225-420D-8982-84EA3B0C446C}">
+  <ds:schemaRefs>
+    <ds:schemaRef ds:uri="http://schemas.microsoft.com/office/2006/metadata/properties"/>
+    <ds:schemaRef ds:uri="http://schemas.microsoft.com/office/infopath/2007/PartnerControls"/>
+  </ds:schemaRefs>
+</ds:datastoreItem>
+</file>
+
+<file path=customXml/itemProps5.xml><?xml version="1.0" encoding="utf-8"?>
+<ds:datastoreItem xmlns:ds="http://schemas.openxmlformats.org/officeDocument/2006/customXml" ds:itemID="{01D51A4F-7BE7-46DF-A7D0-BDB91C1C49A3}">
+  <ds:schemaRefs>
+    <ds:schemaRef ds:uri="http://www.w3.org/2003/InkML"/>
+  </ds:schemaRefs>
+</ds:datastoreItem>
+</file>
+
 <file path=customXml/itemProps6.xml><?xml version="1.0" encoding="utf-8"?>
 <ds:datastoreItem xmlns:ds="http://schemas.openxmlformats.org/officeDocument/2006/customXml" ds:itemID="{4B023D59-82BC-4D0F-A651-C98E01C1F15C}">
   <ds:schemaRefs>
@@ -24556,10 +25549,9 @@
 </file>
 
 <file path=customXml/itemProps7.xml><?xml version="1.0" encoding="utf-8"?>
-<ds:datastoreItem xmlns:ds="http://schemas.openxmlformats.org/officeDocument/2006/customXml" ds:itemID="{CE199482-6225-420D-8982-84EA3B0C446C}">
+<ds:datastoreItem xmlns:ds="http://schemas.openxmlformats.org/officeDocument/2006/customXml" ds:itemID="{01D51A4F-7BE7-46DF-A7D0-BDB91C1C49A3}">
   <ds:schemaRefs>
-    <ds:schemaRef ds:uri="http://schemas.microsoft.com/office/2006/metadata/properties"/>
-    <ds:schemaRef ds:uri="http://schemas.microsoft.com/office/infopath/2007/PartnerControls"/>
+    <ds:schemaRef ds:uri="http://schemas.openxmlformats.org/officeDocument/2006/bibliography"/>
   </ds:schemaRefs>
 </ds:datastoreItem>
 </file>
--- a/D_Documentation/Doku-Alex.docx
+++ b/D_Documentation/Doku-Alex.docx
@@ -70,7 +70,7 @@
           <w:noProof/>
         </w:rPr>
         <w:pict w14:anchorId="69246181">
-          <v:line id="Gerader Verbinder 5" o:spid="_x0000_s2050" style="position:absolute;z-index:251659776;visibility:visible;mso-wrap-style:square;mso-wrap-distance-left:9pt;mso-wrap-distance-top:0;mso-wrap-distance-right:9pt;mso-wrap-distance-bottom:0;mso-position-horizontal:absolute;mso-position-horizontal-relative:text;mso-position-vertical:absolute;mso-position-vertical-relative:text" from="-.3pt,20.65pt" to="436.95pt,20.65pt" o:gfxdata="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" strokeweight="0"/>
+          <v:line id="Gerader Verbinder 5" o:spid="_x0000_s2050" style="position:absolute;z-index:251657728;visibility:visible;mso-wrap-style:square;mso-wrap-distance-left:9pt;mso-wrap-distance-top:0;mso-wrap-distance-right:9pt;mso-wrap-distance-bottom:0;mso-position-horizontal:absolute;mso-position-horizontal-relative:text;mso-position-vertical:absolute;mso-position-vertical-relative:text" from="-.3pt,20.65pt" to="436.95pt,20.65pt" o:gfxdata="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" strokeweight="0"/>
         </w:pict>
       </w:r>
     </w:p>
@@ -1007,7 +1007,7 @@
               <w:noProof/>
               <w:kern w:val="2"/>
               <w:sz w:val="24"/>
-              <w:lang w:val="en-AT" w:eastAsia="en-AT"/>
+              <w:lang w:eastAsia="en-AT"/>
               <w14:ligatures w14:val="standardContextual"/>
             </w:rPr>
           </w:pPr>
@@ -1042,7 +1042,7 @@
                 <w:noProof/>
                 <w:kern w:val="2"/>
                 <w:sz w:val="24"/>
-                <w:lang w:val="en-AT" w:eastAsia="en-AT"/>
+                <w:lang w:eastAsia="en-AT"/>
                 <w14:ligatures w14:val="standardContextual"/>
               </w:rPr>
               <w:tab/>
@@ -1117,7 +1117,7 @@
               <w:kern w:val="2"/>
               <w:sz w:val="24"/>
               <w:szCs w:val="24"/>
-              <w:lang w:val="en-AT" w:eastAsia="en-AT"/>
+              <w:lang w:eastAsia="en-AT"/>
               <w14:ligatures w14:val="standardContextual"/>
             </w:rPr>
           </w:pPr>
@@ -1136,7 +1136,7 @@
                 <w:kern w:val="2"/>
                 <w:sz w:val="24"/>
                 <w:szCs w:val="24"/>
-                <w:lang w:val="en-AT" w:eastAsia="en-AT"/>
+                <w:lang w:eastAsia="en-AT"/>
                 <w14:ligatures w14:val="standardContextual"/>
               </w:rPr>
               <w:tab/>
@@ -1211,7 +1211,7 @@
               <w:kern w:val="2"/>
               <w:sz w:val="24"/>
               <w:szCs w:val="24"/>
-              <w:lang w:val="en-AT" w:eastAsia="en-AT"/>
+              <w:lang w:eastAsia="en-AT"/>
               <w14:ligatures w14:val="standardContextual"/>
             </w:rPr>
           </w:pPr>
@@ -1230,7 +1230,7 @@
                 <w:kern w:val="2"/>
                 <w:sz w:val="24"/>
                 <w:szCs w:val="24"/>
-                <w:lang w:val="en-AT" w:eastAsia="en-AT"/>
+                <w:lang w:eastAsia="en-AT"/>
                 <w14:ligatures w14:val="standardContextual"/>
               </w:rPr>
               <w:tab/>
@@ -1301,7 +1301,7 @@
               <w:noProof/>
               <w:kern w:val="2"/>
               <w:sz w:val="24"/>
-              <w:lang w:val="en-AT" w:eastAsia="en-AT"/>
+              <w:lang w:eastAsia="en-AT"/>
               <w14:ligatures w14:val="standardContextual"/>
             </w:rPr>
           </w:pPr>
@@ -1320,7 +1320,7 @@
                 <w:noProof/>
                 <w:kern w:val="2"/>
                 <w:sz w:val="24"/>
-                <w:lang w:val="en-AT" w:eastAsia="en-AT"/>
+                <w:lang w:eastAsia="en-AT"/>
                 <w14:ligatures w14:val="standardContextual"/>
               </w:rPr>
               <w:tab/>
@@ -1395,7 +1395,7 @@
               <w:kern w:val="2"/>
               <w:sz w:val="24"/>
               <w:szCs w:val="24"/>
-              <w:lang w:val="en-AT" w:eastAsia="en-AT"/>
+              <w:lang w:eastAsia="en-AT"/>
               <w14:ligatures w14:val="standardContextual"/>
             </w:rPr>
           </w:pPr>
@@ -1414,7 +1414,7 @@
                 <w:kern w:val="2"/>
                 <w:sz w:val="24"/>
                 <w:szCs w:val="24"/>
-                <w:lang w:val="en-AT" w:eastAsia="en-AT"/>
+                <w:lang w:eastAsia="en-AT"/>
                 <w14:ligatures w14:val="standardContextual"/>
               </w:rPr>
               <w:tab/>
@@ -1489,7 +1489,7 @@
               <w:kern w:val="2"/>
               <w:sz w:val="24"/>
               <w:szCs w:val="24"/>
-              <w:lang w:val="en-AT" w:eastAsia="en-AT"/>
+              <w:lang w:eastAsia="en-AT"/>
               <w14:ligatures w14:val="standardContextual"/>
             </w:rPr>
           </w:pPr>
@@ -1508,7 +1508,7 @@
                 <w:kern w:val="2"/>
                 <w:sz w:val="24"/>
                 <w:szCs w:val="24"/>
-                <w:lang w:val="en-AT" w:eastAsia="en-AT"/>
+                <w:lang w:eastAsia="en-AT"/>
                 <w14:ligatures w14:val="standardContextual"/>
               </w:rPr>
               <w:tab/>
@@ -1583,7 +1583,7 @@
               <w:kern w:val="2"/>
               <w:sz w:val="24"/>
               <w:szCs w:val="24"/>
-              <w:lang w:val="en-AT" w:eastAsia="en-AT"/>
+              <w:lang w:eastAsia="en-AT"/>
               <w14:ligatures w14:val="standardContextual"/>
             </w:rPr>
           </w:pPr>
@@ -1602,7 +1602,7 @@
                 <w:kern w:val="2"/>
                 <w:sz w:val="24"/>
                 <w:szCs w:val="24"/>
-                <w:lang w:val="en-AT" w:eastAsia="en-AT"/>
+                <w:lang w:eastAsia="en-AT"/>
                 <w14:ligatures w14:val="standardContextual"/>
               </w:rPr>
               <w:tab/>
@@ -1677,7 +1677,7 @@
               <w:kern w:val="2"/>
               <w:sz w:val="24"/>
               <w:szCs w:val="24"/>
-              <w:lang w:val="en-AT" w:eastAsia="en-AT"/>
+              <w:lang w:eastAsia="en-AT"/>
               <w14:ligatures w14:val="standardContextual"/>
             </w:rPr>
           </w:pPr>
@@ -1696,7 +1696,7 @@
                 <w:kern w:val="2"/>
                 <w:sz w:val="24"/>
                 <w:szCs w:val="24"/>
-                <w:lang w:val="en-AT" w:eastAsia="en-AT"/>
+                <w:lang w:eastAsia="en-AT"/>
                 <w14:ligatures w14:val="standardContextual"/>
               </w:rPr>
               <w:tab/>
@@ -1771,7 +1771,7 @@
               <w:kern w:val="2"/>
               <w:sz w:val="24"/>
               <w:szCs w:val="24"/>
-              <w:lang w:val="en-AT" w:eastAsia="en-AT"/>
+              <w:lang w:eastAsia="en-AT"/>
               <w14:ligatures w14:val="standardContextual"/>
             </w:rPr>
           </w:pPr>
@@ -1790,7 +1790,7 @@
                 <w:kern w:val="2"/>
                 <w:sz w:val="24"/>
                 <w:szCs w:val="24"/>
-                <w:lang w:val="en-AT" w:eastAsia="en-AT"/>
+                <w:lang w:eastAsia="en-AT"/>
                 <w14:ligatures w14:val="standardContextual"/>
               </w:rPr>
               <w:tab/>
@@ -1865,7 +1865,7 @@
               <w:kern w:val="2"/>
               <w:sz w:val="24"/>
               <w:szCs w:val="24"/>
-              <w:lang w:val="en-AT" w:eastAsia="en-AT"/>
+              <w:lang w:eastAsia="en-AT"/>
               <w14:ligatures w14:val="standardContextual"/>
             </w:rPr>
           </w:pPr>
@@ -1884,7 +1884,7 @@
                 <w:kern w:val="2"/>
                 <w:sz w:val="24"/>
                 <w:szCs w:val="24"/>
-                <w:lang w:val="en-AT" w:eastAsia="en-AT"/>
+                <w:lang w:eastAsia="en-AT"/>
                 <w14:ligatures w14:val="standardContextual"/>
               </w:rPr>
               <w:tab/>
@@ -1959,7 +1959,7 @@
               <w:kern w:val="2"/>
               <w:sz w:val="24"/>
               <w:szCs w:val="24"/>
-              <w:lang w:val="en-AT" w:eastAsia="en-AT"/>
+              <w:lang w:eastAsia="en-AT"/>
               <w14:ligatures w14:val="standardContextual"/>
             </w:rPr>
           </w:pPr>
@@ -1978,7 +1978,7 @@
                 <w:kern w:val="2"/>
                 <w:sz w:val="24"/>
                 <w:szCs w:val="24"/>
-                <w:lang w:val="en-AT" w:eastAsia="en-AT"/>
+                <w:lang w:eastAsia="en-AT"/>
                 <w14:ligatures w14:val="standardContextual"/>
               </w:rPr>
               <w:tab/>
@@ -2053,7 +2053,7 @@
               <w:kern w:val="2"/>
               <w:sz w:val="24"/>
               <w:szCs w:val="24"/>
-              <w:lang w:val="en-AT" w:eastAsia="en-AT"/>
+              <w:lang w:eastAsia="en-AT"/>
               <w14:ligatures w14:val="standardContextual"/>
             </w:rPr>
           </w:pPr>
@@ -2072,7 +2072,7 @@
                 <w:kern w:val="2"/>
                 <w:sz w:val="24"/>
                 <w:szCs w:val="24"/>
-                <w:lang w:val="en-AT" w:eastAsia="en-AT"/>
+                <w:lang w:eastAsia="en-AT"/>
                 <w14:ligatures w14:val="standardContextual"/>
               </w:rPr>
               <w:tab/>
@@ -2147,7 +2147,7 @@
               <w:kern w:val="2"/>
               <w:sz w:val="24"/>
               <w:szCs w:val="24"/>
-              <w:lang w:val="en-AT" w:eastAsia="en-AT"/>
+              <w:lang w:eastAsia="en-AT"/>
               <w14:ligatures w14:val="standardContextual"/>
             </w:rPr>
           </w:pPr>
@@ -2166,7 +2166,7 @@
                 <w:kern w:val="2"/>
                 <w:sz w:val="24"/>
                 <w:szCs w:val="24"/>
-                <w:lang w:val="en-AT" w:eastAsia="en-AT"/>
+                <w:lang w:eastAsia="en-AT"/>
                 <w14:ligatures w14:val="standardContextual"/>
               </w:rPr>
               <w:tab/>
@@ -2241,7 +2241,7 @@
               <w:kern w:val="2"/>
               <w:sz w:val="24"/>
               <w:szCs w:val="24"/>
-              <w:lang w:val="en-AT" w:eastAsia="en-AT"/>
+              <w:lang w:eastAsia="en-AT"/>
               <w14:ligatures w14:val="standardContextual"/>
             </w:rPr>
           </w:pPr>
@@ -2260,7 +2260,7 @@
                 <w:kern w:val="2"/>
                 <w:sz w:val="24"/>
                 <w:szCs w:val="24"/>
-                <w:lang w:val="en-AT" w:eastAsia="en-AT"/>
+                <w:lang w:eastAsia="en-AT"/>
                 <w14:ligatures w14:val="standardContextual"/>
               </w:rPr>
               <w:tab/>
@@ -2335,7 +2335,7 @@
               <w:kern w:val="2"/>
               <w:sz w:val="24"/>
               <w:szCs w:val="24"/>
-              <w:lang w:val="en-AT" w:eastAsia="en-AT"/>
+              <w:lang w:eastAsia="en-AT"/>
               <w14:ligatures w14:val="standardContextual"/>
             </w:rPr>
           </w:pPr>
@@ -2354,7 +2354,7 @@
                 <w:kern w:val="2"/>
                 <w:sz w:val="24"/>
                 <w:szCs w:val="24"/>
-                <w:lang w:val="en-AT" w:eastAsia="en-AT"/>
+                <w:lang w:eastAsia="en-AT"/>
                 <w14:ligatures w14:val="standardContextual"/>
               </w:rPr>
               <w:tab/>
@@ -2429,7 +2429,7 @@
               <w:kern w:val="2"/>
               <w:sz w:val="24"/>
               <w:szCs w:val="24"/>
-              <w:lang w:val="en-AT" w:eastAsia="en-AT"/>
+              <w:lang w:eastAsia="en-AT"/>
               <w14:ligatures w14:val="standardContextual"/>
             </w:rPr>
           </w:pPr>
@@ -2448,7 +2448,7 @@
                 <w:kern w:val="2"/>
                 <w:sz w:val="24"/>
                 <w:szCs w:val="24"/>
-                <w:lang w:val="en-AT" w:eastAsia="en-AT"/>
+                <w:lang w:eastAsia="en-AT"/>
                 <w14:ligatures w14:val="standardContextual"/>
               </w:rPr>
               <w:tab/>
@@ -2523,7 +2523,7 @@
               <w:kern w:val="2"/>
               <w:sz w:val="24"/>
               <w:szCs w:val="24"/>
-              <w:lang w:val="en-AT" w:eastAsia="en-AT"/>
+              <w:lang w:eastAsia="en-AT"/>
               <w14:ligatures w14:val="standardContextual"/>
             </w:rPr>
           </w:pPr>
@@ -2542,7 +2542,7 @@
                 <w:kern w:val="2"/>
                 <w:sz w:val="24"/>
                 <w:szCs w:val="24"/>
-                <w:lang w:val="en-AT" w:eastAsia="en-AT"/>
+                <w:lang w:eastAsia="en-AT"/>
                 <w14:ligatures w14:val="standardContextual"/>
               </w:rPr>
               <w:tab/>
@@ -2617,7 +2617,7 @@
               <w:kern w:val="2"/>
               <w:sz w:val="24"/>
               <w:szCs w:val="24"/>
-              <w:lang w:val="en-AT" w:eastAsia="en-AT"/>
+              <w:lang w:eastAsia="en-AT"/>
               <w14:ligatures w14:val="standardContextual"/>
             </w:rPr>
           </w:pPr>
@@ -2636,7 +2636,7 @@
                 <w:kern w:val="2"/>
                 <w:sz w:val="24"/>
                 <w:szCs w:val="24"/>
-                <w:lang w:val="en-AT" w:eastAsia="en-AT"/>
+                <w:lang w:eastAsia="en-AT"/>
                 <w14:ligatures w14:val="standardContextual"/>
               </w:rPr>
               <w:tab/>
@@ -2711,7 +2711,7 @@
               <w:kern w:val="2"/>
               <w:sz w:val="24"/>
               <w:szCs w:val="24"/>
-              <w:lang w:val="en-AT" w:eastAsia="en-AT"/>
+              <w:lang w:eastAsia="en-AT"/>
               <w14:ligatures w14:val="standardContextual"/>
             </w:rPr>
           </w:pPr>
@@ -2730,7 +2730,7 @@
                 <w:kern w:val="2"/>
                 <w:sz w:val="24"/>
                 <w:szCs w:val="24"/>
-                <w:lang w:val="en-AT" w:eastAsia="en-AT"/>
+                <w:lang w:eastAsia="en-AT"/>
                 <w14:ligatures w14:val="standardContextual"/>
               </w:rPr>
               <w:tab/>
@@ -2805,7 +2805,7 @@
               <w:kern w:val="2"/>
               <w:sz w:val="24"/>
               <w:szCs w:val="24"/>
-              <w:lang w:val="en-AT" w:eastAsia="en-AT"/>
+              <w:lang w:eastAsia="en-AT"/>
               <w14:ligatures w14:val="standardContextual"/>
             </w:rPr>
           </w:pPr>
@@ -2824,7 +2824,7 @@
                 <w:kern w:val="2"/>
                 <w:sz w:val="24"/>
                 <w:szCs w:val="24"/>
-                <w:lang w:val="en-AT" w:eastAsia="en-AT"/>
+                <w:lang w:eastAsia="en-AT"/>
                 <w14:ligatures w14:val="standardContextual"/>
               </w:rPr>
               <w:tab/>
@@ -2899,7 +2899,7 @@
               <w:kern w:val="2"/>
               <w:sz w:val="24"/>
               <w:szCs w:val="24"/>
-              <w:lang w:val="en-AT" w:eastAsia="en-AT"/>
+              <w:lang w:eastAsia="en-AT"/>
               <w14:ligatures w14:val="standardContextual"/>
             </w:rPr>
           </w:pPr>
@@ -2918,7 +2918,7 @@
                 <w:kern w:val="2"/>
                 <w:sz w:val="24"/>
                 <w:szCs w:val="24"/>
-                <w:lang w:val="en-AT" w:eastAsia="en-AT"/>
+                <w:lang w:eastAsia="en-AT"/>
                 <w14:ligatures w14:val="standardContextual"/>
               </w:rPr>
               <w:tab/>
@@ -2993,7 +2993,7 @@
               <w:kern w:val="2"/>
               <w:sz w:val="24"/>
               <w:szCs w:val="24"/>
-              <w:lang w:val="en-AT" w:eastAsia="en-AT"/>
+              <w:lang w:eastAsia="en-AT"/>
               <w14:ligatures w14:val="standardContextual"/>
             </w:rPr>
           </w:pPr>
@@ -3012,7 +3012,7 @@
                 <w:kern w:val="2"/>
                 <w:sz w:val="24"/>
                 <w:szCs w:val="24"/>
-                <w:lang w:val="en-AT" w:eastAsia="en-AT"/>
+                <w:lang w:eastAsia="en-AT"/>
                 <w14:ligatures w14:val="standardContextual"/>
               </w:rPr>
               <w:tab/>
@@ -3087,7 +3087,7 @@
               <w:kern w:val="2"/>
               <w:sz w:val="24"/>
               <w:szCs w:val="24"/>
-              <w:lang w:val="en-AT" w:eastAsia="en-AT"/>
+              <w:lang w:eastAsia="en-AT"/>
               <w14:ligatures w14:val="standardContextual"/>
             </w:rPr>
           </w:pPr>
@@ -3106,7 +3106,7 @@
                 <w:kern w:val="2"/>
                 <w:sz w:val="24"/>
                 <w:szCs w:val="24"/>
-                <w:lang w:val="en-AT" w:eastAsia="en-AT"/>
+                <w:lang w:eastAsia="en-AT"/>
                 <w14:ligatures w14:val="standardContextual"/>
               </w:rPr>
               <w:tab/>
@@ -3181,7 +3181,7 @@
               <w:kern w:val="2"/>
               <w:sz w:val="24"/>
               <w:szCs w:val="24"/>
-              <w:lang w:val="en-AT" w:eastAsia="en-AT"/>
+              <w:lang w:eastAsia="en-AT"/>
               <w14:ligatures w14:val="standardContextual"/>
             </w:rPr>
           </w:pPr>
@@ -3200,7 +3200,7 @@
                 <w:kern w:val="2"/>
                 <w:sz w:val="24"/>
                 <w:szCs w:val="24"/>
-                <w:lang w:val="en-AT" w:eastAsia="en-AT"/>
+                <w:lang w:eastAsia="en-AT"/>
                 <w14:ligatures w14:val="standardContextual"/>
               </w:rPr>
               <w:tab/>
@@ -3275,7 +3275,7 @@
               <w:kern w:val="2"/>
               <w:sz w:val="24"/>
               <w:szCs w:val="24"/>
-              <w:lang w:val="en-AT" w:eastAsia="en-AT"/>
+              <w:lang w:eastAsia="en-AT"/>
               <w14:ligatures w14:val="standardContextual"/>
             </w:rPr>
           </w:pPr>
@@ -3294,7 +3294,7 @@
                 <w:kern w:val="2"/>
                 <w:sz w:val="24"/>
                 <w:szCs w:val="24"/>
-                <w:lang w:val="en-AT" w:eastAsia="en-AT"/>
+                <w:lang w:eastAsia="en-AT"/>
                 <w14:ligatures w14:val="standardContextual"/>
               </w:rPr>
               <w:tab/>
@@ -3369,7 +3369,7 @@
               <w:kern w:val="2"/>
               <w:sz w:val="24"/>
               <w:szCs w:val="24"/>
-              <w:lang w:val="en-AT" w:eastAsia="en-AT"/>
+              <w:lang w:eastAsia="en-AT"/>
               <w14:ligatures w14:val="standardContextual"/>
             </w:rPr>
           </w:pPr>
@@ -3388,7 +3388,7 @@
                 <w:kern w:val="2"/>
                 <w:sz w:val="24"/>
                 <w:szCs w:val="24"/>
-                <w:lang w:val="en-AT" w:eastAsia="en-AT"/>
+                <w:lang w:eastAsia="en-AT"/>
                 <w14:ligatures w14:val="standardContextual"/>
               </w:rPr>
               <w:tab/>
@@ -3463,7 +3463,7 @@
               <w:kern w:val="2"/>
               <w:sz w:val="24"/>
               <w:szCs w:val="24"/>
-              <w:lang w:val="en-AT" w:eastAsia="en-AT"/>
+              <w:lang w:eastAsia="en-AT"/>
               <w14:ligatures w14:val="standardContextual"/>
             </w:rPr>
           </w:pPr>
@@ -3482,7 +3482,7 @@
                 <w:kern w:val="2"/>
                 <w:sz w:val="24"/>
                 <w:szCs w:val="24"/>
-                <w:lang w:val="en-AT" w:eastAsia="en-AT"/>
+                <w:lang w:eastAsia="en-AT"/>
                 <w14:ligatures w14:val="standardContextual"/>
               </w:rPr>
               <w:tab/>
@@ -3553,7 +3553,7 @@
               <w:noProof/>
               <w:kern w:val="2"/>
               <w:sz w:val="24"/>
-              <w:lang w:val="en-AT" w:eastAsia="en-AT"/>
+              <w:lang w:eastAsia="en-AT"/>
               <w14:ligatures w14:val="standardContextual"/>
             </w:rPr>
           </w:pPr>
@@ -3572,7 +3572,7 @@
                 <w:noProof/>
                 <w:kern w:val="2"/>
                 <w:sz w:val="24"/>
-                <w:lang w:val="en-AT" w:eastAsia="en-AT"/>
+                <w:lang w:eastAsia="en-AT"/>
                 <w14:ligatures w14:val="standardContextual"/>
               </w:rPr>
               <w:tab/>
@@ -3647,7 +3647,7 @@
               <w:kern w:val="2"/>
               <w:sz w:val="24"/>
               <w:szCs w:val="24"/>
-              <w:lang w:val="en-AT" w:eastAsia="en-AT"/>
+              <w:lang w:eastAsia="en-AT"/>
               <w14:ligatures w14:val="standardContextual"/>
             </w:rPr>
           </w:pPr>
@@ -3666,7 +3666,7 @@
                 <w:kern w:val="2"/>
                 <w:sz w:val="24"/>
                 <w:szCs w:val="24"/>
-                <w:lang w:val="en-AT" w:eastAsia="en-AT"/>
+                <w:lang w:eastAsia="en-AT"/>
                 <w14:ligatures w14:val="standardContextual"/>
               </w:rPr>
               <w:tab/>
@@ -3741,7 +3741,7 @@
               <w:kern w:val="2"/>
               <w:sz w:val="24"/>
               <w:szCs w:val="24"/>
-              <w:lang w:val="en-AT" w:eastAsia="en-AT"/>
+              <w:lang w:eastAsia="en-AT"/>
               <w14:ligatures w14:val="standardContextual"/>
             </w:rPr>
           </w:pPr>
@@ -3760,7 +3760,7 @@
                 <w:kern w:val="2"/>
                 <w:sz w:val="24"/>
                 <w:szCs w:val="24"/>
-                <w:lang w:val="en-AT" w:eastAsia="en-AT"/>
+                <w:lang w:eastAsia="en-AT"/>
                 <w14:ligatures w14:val="standardContextual"/>
               </w:rPr>
               <w:tab/>
@@ -3835,7 +3835,7 @@
               <w:kern w:val="2"/>
               <w:sz w:val="24"/>
               <w:szCs w:val="24"/>
-              <w:lang w:val="en-AT" w:eastAsia="en-AT"/>
+              <w:lang w:eastAsia="en-AT"/>
               <w14:ligatures w14:val="standardContextual"/>
             </w:rPr>
           </w:pPr>
@@ -3854,7 +3854,7 @@
                 <w:kern w:val="2"/>
                 <w:sz w:val="24"/>
                 <w:szCs w:val="24"/>
-                <w:lang w:val="en-AT" w:eastAsia="en-AT"/>
+                <w:lang w:eastAsia="en-AT"/>
                 <w14:ligatures w14:val="standardContextual"/>
               </w:rPr>
               <w:tab/>
@@ -3929,7 +3929,7 @@
               <w:kern w:val="2"/>
               <w:sz w:val="24"/>
               <w:szCs w:val="24"/>
-              <w:lang w:val="en-AT" w:eastAsia="en-AT"/>
+              <w:lang w:eastAsia="en-AT"/>
               <w14:ligatures w14:val="standardContextual"/>
             </w:rPr>
           </w:pPr>
@@ -3948,7 +3948,7 @@
                 <w:kern w:val="2"/>
                 <w:sz w:val="24"/>
                 <w:szCs w:val="24"/>
-                <w:lang w:val="en-AT" w:eastAsia="en-AT"/>
+                <w:lang w:eastAsia="en-AT"/>
                 <w14:ligatures w14:val="standardContextual"/>
               </w:rPr>
               <w:tab/>
@@ -4023,7 +4023,7 @@
               <w:kern w:val="2"/>
               <w:sz w:val="24"/>
               <w:szCs w:val="24"/>
-              <w:lang w:val="en-AT" w:eastAsia="en-AT"/>
+              <w:lang w:eastAsia="en-AT"/>
               <w14:ligatures w14:val="standardContextual"/>
             </w:rPr>
           </w:pPr>
@@ -4042,7 +4042,7 @@
                 <w:kern w:val="2"/>
                 <w:sz w:val="24"/>
                 <w:szCs w:val="24"/>
-                <w:lang w:val="en-AT" w:eastAsia="en-AT"/>
+                <w:lang w:eastAsia="en-AT"/>
                 <w14:ligatures w14:val="standardContextual"/>
               </w:rPr>
               <w:tab/>
@@ -4117,7 +4117,7 @@
               <w:kern w:val="2"/>
               <w:sz w:val="24"/>
               <w:szCs w:val="24"/>
-              <w:lang w:val="en-AT" w:eastAsia="en-AT"/>
+              <w:lang w:eastAsia="en-AT"/>
               <w14:ligatures w14:val="standardContextual"/>
             </w:rPr>
           </w:pPr>
@@ -4136,7 +4136,7 @@
                 <w:kern w:val="2"/>
                 <w:sz w:val="24"/>
                 <w:szCs w:val="24"/>
-                <w:lang w:val="en-AT" w:eastAsia="en-AT"/>
+                <w:lang w:eastAsia="en-AT"/>
                 <w14:ligatures w14:val="standardContextual"/>
               </w:rPr>
               <w:tab/>
@@ -4207,7 +4207,7 @@
               <w:noProof/>
               <w:kern w:val="2"/>
               <w:sz w:val="24"/>
-              <w:lang w:val="en-AT" w:eastAsia="en-AT"/>
+              <w:lang w:eastAsia="en-AT"/>
               <w14:ligatures w14:val="standardContextual"/>
             </w:rPr>
           </w:pPr>
@@ -4226,7 +4226,7 @@
                 <w:noProof/>
                 <w:kern w:val="2"/>
                 <w:sz w:val="24"/>
-                <w:lang w:val="en-AT" w:eastAsia="en-AT"/>
+                <w:lang w:eastAsia="en-AT"/>
                 <w14:ligatures w14:val="standardContextual"/>
               </w:rPr>
               <w:tab/>
@@ -4301,7 +4301,7 @@
               <w:kern w:val="2"/>
               <w:sz w:val="24"/>
               <w:szCs w:val="24"/>
-              <w:lang w:val="en-AT" w:eastAsia="en-AT"/>
+              <w:lang w:eastAsia="en-AT"/>
               <w14:ligatures w14:val="standardContextual"/>
             </w:rPr>
           </w:pPr>
@@ -4320,7 +4320,7 @@
                 <w:kern w:val="2"/>
                 <w:sz w:val="24"/>
                 <w:szCs w:val="24"/>
-                <w:lang w:val="en-AT" w:eastAsia="en-AT"/>
+                <w:lang w:eastAsia="en-AT"/>
                 <w14:ligatures w14:val="standardContextual"/>
               </w:rPr>
               <w:tab/>
@@ -4395,7 +4395,7 @@
               <w:kern w:val="2"/>
               <w:sz w:val="24"/>
               <w:szCs w:val="24"/>
-              <w:lang w:val="en-AT" w:eastAsia="en-AT"/>
+              <w:lang w:eastAsia="en-AT"/>
               <w14:ligatures w14:val="standardContextual"/>
             </w:rPr>
           </w:pPr>
@@ -4414,7 +4414,7 @@
                 <w:kern w:val="2"/>
                 <w:sz w:val="24"/>
                 <w:szCs w:val="24"/>
-                <w:lang w:val="en-AT" w:eastAsia="en-AT"/>
+                <w:lang w:eastAsia="en-AT"/>
                 <w14:ligatures w14:val="standardContextual"/>
               </w:rPr>
               <w:tab/>
@@ -4485,7 +4485,7 @@
               <w:noProof/>
               <w:kern w:val="2"/>
               <w:sz w:val="24"/>
-              <w:lang w:val="en-AT" w:eastAsia="en-AT"/>
+              <w:lang w:eastAsia="en-AT"/>
               <w14:ligatures w14:val="standardContextual"/>
             </w:rPr>
           </w:pPr>
@@ -4504,7 +4504,7 @@
                 <w:noProof/>
                 <w:kern w:val="2"/>
                 <w:sz w:val="24"/>
-                <w:lang w:val="en-AT" w:eastAsia="en-AT"/>
+                <w:lang w:eastAsia="en-AT"/>
                 <w14:ligatures w14:val="standardContextual"/>
               </w:rPr>
               <w:tab/>
@@ -4575,7 +4575,7 @@
               <w:noProof/>
               <w:kern w:val="2"/>
               <w:sz w:val="24"/>
-              <w:lang w:val="en-AT" w:eastAsia="en-AT"/>
+              <w:lang w:eastAsia="en-AT"/>
               <w14:ligatures w14:val="standardContextual"/>
             </w:rPr>
           </w:pPr>
@@ -4594,7 +4594,7 @@
                 <w:noProof/>
                 <w:kern w:val="2"/>
                 <w:sz w:val="24"/>
-                <w:lang w:val="en-AT" w:eastAsia="en-AT"/>
+                <w:lang w:eastAsia="en-AT"/>
                 <w14:ligatures w14:val="standardContextual"/>
               </w:rPr>
               <w:tab/>
@@ -4665,7 +4665,7 @@
               <w:noProof/>
               <w:kern w:val="2"/>
               <w:sz w:val="24"/>
-              <w:lang w:val="en-AT" w:eastAsia="en-AT"/>
+              <w:lang w:eastAsia="en-AT"/>
               <w14:ligatures w14:val="standardContextual"/>
             </w:rPr>
           </w:pPr>
@@ -4684,7 +4684,7 @@
                 <w:noProof/>
                 <w:kern w:val="2"/>
                 <w:sz w:val="24"/>
-                <w:lang w:val="en-AT" w:eastAsia="en-AT"/>
+                <w:lang w:eastAsia="en-AT"/>
                 <w14:ligatures w14:val="standardContextual"/>
               </w:rPr>
               <w:tab/>
@@ -4759,7 +4759,7 @@
               <w:kern w:val="2"/>
               <w:sz w:val="24"/>
               <w:szCs w:val="24"/>
-              <w:lang w:val="en-AT" w:eastAsia="en-AT"/>
+              <w:lang w:eastAsia="en-AT"/>
               <w14:ligatures w14:val="standardContextual"/>
             </w:rPr>
           </w:pPr>
@@ -4778,7 +4778,7 @@
                 <w:kern w:val="2"/>
                 <w:sz w:val="24"/>
                 <w:szCs w:val="24"/>
-                <w:lang w:val="en-AT" w:eastAsia="en-AT"/>
+                <w:lang w:eastAsia="en-AT"/>
                 <w14:ligatures w14:val="standardContextual"/>
               </w:rPr>
               <w:tab/>
@@ -4853,7 +4853,7 @@
               <w:kern w:val="2"/>
               <w:sz w:val="24"/>
               <w:szCs w:val="24"/>
-              <w:lang w:val="en-AT" w:eastAsia="en-AT"/>
+              <w:lang w:eastAsia="en-AT"/>
               <w14:ligatures w14:val="standardContextual"/>
             </w:rPr>
           </w:pPr>
@@ -4872,7 +4872,7 @@
                 <w:kern w:val="2"/>
                 <w:sz w:val="24"/>
                 <w:szCs w:val="24"/>
-                <w:lang w:val="en-AT" w:eastAsia="en-AT"/>
+                <w:lang w:eastAsia="en-AT"/>
                 <w14:ligatures w14:val="standardContextual"/>
               </w:rPr>
               <w:tab/>
@@ -4947,7 +4947,7 @@
               <w:kern w:val="2"/>
               <w:sz w:val="24"/>
               <w:szCs w:val="24"/>
-              <w:lang w:val="en-AT" w:eastAsia="en-AT"/>
+              <w:lang w:eastAsia="en-AT"/>
               <w14:ligatures w14:val="standardContextual"/>
             </w:rPr>
           </w:pPr>
@@ -4966,7 +4966,7 @@
                 <w:kern w:val="2"/>
                 <w:sz w:val="24"/>
                 <w:szCs w:val="24"/>
-                <w:lang w:val="en-AT" w:eastAsia="en-AT"/>
+                <w:lang w:eastAsia="en-AT"/>
                 <w14:ligatures w14:val="standardContextual"/>
               </w:rPr>
               <w:tab/>
@@ -5041,7 +5041,7 @@
               <w:kern w:val="2"/>
               <w:sz w:val="24"/>
               <w:szCs w:val="24"/>
-              <w:lang w:val="en-AT" w:eastAsia="en-AT"/>
+              <w:lang w:eastAsia="en-AT"/>
               <w14:ligatures w14:val="standardContextual"/>
             </w:rPr>
           </w:pPr>
@@ -5060,7 +5060,7 @@
                 <w:kern w:val="2"/>
                 <w:sz w:val="24"/>
                 <w:szCs w:val="24"/>
-                <w:lang w:val="en-AT" w:eastAsia="en-AT"/>
+                <w:lang w:eastAsia="en-AT"/>
                 <w14:ligatures w14:val="standardContextual"/>
               </w:rPr>
               <w:tab/>
@@ -5131,7 +5131,7 @@
               <w:noProof/>
               <w:kern w:val="2"/>
               <w:sz w:val="24"/>
-              <w:lang w:val="en-AT" w:eastAsia="en-AT"/>
+              <w:lang w:eastAsia="en-AT"/>
               <w14:ligatures w14:val="standardContextual"/>
             </w:rPr>
           </w:pPr>
@@ -5150,7 +5150,7 @@
                 <w:noProof/>
                 <w:kern w:val="2"/>
                 <w:sz w:val="24"/>
-                <w:lang w:val="en-AT" w:eastAsia="en-AT"/>
+                <w:lang w:eastAsia="en-AT"/>
                 <w14:ligatures w14:val="standardContextual"/>
               </w:rPr>
               <w:tab/>
@@ -5612,17 +5612,8 @@
           <w:color w:val="0066FF"/>
           <w:szCs w:val="28"/>
         </w:rPr>
-        <w:t>Text (FV = Text</w:t>
-      </w:r>
-      <w:proofErr w:type="gramStart"/>
-      <w:r>
-        <w:rPr>
-          <w:color w:val="0066FF"/>
-          <w:szCs w:val="28"/>
-        </w:rPr>
-        <w:t>): ….</w:t>
-      </w:r>
-      <w:proofErr w:type="gramEnd"/>
+        <w:t>Text (FV = Text): ….</w:t>
+      </w:r>
     </w:p>
     <w:p>
       <w:pPr>
@@ -6673,38 +6664,81 @@
     <w:p>
       <w:pPr>
         <w:jc w:val="left"/>
-        <w:rPr>
-          <w:lang w:val="en-GB"/>
-        </w:rPr>
-      </w:pPr>
-      <w:r>
-        <w:rPr>
-          <w:lang w:val="en-GB"/>
-        </w:rPr>
-        <w:t xml:space="preserve">[Quelle: Ersa Electronics Blog: „Ultrasonic Distance Sensor: What It Is, How It Works, Accuracy, Range, and Best Modules“, </w:t>
+      </w:pPr>
+      <w:r>
+        <w:t>[Quelle: Ersa Electronics Blog: „</w:t>
+      </w:r>
+      <w:proofErr w:type="spellStart"/>
+      <w:r>
+        <w:t>Ultrasonic</w:t>
+      </w:r>
+      <w:proofErr w:type="spellEnd"/>
+      <w:r>
+        <w:t xml:space="preserve"> </w:t>
+      </w:r>
+      <w:proofErr w:type="spellStart"/>
+      <w:r>
+        <w:t>Distance</w:t>
+      </w:r>
+      <w:proofErr w:type="spellEnd"/>
+      <w:r>
+        <w:t xml:space="preserve"> Sensor: </w:t>
+      </w:r>
+      <w:proofErr w:type="spellStart"/>
+      <w:r>
+        <w:t>What</w:t>
+      </w:r>
+      <w:proofErr w:type="spellEnd"/>
+      <w:r>
+        <w:t xml:space="preserve"> </w:t>
+      </w:r>
+      <w:proofErr w:type="spellStart"/>
+      <w:r>
+        <w:t>It</w:t>
+      </w:r>
+      <w:proofErr w:type="spellEnd"/>
+      <w:r>
+        <w:t xml:space="preserve"> </w:t>
+      </w:r>
+      <w:proofErr w:type="spellStart"/>
+      <w:r>
+        <w:t>Is</w:t>
+      </w:r>
+      <w:proofErr w:type="spellEnd"/>
+      <w:r>
+        <w:t xml:space="preserve">, How </w:t>
+      </w:r>
+      <w:proofErr w:type="spellStart"/>
+      <w:r>
+        <w:t>It</w:t>
+      </w:r>
+      <w:proofErr w:type="spellEnd"/>
+      <w:r>
+        <w:t xml:space="preserve"> Works, </w:t>
+      </w:r>
+      <w:proofErr w:type="spellStart"/>
+      <w:r>
+        <w:t>Accuracy</w:t>
+      </w:r>
+      <w:proofErr w:type="spellEnd"/>
+      <w:r>
+        <w:t xml:space="preserve">, Range, and Best Modules“, </w:t>
       </w:r>
       <w:hyperlink r:id="rId44" w:tgtFrame="_blank" w:history="1">
         <w:r>
           <w:rPr>
             <w:rStyle w:val="Hyperlink"/>
-            <w:lang w:val="en-GB"/>
           </w:rPr>
           <w:t>https://www.ersaelectronics.com/blog/ultrasonic-distance-sensor</w:t>
         </w:r>
       </w:hyperlink>
       <w:r>
-        <w:rPr>
-          <w:lang w:val="en-GB"/>
-        </w:rPr>
         <w:t>]</w:t>
       </w:r>
     </w:p>
     <w:p>
       <w:pPr>
         <w:jc w:val="left"/>
-        <w:rPr>
-          <w:lang w:val="en-GB"/>
-        </w:rPr>
       </w:pPr>
     </w:p>
     <w:p>
@@ -7019,15 +7053,7 @@
         <w:t>Wiegezellen</w:t>
       </w:r>
       <w:r>
-        <w:t xml:space="preserve"> sind Kraft </w:t>
-      </w:r>
-      <w:proofErr w:type="gramStart"/>
-      <w:r>
-        <w:t>Sensoren</w:t>
-      </w:r>
-      <w:proofErr w:type="gramEnd"/>
-      <w:r>
-        <w:t xml:space="preserve"> die die eine auf diese gewirkte Kraft in ein elektrisches Signal transformieren.</w:t>
+        <w:t xml:space="preserve"> sind Kraft Sensoren die die eine auf diese gewirkte Kraft in ein elektrisches Signal transformieren.</w:t>
       </w:r>
     </w:p>
     <w:p>
@@ -7041,23 +7067,7 @@
         <w:t>Wiegezellen</w:t>
       </w:r>
       <w:r>
-        <w:t xml:space="preserve">, diese bestehen aus einem Metallgehäuse und Dehnstreifen, welche direkt am Metall fixiert sind. Wenn nun </w:t>
-      </w:r>
-      <w:proofErr w:type="gramStart"/>
-      <w:r>
-        <w:t>ein Kraft</w:t>
-      </w:r>
-      <w:proofErr w:type="gramEnd"/>
-      <w:r>
-        <w:t xml:space="preserve"> auf die Zelle </w:t>
-      </w:r>
-      <w:proofErr w:type="gramStart"/>
-      <w:r>
-        <w:t>wirkt</w:t>
-      </w:r>
-      <w:proofErr w:type="gramEnd"/>
-      <w:r>
-        <w:t xml:space="preserve"> verformt sich der Dehnstreifen entsprechend, was dessen Widerstand ändert. Synchron dazu wird konstant ein elektrisches Signal über den Streifen geleitet, die Spannung dieses Signals verändert sich durch die Verformung ebenfalls aufgrund der Widerstandsänderung. Diese Änderung wird von einem Controller dann aufgenommen und in eine Kraft oder eine Masse umgerechnet.</w:t>
+        <w:t>, diese bestehen aus einem Metallgehäuse und Dehnstreifen, welche direkt am Metall fixiert sind. Wenn nun ein Kraft auf die Zelle wirkt verformt sich der Dehnstreifen entsprechend, was dessen Widerstand ändert. Synchron dazu wird konstant ein elektrisches Signal über den Streifen geleitet, die Spannung dieses Signals verändert sich durch die Verformung ebenfalls aufgrund der Widerstandsänderung. Diese Änderung wird von einem Controller dann aufgenommen und in eine Kraft oder eine Masse umgerechnet.</w:t>
       </w:r>
     </w:p>
     <w:p>
@@ -7068,23 +7078,7 @@
         <w:t>Um eine</w:t>
       </w:r>
       <w:r>
-        <w:t xml:space="preserve"> möglichst hohe Genauigkeit zu </w:t>
-      </w:r>
-      <w:proofErr w:type="gramStart"/>
-      <w:r>
-        <w:t>erzielen</w:t>
-      </w:r>
-      <w:proofErr w:type="gramEnd"/>
-      <w:r>
-        <w:t xml:space="preserve"> werden mehrere Messstreifen </w:t>
-      </w:r>
-      <w:proofErr w:type="gramStart"/>
-      <w:r>
-        <w:t>verbaut ,welche</w:t>
-      </w:r>
-      <w:proofErr w:type="gramEnd"/>
-      <w:r>
-        <w:t xml:space="preserve"> intern als Wheatstone Brücke verschalten werden. </w:t>
+        <w:t xml:space="preserve"> möglichst hohe Genauigkeit zu erzielen werden mehrere Messstreifen verbaut ,welche intern als Wheatstone Brücke verschalten werden. </w:t>
       </w:r>
     </w:p>
     <w:p>
@@ -7675,15 +7669,7 @@
       </w:r>
       <w:proofErr w:type="spellEnd"/>
       <w:r>
-        <w:t xml:space="preserve"> ist es die einzelnen elektrischen Signale elektronisch </w:t>
-      </w:r>
-      <w:proofErr w:type="gramStart"/>
-      <w:r>
-        <w:t>aufzusummieren</w:t>
-      </w:r>
-      <w:proofErr w:type="gramEnd"/>
-      <w:r>
-        <w:t xml:space="preserve"> um am Ausgang ein einziges Signal für den Controller bereitzustellen. Eine solche Konstruktion besteht in der Regel aus mehreren Komponenten: Verstärker, Filter, angepasste Leitungen.</w:t>
+        <w:t xml:space="preserve"> ist es die einzelnen elektrischen Signale elektronisch aufzusummieren um am Ausgang ein einziges Signal für den Controller bereitzustellen. Eine solche Konstruktion besteht in der Regel aus mehreren Komponenten: Verstärker, Filter, angepasste Leitungen.</w:t>
       </w:r>
     </w:p>
     <w:p>
@@ -7799,15 +7785,7 @@
       </w:r>
       <w:proofErr w:type="spellEnd"/>
       <w:r>
-        <w:t xml:space="preserve"> gegenüber der Software-Summierung ist, dass </w:t>
-      </w:r>
-      <w:proofErr w:type="gramStart"/>
-      <w:r>
-        <w:t>diese direkt Filter</w:t>
-      </w:r>
-      <w:proofErr w:type="gramEnd"/>
-      <w:r>
-        <w:t xml:space="preserve"> eingebaut haben, welche ungewünschte Signale wegfiltern. Sind diese richtig kalibriert, können diese daher viel genauer arbeiten. Ist das Signal schon auf der Leitung summiert können sich auch ADCs gespart werden, da nun nur mehr einer benötigt wird.</w:t>
+        <w:t xml:space="preserve"> gegenüber der Software-Summierung ist, dass diese direkt Filter eingebaut haben, welche ungewünschte Signale wegfiltern. Sind diese richtig kalibriert, können diese daher viel genauer arbeiten. Ist das Signal schon auf der Leitung summiert können sich auch ADCs gespart werden, da nun nur mehr einer benötigt wird.</w:t>
       </w:r>
     </w:p>
     <w:p>
@@ -7881,7 +7859,7 @@
             <v:stroke joinstyle="miter"/>
             <v:path gradientshapeok="t" o:connecttype="rect"/>
           </v:shapetype>
-          <v:shape id="_x0000_s2054" type="#_x0000_t202" style="position:absolute;left:0;text-align:left;margin-left:306.5pt;margin-top:362.3pt;width:177pt;height:.05pt;z-index:251665920;mso-position-horizontal-relative:text;mso-position-vertical-relative:text" wrapcoords="-92 0 -92 21185 21600 21185 21600 0 -92 0" stroked="f">
+          <v:shape id="_x0000_s2054" type="#_x0000_t202" style="position:absolute;left:0;text-align:left;margin-left:306.5pt;margin-top:362.3pt;width:177pt;height:.05pt;z-index:251660800;mso-position-horizontal-relative:text;mso-position-vertical-relative:text" wrapcoords="-92 0 -92 21185 21600 21185 21600 0 -92 0" stroked="f">
             <v:textbox style="mso-fit-shape-to-text:t" inset="0,0,0,0">
               <w:txbxContent>
                 <w:p>
@@ -7928,7 +7906,7 @@
           <w:noProof/>
         </w:rPr>
         <w:drawing>
-          <wp:anchor distT="0" distB="0" distL="114300" distR="114300" simplePos="0" relativeHeight="251658752" behindDoc="1" locked="0" layoutInCell="1" allowOverlap="1" wp14:anchorId="578F5D54" wp14:editId="00A4A771">
+          <wp:anchor distT="0" distB="0" distL="114300" distR="114300" simplePos="0" relativeHeight="251667968" behindDoc="1" locked="0" layoutInCell="1" allowOverlap="1" wp14:anchorId="578F5D54" wp14:editId="2EA7B2B5">
             <wp:simplePos x="0" y="0"/>
             <wp:positionH relativeFrom="column">
               <wp:posOffset>3893082</wp:posOffset>
@@ -8061,19 +8039,7 @@
       </w:r>
       <w:proofErr w:type="spellEnd"/>
       <w:r>
-        <w:t>-Bussystem</w:t>
-      </w:r>
-      <w:r>
-        <w:t xml:space="preserve">, </w:t>
-      </w:r>
-      <w:r>
-        <w:t>bei dem die Datenbits nicht durch einen separaten Takt, sondern durch strikt definierte Impulslängen kodiert werden. Jede LED empfängt einen 24-Bit-Farbwert, speichert diesen und reicht alle nachfolgenden Datenströme an ihrem Data-Out-Pin zur näch</w:t>
-      </w:r>
-      <w:r>
-        <w:t>s</w:t>
-      </w:r>
-      <w:r>
-        <w:t>ten LED in der Kette weiter</w:t>
+        <w:t>-Bussystem, bei dem die Datenbits nicht durch einen separaten Takt, sondern durch strikt definierte Impulslängen kodiert werden. Jede LED empfängt einen 24-Bit-Farbwert, speichert diesen und reicht alle nachfolgenden Datenströme an ihrem Data-Out-Pin zur nächsten LED in der Kette weiter</w:t>
       </w:r>
     </w:p>
     <w:p>
@@ -8136,7 +8102,7 @@
           <w:noProof/>
         </w:rPr>
         <w:pict w14:anchorId="15ABC32E">
-          <v:shape id="_x0000_s2051" type="#_x0000_t202" style="position:absolute;left:0;text-align:left;margin-left:253.4pt;margin-top:313.2pt;width:227.5pt;height:.05pt;z-index:251661824;mso-position-horizontal-relative:text;mso-position-vertical-relative:text" stroked="f">
+          <v:shape id="_x0000_s2051" type="#_x0000_t202" style="position:absolute;left:0;text-align:left;margin-left:253.4pt;margin-top:313.2pt;width:227.5pt;height:.05pt;z-index:251658752;mso-position-horizontal-relative:text;mso-position-vertical-relative:text" stroked="f">
             <v:textbox style="mso-fit-shape-to-text:t" inset="0,0,0,0">
               <w:txbxContent>
                 <w:p>
@@ -8183,7 +8149,7 @@
           <w:noProof/>
         </w:rPr>
         <w:drawing>
-          <wp:anchor distT="0" distB="0" distL="114300" distR="114300" simplePos="0" relativeHeight="251657728" behindDoc="1" locked="0" layoutInCell="1" allowOverlap="1" wp14:anchorId="4A6CF667" wp14:editId="50ECA371">
+          <wp:anchor distT="0" distB="0" distL="114300" distR="114300" simplePos="0" relativeHeight="251660800" behindDoc="1" locked="0" layoutInCell="1" allowOverlap="1" wp14:anchorId="4A6CF667" wp14:editId="77B32537">
             <wp:simplePos x="0" y="0"/>
             <wp:positionH relativeFrom="column">
               <wp:posOffset>3218510</wp:posOffset>
@@ -8934,13 +8900,8 @@
       </w:r>
       <w:r>
         <w:lastRenderedPageBreak/>
-        <w:t xml:space="preserve">Informationsgewinnung lediglich die Spannungsdifferenz zwischen diesen beiden Leitern aus. Da externe elektromagnetische Störungen meist auf beide räumlich eng beieinanderliegenden Leitungen gleichermaßen einwirken (Gleichtaktstörung), heben sich diese Störanteile bei der Differenzbildung im Empfänger auf, was eine hohe Störfestigkeit und Signalintegrität </w:t>
-      </w:r>
-      <w:proofErr w:type="gramStart"/>
-      <w:r>
-        <w:t>ermöglicht</w:t>
-      </w:r>
-      <w:proofErr w:type="gramEnd"/>
+        <w:t>Informationsgewinnung lediglich die Spannungsdifferenz zwischen diesen beiden Leitern aus. Da externe elektromagnetische Störungen meist auf beide räumlich eng beieinanderliegenden Leitungen gleichermaßen einwirken (Gleichtaktstörung), heben sich diese Störanteile bei der Differenzbildung im Empfänger auf, was eine hohe Störfestigkeit und Signalintegrität ermöglicht</w:t>
+      </w:r>
       <w:r>
         <w:t>.</w:t>
       </w:r>
@@ -9303,31 +9264,13 @@
         <w:pStyle w:val="Text"/>
       </w:pPr>
       <w:r>
-        <w:t xml:space="preserve">Da es sich aber um hochgenaue Anwendungsfälle handelt werden diese in der Regel nicht als einfache </w:t>
-      </w:r>
-      <w:proofErr w:type="gramStart"/>
-      <w:r>
-        <w:t>RC Kombinationen</w:t>
-      </w:r>
-      <w:proofErr w:type="gramEnd"/>
-      <w:r>
-        <w:t xml:space="preserve"> </w:t>
-      </w:r>
-      <w:proofErr w:type="gramStart"/>
-      <w:r>
-        <w:t>verbaut</w:t>
-      </w:r>
-      <w:proofErr w:type="gramEnd"/>
-      <w:r>
-        <w:t xml:space="preserve"> sondern als fix fertige </w:t>
+        <w:t xml:space="preserve">Da es sich aber um hochgenaue Anwendungsfälle handelt werden diese in der Regel nicht als einfache RC Kombinationen verbaut sondern als fix fertige </w:t>
       </w:r>
       <w:proofErr w:type="spellStart"/>
-      <w:proofErr w:type="gramStart"/>
       <w:r>
         <w:t>IC’s</w:t>
       </w:r>
       <w:proofErr w:type="spellEnd"/>
-      <w:proofErr w:type="gramEnd"/>
       <w:r>
         <w:t xml:space="preserve"> mit perfekt abgestimmten Bauteilen und Leitungen. </w:t>
       </w:r>
@@ -9948,7 +9891,7 @@
           <w:noProof/>
         </w:rPr>
         <w:pict w14:anchorId="0A39032B">
-          <v:shape id="_x0000_s2052" type="#_x0000_t202" style="position:absolute;left:0;text-align:left;margin-left:346.2pt;margin-top:223.4pt;width:152.05pt;height:30pt;z-index:251663872;mso-position-horizontal-relative:text;mso-position-vertical-relative:text" wrapcoords="-106 0 -106 21185 21600 21185 21600 0 -106 0" stroked="f">
+          <v:shape id="_x0000_s2052" type="#_x0000_t202" style="position:absolute;left:0;text-align:left;margin-left:346.2pt;margin-top:223.4pt;width:152.05pt;height:30pt;z-index:251659776;mso-position-horizontal-relative:text;mso-position-vertical-relative:text" wrapcoords="-106 0 -106 21185 21600 21185 21600 0 -106 0" stroked="f">
             <v:textbox style="mso-fit-shape-to-text:t" inset="0,0,0,0">
               <w:txbxContent>
                 <w:p>
@@ -9995,7 +9938,7 @@
           <w:noProof/>
         </w:rPr>
         <w:drawing>
-          <wp:anchor distT="0" distB="0" distL="114300" distR="114300" simplePos="0" relativeHeight="251652608" behindDoc="1" locked="0" layoutInCell="1" allowOverlap="1" wp14:anchorId="6BE9E8A8" wp14:editId="29ADCA9D">
+          <wp:anchor distT="0" distB="0" distL="114300" distR="114300" simplePos="0" relativeHeight="251653632" behindDoc="1" locked="0" layoutInCell="1" allowOverlap="1" wp14:anchorId="6BE9E8A8" wp14:editId="5B08B275">
             <wp:simplePos x="0" y="0"/>
             <wp:positionH relativeFrom="column">
               <wp:posOffset>4337523</wp:posOffset>
@@ -10438,27 +10381,13 @@
         <w:t xml:space="preserve">. </w:t>
       </w:r>
       <w:r>
-        <w:t xml:space="preserve">Mit Hilfe dieser Programme werden die dreidimensionalen geometrischen Modelle der Bauteile erstellt. Im Gegensatz zu herkömmlichen Grafikprogrammen arbeiten CAD-Systeme parametrisch und vektorbasiert. Dies gewährleistet eine exakte Maßhaltigkeit und die für technische Anwendungen erforderliche geometrische Präzision. Wurde ein </w:t>
-      </w:r>
-      <w:r>
-        <w:t xml:space="preserve">Volumenkörper erstellt, ist der Prozess jedoch noch nicht fertig, da die </w:t>
-      </w:r>
-      <w:proofErr w:type="gramStart"/>
-      <w:r>
-        <w:t>erstellte</w:t>
-      </w:r>
-      <w:r>
-        <w:t xml:space="preserve"> </w:t>
-      </w:r>
-      <w:r>
-        <w:t>.</w:t>
+        <w:t>Mit Hilfe dieser Programme werden die dreidimensionalen geometrischen Modelle der Bauteile erstellt. Im Gegensatz zu herkömmlichen Grafikprogrammen arbeiten CAD-Systeme parametrisch und vektorbasiert. Dies gewährleistet eine exakte Maßhaltigkeit und die für technische Anwendungen erforderliche geometrische Präzision. Wurde ein Volumenkörper erstellt, ist der Prozess jedoch noch nicht fertig, da die erstellte .</w:t>
       </w:r>
       <w:proofErr w:type="spellStart"/>
       <w:r>
         <w:t>ipt</w:t>
       </w:r>
       <w:proofErr w:type="spellEnd"/>
-      <w:proofErr w:type="gramEnd"/>
       <w:r>
         <w:t xml:space="preserve"> Datei von 3D Druckern nicht gelesen werden kann. Hier kommen STL-Dateien ins Spiel. </w:t>
       </w:r>
@@ -10609,55 +10538,36 @@
     <w:p>
       <w:pPr>
         <w:pStyle w:val="Text"/>
-        <w:rPr>
-          <w:lang w:val="en-GB"/>
-        </w:rPr>
-      </w:pPr>
-      <w:r>
-        <w:rPr>
-          <w:lang w:val="en-GB"/>
-        </w:rPr>
+      </w:pPr>
+      <w:r>
         <w:t xml:space="preserve">- Project </w:t>
       </w:r>
       <w:r>
-        <w:rPr>
-          <w:lang w:val="en-GB"/>
-        </w:rPr>
         <w:t>Brief</w:t>
       </w:r>
     </w:p>
     <w:p>
       <w:pPr>
         <w:pStyle w:val="Text"/>
-        <w:rPr>
-          <w:lang w:val="en-GB"/>
-        </w:rPr>
-      </w:pPr>
-      <w:r>
-        <w:rPr>
-          <w:lang w:val="en-GB"/>
-        </w:rPr>
+      </w:pPr>
+      <w:r>
         <w:t>- Project Initiation</w:t>
       </w:r>
     </w:p>
     <w:p>
       <w:pPr>
         <w:pStyle w:val="Text"/>
-        <w:rPr>
-          <w:lang w:val="en-GB"/>
-        </w:rPr>
-      </w:pPr>
-      <w:r>
-        <w:rPr>
-          <w:lang w:val="en-GB"/>
-        </w:rPr>
+      </w:pPr>
+      <w:r>
         <w:t xml:space="preserve">- </w:t>
       </w:r>
-      <w:r>
-        <w:rPr>
-          <w:lang w:val="en-GB"/>
-        </w:rPr>
-        <w:t>Product Description</w:t>
+      <w:proofErr w:type="spellStart"/>
+      <w:r>
+        <w:t>Product</w:t>
+      </w:r>
+      <w:proofErr w:type="spellEnd"/>
+      <w:r>
+        <w:t xml:space="preserve"> Description</w:t>
       </w:r>
     </w:p>
     <w:p>
@@ -10710,16 +10620,7 @@
         <w:pStyle w:val="Text"/>
       </w:pPr>
       <w:r>
-        <w:t xml:space="preserve">In der Project </w:t>
-      </w:r>
-      <w:r>
-        <w:t>Brief werden</w:t>
-      </w:r>
-      <w:r>
-        <w:t xml:space="preserve"> die Grundlegende Funktionen des Geräts festgehalten</w:t>
-      </w:r>
-      <w:r>
-        <w:t>. Es wird eine Basis gelegt, was das Ziel des Projekts ist. Die im Dokument festgelegten Punkte zählen als fixe Parameter wie der Ablauf ausschauen muss. Erst nach Absprache mit den beteiligten Parteien, darf ein Punkt in diesen Definitionen verändert werden.</w:t>
+        <w:t>In der Project Brief werden die grundlegenden Funktionen sowie die Zielsetzung des Projekts definiert. Die darin festgelegten Punkte dienen als verbindliche Parameter für den weiteren Projektablauf. Eine Änderung dieser Definitionen ist ausschließlich nach Absprache mit den beteiligten Parteien zulässig.</w:t>
       </w:r>
     </w:p>
     <w:p>
@@ -10750,32 +10651,22 @@
         <w:pStyle w:val="Text"/>
       </w:pPr>
       <w:r>
-        <w:t xml:space="preserve">In der Project Initiation wird der Projektumfang dann genauer beschrieben. Es sollte das Projekt so nahe an der Realität wie möglich beschreiben. Es wird ein Plan ausgearbeitet mit welchen Mitteln die vorher </w:t>
-      </w:r>
-      <w:r>
-        <w:t>festgelegten</w:t>
-      </w:r>
-      <w:r>
-        <w:t xml:space="preserve"> Ziele </w:t>
-      </w:r>
-      <w:r>
-        <w:t>erreicht</w:t>
-      </w:r>
-      <w:r>
-        <w:t xml:space="preserve"> werden können und gleichzeitig in einem definierten Abweichungsbereich geblieben werden kann. </w:t>
-      </w:r>
-      <w:r>
-        <w:t xml:space="preserve">Es wird ein klarer Ablauf festgelegt wie, wann und zu welchen Anlässen eine Kommunikation mit anderen beteiligten Parteien von Nöten ist. Zusätzlich wird in der </w:t>
-      </w:r>
-      <w:r>
-        <w:lastRenderedPageBreak/>
-        <w:t>Project Initiation ein Zeitplan festgelegt. Synchron zu den für die Diplomarbeit festgelegten Meilensteinen wird hier geregelt wann eine Phase als beendet gilt und zur nächsten Übergegangen werden kann.</w:t>
-      </w:r>
-    </w:p>
-    <w:p>
-      <w:pPr>
-        <w:jc w:val="left"/>
-      </w:pPr>
+        <w:t xml:space="preserve">Das Project Initiation </w:t>
+      </w:r>
+      <w:proofErr w:type="spellStart"/>
+      <w:r>
+        <w:t>Document</w:t>
+      </w:r>
+      <w:proofErr w:type="spellEnd"/>
+      <w:r>
+        <w:t xml:space="preserve"> beschreibt den Projektumfang realitätsnah und detailliert. Es definiert die Mittel zur Zielerreichung sowie zulässige Abweichungsbereiche (Toleranzen). Zudem wird eine Kommunikationsstrategie festgelegt, die Zeitpunkte und Anlässe für den Austausch mit beteiligten Parteien regelt. Ein integrierter Zeitplan definiert</w:t>
+      </w:r>
+      <w:r>
+        <w:t xml:space="preserve"> </w:t>
+      </w:r>
+      <w:r>
+        <w:t>die Bedingungen für den Abschluss einzelner Projektphasen und den Übergang zur nächsten.</w:t>
+      </w:r>
     </w:p>
     <w:p>
       <w:pPr>
@@ -10797,6 +10688,7 @@
           <w:bCs/>
           <w:u w:val="single"/>
         </w:rPr>
+        <w:lastRenderedPageBreak/>
         <w:t>Risikotabelle</w:t>
       </w:r>
     </w:p>
@@ -10805,10 +10697,7 @@
         <w:pStyle w:val="Text"/>
       </w:pPr>
       <w:r>
-        <w:t>In der Risiko Tabelle werden möglich eintretende Ereignisse sowie wichtige Entscheidungen nach der Eintrittswahrscheinlichkeit sortiert. Damit früh genug darauf reagiert werden kann und ein Plan zur Bewältigung möglicher Probleme ausgearbeitet werden kann.</w:t>
-      </w:r>
-      <w:r>
-        <w:t xml:space="preserve"> </w:t>
+        <w:t>In der Risikotabelle werden potenzielle Ereignisse sowie kritische Entscheidungen nach ihrer Eintrittswahrscheinlichkeit kategorisiert und bewertet. Dies ermöglicht eine frühzeitige Reaktion sowie die proaktive Ausarbeitung von Maßnahmenplänen zur Bewältigung möglicher Probleme.</w:t>
       </w:r>
     </w:p>
     <w:p>
@@ -10841,39 +10730,15 @@
     <w:p>
       <w:pPr>
         <w:pStyle w:val="Text"/>
-      </w:pPr>
-      <w:r>
-        <w:t xml:space="preserve">Bei der Auswahl der </w:t>
-      </w:r>
-      <w:r>
-        <w:t>Hardwarekomponenten</w:t>
-      </w:r>
-      <w:r>
-        <w:t xml:space="preserve"> gibt es viele relevante Faktoren. Wichtig hierbei ist die Wirtschaftlichkeit </w:t>
-      </w:r>
-      <w:r>
-        <w:t xml:space="preserve">der Entscheidungen. Ein Produkt kann zwar ideal für die Anwendung sein, jedoch bei weitem Außerhalb des Preisraumes liegen. Für die Firma Leitner ist es außerdem wichtig, dass die Bauteile auf ihrer </w:t>
-      </w:r>
-      <w:r>
-        <w:t>Lieferanten</w:t>
-      </w:r>
-      <w:r>
-        <w:t xml:space="preserve"> Liste </w:t>
-      </w:r>
-      <w:r>
-        <w:t>stehen</w:t>
-      </w:r>
-      <w:r>
-        <w:t>, damit wird vor allem die Qualität abgesichert</w:t>
-      </w:r>
-      <w:r>
-        <w:t xml:space="preserve"> ist. Uns war es außerdem wichtig, dass Bauteile gut beschrieben </w:t>
-      </w:r>
-      <w:r>
-        <w:t>waren,</w:t>
-      </w:r>
-      <w:r>
-        <w:t xml:space="preserve"> und eine saubere Dokumentation und Datenblätter bieten.</w:t>
+        <w:rPr>
+          <w:lang w:eastAsia="en-AT"/>
+        </w:rPr>
+      </w:pPr>
+      <w:r>
+        <w:rPr>
+          <w:lang w:eastAsia="en-AT"/>
+        </w:rPr>
+        <w:t>Bei der Auswahl der Hardwarekomponenten sind zahlreiche Faktoren ausschlaggebend, wobei die Wirtschaftlichkeit der Entscheidungen eine zentrale Rolle spielt. Ein Produkt mag technisch ideal geeignet sein, kann jedoch den vorgegebenen Kostenrahmen überschreiten. Für die Firma Leitner ist zudem die Auswahl von Bauteilen aus ihrer bestehenden Lieferantenliste wesentlich, um die geforderten Qualitätsstandards sicherzustellen. Ein weiteres wichtiges Kriterium war die Verfügbarkeit einer umfassenden Dokumentation sowie detaillierter Datenblätter für die gewählten Komponenten.</w:t>
       </w:r>
     </w:p>
     <w:p>
@@ -10904,193 +10769,65 @@
         <w:pStyle w:val="Text"/>
       </w:pPr>
       <w:r>
-        <w:t xml:space="preserve">Zur Ansteuerung der </w:t>
-      </w:r>
-      <w:proofErr w:type="spellStart"/>
-      <w:r>
-        <w:t>Hauptkomponten</w:t>
-      </w:r>
-      <w:proofErr w:type="spellEnd"/>
-      <w:r>
-        <w:t xml:space="preserve"> ist das Geeignetste ein </w:t>
-      </w:r>
-      <w:proofErr w:type="spellStart"/>
-      <w:r>
-        <w:t>RaspberryPi</w:t>
-      </w:r>
-      <w:proofErr w:type="spellEnd"/>
-      <w:r>
-        <w:t xml:space="preserve">. Dieser hat je nach </w:t>
-      </w:r>
-      <w:r>
-        <w:t>Version</w:t>
-      </w:r>
-      <w:r>
-        <w:t xml:space="preserve"> genug </w:t>
-      </w:r>
-      <w:r>
-        <w:t>Ressourcen,</w:t>
-      </w:r>
-      <w:r>
-        <w:t xml:space="preserve"> um den flüssigen und schnellen Betrieb zu gewährleisten. Außerdem wird bei den meisten anderen Mikrocontrollern nativ C als Programmiersprache eingesetzt, was für einige Bauteile von der Investierten Zeit her nicht ideal ist.</w:t>
-      </w:r>
-    </w:p>
-    <w:p>
-      <w:pPr>
-        <w:pStyle w:val="Text"/>
-      </w:pPr>
-      <w:r>
-        <w:t xml:space="preserve">Es gibt inzwischen eine Vielzahl von Raspberry Pi Modellen für die verschiedensten Anwendungsgebiete. Aufgrund der KI </w:t>
-      </w:r>
-      <w:proofErr w:type="spellStart"/>
-      <w:r>
-        <w:t>Verarbeitungsprozze</w:t>
-      </w:r>
-      <w:proofErr w:type="spellEnd"/>
-      <w:r>
-        <w:t xml:space="preserve"> in dieser Diplomarbeit, ist ein Pi mit hoher CPU Power gefragt. Infrage kommt daher eigentlich nur der Raspberry Pi 5 mit dem Arm Cortex A76 </w:t>
-      </w:r>
-      <w:proofErr w:type="spellStart"/>
-      <w:r>
-        <w:t>processor</w:t>
-      </w:r>
-      <w:proofErr w:type="spellEnd"/>
-      <w:r>
-        <w:t xml:space="preserve"> mit 2,4Ghz.</w:t>
-      </w:r>
-      <w:r>
-        <w:t xml:space="preserve"> Außerdem </w:t>
-      </w:r>
-      <w:r>
-        <w:t xml:space="preserve">gibt </w:t>
-      </w:r>
-      <w:r>
-        <w:t xml:space="preserve">es Modelle zwischen 1GB RAM und 16GB RAM. Übermäßig viel RAM wird nicht benötigt, jedoch sollte im Vorhinein bei diesem Punkt auch nicht gespart werden, nicht dass es dadurch zu </w:t>
-      </w:r>
-      <w:r>
-        <w:t>Problemen</w:t>
-      </w:r>
-      <w:r>
-        <w:t xml:space="preserve"> kommt. </w:t>
-      </w:r>
-    </w:p>
-    <w:p>
-      <w:pPr>
-        <w:pStyle w:val="Text"/>
-        <w:rPr>
-          <w:color w:val="000000" w:themeColor="text1"/>
-        </w:rPr>
-      </w:pPr>
-      <w:r>
-        <w:rPr>
-          <w:color w:val="000000" w:themeColor="text1"/>
-        </w:rPr>
-        <w:t>Für den Benutzer sollte später ein geeignetes Benutzerinterface geboten werden, installiert man das Raspberry Pi Os direkt mit GUI, kann dieses direkt, als Interface verwendet werden.</w:t>
-      </w:r>
-    </w:p>
-    <w:p>
-      <w:pPr>
-        <w:pStyle w:val="Text"/>
-        <w:rPr>
-          <w:color w:val="000000" w:themeColor="text1"/>
-        </w:rPr>
-      </w:pPr>
-      <w:r>
-        <w:rPr>
-          <w:color w:val="000000" w:themeColor="text1"/>
-        </w:rPr>
+        <w:t>Für die Ansteuerung der Hauptkomponenten erweist sich ein Raspberry Pi als die geeignetste Lösung. Dieser verfügt über ausreichende Ressourcen, um einen flüssigen und schnellen Systembetrieb zu gewährleisten. Ein wesentlicher Vorteil gegenüber herkömmlichen Mikrocontrollern, die meist nativ in C programmiert werden, ist die Zeitersparnis bei der Softwareentwicklung für komplexe Bauteile.</w:t>
+      </w:r>
+    </w:p>
+    <w:p>
+      <w:pPr>
+        <w:pStyle w:val="Text"/>
+      </w:pPr>
+    </w:p>
+    <w:p>
+      <w:pPr>
+        <w:pStyle w:val="Text"/>
+      </w:pPr>
+      <w:r>
+        <w:t xml:space="preserve">Aufgrund der Vielzahl an verfügbaren Raspberry Pi Modellen wurde eine Auswahl basierend auf den spezifischen Anforderungen getroffen. Da für die in dieser Diplomarbeit eingesetzten KI-Verarbeitungsprozesse eine hohe Rechenleistung erforderlich ist, fiel die Entscheidung auf den </w:t>
+      </w:r>
+      <w:r>
+        <w:rPr>
+          <w:b/>
+          <w:bCs/>
+        </w:rPr>
+        <w:t>Raspberry Pi 5</w:t>
+      </w:r>
+      <w:r>
+        <w:t>. Dieser ist mit einem Arm Cortex-A76 Prozessor ausgestattet. Bei der Wahl des Arbeitsspeichers wurde darauf geachtet, eine Konfiguration zu wählen, die zukünftige Performance-Probleme ausschließt, ohne dabei unnötig Ressourcen zu verschwenden. Als Benutzeroberfläche dient das Raspberry Pi OS mit integrierter grafischer Oberfläche, welche direkt als intuitives Interface für den Anwender verwendet werden kann.</w:t>
+      </w:r>
+    </w:p>
+    <w:p>
+      <w:pPr>
+        <w:pStyle w:val="Text"/>
+      </w:pPr>
+      <w:r>
         <w:lastRenderedPageBreak/>
-        <w:t xml:space="preserve">Was beim Raspberry Pi zusätzlich nicht vernachlässigt werden darf, ist die Speicherung der Daten. Die Erfahrung vieler Nutzer des Raspberry Pi zeigt, dass die Micro SD </w:t>
-      </w:r>
-      <w:proofErr w:type="gramStart"/>
-      <w:r>
-        <w:rPr>
-          <w:color w:val="000000" w:themeColor="text1"/>
-        </w:rPr>
-        <w:t>Card</w:t>
-      </w:r>
-      <w:proofErr w:type="gramEnd"/>
-      <w:r>
-        <w:rPr>
-          <w:color w:val="000000" w:themeColor="text1"/>
-        </w:rPr>
-        <w:t xml:space="preserve"> die oft mitgeliefert </w:t>
-      </w:r>
-      <w:proofErr w:type="gramStart"/>
-      <w:r>
-        <w:rPr>
-          <w:color w:val="000000" w:themeColor="text1"/>
-        </w:rPr>
-        <w:t>wird</w:t>
-      </w:r>
-      <w:proofErr w:type="gramEnd"/>
-      <w:r>
-        <w:rPr>
-          <w:color w:val="000000" w:themeColor="text1"/>
-        </w:rPr>
-        <w:t xml:space="preserve"> der erste Ausfallgrund des </w:t>
-      </w:r>
-      <w:proofErr w:type="spellStart"/>
-      <w:r>
-        <w:rPr>
-          <w:color w:val="000000" w:themeColor="text1"/>
-        </w:rPr>
-        <w:t>Raspi’s</w:t>
-      </w:r>
-      <w:proofErr w:type="spellEnd"/>
-      <w:r>
-        <w:rPr>
-          <w:color w:val="000000" w:themeColor="text1"/>
-        </w:rPr>
-        <w:t xml:space="preserve"> ist. Bei der Bestellung wird daher zusätzlich darauf geachtet eine Micro SD mit dem Industrial Grade zu </w:t>
-      </w:r>
-      <w:r>
-        <w:rPr>
-          <w:color w:val="000000" w:themeColor="text1"/>
-        </w:rPr>
-        <w:t>kaufen,</w:t>
-      </w:r>
-      <w:r>
-        <w:rPr>
-          <w:color w:val="000000" w:themeColor="text1"/>
-        </w:rPr>
-        <w:t xml:space="preserve"> um </w:t>
-      </w:r>
-      <w:r>
-        <w:rPr>
-          <w:color w:val="000000" w:themeColor="text1"/>
-        </w:rPr>
-        <w:t>ein frühzeitiges Ableben</w:t>
-      </w:r>
-      <w:r>
-        <w:rPr>
-          <w:color w:val="000000" w:themeColor="text1"/>
-        </w:rPr>
-        <w:t xml:space="preserve"> des Geräts zu vermeiden.</w:t>
-      </w:r>
-    </w:p>
-    <w:p>
-      <w:pPr>
-        <w:pStyle w:val="Text"/>
-        <w:rPr>
-          <w:color w:val="000000" w:themeColor="text1"/>
-        </w:rPr>
-      </w:pPr>
-    </w:p>
-    <w:p>
-      <w:pPr>
-        <w:pStyle w:val="Text"/>
-      </w:pPr>
-      <w:r>
-        <w:t xml:space="preserve">Das einzige Problem des </w:t>
-      </w:r>
-      <w:proofErr w:type="spellStart"/>
-      <w:r>
-        <w:t>Raspi</w:t>
-      </w:r>
-      <w:proofErr w:type="spellEnd"/>
-      <w:r>
-        <w:t xml:space="preserve"> in Hinsicht auf dieses Projekt ist, dass er kein passendes PWM-Signal für einen RGB-Streifen generieren kann und somit diese nicht ansteuern kann. Somit muss ein Treiberbaustein mit passender Firmware dazwischen geschalten werden, um den Betrieb der Beleuchtung zu ermöglichen. Entschieden wurde sich hierbei für einen ESP8266 basierten Controller, den LOLIN D1 Mini. Dieser ist kleiner als der ESP32 und hat weniger I/O Pins. Somit ist er platzsparender und Leistungseffizienter, da sowieso nur zwei Pins benötigt werden.</w:t>
+        <w:t>Ein kritischer Aspekt beim Einsatz eines Raspberry Pi ist die Zuverlässigkeit des Speichermediums. Erfahrungswerte zeigen, dass herkömmliche Micro-SD-Karten oft eine Schwachstelle darstellen und zu Systemausfällen führen können. Um die Betriebssicherheit zu erhöhen und einen frühzeitigen Hardwareausfall zu vermeiden, wird daher eine Micro-SD-Karte im „Industrial Grade“ eingesetzt.</w:t>
+      </w:r>
+    </w:p>
+    <w:p>
+      <w:pPr>
+        <w:pStyle w:val="Text"/>
+      </w:pPr>
+    </w:p>
+    <w:p>
+      <w:pPr>
+        <w:pStyle w:val="Text"/>
+      </w:pPr>
+      <w:r>
+        <w:t xml:space="preserve">Eine technische Einschränkung des Raspberry Pi im Kontext dieses Projekts besteht darin, dass er keine nativen PWM-Signale generieren kann, die für die direkte Ansteuerung der RGB-Streifen zur Beleuchtung erforderlich sind. Um den Betrieb der Beleuchtungseinheit dennoch zu ermöglichen, wird ein zusätzlicher Treiberbaustein mit passender Firmware zwischengeschaltet. Die Wahl fiel hierbei auf den </w:t>
+      </w:r>
+      <w:r>
+        <w:rPr>
+          <w:b/>
+          <w:bCs/>
+        </w:rPr>
+        <w:t>LOLIN D1 Mini</w:t>
+      </w:r>
+      <w:r>
+        <w:t>, einen Controller auf Basis des ESP8266. Dieser ist im Vergleich zum ESP32 kompakter und verfügt über eine geringere Anzahl an I/O-Pins. Aufgrund seines geringen Platzbedarfs und der hohen Energieeffizienz stellt er die ideale Lösung dar</w:t>
+      </w:r>
+      <w:r>
+        <w:t>.</w:t>
       </w:r>
     </w:p>
     <w:p>
@@ -11123,12 +10860,15 @@
     <w:p>
       <w:pPr>
         <w:pStyle w:val="Text"/>
-      </w:pPr>
-      <w:r>
-        <w:t xml:space="preserve">Bei der Tiefenmessung musste nach einem Ausschlussverfahren vorgegangen werden. </w:t>
-      </w:r>
-      <w:r>
-        <w:t>Entscheidende Faktoren sind:</w:t>
+        <w:rPr>
+          <w:lang w:eastAsia="en-AT"/>
+        </w:rPr>
+      </w:pPr>
+      <w:r>
+        <w:rPr>
+          <w:lang w:eastAsia="en-AT"/>
+        </w:rPr>
+        <w:t>Bei der Auswahl der geeigneten Sensorik für die Tiefenmessung wurde ein systematisches Ausschlussverfahren angewandt. Dabei erwiesen sich die folgenden Faktoren als entscheidende Auswahlkriterien:</w:t>
       </w:r>
     </w:p>
     <w:p>
@@ -11140,13 +10880,7 @@
         </w:numPr>
       </w:pPr>
       <w:r>
-        <w:t xml:space="preserve">Die minimale Distanz: viele Geräte geben eine minimale Distanz vor, da alles darunter nicht mehr richtig gemessen werden kann. Viele Hersteller </w:t>
-      </w:r>
-      <w:r>
-        <w:t>fokussieren</w:t>
-      </w:r>
-      <w:r>
-        <w:t xml:space="preserve"> sich aber meistens eher auf die maximale Reichweite auf Kosten der minimalen Distanz. </w:t>
+        <w:t>Ein kritischer Parameter ist der Mindestzustand zum Objekt. Da viele Hersteller ihre Geräte auf maximale Reichweiten optimieren, verfügen zahlreiche Sensoren über eine bauartbedingte minimale Distanz, unterhalb derer keine zuverlässige Datenerfassung mehr möglich ist. Für die Anforderungen dieses Projekts ist jedoch eine präzise Erfassung im Nahbereich essenziell.</w:t>
       </w:r>
     </w:p>
     <w:p>
@@ -11158,19 +10892,7 @@
         </w:numPr>
       </w:pPr>
       <w:r>
-        <w:t>Idealerweis</w:t>
-      </w:r>
-      <w:r>
-        <w:t xml:space="preserve">e besitzt die Kamera zusätzlich noch eine </w:t>
-      </w:r>
-      <w:r>
-        <w:t>RGB</w:t>
-      </w:r>
-      <w:r>
-        <w:t>-Kamera</w:t>
-      </w:r>
-      <w:r>
-        <w:t>, somit kann sich eine vierte Kamera für die Fotos gespart werden.</w:t>
+        <w:t>Idealerweise sollte das System über eine zusätzliche RGB-Kamera verfügen. Durch diese Kombination kann die Anzahl der benötigten Hardware-Komponenten reduziert werden</w:t>
       </w:r>
     </w:p>
     <w:p>
@@ -11195,60 +10917,7 @@
         <w:pStyle w:val="Text"/>
       </w:pPr>
       <w:r>
-        <w:t>Da Ultraschallsensoren meist nur einen Punkt vermessen, sind diese schon mal nicht zu gebrauchen.</w:t>
-      </w:r>
-    </w:p>
-    <w:p>
-      <w:pPr>
-        <w:pStyle w:val="Text"/>
-      </w:pPr>
-      <w:r>
-        <w:t xml:space="preserve">Es kommen somit Optische Tiefenkameras und Stereo Vision Kameras in Frage. Auf dem Markt gibt es von beiden </w:t>
-      </w:r>
-      <w:r>
-        <w:t>Technologien</w:t>
-      </w:r>
-      <w:r>
-        <w:t xml:space="preserve"> viele vertretene Marken. Darunter viele kleine Startups, die oft einen starken </w:t>
-      </w:r>
-      <w:r>
-        <w:t>KI-Fokus</w:t>
-      </w:r>
-      <w:r>
-        <w:t xml:space="preserve"> haben. </w:t>
-      </w:r>
-    </w:p>
-    <w:p>
-      <w:pPr>
-        <w:pStyle w:val="Text"/>
-      </w:pPr>
-      <w:r>
-        <w:t>Optische Tiefenkameras haben das Problem, dass sie durch Lichtreflexionen stark beeinflusst, werden. Daher wird eine Stereo Vision Kamera bevorzugt.</w:t>
-      </w:r>
-    </w:p>
-    <w:p>
-      <w:pPr>
-        <w:pStyle w:val="Text"/>
-      </w:pPr>
-      <w:r>
-        <w:t>Im vorgegebenen Preisbereich lassen sich die Optionen schnell einschränken</w:t>
-      </w:r>
-    </w:p>
-    <w:p>
-      <w:pPr>
-        <w:pStyle w:val="Text"/>
-      </w:pPr>
-      <w:r>
-        <w:t>Dominiert wird dieser Markt aber Hauptsächlich von industriellen Lösungen für ganze Hallen, welche dann mehrere Tausende Euros koste</w:t>
-      </w:r>
-      <w:r>
-        <w:t>n</w:t>
-      </w:r>
-      <w:r>
-        <w:t>. Das Unternehmen Sony bietet dagegen eine große Auswahl an Tiefenkameras in einem akzeptablen Preisbereich für Privatpersonen an</w:t>
-      </w:r>
-      <w:r>
-        <w:t xml:space="preserve">, diese beruhen aber eher auf </w:t>
+        <w:t xml:space="preserve">Da Ultraschallsensoren meist nur punktuelle Messungen ermöglichen, wurden diese für die geforderte Anwendung ausgeschlossen. In die engere Auswahl fielen daher optische Tiefenkameras und Stereo-Vision-Systeme. Während viele Startups in diesem Bereich einen starken Fokus auf KI setzen, dominieren industrielle Lösungen den Markt, welche jedoch mit Kosten im vierstelligen Bereich das Budget überschreiten. Alternativen von Sony basieren primär auf der </w:t>
       </w:r>
       <w:proofErr w:type="spellStart"/>
       <w:r>
@@ -11256,7 +10925,15 @@
       </w:r>
       <w:proofErr w:type="spellEnd"/>
       <w:r>
-        <w:t xml:space="preserve"> Mechaniken und sind nur schwer erhältlich.</w:t>
+        <w:t>-Technik, weisen jedoch eine eingeschränkte Verfügbarkeit auf.</w:t>
+      </w:r>
+    </w:p>
+    <w:p>
+      <w:pPr>
+        <w:jc w:val="left"/>
+      </w:pPr>
+      <w:r>
+        <w:br w:type="page"/>
       </w:r>
     </w:p>
     <w:p>
@@ -11265,7 +10942,17 @@
       </w:pPr>
       <w:r>
         <w:lastRenderedPageBreak/>
-        <w:t xml:space="preserve">Entschieden wurde sich für eine Kamera der Firma </w:t>
+        <w:t xml:space="preserve">Aufgrund der Anfälligkeit optischer Tiefenkameras gegenüber Lichtreflexionen wurde ein Stereo-Vision-Konzept bevorzugt. Die Wahl fiel auf die </w:t>
+      </w:r>
+      <w:r>
+        <w:rPr>
+          <w:b/>
+          <w:bCs/>
+        </w:rPr>
+        <w:t>Oak D-S2-AF</w:t>
+      </w:r>
+      <w:r>
+        <w:t xml:space="preserve"> der Firma </w:t>
       </w:r>
       <w:proofErr w:type="spellStart"/>
       <w:r>
@@ -11273,134 +10960,22 @@
       </w:r>
       <w:proofErr w:type="spellEnd"/>
       <w:r>
-        <w:t>, welche auf dem Stereo Vision Konzept beruht. Die Oak D</w:t>
-      </w:r>
-      <w:r>
-        <w:t>-</w:t>
-      </w:r>
-      <w:r>
-        <w:t>S2</w:t>
-      </w:r>
-      <w:r>
-        <w:t>-</w:t>
-      </w:r>
-      <w:r>
-        <w:t xml:space="preserve">AF bietet ideale Eigenschaften für </w:t>
-      </w:r>
-      <w:commentRangeStart w:id="51"/>
-      <w:r>
-        <w:t>alle</w:t>
-      </w:r>
-      <w:commentRangeEnd w:id="51"/>
-      <w:r>
-        <w:rPr>
-          <w:rStyle w:val="CommentReference"/>
-        </w:rPr>
-        <w:commentReference w:id="51"/>
-      </w:r>
-      <w:r>
-        <w:t xml:space="preserve"> Anforderungen. Sie besitzt mittig eine </w:t>
-      </w:r>
-      <w:proofErr w:type="spellStart"/>
-      <w:r>
-        <w:t>eine</w:t>
-      </w:r>
-      <w:proofErr w:type="spellEnd"/>
-      <w:r>
-        <w:t xml:space="preserve"> RGB-Kamera, durch den Auto-Focus </w:t>
-      </w:r>
-      <w:r>
-        <w:t xml:space="preserve">ist die minimale Reichweite </w:t>
-      </w:r>
-      <w:r>
-        <w:t>laut Hersteller sehr gering</w:t>
-      </w:r>
-      <w:r>
-        <w:t xml:space="preserve"> (</w:t>
-      </w:r>
-      <w:r>
-        <w:t xml:space="preserve">ca. </w:t>
-      </w:r>
-      <w:r>
-        <w:t>20cm bei einer Auflösung von 400 Pixeln</w:t>
-      </w:r>
-      <w:r>
-        <w:t>)</w:t>
-      </w:r>
-      <w:r>
-        <w:t xml:space="preserve"> und kostet nur ca. 250€</w:t>
-      </w:r>
-      <w:r>
-        <w:t xml:space="preserve"> auf Mouser</w:t>
-      </w:r>
-      <w:r>
-        <w:t xml:space="preserve">. Außerdem bietet </w:t>
-      </w:r>
-      <w:proofErr w:type="spellStart"/>
-      <w:r>
-        <w:t>Luxonis</w:t>
-      </w:r>
-      <w:proofErr w:type="spellEnd"/>
-      <w:r>
-        <w:t xml:space="preserve"> eine umfassende Dokumentation zur Kamera und zur Python Library.</w:t>
-      </w:r>
-    </w:p>
-    <w:p>
-      <w:pPr>
-        <w:pStyle w:val="Text"/>
-      </w:pPr>
-      <w:r>
-        <w:t xml:space="preserve">Da die Kamera eine eigene CPU </w:t>
-      </w:r>
-      <w:r>
-        <w:t>hat,</w:t>
-      </w:r>
-      <w:r>
-        <w:t xml:space="preserve"> auf welcher alle Berechnungen durchgeführt werden, braucht diese sehr viel Strom (</w:t>
-      </w:r>
-      <w:r>
-        <w:t xml:space="preserve">5W -&gt; 1A bei 5V) </w:t>
-      </w:r>
-      <w:r>
-        <w:t xml:space="preserve">Der Raspberry Pi stoßt dabei an seine Grenzen und man kommt der Gefahr nahe, dass er unter der Last abstürzt. Daher ist es nötig einen aktiven </w:t>
-      </w:r>
-      <w:r>
-        <w:t>USB-Hub</w:t>
-      </w:r>
-      <w:r>
-        <w:t xml:space="preserve"> dazu zu kaufen.</w:t>
-      </w:r>
-      <w:r>
-        <w:t xml:space="preserve"> Hierfür wurde der … mit 2,5A gewählt.</w:t>
-      </w:r>
-    </w:p>
-    <w:p>
-      <w:pPr>
-        <w:pStyle w:val="Text"/>
-      </w:pPr>
-      <w:hyperlink r:id="rId93" w:history="1">
-        <w:r>
-          <w:rPr>
-            <w:rStyle w:val="Hyperlink"/>
-          </w:rPr>
-          <w:t>https://shop.luxonis.com/products/oak-d-s2?variant=42455432233183</w:t>
-        </w:r>
-      </w:hyperlink>
-      <w:r>
-        <w:t xml:space="preserve"> </w:t>
-      </w:r>
-    </w:p>
-    <w:p>
-      <w:pPr>
-        <w:keepNext/>
+        <w:t>. Diese Kamera erfüllt alle Anforderungen: Sie integriert mittig eine RGB-Kamera und ermöglicht durch ihren Autofokus eine sehr geringe minimale Reichweite von ca. 20 cm (bei einer Auflösung von 400 Pixeln). Mit einem Preis von ca. 250 € liegt sie zudem im vorgegebenen Kostenrahmen. Ein weiterer Vorteil ist die umfassende Dokumentation der Python-Library durch den Hersteller.</w:t>
+      </w:r>
+    </w:p>
+    <w:p>
+      <w:pPr>
+        <w:pStyle w:val="Text"/>
         <w:jc w:val="center"/>
       </w:pPr>
       <w:r>
         <w:rPr>
+          <w:b/>
+          <w:bCs/>
           <w:noProof/>
         </w:rPr>
         <w:drawing>
-          <wp:inline distT="0" distB="0" distL="0" distR="0" wp14:anchorId="7E1537F3" wp14:editId="7DE315D2">
+          <wp:inline distT="0" distB="0" distL="0" distR="0" wp14:anchorId="39A9E973" wp14:editId="466DBED0">
             <wp:extent cx="3051544" cy="1437407"/>
             <wp:effectExtent l="0" t="0" r="0" b="0"/>
             <wp:docPr id="1592989138" name="Picture 1"/>
@@ -11415,7 +10990,7 @@
                     <pic:cNvPicPr/>
                   </pic:nvPicPr>
                   <pic:blipFill>
-                    <a:blip r:embed="rId94"/>
+                    <a:blip r:embed="rId89"/>
                     <a:stretch>
                       <a:fillRect/>
                     </a:stretch>
@@ -11467,9 +11042,27 @@
     </w:p>
     <w:p>
       <w:pPr>
+        <w:pStyle w:val="Text"/>
+      </w:pPr>
+    </w:p>
+    <w:p>
+      <w:pPr>
+        <w:pStyle w:val="Text"/>
+      </w:pPr>
+      <w:r>
+        <w:t>Da die Kamera über eine eigene CPU verfügt und die Berechnungen intern durchführt, liegt die Leistungsaufnahme bei etwa 5 W (1 A bei 5 V). Da der Raspberry Pi bei dieser Last an seine Kapazitätsgrenzen stößt und Systemabstürze drohen, wird ein aktiver USB-Hub zur stabilen Stromversorgung eingesetzt. Hierfür wurde das Modell U360-004-2F von EATON gewählt, welches eine Stromstärke von bis zu 3,5 A bereitstellt.</w:t>
+      </w:r>
+    </w:p>
+    <w:p>
+      <w:pPr>
+        <w:keepNext/>
+      </w:pPr>
+    </w:p>
+    <w:p>
+      <w:pPr>
         <w:jc w:val="left"/>
       </w:pPr>
-      <w:hyperlink r:id="rId95" w:history="1">
+      <w:hyperlink r:id="rId90" w:history="1">
         <w:r>
           <w:rPr>
             <w:rStyle w:val="Hyperlink"/>
@@ -11513,10 +11106,7 @@
         <w:pStyle w:val="Text"/>
       </w:pPr>
       <w:r>
-        <w:t>Bei den Kameras gibt es zwei geeignete Arten für eine Ansteuerung mit dem Raspberry Pi</w:t>
-      </w:r>
-      <w:r>
-        <w:t xml:space="preserve"> 5: USB und CSI. Da diese für den Raspberry Pi konzipiert sind und auch mit dem schnelleren CSI angesteuert werden können, wären die RPI </w:t>
+        <w:t xml:space="preserve">Für die Ansteuerung über den Raspberry Pi 5 stehen primär zwei Schnittstellentypen zur Verfügung: USB und CSI. Aufgrund ihrer nativen Unterstützung und der hohen Datenübertragungsrate wären die Raspberry Pi </w:t>
       </w:r>
       <w:proofErr w:type="spellStart"/>
       <w:r>
@@ -11524,20 +11114,20 @@
       </w:r>
       <w:proofErr w:type="spellEnd"/>
       <w:r>
-        <w:t xml:space="preserve"> Modules prinzipiell ideal für dieses Einsatzgebiet. Das Hauptproblem hierbei ist, dass sich am Raspberry Pi 5 nur zwei Anschlüsse für diese Kameras befinden. Hierbei gibt es mehrere Möglichkeiten, das zu lösen.</w:t>
-      </w:r>
-    </w:p>
-    <w:p>
-      <w:pPr>
-        <w:pStyle w:val="Text"/>
-      </w:pPr>
-    </w:p>
-    <w:p>
-      <w:pPr>
-        <w:pStyle w:val="Text"/>
-      </w:pPr>
-      <w:r>
-        <w:t xml:space="preserve">Vom Hersteller </w:t>
+        <w:t xml:space="preserve"> Modules prinzipiell ideal für dieses Einsatzgebiet. Die wesentliche Einschränkung des Raspberry Pi 5 besteht jedoch darin, dass lediglich zwei CSI-Anschlüsse zur Verfügung stehen.</w:t>
+      </w:r>
+    </w:p>
+    <w:p>
+      <w:pPr>
+        <w:pStyle w:val="Text"/>
+      </w:pPr>
+    </w:p>
+    <w:p>
+      <w:pPr>
+        <w:pStyle w:val="Text"/>
+      </w:pPr>
+      <w:r>
+        <w:t xml:space="preserve">Zur Überwindung dieser Limitierung wurden verschiedene Lösungsansätze geprüft. Der Hersteller </w:t>
       </w:r>
       <w:proofErr w:type="spellStart"/>
       <w:r>
@@ -11545,33 +11135,22 @@
       </w:r>
       <w:proofErr w:type="spellEnd"/>
       <w:r>
-        <w:t xml:space="preserve"> werden spezielle Adapter-Platinen für diesen Fall Geboten. </w:t>
-      </w:r>
-      <w:r>
-        <w:t xml:space="preserve">Die billigste Variante hierfür liegt bei ca. 50$ auf der </w:t>
+        <w:t xml:space="preserve"> bietet für diesen Anwendungsfall spezialisierte Adapter-Platinen an. Während die kostengünstigste Variante direkt über den Hersteller für etwa 50 $ beziehbar ist, lagen die Angebote bei gängigen Elektronikdistributoren wie </w:t>
       </w:r>
       <w:proofErr w:type="spellStart"/>
       <w:r>
-        <w:t>Arducam</w:t>
+        <w:t>Digi</w:t>
       </w:r>
       <w:proofErr w:type="spellEnd"/>
       <w:r>
-        <w:t xml:space="preserve"> Webseite. Zum Zeitpunkt der Auswahl gab es auf Elektronikverteilerseiten wie </w:t>
-      </w:r>
-      <w:proofErr w:type="spellStart"/>
-      <w:r>
-        <w:t>Digikey</w:t>
-      </w:r>
-      <w:proofErr w:type="spellEnd"/>
-      <w:r>
-        <w:t xml:space="preserve"> Angebote für dieses Produkt im Preisbereich von 90€, was es von der wirtschaftlichen Seite her zu einer schlechten Option macht.</w:t>
-      </w:r>
-    </w:p>
-    <w:p>
-      <w:pPr>
-        <w:pStyle w:val="Text"/>
-      </w:pPr>
-      <w:hyperlink r:id="rId96" w:history="1">
+        <w:t>-Key zum Zeitpunkt der Auswahl im Bereich von 90 €. Aufgrund dieser Preisgestaltung erwies sich diese Option aus wirtschaftlicher Sicht als unvorteilhaft.</w:t>
+      </w:r>
+    </w:p>
+    <w:p>
+      <w:pPr>
+        <w:pStyle w:val="Text"/>
+      </w:pPr>
+      <w:hyperlink r:id="rId91" w:history="1">
         <w:r>
           <w:rPr>
             <w:rStyle w:val="Hyperlink"/>
@@ -11591,107 +11170,70 @@
     <w:p>
       <w:pPr>
         <w:pStyle w:val="Text"/>
-      </w:pPr>
-      <w:r>
-        <w:t xml:space="preserve">Das heißt es </w:t>
-      </w:r>
-      <w:r>
-        <w:t xml:space="preserve">wird </w:t>
-      </w:r>
-      <w:r>
-        <w:t xml:space="preserve">mindestens eine Kamera eine USB-Kamera sein. Um den Programmieraufwand und die Fehleranfälligkeit zu </w:t>
-      </w:r>
-      <w:r>
-        <w:t>minimieren,</w:t>
-      </w:r>
-      <w:r>
-        <w:t xml:space="preserve"> wurde sich darauf geeinigt das Kamerasystem rein auf Basis von </w:t>
-      </w:r>
-      <w:r>
-        <w:t>USB-Kameras</w:t>
-      </w:r>
-      <w:r>
-        <w:t xml:space="preserve"> aufzubauen.</w:t>
-      </w:r>
-    </w:p>
-    <w:p>
-      <w:pPr>
-        <w:pStyle w:val="Text"/>
-      </w:pPr>
-    </w:p>
-    <w:p>
-      <w:pPr>
-        <w:pStyle w:val="Text"/>
-      </w:pPr>
-      <w:r>
-        <w:t xml:space="preserve">Die zwei entscheidenden Faktoren für die Kameratechnik sind Auflösung und Brennweite. Da die Tiefenkamera bereits ein Hochauflösendes Bild erstellt, ist es nur mehr von </w:t>
+        <w:keepNext/>
+      </w:pPr>
+      <w:r>
+        <w:t>Aufgrund der Anschlusslimitierung des Raspberry Pi 5 wurde entschieden, das Kamerasystem vollständig auf USB-Basis aufzubauen. Dieser Ansatz minimiert sowohl den Programmieraufwand als auch die Fehleranfälligkeit bei der Datenübertragung.</w:t>
+      </w:r>
+    </w:p>
+    <w:p>
+      <w:pPr>
+        <w:pStyle w:val="Text"/>
+        <w:keepNext/>
+      </w:pPr>
+    </w:p>
+    <w:p>
+      <w:pPr>
+        <w:pStyle w:val="Text"/>
+        <w:keepNext/>
+      </w:pPr>
+      <w:r>
+        <w:t xml:space="preserve">Für die technische Auswahl sind die Auflösung und die Brennweite die entscheidenden Faktoren. Da die bereits implementierte Tiefenkamera hochauflösende Aufnahmen liefert, ist für die ergänzenden Kameras eine Bildqualität im mittleren Segment ausreichend. Eine kritischere Rolle spielt die Brennweite, da die Positionierung der Kameras in unmittelbarer Nähe zum Messobjekt erfolgt. Die </w:t>
+      </w:r>
+      <w:r>
+        <w:lastRenderedPageBreak/>
+        <w:t>Gehäusedimensionierung steht in direktem Zusammenhang mit diesem Parameter: Eine geringere Brennweite würde einen größeren Abstand zum Objekt und somit ein voluminöseres Gehäuse erfordern, um den gesamten Artikel erfassen zu können.</w:t>
+      </w:r>
+    </w:p>
+    <w:p>
+      <w:pPr>
+        <w:pStyle w:val="Text"/>
+        <w:keepNext/>
+      </w:pPr>
+    </w:p>
+    <w:p>
+      <w:pPr>
+        <w:pStyle w:val="Text"/>
+        <w:keepNext/>
+      </w:pPr>
+      <w:r>
+        <w:t xml:space="preserve">Die Wahl fiel auf das Modell </w:t>
+      </w:r>
+      <w:r>
+        <w:rPr>
+          <w:b/>
+          <w:bCs/>
+        </w:rPr>
+        <w:t>FIT0892</w:t>
+      </w:r>
+      <w:r>
+        <w:t xml:space="preserve"> des Herstellers </w:t>
       </w:r>
       <w:proofErr w:type="spellStart"/>
       <w:r>
-        <w:t>nöten</w:t>
+        <w:t>DFRobot</w:t>
       </w:r>
       <w:proofErr w:type="spellEnd"/>
       <w:r>
-        <w:t xml:space="preserve"> eine Auflösung im mittleren Qualitätsbereich aufzunehmen.</w:t>
-      </w:r>
-    </w:p>
-    <w:p>
-      <w:pPr>
-        <w:pStyle w:val="Text"/>
-      </w:pPr>
-      <w:r>
-        <w:t xml:space="preserve">Die Brennweite ist hier eher ein wichtigerer </w:t>
-      </w:r>
-      <w:r>
-        <w:t>Punkt</w:t>
-      </w:r>
-      <w:r>
-        <w:t xml:space="preserve">, da sich die Kameras sehr nahe an den zu messenden Objekten befinden. Das Gehäuse wird nach den gewählten Kameras dimensioniert. Hat die Kamera eine geringere Brennweite, so muss ein </w:t>
-      </w:r>
-      <w:r>
-        <w:lastRenderedPageBreak/>
-        <w:t xml:space="preserve">größeres Gehäuse geplant </w:t>
-      </w:r>
-      <w:r>
-        <w:t>werden,</w:t>
-      </w:r>
-      <w:r>
-        <w:t xml:space="preserve"> um die gleichen Objekte aufnehmen zu können</w:t>
-      </w:r>
-      <w:r>
-        <w:t xml:space="preserve">. Vom Hersteller </w:t>
-      </w:r>
-      <w:proofErr w:type="spellStart"/>
-      <w:r>
-        <w:t>DFRobot</w:t>
-      </w:r>
-      <w:proofErr w:type="spellEnd"/>
-      <w:r>
-        <w:t xml:space="preserve"> gibt es hierzu eine </w:t>
-      </w:r>
-      <w:r>
-        <w:t>Kamera,</w:t>
-      </w:r>
-      <w:r>
-        <w:t xml:space="preserve"> die genau diese Anforderungen erfüllt. Die FIT0892 hat eine maximale Auflösung von 720p und eine Brennweite von 140°. </w:t>
-      </w:r>
-      <w:hyperlink r:id="rId97" w:history="1">
-        <w:r>
-          <w:rPr>
-            <w:rStyle w:val="Hyperlink"/>
-          </w:rPr>
-          <w:t>https://www.dfrobot.com/product-2537.html</w:t>
-        </w:r>
-      </w:hyperlink>
-      <w:r>
-        <w:t xml:space="preserve"> Diese </w:t>
-      </w:r>
-      <w:r>
-        <w:t>USB-Kamera</w:t>
-      </w:r>
-      <w:r>
-        <w:t xml:space="preserve"> liegt im Preisbereich von 20€ und ist auf Mouser erhältlich und erfüllt so sämtliche Anforderungen.</w:t>
-      </w:r>
+        <w:t>. Diese Kamera verfügt über eine Auflösung von 720p und ein Weitwinkelobjektiv mit einer Brennweite von 140°. Mit einem Anschaffungspreis von etwa 20 € über den Distributor Mouser erfüllt dieses Modul sämtliche technischen und wirtschaftlichen Anforderungen des Projekts.</w:t>
+      </w:r>
+    </w:p>
+    <w:p>
+      <w:pPr>
+        <w:pStyle w:val="Text"/>
+        <w:keepNext/>
+        <w:jc w:val="center"/>
+      </w:pPr>
     </w:p>
     <w:p>
       <w:pPr>
@@ -11721,7 +11263,7 @@
                     </pic:cNvPicPr>
                   </pic:nvPicPr>
                   <pic:blipFill>
-                    <a:blip r:embed="rId98" cstate="print">
+                    <a:blip r:embed="rId92" cstate="print">
                       <a:extLst>
                         <a:ext uri="{28A0092B-C50C-407E-A947-70E740481C1C}">
                           <a14:useLocalDpi xmlns:a14="http://schemas.microsoft.com/office/drawing/2010/main" val="0"/>
@@ -11787,7 +11329,7 @@
         <w:pStyle w:val="Text"/>
         <w:jc w:val="center"/>
       </w:pPr>
-      <w:hyperlink r:id="rId99" w:history="1">
+      <w:hyperlink r:id="rId93" w:history="1">
         <w:r>
           <w:rPr>
             <w:rStyle w:val="Hyperlink"/>
@@ -11801,9 +11343,11 @@
     </w:p>
     <w:p>
       <w:pPr>
-        <w:pStyle w:val="Text"/>
-        <w:jc w:val="center"/>
-      </w:pPr>
+        <w:jc w:val="left"/>
+      </w:pPr>
+      <w:r>
+        <w:br w:type="page"/>
+      </w:r>
     </w:p>
     <w:p>
       <w:pPr>
@@ -11820,6 +11364,7 @@
           <w:bCs/>
           <w:u w:val="single"/>
         </w:rPr>
+        <w:lastRenderedPageBreak/>
         <w:t>Wägetechnik</w:t>
       </w:r>
     </w:p>
@@ -11828,122 +11373,92 @@
         <w:pStyle w:val="Text"/>
       </w:pPr>
       <w:r>
-        <w:t xml:space="preserve">Bei den </w:t>
-      </w:r>
-      <w:r>
-        <w:t>Wiegezellen</w:t>
-      </w:r>
-      <w:r>
-        <w:t xml:space="preserve"> wurde sich für die Zellen von der Firma Kern entschieden. Hier wurden die CP 20-2Y1 mit einer maximalen Traglast von jeweils 20Kg gewählt. Diese sind gut dokumentiert, bieten genug Traglast und sind auch stabil gebaut, im Gegensatz zu billigen chinesischen Produkten. </w:t>
-      </w:r>
-    </w:p>
-    <w:p>
-      <w:pPr>
-        <w:pStyle w:val="Text"/>
-      </w:pPr>
-      <w:r>
-        <w:t xml:space="preserve">Diese Zellen kosten jeweils 40€ </w:t>
-      </w:r>
-      <w:r>
-        <w:t>und</w:t>
-      </w:r>
-      <w:r>
-        <w:t xml:space="preserve"> sind somit insgesamt ein größerer Kostenfaktor als andere Bauteile.</w:t>
-      </w:r>
-      <w:r>
-        <w:t xml:space="preserve"> Qualität ist bei dieser aber entscheidend, da diese die Wiegeplatte und alle Produkte halten sollte und das auf lange Zeit gesehen. </w:t>
-      </w:r>
-    </w:p>
-    <w:p>
-      <w:pPr>
-        <w:pStyle w:val="Text"/>
-      </w:pPr>
-      <w:r>
-        <w:t xml:space="preserve">Verwendet werden 3 Zellen, da drei Punkte eine wackelfreie Ebene bilden. Somit hat die Konstruktion am Mittelpunkt eine Gesamtlast von </w:t>
-      </w:r>
-      <w:r>
-        <w:t>60Kg,</w:t>
-      </w:r>
-      <w:r>
-        <w:t xml:space="preserve"> was für den Betrieb genug ist.</w:t>
-      </w:r>
-    </w:p>
-    <w:p>
-      <w:pPr>
-        <w:pStyle w:val="Text"/>
-      </w:pPr>
-    </w:p>
-    <w:p>
-      <w:pPr>
-        <w:pStyle w:val="Text"/>
-      </w:pPr>
-      <w:r>
-        <w:t xml:space="preserve">Für die Summierung wurde sich klar für eine Software-Summierung entschieden, da es keinen großen Vorteil bietet einen </w:t>
+        <w:t xml:space="preserve">Für die Gewichtserfassung wurden hochwertige </w:t>
       </w:r>
       <w:proofErr w:type="spellStart"/>
       <w:r>
-        <w:t>Summierkörper</w:t>
+        <w:t>Wägezellen</w:t>
       </w:r>
       <w:proofErr w:type="spellEnd"/>
       <w:r>
-        <w:t xml:space="preserve"> zu verwenden. Ein solcher Körper würde nur den Preis steigern oder viel Zeit </w:t>
-      </w:r>
-      <w:r>
-        <w:t>kosten,</w:t>
-      </w:r>
-      <w:r>
-        <w:t xml:space="preserve"> um ihn genau zu kalibrieren. Bei der Software-Summierung muss für jede Zelle lediglich ein </w:t>
+        <w:t xml:space="preserve"> des Typs </w:t>
+      </w:r>
+      <w:r>
+        <w:rPr>
+          <w:b/>
+          <w:bCs/>
+        </w:rPr>
+        <w:t>CP 20-2Y1</w:t>
+      </w:r>
+      <w:r>
+        <w:t xml:space="preserve"> der Firma Kern gewählt. Mit einer maximalen Traglast von jeweils 20 kg bieten diese Sensoren ausreichende Kapazitäten und zeichnen sich durch eine robuste Bauweise sowie eine umfassende Dokumentation aus. Trotz des Stückpreises von ca. 40 € wurde dieser Kostenfaktor bewusst in Kauf genommen, um die langfristige Stabilität der Wiegeplatte und eine dauerhafte Messqualität zu gewährleisten.</w:t>
+      </w:r>
+    </w:p>
+    <w:p>
+      <w:pPr>
+        <w:pStyle w:val="Text"/>
+      </w:pPr>
+      <w:r>
+        <w:t>Das System nutzt drei dieser Zellen, da eine Dreipunktlagerung systembedingt eine wackelfreie Ebene definiert. Die resultierende Gesamtkapazität von 60 kg im Zentrum der Konstruktion ist für die geplanten Anforderungen im Lagerbetrieb der Leitner AG mehr als ausreichend.</w:t>
+      </w:r>
+    </w:p>
+    <w:p>
+      <w:pPr>
+        <w:pStyle w:val="Text"/>
+      </w:pPr>
+    </w:p>
+    <w:p>
+      <w:pPr>
+        <w:pStyle w:val="Text"/>
+      </w:pPr>
+      <w:r>
+        <w:t>Bei der Signalverarbeitung wurde eine Software-Summierung implementiert. Im Vergleich zu Hardware-</w:t>
       </w:r>
       <w:proofErr w:type="spellStart"/>
       <w:r>
-        <w:t>Kalibrationsfaktor</w:t>
+        <w:t>Summierkörpern</w:t>
       </w:r>
       <w:proofErr w:type="spellEnd"/>
       <w:r>
-        <w:t xml:space="preserve"> ermittelt </w:t>
-      </w:r>
-      <w:r>
-        <w:t>werden,</w:t>
-      </w:r>
-      <w:r>
-        <w:t xml:space="preserve"> um die Zellen möglichst genau zu kalibrieren</w:t>
-      </w:r>
-    </w:p>
-    <w:p>
-      <w:pPr>
-        <w:pStyle w:val="Text"/>
-      </w:pPr>
-    </w:p>
-    <w:p>
-      <w:pPr>
-        <w:pStyle w:val="Text"/>
-      </w:pPr>
-      <w:r>
-        <w:t>Bei den ADCs haben wurde sich für die Adafruit NAU7802 entschieden. Adafruit hat sich in den letzten Jahren in der Elektronik-Szene als etablierte Marke herausgestellt. Der NAU7802 hat mit seinen 24Bit eine sehr hohe Auflösung und</w:t>
-      </w:r>
-      <w:r>
-        <w:t xml:space="preserve"> besitzt eine Einstellbare Verstärkung, was in ideal für Wiegezellen macht. </w:t>
-      </w:r>
-    </w:p>
-    <w:p>
-      <w:pPr>
-        <w:pStyle w:val="Text"/>
-      </w:pPr>
-      <w:r>
-        <w:t xml:space="preserve">Der ADC operiert über das I2C Protokoll, hat aber nur eine fixe Adresse. Da pro Wiegezelle aber ein ADC benötigt wird und am Raspberry Pi </w:t>
-      </w:r>
-      <w:r>
-        <w:t>standardmäßig</w:t>
-      </w:r>
-      <w:r>
-        <w:t xml:space="preserve"> nur ein I2C Bus konfiguriert ist, muss ein I2C Multiplexer verwendet werden</w:t>
-      </w:r>
-    </w:p>
-    <w:p>
-      <w:pPr>
-        <w:pStyle w:val="Text"/>
-      </w:pPr>
-      <w:hyperlink r:id="rId100" w:history="1">
+        <w:t xml:space="preserve"> bietet dieses Verfahren wirtschaftliche Vorteile und reduziert den zeitlichen Aufwand bei der Kalibrierung. Für eine präzise Messung wird für jede Zelle individuell ein Kalibrierungsfaktor ermittelt und softwareseitig verrechnet.</w:t>
+      </w:r>
+    </w:p>
+    <w:p>
+      <w:pPr>
+        <w:pStyle w:val="Text"/>
+      </w:pPr>
+    </w:p>
+    <w:p>
+      <w:pPr>
+        <w:pStyle w:val="Text"/>
+      </w:pPr>
+      <w:r>
+        <w:t xml:space="preserve">Als Analog-Digital-Wandler (ADC) kommt der </w:t>
+      </w:r>
+      <w:r>
+        <w:rPr>
+          <w:b/>
+          <w:bCs/>
+        </w:rPr>
+        <w:t>Adafruit NAU7802</w:t>
+      </w:r>
+      <w:r>
+        <w:t xml:space="preserve"> zum Einsatz. Dieses Modul bietet mit einer Auflösung von 24 Bit sowie einer einstellbaren Verstärkung (PGA) ideale Voraussetzungen für die Auswertung von </w:t>
+      </w:r>
+      <w:proofErr w:type="spellStart"/>
+      <w:r>
+        <w:t>Wägezellen</w:t>
+      </w:r>
+      <w:proofErr w:type="spellEnd"/>
+      <w:r>
+        <w:t>. Da der ADC über das I2C-Protokoll mit einer festen Adresse kommuniziert, pro Zelle jedoch ein eigener Wandler benötigt wird, erfolgt die Anbindung an den Raspberry Pi über einen I2C-Multiplexer. Dies ermöglicht die Verwaltung mehrerer identischer Adressen an einem einzigen Bus-System.</w:t>
+      </w:r>
+    </w:p>
+    <w:p>
+      <w:pPr>
+        <w:pStyle w:val="Text"/>
+      </w:pPr>
+      <w:hyperlink r:id="rId94" w:history="1">
         <w:r>
           <w:rPr>
             <w:rStyle w:val="Hyperlink"/>
@@ -11958,16 +11473,6 @@
     <w:p>
       <w:pPr>
         <w:pStyle w:val="Text"/>
-      </w:pPr>
-    </w:p>
-    <w:p>
-      <w:pPr>
-        <w:pStyle w:val="Text"/>
-      </w:pPr>
-    </w:p>
-    <w:p>
-      <w:pPr>
-        <w:pStyle w:val="Text"/>
         <w:rPr>
           <w:b/>
           <w:bCs/>
@@ -11980,6 +11485,7 @@
           <w:bCs/>
           <w:u w:val="single"/>
         </w:rPr>
+        <w:lastRenderedPageBreak/>
         <w:t>Beleuchtung</w:t>
       </w:r>
     </w:p>
@@ -11988,27 +11494,20 @@
         <w:pStyle w:val="Text"/>
       </w:pPr>
       <w:r>
-        <w:t>Die Beleuchtung ist ein wichtiger Punkt bei dieser Arbeit, denn gute Beleuchtung ist wichtig für sowohl die Fotoaufnahme als auch für die Aufnahme der 3D Werte. Es muss abgestimmt werden, dass die Beleuchtung nicht zu hell, aber auch nicht zu dunkel ist und so wenig wie möglich Schatten existieren.</w:t>
-      </w:r>
-    </w:p>
-    <w:p>
-      <w:pPr>
-        <w:pStyle w:val="Text"/>
-      </w:pPr>
-      <w:r>
-        <w:t xml:space="preserve">Für eine Gleichmäßige Beleuchtung wird für die Decke des Gehäuses </w:t>
-      </w:r>
-      <w:r>
-        <w:t>einen RGB-Strip</w:t>
-      </w:r>
-      <w:r>
-        <w:t xml:space="preserve"> geplant. Für die Fotos ist zusätzlich noch pro </w:t>
-      </w:r>
-      <w:r>
-        <w:t>RGB-Kamera</w:t>
-      </w:r>
-      <w:r>
-        <w:t xml:space="preserve"> ein Blitzlicht geplant. </w:t>
+        <w:t>Die Beleuchtung stellt einen kritischen Faktor für die Systemperformance dar, da sie maßgeblichen Einfluss auf die Qualität der Fotoaufnahmen sowie auf die Präzision der 3D-Wertermittlung hat. Ziel der Konzeption ist eine homogene Ausleuchtung, die weder Übersteuerungen durch zu hohe Helligkeit noch Informationsverluste in zu dunklen Bereichen aufweist. Ein besonderer Fokus liegt dabei auf der Minimierung von Schattenwürfen, um die automatische Datenerfassung nicht zu beeinträchtigen.</w:t>
+      </w:r>
+    </w:p>
+    <w:p>
+      <w:pPr>
+        <w:pStyle w:val="Text"/>
+      </w:pPr>
+    </w:p>
+    <w:p>
+      <w:pPr>
+        <w:pStyle w:val="Text"/>
+      </w:pPr>
+      <w:r>
+        <w:t>Zur Erzielung einer gleichmäßigen Lichtverteilung ist die Installation eines RGB-Streifens an der Gehäusedecke vorgesehen. Um darüber hinaus optimale Bedingungen für die fotovisuelle Dokumentation zu schaffen, wird jede RGB-Kamera zusätzlich mit einer dedizierten Blitzlichteinheit ausgestattet.</w:t>
       </w:r>
     </w:p>
     <w:p>
@@ -12031,7 +11530,6 @@
           <w:bCs/>
           <w:u w:val="single"/>
         </w:rPr>
-        <w:lastRenderedPageBreak/>
         <w:t>Versorgung</w:t>
       </w:r>
     </w:p>
@@ -12040,13 +11538,11 @@
         <w:pStyle w:val="Text"/>
       </w:pPr>
       <w:r>
-        <w:t>Für die Versorgung muss ein Netzteil mit genügend Leistung gewählt werden. Hierfür muss die Summe aller Verbraucher genommen werden:</w:t>
-      </w:r>
-    </w:p>
-    <w:p>
-      <w:pPr>
-        <w:pStyle w:val="Text"/>
-      </w:pPr>
+        <w:t>Für die stabile Versorgung des Systems wurde die Gesamtleistungsaufnahme aller Einzelverbraucher ermittelt:</w:t>
+      </w:r>
+      <w:r>
+        <w:t xml:space="preserve"> </w:t>
+      </w:r>
     </w:p>
     <w:tbl>
       <w:tblPr>
@@ -12090,10 +11586,9 @@
                 <w:color w:val="FFFFFF"/>
                 <w:sz w:val="22"/>
                 <w:szCs w:val="22"/>
-                <w:lang w:val="en-AT" w:eastAsia="en-AT"/>
+                <w:lang w:eastAsia="en-AT"/>
               </w:rPr>
             </w:pPr>
-            <w:proofErr w:type="spellStart"/>
             <w:r>
               <w:rPr>
                 <w:rFonts w:ascii="Aptos Narrow" w:hAnsi="Aptos Narrow"/>
@@ -12102,11 +11597,10 @@
                 <w:color w:val="FFFFFF"/>
                 <w:sz w:val="22"/>
                 <w:szCs w:val="22"/>
-                <w:lang w:val="en-AT" w:eastAsia="en-AT"/>
+                <w:lang w:eastAsia="en-AT"/>
               </w:rPr>
               <w:t>Bauteil</w:t>
             </w:r>
-            <w:proofErr w:type="spellEnd"/>
           </w:p>
         </w:tc>
         <w:tc>
@@ -12128,10 +11622,9 @@
                 <w:color w:val="FFFFFF"/>
                 <w:sz w:val="22"/>
                 <w:szCs w:val="22"/>
-                <w:lang w:val="en-AT" w:eastAsia="en-AT"/>
+                <w:lang w:eastAsia="en-AT"/>
               </w:rPr>
             </w:pPr>
-            <w:proofErr w:type="spellStart"/>
             <w:r>
               <w:rPr>
                 <w:rFonts w:ascii="Aptos Narrow" w:hAnsi="Aptos Narrow"/>
@@ -12140,11 +11633,10 @@
                 <w:color w:val="FFFFFF"/>
                 <w:sz w:val="22"/>
                 <w:szCs w:val="22"/>
-                <w:lang w:val="en-AT" w:eastAsia="en-AT"/>
+                <w:lang w:eastAsia="en-AT"/>
               </w:rPr>
               <w:t>Anzahl</w:t>
             </w:r>
-            <w:proofErr w:type="spellEnd"/>
           </w:p>
         </w:tc>
         <w:tc>
@@ -12166,10 +11658,9 @@
                 <w:color w:val="FFFFFF"/>
                 <w:sz w:val="22"/>
                 <w:szCs w:val="22"/>
-                <w:lang w:val="en-AT" w:eastAsia="en-AT"/>
+                <w:lang w:eastAsia="en-AT"/>
               </w:rPr>
             </w:pPr>
-            <w:proofErr w:type="spellStart"/>
             <w:r>
               <w:rPr>
                 <w:rFonts w:ascii="Aptos Narrow" w:hAnsi="Aptos Narrow"/>
@@ -12178,11 +11669,10 @@
                 <w:color w:val="FFFFFF"/>
                 <w:sz w:val="22"/>
                 <w:szCs w:val="22"/>
-                <w:lang w:val="en-AT" w:eastAsia="en-AT"/>
+                <w:lang w:eastAsia="en-AT"/>
               </w:rPr>
               <w:t>Stromstärke</w:t>
             </w:r>
-            <w:proofErr w:type="spellEnd"/>
           </w:p>
         </w:tc>
       </w:tr>
@@ -12206,7 +11696,7 @@
                 <w:color w:val="000000"/>
                 <w:sz w:val="22"/>
                 <w:szCs w:val="22"/>
-                <w:lang w:val="en-AT" w:eastAsia="en-AT"/>
+                <w:lang w:eastAsia="en-AT"/>
               </w:rPr>
             </w:pPr>
             <w:r>
@@ -12215,7 +11705,7 @@
                 <w:color w:val="000000"/>
                 <w:sz w:val="22"/>
                 <w:szCs w:val="22"/>
-                <w:lang w:val="en-AT" w:eastAsia="en-AT"/>
+                <w:lang w:eastAsia="en-AT"/>
               </w:rPr>
               <w:t>Raspberry Pi 5</w:t>
             </w:r>
@@ -12237,7 +11727,7 @@
                 <w:color w:val="000000"/>
                 <w:sz w:val="22"/>
                 <w:szCs w:val="22"/>
-                <w:lang w:val="en-AT" w:eastAsia="en-AT"/>
+                <w:lang w:eastAsia="en-AT"/>
               </w:rPr>
             </w:pPr>
             <w:r>
@@ -12246,7 +11736,7 @@
                 <w:color w:val="000000"/>
                 <w:sz w:val="22"/>
                 <w:szCs w:val="22"/>
-                <w:lang w:val="en-AT" w:eastAsia="en-AT"/>
+                <w:lang w:eastAsia="en-AT"/>
               </w:rPr>
               <w:t>1</w:t>
             </w:r>
@@ -12268,7 +11758,7 @@
                 <w:color w:val="000000"/>
                 <w:sz w:val="22"/>
                 <w:szCs w:val="22"/>
-                <w:lang w:val="en-AT" w:eastAsia="en-AT"/>
+                <w:lang w:eastAsia="en-AT"/>
               </w:rPr>
             </w:pPr>
             <w:r>
@@ -12277,7 +11767,7 @@
                 <w:color w:val="000000"/>
                 <w:sz w:val="22"/>
                 <w:szCs w:val="22"/>
-                <w:lang w:val="en-AT" w:eastAsia="en-AT"/>
+                <w:lang w:eastAsia="en-AT"/>
               </w:rPr>
               <w:t>5A</w:t>
             </w:r>
@@ -12304,7 +11794,7 @@
                 <w:color w:val="000000"/>
                 <w:sz w:val="22"/>
                 <w:szCs w:val="22"/>
-                <w:lang w:val="en-AT" w:eastAsia="en-AT"/>
+                <w:lang w:eastAsia="en-AT"/>
               </w:rPr>
             </w:pPr>
             <w:r>
@@ -12313,31 +11803,9 @@
                 <w:color w:val="000000"/>
                 <w:sz w:val="22"/>
                 <w:szCs w:val="22"/>
-                <w:lang w:val="en-AT" w:eastAsia="en-AT"/>
-              </w:rPr>
-              <w:t>RGB-</w:t>
-            </w:r>
-            <w:proofErr w:type="spellStart"/>
-            <w:r>
-              <w:rPr>
-                <w:rFonts w:ascii="Aptos Narrow" w:hAnsi="Aptos Narrow"/>
-                <w:color w:val="000000"/>
-                <w:sz w:val="22"/>
-                <w:szCs w:val="22"/>
-                <w:lang w:val="en-AT" w:eastAsia="en-AT"/>
-              </w:rPr>
-              <w:t>Kameras</w:t>
-            </w:r>
-            <w:proofErr w:type="spellEnd"/>
-            <w:r>
-              <w:rPr>
-                <w:rFonts w:ascii="Aptos Narrow" w:hAnsi="Aptos Narrow"/>
-                <w:color w:val="000000"/>
-                <w:sz w:val="22"/>
-                <w:szCs w:val="22"/>
-                <w:lang w:val="en-AT" w:eastAsia="en-AT"/>
-              </w:rPr>
-              <w:t xml:space="preserve"> (USB-Hub)</w:t>
+                <w:lang w:eastAsia="en-AT"/>
+              </w:rPr>
+              <w:t>RGB-Kameras (USB-Hub)</w:t>
             </w:r>
           </w:p>
         </w:tc>
@@ -12357,7 +11825,7 @@
                 <w:color w:val="000000"/>
                 <w:sz w:val="22"/>
                 <w:szCs w:val="22"/>
-                <w:lang w:val="en-AT" w:eastAsia="en-AT"/>
+                <w:lang w:eastAsia="en-AT"/>
               </w:rPr>
             </w:pPr>
             <w:r>
@@ -12366,7 +11834,7 @@
                 <w:color w:val="000000"/>
                 <w:sz w:val="22"/>
                 <w:szCs w:val="22"/>
-                <w:lang w:val="en-AT" w:eastAsia="en-AT"/>
+                <w:lang w:eastAsia="en-AT"/>
               </w:rPr>
               <w:t>3</w:t>
             </w:r>
@@ -12388,7 +11856,7 @@
                 <w:color w:val="000000"/>
                 <w:sz w:val="22"/>
                 <w:szCs w:val="22"/>
-                <w:lang w:val="en-AT" w:eastAsia="en-AT"/>
+                <w:lang w:eastAsia="en-AT"/>
               </w:rPr>
             </w:pPr>
             <w:r>
@@ -12397,7 +11865,7 @@
                 <w:color w:val="000000"/>
                 <w:sz w:val="22"/>
                 <w:szCs w:val="22"/>
-                <w:lang w:val="en-AT" w:eastAsia="en-AT"/>
+                <w:lang w:eastAsia="en-AT"/>
               </w:rPr>
               <w:t>660mA</w:t>
             </w:r>
@@ -12424,30 +11892,18 @@
                 <w:color w:val="000000"/>
                 <w:sz w:val="22"/>
                 <w:szCs w:val="22"/>
-                <w:lang w:val="en-AT" w:eastAsia="en-AT"/>
+                <w:lang w:eastAsia="en-AT"/>
               </w:rPr>
             </w:pPr>
-            <w:proofErr w:type="spellStart"/>
             <w:r>
               <w:rPr>
                 <w:rFonts w:ascii="Aptos Narrow" w:hAnsi="Aptos Narrow"/>
                 <w:color w:val="000000"/>
                 <w:sz w:val="22"/>
                 <w:szCs w:val="22"/>
-                <w:lang w:val="en-AT" w:eastAsia="en-AT"/>
-              </w:rPr>
-              <w:t>Tiefenkamera</w:t>
-            </w:r>
-            <w:proofErr w:type="spellEnd"/>
-            <w:r>
-              <w:rPr>
-                <w:rFonts w:ascii="Aptos Narrow" w:hAnsi="Aptos Narrow"/>
-                <w:color w:val="000000"/>
-                <w:sz w:val="22"/>
-                <w:szCs w:val="22"/>
-                <w:lang w:val="en-AT" w:eastAsia="en-AT"/>
-              </w:rPr>
-              <w:t xml:space="preserve"> (USB-Hub)</w:t>
+                <w:lang w:eastAsia="en-AT"/>
+              </w:rPr>
+              <w:t>Tiefenkamera (USB-Hub)</w:t>
             </w:r>
           </w:p>
         </w:tc>
@@ -12467,7 +11923,7 @@
                 <w:color w:val="000000"/>
                 <w:sz w:val="22"/>
                 <w:szCs w:val="22"/>
-                <w:lang w:val="en-AT" w:eastAsia="en-AT"/>
+                <w:lang w:eastAsia="en-AT"/>
               </w:rPr>
             </w:pPr>
             <w:r>
@@ -12476,7 +11932,7 @@
                 <w:color w:val="000000"/>
                 <w:sz w:val="22"/>
                 <w:szCs w:val="22"/>
-                <w:lang w:val="en-AT" w:eastAsia="en-AT"/>
+                <w:lang w:eastAsia="en-AT"/>
               </w:rPr>
               <w:t>1</w:t>
             </w:r>
@@ -12498,7 +11954,7 @@
                 <w:color w:val="000000"/>
                 <w:sz w:val="22"/>
                 <w:szCs w:val="22"/>
-                <w:lang w:val="en-AT" w:eastAsia="en-AT"/>
+                <w:lang w:eastAsia="en-AT"/>
               </w:rPr>
             </w:pPr>
             <w:r>
@@ -12507,7 +11963,7 @@
                 <w:color w:val="000000"/>
                 <w:sz w:val="22"/>
                 <w:szCs w:val="22"/>
-                <w:lang w:val="en-AT" w:eastAsia="en-AT"/>
+                <w:lang w:eastAsia="en-AT"/>
               </w:rPr>
               <w:t>1A</w:t>
             </w:r>
@@ -12534,7 +11990,7 @@
                 <w:color w:val="000000"/>
                 <w:sz w:val="22"/>
                 <w:szCs w:val="22"/>
-                <w:lang w:val="en-AT" w:eastAsia="en-AT"/>
+                <w:lang w:eastAsia="en-AT"/>
               </w:rPr>
             </w:pPr>
             <w:r>
@@ -12543,7 +11999,7 @@
                 <w:color w:val="000000"/>
                 <w:sz w:val="22"/>
                 <w:szCs w:val="22"/>
-                <w:lang w:val="en-AT" w:eastAsia="en-AT"/>
+                <w:lang w:eastAsia="en-AT"/>
               </w:rPr>
               <w:t>RGB-Strip</w:t>
             </w:r>
@@ -12565,7 +12021,7 @@
                 <w:color w:val="000000"/>
                 <w:sz w:val="22"/>
                 <w:szCs w:val="22"/>
-                <w:lang w:val="en-AT" w:eastAsia="en-AT"/>
+                <w:lang w:eastAsia="en-AT"/>
               </w:rPr>
             </w:pPr>
             <w:r>
@@ -12574,7 +12030,7 @@
                 <w:color w:val="000000"/>
                 <w:sz w:val="22"/>
                 <w:szCs w:val="22"/>
-                <w:lang w:val="en-AT" w:eastAsia="en-AT"/>
+                <w:lang w:eastAsia="en-AT"/>
               </w:rPr>
               <w:t>1</w:t>
             </w:r>
@@ -12596,7 +12052,7 @@
                 <w:color w:val="000000"/>
                 <w:sz w:val="22"/>
                 <w:szCs w:val="22"/>
-                <w:lang w:val="en-AT" w:eastAsia="en-AT"/>
+                <w:lang w:eastAsia="en-AT"/>
               </w:rPr>
             </w:pPr>
             <w:r>
@@ -12605,7 +12061,7 @@
                 <w:color w:val="000000"/>
                 <w:sz w:val="22"/>
                 <w:szCs w:val="22"/>
-                <w:lang w:val="en-AT" w:eastAsia="en-AT"/>
+                <w:lang w:eastAsia="en-AT"/>
               </w:rPr>
               <w:t>2A</w:t>
             </w:r>
@@ -12632,7 +12088,7 @@
                 <w:color w:val="000000"/>
                 <w:sz w:val="22"/>
                 <w:szCs w:val="22"/>
-                <w:lang w:val="en-AT" w:eastAsia="en-AT"/>
+                <w:lang w:eastAsia="en-AT"/>
               </w:rPr>
             </w:pPr>
             <w:r>
@@ -12641,22 +12097,10 @@
                 <w:color w:val="000000"/>
                 <w:sz w:val="22"/>
                 <w:szCs w:val="22"/>
-                <w:lang w:val="en-AT" w:eastAsia="en-AT"/>
-              </w:rPr>
-              <w:t>RGB-</w:t>
-            </w:r>
-            <w:proofErr w:type="spellStart"/>
-            <w:r>
-              <w:rPr>
-                <w:rFonts w:ascii="Aptos Narrow" w:hAnsi="Aptos Narrow"/>
-                <w:color w:val="000000"/>
-                <w:sz w:val="22"/>
-                <w:szCs w:val="22"/>
-                <w:lang w:val="en-AT" w:eastAsia="en-AT"/>
-              </w:rPr>
-              <w:t>Ringlichter</w:t>
-            </w:r>
-            <w:proofErr w:type="spellEnd"/>
+                <w:lang w:eastAsia="en-AT"/>
+              </w:rPr>
+              <w:t>RGB-Ringlichter</w:t>
+            </w:r>
           </w:p>
         </w:tc>
         <w:tc>
@@ -12675,7 +12119,7 @@
                 <w:color w:val="000000"/>
                 <w:sz w:val="22"/>
                 <w:szCs w:val="22"/>
-                <w:lang w:val="en-AT" w:eastAsia="en-AT"/>
+                <w:lang w:eastAsia="en-AT"/>
               </w:rPr>
             </w:pPr>
             <w:r>
@@ -12684,7 +12128,7 @@
                 <w:color w:val="000000"/>
                 <w:sz w:val="22"/>
                 <w:szCs w:val="22"/>
-                <w:lang w:val="en-AT" w:eastAsia="en-AT"/>
+                <w:lang w:eastAsia="en-AT"/>
               </w:rPr>
               <w:t>3</w:t>
             </w:r>
@@ -12706,7 +12150,7 @@
                 <w:color w:val="000000"/>
                 <w:sz w:val="22"/>
                 <w:szCs w:val="22"/>
-                <w:lang w:val="en-AT" w:eastAsia="en-AT"/>
+                <w:lang w:eastAsia="en-AT"/>
               </w:rPr>
             </w:pPr>
             <w:r>
@@ -12715,7 +12159,7 @@
                 <w:color w:val="000000"/>
                 <w:sz w:val="22"/>
                 <w:szCs w:val="22"/>
-                <w:lang w:val="en-AT" w:eastAsia="en-AT"/>
+                <w:lang w:eastAsia="en-AT"/>
               </w:rPr>
               <w:t>1A</w:t>
             </w:r>
@@ -12742,7 +12186,7 @@
                 <w:color w:val="000000"/>
                 <w:sz w:val="22"/>
                 <w:szCs w:val="22"/>
-                <w:lang w:val="en-AT" w:eastAsia="en-AT"/>
+                <w:lang w:eastAsia="en-AT"/>
               </w:rPr>
             </w:pPr>
             <w:r>
@@ -12751,7 +12195,7 @@
                 <w:color w:val="000000"/>
                 <w:sz w:val="22"/>
                 <w:szCs w:val="22"/>
-                <w:lang w:val="en-AT" w:eastAsia="en-AT"/>
+                <w:lang w:eastAsia="en-AT"/>
               </w:rPr>
               <w:t>ADCs</w:t>
             </w:r>
@@ -12773,7 +12217,7 @@
                 <w:color w:val="000000"/>
                 <w:sz w:val="22"/>
                 <w:szCs w:val="22"/>
-                <w:lang w:val="en-AT" w:eastAsia="en-AT"/>
+                <w:lang w:eastAsia="en-AT"/>
               </w:rPr>
             </w:pPr>
             <w:r>
@@ -12782,7 +12226,7 @@
                 <w:color w:val="000000"/>
                 <w:sz w:val="22"/>
                 <w:szCs w:val="22"/>
-                <w:lang w:val="en-AT" w:eastAsia="en-AT"/>
+                <w:lang w:eastAsia="en-AT"/>
               </w:rPr>
               <w:t>3</w:t>
             </w:r>
@@ -12804,7 +12248,7 @@
                 <w:color w:val="000000"/>
                 <w:sz w:val="22"/>
                 <w:szCs w:val="22"/>
-                <w:lang w:val="en-AT" w:eastAsia="en-AT"/>
+                <w:lang w:eastAsia="en-AT"/>
               </w:rPr>
             </w:pPr>
             <w:r>
@@ -12813,7 +12257,7 @@
                 <w:color w:val="000000"/>
                 <w:sz w:val="22"/>
                 <w:szCs w:val="22"/>
-                <w:lang w:val="en-AT" w:eastAsia="en-AT"/>
+                <w:lang w:eastAsia="en-AT"/>
               </w:rPr>
               <w:t>6mA</w:t>
             </w:r>
@@ -12840,7 +12284,7 @@
                 <w:color w:val="000000"/>
                 <w:sz w:val="22"/>
                 <w:szCs w:val="22"/>
-                <w:lang w:val="en-AT" w:eastAsia="en-AT"/>
+                <w:lang w:eastAsia="en-AT"/>
               </w:rPr>
             </w:pPr>
           </w:p>
@@ -12860,7 +12304,7 @@
                 <w:rFonts w:ascii="Times New Roman" w:hAnsi="Times New Roman"/>
                 <w:sz w:val="20"/>
                 <w:szCs w:val="20"/>
-                <w:lang w:val="en-AT" w:eastAsia="en-AT"/>
+                <w:lang w:eastAsia="en-AT"/>
               </w:rPr>
             </w:pPr>
           </w:p>
@@ -12880,7 +12324,7 @@
                 <w:rFonts w:ascii="Times New Roman" w:hAnsi="Times New Roman"/>
                 <w:sz w:val="20"/>
                 <w:szCs w:val="20"/>
-                <w:lang w:val="en-AT" w:eastAsia="en-AT"/>
+                <w:lang w:eastAsia="en-AT"/>
               </w:rPr>
             </w:pPr>
           </w:p>
@@ -12905,7 +12349,7 @@
                 <w:rFonts w:ascii="Times New Roman" w:hAnsi="Times New Roman"/>
                 <w:sz w:val="20"/>
                 <w:szCs w:val="20"/>
-                <w:lang w:val="en-AT" w:eastAsia="en-AT"/>
+                <w:lang w:eastAsia="en-AT"/>
               </w:rPr>
             </w:pPr>
           </w:p>
@@ -12928,7 +12372,7 @@
                 <w:color w:val="000000"/>
                 <w:sz w:val="22"/>
                 <w:szCs w:val="22"/>
-                <w:lang w:val="en-AT" w:eastAsia="en-AT"/>
+                <w:lang w:eastAsia="en-AT"/>
               </w:rPr>
             </w:pPr>
             <w:r>
@@ -12939,7 +12383,7 @@
                 <w:color w:val="000000"/>
                 <w:sz w:val="22"/>
                 <w:szCs w:val="22"/>
-                <w:lang w:val="en-AT" w:eastAsia="en-AT"/>
+                <w:lang w:eastAsia="en-AT"/>
               </w:rPr>
               <w:t>Summe:</w:t>
             </w:r>
@@ -12961,7 +12405,7 @@
                 <w:color w:val="000000"/>
                 <w:sz w:val="22"/>
                 <w:szCs w:val="22"/>
-                <w:lang w:val="en-AT" w:eastAsia="en-AT"/>
+                <w:lang w:eastAsia="en-AT"/>
               </w:rPr>
             </w:pPr>
             <w:r>
@@ -12970,7 +12414,7 @@
                 <w:color w:val="000000"/>
                 <w:sz w:val="22"/>
                 <w:szCs w:val="22"/>
-                <w:lang w:val="en-AT" w:eastAsia="en-AT"/>
+                <w:lang w:eastAsia="en-AT"/>
               </w:rPr>
               <w:t>9,666A</w:t>
             </w:r>
@@ -12988,15 +12432,16 @@
         <w:pStyle w:val="Text"/>
       </w:pPr>
       <w:r>
-        <w:t xml:space="preserve">Es ist somit ein Netzteil von </w:t>
-      </w:r>
-      <w:proofErr w:type="spellStart"/>
-      <w:r>
-        <w:t>nöten</w:t>
-      </w:r>
-      <w:proofErr w:type="spellEnd"/>
-      <w:r>
-        <w:t xml:space="preserve">, welches mindestens 10A bringen sollte. Außerdem werden zwei verschiedene Spannungspegel benötigt: 5V und 12V. Auf RS-Components wurde hier das Netzteil der etablierten Marke Mean Well gewählt dieses hat genau die zwei Spannungspegel 5V und 12V und liefert an beiden Ausgängen 7,7A. Da die gesamte Kameratechnik am Hub mit den 12V versorgt wird, reichen die 7,7A pro Ausgang. </w:t>
+        <w:t>Auf Basis dieser Berechnung ist ein Netzteil mit einer Strombelastbarkeit von mindestens 10 A erforderlich. Zudem benötigt das System zwei verschiedene Spannungspegel: 5 V für die Logikkomponenten und 12 V für die Peripherie.</w:t>
+      </w:r>
+    </w:p>
+    <w:p>
+      <w:pPr>
+        <w:pStyle w:val="Text"/>
+      </w:pPr>
+      <w:r>
+        <w:lastRenderedPageBreak/>
+        <w:t>Die Wahl fiel auf ein Netzteil der Marke Mean Well (bezogen über RS Components), welches beide Spannungspegel nativ bereitstellt und an beiden Ausgängen jeweils 7,7 A liefert. Da die gesamte Kameratechnik über den aktiven USB-Hub mit 12 V versorgt wird und somit die Last auf beide Schienen verteilt ist, bieten die 7,7 A pro Ausgang eine ausreichende Kapazität für den sicheren Betrieb des Gesamtsystems.</w:t>
       </w:r>
     </w:p>
     <w:p>
@@ -13904,9 +13349,218 @@
       <w:pPr>
         <w:pStyle w:val="Heading3"/>
       </w:pPr>
+      <w:r>
+        <w:lastRenderedPageBreak/>
+        <w:t>Ansteuerung der Beleuchtung</w:t>
+      </w:r>
+    </w:p>
+    <w:p>
+      <w:pPr>
+        <w:pStyle w:val="Text"/>
+      </w:pPr>
+      <w:r>
+        <w:t>Wie bereits dargelegt, kann der Raspberry Pi 5 systembedingt kein kompatibles PWM-Signal zur direkten Ansteuerung von WS2812B-RGB-LEDs generieren. Zur Überbrückung dieser technischen Limitierung wird ein Lolin D1 Mini als Treiberbaustein zwischengeschaltet. Die physische Ansteuerung des RGB-Controllers erfolgt dabei über die Pins GPIO12 und GPIO13 des Mikrocontrollers.</w:t>
+      </w:r>
+    </w:p>
+    <w:p>
+      <w:pPr>
+        <w:keepNext/>
+        <w:jc w:val="center"/>
+        <w:rPr>
+          <w:noProof/>
+        </w:rPr>
+      </w:pPr>
+    </w:p>
+    <w:p>
+      <w:pPr>
+        <w:keepNext/>
+        <w:jc w:val="center"/>
+      </w:pPr>
+      <w:r>
+        <w:rPr>
+          <w:noProof/>
+        </w:rPr>
+        <w:drawing>
+          <wp:inline distT="0" distB="0" distL="0" distR="0" wp14:anchorId="089EF491" wp14:editId="61FA274A">
+            <wp:extent cx="2743200" cy="1931425"/>
+            <wp:effectExtent l="0" t="0" r="0" b="0"/>
+            <wp:docPr id="1013635928" name="Picture 1" descr="Wemos Lolin D1 mini v4.0 ESP8266"/>
+            <wp:cNvGraphicFramePr>
+              <a:graphicFrameLocks xmlns:a="http://schemas.openxmlformats.org/drawingml/2006/main" noChangeAspect="1"/>
+            </wp:cNvGraphicFramePr>
+            <a:graphic xmlns:a="http://schemas.openxmlformats.org/drawingml/2006/main">
+              <a:graphicData uri="http://schemas.openxmlformats.org/drawingml/2006/picture">
+                <pic:pic xmlns:pic="http://schemas.openxmlformats.org/drawingml/2006/picture">
+                  <pic:nvPicPr>
+                    <pic:cNvPr id="0" name="Picture 1" descr="Wemos Lolin D1 mini v4.0 ESP8266"/>
+                    <pic:cNvPicPr>
+                      <a:picLocks noChangeAspect="1" noChangeArrowheads="1"/>
+                    </pic:cNvPicPr>
+                  </pic:nvPicPr>
+                  <pic:blipFill>
+                    <a:blip r:embed="rId95" cstate="print">
+                      <a:extLst>
+                        <a:ext uri="{28A0092B-C50C-407E-A947-70E740481C1C}">
+                          <a14:useLocalDpi xmlns:a14="http://schemas.microsoft.com/office/drawing/2010/main" val="0"/>
+                        </a:ext>
+                      </a:extLst>
+                    </a:blip>
+                    <a:srcRect/>
+                    <a:stretch>
+                      <a:fillRect/>
+                    </a:stretch>
+                  </pic:blipFill>
+                  <pic:spPr bwMode="auto">
+                    <a:xfrm>
+                      <a:off x="0" y="0"/>
+                      <a:ext cx="2759326" cy="1942779"/>
+                    </a:xfrm>
+                    <a:prstGeom prst="rect">
+                      <a:avLst/>
+                    </a:prstGeom>
+                    <a:noFill/>
+                    <a:ln>
+                      <a:noFill/>
+                    </a:ln>
+                  </pic:spPr>
+                </pic:pic>
+              </a:graphicData>
+            </a:graphic>
+          </wp:inline>
+        </w:drawing>
+      </w:r>
+    </w:p>
+    <w:p>
+      <w:pPr>
+        <w:pStyle w:val="Caption"/>
+      </w:pPr>
+      <w:r>
+        <w:t xml:space="preserve">Abbildung </w:t>
+      </w:r>
+      <w:r>
+        <w:fldChar w:fldCharType="begin"/>
+      </w:r>
+      <w:r>
+        <w:instrText xml:space="preserve"> SEQ Abbildung \* ARABIC </w:instrText>
+      </w:r>
+      <w:r>
+        <w:fldChar w:fldCharType="separate"/>
+      </w:r>
+      <w:r>
+        <w:rPr>
+          <w:noProof/>
+        </w:rPr>
+        <w:t>24</w:t>
+      </w:r>
+      <w:r>
+        <w:fldChar w:fldCharType="end"/>
+      </w:r>
+      <w:r>
+        <w:t xml:space="preserve">: D1 Mini - </w:t>
+      </w:r>
+      <w:proofErr w:type="spellStart"/>
+      <w:r>
+        <w:t>Pinout</w:t>
+      </w:r>
+      <w:proofErr w:type="spellEnd"/>
+    </w:p>
+    <w:p>
+      <w:pPr>
+        <w:pStyle w:val="Text"/>
+      </w:pPr>
+      <w:hyperlink r:id="rId96" w:history="1">
+        <w:r>
+          <w:rPr>
+            <w:rStyle w:val="Hyperlink"/>
+          </w:rPr>
+          <w:t>https://arduino-projekte.info/products/wemos-lolin-d1-mini-v4-0-esp8266</w:t>
+        </w:r>
+      </w:hyperlink>
+      <w:r>
+        <w:t xml:space="preserve"> </w:t>
+      </w:r>
+    </w:p>
+    <w:p>
+      <w:pPr>
+        <w:pStyle w:val="Text"/>
+      </w:pPr>
+      <w:r>
+        <w:t xml:space="preserve">Ursprünglich war vorgesehen, die Kommunikation zwischen dem Raspberry Pi 5 und dem D1 Mini über die jeweilige UART-Schnittstelle zu realisieren. Im Zuge der softwareseitigen Implementierung auf dem Raspberry Pi traten jedoch erhebliche Probleme bei der Konfiguration der </w:t>
+      </w:r>
+      <w:proofErr w:type="spellStart"/>
+      <w:r>
+        <w:t>TxD</w:t>
+      </w:r>
+      <w:proofErr w:type="spellEnd"/>
+      <w:r>
+        <w:t xml:space="preserve">- und </w:t>
+      </w:r>
+      <w:proofErr w:type="spellStart"/>
+      <w:r>
+        <w:t>RxD</w:t>
+      </w:r>
+      <w:proofErr w:type="spellEnd"/>
+      <w:r>
+        <w:t>-Leitungen auf, wodurch eine stabile Verbindung nicht zeitgerecht hergestellt werden konnte. Um die Projektsicherheit zu gewährleisten, wurde die Kommunikationsstrategie angepasst: Der ESP8266 wird nun über eine USB-Schnittstelle mit dem Raspberry Pi verbunden, über welche der Datentransfer erfolgt.</w:t>
+      </w:r>
+    </w:p>
+    <w:p>
+      <w:pPr>
+        <w:jc w:val="left"/>
+      </w:pPr>
+      <w:r>
+        <w:br w:type="page"/>
+      </w:r>
+    </w:p>
+    <w:p>
+      <w:pPr>
+        <w:pStyle w:val="Text"/>
+      </w:pPr>
+      <w:r>
+        <w:lastRenderedPageBreak/>
+        <w:t xml:space="preserve">Auf dem D1 Mini ist eine spezifische Firmware </w:t>
+      </w:r>
+      <w:r>
+        <w:t>programmiert worden</w:t>
+      </w:r>
+      <w:r>
+        <w:t xml:space="preserve">, die den COM-Port kontinuierlich auf eingehende </w:t>
+      </w:r>
+      <w:r>
+        <w:t>Strings</w:t>
+      </w:r>
+      <w:r>
+        <w:t xml:space="preserve"> überwacht. Sobald vordefinierte </w:t>
+      </w:r>
+      <w:commentRangeStart w:id="51"/>
+      <w:r>
+        <w:t>Steuerbefehle</w:t>
+      </w:r>
+      <w:commentRangeEnd w:id="51"/>
+      <w:r>
+        <w:rPr>
+          <w:rStyle w:val="CommentReference"/>
+        </w:rPr>
+        <w:commentReference w:id="51"/>
+      </w:r>
+      <w:r>
+        <w:t xml:space="preserve"> empfangen werden, setzt der Mikrocontroller diese in die entsprechenden Signale zur Ansteuerung der LED-Segmente um.</w:t>
+      </w:r>
+    </w:p>
+    <w:p>
+      <w:pPr>
+        <w:pStyle w:val="Text"/>
+      </w:pPr>
+      <w:r>
+        <w:t xml:space="preserve"> </w:t>
+      </w:r>
+    </w:p>
+    <w:p>
+      <w:pPr>
+        <w:pStyle w:val="Heading3"/>
+      </w:pPr>
       <w:bookmarkStart w:id="52" w:name="_Toc223774994"/>
       <w:r>
-        <w:lastRenderedPageBreak/>
         <w:t>Schaltpläne und Fertigungsunterlagen</w:t>
       </w:r>
       <w:bookmarkEnd w:id="52"/>
@@ -14062,8 +13716,11 @@
     </w:p>
     <w:p>
       <w:pPr>
-        <w:pStyle w:val="Text"/>
-      </w:pPr>
+        <w:jc w:val="left"/>
+      </w:pPr>
+      <w:r>
+        <w:br w:type="page"/>
+      </w:r>
     </w:p>
     <w:p>
       <w:pPr>
@@ -14080,6 +13737,7 @@
           <w:bCs/>
           <w:u w:val="single"/>
         </w:rPr>
+        <w:lastRenderedPageBreak/>
         <w:t>Custom Libraries in Altium</w:t>
       </w:r>
     </w:p>
@@ -14098,17 +13756,9 @@
       <w:r>
         <w:t xml:space="preserve"> Library für Altium erstellt. Altium hat hierbei einen guten Library Manager </w:t>
       </w:r>
-      <w:proofErr w:type="gramStart"/>
-      <w:r>
-        <w:t>mit welche</w:t>
-      </w:r>
-      <w:r>
-        <w:t>m</w:t>
-      </w:r>
-      <w:r>
-        <w:t xml:space="preserve"> einfache Komponenten</w:t>
-      </w:r>
-      <w:proofErr w:type="gramEnd"/>
+      <w:r>
+        <w:t>mit welchem einfache Komponenten</w:t>
+      </w:r>
       <w:r>
         <w:t xml:space="preserve"> erstellt werden können.</w:t>
       </w:r>
@@ -14137,19 +13787,7 @@
       </w:r>
       <w:proofErr w:type="spellEnd"/>
       <w:r>
-        <w:t xml:space="preserve"> auch die benötigten Bauteile enthalten sind. Aus eigener Erfahrung kann es aber sehr </w:t>
-      </w:r>
-      <w:proofErr w:type="gramStart"/>
-      <w:r>
-        <w:t>Zeitaufwendig</w:t>
-      </w:r>
-      <w:proofErr w:type="gramEnd"/>
-      <w:r>
-        <w:t xml:space="preserve"> sein das passende Bauteil mit den richtigen Anschlüssen dort zu finden. Deshalb war es </w:t>
-      </w:r>
-      <w:r>
-        <w:lastRenderedPageBreak/>
-        <w:t>schneller und einfacher, Diese Files selbst zu generieren</w:t>
+        <w:t xml:space="preserve"> auch die benötigten Bauteile enthalten sind. Aus eigener Erfahrung kann es aber sehr Zeitaufwendig sein das passende Bauteil mit den richtigen Anschlüssen dort zu finden. Deshalb war es schneller und einfacher, Diese Files selbst zu generieren</w:t>
       </w:r>
       <w:r>
         <w:t>. Da die Bauteile nicht simuliert werden müssen, müssen lediglich pro Bauteil mittels Symbol Wizard Components erstellt werden. Dieser ist einfach zu bedienen, da nur die benötigten Pins und das dazugehörige Layout gewählt werden muss.</w:t>
@@ -14230,7 +13868,7 @@
         <w:rPr>
           <w:noProof/>
         </w:rPr>
-        <w:t>24</w:t>
+        <w:t>25</w:t>
       </w:r>
       <w:r>
         <w:fldChar w:fldCharType="end"/>
@@ -14300,6 +13938,7 @@
         <w:rPr>
           <w:noProof/>
         </w:rPr>
+        <w:lastRenderedPageBreak/>
         <w:drawing>
           <wp:inline distT="0" distB="0" distL="0" distR="0" wp14:anchorId="51343A16" wp14:editId="334D2B40">
             <wp:extent cx="854489" cy="1967023"/>
@@ -14363,7 +14002,7 @@
         <w:rPr>
           <w:noProof/>
         </w:rPr>
-        <w:t>25</w:t>
+        <w:t>26</w:t>
       </w:r>
       <w:r>
         <w:fldChar w:fldCharType="end"/>
@@ -14410,7 +14049,6 @@
           <w:bCs/>
           <w:u w:val="single"/>
         </w:rPr>
-        <w:lastRenderedPageBreak/>
         <w:t>PCB</w:t>
       </w:r>
     </w:p>
@@ -14485,7 +14123,7 @@
         <w:rPr>
           <w:noProof/>
         </w:rPr>
-        <w:t>26</w:t>
+        <w:t>27</w:t>
       </w:r>
       <w:r>
         <w:fldChar w:fldCharType="end"/>
@@ -14578,7 +14216,7 @@
         <w:rPr>
           <w:noProof/>
         </w:rPr>
-        <w:t>27</w:t>
+        <w:t>28</w:t>
       </w:r>
       <w:r>
         <w:fldChar w:fldCharType="end"/>
@@ -14702,7 +14340,7 @@
         <w:rPr>
           <w:noProof/>
         </w:rPr>
-        <w:t>28</w:t>
+        <w:t>29</w:t>
       </w:r>
       <w:r>
         <w:fldChar w:fldCharType="end"/>
@@ -14723,7 +14361,6 @@
         <w:rPr>
           <w:noProof/>
         </w:rPr>
-        <w:lastRenderedPageBreak/>
         <w:drawing>
           <wp:inline distT="0" distB="0" distL="0" distR="0" wp14:anchorId="47DBB2F5" wp14:editId="14A2ABA8">
             <wp:extent cx="1463040" cy="1463040"/>
@@ -14794,19 +14431,14 @@
         <w:rPr>
           <w:noProof/>
         </w:rPr>
-        <w:t>29</w:t>
+        <w:t>30</w:t>
       </w:r>
       <w:r>
         <w:fldChar w:fldCharType="end"/>
       </w:r>
       <w:r>
-        <w:t xml:space="preserve">: 40 </w:t>
-      </w:r>
-      <w:proofErr w:type="gramStart"/>
-      <w:r>
-        <w:t>Pin Kabel</w:t>
-      </w:r>
-      <w:proofErr w:type="gramEnd"/>
+        <w:t>: 40 Pin Kabel</w:t>
+      </w:r>
     </w:p>
     <w:p>
       <w:pPr>
@@ -14994,7 +14626,7 @@
         <w:rPr>
           <w:noProof/>
         </w:rPr>
-        <w:t>30</w:t>
+        <w:t>31</w:t>
       </w:r>
       <w:r>
         <w:fldChar w:fldCharType="end"/>
@@ -15104,15 +14736,7 @@
         <w:t>USB-Hub</w:t>
       </w:r>
       <w:r>
-        <w:t xml:space="preserve"> ein eigenes Gehäuse entwickelt werden. Da es sich </w:t>
-      </w:r>
-      <w:proofErr w:type="gramStart"/>
-      <w:r>
-        <w:t>um verhältnismäßig</w:t>
-      </w:r>
-      <w:proofErr w:type="gramEnd"/>
-      <w:r>
-        <w:t xml:space="preserve"> kleine Bauteile handelt, werden diese Gehäuseteile 3D gedruckt.</w:t>
+        <w:t xml:space="preserve"> ein eigenes Gehäuse entwickelt werden. Da es sich um verhältnismäßig kleine Bauteile handelt, werden diese Gehäuseteile 3D gedruckt.</w:t>
       </w:r>
     </w:p>
     <w:p>
@@ -15408,7 +15032,7 @@
         <w:rPr>
           <w:noProof/>
         </w:rPr>
-        <w:t>31</w:t>
+        <w:t>32</w:t>
       </w:r>
       <w:r>
         <w:fldChar w:fldCharType="end"/>
@@ -15896,7 +15520,7 @@
         <w:rPr>
           <w:noProof/>
         </w:rPr>
-        <w:t>32</w:t>
+        <w:t>33</w:t>
       </w:r>
       <w:r>
         <w:fldChar w:fldCharType="end"/>
@@ -16133,7 +15757,6 @@
       <w:r>
         <w:rPr>
           <w:noProof/>
-          <w:lang w:val="en-AT"/>
         </w:rPr>
         <w:drawing>
           <wp:inline distT="0" distB="0" distL="0" distR="0" wp14:anchorId="1A0B8DE9" wp14:editId="49DEA8F4">
@@ -16205,19 +15828,14 @@
         <w:rPr>
           <w:noProof/>
         </w:rPr>
-        <w:t>33</w:t>
+        <w:t>34</w:t>
       </w:r>
       <w:r>
         <w:fldChar w:fldCharType="end"/>
       </w:r>
       <w:r>
-        <w:t xml:space="preserve">: Rahmen </w:t>
-      </w:r>
-      <w:proofErr w:type="gramStart"/>
-      <w:r>
-        <w:t>Unten</w:t>
-      </w:r>
-      <w:proofErr w:type="gramEnd"/>
+        <w:t>: Rahmen Unten</w:t>
+      </w:r>
     </w:p>
     <w:p>
       <w:pPr>
@@ -16301,7 +15919,6 @@
       <w:r>
         <w:rPr>
           <w:noProof/>
-          <w:lang w:val="en-AT"/>
         </w:rPr>
         <w:drawing>
           <wp:inline distT="0" distB="0" distL="0" distR="0" wp14:anchorId="673919E4" wp14:editId="21FE99FA">
@@ -16361,9 +15978,6 @@
     <w:p>
       <w:pPr>
         <w:pStyle w:val="Caption"/>
-        <w:rPr>
-          <w:lang w:val="en-AT"/>
-        </w:rPr>
       </w:pPr>
       <w:r>
         <w:t xml:space="preserve">Abbildung </w:t>
@@ -16381,7 +15995,7 @@
         <w:rPr>
           <w:noProof/>
         </w:rPr>
-        <w:t>34</w:t>
+        <w:t>35</w:t>
       </w:r>
       <w:r>
         <w:fldChar w:fldCharType="end"/>
@@ -16399,7 +16013,6 @@
       <w:r>
         <w:rPr>
           <w:noProof/>
-          <w:lang w:val="en-AT"/>
         </w:rPr>
         <w:drawing>
           <wp:inline distT="0" distB="0" distL="0" distR="0" wp14:anchorId="1D209EA5" wp14:editId="7F169FD5">
@@ -16459,9 +16072,6 @@
     <w:p>
       <w:pPr>
         <w:pStyle w:val="Caption"/>
-        <w:rPr>
-          <w:lang w:val="en-AT"/>
-        </w:rPr>
       </w:pPr>
       <w:r>
         <w:t xml:space="preserve">Abbildung </w:t>
@@ -16479,7 +16089,7 @@
         <w:rPr>
           <w:noProof/>
         </w:rPr>
-        <w:t>35</w:t>
+        <w:t>36</w:t>
       </w:r>
       <w:r>
         <w:fldChar w:fldCharType="end"/>
@@ -16514,7 +16124,6 @@
       <w:r>
         <w:rPr>
           <w:noProof/>
-          <w:lang w:val="en-AT"/>
         </w:rPr>
         <w:drawing>
           <wp:inline distT="0" distB="0" distL="0" distR="0" wp14:anchorId="449D617F" wp14:editId="12346515">
@@ -16574,9 +16183,6 @@
     <w:p>
       <w:pPr>
         <w:pStyle w:val="Caption"/>
-        <w:rPr>
-          <w:lang w:val="en-AT"/>
-        </w:rPr>
       </w:pPr>
       <w:r>
         <w:t xml:space="preserve">Abbildung </w:t>
@@ -16594,7 +16200,7 @@
         <w:rPr>
           <w:noProof/>
         </w:rPr>
-        <w:t>36</w:t>
+        <w:t>37</w:t>
       </w:r>
       <w:r>
         <w:fldChar w:fldCharType="end"/>
@@ -16726,7 +16332,7 @@
         <w:rPr>
           <w:noProof/>
         </w:rPr>
-        <w:t>37</w:t>
+        <w:t>38</w:t>
       </w:r>
       <w:r>
         <w:fldChar w:fldCharType="end"/>
@@ -16797,7 +16403,15 @@
         <w:t xml:space="preserve">beim RGB-Streifen </w:t>
       </w:r>
       <w:r>
-        <w:t>um ca. 100 RGBs, die jeweils auf ca. die hälfte der maximalen Lichtstärke gestellt werden. Rechnet man mit ca. 20mA pro LED erhält man für den gesamten Streifen:</w:t>
+        <w:t xml:space="preserve">um ca. 100 RGBs, die jeweils auf ca. die </w:t>
+      </w:r>
+      <w:proofErr w:type="spellStart"/>
+      <w:r>
+        <w:t>hälfte</w:t>
+      </w:r>
+      <w:proofErr w:type="spellEnd"/>
+      <w:r>
+        <w:t xml:space="preserve"> der maximalen Lichtstärke gestellt werden. Rechnet man mit ca. 20mA pro LED erhält man für den gesamten Streifen:</w:t>
       </w:r>
     </w:p>
     <w:p>
@@ -17103,13 +16717,7 @@
         <w:pStyle w:val="Text"/>
       </w:pPr>
       <w:r>
-        <w:t xml:space="preserve">Neben der Versorgung gibt es bei der Beleuchtung noch die Datenleitung. Bei dem </w:t>
-      </w:r>
-      <w:r>
-        <w:t>WS2812</w:t>
-      </w:r>
-      <w:r>
-        <w:t xml:space="preserve"> RGB Controller ist aber weniger wichtig wie viel Strom durch die Leitung fließt, da es nur sehr wenig ist, sondern dass die Spannung so stabil wie möglich ist. Als Leitungsdicke kann auch 22AWG genommen werden, aber es ist wichtig einen Widerstand von ca. </w:t>
+        <w:t xml:space="preserve">Neben der Versorgung gibt es bei der Beleuchtung noch die Datenleitung. Bei dem WS2812 RGB Controller ist aber weniger wichtig wie viel Strom durch die Leitung fließt, da es nur sehr wenig ist, sondern dass die Spannung so stabil wie möglich ist. Als Leitungsdicke kann auch 22AWG genommen werden, aber es ist wichtig einen Widerstand von ca. </w:t>
       </w:r>
       <m:oMath>
         <m:r>
@@ -17140,7 +16748,7 @@
       <w:pPr>
         <w:pStyle w:val="Text"/>
         <w:keepNext/>
-        <w:jc w:val="center"/>
+        <w:jc w:val="left"/>
       </w:pPr>
       <w:r>
         <w:t>W</w:t>
@@ -17183,26 +16791,21 @@
         </m:sSup>
       </m:oMath>
       <w:r>
-        <w:t xml:space="preserve"> sehr groß gewählt. Das USB-Kabel zum Raspberry Pi muss auch entsprechend gewählt werden, dass </w:t>
-      </w:r>
-      <w:proofErr w:type="spellStart"/>
-      <w:r>
-        <w:t>gegebenfalls</w:t>
-      </w:r>
-      <w:proofErr w:type="spellEnd"/>
-      <w:r>
-        <w:t xml:space="preserve"> ein Strom von 5A fließen könnte.</w:t>
-      </w:r>
-      <w:r>
-        <w:br w:type="textWrapping" w:clear="all"/>
-      </w:r>
+        <w:t xml:space="preserve"> sehr groß gewählt. Das USB-Kabel zum Raspberry Pi muss auch entsprechend gewählt werden, dass gegebenfalls ein Strom von 5A fließen könnte.</w:t>
+      </w:r>
+    </w:p>
+    <w:p>
+      <w:pPr>
+        <w:pStyle w:val="Text"/>
+        <w:keepNext/>
+        <w:jc w:val="center"/>
+      </w:pPr>
       <w:r>
         <w:rPr>
           <w:noProof/>
-          <w:lang w:val="en-AT"/>
         </w:rPr>
         <w:drawing>
-          <wp:inline distT="0" distB="0" distL="0" distR="0" wp14:anchorId="333DD4C1" wp14:editId="22076EDA">
+          <wp:inline distT="0" distB="0" distL="0" distR="0" wp14:anchorId="02F89BE3" wp14:editId="168111E2">
             <wp:extent cx="2457450" cy="1843405"/>
             <wp:effectExtent l="0" t="0" r="0" b="0"/>
             <wp:docPr id="2109886454" name="Picture 7"/>
@@ -17271,7 +16874,7 @@
         <w:rPr>
           <w:noProof/>
         </w:rPr>
-        <w:t>38</w:t>
+        <w:t>39</w:t>
       </w:r>
       <w:r>
         <w:fldChar w:fldCharType="end"/>
@@ -17283,14 +16886,10 @@
     <w:p>
       <w:pPr>
         <w:pStyle w:val="Caption"/>
-        <w:rPr>
-          <w:lang w:val="en-AT"/>
-        </w:rPr>
       </w:pPr>
       <w:r>
         <w:rPr>
           <w:noProof/>
-          <w:lang w:val="en-AT"/>
         </w:rPr>
         <w:drawing>
           <wp:inline distT="0" distB="0" distL="0" distR="0" wp14:anchorId="08CF3EAC" wp14:editId="2AF2071B">
@@ -17365,7 +16964,7 @@
         <w:rPr>
           <w:noProof/>
         </w:rPr>
-        <w:t>39</w:t>
+        <w:t>40</w:t>
       </w:r>
       <w:r>
         <w:fldChar w:fldCharType="end"/>
@@ -17376,14 +16975,25 @@
     </w:p>
     <w:p>
       <w:pPr>
-        <w:pStyle w:val="Heading3"/>
-      </w:pPr>
-      <w:bookmarkStart w:id="55" w:name="_Toc223774997"/>
+        <w:pStyle w:val="Heading2"/>
+      </w:pPr>
       <w:r>
         <w:lastRenderedPageBreak/>
-        <w:t>Vernetzung</w:t>
-      </w:r>
-      <w:bookmarkEnd w:id="55"/>
+        <w:t>Weitere Individuelle Arbeitsschritte</w:t>
+      </w:r>
+    </w:p>
+    <w:p>
+      <w:pPr>
+        <w:rPr>
+          <w:u w:val="single"/>
+        </w:rPr>
+      </w:pPr>
+      <w:r>
+        <w:rPr>
+          <w:u w:val="single"/>
+        </w:rPr>
+        <w:t>Connection per VPN</w:t>
+      </w:r>
     </w:p>
     <w:p>
       <w:pPr>
@@ -17481,15 +17091,38 @@
       <w:pPr>
         <w:pStyle w:val="Heading2"/>
       </w:pPr>
-      <w:bookmarkStart w:id="56" w:name="_Toc223774999"/>
+      <w:bookmarkStart w:id="55" w:name="_Toc223774999"/>
       <w:r>
         <w:t>Ergebnisse und Diskussion</w:t>
       </w:r>
+      <w:bookmarkEnd w:id="55"/>
+    </w:p>
+    <w:p>
+      <w:pPr>
+        <w:pStyle w:val="Text"/>
+        <w:rPr>
+          <w:color w:val="0066FF"/>
+        </w:rPr>
+      </w:pPr>
+      <w:r>
+        <w:rPr>
+          <w:color w:val="0066FF"/>
+        </w:rPr>
+        <w:t>(FV = Text)</w:t>
+      </w:r>
+    </w:p>
+    <w:p>
+      <w:pPr>
+        <w:pStyle w:val="Heading2"/>
+      </w:pPr>
+      <w:bookmarkStart w:id="56" w:name="_Toc223775000"/>
+      <w:r>
+        <w:t>Zusammenfassung individueller Teil</w:t>
+      </w:r>
       <w:bookmarkEnd w:id="56"/>
     </w:p>
     <w:p>
       <w:pPr>
-        <w:pStyle w:val="Text"/>
         <w:rPr>
           <w:color w:val="0066FF"/>
         </w:rPr>
@@ -17498,44 +17131,7 @@
         <w:rPr>
           <w:color w:val="0066FF"/>
         </w:rPr>
-        <w:t>(FV = Text)</w:t>
-      </w:r>
-    </w:p>
-    <w:p>
-      <w:pPr>
-        <w:pStyle w:val="Heading2"/>
-      </w:pPr>
-      <w:bookmarkStart w:id="57" w:name="_Toc223775000"/>
-      <w:r>
-        <w:t>Zusammenfassung individueller Teil</w:t>
-      </w:r>
-      <w:bookmarkEnd w:id="57"/>
-    </w:p>
-    <w:p>
-      <w:pPr>
-        <w:rPr>
-          <w:color w:val="0066FF"/>
-        </w:rPr>
-      </w:pPr>
-      <w:r>
-        <w:rPr>
-          <w:color w:val="0066FF"/>
-        </w:rPr>
-        <w:t xml:space="preserve">(FV = Text) </w:t>
-      </w:r>
-      <w:proofErr w:type="gramStart"/>
-      <w:r>
-        <w:rPr>
-          <w:color w:val="0066FF"/>
-        </w:rPr>
-        <w:t>Hier</w:t>
-      </w:r>
-      <w:proofErr w:type="gramEnd"/>
-      <w:r>
-        <w:rPr>
-          <w:color w:val="0066FF"/>
-        </w:rPr>
-        <w:t xml:space="preserve"> werden die wichtigsten Fakten der individuellen Aufgabe des Schülers / der Schülerin kurz zusammengefasst werden.</w:t>
+        <w:t>(FV = Text) Hier werden die wichtigsten Fakten der individuellen Aufgabe des Schülers / der Schülerin kurz zusammengefasst werden.</w:t>
       </w:r>
     </w:p>
     <w:p>
@@ -17602,21 +17198,7 @@
         <w:rPr>
           <w:color w:val="0066FF"/>
         </w:rPr>
-        <w:t>Nein</w:t>
-      </w:r>
-      <w:proofErr w:type="gramStart"/>
-      <w:r>
-        <w:rPr>
-          <w:color w:val="0066FF"/>
-        </w:rPr>
-        <w:t>: .welche</w:t>
-      </w:r>
-      <w:proofErr w:type="gramEnd"/>
-      <w:r>
-        <w:rPr>
-          <w:color w:val="0066FF"/>
-        </w:rPr>
-        <w:t xml:space="preserve"> Gründe waren verantwortlich für das Nichterreichen</w:t>
+        <w:t>Nein: .welche Gründe waren verantwortlich für das Nichterreichen</w:t>
       </w:r>
     </w:p>
     <w:p>
@@ -17674,8 +17256,8 @@
       <w:pPr>
         <w:pStyle w:val="Heading1"/>
       </w:pPr>
-      <w:bookmarkStart w:id="58" w:name="_Ref200465902"/>
-      <w:bookmarkStart w:id="59" w:name="_Toc223775001"/>
+      <w:bookmarkStart w:id="57" w:name="_Ref200465902"/>
+      <w:bookmarkStart w:id="58" w:name="_Toc223775001"/>
       <w:r>
         <w:lastRenderedPageBreak/>
         <w:t xml:space="preserve">Dokumentation </w:t>
@@ -17694,22 +17276,73 @@
         </w:rPr>
         <w:t>(FV = Überschrift1)</w:t>
       </w:r>
+      <w:bookmarkEnd w:id="57"/>
       <w:bookmarkEnd w:id="58"/>
+    </w:p>
+    <w:p>
+      <w:pPr>
+        <w:pStyle w:val="Heading2"/>
+      </w:pPr>
+      <w:bookmarkStart w:id="59" w:name="_Toc223775002"/>
+      <w:r>
+        <w:t>Einleitung</w:t>
+      </w:r>
       <w:bookmarkEnd w:id="59"/>
     </w:p>
     <w:p>
       <w:pPr>
+        <w:pStyle w:val="Text"/>
+        <w:rPr>
+          <w:color w:val="0066FF"/>
+        </w:rPr>
+      </w:pPr>
+      <w:r>
+        <w:rPr>
+          <w:color w:val="0066FF"/>
+        </w:rPr>
+        <w:t xml:space="preserve">(FV = Text) Der Aufbau dieses Kapitels ist </w:t>
+      </w:r>
+      <w:proofErr w:type="spellStart"/>
+      <w:r>
+        <w:rPr>
+          <w:color w:val="0066FF"/>
+        </w:rPr>
+        <w:t>grudsätzlich</w:t>
+      </w:r>
+      <w:proofErr w:type="spellEnd"/>
+      <w:r>
+        <w:rPr>
+          <w:color w:val="0066FF"/>
+        </w:rPr>
+        <w:t xml:space="preserve"> gleich wie von Kapitel 2. </w:t>
+      </w:r>
+    </w:p>
+    <w:p>
+      <w:pPr>
+        <w:pStyle w:val="Text"/>
+        <w:rPr>
+          <w:color w:val="0066FF"/>
+        </w:rPr>
+      </w:pPr>
+      <w:r>
+        <w:rPr>
+          <w:color w:val="0066FF"/>
+        </w:rPr>
+        <w:t>Anzahl und Inhalt der „individuellen Abschnitte“ können natürlich unterschiedlich sein.</w:t>
+      </w:r>
+    </w:p>
+    <w:p>
+      <w:pPr>
         <w:pStyle w:val="Heading2"/>
       </w:pPr>
-      <w:bookmarkStart w:id="60" w:name="_Toc223775002"/>
-      <w:r>
-        <w:t>Einleitung</w:t>
+      <w:bookmarkStart w:id="60" w:name="_Toc223775003"/>
+      <w:r>
+        <w:t>Theoretische Grundlagen</w:t>
       </w:r>
       <w:bookmarkEnd w:id="60"/>
     </w:p>
     <w:p>
       <w:pPr>
-        <w:pStyle w:val="Text"/>
         <w:rPr>
           <w:color w:val="0066FF"/>
         </w:rPr>
@@ -17718,22 +17351,41 @@
         <w:rPr>
           <w:color w:val="0066FF"/>
         </w:rPr>
-        <w:t xml:space="preserve">(FV = Text) Der Aufbau dieses Kapitels ist </w:t>
-      </w:r>
-      <w:proofErr w:type="spellStart"/>
-      <w:r>
+        <w:t>(FV = Text)</w:t>
+      </w:r>
+    </w:p>
+    <w:p>
+      <w:pPr>
+        <w:pStyle w:val="Heading2"/>
+      </w:pPr>
+      <w:bookmarkStart w:id="61" w:name="_Toc223775004"/>
+      <w:r>
+        <w:t>Praktische Umsetzung</w:t>
+      </w:r>
+      <w:bookmarkEnd w:id="61"/>
+    </w:p>
+    <w:p>
+      <w:pPr>
         <w:rPr>
           <w:color w:val="0066FF"/>
         </w:rPr>
-        <w:t>grudsätzlich</w:t>
-      </w:r>
-      <w:proofErr w:type="spellEnd"/>
+      </w:pPr>
       <w:r>
         <w:rPr>
           <w:color w:val="0066FF"/>
         </w:rPr>
-        <w:t xml:space="preserve"> gleich wie von Kapitel 2. </w:t>
-      </w:r>
+        <w:t>(FV = Text)</w:t>
+      </w:r>
+    </w:p>
+    <w:p>
+      <w:pPr>
+        <w:pStyle w:val="Heading2"/>
+      </w:pPr>
+      <w:bookmarkStart w:id="62" w:name="_Toc223775005"/>
+      <w:r>
+        <w:t>Weitere individuelle Abschnitte…</w:t>
+      </w:r>
+      <w:bookmarkEnd w:id="62"/>
     </w:p>
     <w:p>
       <w:pPr>
@@ -17746,21 +17398,22 @@
         <w:rPr>
           <w:color w:val="0066FF"/>
         </w:rPr>
-        <w:t>Anzahl und Inhalt der „individuellen Abschnitte“ können natürlich unterschiedlich sein.</w:t>
+        <w:t>(FV = Text)</w:t>
       </w:r>
     </w:p>
     <w:p>
       <w:pPr>
         <w:pStyle w:val="Heading2"/>
       </w:pPr>
-      <w:bookmarkStart w:id="61" w:name="_Toc223775003"/>
-      <w:r>
-        <w:t>Theoretische Grundlagen</w:t>
-      </w:r>
-      <w:bookmarkEnd w:id="61"/>
-    </w:p>
-    <w:p>
-      <w:pPr>
+      <w:bookmarkStart w:id="63" w:name="_Toc223775006"/>
+      <w:r>
+        <w:t>Ergebnisse und Diskussion</w:t>
+      </w:r>
+      <w:bookmarkEnd w:id="63"/>
+    </w:p>
+    <w:p>
+      <w:pPr>
+        <w:pStyle w:val="Text"/>
         <w:rPr>
           <w:color w:val="0066FF"/>
         </w:rPr>
@@ -17776,82 +17429,11 @@
       <w:pPr>
         <w:pStyle w:val="Heading2"/>
       </w:pPr>
-      <w:bookmarkStart w:id="62" w:name="_Toc223775004"/>
-      <w:r>
-        <w:t>Praktische Umsetzung</w:t>
-      </w:r>
-      <w:bookmarkEnd w:id="62"/>
-    </w:p>
-    <w:p>
-      <w:pPr>
-        <w:rPr>
-          <w:color w:val="0066FF"/>
-        </w:rPr>
-      </w:pPr>
-      <w:r>
-        <w:rPr>
-          <w:color w:val="0066FF"/>
-        </w:rPr>
-        <w:t>(FV = Text)</w:t>
-      </w:r>
-    </w:p>
-    <w:p>
-      <w:pPr>
-        <w:pStyle w:val="Heading2"/>
-      </w:pPr>
-      <w:bookmarkStart w:id="63" w:name="_Toc223775005"/>
-      <w:r>
-        <w:t>Weitere individuelle Abschnitte…</w:t>
-      </w:r>
-      <w:bookmarkEnd w:id="63"/>
-    </w:p>
-    <w:p>
-      <w:pPr>
-        <w:pStyle w:val="Text"/>
-        <w:rPr>
-          <w:color w:val="0066FF"/>
-        </w:rPr>
-      </w:pPr>
-      <w:r>
-        <w:rPr>
-          <w:color w:val="0066FF"/>
-        </w:rPr>
-        <w:t>(FV = Text)</w:t>
-      </w:r>
-    </w:p>
-    <w:p>
-      <w:pPr>
-        <w:pStyle w:val="Heading2"/>
-      </w:pPr>
-      <w:bookmarkStart w:id="64" w:name="_Toc223775006"/>
-      <w:r>
-        <w:t>Ergebnisse und Diskussion</w:t>
+      <w:bookmarkStart w:id="64" w:name="_Toc223775007"/>
+      <w:r>
+        <w:t>Zusammenfassung individueller Teil</w:t>
       </w:r>
       <w:bookmarkEnd w:id="64"/>
-    </w:p>
-    <w:p>
-      <w:pPr>
-        <w:pStyle w:val="Text"/>
-        <w:rPr>
-          <w:color w:val="0066FF"/>
-        </w:rPr>
-      </w:pPr>
-      <w:r>
-        <w:rPr>
-          <w:color w:val="0066FF"/>
-        </w:rPr>
-        <w:t>(FV = Text)</w:t>
-      </w:r>
-    </w:p>
-    <w:p>
-      <w:pPr>
-        <w:pStyle w:val="Heading2"/>
-      </w:pPr>
-      <w:bookmarkStart w:id="65" w:name="_Toc223775007"/>
-      <w:r>
-        <w:t>Zusammenfassung individueller Teil</w:t>
-      </w:r>
-      <w:bookmarkEnd w:id="65"/>
     </w:p>
     <w:p>
       <w:r>
@@ -17881,64 +17463,64 @@
       <w:pPr>
         <w:pStyle w:val="Heading1"/>
       </w:pPr>
-      <w:bookmarkStart w:id="66" w:name="_Ref200468988"/>
-      <w:bookmarkStart w:id="67" w:name="_Ref200469530"/>
-      <w:bookmarkStart w:id="68" w:name="_Toc223775008"/>
+      <w:bookmarkStart w:id="65" w:name="_Ref200468988"/>
+      <w:bookmarkStart w:id="66" w:name="_Ref200469530"/>
+      <w:bookmarkStart w:id="67" w:name="_Toc223775008"/>
       <w:r>
         <w:lastRenderedPageBreak/>
         <w:t>Zusammenfassung und Ausblick</w:t>
       </w:r>
+      <w:bookmarkEnd w:id="65"/>
       <w:bookmarkEnd w:id="66"/>
       <w:bookmarkEnd w:id="67"/>
+    </w:p>
+    <w:p>
+      <w:pPr>
+        <w:pStyle w:val="Heading2"/>
+      </w:pPr>
+      <w:bookmarkStart w:id="68" w:name="_Toc223775009"/>
+      <w:r>
+        <w:t>Zusammenfassung der gesamten Arbeit</w:t>
+      </w:r>
       <w:bookmarkEnd w:id="68"/>
     </w:p>
     <w:p>
       <w:pPr>
+        <w:pStyle w:val="Text"/>
+        <w:rPr>
+          <w:color w:val="0066FF"/>
+        </w:rPr>
+      </w:pPr>
+      <w:r>
+        <w:rPr>
+          <w:color w:val="0066FF"/>
+        </w:rPr>
+        <w:t>(FV = Text)</w:t>
+      </w:r>
+    </w:p>
+    <w:p>
+      <w:pPr>
+        <w:pStyle w:val="Text"/>
+        <w:rPr>
+          <w:color w:val="0066FF"/>
+        </w:rPr>
+      </w:pPr>
+      <w:r>
+        <w:rPr>
+          <w:color w:val="0066FF"/>
+        </w:rPr>
+        <w:t xml:space="preserve">Dieses Kapitel beinhaltet eine Zusammenfassung der gesamten Arbeit, es wird also die Diplomarbeit als ein Projekt betrachtet. </w:t>
+      </w:r>
+    </w:p>
+    <w:p>
+      <w:pPr>
         <w:pStyle w:val="Heading2"/>
       </w:pPr>
-      <w:bookmarkStart w:id="69" w:name="_Toc223775009"/>
-      <w:r>
-        <w:t>Zusammenfassung der gesamten Arbeit</w:t>
+      <w:bookmarkStart w:id="69" w:name="_Toc223775010"/>
+      <w:r>
+        <w:t>Ausblick</w:t>
       </w:r>
       <w:bookmarkEnd w:id="69"/>
-    </w:p>
-    <w:p>
-      <w:pPr>
-        <w:pStyle w:val="Text"/>
-        <w:rPr>
-          <w:color w:val="0066FF"/>
-        </w:rPr>
-      </w:pPr>
-      <w:r>
-        <w:rPr>
-          <w:color w:val="0066FF"/>
-        </w:rPr>
-        <w:t>(FV = Text)</w:t>
-      </w:r>
-    </w:p>
-    <w:p>
-      <w:pPr>
-        <w:pStyle w:val="Text"/>
-        <w:rPr>
-          <w:color w:val="0066FF"/>
-        </w:rPr>
-      </w:pPr>
-      <w:r>
-        <w:rPr>
-          <w:color w:val="0066FF"/>
-        </w:rPr>
-        <w:t xml:space="preserve">Dieses Kapitel beinhaltet eine Zusammenfassung der gesamten Arbeit, es wird also die Diplomarbeit als ein Projekt betrachtet. </w:t>
-      </w:r>
-    </w:p>
-    <w:p>
-      <w:pPr>
-        <w:pStyle w:val="Heading2"/>
-      </w:pPr>
-      <w:bookmarkStart w:id="70" w:name="_Toc223775010"/>
-      <w:r>
-        <w:t>Ausblick</w:t>
-      </w:r>
-      <w:bookmarkEnd w:id="70"/>
     </w:p>
     <w:p>
       <w:pPr>
@@ -18058,16 +17640,8 @@
         <w:rPr>
           <w:color w:val="0066FF"/>
         </w:rPr>
-        <w:t xml:space="preserve">Erweiterung der Funktionalität </w:t>
-      </w:r>
-      <w:proofErr w:type="gramStart"/>
-      <w:r>
-        <w:rPr>
-          <w:color w:val="0066FF"/>
-        </w:rPr>
-        <w:t>des vorliegendes Projekts</w:t>
-      </w:r>
-      <w:proofErr w:type="gramEnd"/>
+        <w:t>Erweiterung der Funktionalität des vorliegendes Projekts</w:t>
+      </w:r>
     </w:p>
     <w:p>
       <w:pPr>
@@ -18089,14 +17663,14 @@
       <w:pPr>
         <w:pStyle w:val="Heading1"/>
       </w:pPr>
-      <w:bookmarkStart w:id="71" w:name="_Ref200468159"/>
-      <w:bookmarkStart w:id="72" w:name="_Toc223775011"/>
+      <w:bookmarkStart w:id="70" w:name="_Ref200468159"/>
+      <w:bookmarkStart w:id="71" w:name="_Toc223775011"/>
       <w:r>
         <w:lastRenderedPageBreak/>
         <w:t>Erklärung der Eigenständigkeit</w:t>
       </w:r>
+      <w:bookmarkEnd w:id="70"/>
       <w:bookmarkEnd w:id="71"/>
-      <w:bookmarkEnd w:id="72"/>
     </w:p>
     <w:p>
       <w:pPr>
@@ -18256,34 +17830,35 @@
           <w:docGrid w:type="lines" w:linePitch="360"/>
         </w:sectPr>
       </w:pPr>
-      <w:bookmarkStart w:id="73" w:name="_Ref200469499"/>
-      <w:bookmarkStart w:id="74" w:name="_Toc223775012"/>
+      <w:bookmarkStart w:id="72" w:name="_Ref200469499"/>
+      <w:bookmarkStart w:id="73" w:name="_Toc223775012"/>
       <w:r>
         <w:lastRenderedPageBreak/>
         <w:t>Arbeitsnachweise</w:t>
       </w:r>
+      <w:bookmarkEnd w:id="72"/>
       <w:bookmarkEnd w:id="73"/>
-      <w:bookmarkEnd w:id="74"/>
     </w:p>
     <w:p>
       <w:pPr>
         <w:pStyle w:val="Heading1"/>
       </w:pPr>
-      <w:bookmarkStart w:id="75" w:name="_Toc84751256"/>
-      <w:bookmarkStart w:id="76" w:name="_Toc211138167"/>
-      <w:bookmarkStart w:id="77" w:name="_Toc211137922"/>
-      <w:bookmarkStart w:id="78" w:name="_Toc84757221"/>
-      <w:bookmarkStart w:id="79" w:name="_Toc210560305"/>
-      <w:bookmarkStart w:id="80" w:name="_Toc210560252"/>
-      <w:bookmarkStart w:id="81" w:name="_Ref210560064"/>
-      <w:bookmarkStart w:id="82" w:name="_Toc84751368"/>
-      <w:bookmarkStart w:id="83" w:name="_Ref200467937"/>
-      <w:bookmarkStart w:id="84" w:name="_Ref200469033"/>
-      <w:bookmarkStart w:id="85" w:name="_Toc223775013"/>
+      <w:bookmarkStart w:id="74" w:name="_Toc84751256"/>
+      <w:bookmarkStart w:id="75" w:name="_Toc211138167"/>
+      <w:bookmarkStart w:id="76" w:name="_Toc211137922"/>
+      <w:bookmarkStart w:id="77" w:name="_Toc84757221"/>
+      <w:bookmarkStart w:id="78" w:name="_Toc210560305"/>
+      <w:bookmarkStart w:id="79" w:name="_Toc210560252"/>
+      <w:bookmarkStart w:id="80" w:name="_Ref210560064"/>
+      <w:bookmarkStart w:id="81" w:name="_Toc84751368"/>
+      <w:bookmarkStart w:id="82" w:name="_Ref200467937"/>
+      <w:bookmarkStart w:id="83" w:name="_Ref200469033"/>
+      <w:bookmarkStart w:id="84" w:name="_Toc223775013"/>
       <w:r>
         <w:lastRenderedPageBreak/>
         <w:t>Verzeichnisse</w:t>
       </w:r>
+      <w:bookmarkEnd w:id="74"/>
       <w:bookmarkEnd w:id="75"/>
       <w:bookmarkEnd w:id="76"/>
       <w:bookmarkEnd w:id="77"/>
@@ -18294,83 +17869,83 @@
       <w:bookmarkEnd w:id="82"/>
       <w:bookmarkEnd w:id="83"/>
       <w:bookmarkEnd w:id="84"/>
+      <w:r>
+        <w:t xml:space="preserve"> </w:t>
+      </w:r>
+    </w:p>
+    <w:p>
+      <w:pPr>
+        <w:pStyle w:val="Heading2"/>
+      </w:pPr>
+      <w:bookmarkStart w:id="85" w:name="_Toc210560306"/>
+      <w:bookmarkStart w:id="86" w:name="_Toc211138168"/>
+      <w:bookmarkStart w:id="87" w:name="_Toc84757222"/>
+      <w:bookmarkStart w:id="88" w:name="_Toc84751369"/>
+      <w:bookmarkStart w:id="89" w:name="_Toc84751257"/>
+      <w:bookmarkStart w:id="90" w:name="_Toc210560253"/>
+      <w:bookmarkStart w:id="91" w:name="_Toc211137923"/>
+      <w:bookmarkStart w:id="92" w:name="_Toc223775014"/>
+      <w:r>
+        <w:t>Literatur</w:t>
+      </w:r>
       <w:bookmarkEnd w:id="85"/>
-      <w:r>
-        <w:t xml:space="preserve"> </w:t>
-      </w:r>
-    </w:p>
-    <w:p>
-      <w:pPr>
-        <w:pStyle w:val="Heading2"/>
-      </w:pPr>
-      <w:bookmarkStart w:id="86" w:name="_Toc210560306"/>
-      <w:bookmarkStart w:id="87" w:name="_Toc211138168"/>
-      <w:bookmarkStart w:id="88" w:name="_Toc84757222"/>
-      <w:bookmarkStart w:id="89" w:name="_Toc84751369"/>
-      <w:bookmarkStart w:id="90" w:name="_Toc84751257"/>
-      <w:bookmarkStart w:id="91" w:name="_Toc210560253"/>
-      <w:bookmarkStart w:id="92" w:name="_Toc211137923"/>
-      <w:bookmarkStart w:id="93" w:name="_Toc223775014"/>
-      <w:r>
-        <w:t>Literatur</w:t>
-      </w:r>
       <w:bookmarkEnd w:id="86"/>
       <w:bookmarkEnd w:id="87"/>
       <w:bookmarkEnd w:id="88"/>
       <w:bookmarkEnd w:id="89"/>
       <w:bookmarkEnd w:id="90"/>
       <w:bookmarkEnd w:id="91"/>
+      <w:r>
+        <w:t>verzeichnis</w:t>
+      </w:r>
       <w:bookmarkEnd w:id="92"/>
       <w:r>
-        <w:t>verzeichnis</w:t>
+        <w:t xml:space="preserve"> </w:t>
+      </w:r>
+    </w:p>
+    <w:p>
+      <w:pPr>
+        <w:rPr>
+          <w:color w:val="0066FF"/>
+        </w:rPr>
+      </w:pPr>
+      <w:r>
+        <w:rPr>
+          <w:color w:val="0066FF"/>
+        </w:rPr>
+        <w:t xml:space="preserve">Wird mithilfe von </w:t>
+      </w:r>
+      <w:proofErr w:type="spellStart"/>
+      <w:r>
+        <w:rPr>
+          <w:color w:val="0066FF"/>
+        </w:rPr>
+        <w:t>Zotero</w:t>
+      </w:r>
+      <w:proofErr w:type="spellEnd"/>
+      <w:r>
+        <w:rPr>
+          <w:color w:val="0066FF"/>
+        </w:rPr>
+        <w:t xml:space="preserve"> erstellt…</w:t>
+      </w:r>
+    </w:p>
+    <w:p>
+      <w:pPr>
+        <w:pStyle w:val="Heading2"/>
+      </w:pPr>
+      <w:bookmarkStart w:id="93" w:name="_Toc84757225"/>
+      <w:bookmarkStart w:id="94" w:name="_Toc211138171"/>
+      <w:bookmarkStart w:id="95" w:name="_Toc211137927"/>
+      <w:bookmarkStart w:id="96" w:name="_Toc84751260"/>
+      <w:bookmarkStart w:id="97" w:name="_Toc210560307"/>
+      <w:bookmarkStart w:id="98" w:name="_Toc210560254"/>
+      <w:bookmarkStart w:id="99" w:name="_Toc84751372"/>
+      <w:bookmarkStart w:id="100" w:name="_Toc223775015"/>
+      <w:r>
+        <w:t>Abkürzungsverzeichnis</w:t>
       </w:r>
       <w:bookmarkEnd w:id="93"/>
-      <w:r>
-        <w:t xml:space="preserve"> </w:t>
-      </w:r>
-    </w:p>
-    <w:p>
-      <w:pPr>
-        <w:rPr>
-          <w:color w:val="0066FF"/>
-        </w:rPr>
-      </w:pPr>
-      <w:r>
-        <w:rPr>
-          <w:color w:val="0066FF"/>
-        </w:rPr>
-        <w:t xml:space="preserve">Wird mithilfe von </w:t>
-      </w:r>
-      <w:proofErr w:type="spellStart"/>
-      <w:r>
-        <w:rPr>
-          <w:color w:val="0066FF"/>
-        </w:rPr>
-        <w:t>Zotero</w:t>
-      </w:r>
-      <w:proofErr w:type="spellEnd"/>
-      <w:r>
-        <w:rPr>
-          <w:color w:val="0066FF"/>
-        </w:rPr>
-        <w:t xml:space="preserve"> erstellt…</w:t>
-      </w:r>
-    </w:p>
-    <w:p>
-      <w:pPr>
-        <w:pStyle w:val="Heading2"/>
-      </w:pPr>
-      <w:bookmarkStart w:id="94" w:name="_Toc84757225"/>
-      <w:bookmarkStart w:id="95" w:name="_Toc211138171"/>
-      <w:bookmarkStart w:id="96" w:name="_Toc211137927"/>
-      <w:bookmarkStart w:id="97" w:name="_Toc84751260"/>
-      <w:bookmarkStart w:id="98" w:name="_Toc210560307"/>
-      <w:bookmarkStart w:id="99" w:name="_Toc210560254"/>
-      <w:bookmarkStart w:id="100" w:name="_Toc84751372"/>
-      <w:bookmarkStart w:id="101" w:name="_Toc223775015"/>
-      <w:r>
-        <w:t>Abkürzungsverzeichnis</w:t>
-      </w:r>
       <w:bookmarkEnd w:id="94"/>
       <w:bookmarkEnd w:id="95"/>
       <w:bookmarkEnd w:id="96"/>
@@ -18378,57 +17953,43 @@
       <w:bookmarkEnd w:id="98"/>
       <w:bookmarkEnd w:id="99"/>
       <w:bookmarkEnd w:id="100"/>
+    </w:p>
+    <w:p>
+      <w:pPr>
+        <w:pStyle w:val="Text"/>
+        <w:rPr>
+          <w:color w:val="0066FF"/>
+        </w:rPr>
+      </w:pPr>
+      <w:r>
+        <w:rPr>
+          <w:color w:val="0066FF"/>
+        </w:rPr>
+        <w:t>(FV Text)</w:t>
+      </w:r>
+      <w:bookmarkStart w:id="101" w:name="_Toc211138172"/>
+      <w:bookmarkStart w:id="102" w:name="_Toc211137928"/>
+      <w:bookmarkStart w:id="103" w:name="_Toc84757226"/>
+      <w:bookmarkStart w:id="104" w:name="_Toc84751373"/>
+      <w:bookmarkStart w:id="105" w:name="_Toc84751261"/>
+      <w:bookmarkStart w:id="106" w:name="_Toc210560308"/>
+      <w:bookmarkStart w:id="107" w:name="_Toc210560255"/>
+      <w:r>
+        <w:rPr>
+          <w:color w:val="0066FF"/>
+        </w:rPr>
+        <w:t xml:space="preserve"> Optionaler Abschnitt. Nur verwenden, wenn mehr als 10 verschiedene Abkürzungen im gesamten Dokument vorkommen.</w:t>
+      </w:r>
+    </w:p>
+    <w:p>
+      <w:pPr>
+        <w:pStyle w:val="Heading2"/>
+      </w:pPr>
+      <w:bookmarkStart w:id="108" w:name="_Toc223775016"/>
+      <w:r>
+        <w:t>Tabellen</w:t>
+      </w:r>
       <w:bookmarkEnd w:id="101"/>
-    </w:p>
-    <w:p>
-      <w:pPr>
-        <w:pStyle w:val="Text"/>
-        <w:rPr>
-          <w:color w:val="0066FF"/>
-        </w:rPr>
-      </w:pPr>
-      <w:r>
-        <w:rPr>
-          <w:color w:val="0066FF"/>
-        </w:rPr>
-        <w:t>(</w:t>
-      </w:r>
-      <w:proofErr w:type="gramStart"/>
-      <w:r>
-        <w:rPr>
-          <w:color w:val="0066FF"/>
-        </w:rPr>
-        <w:t>FV Text</w:t>
-      </w:r>
-      <w:proofErr w:type="gramEnd"/>
-      <w:r>
-        <w:rPr>
-          <w:color w:val="0066FF"/>
-        </w:rPr>
-        <w:t>)</w:t>
-      </w:r>
-      <w:bookmarkStart w:id="102" w:name="_Toc211138172"/>
-      <w:bookmarkStart w:id="103" w:name="_Toc211137928"/>
-      <w:bookmarkStart w:id="104" w:name="_Toc84757226"/>
-      <w:bookmarkStart w:id="105" w:name="_Toc84751373"/>
-      <w:bookmarkStart w:id="106" w:name="_Toc84751261"/>
-      <w:bookmarkStart w:id="107" w:name="_Toc210560308"/>
-      <w:bookmarkStart w:id="108" w:name="_Toc210560255"/>
-      <w:r>
-        <w:rPr>
-          <w:color w:val="0066FF"/>
-        </w:rPr>
-        <w:t xml:space="preserve"> Optionaler Abschnitt. Nur verwenden, wenn mehr als 10 verschiedene Abkürzungen im gesamten Dokument vorkommen.</w:t>
-      </w:r>
-    </w:p>
-    <w:p>
-      <w:pPr>
-        <w:pStyle w:val="Heading2"/>
-      </w:pPr>
-      <w:bookmarkStart w:id="109" w:name="_Toc223775016"/>
-      <w:r>
-        <w:t>Tabellen</w:t>
-      </w:r>
       <w:bookmarkEnd w:id="102"/>
       <w:bookmarkEnd w:id="103"/>
       <w:bookmarkEnd w:id="104"/>
@@ -18436,56 +17997,41 @@
       <w:bookmarkEnd w:id="106"/>
       <w:bookmarkEnd w:id="107"/>
       <w:bookmarkEnd w:id="108"/>
+    </w:p>
+    <w:p>
+      <w:r>
+        <w:rPr>
+          <w:color w:val="0066FF"/>
+        </w:rPr>
+        <w:t>(FV Text) Optionaler Abschnitt. Nur verwenden, wenn mehr als 10 verschiedene Tabellen im gesamten Dokument vorkommen.</w:t>
+      </w:r>
+    </w:p>
+    <w:p>
+      <w:pPr>
+        <w:pStyle w:val="Heading2"/>
+      </w:pPr>
+      <w:bookmarkStart w:id="109" w:name="_Toc210560256"/>
+      <w:bookmarkStart w:id="110" w:name="_Toc210560309"/>
+      <w:bookmarkStart w:id="111" w:name="_Toc211137929"/>
+      <w:bookmarkStart w:id="112" w:name="_Toc84757227"/>
+      <w:bookmarkStart w:id="113" w:name="_Toc84751374"/>
+      <w:bookmarkStart w:id="114" w:name="_Toc84751262"/>
+      <w:bookmarkStart w:id="115" w:name="_Toc211138173"/>
+      <w:bookmarkStart w:id="116" w:name="_Toc223775017"/>
+      <w:r>
+        <w:t>Abbildunge</w:t>
+      </w:r>
       <w:bookmarkEnd w:id="109"/>
-    </w:p>
-    <w:p>
-      <w:r>
-        <w:rPr>
-          <w:color w:val="0066FF"/>
-        </w:rPr>
-        <w:t>(</w:t>
-      </w:r>
-      <w:proofErr w:type="gramStart"/>
-      <w:r>
-        <w:rPr>
-          <w:color w:val="0066FF"/>
-        </w:rPr>
-        <w:t>FV Text</w:t>
-      </w:r>
-      <w:proofErr w:type="gramEnd"/>
-      <w:r>
-        <w:rPr>
-          <w:color w:val="0066FF"/>
-        </w:rPr>
-        <w:t>) Optionaler Abschnitt. Nur verwenden, wenn mehr als 10 verschiedene Tabellen im gesamten Dokument vorkommen.</w:t>
-      </w:r>
-    </w:p>
-    <w:p>
-      <w:pPr>
-        <w:pStyle w:val="Heading2"/>
-      </w:pPr>
-      <w:bookmarkStart w:id="110" w:name="_Toc210560256"/>
-      <w:bookmarkStart w:id="111" w:name="_Toc210560309"/>
-      <w:bookmarkStart w:id="112" w:name="_Toc211137929"/>
-      <w:bookmarkStart w:id="113" w:name="_Toc84757227"/>
-      <w:bookmarkStart w:id="114" w:name="_Toc84751374"/>
-      <w:bookmarkStart w:id="115" w:name="_Toc84751262"/>
-      <w:bookmarkStart w:id="116" w:name="_Toc211138173"/>
-      <w:bookmarkStart w:id="117" w:name="_Toc223775017"/>
-      <w:r>
-        <w:t>Abbildunge</w:t>
-      </w:r>
       <w:bookmarkEnd w:id="110"/>
+      <w:r>
+        <w:t>n</w:t>
+      </w:r>
       <w:bookmarkEnd w:id="111"/>
-      <w:r>
-        <w:t>n</w:t>
-      </w:r>
       <w:bookmarkEnd w:id="112"/>
       <w:bookmarkEnd w:id="113"/>
       <w:bookmarkEnd w:id="114"/>
       <w:bookmarkEnd w:id="115"/>
       <w:bookmarkEnd w:id="116"/>
-      <w:bookmarkEnd w:id="117"/>
     </w:p>
     <w:p>
       <w:pPr>
@@ -18497,21 +18043,7 @@
         <w:rPr>
           <w:color w:val="0066FF"/>
         </w:rPr>
-        <w:t>(</w:t>
-      </w:r>
-      <w:proofErr w:type="gramStart"/>
-      <w:r>
-        <w:rPr>
-          <w:color w:val="0066FF"/>
-        </w:rPr>
-        <w:t>FV Text</w:t>
-      </w:r>
-      <w:proofErr w:type="gramEnd"/>
-      <w:r>
-        <w:rPr>
-          <w:color w:val="0066FF"/>
-        </w:rPr>
-        <w:t>) Optionaler Abschnitt. Nur verwenden, wenn mehr als 10 verschiedene Bilder im gesamten Dokument vorkommen.</w:t>
+        <w:t>(FV Text) Optionaler Abschnitt. Nur verwenden, wenn mehr als 10 verschiedene Bilder im gesamten Dokument vorkommen.</w:t>
       </w:r>
     </w:p>
     <w:p>
@@ -18536,51 +18068,37 @@
       <w:pPr>
         <w:pStyle w:val="Heading1"/>
       </w:pPr>
-      <w:bookmarkStart w:id="118" w:name="_Toc211138174"/>
-      <w:bookmarkStart w:id="119" w:name="_Toc211137930"/>
-      <w:bookmarkStart w:id="120" w:name="_Toc84751375"/>
-      <w:bookmarkStart w:id="121" w:name="_Toc84751263"/>
-      <w:bookmarkStart w:id="122" w:name="_Ref84675439"/>
-      <w:bookmarkStart w:id="123" w:name="_Toc223775018"/>
+      <w:bookmarkStart w:id="117" w:name="_Toc211138174"/>
+      <w:bookmarkStart w:id="118" w:name="_Toc211137930"/>
+      <w:bookmarkStart w:id="119" w:name="_Toc84751375"/>
+      <w:bookmarkStart w:id="120" w:name="_Toc84751263"/>
+      <w:bookmarkStart w:id="121" w:name="_Ref84675439"/>
+      <w:bookmarkStart w:id="122" w:name="_Toc223775018"/>
       <w:r>
         <w:lastRenderedPageBreak/>
         <w:t>Anhang</w:t>
       </w:r>
+      <w:bookmarkEnd w:id="117"/>
       <w:bookmarkEnd w:id="118"/>
       <w:bookmarkEnd w:id="119"/>
       <w:bookmarkEnd w:id="120"/>
       <w:bookmarkEnd w:id="121"/>
       <w:bookmarkEnd w:id="122"/>
+    </w:p>
+    <w:p>
+      <w:pPr>
+        <w:pStyle w:val="Text"/>
+      </w:pPr>
+      <w:bookmarkStart w:id="123" w:name="_Ref210468443"/>
+      <w:bookmarkStart w:id="124" w:name="_Ref210464602"/>
+      <w:r>
+        <w:rPr>
+          <w:color w:val="0066FF"/>
+        </w:rPr>
+        <w:t>(FV Text) Optionales Kapitel. Hier werden Datenblätter, große Zeichnungen, Skizzen, Bilder, etc. eingefügt, die im Fließtext der vorigen Kapitel nicht eingefügt werden, da sie dort die Übersichtlichkeit bzw. Struktur dieser Kapitel verschlechtern würden.</w:t>
+      </w:r>
       <w:bookmarkEnd w:id="123"/>
-    </w:p>
-    <w:p>
-      <w:pPr>
-        <w:pStyle w:val="Text"/>
-      </w:pPr>
-      <w:bookmarkStart w:id="124" w:name="_Ref210468443"/>
-      <w:bookmarkStart w:id="125" w:name="_Ref210464602"/>
-      <w:r>
-        <w:rPr>
-          <w:color w:val="0066FF"/>
-        </w:rPr>
-        <w:t>(</w:t>
-      </w:r>
-      <w:proofErr w:type="gramStart"/>
-      <w:r>
-        <w:rPr>
-          <w:color w:val="0066FF"/>
-        </w:rPr>
-        <w:t>FV Text</w:t>
-      </w:r>
-      <w:proofErr w:type="gramEnd"/>
-      <w:r>
-        <w:rPr>
-          <w:color w:val="0066FF"/>
-        </w:rPr>
-        <w:t>) Optionales Kapitel. Hier werden Datenblätter, große Zeichnungen, Skizzen, Bilder, etc. eingefügt, die im Fließtext der vorigen Kapitel nicht eingefügt werden, da sie dort die Übersichtlichkeit bzw. Struktur dieser Kapitel verschlechtern würden.</w:t>
-      </w:r>
       <w:bookmarkEnd w:id="124"/>
-      <w:bookmarkEnd w:id="125"/>
     </w:p>
     <w:sectPr>
       <w:headerReference w:type="default" r:id="rId144"/>
@@ -18599,7 +18117,7 @@
 
 <file path=word/comments.xml><?xml version="1.0" encoding="utf-8"?>
 <w:comments xmlns:wpc="http://schemas.microsoft.com/office/word/2010/wordprocessingCanvas" xmlns:cx="http://schemas.microsoft.com/office/drawing/2014/chartex" xmlns:cx1="http://schemas.microsoft.com/office/drawing/2015/9/8/chartex" xmlns:cx2="http://schemas.microsoft.com/office/drawing/2015/10/21/chartex" xmlns:cx3="http://schemas.microsoft.com/office/drawing/2016/5/9/chartex" xmlns:cx4="http://schemas.microsoft.com/office/drawing/2016/5/10/chartex" xmlns:cx5="http://schemas.microsoft.com/office/drawing/2016/5/11/chartex" xmlns:cx6="http://schemas.microsoft.com/office/drawing/2016/5/12/chartex" xmlns:cx7="http://schemas.microsoft.com/office/drawing/2016/5/13/chartex" xmlns:cx8="http://schemas.microsoft.com/office/drawing/2016/5/14/chartex" xmlns:mc="http://schemas.openxmlformats.org/markup-compatibility/2006" xmlns:aink="http://schemas.microsoft.com/office/drawing/2016/ink" xmlns:am3d="http://schemas.microsoft.com/office/drawing/2017/model3d" xmlns:o="urn:schemas-microsoft-com:office:office" xmlns:oel="http://schemas.microsoft.com/office/2019/extlst" xmlns:r="http://schemas.openxmlformats.org/officeDocument/2006/relationships" xmlns:m="http://schemas.openxmlformats.org/officeDocument/2006/math" xmlns:v="urn:schemas-microsoft-com:vml" xmlns:wp14="http://schemas.microsoft.com/office/word/2010/wordprocessingDrawing" xmlns:wp="http://schemas.openxmlformats.org/drawingml/2006/wordprocessingDrawing" xmlns:w10="urn:schemas-microsoft-com:office:word" xmlns:w="http://schemas.openxmlformats.org/wordprocessingml/2006/main" xmlns:w14="http://schemas.microsoft.com/office/word/2010/wordml" xmlns:w15="http://schemas.microsoft.com/office/word/2012/wordml" xmlns:w16cex="http://schemas.microsoft.com/office/word/2018/wordml/cex" xmlns:w16cid="http://schemas.microsoft.com/office/word/2016/wordml/cid" xmlns:w16="http://schemas.microsoft.com/office/word/2018/wordml" xmlns:w16du="http://schemas.microsoft.com/office/word/2023/wordml/word16du" xmlns:w16sdtdh="http://schemas.microsoft.com/office/word/2020/wordml/sdtdatahash" xmlns:w16sdtfl="http://schemas.microsoft.com/office/word/2024/wordml/sdtformatlock" xmlns:w16se="http://schemas.microsoft.com/office/word/2015/wordml/symex" xmlns:wpg="http://schemas.microsoft.com/office/word/2010/wordprocessingGroup" xmlns:wpi="http://schemas.microsoft.com/office/word/2010/wordprocessingInk" xmlns:wne="http://schemas.microsoft.com/office/word/2006/wordml" xmlns:wps="http://schemas.microsoft.com/office/word/2010/wordprocessingShape" mc:Ignorable="w14 w15 w16se w16cid w16 w16cex w16sdtdh w16sdtfl w16du wp14">
-  <w:comment w:id="51" w:author="SCHIECHTL Alexander, SchülerIn" w:date="2026-03-03T16:08:00Z" w:initials="AS">
+  <w:comment w:id="51" w:author="SCHIECHTL Alexander, SchülerIn" w:date="2026-03-12T17:13:00Z" w:initials="AS">
     <w:p>
       <w:pPr>
         <w:pStyle w:val="CommentText"/>
@@ -18612,7 +18130,7 @@
         <w:annotationRef/>
       </w:r>
       <w:r>
-        <w:t>Werte ausfüllen</w:t>
+        <w:t>Bis hier hin wurde die Rechtsschreibung und Grammatik überarbeitet</w:t>
       </w:r>
     </w:p>
   </w:comment>
@@ -18621,19 +18139,19 @@
 
 <file path=word/commentsExtended.xml><?xml version="1.0" encoding="utf-8"?>
 <w15:commentsEx xmlns:wpc="http://schemas.microsoft.com/office/word/2010/wordprocessingCanvas" xmlns:cx="http://schemas.microsoft.com/office/drawing/2014/chartex" xmlns:cx1="http://schemas.microsoft.com/office/drawing/2015/9/8/chartex" xmlns:cx2="http://schemas.microsoft.com/office/drawing/2015/10/21/chartex" xmlns:cx3="http://schemas.microsoft.com/office/drawing/2016/5/9/chartex" xmlns:cx4="http://schemas.microsoft.com/office/drawing/2016/5/10/chartex" xmlns:cx5="http://schemas.microsoft.com/office/drawing/2016/5/11/chartex" xmlns:cx6="http://schemas.microsoft.com/office/drawing/2016/5/12/chartex" xmlns:cx7="http://schemas.microsoft.com/office/drawing/2016/5/13/chartex" xmlns:cx8="http://schemas.microsoft.com/office/drawing/2016/5/14/chartex" xmlns:mc="http://schemas.openxmlformats.org/markup-compatibility/2006" xmlns:aink="http://schemas.microsoft.com/office/drawing/2016/ink" xmlns:am3d="http://schemas.microsoft.com/office/drawing/2017/model3d" xmlns:o="urn:schemas-microsoft-com:office:office" xmlns:oel="http://schemas.microsoft.com/office/2019/extlst" xmlns:r="http://schemas.openxmlformats.org/officeDocument/2006/relationships" xmlns:m="http://schemas.openxmlformats.org/officeDocument/2006/math" xmlns:v="urn:schemas-microsoft-com:vml" xmlns:wp14="http://schemas.microsoft.com/office/word/2010/wordprocessingDrawing" xmlns:wp="http://schemas.openxmlformats.org/drawingml/2006/wordprocessingDrawing" xmlns:w10="urn:schemas-microsoft-com:office:word" xmlns:w="http://schemas.openxmlformats.org/wordprocessingml/2006/main" xmlns:w14="http://schemas.microsoft.com/office/word/2010/wordml" xmlns:w15="http://schemas.microsoft.com/office/word/2012/wordml" xmlns:w16cex="http://schemas.microsoft.com/office/word/2018/wordml/cex" xmlns:w16cid="http://schemas.microsoft.com/office/word/2016/wordml/cid" xmlns:w16="http://schemas.microsoft.com/office/word/2018/wordml" xmlns:w16du="http://schemas.microsoft.com/office/word/2023/wordml/word16du" xmlns:w16sdtdh="http://schemas.microsoft.com/office/word/2020/wordml/sdtdatahash" xmlns:w16sdtfl="http://schemas.microsoft.com/office/word/2024/wordml/sdtformatlock" xmlns:w16se="http://schemas.microsoft.com/office/word/2015/wordml/symex" xmlns:wpg="http://schemas.microsoft.com/office/word/2010/wordprocessingGroup" xmlns:wpi="http://schemas.microsoft.com/office/word/2010/wordprocessingInk" xmlns:wne="http://schemas.microsoft.com/office/word/2006/wordml" xmlns:wps="http://schemas.microsoft.com/office/word/2010/wordprocessingShape" mc:Ignorable="w14 w15 w16se w16cid w16 w16cex w16sdtdh w16sdtfl w16du wp14">
-  <w15:commentEx w15:paraId="3219820E" w15:done="0"/>
+  <w15:commentEx w15:paraId="76739F4F" w15:done="0"/>
 </w15:commentsEx>
 </file>
 
 <file path=word/commentsExtensible.xml><?xml version="1.0" encoding="utf-8"?>
 <w16cex:commentsExtensible xmlns:wpc="http://schemas.microsoft.com/office/word/2010/wordprocessingCanvas" xmlns:cx="http://schemas.microsoft.com/office/drawing/2014/chartex" xmlns:cx1="http://schemas.microsoft.com/office/drawing/2015/9/8/chartex" xmlns:cx2="http://schemas.microsoft.com/office/drawing/2015/10/21/chartex" xmlns:cx3="http://schemas.microsoft.com/office/drawing/2016/5/9/chartex" xmlns:cx4="http://schemas.microsoft.com/office/drawing/2016/5/10/chartex" xmlns:cx5="http://schemas.microsoft.com/office/drawing/2016/5/11/chartex" xmlns:cx6="http://schemas.microsoft.com/office/drawing/2016/5/12/chartex" xmlns:cx7="http://schemas.microsoft.com/office/drawing/2016/5/13/chartex" xmlns:cx8="http://schemas.microsoft.com/office/drawing/2016/5/14/chartex" xmlns:cr="http://schemas.microsoft.com/office/comments/2020/reactions" xmlns:mc="http://schemas.openxmlformats.org/markup-compatibility/2006" xmlns:aink="http://schemas.microsoft.com/office/drawing/2016/ink" xmlns:am3d="http://schemas.microsoft.com/office/drawing/2017/model3d" xmlns:o="urn:schemas-microsoft-com:office:office" xmlns:oel="http://schemas.microsoft.com/office/2019/extlst" xmlns:r="http://schemas.openxmlformats.org/officeDocument/2006/relationships" xmlns:m="http://schemas.openxmlformats.org/officeDocument/2006/math" xmlns:v="urn:schemas-microsoft-com:vml" xmlns:wp14="http://schemas.microsoft.com/office/word/2010/wordprocessingDrawing" xmlns:wp="http://schemas.openxmlformats.org/drawingml/2006/wordprocessingDrawing" xmlns:w10="urn:schemas-microsoft-com:office:word" xmlns:w="http://schemas.openxmlformats.org/wordprocessingml/2006/main" xmlns:w14="http://schemas.microsoft.com/office/word/2010/wordml" xmlns:w15="http://schemas.microsoft.com/office/word/2012/wordml" xmlns:w16cex="http://schemas.microsoft.com/office/word/2018/wordml/cex" xmlns:w16cid="http://schemas.microsoft.com/office/word/2016/wordml/cid" xmlns:w16="http://schemas.microsoft.com/office/word/2018/wordml" xmlns:w16du="http://schemas.microsoft.com/office/word/2023/wordml/word16du" xmlns:w16sdtdh="http://schemas.microsoft.com/office/word/2020/wordml/sdtdatahash" xmlns:w16sdtfl="http://schemas.microsoft.com/office/word/2024/wordml/sdtformatlock" xmlns:w16se="http://schemas.microsoft.com/office/word/2015/wordml/symex" xmlns:wpg="http://schemas.microsoft.com/office/word/2010/wordprocessingGroup" xmlns:wpi="http://schemas.microsoft.com/office/word/2010/wordprocessingInk" xmlns:wne="http://schemas.microsoft.com/office/word/2006/wordml" xmlns:wps="http://schemas.microsoft.com/office/word/2010/wordprocessingShape" mc:Ignorable="w14 w15 w16se w16cid w16 w16cex w16sdtdh w16sdtfl cr w16du wp14">
-  <w16cex:commentExtensible w16cex:durableId="62E9D3CD" w16cex:dateUtc="2026-03-03T15:08:00Z"/>
+  <w16cex:commentExtensible w16cex:durableId="0D659BA9" w16cex:dateUtc="2026-03-12T16:13:00Z"/>
 </w16cex:commentsExtensible>
 </file>
 
 <file path=word/commentsIds.xml><?xml version="1.0" encoding="utf-8"?>
 <w16cid:commentsIds xmlns:wpc="http://schemas.microsoft.com/office/word/2010/wordprocessingCanvas" xmlns:cx="http://schemas.microsoft.com/office/drawing/2014/chartex" xmlns:cx1="http://schemas.microsoft.com/office/drawing/2015/9/8/chartex" xmlns:cx2="http://schemas.microsoft.com/office/drawing/2015/10/21/chartex" xmlns:cx3="http://schemas.microsoft.com/office/drawing/2016/5/9/chartex" xmlns:cx4="http://schemas.microsoft.com/office/drawing/2016/5/10/chartex" xmlns:cx5="http://schemas.microsoft.com/office/drawing/2016/5/11/chartex" xmlns:cx6="http://schemas.microsoft.com/office/drawing/2016/5/12/chartex" xmlns:cx7="http://schemas.microsoft.com/office/drawing/2016/5/13/chartex" xmlns:cx8="http://schemas.microsoft.com/office/drawing/2016/5/14/chartex" xmlns:mc="http://schemas.openxmlformats.org/markup-compatibility/2006" xmlns:aink="http://schemas.microsoft.com/office/drawing/2016/ink" xmlns:am3d="http://schemas.microsoft.com/office/drawing/2017/model3d" xmlns:o="urn:schemas-microsoft-com:office:office" xmlns:oel="http://schemas.microsoft.com/office/2019/extlst" xmlns:r="http://schemas.openxmlformats.org/officeDocument/2006/relationships" xmlns:m="http://schemas.openxmlformats.org/officeDocument/2006/math" xmlns:v="urn:schemas-microsoft-com:vml" xmlns:wp14="http://schemas.microsoft.com/office/word/2010/wordprocessingDrawing" xmlns:wp="http://schemas.openxmlformats.org/drawingml/2006/wordprocessingDrawing" xmlns:w10="urn:schemas-microsoft-com:office:word" xmlns:w="http://schemas.openxmlformats.org/wordprocessingml/2006/main" xmlns:w14="http://schemas.microsoft.com/office/word/2010/wordml" xmlns:w15="http://schemas.microsoft.com/office/word/2012/wordml" xmlns:w16cex="http://schemas.microsoft.com/office/word/2018/wordml/cex" xmlns:w16cid="http://schemas.microsoft.com/office/word/2016/wordml/cid" xmlns:w16="http://schemas.microsoft.com/office/word/2018/wordml" xmlns:w16du="http://schemas.microsoft.com/office/word/2023/wordml/word16du" xmlns:w16sdtdh="http://schemas.microsoft.com/office/word/2020/wordml/sdtdatahash" xmlns:w16sdtfl="http://schemas.microsoft.com/office/word/2024/wordml/sdtformatlock" xmlns:w16se="http://schemas.microsoft.com/office/word/2015/wordml/symex" xmlns:wpg="http://schemas.microsoft.com/office/word/2010/wordprocessingGroup" xmlns:wpi="http://schemas.microsoft.com/office/word/2010/wordprocessingInk" xmlns:wne="http://schemas.microsoft.com/office/word/2006/wordml" xmlns:wps="http://schemas.microsoft.com/office/word/2010/wordprocessingShape" mc:Ignorable="w14 w15 w16se w16cid w16 w16cex w16sdtdh w16sdtfl w16du wp14">
-  <w16cid:commentId w16cid:paraId="3219820E" w16cid:durableId="62E9D3CD"/>
+  <w16cid:commentId w16cid:paraId="76739F4F" w16cid:durableId="0D659BA9"/>
 </w16cid:commentsIds>
 </file>
 
@@ -23349,7 +22867,6 @@
   <w:style w:type="character" w:default="1" w:styleId="DefaultParagraphFont">
     <w:name w:val="Default Paragraph Font"/>
     <w:uiPriority w:val="1"/>
-    <w:semiHidden/>
     <w:unhideWhenUsed/>
   </w:style>
   <w:style w:type="table" w:default="1" w:styleId="TableNormal">
@@ -25042,6 +24559,31 @@
       <w:lang w:eastAsia="en-US"/>
     </w:rPr>
   </w:style>
+  <w:style w:type="character" w:customStyle="1" w:styleId="citation-77">
+    <w:name w:val="citation-77"/>
+    <w:basedOn w:val="DefaultParagraphFont"/>
+    <w:rsid w:val="00505F07"/>
+  </w:style>
+  <w:style w:type="character" w:customStyle="1" w:styleId="citation-76">
+    <w:name w:val="citation-76"/>
+    <w:basedOn w:val="DefaultParagraphFont"/>
+    <w:rsid w:val="00505F07"/>
+  </w:style>
+  <w:style w:type="character" w:customStyle="1" w:styleId="citation-75">
+    <w:name w:val="citation-75"/>
+    <w:basedOn w:val="DefaultParagraphFont"/>
+    <w:rsid w:val="00505F07"/>
+  </w:style>
+  <w:style w:type="character" w:customStyle="1" w:styleId="citation-74">
+    <w:name w:val="citation-74"/>
+    <w:basedOn w:val="DefaultParagraphFont"/>
+    <w:rsid w:val="00505F07"/>
+  </w:style>
+  <w:style w:type="character" w:customStyle="1" w:styleId="citation-159">
+    <w:name w:val="citation-159"/>
+    <w:basedOn w:val="DefaultParagraphFont"/>
+    <w:rsid w:val="00100E16"/>
+  </w:style>
 </w:styles>
 </file>
 
@@ -25223,6 +24765,40 @@
 </file>
 
 <file path=customXml/item1.xml><?xml version="1.0" encoding="utf-8"?>
+<inkml:ink xmlns:inkml="http://www.w3.org/2003/InkML">
+  <inkml:definitions>
+    <inkml:context xml:id="ctx0">
+      <inkml:inkSource xml:id="inkSrc0">
+        <inkml:traceFormat>
+          <inkml:channel name="X" type="integer" min="-2.14748E9" max="2.14748E9" units="cm"/>
+          <inkml:channel name="Y" type="integer" min="-2.14748E9" max="2.14748E9" units="cm"/>
+          <inkml:channel name="F" type="integer" max="32767" units="dev"/>
+          <inkml:channel name="OA" type="integer" max="360" units="deg"/>
+          <inkml:channel name="OE" type="integer" max="90" units="deg"/>
+        </inkml:traceFormat>
+        <inkml:channelProperties>
+          <inkml:channelProperty channel="X" name="resolution" value="1000" units="1/cm"/>
+          <inkml:channelProperty channel="Y" name="resolution" value="1000" units="1/cm"/>
+          <inkml:channelProperty channel="F" name="resolution" value="0" units="1/dev"/>
+          <inkml:channelProperty channel="OA" name="resolution" value="1000" units="1/deg"/>
+          <inkml:channelProperty channel="OE" name="resolution" value="1000" units="1/deg"/>
+        </inkml:channelProperties>
+      </inkml:inkSource>
+      <inkml:timestamp xml:id="ts0" timeString="2025-06-10T16:09:06.362"/>
+    </inkml:context>
+    <inkml:brush xml:id="br0">
+      <inkml:brushProperty name="width" value="0.05" units="cm"/>
+      <inkml:brushProperty name="height" value="0.05" units="cm"/>
+      <inkml:brushProperty name="color" value="#E71224"/>
+    </inkml:brush>
+  </inkml:definitions>
+  <inkml:trace contextRef="#ctx0" brushRef="#br0">3153 356 7202 0 0,'-44'-7'350'0'0,"0"-2"0"0"0,1-2 0 0 0,0-2 0 0 0,-57-25 1 0 0,-168-76 1481 0 0,190 86-1679 0 0,-122-28 1 0 0,156 47-169 0 0,-67-16 302 0 0,-1 5 0 0 0,-122-5-1 0 0,88 25-117 0 0,1 6-1 0 0,-1 6 0 0 0,-208 45 1 0 0,298-44-170 0 0,0 3 1 0 0,1 1 0 0 0,1 4 0 0 0,0 1 0 0 0,-95 56-1 0 0,75-31-102 0 0,-120 97-1 0 0,165-119 91 0 0,2 1 0 0 0,1 2 0 0 0,1 0 0 0 0,2 2 1 0 0,1 0-1 0 0,-32 58 0 0 0,30-39-7 0 0,1 2 0 0 0,3 0 1 0 0,2 1-1 0 0,3 1 0 0 0,-17 102 0 0 0,25-76 38 0 0,3-1 0 0 0,4 1 0 0 0,4-1 0 0 0,20 120 0 0 0,-13-124-5 0 0,-3-11 48 0 0,4-1 0 0 0,23 76-1 0 0,-28-119-47 0 0,0-1 0 0 0,1 0 0 0 0,0 0 0 0 0,2-1 0 0 0,0 0 0 0 0,1-1 0 0 0,0 0 0 0 0,2-1 0 0 0,-1 0 0 0 0,2-1-1 0 0,25 20 1 0 0,-15-17 28 0 0,0-1 0 0 0,1-2-1 0 0,1 0 1 0 0,0-2 0 0 0,1-1-1 0 0,0-1 1 0 0,0-1 0 0 0,1-2-1 0 0,1 0 1 0 0,-1-2-1 0 0,1-1 1 0 0,31-1 0 0 0,36-3 35 0 0,1-4 1 0 0,122-22 0 0 0,-40 5 38 0 0,-35 9-33 0 0,182-24 276 0 0,51-43 591 0 0,-309 60-804 0 0,-1-3-1 0 0,0-3 1 0 0,89-47 0 0 0,59-55 5 0 0,-176 101-72 0 0,-1-3 0 0 0,-1-1 1 0 0,41-43-1 0 0,-52 43-35 0 0,-2 0 1 0 0,-1-2-1 0 0,-1-1 0 0 0,23-47 1 0 0,-19 26 62 0 0,-3-2 1 0 0,19-65-1 0 0,-30 75 16 0 0,-2 1 0 0 0,5-70 0 0 0,-4-95-93 0 0,-11 199-21 0 0,1-9 55 0 0,-1 1 0 0 0,-1-1 0 0 0,-1 1 0 0 0,0-1 0 0 0,-1 1 0 0 0,-2 0 0 0 0,0 0 0 0 0,-1 0 0 0 0,0 1 0 0 0,-2-1 0 0 0,-12-21 0 0 0,-32-62 287 0 0,32 60-30 0 0,-28-42 0 0 0,39 70-276 0 0,0 2 1 0 0,-1-1-1 0 0,0 1 1 0 0,-1 1-1 0 0,-1 0 1 0 0,0 0-1 0 0,-14-9 1 0 0,-10-3-215 0 0,0 3 0 0 0,-1 0-1 0 0,-1 3 1 0 0,0 1 0 0 0,-1 2 0 0 0,-1 1 0 0 0,-1 2 0 0 0,1 2 0 0 0,-1 2 0 0 0,-1 2 0 0 0,1 1 0 0 0,-76 4 0 0 0,88 3-696 0 0,0 2-1 0 0,0 1 1 0 0,0 2 0 0 0,-39 15 0 0 0,23-4 15 0 0</inkml:trace>
+  <inkml:trace contextRef="#ctx0" brushRef="#br0" timeOffset="2304.57">3473 308 408 0 0,'25'-34'-131'0'0,"-12"9"9868"0"0,-14 35-9206 0 0,-2 1-494 0 0,2 1 1 0 0,-1-1 0 0 0,1 0-1 0 0,1 1 1 0 0,0-1-1 0 0,3 17 1 0 0,16 78-22 0 0,-1-5-4 0 0,-6 136 38 0 0,0-15 29 0 0,-4-164-14 0 0,-4-36 88 0 0,2 43 1333 0 0,-8-70-1392 0 0,0 1 0 0 0,0-1 0 0 0,0 0 0 0 0,0 0 0 0 0,1 0 0 0 0,-2-8 0 0 0,2 11-63 0 0,-50-289 287 0 0,50 262-342 0 0,1 0 0 0 0,1 0-1 0 0,2 1 1 0 0,1-1-1 0 0,10-38 1 0 0,6-41-152 0 0,-20 107 169 0 0,0 1 1 0 0,0 0-1 0 0,0-1 1 0 0,0 1-1 0 0,0 0 1 0 0,0-1 0 0 0,0 1-1 0 0,0 0 1 0 0,0-1-1 0 0,0 1 1 0 0,0-1 0 0 0,0 1-1 0 0,0 0 1 0 0,0-1-1 0 0,0 1 1 0 0,0 0-1 0 0,-1-1 1 0 0,1 1 0 0 0,0 0-1 0 0,0-1 1 0 0,0 1-1 0 0,-1 0 1 0 0,1 0 0 0 0,0-1-1 0 0,0 1 1 0 0,-1 0-1 0 0,1 0 1 0 0,0-1-1 0 0,0 1 1 0 0,-1 0 0 0 0,1 0-1 0 0,0 0 1 0 0,-1-1-1 0 0,1 1 1 0 0,0 0 0 0 0,-1 0-1 0 0,1 0 1 0 0,-1 0-1 0 0,1 0 1 0 0,0 0-1 0 0,-1 0 1 0 0,1 0 0 0 0,0 0-1 0 0,-1 0 1 0 0,1 0-1 0 0,-1 0 1 0 0,1 0 0 0 0,0 0-1 0 0,-1 0 1 0 0,1 0-1 0 0,0 0 1 0 0,-1 0-1 0 0,1 1 1 0 0,0-1 0 0 0,-1 0-1 0 0,1 0 1 0 0,0 0-1 0 0,-1 1 1 0 0,1-1 0 0 0,0 0-1 0 0,-1 1 1 0 0,-1 0 2 0 0,-1 1 0 0 0,1-1 1 0 0,-1 1-1 0 0,1-1 0 0 0,0 1 1 0 0,0 0-1 0 0,0 0 0 0 0,-3 3 1 0 0,-4 11-2 0 0,0 1 0 0 0,1 0 0 0 0,1 1 0 0 0,0-1 0 0 0,1 1 0 0 0,1 1 0 0 0,1-1 0 0 0,-2 21 1 0 0,0 19-138 0 0,2 75 1 0 0,4-118-445 0 0,1 1 0 0 0,0-1 0 0 0,2 1 0 0 0,-1-1 0 0 0,2 0 0 0 0,0 0 0 0 0,1-1 0 0 0,0 1 0 0 0,9 14 0 0 0,-8-17-549 0 0</inkml:trace>
+  <inkml:trace contextRef="#ctx0" brushRef="#br0" timeOffset="2956.45">3554 1583 3409 0 0,'0'0'4221'0'0,"-1"0"-4145"0"0,0 0 0 0 0,1 1 0 0 0,-1-1 1 0 0,0 0-1 0 0,1 0 0 0 0,-1 0 0 0 0,0 1 1 0 0,0-1-1 0 0,1 0 0 0 0,-1 1 0 0 0,0-1 1 0 0,1 0-1 0 0,-1 1 0 0 0,1-1 0 0 0,-1 1 1 0 0,1-1-1 0 0,-1 1 0 0 0,1-1 0 0 0,-1 1 1 0 0,1-1-1 0 0,-1 1 0 0 0,0 1 0 0 0,-2 5-46 0 0,1 1-1 0 0,-1 0 1 0 0,1-1-1 0 0,1 1 0 0 0,-1 0 1 0 0,1 0-1 0 0,1 0 1 0 0,0 12-1 0 0,0-4-34 0 0,1 0 0 0 0,1 0 1 0 0,7 26-1 0 0,-10-41 2 0 0,1-1 0 0 0,1 1 0 0 0,-1-1 0 0 0,0 1 0 0 0,0-1 0 0 0,0 1 0 0 0,0-1 0 0 0,0 1 0 0 0,0-1 0 0 0,0 1 0 0 0,1-1 0 0 0,-1 1 0 0 0,0-1 0 0 0,0 0 0 0 0,1 1 0 0 0,-1-1 0 0 0,0 1 0 0 0,1-1 0 0 0,-1 0 0 0 0,0 1 0 0 0,1-1 0 0 0,-1 0 0 0 0,0 1 0 0 0,1-1 0 0 0,-1 0 0 0 0,1 0 0 0 0,-1 0 0 0 0,1 1 0 0 0,-1-1 0 0 0,0 0 0 0 0,1 0 0 0 0,-1 0 0 0 0,1 0 0 0 0,-1 0 0 0 0,2 0 0 0 0,12-13-54 0 0,7-26 91 0 0,-19 31 14 0 0,0-1 0 0 0,-1 0 0 0 0,1 0 1 0 0,-2-1-1 0 0,1 1 0 0 0,-2 0 0 0 0,1 0 0 0 0,-2-10 0 0 0,1 14 3 0 0,0 1 0 0 0,0-1 0 0 0,-1 1 0 0 0,1-1 0 0 0,-1 1 0 0 0,0-1-1 0 0,-5-7 1 0 0,6 11-13 0 0,0-1 0 0 0,-1 0 0 0 0,1 1-1 0 0,-1-1 1 0 0,1 1 0 0 0,-1-1 0 0 0,1 1 0 0 0,-1 0-1 0 0,0-1 1 0 0,0 1 0 0 0,0 0 0 0 0,0 0-1 0 0,0 1 1 0 0,0-1 0 0 0,0 0 0 0 0,0 1 0 0 0,-4-2-1 0 0,4 3-23 0 0,1-1 0 0 0,-1 0 0 0 0,0 1 0 0 0,0 0 0 0 0,0-1 0 0 0,1 1-1 0 0,-1 0 1 0 0,0 0 0 0 0,1 0 0 0 0,-1 0 0 0 0,0 0 0 0 0,1 0 0 0 0,-1 0-1 0 0,1 0 1 0 0,0 1 0 0 0,-1-1 0 0 0,1 1 0 0 0,0-1 0 0 0,0 1 0 0 0,0-1-1 0 0,0 1 1 0 0,0 0 0 0 0,0-1 0 0 0,1 1 0 0 0,-1 0 0 0 0,0 0 0 0 0,1-1 0 0 0,0 1-1 0 0,-1 3 1 0 0,0-1-44 0 0,0-1-1 0 0,0 0 1 0 0,0 1-1 0 0,1-1 0 0 0,-1 1 1 0 0,1-1-1 0 0,0 1 1 0 0,0-1-1 0 0,0 1 0 0 0,1-1 1 0 0,-1 1-1 0 0,1-1 1 0 0,0 0-1 0 0,0 1 1 0 0,2 4-1 0 0,-3-7 18 0 0,1-1 0 0 0,-1 1 0 0 0,0-1 0 0 0,1 1 0 0 0,-1-1 0 0 0,0 0 0 0 0,1 1 0 0 0,-1-1 0 0 0,1 0 0 0 0,-1 1 0 0 0,0-1 0 0 0,1 0 0 0 0,-1 0 0 0 0,1 1 0 0 0,-1-1 0 0 0,1 0 0 0 0,-1 0 0 0 0,1 0 1 0 0,-1 0-1 0 0,1 1 0 0 0,-1-1 0 0 0,1 0 0 0 0,-1 0 0 0 0,1 0 0 0 0,-1 0 0 0 0,1 0 0 0 0,-1 0 0 0 0,1-1 0 0 0,0 1 0 0 0,-1 0 0 0 0,1 0 0 0 0,-1 0 0 0 0,1 0 0 0 0,0-1 0 0 0,15-16-99 0 0,-12 10 125 0 0,0 1 0 0 0,-1-1 0 0 0,0 1 0 0 0,4-13 0 0 0,-5-5 173 0 0,-3 24-177 0 0,1 0 0 0 0,0-1-1 0 0,0 1 1 0 0,0 0-1 0 0,0 0 1 0 0,0 0 0 0 0,0 0-1 0 0,0 0 1 0 0,0-1 0 0 0,0 1-1 0 0,-1 0 1 0 0,1 0-1 0 0,0 0 1 0 0,0 0 0 0 0,0 0-1 0 0,0 0 1 0 0,0 0-1 0 0,-1 0 1 0 0,1-1 0 0 0,0 1-1 0 0,0 0 1 0 0,0 0-1 0 0,0 0 1 0 0,-1 0 0 0 0,1 0-1 0 0,0 0 1 0 0,0 0 0 0 0,0 0-1 0 0,0 0 1 0 0,-1 0-1 0 0,1 0 1 0 0,0 0 0 0 0,0 0-1 0 0,0 0 1 0 0,0 0-1 0 0,0 1 1 0 0,-1-1 0 0 0,1 0-1 0 0,0 0 1 0 0,0 0-1 0 0,0 0 1 0 0,0 0 0 0 0,0 0-1 0 0,-1 0 1 0 0,1 0 0 0 0,0 0-1 0 0,0 1 1 0 0,0-1-1 0 0,0 0 1 0 0,0 0 0 0 0,0 0-1 0 0,0 0 1 0 0,-1 0-1 0 0,1 1 1 0 0,-2 2 12 0 0,0 0-1 0 0,0 0 1 0 0,0 0-1 0 0,0 0 1 0 0,1 0 0 0 0,-1 1-1 0 0,1-1 1 0 0,0 1-1 0 0,0-1 1 0 0,-1 5-1 0 0,0 5-669 0 0,0 1 1 0 0,0 0-1 0 0,2 0 0 0 0,1 24 0 0 0,0-28 77 0 0</inkml:trace>
+</inkml:ink>
+</file>
+
+<file path=customXml/item2.xml><?xml version="1.0" encoding="utf-8"?>
 <ct:contentTypeSchema xmlns:ct="http://schemas.microsoft.com/office/2006/metadata/contentType" xmlns:ma="http://schemas.microsoft.com/office/2006/metadata/properties/metaAttributes" ct:_="" ma:_="" ma:contentTypeName="Dokument" ma:contentTypeID="0x01010025C71E9534E21E4A9F2CF33BA7DCE92D" ma:contentTypeVersion="3" ma:contentTypeDescription="Ein neues Dokument erstellen." ma:contentTypeScope="" ma:versionID="32b9bbdf2bbf4e0fb27a426421665337">
   <xsd:schema xmlns:xsd="http://www.w3.org/2001/XMLSchema" xmlns:xs="http://www.w3.org/2001/XMLSchema" xmlns:p="http://schemas.microsoft.com/office/2006/metadata/properties" xmlns:ns2="5a9e9855-01b6-487f-b294-67c59083cc31" targetNamespace="http://schemas.microsoft.com/office/2006/metadata/properties" ma:root="true" ma:fieldsID="ec87b9b32475f90c9dbf7ae918480825" ns2:_="">
     <xsd:import namespace="5a9e9855-01b6-487f-b294-67c59083cc31"/>
@@ -25360,88 +24936,7 @@
 </ct:contentTypeSchema>
 </file>
 
-<file path=customXml/item2.xml><?xml version="1.0" encoding="utf-8"?>
-<?mso-contentType ?>
-<FormTemplates xmlns="http://schemas.microsoft.com/sharepoint/v3/contenttype/forms">
-  <Display>DocumentLibraryForm</Display>
-  <Edit>DocumentLibraryForm</Edit>
-  <New>DocumentLibraryForm</New>
-</FormTemplates>
-</file>
-
 <file path=customXml/item3.xml><?xml version="1.0" encoding="utf-8"?>
-<inkml:ink xmlns:inkml="http://www.w3.org/2003/InkML">
-  <inkml:definitions>
-    <inkml:context xml:id="ctx0">
-      <inkml:inkSource xml:id="inkSrc0">
-        <inkml:traceFormat>
-          <inkml:channel name="X" type="integer" min="-2.14748E9" max="2.14748E9" units="cm"/>
-          <inkml:channel name="Y" type="integer" min="-2.14748E9" max="2.14748E9" units="cm"/>
-          <inkml:channel name="F" type="integer" max="32767" units="dev"/>
-          <inkml:channel name="OA" type="integer" max="360" units="deg"/>
-          <inkml:channel name="OE" type="integer" max="90" units="deg"/>
-        </inkml:traceFormat>
-        <inkml:channelProperties>
-          <inkml:channelProperty channel="X" name="resolution" value="1000" units="1/cm"/>
-          <inkml:channelProperty channel="Y" name="resolution" value="1000" units="1/cm"/>
-          <inkml:channelProperty channel="F" name="resolution" value="0" units="1/dev"/>
-          <inkml:channelProperty channel="OA" name="resolution" value="1000" units="1/deg"/>
-          <inkml:channelProperty channel="OE" name="resolution" value="1000" units="1/deg"/>
-        </inkml:channelProperties>
-      </inkml:inkSource>
-      <inkml:timestamp xml:id="ts0" timeString="2025-06-10T16:08:50.568"/>
-    </inkml:context>
-    <inkml:brush xml:id="br0">
-      <inkml:brushProperty name="width" value="0.05" units="cm"/>
-      <inkml:brushProperty name="height" value="0.05" units="cm"/>
-      <inkml:brushProperty name="color" value="#E71224"/>
-    </inkml:brush>
-  </inkml:definitions>
-  <inkml:trace contextRef="#ctx0" brushRef="#br0">1236 239 3217 0 0,'-18'-44'2449'0'0,"11"24"-2251"0"0,-2 1 0 0 0,-14-27 0 0 0,19 39-210 0 0,-1 0 0 0 0,0 1-1 0 0,0 0 1 0 0,-1-1 0 0 0,0 2 0 0 0,0-1-1 0 0,0 1 1 0 0,0 0 0 0 0,-14-8-1 0 0,8 6-57 0 0,-1 1 0 0 0,1 1 1 0 0,-1 0-1 0 0,0 0 0 0 0,0 1 0 0 0,0 1 0 0 0,0 0 0 0 0,-1 1 0 0 0,-22-1 0 0 0,19 4-190 0 0,0 0-1 0 0,0 1 1 0 0,0 1-1 0 0,1 0 1 0 0,-1 1-1 0 0,1 1 1 0 0,-21 9-1 0 0,-37 17-295 0 0,-131 76-1 0 0,173-87 985 0 0,0 2 0 0 0,2 1 0 0 0,1 2 0 0 0,1 0 0 0 0,1 2 0 0 0,-28 37 0 0 0,-16 22-328 0 0,-54 78 18 0 0,113-145-112 0 0,0 0 1 0 0,2 1-1 0 0,1 0 0 0 0,0 0 0 0 0,2 1 1 0 0,0 0-1 0 0,-5 27 0 0 0,4 3 6 0 0,3 0-1 0 0,1 0 0 0 0,3 0 1 0 0,2 1-1 0 0,2-1 1 0 0,13 62-1 0 0,-11-89 37 0 0,1-1 0 0 0,2 1 0 0 0,0-1 0 0 0,1-1 0 0 0,1 0 0 0 0,2 0-1 0 0,0-1 1 0 0,1-1 0 0 0,1 0 0 0 0,1 0 0 0 0,25 25 0 0 0,-31-38 8 0 0,1 0 0 0 0,0-1 0 0 0,0 0 0 0 0,1-1-1 0 0,0 0 1 0 0,0 0 0 0 0,0-1 0 0 0,0 0 0 0 0,1-1 0 0 0,-1-1 0 0 0,1 0 0 0 0,23 1 0 0 0,0-2-27 0 0,-1-1 0 0 0,0-2 0 0 0,43-8 0 0 0,15-10 179 0 0,-1-4 0 0 0,111-46 0 0 0,-162 55-168 0 0,0 1-21 0 0,5-1 26 0 0,-2-3-1 0 0,45-23 0 0 0,-67 26 22 0 0,-1 0 0 0 0,0-2-1 0 0,-2 0 1 0 0,0-1 0 0 0,-1-1 0 0 0,0-1 0 0 0,-2 0-1 0 0,22-37 1 0 0,-28 39-39 0 0,0 1 1 0 0,-1-1-1 0 0,-1-1 0 0 0,-1 0 1 0 0,-1 1-1 0 0,0-2 0 0 0,-2 1 0 0 0,0 0 1 0 0,0-25-1 0 0,-2-13 167 0 0,-14-108-1 0 0,10 143-149 0 0,-1 0-1 0 0,0 1 1 0 0,-2-1-1 0 0,-1 1 1 0 0,-1 0-1 0 0,0 1 1 0 0,-1 0-1 0 0,-23-35 0 0 0,22 41 15 0 0,-1 0 0 0 0,0 0-1 0 0,-1 1 1 0 0,-1 0 0 0 0,0 1-1 0 0,0 1 1 0 0,-1 0 0 0 0,-1 1-1 0 0,0 0 1 0 0,0 1 0 0 0,-25-10-1 0 0,15 9-505 0 0,-1 1-1 0 0,0 2 1 0 0,0 0 0 0 0,-49-5-1 0 0,41 10-389 0 0</inkml:trace>
-</inkml:ink>
-</file>
-
-<file path=customXml/item4.xml><?xml version="1.0" encoding="utf-8"?>
-<p:properties xmlns:p="http://schemas.microsoft.com/office/2006/metadata/properties" xmlns:xsi="http://www.w3.org/2001/XMLSchema-instance" xmlns:pc="http://schemas.microsoft.com/office/infopath/2007/PartnerControls">
-  <documentManagement/>
-</p:properties>
-</file>
-
-<file path=customXml/item5.xml><?xml version="1.0" encoding="utf-8"?>
-<inkml:ink xmlns:inkml="http://www.w3.org/2003/InkML">
-  <inkml:definitions>
-    <inkml:context xml:id="ctx0">
-      <inkml:inkSource xml:id="inkSrc0">
-        <inkml:traceFormat>
-          <inkml:channel name="X" type="integer" min="-2.14748E9" max="2.14748E9" units="cm"/>
-          <inkml:channel name="Y" type="integer" min="-2.14748E9" max="2.14748E9" units="cm"/>
-          <inkml:channel name="F" type="integer" max="32767" units="dev"/>
-          <inkml:channel name="OA" type="integer" max="360" units="deg"/>
-          <inkml:channel name="OE" type="integer" max="90" units="deg"/>
-        </inkml:traceFormat>
-        <inkml:channelProperties>
-          <inkml:channelProperty channel="X" name="resolution" value="1000" units="1/cm"/>
-          <inkml:channelProperty channel="Y" name="resolution" value="1000" units="1/cm"/>
-          <inkml:channelProperty channel="F" name="resolution" value="0" units="1/dev"/>
-          <inkml:channelProperty channel="OA" name="resolution" value="1000" units="1/deg"/>
-          <inkml:channelProperty channel="OE" name="resolution" value="1000" units="1/deg"/>
-        </inkml:channelProperties>
-      </inkml:inkSource>
-      <inkml:timestamp xml:id="ts0" timeString="2025-06-10T16:09:06.362"/>
-    </inkml:context>
-    <inkml:brush xml:id="br0">
-      <inkml:brushProperty name="width" value="0.05" units="cm"/>
-      <inkml:brushProperty name="height" value="0.05" units="cm"/>
-      <inkml:brushProperty name="color" value="#E71224"/>
-    </inkml:brush>
-  </inkml:definitions>
-  <inkml:trace contextRef="#ctx0" brushRef="#br0">3153 356 7202 0 0,'-44'-7'350'0'0,"0"-2"0"0"0,1-2 0 0 0,0-2 0 0 0,-57-25 1 0 0,-168-76 1481 0 0,190 86-1679 0 0,-122-28 1 0 0,156 47-169 0 0,-67-16 302 0 0,-1 5 0 0 0,-122-5-1 0 0,88 25-117 0 0,1 6-1 0 0,-1 6 0 0 0,-208 45 1 0 0,298-44-170 0 0,0 3 1 0 0,1 1 0 0 0,1 4 0 0 0,0 1 0 0 0,-95 56-1 0 0,75-31-102 0 0,-120 97-1 0 0,165-119 91 0 0,2 1 0 0 0,1 2 0 0 0,1 0 0 0 0,2 2 1 0 0,1 0-1 0 0,-32 58 0 0 0,30-39-7 0 0,1 2 0 0 0,3 0 1 0 0,2 1-1 0 0,3 1 0 0 0,-17 102 0 0 0,25-76 38 0 0,3-1 0 0 0,4 1 0 0 0,4-1 0 0 0,20 120 0 0 0,-13-124-5 0 0,-3-11 48 0 0,4-1 0 0 0,23 76-1 0 0,-28-119-47 0 0,0-1 0 0 0,1 0 0 0 0,0 0 0 0 0,2-1 0 0 0,0 0 0 0 0,1-1 0 0 0,0 0 0 0 0,2-1 0 0 0,-1 0 0 0 0,2-1-1 0 0,25 20 1 0 0,-15-17 28 0 0,0-1 0 0 0,1-2-1 0 0,1 0 1 0 0,0-2 0 0 0,1-1-1 0 0,0-1 1 0 0,0-1 0 0 0,1-2-1 0 0,1 0 1 0 0,-1-2-1 0 0,1-1 1 0 0,31-1 0 0 0,36-3 35 0 0,1-4 1 0 0,122-22 0 0 0,-40 5 38 0 0,-35 9-33 0 0,182-24 276 0 0,51-43 591 0 0,-309 60-804 0 0,-1-3-1 0 0,0-3 1 0 0,89-47 0 0 0,59-55 5 0 0,-176 101-72 0 0,-1-3 0 0 0,-1-1 1 0 0,41-43-1 0 0,-52 43-35 0 0,-2 0 1 0 0,-1-2-1 0 0,-1-1 0 0 0,23-47 1 0 0,-19 26 62 0 0,-3-2 1 0 0,19-65-1 0 0,-30 75 16 0 0,-2 1 0 0 0,5-70 0 0 0,-4-95-93 0 0,-11 199-21 0 0,1-9 55 0 0,-1 1 0 0 0,-1-1 0 0 0,-1 1 0 0 0,0-1 0 0 0,-1 1 0 0 0,-2 0 0 0 0,0 0 0 0 0,-1 0 0 0 0,0 1 0 0 0,-2-1 0 0 0,-12-21 0 0 0,-32-62 287 0 0,32 60-30 0 0,-28-42 0 0 0,39 70-276 0 0,0 2 1 0 0,-1-1-1 0 0,0 1 1 0 0,-1 1-1 0 0,-1 0 1 0 0,0 0-1 0 0,-14-9 1 0 0,-10-3-215 0 0,0 3 0 0 0,-1 0-1 0 0,-1 3 1 0 0,0 1 0 0 0,-1 2 0 0 0,-1 1 0 0 0,-1 2 0 0 0,1 2 0 0 0,-1 2 0 0 0,-1 2 0 0 0,1 1 0 0 0,-76 4 0 0 0,88 3-696 0 0,0 2-1 0 0,0 1 1 0 0,0 2 0 0 0,-39 15 0 0 0,23-4 15 0 0</inkml:trace>
-  <inkml:trace contextRef="#ctx0" brushRef="#br0" timeOffset="2304.57">3473 308 408 0 0,'25'-34'-131'0'0,"-12"9"9868"0"0,-14 35-9206 0 0,-2 1-494 0 0,2 1 1 0 0,-1-1 0 0 0,1 0-1 0 0,1 1 1 0 0,0-1-1 0 0,3 17 1 0 0,16 78-22 0 0,-1-5-4 0 0,-6 136 38 0 0,0-15 29 0 0,-4-164-14 0 0,-4-36 88 0 0,2 43 1333 0 0,-8-70-1392 0 0,0 1 0 0 0,0-1 0 0 0,0 0 0 0 0,0 0 0 0 0,1 0 0 0 0,-2-8 0 0 0,2 11-63 0 0,-50-289 287 0 0,50 262-342 0 0,1 0 0 0 0,1 0-1 0 0,2 1 1 0 0,1-1-1 0 0,10-38 1 0 0,6-41-152 0 0,-20 107 169 0 0,0 1 1 0 0,0 0-1 0 0,0-1 1 0 0,0 1-1 0 0,0 0 1 0 0,0-1 0 0 0,0 1-1 0 0,0 0 1 0 0,0-1-1 0 0,0 1 1 0 0,0-1 0 0 0,0 1-1 0 0,0 0 1 0 0,0-1-1 0 0,0 1 1 0 0,0 0-1 0 0,-1-1 1 0 0,1 1 0 0 0,0 0-1 0 0,0-1 1 0 0,0 1-1 0 0,-1 0 1 0 0,1 0 0 0 0,0-1-1 0 0,0 1 1 0 0,-1 0-1 0 0,1 0 1 0 0,0-1-1 0 0,0 1 1 0 0,-1 0 0 0 0,1 0-1 0 0,0 0 1 0 0,-1-1-1 0 0,1 1 1 0 0,0 0 0 0 0,-1 0-1 0 0,1 0 1 0 0,-1 0-1 0 0,1 0 1 0 0,0 0-1 0 0,-1 0 1 0 0,1 0 0 0 0,0 0-1 0 0,-1 0 1 0 0,1 0-1 0 0,-1 0 1 0 0,1 0 0 0 0,0 0-1 0 0,-1 0 1 0 0,1 0-1 0 0,0 0 1 0 0,-1 0-1 0 0,1 1 1 0 0,0-1 0 0 0,-1 0-1 0 0,1 0 1 0 0,0 0-1 0 0,-1 1 1 0 0,1-1 0 0 0,0 0-1 0 0,-1 1 1 0 0,-1 0 2 0 0,-1 1 0 0 0,1-1 1 0 0,-1 1-1 0 0,1-1 0 0 0,0 1 1 0 0,0 0-1 0 0,0 0 0 0 0,-3 3 1 0 0,-4 11-2 0 0,0 1 0 0 0,1 0 0 0 0,1 1 0 0 0,0-1 0 0 0,1 1 0 0 0,1 1 0 0 0,1-1 0 0 0,-2 21 1 0 0,0 19-138 0 0,2 75 1 0 0,4-118-445 0 0,1 1 0 0 0,0-1 0 0 0,2 1 0 0 0,-1-1 0 0 0,2 0 0 0 0,0 0 0 0 0,1-1 0 0 0,0 1 0 0 0,9 14 0 0 0,-8-17-549 0 0</inkml:trace>
-  <inkml:trace contextRef="#ctx0" brushRef="#br0" timeOffset="2956.45">3554 1583 3409 0 0,'0'0'4221'0'0,"-1"0"-4145"0"0,0 0 0 0 0,1 1 0 0 0,-1-1 1 0 0,0 0-1 0 0,1 0 0 0 0,-1 0 0 0 0,0 1 1 0 0,0-1-1 0 0,1 0 0 0 0,-1 1 0 0 0,0-1 1 0 0,1 0-1 0 0,-1 1 0 0 0,1-1 0 0 0,-1 1 1 0 0,1-1-1 0 0,-1 1 0 0 0,1-1 0 0 0,-1 1 1 0 0,1-1-1 0 0,-1 1 0 0 0,0 1 0 0 0,-2 5-46 0 0,1 1-1 0 0,-1 0 1 0 0,1-1-1 0 0,1 1 0 0 0,-1 0 1 0 0,1 0-1 0 0,1 0 1 0 0,0 12-1 0 0,0-4-34 0 0,1 0 0 0 0,1 0 1 0 0,7 26-1 0 0,-10-41 2 0 0,1-1 0 0 0,1 1 0 0 0,-1-1 0 0 0,0 1 0 0 0,0-1 0 0 0,0 1 0 0 0,0-1 0 0 0,0 1 0 0 0,0-1 0 0 0,0 1 0 0 0,1-1 0 0 0,-1 1 0 0 0,0-1 0 0 0,0 0 0 0 0,1 1 0 0 0,-1-1 0 0 0,0 1 0 0 0,1-1 0 0 0,-1 0 0 0 0,0 1 0 0 0,1-1 0 0 0,-1 0 0 0 0,0 1 0 0 0,1-1 0 0 0,-1 0 0 0 0,1 0 0 0 0,-1 0 0 0 0,1 1 0 0 0,-1-1 0 0 0,0 0 0 0 0,1 0 0 0 0,-1 0 0 0 0,1 0 0 0 0,-1 0 0 0 0,2 0 0 0 0,12-13-54 0 0,7-26 91 0 0,-19 31 14 0 0,0-1 0 0 0,-1 0 0 0 0,1 0 1 0 0,-2-1-1 0 0,1 1 0 0 0,-2 0 0 0 0,1 0 0 0 0,-2-10 0 0 0,1 14 3 0 0,0 1 0 0 0,0-1 0 0 0,-1 1 0 0 0,1-1 0 0 0,-1 1 0 0 0,0-1-1 0 0,-5-7 1 0 0,6 11-13 0 0,0-1 0 0 0,-1 0 0 0 0,1 1-1 0 0,-1-1 1 0 0,1 1 0 0 0,-1-1 0 0 0,1 1 0 0 0,-1 0-1 0 0,0-1 1 0 0,0 1 0 0 0,0 0 0 0 0,0 0-1 0 0,0 1 1 0 0,0-1 0 0 0,0 0 0 0 0,0 1 0 0 0,-4-2-1 0 0,4 3-23 0 0,1-1 0 0 0,-1 0 0 0 0,0 1 0 0 0,0 0 0 0 0,0-1 0 0 0,1 1-1 0 0,-1 0 1 0 0,0 0 0 0 0,1 0 0 0 0,-1 0 0 0 0,0 0 0 0 0,1 0 0 0 0,-1 0-1 0 0,1 0 1 0 0,0 1 0 0 0,-1-1 0 0 0,1 1 0 0 0,0-1 0 0 0,0 1 0 0 0,0-1-1 0 0,0 1 1 0 0,0 0 0 0 0,0-1 0 0 0,1 1 0 0 0,-1 0 0 0 0,0 0 0 0 0,1-1 0 0 0,0 1-1 0 0,-1 3 1 0 0,0-1-44 0 0,0-1-1 0 0,0 0 1 0 0,0 1-1 0 0,1-1 0 0 0,-1 1 1 0 0,1-1-1 0 0,0 1 1 0 0,0-1-1 0 0,0 1 0 0 0,1-1 1 0 0,-1 1-1 0 0,1-1 1 0 0,0 0-1 0 0,0 1 1 0 0,2 4-1 0 0,-3-7 18 0 0,1-1 0 0 0,-1 1 0 0 0,0-1 0 0 0,1 1 0 0 0,-1-1 0 0 0,0 0 0 0 0,1 1 0 0 0,-1-1 0 0 0,1 0 0 0 0,-1 1 0 0 0,0-1 0 0 0,1 0 0 0 0,-1 0 0 0 0,1 1 0 0 0,-1-1 0 0 0,1 0 0 0 0,-1 0 0 0 0,1 0 1 0 0,-1 0-1 0 0,1 1 0 0 0,-1-1 0 0 0,1 0 0 0 0,-1 0 0 0 0,1 0 0 0 0,-1 0 0 0 0,1 0 0 0 0,-1 0 0 0 0,1-1 0 0 0,0 1 0 0 0,-1 0 0 0 0,1 0 0 0 0,-1 0 0 0 0,1 0 0 0 0,0-1 0 0 0,15-16-99 0 0,-12 10 125 0 0,0 1 0 0 0,-1-1 0 0 0,0 1 0 0 0,4-13 0 0 0,-5-5 173 0 0,-3 24-177 0 0,1 0 0 0 0,0-1-1 0 0,0 1 1 0 0,0 0-1 0 0,0 0 1 0 0,0 0 0 0 0,0 0-1 0 0,0 0 1 0 0,0-1 0 0 0,0 1-1 0 0,-1 0 1 0 0,1 0-1 0 0,0 0 1 0 0,0 0 0 0 0,0 0-1 0 0,0 0 1 0 0,0 0-1 0 0,-1 0 1 0 0,1-1 0 0 0,0 1-1 0 0,0 0 1 0 0,0 0-1 0 0,0 0 1 0 0,-1 0 0 0 0,1 0-1 0 0,0 0 1 0 0,0 0 0 0 0,0 0-1 0 0,0 0 1 0 0,-1 0-1 0 0,1 0 1 0 0,0 0 0 0 0,0 0-1 0 0,0 0 1 0 0,0 0-1 0 0,0 1 1 0 0,-1-1 0 0 0,1 0-1 0 0,0 0 1 0 0,0 0-1 0 0,0 0 1 0 0,0 0 0 0 0,0 0-1 0 0,-1 0 1 0 0,1 0 0 0 0,0 0-1 0 0,0 1 1 0 0,0-1-1 0 0,0 0 1 0 0,0 0 0 0 0,0 0-1 0 0,0 0 1 0 0,-1 0-1 0 0,1 1 1 0 0,-2 2 12 0 0,0 0-1 0 0,0 0 1 0 0,0 0-1 0 0,0 0 1 0 0,1 0 0 0 0,-1 1-1 0 0,1-1 1 0 0,0 1-1 0 0,0-1 1 0 0,-1 5-1 0 0,0 5-669 0 0,0 1 1 0 0,0 0-1 0 0,2 0 0 0 0,1 24 0 0 0,0-28 77 0 0</inkml:trace>
-</inkml:ink>
-</file>
-
-<file path=customXml/item6.xml><?xml version="1.0" encoding="utf-8"?>
 <inkml:ink xmlns:inkml="http://www.w3.org/2003/InkML">
   <inkml:definitions>
     <inkml:context xml:id="ctx0">
@@ -25485,11 +24980,66 @@
 </inkml:ink>
 </file>
 
-<file path=customXml/item7.xml><?xml version="1.0" encoding="utf-8"?>
+<file path=customXml/item4.xml><?xml version="1.0" encoding="utf-8"?>
 <b:Sources xmlns:b="http://schemas.openxmlformats.org/officeDocument/2006/bibliography" xmlns="http://schemas.openxmlformats.org/officeDocument/2006/bibliography" SelectedStyle="\APASixthEditionOfficeOnline.xsl" StyleName="APA" Version="6"/>
 </file>
 
+<file path=customXml/item5.xml><?xml version="1.0" encoding="utf-8"?>
+<?mso-contentType ?>
+<FormTemplates xmlns="http://schemas.microsoft.com/sharepoint/v3/contenttype/forms">
+  <Display>DocumentLibraryForm</Display>
+  <Edit>DocumentLibraryForm</Edit>
+  <New>DocumentLibraryForm</New>
+</FormTemplates>
+</file>
+
+<file path=customXml/item6.xml><?xml version="1.0" encoding="utf-8"?>
+<inkml:ink xmlns:inkml="http://www.w3.org/2003/InkML">
+  <inkml:definitions>
+    <inkml:context xml:id="ctx0">
+      <inkml:inkSource xml:id="inkSrc0">
+        <inkml:traceFormat>
+          <inkml:channel name="X" type="integer" min="-2.14748E9" max="2.14748E9" units="cm"/>
+          <inkml:channel name="Y" type="integer" min="-2.14748E9" max="2.14748E9" units="cm"/>
+          <inkml:channel name="F" type="integer" max="32767" units="dev"/>
+          <inkml:channel name="OA" type="integer" max="360" units="deg"/>
+          <inkml:channel name="OE" type="integer" max="90" units="deg"/>
+        </inkml:traceFormat>
+        <inkml:channelProperties>
+          <inkml:channelProperty channel="X" name="resolution" value="1000" units="1/cm"/>
+          <inkml:channelProperty channel="Y" name="resolution" value="1000" units="1/cm"/>
+          <inkml:channelProperty channel="F" name="resolution" value="0" units="1/dev"/>
+          <inkml:channelProperty channel="OA" name="resolution" value="1000" units="1/deg"/>
+          <inkml:channelProperty channel="OE" name="resolution" value="1000" units="1/deg"/>
+        </inkml:channelProperties>
+      </inkml:inkSource>
+      <inkml:timestamp xml:id="ts0" timeString="2025-06-10T16:08:50.568"/>
+    </inkml:context>
+    <inkml:brush xml:id="br0">
+      <inkml:brushProperty name="width" value="0.05" units="cm"/>
+      <inkml:brushProperty name="height" value="0.05" units="cm"/>
+      <inkml:brushProperty name="color" value="#E71224"/>
+    </inkml:brush>
+  </inkml:definitions>
+  <inkml:trace contextRef="#ctx0" brushRef="#br0">1236 239 3217 0 0,'-18'-44'2449'0'0,"11"24"-2251"0"0,-2 1 0 0 0,-14-27 0 0 0,19 39-210 0 0,-1 0 0 0 0,0 1-1 0 0,0 0 1 0 0,-1-1 0 0 0,0 2 0 0 0,0-1-1 0 0,0 1 1 0 0,0 0 0 0 0,-14-8-1 0 0,8 6-57 0 0,-1 1 0 0 0,1 1 1 0 0,-1 0-1 0 0,0 0 0 0 0,0 1 0 0 0,0 1 0 0 0,0 0 0 0 0,-1 1 0 0 0,-22-1 0 0 0,19 4-190 0 0,0 0-1 0 0,0 1 1 0 0,0 1-1 0 0,1 0 1 0 0,-1 1-1 0 0,1 1 1 0 0,-21 9-1 0 0,-37 17-295 0 0,-131 76-1 0 0,173-87 985 0 0,0 2 0 0 0,2 1 0 0 0,1 2 0 0 0,1 0 0 0 0,1 2 0 0 0,-28 37 0 0 0,-16 22-328 0 0,-54 78 18 0 0,113-145-112 0 0,0 0 1 0 0,2 1-1 0 0,1 0 0 0 0,0 0 0 0 0,2 1 1 0 0,0 0-1 0 0,-5 27 0 0 0,4 3 6 0 0,3 0-1 0 0,1 0 0 0 0,3 0 1 0 0,2 1-1 0 0,2-1 1 0 0,13 62-1 0 0,-11-89 37 0 0,1-1 0 0 0,2 1 0 0 0,0-1 0 0 0,1-1 0 0 0,1 0 0 0 0,2 0-1 0 0,0-1 1 0 0,1-1 0 0 0,1 0 0 0 0,1 0 0 0 0,25 25 0 0 0,-31-38 8 0 0,1 0 0 0 0,0-1 0 0 0,0 0 0 0 0,1-1-1 0 0,0 0 1 0 0,0 0 0 0 0,0-1 0 0 0,0 0 0 0 0,1-1 0 0 0,-1-1 0 0 0,1 0 0 0 0,23 1 0 0 0,0-2-27 0 0,-1-1 0 0 0,0-2 0 0 0,43-8 0 0 0,15-10 179 0 0,-1-4 0 0 0,111-46 0 0 0,-162 55-168 0 0,0 1-21 0 0,5-1 26 0 0,-2-3-1 0 0,45-23 0 0 0,-67 26 22 0 0,-1 0 0 0 0,0-2-1 0 0,-2 0 1 0 0,0-1 0 0 0,-1-1 0 0 0,0-1 0 0 0,-2 0-1 0 0,22-37 1 0 0,-28 39-39 0 0,0 1 1 0 0,-1-1-1 0 0,-1-1 0 0 0,-1 0 1 0 0,-1 1-1 0 0,0-2 0 0 0,-2 1 0 0 0,0 0 1 0 0,0-25-1 0 0,-2-13 167 0 0,-14-108-1 0 0,10 143-149 0 0,-1 0-1 0 0,0 1 1 0 0,-2-1-1 0 0,-1 1 1 0 0,-1 0-1 0 0,0 1 1 0 0,-1 0-1 0 0,-23-35 0 0 0,22 41 15 0 0,-1 0 0 0 0,0 0-1 0 0,-1 1 1 0 0,-1 0 0 0 0,0 1-1 0 0,0 1 1 0 0,-1 0 0 0 0,-1 1-1 0 0,0 0 1 0 0,0 1 0 0 0,-25-10-1 0 0,15 9-505 0 0,-1 1-1 0 0,0 2 1 0 0,0 0 0 0 0,-49-5-1 0 0,41 10-389 0 0</inkml:trace>
+</inkml:ink>
+</file>
+
+<file path=customXml/item7.xml><?xml version="1.0" encoding="utf-8"?>
+<p:properties xmlns:p="http://schemas.microsoft.com/office/2006/metadata/properties" xmlns:xsi="http://www.w3.org/2001/XMLSchema-instance" xmlns:pc="http://schemas.microsoft.com/office/infopath/2007/PartnerControls">
+  <documentManagement/>
+</p:properties>
+</file>
+
 <file path=customXml/itemProps1.xml><?xml version="1.0" encoding="utf-8"?>
+<ds:datastoreItem xmlns:ds="http://schemas.openxmlformats.org/officeDocument/2006/customXml" ds:itemID="{01D51A4F-7BE7-46DF-A7D0-BDB91C1C49A3}">
+  <ds:schemaRefs>
+    <ds:schemaRef ds:uri="http://www.w3.org/2003/InkML"/>
+  </ds:schemaRefs>
+</ds:datastoreItem>
+</file>
+
+<file path=customXml/itemProps2.xml><?xml version="1.0" encoding="utf-8"?>
 <ds:datastoreItem xmlns:ds="http://schemas.openxmlformats.org/officeDocument/2006/customXml" ds:itemID="{4B023D59-82BC-4D0F-A651-C98E01C1F15C}">
   <ds:schemaRefs>
     <ds:schemaRef ds:uri="http://schemas.microsoft.com/office/2006/metadata/contentType"/>
@@ -25507,14 +25057,6 @@
 </ds:datastoreItem>
 </file>
 
-<file path=customXml/itemProps2.xml><?xml version="1.0" encoding="utf-8"?>
-<ds:datastoreItem xmlns:ds="http://schemas.openxmlformats.org/officeDocument/2006/customXml" ds:itemID="{6A655C0C-F4A3-4931-9F7F-84CBD61DCE8F}">
-  <ds:schemaRefs>
-    <ds:schemaRef ds:uri="http://schemas.microsoft.com/sharepoint/v3/contenttype/forms"/>
-  </ds:schemaRefs>
-</ds:datastoreItem>
-</file>
-
 <file path=customXml/itemProps3.xml><?xml version="1.0" encoding="utf-8"?>
 <ds:datastoreItem xmlns:ds="http://schemas.openxmlformats.org/officeDocument/2006/customXml" ds:itemID="{4B023D59-82BC-4D0F-A651-C98E01C1F15C}">
   <ds:schemaRefs>
@@ -25524,18 +25066,17 @@
 </file>
 
 <file path=customXml/itemProps4.xml><?xml version="1.0" encoding="utf-8"?>
-<ds:datastoreItem xmlns:ds="http://schemas.openxmlformats.org/officeDocument/2006/customXml" ds:itemID="{CE199482-6225-420D-8982-84EA3B0C446C}">
+<ds:datastoreItem xmlns:ds="http://schemas.openxmlformats.org/officeDocument/2006/customXml" ds:itemID="{01D51A4F-7BE7-46DF-A7D0-BDB91C1C49A3}">
   <ds:schemaRefs>
-    <ds:schemaRef ds:uri="http://schemas.microsoft.com/office/2006/metadata/properties"/>
-    <ds:schemaRef ds:uri="http://schemas.microsoft.com/office/infopath/2007/PartnerControls"/>
+    <ds:schemaRef ds:uri="http://schemas.openxmlformats.org/officeDocument/2006/bibliography"/>
   </ds:schemaRefs>
 </ds:datastoreItem>
 </file>
 
 <file path=customXml/itemProps5.xml><?xml version="1.0" encoding="utf-8"?>
-<ds:datastoreItem xmlns:ds="http://schemas.openxmlformats.org/officeDocument/2006/customXml" ds:itemID="{01D51A4F-7BE7-46DF-A7D0-BDB91C1C49A3}">
+<ds:datastoreItem xmlns:ds="http://schemas.openxmlformats.org/officeDocument/2006/customXml" ds:itemID="{6A655C0C-F4A3-4931-9F7F-84CBD61DCE8F}">
   <ds:schemaRefs>
-    <ds:schemaRef ds:uri="http://www.w3.org/2003/InkML"/>
+    <ds:schemaRef ds:uri="http://schemas.microsoft.com/sharepoint/v3/contenttype/forms"/>
   </ds:schemaRefs>
 </ds:datastoreItem>
 </file>
@@ -25549,9 +25090,10 @@
 </file>
 
 <file path=customXml/itemProps7.xml><?xml version="1.0" encoding="utf-8"?>
-<ds:datastoreItem xmlns:ds="http://schemas.openxmlformats.org/officeDocument/2006/customXml" ds:itemID="{01D51A4F-7BE7-46DF-A7D0-BDB91C1C49A3}">
+<ds:datastoreItem xmlns:ds="http://schemas.openxmlformats.org/officeDocument/2006/customXml" ds:itemID="{CE199482-6225-420D-8982-84EA3B0C446C}">
   <ds:schemaRefs>
-    <ds:schemaRef ds:uri="http://schemas.openxmlformats.org/officeDocument/2006/bibliography"/>
+    <ds:schemaRef ds:uri="http://schemas.microsoft.com/office/2006/metadata/properties"/>
+    <ds:schemaRef ds:uri="http://schemas.microsoft.com/office/infopath/2007/PartnerControls"/>
   </ds:schemaRefs>
 </ds:datastoreItem>
 </file>
--- a/D_Documentation/Doku-Alex.docx
+++ b/D_Documentation/Doku-Alex.docx
@@ -5612,8 +5612,17 @@
           <w:color w:val="0066FF"/>
           <w:szCs w:val="28"/>
         </w:rPr>
-        <w:t>Text (FV = Text): ….</w:t>
-      </w:r>
+        <w:t>Text (FV = Text</w:t>
+      </w:r>
+      <w:proofErr w:type="gramStart"/>
+      <w:r>
+        <w:rPr>
+          <w:color w:val="0066FF"/>
+          <w:szCs w:val="28"/>
+        </w:rPr>
+        <w:t>): ….</w:t>
+      </w:r>
+      <w:proofErr w:type="gramEnd"/>
     </w:p>
     <w:p>
       <w:pPr>
@@ -6055,7 +6064,15 @@
       </w:r>
       <w:proofErr w:type="spellEnd"/>
       <w:r>
-        <w:t xml:space="preserve"> entwickelt wurde. Ursprünglich mit dem Ziel konzipiert, jungen Menschen den Erwerb von Programmier- und Hardwarekenntnissen zu erleichtern, hat sich die Plattform zu einem weltweit verbreiteten Standard für Bastler und professionelle Anwendungen entwickelt. Das System vereint alle wesentlichen Komponenten eines Computers auf einer einzigen Platine, die etwa die Größe einer Kreditkarte besitzt. Es existieren mittlerweile mehrere Generationen (z. B. Raspberry Pi 3, 4, 5 und Zero), die sich in Rechenleistung und Ausstattung unterscheiden, jedoch meist softwarekompatibel zueinander sind.</w:t>
+        <w:t xml:space="preserve"> entwickelt wurde. Ursprünglich mit dem Ziel konzipiert, jungen Menschen den Erwerb von Programmier- und Hardwarekenntnissen zu erleichtern, hat sich die Plattform zu einem weltweit verbreiteten Standard für Bastler und professionelle Anwendungen entwickelt. Das System vereint alle wesentlichen Komponenten eines Computers auf einer einzigen Platine, die etwa die Größe einer Kreditkarte besitzt. Es existieren mittlerweile mehrere </w:t>
+      </w:r>
+      <w:proofErr w:type="gramStart"/>
+      <w:r>
+        <w:t>Generationen</w:t>
+      </w:r>
+      <w:proofErr w:type="gramEnd"/>
+      <w:r>
+        <w:t xml:space="preserve"> die sich in Rechenleistung und Ausstattung unterscheiden, jedoch meist softwarekompatibel zueinander sind.</w:t>
       </w:r>
     </w:p>
     <w:p/>
@@ -6163,18 +6180,14 @@
         <w:pStyle w:val="Text"/>
       </w:pPr>
       <w:r>
-        <w:t xml:space="preserve">Das Herzstück des Raspberry Pi bildet ein System-on-a-Chip (SoC) des Herstellers Broadcom mit einem ARM-kompatiblen Prozessor. Die Spannungsversorgung erfolgt, je nach Modell, über eine Micro-USB- oder USB-C-Buchse mit einer Nennspannung von 5 V Gleichspannung. Ein zentrales Merkmal für die </w:t>
+        <w:t xml:space="preserve">Das Herzstück des Raspberry Pi bildet ein System-on-a-Chip (SoC) des Herstellers Broadcom mit einem ARM-kompatiblen Prozessor. Die Spannungsversorgung erfolgt, je nach Modell, über eine Micro-USB- oder USB-C-Buchse mit einer Nennspannung von 5 V Gleichspannung. Ein zentrales Merkmal für die hardwarenahe Entwicklung ist die GPIO-Schnittstelle (General Purpose </w:t>
       </w:r>
       <w:r>
         <w:lastRenderedPageBreak/>
-        <w:t xml:space="preserve">hardwarenahe Entwicklung ist die GPIO-Schnittstelle (General Purpose Input/Output). Diese 40-polige Stiftleiste ermöglicht den direkten Anschluss von Sensoren, LEDs und anderen elektronischen Bauteilen. Wichtig ist hierbei der Logikpegel: Die GPIO-Pins arbeiten mit </w:t>
-      </w:r>
-      <w:r>
-        <w:rPr>
-          <w:b/>
-          <w:bCs/>
-        </w:rPr>
-        <w:t>3,3 V</w:t>
+        <w:t xml:space="preserve">Input/Output). Diese 40-polige Stiftleiste ermöglicht den direkten Anschluss von Sensoren, LEDs und anderen elektronischen Bauteilen. Wichtig ist hierbei der Logikpegel: Die GPIO-Pins arbeiten </w:t>
+      </w:r>
+      <w:r>
+        <w:t>mit 3,3 V</w:t>
       </w:r>
       <w:r>
         <w:t xml:space="preserve"> und sind im Gegensatz zu vielen Arduino-Modellen nicht 5-V-tolerant. Eine direkte Verbindung mit 5-V-Logik kann den SoC zerstören. Zudem bietet die Platine Schnittstellen wie I²C, SPI und UART sowie Hardware-Anschlüsse für Kameras (CSI) und Displays (DSI).</w:t>
@@ -6216,15 +6229,13 @@
         <w:pStyle w:val="Text"/>
       </w:pPr>
       <w:r>
-        <w:t xml:space="preserve">Ein Mikrocontroller (kurz µC, </w:t>
-      </w:r>
-      <w:proofErr w:type="spellStart"/>
-      <w:r>
-        <w:t>uC</w:t>
-      </w:r>
-      <w:proofErr w:type="spellEnd"/>
-      <w:r>
-        <w:t xml:space="preserve"> oder MCU) ist ein kompaktes Computersystem, das sämtliche für den Betrieb notwendigen Komponenten auf einem einzigen integrierten Schaltkreis vereint. Im Gegensatz zu herkömmlichen Mikroprozessoren in Personal Computern, die auf externe Speicher- und Peripheriebausteine angewiesen sind, beinhaltet ein Mikrocontroller neben einem oder mehreren Prozessorkernen auch Arbeits- und Programmspeicher (RAM, ROM/Flash) sowie programmierbare Ein- und Ausgabeschnittstellen. </w:t>
+        <w:t>Ein Mikrocontroller ist ein kompaktes Computersystem, das sämtliche für den Betrieb notwendigen Komponenten auf einem einzigen integrierten Schaltkreis vereint. Im Gegensatz zu herkömmlichen Mikroprozessoren in Personal Computern, die auf externe Speicher- und Peripheriebausteine angewiesen sind, beinhaltet ein Mikrocontroller neben einem oder mehreren Prozessorkernen auch Arbeits- und Programmspeicher</w:t>
+      </w:r>
+      <w:r>
+        <w:t xml:space="preserve"> </w:t>
+      </w:r>
+      <w:r>
+        <w:t xml:space="preserve">sowie programmierbare Ein- und Ausgabeschnittstellen. </w:t>
       </w:r>
       <w:r>
         <w:t>Das</w:t>
@@ -6240,13 +6251,8 @@
       <w:pPr>
         <w:pStyle w:val="Text"/>
       </w:pPr>
-    </w:p>
-    <w:p>
-      <w:pPr>
-        <w:pStyle w:val="Text"/>
-      </w:pPr>
-      <w:r>
-        <w:t>Die Architektur von Mikrocontrollern ist primär auf Energieeffizienz und die direkte Interaktion mit Hardware ausgelegt. Das Spektrum reicht von einfachen 4-Bit-Prozessoren bis hin zu leistungsfähigen 32-Bit- oder 64-Bit-Architekturen. Ein wesentliches Merkmal ist der geringe Energiebedarf: Viele Controller arbeiten im Milliwatt- oder Mikrowattbereich und verfügen über spezielle "Sleep-Modi", in denen der Stromverbrauch auf wenige Nanowatt sinkt, um lange Laufzeiten in batteriebetriebenen Anwendungen zu gewährleisten.</w:t>
+      <w:r>
+        <w:t xml:space="preserve">Die Architektur von Mikrocontrollern ist primär auf Energieeffizienz und die direkte Interaktion mit Hardware ausgelegt. </w:t>
       </w:r>
     </w:p>
     <w:p>
@@ -6446,13 +6452,7 @@
     </w:p>
     <w:p>
       <w:r>
-        <w:t>Hierzu gehören</w:t>
-      </w:r>
-      <w:r>
-        <w:t xml:space="preserve"> [1]</w:t>
-      </w:r>
-      <w:r>
-        <w:t>:</w:t>
+        <w:t>Hierzu gehören:</w:t>
       </w:r>
     </w:p>
     <w:p>
@@ -6516,44 +6516,24 @@
         <w:pStyle w:val="Text"/>
       </w:pPr>
       <w:r>
-        <w:t>Ein Ultraschall-Distanzsensor ist ein elektronisches Messgerät, das hochfrequente Schallwellen (typischerweise im Bereich von 20 kHz bis 10 MHz) nutzt, um die Entfernung zu einem Objekt berührungslos zu erfassen. Das Funktionsprinzip basiert auf der Laufzeitmessung (Time-</w:t>
-      </w:r>
-      <w:proofErr w:type="spellStart"/>
-      <w:r>
-        <w:t>of</w:t>
-      </w:r>
-      <w:proofErr w:type="spellEnd"/>
-      <w:r>
-        <w:t>-Flight): Der Sensor emittiert über einen Sender (piezoelektrischer Wandler) einen kurzen Ultraschallimpuls, der sich mit Schallgeschwindigkeit durch die Luft ausbreitet. Trifft dieser Impuls auf ein Hindernis, wird er reflektiert und als Echo vom Empfänger des Sensors detektiert. Ein Mikrocontroller oder eine interne Logik misst die Zeitspanne t zwischen Aussendung und Empfang und berechnet daraus die Distanz d</w:t>
-      </w:r>
-      <w:r>
-        <w:t>.</w:t>
-      </w:r>
-    </w:p>
-    <w:p/>
-    <w:p>
-      <w:pPr>
-        <w:rPr>
-          <w:b/>
-          <w:bCs/>
-        </w:rPr>
-      </w:pPr>
-    </w:p>
-    <w:p>
-      <w:pPr>
-        <w:pStyle w:val="Text"/>
-      </w:pPr>
-      <w:r>
-        <w:t xml:space="preserve">Die elektrischen Eigenschaften variieren je nach Modul, lassen sich aber am weit verbreiteten HC-SR04 gut exemplarisch darstellen. Der Sensor arbeitet meist mit einer Versorgungsspannung von 5 V DC. Der Messvorgang wird durch ein digitales </w:t>
-      </w:r>
-      <w:proofErr w:type="spellStart"/>
-      <w:r>
-        <w:t>Triggersignal</w:t>
-      </w:r>
-      <w:proofErr w:type="spellEnd"/>
-      <w:r>
-        <w:t xml:space="preserve"> (High-Pegel für ca. 10 µs) gestartet. Daraufhin sendet das Modul einen Burst von 8 Zyklen bei 40 kHz. Das Ausgangssignal (Echo-Pin) liefert einen High-Impuls, dessen Breite exakt der Laufzeit des Schalls entspricht.</w:t>
-      </w:r>
+        <w:t>Ein Ultraschall-Distanzsensor ist ein elektronisches Messgerät, das hochfrequente Schallwellen</w:t>
+      </w:r>
+      <w:r>
+        <w:t xml:space="preserve"> </w:t>
+      </w:r>
+      <w:r>
+        <w:t xml:space="preserve">nutzt, um die Entfernung zu einem Objekt berührungslos zu erfassen. </w:t>
+      </w:r>
+      <w:r>
+        <w:t>Dabei emittiert ein piezoelektrischer Wandler hochfrequente Schallimpulse, die vom Objekt reflektiert und als Echo detektiert werden. Aus der gemessenen Zeitspanne zwischen Senden und Empfangen wird unter Berücksichtigung der Schallgeschwindigkeit die Distanz berechnet.</w:t>
+      </w:r>
+    </w:p>
+    <w:p>
+      <w:pPr>
+        <w:pStyle w:val="Text"/>
+        <w:keepNext/>
+        <w:jc w:val="center"/>
+      </w:pPr>
     </w:p>
     <w:p>
       <w:pPr>
@@ -6763,21 +6743,31 @@
         <w:pStyle w:val="Text"/>
       </w:pPr>
       <w:r>
-        <w:t>Optische Distanzsensoren messen Entfernungen berührungslos mithilfe von Licht, meist durch Laserquellen. Je nach Anforderung und Messbereich kommen unterschiedliche physikalische Prinzipien zum Einsatz. Das dominierende Verfahren für hohe Präzision im Nahbereich (Millimeter bis wenige Meter) ist die Lasertriangulation. Hierbei projiziert der Sensor einen Laserpunkt oder eine Laserlinie auf das Objekt. Das reflektierte Licht trifft unter einem bestimmten Winkel auf ein Empfangselement im Sensor. Ändert sich die Distanz zum Objekt, verschiebt sich auch die Position des Lichtpunkts auf dem Empfänger. Für größere Distanzen wird hingegen das Time-</w:t>
-      </w:r>
-      <w:proofErr w:type="spellStart"/>
-      <w:r>
-        <w:t>of</w:t>
-      </w:r>
-      <w:proofErr w:type="spellEnd"/>
-      <w:r>
-        <w:t xml:space="preserve">-Flight-Verfahren (Laufzeitmessung) genutzt. Dabei sendet der Sensor ein Signalpaket aus und misst die Zeit, die das Licht benötigt, um zum Objekt und wieder </w:t>
-      </w:r>
-      <w:proofErr w:type="spellStart"/>
-      <w:r>
-        <w:t>zurückzugelangen</w:t>
-      </w:r>
-      <w:proofErr w:type="spellEnd"/>
+        <w:t xml:space="preserve">Optische Distanzsensoren messen Entfernungen berührungslos mithilfe von Licht, meist durch Laserquellen. Je nach Anforderung und Messbereich kommen unterschiedliche physikalische Prinzipien zum Einsatz. </w:t>
+      </w:r>
+    </w:p>
+    <w:p>
+      <w:pPr>
+        <w:pStyle w:val="Text"/>
+      </w:pPr>
+      <w:r>
+        <w:rPr>
+          <w:u w:val="single"/>
+        </w:rPr>
+        <w:t>Lasertriangulation:</w:t>
+      </w:r>
+      <w:r>
+        <w:t xml:space="preserve"> Dieses Verfahren projiziert einen Lichtpunkt auf das Objekt. Das reflektierte Licht trifft winkelabhängig auf ein Empfangselement. Eine </w:t>
+      </w:r>
+      <w:r>
+        <w:lastRenderedPageBreak/>
+        <w:t>Distanzänderung verschiebt die Position des Lichtpunkts auf dem Empfänger, woraus die Entfernung geometrisch berechnet wird. Dieses Prinzip wird auch von speziellen Tiefenkameras zur detaillierten 3D-Rekonstruktion genutzt.</w:t>
+      </w:r>
+    </w:p>
+    <w:p>
+      <w:pPr>
+        <w:pStyle w:val="Text"/>
+      </w:pPr>
     </w:p>
     <w:p>
       <w:pPr>
@@ -6912,61 +6902,54 @@
         <w:pStyle w:val="Text"/>
       </w:pPr>
       <w:r>
-        <w:t>Für die punktuelle Abstandsmessung kommen optische Sensoren zum Einsatz, die einen gerichteten Lichtstrahl emittieren. Die Distanzermittlung erfolgt hierbei in der Regel über etablierte Verfahren wie die Lasertriangulation oder das Time-</w:t>
+        <w:rPr>
+          <w:u w:val="single"/>
+        </w:rPr>
+        <w:t>Time-</w:t>
       </w:r>
       <w:proofErr w:type="spellStart"/>
       <w:r>
+        <w:rPr>
+          <w:u w:val="single"/>
+        </w:rPr>
         <w:t>of</w:t>
       </w:r>
       <w:proofErr w:type="spellEnd"/>
       <w:r>
-        <w:t>-Flight-Prinzip (</w:t>
+        <w:rPr>
+          <w:u w:val="single"/>
+        </w:rPr>
+        <w:t>-Flight (</w:t>
       </w:r>
       <w:proofErr w:type="spellStart"/>
       <w:r>
+        <w:rPr>
+          <w:u w:val="single"/>
+        </w:rPr>
         <w:t>ToF</w:t>
       </w:r>
       <w:proofErr w:type="spellEnd"/>
       <w:r>
-        <w:t>).</w:t>
-      </w:r>
-    </w:p>
-    <w:p>
-      <w:pPr>
-        <w:pStyle w:val="Text"/>
-      </w:pPr>
-      <w:r>
-        <w:t xml:space="preserve">Durch die Erweiterung dieses Prinzips auf den dreidimensionalen Raum – etwa durch die Anordnung mehrerer Sensoren oder das mechanische Ablenken des Messstrahls in verschiedene Raumrichtungen – lässt sich eine sogenannte Punktwolke generieren. Eine technologische Umsetzung dieses Verfahrens stellt LiDAR (Light </w:t>
-      </w:r>
-      <w:proofErr w:type="spellStart"/>
-      <w:r>
-        <w:t>Detection</w:t>
-      </w:r>
-      <w:proofErr w:type="spellEnd"/>
-      <w:r>
-        <w:t xml:space="preserve"> and Ranging) dar. Diese Systeme tasten die Umgebung </w:t>
-      </w:r>
-      <w:r>
-        <w:t>mittels Laserimpulse</w:t>
-      </w:r>
-      <w:r>
-        <w:t xml:space="preserve"> ab und berechnen die räumlichen Koordinaten der Umgebungspunkte primär auf Basis der Lichtlaufzeitmessung (</w:t>
-      </w:r>
-      <w:proofErr w:type="spellStart"/>
-      <w:r>
-        <w:t>ToF</w:t>
-      </w:r>
-      <w:proofErr w:type="spellEnd"/>
-      <w:r>
-        <w:t>).</w:t>
-      </w:r>
-    </w:p>
-    <w:p>
-      <w:pPr>
-        <w:pStyle w:val="Text"/>
-      </w:pPr>
-      <w:r>
-        <w:t>Im Gegensatz zu den laufzeitbasierten Verfahren existieren spezielle Tiefenkameras, die auf dem Prinzip der Triangulation beruhen. Diese Systeme nutzen geometrische Beziehungen zwischen Lichtquelle und Sensor, um die räumliche Tiefe zu berechnen und so eine detaillierte dreidimensionale Punktwolke des Objekts zu rekonstruieren.</w:t>
+        <w:rPr>
+          <w:u w:val="single"/>
+        </w:rPr>
+        <w:t>):</w:t>
+      </w:r>
+      <w:r>
+        <w:t xml:space="preserve"> Hierbei wird die Laufzeit eines ausgesandten Lichtpakets zum Objekt und zurück gemessen. Dieses Verfahren eignet sich besonders für größere Distanzen.</w:t>
+      </w:r>
+    </w:p>
+    <w:p>
+      <w:pPr>
+        <w:pStyle w:val="Text"/>
+      </w:pPr>
+    </w:p>
+    <w:p>
+      <w:pPr>
+        <w:pStyle w:val="Text"/>
+      </w:pPr>
+      <w:r>
+        <w:t>Durch die Erweiterung dieser Prinzipien auf den dreidimensionalen Raum – etwa beim LiDAR-Verfahren durch mechanische Ablenkung oder Multi-Sensor-Anordnungen – lassen sich räumliche Koordinaten erfassen und als Punktwolke generieren.</w:t>
       </w:r>
     </w:p>
     <w:p>
@@ -6997,6 +6980,7 @@
         <w:pStyle w:val="Text"/>
       </w:pPr>
       <w:r>
+        <w:lastRenderedPageBreak/>
         <w:t>Eine weitere Art der Entfernungsmessung ist die sogenannte Stereo-Vision. Weiteres zu diesem Konzept wird im Kapitel 3.2 fortgeführt.</w:t>
       </w:r>
     </w:p>
@@ -7053,7 +7037,13 @@
         <w:t>Wiegezellen</w:t>
       </w:r>
       <w:r>
-        <w:t xml:space="preserve"> sind Kraft Sensoren die die eine auf diese gewirkte Kraft in ein elektrisches Signal transformieren.</w:t>
+        <w:t xml:space="preserve"> sind Kraft </w:t>
+      </w:r>
+      <w:r>
+        <w:t>Sensoren,</w:t>
+      </w:r>
+      <w:r>
+        <w:t xml:space="preserve"> die die eine auf diese gewirkte Kraft in ein elektrisches Signal transformieren.</w:t>
       </w:r>
     </w:p>
     <w:p>
@@ -7067,7 +7057,31 @@
         <w:t>Wiegezellen</w:t>
       </w:r>
       <w:r>
-        <w:t>, diese bestehen aus einem Metallgehäuse und Dehnstreifen, welche direkt am Metall fixiert sind. Wenn nun ein Kraft auf die Zelle wirkt verformt sich der Dehnstreifen entsprechend, was dessen Widerstand ändert. Synchron dazu wird konstant ein elektrisches Signal über den Streifen geleitet, die Spannung dieses Signals verändert sich durch die Verformung ebenfalls aufgrund der Widerstandsänderung. Diese Änderung wird von einem Controller dann aufgenommen und in eine Kraft oder eine Masse umgerechnet.</w:t>
+        <w:t xml:space="preserve">, diese bestehen aus einem Metallgehäuse und Dehnstreifen, welche direkt am Metall fixiert sind. Wenn nun </w:t>
+      </w:r>
+      <w:r>
+        <w:t>eine Kraft</w:t>
+      </w:r>
+      <w:r>
+        <w:t xml:space="preserve"> auf die Zelle </w:t>
+      </w:r>
+      <w:r>
+        <w:t>wirkt,</w:t>
+      </w:r>
+      <w:r>
+        <w:t xml:space="preserve"> verformt sich der Dehnstreifen entsprechend, was dessen Widerstand ändert. Synchron dazu wird konstant ein elektrisches Signal über den Streifen geleitet</w:t>
+      </w:r>
+      <w:r>
+        <w:t>.</w:t>
+      </w:r>
+      <w:r>
+        <w:t xml:space="preserve"> </w:t>
+      </w:r>
+      <w:r>
+        <w:t>D</w:t>
+      </w:r>
+      <w:r>
+        <w:t>ie Spannung dieses Signals verändert sich durch die Verformung ebenfalls aufgrund der Widerstandsänderung. Diese Änderung wird von einem Controller dann aufgenommen und in eine Kraft oder eine Masse umgerechnet.</w:t>
       </w:r>
     </w:p>
     <w:p>
@@ -7078,7 +7092,19 @@
         <w:t>Um eine</w:t>
       </w:r>
       <w:r>
-        <w:t xml:space="preserve"> möglichst hohe Genauigkeit zu erzielen werden mehrere Messstreifen verbaut ,welche intern als Wheatstone Brücke verschalten werden. </w:t>
+        <w:t xml:space="preserve"> möglichst hohe Genauigkeit zu </w:t>
+      </w:r>
+      <w:r>
+        <w:t>erzielen,</w:t>
+      </w:r>
+      <w:r>
+        <w:t xml:space="preserve"> werden mehrere Messstreifen </w:t>
+      </w:r>
+      <w:r>
+        <w:t>verbaut, welche</w:t>
+      </w:r>
+      <w:r>
+        <w:t xml:space="preserve"> intern als Wheatstone Brücke verschalten werden. </w:t>
       </w:r>
     </w:p>
     <w:p>
@@ -7636,11 +7662,9 @@
       <w:r>
         <w:t>Ob zuerst die Summierung oder die Wandlung erfolgt, hängt davon ab, welche Art der Summierung verwendet wird.</w:t>
       </w:r>
-    </w:p>
-    <w:p>
-      <w:pPr>
-        <w:pStyle w:val="Text"/>
-      </w:pPr>
+      <w:r>
+        <w:t xml:space="preserve"> </w:t>
+      </w:r>
       <w:r>
         <w:t>Es wird Unterschieden zwischen der Software-Summierung und Hardware-Summierung. Bei der Software-Summierung werden die einzelnen gewandelten Werte im Programmcode einfach addiert.</w:t>
       </w:r>
@@ -7649,6 +7673,11 @@
       <w:pPr>
         <w:pStyle w:val="Text"/>
       </w:pPr>
+    </w:p>
+    <w:p>
+      <w:pPr>
+        <w:pStyle w:val="Text"/>
+      </w:pPr>
       <w:r>
         <w:t xml:space="preserve">Bei der Hardware-Summierung wird ein sogenannter </w:t>
       </w:r>
@@ -7669,7 +7698,19 @@
       </w:r>
       <w:proofErr w:type="spellEnd"/>
       <w:r>
-        <w:t xml:space="preserve"> ist es die einzelnen elektrischen Signale elektronisch aufzusummieren um am Ausgang ein einziges Signal für den Controller bereitzustellen. Eine solche Konstruktion besteht in der Regel aus mehreren Komponenten: Verstärker, Filter, angepasste Leitungen.</w:t>
+        <w:t xml:space="preserve"> ist es die einzelnen elektrischen Signale elektronisch </w:t>
+      </w:r>
+      <w:r>
+        <w:t>aufzusummieren,</w:t>
+      </w:r>
+      <w:r>
+        <w:t xml:space="preserve"> um am Ausgang ein einziges Signal für den Controller bereitzustellen. Eine solche Konstruktion besteht in der Regel aus mehreren Komponenten: Verstärker, Filter</w:t>
+      </w:r>
+      <w:r>
+        <w:t xml:space="preserve"> und</w:t>
+      </w:r>
+      <w:r>
+        <w:t xml:space="preserve"> angepasste Leitungen.</w:t>
       </w:r>
     </w:p>
     <w:p>
@@ -7785,7 +7826,39 @@
       </w:r>
       <w:proofErr w:type="spellEnd"/>
       <w:r>
-        <w:t xml:space="preserve"> gegenüber der Software-Summierung ist, dass diese direkt Filter eingebaut haben, welche ungewünschte Signale wegfiltern. Sind diese richtig kalibriert, können diese daher viel genauer arbeiten. Ist das Signal schon auf der Leitung summiert können sich auch ADCs gespart werden, da nun nur mehr einer benötigt wird.</w:t>
+        <w:t xml:space="preserve"> gegenüber der Software-Summierung ist, dass </w:t>
+      </w:r>
+      <w:proofErr w:type="gramStart"/>
+      <w:r>
+        <w:t>diese direkt Filter</w:t>
+      </w:r>
+      <w:proofErr w:type="gramEnd"/>
+      <w:r>
+        <w:t xml:space="preserve"> eingebaut haben, welche une</w:t>
+      </w:r>
+      <w:r>
+        <w:t>r</w:t>
+      </w:r>
+      <w:r>
+        <w:t xml:space="preserve">wünschte Signale </w:t>
+      </w:r>
+      <w:r>
+        <w:t>rausfiltern</w:t>
+      </w:r>
+      <w:r>
+        <w:t>. Sind diese richtig kalibriert, können diese daher viel genauer arbeiten. Ist das Signal schon auf der Leitung summiert können</w:t>
+      </w:r>
+      <w:r>
+        <w:t xml:space="preserve"> </w:t>
+      </w:r>
+      <w:r>
+        <w:t xml:space="preserve">auch ADCs </w:t>
+      </w:r>
+      <w:r>
+        <w:t>einge</w:t>
+      </w:r>
+      <w:r>
+        <w:t>spart werden, da nun nur mehr einer benötigt wird.</w:t>
       </w:r>
     </w:p>
     <w:p>
@@ -7854,74 +7927,23 @@
         <w:rPr>
           <w:noProof/>
         </w:rPr>
-        <w:pict w14:anchorId="7B6AB252">
-          <v:shapetype id="_x0000_t202" coordsize="21600,21600" o:spt="202" path="m,l,21600r21600,l21600,xe">
-            <v:stroke joinstyle="miter"/>
-            <v:path gradientshapeok="t" o:connecttype="rect"/>
-          </v:shapetype>
-          <v:shape id="_x0000_s2054" type="#_x0000_t202" style="position:absolute;left:0;text-align:left;margin-left:306.5pt;margin-top:362.3pt;width:177pt;height:.05pt;z-index:251660800;mso-position-horizontal-relative:text;mso-position-vertical-relative:text" wrapcoords="-92 0 -92 21185 21600 21185 21600 0 -92 0" stroked="f">
-            <v:textbox style="mso-fit-shape-to-text:t" inset="0,0,0,0">
-              <w:txbxContent>
-                <w:p>
-                  <w:pPr>
-                    <w:pStyle w:val="Caption"/>
-                    <w:rPr>
-                      <w:noProof/>
-                      <w:lang w:eastAsia="en-US"/>
-                    </w:rPr>
-                  </w:pPr>
-                  <w:r>
-                    <w:t xml:space="preserve">Abbildung </w:t>
-                  </w:r>
-                  <w:r>
-                    <w:fldChar w:fldCharType="begin"/>
-                  </w:r>
-                  <w:r>
-                    <w:instrText xml:space="preserve"> SEQ Abbildung \* ARABIC </w:instrText>
-                  </w:r>
-                  <w:r>
-                    <w:fldChar w:fldCharType="separate"/>
-                  </w:r>
-                  <w:r>
-                    <w:rPr>
-                      <w:noProof/>
-                    </w:rPr>
-                    <w:t>9</w:t>
-                  </w:r>
-                  <w:r>
-                    <w:fldChar w:fldCharType="end"/>
-                  </w:r>
-                  <w:r>
-                    <w:t>: RGB</w:t>
-                  </w:r>
-                </w:p>
-              </w:txbxContent>
-            </v:textbox>
-            <w10:wrap type="tight"/>
-          </v:shape>
-        </w:pict>
-      </w:r>
-      <w:r>
-        <w:rPr>
-          <w:noProof/>
-        </w:rPr>
         <w:drawing>
-          <wp:anchor distT="0" distB="0" distL="114300" distR="114300" simplePos="0" relativeHeight="251667968" behindDoc="1" locked="0" layoutInCell="1" allowOverlap="1" wp14:anchorId="578F5D54" wp14:editId="2EA7B2B5">
+          <wp:anchor distT="0" distB="0" distL="114300" distR="114300" simplePos="0" relativeHeight="251660800" behindDoc="1" locked="0" layoutInCell="1" allowOverlap="1" wp14:anchorId="578F5D54" wp14:editId="7181770D">
             <wp:simplePos x="0" y="0"/>
             <wp:positionH relativeFrom="column">
-              <wp:posOffset>3893082</wp:posOffset>
+              <wp:posOffset>4585335</wp:posOffset>
             </wp:positionH>
             <wp:positionV relativeFrom="paragraph">
-              <wp:posOffset>1572201</wp:posOffset>
+              <wp:posOffset>34925</wp:posOffset>
             </wp:positionV>
-            <wp:extent cx="2247900" cy="2973029"/>
+            <wp:extent cx="1634490" cy="2161540"/>
             <wp:effectExtent l="0" t="0" r="0" b="0"/>
             <wp:wrapTight wrapText="bothSides">
               <wp:wrapPolygon edited="0">
                 <wp:start x="0" y="0"/>
-                <wp:lineTo x="0" y="21457"/>
-                <wp:lineTo x="21417" y="21457"/>
-                <wp:lineTo x="21417" y="0"/>
+                <wp:lineTo x="0" y="21321"/>
+                <wp:lineTo x="21399" y="21321"/>
+                <wp:lineTo x="21399" y="0"/>
                 <wp:lineTo x="0" y="0"/>
               </wp:wrapPolygon>
             </wp:wrapTight>
@@ -7937,7 +7959,7 @@
                     <pic:cNvPicPr/>
                   </pic:nvPicPr>
                   <pic:blipFill>
-                    <a:blip r:embed="rId53">
+                    <a:blip r:embed="rId53" cstate="print">
                       <a:extLst>
                         <a:ext uri="{28A0092B-C50C-407E-A947-70E740481C1C}">
                           <a14:useLocalDpi xmlns:a14="http://schemas.microsoft.com/office/drawing/2010/main" val="0"/>
@@ -7951,7 +7973,7 @@
                   <pic:spPr>
                     <a:xfrm>
                       <a:off x="0" y="0"/>
-                      <a:ext cx="2247900" cy="2973029"/>
+                      <a:ext cx="1634490" cy="2161540"/>
                     </a:xfrm>
                     <a:prstGeom prst="rect">
                       <a:avLst/>
@@ -7960,25 +7982,23 @@
                 </pic:pic>
               </a:graphicData>
             </a:graphic>
+            <wp14:sizeRelH relativeFrom="margin">
+              <wp14:pctWidth>0</wp14:pctWidth>
+            </wp14:sizeRelH>
+            <wp14:sizeRelV relativeFrom="margin">
+              <wp14:pctHeight>0</wp14:pctHeight>
+            </wp14:sizeRelV>
           </wp:anchor>
         </w:drawing>
       </w:r>
       <w:r>
-        <w:t xml:space="preserve">Eine RGB-LED ist ein Bauelement, das drei einzelne Leuchtdioden in den Grundfarben Rot, Grün und Blau (RGB) in einem einzigen Gehäuse vereint. Durch die additive Farbmischung dieser drei Lichtquellen lassen sich nahezu alle anderen Farben des sichtbaren Spektrums, einschließlich Weiß, erzeugen. Die Intensität jeder einzelnen Farbe bestimmt dabei den resultierenden Farbton. </w:t>
-      </w:r>
-    </w:p>
-    <w:p>
-      <w:pPr>
-        <w:pStyle w:val="Text"/>
-      </w:pPr>
-    </w:p>
-    <w:p>
-      <w:pPr>
-        <w:pStyle w:val="Text"/>
-      </w:pPr>
-      <w:r>
-        <w:t>Eine RGB-LED besitzt typischerweise vier Anschlüsse. Einer dieser Anschlüsse ist der gemeinsame Pol für alle drei internen LEDs, während die anderen drei Pins die jeweilige Farbe ansteuern. Man unterscheidet zwischen einer gemeinsamen Anode oder einer gemeinsamen Kathode.</w:t>
-      </w:r>
+        <w:t>Eine RGB-LED vereint drei Dioden (Rot, Grün, Blau) in einem Gehäuse. Durch additive Farbmischung lassen sich durch Variation der Einzelintensitäten nahezu alle Spektralfarben erzeugen. Die vier Anschlüsse unterteilen sich in drei Steuereingänge und einen gemeinsamen Pol (gemeinsame Anode oder Kathode).</w:t>
+      </w:r>
+    </w:p>
+    <w:p>
+      <w:pPr>
+        <w:pStyle w:val="Text"/>
+      </w:pPr>
     </w:p>
     <w:p>
       <w:pPr>
@@ -8063,13 +8083,23 @@
         <w:jc w:val="left"/>
       </w:pPr>
     </w:p>
+    <w:p/>
+    <w:p>
+      <w:pPr>
+        <w:jc w:val="left"/>
+      </w:pPr>
+      <w:r>
+        <w:br w:type="page"/>
+      </w:r>
+    </w:p>
     <w:p>
       <w:pPr>
         <w:pStyle w:val="Heading3"/>
       </w:pPr>
-      <w:bookmarkStart w:id="44" w:name="_Toc223774987"/>
-      <w:r>
-        <w:t>Versorgung</w:t>
+      <w:bookmarkStart w:id="44" w:name="_Toc223774988"/>
+      <w:r>
+        <w:lastRenderedPageBreak/>
+        <w:t>Verkabelung</w:t>
       </w:r>
       <w:bookmarkEnd w:id="44"/>
     </w:p>
@@ -8087,555 +8117,6 @@
           <w:bCs/>
           <w:u w:val="single"/>
         </w:rPr>
-        <w:t>Trafo</w:t>
-      </w:r>
-    </w:p>
-    <w:p>
-      <w:pPr>
-        <w:pStyle w:val="Text"/>
-        <w:rPr>
-          <w:noProof/>
-        </w:rPr>
-      </w:pPr>
-      <w:r>
-        <w:rPr>
-          <w:noProof/>
-        </w:rPr>
-        <w:pict w14:anchorId="15ABC32E">
-          <v:shape id="_x0000_s2051" type="#_x0000_t202" style="position:absolute;left:0;text-align:left;margin-left:253.4pt;margin-top:313.2pt;width:227.5pt;height:.05pt;z-index:251658752;mso-position-horizontal-relative:text;mso-position-vertical-relative:text" stroked="f">
-            <v:textbox style="mso-fit-shape-to-text:t" inset="0,0,0,0">
-              <w:txbxContent>
-                <w:p>
-                  <w:pPr>
-                    <w:pStyle w:val="Caption"/>
-                    <w:rPr>
-                      <w:noProof/>
-                      <w:lang w:eastAsia="en-US"/>
-                    </w:rPr>
-                  </w:pPr>
-                  <w:r>
-                    <w:t xml:space="preserve">Abbildung </w:t>
-                  </w:r>
-                  <w:r>
-                    <w:fldChar w:fldCharType="begin"/>
-                  </w:r>
-                  <w:r>
-                    <w:instrText xml:space="preserve"> SEQ Abbildung \* ARABIC </w:instrText>
-                  </w:r>
-                  <w:r>
-                    <w:fldChar w:fldCharType="separate"/>
-                  </w:r>
-                  <w:r>
-                    <w:rPr>
-                      <w:noProof/>
-                    </w:rPr>
-                    <w:t>10</w:t>
-                  </w:r>
-                  <w:r>
-                    <w:fldChar w:fldCharType="end"/>
-                  </w:r>
-                  <w:r>
-                    <w:t>: Transformator</w:t>
-                  </w:r>
-                </w:p>
-              </w:txbxContent>
-            </v:textbox>
-            <w10:wrap type="square"/>
-          </v:shape>
-        </w:pict>
-      </w:r>
-      <w:r>
-        <w:rPr>
-          <w:noProof/>
-        </w:rPr>
-        <w:drawing>
-          <wp:anchor distT="0" distB="0" distL="114300" distR="114300" simplePos="0" relativeHeight="251660800" behindDoc="1" locked="0" layoutInCell="1" allowOverlap="1" wp14:anchorId="4A6CF667" wp14:editId="77B32537">
-            <wp:simplePos x="0" y="0"/>
-            <wp:positionH relativeFrom="column">
-              <wp:posOffset>3218510</wp:posOffset>
-            </wp:positionH>
-            <wp:positionV relativeFrom="paragraph">
-              <wp:posOffset>2347824</wp:posOffset>
-            </wp:positionV>
-            <wp:extent cx="2889250" cy="1572895"/>
-            <wp:effectExtent l="0" t="0" r="0" b="0"/>
-            <wp:wrapSquare wrapText="bothSides"/>
-            <wp:docPr id="618629287" name="Picture 7" descr="Transformator – technik-unterricht"/>
-            <wp:cNvGraphicFramePr>
-              <a:graphicFrameLocks xmlns:a="http://schemas.openxmlformats.org/drawingml/2006/main" noChangeAspect="1"/>
-            </wp:cNvGraphicFramePr>
-            <a:graphic xmlns:a="http://schemas.openxmlformats.org/drawingml/2006/main">
-              <a:graphicData uri="http://schemas.openxmlformats.org/drawingml/2006/picture">
-                <pic:pic xmlns:pic="http://schemas.openxmlformats.org/drawingml/2006/picture">
-                  <pic:nvPicPr>
-                    <pic:cNvPr id="0" name="expanded-image" descr="Transformator – technik-unterricht"/>
-                    <pic:cNvPicPr>
-                      <a:picLocks noChangeAspect="1" noChangeArrowheads="1"/>
-                    </pic:cNvPicPr>
-                  </pic:nvPicPr>
-                  <pic:blipFill>
-                    <a:blip r:embed="rId56" cstate="print">
-                      <a:extLst>
-                        <a:ext uri="{28A0092B-C50C-407E-A947-70E740481C1C}">
-                          <a14:useLocalDpi xmlns:a14="http://schemas.microsoft.com/office/drawing/2010/main" val="0"/>
-                        </a:ext>
-                      </a:extLst>
-                    </a:blip>
-                    <a:srcRect/>
-                    <a:stretch>
-                      <a:fillRect/>
-                    </a:stretch>
-                  </pic:blipFill>
-                  <pic:spPr bwMode="auto">
-                    <a:xfrm>
-                      <a:off x="0" y="0"/>
-                      <a:ext cx="2889250" cy="1572895"/>
-                    </a:xfrm>
-                    <a:prstGeom prst="rect">
-                      <a:avLst/>
-                    </a:prstGeom>
-                    <a:noFill/>
-                    <a:ln>
-                      <a:noFill/>
-                    </a:ln>
-                  </pic:spPr>
-                </pic:pic>
-              </a:graphicData>
-            </a:graphic>
-          </wp:anchor>
-        </w:drawing>
-      </w:r>
-      <w:r>
-        <w:t>Ein Transformator ist ein elektromagnetisches Bauteil, das dazu dient, eine elektrische Wechselspannung in eine andere Wechselspannung (gleicher Frequenz, aber meist anderer Amplitude) umzuwandeln. Der grundlegende Aufbau besteht aus zwei elektrisch voneinander getrennten Spulen aus isoliertem Draht – der Primärspule und der Sekundärspule – die sich meist auf einem gemeinsamen, geschlossenen Eisenkern befinden. Das Funktionsprinzip basiert auf der elektromagnetischen Induktion: Legt man an die Primärspule eine Wechselspannung an, so entsteht im Eisenkern ein sich ständig ändernder magnetischer Fluss. Dieser magnetische Wechselfluss durchdringt auch die Sekundärspule und induziert dort wiederum eine Spannung.</w:t>
-      </w:r>
-      <w:r>
-        <w:t xml:space="preserve"> </w:t>
-      </w:r>
-    </w:p>
-    <w:p>
-      <w:pPr>
-        <w:pStyle w:val="Text"/>
-      </w:pPr>
-      <w:hyperlink r:id="rId57" w:history="1">
-        <w:r>
-          <w:rPr>
-            <w:rStyle w:val="Hyperlink"/>
-          </w:rPr>
-          <w:t>https://www.startpage.com/av/proxy-image?piurl=https%3A%2F%2Ftechnik-unterricht.de%2Fwp-content%2Fuploads%2F2022%2F12%2FtrafoModell6_12-2048x1115.png&amp;sp=1771149264Tf62eaa0253921ea268220bded7b7aa449c720d1ff883ab7f5f6bedc5aa1ec14a</w:t>
-        </w:r>
-      </w:hyperlink>
-    </w:p>
-    <w:p>
-      <w:pPr>
-        <w:pStyle w:val="Text"/>
-      </w:pPr>
-    </w:p>
-    <w:p>
-      <w:hyperlink r:id="rId58" w:history="1">
-        <w:r>
-          <w:rPr>
-            <w:rStyle w:val="Hyperlink"/>
-          </w:rPr>
-          <w:t>https://www.leifiphysik.de/elektrizitaetslehre/induktion-und-transformator/grundwissen/transformator</w:t>
-        </w:r>
-      </w:hyperlink>
-      <w:r>
-        <w:t xml:space="preserve"> </w:t>
-      </w:r>
-    </w:p>
-    <w:p>
-      <w:pPr>
-        <w:jc w:val="left"/>
-      </w:pPr>
-      <w:r>
-        <w:br w:type="page"/>
-      </w:r>
-    </w:p>
-    <w:p>
-      <w:pPr>
-        <w:rPr>
-          <w:b/>
-          <w:bCs/>
-          <w:u w:val="single"/>
-        </w:rPr>
-      </w:pPr>
-      <w:r>
-        <w:rPr>
-          <w:b/>
-          <w:bCs/>
-          <w:u w:val="single"/>
-        </w:rPr>
-        <w:lastRenderedPageBreak/>
-        <w:t>Gleichrichter</w:t>
-      </w:r>
-    </w:p>
-    <w:p>
-      <w:pPr>
-        <w:pStyle w:val="Text"/>
-      </w:pPr>
-      <w:r>
-        <w:t>Ein Gleichrichter ist ein elektronisches Bauteil oder eine Schaltung, deren Hauptaufgabe darin besteht, Wechselstrom (AC) in Gleichstrom (DC) umzuwandeln. Diese Funktion ist essenziell, da die meisten elektronischen Geräte und Systeme für ihren ordnungsgemäßen Betrieb eine stabile Gleichspannung benötigen. Das Funktionsprinzip beruht auf der Nutzung von Dioden, die den Stromfluss nur in eine Richtung zulassen und so die negative Halbwelle des Wechselstroms entweder blockieren oder in eine positive umwandeln.</w:t>
-      </w:r>
-    </w:p>
-    <w:p>
-      <w:pPr>
-        <w:pStyle w:val="Text"/>
-      </w:pPr>
-    </w:p>
-    <w:p>
-      <w:pPr>
-        <w:pStyle w:val="Text"/>
-        <w:rPr>
-          <w:u w:val="single"/>
-        </w:rPr>
-      </w:pPr>
-      <w:r>
-        <w:rPr>
-          <w:u w:val="single"/>
-        </w:rPr>
-        <w:t>Die gängigsten Arten sind:</w:t>
-      </w:r>
-    </w:p>
-    <w:p>
-      <w:pPr>
-        <w:pStyle w:val="Text"/>
-        <w:numPr>
-          <w:ilvl w:val="0"/>
-          <w:numId w:val="20"/>
-        </w:numPr>
-      </w:pPr>
-      <w:r>
-        <w:rPr>
-          <w:b/>
-          <w:bCs/>
-        </w:rPr>
-        <w:t>Einweg-Gleichrichter:</w:t>
-      </w:r>
-      <w:r>
-        <w:t xml:space="preserve"> Nutzt nur eine einzelne Diode. Diese Schaltung ist sehr einfach aufgebaut, nutzt aber nur eine Halbwelle der Wechselspannung, was zu einer geringeren Effizienz führt</w:t>
-      </w:r>
-    </w:p>
-    <w:p>
-      <w:pPr>
-        <w:pStyle w:val="Text"/>
-        <w:keepNext/>
-        <w:ind w:left="720"/>
-        <w:jc w:val="center"/>
-      </w:pPr>
-      <w:r>
-        <w:rPr>
-          <w:noProof/>
-        </w:rPr>
-        <w:drawing>
-          <wp:inline distT="0" distB="0" distL="0" distR="0" wp14:anchorId="70FD6140" wp14:editId="533F0EED">
-            <wp:extent cx="1781125" cy="1031808"/>
-            <wp:effectExtent l="0" t="0" r="0" b="0"/>
-            <wp:docPr id="1181886502" name="Picture 10"/>
-            <wp:cNvGraphicFramePr>
-              <a:graphicFrameLocks xmlns:a="http://schemas.openxmlformats.org/drawingml/2006/main" noChangeAspect="1"/>
-            </wp:cNvGraphicFramePr>
-            <a:graphic xmlns:a="http://schemas.openxmlformats.org/drawingml/2006/main">
-              <a:graphicData uri="http://schemas.openxmlformats.org/drawingml/2006/picture">
-                <pic:pic xmlns:pic="http://schemas.openxmlformats.org/drawingml/2006/picture">
-                  <pic:nvPicPr>
-                    <pic:cNvPr id="0" name="Picture 17"/>
-                    <pic:cNvPicPr>
-                      <a:picLocks noChangeAspect="1" noChangeArrowheads="1"/>
-                    </pic:cNvPicPr>
-                  </pic:nvPicPr>
-                  <pic:blipFill>
-                    <a:blip r:embed="rId59">
-                      <a:biLevel thresh="25000"/>
-                      <a:extLst>
-                        <a:ext uri="{28A0092B-C50C-407E-A947-70E740481C1C}">
-                          <a14:useLocalDpi xmlns:a14="http://schemas.microsoft.com/office/drawing/2010/main" val="0"/>
-                        </a:ext>
-                      </a:extLst>
-                    </a:blip>
-                    <a:srcRect/>
-                    <a:stretch>
-                      <a:fillRect/>
-                    </a:stretch>
-                  </pic:blipFill>
-                  <pic:spPr bwMode="auto">
-                    <a:xfrm>
-                      <a:off x="0" y="0"/>
-                      <a:ext cx="1782673" cy="1032704"/>
-                    </a:xfrm>
-                    <a:prstGeom prst="rect">
-                      <a:avLst/>
-                    </a:prstGeom>
-                    <a:noFill/>
-                    <a:ln>
-                      <a:noFill/>
-                    </a:ln>
-                  </pic:spPr>
-                </pic:pic>
-              </a:graphicData>
-            </a:graphic>
-          </wp:inline>
-        </w:drawing>
-      </w:r>
-    </w:p>
-    <w:p>
-      <w:pPr>
-        <w:pStyle w:val="Caption"/>
-      </w:pPr>
-      <w:r>
-        <w:t xml:space="preserve">Abbildung </w:t>
-      </w:r>
-      <w:r>
-        <w:fldChar w:fldCharType="begin"/>
-      </w:r>
-      <w:r>
-        <w:instrText xml:space="preserve"> SEQ Abbildung \* ARABIC </w:instrText>
-      </w:r>
-      <w:r>
-        <w:fldChar w:fldCharType="separate"/>
-      </w:r>
-      <w:r>
-        <w:rPr>
-          <w:noProof/>
-        </w:rPr>
-        <w:t>11</w:t>
-      </w:r>
-      <w:r>
-        <w:fldChar w:fldCharType="end"/>
-      </w:r>
-      <w:r>
-        <w:t>: Einweg-Gleichrichter</w:t>
-      </w:r>
-    </w:p>
-    <w:p>
-      <w:pPr>
-        <w:pStyle w:val="Text"/>
-        <w:numPr>
-          <w:ilvl w:val="0"/>
-          <w:numId w:val="20"/>
-        </w:numPr>
-        <w:rPr>
-          <w:b/>
-          <w:bCs/>
-        </w:rPr>
-      </w:pPr>
-      <w:r>
-        <w:rPr>
-          <w:b/>
-          <w:bCs/>
-        </w:rPr>
-        <w:t xml:space="preserve">Brückengleichrichter: </w:t>
-      </w:r>
-      <w:r>
-        <w:t xml:space="preserve">Besteht aus vier Dioden. Dies ist die effizienteste Form, da beide Halbwellen genutzt werden. </w:t>
-      </w:r>
-    </w:p>
-    <w:p>
-      <w:pPr>
-        <w:pStyle w:val="Text"/>
-        <w:keepNext/>
-        <w:ind w:left="720"/>
-        <w:jc w:val="center"/>
-      </w:pPr>
-      <w:r>
-        <w:rPr>
-          <w:b/>
-          <w:bCs/>
-          <w:noProof/>
-        </w:rPr>
-        <w:drawing>
-          <wp:inline distT="0" distB="0" distL="0" distR="0" wp14:anchorId="3C8976A3" wp14:editId="18E9737E">
-            <wp:extent cx="2254195" cy="1502797"/>
-            <wp:effectExtent l="0" t="0" r="0" b="0"/>
-            <wp:docPr id="1529816491" name="Picture 11"/>
-            <wp:cNvGraphicFramePr>
-              <a:graphicFrameLocks xmlns:a="http://schemas.openxmlformats.org/drawingml/2006/main" noChangeAspect="1"/>
-            </wp:cNvGraphicFramePr>
-            <a:graphic xmlns:a="http://schemas.openxmlformats.org/drawingml/2006/main">
-              <a:graphicData uri="http://schemas.openxmlformats.org/drawingml/2006/picture">
-                <pic:pic xmlns:pic="http://schemas.openxmlformats.org/drawingml/2006/picture">
-                  <pic:nvPicPr>
-                    <pic:cNvPr id="0" name="Picture 18"/>
-                    <pic:cNvPicPr>
-                      <a:picLocks noChangeAspect="1" noChangeArrowheads="1"/>
-                    </pic:cNvPicPr>
-                  </pic:nvPicPr>
-                  <pic:blipFill>
-                    <a:blip r:embed="rId60">
-                      <a:biLevel thresh="25000"/>
-                      <a:extLst>
-                        <a:ext uri="{28A0092B-C50C-407E-A947-70E740481C1C}">
-                          <a14:useLocalDpi xmlns:a14="http://schemas.microsoft.com/office/drawing/2010/main" val="0"/>
-                        </a:ext>
-                      </a:extLst>
-                    </a:blip>
-                    <a:srcRect/>
-                    <a:stretch>
-                      <a:fillRect/>
-                    </a:stretch>
-                  </pic:blipFill>
-                  <pic:spPr bwMode="auto">
-                    <a:xfrm>
-                      <a:off x="0" y="0"/>
-                      <a:ext cx="2292908" cy="1528606"/>
-                    </a:xfrm>
-                    <a:prstGeom prst="rect">
-                      <a:avLst/>
-                    </a:prstGeom>
-                    <a:noFill/>
-                    <a:ln>
-                      <a:noFill/>
-                    </a:ln>
-                  </pic:spPr>
-                </pic:pic>
-              </a:graphicData>
-            </a:graphic>
-          </wp:inline>
-        </w:drawing>
-      </w:r>
-    </w:p>
-    <w:p>
-      <w:pPr>
-        <w:pStyle w:val="Caption"/>
-        <w:rPr>
-          <w:b/>
-          <w:bCs w:val="0"/>
-        </w:rPr>
-      </w:pPr>
-      <w:r>
-        <w:t xml:space="preserve">Abbildung </w:t>
-      </w:r>
-      <w:r>
-        <w:fldChar w:fldCharType="begin"/>
-      </w:r>
-      <w:r>
-        <w:instrText xml:space="preserve"> SEQ Abbildung \* ARABIC </w:instrText>
-      </w:r>
-      <w:r>
-        <w:fldChar w:fldCharType="separate"/>
-      </w:r>
-      <w:r>
-        <w:rPr>
-          <w:noProof/>
-        </w:rPr>
-        <w:t>12</w:t>
-      </w:r>
-      <w:r>
-        <w:fldChar w:fldCharType="end"/>
-      </w:r>
-      <w:r>
-        <w:t>: Brückengleichrichter</w:t>
-      </w:r>
-    </w:p>
-    <w:p>
-      <w:pPr>
-        <w:pStyle w:val="Text"/>
-        <w:ind w:left="720"/>
-        <w:jc w:val="center"/>
-        <w:rPr>
-          <w:b/>
-          <w:bCs/>
-        </w:rPr>
-      </w:pPr>
-    </w:p>
-    <w:p>
-      <w:pPr>
-        <w:pStyle w:val="Text"/>
-        <w:rPr>
-          <w:b/>
-          <w:bCs/>
-        </w:rPr>
-      </w:pPr>
-      <w:r>
-        <w:lastRenderedPageBreak/>
-        <w:t>Ziel aller Schaltungen ist die Bereitstellung einer stabilen Versorgung, um empfindliche Komponenten vor Stromschwankungen zu schützen.</w:t>
-      </w:r>
-    </w:p>
-    <w:p>
-      <w:hyperlink r:id="rId61" w:history="1">
-        <w:r>
-          <w:rPr>
-            <w:rStyle w:val="Hyperlink"/>
-          </w:rPr>
-          <w:t>https://heinen-elektronik.de/glossar/gleichrichter/</w:t>
-        </w:r>
-      </w:hyperlink>
-      <w:r>
-        <w:t xml:space="preserve"> </w:t>
-      </w:r>
-    </w:p>
-    <w:p/>
-    <w:p>
-      <w:pPr>
-        <w:rPr>
-          <w:b/>
-          <w:bCs/>
-          <w:u w:val="single"/>
-        </w:rPr>
-      </w:pPr>
-      <w:r>
-        <w:rPr>
-          <w:b/>
-          <w:bCs/>
-          <w:u w:val="single"/>
-        </w:rPr>
-        <w:t>Glättung</w:t>
-      </w:r>
-      <w:r>
-        <w:rPr>
-          <w:b/>
-          <w:bCs/>
-          <w:u w:val="single"/>
-        </w:rPr>
-        <w:t xml:space="preserve"> und Siebung</w:t>
-      </w:r>
-    </w:p>
-    <w:p>
-      <w:pPr>
-        <w:pStyle w:val="Text"/>
-      </w:pPr>
-      <w:r>
-        <w:t>Die Glättung und Siebung sind essenzielle Verfahren in Netzteilen, um die nach der Gleichrichtung entstehende, stark pulsierende Gleichspannung in eine möglichst konstante Spannung zu verwandeln. Zur Glättung wird ein Ladekondensator (meist ein Elektrolytkondensator hoher Kapazität) parallel zum Gleichrichter geschaltet, der Energie während der Spannungsspitzen speichert und in den Pausen an den Verbraucher abgibt. Die dabei verbleibende Restwelligkeit wird als Brummspannung bezeichnet und ist abhängig von der Kapazität und der entnommenen Last. Um diese Brummspannung weiter zu minimieren, werden Siebglieder nachgeschaltet, die Wechselspannungsanteile herausfiltern und so eine saubere Gleichspannung für empfindliche elektronische Schaltungen bereitstellen.</w:t>
-      </w:r>
-    </w:p>
-    <w:p/>
-    <w:p>
-      <w:hyperlink r:id="rId62" w:history="1">
-        <w:r>
-          <w:rPr>
-            <w:rStyle w:val="Hyperlink"/>
-          </w:rPr>
-          <w:t>https://www.elektronik-kompendium.de/sites/slt/0210251.htm</w:t>
-        </w:r>
-      </w:hyperlink>
-      <w:r>
-        <w:t xml:space="preserve"> </w:t>
-      </w:r>
-    </w:p>
-    <w:p/>
-    <w:p>
-      <w:pPr>
-        <w:pStyle w:val="Heading3"/>
-      </w:pPr>
-      <w:bookmarkStart w:id="45" w:name="_Toc223774988"/>
-      <w:r>
-        <w:t>Verkabelung</w:t>
-      </w:r>
-      <w:bookmarkEnd w:id="45"/>
-    </w:p>
-    <w:p>
-      <w:pPr>
-        <w:rPr>
-          <w:b/>
-          <w:bCs/>
-          <w:u w:val="single"/>
-        </w:rPr>
-      </w:pPr>
-      <w:r>
-        <w:rPr>
-          <w:b/>
-          <w:bCs/>
-          <w:u w:val="single"/>
-        </w:rPr>
         <w:t>Querschnitte</w:t>
       </w:r>
     </w:p>
@@ -8651,7 +8132,7 @@
       <w:pPr>
         <w:pStyle w:val="Text"/>
       </w:pPr>
-      <w:hyperlink r:id="rId63" w:history="1">
+      <w:hyperlink r:id="rId56" w:history="1">
         <w:r>
           <w:rPr>
             <w:rStyle w:val="Hyperlink"/>
@@ -8668,7 +8149,6 @@
         <w:pStyle w:val="Text"/>
       </w:pPr>
       <w:r>
-        <w:lastRenderedPageBreak/>
         <w:t>Ein dickerer Leiter heißt, dass mehr Strom durch die Leitung fließen kann. Jedoch steigt damit auch der Spannungsabfall am Leiter an, was bei kleinen, sehr präzisen Spannungen zu Problemen führen kann.</w:t>
       </w:r>
     </w:p>
@@ -8712,7 +8192,7 @@
       <w:pPr>
         <w:pStyle w:val="Text"/>
       </w:pPr>
-      <w:hyperlink r:id="rId64" w:history="1">
+      <w:hyperlink r:id="rId57" w:history="1">
         <w:r>
           <w:rPr>
             <w:rStyle w:val="Hyperlink"/>
@@ -8739,6 +8219,7 @@
         <w:rPr>
           <w:noProof/>
         </w:rPr>
+        <w:lastRenderedPageBreak/>
         <w:drawing>
           <wp:inline distT="0" distB="0" distL="0" distR="0" wp14:anchorId="110E89FF" wp14:editId="0986D9DD">
             <wp:extent cx="3573780" cy="1631665"/>
@@ -8757,7 +8238,7 @@
                     </pic:cNvPicPr>
                   </pic:nvPicPr>
                   <pic:blipFill rotWithShape="1">
-                    <a:blip r:embed="rId65">
+                    <a:blip r:embed="rId58">
                       <a:extLst>
                         <a:ext uri="{28A0092B-C50C-407E-A947-70E740481C1C}">
                           <a14:useLocalDpi xmlns:a14="http://schemas.microsoft.com/office/drawing/2010/main" val="0"/>
@@ -8827,7 +8308,7 @@
       <w:pPr>
         <w:jc w:val="left"/>
       </w:pPr>
-      <w:hyperlink r:id="rId66" w:history="1">
+      <w:hyperlink r:id="rId59" w:history="1">
         <w:r>
           <w:rPr>
             <w:rStyle w:val="Hyperlink"/>
@@ -8896,12 +8377,13 @@
         <w:pStyle w:val="Text"/>
       </w:pPr>
       <w:r>
-        <w:t xml:space="preserve">Bei der differentiellen Signalübertragung wird ein elektrisches Signal nicht über eine einzelne Leitung gegen eine gemeinsame Masse übertragen, sondern über ein Paar eng gekoppelter Leitungen, wobei eine Leitung das ursprüngliche Signal und die andere das exakt invertierte Signal führt. Der Empfänger wertet zur </w:t>
-      </w:r>
-      <w:r>
-        <w:lastRenderedPageBreak/>
-        <w:t>Informationsgewinnung lediglich die Spannungsdifferenz zwischen diesen beiden Leitern aus. Da externe elektromagnetische Störungen meist auf beide räumlich eng beieinanderliegenden Leitungen gleichermaßen einwirken (Gleichtaktstörung), heben sich diese Störanteile bei der Differenzbildung im Empfänger auf, was eine hohe Störfestigkeit und Signalintegrität ermöglicht</w:t>
-      </w:r>
+        <w:t xml:space="preserve">Bei der differentiellen Signalübertragung wird ein elektrisches Signal nicht über eine einzelne Leitung gegen eine gemeinsame Masse übertragen, sondern über ein Paar eng gekoppelter Leitungen, wobei eine Leitung das ursprüngliche Signal und die andere das exakt invertierte Signal führt. Der Empfänger wertet zur Informationsgewinnung lediglich die Spannungsdifferenz zwischen diesen beiden Leitern aus. Da externe elektromagnetische Störungen meist auf beide räumlich eng beieinanderliegenden Leitungen gleichermaßen einwirken (Gleichtaktstörung), heben sich diese Störanteile bei der Differenzbildung im Empfänger auf, was eine hohe Störfestigkeit und Signalintegrität </w:t>
+      </w:r>
+      <w:proofErr w:type="gramStart"/>
+      <w:r>
+        <w:t>ermöglicht</w:t>
+      </w:r>
+      <w:proofErr w:type="gramEnd"/>
       <w:r>
         <w:t>.</w:t>
       </w:r>
@@ -8915,7 +8397,7 @@
           <w:u w:val="single"/>
         </w:rPr>
       </w:pPr>
-      <w:hyperlink r:id="rId67" w:history="1">
+      <w:hyperlink r:id="rId60" w:history="1">
         <w:r>
           <w:rPr>
             <w:rStyle w:val="Hyperlink"/>
@@ -8962,7 +8444,7 @@
                     </pic:cNvPicPr>
                   </pic:nvPicPr>
                   <pic:blipFill>
-                    <a:blip r:embed="rId68">
+                    <a:blip r:embed="rId61">
                       <a:extLst>
                         <a:ext uri="{28A0092B-C50C-407E-A947-70E740481C1C}">
                           <a14:useLocalDpi xmlns:a14="http://schemas.microsoft.com/office/drawing/2010/main" val="0"/>
@@ -9027,7 +8509,7 @@
       <w:pPr>
         <w:pStyle w:val="Text"/>
       </w:pPr>
-      <w:hyperlink r:id="rId69" w:history="1">
+      <w:hyperlink r:id="rId62" w:history="1">
         <w:r>
           <w:rPr>
             <w:rStyle w:val="Hyperlink"/>
@@ -9100,18 +8582,14 @@
       </w:r>
       <w:proofErr w:type="spellEnd"/>
       <w:r>
-        <w:t xml:space="preserve"> handelt, haben die Störeinflüsse quasi gar keinen Einfluss mehr auf das Ergebnis, da sich die </w:t>
-      </w:r>
-      <w:r>
-        <w:lastRenderedPageBreak/>
-        <w:t>Störungen durch die Bildung der Differenz der beiden Signaldrähte sowieso von selbst weckkürzt.</w:t>
-      </w:r>
-    </w:p>
-    <w:p>
-      <w:pPr>
-        <w:pStyle w:val="Text"/>
-      </w:pPr>
-      <w:hyperlink r:id="rId70" w:history="1">
+        <w:t xml:space="preserve"> handelt, haben die Störeinflüsse quasi gar keinen Einfluss mehr auf das Ergebnis, da sich die Störungen durch die Bildung der Differenz der beiden Signaldrähte sowieso von selbst weckkürzt.</w:t>
+      </w:r>
+    </w:p>
+    <w:p>
+      <w:pPr>
+        <w:pStyle w:val="Text"/>
+      </w:pPr>
+      <w:hyperlink r:id="rId63" w:history="1">
         <w:r>
           <w:rPr>
             <w:rStyle w:val="Hyperlink"/>
@@ -9182,7 +8660,7 @@
                     </pic:cNvPicPr>
                   </pic:nvPicPr>
                   <pic:blipFill>
-                    <a:blip r:embed="rId71">
+                    <a:blip r:embed="rId64">
                       <a:extLst>
                         <a:ext uri="{28A0092B-C50C-407E-A947-70E740481C1C}">
                           <a14:useLocalDpi xmlns:a14="http://schemas.microsoft.com/office/drawing/2010/main" val="0"/>
@@ -9247,7 +8725,7 @@
       <w:pPr>
         <w:pStyle w:val="Text"/>
       </w:pPr>
-      <w:hyperlink r:id="rId72" w:history="1">
+      <w:hyperlink r:id="rId65" w:history="1">
         <w:r>
           <w:rPr>
             <w:rStyle w:val="Hyperlink"/>
@@ -9264,13 +8742,28 @@
         <w:pStyle w:val="Text"/>
       </w:pPr>
       <w:r>
-        <w:t xml:space="preserve">Da es sich aber um hochgenaue Anwendungsfälle handelt werden diese in der Regel nicht als einfache RC Kombinationen verbaut sondern als fix fertige </w:t>
+        <w:lastRenderedPageBreak/>
+        <w:t xml:space="preserve">Da es sich aber um hochgenaue Anwendungsfälle handelt werden diese in der Regel nicht als einfache </w:t>
+      </w:r>
+      <w:r>
+        <w:t>RC-Kombinationen</w:t>
+      </w:r>
+      <w:r>
+        <w:t xml:space="preserve"> </w:t>
+      </w:r>
+      <w:r>
+        <w:t>verbaut,</w:t>
+      </w:r>
+      <w:r>
+        <w:t xml:space="preserve"> sondern als fix fertige </w:t>
       </w:r>
       <w:proofErr w:type="spellStart"/>
+      <w:proofErr w:type="gramStart"/>
       <w:r>
         <w:t>IC’s</w:t>
       </w:r>
       <w:proofErr w:type="spellEnd"/>
+      <w:proofErr w:type="gramEnd"/>
       <w:r>
         <w:t xml:space="preserve"> mit perfekt abgestimmten Bauteilen und Leitungen. </w:t>
       </w:r>
@@ -9284,11 +8777,11 @@
       <w:pPr>
         <w:pStyle w:val="Heading3"/>
       </w:pPr>
-      <w:bookmarkStart w:id="46" w:name="_Toc223774989"/>
+      <w:bookmarkStart w:id="45" w:name="_Toc223774989"/>
       <w:r>
         <w:t>Schnittstellen</w:t>
       </w:r>
-      <w:bookmarkEnd w:id="46"/>
+      <w:bookmarkEnd w:id="45"/>
     </w:p>
     <w:p>
       <w:pPr>
@@ -9324,11 +8817,7 @@
         <w:t xml:space="preserve"> </w:t>
       </w:r>
       <w:r>
-        <w:t xml:space="preserve">und Peripheriegeräten. Ein wesentliches Merkmal ist die "Hot-Swap"-Fähigkeit, die es erlaubt, Geräte im laufenden Betrieb </w:t>
-      </w:r>
-      <w:r>
-        <w:lastRenderedPageBreak/>
-        <w:t>anzuschließen und zu entfernen, sowie "Plug and Play", wodurch angeschlossene Geräte oft ohne manuelle Konfiguration sofort einsatzbereit sind.</w:t>
+        <w:t>und Peripheriegeräten. Ein wesentliches Merkmal ist die "Hot-Swap"-Fähigkeit, die es erlaubt, Geräte im laufenden Betrieb anzuschließen und zu entfernen, sowie "Plug and Play", wodurch angeschlossene Geräte oft ohne manuelle Konfiguration sofort einsatzbereit sind.</w:t>
       </w:r>
     </w:p>
     <w:p>
@@ -9371,14 +8860,6 @@
           <w:u w:val="single"/>
         </w:rPr>
         <w:t>auarten für die Diplomarbeit:</w:t>
-      </w:r>
-    </w:p>
-    <w:p>
-      <w:pPr>
-        <w:pStyle w:val="Text"/>
-      </w:pPr>
-      <w:r>
-        <w:t>Typ A</w:t>
       </w:r>
     </w:p>
     <w:p>
@@ -9409,7 +8890,7 @@
                     </pic:cNvPicPr>
                   </pic:nvPicPr>
                   <pic:blipFill>
-                    <a:blip r:embed="rId73">
+                    <a:blip r:embed="rId66">
                       <a:extLst>
                         <a:ext uri="{28A0092B-C50C-407E-A947-70E740481C1C}">
                           <a14:useLocalDpi xmlns:a14="http://schemas.microsoft.com/office/drawing/2010/main" val="0"/>
@@ -9498,7 +8979,7 @@
                     </pic:cNvPicPr>
                   </pic:nvPicPr>
                   <pic:blipFill>
-                    <a:blip r:embed="rId74">
+                    <a:blip r:embed="rId67">
                       <a:extLst>
                         <a:ext uri="{28A0092B-C50C-407E-A947-70E740481C1C}">
                           <a14:useLocalDpi xmlns:a14="http://schemas.microsoft.com/office/drawing/2010/main" val="0"/>
@@ -9563,7 +9044,7 @@
       <w:pPr>
         <w:pStyle w:val="Text"/>
       </w:pPr>
-      <w:hyperlink r:id="rId75" w:history="1">
+      <w:hyperlink r:id="rId68" w:history="1">
         <w:r>
           <w:rPr>
             <w:rStyle w:val="Hyperlink"/>
@@ -9576,7 +9057,7 @@
       <w:pPr>
         <w:pStyle w:val="Text"/>
       </w:pPr>
-      <w:hyperlink r:id="rId76" w:history="1">
+      <w:hyperlink r:id="rId69" w:history="1">
         <w:r>
           <w:rPr>
             <w:rStyle w:val="Hyperlink"/>
@@ -9592,14 +9073,6 @@
       <w:pPr>
         <w:pStyle w:val="Text"/>
       </w:pPr>
-    </w:p>
-    <w:p>
-      <w:pPr>
-        <w:pStyle w:val="Text"/>
-      </w:pPr>
-      <w:r>
-        <w:t>Typ B</w:t>
-      </w:r>
     </w:p>
     <w:p>
       <w:pPr>
@@ -9629,7 +9102,7 @@
                     </pic:cNvPicPr>
                   </pic:nvPicPr>
                   <pic:blipFill>
-                    <a:blip r:embed="rId77">
+                    <a:blip r:embed="rId70">
                       <a:extLst>
                         <a:ext uri="{28A0092B-C50C-407E-A947-70E740481C1C}">
                           <a14:useLocalDpi xmlns:a14="http://schemas.microsoft.com/office/drawing/2010/main" val="0"/>
@@ -9694,7 +9167,7 @@
       <w:pPr>
         <w:pStyle w:val="Text"/>
       </w:pPr>
-      <w:hyperlink r:id="rId78" w:history="1">
+      <w:hyperlink r:id="rId71" w:history="1">
         <w:r>
           <w:rPr>
             <w:rStyle w:val="Hyperlink"/>
@@ -9704,15 +9177,6 @@
       </w:hyperlink>
       <w:r>
         <w:t xml:space="preserve"> </w:t>
-      </w:r>
-    </w:p>
-    <w:p>
-      <w:pPr>
-        <w:pStyle w:val="Text"/>
-      </w:pPr>
-      <w:r>
-        <w:lastRenderedPageBreak/>
-        <w:t>USB C</w:t>
       </w:r>
     </w:p>
     <w:p>
@@ -9743,7 +9207,7 @@
                     </pic:cNvPicPr>
                   </pic:nvPicPr>
                   <pic:blipFill>
-                    <a:blip r:embed="rId79">
+                    <a:blip r:embed="rId72">
                       <a:extLst>
                         <a:ext uri="{28A0092B-C50C-407E-A947-70E740481C1C}">
                           <a14:useLocalDpi xmlns:a14="http://schemas.microsoft.com/office/drawing/2010/main" val="0"/>
@@ -9808,7 +9272,7 @@
       <w:pPr>
         <w:pStyle w:val="Text"/>
       </w:pPr>
-      <w:hyperlink r:id="rId80" w:history="1">
+      <w:hyperlink r:id="rId73" w:history="1">
         <w:r>
           <w:rPr>
             <w:rStyle w:val="Hyperlink"/>
@@ -9828,7 +9292,7 @@
           <w:u w:val="single"/>
         </w:rPr>
       </w:pPr>
-      <w:hyperlink r:id="rId81" w:history="1">
+      <w:hyperlink r:id="rId74" w:history="1">
         <w:r>
           <w:rPr>
             <w:rStyle w:val="Hyperlink"/>
@@ -9891,6 +9355,10 @@
           <w:noProof/>
         </w:rPr>
         <w:pict w14:anchorId="0A39032B">
+          <v:shapetype id="_x0000_t202" coordsize="21600,21600" o:spt="202" path="m,l,21600r21600,l21600,xe">
+            <v:stroke joinstyle="miter"/>
+            <v:path gradientshapeok="t" o:connecttype="rect"/>
+          </v:shapetype>
           <v:shape id="_x0000_s2052" type="#_x0000_t202" style="position:absolute;left:0;text-align:left;margin-left:346.2pt;margin-top:223.4pt;width:152.05pt;height:30pt;z-index:251659776;mso-position-horizontal-relative:text;mso-position-vertical-relative:text" wrapcoords="-106 0 -106 21185 21600 21185 21600 0 -106 0" stroked="f">
             <v:textbox style="mso-fit-shape-to-text:t" inset="0,0,0,0">
               <w:txbxContent>
@@ -9938,7 +9406,7 @@
           <w:noProof/>
         </w:rPr>
         <w:drawing>
-          <wp:anchor distT="0" distB="0" distL="114300" distR="114300" simplePos="0" relativeHeight="251653632" behindDoc="1" locked="0" layoutInCell="1" allowOverlap="1" wp14:anchorId="6BE9E8A8" wp14:editId="5B08B275">
+          <wp:anchor distT="0" distB="0" distL="114300" distR="114300" simplePos="0" relativeHeight="251649536" behindDoc="1" locked="0" layoutInCell="1" allowOverlap="1" wp14:anchorId="6BE9E8A8" wp14:editId="5B08B275">
             <wp:simplePos x="0" y="0"/>
             <wp:positionH relativeFrom="column">
               <wp:posOffset>4337523</wp:posOffset>
@@ -9971,7 +9439,7 @@
                     </pic:cNvPicPr>
                   </pic:nvPicPr>
                   <pic:blipFill rotWithShape="1">
-                    <a:blip r:embed="rId82">
+                    <a:blip r:embed="rId75">
                       <a:extLst>
                         <a:ext uri="{28A0092B-C50C-407E-A947-70E740481C1C}">
                           <a14:useLocalDpi xmlns:a14="http://schemas.microsoft.com/office/drawing/2010/main" val="0"/>
@@ -10030,7 +9498,7 @@
       <w:pPr>
         <w:pStyle w:val="Text"/>
       </w:pPr>
-      <w:hyperlink r:id="rId83" w:history="1">
+      <w:hyperlink r:id="rId76" w:history="1">
         <w:r>
           <w:rPr>
             <w:rStyle w:val="Hyperlink"/>
@@ -10050,7 +9518,7 @@
           <w:bCs/>
         </w:rPr>
       </w:pPr>
-      <w:hyperlink r:id="rId84" w:history="1">
+      <w:hyperlink r:id="rId77" w:history="1">
         <w:r>
           <w:rPr>
             <w:rStyle w:val="Hyperlink"/>
@@ -10179,7 +9647,7 @@
                     </pic:cNvPicPr>
                   </pic:nvPicPr>
                   <pic:blipFill>
-                    <a:blip r:embed="rId85" cstate="print">
+                    <a:blip r:embed="rId78" cstate="print">
                       <a:extLst>
                         <a:ext uri="{28A0092B-C50C-407E-A947-70E740481C1C}">
                           <a14:useLocalDpi xmlns:a14="http://schemas.microsoft.com/office/drawing/2010/main" val="0"/>
@@ -10249,7 +9717,7 @@
       <w:pPr>
         <w:pStyle w:val="Text"/>
       </w:pPr>
-      <w:hyperlink r:id="rId86" w:history="1">
+      <w:hyperlink r:id="rId79" w:history="1">
         <w:r>
           <w:rPr>
             <w:rStyle w:val="Hyperlink"/>
@@ -10283,12 +9751,12 @@
       <w:pPr>
         <w:pStyle w:val="Heading3"/>
       </w:pPr>
-      <w:bookmarkStart w:id="47" w:name="_Toc223774990"/>
+      <w:bookmarkStart w:id="46" w:name="_Toc223774990"/>
       <w:r>
         <w:lastRenderedPageBreak/>
         <w:t>Gehäusetechnik</w:t>
       </w:r>
-      <w:bookmarkEnd w:id="47"/>
+      <w:bookmarkEnd w:id="46"/>
     </w:p>
     <w:p/>
     <w:p>
@@ -10337,7 +9805,7 @@
       </w:r>
     </w:p>
     <w:p>
-      <w:hyperlink r:id="rId87" w:history="1">
+      <w:hyperlink r:id="rId80" w:history="1">
         <w:r>
           <w:rPr>
             <w:rStyle w:val="Hyperlink"/>
@@ -10381,13 +9849,18 @@
         <w:t xml:space="preserve">. </w:t>
       </w:r>
       <w:r>
-        <w:t>Mit Hilfe dieser Programme werden die dreidimensionalen geometrischen Modelle der Bauteile erstellt. Im Gegensatz zu herkömmlichen Grafikprogrammen arbeiten CAD-Systeme parametrisch und vektorbasiert. Dies gewährleistet eine exakte Maßhaltigkeit und die für technische Anwendungen erforderliche geometrische Präzision. Wurde ein Volumenkörper erstellt, ist der Prozess jedoch noch nicht fertig, da die erstellte .</w:t>
+        <w:t xml:space="preserve">Mit Hilfe dieser Programme werden die dreidimensionalen geometrischen Modelle der Bauteile erstellt. Im Gegensatz zu herkömmlichen Grafikprogrammen arbeiten CAD-Systeme parametrisch und vektorbasiert. Dies gewährleistet eine exakte Maßhaltigkeit und die für technische Anwendungen erforderliche geometrische Präzision. Wurde ein Volumenkörper erstellt, ist der Prozess jedoch noch nicht fertig, da die </w:t>
+      </w:r>
+      <w:proofErr w:type="gramStart"/>
+      <w:r>
+        <w:t>erstellte .</w:t>
       </w:r>
       <w:proofErr w:type="spellStart"/>
       <w:r>
         <w:t>ipt</w:t>
       </w:r>
       <w:proofErr w:type="spellEnd"/>
+      <w:proofErr w:type="gramEnd"/>
       <w:r>
         <w:t xml:space="preserve"> Datei von 3D Druckern nicht gelesen werden kann. Hier kommen STL-Dateien ins Spiel. </w:t>
       </w:r>
@@ -10460,7 +9933,7 @@
       <w:pPr>
         <w:pStyle w:val="Text"/>
       </w:pPr>
-      <w:hyperlink r:id="rId88" w:history="1">
+      <w:hyperlink r:id="rId81" w:history="1">
         <w:r>
           <w:rPr>
             <w:rStyle w:val="Hyperlink"/>
@@ -10505,21 +9978,21 @@
       <w:pPr>
         <w:pStyle w:val="Heading2"/>
       </w:pPr>
-      <w:bookmarkStart w:id="48" w:name="_Toc223774991"/>
+      <w:bookmarkStart w:id="47" w:name="_Toc223774991"/>
       <w:r>
         <w:t>Praktische Umsetzung</w:t>
       </w:r>
+      <w:bookmarkEnd w:id="47"/>
+    </w:p>
+    <w:p>
+      <w:pPr>
+        <w:pStyle w:val="Heading3"/>
+      </w:pPr>
+      <w:bookmarkStart w:id="48" w:name="_Toc223774992"/>
+      <w:r>
+        <w:t>Projektplanung</w:t>
+      </w:r>
       <w:bookmarkEnd w:id="48"/>
-    </w:p>
-    <w:p>
-      <w:pPr>
-        <w:pStyle w:val="Heading3"/>
-      </w:pPr>
-      <w:bookmarkStart w:id="49" w:name="_Toc223774992"/>
-      <w:r>
-        <w:t>Projektplanung</w:t>
-      </w:r>
-      <w:bookmarkEnd w:id="49"/>
     </w:p>
     <w:p>
       <w:pPr>
@@ -10659,13 +10132,13 @@
       </w:r>
       <w:proofErr w:type="spellEnd"/>
       <w:r>
-        <w:t xml:space="preserve"> beschreibt den Projektumfang realitätsnah und detailliert. Es definiert die Mittel zur Zielerreichung sowie zulässige Abweichungsbereiche (Toleranzen). Zudem wird eine Kommunikationsstrategie festgelegt, die Zeitpunkte und Anlässe für den Austausch mit beteiligten Parteien regelt. Ein integrierter Zeitplan definiert</w:t>
-      </w:r>
-      <w:r>
-        <w:t xml:space="preserve"> </w:t>
-      </w:r>
-      <w:r>
-        <w:t>die Bedingungen für den Abschluss einzelner Projektphasen und den Übergang zur nächsten.</w:t>
+        <w:t xml:space="preserve"> beschreibt den Projektumfang realitätsnah und detailliert. Es definiert die Mittel zur Zielerreichung sowie zulässige </w:t>
+      </w:r>
+      <w:r>
+        <w:t>Toleranzen</w:t>
+      </w:r>
+      <w:r>
+        <w:t>. Zudem wird eine Kommunikationsstrategie festgelegt, die Zeitpunkte und Anlässe für den Austausch mit beteiligten Parteien regelt. Ein integrierter Zeitplan definiert die Bedingungen für den Abschluss einzelner Projektphasen und den Übergang zur nächsten.</w:t>
       </w:r>
     </w:p>
     <w:p>
@@ -10720,12 +10193,12 @@
       <w:pPr>
         <w:pStyle w:val="Heading3"/>
       </w:pPr>
-      <w:bookmarkStart w:id="50" w:name="_Toc223774993"/>
+      <w:bookmarkStart w:id="49" w:name="_Toc223774993"/>
       <w:r>
         <w:lastRenderedPageBreak/>
         <w:t>Komponenten Auswahl</w:t>
       </w:r>
-      <w:bookmarkEnd w:id="50"/>
+      <w:bookmarkEnd w:id="49"/>
     </w:p>
     <w:p>
       <w:pPr>
@@ -10824,10 +10297,7 @@
         <w:t>LOLIN D1 Mini</w:t>
       </w:r>
       <w:r>
-        <w:t>, einen Controller auf Basis des ESP8266. Dieser ist im Vergleich zum ESP32 kompakter und verfügt über eine geringere Anzahl an I/O-Pins. Aufgrund seines geringen Platzbedarfs und der hohen Energieeffizienz stellt er die ideale Lösung dar</w:t>
-      </w:r>
-      <w:r>
-        <w:t>.</w:t>
+        <w:t>, einen Controller auf Basis des ESP8266. Dieser ist im Vergleich zum ESP32 kompakter und verfügt über eine geringere Anzahl an I/O-Pins. Aufgrund seines geringen Platzbedarfs und der hohen Energieeffizienz stellt er die ideale Lösung dar.</w:t>
       </w:r>
     </w:p>
     <w:p>
@@ -10990,7 +10460,7 @@
                     <pic:cNvPicPr/>
                   </pic:nvPicPr>
                   <pic:blipFill>
-                    <a:blip r:embed="rId89"/>
+                    <a:blip r:embed="rId82"/>
                     <a:stretch>
                       <a:fillRect/>
                     </a:stretch>
@@ -11062,7 +10532,7 @@
       <w:pPr>
         <w:jc w:val="left"/>
       </w:pPr>
-      <w:hyperlink r:id="rId90" w:history="1">
+      <w:hyperlink r:id="rId83" w:history="1">
         <w:r>
           <w:rPr>
             <w:rStyle w:val="Hyperlink"/>
@@ -11150,7 +10620,7 @@
       <w:pPr>
         <w:pStyle w:val="Text"/>
       </w:pPr>
-      <w:hyperlink r:id="rId91" w:history="1">
+      <w:hyperlink r:id="rId84" w:history="1">
         <w:r>
           <w:rPr>
             <w:rStyle w:val="Hyperlink"/>
@@ -11263,7 +10733,7 @@
                     </pic:cNvPicPr>
                   </pic:nvPicPr>
                   <pic:blipFill>
-                    <a:blip r:embed="rId92" cstate="print">
+                    <a:blip r:embed="rId85" cstate="print">
                       <a:extLst>
                         <a:ext uri="{28A0092B-C50C-407E-A947-70E740481C1C}">
                           <a14:useLocalDpi xmlns:a14="http://schemas.microsoft.com/office/drawing/2010/main" val="0"/>
@@ -11329,7 +10799,7 @@
         <w:pStyle w:val="Text"/>
         <w:jc w:val="center"/>
       </w:pPr>
-      <w:hyperlink r:id="rId93" w:history="1">
+      <w:hyperlink r:id="rId86" w:history="1">
         <w:r>
           <w:rPr>
             <w:rStyle w:val="Hyperlink"/>
@@ -11451,14 +10921,22 @@
       </w:r>
       <w:proofErr w:type="spellEnd"/>
       <w:r>
-        <w:t>. Da der ADC über das I2C-Protokoll mit einer festen Adresse kommuniziert, pro Zelle jedoch ein eigener Wandler benötigt wird, erfolgt die Anbindung an den Raspberry Pi über einen I2C-Multiplexer. Dies ermöglicht die Verwaltung mehrerer identischer Adressen an einem einzigen Bus-System.</w:t>
-      </w:r>
-    </w:p>
-    <w:p>
-      <w:pPr>
-        <w:pStyle w:val="Text"/>
-      </w:pPr>
-      <w:hyperlink r:id="rId94" w:history="1">
+        <w:t xml:space="preserve">. Da der ADC über das I2C-Protokoll mit einer festen Adresse kommuniziert, pro Zelle jedoch ein eigener Wandler benötigt wird, erfolgt die Anbindung an den Raspberry Pi </w:t>
+      </w:r>
+      <w:proofErr w:type="gramStart"/>
+      <w:r>
+        <w:t>über einen I2C-Multiplexer</w:t>
+      </w:r>
+      <w:proofErr w:type="gramEnd"/>
+      <w:r>
+        <w:t>. Dies ermöglicht die Verwaltung mehrerer identischer Adressen an einem einzigen Bus-System.</w:t>
+      </w:r>
+    </w:p>
+    <w:p>
+      <w:pPr>
+        <w:pStyle w:val="Text"/>
+      </w:pPr>
+      <w:hyperlink r:id="rId87" w:history="1">
         <w:r>
           <w:rPr>
             <w:rStyle w:val="Hyperlink"/>
@@ -11538,11 +11016,13 @@
         <w:pStyle w:val="Text"/>
       </w:pPr>
       <w:r>
-        <w:t>Für die stabile Versorgung des Systems wurde die Gesamtleistungsaufnahme aller Einzelverbraucher ermittelt:</w:t>
-      </w:r>
-      <w:r>
-        <w:t xml:space="preserve"> </w:t>
-      </w:r>
+        <w:t xml:space="preserve">Für die stabile Versorgung des Systems wurde die Gesamtleistungsaufnahme aller Einzelverbraucher ermittelt: </w:t>
+      </w:r>
+    </w:p>
+    <w:p>
+      <w:pPr>
+        <w:pStyle w:val="Text"/>
+      </w:pPr>
     </w:p>
     <w:tbl>
       <w:tblPr>
@@ -12432,6 +11912,7 @@
         <w:pStyle w:val="Text"/>
       </w:pPr>
       <w:r>
+        <w:lastRenderedPageBreak/>
         <w:t>Auf Basis dieser Berechnung ist ein Netzteil mit einer Strombelastbarkeit von mindestens 10 A erforderlich. Zudem benötigt das System zwei verschiedene Spannungspegel: 5 V für die Logikkomponenten und 12 V für die Peripherie.</w:t>
       </w:r>
     </w:p>
@@ -12440,7 +11921,6 @@
         <w:pStyle w:val="Text"/>
       </w:pPr>
       <w:r>
-        <w:lastRenderedPageBreak/>
         <w:t>Die Wahl fiel auf ein Netzteil der Marke Mean Well (bezogen über RS Components), welches beide Spannungspegel nativ bereitstellt und an beiden Ausgängen jeweils 7,7 A liefert. Da die gesamte Kameratechnik über den aktiven USB-Hub mit 12 V versorgt wird und somit die Last auf beide Schienen verteilt ist, bieten die 7,7 A pro Ausgang eine ausreichende Kapazität für den sicheren Betrieb des Gesamtsystems.</w:t>
       </w:r>
     </w:p>
@@ -12448,9 +11928,6 @@
       <w:pPr>
         <w:jc w:val="left"/>
       </w:pPr>
-      <w:r>
-        <w:br w:type="page"/>
-      </w:r>
     </w:p>
     <w:p>
       <w:pPr>
@@ -12467,7 +11944,6 @@
           <w:bCs/>
           <w:u w:val="single"/>
         </w:rPr>
-        <w:lastRenderedPageBreak/>
         <w:t>Bauteilliste</w:t>
       </w:r>
     </w:p>
@@ -13344,6 +12820,14 @@
       <w:r>
         <w:br w:type="page"/>
       </w:r>
+      <w:commentRangeStart w:id="50"/>
+      <w:commentRangeEnd w:id="50"/>
+      <w:r>
+        <w:rPr>
+          <w:rStyle w:val="CommentReference"/>
+        </w:rPr>
+        <w:commentReference w:id="50"/>
+      </w:r>
     </w:p>
     <w:p>
       <w:pPr>
@@ -13398,7 +12882,7 @@
                     </pic:cNvPicPr>
                   </pic:nvPicPr>
                   <pic:blipFill>
-                    <a:blip r:embed="rId95" cstate="print">
+                    <a:blip r:embed="rId92" cstate="print">
                       <a:extLst>
                         <a:ext uri="{28A0092B-C50C-407E-A947-70E740481C1C}">
                           <a14:useLocalDpi xmlns:a14="http://schemas.microsoft.com/office/drawing/2010/main" val="0"/>
@@ -13468,7 +12952,7 @@
       <w:pPr>
         <w:pStyle w:val="Text"/>
       </w:pPr>
-      <w:hyperlink r:id="rId96" w:history="1">
+      <w:hyperlink r:id="rId93" w:history="1">
         <w:r>
           <w:rPr>
             <w:rStyle w:val="Hyperlink"/>
@@ -13501,7 +12985,23 @@
       </w:r>
       <w:proofErr w:type="spellEnd"/>
       <w:r>
-        <w:t>-Leitungen auf, wodurch eine stabile Verbindung nicht zeitgerecht hergestellt werden konnte. Um die Projektsicherheit zu gewährleisten, wurde die Kommunikationsstrategie angepasst: Der ESP8266 wird nun über eine USB-Schnittstelle mit dem Raspberry Pi verbunden, über welche der Datentransfer erfolgt.</w:t>
+        <w:t xml:space="preserve">-Leitungen auf, wodurch eine stabile Verbindung nicht zeitgerecht hergestellt werden konnte. Um die Projektsicherheit zu gewährleisten, wurde die Kommunikationsstrategie angepasst: Der ESP8266 wird nun über eine USB-Schnittstelle mit dem Raspberry Pi verbunden, über welche der Datentransfer </w:t>
+      </w:r>
+      <w:commentRangeStart w:id="51"/>
+      <w:proofErr w:type="gramStart"/>
+      <w:r>
+        <w:t>erfolgt</w:t>
+      </w:r>
+      <w:commentRangeEnd w:id="51"/>
+      <w:proofErr w:type="gramEnd"/>
+      <w:r>
+        <w:rPr>
+          <w:rStyle w:val="CommentReference"/>
+        </w:rPr>
+        <w:commentReference w:id="51"/>
+      </w:r>
+      <w:r>
+        <w:t>.</w:t>
       </w:r>
     </w:p>
     <w:p>
@@ -13518,33 +13018,7 @@
       </w:pPr>
       <w:r>
         <w:lastRenderedPageBreak/>
-        <w:t xml:space="preserve">Auf dem D1 Mini ist eine spezifische Firmware </w:t>
-      </w:r>
-      <w:r>
-        <w:t>programmiert worden</w:t>
-      </w:r>
-      <w:r>
-        <w:t xml:space="preserve">, die den COM-Port kontinuierlich auf eingehende </w:t>
-      </w:r>
-      <w:r>
-        <w:t>Strings</w:t>
-      </w:r>
-      <w:r>
-        <w:t xml:space="preserve"> überwacht. Sobald vordefinierte </w:t>
-      </w:r>
-      <w:commentRangeStart w:id="51"/>
-      <w:r>
-        <w:t>Steuerbefehle</w:t>
-      </w:r>
-      <w:commentRangeEnd w:id="51"/>
-      <w:r>
-        <w:rPr>
-          <w:rStyle w:val="CommentReference"/>
-        </w:rPr>
-        <w:commentReference w:id="51"/>
-      </w:r>
-      <w:r>
-        <w:t xml:space="preserve"> empfangen werden, setzt der Mikrocontroller diese in die entsprechenden Signale zur Ansteuerung der LED-Segmente um.</w:t>
+        <w:t>Auf dem D1 Mini ist eine spezifische Firmware programmiert worden, die den COM-Port kontinuierlich auf eingehende Strings überwacht. Sobald vordefinierte Steuerbefehle empfangen werden, setzt der Mikrocontroller diese in die entsprechenden Signale zur Ansteuerung der LED-Segmente um.</w:t>
       </w:r>
     </w:p>
     <w:p>
@@ -13557,10 +13031,19 @@
     </w:p>
     <w:p>
       <w:pPr>
+        <w:jc w:val="left"/>
+      </w:pPr>
+      <w:r>
+        <w:br w:type="page"/>
+      </w:r>
+    </w:p>
+    <w:p>
+      <w:pPr>
         <w:pStyle w:val="Heading3"/>
       </w:pPr>
       <w:bookmarkStart w:id="52" w:name="_Toc223774994"/>
       <w:r>
+        <w:lastRenderedPageBreak/>
         <w:t>Schaltpläne und Fertigungsunterlagen</w:t>
       </w:r>
       <w:bookmarkEnd w:id="52"/>
@@ -13590,134 +13073,187 @@
         <w:pStyle w:val="Text"/>
       </w:pPr>
       <w:r>
-        <w:t xml:space="preserve">Ein Punkt der ersten Entwürfe für einen Schaltplan war Hardwaretechnische </w:t>
-      </w:r>
-      <w:r>
-        <w:t>Ausschaltung</w:t>
+        <w:t>In den ersten Entwürfen des Schaltplans war eine hardwareseitige Aktivierung und Deaktivierung des Gesamtsystems mittels eines Tasters vorgesehen. Dieses Konzept basierte auf der Nutzung der integrierten Wake-Up-Pins des Raspberry Pi, welche das System bei entsprechender Beschaltung hochfahren sollten. Nach einer fachlichen Rücksprache mit dem Projektbetreuer der Firma Leitner wurde von diesem Ansatz jedoch abgeraten. Erfahrungswerte aus früheren Projekten des Unternehmens zeigten, dass diese Methode in der Praxis unzuverlässig und wartungsintensiv war.</w:t>
+      </w:r>
+      <w:r>
+        <w:t xml:space="preserve"> D</w:t>
+      </w:r>
+      <w:r>
+        <w:t>as Herunterfahren des Systems erfolgt nun ausschließlich softwareseitig.</w:t>
+      </w:r>
+    </w:p>
+    <w:p>
+      <w:pPr>
+        <w:pStyle w:val="Text"/>
+        <w:keepNext/>
+        <w:rPr>
+          <w:noProof/>
+        </w:rPr>
+      </w:pPr>
+      <w:r>
+        <w:t xml:space="preserve">Ein weiteres ursprünglich geplantes Feature war die Implementierung von Leistungs-MOSFETs </w:t>
+      </w:r>
+      <w:r>
+        <w:t>an</w:t>
+      </w:r>
+      <w:r>
+        <w:t xml:space="preserve"> der Masseleitung der peripheren Bauteile. Dies hätte es dem Raspberry Pi ermöglicht, einzelne Hardware-Komponenten gezielt ein- oder auszuschalten, um die Energieeffizienz zu steigern. Um jedoch die Systemkomplexität sowie potenzielle Fehlerquellen im Hinblick auf den engen Zeitplan zu minimieren, wurde auf dieses Feature verzichtet und die Komponenten direkt an die Masse angebunden.</w:t>
+      </w:r>
+    </w:p>
+    <w:p>
+      <w:pPr>
+        <w:pStyle w:val="Text"/>
+        <w:keepNext/>
+        <w:jc w:val="center"/>
+      </w:pPr>
+      <w:r>
+        <w:rPr>
+          <w:noProof/>
+        </w:rPr>
+        <w:drawing>
+          <wp:inline distT="0" distB="0" distL="0" distR="0" wp14:anchorId="55C18FFE" wp14:editId="1F961F32">
+            <wp:extent cx="4093029" cy="2387723"/>
+            <wp:effectExtent l="0" t="0" r="0" b="0"/>
+            <wp:docPr id="1743883565" name="Picture 4"/>
+            <wp:cNvGraphicFramePr>
+              <a:graphicFrameLocks xmlns:a="http://schemas.openxmlformats.org/drawingml/2006/main" noChangeAspect="1"/>
+            </wp:cNvGraphicFramePr>
+            <a:graphic xmlns:a="http://schemas.openxmlformats.org/drawingml/2006/main">
+              <a:graphicData uri="http://schemas.openxmlformats.org/drawingml/2006/picture">
+                <pic:pic xmlns:pic="http://schemas.openxmlformats.org/drawingml/2006/picture">
+                  <pic:nvPicPr>
+                    <pic:cNvPr id="0" name="Picture 4"/>
+                    <pic:cNvPicPr>
+                      <a:picLocks noChangeAspect="1" noChangeArrowheads="1"/>
+                    </pic:cNvPicPr>
+                  </pic:nvPicPr>
+                  <pic:blipFill>
+                    <a:blip r:embed="rId94">
+                      <a:biLevel thresh="25000"/>
+                      <a:extLst>
+                        <a:ext uri="{28A0092B-C50C-407E-A947-70E740481C1C}">
+                          <a14:useLocalDpi xmlns:a14="http://schemas.microsoft.com/office/drawing/2010/main" val="0"/>
+                        </a:ext>
+                      </a:extLst>
+                    </a:blip>
+                    <a:srcRect/>
+                    <a:stretch>
+                      <a:fillRect/>
+                    </a:stretch>
+                  </pic:blipFill>
+                  <pic:spPr bwMode="auto">
+                    <a:xfrm>
+                      <a:off x="0" y="0"/>
+                      <a:ext cx="4103146" cy="2393625"/>
+                    </a:xfrm>
+                    <a:prstGeom prst="rect">
+                      <a:avLst/>
+                    </a:prstGeom>
+                    <a:noFill/>
+                    <a:ln>
+                      <a:noFill/>
+                    </a:ln>
+                  </pic:spPr>
+                </pic:pic>
+              </a:graphicData>
+            </a:graphic>
+          </wp:inline>
+        </w:drawing>
+      </w:r>
+    </w:p>
+    <w:p>
+      <w:pPr>
+        <w:pStyle w:val="Caption"/>
+      </w:pPr>
+      <w:r>
+        <w:t xml:space="preserve">Abbildung </w:t>
+      </w:r>
+      <w:r>
+        <w:fldChar w:fldCharType="begin"/>
+      </w:r>
+      <w:r>
+        <w:instrText xml:space="preserve"> SEQ Abbildung \* ARABIC </w:instrText>
+      </w:r>
+      <w:r>
+        <w:fldChar w:fldCharType="separate"/>
+      </w:r>
+      <w:r>
+        <w:rPr>
+          <w:noProof/>
+        </w:rPr>
+        <w:t>25</w:t>
+      </w:r>
+      <w:r>
+        <w:fldChar w:fldCharType="end"/>
+      </w:r>
+      <w:r>
+        <w:t>: MOS</w:t>
+      </w:r>
+      <w:r>
+        <w:t>FET Konzept Schaltung</w:t>
+      </w:r>
+    </w:p>
+    <w:p>
+      <w:pPr>
+        <w:rPr>
+          <w:lang w:eastAsia="de-DE"/>
+        </w:rPr>
+      </w:pPr>
+    </w:p>
+    <w:p>
+      <w:pPr>
+        <w:pStyle w:val="Text"/>
+      </w:pPr>
+    </w:p>
+    <w:p>
+      <w:pPr>
+        <w:pStyle w:val="Text"/>
+      </w:pPr>
+      <w:r>
+        <w:t>Insgesamt wurden zwei Schaltpläne erstellt, um die elektrische Struktur des Systems vollständig zu dokumentieren.</w:t>
       </w:r>
       <w:r>
         <w:t xml:space="preserve"> </w:t>
       </w:r>
       <w:r>
-        <w:t xml:space="preserve">bzw. Einschaltung </w:t>
-      </w:r>
-      <w:r>
-        <w:t>des Raspberry Pis</w:t>
-      </w:r>
-      <w:r>
-        <w:t xml:space="preserve"> bzw. des Gesamten Geräts mittels Taster. Diese Entwürfe beruhten auf den verbauten </w:t>
+        <w:t>Der erste Plan fungiert als übergeordneter Gesamtstromlaufplan</w:t>
+      </w:r>
+      <w:r>
+        <w:t xml:space="preserve"> mit allen elektrischen Anschlüssen des gesamten Projekts.</w:t>
+      </w:r>
+      <w:r>
+        <w:t xml:space="preserve"> Diese Datei dient als Basis für die gesamte Verkabelung und soll auch dazu beitragen, dass das Gerät bei einem Hardware-Defekt schnell repariert werden kann. </w:t>
+      </w:r>
+      <w:r>
+        <w:t>Die</w:t>
+      </w:r>
+      <w:r>
+        <w:t xml:space="preserve">ser Schaltplan </w:t>
+      </w:r>
+      <w:r>
+        <w:t>wurde als hierarchisches Design umgesetzt. Aufgrund der Vielzahl an integrierten Komponenten ermöglicht diese Strukturierung eine übersichtliche Darstellung der verschiedenen Funktionsgruppen und verbessert die Lesbarkeit des komplexen Schaltungsentwurfs erheblich.</w:t>
+      </w:r>
+    </w:p>
+    <w:p>
+      <w:pPr>
+        <w:pStyle w:val="Text"/>
+      </w:pPr>
+    </w:p>
+    <w:p>
+      <w:pPr>
+        <w:pStyle w:val="Text"/>
+      </w:pPr>
+      <w:r>
+        <w:t xml:space="preserve">Die zweite </w:t>
       </w:r>
       <w:proofErr w:type="spellStart"/>
       <w:r>
-        <w:t>WakeUp</w:t>
+        <w:t>Schematik</w:t>
       </w:r>
       <w:proofErr w:type="spellEnd"/>
       <w:r>
-        <w:t xml:space="preserve"> Pins des </w:t>
-      </w:r>
-      <w:proofErr w:type="spellStart"/>
-      <w:r>
-        <w:t>Pi’s</w:t>
-      </w:r>
-      <w:proofErr w:type="spellEnd"/>
-      <w:r>
-        <w:t>. schaltet man diese</w:t>
-      </w:r>
-      <w:r>
-        <w:t>,</w:t>
-      </w:r>
-      <w:r>
-        <w:t xml:space="preserve"> so sollte sich </w:t>
-      </w:r>
-      <w:r>
-        <w:t>des Pi</w:t>
-      </w:r>
-      <w:r>
-        <w:t xml:space="preserve"> eigentlich Hochfahren. Bei einer Besprechung mit unserem Betreuer bei Leitner wurde uns davon aber klar abgeraten, da die Firma in der Vergangenheit schon Geräte mit dem Raspberry Pi hatten, welche auch den Wake Up Pin</w:t>
-      </w:r>
-      <w:r>
-        <w:t xml:space="preserve"> als Feature</w:t>
-      </w:r>
-      <w:r>
-        <w:t xml:space="preserve"> gedacht ha</w:t>
-      </w:r>
-      <w:r>
-        <w:t>tt</w:t>
-      </w:r>
-      <w:r>
-        <w:t>en. Dies war aber sehr umständlich und hatte schlussendlich auch nicht funktioniert.</w:t>
-      </w:r>
-      <w:r>
-        <w:t xml:space="preserve"> Aus diesem Grund ist nur eine Softwaretechnische </w:t>
-      </w:r>
-      <w:r>
-        <w:t>Ausschaltung</w:t>
-      </w:r>
-      <w:r>
-        <w:t xml:space="preserve"> des Pis vorgesehen.</w:t>
-      </w:r>
-    </w:p>
-    <w:p>
-      <w:pPr>
-        <w:pStyle w:val="Text"/>
-      </w:pPr>
-    </w:p>
-    <w:p>
-      <w:pPr>
-        <w:pStyle w:val="Text"/>
-      </w:pPr>
-      <w:r>
-        <w:t xml:space="preserve">Insgesamt wurden zwei </w:t>
-      </w:r>
-      <w:proofErr w:type="spellStart"/>
-      <w:r>
-        <w:t>Schematics</w:t>
-      </w:r>
-      <w:proofErr w:type="spellEnd"/>
-      <w:r>
-        <w:t xml:space="preserve"> erstellt</w:t>
-      </w:r>
-      <w:r>
-        <w:t>.</w:t>
-      </w:r>
-      <w:r>
-        <w:t xml:space="preserve"> </w:t>
-      </w:r>
-      <w:r>
-        <w:t>E</w:t>
-      </w:r>
-      <w:r>
-        <w:t>ine als gesamten Stromlaufplan mit allen elektrischen Anschlüssen des gesamten Projekts.</w:t>
-      </w:r>
-      <w:r>
-        <w:t xml:space="preserve"> Diese Datei dient als Basis für die gesamte Verkabelung und soll auch dazu beitragen, dass das Gerät bei einem Hardware-Defekt sehr schnell repariert werden kann. </w:t>
-      </w:r>
-    </w:p>
-    <w:p>
-      <w:pPr>
-        <w:pStyle w:val="Text"/>
-      </w:pPr>
-    </w:p>
-    <w:p>
-      <w:pPr>
-        <w:pStyle w:val="Text"/>
-      </w:pPr>
-      <w:r>
-        <w:t xml:space="preserve">Und eine </w:t>
-      </w:r>
-      <w:proofErr w:type="spellStart"/>
-      <w:r>
-        <w:t>Schematik</w:t>
-      </w:r>
-      <w:proofErr w:type="spellEnd"/>
-      <w:r>
-        <w:t>, welche alle Verbindungen und Bauteile der PCB beinhaltet.</w:t>
-      </w:r>
-    </w:p>
-    <w:p>
-      <w:pPr>
-        <w:jc w:val="left"/>
-      </w:pPr>
+        <w:t xml:space="preserve"> dokumentiert spezifisch alle Verbindungen und Komponenten der zentralen Leiterplatte (PCB). Diese detaillierte Darstellung ist für die Fertigung und Bestückung der Platine sowie für die Fehlersuche auf Bauteilebene essenziell.</w:t>
+      </w:r>
       <w:r>
         <w:br w:type="page"/>
       </w:r>
@@ -13746,52 +13282,43 @@
         <w:pStyle w:val="Text"/>
       </w:pPr>
       <w:r>
-        <w:t xml:space="preserve">Für den gesamten Stromlaufplan wurde eine </w:t>
+        <w:t xml:space="preserve">Für den Gesamtstromlaufplan wurde eine </w:t>
+      </w:r>
+      <w:r>
+        <w:t>Custom</w:t>
+      </w:r>
+      <w:r>
+        <w:t xml:space="preserve"> Symbolbibliothek in Altium Designer angelegt. Obwohl Portale wie </w:t>
       </w:r>
       <w:proofErr w:type="spellStart"/>
       <w:r>
-        <w:t>Schematik</w:t>
+        <w:t>SnapEDA</w:t>
       </w:r>
       <w:proofErr w:type="spellEnd"/>
       <w:r>
-        <w:t xml:space="preserve"> Library für Altium erstellt. Altium hat hierbei einen guten Library Manager </w:t>
-      </w:r>
-      <w:r>
-        <w:t>mit welchem einfache Komponenten</w:t>
-      </w:r>
-      <w:r>
-        <w:t xml:space="preserve"> erstellt werden können.</w:t>
-      </w:r>
-      <w:r>
-        <w:t xml:space="preserve"> Auf Seiten wie </w:t>
+        <w:t xml:space="preserve"> oder </w:t>
       </w:r>
       <w:proofErr w:type="spellStart"/>
       <w:r>
-        <w:t>SnapEDA</w:t>
+        <w:t>UltraLibrarian</w:t>
       </w:r>
       <w:proofErr w:type="spellEnd"/>
       <w:r>
-        <w:t xml:space="preserve"> oder </w:t>
-      </w:r>
-      <w:proofErr w:type="spellStart"/>
-      <w:r>
-        <w:t>UltraLibrarian</w:t>
-      </w:r>
-      <w:proofErr w:type="spellEnd"/>
-      <w:r>
-        <w:t xml:space="preserve"> gibt es zwar eine riesige Auswahl an Bauteilen unter welchen </w:t>
-      </w:r>
-      <w:proofErr w:type="spellStart"/>
-      <w:r>
-        <w:t>warscheinlich</w:t>
-      </w:r>
-      <w:proofErr w:type="spellEnd"/>
-      <w:r>
-        <w:t xml:space="preserve"> auch die benötigten Bauteile enthalten sind. Aus eigener Erfahrung kann es aber sehr Zeitaufwendig sein das passende Bauteil mit den richtigen Anschlüssen dort zu finden. Deshalb war es schneller und einfacher, Diese Files selbst zu generieren</w:t>
-      </w:r>
-      <w:r>
-        <w:t>. Da die Bauteile nicht simuliert werden müssen, müssen lediglich pro Bauteil mittels Symbol Wizard Components erstellt werden. Dieser ist einfach zu bedienen, da nur die benötigten Pins und das dazugehörige Layout gewählt werden muss.</w:t>
-      </w:r>
+        <w:t xml:space="preserve"> eine umfangreiche Auswahl an fertigen Modellen bieten, erwies sich die Suche nach Bauteilen mit exakt passenden Spezifikationen und Pin-Belegungen als zeitintensiv. Um den Entwicklungsprozess zu beschleunigen und die Fehlerquote durch inkompatible Anschlüsse zu minimieren, wurden die benötigten Komponenten eigenständig generiert.</w:t>
+      </w:r>
+    </w:p>
+    <w:p>
+      <w:pPr>
+        <w:pStyle w:val="Text"/>
+      </w:pPr>
+      <w:r>
+        <w:t>Da für die Schaltungsunterlagen keine Simulation der Bauteile erforderlich war, konnten die Symbole effizient mithilfe des Symbol Wizards erstellt werden. Dieses Werkzeug ermöglichte eine schnelle Definition der benötigten Pins sowie des dazugehörigen Layouts</w:t>
+      </w:r>
+    </w:p>
+    <w:p>
+      <w:pPr>
+        <w:pStyle w:val="Text"/>
+      </w:pPr>
     </w:p>
     <w:p>
       <w:pPr>
@@ -13827,7 +13354,7 @@
                     <pic:cNvPicPr/>
                   </pic:nvPicPr>
                   <pic:blipFill>
-                    <a:blip r:embed="rId101"/>
+                    <a:blip r:embed="rId95"/>
                     <a:stretch>
                       <a:fillRect/>
                     </a:stretch>
@@ -13868,7 +13395,7 @@
         <w:rPr>
           <w:noProof/>
         </w:rPr>
-        <w:t>25</w:t>
+        <w:t>26</w:t>
       </w:r>
       <w:r>
         <w:fldChar w:fldCharType="end"/>
@@ -13879,53 +13406,50 @@
     </w:p>
     <w:p>
       <w:pPr>
-        <w:pStyle w:val="Text"/>
-      </w:pPr>
-    </w:p>
-    <w:p>
-      <w:pPr>
-        <w:pStyle w:val="Text"/>
-      </w:pPr>
-      <w:r>
-        <w:t xml:space="preserve">Um in der </w:t>
+        <w:jc w:val="left"/>
+      </w:pPr>
+      <w:r>
+        <w:br w:type="page"/>
+      </w:r>
+    </w:p>
+    <w:p>
+      <w:pPr>
+        <w:pStyle w:val="Text"/>
+        <w:keepNext/>
+      </w:pPr>
+      <w:r>
+        <w:lastRenderedPageBreak/>
+        <w:t xml:space="preserve">Zur Vermeidung von Fehlermeldungen innerhalb der Schaltung wurde bei der Bauteilerstellung konsequent auf die korrekte Zuweisung der </w:t>
       </w:r>
       <w:proofErr w:type="spellStart"/>
       <w:r>
-        <w:t>Schematik</w:t>
+        <w:t>Electrical</w:t>
       </w:r>
       <w:proofErr w:type="spellEnd"/>
       <w:r>
-        <w:t xml:space="preserve"> Fehlermeldungen zu </w:t>
-      </w:r>
-      <w:r>
-        <w:t>vermeiden,</w:t>
-      </w:r>
-      <w:r>
-        <w:t xml:space="preserve"> muss darauf geachtet werden, aus den </w:t>
+        <w:t xml:space="preserve"> </w:t>
       </w:r>
       <w:proofErr w:type="spellStart"/>
       <w:r>
+        <w:t>Types</w:t>
+      </w:r>
+      <w:proofErr w:type="spellEnd"/>
+      <w:r>
+        <w:t xml:space="preserve"> geachtet. Altium Designer nutzt diese Definitionen für den </w:t>
+      </w:r>
+      <w:proofErr w:type="spellStart"/>
+      <w:r>
         <w:t>Electrical</w:t>
       </w:r>
       <w:proofErr w:type="spellEnd"/>
       <w:r>
+        <w:t xml:space="preserve"> Rule Check, um die Logik der Verbindungen zu validieren. So erkennt das System beispielsweise unzulässige Verknüpfungen, wie das Zusammenschalten zweier</w:t>
+      </w:r>
+      <w:r>
         <w:t xml:space="preserve"> </w:t>
       </w:r>
-      <w:proofErr w:type="spellStart"/>
-      <w:r>
-        <w:t>Types</w:t>
-      </w:r>
-      <w:proofErr w:type="spellEnd"/>
-      <w:r>
-        <w:t xml:space="preserve">, die richtige </w:t>
-      </w:r>
-      <w:proofErr w:type="spellStart"/>
-      <w:r>
-        <w:t>Verindungsart</w:t>
-      </w:r>
-      <w:proofErr w:type="spellEnd"/>
-      <w:r>
-        <w:t xml:space="preserve"> zu wählen, da Altium überprüft ob zum Beispiel ein Output Pin auf einen anderen Output Pin geschalten wird und gibt dort einen Fehler aus</w:t>
+      <w:r>
+        <w:t xml:space="preserve">Ausgangspins </w:t>
       </w:r>
     </w:p>
     <w:p>
@@ -13938,9 +13462,8 @@
         <w:rPr>
           <w:noProof/>
         </w:rPr>
-        <w:lastRenderedPageBreak/>
         <w:drawing>
-          <wp:inline distT="0" distB="0" distL="0" distR="0" wp14:anchorId="51343A16" wp14:editId="334D2B40">
+          <wp:inline distT="0" distB="0" distL="0" distR="0" wp14:anchorId="358569E1" wp14:editId="5A3BBBAC">
             <wp:extent cx="854489" cy="1967023"/>
             <wp:effectExtent l="0" t="0" r="0" b="0"/>
             <wp:docPr id="9625436" name="Picture 1"/>
@@ -13955,7 +13478,7 @@
                     <pic:cNvPicPr/>
                   </pic:nvPicPr>
                   <pic:blipFill>
-                    <a:blip r:embed="rId102">
+                    <a:blip r:embed="rId96">
                       <a:extLst>
                         <a:ext uri="{28A0092B-C50C-407E-A947-70E740481C1C}">
                           <a14:useLocalDpi xmlns:a14="http://schemas.microsoft.com/office/drawing/2010/main" val="0"/>
@@ -14002,7 +13525,7 @@
         <w:rPr>
           <w:noProof/>
         </w:rPr>
-        <w:t>26</w:t>
+        <w:t>27</w:t>
       </w:r>
       <w:r>
         <w:fldChar w:fldCharType="end"/>
@@ -14023,11 +13546,6 @@
         <w:t>Types</w:t>
       </w:r>
       <w:proofErr w:type="spellEnd"/>
-    </w:p>
-    <w:p>
-      <w:pPr>
-        <w:pStyle w:val="Text"/>
-      </w:pPr>
     </w:p>
     <w:p>
       <w:pPr>
@@ -14053,9 +13571,18 @@
       </w:r>
     </w:p>
     <w:p>
-      <w:r>
-        <w:t>Der Hauptgrund für eine Platine, ist die Versorgung aller Bauteile. Für diesen Grund wurden rund um die Platine herum sogenannte Terminal Blocks platziert an, welche die Bauteile mit Schrauben verbunden werden können.</w:t>
-      </w:r>
+      <w:pPr>
+        <w:pStyle w:val="Text"/>
+      </w:pPr>
+      <w:r>
+        <w:t>Der primäre Zweck der Leiterplatte (PCB) ist die zentrale Energieversorgung und Signalverteilung für sämtliche Systemkomponenten. Um eine sichere und zugleich wartungsfreundliche Anbindung der Peripherie zu gewährleisten, wurden am Rand der Platine Schraubklemmen platziert.</w:t>
+      </w:r>
+    </w:p>
+    <w:p>
+      <w:pPr>
+        <w:keepNext/>
+        <w:jc w:val="center"/>
+      </w:pPr>
     </w:p>
     <w:p>
       <w:pPr>
@@ -14082,7 +13609,7 @@
                     <pic:cNvPicPr/>
                   </pic:nvPicPr>
                   <pic:blipFill>
-                    <a:blip r:embed="rId103"/>
+                    <a:blip r:embed="rId97"/>
                     <a:stretch>
                       <a:fillRect/>
                     </a:stretch>
@@ -14123,19 +13650,49 @@
         <w:rPr>
           <w:noProof/>
         </w:rPr>
-        <w:t>27</w:t>
+        <w:t>28</w:t>
       </w:r>
       <w:r>
         <w:fldChar w:fldCharType="end"/>
       </w:r>
       <w:r>
-        <w:t>: Terminal Blocks</w:t>
+        <w:t xml:space="preserve">: </w:t>
+      </w:r>
+      <w:r>
+        <w:t>Schraubklemmen</w:t>
+      </w:r>
+    </w:p>
+    <w:p>
+      <w:pPr>
+        <w:jc w:val="left"/>
+      </w:pPr>
+      <w:r>
+        <w:br w:type="page"/>
+      </w:r>
+    </w:p>
+    <w:p>
+      <w:pPr>
+        <w:pStyle w:val="Text"/>
+      </w:pPr>
+      <w:r>
+        <w:lastRenderedPageBreak/>
+        <w:t>Für die spezifischen Anforderungen der Hardware wurden folgende Schnittstellen auf dem Layout integriert:</w:t>
       </w:r>
     </w:p>
     <w:p/>
     <w:p>
-      <w:r>
-        <w:t>Für die Versorgung des Raspberry Pis wurde an der Platine eine USB-A Buchse verbaut.</w:t>
+      <w:pPr>
+        <w:pStyle w:val="Text"/>
+        <w:numPr>
+          <w:ilvl w:val="0"/>
+          <w:numId w:val="25"/>
+        </w:numPr>
+      </w:pPr>
+      <w:r>
+        <w:t>Eine USB-A-Buchse ermöglicht die direkte Stromversorgung des Raspberry Pi über die Platine.</w:t>
+      </w:r>
+      <w:r>
+        <w:t xml:space="preserve"> </w:t>
       </w:r>
     </w:p>
     <w:p>
@@ -14163,11 +13720,11 @@
                     <pic:cNvPicPr/>
                   </pic:nvPicPr>
                   <pic:blipFill>
-                    <a:blip r:embed="rId104">
+                    <a:blip r:embed="rId98">
                       <a:extLst>
                         <a:ext uri="{BEBA8EAE-BF5A-486C-A8C5-ECC9F3942E4B}">
                           <a14:imgProps xmlns:a14="http://schemas.microsoft.com/office/drawing/2010/main">
-                            <a14:imgLayer r:embed="rId105">
+                            <a14:imgLayer r:embed="rId99">
                               <a14:imgEffect>
                                 <a14:colorTemperature colorTemp="5900"/>
                               </a14:imgEffect>
@@ -14216,7 +13773,7 @@
         <w:rPr>
           <w:noProof/>
         </w:rPr>
-        <w:t>28</w:t>
+        <w:t>29</w:t>
       </w:r>
       <w:r>
         <w:fldChar w:fldCharType="end"/>
@@ -14225,10 +13782,16 @@
         <w:t>: USB-A Anschluss</w:t>
       </w:r>
     </w:p>
-    <w:p/>
-    <w:p>
-      <w:r>
-        <w:t xml:space="preserve">Der LOLIN D1 MINI, der I2C MUX und die ADCs können mit </w:t>
+    <w:p>
+      <w:pPr>
+        <w:pStyle w:val="Text"/>
+        <w:numPr>
+          <w:ilvl w:val="0"/>
+          <w:numId w:val="25"/>
+        </w:numPr>
+      </w:pPr>
+      <w:r>
+        <w:t xml:space="preserve">Für den Lolin D1 Mini, den I2C-Multiplexer sowie die ADCs wurden </w:t>
       </w:r>
       <w:proofErr w:type="spellStart"/>
       <w:r>
@@ -14236,44 +13799,96 @@
       </w:r>
       <w:proofErr w:type="spellEnd"/>
       <w:r>
-        <w:t xml:space="preserve"> direkt auf der Platine verbaut werden</w:t>
-      </w:r>
-      <w:r>
-        <w:t>.</w:t>
-      </w:r>
-    </w:p>
-    <w:p/>
-    <w:p>
-      <w:r>
-        <w:t xml:space="preserve">Für den Raspberry Pi wurde zusätzlich </w:t>
-      </w:r>
-      <w:r>
-        <w:t>ein Stecker</w:t>
-      </w:r>
-      <w:r>
-        <w:t xml:space="preserve"> auf der Platine hinzugefügt, welcher den 40 </w:t>
-      </w:r>
-      <w:r>
-        <w:t>Pin-Header</w:t>
-      </w:r>
-      <w:r>
-        <w:t xml:space="preserve"> des Pi mit der Platine verbindet.</w:t>
-      </w:r>
-    </w:p>
-    <w:p/>
-    <w:p>
-      <w:pPr>
-        <w:keepNext/>
-        <w:jc w:val="center"/>
-      </w:pPr>
+        <w:t xml:space="preserve"> vorgesehen. Dies erlaubt eine modulare Bestückung und einen einfachen Austausch der Komponenten.</w:t>
+      </w:r>
+    </w:p>
+    <w:p>
+      <w:pPr>
+        <w:pStyle w:val="Text"/>
+        <w:ind w:left="720"/>
+      </w:pPr>
+    </w:p>
+    <w:p>
+      <w:pPr>
+        <w:pStyle w:val="Text"/>
+        <w:numPr>
+          <w:ilvl w:val="0"/>
+          <w:numId w:val="25"/>
+        </w:numPr>
+      </w:pPr>
+      <w:r>
+        <w:t>in dedizierter Steckverbinder kontaktiert den 40-Pin-Header des Raspberry Pi, um die Kommunikation zwischen der Steuereinheit und der Platine herzustellen.</w:t>
+      </w:r>
+    </w:p>
+    <w:p>
       <w:r>
         <w:rPr>
           <w:noProof/>
         </w:rPr>
+        <w:pict w14:anchorId="53D94B19">
+          <v:shape id="_x0000_s2058" type="#_x0000_t202" style="position:absolute;left:0;text-align:left;margin-left:93pt;margin-top:122.1pt;width:115.2pt;height:.05pt;z-index:251668992;mso-position-horizontal-relative:text;mso-position-vertical-relative:text" wrapcoords="-140 0 -140 20700 21600 20700 21600 0 -140 0" stroked="f">
+            <v:textbox style="mso-fit-shape-to-text:t" inset="0,0,0,0">
+              <w:txbxContent>
+                <w:p>
+                  <w:pPr>
+                    <w:pStyle w:val="Caption"/>
+                    <w:rPr>
+                      <w:noProof/>
+                      <w:lang w:eastAsia="en-US"/>
+                    </w:rPr>
+                  </w:pPr>
+                  <w:r>
+                    <w:t xml:space="preserve">Abbildung </w:t>
+                  </w:r>
+                  <w:r>
+                    <w:fldChar w:fldCharType="begin"/>
+                  </w:r>
+                  <w:r>
+                    <w:instrText xml:space="preserve"> SEQ Abbildung \* ARABIC </w:instrText>
+                  </w:r>
+                  <w:r>
+                    <w:fldChar w:fldCharType="separate"/>
+                  </w:r>
+                  <w:r>
+                    <w:rPr>
+                      <w:noProof/>
+                    </w:rPr>
+                    <w:t>30</w:t>
+                  </w:r>
+                  <w:r>
+                    <w:fldChar w:fldCharType="end"/>
+                  </w:r>
+                </w:p>
+              </w:txbxContent>
+            </v:textbox>
+            <w10:wrap type="tight"/>
+          </v:shape>
+        </w:pict>
+      </w:r>
+      <w:r>
+        <w:rPr>
+          <w:noProof/>
+        </w:rPr>
         <w:drawing>
-          <wp:inline distT="0" distB="0" distL="0" distR="0" wp14:anchorId="29EBA2F6" wp14:editId="6E6262DF">
-            <wp:extent cx="1424940" cy="1424940"/>
+          <wp:anchor distT="0" distB="0" distL="114300" distR="114300" simplePos="0" relativeHeight="251647488" behindDoc="1" locked="0" layoutInCell="1" allowOverlap="1" wp14:anchorId="29EBA2F6" wp14:editId="17077AAE">
+            <wp:simplePos x="0" y="0"/>
+            <wp:positionH relativeFrom="column">
+              <wp:posOffset>1181100</wp:posOffset>
+            </wp:positionH>
+            <wp:positionV relativeFrom="paragraph">
+              <wp:posOffset>30480</wp:posOffset>
+            </wp:positionV>
+            <wp:extent cx="1463040" cy="1463040"/>
             <wp:effectExtent l="0" t="0" r="0" b="0"/>
+            <wp:wrapTight wrapText="bothSides">
+              <wp:wrapPolygon edited="0">
+                <wp:start x="0" y="0"/>
+                <wp:lineTo x="0" y="21375"/>
+                <wp:lineTo x="21375" y="21375"/>
+                <wp:lineTo x="21375" y="0"/>
+                <wp:lineTo x="0" y="0"/>
+              </wp:wrapPolygon>
+            </wp:wrapTight>
             <wp:docPr id="997544698" name="Picture 2" descr="Wannenstecker, 40-polig, gerade"/>
             <wp:cNvGraphicFramePr>
               <a:graphicFrameLocks xmlns:a="http://schemas.openxmlformats.org/drawingml/2006/main" noChangeAspect="1"/>
@@ -14288,7 +13903,7 @@
                     </pic:cNvPicPr>
                   </pic:nvPicPr>
                   <pic:blipFill>
-                    <a:blip r:embed="rId106">
+                    <a:blip r:embed="rId100">
                       <a:extLst>
                         <a:ext uri="{28A0092B-C50C-407E-A947-70E740481C1C}">
                           <a14:useLocalDpi xmlns:a14="http://schemas.microsoft.com/office/drawing/2010/main" val="0"/>
@@ -14303,7 +13918,7 @@
                   <pic:spPr bwMode="auto">
                     <a:xfrm>
                       <a:off x="0" y="0"/>
-                      <a:ext cx="1424940" cy="1424940"/>
+                      <a:ext cx="1463040" cy="1463040"/>
                     </a:xfrm>
                     <a:prstGeom prst="rect">
                       <a:avLst/>
@@ -14316,55 +13931,39 @@
                 </pic:pic>
               </a:graphicData>
             </a:graphic>
-          </wp:inline>
+            <wp14:sizeRelH relativeFrom="margin">
+              <wp14:pctWidth>0</wp14:pctWidth>
+            </wp14:sizeRelH>
+            <wp14:sizeRelV relativeFrom="margin">
+              <wp14:pctHeight>0</wp14:pctHeight>
+            </wp14:sizeRelV>
+          </wp:anchor>
         </w:drawing>
       </w:r>
-    </w:p>
-    <w:p>
-      <w:pPr>
-        <w:pStyle w:val="Caption"/>
-      </w:pPr>
-      <w:r>
-        <w:t xml:space="preserve">Abbildung </w:t>
-      </w:r>
-      <w:r>
-        <w:fldChar w:fldCharType="begin"/>
-      </w:r>
-      <w:r>
-        <w:instrText xml:space="preserve"> SEQ Abbildung \* ARABIC </w:instrText>
-      </w:r>
-      <w:r>
-        <w:fldChar w:fldCharType="separate"/>
-      </w:r>
       <w:r>
         <w:rPr>
           <w:noProof/>
         </w:rPr>
-        <w:t>29</w:t>
-      </w:r>
-      <w:r>
-        <w:fldChar w:fldCharType="end"/>
-      </w:r>
-      <w:r>
-        <w:t xml:space="preserve">: 40 </w:t>
-      </w:r>
-      <w:r>
-        <w:t>Pin-Stecker</w:t>
-      </w:r>
-    </w:p>
-    <w:p>
-      <w:pPr>
-        <w:keepNext/>
-        <w:jc w:val="center"/>
-      </w:pPr>
-      <w:r>
-        <w:rPr>
-          <w:noProof/>
-        </w:rPr>
         <w:drawing>
-          <wp:inline distT="0" distB="0" distL="0" distR="0" wp14:anchorId="47DBB2F5" wp14:editId="14A2ABA8">
+          <wp:anchor distT="0" distB="0" distL="114300" distR="114300" simplePos="0" relativeHeight="251677184" behindDoc="1" locked="0" layoutInCell="1" allowOverlap="1" wp14:anchorId="47DBB2F5" wp14:editId="54967BCE">
+            <wp:simplePos x="0" y="0"/>
+            <wp:positionH relativeFrom="column">
+              <wp:posOffset>2948667</wp:posOffset>
+            </wp:positionH>
+            <wp:positionV relativeFrom="paragraph">
+              <wp:posOffset>28757</wp:posOffset>
+            </wp:positionV>
             <wp:extent cx="1463040" cy="1463040"/>
             <wp:effectExtent l="0" t="0" r="0" b="0"/>
+            <wp:wrapTight wrapText="bothSides">
+              <wp:wrapPolygon edited="0">
+                <wp:start x="0" y="0"/>
+                <wp:lineTo x="0" y="21375"/>
+                <wp:lineTo x="21375" y="21375"/>
+                <wp:lineTo x="21375" y="0"/>
+                <wp:lineTo x="0" y="0"/>
+              </wp:wrapPolygon>
+            </wp:wrapTight>
             <wp:docPr id="326490997" name="Picture 3"/>
             <wp:cNvGraphicFramePr>
               <a:graphicFrameLocks xmlns:a="http://schemas.openxmlformats.org/drawingml/2006/main" noChangeAspect="1"/>
@@ -14379,7 +13978,7 @@
                     </pic:cNvPicPr>
                   </pic:nvPicPr>
                   <pic:blipFill>
-                    <a:blip r:embed="rId107" cstate="print">
+                    <a:blip r:embed="rId101" cstate="print">
                       <a:extLst>
                         <a:ext uri="{28A0092B-C50C-407E-A947-70E740481C1C}">
                           <a14:useLocalDpi xmlns:a14="http://schemas.microsoft.com/office/drawing/2010/main" val="0"/>
@@ -14407,60 +14006,109 @@
                 </pic:pic>
               </a:graphicData>
             </a:graphic>
-          </wp:inline>
+          </wp:anchor>
         </w:drawing>
       </w:r>
-    </w:p>
-    <w:p>
-      <w:pPr>
-        <w:pStyle w:val="Caption"/>
-      </w:pPr>
-      <w:r>
-        <w:t xml:space="preserve">Abbildung </w:t>
-      </w:r>
-      <w:r>
-        <w:fldChar w:fldCharType="begin"/>
-      </w:r>
-      <w:r>
-        <w:instrText xml:space="preserve"> SEQ Abbildung \* ARABIC </w:instrText>
-      </w:r>
-      <w:r>
-        <w:fldChar w:fldCharType="separate"/>
-      </w:r>
       <w:r>
         <w:rPr>
           <w:noProof/>
         </w:rPr>
-        <w:t>30</w:t>
-      </w:r>
-      <w:r>
-        <w:fldChar w:fldCharType="end"/>
-      </w:r>
-      <w:r>
-        <w:t>: 40 Pin Kabel</w:t>
-      </w:r>
+        <w:pict w14:anchorId="03F9ADF8">
+          <v:shape id="_x0000_s2056" type="#_x0000_t202" style="position:absolute;left:0;text-align:left;margin-left:233.9pt;margin-top:122pt;width:115.2pt;height:.05pt;z-index:251664896;mso-position-horizontal-relative:text;mso-position-vertical-relative:text" wrapcoords="-140 0 -140 20700 21600 20700 21600 0 -140 0" stroked="f">
+            <v:textbox style="mso-fit-shape-to-text:t" inset="0,0,0,0">
+              <w:txbxContent>
+                <w:p>
+                  <w:pPr>
+                    <w:pStyle w:val="Caption"/>
+                    <w:rPr>
+                      <w:noProof/>
+                      <w:lang w:eastAsia="en-US"/>
+                    </w:rPr>
+                  </w:pPr>
+                  <w:r>
+                    <w:t xml:space="preserve">Abbildung </w:t>
+                  </w:r>
+                  <w:r>
+                    <w:fldChar w:fldCharType="begin"/>
+                  </w:r>
+                  <w:r>
+                    <w:instrText xml:space="preserve"> SEQ Abbildung \* ARABIC </w:instrText>
+                  </w:r>
+                  <w:r>
+                    <w:fldChar w:fldCharType="separate"/>
+                  </w:r>
+                  <w:r>
+                    <w:rPr>
+                      <w:noProof/>
+                    </w:rPr>
+                    <w:t>31</w:t>
+                  </w:r>
+                  <w:r>
+                    <w:fldChar w:fldCharType="end"/>
+                  </w:r>
+                </w:p>
+              </w:txbxContent>
+            </v:textbox>
+            <w10:wrap type="tight"/>
+          </v:shape>
+        </w:pict>
+      </w:r>
+      <w:r>
+        <w:rPr>
+          <w:noProof/>
+        </w:rPr>
+        <w:pict w14:anchorId="2459B6D4">
+          <v:shape id="_x0000_s2057" type="#_x0000_t202" style="position:absolute;left:0;text-align:left;margin-left:95.9pt;margin-top:119.05pt;width:112.2pt;height:.05pt;z-index:251666944;mso-position-horizontal-relative:text;mso-position-vertical-relative:text" wrapcoords="-144 0 -144 20700 21600 20700 21600 0 -144 0" stroked="f">
+            <v:textbox style="mso-fit-shape-to-text:t" inset="0,0,0,0">
+              <w:txbxContent>
+                <w:p>
+                  <w:pPr>
+                    <w:pStyle w:val="Caption"/>
+                    <w:rPr>
+                      <w:noProof/>
+                      <w:lang w:eastAsia="en-US"/>
+                    </w:rPr>
+                  </w:pPr>
+                </w:p>
+              </w:txbxContent>
+            </v:textbox>
+            <w10:wrap type="tight"/>
+          </v:shape>
+        </w:pict>
+      </w:r>
+    </w:p>
+    <w:p>
+      <w:pPr>
+        <w:keepNext/>
+        <w:jc w:val="center"/>
+      </w:pPr>
+    </w:p>
+    <w:p>
+      <w:pPr>
+        <w:keepNext/>
+        <w:jc w:val="center"/>
+      </w:pPr>
     </w:p>
     <w:p>
       <w:pPr>
         <w:jc w:val="left"/>
       </w:pPr>
     </w:p>
-    <w:p>
-      <w:r>
-        <w:t xml:space="preserve">Die fertige Platine wird als PDF exportiert und an der HTL Anichstraße als einseitige Platine </w:t>
-      </w:r>
-      <w:proofErr w:type="spellStart"/>
-      <w:r>
-        <w:t>geprintet</w:t>
-      </w:r>
-      <w:proofErr w:type="spellEnd"/>
-      <w:r>
-        <w:t>.</w:t>
-      </w:r>
-    </w:p>
+    <w:p/>
+    <w:p/>
+    <w:p/>
+    <w:p/>
     <w:p>
       <w:pPr>
         <w:jc w:val="left"/>
+      </w:pPr>
+      <w:r>
+        <w:br w:type="page"/>
+      </w:r>
+    </w:p>
+    <w:p>
+      <w:pPr>
+        <w:pStyle w:val="Text"/>
         <w:rPr>
           <w:b/>
           <w:bCs/>
@@ -14468,13 +14116,19 @@
         </w:rPr>
       </w:pPr>
       <w:r>
+        <w:lastRenderedPageBreak/>
+        <w:t>Die finale Fertigung des Designs erfolgt durch den Export der Layoutdaten als PDF. Die Umsetzung wird als einseitige Leiterplatte in der schuleigenen Werkstätte der HTL Anichstraße realisiert.</w:t>
+      </w:r>
+    </w:p>
+    <w:p>
+      <w:pPr>
+        <w:pStyle w:val="Text"/>
         <w:rPr>
           <w:b/>
           <w:bCs/>
           <w:u w:val="single"/>
         </w:rPr>
-        <w:br w:type="page"/>
-      </w:r>
+      </w:pPr>
     </w:p>
     <w:p>
       <w:pPr>
@@ -14491,7 +14145,6 @@
           <w:bCs/>
           <w:u w:val="single"/>
         </w:rPr>
-        <w:lastRenderedPageBreak/>
         <w:t>Optionale Features</w:t>
       </w:r>
     </w:p>
@@ -14570,7 +14223,7 @@
                     </pic:cNvPicPr>
                   </pic:nvPicPr>
                   <pic:blipFill>
-                    <a:blip r:embed="rId108">
+                    <a:blip r:embed="rId102">
                       <a:biLevel thresh="25000"/>
                       <a:extLst>
                         <a:ext uri="{28A0092B-C50C-407E-A947-70E740481C1C}">
@@ -14626,7 +14279,7 @@
         <w:rPr>
           <w:noProof/>
         </w:rPr>
-        <w:t>31</w:t>
+        <w:t>32</w:t>
       </w:r>
       <w:r>
         <w:fldChar w:fldCharType="end"/>
@@ -14673,25 +14326,7 @@
         <w:pStyle w:val="Text"/>
       </w:pPr>
       <w:r>
-        <w:t xml:space="preserve">Das Gehäuse teilt sich in zwei Teilbereiche auf: Die </w:t>
-      </w:r>
-      <w:r>
-        <w:t xml:space="preserve">einzelnen </w:t>
-      </w:r>
-      <w:r>
-        <w:t>Kleingerätegehäuse und d</w:t>
-      </w:r>
-      <w:r>
-        <w:t>ie</w:t>
-      </w:r>
-      <w:r>
-        <w:t xml:space="preserve"> </w:t>
-      </w:r>
-      <w:r>
-        <w:t>Haupt-Gehäuseeinheit</w:t>
-      </w:r>
-      <w:r>
-        <w:t>.</w:t>
+        <w:t>Die mechanische Konstruktion des Systems unterteilt sich in zwei wesentliche Funktionsbereiche: die Gehäuse der dezentralen Kleingeräte sowie die zentrale Hauptgehäuseeinheit.</w:t>
       </w:r>
     </w:p>
     <w:p>
@@ -14730,75 +14365,134 @@
         <w:pStyle w:val="Text"/>
       </w:pPr>
       <w:r>
-        <w:t xml:space="preserve">Im Bereich der Kleingeräte muss für alle Kameras, inklusive Blitzvorrichtungen, für die Platine, für den Raspberry Pi sowie für den aktiven </w:t>
-      </w:r>
-      <w:r>
-        <w:t>USB-Hub</w:t>
-      </w:r>
-      <w:r>
-        <w:t xml:space="preserve"> ein eigenes Gehäuse entwickelt werden. Da es sich um verhältnismäßig kleine Bauteile handelt, werden diese Gehäuseteile 3D gedruckt.</w:t>
-      </w:r>
-    </w:p>
-    <w:p>
-      <w:pPr>
-        <w:pStyle w:val="Text"/>
-      </w:pPr>
-      <w:r>
-        <w:t xml:space="preserve">Um die benötigten </w:t>
-      </w:r>
-      <w:r>
-        <w:t>STL-Dateien</w:t>
-      </w:r>
-      <w:r>
-        <w:t xml:space="preserve"> zu </w:t>
-      </w:r>
-      <w:r>
-        <w:t>kreieren,</w:t>
-      </w:r>
-      <w:r>
-        <w:t xml:space="preserve"> wird das Programm Autodesk Inventor verwendet. Dieses bietet umfassende Tools zur 3D </w:t>
-      </w:r>
-      <w:r>
-        <w:t>CAD-Entwicklung</w:t>
-      </w:r>
-      <w:r>
-        <w:t xml:space="preserve">. </w:t>
-      </w:r>
-    </w:p>
-    <w:p>
-      <w:pPr>
-        <w:pStyle w:val="Text"/>
-      </w:pPr>
-      <w:r>
-        <w:t xml:space="preserve">Bei den Kameras wird ein Gehäuse </w:t>
-      </w:r>
-      <w:r>
-        <w:t>entwickelt,</w:t>
-      </w:r>
-      <w:r>
-        <w:t xml:space="preserve"> welches die benötigten Ausschnitte für die Verkabelung hat und zusätzlich einen Ring</w:t>
-      </w:r>
-      <w:r>
-        <w:t xml:space="preserve"> vorne drauf enthält auf dem später der </w:t>
-      </w:r>
-      <w:r>
-        <w:t>RGB-Ring</w:t>
-      </w:r>
-      <w:r>
-        <w:t xml:space="preserve"> für das Blitzlicht montiert wird.</w:t>
-      </w:r>
-    </w:p>
-    <w:p>
-      <w:pPr>
-        <w:pStyle w:val="Text"/>
-      </w:pPr>
-    </w:p>
-    <w:p>
-      <w:pPr>
-        <w:pStyle w:val="Text"/>
-      </w:pPr>
-      <w:r>
-        <w:t>Gedruckt werden die Bauteile in einem persönlichen SLA-</w:t>
+        <w:t>Für sämtliche Kleingeräte – einschließlich der Kameras, der Blitzvorrichtungen, der zentralen Platine, des Raspberry Pi sowie des aktiven USB-Hubs – wurde jeweils ein individuelles Schutzgehäuse entwickelt. Aufgrund der kompakten Abmessungen dieser Komponenten eignet sich der 3D-Druck ideal als Fertigungsverfahren.</w:t>
+      </w:r>
+    </w:p>
+    <w:p>
+      <w:pPr>
+        <w:pStyle w:val="Text"/>
+      </w:pPr>
+      <w:r>
+        <w:t xml:space="preserve">Die Erstellung der benötigten STL-Daten erfolgte mittels der CAD-Software Autodesk Inventor, welche umfassende Werkzeuge für die präzise 3D-Entwicklung bietet. Das Kameragehäuse wurde dabei funktionsspezifisch konstruiert: Es verfügt über passgenaue Aussparungen für die Kabelführung sowie einen frontseitig integrierten </w:t>
+      </w:r>
+      <w:r>
+        <w:t>Ring</w:t>
+      </w:r>
+      <w:r>
+        <w:t xml:space="preserve"> zu</w:t>
+      </w:r>
+      <w:r>
+        <w:t xml:space="preserve">r Montage </w:t>
+      </w:r>
+      <w:r>
+        <w:t>des RGB-Blitzlichts.</w:t>
+      </w:r>
+    </w:p>
+    <w:p>
+      <w:pPr>
+        <w:pStyle w:val="Text"/>
+        <w:jc w:val="center"/>
+      </w:pPr>
+      <w:r>
+        <w:drawing>
+          <wp:inline distT="0" distB="0" distL="0" distR="0" wp14:anchorId="06C0E66B" wp14:editId="39F9D5EE">
+            <wp:extent cx="2417021" cy="2080260"/>
+            <wp:effectExtent l="0" t="0" r="0" b="0"/>
+            <wp:docPr id="1074855751" name="Picture 6"/>
+            <wp:cNvGraphicFramePr>
+              <a:graphicFrameLocks xmlns:a="http://schemas.openxmlformats.org/drawingml/2006/main" noChangeAspect="1"/>
+            </wp:cNvGraphicFramePr>
+            <a:graphic xmlns:a="http://schemas.openxmlformats.org/drawingml/2006/main">
+              <a:graphicData uri="http://schemas.openxmlformats.org/drawingml/2006/picture">
+                <pic:pic xmlns:pic="http://schemas.openxmlformats.org/drawingml/2006/picture">
+                  <pic:nvPicPr>
+                    <pic:cNvPr id="0" name="Picture 10"/>
+                    <pic:cNvPicPr>
+                      <a:picLocks noChangeAspect="1" noChangeArrowheads="1"/>
+                    </pic:cNvPicPr>
+                  </pic:nvPicPr>
+                  <pic:blipFill rotWithShape="1">
+                    <a:blip r:embed="rId103" cstate="print">
+                      <a:extLst>
+                        <a:ext uri="{28A0092B-C50C-407E-A947-70E740481C1C}">
+                          <a14:useLocalDpi xmlns:a14="http://schemas.microsoft.com/office/drawing/2010/main" val="0"/>
+                        </a:ext>
+                      </a:extLst>
+                    </a:blip>
+                    <a:srcRect l="23744" t="17030" r="35425" b="11383"/>
+                    <a:stretch>
+                      <a:fillRect/>
+                    </a:stretch>
+                  </pic:blipFill>
+                  <pic:spPr bwMode="auto">
+                    <a:xfrm>
+                      <a:off x="0" y="0"/>
+                      <a:ext cx="2429032" cy="2090598"/>
+                    </a:xfrm>
+                    <a:prstGeom prst="rect">
+                      <a:avLst/>
+                    </a:prstGeom>
+                    <a:noFill/>
+                    <a:ln>
+                      <a:noFill/>
+                    </a:ln>
+                    <a:extLst>
+                      <a:ext uri="{53640926-AAD7-44D8-BBD7-CCE9431645EC}">
+                        <a14:shadowObscured xmlns:a14="http://schemas.microsoft.com/office/drawing/2010/main"/>
+                      </a:ext>
+                    </a:extLst>
+                  </pic:spPr>
+                </pic:pic>
+              </a:graphicData>
+            </a:graphic>
+          </wp:inline>
+        </w:drawing>
+      </w:r>
+    </w:p>
+    <w:p>
+      <w:pPr>
+        <w:pStyle w:val="Text"/>
+      </w:pPr>
+      <w:r>
+        <w:t xml:space="preserve">Auch für die Isometrische Ansicht wurde eine maßgeschneiderte Lösung </w:t>
+      </w:r>
+      <w:commentRangeStart w:id="54"/>
+      <w:r>
+        <w:t>entwickelt</w:t>
+      </w:r>
+      <w:commentRangeEnd w:id="54"/>
+      <w:r>
+        <w:rPr>
+          <w:rStyle w:val="CommentReference"/>
+        </w:rPr>
+        <w:commentReference w:id="54"/>
+      </w:r>
+      <w:r>
+        <w:t>.</w:t>
+      </w:r>
+    </w:p>
+    <w:p>
+      <w:pPr>
+        <w:pStyle w:val="Text"/>
+      </w:pPr>
+    </w:p>
+    <w:p>
+      <w:pPr>
+        <w:pStyle w:val="Text"/>
+      </w:pPr>
+    </w:p>
+    <w:p>
+      <w:pPr>
+        <w:pStyle w:val="Text"/>
+      </w:pPr>
+    </w:p>
+    <w:p>
+      <w:pPr>
+        <w:pStyle w:val="Text"/>
+      </w:pPr>
+      <w:r>
+        <w:lastRenderedPageBreak/>
+        <w:t>Die Fertigung der Bauteile erfolgt im SLA-</w:t>
       </w:r>
       <w:proofErr w:type="spellStart"/>
       <w:r>
@@ -14806,35 +14500,19 @@
       </w:r>
       <w:proofErr w:type="spellEnd"/>
       <w:r>
-        <w:t>-Drucker.</w:t>
+        <w:t xml:space="preserve">-Druckverfahren. Um Materialverschwendung durch Fehldrucke zu minimieren, wurde vor Beginn der Produktionsphase eine vollständige Neukalibrierung des Druckers durchgeführt. Im Gegensatz zum FDM-Verfahren erfordert der </w:t>
+      </w:r>
+      <w:proofErr w:type="spellStart"/>
+      <w:r>
+        <w:t>Resindruck</w:t>
+      </w:r>
+      <w:proofErr w:type="spellEnd"/>
+      <w:r>
+        <w:t xml:space="preserve"> eine besonders sorgfältige Positionierung auf der Bauplattform sowie den Einsatz von Stützstrukturen, um ein späteres Ablösen der Modelle ohne Beschädigung zu ermöglichen. Nach Abschluss des Druckvorgangs werden die Bauteile in einer UV-Belichtungskammer nachgehärtet, um ihre finale mechanische Stabilität und Festigkeit zu erreichen.</w:t>
       </w:r>
       <w:r>
         <w:t xml:space="preserve"> </w:t>
       </w:r>
-      <w:r>
-        <w:t xml:space="preserve">Bevor aber so viele Drucke gestartet werden, ist es empfehlenswert den Drucker neu zu kalibrieren, um zu verhindern, dass Fehldrucke entstehen und somit Material zu sparen. Zusätzlich muss beim </w:t>
-      </w:r>
-      <w:proofErr w:type="spellStart"/>
-      <w:r>
-        <w:t>Resin</w:t>
-      </w:r>
-      <w:proofErr w:type="spellEnd"/>
-      <w:r>
-        <w:t xml:space="preserve"> Druck noch genauer als wie beim FDM-Drucker auf die Platzierung der Bauteile auf der Druckfläche geachtet werden. Wird ein Bauteil direkt draufgedruckt, kann es sein, dass man dieses nie wieder entfernen kann. </w:t>
-      </w:r>
-    </w:p>
-    <w:p>
-      <w:pPr>
-        <w:pStyle w:val="Text"/>
-      </w:pPr>
-      <w:r>
-        <w:t>Ist das Modell gedruckt, wird es in einer UV-Belichtungskammer nachgehärtet, um die Stabilität des Bauteils zu gewährleisten.</w:t>
-      </w:r>
-    </w:p>
-    <w:p>
-      <w:pPr>
-        <w:pStyle w:val="Text"/>
-      </w:pPr>
     </w:p>
     <w:p>
       <w:pPr>
@@ -14876,84 +14554,71 @@
         <w:pStyle w:val="Text"/>
       </w:pPr>
       <w:r>
-        <w:t>Die Grundmaße des Gehäuses werden direkt aus den Kameraeigenschaften errechnet.</w:t>
-      </w:r>
-    </w:p>
-    <w:p>
-      <w:pPr>
-        <w:pStyle w:val="Text"/>
-      </w:pPr>
-      <w:r>
-        <w:t>Höhe: Bei der Höhe ist die Tiefenkamera entscheidend, diese kann nämlich erst ab einer Entfernung von ca. 25 cm die Höhe richtig ausmessen</w:t>
-      </w:r>
-      <w:r>
-        <w:t xml:space="preserve">. </w:t>
-      </w:r>
-    </w:p>
-    <w:p>
-      <w:pPr>
-        <w:pStyle w:val="Text"/>
-      </w:pPr>
-      <w:r>
-        <w:t>Der Hauptgrund hierfür ist d</w:t>
-      </w:r>
-      <w:r>
-        <w:t xml:space="preserve">ie Disparität: </w:t>
-      </w:r>
-    </w:p>
-    <w:p>
-      <w:pPr>
-        <w:pStyle w:val="Text"/>
-      </w:pPr>
-      <w:r>
-        <w:t xml:space="preserve">Um die Tiefe zu </w:t>
-      </w:r>
-      <w:r>
-        <w:t>messen,</w:t>
-      </w:r>
-      <w:r>
-        <w:t xml:space="preserve"> wird das Bild der einen Kamera mit der anderen Verglichen</w:t>
-      </w:r>
-      <w:r>
-        <w:t>. Die Verschiebung des Objekts auf dem anderen Bild wird dann verwendet, um sich die Tiefe zu errechnen. Intern hat die Kamera aber einen festen Bereich festgelegt, indem die Disparität gesucht wird. Je näher das Objekt an die Kameras kommt, desto höher ist die Disparität und ab einem bestimmten Punkt ist diese einfach aus dem festgelegten Bereich raus.</w:t>
-      </w:r>
-    </w:p>
-    <w:p>
-      <w:pPr>
-        <w:pStyle w:val="Text"/>
-      </w:pPr>
-      <w:r>
-        <w:t>Angenommen wird ein maximale Objekthöhe von ca. 300m. Mit etwas Toleranz wird daher eine Höhe zwischen Tiefenkamera und Wieg</w:t>
-      </w:r>
-      <w:r>
-        <w:t>e</w:t>
-      </w:r>
-      <w:r>
-        <w:t xml:space="preserve">platte von ca. </w:t>
-      </w:r>
-      <w:r>
-        <w:t>600mm gewählt.</w:t>
-      </w:r>
-    </w:p>
-    <w:p>
-      <w:pPr>
-        <w:pStyle w:val="Text"/>
-      </w:pPr>
-    </w:p>
-    <w:p>
-      <w:pPr>
-        <w:pStyle w:val="Text"/>
-      </w:pPr>
-      <w:r>
-        <w:t xml:space="preserve">Länge/Breite: Für die die Höhe und die Breite muss vor allem auf die Brennweite der anderen Kameras geachtet werden. Sind diese nämlich zu nahe am Objekt, kann es sein, dass nicht das ganze Objekt fotografiert wird. Daher musste sich über die Winkelfunktionen ein minimaler Abstand errechnet werden, der eingehalten werden muss. </w:t>
-      </w:r>
-    </w:p>
-    <w:p>
-      <w:pPr>
-        <w:pStyle w:val="Text"/>
-      </w:pPr>
-      <w:r>
-        <w:t xml:space="preserve">Angenommen wird, dass die Kameras einen Bereich von 400m breite und 400mm länge aufnehmen können. </w:t>
+        <w:t xml:space="preserve">Die Grundmaße des Gehäuses werden direkt aus den </w:t>
+      </w:r>
+      <w:r>
+        <w:t>optischen Parametern der Sensorik abgeleitet</w:t>
+      </w:r>
+    </w:p>
+    <w:p>
+      <w:pPr>
+        <w:pStyle w:val="Text"/>
+      </w:pPr>
+      <w:r>
+        <w:t>Für die Bestimmung der Gehäusehöhe ist die minimale Messdistanz der Tiefenkamera das ausschlaggebende Kriterium, da diese erst ab einer Entfernung von etwa 25 cm valide Höhendaten liefert.</w:t>
+      </w:r>
+      <w:r>
+        <w:t xml:space="preserve"> </w:t>
+      </w:r>
+    </w:p>
+    <w:p>
+      <w:pPr>
+        <w:pStyle w:val="Text"/>
+      </w:pPr>
+      <w:r>
+        <w:t xml:space="preserve">Diese minimale Entfernung ist mithilfe der Disparität begründbar. </w:t>
+      </w:r>
+      <w:r>
+        <w:t>Bei der Stereo-Vision-Technik wird die Tiefe durch den Vergleich der Bilddaten zweier versetzter Kameralinsen ermittelt. Die horizontale Verschiebung eines Objekts zwischen beiden Bildern dient als Grundlage für die Entfernungsberechnung. Die Kamera-Firmware operiert dabei innerhalb eines fest definierten Suchbereichs für diese Disparität. Nähert sich ein Objekt der Kamera, vergrößert sich die Disparität exponentiell. Unterschreitet der Abstand den Schwellenwert von ca. 25 cm, liegt die Verschiebung außerhalb des vordefinierten Suchfensters, wodurch keine Tiefenberechnung mehr möglich ist.</w:t>
+      </w:r>
+      <w:r>
+        <w:t xml:space="preserve"> </w:t>
+      </w:r>
+    </w:p>
+    <w:p>
+      <w:pPr>
+        <w:pStyle w:val="Text"/>
+      </w:pPr>
+      <w:r>
+        <w:t xml:space="preserve">Für die Konstruktion wird eine maximale Objekthöhe von 300 mm </w:t>
+      </w:r>
+      <w:r>
+        <w:t>angenommen</w:t>
+      </w:r>
+      <w:r>
+        <w:t>. Unter Berücksichtigung der minimalen Messdistanz und einer zusätzlichen Sicherheitstoleranz wurde daher ein vertikaler Abstand von 600 mm zwischen der Tiefenkamera und der Wiegeplatte festgesetzt.</w:t>
+      </w:r>
+    </w:p>
+    <w:p>
+      <w:pPr>
+        <w:pStyle w:val="Text"/>
+      </w:pPr>
+    </w:p>
+    <w:p>
+      <w:pPr>
+        <w:pStyle w:val="Text"/>
+      </w:pPr>
+      <w:r>
+        <w:t>Für die Bestimmung der horizontalen Gehäusemaße ist primär die Brennweite der verwendeten Kameras ausschlaggebend. Ein zu geringer Abstand zum Messobjekt würde dazu führen, dass dieses nicht vollständig im Sichtfeld der Sensoren abgebildet werden kann. Um die vollständige Erfassung sicherzustellen, wurde mittels Winkelfunktionen der erforderliche Mindestabstand berechnet.</w:t>
+      </w:r>
+    </w:p>
+    <w:p>
+      <w:pPr>
+        <w:pStyle w:val="Text"/>
+      </w:pPr>
+      <w:r>
+        <w:lastRenderedPageBreak/>
+        <w:t xml:space="preserve">Als Grundlage für die Kalkulation wird eine zu erfassende Zielfläche von 400 mm x 400 mm (Länge x Breite) definiert. </w:t>
       </w:r>
     </w:p>
     <w:p>
@@ -14991,7 +14656,7 @@
                     <pic:cNvPicPr/>
                   </pic:nvPicPr>
                   <pic:blipFill>
-                    <a:blip r:embed="rId109"/>
+                    <a:blip r:embed="rId104"/>
                     <a:stretch>
                       <a:fillRect/>
                     </a:stretch>
@@ -15032,7 +14697,7 @@
         <w:rPr>
           <w:noProof/>
         </w:rPr>
-        <w:t>32</w:t>
+        <w:t>33</w:t>
       </w:r>
       <w:r>
         <w:fldChar w:fldCharType="end"/>
@@ -15479,7 +15144,7 @@
                     <pic:cNvPicPr/>
                   </pic:nvPicPr>
                   <pic:blipFill>
-                    <a:blip r:embed="rId110"/>
+                    <a:blip r:embed="rId105"/>
                     <a:stretch>
                       <a:fillRect/>
                     </a:stretch>
@@ -15520,7 +15185,7 @@
         <w:rPr>
           <w:noProof/>
         </w:rPr>
-        <w:t>33</w:t>
+        <w:t>34</w:t>
       </w:r>
       <w:r>
         <w:fldChar w:fldCharType="end"/>
@@ -15706,26 +15371,22 @@
         <w:pStyle w:val="Text"/>
       </w:pPr>
       <w:r>
-        <w:t xml:space="preserve">Das Grundgerüst der </w:t>
-      </w:r>
-      <w:r>
-        <w:t>Gehäuseeinheit</w:t>
-      </w:r>
-      <w:r>
-        <w:t xml:space="preserve"> besteht aus Fichten-Vollholz. Hierbei gibt es zwei Rahmen. </w:t>
-      </w:r>
-    </w:p>
-    <w:p>
-      <w:pPr>
-        <w:pStyle w:val="Text"/>
-      </w:pPr>
-    </w:p>
-    <w:p>
-      <w:pPr>
-        <w:pStyle w:val="Text"/>
-      </w:pPr>
-      <w:r>
-        <w:t xml:space="preserve">Im unteren Rahmen wurden </w:t>
+        <w:t>Das Grundgerüst der Gehäuseeinheit ist als Holzkonstruktion aus Fichten-Vollholz ausgeführt, die sich funktional in zwei Rahmen unterteilt:</w:t>
+      </w:r>
+    </w:p>
+    <w:p>
+      <w:pPr>
+        <w:pStyle w:val="Text"/>
+        <w:numPr>
+          <w:ilvl w:val="0"/>
+          <w:numId w:val="26"/>
+        </w:numPr>
+      </w:pPr>
+      <w:r>
+        <w:t>Unterbau:</w:t>
+      </w:r>
+      <w:r>
+        <w:t xml:space="preserve"> Im unteren Rahmen wurden präzise </w:t>
       </w:r>
       <w:proofErr w:type="spellStart"/>
       <w:r>
@@ -15733,25 +15394,20 @@
       </w:r>
       <w:proofErr w:type="spellEnd"/>
       <w:r>
-        <w:t xml:space="preserve"> </w:t>
-      </w:r>
-      <w:r>
-        <w:t>gemacht,</w:t>
-      </w:r>
-      <w:r>
-        <w:t xml:space="preserve"> um dort die W</w:t>
+        <w:t xml:space="preserve"> vorgenommen, um die W</w:t>
       </w:r>
       <w:r>
         <w:t>ie</w:t>
       </w:r>
       <w:r>
-        <w:t>gezellen zu montieren und die dazugehörigen Kabel zu verstecken. Somit haben die Kabel eine geringere Wahrscheinlichkeit durch Umwelt Einflüsse beschädigt zu werden.</w:t>
+        <w:t xml:space="preserve">gezellen bündig zu montieren. Diese Konstruktionsweise ermöglicht zudem eine geschützte Führung der Anschlussleitungen innerhalb der Aussparungen. </w:t>
       </w:r>
     </w:p>
     <w:p>
       <w:pPr>
         <w:pStyle w:val="Text"/>
         <w:keepNext/>
+        <w:ind w:left="720"/>
         <w:jc w:val="center"/>
       </w:pPr>
       <w:r>
@@ -15759,8 +15415,8 @@
           <w:noProof/>
         </w:rPr>
         <w:drawing>
-          <wp:inline distT="0" distB="0" distL="0" distR="0" wp14:anchorId="1A0B8DE9" wp14:editId="49DEA8F4">
-            <wp:extent cx="2717597" cy="2038350"/>
+          <wp:inline distT="0" distB="0" distL="0" distR="0" wp14:anchorId="75999FF4" wp14:editId="53EB65A4">
+            <wp:extent cx="2475162" cy="1856509"/>
             <wp:effectExtent l="0" t="0" r="0" b="0"/>
             <wp:docPr id="580575657" name="Picture 2"/>
             <wp:cNvGraphicFramePr>
@@ -15776,7 +15432,7 @@
                     </pic:cNvPicPr>
                   </pic:nvPicPr>
                   <pic:blipFill>
-                    <a:blip r:embed="rId111" cstate="print">
+                    <a:blip r:embed="rId106" cstate="print">
                       <a:extLst>
                         <a:ext uri="{28A0092B-C50C-407E-A947-70E740481C1C}">
                           <a14:useLocalDpi xmlns:a14="http://schemas.microsoft.com/office/drawing/2010/main" val="0"/>
@@ -15791,7 +15447,7 @@
                   <pic:spPr bwMode="auto">
                     <a:xfrm>
                       <a:off x="0" y="0"/>
-                      <a:ext cx="2741308" cy="2056134"/>
+                      <a:ext cx="2501072" cy="1875943"/>
                     </a:xfrm>
                     <a:prstGeom prst="rect">
                       <a:avLst/>
@@ -15828,87 +15484,122 @@
         <w:rPr>
           <w:noProof/>
         </w:rPr>
-        <w:t>34</w:t>
+        <w:t>35</w:t>
       </w:r>
       <w:r>
         <w:fldChar w:fldCharType="end"/>
       </w:r>
       <w:r>
-        <w:t>: Rahmen Unten</w:t>
-      </w:r>
-    </w:p>
-    <w:p>
-      <w:pPr>
-        <w:pStyle w:val="Text"/>
-      </w:pPr>
-    </w:p>
-    <w:p>
-      <w:pPr>
-        <w:pStyle w:val="Text"/>
-      </w:pPr>
-      <w:r>
-        <w:t>Der obere Rahmen ist dünner und dient rein der mechanischen Stabilität</w:t>
-      </w:r>
-      <w:r>
-        <w:t>.</w:t>
-      </w:r>
-    </w:p>
-    <w:p>
-      <w:pPr>
-        <w:pStyle w:val="Text"/>
-      </w:pPr>
-    </w:p>
-    <w:p>
-      <w:pPr>
-        <w:pStyle w:val="Text"/>
+        <w:t>: Unterbau</w:t>
+      </w:r>
+    </w:p>
+    <w:p>
+      <w:pPr>
+        <w:pStyle w:val="Text"/>
+        <w:ind w:left="720"/>
+      </w:pPr>
+    </w:p>
+    <w:p>
+      <w:pPr>
+        <w:pStyle w:val="Text"/>
+        <w:numPr>
+          <w:ilvl w:val="0"/>
+          <w:numId w:val="26"/>
+        </w:numPr>
       </w:pPr>
       <w:r>
         <w:lastRenderedPageBreak/>
-        <w:t xml:space="preserve">Für die Wandplatten wurde sich für </w:t>
-      </w:r>
-      <w:r>
-        <w:t xml:space="preserve">8mm </w:t>
-      </w:r>
-      <w:r>
-        <w:t>MDF-Platten entschieden, Diese haben eine weiße, raue Oberfläche</w:t>
-      </w:r>
-      <w:r>
-        <w:t>, bieten genug mechanischen Schutz und Traglast</w:t>
-      </w:r>
-      <w:r>
-        <w:t xml:space="preserve"> und sind</w:t>
-      </w:r>
-      <w:r>
-        <w:t xml:space="preserve"> daher</w:t>
-      </w:r>
-      <w:r>
-        <w:t xml:space="preserve"> ideal für dieses Projekt. </w:t>
-      </w:r>
-    </w:p>
-    <w:p>
-      <w:pPr>
-        <w:pStyle w:val="Text"/>
-      </w:pPr>
-    </w:p>
-    <w:p>
-      <w:pPr>
-        <w:pStyle w:val="Text"/>
-      </w:pPr>
-      <w:r>
-        <w:t xml:space="preserve">Auch für die Wiegeplatte wurde eine dieser MDF-Platten verwendet. Diese wurde nicht direkt an den </w:t>
-      </w:r>
-      <w:r>
-        <w:t>Wiegezellen</w:t>
-      </w:r>
-      <w:r>
-        <w:t xml:space="preserve"> verschraubt, da das Holz der Rahmen auch nach der Montage sich verziehen kann und, dadurch variable Spannungen auf die Wiegezellen ausüben kann und somit die Messung verfälscht. Daher wurden Bohrungen an den Stellen durchgeführt, wo die Wiegezellen darunter liegen. Somit wird die Platte nur mehr daraufgelegt und hat somit genügend </w:t>
-      </w:r>
-      <w:r>
-        <w:t>Toleranz</w:t>
-      </w:r>
-      <w:r>
-        <w:t>.</w:t>
-      </w:r>
+        <w:t>Stützrahmen: Der obere Rahmen ist materialsparender dimensioniert und dient primär der Erhöhung der mechanischen Gesamtsteifigkeit sowie der Aufnahme der Wandelemente.</w:t>
+      </w:r>
+    </w:p>
+    <w:p>
+      <w:pPr>
+        <w:pStyle w:val="Text"/>
+      </w:pPr>
+    </w:p>
+    <w:p>
+      <w:pPr>
+        <w:pStyle w:val="Text"/>
+      </w:pPr>
+      <w:r>
+        <w:t xml:space="preserve">Für die Verkleidung werden </w:t>
+      </w:r>
+      <w:r>
+        <w:rPr>
+          <w:b/>
+          <w:bCs/>
+        </w:rPr>
+        <w:t>8 mm starke MDF-Platten</w:t>
+      </w:r>
+      <w:r>
+        <w:t xml:space="preserve"> eingesetzt. Diese verfügen über eine weiße, matte Oberfläche, die aufgrund ihrer Beschaffenheit</w:t>
+      </w:r>
+      <w:r>
+        <w:t xml:space="preserve"> wenig bis keine Lichtreflexion haben</w:t>
+      </w:r>
+    </w:p>
+    <w:p>
+      <w:pPr>
+        <w:pStyle w:val="Text"/>
+      </w:pPr>
+    </w:p>
+    <w:p>
+      <w:pPr>
+        <w:pStyle w:val="Text"/>
+        <w:keepNext/>
+      </w:pPr>
+      <w:r>
+        <w:lastRenderedPageBreak/>
+        <w:t>Als Auflagefläche wurde ebenfalls eine 8 mm starke MDF-Platte gewählt. Sie wurde bewusst nicht fest mit den W</w:t>
+      </w:r>
+      <w:r>
+        <w:t>ie</w:t>
+      </w:r>
+      <w:r>
+        <w:t>gezellen verschraubt. Da Vollholzrahmen auch nach der Montage auf Feuchtigkeits- und Temperaturänderungen reagieren</w:t>
+      </w:r>
+      <w:r>
+        <w:t xml:space="preserve">, </w:t>
+      </w:r>
+      <w:r>
+        <w:t>könnten bei einer starren Verbindung variable mechanische Spannungen entstehen. Diese würden unmittelbar auf die Sensoren wirken und das Messergebnis verfälschen.</w:t>
+      </w:r>
+    </w:p>
+    <w:p>
+      <w:pPr>
+        <w:pStyle w:val="Text"/>
+        <w:keepNext/>
+      </w:pPr>
+    </w:p>
+    <w:p>
+      <w:pPr>
+        <w:pStyle w:val="Text"/>
+        <w:keepNext/>
+      </w:pPr>
+      <w:r>
+        <w:t xml:space="preserve">Um dies zu verhindern, wurden an den Auflagepunkten der </w:t>
+      </w:r>
+      <w:proofErr w:type="spellStart"/>
+      <w:r>
+        <w:t>Wägezellen</w:t>
+      </w:r>
+      <w:proofErr w:type="spellEnd"/>
+      <w:r>
+        <w:t xml:space="preserve"> Bohrungen </w:t>
+      </w:r>
+      <w:r>
+        <w:t xml:space="preserve">mit genügend Spiel </w:t>
+      </w:r>
+      <w:r>
+        <w:t>in der Platte vorgenommen. Die Wiegeplatte wird lediglich auf die Sensoren aufgelegt. Diese Methode gewährleistet eine ausreichende mechanische Toleranz und stellt sicher, dass ausschließlich die Gewichtskraft des Messobjekts und nicht die Materialspannung des Gehäuses erfasst wird.</w:t>
+      </w:r>
+    </w:p>
+    <w:p>
+      <w:pPr>
+        <w:pStyle w:val="Text"/>
+        <w:keepNext/>
+        <w:jc w:val="center"/>
+      </w:pPr>
     </w:p>
     <w:p>
       <w:pPr>
@@ -15938,7 +15629,7 @@
                     </pic:cNvPicPr>
                   </pic:nvPicPr>
                   <pic:blipFill rotWithShape="1">
-                    <a:blip r:embed="rId112" cstate="print">
+                    <a:blip r:embed="rId107" cstate="print">
                       <a:extLst>
                         <a:ext uri="{28A0092B-C50C-407E-A947-70E740481C1C}">
                           <a14:useLocalDpi xmlns:a14="http://schemas.microsoft.com/office/drawing/2010/main" val="0"/>
@@ -15995,7 +15686,7 @@
         <w:rPr>
           <w:noProof/>
         </w:rPr>
-        <w:t>35</w:t>
+        <w:t>37</w:t>
       </w:r>
       <w:r>
         <w:fldChar w:fldCharType="end"/>
@@ -16014,6 +15705,7 @@
         <w:rPr>
           <w:noProof/>
         </w:rPr>
+        <w:lastRenderedPageBreak/>
         <w:drawing>
           <wp:inline distT="0" distB="0" distL="0" distR="0" wp14:anchorId="1D209EA5" wp14:editId="7F169FD5">
             <wp:extent cx="2523282" cy="2119776"/>
@@ -16032,7 +15724,7 @@
                     </pic:cNvPicPr>
                   </pic:nvPicPr>
                   <pic:blipFill rotWithShape="1">
-                    <a:blip r:embed="rId113" cstate="print">
+                    <a:blip r:embed="rId108" cstate="print">
                       <a:extLst>
                         <a:ext uri="{28A0092B-C50C-407E-A947-70E740481C1C}">
                           <a14:useLocalDpi xmlns:a14="http://schemas.microsoft.com/office/drawing/2010/main" val="0"/>
@@ -16089,7 +15781,7 @@
         <w:rPr>
           <w:noProof/>
         </w:rPr>
-        <w:t>36</w:t>
+        <w:t>38</w:t>
       </w:r>
       <w:r>
         <w:fldChar w:fldCharType="end"/>
@@ -16101,19 +15793,46 @@
     <w:p>
       <w:pPr>
         <w:pStyle w:val="Text"/>
+        <w:keepNext/>
       </w:pPr>
       <w:r>
         <w:lastRenderedPageBreak/>
-        <w:t xml:space="preserve">Aufgrund der elektronischen Komponenten muss ebenfalls noch für genügend Platz gesorgt werden. Daher wird die Konstruktion mit einer doppelten Rückwand versehen. Dort finden die Verkabelung und Unterbringung aller nicht sensorischen elektronischen Komponenten statt. </w:t>
-      </w:r>
-    </w:p>
-    <w:p>
-      <w:pPr>
-        <w:pStyle w:val="Text"/>
-      </w:pPr>
-      <w:r>
-        <w:t>Versehen wird die gesamte Konstruktion abschließend noch mit Türen und einem Lüftungsgitter für die Kühlung von Raspberry Pi und dem Netzteil.</w:t>
-      </w:r>
+        <w:t>Um den elektronischen Bauteilen ausreichend Raum zu bieten und eine geordnete Kabelführung zu ermöglichen, wurde das Gehäuse mit einer doppelten Rückwand konstruiert. Dieser Zwischenraum dient als geschützte Montageebene für die Verkabelung sowie für alle nicht-sensorischen Elektronikkomponenten</w:t>
+      </w:r>
+    </w:p>
+    <w:p>
+      <w:pPr>
+        <w:pStyle w:val="Text"/>
+        <w:keepNext/>
+      </w:pPr>
+      <w:r>
+        <w:t>Den äußeren Abschluss der Konstruktion bilde</w:t>
+      </w:r>
+      <w:r>
+        <w:t>t eine</w:t>
+      </w:r>
+      <w:r>
+        <w:t xml:space="preserve"> passgenaue Tür, die den Zugang zur Hardware für Wartungszwecke erleichter</w:t>
+      </w:r>
+      <w:r>
+        <w:t>t</w:t>
+      </w:r>
+      <w:r>
+        <w:t xml:space="preserve">. Zur Vermeidung von Wärmestau wurde zudem ein Lüftungsgitter integriert. </w:t>
+      </w:r>
+    </w:p>
+    <w:p>
+      <w:pPr>
+        <w:pStyle w:val="Text"/>
+        <w:keepNext/>
+      </w:pPr>
+    </w:p>
+    <w:p>
+      <w:pPr>
+        <w:pStyle w:val="Text"/>
+        <w:keepNext/>
+        <w:jc w:val="center"/>
+      </w:pPr>
     </w:p>
     <w:p>
       <w:pPr>
@@ -16143,7 +15862,7 @@
                     </pic:cNvPicPr>
                   </pic:nvPicPr>
                   <pic:blipFill rotWithShape="1">
-                    <a:blip r:embed="rId114" cstate="print">
+                    <a:blip r:embed="rId109" cstate="print">
                       <a:extLst>
                         <a:ext uri="{28A0092B-C50C-407E-A947-70E740481C1C}">
                           <a14:useLocalDpi xmlns:a14="http://schemas.microsoft.com/office/drawing/2010/main" val="0"/>
@@ -16200,7 +15919,7 @@
         <w:rPr>
           <w:noProof/>
         </w:rPr>
-        <w:t>37</w:t>
+        <w:t>39</w:t>
       </w:r>
       <w:r>
         <w:fldChar w:fldCharType="end"/>
@@ -16231,25 +15950,37 @@
       <w:pPr>
         <w:pStyle w:val="Heading3"/>
       </w:pPr>
-      <w:bookmarkStart w:id="54" w:name="_Toc223774996"/>
+      <w:bookmarkStart w:id="55" w:name="_Toc223774996"/>
       <w:r>
         <w:lastRenderedPageBreak/>
         <w:t>Gehäusemontage</w:t>
       </w:r>
-      <w:bookmarkEnd w:id="54"/>
-    </w:p>
-    <w:p>
-      <w:pPr>
-        <w:pStyle w:val="Text"/>
-      </w:pPr>
-      <w:r>
-        <w:t>Nach Finalisierung der Box und der einzelnen Gehäuseteile, wird alles zusammengesetzt</w:t>
-      </w:r>
-      <w:r>
-        <w:t xml:space="preserve">. In diesem Schritt werden die nötigen Kabel und Drähte gewählt. </w:t>
-      </w:r>
-      <w:r>
-        <w:t>Essenziell dafür ist folgende Tabelle:</w:t>
+      <w:bookmarkEnd w:id="55"/>
+    </w:p>
+    <w:p>
+      <w:pPr>
+        <w:pStyle w:val="Text"/>
+      </w:pPr>
+      <w:r>
+        <w:t>Nach der Fertigstellung des Hauptgehäuses und der individuellen Gehäusekomponenten</w:t>
+      </w:r>
+      <w:r>
+        <w:t xml:space="preserve">, </w:t>
+      </w:r>
+      <w:r>
+        <w:t>erfolgt eine finale Zusammensetzung aller Komponenten</w:t>
+      </w:r>
+      <w:r>
+        <w:t>.</w:t>
+      </w:r>
+      <w:r>
+        <w:t xml:space="preserve"> </w:t>
+      </w:r>
+      <w:r>
+        <w:t>In diesem Prozessschritt werden die erforderlichen Kabel- und Leitungsquerschnitte basierend auf der berechneten Strombelastbarkeit dimensioniert. Die folgende Tabelle dient als verbindliche Grundlage für die elektrische Installation</w:t>
+      </w:r>
+      <w:r>
+        <w:t xml:space="preserve">: </w:t>
       </w:r>
     </w:p>
     <w:p>
@@ -16280,7 +16011,7 @@
                     </pic:cNvPicPr>
                   </pic:nvPicPr>
                   <pic:blipFill>
-                    <a:blip r:embed="rId115">
+                    <a:blip r:embed="rId110">
                       <a:extLst>
                         <a:ext uri="{28A0092B-C50C-407E-A947-70E740481C1C}">
                           <a14:useLocalDpi xmlns:a14="http://schemas.microsoft.com/office/drawing/2010/main" val="0"/>
@@ -16332,7 +16063,7 @@
         <w:rPr>
           <w:noProof/>
         </w:rPr>
-        <w:t>38</w:t>
+        <w:t>40</w:t>
       </w:r>
       <w:r>
         <w:fldChar w:fldCharType="end"/>
@@ -16346,29 +16077,24 @@
         <w:pStyle w:val="Text"/>
         <w:jc w:val="center"/>
       </w:pPr>
-      <w:hyperlink r:id="rId116" w:history="1">
+      <w:hyperlink r:id="rId111" w:history="1">
         <w:r>
           <w:rPr>
             <w:rStyle w:val="Hyperlink"/>
           </w:rPr>
-          <w:t>https://cis.de/awg-rechner/</w:t>
+          <w:t>https://cis.de/a</w:t>
         </w:r>
-      </w:hyperlink>
-      <w:r>
-        <w:t xml:space="preserve"> </w:t>
-      </w:r>
-    </w:p>
-    <w:p>
-      <w:pPr>
-        <w:pStyle w:val="Text"/>
-        <w:jc w:val="center"/>
-      </w:pPr>
-      <w:hyperlink r:id="rId117" w:history="1">
         <w:r>
           <w:rPr>
             <w:rStyle w:val="Hyperlink"/>
           </w:rPr>
-          <w:t>https://spcdn.shortpixel.ai/spio/ret_img,q_cdnize,to_auto,s_webp:avif/cis.de/wp-content/uploads/2025/03/Screenshot-2025-03-11-105824-522x1024.png</w:t>
+          <w:t>w</w:t>
+        </w:r>
+        <w:r>
+          <w:rPr>
+            <w:rStyle w:val="Hyperlink"/>
+          </w:rPr>
+          <w:t>g-rechner/</w:t>
         </w:r>
       </w:hyperlink>
       <w:r>
@@ -16378,17 +16104,38 @@
     <w:p>
       <w:pPr>
         <w:pStyle w:val="Text"/>
-      </w:pPr>
-      <w:r>
-        <w:t>Für die Beleuchtung muss auf zwei unterschiedliche Typen geachtet werden.</w:t>
-      </w:r>
-    </w:p>
-    <w:p>
-      <w:pPr>
-        <w:pStyle w:val="Text"/>
-      </w:pPr>
-      <w:r>
-        <w:t>Die Versorgung der RGBs soll möglichst Dick sein, bzw. für den Strom passend gewählt sein.</w:t>
+        <w:jc w:val="center"/>
+      </w:pPr>
+      <w:hyperlink r:id="rId112" w:history="1">
+        <w:r>
+          <w:rPr>
+            <w:rStyle w:val="Hyperlink"/>
+          </w:rPr>
+          <w:t>https://spcdn.shortpixel.ai/spio/ret_img,</w:t>
+        </w:r>
+        <w:r>
+          <w:rPr>
+            <w:rStyle w:val="Hyperlink"/>
+          </w:rPr>
+          <w:t>q</w:t>
+        </w:r>
+        <w:r>
+          <w:rPr>
+            <w:rStyle w:val="Hyperlink"/>
+          </w:rPr>
+          <w:t>_cdnize,to_auto,s_webp:avif/cis.de/wp-content/uploads/2025/03/Screenshot-2025-03-11-105824-522x1024.png</w:t>
+        </w:r>
+      </w:hyperlink>
+      <w:r>
+        <w:t xml:space="preserve"> </w:t>
+      </w:r>
+    </w:p>
+    <w:p>
+      <w:pPr>
+        <w:jc w:val="left"/>
+      </w:pPr>
+      <w:r>
+        <w:br w:type="page"/>
       </w:r>
     </w:p>
     <w:p>
@@ -16397,6 +16144,25 @@
       </w:pPr>
       <w:r>
         <w:lastRenderedPageBreak/>
+        <w:t>Da die</w:t>
+      </w:r>
+      <w:r>
+        <w:t xml:space="preserve"> Beleuchtungselemente</w:t>
+      </w:r>
+      <w:r>
+        <w:t xml:space="preserve"> bei voller Helligkeit eine signifikante Stromaufnahme aufweisen, müssen die Leitungsquerschnitte ausreichend groß dimensioniert werden. Dies minimiert den Spannungsabfall über die Leitungslänge und verhindert eine unzulässige Erwärmung der Drähte</w:t>
+      </w:r>
+    </w:p>
+    <w:p>
+      <w:pPr>
+        <w:pStyle w:val="Text"/>
+      </w:pPr>
+    </w:p>
+    <w:p>
+      <w:pPr>
+        <w:pStyle w:val="Text"/>
+      </w:pPr>
+      <w:r>
         <w:t xml:space="preserve">Es handelt sich </w:t>
       </w:r>
       <w:r>
@@ -16405,11 +16171,9 @@
       <w:r>
         <w:t xml:space="preserve">um ca. 100 RGBs, die jeweils auf ca. die </w:t>
       </w:r>
-      <w:proofErr w:type="spellStart"/>
-      <w:r>
-        <w:t>hälfte</w:t>
-      </w:r>
-      <w:proofErr w:type="spellEnd"/>
+      <w:r>
+        <w:t>Hälfte</w:t>
+      </w:r>
       <w:r>
         <w:t xml:space="preserve"> der maximalen Lichtstärke gestellt werden. Rechnet man mit ca. 20mA pro LED erhält man für den gesamten Streifen:</w:t>
       </w:r>
@@ -16457,7 +16221,13 @@
         <w:pStyle w:val="Text"/>
       </w:pPr>
       <w:r>
-        <w:t>Über das Ohm’sche Gesetz lässt sich nun ausrechnen wie viel Widerstand, der Draht maximal haben darf, wenn ich nicht mehr als 0,2V Spannungsabfall über die Drähte haben will:</w:t>
+        <w:t xml:space="preserve">Über das Ohm’sche Gesetz lässt sich nun ausrechnen wie viel Widerstand, der Draht maximal haben darf, wenn nicht mehr als 0,2V </w:t>
+      </w:r>
+      <w:r>
+        <w:t>an den Drähten anliegen darf</w:t>
+      </w:r>
+      <w:r>
+        <w:t>:</w:t>
       </w:r>
     </w:p>
     <w:p>
@@ -16586,7 +16356,13 @@
         </m:f>
       </m:oMath>
       <w:r>
-        <w:t xml:space="preserve"> umgerechnet werden, da die Drähte ca. 70-80 cm lang sind. </w:t>
+        <w:t xml:space="preserve"> umgerechnet werden.</w:t>
+      </w:r>
+      <w:r>
+        <w:t xml:space="preserve"> Die Drähte werden ca. 60-70cm lang sein. Da es wenig unterschied macht, wird eine Länge von 1m angenommen</w:t>
+      </w:r>
+      <w:r>
+        <w:t xml:space="preserve"> </w:t>
       </w:r>
     </w:p>
     <w:p>
@@ -16709,14 +16485,18 @@
     </w:p>
     <w:p>
       <w:pPr>
-        <w:pStyle w:val="Text"/>
-      </w:pPr>
-    </w:p>
-    <w:p>
-      <w:pPr>
-        <w:pStyle w:val="Text"/>
-      </w:pPr>
-      <w:r>
+        <w:jc w:val="left"/>
+      </w:pPr>
+      <w:r>
+        <w:br w:type="page"/>
+      </w:r>
+    </w:p>
+    <w:p>
+      <w:pPr>
+        <w:pStyle w:val="Text"/>
+      </w:pPr>
+      <w:r>
+        <w:lastRenderedPageBreak/>
         <w:t xml:space="preserve">Neben der Versorgung gibt es bei der Beleuchtung noch die Datenleitung. Bei dem WS2812 RGB Controller ist aber weniger wichtig wie viel Strom durch die Leitung fließt, da es nur sehr wenig ist, sondern dass die Spannung so stabil wie möglich ist. Als Leitungsdicke kann auch 22AWG genommen werden, aber es ist wichtig einen Widerstand von ca. </w:t>
       </w:r>
       <m:oMath>
@@ -16737,24 +16517,42 @@
         </m:r>
       </m:oMath>
       <w:r>
-        <w:t xml:space="preserve"> vorzuschalten damit dieser die Signalflanken glättet. Wichtig ist auch, dass die Leitung nicht zu lang wird, da der Spannungsabfall an dieser ab einem Punkt der Leitung zu hoch ist und das PWM-Signal nicht mehr </w:t>
-      </w:r>
-      <w:r>
-        <w:lastRenderedPageBreak/>
-        <w:t xml:space="preserve">geeignet ist für den Controller. Das spielt aber erst eine große Rolle bei einer Leitung die länger als 2m ist, deshalb ist es in diesem Fall nicht relevant. </w:t>
-      </w:r>
+        <w:t xml:space="preserve"> vorzuschalten damit dieser die Signalflanken glättet. Wichtig ist auch, dass die Leitung nicht zu lang wird, da der Spannungsabfall an dieser ab </w:t>
+      </w:r>
+      <w:r>
+        <w:t xml:space="preserve">einer gewissen Leitungslänge </w:t>
+      </w:r>
+      <w:r>
+        <w:t xml:space="preserve">zu hoch ist und das </w:t>
+      </w:r>
+      <w:r>
+        <w:t xml:space="preserve">erzeugte </w:t>
+      </w:r>
+      <w:r>
+        <w:t xml:space="preserve">PWM-Signal nicht mehr geeignet ist für den Controller. </w:t>
+      </w:r>
+    </w:p>
+    <w:p>
+      <w:pPr>
+        <w:pStyle w:val="Text"/>
+      </w:pPr>
     </w:p>
     <w:p>
       <w:pPr>
         <w:pStyle w:val="Text"/>
         <w:keepNext/>
-        <w:jc w:val="left"/>
       </w:pPr>
       <w:r>
         <w:t>W</w:t>
       </w:r>
       <w:r>
-        <w:t xml:space="preserve">eitere wichtige Kabel sind die Versorgungen vom Netzteil zur Platine. Da beim Einschalten des Raspberry Pi ein Stro von bis zu 5A fließen kann, werden diese Querschnitte mit </w:t>
+        <w:t>eitere wichtige Kabel sind die Versorgungen vom Netzteil zur Platine. Da beim Einschalten des Raspberry Pi ein Stro</w:t>
+      </w:r>
+      <w:r>
+        <w:t>m</w:t>
+      </w:r>
+      <w:r>
+        <w:t xml:space="preserve"> von bis zu 5A fließen kann, werden diese Querschnitte mit </w:t>
       </w:r>
       <m:oMath>
         <m:r>
@@ -16822,7 +16620,7 @@
                     </pic:cNvPicPr>
                   </pic:nvPicPr>
                   <pic:blipFill>
-                    <a:blip r:embed="rId118" cstate="print">
+                    <a:blip r:embed="rId113" cstate="print">
                       <a:extLst>
                         <a:ext uri="{28A0092B-C50C-407E-A947-70E740481C1C}">
                           <a14:useLocalDpi xmlns:a14="http://schemas.microsoft.com/office/drawing/2010/main" val="0"/>
@@ -16874,7 +16672,7 @@
         <w:rPr>
           <w:noProof/>
         </w:rPr>
-        <w:t>39</w:t>
+        <w:t>41</w:t>
       </w:r>
       <w:r>
         <w:fldChar w:fldCharType="end"/>
@@ -16891,6 +16689,7 @@
         <w:rPr>
           <w:noProof/>
         </w:rPr>
+        <w:lastRenderedPageBreak/>
         <w:drawing>
           <wp:inline distT="0" distB="0" distL="0" distR="0" wp14:anchorId="08CF3EAC" wp14:editId="2AF2071B">
             <wp:extent cx="2668772" cy="3558464"/>
@@ -16909,7 +16708,7 @@
                     </pic:cNvPicPr>
                   </pic:nvPicPr>
                   <pic:blipFill>
-                    <a:blip r:embed="rId119" cstate="print">
+                    <a:blip r:embed="rId114" cstate="print">
                       <a:extLst>
                         <a:ext uri="{28A0092B-C50C-407E-A947-70E740481C1C}">
                           <a14:useLocalDpi xmlns:a14="http://schemas.microsoft.com/office/drawing/2010/main" val="0"/>
@@ -16964,7 +16763,7 @@
         <w:rPr>
           <w:noProof/>
         </w:rPr>
-        <w:t>40</w:t>
+        <w:t>42</w:t>
       </w:r>
       <w:r>
         <w:fldChar w:fldCharType="end"/>
@@ -16978,82 +16777,85 @@
         <w:pStyle w:val="Heading2"/>
       </w:pPr>
       <w:r>
+        <w:t>Weitere Individuelle Arbeitsschritte</w:t>
+      </w:r>
+    </w:p>
+    <w:p>
+      <w:pPr>
+        <w:rPr>
+          <w:u w:val="single"/>
+        </w:rPr>
+      </w:pPr>
+      <w:r>
+        <w:rPr>
+          <w:u w:val="single"/>
+        </w:rPr>
+        <w:t>Connection per VPN</w:t>
+      </w:r>
+    </w:p>
+    <w:p>
+      <w:pPr>
+        <w:pStyle w:val="Text"/>
+      </w:pPr>
+      <w:r>
+        <w:t xml:space="preserve">Eine fertige Hardware hat wenig Sinn, wenn keine Software darauf gespielt werden kann, um das Gerät zu testen. Damit das Gerät aber nicht immer </w:t>
+      </w:r>
+      <w:r>
+        <w:t>zwischen den Projektpartnern hin und her gereicht werden muss, wird eine temporäre VPN-Verbindung hergestellt.</w:t>
+      </w:r>
+    </w:p>
+    <w:p>
+      <w:pPr>
+        <w:pStyle w:val="Text"/>
+      </w:pPr>
+      <w:r>
+        <w:t xml:space="preserve">Genutzt wurde hier der Service </w:t>
+      </w:r>
+      <w:proofErr w:type="spellStart"/>
+      <w:r>
+        <w:t>Tailscale</w:t>
+      </w:r>
+      <w:proofErr w:type="spellEnd"/>
+      <w:r>
+        <w:t xml:space="preserve">, welcher eine intuitive und einfache Anwendung ermöglicht. In </w:t>
+      </w:r>
+      <w:proofErr w:type="spellStart"/>
+      <w:r>
+        <w:t>Tailscale</w:t>
+      </w:r>
+      <w:proofErr w:type="spellEnd"/>
+      <w:r>
+        <w:t xml:space="preserve"> wird anfangs ein Account erstellt. Der Service wird anschließend auf allen </w:t>
+      </w:r>
+      <w:r>
+        <w:t>Geräten,</w:t>
+      </w:r>
+      <w:r>
+        <w:t xml:space="preserve"> die sich im VPN-Netz befinden </w:t>
+      </w:r>
+      <w:r>
+        <w:t>sollten,</w:t>
+      </w:r>
+      <w:r>
+        <w:t xml:space="preserve"> installiert. Dort muss sich dann nur mehr mit dem zuvor erstellten Account eingeloggt werden und schon ist man mit dem Netzwerk verbunden.</w:t>
+      </w:r>
+    </w:p>
+    <w:p>
+      <w:pPr>
+        <w:pStyle w:val="Text"/>
+      </w:pPr>
+      <w:r>
+        <w:t xml:space="preserve">Ein kleiner Stolperstein bei diesem System war der Raspberry Pi selbst. Dieser muss </w:t>
+      </w:r>
+      <w:r>
+        <w:t>nämlich,</w:t>
+      </w:r>
+      <w:r>
+        <w:t xml:space="preserve"> um die Verbindung zu ermöglichen ans Internet geschlossen werden. </w:t>
+      </w:r>
+      <w:r>
         <w:lastRenderedPageBreak/>
-        <w:t>Weitere Individuelle Arbeitsschritte</w:t>
-      </w:r>
-    </w:p>
-    <w:p>
-      <w:pPr>
-        <w:rPr>
-          <w:u w:val="single"/>
-        </w:rPr>
-      </w:pPr>
-      <w:r>
-        <w:rPr>
-          <w:u w:val="single"/>
-        </w:rPr>
-        <w:t>Connection per VPN</w:t>
-      </w:r>
-    </w:p>
-    <w:p>
-      <w:pPr>
-        <w:pStyle w:val="Text"/>
-      </w:pPr>
-      <w:r>
-        <w:t xml:space="preserve">Eine fertige Hardware hat wenig Sinn, wenn keine Software darauf gespielt werden kann, um das Gerät zu testen. Damit das Gerät aber nicht immer </w:t>
-      </w:r>
-      <w:r>
-        <w:t>zwischen den Projektpartnern hin und her gereicht werden muss, wird eine temporäre VPN-Verbindung hergestellt.</w:t>
-      </w:r>
-    </w:p>
-    <w:p>
-      <w:pPr>
-        <w:pStyle w:val="Text"/>
-      </w:pPr>
-      <w:r>
-        <w:t xml:space="preserve">Genutzt wurde hier der Service </w:t>
-      </w:r>
-      <w:proofErr w:type="spellStart"/>
-      <w:r>
-        <w:t>Tailscale</w:t>
-      </w:r>
-      <w:proofErr w:type="spellEnd"/>
-      <w:r>
-        <w:t xml:space="preserve">, welcher eine intuitive und einfache Anwendung ermöglicht. In </w:t>
-      </w:r>
-      <w:proofErr w:type="spellStart"/>
-      <w:r>
-        <w:t>Tailscale</w:t>
-      </w:r>
-      <w:proofErr w:type="spellEnd"/>
-      <w:r>
-        <w:t xml:space="preserve"> wird anfangs ein Account erstellt. Der Service wird anschließend auf allen </w:t>
-      </w:r>
-      <w:r>
-        <w:t>Geräten,</w:t>
-      </w:r>
-      <w:r>
-        <w:t xml:space="preserve"> die sich im VPN-Netz befinden </w:t>
-      </w:r>
-      <w:r>
-        <w:t>sollten,</w:t>
-      </w:r>
-      <w:r>
-        <w:t xml:space="preserve"> installiert. Dort muss sich dann nur mehr mit dem zuvor erstellten Account eingeloggt werden und schon ist man mit dem Netzwerk verbunden.</w:t>
-      </w:r>
-    </w:p>
-    <w:p>
-      <w:pPr>
-        <w:pStyle w:val="Text"/>
-      </w:pPr>
-      <w:r>
-        <w:t xml:space="preserve">Ein kleiner Stolperstein bei diesem System war der Raspberry Pi selbst. Dieser muss </w:t>
-      </w:r>
-      <w:r>
-        <w:t>nämlich,</w:t>
-      </w:r>
-      <w:r>
-        <w:t xml:space="preserve"> um die Verbindung zu ermöglichen ans Internet geschlossen werden. Der Raspberry Pi macht aber oft nicht ganz </w:t>
+        <w:t xml:space="preserve">Der Raspberry Pi macht aber oft nicht ganz </w:t>
       </w:r>
       <w:r>
         <w:t>das,</w:t>
@@ -17085,17 +16887,16 @@
         <w:br w:type="page"/>
       </w:r>
     </w:p>
-    <w:p/>
-    <w:p/>
     <w:p>
       <w:pPr>
         <w:pStyle w:val="Heading2"/>
       </w:pPr>
-      <w:bookmarkStart w:id="55" w:name="_Toc223774999"/>
-      <w:r>
+      <w:bookmarkStart w:id="56" w:name="_Toc223774999"/>
+      <w:r>
+        <w:lastRenderedPageBreak/>
         <w:t>Ergebnisse und Diskussion</w:t>
       </w:r>
-      <w:bookmarkEnd w:id="55"/>
+      <w:bookmarkEnd w:id="56"/>
     </w:p>
     <w:p>
       <w:pPr>
@@ -17115,11 +16916,11 @@
       <w:pPr>
         <w:pStyle w:val="Heading2"/>
       </w:pPr>
-      <w:bookmarkStart w:id="56" w:name="_Toc223775000"/>
+      <w:bookmarkStart w:id="57" w:name="_Toc223775000"/>
       <w:r>
         <w:t>Zusammenfassung individueller Teil</w:t>
       </w:r>
-      <w:bookmarkEnd w:id="56"/>
+      <w:bookmarkEnd w:id="57"/>
     </w:p>
     <w:p>
       <w:pPr>
@@ -17131,7 +16932,21 @@
         <w:rPr>
           <w:color w:val="0066FF"/>
         </w:rPr>
-        <w:t>(FV = Text) Hier werden die wichtigsten Fakten der individuellen Aufgabe des Schülers / der Schülerin kurz zusammengefasst werden.</w:t>
+        <w:t xml:space="preserve">(FV = Text) </w:t>
+      </w:r>
+      <w:proofErr w:type="gramStart"/>
+      <w:r>
+        <w:rPr>
+          <w:color w:val="0066FF"/>
+        </w:rPr>
+        <w:t>Hier</w:t>
+      </w:r>
+      <w:proofErr w:type="gramEnd"/>
+      <w:r>
+        <w:rPr>
+          <w:color w:val="0066FF"/>
+        </w:rPr>
+        <w:t xml:space="preserve"> werden die wichtigsten Fakten der individuellen Aufgabe des Schülers / der Schülerin kurz zusammengefasst werden.</w:t>
       </w:r>
     </w:p>
     <w:p>
@@ -17198,7 +17013,21 @@
         <w:rPr>
           <w:color w:val="0066FF"/>
         </w:rPr>
-        <w:t>Nein: .welche Gründe waren verantwortlich für das Nichterreichen</w:t>
+        <w:t>Nein</w:t>
+      </w:r>
+      <w:proofErr w:type="gramStart"/>
+      <w:r>
+        <w:rPr>
+          <w:color w:val="0066FF"/>
+        </w:rPr>
+        <w:t>: .welche</w:t>
+      </w:r>
+      <w:proofErr w:type="gramEnd"/>
+      <w:r>
+        <w:rPr>
+          <w:color w:val="0066FF"/>
+        </w:rPr>
+        <w:t xml:space="preserve"> Gründe waren verantwortlich für das Nichterreichen</w:t>
       </w:r>
     </w:p>
     <w:p>
@@ -17240,10 +17069,10 @@
         </w:numPr>
         <w:outlineLvl w:val="9"/>
         <w:sectPr>
-          <w:headerReference w:type="default" r:id="rId120"/>
-          <w:footerReference w:type="default" r:id="rId121"/>
-          <w:headerReference w:type="first" r:id="rId122"/>
-          <w:footerReference w:type="first" r:id="rId123"/>
+          <w:headerReference w:type="default" r:id="rId115"/>
+          <w:footerReference w:type="default" r:id="rId116"/>
+          <w:headerReference w:type="first" r:id="rId117"/>
+          <w:footerReference w:type="first" r:id="rId118"/>
           <w:pgSz w:w="11906" w:h="16838"/>
           <w:pgMar w:top="1417" w:right="1440" w:bottom="1134" w:left="1440" w:header="708" w:footer="708" w:gutter="0"/>
           <w:cols w:space="720"/>
@@ -17256,8 +17085,8 @@
       <w:pPr>
         <w:pStyle w:val="Heading1"/>
       </w:pPr>
-      <w:bookmarkStart w:id="57" w:name="_Ref200465902"/>
-      <w:bookmarkStart w:id="58" w:name="_Toc223775001"/>
+      <w:bookmarkStart w:id="58" w:name="_Ref200465902"/>
+      <w:bookmarkStart w:id="59" w:name="_Toc223775001"/>
       <w:r>
         <w:lastRenderedPageBreak/>
         <w:t xml:space="preserve">Dokumentation </w:t>
@@ -17276,18 +17105,18 @@
         </w:rPr>
         <w:t>(FV = Überschrift1)</w:t>
       </w:r>
-      <w:bookmarkEnd w:id="57"/>
       <w:bookmarkEnd w:id="58"/>
+      <w:bookmarkEnd w:id="59"/>
     </w:p>
     <w:p>
       <w:pPr>
         <w:pStyle w:val="Heading2"/>
       </w:pPr>
-      <w:bookmarkStart w:id="59" w:name="_Toc223775002"/>
+      <w:bookmarkStart w:id="60" w:name="_Toc223775002"/>
       <w:r>
         <w:t>Einleitung</w:t>
       </w:r>
-      <w:bookmarkEnd w:id="59"/>
+      <w:bookmarkEnd w:id="60"/>
     </w:p>
     <w:p>
       <w:pPr>
@@ -17335,11 +17164,11 @@
       <w:pPr>
         <w:pStyle w:val="Heading2"/>
       </w:pPr>
-      <w:bookmarkStart w:id="60" w:name="_Toc223775003"/>
+      <w:bookmarkStart w:id="61" w:name="_Toc223775003"/>
       <w:r>
         <w:t>Theoretische Grundlagen</w:t>
       </w:r>
-      <w:bookmarkEnd w:id="60"/>
+      <w:bookmarkEnd w:id="61"/>
     </w:p>
     <w:p>
       <w:pPr>
@@ -17358,11 +17187,11 @@
       <w:pPr>
         <w:pStyle w:val="Heading2"/>
       </w:pPr>
-      <w:bookmarkStart w:id="61" w:name="_Toc223775004"/>
+      <w:bookmarkStart w:id="62" w:name="_Toc223775004"/>
       <w:r>
         <w:t>Praktische Umsetzung</w:t>
       </w:r>
-      <w:bookmarkEnd w:id="61"/>
+      <w:bookmarkEnd w:id="62"/>
     </w:p>
     <w:p>
       <w:pPr>
@@ -17381,11 +17210,11 @@
       <w:pPr>
         <w:pStyle w:val="Heading2"/>
       </w:pPr>
-      <w:bookmarkStart w:id="62" w:name="_Toc223775005"/>
+      <w:bookmarkStart w:id="63" w:name="_Toc223775005"/>
       <w:r>
         <w:t>Weitere individuelle Abschnitte…</w:t>
       </w:r>
-      <w:bookmarkEnd w:id="62"/>
+      <w:bookmarkEnd w:id="63"/>
     </w:p>
     <w:p>
       <w:pPr>
@@ -17405,11 +17234,11 @@
       <w:pPr>
         <w:pStyle w:val="Heading2"/>
       </w:pPr>
-      <w:bookmarkStart w:id="63" w:name="_Toc223775006"/>
+      <w:bookmarkStart w:id="64" w:name="_Toc223775006"/>
       <w:r>
         <w:t>Ergebnisse und Diskussion</w:t>
       </w:r>
-      <w:bookmarkEnd w:id="63"/>
+      <w:bookmarkEnd w:id="64"/>
     </w:p>
     <w:p>
       <w:pPr>
@@ -17429,11 +17258,11 @@
       <w:pPr>
         <w:pStyle w:val="Heading2"/>
       </w:pPr>
-      <w:bookmarkStart w:id="64" w:name="_Toc223775007"/>
+      <w:bookmarkStart w:id="65" w:name="_Toc223775007"/>
       <w:r>
         <w:t>Zusammenfassung individueller Teil</w:t>
       </w:r>
-      <w:bookmarkEnd w:id="64"/>
+      <w:bookmarkEnd w:id="65"/>
     </w:p>
     <w:p>
       <w:r>
@@ -17447,10 +17276,10 @@
       <w:pPr>
         <w:pStyle w:val="Text"/>
         <w:sectPr>
-          <w:headerReference w:type="default" r:id="rId124"/>
-          <w:footerReference w:type="default" r:id="rId125"/>
-          <w:headerReference w:type="first" r:id="rId126"/>
-          <w:footerReference w:type="first" r:id="rId127"/>
+          <w:headerReference w:type="default" r:id="rId119"/>
+          <w:footerReference w:type="default" r:id="rId120"/>
+          <w:headerReference w:type="first" r:id="rId121"/>
+          <w:footerReference w:type="first" r:id="rId122"/>
           <w:pgSz w:w="11906" w:h="16838"/>
           <w:pgMar w:top="1417" w:right="1440" w:bottom="1134" w:left="1440" w:header="708" w:footer="708" w:gutter="0"/>
           <w:cols w:space="720"/>
@@ -17463,26 +17292,26 @@
       <w:pPr>
         <w:pStyle w:val="Heading1"/>
       </w:pPr>
-      <w:bookmarkStart w:id="65" w:name="_Ref200468988"/>
-      <w:bookmarkStart w:id="66" w:name="_Ref200469530"/>
-      <w:bookmarkStart w:id="67" w:name="_Toc223775008"/>
+      <w:bookmarkStart w:id="66" w:name="_Ref200468988"/>
+      <w:bookmarkStart w:id="67" w:name="_Ref200469530"/>
+      <w:bookmarkStart w:id="68" w:name="_Toc223775008"/>
       <w:r>
         <w:lastRenderedPageBreak/>
         <w:t>Zusammenfassung und Ausblick</w:t>
       </w:r>
-      <w:bookmarkEnd w:id="65"/>
       <w:bookmarkEnd w:id="66"/>
       <w:bookmarkEnd w:id="67"/>
+      <w:bookmarkEnd w:id="68"/>
     </w:p>
     <w:p>
       <w:pPr>
         <w:pStyle w:val="Heading2"/>
       </w:pPr>
-      <w:bookmarkStart w:id="68" w:name="_Toc223775009"/>
+      <w:bookmarkStart w:id="69" w:name="_Toc223775009"/>
       <w:r>
         <w:t>Zusammenfassung der gesamten Arbeit</w:t>
       </w:r>
-      <w:bookmarkEnd w:id="68"/>
+      <w:bookmarkEnd w:id="69"/>
     </w:p>
     <w:p>
       <w:pPr>
@@ -17516,11 +17345,11 @@
       <w:pPr>
         <w:pStyle w:val="Heading2"/>
       </w:pPr>
-      <w:bookmarkStart w:id="69" w:name="_Toc223775010"/>
+      <w:bookmarkStart w:id="70" w:name="_Toc223775010"/>
       <w:r>
         <w:t>Ausblick</w:t>
       </w:r>
-      <w:bookmarkEnd w:id="69"/>
+      <w:bookmarkEnd w:id="70"/>
     </w:p>
     <w:p>
       <w:pPr>
@@ -17640,17 +17469,25 @@
         <w:rPr>
           <w:color w:val="0066FF"/>
         </w:rPr>
-        <w:t>Erweiterung der Funktionalität des vorliegendes Projekts</w:t>
-      </w:r>
+        <w:t xml:space="preserve">Erweiterung der Funktionalität </w:t>
+      </w:r>
+      <w:proofErr w:type="gramStart"/>
+      <w:r>
+        <w:rPr>
+          <w:color w:val="0066FF"/>
+        </w:rPr>
+        <w:t>des vorliegendes Projekts</w:t>
+      </w:r>
+      <w:proofErr w:type="gramEnd"/>
     </w:p>
     <w:p>
       <w:pPr>
         <w:pStyle w:val="Text"/>
         <w:sectPr>
-          <w:headerReference w:type="default" r:id="rId128"/>
-          <w:footerReference w:type="default" r:id="rId129"/>
-          <w:headerReference w:type="first" r:id="rId130"/>
-          <w:footerReference w:type="first" r:id="rId131"/>
+          <w:headerReference w:type="default" r:id="rId123"/>
+          <w:footerReference w:type="default" r:id="rId124"/>
+          <w:headerReference w:type="first" r:id="rId125"/>
+          <w:footerReference w:type="first" r:id="rId126"/>
           <w:pgSz w:w="11906" w:h="16838"/>
           <w:pgMar w:top="1417" w:right="1440" w:bottom="1134" w:left="1440" w:header="708" w:footer="708" w:gutter="0"/>
           <w:cols w:space="720"/>
@@ -17663,14 +17500,14 @@
       <w:pPr>
         <w:pStyle w:val="Heading1"/>
       </w:pPr>
-      <w:bookmarkStart w:id="70" w:name="_Ref200468159"/>
-      <w:bookmarkStart w:id="71" w:name="_Toc223775011"/>
+      <w:bookmarkStart w:id="71" w:name="_Ref200468159"/>
+      <w:bookmarkStart w:id="72" w:name="_Toc223775011"/>
       <w:r>
         <w:lastRenderedPageBreak/>
         <w:t>Erklärung der Eigenständigkeit</w:t>
       </w:r>
-      <w:bookmarkEnd w:id="70"/>
       <w:bookmarkEnd w:id="71"/>
+      <w:bookmarkEnd w:id="72"/>
     </w:p>
     <w:p>
       <w:pPr>
@@ -17803,10 +17640,10 @@
       <w:pPr>
         <w:pStyle w:val="Text"/>
         <w:sectPr>
-          <w:headerReference w:type="default" r:id="rId132"/>
-          <w:footerReference w:type="default" r:id="rId133"/>
-          <w:headerReference w:type="first" r:id="rId134"/>
-          <w:footerReference w:type="first" r:id="rId135"/>
+          <w:headerReference w:type="default" r:id="rId127"/>
+          <w:footerReference w:type="default" r:id="rId128"/>
+          <w:headerReference w:type="first" r:id="rId129"/>
+          <w:footerReference w:type="first" r:id="rId130"/>
           <w:pgSz w:w="11906" w:h="16838"/>
           <w:pgMar w:top="1417" w:right="1440" w:bottom="1134" w:left="1440" w:header="708" w:footer="708" w:gutter="0"/>
           <w:cols w:space="720"/>
@@ -17819,10 +17656,10 @@
       <w:pPr>
         <w:pStyle w:val="Heading1"/>
         <w:sectPr>
-          <w:headerReference w:type="default" r:id="rId136"/>
-          <w:footerReference w:type="default" r:id="rId137"/>
-          <w:headerReference w:type="first" r:id="rId138"/>
-          <w:footerReference w:type="first" r:id="rId139"/>
+          <w:headerReference w:type="default" r:id="rId131"/>
+          <w:footerReference w:type="default" r:id="rId132"/>
+          <w:headerReference w:type="first" r:id="rId133"/>
+          <w:footerReference w:type="first" r:id="rId134"/>
           <w:pgSz w:w="11906" w:h="16838"/>
           <w:pgMar w:top="1417" w:right="1440" w:bottom="1134" w:left="1440" w:header="708" w:footer="708" w:gutter="0"/>
           <w:cols w:space="720"/>
@@ -17830,35 +17667,34 @@
           <w:docGrid w:type="lines" w:linePitch="360"/>
         </w:sectPr>
       </w:pPr>
-      <w:bookmarkStart w:id="72" w:name="_Ref200469499"/>
-      <w:bookmarkStart w:id="73" w:name="_Toc223775012"/>
+      <w:bookmarkStart w:id="73" w:name="_Ref200469499"/>
+      <w:bookmarkStart w:id="74" w:name="_Toc223775012"/>
       <w:r>
         <w:lastRenderedPageBreak/>
         <w:t>Arbeitsnachweise</w:t>
       </w:r>
-      <w:bookmarkEnd w:id="72"/>
       <w:bookmarkEnd w:id="73"/>
+      <w:bookmarkEnd w:id="74"/>
     </w:p>
     <w:p>
       <w:pPr>
         <w:pStyle w:val="Heading1"/>
       </w:pPr>
-      <w:bookmarkStart w:id="74" w:name="_Toc84751256"/>
-      <w:bookmarkStart w:id="75" w:name="_Toc211138167"/>
-      <w:bookmarkStart w:id="76" w:name="_Toc211137922"/>
-      <w:bookmarkStart w:id="77" w:name="_Toc84757221"/>
-      <w:bookmarkStart w:id="78" w:name="_Toc210560305"/>
-      <w:bookmarkStart w:id="79" w:name="_Toc210560252"/>
-      <w:bookmarkStart w:id="80" w:name="_Ref210560064"/>
-      <w:bookmarkStart w:id="81" w:name="_Toc84751368"/>
-      <w:bookmarkStart w:id="82" w:name="_Ref200467937"/>
-      <w:bookmarkStart w:id="83" w:name="_Ref200469033"/>
-      <w:bookmarkStart w:id="84" w:name="_Toc223775013"/>
+      <w:bookmarkStart w:id="75" w:name="_Toc84751256"/>
+      <w:bookmarkStart w:id="76" w:name="_Toc211138167"/>
+      <w:bookmarkStart w:id="77" w:name="_Toc211137922"/>
+      <w:bookmarkStart w:id="78" w:name="_Toc84757221"/>
+      <w:bookmarkStart w:id="79" w:name="_Toc210560305"/>
+      <w:bookmarkStart w:id="80" w:name="_Toc210560252"/>
+      <w:bookmarkStart w:id="81" w:name="_Ref210560064"/>
+      <w:bookmarkStart w:id="82" w:name="_Toc84751368"/>
+      <w:bookmarkStart w:id="83" w:name="_Ref200467937"/>
+      <w:bookmarkStart w:id="84" w:name="_Ref200469033"/>
+      <w:bookmarkStart w:id="85" w:name="_Toc223775013"/>
       <w:r>
         <w:lastRenderedPageBreak/>
         <w:t>Verzeichnisse</w:t>
       </w:r>
-      <w:bookmarkEnd w:id="74"/>
       <w:bookmarkEnd w:id="75"/>
       <w:bookmarkEnd w:id="76"/>
       <w:bookmarkEnd w:id="77"/>
@@ -17869,6 +17705,7 @@
       <w:bookmarkEnd w:id="82"/>
       <w:bookmarkEnd w:id="83"/>
       <w:bookmarkEnd w:id="84"/>
+      <w:bookmarkEnd w:id="85"/>
       <w:r>
         <w:t xml:space="preserve"> </w:t>
       </w:r>
@@ -17877,28 +17714,28 @@
       <w:pPr>
         <w:pStyle w:val="Heading2"/>
       </w:pPr>
-      <w:bookmarkStart w:id="85" w:name="_Toc210560306"/>
-      <w:bookmarkStart w:id="86" w:name="_Toc211138168"/>
-      <w:bookmarkStart w:id="87" w:name="_Toc84757222"/>
-      <w:bookmarkStart w:id="88" w:name="_Toc84751369"/>
-      <w:bookmarkStart w:id="89" w:name="_Toc84751257"/>
-      <w:bookmarkStart w:id="90" w:name="_Toc210560253"/>
-      <w:bookmarkStart w:id="91" w:name="_Toc211137923"/>
-      <w:bookmarkStart w:id="92" w:name="_Toc223775014"/>
+      <w:bookmarkStart w:id="86" w:name="_Toc210560306"/>
+      <w:bookmarkStart w:id="87" w:name="_Toc211138168"/>
+      <w:bookmarkStart w:id="88" w:name="_Toc84757222"/>
+      <w:bookmarkStart w:id="89" w:name="_Toc84751369"/>
+      <w:bookmarkStart w:id="90" w:name="_Toc84751257"/>
+      <w:bookmarkStart w:id="91" w:name="_Toc210560253"/>
+      <w:bookmarkStart w:id="92" w:name="_Toc211137923"/>
+      <w:bookmarkStart w:id="93" w:name="_Toc223775014"/>
       <w:r>
         <w:t>Literatur</w:t>
       </w:r>
-      <w:bookmarkEnd w:id="85"/>
       <w:bookmarkEnd w:id="86"/>
       <w:bookmarkEnd w:id="87"/>
       <w:bookmarkEnd w:id="88"/>
       <w:bookmarkEnd w:id="89"/>
       <w:bookmarkEnd w:id="90"/>
       <w:bookmarkEnd w:id="91"/>
+      <w:bookmarkEnd w:id="92"/>
       <w:r>
         <w:t>verzeichnis</w:t>
       </w:r>
-      <w:bookmarkEnd w:id="92"/>
+      <w:bookmarkEnd w:id="93"/>
       <w:r>
         <w:t xml:space="preserve"> </w:t>
       </w:r>
@@ -17934,18 +17771,17 @@
       <w:pPr>
         <w:pStyle w:val="Heading2"/>
       </w:pPr>
-      <w:bookmarkStart w:id="93" w:name="_Toc84757225"/>
-      <w:bookmarkStart w:id="94" w:name="_Toc211138171"/>
-      <w:bookmarkStart w:id="95" w:name="_Toc211137927"/>
-      <w:bookmarkStart w:id="96" w:name="_Toc84751260"/>
-      <w:bookmarkStart w:id="97" w:name="_Toc210560307"/>
-      <w:bookmarkStart w:id="98" w:name="_Toc210560254"/>
-      <w:bookmarkStart w:id="99" w:name="_Toc84751372"/>
-      <w:bookmarkStart w:id="100" w:name="_Toc223775015"/>
+      <w:bookmarkStart w:id="94" w:name="_Toc84757225"/>
+      <w:bookmarkStart w:id="95" w:name="_Toc211138171"/>
+      <w:bookmarkStart w:id="96" w:name="_Toc211137927"/>
+      <w:bookmarkStart w:id="97" w:name="_Toc84751260"/>
+      <w:bookmarkStart w:id="98" w:name="_Toc210560307"/>
+      <w:bookmarkStart w:id="99" w:name="_Toc210560254"/>
+      <w:bookmarkStart w:id="100" w:name="_Toc84751372"/>
+      <w:bookmarkStart w:id="101" w:name="_Toc223775015"/>
       <w:r>
         <w:t>Abkürzungsverzeichnis</w:t>
       </w:r>
-      <w:bookmarkEnd w:id="93"/>
       <w:bookmarkEnd w:id="94"/>
       <w:bookmarkEnd w:id="95"/>
       <w:bookmarkEnd w:id="96"/>
@@ -17953,6 +17789,7 @@
       <w:bookmarkEnd w:id="98"/>
       <w:bookmarkEnd w:id="99"/>
       <w:bookmarkEnd w:id="100"/>
+      <w:bookmarkEnd w:id="101"/>
     </w:p>
     <w:p>
       <w:pPr>
@@ -17965,19 +17802,33 @@
         <w:rPr>
           <w:color w:val="0066FF"/>
         </w:rPr>
-        <w:t>(FV Text)</w:t>
-      </w:r>
-      <w:bookmarkStart w:id="101" w:name="_Toc211138172"/>
-      <w:bookmarkStart w:id="102" w:name="_Toc211137928"/>
-      <w:bookmarkStart w:id="103" w:name="_Toc84757226"/>
-      <w:bookmarkStart w:id="104" w:name="_Toc84751373"/>
-      <w:bookmarkStart w:id="105" w:name="_Toc84751261"/>
-      <w:bookmarkStart w:id="106" w:name="_Toc210560308"/>
-      <w:bookmarkStart w:id="107" w:name="_Toc210560255"/>
+        <w:t>(</w:t>
+      </w:r>
+      <w:proofErr w:type="gramStart"/>
       <w:r>
         <w:rPr>
           <w:color w:val="0066FF"/>
         </w:rPr>
+        <w:t>FV Text</w:t>
+      </w:r>
+      <w:proofErr w:type="gramEnd"/>
+      <w:r>
+        <w:rPr>
+          <w:color w:val="0066FF"/>
+        </w:rPr>
+        <w:t>)</w:t>
+      </w:r>
+      <w:bookmarkStart w:id="102" w:name="_Toc211138172"/>
+      <w:bookmarkStart w:id="103" w:name="_Toc211137928"/>
+      <w:bookmarkStart w:id="104" w:name="_Toc84757226"/>
+      <w:bookmarkStart w:id="105" w:name="_Toc84751373"/>
+      <w:bookmarkStart w:id="106" w:name="_Toc84751261"/>
+      <w:bookmarkStart w:id="107" w:name="_Toc210560308"/>
+      <w:bookmarkStart w:id="108" w:name="_Toc210560255"/>
+      <w:r>
+        <w:rPr>
+          <w:color w:val="0066FF"/>
+        </w:rPr>
         <w:t xml:space="preserve"> Optionaler Abschnitt. Nur verwenden, wenn mehr als 10 verschiedene Abkürzungen im gesamten Dokument vorkommen.</w:t>
       </w:r>
     </w:p>
@@ -17985,11 +17836,10 @@
       <w:pPr>
         <w:pStyle w:val="Heading2"/>
       </w:pPr>
-      <w:bookmarkStart w:id="108" w:name="_Toc223775016"/>
+      <w:bookmarkStart w:id="109" w:name="_Toc223775016"/>
       <w:r>
         <w:t>Tabellen</w:t>
       </w:r>
-      <w:bookmarkEnd w:id="101"/>
       <w:bookmarkEnd w:id="102"/>
       <w:bookmarkEnd w:id="103"/>
       <w:bookmarkEnd w:id="104"/>
@@ -17997,41 +17847,56 @@
       <w:bookmarkEnd w:id="106"/>
       <w:bookmarkEnd w:id="107"/>
       <w:bookmarkEnd w:id="108"/>
+      <w:bookmarkEnd w:id="109"/>
     </w:p>
     <w:p>
       <w:r>
         <w:rPr>
           <w:color w:val="0066FF"/>
         </w:rPr>
-        <w:t>(FV Text) Optionaler Abschnitt. Nur verwenden, wenn mehr als 10 verschiedene Tabellen im gesamten Dokument vorkommen.</w:t>
+        <w:t>(</w:t>
+      </w:r>
+      <w:proofErr w:type="gramStart"/>
+      <w:r>
+        <w:rPr>
+          <w:color w:val="0066FF"/>
+        </w:rPr>
+        <w:t>FV Text</w:t>
+      </w:r>
+      <w:proofErr w:type="gramEnd"/>
+      <w:r>
+        <w:rPr>
+          <w:color w:val="0066FF"/>
+        </w:rPr>
+        <w:t>) Optionaler Abschnitt. Nur verwenden, wenn mehr als 10 verschiedene Tabellen im gesamten Dokument vorkommen.</w:t>
       </w:r>
     </w:p>
     <w:p>
       <w:pPr>
         <w:pStyle w:val="Heading2"/>
       </w:pPr>
-      <w:bookmarkStart w:id="109" w:name="_Toc210560256"/>
-      <w:bookmarkStart w:id="110" w:name="_Toc210560309"/>
-      <w:bookmarkStart w:id="111" w:name="_Toc211137929"/>
-      <w:bookmarkStart w:id="112" w:name="_Toc84757227"/>
-      <w:bookmarkStart w:id="113" w:name="_Toc84751374"/>
-      <w:bookmarkStart w:id="114" w:name="_Toc84751262"/>
-      <w:bookmarkStart w:id="115" w:name="_Toc211138173"/>
-      <w:bookmarkStart w:id="116" w:name="_Toc223775017"/>
+      <w:bookmarkStart w:id="110" w:name="_Toc210560256"/>
+      <w:bookmarkStart w:id="111" w:name="_Toc210560309"/>
+      <w:bookmarkStart w:id="112" w:name="_Toc211137929"/>
+      <w:bookmarkStart w:id="113" w:name="_Toc84757227"/>
+      <w:bookmarkStart w:id="114" w:name="_Toc84751374"/>
+      <w:bookmarkStart w:id="115" w:name="_Toc84751262"/>
+      <w:bookmarkStart w:id="116" w:name="_Toc211138173"/>
+      <w:bookmarkStart w:id="117" w:name="_Toc223775017"/>
       <w:r>
         <w:t>Abbildunge</w:t>
       </w:r>
-      <w:bookmarkEnd w:id="109"/>
       <w:bookmarkEnd w:id="110"/>
+      <w:bookmarkEnd w:id="111"/>
       <w:r>
         <w:t>n</w:t>
       </w:r>
-      <w:bookmarkEnd w:id="111"/>
       <w:bookmarkEnd w:id="112"/>
       <w:bookmarkEnd w:id="113"/>
       <w:bookmarkEnd w:id="114"/>
       <w:bookmarkEnd w:id="115"/>
       <w:bookmarkEnd w:id="116"/>
+      <w:bookmarkEnd w:id="117"/>
     </w:p>
     <w:p>
       <w:pPr>
@@ -18043,19 +17908,33 @@
         <w:rPr>
           <w:color w:val="0066FF"/>
         </w:rPr>
-        <w:t>(FV Text) Optionaler Abschnitt. Nur verwenden, wenn mehr als 10 verschiedene Bilder im gesamten Dokument vorkommen.</w:t>
-      </w:r>
-    </w:p>
-    <w:p>
-      <w:pPr>
+        <w:t>(</w:t>
+      </w:r>
+      <w:proofErr w:type="gramStart"/>
+      <w:r>
         <w:rPr>
           <w:color w:val="0066FF"/>
         </w:rPr>
+        <w:t>FV Text</w:t>
+      </w:r>
+      <w:proofErr w:type="gramEnd"/>
+      <w:r>
+        <w:rPr>
+          <w:color w:val="0066FF"/>
+        </w:rPr>
+        <w:t>) Optionaler Abschnitt. Nur verwenden, wenn mehr als 10 verschiedene Bilder im gesamten Dokument vorkommen.</w:t>
+      </w:r>
+    </w:p>
+    <w:p>
+      <w:pPr>
+        <w:rPr>
+          <w:color w:val="0066FF"/>
+        </w:rPr>
         <w:sectPr>
-          <w:headerReference w:type="default" r:id="rId140"/>
-          <w:footerReference w:type="default" r:id="rId141"/>
-          <w:headerReference w:type="first" r:id="rId142"/>
-          <w:footerReference w:type="first" r:id="rId143"/>
+          <w:headerReference w:type="default" r:id="rId135"/>
+          <w:footerReference w:type="default" r:id="rId136"/>
+          <w:headerReference w:type="first" r:id="rId137"/>
+          <w:footerReference w:type="first" r:id="rId138"/>
           <w:pgSz w:w="11906" w:h="16838"/>
           <w:pgMar w:top="1417" w:right="1440" w:bottom="1134" w:left="1440" w:header="708" w:footer="708" w:gutter="0"/>
           <w:cols w:space="720"/>
@@ -18068,43 +17947,57 @@
       <w:pPr>
         <w:pStyle w:val="Heading1"/>
       </w:pPr>
-      <w:bookmarkStart w:id="117" w:name="_Toc211138174"/>
-      <w:bookmarkStart w:id="118" w:name="_Toc211137930"/>
-      <w:bookmarkStart w:id="119" w:name="_Toc84751375"/>
-      <w:bookmarkStart w:id="120" w:name="_Toc84751263"/>
-      <w:bookmarkStart w:id="121" w:name="_Ref84675439"/>
-      <w:bookmarkStart w:id="122" w:name="_Toc223775018"/>
+      <w:bookmarkStart w:id="118" w:name="_Toc211138174"/>
+      <w:bookmarkStart w:id="119" w:name="_Toc211137930"/>
+      <w:bookmarkStart w:id="120" w:name="_Toc84751375"/>
+      <w:bookmarkStart w:id="121" w:name="_Toc84751263"/>
+      <w:bookmarkStart w:id="122" w:name="_Ref84675439"/>
+      <w:bookmarkStart w:id="123" w:name="_Toc223775018"/>
       <w:r>
         <w:lastRenderedPageBreak/>
         <w:t>Anhang</w:t>
       </w:r>
-      <w:bookmarkEnd w:id="117"/>
       <w:bookmarkEnd w:id="118"/>
       <w:bookmarkEnd w:id="119"/>
       <w:bookmarkEnd w:id="120"/>
       <w:bookmarkEnd w:id="121"/>
       <w:bookmarkEnd w:id="122"/>
-    </w:p>
-    <w:p>
-      <w:pPr>
-        <w:pStyle w:val="Text"/>
-      </w:pPr>
-      <w:bookmarkStart w:id="123" w:name="_Ref210468443"/>
-      <w:bookmarkStart w:id="124" w:name="_Ref210464602"/>
+      <w:bookmarkEnd w:id="123"/>
+    </w:p>
+    <w:p>
+      <w:pPr>
+        <w:pStyle w:val="Text"/>
+      </w:pPr>
+      <w:bookmarkStart w:id="124" w:name="_Ref210468443"/>
+      <w:bookmarkStart w:id="125" w:name="_Ref210464602"/>
       <w:r>
         <w:rPr>
           <w:color w:val="0066FF"/>
         </w:rPr>
-        <w:t>(FV Text) Optionales Kapitel. Hier werden Datenblätter, große Zeichnungen, Skizzen, Bilder, etc. eingefügt, die im Fließtext der vorigen Kapitel nicht eingefügt werden, da sie dort die Übersichtlichkeit bzw. Struktur dieser Kapitel verschlechtern würden.</w:t>
-      </w:r>
-      <w:bookmarkEnd w:id="123"/>
+        <w:t>(</w:t>
+      </w:r>
+      <w:proofErr w:type="gramStart"/>
+      <w:r>
+        <w:rPr>
+          <w:color w:val="0066FF"/>
+        </w:rPr>
+        <w:t>FV Text</w:t>
+      </w:r>
+      <w:proofErr w:type="gramEnd"/>
+      <w:r>
+        <w:rPr>
+          <w:color w:val="0066FF"/>
+        </w:rPr>
+        <w:t>) Optionales Kapitel. Hier werden Datenblätter, große Zeichnungen, Skizzen, Bilder, etc. eingefügt, die im Fließtext der vorigen Kapitel nicht eingefügt werden, da sie dort die Übersichtlichkeit bzw. Struktur dieser Kapitel verschlechtern würden.</w:t>
+      </w:r>
       <w:bookmarkEnd w:id="124"/>
+      <w:bookmarkEnd w:id="125"/>
     </w:p>
     <w:sectPr>
-      <w:headerReference w:type="default" r:id="rId144"/>
-      <w:footerReference w:type="default" r:id="rId145"/>
-      <w:headerReference w:type="first" r:id="rId146"/>
-      <w:footerReference w:type="first" r:id="rId147"/>
+      <w:headerReference w:type="default" r:id="rId139"/>
+      <w:footerReference w:type="default" r:id="rId140"/>
+      <w:headerReference w:type="first" r:id="rId141"/>
+      <w:footerReference w:type="first" r:id="rId142"/>
       <w:pgSz w:w="11906" w:h="16838"/>
       <w:pgMar w:top="1417" w:right="1440" w:bottom="1134" w:left="1440" w:header="708" w:footer="708" w:gutter="0"/>
       <w:cols w:space="720"/>
@@ -18117,7 +18010,7 @@
 
 <file path=word/comments.xml><?xml version="1.0" encoding="utf-8"?>
 <w:comments xmlns:wpc="http://schemas.microsoft.com/office/word/2010/wordprocessingCanvas" xmlns:cx="http://schemas.microsoft.com/office/drawing/2014/chartex" xmlns:cx1="http://schemas.microsoft.com/office/drawing/2015/9/8/chartex" xmlns:cx2="http://schemas.microsoft.com/office/drawing/2015/10/21/chartex" xmlns:cx3="http://schemas.microsoft.com/office/drawing/2016/5/9/chartex" xmlns:cx4="http://schemas.microsoft.com/office/drawing/2016/5/10/chartex" xmlns:cx5="http://schemas.microsoft.com/office/drawing/2016/5/11/chartex" xmlns:cx6="http://schemas.microsoft.com/office/drawing/2016/5/12/chartex" xmlns:cx7="http://schemas.microsoft.com/office/drawing/2016/5/13/chartex" xmlns:cx8="http://schemas.microsoft.com/office/drawing/2016/5/14/chartex" xmlns:mc="http://schemas.openxmlformats.org/markup-compatibility/2006" xmlns:aink="http://schemas.microsoft.com/office/drawing/2016/ink" xmlns:am3d="http://schemas.microsoft.com/office/drawing/2017/model3d" xmlns:o="urn:schemas-microsoft-com:office:office" xmlns:oel="http://schemas.microsoft.com/office/2019/extlst" xmlns:r="http://schemas.openxmlformats.org/officeDocument/2006/relationships" xmlns:m="http://schemas.openxmlformats.org/officeDocument/2006/math" xmlns:v="urn:schemas-microsoft-com:vml" xmlns:wp14="http://schemas.microsoft.com/office/word/2010/wordprocessingDrawing" xmlns:wp="http://schemas.openxmlformats.org/drawingml/2006/wordprocessingDrawing" xmlns:w10="urn:schemas-microsoft-com:office:word" xmlns:w="http://schemas.openxmlformats.org/wordprocessingml/2006/main" xmlns:w14="http://schemas.microsoft.com/office/word/2010/wordml" xmlns:w15="http://schemas.microsoft.com/office/word/2012/wordml" xmlns:w16cex="http://schemas.microsoft.com/office/word/2018/wordml/cex" xmlns:w16cid="http://schemas.microsoft.com/office/word/2016/wordml/cid" xmlns:w16="http://schemas.microsoft.com/office/word/2018/wordml" xmlns:w16du="http://schemas.microsoft.com/office/word/2023/wordml/word16du" xmlns:w16sdtdh="http://schemas.microsoft.com/office/word/2020/wordml/sdtdatahash" xmlns:w16sdtfl="http://schemas.microsoft.com/office/word/2024/wordml/sdtformatlock" xmlns:w16se="http://schemas.microsoft.com/office/word/2015/wordml/symex" xmlns:wpg="http://schemas.microsoft.com/office/word/2010/wordprocessingGroup" xmlns:wpi="http://schemas.microsoft.com/office/word/2010/wordprocessingInk" xmlns:wne="http://schemas.microsoft.com/office/word/2006/wordml" xmlns:wps="http://schemas.microsoft.com/office/word/2010/wordprocessingShape" mc:Ignorable="w14 w15 w16se w16cid w16 w16cex w16sdtdh w16sdtfl w16du wp14">
-  <w:comment w:id="51" w:author="SCHIECHTL Alexander, SchülerIn" w:date="2026-03-12T17:13:00Z" w:initials="AS">
+  <w:comment w:id="50" w:author="SCHIECHTL Alexander, SchülerIn" w:date="2026-03-13T09:22:00Z" w:initials="AS">
     <w:p>
       <w:pPr>
         <w:pStyle w:val="CommentText"/>
@@ -18130,7 +18023,41 @@
         <w:annotationRef/>
       </w:r>
       <w:r>
-        <w:t>Bis hier hin wurde die Rechtsschreibung und Grammatik überarbeitet</w:t>
+        <w:t xml:space="preserve">LOLIN D1 Mini muss noch in die Bauteilliste eingefügt werden </w:t>
+      </w:r>
+    </w:p>
+  </w:comment>
+  <w:comment w:id="51" w:author="SCHIECHTL Alexander, SchülerIn" w:date="2026-03-13T08:10:00Z" w:initials="AS">
+    <w:p>
+      <w:pPr>
+        <w:pStyle w:val="CommentText"/>
+        <w:jc w:val="left"/>
+      </w:pPr>
+      <w:r>
+        <w:rPr>
+          <w:rStyle w:val="CommentReference"/>
+        </w:rPr>
+        <w:annotationRef/>
+      </w:r>
+      <w:r>
+        <w:t>Vielleicht noch bisschen code erklären!?</w:t>
+      </w:r>
+    </w:p>
+  </w:comment>
+  <w:comment w:id="54" w:author="SCHIECHTL Alexander, SchülerIn" w:date="2026-03-13T08:40:00Z" w:initials="AS">
+    <w:p>
+      <w:pPr>
+        <w:pStyle w:val="CommentText"/>
+        <w:jc w:val="left"/>
+      </w:pPr>
+      <w:r>
+        <w:rPr>
+          <w:rStyle w:val="CommentReference"/>
+        </w:rPr>
+        <w:annotationRef/>
+      </w:r>
+      <w:r>
+        <w:t>Bild muss noch eingefügt werden</w:t>
       </w:r>
     </w:p>
   </w:comment>
@@ -18139,19 +18066,25 @@
 
 <file path=word/commentsExtended.xml><?xml version="1.0" encoding="utf-8"?>
 <w15:commentsEx xmlns:wpc="http://schemas.microsoft.com/office/word/2010/wordprocessingCanvas" xmlns:cx="http://schemas.microsoft.com/office/drawing/2014/chartex" xmlns:cx1="http://schemas.microsoft.com/office/drawing/2015/9/8/chartex" xmlns:cx2="http://schemas.microsoft.com/office/drawing/2015/10/21/chartex" xmlns:cx3="http://schemas.microsoft.com/office/drawing/2016/5/9/chartex" xmlns:cx4="http://schemas.microsoft.com/office/drawing/2016/5/10/chartex" xmlns:cx5="http://schemas.microsoft.com/office/drawing/2016/5/11/chartex" xmlns:cx6="http://schemas.microsoft.com/office/drawing/2016/5/12/chartex" xmlns:cx7="http://schemas.microsoft.com/office/drawing/2016/5/13/chartex" xmlns:cx8="http://schemas.microsoft.com/office/drawing/2016/5/14/chartex" xmlns:mc="http://schemas.openxmlformats.org/markup-compatibility/2006" xmlns:aink="http://schemas.microsoft.com/office/drawing/2016/ink" xmlns:am3d="http://schemas.microsoft.com/office/drawing/2017/model3d" xmlns:o="urn:schemas-microsoft-com:office:office" xmlns:oel="http://schemas.microsoft.com/office/2019/extlst" xmlns:r="http://schemas.openxmlformats.org/officeDocument/2006/relationships" xmlns:m="http://schemas.openxmlformats.org/officeDocument/2006/math" xmlns:v="urn:schemas-microsoft-com:vml" xmlns:wp14="http://schemas.microsoft.com/office/word/2010/wordprocessingDrawing" xmlns:wp="http://schemas.openxmlformats.org/drawingml/2006/wordprocessingDrawing" xmlns:w10="urn:schemas-microsoft-com:office:word" xmlns:w="http://schemas.openxmlformats.org/wordprocessingml/2006/main" xmlns:w14="http://schemas.microsoft.com/office/word/2010/wordml" xmlns:w15="http://schemas.microsoft.com/office/word/2012/wordml" xmlns:w16cex="http://schemas.microsoft.com/office/word/2018/wordml/cex" xmlns:w16cid="http://schemas.microsoft.com/office/word/2016/wordml/cid" xmlns:w16="http://schemas.microsoft.com/office/word/2018/wordml" xmlns:w16du="http://schemas.microsoft.com/office/word/2023/wordml/word16du" xmlns:w16sdtdh="http://schemas.microsoft.com/office/word/2020/wordml/sdtdatahash" xmlns:w16sdtfl="http://schemas.microsoft.com/office/word/2024/wordml/sdtformatlock" xmlns:w16se="http://schemas.microsoft.com/office/word/2015/wordml/symex" xmlns:wpg="http://schemas.microsoft.com/office/word/2010/wordprocessingGroup" xmlns:wpi="http://schemas.microsoft.com/office/word/2010/wordprocessingInk" xmlns:wne="http://schemas.microsoft.com/office/word/2006/wordml" xmlns:wps="http://schemas.microsoft.com/office/word/2010/wordprocessingShape" mc:Ignorable="w14 w15 w16se w16cid w16 w16cex w16sdtdh w16sdtfl w16du wp14">
-  <w15:commentEx w15:paraId="76739F4F" w15:done="0"/>
+  <w15:commentEx w15:paraId="1F2A4D78" w15:done="0"/>
+  <w15:commentEx w15:paraId="1E0BE270" w15:done="0"/>
+  <w15:commentEx w15:paraId="699DAE67" w15:done="0"/>
 </w15:commentsEx>
 </file>
 
 <file path=word/commentsExtensible.xml><?xml version="1.0" encoding="utf-8"?>
 <w16cex:commentsExtensible xmlns:wpc="http://schemas.microsoft.com/office/word/2010/wordprocessingCanvas" xmlns:cx="http://schemas.microsoft.com/office/drawing/2014/chartex" xmlns:cx1="http://schemas.microsoft.com/office/drawing/2015/9/8/chartex" xmlns:cx2="http://schemas.microsoft.com/office/drawing/2015/10/21/chartex" xmlns:cx3="http://schemas.microsoft.com/office/drawing/2016/5/9/chartex" xmlns:cx4="http://schemas.microsoft.com/office/drawing/2016/5/10/chartex" xmlns:cx5="http://schemas.microsoft.com/office/drawing/2016/5/11/chartex" xmlns:cx6="http://schemas.microsoft.com/office/drawing/2016/5/12/chartex" xmlns:cx7="http://schemas.microsoft.com/office/drawing/2016/5/13/chartex" xmlns:cx8="http://schemas.microsoft.com/office/drawing/2016/5/14/chartex" xmlns:cr="http://schemas.microsoft.com/office/comments/2020/reactions" xmlns:mc="http://schemas.openxmlformats.org/markup-compatibility/2006" xmlns:aink="http://schemas.microsoft.com/office/drawing/2016/ink" xmlns:am3d="http://schemas.microsoft.com/office/drawing/2017/model3d" xmlns:o="urn:schemas-microsoft-com:office:office" xmlns:oel="http://schemas.microsoft.com/office/2019/extlst" xmlns:r="http://schemas.openxmlformats.org/officeDocument/2006/relationships" xmlns:m="http://schemas.openxmlformats.org/officeDocument/2006/math" xmlns:v="urn:schemas-microsoft-com:vml" xmlns:wp14="http://schemas.microsoft.com/office/word/2010/wordprocessingDrawing" xmlns:wp="http://schemas.openxmlformats.org/drawingml/2006/wordprocessingDrawing" xmlns:w10="urn:schemas-microsoft-com:office:word" xmlns:w="http://schemas.openxmlformats.org/wordprocessingml/2006/main" xmlns:w14="http://schemas.microsoft.com/office/word/2010/wordml" xmlns:w15="http://schemas.microsoft.com/office/word/2012/wordml" xmlns:w16cex="http://schemas.microsoft.com/office/word/2018/wordml/cex" xmlns:w16cid="http://schemas.microsoft.com/office/word/2016/wordml/cid" xmlns:w16="http://schemas.microsoft.com/office/word/2018/wordml" xmlns:w16du="http://schemas.microsoft.com/office/word/2023/wordml/word16du" xmlns:w16sdtdh="http://schemas.microsoft.com/office/word/2020/wordml/sdtdatahash" xmlns:w16sdtfl="http://schemas.microsoft.com/office/word/2024/wordml/sdtformatlock" xmlns:w16se="http://schemas.microsoft.com/office/word/2015/wordml/symex" xmlns:wpg="http://schemas.microsoft.com/office/word/2010/wordprocessingGroup" xmlns:wpi="http://schemas.microsoft.com/office/word/2010/wordprocessingInk" xmlns:wne="http://schemas.microsoft.com/office/word/2006/wordml" xmlns:wps="http://schemas.microsoft.com/office/word/2010/wordprocessingShape" mc:Ignorable="w14 w15 w16se w16cid w16 w16cex w16sdtdh w16sdtfl cr w16du wp14">
-  <w16cex:commentExtensible w16cex:durableId="0D659BA9" w16cex:dateUtc="2026-03-12T16:13:00Z"/>
+  <w16cex:commentExtensible w16cex:durableId="435A4A83" w16cex:dateUtc="2026-03-13T08:22:00Z"/>
+  <w16cex:commentExtensible w16cex:durableId="6C596DCD" w16cex:dateUtc="2026-03-13T07:10:00Z"/>
+  <w16cex:commentExtensible w16cex:durableId="3AE7FA00" w16cex:dateUtc="2026-03-13T07:40:00Z"/>
 </w16cex:commentsExtensible>
 </file>
 
 <file path=word/commentsIds.xml><?xml version="1.0" encoding="utf-8"?>
 <w16cid:commentsIds xmlns:wpc="http://schemas.microsoft.com/office/word/2010/wordprocessingCanvas" xmlns:cx="http://schemas.microsoft.com/office/drawing/2014/chartex" xmlns:cx1="http://schemas.microsoft.com/office/drawing/2015/9/8/chartex" xmlns:cx2="http://schemas.microsoft.com/office/drawing/2015/10/21/chartex" xmlns:cx3="http://schemas.microsoft.com/office/drawing/2016/5/9/chartex" xmlns:cx4="http://schemas.microsoft.com/office/drawing/2016/5/10/chartex" xmlns:cx5="http://schemas.microsoft.com/office/drawing/2016/5/11/chartex" xmlns:cx6="http://schemas.microsoft.com/office/drawing/2016/5/12/chartex" xmlns:cx7="http://schemas.microsoft.com/office/drawing/2016/5/13/chartex" xmlns:cx8="http://schemas.microsoft.com/office/drawing/2016/5/14/chartex" xmlns:mc="http://schemas.openxmlformats.org/markup-compatibility/2006" xmlns:aink="http://schemas.microsoft.com/office/drawing/2016/ink" xmlns:am3d="http://schemas.microsoft.com/office/drawing/2017/model3d" xmlns:o="urn:schemas-microsoft-com:office:office" xmlns:oel="http://schemas.microsoft.com/office/2019/extlst" xmlns:r="http://schemas.openxmlformats.org/officeDocument/2006/relationships" xmlns:m="http://schemas.openxmlformats.org/officeDocument/2006/math" xmlns:v="urn:schemas-microsoft-com:vml" xmlns:wp14="http://schemas.microsoft.com/office/word/2010/wordprocessingDrawing" xmlns:wp="http://schemas.openxmlformats.org/drawingml/2006/wordprocessingDrawing" xmlns:w10="urn:schemas-microsoft-com:office:word" xmlns:w="http://schemas.openxmlformats.org/wordprocessingml/2006/main" xmlns:w14="http://schemas.microsoft.com/office/word/2010/wordml" xmlns:w15="http://schemas.microsoft.com/office/word/2012/wordml" xmlns:w16cex="http://schemas.microsoft.com/office/word/2018/wordml/cex" xmlns:w16cid="http://schemas.microsoft.com/office/word/2016/wordml/cid" xmlns:w16="http://schemas.microsoft.com/office/word/2018/wordml" xmlns:w16du="http://schemas.microsoft.com/office/word/2023/wordml/word16du" xmlns:w16sdtdh="http://schemas.microsoft.com/office/word/2020/wordml/sdtdatahash" xmlns:w16sdtfl="http://schemas.microsoft.com/office/word/2024/wordml/sdtformatlock" xmlns:w16se="http://schemas.microsoft.com/office/word/2015/wordml/symex" xmlns:wpg="http://schemas.microsoft.com/office/word/2010/wordprocessingGroup" xmlns:wpi="http://schemas.microsoft.com/office/word/2010/wordprocessingInk" xmlns:wne="http://schemas.microsoft.com/office/word/2006/wordml" xmlns:wps="http://schemas.microsoft.com/office/word/2010/wordprocessingShape" mc:Ignorable="w14 w15 w16se w16cid w16 w16cex w16sdtdh w16sdtfl w16du wp14">
-  <w16cid:commentId w16cid:paraId="76739F4F" w16cid:durableId="0D659BA9"/>
+  <w16cid:commentId w16cid:paraId="1F2A4D78" w16cid:durableId="435A4A83"/>
+  <w16cid:commentId w16cid:paraId="1E0BE270" w16cid:durableId="6C596DCD"/>
+  <w16cid:commentId w16cid:paraId="699DAE67" w16cid:durableId="3AE7FA00"/>
 </w16cid:commentsIds>
 </file>
 
@@ -20793,6 +20726,232 @@
     </w:lvl>
   </w:abstractNum>
   <w:abstractNum w:abstractNumId="11" w15:restartNumberingAfterBreak="0">
+    <w:nsid w:val="3D9F435F"/>
+    <w:multiLevelType w:val="hybridMultilevel"/>
+    <w:tmpl w:val="86BC5B6C"/>
+    <w:lvl w:ilvl="0" w:tplc="20000001">
+      <w:start w:val="1"/>
+      <w:numFmt w:val="bullet"/>
+      <w:lvlText w:val=""/>
+      <w:lvlJc w:val="left"/>
+      <w:pPr>
+        <w:ind w:left="720" w:hanging="360"/>
+      </w:pPr>
+      <w:rPr>
+        <w:rFonts w:ascii="Symbol" w:hAnsi="Symbol" w:hint="default"/>
+      </w:rPr>
+    </w:lvl>
+    <w:lvl w:ilvl="1" w:tplc="20000003" w:tentative="1">
+      <w:start w:val="1"/>
+      <w:numFmt w:val="bullet"/>
+      <w:lvlText w:val="o"/>
+      <w:lvlJc w:val="left"/>
+      <w:pPr>
+        <w:ind w:left="1440" w:hanging="360"/>
+      </w:pPr>
+      <w:rPr>
+        <w:rFonts w:ascii="Courier New" w:hAnsi="Courier New" w:cs="Courier New" w:hint="default"/>
+      </w:rPr>
+    </w:lvl>
+    <w:lvl w:ilvl="2" w:tplc="20000005" w:tentative="1">
+      <w:start w:val="1"/>
+      <w:numFmt w:val="bullet"/>
+      <w:lvlText w:val=""/>
+      <w:lvlJc w:val="left"/>
+      <w:pPr>
+        <w:ind w:left="2160" w:hanging="360"/>
+      </w:pPr>
+      <w:rPr>
+        <w:rFonts w:ascii="Wingdings" w:hAnsi="Wingdings" w:hint="default"/>
+      </w:rPr>
+    </w:lvl>
+    <w:lvl w:ilvl="3" w:tplc="20000001" w:tentative="1">
+      <w:start w:val="1"/>
+      <w:numFmt w:val="bullet"/>
+      <w:lvlText w:val=""/>
+      <w:lvlJc w:val="left"/>
+      <w:pPr>
+        <w:ind w:left="2880" w:hanging="360"/>
+      </w:pPr>
+      <w:rPr>
+        <w:rFonts w:ascii="Symbol" w:hAnsi="Symbol" w:hint="default"/>
+      </w:rPr>
+    </w:lvl>
+    <w:lvl w:ilvl="4" w:tplc="20000003" w:tentative="1">
+      <w:start w:val="1"/>
+      <w:numFmt w:val="bullet"/>
+      <w:lvlText w:val="o"/>
+      <w:lvlJc w:val="left"/>
+      <w:pPr>
+        <w:ind w:left="3600" w:hanging="360"/>
+      </w:pPr>
+      <w:rPr>
+        <w:rFonts w:ascii="Courier New" w:hAnsi="Courier New" w:cs="Courier New" w:hint="default"/>
+      </w:rPr>
+    </w:lvl>
+    <w:lvl w:ilvl="5" w:tplc="20000005" w:tentative="1">
+      <w:start w:val="1"/>
+      <w:numFmt w:val="bullet"/>
+      <w:lvlText w:val=""/>
+      <w:lvlJc w:val="left"/>
+      <w:pPr>
+        <w:ind w:left="4320" w:hanging="360"/>
+      </w:pPr>
+      <w:rPr>
+        <w:rFonts w:ascii="Wingdings" w:hAnsi="Wingdings" w:hint="default"/>
+      </w:rPr>
+    </w:lvl>
+    <w:lvl w:ilvl="6" w:tplc="20000001" w:tentative="1">
+      <w:start w:val="1"/>
+      <w:numFmt w:val="bullet"/>
+      <w:lvlText w:val=""/>
+      <w:lvlJc w:val="left"/>
+      <w:pPr>
+        <w:ind w:left="5040" w:hanging="360"/>
+      </w:pPr>
+      <w:rPr>
+        <w:rFonts w:ascii="Symbol" w:hAnsi="Symbol" w:hint="default"/>
+      </w:rPr>
+    </w:lvl>
+    <w:lvl w:ilvl="7" w:tplc="20000003" w:tentative="1">
+      <w:start w:val="1"/>
+      <w:numFmt w:val="bullet"/>
+      <w:lvlText w:val="o"/>
+      <w:lvlJc w:val="left"/>
+      <w:pPr>
+        <w:ind w:left="5760" w:hanging="360"/>
+      </w:pPr>
+      <w:rPr>
+        <w:rFonts w:ascii="Courier New" w:hAnsi="Courier New" w:cs="Courier New" w:hint="default"/>
+      </w:rPr>
+    </w:lvl>
+    <w:lvl w:ilvl="8" w:tplc="20000005" w:tentative="1">
+      <w:start w:val="1"/>
+      <w:numFmt w:val="bullet"/>
+      <w:lvlText w:val=""/>
+      <w:lvlJc w:val="left"/>
+      <w:pPr>
+        <w:ind w:left="6480" w:hanging="360"/>
+      </w:pPr>
+      <w:rPr>
+        <w:rFonts w:ascii="Wingdings" w:hAnsi="Wingdings" w:hint="default"/>
+      </w:rPr>
+    </w:lvl>
+  </w:abstractNum>
+  <w:abstractNum w:abstractNumId="12" w15:restartNumberingAfterBreak="0">
+    <w:nsid w:val="3E533614"/>
+    <w:multiLevelType w:val="hybridMultilevel"/>
+    <w:tmpl w:val="B2026616"/>
+    <w:lvl w:ilvl="0" w:tplc="20000001">
+      <w:start w:val="1"/>
+      <w:numFmt w:val="bullet"/>
+      <w:lvlText w:val=""/>
+      <w:lvlJc w:val="left"/>
+      <w:pPr>
+        <w:ind w:left="720" w:hanging="360"/>
+      </w:pPr>
+      <w:rPr>
+        <w:rFonts w:ascii="Symbol" w:hAnsi="Symbol" w:hint="default"/>
+      </w:rPr>
+    </w:lvl>
+    <w:lvl w:ilvl="1" w:tplc="20000003" w:tentative="1">
+      <w:start w:val="1"/>
+      <w:numFmt w:val="bullet"/>
+      <w:lvlText w:val="o"/>
+      <w:lvlJc w:val="left"/>
+      <w:pPr>
+        <w:ind w:left="1440" w:hanging="360"/>
+      </w:pPr>
+      <w:rPr>
+        <w:rFonts w:ascii="Courier New" w:hAnsi="Courier New" w:cs="Courier New" w:hint="default"/>
+      </w:rPr>
+    </w:lvl>
+    <w:lvl w:ilvl="2" w:tplc="20000005" w:tentative="1">
+      <w:start w:val="1"/>
+      <w:numFmt w:val="bullet"/>
+      <w:lvlText w:val=""/>
+      <w:lvlJc w:val="left"/>
+      <w:pPr>
+        <w:ind w:left="2160" w:hanging="360"/>
+      </w:pPr>
+      <w:rPr>
+        <w:rFonts w:ascii="Wingdings" w:hAnsi="Wingdings" w:hint="default"/>
+      </w:rPr>
+    </w:lvl>
+    <w:lvl w:ilvl="3" w:tplc="20000001" w:tentative="1">
+      <w:start w:val="1"/>
+      <w:numFmt w:val="bullet"/>
+      <w:lvlText w:val=""/>
+      <w:lvlJc w:val="left"/>
+      <w:pPr>
+        <w:ind w:left="2880" w:hanging="360"/>
+      </w:pPr>
+      <w:rPr>
+        <w:rFonts w:ascii="Symbol" w:hAnsi="Symbol" w:hint="default"/>
+      </w:rPr>
+    </w:lvl>
+    <w:lvl w:ilvl="4" w:tplc="20000003" w:tentative="1">
+      <w:start w:val="1"/>
+      <w:numFmt w:val="bullet"/>
+      <w:lvlText w:val="o"/>
+      <w:lvlJc w:val="left"/>
+      <w:pPr>
+        <w:ind w:left="3600" w:hanging="360"/>
+      </w:pPr>
+      <w:rPr>
+        <w:rFonts w:ascii="Courier New" w:hAnsi="Courier New" w:cs="Courier New" w:hint="default"/>
+      </w:rPr>
+    </w:lvl>
+    <w:lvl w:ilvl="5" w:tplc="20000005" w:tentative="1">
+      <w:start w:val="1"/>
+      <w:numFmt w:val="bullet"/>
+      <w:lvlText w:val=""/>
+      <w:lvlJc w:val="left"/>
+      <w:pPr>
+        <w:ind w:left="4320" w:hanging="360"/>
+      </w:pPr>
+      <w:rPr>
+        <w:rFonts w:ascii="Wingdings" w:hAnsi="Wingdings" w:hint="default"/>
+      </w:rPr>
+    </w:lvl>
+    <w:lvl w:ilvl="6" w:tplc="20000001" w:tentative="1">
+      <w:start w:val="1"/>
+      <w:numFmt w:val="bullet"/>
+      <w:lvlText w:val=""/>
+      <w:lvlJc w:val="left"/>
+      <w:pPr>
+        <w:ind w:left="5040" w:hanging="360"/>
+      </w:pPr>
+      <w:rPr>
+        <w:rFonts w:ascii="Symbol" w:hAnsi="Symbol" w:hint="default"/>
+      </w:rPr>
+    </w:lvl>
+    <w:lvl w:ilvl="7" w:tplc="20000003" w:tentative="1">
+      <w:start w:val="1"/>
+      <w:numFmt w:val="bullet"/>
+      <w:lvlText w:val="o"/>
+      <w:lvlJc w:val="left"/>
+      <w:pPr>
+        <w:ind w:left="5760" w:hanging="360"/>
+      </w:pPr>
+      <w:rPr>
+        <w:rFonts w:ascii="Courier New" w:hAnsi="Courier New" w:cs="Courier New" w:hint="default"/>
+      </w:rPr>
+    </w:lvl>
+    <w:lvl w:ilvl="8" w:tplc="20000005" w:tentative="1">
+      <w:start w:val="1"/>
+      <w:numFmt w:val="bullet"/>
+      <w:lvlText w:val=""/>
+      <w:lvlJc w:val="left"/>
+      <w:pPr>
+        <w:ind w:left="6480" w:hanging="360"/>
+      </w:pPr>
+      <w:rPr>
+        <w:rFonts w:ascii="Wingdings" w:hAnsi="Wingdings" w:hint="default"/>
+      </w:rPr>
+    </w:lvl>
+  </w:abstractNum>
+  <w:abstractNum w:abstractNumId="13" w15:restartNumberingAfterBreak="0">
     <w:nsid w:val="3F2F1EDB"/>
     <w:multiLevelType w:val="multilevel"/>
     <w:tmpl w:val="C61C9C28"/>
@@ -20906,7 +21065,7 @@
       </w:pPr>
     </w:lvl>
   </w:abstractNum>
-  <w:abstractNum w:abstractNumId="12" w15:restartNumberingAfterBreak="0">
+  <w:abstractNum w:abstractNumId="14" w15:restartNumberingAfterBreak="0">
     <w:nsid w:val="44F3663C"/>
     <w:multiLevelType w:val="multilevel"/>
     <w:tmpl w:val="AD60DEC6"/>
@@ -21023,7 +21182,7 @@
       </w:pPr>
     </w:lvl>
   </w:abstractNum>
-  <w:abstractNum w:abstractNumId="13" w15:restartNumberingAfterBreak="0">
+  <w:abstractNum w:abstractNumId="15" w15:restartNumberingAfterBreak="0">
     <w:nsid w:val="477B00CA"/>
     <w:multiLevelType w:val="hybridMultilevel"/>
     <w:tmpl w:val="EC784098"/>
@@ -21136,7 +21295,7 @@
       </w:rPr>
     </w:lvl>
   </w:abstractNum>
-  <w:abstractNum w:abstractNumId="14" w15:restartNumberingAfterBreak="0">
+  <w:abstractNum w:abstractNumId="16" w15:restartNumberingAfterBreak="0">
     <w:nsid w:val="50C84375"/>
     <w:multiLevelType w:val="multilevel"/>
     <w:tmpl w:val="59EAD234"/>
@@ -21285,7 +21444,7 @@
       </w:rPr>
     </w:lvl>
   </w:abstractNum>
-  <w:abstractNum w:abstractNumId="15" w15:restartNumberingAfterBreak="0">
+  <w:abstractNum w:abstractNumId="17" w15:restartNumberingAfterBreak="0">
     <w:nsid w:val="51B01628"/>
     <w:multiLevelType w:val="hybridMultilevel"/>
     <w:tmpl w:val="CC80D918"/>
@@ -21398,10 +21557,10 @@
       </w:rPr>
     </w:lvl>
   </w:abstractNum>
-  <w:abstractNum w:abstractNumId="16" w15:restartNumberingAfterBreak="0">
-    <w:nsid w:val="54212ECA"/>
+  <w:abstractNum w:abstractNumId="18" w15:restartNumberingAfterBreak="0">
+    <w:nsid w:val="52C81CA2"/>
     <w:multiLevelType w:val="hybridMultilevel"/>
-    <w:tmpl w:val="71346F70"/>
+    <w:tmpl w:val="D08E6D50"/>
     <w:lvl w:ilvl="0" w:tplc="20000001">
       <w:start w:val="1"/>
       <w:numFmt w:val="bullet"/>
@@ -21511,7 +21670,120 @@
       </w:rPr>
     </w:lvl>
   </w:abstractNum>
-  <w:abstractNum w:abstractNumId="17" w15:restartNumberingAfterBreak="0">
+  <w:abstractNum w:abstractNumId="19" w15:restartNumberingAfterBreak="0">
+    <w:nsid w:val="54212ECA"/>
+    <w:multiLevelType w:val="hybridMultilevel"/>
+    <w:tmpl w:val="71346F70"/>
+    <w:lvl w:ilvl="0" w:tplc="20000001">
+      <w:start w:val="1"/>
+      <w:numFmt w:val="bullet"/>
+      <w:lvlText w:val=""/>
+      <w:lvlJc w:val="left"/>
+      <w:pPr>
+        <w:ind w:left="720" w:hanging="360"/>
+      </w:pPr>
+      <w:rPr>
+        <w:rFonts w:ascii="Symbol" w:hAnsi="Symbol" w:hint="default"/>
+      </w:rPr>
+    </w:lvl>
+    <w:lvl w:ilvl="1" w:tplc="20000003" w:tentative="1">
+      <w:start w:val="1"/>
+      <w:numFmt w:val="bullet"/>
+      <w:lvlText w:val="o"/>
+      <w:lvlJc w:val="left"/>
+      <w:pPr>
+        <w:ind w:left="1440" w:hanging="360"/>
+      </w:pPr>
+      <w:rPr>
+        <w:rFonts w:ascii="Courier New" w:hAnsi="Courier New" w:cs="Courier New" w:hint="default"/>
+      </w:rPr>
+    </w:lvl>
+    <w:lvl w:ilvl="2" w:tplc="20000005" w:tentative="1">
+      <w:start w:val="1"/>
+      <w:numFmt w:val="bullet"/>
+      <w:lvlText w:val=""/>
+      <w:lvlJc w:val="left"/>
+      <w:pPr>
+        <w:ind w:left="2160" w:hanging="360"/>
+      </w:pPr>
+      <w:rPr>
+        <w:rFonts w:ascii="Wingdings" w:hAnsi="Wingdings" w:hint="default"/>
+      </w:rPr>
+    </w:lvl>
+    <w:lvl w:ilvl="3" w:tplc="20000001" w:tentative="1">
+      <w:start w:val="1"/>
+      <w:numFmt w:val="bullet"/>
+      <w:lvlText w:val=""/>
+      <w:lvlJc w:val="left"/>
+      <w:pPr>
+        <w:ind w:left="2880" w:hanging="360"/>
+      </w:pPr>
+      <w:rPr>
+        <w:rFonts w:ascii="Symbol" w:hAnsi="Symbol" w:hint="default"/>
+      </w:rPr>
+    </w:lvl>
+    <w:lvl w:ilvl="4" w:tplc="20000003" w:tentative="1">
+      <w:start w:val="1"/>
+      <w:numFmt w:val="bullet"/>
+      <w:lvlText w:val="o"/>
+      <w:lvlJc w:val="left"/>
+      <w:pPr>
+        <w:ind w:left="3600" w:hanging="360"/>
+      </w:pPr>
+      <w:rPr>
+        <w:rFonts w:ascii="Courier New" w:hAnsi="Courier New" w:cs="Courier New" w:hint="default"/>
+      </w:rPr>
+    </w:lvl>
+    <w:lvl w:ilvl="5" w:tplc="20000005" w:tentative="1">
+      <w:start w:val="1"/>
+      <w:numFmt w:val="bullet"/>
+      <w:lvlText w:val=""/>
+      <w:lvlJc w:val="left"/>
+      <w:pPr>
+        <w:ind w:left="4320" w:hanging="360"/>
+      </w:pPr>
+      <w:rPr>
+        <w:rFonts w:ascii="Wingdings" w:hAnsi="Wingdings" w:hint="default"/>
+      </w:rPr>
+    </w:lvl>
+    <w:lvl w:ilvl="6" w:tplc="20000001" w:tentative="1">
+      <w:start w:val="1"/>
+      <w:numFmt w:val="bullet"/>
+      <w:lvlText w:val=""/>
+      <w:lvlJc w:val="left"/>
+      <w:pPr>
+        <w:ind w:left="5040" w:hanging="360"/>
+      </w:pPr>
+      <w:rPr>
+        <w:rFonts w:ascii="Symbol" w:hAnsi="Symbol" w:hint="default"/>
+      </w:rPr>
+    </w:lvl>
+    <w:lvl w:ilvl="7" w:tplc="20000003" w:tentative="1">
+      <w:start w:val="1"/>
+      <w:numFmt w:val="bullet"/>
+      <w:lvlText w:val="o"/>
+      <w:lvlJc w:val="left"/>
+      <w:pPr>
+        <w:ind w:left="5760" w:hanging="360"/>
+      </w:pPr>
+      <w:rPr>
+        <w:rFonts w:ascii="Courier New" w:hAnsi="Courier New" w:cs="Courier New" w:hint="default"/>
+      </w:rPr>
+    </w:lvl>
+    <w:lvl w:ilvl="8" w:tplc="20000005" w:tentative="1">
+      <w:start w:val="1"/>
+      <w:numFmt w:val="bullet"/>
+      <w:lvlText w:val=""/>
+      <w:lvlJc w:val="left"/>
+      <w:pPr>
+        <w:ind w:left="6480" w:hanging="360"/>
+      </w:pPr>
+      <w:rPr>
+        <w:rFonts w:ascii="Wingdings" w:hAnsi="Wingdings" w:hint="default"/>
+      </w:rPr>
+    </w:lvl>
+  </w:abstractNum>
+  <w:abstractNum w:abstractNumId="20" w15:restartNumberingAfterBreak="0">
     <w:nsid w:val="59DE5E64"/>
     <w:multiLevelType w:val="multilevel"/>
     <w:tmpl w:val="FB3A837A"/>
@@ -21625,7 +21897,120 @@
       </w:pPr>
     </w:lvl>
   </w:abstractNum>
-  <w:abstractNum w:abstractNumId="18" w15:restartNumberingAfterBreak="0">
+  <w:abstractNum w:abstractNumId="21" w15:restartNumberingAfterBreak="0">
+    <w:nsid w:val="5CAF79DC"/>
+    <w:multiLevelType w:val="hybridMultilevel"/>
+    <w:tmpl w:val="4DA4DDA4"/>
+    <w:lvl w:ilvl="0" w:tplc="20000001">
+      <w:start w:val="1"/>
+      <w:numFmt w:val="bullet"/>
+      <w:lvlText w:val=""/>
+      <w:lvlJc w:val="left"/>
+      <w:pPr>
+        <w:ind w:left="720" w:hanging="360"/>
+      </w:pPr>
+      <w:rPr>
+        <w:rFonts w:ascii="Symbol" w:hAnsi="Symbol" w:hint="default"/>
+      </w:rPr>
+    </w:lvl>
+    <w:lvl w:ilvl="1" w:tplc="20000003" w:tentative="1">
+      <w:start w:val="1"/>
+      <w:numFmt w:val="bullet"/>
+      <w:lvlText w:val="o"/>
+      <w:lvlJc w:val="left"/>
+      <w:pPr>
+        <w:ind w:left="1440" w:hanging="360"/>
+      </w:pPr>
+      <w:rPr>
+        <w:rFonts w:ascii="Courier New" w:hAnsi="Courier New" w:cs="Courier New" w:hint="default"/>
+      </w:rPr>
+    </w:lvl>
+    <w:lvl w:ilvl="2" w:tplc="20000005" w:tentative="1">
+      <w:start w:val="1"/>
+      <w:numFmt w:val="bullet"/>
+      <w:lvlText w:val=""/>
+      <w:lvlJc w:val="left"/>
+      <w:pPr>
+        <w:ind w:left="2160" w:hanging="360"/>
+      </w:pPr>
+      <w:rPr>
+        <w:rFonts w:ascii="Wingdings" w:hAnsi="Wingdings" w:hint="default"/>
+      </w:rPr>
+    </w:lvl>
+    <w:lvl w:ilvl="3" w:tplc="20000001" w:tentative="1">
+      <w:start w:val="1"/>
+      <w:numFmt w:val="bullet"/>
+      <w:lvlText w:val=""/>
+      <w:lvlJc w:val="left"/>
+      <w:pPr>
+        <w:ind w:left="2880" w:hanging="360"/>
+      </w:pPr>
+      <w:rPr>
+        <w:rFonts w:ascii="Symbol" w:hAnsi="Symbol" w:hint="default"/>
+      </w:rPr>
+    </w:lvl>
+    <w:lvl w:ilvl="4" w:tplc="20000003" w:tentative="1">
+      <w:start w:val="1"/>
+      <w:numFmt w:val="bullet"/>
+      <w:lvlText w:val="o"/>
+      <w:lvlJc w:val="left"/>
+      <w:pPr>
+        <w:ind w:left="3600" w:hanging="360"/>
+      </w:pPr>
+      <w:rPr>
+        <w:rFonts w:ascii="Courier New" w:hAnsi="Courier New" w:cs="Courier New" w:hint="default"/>
+      </w:rPr>
+    </w:lvl>
+    <w:lvl w:ilvl="5" w:tplc="20000005" w:tentative="1">
+      <w:start w:val="1"/>
+      <w:numFmt w:val="bullet"/>
+      <w:lvlText w:val=""/>
+      <w:lvlJc w:val="left"/>
+      <w:pPr>
+        <w:ind w:left="4320" w:hanging="360"/>
+      </w:pPr>
+      <w:rPr>
+        <w:rFonts w:ascii="Wingdings" w:hAnsi="Wingdings" w:hint="default"/>
+      </w:rPr>
+    </w:lvl>
+    <w:lvl w:ilvl="6" w:tplc="20000001" w:tentative="1">
+      <w:start w:val="1"/>
+      <w:numFmt w:val="bullet"/>
+      <w:lvlText w:val=""/>
+      <w:lvlJc w:val="left"/>
+      <w:pPr>
+        <w:ind w:left="5040" w:hanging="360"/>
+      </w:pPr>
+      <w:rPr>
+        <w:rFonts w:ascii="Symbol" w:hAnsi="Symbol" w:hint="default"/>
+      </w:rPr>
+    </w:lvl>
+    <w:lvl w:ilvl="7" w:tplc="20000003" w:tentative="1">
+      <w:start w:val="1"/>
+      <w:numFmt w:val="bullet"/>
+      <w:lvlText w:val="o"/>
+      <w:lvlJc w:val="left"/>
+      <w:pPr>
+        <w:ind w:left="5760" w:hanging="360"/>
+      </w:pPr>
+      <w:rPr>
+        <w:rFonts w:ascii="Courier New" w:hAnsi="Courier New" w:cs="Courier New" w:hint="default"/>
+      </w:rPr>
+    </w:lvl>
+    <w:lvl w:ilvl="8" w:tplc="20000005" w:tentative="1">
+      <w:start w:val="1"/>
+      <w:numFmt w:val="bullet"/>
+      <w:lvlText w:val=""/>
+      <w:lvlJc w:val="left"/>
+      <w:pPr>
+        <w:ind w:left="6480" w:hanging="360"/>
+      </w:pPr>
+      <w:rPr>
+        <w:rFonts w:ascii="Wingdings" w:hAnsi="Wingdings" w:hint="default"/>
+      </w:rPr>
+    </w:lvl>
+  </w:abstractNum>
+  <w:abstractNum w:abstractNumId="22" w15:restartNumberingAfterBreak="0">
     <w:nsid w:val="6D4C4E1E"/>
     <w:multiLevelType w:val="multilevel"/>
     <w:tmpl w:val="1E82CF44"/>
@@ -21765,7 +22150,7 @@
       </w:rPr>
     </w:lvl>
   </w:abstractNum>
-  <w:abstractNum w:abstractNumId="19" w15:restartNumberingAfterBreak="0">
+  <w:abstractNum w:abstractNumId="23" w15:restartNumberingAfterBreak="0">
     <w:nsid w:val="6DFC19B3"/>
     <w:multiLevelType w:val="hybridMultilevel"/>
     <w:tmpl w:val="50205AA8"/>
@@ -21878,7 +22263,7 @@
       </w:rPr>
     </w:lvl>
   </w:abstractNum>
-  <w:abstractNum w:abstractNumId="20" w15:restartNumberingAfterBreak="0">
+  <w:abstractNum w:abstractNumId="24" w15:restartNumberingAfterBreak="0">
     <w:nsid w:val="7399022E"/>
     <w:multiLevelType w:val="multilevel"/>
     <w:tmpl w:val="A0BA7646"/>
@@ -22018,7 +22403,7 @@
       </w:rPr>
     </w:lvl>
   </w:abstractNum>
-  <w:abstractNum w:abstractNumId="21" w15:restartNumberingAfterBreak="0">
+  <w:abstractNum w:abstractNumId="25" w15:restartNumberingAfterBreak="0">
     <w:nsid w:val="7E1A10DD"/>
     <w:multiLevelType w:val="multilevel"/>
     <w:tmpl w:val="5600987E"/>
@@ -22171,10 +22556,10 @@
     <w:abstractNumId w:val="9"/>
   </w:num>
   <w:num w:numId="2" w16cid:durableId="1953786077">
-    <w:abstractNumId w:val="17"/>
+    <w:abstractNumId w:val="20"/>
   </w:num>
   <w:num w:numId="3" w16cid:durableId="2104757504">
-    <w:abstractNumId w:val="21"/>
+    <w:abstractNumId w:val="25"/>
   </w:num>
   <w:num w:numId="4" w16cid:durableId="504169938">
     <w:abstractNumId w:val="0"/>
@@ -22189,13 +22574,13 @@
     <w:abstractNumId w:val="7"/>
   </w:num>
   <w:num w:numId="8" w16cid:durableId="1187405382">
-    <w:abstractNumId w:val="11"/>
+    <w:abstractNumId w:val="13"/>
   </w:num>
   <w:num w:numId="9" w16cid:durableId="2118671181">
-    <w:abstractNumId w:val="12"/>
+    <w:abstractNumId w:val="14"/>
   </w:num>
   <w:num w:numId="10" w16cid:durableId="1942565517">
-    <w:abstractNumId w:val="20"/>
+    <w:abstractNumId w:val="24"/>
   </w:num>
   <w:num w:numId="11" w16cid:durableId="1178928929">
     <w:abstractNumId w:val="2"/>
@@ -22204,7 +22589,7 @@
     <w:abstractNumId w:val="10"/>
   </w:num>
   <w:num w:numId="13" w16cid:durableId="423914029">
-    <w:abstractNumId w:val="18"/>
+    <w:abstractNumId w:val="22"/>
   </w:num>
   <w:num w:numId="14" w16cid:durableId="886918301">
     <w:abstractNumId w:val="5"/>
@@ -22213,25 +22598,37 @@
     <w:abstractNumId w:val="4"/>
   </w:num>
   <w:num w:numId="16" w16cid:durableId="1757366095">
-    <w:abstractNumId w:val="14"/>
+    <w:abstractNumId w:val="16"/>
   </w:num>
   <w:num w:numId="17" w16cid:durableId="1972637396">
     <w:abstractNumId w:val="8"/>
   </w:num>
   <w:num w:numId="18" w16cid:durableId="1611475339">
-    <w:abstractNumId w:val="19"/>
+    <w:abstractNumId w:val="23"/>
   </w:num>
   <w:num w:numId="19" w16cid:durableId="1507137375">
-    <w:abstractNumId w:val="13"/>
+    <w:abstractNumId w:val="15"/>
   </w:num>
   <w:num w:numId="20" w16cid:durableId="911961437">
-    <w:abstractNumId w:val="15"/>
+    <w:abstractNumId w:val="17"/>
   </w:num>
   <w:num w:numId="21" w16cid:durableId="477496375">
-    <w:abstractNumId w:val="16"/>
+    <w:abstractNumId w:val="19"/>
   </w:num>
   <w:num w:numId="22" w16cid:durableId="993339818">
     <w:abstractNumId w:val="1"/>
+  </w:num>
+  <w:num w:numId="23" w16cid:durableId="309673709">
+    <w:abstractNumId w:val="11"/>
+  </w:num>
+  <w:num w:numId="24" w16cid:durableId="2020156960">
+    <w:abstractNumId w:val="21"/>
+  </w:num>
+  <w:num w:numId="25" w16cid:durableId="1389186268">
+    <w:abstractNumId w:val="18"/>
+  </w:num>
+  <w:num w:numId="26" w16cid:durableId="1855027516">
+    <w:abstractNumId w:val="12"/>
   </w:num>
 </w:numbering>
 </file>
@@ -24765,6 +25162,15 @@
 </file>
 
 <file path=customXml/item1.xml><?xml version="1.0" encoding="utf-8"?>
+<?mso-contentType ?>
+<FormTemplates xmlns="http://schemas.microsoft.com/sharepoint/v3/contenttype/forms">
+  <Display>DocumentLibraryForm</Display>
+  <Edit>DocumentLibraryForm</Edit>
+  <New>DocumentLibraryForm</New>
+</FormTemplates>
+</file>
+
+<file path=customXml/item2.xml><?xml version="1.0" encoding="utf-8"?>
 <inkml:ink xmlns:inkml="http://www.w3.org/2003/InkML">
   <inkml:definitions>
     <inkml:context xml:id="ctx0">
@@ -24798,7 +25204,45 @@
 </inkml:ink>
 </file>
 
-<file path=customXml/item2.xml><?xml version="1.0" encoding="utf-8"?>
+<file path=customXml/item3.xml><?xml version="1.0" encoding="utf-8"?>
+<inkml:ink xmlns:inkml="http://www.w3.org/2003/InkML">
+  <inkml:definitions>
+    <inkml:context xml:id="ctx0">
+      <inkml:inkSource xml:id="inkSrc0">
+        <inkml:traceFormat>
+          <inkml:channel name="X" type="integer" min="-2.14748E9" max="2.14748E9" units="cm"/>
+          <inkml:channel name="Y" type="integer" min="-2.14748E9" max="2.14748E9" units="cm"/>
+          <inkml:channel name="F" type="integer" max="32767" units="dev"/>
+          <inkml:channel name="OA" type="integer" max="360" units="deg"/>
+          <inkml:channel name="OE" type="integer" max="90" units="deg"/>
+        </inkml:traceFormat>
+        <inkml:channelProperties>
+          <inkml:channelProperty channel="X" name="resolution" value="1000" units="1/cm"/>
+          <inkml:channelProperty channel="Y" name="resolution" value="1000" units="1/cm"/>
+          <inkml:channelProperty channel="F" name="resolution" value="0" units="1/dev"/>
+          <inkml:channelProperty channel="OA" name="resolution" value="1000" units="1/deg"/>
+          <inkml:channelProperty channel="OE" name="resolution" value="1000" units="1/deg"/>
+        </inkml:channelProperties>
+      </inkml:inkSource>
+      <inkml:timestamp xml:id="ts0" timeString="2025-06-10T16:08:50.568"/>
+    </inkml:context>
+    <inkml:brush xml:id="br0">
+      <inkml:brushProperty name="width" value="0.05" units="cm"/>
+      <inkml:brushProperty name="height" value="0.05" units="cm"/>
+      <inkml:brushProperty name="color" value="#E71224"/>
+    </inkml:brush>
+  </inkml:definitions>
+  <inkml:trace contextRef="#ctx0" brushRef="#br0">1236 239 3217 0 0,'-18'-44'2449'0'0,"11"24"-2251"0"0,-2 1 0 0 0,-14-27 0 0 0,19 39-210 0 0,-1 0 0 0 0,0 1-1 0 0,0 0 1 0 0,-1-1 0 0 0,0 2 0 0 0,0-1-1 0 0,0 1 1 0 0,0 0 0 0 0,-14-8-1 0 0,8 6-57 0 0,-1 1 0 0 0,1 1 1 0 0,-1 0-1 0 0,0 0 0 0 0,0 1 0 0 0,0 1 0 0 0,0 0 0 0 0,-1 1 0 0 0,-22-1 0 0 0,19 4-190 0 0,0 0-1 0 0,0 1 1 0 0,0 1-1 0 0,1 0 1 0 0,-1 1-1 0 0,1 1 1 0 0,-21 9-1 0 0,-37 17-295 0 0,-131 76-1 0 0,173-87 985 0 0,0 2 0 0 0,2 1 0 0 0,1 2 0 0 0,1 0 0 0 0,1 2 0 0 0,-28 37 0 0 0,-16 22-328 0 0,-54 78 18 0 0,113-145-112 0 0,0 0 1 0 0,2 1-1 0 0,1 0 0 0 0,0 0 0 0 0,2 1 1 0 0,0 0-1 0 0,-5 27 0 0 0,4 3 6 0 0,3 0-1 0 0,1 0 0 0 0,3 0 1 0 0,2 1-1 0 0,2-1 1 0 0,13 62-1 0 0,-11-89 37 0 0,1-1 0 0 0,2 1 0 0 0,0-1 0 0 0,1-1 0 0 0,1 0 0 0 0,2 0-1 0 0,0-1 1 0 0,1-1 0 0 0,1 0 0 0 0,1 0 0 0 0,25 25 0 0 0,-31-38 8 0 0,1 0 0 0 0,0-1 0 0 0,0 0 0 0 0,1-1-1 0 0,0 0 1 0 0,0 0 0 0 0,0-1 0 0 0,0 0 0 0 0,1-1 0 0 0,-1-1 0 0 0,1 0 0 0 0,23 1 0 0 0,0-2-27 0 0,-1-1 0 0 0,0-2 0 0 0,43-8 0 0 0,15-10 179 0 0,-1-4 0 0 0,111-46 0 0 0,-162 55-168 0 0,0 1-21 0 0,5-1 26 0 0,-2-3-1 0 0,45-23 0 0 0,-67 26 22 0 0,-1 0 0 0 0,0-2-1 0 0,-2 0 1 0 0,0-1 0 0 0,-1-1 0 0 0,0-1 0 0 0,-2 0-1 0 0,22-37 1 0 0,-28 39-39 0 0,0 1 1 0 0,-1-1-1 0 0,-1-1 0 0 0,-1 0 1 0 0,-1 1-1 0 0,0-2 0 0 0,-2 1 0 0 0,0 0 1 0 0,0-25-1 0 0,-2-13 167 0 0,-14-108-1 0 0,10 143-149 0 0,-1 0-1 0 0,0 1 1 0 0,-2-1-1 0 0,-1 1 1 0 0,-1 0-1 0 0,0 1 1 0 0,-1 0-1 0 0,-23-35 0 0 0,22 41 15 0 0,-1 0 0 0 0,0 0-1 0 0,-1 1 1 0 0,-1 0 0 0 0,0 1-1 0 0,0 1 1 0 0,-1 0 0 0 0,-1 1-1 0 0,0 0 1 0 0,0 1 0 0 0,-25-10-1 0 0,15 9-505 0 0,-1 1-1 0 0,0 2 1 0 0,0 0 0 0 0,-49-5-1 0 0,41 10-389 0 0</inkml:trace>
+</inkml:ink>
+</file>
+
+<file path=customXml/item4.xml><?xml version="1.0" encoding="utf-8"?>
+<p:properties xmlns:p="http://schemas.microsoft.com/office/2006/metadata/properties" xmlns:xsi="http://www.w3.org/2001/XMLSchema-instance" xmlns:pc="http://schemas.microsoft.com/office/infopath/2007/PartnerControls">
+  <documentManagement/>
+</p:properties>
+</file>
+
+<file path=customXml/item5.xml><?xml version="1.0" encoding="utf-8"?>
 <ct:contentTypeSchema xmlns:ct="http://schemas.microsoft.com/office/2006/metadata/contentType" xmlns:ma="http://schemas.microsoft.com/office/2006/metadata/properties/metaAttributes" ct:_="" ma:_="" ma:contentTypeName="Dokument" ma:contentTypeID="0x01010025C71E9534E21E4A9F2CF33BA7DCE92D" ma:contentTypeVersion="3" ma:contentTypeDescription="Ein neues Dokument erstellen." ma:contentTypeScope="" ma:versionID="32b9bbdf2bbf4e0fb27a426421665337">
   <xsd:schema xmlns:xsd="http://www.w3.org/2001/XMLSchema" xmlns:xs="http://www.w3.org/2001/XMLSchema" xmlns:p="http://schemas.microsoft.com/office/2006/metadata/properties" xmlns:ns2="5a9e9855-01b6-487f-b294-67c59083cc31" targetNamespace="http://schemas.microsoft.com/office/2006/metadata/properties" ma:root="true" ma:fieldsID="ec87b9b32475f90c9dbf7ae918480825" ns2:_="">
     <xsd:import namespace="5a9e9855-01b6-487f-b294-67c59083cc31"/>
@@ -24936,7 +25380,7 @@
 </ct:contentTypeSchema>
 </file>
 
-<file path=customXml/item3.xml><?xml version="1.0" encoding="utf-8"?>
+<file path=customXml/item6.xml><?xml version="1.0" encoding="utf-8"?>
 <inkml:ink xmlns:inkml="http://www.w3.org/2003/InkML">
   <inkml:definitions>
     <inkml:context xml:id="ctx0">
@@ -24980,58 +25424,19 @@
 </inkml:ink>
 </file>
 
-<file path=customXml/item4.xml><?xml version="1.0" encoding="utf-8"?>
+<file path=customXml/item7.xml><?xml version="1.0" encoding="utf-8"?>
 <b:Sources xmlns:b="http://schemas.openxmlformats.org/officeDocument/2006/bibliography" xmlns="http://schemas.openxmlformats.org/officeDocument/2006/bibliography" SelectedStyle="\APASixthEditionOfficeOnline.xsl" StyleName="APA" Version="6"/>
 </file>
 
-<file path=customXml/item5.xml><?xml version="1.0" encoding="utf-8"?>
-<?mso-contentType ?>
-<FormTemplates xmlns="http://schemas.microsoft.com/sharepoint/v3/contenttype/forms">
-  <Display>DocumentLibraryForm</Display>
-  <Edit>DocumentLibraryForm</Edit>
-  <New>DocumentLibraryForm</New>
-</FormTemplates>
+<file path=customXml/itemProps1.xml><?xml version="1.0" encoding="utf-8"?>
+<ds:datastoreItem xmlns:ds="http://schemas.openxmlformats.org/officeDocument/2006/customXml" ds:itemID="{6A655C0C-F4A3-4931-9F7F-84CBD61DCE8F}">
+  <ds:schemaRefs>
+    <ds:schemaRef ds:uri="http://schemas.microsoft.com/sharepoint/v3/contenttype/forms"/>
+  </ds:schemaRefs>
+</ds:datastoreItem>
 </file>
 
-<file path=customXml/item6.xml><?xml version="1.0" encoding="utf-8"?>
-<inkml:ink xmlns:inkml="http://www.w3.org/2003/InkML">
-  <inkml:definitions>
-    <inkml:context xml:id="ctx0">
-      <inkml:inkSource xml:id="inkSrc0">
-        <inkml:traceFormat>
-          <inkml:channel name="X" type="integer" min="-2.14748E9" max="2.14748E9" units="cm"/>
-          <inkml:channel name="Y" type="integer" min="-2.14748E9" max="2.14748E9" units="cm"/>
-          <inkml:channel name="F" type="integer" max="32767" units="dev"/>
-          <inkml:channel name="OA" type="integer" max="360" units="deg"/>
-          <inkml:channel name="OE" type="integer" max="90" units="deg"/>
-        </inkml:traceFormat>
-        <inkml:channelProperties>
-          <inkml:channelProperty channel="X" name="resolution" value="1000" units="1/cm"/>
-          <inkml:channelProperty channel="Y" name="resolution" value="1000" units="1/cm"/>
-          <inkml:channelProperty channel="F" name="resolution" value="0" units="1/dev"/>
-          <inkml:channelProperty channel="OA" name="resolution" value="1000" units="1/deg"/>
-          <inkml:channelProperty channel="OE" name="resolution" value="1000" units="1/deg"/>
-        </inkml:channelProperties>
-      </inkml:inkSource>
-      <inkml:timestamp xml:id="ts0" timeString="2025-06-10T16:08:50.568"/>
-    </inkml:context>
-    <inkml:brush xml:id="br0">
-      <inkml:brushProperty name="width" value="0.05" units="cm"/>
-      <inkml:brushProperty name="height" value="0.05" units="cm"/>
-      <inkml:brushProperty name="color" value="#E71224"/>
-    </inkml:brush>
-  </inkml:definitions>
-  <inkml:trace contextRef="#ctx0" brushRef="#br0">1236 239 3217 0 0,'-18'-44'2449'0'0,"11"24"-2251"0"0,-2 1 0 0 0,-14-27 0 0 0,19 39-210 0 0,-1 0 0 0 0,0 1-1 0 0,0 0 1 0 0,-1-1 0 0 0,0 2 0 0 0,0-1-1 0 0,0 1 1 0 0,0 0 0 0 0,-14-8-1 0 0,8 6-57 0 0,-1 1 0 0 0,1 1 1 0 0,-1 0-1 0 0,0 0 0 0 0,0 1 0 0 0,0 1 0 0 0,0 0 0 0 0,-1 1 0 0 0,-22-1 0 0 0,19 4-190 0 0,0 0-1 0 0,0 1 1 0 0,0 1-1 0 0,1 0 1 0 0,-1 1-1 0 0,1 1 1 0 0,-21 9-1 0 0,-37 17-295 0 0,-131 76-1 0 0,173-87 985 0 0,0 2 0 0 0,2 1 0 0 0,1 2 0 0 0,1 0 0 0 0,1 2 0 0 0,-28 37 0 0 0,-16 22-328 0 0,-54 78 18 0 0,113-145-112 0 0,0 0 1 0 0,2 1-1 0 0,1 0 0 0 0,0 0 0 0 0,2 1 1 0 0,0 0-1 0 0,-5 27 0 0 0,4 3 6 0 0,3 0-1 0 0,1 0 0 0 0,3 0 1 0 0,2 1-1 0 0,2-1 1 0 0,13 62-1 0 0,-11-89 37 0 0,1-1 0 0 0,2 1 0 0 0,0-1 0 0 0,1-1 0 0 0,1 0 0 0 0,2 0-1 0 0,0-1 1 0 0,1-1 0 0 0,1 0 0 0 0,1 0 0 0 0,25 25 0 0 0,-31-38 8 0 0,1 0 0 0 0,0-1 0 0 0,0 0 0 0 0,1-1-1 0 0,0 0 1 0 0,0 0 0 0 0,0-1 0 0 0,0 0 0 0 0,1-1 0 0 0,-1-1 0 0 0,1 0 0 0 0,23 1 0 0 0,0-2-27 0 0,-1-1 0 0 0,0-2 0 0 0,43-8 0 0 0,15-10 179 0 0,-1-4 0 0 0,111-46 0 0 0,-162 55-168 0 0,0 1-21 0 0,5-1 26 0 0,-2-3-1 0 0,45-23 0 0 0,-67 26 22 0 0,-1 0 0 0 0,0-2-1 0 0,-2 0 1 0 0,0-1 0 0 0,-1-1 0 0 0,0-1 0 0 0,-2 0-1 0 0,22-37 1 0 0,-28 39-39 0 0,0 1 1 0 0,-1-1-1 0 0,-1-1 0 0 0,-1 0 1 0 0,-1 1-1 0 0,0-2 0 0 0,-2 1 0 0 0,0 0 1 0 0,0-25-1 0 0,-2-13 167 0 0,-14-108-1 0 0,10 143-149 0 0,-1 0-1 0 0,0 1 1 0 0,-2-1-1 0 0,-1 1 1 0 0,-1 0-1 0 0,0 1 1 0 0,-1 0-1 0 0,-23-35 0 0 0,22 41 15 0 0,-1 0 0 0 0,0 0-1 0 0,-1 1 1 0 0,-1 0 0 0 0,0 1-1 0 0,0 1 1 0 0,-1 0 0 0 0,-1 1-1 0 0,0 0 1 0 0,0 1 0 0 0,-25-10-1 0 0,15 9-505 0 0,-1 1-1 0 0,0 2 1 0 0,0 0 0 0 0,-49-5-1 0 0,41 10-389 0 0</inkml:trace>
-</inkml:ink>
-</file>
-
-<file path=customXml/item7.xml><?xml version="1.0" encoding="utf-8"?>
-<p:properties xmlns:p="http://schemas.microsoft.com/office/2006/metadata/properties" xmlns:xsi="http://www.w3.org/2001/XMLSchema-instance" xmlns:pc="http://schemas.microsoft.com/office/infopath/2007/PartnerControls">
-  <documentManagement/>
-</p:properties>
-</file>
-
-<file path=customXml/itemProps1.xml><?xml version="1.0" encoding="utf-8"?>
+<file path=customXml/itemProps2.xml><?xml version="1.0" encoding="utf-8"?>
 <ds:datastoreItem xmlns:ds="http://schemas.openxmlformats.org/officeDocument/2006/customXml" ds:itemID="{01D51A4F-7BE7-46DF-A7D0-BDB91C1C49A3}">
   <ds:schemaRefs>
     <ds:schemaRef ds:uri="http://www.w3.org/2003/InkML"/>
@@ -25039,7 +25444,24 @@
 </ds:datastoreItem>
 </file>
 
-<file path=customXml/itemProps2.xml><?xml version="1.0" encoding="utf-8"?>
+<file path=customXml/itemProps3.xml><?xml version="1.0" encoding="utf-8"?>
+<ds:datastoreItem xmlns:ds="http://schemas.openxmlformats.org/officeDocument/2006/customXml" ds:itemID="{4B023D59-82BC-4D0F-A651-C98E01C1F15C}">
+  <ds:schemaRefs>
+    <ds:schemaRef ds:uri="http://www.w3.org/2003/InkML"/>
+  </ds:schemaRefs>
+</ds:datastoreItem>
+</file>
+
+<file path=customXml/itemProps4.xml><?xml version="1.0" encoding="utf-8"?>
+<ds:datastoreItem xmlns:ds="http://schemas.openxmlformats.org/officeDocument/2006/customXml" ds:itemID="{CE199482-6225-420D-8982-84EA3B0C446C}">
+  <ds:schemaRefs>
+    <ds:schemaRef ds:uri="http://schemas.microsoft.com/office/2006/metadata/properties"/>
+    <ds:schemaRef ds:uri="http://schemas.microsoft.com/office/infopath/2007/PartnerControls"/>
+  </ds:schemaRefs>
+</ds:datastoreItem>
+</file>
+
+<file path=customXml/itemProps5.xml><?xml version="1.0" encoding="utf-8"?>
 <ds:datastoreItem xmlns:ds="http://schemas.openxmlformats.org/officeDocument/2006/customXml" ds:itemID="{4B023D59-82BC-4D0F-A651-C98E01C1F15C}">
   <ds:schemaRefs>
     <ds:schemaRef ds:uri="http://schemas.microsoft.com/office/2006/metadata/contentType"/>
@@ -25057,30 +25479,6 @@
 </ds:datastoreItem>
 </file>
 
-<file path=customXml/itemProps3.xml><?xml version="1.0" encoding="utf-8"?>
-<ds:datastoreItem xmlns:ds="http://schemas.openxmlformats.org/officeDocument/2006/customXml" ds:itemID="{4B023D59-82BC-4D0F-A651-C98E01C1F15C}">
-  <ds:schemaRefs>
-    <ds:schemaRef ds:uri="http://www.w3.org/2003/InkML"/>
-  </ds:schemaRefs>
-</ds:datastoreItem>
-</file>
-
-<file path=customXml/itemProps4.xml><?xml version="1.0" encoding="utf-8"?>
-<ds:datastoreItem xmlns:ds="http://schemas.openxmlformats.org/officeDocument/2006/customXml" ds:itemID="{01D51A4F-7BE7-46DF-A7D0-BDB91C1C49A3}">
-  <ds:schemaRefs>
-    <ds:schemaRef ds:uri="http://schemas.openxmlformats.org/officeDocument/2006/bibliography"/>
-  </ds:schemaRefs>
-</ds:datastoreItem>
-</file>
-
-<file path=customXml/itemProps5.xml><?xml version="1.0" encoding="utf-8"?>
-<ds:datastoreItem xmlns:ds="http://schemas.openxmlformats.org/officeDocument/2006/customXml" ds:itemID="{6A655C0C-F4A3-4931-9F7F-84CBD61DCE8F}">
-  <ds:schemaRefs>
-    <ds:schemaRef ds:uri="http://schemas.microsoft.com/sharepoint/v3/contenttype/forms"/>
-  </ds:schemaRefs>
-</ds:datastoreItem>
-</file>
-
 <file path=customXml/itemProps6.xml><?xml version="1.0" encoding="utf-8"?>
 <ds:datastoreItem xmlns:ds="http://schemas.openxmlformats.org/officeDocument/2006/customXml" ds:itemID="{4B023D59-82BC-4D0F-A651-C98E01C1F15C}">
   <ds:schemaRefs>
@@ -25090,10 +25488,9 @@
 </file>
 
 <file path=customXml/itemProps7.xml><?xml version="1.0" encoding="utf-8"?>
-<ds:datastoreItem xmlns:ds="http://schemas.openxmlformats.org/officeDocument/2006/customXml" ds:itemID="{CE199482-6225-420D-8982-84EA3B0C446C}">
+<ds:datastoreItem xmlns:ds="http://schemas.openxmlformats.org/officeDocument/2006/customXml" ds:itemID="{01D51A4F-7BE7-46DF-A7D0-BDB91C1C49A3}">
   <ds:schemaRefs>
-    <ds:schemaRef ds:uri="http://schemas.microsoft.com/office/2006/metadata/properties"/>
-    <ds:schemaRef ds:uri="http://schemas.microsoft.com/office/infopath/2007/PartnerControls"/>
+    <ds:schemaRef ds:uri="http://schemas.openxmlformats.org/officeDocument/2006/bibliography"/>
   </ds:schemaRefs>
 </ds:datastoreItem>
 </file>
--- a/D_Documentation/Doku-Alex.docx
+++ b/D_Documentation/Doku-Alex.docx
@@ -436,7 +436,15 @@
                 <w:sz w:val="24"/>
                 <w:szCs w:val="24"/>
               </w:rPr>
-              <w:t>Felix Granegger 5aHel</w:t>
+              <w:t>Felix Granegger 5aH</w:t>
+            </w:r>
+            <w:r>
+              <w:rPr>
+                <w:color w:val="000000"/>
+                <w:sz w:val="24"/>
+                <w:szCs w:val="24"/>
+              </w:rPr>
+              <w:t>EL</w:t>
             </w:r>
           </w:p>
         </w:tc>
@@ -537,7 +545,7 @@
           <w:color w:val="000000"/>
           <w:szCs w:val="22"/>
         </w:rPr>
-        <w:t xml:space="preserve"> (falls vorhanden): </w:t>
+        <w:t xml:space="preserve">: </w:t>
       </w:r>
     </w:p>
     <w:p>
@@ -563,21 +571,7 @@
         <w:rPr>
           <w:color w:val="000000"/>
         </w:rPr>
-        <w:t xml:space="preserve">Ansprechperson: </w:t>
-      </w:r>
-      <w:proofErr w:type="spellStart"/>
-      <w:r>
-        <w:rPr>
-          <w:color w:val="000000"/>
-        </w:rPr>
-        <w:t>Gogl</w:t>
-      </w:r>
-      <w:proofErr w:type="spellEnd"/>
-      <w:r>
-        <w:rPr>
-          <w:color w:val="000000"/>
-        </w:rPr>
-        <w:t xml:space="preserve"> Matthias</w:t>
+        <w:t>Ansprechperson: Gogl Matthias</w:t>
       </w:r>
     </w:p>
     <w:p>
@@ -764,68 +758,35 @@
     </w:p>
     <w:p>
       <w:pPr>
-        <w:rPr>
-          <w:color w:val="000000" w:themeColor="text1"/>
-        </w:rPr>
-      </w:pPr>
-      <w:r>
-        <w:rPr>
-          <w:color w:val="000000" w:themeColor="text1"/>
-        </w:rPr>
-        <w:t xml:space="preserve">Die effiziente Erfassung von Artikelstammdaten wie Maßen, Gewicht und visuellen Merkmalen stellt im neuen Lager der Leitner AG in Sterzing eine logistische Herausforderung dar. Derzeitige manuelle Prozesse sind zeitintensiv, während kommerzielle Datenerfassungssysteme (z. B. </w:t>
-      </w:r>
-      <w:proofErr w:type="spellStart"/>
-      <w:r>
-        <w:rPr>
-          <w:color w:val="000000" w:themeColor="text1"/>
-        </w:rPr>
-        <w:t>Cubiscan</w:t>
-      </w:r>
-      <w:proofErr w:type="spellEnd"/>
-      <w:r>
-        <w:rPr>
-          <w:color w:val="000000" w:themeColor="text1"/>
-        </w:rPr>
-        <w:t>) für die reine Lagerplatzvergabe oft zu kostenintensiv und überdimensioniert sind.</w:t>
-      </w:r>
-    </w:p>
-    <w:p>
-      <w:pPr>
-        <w:rPr>
-          <w:color w:val="000000" w:themeColor="text1"/>
-        </w:rPr>
-      </w:pPr>
-    </w:p>
-    <w:p>
-      <w:pPr>
-        <w:rPr>
-          <w:color w:val="000000" w:themeColor="text1"/>
-        </w:rPr>
-      </w:pPr>
-      <w:r>
-        <w:rPr>
-          <w:color w:val="000000" w:themeColor="text1"/>
-        </w:rPr>
+        <w:pStyle w:val="Text"/>
+      </w:pPr>
+      <w:r>
+        <w:t>Die effiziente Erfassung von Artikelstammdaten wie Maßen, Gewicht und visuellen Merkmalen stellt im neuen Lager der Leitner AG in Sterzing eine logistische Herausforderung dar. Derzeitige manuelle Prozesse sind zeitintensiv, während kommerzielle Datenerfassungssysteme (z. B. Cubiscan) für die reine Lagerplatzvergabe oft zu kostenintensiv und überdimensioniert sind.</w:t>
+      </w:r>
+    </w:p>
+    <w:p>
+      <w:pPr>
+        <w:pStyle w:val="Text"/>
+      </w:pPr>
+    </w:p>
+    <w:p>
+      <w:pPr>
+        <w:pStyle w:val="Text"/>
+      </w:pPr>
+      <w:r>
         <w:t>Ziel dieser Diplomarbeit ist die Entwicklung und Konstruktion eines mobilen 3D-Scannersystems, das speziell auf die Bedürfnisse der Lagerlogistik zugeschnitten ist. Das entwickelte System auf einem mobilen Arbeitsplatz kombiniert Sensorik zur automatisierten Erfassung von Gewicht und Abmessungen (Länge, Breite, Höhe) mit Kameras für Produktfotos sowie Scannern für EAN- und interne Materialnummern. Ein zentraler Bestandteil ist die Software-Schnittstelle, die eine intuitive Bedienung ermöglicht.</w:t>
       </w:r>
     </w:p>
     <w:p>
       <w:pPr>
-        <w:rPr>
-          <w:color w:val="000000" w:themeColor="text1"/>
-        </w:rPr>
-      </w:pPr>
-    </w:p>
-    <w:p>
-      <w:pPr>
-        <w:rPr>
-          <w:color w:val="000000" w:themeColor="text1"/>
-        </w:rPr>
-      </w:pPr>
-      <w:r>
-        <w:rPr>
-          <w:color w:val="000000" w:themeColor="text1"/>
-        </w:rPr>
+        <w:pStyle w:val="Text"/>
+      </w:pPr>
+    </w:p>
+    <w:p>
+      <w:pPr>
+        <w:pStyle w:val="Text"/>
+      </w:pPr>
+      <w:r>
         <w:t>Der Fokus der Entwicklung lag auf Kosteneffizienz und Prozessgeschwindigkeit. Das Ergebnis ist ein funktionsfähiger Prototyp, der die Datenerfassung pro Artikel auf unter 30 Sekunden reduziert. Damit steht der Leitner AG eine wirtschaftliche und praxisnahe Lösung zur Verfügung, um den Arbeitsaufwand bei der Einlagerung signifikant zu minimieren.</w:t>
       </w:r>
     </w:p>
@@ -1007,7 +968,7 @@
               <w:noProof/>
               <w:kern w:val="2"/>
               <w:sz w:val="24"/>
-              <w:lang w:eastAsia="en-AT"/>
+              <w:lang w:val="en-AT" w:eastAsia="en-AT"/>
               <w14:ligatures w14:val="standardContextual"/>
             </w:rPr>
           </w:pPr>
@@ -1027,7 +988,7 @@
             </w:rPr>
             <w:fldChar w:fldCharType="separate"/>
           </w:r>
-          <w:hyperlink w:anchor="_Toc223774974" w:history="1">
+          <w:hyperlink w:anchor="_Toc224493316" w:history="1">
             <w:r>
               <w:rPr>
                 <w:rStyle w:val="Hyperlink"/>
@@ -1042,7 +1003,7 @@
                 <w:noProof/>
                 <w:kern w:val="2"/>
                 <w:sz w:val="24"/>
-                <w:lang w:eastAsia="en-AT"/>
+                <w:lang w:val="en-AT" w:eastAsia="en-AT"/>
                 <w14:ligatures w14:val="standardContextual"/>
               </w:rPr>
               <w:tab/>
@@ -1073,7 +1034,7 @@
                 <w:noProof/>
                 <w:webHidden/>
               </w:rPr>
-              <w:instrText xml:space="preserve"> PAGEREF _Toc223774974 \h </w:instrText>
+              <w:instrText xml:space="preserve"> PAGEREF _Toc224493316 \h </w:instrText>
             </w:r>
             <w:r>
               <w:rPr>
@@ -1117,11 +1078,11 @@
               <w:kern w:val="2"/>
               <w:sz w:val="24"/>
               <w:szCs w:val="24"/>
-              <w:lang w:eastAsia="en-AT"/>
+              <w:lang w:val="en-AT" w:eastAsia="en-AT"/>
               <w14:ligatures w14:val="standardContextual"/>
             </w:rPr>
           </w:pPr>
-          <w:hyperlink w:anchor="_Toc223774975" w:history="1">
+          <w:hyperlink w:anchor="_Toc224493317" w:history="1">
             <w:r>
               <w:rPr>
                 <w:rStyle w:val="Hyperlink"/>
@@ -1136,7 +1097,7 @@
                 <w:kern w:val="2"/>
                 <w:sz w:val="24"/>
                 <w:szCs w:val="24"/>
-                <w:lang w:eastAsia="en-AT"/>
+                <w:lang w:val="en-AT" w:eastAsia="en-AT"/>
                 <w14:ligatures w14:val="standardContextual"/>
               </w:rPr>
               <w:tab/>
@@ -1167,7 +1128,7 @@
                 <w:noProof/>
                 <w:webHidden/>
               </w:rPr>
-              <w:instrText xml:space="preserve"> PAGEREF _Toc223774975 \h </w:instrText>
+              <w:instrText xml:space="preserve"> PAGEREF _Toc224493317 \h </w:instrText>
             </w:r>
             <w:r>
               <w:rPr>
@@ -1211,11 +1172,11 @@
               <w:kern w:val="2"/>
               <w:sz w:val="24"/>
               <w:szCs w:val="24"/>
-              <w:lang w:eastAsia="en-AT"/>
+              <w:lang w:val="en-AT" w:eastAsia="en-AT"/>
               <w14:ligatures w14:val="standardContextual"/>
             </w:rPr>
           </w:pPr>
-          <w:hyperlink w:anchor="_Toc223774976" w:history="1">
+          <w:hyperlink w:anchor="_Toc224493318" w:history="1">
             <w:r>
               <w:rPr>
                 <w:rStyle w:val="Hyperlink"/>
@@ -1230,7 +1191,7 @@
                 <w:kern w:val="2"/>
                 <w:sz w:val="24"/>
                 <w:szCs w:val="24"/>
-                <w:lang w:eastAsia="en-AT"/>
+                <w:lang w:val="en-AT" w:eastAsia="en-AT"/>
                 <w14:ligatures w14:val="standardContextual"/>
               </w:rPr>
               <w:tab/>
@@ -1261,7 +1222,7 @@
                 <w:noProof/>
                 <w:webHidden/>
               </w:rPr>
-              <w:instrText xml:space="preserve"> PAGEREF _Toc223774976 \h </w:instrText>
+              <w:instrText xml:space="preserve"> PAGEREF _Toc224493318 \h </w:instrText>
             </w:r>
             <w:r>
               <w:rPr>
@@ -1301,11 +1262,11 @@
               <w:noProof/>
               <w:kern w:val="2"/>
               <w:sz w:val="24"/>
-              <w:lang w:eastAsia="en-AT"/>
+              <w:lang w:val="en-AT" w:eastAsia="en-AT"/>
               <w14:ligatures w14:val="standardContextual"/>
             </w:rPr>
           </w:pPr>
-          <w:hyperlink w:anchor="_Toc223774977" w:history="1">
+          <w:hyperlink w:anchor="_Toc224493319" w:history="1">
             <w:r>
               <w:rPr>
                 <w:rStyle w:val="Hyperlink"/>
@@ -1320,7 +1281,7 @@
                 <w:noProof/>
                 <w:kern w:val="2"/>
                 <w:sz w:val="24"/>
-                <w:lang w:eastAsia="en-AT"/>
+                <w:lang w:val="en-AT" w:eastAsia="en-AT"/>
                 <w14:ligatures w14:val="standardContextual"/>
               </w:rPr>
               <w:tab/>
@@ -1351,7 +1312,7 @@
                 <w:noProof/>
                 <w:webHidden/>
               </w:rPr>
-              <w:instrText xml:space="preserve"> PAGEREF _Toc223774977 \h </w:instrText>
+              <w:instrText xml:space="preserve"> PAGEREF _Toc224493319 \h </w:instrText>
             </w:r>
             <w:r>
               <w:rPr>
@@ -1395,11 +1356,11 @@
               <w:kern w:val="2"/>
               <w:sz w:val="24"/>
               <w:szCs w:val="24"/>
-              <w:lang w:eastAsia="en-AT"/>
+              <w:lang w:val="en-AT" w:eastAsia="en-AT"/>
               <w14:ligatures w14:val="standardContextual"/>
             </w:rPr>
           </w:pPr>
-          <w:hyperlink w:anchor="_Toc223774978" w:history="1">
+          <w:hyperlink w:anchor="_Toc224493320" w:history="1">
             <w:r>
               <w:rPr>
                 <w:rStyle w:val="Hyperlink"/>
@@ -1414,7 +1375,7 @@
                 <w:kern w:val="2"/>
                 <w:sz w:val="24"/>
                 <w:szCs w:val="24"/>
-                <w:lang w:eastAsia="en-AT"/>
+                <w:lang w:val="en-AT" w:eastAsia="en-AT"/>
                 <w14:ligatures w14:val="standardContextual"/>
               </w:rPr>
               <w:tab/>
@@ -1445,7 +1406,7 @@
                 <w:noProof/>
                 <w:webHidden/>
               </w:rPr>
-              <w:instrText xml:space="preserve"> PAGEREF _Toc223774978 \h </w:instrText>
+              <w:instrText xml:space="preserve"> PAGEREF _Toc224493320 \h </w:instrText>
             </w:r>
             <w:r>
               <w:rPr>
@@ -1489,11 +1450,11 @@
               <w:kern w:val="2"/>
               <w:sz w:val="24"/>
               <w:szCs w:val="24"/>
-              <w:lang w:eastAsia="en-AT"/>
+              <w:lang w:val="en-AT" w:eastAsia="en-AT"/>
               <w14:ligatures w14:val="standardContextual"/>
             </w:rPr>
           </w:pPr>
-          <w:hyperlink w:anchor="_Toc223774979" w:history="1">
+          <w:hyperlink w:anchor="_Toc224493321" w:history="1">
             <w:r>
               <w:rPr>
                 <w:rStyle w:val="Hyperlink"/>
@@ -1508,7 +1469,7 @@
                 <w:kern w:val="2"/>
                 <w:sz w:val="24"/>
                 <w:szCs w:val="24"/>
-                <w:lang w:eastAsia="en-AT"/>
+                <w:lang w:val="en-AT" w:eastAsia="en-AT"/>
                 <w14:ligatures w14:val="standardContextual"/>
               </w:rPr>
               <w:tab/>
@@ -1539,7 +1500,7 @@
                 <w:noProof/>
                 <w:webHidden/>
               </w:rPr>
-              <w:instrText xml:space="preserve"> PAGEREF _Toc223774979 \h </w:instrText>
+              <w:instrText xml:space="preserve"> PAGEREF _Toc224493321 \h </w:instrText>
             </w:r>
             <w:r>
               <w:rPr>
@@ -1583,11 +1544,11 @@
               <w:kern w:val="2"/>
               <w:sz w:val="24"/>
               <w:szCs w:val="24"/>
-              <w:lang w:eastAsia="en-AT"/>
+              <w:lang w:val="en-AT" w:eastAsia="en-AT"/>
               <w14:ligatures w14:val="standardContextual"/>
             </w:rPr>
           </w:pPr>
-          <w:hyperlink w:anchor="_Toc223774980" w:history="1">
+          <w:hyperlink w:anchor="_Toc224493322" w:history="1">
             <w:r>
               <w:rPr>
                 <w:rStyle w:val="Hyperlink"/>
@@ -1602,7 +1563,7 @@
                 <w:kern w:val="2"/>
                 <w:sz w:val="24"/>
                 <w:szCs w:val="24"/>
-                <w:lang w:eastAsia="en-AT"/>
+                <w:lang w:val="en-AT" w:eastAsia="en-AT"/>
                 <w14:ligatures w14:val="standardContextual"/>
               </w:rPr>
               <w:tab/>
@@ -1633,7 +1594,7 @@
                 <w:noProof/>
                 <w:webHidden/>
               </w:rPr>
-              <w:instrText xml:space="preserve"> PAGEREF _Toc223774980 \h </w:instrText>
+              <w:instrText xml:space="preserve"> PAGEREF _Toc224493322 \h </w:instrText>
             </w:r>
             <w:r>
               <w:rPr>
@@ -1677,11 +1638,11 @@
               <w:kern w:val="2"/>
               <w:sz w:val="24"/>
               <w:szCs w:val="24"/>
-              <w:lang w:eastAsia="en-AT"/>
+              <w:lang w:val="en-AT" w:eastAsia="en-AT"/>
               <w14:ligatures w14:val="standardContextual"/>
             </w:rPr>
           </w:pPr>
-          <w:hyperlink w:anchor="_Toc223774981" w:history="1">
+          <w:hyperlink w:anchor="_Toc224493323" w:history="1">
             <w:r>
               <w:rPr>
                 <w:rStyle w:val="Hyperlink"/>
@@ -1696,7 +1657,7 @@
                 <w:kern w:val="2"/>
                 <w:sz w:val="24"/>
                 <w:szCs w:val="24"/>
-                <w:lang w:eastAsia="en-AT"/>
+                <w:lang w:val="en-AT" w:eastAsia="en-AT"/>
                 <w14:ligatures w14:val="standardContextual"/>
               </w:rPr>
               <w:tab/>
@@ -1706,7 +1667,7 @@
                 <w:rStyle w:val="Hyperlink"/>
                 <w:noProof/>
               </w:rPr>
-              <w:t>Elektrisches Flowchart</w:t>
+              <w:t>Elektrisches Blockschaltbild</w:t>
             </w:r>
             <w:r>
               <w:rPr>
@@ -1727,7 +1688,7 @@
                 <w:noProof/>
                 <w:webHidden/>
               </w:rPr>
-              <w:instrText xml:space="preserve"> PAGEREF _Toc223774981 \h </w:instrText>
+              <w:instrText xml:space="preserve"> PAGEREF _Toc224493323 \h </w:instrText>
             </w:r>
             <w:r>
               <w:rPr>
@@ -1771,11 +1732,11 @@
               <w:kern w:val="2"/>
               <w:sz w:val="24"/>
               <w:szCs w:val="24"/>
-              <w:lang w:eastAsia="en-AT"/>
+              <w:lang w:val="en-AT" w:eastAsia="en-AT"/>
               <w14:ligatures w14:val="standardContextual"/>
             </w:rPr>
           </w:pPr>
-          <w:hyperlink w:anchor="_Toc223774982" w:history="1">
+          <w:hyperlink w:anchor="_Toc224493324" w:history="1">
             <w:r>
               <w:rPr>
                 <w:rStyle w:val="Hyperlink"/>
@@ -1790,7 +1751,7 @@
                 <w:kern w:val="2"/>
                 <w:sz w:val="24"/>
                 <w:szCs w:val="24"/>
-                <w:lang w:eastAsia="en-AT"/>
+                <w:lang w:val="en-AT" w:eastAsia="en-AT"/>
                 <w14:ligatures w14:val="standardContextual"/>
               </w:rPr>
               <w:tab/>
@@ -1821,7 +1782,7 @@
                 <w:noProof/>
                 <w:webHidden/>
               </w:rPr>
-              <w:instrText xml:space="preserve"> PAGEREF _Toc223774982 \h </w:instrText>
+              <w:instrText xml:space="preserve"> PAGEREF _Toc224493324 \h </w:instrText>
             </w:r>
             <w:r>
               <w:rPr>
@@ -1865,11 +1826,11 @@
               <w:kern w:val="2"/>
               <w:sz w:val="24"/>
               <w:szCs w:val="24"/>
-              <w:lang w:eastAsia="en-AT"/>
+              <w:lang w:val="en-AT" w:eastAsia="en-AT"/>
               <w14:ligatures w14:val="standardContextual"/>
             </w:rPr>
           </w:pPr>
-          <w:hyperlink w:anchor="_Toc223774983" w:history="1">
+          <w:hyperlink w:anchor="_Toc224493325" w:history="1">
             <w:r>
               <w:rPr>
                 <w:rStyle w:val="Hyperlink"/>
@@ -1884,7 +1845,7 @@
                 <w:kern w:val="2"/>
                 <w:sz w:val="24"/>
                 <w:szCs w:val="24"/>
-                <w:lang w:eastAsia="en-AT"/>
+                <w:lang w:val="en-AT" w:eastAsia="en-AT"/>
                 <w14:ligatures w14:val="standardContextual"/>
               </w:rPr>
               <w:tab/>
@@ -1915,7 +1876,7 @@
                 <w:noProof/>
                 <w:webHidden/>
               </w:rPr>
-              <w:instrText xml:space="preserve"> PAGEREF _Toc223774983 \h </w:instrText>
+              <w:instrText xml:space="preserve"> PAGEREF _Toc224493325 \h </w:instrText>
             </w:r>
             <w:r>
               <w:rPr>
@@ -1959,11 +1920,11 @@
               <w:kern w:val="2"/>
               <w:sz w:val="24"/>
               <w:szCs w:val="24"/>
-              <w:lang w:eastAsia="en-AT"/>
+              <w:lang w:val="en-AT" w:eastAsia="en-AT"/>
               <w14:ligatures w14:val="standardContextual"/>
             </w:rPr>
           </w:pPr>
-          <w:hyperlink w:anchor="_Toc223774984" w:history="1">
+          <w:hyperlink w:anchor="_Toc224493326" w:history="1">
             <w:r>
               <w:rPr>
                 <w:rStyle w:val="Hyperlink"/>
@@ -1978,7 +1939,7 @@
                 <w:kern w:val="2"/>
                 <w:sz w:val="24"/>
                 <w:szCs w:val="24"/>
-                <w:lang w:eastAsia="en-AT"/>
+                <w:lang w:val="en-AT" w:eastAsia="en-AT"/>
                 <w14:ligatures w14:val="standardContextual"/>
               </w:rPr>
               <w:tab/>
@@ -2009,7 +1970,7 @@
                 <w:noProof/>
                 <w:webHidden/>
               </w:rPr>
-              <w:instrText xml:space="preserve"> PAGEREF _Toc223774984 \h </w:instrText>
+              <w:instrText xml:space="preserve"> PAGEREF _Toc224493326 \h </w:instrText>
             </w:r>
             <w:r>
               <w:rPr>
@@ -2029,7 +1990,7 @@
                 <w:noProof/>
                 <w:webHidden/>
               </w:rPr>
-              <w:t>10</w:t>
+              <w:t>9</w:t>
             </w:r>
             <w:r>
               <w:rPr>
@@ -2053,11 +2014,11 @@
               <w:kern w:val="2"/>
               <w:sz w:val="24"/>
               <w:szCs w:val="24"/>
-              <w:lang w:eastAsia="en-AT"/>
+              <w:lang w:val="en-AT" w:eastAsia="en-AT"/>
               <w14:ligatures w14:val="standardContextual"/>
             </w:rPr>
           </w:pPr>
-          <w:hyperlink w:anchor="_Toc223774985" w:history="1">
+          <w:hyperlink w:anchor="_Toc224493327" w:history="1">
             <w:r>
               <w:rPr>
                 <w:rStyle w:val="Hyperlink"/>
@@ -2072,7 +2033,7 @@
                 <w:kern w:val="2"/>
                 <w:sz w:val="24"/>
                 <w:szCs w:val="24"/>
-                <w:lang w:eastAsia="en-AT"/>
+                <w:lang w:val="en-AT" w:eastAsia="en-AT"/>
                 <w14:ligatures w14:val="standardContextual"/>
               </w:rPr>
               <w:tab/>
@@ -2103,7 +2064,7 @@
                 <w:noProof/>
                 <w:webHidden/>
               </w:rPr>
-              <w:instrText xml:space="preserve"> PAGEREF _Toc223774985 \h </w:instrText>
+              <w:instrText xml:space="preserve"> PAGEREF _Toc224493327 \h </w:instrText>
             </w:r>
             <w:r>
               <w:rPr>
@@ -2123,7 +2084,7 @@
                 <w:noProof/>
                 <w:webHidden/>
               </w:rPr>
-              <w:t>12</w:t>
+              <w:t>13</w:t>
             </w:r>
             <w:r>
               <w:rPr>
@@ -2147,11 +2108,11 @@
               <w:kern w:val="2"/>
               <w:sz w:val="24"/>
               <w:szCs w:val="24"/>
-              <w:lang w:eastAsia="en-AT"/>
+              <w:lang w:val="en-AT" w:eastAsia="en-AT"/>
               <w14:ligatures w14:val="standardContextual"/>
             </w:rPr>
           </w:pPr>
-          <w:hyperlink w:anchor="_Toc223774986" w:history="1">
+          <w:hyperlink w:anchor="_Toc224493328" w:history="1">
             <w:r>
               <w:rPr>
                 <w:rStyle w:val="Hyperlink"/>
@@ -2166,7 +2127,7 @@
                 <w:kern w:val="2"/>
                 <w:sz w:val="24"/>
                 <w:szCs w:val="24"/>
-                <w:lang w:eastAsia="en-AT"/>
+                <w:lang w:val="en-AT" w:eastAsia="en-AT"/>
                 <w14:ligatures w14:val="standardContextual"/>
               </w:rPr>
               <w:tab/>
@@ -2197,7 +2158,7 @@
                 <w:noProof/>
                 <w:webHidden/>
               </w:rPr>
-              <w:instrText xml:space="preserve"> PAGEREF _Toc223774986 \h </w:instrText>
+              <w:instrText xml:space="preserve"> PAGEREF _Toc224493328 \h </w:instrText>
             </w:r>
             <w:r>
               <w:rPr>
@@ -2217,7 +2178,7 @@
                 <w:noProof/>
                 <w:webHidden/>
               </w:rPr>
-              <w:t>15</w:t>
+              <w:t>16</w:t>
             </w:r>
             <w:r>
               <w:rPr>
@@ -2241,11 +2202,11 @@
               <w:kern w:val="2"/>
               <w:sz w:val="24"/>
               <w:szCs w:val="24"/>
-              <w:lang w:eastAsia="en-AT"/>
+              <w:lang w:val="en-AT" w:eastAsia="en-AT"/>
               <w14:ligatures w14:val="standardContextual"/>
             </w:rPr>
           </w:pPr>
-          <w:hyperlink w:anchor="_Toc223774987" w:history="1">
+          <w:hyperlink w:anchor="_Toc224493329" w:history="1">
             <w:r>
               <w:rPr>
                 <w:rStyle w:val="Hyperlink"/>
@@ -2260,7 +2221,7 @@
                 <w:kern w:val="2"/>
                 <w:sz w:val="24"/>
                 <w:szCs w:val="24"/>
-                <w:lang w:eastAsia="en-AT"/>
+                <w:lang w:val="en-AT" w:eastAsia="en-AT"/>
                 <w14:ligatures w14:val="standardContextual"/>
               </w:rPr>
               <w:tab/>
@@ -2270,7 +2231,7 @@
                 <w:rStyle w:val="Hyperlink"/>
                 <w:noProof/>
               </w:rPr>
-              <w:t>Versorgung</w:t>
+              <w:t>Verkabelung</w:t>
             </w:r>
             <w:r>
               <w:rPr>
@@ -2291,7 +2252,7 @@
                 <w:noProof/>
                 <w:webHidden/>
               </w:rPr>
-              <w:instrText xml:space="preserve"> PAGEREF _Toc223774987 \h </w:instrText>
+              <w:instrText xml:space="preserve"> PAGEREF _Toc224493329 \h </w:instrText>
             </w:r>
             <w:r>
               <w:rPr>
@@ -2335,11 +2296,11 @@
               <w:kern w:val="2"/>
               <w:sz w:val="24"/>
               <w:szCs w:val="24"/>
-              <w:lang w:eastAsia="en-AT"/>
+              <w:lang w:val="en-AT" w:eastAsia="en-AT"/>
               <w14:ligatures w14:val="standardContextual"/>
             </w:rPr>
           </w:pPr>
-          <w:hyperlink w:anchor="_Toc223774988" w:history="1">
+          <w:hyperlink w:anchor="_Toc224493330" w:history="1">
             <w:r>
               <w:rPr>
                 <w:rStyle w:val="Hyperlink"/>
@@ -2354,7 +2315,7 @@
                 <w:kern w:val="2"/>
                 <w:sz w:val="24"/>
                 <w:szCs w:val="24"/>
-                <w:lang w:eastAsia="en-AT"/>
+                <w:lang w:val="en-AT" w:eastAsia="en-AT"/>
                 <w14:ligatures w14:val="standardContextual"/>
               </w:rPr>
               <w:tab/>
@@ -2364,7 +2325,7 @@
                 <w:rStyle w:val="Hyperlink"/>
                 <w:noProof/>
               </w:rPr>
-              <w:t>Verkabelung</w:t>
+              <w:t>Schnittstellen</w:t>
             </w:r>
             <w:r>
               <w:rPr>
@@ -2385,7 +2346,7 @@
                 <w:noProof/>
                 <w:webHidden/>
               </w:rPr>
-              <w:instrText xml:space="preserve"> PAGEREF _Toc223774988 \h </w:instrText>
+              <w:instrText xml:space="preserve"> PAGEREF _Toc224493330 \h </w:instrText>
             </w:r>
             <w:r>
               <w:rPr>
@@ -2405,7 +2366,7 @@
                 <w:noProof/>
                 <w:webHidden/>
               </w:rPr>
-              <w:t>19</w:t>
+              <w:t>20</w:t>
             </w:r>
             <w:r>
               <w:rPr>
@@ -2429,11 +2390,11 @@
               <w:kern w:val="2"/>
               <w:sz w:val="24"/>
               <w:szCs w:val="24"/>
-              <w:lang w:eastAsia="en-AT"/>
+              <w:lang w:val="en-AT" w:eastAsia="en-AT"/>
               <w14:ligatures w14:val="standardContextual"/>
             </w:rPr>
           </w:pPr>
-          <w:hyperlink w:anchor="_Toc223774989" w:history="1">
+          <w:hyperlink w:anchor="_Toc224493331" w:history="1">
             <w:r>
               <w:rPr>
                 <w:rStyle w:val="Hyperlink"/>
@@ -2448,7 +2409,7 @@
                 <w:kern w:val="2"/>
                 <w:sz w:val="24"/>
                 <w:szCs w:val="24"/>
-                <w:lang w:eastAsia="en-AT"/>
+                <w:lang w:val="en-AT" w:eastAsia="en-AT"/>
                 <w14:ligatures w14:val="standardContextual"/>
               </w:rPr>
               <w:tab/>
@@ -2458,7 +2419,7 @@
                 <w:rStyle w:val="Hyperlink"/>
                 <w:noProof/>
               </w:rPr>
-              <w:t>Schnittstellen</w:t>
+              <w:t>Gehäusetechnik</w:t>
             </w:r>
             <w:r>
               <w:rPr>
@@ -2479,7 +2440,7 @@
                 <w:noProof/>
                 <w:webHidden/>
               </w:rPr>
-              <w:instrText xml:space="preserve"> PAGEREF _Toc223774989 \h </w:instrText>
+              <w:instrText xml:space="preserve"> PAGEREF _Toc224493331 \h </w:instrText>
             </w:r>
             <w:r>
               <w:rPr>
@@ -2499,7 +2460,101 @@
                 <w:noProof/>
                 <w:webHidden/>
               </w:rPr>
-              <w:t>22</w:t>
+              <w:t>24</w:t>
+            </w:r>
+            <w:r>
+              <w:rPr>
+                <w:noProof/>
+                <w:webHidden/>
+              </w:rPr>
+              <w:fldChar w:fldCharType="end"/>
+            </w:r>
+          </w:hyperlink>
+        </w:p>
+        <w:p>
+          <w:pPr>
+            <w:pStyle w:val="TOC2"/>
+            <w:tabs>
+              <w:tab w:val="left" w:pos="960"/>
+              <w:tab w:val="right" w:leader="dot" w:pos="9016"/>
+            </w:tabs>
+            <w:rPr>
+              <w:rFonts w:asciiTheme="minorHAnsi" w:eastAsiaTheme="minorEastAsia" w:hAnsiTheme="minorHAnsi" w:cstheme="minorBidi"/>
+              <w:noProof/>
+              <w:kern w:val="2"/>
+              <w:sz w:val="24"/>
+              <w:szCs w:val="24"/>
+              <w:lang w:val="en-AT" w:eastAsia="en-AT"/>
+              <w14:ligatures w14:val="standardContextual"/>
+            </w:rPr>
+          </w:pPr>
+          <w:hyperlink w:anchor="_Toc224493332" w:history="1">
+            <w:r>
+              <w:rPr>
+                <w:rStyle w:val="Hyperlink"/>
+                <w:noProof/>
+              </w:rPr>
+              <w:t>2.3</w:t>
+            </w:r>
+            <w:r>
+              <w:rPr>
+                <w:rFonts w:asciiTheme="minorHAnsi" w:eastAsiaTheme="minorEastAsia" w:hAnsiTheme="minorHAnsi" w:cstheme="minorBidi"/>
+                <w:noProof/>
+                <w:kern w:val="2"/>
+                <w:sz w:val="24"/>
+                <w:szCs w:val="24"/>
+                <w:lang w:val="en-AT" w:eastAsia="en-AT"/>
+                <w14:ligatures w14:val="standardContextual"/>
+              </w:rPr>
+              <w:tab/>
+            </w:r>
+            <w:r>
+              <w:rPr>
+                <w:rStyle w:val="Hyperlink"/>
+                <w:noProof/>
+              </w:rPr>
+              <w:t>Praktische Umsetzung</w:t>
+            </w:r>
+            <w:r>
+              <w:rPr>
+                <w:noProof/>
+                <w:webHidden/>
+              </w:rPr>
+              <w:tab/>
+            </w:r>
+            <w:r>
+              <w:rPr>
+                <w:noProof/>
+                <w:webHidden/>
+              </w:rPr>
+              <w:fldChar w:fldCharType="begin"/>
+            </w:r>
+            <w:r>
+              <w:rPr>
+                <w:noProof/>
+                <w:webHidden/>
+              </w:rPr>
+              <w:instrText xml:space="preserve"> PAGEREF _Toc224493332 \h </w:instrText>
+            </w:r>
+            <w:r>
+              <w:rPr>
+                <w:noProof/>
+                <w:webHidden/>
+              </w:rPr>
+            </w:r>
+            <w:r>
+              <w:rPr>
+                <w:noProof/>
+                <w:webHidden/>
+              </w:rPr>
+              <w:fldChar w:fldCharType="separate"/>
+            </w:r>
+            <w:r>
+              <w:rPr>
+                <w:noProof/>
+                <w:webHidden/>
+              </w:rPr>
+              <w:t>26</w:t>
             </w:r>
             <w:r>
               <w:rPr>
@@ -2523,17 +2578,17 @@
               <w:kern w:val="2"/>
               <w:sz w:val="24"/>
               <w:szCs w:val="24"/>
-              <w:lang w:eastAsia="en-AT"/>
+              <w:lang w:val="en-AT" w:eastAsia="en-AT"/>
               <w14:ligatures w14:val="standardContextual"/>
             </w:rPr>
           </w:pPr>
-          <w:hyperlink w:anchor="_Toc223774990" w:history="1">
+          <w:hyperlink w:anchor="_Toc224493333" w:history="1">
             <w:r>
               <w:rPr>
                 <w:rStyle w:val="Hyperlink"/>
                 <w:noProof/>
               </w:rPr>
-              <w:t>2.2.8</w:t>
+              <w:t>2.3.1</w:t>
             </w:r>
             <w:r>
               <w:rPr>
@@ -2542,7 +2597,7 @@
                 <w:kern w:val="2"/>
                 <w:sz w:val="24"/>
                 <w:szCs w:val="24"/>
-                <w:lang w:eastAsia="en-AT"/>
+                <w:lang w:val="en-AT" w:eastAsia="en-AT"/>
                 <w14:ligatures w14:val="standardContextual"/>
               </w:rPr>
               <w:tab/>
@@ -2552,7 +2607,7 @@
                 <w:rStyle w:val="Hyperlink"/>
                 <w:noProof/>
               </w:rPr>
-              <w:t>Gehäusetechnik</w:t>
+              <w:t>Projektplanung</w:t>
             </w:r>
             <w:r>
               <w:rPr>
@@ -2573,7 +2628,7 @@
                 <w:noProof/>
                 <w:webHidden/>
               </w:rPr>
-              <w:instrText xml:space="preserve"> PAGEREF _Toc223774990 \h </w:instrText>
+              <w:instrText xml:space="preserve"> PAGEREF _Toc224493333 \h </w:instrText>
             </w:r>
             <w:r>
               <w:rPr>
@@ -2594,6 +2649,476 @@
                 <w:webHidden/>
               </w:rPr>
               <w:t>26</w:t>
+            </w:r>
+            <w:r>
+              <w:rPr>
+                <w:noProof/>
+                <w:webHidden/>
+              </w:rPr>
+              <w:fldChar w:fldCharType="end"/>
+            </w:r>
+          </w:hyperlink>
+        </w:p>
+        <w:p>
+          <w:pPr>
+            <w:pStyle w:val="TOC3"/>
+            <w:tabs>
+              <w:tab w:val="left" w:pos="1200"/>
+              <w:tab w:val="right" w:leader="dot" w:pos="9016"/>
+            </w:tabs>
+            <w:rPr>
+              <w:rFonts w:asciiTheme="minorHAnsi" w:eastAsiaTheme="minorEastAsia" w:hAnsiTheme="minorHAnsi" w:cstheme="minorBidi"/>
+              <w:noProof/>
+              <w:kern w:val="2"/>
+              <w:sz w:val="24"/>
+              <w:szCs w:val="24"/>
+              <w:lang w:val="en-AT" w:eastAsia="en-AT"/>
+              <w14:ligatures w14:val="standardContextual"/>
+            </w:rPr>
+          </w:pPr>
+          <w:hyperlink w:anchor="_Toc224493334" w:history="1">
+            <w:r>
+              <w:rPr>
+                <w:rStyle w:val="Hyperlink"/>
+                <w:noProof/>
+              </w:rPr>
+              <w:t>2.3.2</w:t>
+            </w:r>
+            <w:r>
+              <w:rPr>
+                <w:rFonts w:asciiTheme="minorHAnsi" w:eastAsiaTheme="minorEastAsia" w:hAnsiTheme="minorHAnsi" w:cstheme="minorBidi"/>
+                <w:noProof/>
+                <w:kern w:val="2"/>
+                <w:sz w:val="24"/>
+                <w:szCs w:val="24"/>
+                <w:lang w:val="en-AT" w:eastAsia="en-AT"/>
+                <w14:ligatures w14:val="standardContextual"/>
+              </w:rPr>
+              <w:tab/>
+            </w:r>
+            <w:r>
+              <w:rPr>
+                <w:rStyle w:val="Hyperlink"/>
+                <w:noProof/>
+              </w:rPr>
+              <w:t>Komponenten Auswahl</w:t>
+            </w:r>
+            <w:r>
+              <w:rPr>
+                <w:noProof/>
+                <w:webHidden/>
+              </w:rPr>
+              <w:tab/>
+            </w:r>
+            <w:r>
+              <w:rPr>
+                <w:noProof/>
+                <w:webHidden/>
+              </w:rPr>
+              <w:fldChar w:fldCharType="begin"/>
+            </w:r>
+            <w:r>
+              <w:rPr>
+                <w:noProof/>
+                <w:webHidden/>
+              </w:rPr>
+              <w:instrText xml:space="preserve"> PAGEREF _Toc224493334 \h </w:instrText>
+            </w:r>
+            <w:r>
+              <w:rPr>
+                <w:noProof/>
+                <w:webHidden/>
+              </w:rPr>
+            </w:r>
+            <w:r>
+              <w:rPr>
+                <w:noProof/>
+                <w:webHidden/>
+              </w:rPr>
+              <w:fldChar w:fldCharType="separate"/>
+            </w:r>
+            <w:r>
+              <w:rPr>
+                <w:noProof/>
+                <w:webHidden/>
+              </w:rPr>
+              <w:t>28</w:t>
+            </w:r>
+            <w:r>
+              <w:rPr>
+                <w:noProof/>
+                <w:webHidden/>
+              </w:rPr>
+              <w:fldChar w:fldCharType="end"/>
+            </w:r>
+          </w:hyperlink>
+        </w:p>
+        <w:p>
+          <w:pPr>
+            <w:pStyle w:val="TOC3"/>
+            <w:tabs>
+              <w:tab w:val="left" w:pos="1200"/>
+              <w:tab w:val="right" w:leader="dot" w:pos="9016"/>
+            </w:tabs>
+            <w:rPr>
+              <w:rFonts w:asciiTheme="minorHAnsi" w:eastAsiaTheme="minorEastAsia" w:hAnsiTheme="minorHAnsi" w:cstheme="minorBidi"/>
+              <w:noProof/>
+              <w:kern w:val="2"/>
+              <w:sz w:val="24"/>
+              <w:szCs w:val="24"/>
+              <w:lang w:val="en-AT" w:eastAsia="en-AT"/>
+              <w14:ligatures w14:val="standardContextual"/>
+            </w:rPr>
+          </w:pPr>
+          <w:hyperlink w:anchor="_Toc224493335" w:history="1">
+            <w:r>
+              <w:rPr>
+                <w:rStyle w:val="Hyperlink"/>
+                <w:noProof/>
+              </w:rPr>
+              <w:t>2.3.3</w:t>
+            </w:r>
+            <w:r>
+              <w:rPr>
+                <w:rFonts w:asciiTheme="minorHAnsi" w:eastAsiaTheme="minorEastAsia" w:hAnsiTheme="minorHAnsi" w:cstheme="minorBidi"/>
+                <w:noProof/>
+                <w:kern w:val="2"/>
+                <w:sz w:val="24"/>
+                <w:szCs w:val="24"/>
+                <w:lang w:val="en-AT" w:eastAsia="en-AT"/>
+                <w14:ligatures w14:val="standardContextual"/>
+              </w:rPr>
+              <w:tab/>
+            </w:r>
+            <w:r>
+              <w:rPr>
+                <w:rStyle w:val="Hyperlink"/>
+                <w:noProof/>
+              </w:rPr>
+              <w:t>Ansteuerung der Beleuchtung</w:t>
+            </w:r>
+            <w:r>
+              <w:rPr>
+                <w:noProof/>
+                <w:webHidden/>
+              </w:rPr>
+              <w:tab/>
+            </w:r>
+            <w:r>
+              <w:rPr>
+                <w:noProof/>
+                <w:webHidden/>
+              </w:rPr>
+              <w:fldChar w:fldCharType="begin"/>
+            </w:r>
+            <w:r>
+              <w:rPr>
+                <w:noProof/>
+                <w:webHidden/>
+              </w:rPr>
+              <w:instrText xml:space="preserve"> PAGEREF _Toc224493335 \h </w:instrText>
+            </w:r>
+            <w:r>
+              <w:rPr>
+                <w:noProof/>
+                <w:webHidden/>
+              </w:rPr>
+            </w:r>
+            <w:r>
+              <w:rPr>
+                <w:noProof/>
+                <w:webHidden/>
+              </w:rPr>
+              <w:fldChar w:fldCharType="separate"/>
+            </w:r>
+            <w:r>
+              <w:rPr>
+                <w:noProof/>
+                <w:webHidden/>
+              </w:rPr>
+              <w:t>37</w:t>
+            </w:r>
+            <w:r>
+              <w:rPr>
+                <w:noProof/>
+                <w:webHidden/>
+              </w:rPr>
+              <w:fldChar w:fldCharType="end"/>
+            </w:r>
+          </w:hyperlink>
+        </w:p>
+        <w:p>
+          <w:pPr>
+            <w:pStyle w:val="TOC3"/>
+            <w:tabs>
+              <w:tab w:val="left" w:pos="1200"/>
+              <w:tab w:val="right" w:leader="dot" w:pos="9016"/>
+            </w:tabs>
+            <w:rPr>
+              <w:rFonts w:asciiTheme="minorHAnsi" w:eastAsiaTheme="minorEastAsia" w:hAnsiTheme="minorHAnsi" w:cstheme="minorBidi"/>
+              <w:noProof/>
+              <w:kern w:val="2"/>
+              <w:sz w:val="24"/>
+              <w:szCs w:val="24"/>
+              <w:lang w:val="en-AT" w:eastAsia="en-AT"/>
+              <w14:ligatures w14:val="standardContextual"/>
+            </w:rPr>
+          </w:pPr>
+          <w:hyperlink w:anchor="_Toc224493336" w:history="1">
+            <w:r>
+              <w:rPr>
+                <w:rStyle w:val="Hyperlink"/>
+                <w:noProof/>
+              </w:rPr>
+              <w:t>2.3.4</w:t>
+            </w:r>
+            <w:r>
+              <w:rPr>
+                <w:rFonts w:asciiTheme="minorHAnsi" w:eastAsiaTheme="minorEastAsia" w:hAnsiTheme="minorHAnsi" w:cstheme="minorBidi"/>
+                <w:noProof/>
+                <w:kern w:val="2"/>
+                <w:sz w:val="24"/>
+                <w:szCs w:val="24"/>
+                <w:lang w:val="en-AT" w:eastAsia="en-AT"/>
+                <w14:ligatures w14:val="standardContextual"/>
+              </w:rPr>
+              <w:tab/>
+            </w:r>
+            <w:r>
+              <w:rPr>
+                <w:rStyle w:val="Hyperlink"/>
+                <w:noProof/>
+              </w:rPr>
+              <w:t>Schaltpläne und Fertigungsunterlagen</w:t>
+            </w:r>
+            <w:r>
+              <w:rPr>
+                <w:noProof/>
+                <w:webHidden/>
+              </w:rPr>
+              <w:tab/>
+            </w:r>
+            <w:r>
+              <w:rPr>
+                <w:noProof/>
+                <w:webHidden/>
+              </w:rPr>
+              <w:fldChar w:fldCharType="begin"/>
+            </w:r>
+            <w:r>
+              <w:rPr>
+                <w:noProof/>
+                <w:webHidden/>
+              </w:rPr>
+              <w:instrText xml:space="preserve"> PAGEREF _Toc224493336 \h </w:instrText>
+            </w:r>
+            <w:r>
+              <w:rPr>
+                <w:noProof/>
+                <w:webHidden/>
+              </w:rPr>
+            </w:r>
+            <w:r>
+              <w:rPr>
+                <w:noProof/>
+                <w:webHidden/>
+              </w:rPr>
+              <w:fldChar w:fldCharType="separate"/>
+            </w:r>
+            <w:r>
+              <w:rPr>
+                <w:noProof/>
+                <w:webHidden/>
+              </w:rPr>
+              <w:t>39</w:t>
+            </w:r>
+            <w:r>
+              <w:rPr>
+                <w:noProof/>
+                <w:webHidden/>
+              </w:rPr>
+              <w:fldChar w:fldCharType="end"/>
+            </w:r>
+          </w:hyperlink>
+        </w:p>
+        <w:p>
+          <w:pPr>
+            <w:pStyle w:val="TOC3"/>
+            <w:tabs>
+              <w:tab w:val="left" w:pos="1200"/>
+              <w:tab w:val="right" w:leader="dot" w:pos="9016"/>
+            </w:tabs>
+            <w:rPr>
+              <w:rFonts w:asciiTheme="minorHAnsi" w:eastAsiaTheme="minorEastAsia" w:hAnsiTheme="minorHAnsi" w:cstheme="minorBidi"/>
+              <w:noProof/>
+              <w:kern w:val="2"/>
+              <w:sz w:val="24"/>
+              <w:szCs w:val="24"/>
+              <w:lang w:val="en-AT" w:eastAsia="en-AT"/>
+              <w14:ligatures w14:val="standardContextual"/>
+            </w:rPr>
+          </w:pPr>
+          <w:hyperlink w:anchor="_Toc224493337" w:history="1">
+            <w:r>
+              <w:rPr>
+                <w:rStyle w:val="Hyperlink"/>
+                <w:noProof/>
+              </w:rPr>
+              <w:t>2.3.5</w:t>
+            </w:r>
+            <w:r>
+              <w:rPr>
+                <w:rFonts w:asciiTheme="minorHAnsi" w:eastAsiaTheme="minorEastAsia" w:hAnsiTheme="minorHAnsi" w:cstheme="minorBidi"/>
+                <w:noProof/>
+                <w:kern w:val="2"/>
+                <w:sz w:val="24"/>
+                <w:szCs w:val="24"/>
+                <w:lang w:val="en-AT" w:eastAsia="en-AT"/>
+                <w14:ligatures w14:val="standardContextual"/>
+              </w:rPr>
+              <w:tab/>
+            </w:r>
+            <w:r>
+              <w:rPr>
+                <w:rStyle w:val="Hyperlink"/>
+                <w:noProof/>
+              </w:rPr>
+              <w:t>Gehäuseentwicklung</w:t>
+            </w:r>
+            <w:r>
+              <w:rPr>
+                <w:noProof/>
+                <w:webHidden/>
+              </w:rPr>
+              <w:tab/>
+            </w:r>
+            <w:r>
+              <w:rPr>
+                <w:noProof/>
+                <w:webHidden/>
+              </w:rPr>
+              <w:fldChar w:fldCharType="begin"/>
+            </w:r>
+            <w:r>
+              <w:rPr>
+                <w:noProof/>
+                <w:webHidden/>
+              </w:rPr>
+              <w:instrText xml:space="preserve"> PAGEREF _Toc224493337 \h </w:instrText>
+            </w:r>
+            <w:r>
+              <w:rPr>
+                <w:noProof/>
+                <w:webHidden/>
+              </w:rPr>
+            </w:r>
+            <w:r>
+              <w:rPr>
+                <w:noProof/>
+                <w:webHidden/>
+              </w:rPr>
+              <w:fldChar w:fldCharType="separate"/>
+            </w:r>
+            <w:r>
+              <w:rPr>
+                <w:noProof/>
+                <w:webHidden/>
+              </w:rPr>
+              <w:t>45</w:t>
+            </w:r>
+            <w:r>
+              <w:rPr>
+                <w:noProof/>
+                <w:webHidden/>
+              </w:rPr>
+              <w:fldChar w:fldCharType="end"/>
+            </w:r>
+          </w:hyperlink>
+        </w:p>
+        <w:p>
+          <w:pPr>
+            <w:pStyle w:val="TOC3"/>
+            <w:tabs>
+              <w:tab w:val="left" w:pos="1200"/>
+              <w:tab w:val="right" w:leader="dot" w:pos="9016"/>
+            </w:tabs>
+            <w:rPr>
+              <w:rFonts w:asciiTheme="minorHAnsi" w:eastAsiaTheme="minorEastAsia" w:hAnsiTheme="minorHAnsi" w:cstheme="minorBidi"/>
+              <w:noProof/>
+              <w:kern w:val="2"/>
+              <w:sz w:val="24"/>
+              <w:szCs w:val="24"/>
+              <w:lang w:val="en-AT" w:eastAsia="en-AT"/>
+              <w14:ligatures w14:val="standardContextual"/>
+            </w:rPr>
+          </w:pPr>
+          <w:hyperlink w:anchor="_Toc224493338" w:history="1">
+            <w:r>
+              <w:rPr>
+                <w:rStyle w:val="Hyperlink"/>
+                <w:noProof/>
+              </w:rPr>
+              <w:t>2.3.6</w:t>
+            </w:r>
+            <w:r>
+              <w:rPr>
+                <w:rFonts w:asciiTheme="minorHAnsi" w:eastAsiaTheme="minorEastAsia" w:hAnsiTheme="minorHAnsi" w:cstheme="minorBidi"/>
+                <w:noProof/>
+                <w:kern w:val="2"/>
+                <w:sz w:val="24"/>
+                <w:szCs w:val="24"/>
+                <w:lang w:val="en-AT" w:eastAsia="en-AT"/>
+                <w14:ligatures w14:val="standardContextual"/>
+              </w:rPr>
+              <w:tab/>
+            </w:r>
+            <w:r>
+              <w:rPr>
+                <w:rStyle w:val="Hyperlink"/>
+                <w:noProof/>
+              </w:rPr>
+              <w:t>Gehäusemontage</w:t>
+            </w:r>
+            <w:r>
+              <w:rPr>
+                <w:noProof/>
+                <w:webHidden/>
+              </w:rPr>
+              <w:tab/>
+            </w:r>
+            <w:r>
+              <w:rPr>
+                <w:noProof/>
+                <w:webHidden/>
+              </w:rPr>
+              <w:fldChar w:fldCharType="begin"/>
+            </w:r>
+            <w:r>
+              <w:rPr>
+                <w:noProof/>
+                <w:webHidden/>
+              </w:rPr>
+              <w:instrText xml:space="preserve"> PAGEREF _Toc224493338 \h </w:instrText>
+            </w:r>
+            <w:r>
+              <w:rPr>
+                <w:noProof/>
+                <w:webHidden/>
+              </w:rPr>
+            </w:r>
+            <w:r>
+              <w:rPr>
+                <w:noProof/>
+                <w:webHidden/>
+              </w:rPr>
+              <w:fldChar w:fldCharType="separate"/>
+            </w:r>
+            <w:r>
+              <w:rPr>
+                <w:noProof/>
+                <w:webHidden/>
+              </w:rPr>
+              <w:t>55</w:t>
             </w:r>
             <w:r>
               <w:rPr>
@@ -2617,17 +3142,17 @@
               <w:kern w:val="2"/>
               <w:sz w:val="24"/>
               <w:szCs w:val="24"/>
-              <w:lang w:eastAsia="en-AT"/>
+              <w:lang w:val="en-AT" w:eastAsia="en-AT"/>
               <w14:ligatures w14:val="standardContextual"/>
             </w:rPr>
           </w:pPr>
-          <w:hyperlink w:anchor="_Toc223774991" w:history="1">
+          <w:hyperlink w:anchor="_Toc224493339" w:history="1">
             <w:r>
               <w:rPr>
                 <w:rStyle w:val="Hyperlink"/>
                 <w:noProof/>
               </w:rPr>
-              <w:t>2.3</w:t>
+              <w:t>2.4</w:t>
             </w:r>
             <w:r>
               <w:rPr>
@@ -2636,7 +3161,7 @@
                 <w:kern w:val="2"/>
                 <w:sz w:val="24"/>
                 <w:szCs w:val="24"/>
-                <w:lang w:eastAsia="en-AT"/>
+                <w:lang w:val="en-AT" w:eastAsia="en-AT"/>
                 <w14:ligatures w14:val="standardContextual"/>
               </w:rPr>
               <w:tab/>
@@ -2646,7 +3171,7 @@
                 <w:rStyle w:val="Hyperlink"/>
                 <w:noProof/>
               </w:rPr>
-              <w:t>Praktische Umsetzung</w:t>
+              <w:t>Weitere Individuelle Arbeitsschritte</w:t>
             </w:r>
             <w:r>
               <w:rPr>
@@ -2667,7 +3192,7 @@
                 <w:noProof/>
                 <w:webHidden/>
               </w:rPr>
-              <w:instrText xml:space="preserve"> PAGEREF _Toc223774991 \h </w:instrText>
+              <w:instrText xml:space="preserve"> PAGEREF _Toc224493339 \h </w:instrText>
             </w:r>
             <w:r>
               <w:rPr>
@@ -2687,571 +3212,7 @@
                 <w:noProof/>
                 <w:webHidden/>
               </w:rPr>
-              <w:t>28</w:t>
-            </w:r>
-            <w:r>
-              <w:rPr>
-                <w:noProof/>
-                <w:webHidden/>
-              </w:rPr>
-              <w:fldChar w:fldCharType="end"/>
-            </w:r>
-          </w:hyperlink>
-        </w:p>
-        <w:p>
-          <w:pPr>
-            <w:pStyle w:val="TOC3"/>
-            <w:tabs>
-              <w:tab w:val="left" w:pos="1200"/>
-              <w:tab w:val="right" w:leader="dot" w:pos="9016"/>
-            </w:tabs>
-            <w:rPr>
-              <w:rFonts w:asciiTheme="minorHAnsi" w:eastAsiaTheme="minorEastAsia" w:hAnsiTheme="minorHAnsi" w:cstheme="minorBidi"/>
-              <w:noProof/>
-              <w:kern w:val="2"/>
-              <w:sz w:val="24"/>
-              <w:szCs w:val="24"/>
-              <w:lang w:eastAsia="en-AT"/>
-              <w14:ligatures w14:val="standardContextual"/>
-            </w:rPr>
-          </w:pPr>
-          <w:hyperlink w:anchor="_Toc223774992" w:history="1">
-            <w:r>
-              <w:rPr>
-                <w:rStyle w:val="Hyperlink"/>
-                <w:noProof/>
-              </w:rPr>
-              <w:t>2.3.1</w:t>
-            </w:r>
-            <w:r>
-              <w:rPr>
-                <w:rFonts w:asciiTheme="minorHAnsi" w:eastAsiaTheme="minorEastAsia" w:hAnsiTheme="minorHAnsi" w:cstheme="minorBidi"/>
-                <w:noProof/>
-                <w:kern w:val="2"/>
-                <w:sz w:val="24"/>
-                <w:szCs w:val="24"/>
-                <w:lang w:eastAsia="en-AT"/>
-                <w14:ligatures w14:val="standardContextual"/>
-              </w:rPr>
-              <w:tab/>
-            </w:r>
-            <w:r>
-              <w:rPr>
-                <w:rStyle w:val="Hyperlink"/>
-                <w:noProof/>
-              </w:rPr>
-              <w:t>Projektplanung</w:t>
-            </w:r>
-            <w:r>
-              <w:rPr>
-                <w:noProof/>
-                <w:webHidden/>
-              </w:rPr>
-              <w:tab/>
-            </w:r>
-            <w:r>
-              <w:rPr>
-                <w:noProof/>
-                <w:webHidden/>
-              </w:rPr>
-              <w:fldChar w:fldCharType="begin"/>
-            </w:r>
-            <w:r>
-              <w:rPr>
-                <w:noProof/>
-                <w:webHidden/>
-              </w:rPr>
-              <w:instrText xml:space="preserve"> PAGEREF _Toc223774992 \h </w:instrText>
-            </w:r>
-            <w:r>
-              <w:rPr>
-                <w:noProof/>
-                <w:webHidden/>
-              </w:rPr>
-            </w:r>
-            <w:r>
-              <w:rPr>
-                <w:noProof/>
-                <w:webHidden/>
-              </w:rPr>
-              <w:fldChar w:fldCharType="separate"/>
-            </w:r>
-            <w:r>
-              <w:rPr>
-                <w:noProof/>
-                <w:webHidden/>
-              </w:rPr>
-              <w:t>28</w:t>
-            </w:r>
-            <w:r>
-              <w:rPr>
-                <w:noProof/>
-                <w:webHidden/>
-              </w:rPr>
-              <w:fldChar w:fldCharType="end"/>
-            </w:r>
-          </w:hyperlink>
-        </w:p>
-        <w:p>
-          <w:pPr>
-            <w:pStyle w:val="TOC3"/>
-            <w:tabs>
-              <w:tab w:val="left" w:pos="1200"/>
-              <w:tab w:val="right" w:leader="dot" w:pos="9016"/>
-            </w:tabs>
-            <w:rPr>
-              <w:rFonts w:asciiTheme="minorHAnsi" w:eastAsiaTheme="minorEastAsia" w:hAnsiTheme="minorHAnsi" w:cstheme="minorBidi"/>
-              <w:noProof/>
-              <w:kern w:val="2"/>
-              <w:sz w:val="24"/>
-              <w:szCs w:val="24"/>
-              <w:lang w:eastAsia="en-AT"/>
-              <w14:ligatures w14:val="standardContextual"/>
-            </w:rPr>
-          </w:pPr>
-          <w:hyperlink w:anchor="_Toc223774993" w:history="1">
-            <w:r>
-              <w:rPr>
-                <w:rStyle w:val="Hyperlink"/>
-                <w:noProof/>
-              </w:rPr>
-              <w:t>2.3.2</w:t>
-            </w:r>
-            <w:r>
-              <w:rPr>
-                <w:rFonts w:asciiTheme="minorHAnsi" w:eastAsiaTheme="minorEastAsia" w:hAnsiTheme="minorHAnsi" w:cstheme="minorBidi"/>
-                <w:noProof/>
-                <w:kern w:val="2"/>
-                <w:sz w:val="24"/>
-                <w:szCs w:val="24"/>
-                <w:lang w:eastAsia="en-AT"/>
-                <w14:ligatures w14:val="standardContextual"/>
-              </w:rPr>
-              <w:tab/>
-            </w:r>
-            <w:r>
-              <w:rPr>
-                <w:rStyle w:val="Hyperlink"/>
-                <w:noProof/>
-              </w:rPr>
-              <w:t>Komponenten Auswahl</w:t>
-            </w:r>
-            <w:r>
-              <w:rPr>
-                <w:noProof/>
-                <w:webHidden/>
-              </w:rPr>
-              <w:tab/>
-            </w:r>
-            <w:r>
-              <w:rPr>
-                <w:noProof/>
-                <w:webHidden/>
-              </w:rPr>
-              <w:fldChar w:fldCharType="begin"/>
-            </w:r>
-            <w:r>
-              <w:rPr>
-                <w:noProof/>
-                <w:webHidden/>
-              </w:rPr>
-              <w:instrText xml:space="preserve"> PAGEREF _Toc223774993 \h </w:instrText>
-            </w:r>
-            <w:r>
-              <w:rPr>
-                <w:noProof/>
-                <w:webHidden/>
-              </w:rPr>
-            </w:r>
-            <w:r>
-              <w:rPr>
-                <w:noProof/>
-                <w:webHidden/>
-              </w:rPr>
-              <w:fldChar w:fldCharType="separate"/>
-            </w:r>
-            <w:r>
-              <w:rPr>
-                <w:noProof/>
-                <w:webHidden/>
-              </w:rPr>
-              <w:t>30</w:t>
-            </w:r>
-            <w:r>
-              <w:rPr>
-                <w:noProof/>
-                <w:webHidden/>
-              </w:rPr>
-              <w:fldChar w:fldCharType="end"/>
-            </w:r>
-          </w:hyperlink>
-        </w:p>
-        <w:p>
-          <w:pPr>
-            <w:pStyle w:val="TOC3"/>
-            <w:tabs>
-              <w:tab w:val="left" w:pos="1200"/>
-              <w:tab w:val="right" w:leader="dot" w:pos="9016"/>
-            </w:tabs>
-            <w:rPr>
-              <w:rFonts w:asciiTheme="minorHAnsi" w:eastAsiaTheme="minorEastAsia" w:hAnsiTheme="minorHAnsi" w:cstheme="minorBidi"/>
-              <w:noProof/>
-              <w:kern w:val="2"/>
-              <w:sz w:val="24"/>
-              <w:szCs w:val="24"/>
-              <w:lang w:eastAsia="en-AT"/>
-              <w14:ligatures w14:val="standardContextual"/>
-            </w:rPr>
-          </w:pPr>
-          <w:hyperlink w:anchor="_Toc223774994" w:history="1">
-            <w:r>
-              <w:rPr>
-                <w:rStyle w:val="Hyperlink"/>
-                <w:noProof/>
-              </w:rPr>
-              <w:t>2.3.3</w:t>
-            </w:r>
-            <w:r>
-              <w:rPr>
-                <w:rFonts w:asciiTheme="minorHAnsi" w:eastAsiaTheme="minorEastAsia" w:hAnsiTheme="minorHAnsi" w:cstheme="minorBidi"/>
-                <w:noProof/>
-                <w:kern w:val="2"/>
-                <w:sz w:val="24"/>
-                <w:szCs w:val="24"/>
-                <w:lang w:eastAsia="en-AT"/>
-                <w14:ligatures w14:val="standardContextual"/>
-              </w:rPr>
-              <w:tab/>
-            </w:r>
-            <w:r>
-              <w:rPr>
-                <w:rStyle w:val="Hyperlink"/>
-                <w:noProof/>
-              </w:rPr>
-              <w:t>Schaltpläne und Fertigungsunterlagen</w:t>
-            </w:r>
-            <w:r>
-              <w:rPr>
-                <w:noProof/>
-                <w:webHidden/>
-              </w:rPr>
-              <w:tab/>
-            </w:r>
-            <w:r>
-              <w:rPr>
-                <w:noProof/>
-                <w:webHidden/>
-              </w:rPr>
-              <w:fldChar w:fldCharType="begin"/>
-            </w:r>
-            <w:r>
-              <w:rPr>
-                <w:noProof/>
-                <w:webHidden/>
-              </w:rPr>
-              <w:instrText xml:space="preserve"> PAGEREF _Toc223774994 \h </w:instrText>
-            </w:r>
-            <w:r>
-              <w:rPr>
-                <w:noProof/>
-                <w:webHidden/>
-              </w:rPr>
-            </w:r>
-            <w:r>
-              <w:rPr>
-                <w:noProof/>
-                <w:webHidden/>
-              </w:rPr>
-              <w:fldChar w:fldCharType="separate"/>
-            </w:r>
-            <w:r>
-              <w:rPr>
-                <w:noProof/>
-                <w:webHidden/>
-              </w:rPr>
-              <w:t>37</w:t>
-            </w:r>
-            <w:r>
-              <w:rPr>
-                <w:noProof/>
-                <w:webHidden/>
-              </w:rPr>
-              <w:fldChar w:fldCharType="end"/>
-            </w:r>
-          </w:hyperlink>
-        </w:p>
-        <w:p>
-          <w:pPr>
-            <w:pStyle w:val="TOC3"/>
-            <w:tabs>
-              <w:tab w:val="left" w:pos="1200"/>
-              <w:tab w:val="right" w:leader="dot" w:pos="9016"/>
-            </w:tabs>
-            <w:rPr>
-              <w:rFonts w:asciiTheme="minorHAnsi" w:eastAsiaTheme="minorEastAsia" w:hAnsiTheme="minorHAnsi" w:cstheme="minorBidi"/>
-              <w:noProof/>
-              <w:kern w:val="2"/>
-              <w:sz w:val="24"/>
-              <w:szCs w:val="24"/>
-              <w:lang w:eastAsia="en-AT"/>
-              <w14:ligatures w14:val="standardContextual"/>
-            </w:rPr>
-          </w:pPr>
-          <w:hyperlink w:anchor="_Toc223774995" w:history="1">
-            <w:r>
-              <w:rPr>
-                <w:rStyle w:val="Hyperlink"/>
-                <w:noProof/>
-              </w:rPr>
-              <w:t>2.3.4</w:t>
-            </w:r>
-            <w:r>
-              <w:rPr>
-                <w:rFonts w:asciiTheme="minorHAnsi" w:eastAsiaTheme="minorEastAsia" w:hAnsiTheme="minorHAnsi" w:cstheme="minorBidi"/>
-                <w:noProof/>
-                <w:kern w:val="2"/>
-                <w:sz w:val="24"/>
-                <w:szCs w:val="24"/>
-                <w:lang w:eastAsia="en-AT"/>
-                <w14:ligatures w14:val="standardContextual"/>
-              </w:rPr>
-              <w:tab/>
-            </w:r>
-            <w:r>
-              <w:rPr>
-                <w:rStyle w:val="Hyperlink"/>
-                <w:noProof/>
-              </w:rPr>
-              <w:t>Gehäuseentwicklung</w:t>
-            </w:r>
-            <w:r>
-              <w:rPr>
-                <w:noProof/>
-                <w:webHidden/>
-              </w:rPr>
-              <w:tab/>
-            </w:r>
-            <w:r>
-              <w:rPr>
-                <w:noProof/>
-                <w:webHidden/>
-              </w:rPr>
-              <w:fldChar w:fldCharType="begin"/>
-            </w:r>
-            <w:r>
-              <w:rPr>
-                <w:noProof/>
-                <w:webHidden/>
-              </w:rPr>
-              <w:instrText xml:space="preserve"> PAGEREF _Toc223774995 \h </w:instrText>
-            </w:r>
-            <w:r>
-              <w:rPr>
-                <w:noProof/>
-                <w:webHidden/>
-              </w:rPr>
-            </w:r>
-            <w:r>
-              <w:rPr>
-                <w:noProof/>
-                <w:webHidden/>
-              </w:rPr>
-              <w:fldChar w:fldCharType="separate"/>
-            </w:r>
-            <w:r>
-              <w:rPr>
-                <w:noProof/>
-                <w:webHidden/>
-              </w:rPr>
-              <w:t>41</w:t>
-            </w:r>
-            <w:r>
-              <w:rPr>
-                <w:noProof/>
-                <w:webHidden/>
-              </w:rPr>
-              <w:fldChar w:fldCharType="end"/>
-            </w:r>
-          </w:hyperlink>
-        </w:p>
-        <w:p>
-          <w:pPr>
-            <w:pStyle w:val="TOC3"/>
-            <w:tabs>
-              <w:tab w:val="left" w:pos="1200"/>
-              <w:tab w:val="right" w:leader="dot" w:pos="9016"/>
-            </w:tabs>
-            <w:rPr>
-              <w:rFonts w:asciiTheme="minorHAnsi" w:eastAsiaTheme="minorEastAsia" w:hAnsiTheme="minorHAnsi" w:cstheme="minorBidi"/>
-              <w:noProof/>
-              <w:kern w:val="2"/>
-              <w:sz w:val="24"/>
-              <w:szCs w:val="24"/>
-              <w:lang w:eastAsia="en-AT"/>
-              <w14:ligatures w14:val="standardContextual"/>
-            </w:rPr>
-          </w:pPr>
-          <w:hyperlink w:anchor="_Toc223774996" w:history="1">
-            <w:r>
-              <w:rPr>
-                <w:rStyle w:val="Hyperlink"/>
-                <w:noProof/>
-              </w:rPr>
-              <w:t>2.3.5</w:t>
-            </w:r>
-            <w:r>
-              <w:rPr>
-                <w:rFonts w:asciiTheme="minorHAnsi" w:eastAsiaTheme="minorEastAsia" w:hAnsiTheme="minorHAnsi" w:cstheme="minorBidi"/>
-                <w:noProof/>
-                <w:kern w:val="2"/>
-                <w:sz w:val="24"/>
-                <w:szCs w:val="24"/>
-                <w:lang w:eastAsia="en-AT"/>
-                <w14:ligatures w14:val="standardContextual"/>
-              </w:rPr>
-              <w:tab/>
-            </w:r>
-            <w:r>
-              <w:rPr>
-                <w:rStyle w:val="Hyperlink"/>
-                <w:noProof/>
-              </w:rPr>
-              <w:t>Gehäusemontage</w:t>
-            </w:r>
-            <w:r>
-              <w:rPr>
-                <w:noProof/>
-                <w:webHidden/>
-              </w:rPr>
-              <w:tab/>
-            </w:r>
-            <w:r>
-              <w:rPr>
-                <w:noProof/>
-                <w:webHidden/>
-              </w:rPr>
-              <w:fldChar w:fldCharType="begin"/>
-            </w:r>
-            <w:r>
-              <w:rPr>
-                <w:noProof/>
-                <w:webHidden/>
-              </w:rPr>
-              <w:instrText xml:space="preserve"> PAGEREF _Toc223774996 \h </w:instrText>
-            </w:r>
-            <w:r>
-              <w:rPr>
-                <w:noProof/>
-                <w:webHidden/>
-              </w:rPr>
-            </w:r>
-            <w:r>
-              <w:rPr>
-                <w:noProof/>
-                <w:webHidden/>
-              </w:rPr>
-              <w:fldChar w:fldCharType="separate"/>
-            </w:r>
-            <w:r>
-              <w:rPr>
-                <w:noProof/>
-                <w:webHidden/>
-              </w:rPr>
-              <w:t>46</w:t>
-            </w:r>
-            <w:r>
-              <w:rPr>
-                <w:noProof/>
-                <w:webHidden/>
-              </w:rPr>
-              <w:fldChar w:fldCharType="end"/>
-            </w:r>
-          </w:hyperlink>
-        </w:p>
-        <w:p>
-          <w:pPr>
-            <w:pStyle w:val="TOC3"/>
-            <w:tabs>
-              <w:tab w:val="left" w:pos="1200"/>
-              <w:tab w:val="right" w:leader="dot" w:pos="9016"/>
-            </w:tabs>
-            <w:rPr>
-              <w:rFonts w:asciiTheme="minorHAnsi" w:eastAsiaTheme="minorEastAsia" w:hAnsiTheme="minorHAnsi" w:cstheme="minorBidi"/>
-              <w:noProof/>
-              <w:kern w:val="2"/>
-              <w:sz w:val="24"/>
-              <w:szCs w:val="24"/>
-              <w:lang w:eastAsia="en-AT"/>
-              <w14:ligatures w14:val="standardContextual"/>
-            </w:rPr>
-          </w:pPr>
-          <w:hyperlink w:anchor="_Toc223774997" w:history="1">
-            <w:r>
-              <w:rPr>
-                <w:rStyle w:val="Hyperlink"/>
-                <w:noProof/>
-              </w:rPr>
-              <w:t>2.3.6</w:t>
-            </w:r>
-            <w:r>
-              <w:rPr>
-                <w:rFonts w:asciiTheme="minorHAnsi" w:eastAsiaTheme="minorEastAsia" w:hAnsiTheme="minorHAnsi" w:cstheme="minorBidi"/>
-                <w:noProof/>
-                <w:kern w:val="2"/>
-                <w:sz w:val="24"/>
-                <w:szCs w:val="24"/>
-                <w:lang w:eastAsia="en-AT"/>
-                <w14:ligatures w14:val="standardContextual"/>
-              </w:rPr>
-              <w:tab/>
-            </w:r>
-            <w:r>
-              <w:rPr>
-                <w:rStyle w:val="Hyperlink"/>
-                <w:noProof/>
-              </w:rPr>
-              <w:t>Vernetzung</w:t>
-            </w:r>
-            <w:r>
-              <w:rPr>
-                <w:noProof/>
-                <w:webHidden/>
-              </w:rPr>
-              <w:tab/>
-            </w:r>
-            <w:r>
-              <w:rPr>
-                <w:noProof/>
-                <w:webHidden/>
-              </w:rPr>
-              <w:fldChar w:fldCharType="begin"/>
-            </w:r>
-            <w:r>
-              <w:rPr>
-                <w:noProof/>
-                <w:webHidden/>
-              </w:rPr>
-              <w:instrText xml:space="preserve"> PAGEREF _Toc223774997 \h </w:instrText>
-            </w:r>
-            <w:r>
-              <w:rPr>
-                <w:noProof/>
-                <w:webHidden/>
-              </w:rPr>
-            </w:r>
-            <w:r>
-              <w:rPr>
-                <w:noProof/>
-                <w:webHidden/>
-              </w:rPr>
-              <w:fldChar w:fldCharType="separate"/>
-            </w:r>
-            <w:r>
-              <w:rPr>
-                <w:noProof/>
-                <w:webHidden/>
-              </w:rPr>
-              <w:t>46</w:t>
+              <w:t>58</w:t>
             </w:r>
             <w:r>
               <w:rPr>
@@ -3275,17 +3236,17 @@
               <w:kern w:val="2"/>
               <w:sz w:val="24"/>
               <w:szCs w:val="24"/>
-              <w:lang w:eastAsia="en-AT"/>
+              <w:lang w:val="en-AT" w:eastAsia="en-AT"/>
               <w14:ligatures w14:val="standardContextual"/>
             </w:rPr>
           </w:pPr>
-          <w:hyperlink w:anchor="_Toc223774998" w:history="1">
+          <w:hyperlink w:anchor="_Toc224493340" w:history="1">
             <w:r>
               <w:rPr>
                 <w:rStyle w:val="Hyperlink"/>
                 <w:noProof/>
               </w:rPr>
-              <w:t>2.4</w:t>
+              <w:t>2.5</w:t>
             </w:r>
             <w:r>
               <w:rPr>
@@ -3294,7 +3255,7 @@
                 <w:kern w:val="2"/>
                 <w:sz w:val="24"/>
                 <w:szCs w:val="24"/>
-                <w:lang w:eastAsia="en-AT"/>
+                <w:lang w:val="en-AT" w:eastAsia="en-AT"/>
                 <w14:ligatures w14:val="standardContextual"/>
               </w:rPr>
               <w:tab/>
@@ -3304,7 +3265,7 @@
                 <w:rStyle w:val="Hyperlink"/>
                 <w:noProof/>
               </w:rPr>
-              <w:t>Weitere individuelle Abschnitte</w:t>
+              <w:t>Zusammenfassung individueller Teil</w:t>
             </w:r>
             <w:r>
               <w:rPr>
@@ -3325,7 +3286,7 @@
                 <w:noProof/>
                 <w:webHidden/>
               </w:rPr>
-              <w:instrText xml:space="preserve"> PAGEREF _Toc223774998 \h </w:instrText>
+              <w:instrText xml:space="preserve"> PAGEREF _Toc224493340 \h </w:instrText>
             </w:r>
             <w:r>
               <w:rPr>
@@ -3345,7 +3306,97 @@
                 <w:noProof/>
                 <w:webHidden/>
               </w:rPr>
-              <w:t>47</w:t>
+              <w:t>60</w:t>
+            </w:r>
+            <w:r>
+              <w:rPr>
+                <w:noProof/>
+                <w:webHidden/>
+              </w:rPr>
+              <w:fldChar w:fldCharType="end"/>
+            </w:r>
+          </w:hyperlink>
+        </w:p>
+        <w:p>
+          <w:pPr>
+            <w:pStyle w:val="TOC1"/>
+            <w:rPr>
+              <w:rFonts w:asciiTheme="minorHAnsi" w:eastAsiaTheme="minorEastAsia" w:hAnsiTheme="minorHAnsi" w:cstheme="minorBidi"/>
+              <w:b w:val="0"/>
+              <w:noProof/>
+              <w:kern w:val="2"/>
+              <w:sz w:val="24"/>
+              <w:lang w:val="en-AT" w:eastAsia="en-AT"/>
+              <w14:ligatures w14:val="standardContextual"/>
+            </w:rPr>
+          </w:pPr>
+          <w:hyperlink w:anchor="_Toc224493341" w:history="1">
+            <w:r>
+              <w:rPr>
+                <w:rStyle w:val="Hyperlink"/>
+                <w:noProof/>
+              </w:rPr>
+              <w:t>3</w:t>
+            </w:r>
+            <w:r>
+              <w:rPr>
+                <w:rFonts w:asciiTheme="minorHAnsi" w:eastAsiaTheme="minorEastAsia" w:hAnsiTheme="minorHAnsi" w:cstheme="minorBidi"/>
+                <w:b w:val="0"/>
+                <w:noProof/>
+                <w:kern w:val="2"/>
+                <w:sz w:val="24"/>
+                <w:lang w:val="en-AT" w:eastAsia="en-AT"/>
+                <w14:ligatures w14:val="standardContextual"/>
+              </w:rPr>
+              <w:tab/>
+            </w:r>
+            <w:r>
+              <w:rPr>
+                <w:rStyle w:val="Hyperlink"/>
+                <w:noProof/>
+              </w:rPr>
+              <w:t>Dokumentation Schüler:in 2: (FV = Überschrift1)</w:t>
+            </w:r>
+            <w:r>
+              <w:rPr>
+                <w:noProof/>
+                <w:webHidden/>
+              </w:rPr>
+              <w:tab/>
+            </w:r>
+            <w:r>
+              <w:rPr>
+                <w:noProof/>
+                <w:webHidden/>
+              </w:rPr>
+              <w:fldChar w:fldCharType="begin"/>
+            </w:r>
+            <w:r>
+              <w:rPr>
+                <w:noProof/>
+                <w:webHidden/>
+              </w:rPr>
+              <w:instrText xml:space="preserve"> PAGEREF _Toc224493341 \h </w:instrText>
+            </w:r>
+            <w:r>
+              <w:rPr>
+                <w:noProof/>
+                <w:webHidden/>
+              </w:rPr>
+            </w:r>
+            <w:r>
+              <w:rPr>
+                <w:noProof/>
+                <w:webHidden/>
+              </w:rPr>
+              <w:fldChar w:fldCharType="separate"/>
+            </w:r>
+            <w:r>
+              <w:rPr>
+                <w:noProof/>
+                <w:webHidden/>
+              </w:rPr>
+              <w:t>61</w:t>
             </w:r>
             <w:r>
               <w:rPr>
@@ -3369,17 +3420,17 @@
               <w:kern w:val="2"/>
               <w:sz w:val="24"/>
               <w:szCs w:val="24"/>
-              <w:lang w:eastAsia="en-AT"/>
+              <w:lang w:val="en-AT" w:eastAsia="en-AT"/>
               <w14:ligatures w14:val="standardContextual"/>
             </w:rPr>
           </w:pPr>
-          <w:hyperlink w:anchor="_Toc223774999" w:history="1">
+          <w:hyperlink w:anchor="_Toc224493342" w:history="1">
             <w:r>
               <w:rPr>
                 <w:rStyle w:val="Hyperlink"/>
                 <w:noProof/>
               </w:rPr>
-              <w:t>2.5</w:t>
+              <w:t>3.1</w:t>
             </w:r>
             <w:r>
               <w:rPr>
@@ -3388,7 +3439,7 @@
                 <w:kern w:val="2"/>
                 <w:sz w:val="24"/>
                 <w:szCs w:val="24"/>
-                <w:lang w:eastAsia="en-AT"/>
+                <w:lang w:val="en-AT" w:eastAsia="en-AT"/>
                 <w14:ligatures w14:val="standardContextual"/>
               </w:rPr>
               <w:tab/>
@@ -3398,7 +3449,7 @@
                 <w:rStyle w:val="Hyperlink"/>
                 <w:noProof/>
               </w:rPr>
-              <w:t>Ergebnisse und Diskussion</w:t>
+              <w:t>Einleitung</w:t>
             </w:r>
             <w:r>
               <w:rPr>
@@ -3419,7 +3470,7 @@
                 <w:noProof/>
                 <w:webHidden/>
               </w:rPr>
-              <w:instrText xml:space="preserve"> PAGEREF _Toc223774999 \h </w:instrText>
+              <w:instrText xml:space="preserve"> PAGEREF _Toc224493342 \h </w:instrText>
             </w:r>
             <w:r>
               <w:rPr>
@@ -3439,7 +3490,7 @@
                 <w:noProof/>
                 <w:webHidden/>
               </w:rPr>
-              <w:t>47</w:t>
+              <w:t>61</w:t>
             </w:r>
             <w:r>
               <w:rPr>
@@ -3463,17 +3514,17 @@
               <w:kern w:val="2"/>
               <w:sz w:val="24"/>
               <w:szCs w:val="24"/>
-              <w:lang w:eastAsia="en-AT"/>
+              <w:lang w:val="en-AT" w:eastAsia="en-AT"/>
               <w14:ligatures w14:val="standardContextual"/>
             </w:rPr>
           </w:pPr>
-          <w:hyperlink w:anchor="_Toc223775000" w:history="1">
+          <w:hyperlink w:anchor="_Toc224493343" w:history="1">
             <w:r>
               <w:rPr>
                 <w:rStyle w:val="Hyperlink"/>
                 <w:noProof/>
               </w:rPr>
-              <w:t>2.6</w:t>
+              <w:t>3.2</w:t>
             </w:r>
             <w:r>
               <w:rPr>
@@ -3482,7 +3533,7 @@
                 <w:kern w:val="2"/>
                 <w:sz w:val="24"/>
                 <w:szCs w:val="24"/>
-                <w:lang w:eastAsia="en-AT"/>
+                <w:lang w:val="en-AT" w:eastAsia="en-AT"/>
                 <w14:ligatures w14:val="standardContextual"/>
               </w:rPr>
               <w:tab/>
@@ -3492,7 +3543,7 @@
                 <w:rStyle w:val="Hyperlink"/>
                 <w:noProof/>
               </w:rPr>
-              <w:t>Zusammenfassung individueller Teil</w:t>
+              <w:t>Theoretische Grundlagen</w:t>
             </w:r>
             <w:r>
               <w:rPr>
@@ -3513,7 +3564,7 @@
                 <w:noProof/>
                 <w:webHidden/>
               </w:rPr>
-              <w:instrText xml:space="preserve"> PAGEREF _Toc223775000 \h </w:instrText>
+              <w:instrText xml:space="preserve"> PAGEREF _Toc224493343 \h </w:instrText>
             </w:r>
             <w:r>
               <w:rPr>
@@ -3533,97 +3584,7 @@
                 <w:noProof/>
                 <w:webHidden/>
               </w:rPr>
-              <w:t>47</w:t>
-            </w:r>
-            <w:r>
-              <w:rPr>
-                <w:noProof/>
-                <w:webHidden/>
-              </w:rPr>
-              <w:fldChar w:fldCharType="end"/>
-            </w:r>
-          </w:hyperlink>
-        </w:p>
-        <w:p>
-          <w:pPr>
-            <w:pStyle w:val="TOC1"/>
-            <w:rPr>
-              <w:rFonts w:asciiTheme="minorHAnsi" w:eastAsiaTheme="minorEastAsia" w:hAnsiTheme="minorHAnsi" w:cstheme="minorBidi"/>
-              <w:b w:val="0"/>
-              <w:noProof/>
-              <w:kern w:val="2"/>
-              <w:sz w:val="24"/>
-              <w:lang w:eastAsia="en-AT"/>
-              <w14:ligatures w14:val="standardContextual"/>
-            </w:rPr>
-          </w:pPr>
-          <w:hyperlink w:anchor="_Toc223775001" w:history="1">
-            <w:r>
-              <w:rPr>
-                <w:rStyle w:val="Hyperlink"/>
-                <w:noProof/>
-              </w:rPr>
-              <w:t>3</w:t>
-            </w:r>
-            <w:r>
-              <w:rPr>
-                <w:rFonts w:asciiTheme="minorHAnsi" w:eastAsiaTheme="minorEastAsia" w:hAnsiTheme="minorHAnsi" w:cstheme="minorBidi"/>
-                <w:b w:val="0"/>
-                <w:noProof/>
-                <w:kern w:val="2"/>
-                <w:sz w:val="24"/>
-                <w:lang w:eastAsia="en-AT"/>
-                <w14:ligatures w14:val="standardContextual"/>
-              </w:rPr>
-              <w:tab/>
-            </w:r>
-            <w:r>
-              <w:rPr>
-                <w:rStyle w:val="Hyperlink"/>
-                <w:noProof/>
-              </w:rPr>
-              <w:t>Dokumentation Schüler:in 2: (FV = Überschrift1)</w:t>
-            </w:r>
-            <w:r>
-              <w:rPr>
-                <w:noProof/>
-                <w:webHidden/>
-              </w:rPr>
-              <w:tab/>
-            </w:r>
-            <w:r>
-              <w:rPr>
-                <w:noProof/>
-                <w:webHidden/>
-              </w:rPr>
-              <w:fldChar w:fldCharType="begin"/>
-            </w:r>
-            <w:r>
-              <w:rPr>
-                <w:noProof/>
-                <w:webHidden/>
-              </w:rPr>
-              <w:instrText xml:space="preserve"> PAGEREF _Toc223775001 \h </w:instrText>
-            </w:r>
-            <w:r>
-              <w:rPr>
-                <w:noProof/>
-                <w:webHidden/>
-              </w:rPr>
-            </w:r>
-            <w:r>
-              <w:rPr>
-                <w:noProof/>
-                <w:webHidden/>
-              </w:rPr>
-              <w:fldChar w:fldCharType="separate"/>
-            </w:r>
-            <w:r>
-              <w:rPr>
-                <w:noProof/>
-                <w:webHidden/>
-              </w:rPr>
-              <w:t>48</w:t>
+              <w:t>61</w:t>
             </w:r>
             <w:r>
               <w:rPr>
@@ -3647,17 +3608,17 @@
               <w:kern w:val="2"/>
               <w:sz w:val="24"/>
               <w:szCs w:val="24"/>
-              <w:lang w:eastAsia="en-AT"/>
+              <w:lang w:val="en-AT" w:eastAsia="en-AT"/>
               <w14:ligatures w14:val="standardContextual"/>
             </w:rPr>
           </w:pPr>
-          <w:hyperlink w:anchor="_Toc223775002" w:history="1">
+          <w:hyperlink w:anchor="_Toc224493344" w:history="1">
             <w:r>
               <w:rPr>
                 <w:rStyle w:val="Hyperlink"/>
                 <w:noProof/>
               </w:rPr>
-              <w:t>3.1</w:t>
+              <w:t>3.3</w:t>
             </w:r>
             <w:r>
               <w:rPr>
@@ -3666,7 +3627,7 @@
                 <w:kern w:val="2"/>
                 <w:sz w:val="24"/>
                 <w:szCs w:val="24"/>
-                <w:lang w:eastAsia="en-AT"/>
+                <w:lang w:val="en-AT" w:eastAsia="en-AT"/>
                 <w14:ligatures w14:val="standardContextual"/>
               </w:rPr>
               <w:tab/>
@@ -3676,7 +3637,7 @@
                 <w:rStyle w:val="Hyperlink"/>
                 <w:noProof/>
               </w:rPr>
-              <w:t>Einleitung</w:t>
+              <w:t>Praktische Umsetzung</w:t>
             </w:r>
             <w:r>
               <w:rPr>
@@ -3697,7 +3658,7 @@
                 <w:noProof/>
                 <w:webHidden/>
               </w:rPr>
-              <w:instrText xml:space="preserve"> PAGEREF _Toc223775002 \h </w:instrText>
+              <w:instrText xml:space="preserve"> PAGEREF _Toc224493344 \h </w:instrText>
             </w:r>
             <w:r>
               <w:rPr>
@@ -3717,7 +3678,7 @@
                 <w:noProof/>
                 <w:webHidden/>
               </w:rPr>
-              <w:t>48</w:t>
+              <w:t>61</w:t>
             </w:r>
             <w:r>
               <w:rPr>
@@ -3741,17 +3702,17 @@
               <w:kern w:val="2"/>
               <w:sz w:val="24"/>
               <w:szCs w:val="24"/>
-              <w:lang w:eastAsia="en-AT"/>
+              <w:lang w:val="en-AT" w:eastAsia="en-AT"/>
               <w14:ligatures w14:val="standardContextual"/>
             </w:rPr>
           </w:pPr>
-          <w:hyperlink w:anchor="_Toc223775003" w:history="1">
+          <w:hyperlink w:anchor="_Toc224493345" w:history="1">
             <w:r>
               <w:rPr>
                 <w:rStyle w:val="Hyperlink"/>
                 <w:noProof/>
               </w:rPr>
-              <w:t>3.2</w:t>
+              <w:t>3.4</w:t>
             </w:r>
             <w:r>
               <w:rPr>
@@ -3760,7 +3721,7 @@
                 <w:kern w:val="2"/>
                 <w:sz w:val="24"/>
                 <w:szCs w:val="24"/>
-                <w:lang w:eastAsia="en-AT"/>
+                <w:lang w:val="en-AT" w:eastAsia="en-AT"/>
                 <w14:ligatures w14:val="standardContextual"/>
               </w:rPr>
               <w:tab/>
@@ -3770,7 +3731,7 @@
                 <w:rStyle w:val="Hyperlink"/>
                 <w:noProof/>
               </w:rPr>
-              <w:t>Theoretische Grundlagen</w:t>
+              <w:t>Weitere individuelle Abschnitte…</w:t>
             </w:r>
             <w:r>
               <w:rPr>
@@ -3791,7 +3752,7 @@
                 <w:noProof/>
                 <w:webHidden/>
               </w:rPr>
-              <w:instrText xml:space="preserve"> PAGEREF _Toc223775003 \h </w:instrText>
+              <w:instrText xml:space="preserve"> PAGEREF _Toc224493345 \h </w:instrText>
             </w:r>
             <w:r>
               <w:rPr>
@@ -3811,7 +3772,7 @@
                 <w:noProof/>
                 <w:webHidden/>
               </w:rPr>
-              <w:t>48</w:t>
+              <w:t>61</w:t>
             </w:r>
             <w:r>
               <w:rPr>
@@ -3835,17 +3796,17 @@
               <w:kern w:val="2"/>
               <w:sz w:val="24"/>
               <w:szCs w:val="24"/>
-              <w:lang w:eastAsia="en-AT"/>
+              <w:lang w:val="en-AT" w:eastAsia="en-AT"/>
               <w14:ligatures w14:val="standardContextual"/>
             </w:rPr>
           </w:pPr>
-          <w:hyperlink w:anchor="_Toc223775004" w:history="1">
+          <w:hyperlink w:anchor="_Toc224493346" w:history="1">
             <w:r>
               <w:rPr>
                 <w:rStyle w:val="Hyperlink"/>
                 <w:noProof/>
               </w:rPr>
-              <w:t>3.3</w:t>
+              <w:t>3.5</w:t>
             </w:r>
             <w:r>
               <w:rPr>
@@ -3854,7 +3815,7 @@
                 <w:kern w:val="2"/>
                 <w:sz w:val="24"/>
                 <w:szCs w:val="24"/>
-                <w:lang w:eastAsia="en-AT"/>
+                <w:lang w:val="en-AT" w:eastAsia="en-AT"/>
                 <w14:ligatures w14:val="standardContextual"/>
               </w:rPr>
               <w:tab/>
@@ -3864,7 +3825,7 @@
                 <w:rStyle w:val="Hyperlink"/>
                 <w:noProof/>
               </w:rPr>
-              <w:t>Praktische Umsetzung</w:t>
+              <w:t>Ergebnisse und Diskussion</w:t>
             </w:r>
             <w:r>
               <w:rPr>
@@ -3885,7 +3846,7 @@
                 <w:noProof/>
                 <w:webHidden/>
               </w:rPr>
-              <w:instrText xml:space="preserve"> PAGEREF _Toc223775004 \h </w:instrText>
+              <w:instrText xml:space="preserve"> PAGEREF _Toc224493346 \h </w:instrText>
             </w:r>
             <w:r>
               <w:rPr>
@@ -3905,7 +3866,7 @@
                 <w:noProof/>
                 <w:webHidden/>
               </w:rPr>
-              <w:t>48</w:t>
+              <w:t>61</w:t>
             </w:r>
             <w:r>
               <w:rPr>
@@ -3929,17 +3890,17 @@
               <w:kern w:val="2"/>
               <w:sz w:val="24"/>
               <w:szCs w:val="24"/>
-              <w:lang w:eastAsia="en-AT"/>
+              <w:lang w:val="en-AT" w:eastAsia="en-AT"/>
               <w14:ligatures w14:val="standardContextual"/>
             </w:rPr>
           </w:pPr>
-          <w:hyperlink w:anchor="_Toc223775005" w:history="1">
+          <w:hyperlink w:anchor="_Toc224493347" w:history="1">
             <w:r>
               <w:rPr>
                 <w:rStyle w:val="Hyperlink"/>
                 <w:noProof/>
               </w:rPr>
-              <w:t>3.4</w:t>
+              <w:t>3.6</w:t>
             </w:r>
             <w:r>
               <w:rPr>
@@ -3948,7 +3909,7 @@
                 <w:kern w:val="2"/>
                 <w:sz w:val="24"/>
                 <w:szCs w:val="24"/>
-                <w:lang w:eastAsia="en-AT"/>
+                <w:lang w:val="en-AT" w:eastAsia="en-AT"/>
                 <w14:ligatures w14:val="standardContextual"/>
               </w:rPr>
               <w:tab/>
@@ -3958,7 +3919,7 @@
                 <w:rStyle w:val="Hyperlink"/>
                 <w:noProof/>
               </w:rPr>
-              <w:t>Weitere individuelle Abschnitte…</w:t>
+              <w:t>Zusammenfassung individueller Teil</w:t>
             </w:r>
             <w:r>
               <w:rPr>
@@ -3979,7 +3940,7 @@
                 <w:noProof/>
                 <w:webHidden/>
               </w:rPr>
-              <w:instrText xml:space="preserve"> PAGEREF _Toc223775005 \h </w:instrText>
+              <w:instrText xml:space="preserve"> PAGEREF _Toc224493347 \h </w:instrText>
             </w:r>
             <w:r>
               <w:rPr>
@@ -3999,7 +3960,97 @@
                 <w:noProof/>
                 <w:webHidden/>
               </w:rPr>
-              <w:t>48</w:t>
+              <w:t>61</w:t>
+            </w:r>
+            <w:r>
+              <w:rPr>
+                <w:noProof/>
+                <w:webHidden/>
+              </w:rPr>
+              <w:fldChar w:fldCharType="end"/>
+            </w:r>
+          </w:hyperlink>
+        </w:p>
+        <w:p>
+          <w:pPr>
+            <w:pStyle w:val="TOC1"/>
+            <w:rPr>
+              <w:rFonts w:asciiTheme="minorHAnsi" w:eastAsiaTheme="minorEastAsia" w:hAnsiTheme="minorHAnsi" w:cstheme="minorBidi"/>
+              <w:b w:val="0"/>
+              <w:noProof/>
+              <w:kern w:val="2"/>
+              <w:sz w:val="24"/>
+              <w:lang w:val="en-AT" w:eastAsia="en-AT"/>
+              <w14:ligatures w14:val="standardContextual"/>
+            </w:rPr>
+          </w:pPr>
+          <w:hyperlink w:anchor="_Toc224493348" w:history="1">
+            <w:r>
+              <w:rPr>
+                <w:rStyle w:val="Hyperlink"/>
+                <w:noProof/>
+              </w:rPr>
+              <w:t>4</w:t>
+            </w:r>
+            <w:r>
+              <w:rPr>
+                <w:rFonts w:asciiTheme="minorHAnsi" w:eastAsiaTheme="minorEastAsia" w:hAnsiTheme="minorHAnsi" w:cstheme="minorBidi"/>
+                <w:b w:val="0"/>
+                <w:noProof/>
+                <w:kern w:val="2"/>
+                <w:sz w:val="24"/>
+                <w:lang w:val="en-AT" w:eastAsia="en-AT"/>
+                <w14:ligatures w14:val="standardContextual"/>
+              </w:rPr>
+              <w:tab/>
+            </w:r>
+            <w:r>
+              <w:rPr>
+                <w:rStyle w:val="Hyperlink"/>
+                <w:noProof/>
+              </w:rPr>
+              <w:t>Zusammenfassung und Ausblick</w:t>
+            </w:r>
+            <w:r>
+              <w:rPr>
+                <w:noProof/>
+                <w:webHidden/>
+              </w:rPr>
+              <w:tab/>
+            </w:r>
+            <w:r>
+              <w:rPr>
+                <w:noProof/>
+                <w:webHidden/>
+              </w:rPr>
+              <w:fldChar w:fldCharType="begin"/>
+            </w:r>
+            <w:r>
+              <w:rPr>
+                <w:noProof/>
+                <w:webHidden/>
+              </w:rPr>
+              <w:instrText xml:space="preserve"> PAGEREF _Toc224493348 \h </w:instrText>
+            </w:r>
+            <w:r>
+              <w:rPr>
+                <w:noProof/>
+                <w:webHidden/>
+              </w:rPr>
+            </w:r>
+            <w:r>
+              <w:rPr>
+                <w:noProof/>
+                <w:webHidden/>
+              </w:rPr>
+              <w:fldChar w:fldCharType="separate"/>
+            </w:r>
+            <w:r>
+              <w:rPr>
+                <w:noProof/>
+                <w:webHidden/>
+              </w:rPr>
+              <w:t>62</w:t>
             </w:r>
             <w:r>
               <w:rPr>
@@ -4023,17 +4074,17 @@
               <w:kern w:val="2"/>
               <w:sz w:val="24"/>
               <w:szCs w:val="24"/>
-              <w:lang w:eastAsia="en-AT"/>
+              <w:lang w:val="en-AT" w:eastAsia="en-AT"/>
               <w14:ligatures w14:val="standardContextual"/>
             </w:rPr>
           </w:pPr>
-          <w:hyperlink w:anchor="_Toc223775006" w:history="1">
+          <w:hyperlink w:anchor="_Toc224493349" w:history="1">
             <w:r>
               <w:rPr>
                 <w:rStyle w:val="Hyperlink"/>
                 <w:noProof/>
               </w:rPr>
-              <w:t>3.5</w:t>
+              <w:t>4.1</w:t>
             </w:r>
             <w:r>
               <w:rPr>
@@ -4042,7 +4093,7 @@
                 <w:kern w:val="2"/>
                 <w:sz w:val="24"/>
                 <w:szCs w:val="24"/>
-                <w:lang w:eastAsia="en-AT"/>
+                <w:lang w:val="en-AT" w:eastAsia="en-AT"/>
                 <w14:ligatures w14:val="standardContextual"/>
               </w:rPr>
               <w:tab/>
@@ -4052,7 +4103,7 @@
                 <w:rStyle w:val="Hyperlink"/>
                 <w:noProof/>
               </w:rPr>
-              <w:t>Ergebnisse und Diskussion</w:t>
+              <w:t>Zusammenfassung der gesamten Arbeit</w:t>
             </w:r>
             <w:r>
               <w:rPr>
@@ -4073,7 +4124,7 @@
                 <w:noProof/>
                 <w:webHidden/>
               </w:rPr>
-              <w:instrText xml:space="preserve"> PAGEREF _Toc223775006 \h </w:instrText>
+              <w:instrText xml:space="preserve"> PAGEREF _Toc224493349 \h </w:instrText>
             </w:r>
             <w:r>
               <w:rPr>
@@ -4093,7 +4144,7 @@
                 <w:noProof/>
                 <w:webHidden/>
               </w:rPr>
-              <w:t>48</w:t>
+              <w:t>62</w:t>
             </w:r>
             <w:r>
               <w:rPr>
@@ -4117,17 +4168,17 @@
               <w:kern w:val="2"/>
               <w:sz w:val="24"/>
               <w:szCs w:val="24"/>
-              <w:lang w:eastAsia="en-AT"/>
+              <w:lang w:val="en-AT" w:eastAsia="en-AT"/>
               <w14:ligatures w14:val="standardContextual"/>
             </w:rPr>
           </w:pPr>
-          <w:hyperlink w:anchor="_Toc223775007" w:history="1">
+          <w:hyperlink w:anchor="_Toc224493350" w:history="1">
             <w:r>
               <w:rPr>
                 <w:rStyle w:val="Hyperlink"/>
                 <w:noProof/>
               </w:rPr>
-              <w:t>3.6</w:t>
+              <w:t>4.2</w:t>
             </w:r>
             <w:r>
               <w:rPr>
@@ -4136,7 +4187,7 @@
                 <w:kern w:val="2"/>
                 <w:sz w:val="24"/>
                 <w:szCs w:val="24"/>
-                <w:lang w:eastAsia="en-AT"/>
+                <w:lang w:val="en-AT" w:eastAsia="en-AT"/>
                 <w14:ligatures w14:val="standardContextual"/>
               </w:rPr>
               <w:tab/>
@@ -4146,7 +4197,7 @@
                 <w:rStyle w:val="Hyperlink"/>
                 <w:noProof/>
               </w:rPr>
-              <w:t>Zusammenfassung individueller Teil</w:t>
+              <w:t>Ausblick</w:t>
             </w:r>
             <w:r>
               <w:rPr>
@@ -4167,7 +4218,7 @@
                 <w:noProof/>
                 <w:webHidden/>
               </w:rPr>
-              <w:instrText xml:space="preserve"> PAGEREF _Toc223775007 \h </w:instrText>
+              <w:instrText xml:space="preserve"> PAGEREF _Toc224493350 \h </w:instrText>
             </w:r>
             <w:r>
               <w:rPr>
@@ -4187,7 +4238,7 @@
                 <w:noProof/>
                 <w:webHidden/>
               </w:rPr>
-              <w:t>48</w:t>
+              <w:t>62</w:t>
             </w:r>
             <w:r>
               <w:rPr>
@@ -4207,17 +4258,17 @@
               <w:noProof/>
               <w:kern w:val="2"/>
               <w:sz w:val="24"/>
-              <w:lang w:eastAsia="en-AT"/>
+              <w:lang w:val="en-AT" w:eastAsia="en-AT"/>
               <w14:ligatures w14:val="standardContextual"/>
             </w:rPr>
           </w:pPr>
-          <w:hyperlink w:anchor="_Toc223775008" w:history="1">
+          <w:hyperlink w:anchor="_Toc224493351" w:history="1">
             <w:r>
               <w:rPr>
                 <w:rStyle w:val="Hyperlink"/>
                 <w:noProof/>
               </w:rPr>
-              <w:t>4</w:t>
+              <w:t>5</w:t>
             </w:r>
             <w:r>
               <w:rPr>
@@ -4226,7 +4277,7 @@
                 <w:noProof/>
                 <w:kern w:val="2"/>
                 <w:sz w:val="24"/>
-                <w:lang w:eastAsia="en-AT"/>
+                <w:lang w:val="en-AT" w:eastAsia="en-AT"/>
                 <w14:ligatures w14:val="standardContextual"/>
               </w:rPr>
               <w:tab/>
@@ -4236,7 +4287,7 @@
                 <w:rStyle w:val="Hyperlink"/>
                 <w:noProof/>
               </w:rPr>
-              <w:t>Zusammenfassung und Ausblick</w:t>
+              <w:t>Erklärung der Eigenständigkeit</w:t>
             </w:r>
             <w:r>
               <w:rPr>
@@ -4257,7 +4308,7 @@
                 <w:noProof/>
                 <w:webHidden/>
               </w:rPr>
-              <w:instrText xml:space="preserve"> PAGEREF _Toc223775008 \h </w:instrText>
+              <w:instrText xml:space="preserve"> PAGEREF _Toc224493351 \h </w:instrText>
             </w:r>
             <w:r>
               <w:rPr>
@@ -4277,7 +4328,187 @@
                 <w:noProof/>
                 <w:webHidden/>
               </w:rPr>
-              <w:t>49</w:t>
+              <w:t>63</w:t>
+            </w:r>
+            <w:r>
+              <w:rPr>
+                <w:noProof/>
+                <w:webHidden/>
+              </w:rPr>
+              <w:fldChar w:fldCharType="end"/>
+            </w:r>
+          </w:hyperlink>
+        </w:p>
+        <w:p>
+          <w:pPr>
+            <w:pStyle w:val="TOC1"/>
+            <w:rPr>
+              <w:rFonts w:asciiTheme="minorHAnsi" w:eastAsiaTheme="minorEastAsia" w:hAnsiTheme="minorHAnsi" w:cstheme="minorBidi"/>
+              <w:b w:val="0"/>
+              <w:noProof/>
+              <w:kern w:val="2"/>
+              <w:sz w:val="24"/>
+              <w:lang w:val="en-AT" w:eastAsia="en-AT"/>
+              <w14:ligatures w14:val="standardContextual"/>
+            </w:rPr>
+          </w:pPr>
+          <w:hyperlink w:anchor="_Toc224493352" w:history="1">
+            <w:r>
+              <w:rPr>
+                <w:rStyle w:val="Hyperlink"/>
+                <w:noProof/>
+              </w:rPr>
+              <w:t>6</w:t>
+            </w:r>
+            <w:r>
+              <w:rPr>
+                <w:rFonts w:asciiTheme="minorHAnsi" w:eastAsiaTheme="minorEastAsia" w:hAnsiTheme="minorHAnsi" w:cstheme="minorBidi"/>
+                <w:b w:val="0"/>
+                <w:noProof/>
+                <w:kern w:val="2"/>
+                <w:sz w:val="24"/>
+                <w:lang w:val="en-AT" w:eastAsia="en-AT"/>
+                <w14:ligatures w14:val="standardContextual"/>
+              </w:rPr>
+              <w:tab/>
+            </w:r>
+            <w:r>
+              <w:rPr>
+                <w:rStyle w:val="Hyperlink"/>
+                <w:noProof/>
+              </w:rPr>
+              <w:t>Arbeitsnachweise</w:t>
+            </w:r>
+            <w:r>
+              <w:rPr>
+                <w:noProof/>
+                <w:webHidden/>
+              </w:rPr>
+              <w:tab/>
+            </w:r>
+            <w:r>
+              <w:rPr>
+                <w:noProof/>
+                <w:webHidden/>
+              </w:rPr>
+              <w:fldChar w:fldCharType="begin"/>
+            </w:r>
+            <w:r>
+              <w:rPr>
+                <w:noProof/>
+                <w:webHidden/>
+              </w:rPr>
+              <w:instrText xml:space="preserve"> PAGEREF _Toc224493352 \h </w:instrText>
+            </w:r>
+            <w:r>
+              <w:rPr>
+                <w:noProof/>
+                <w:webHidden/>
+              </w:rPr>
+            </w:r>
+            <w:r>
+              <w:rPr>
+                <w:noProof/>
+                <w:webHidden/>
+              </w:rPr>
+              <w:fldChar w:fldCharType="separate"/>
+            </w:r>
+            <w:r>
+              <w:rPr>
+                <w:noProof/>
+                <w:webHidden/>
+              </w:rPr>
+              <w:t>64</w:t>
+            </w:r>
+            <w:r>
+              <w:rPr>
+                <w:noProof/>
+                <w:webHidden/>
+              </w:rPr>
+              <w:fldChar w:fldCharType="end"/>
+            </w:r>
+          </w:hyperlink>
+        </w:p>
+        <w:p>
+          <w:pPr>
+            <w:pStyle w:val="TOC1"/>
+            <w:rPr>
+              <w:rFonts w:asciiTheme="minorHAnsi" w:eastAsiaTheme="minorEastAsia" w:hAnsiTheme="minorHAnsi" w:cstheme="minorBidi"/>
+              <w:b w:val="0"/>
+              <w:noProof/>
+              <w:kern w:val="2"/>
+              <w:sz w:val="24"/>
+              <w:lang w:val="en-AT" w:eastAsia="en-AT"/>
+              <w14:ligatures w14:val="standardContextual"/>
+            </w:rPr>
+          </w:pPr>
+          <w:hyperlink w:anchor="_Toc224493353" w:history="1">
+            <w:r>
+              <w:rPr>
+                <w:rStyle w:val="Hyperlink"/>
+                <w:noProof/>
+              </w:rPr>
+              <w:t>7</w:t>
+            </w:r>
+            <w:r>
+              <w:rPr>
+                <w:rFonts w:asciiTheme="minorHAnsi" w:eastAsiaTheme="minorEastAsia" w:hAnsiTheme="minorHAnsi" w:cstheme="minorBidi"/>
+                <w:b w:val="0"/>
+                <w:noProof/>
+                <w:kern w:val="2"/>
+                <w:sz w:val="24"/>
+                <w:lang w:val="en-AT" w:eastAsia="en-AT"/>
+                <w14:ligatures w14:val="standardContextual"/>
+              </w:rPr>
+              <w:tab/>
+            </w:r>
+            <w:r>
+              <w:rPr>
+                <w:rStyle w:val="Hyperlink"/>
+                <w:noProof/>
+              </w:rPr>
+              <w:t>Verzeichnisse</w:t>
+            </w:r>
+            <w:r>
+              <w:rPr>
+                <w:noProof/>
+                <w:webHidden/>
+              </w:rPr>
+              <w:tab/>
+            </w:r>
+            <w:r>
+              <w:rPr>
+                <w:noProof/>
+                <w:webHidden/>
+              </w:rPr>
+              <w:fldChar w:fldCharType="begin"/>
+            </w:r>
+            <w:r>
+              <w:rPr>
+                <w:noProof/>
+                <w:webHidden/>
+              </w:rPr>
+              <w:instrText xml:space="preserve"> PAGEREF _Toc224493353 \h </w:instrText>
+            </w:r>
+            <w:r>
+              <w:rPr>
+                <w:noProof/>
+                <w:webHidden/>
+              </w:rPr>
+            </w:r>
+            <w:r>
+              <w:rPr>
+                <w:noProof/>
+                <w:webHidden/>
+              </w:rPr>
+              <w:fldChar w:fldCharType="separate"/>
+            </w:r>
+            <w:r>
+              <w:rPr>
+                <w:noProof/>
+                <w:webHidden/>
+              </w:rPr>
+              <w:t>65</w:t>
             </w:r>
             <w:r>
               <w:rPr>
@@ -4301,17 +4532,17 @@
               <w:kern w:val="2"/>
               <w:sz w:val="24"/>
               <w:szCs w:val="24"/>
-              <w:lang w:eastAsia="en-AT"/>
+              <w:lang w:val="en-AT" w:eastAsia="en-AT"/>
               <w14:ligatures w14:val="standardContextual"/>
             </w:rPr>
           </w:pPr>
-          <w:hyperlink w:anchor="_Toc223775009" w:history="1">
+          <w:hyperlink w:anchor="_Toc224493354" w:history="1">
             <w:r>
               <w:rPr>
                 <w:rStyle w:val="Hyperlink"/>
                 <w:noProof/>
               </w:rPr>
-              <w:t>4.1</w:t>
+              <w:t>7.1</w:t>
             </w:r>
             <w:r>
               <w:rPr>
@@ -4320,7 +4551,7 @@
                 <w:kern w:val="2"/>
                 <w:sz w:val="24"/>
                 <w:szCs w:val="24"/>
-                <w:lang w:eastAsia="en-AT"/>
+                <w:lang w:val="en-AT" w:eastAsia="en-AT"/>
                 <w14:ligatures w14:val="standardContextual"/>
               </w:rPr>
               <w:tab/>
@@ -4330,7 +4561,7 @@
                 <w:rStyle w:val="Hyperlink"/>
                 <w:noProof/>
               </w:rPr>
-              <w:t>Zusammenfassung der gesamten Arbeit</w:t>
+              <w:t>Literaturverzeichnis</w:t>
             </w:r>
             <w:r>
               <w:rPr>
@@ -4351,7 +4582,7 @@
                 <w:noProof/>
                 <w:webHidden/>
               </w:rPr>
-              <w:instrText xml:space="preserve"> PAGEREF _Toc223775009 \h </w:instrText>
+              <w:instrText xml:space="preserve"> PAGEREF _Toc224493354 \h </w:instrText>
             </w:r>
             <w:r>
               <w:rPr>
@@ -4371,7 +4602,7 @@
                 <w:noProof/>
                 <w:webHidden/>
               </w:rPr>
-              <w:t>49</w:t>
+              <w:t>65</w:t>
             </w:r>
             <w:r>
               <w:rPr>
@@ -4395,17 +4626,17 @@
               <w:kern w:val="2"/>
               <w:sz w:val="24"/>
               <w:szCs w:val="24"/>
-              <w:lang w:eastAsia="en-AT"/>
+              <w:lang w:val="en-AT" w:eastAsia="en-AT"/>
               <w14:ligatures w14:val="standardContextual"/>
             </w:rPr>
           </w:pPr>
-          <w:hyperlink w:anchor="_Toc223775010" w:history="1">
+          <w:hyperlink w:anchor="_Toc224493355" w:history="1">
             <w:r>
               <w:rPr>
                 <w:rStyle w:val="Hyperlink"/>
                 <w:noProof/>
               </w:rPr>
-              <w:t>4.2</w:t>
+              <w:t>7.2</w:t>
             </w:r>
             <w:r>
               <w:rPr>
@@ -4414,7 +4645,7 @@
                 <w:kern w:val="2"/>
                 <w:sz w:val="24"/>
                 <w:szCs w:val="24"/>
-                <w:lang w:eastAsia="en-AT"/>
+                <w:lang w:val="en-AT" w:eastAsia="en-AT"/>
                 <w14:ligatures w14:val="standardContextual"/>
               </w:rPr>
               <w:tab/>
@@ -4424,7 +4655,7 @@
                 <w:rStyle w:val="Hyperlink"/>
                 <w:noProof/>
               </w:rPr>
-              <w:t>Ausblick</w:t>
+              <w:t>Abkürzungsverzeichnis</w:t>
             </w:r>
             <w:r>
               <w:rPr>
@@ -4445,7 +4676,7 @@
                 <w:noProof/>
                 <w:webHidden/>
               </w:rPr>
-              <w:instrText xml:space="preserve"> PAGEREF _Toc223775010 \h </w:instrText>
+              <w:instrText xml:space="preserve"> PAGEREF _Toc224493355 \h </w:instrText>
             </w:r>
             <w:r>
               <w:rPr>
@@ -4465,277 +4696,7 @@
                 <w:noProof/>
                 <w:webHidden/>
               </w:rPr>
-              <w:t>49</w:t>
-            </w:r>
-            <w:r>
-              <w:rPr>
-                <w:noProof/>
-                <w:webHidden/>
-              </w:rPr>
-              <w:fldChar w:fldCharType="end"/>
-            </w:r>
-          </w:hyperlink>
-        </w:p>
-        <w:p>
-          <w:pPr>
-            <w:pStyle w:val="TOC1"/>
-            <w:rPr>
-              <w:rFonts w:asciiTheme="minorHAnsi" w:eastAsiaTheme="minorEastAsia" w:hAnsiTheme="minorHAnsi" w:cstheme="minorBidi"/>
-              <w:b w:val="0"/>
-              <w:noProof/>
-              <w:kern w:val="2"/>
-              <w:sz w:val="24"/>
-              <w:lang w:eastAsia="en-AT"/>
-              <w14:ligatures w14:val="standardContextual"/>
-            </w:rPr>
-          </w:pPr>
-          <w:hyperlink w:anchor="_Toc223775011" w:history="1">
-            <w:r>
-              <w:rPr>
-                <w:rStyle w:val="Hyperlink"/>
-                <w:noProof/>
-              </w:rPr>
-              <w:t>5</w:t>
-            </w:r>
-            <w:r>
-              <w:rPr>
-                <w:rFonts w:asciiTheme="minorHAnsi" w:eastAsiaTheme="minorEastAsia" w:hAnsiTheme="minorHAnsi" w:cstheme="minorBidi"/>
-                <w:b w:val="0"/>
-                <w:noProof/>
-                <w:kern w:val="2"/>
-                <w:sz w:val="24"/>
-                <w:lang w:eastAsia="en-AT"/>
-                <w14:ligatures w14:val="standardContextual"/>
-              </w:rPr>
-              <w:tab/>
-            </w:r>
-            <w:r>
-              <w:rPr>
-                <w:rStyle w:val="Hyperlink"/>
-                <w:noProof/>
-              </w:rPr>
-              <w:t>Erklärung der Eigenständigkeit</w:t>
-            </w:r>
-            <w:r>
-              <w:rPr>
-                <w:noProof/>
-                <w:webHidden/>
-              </w:rPr>
-              <w:tab/>
-            </w:r>
-            <w:r>
-              <w:rPr>
-                <w:noProof/>
-                <w:webHidden/>
-              </w:rPr>
-              <w:fldChar w:fldCharType="begin"/>
-            </w:r>
-            <w:r>
-              <w:rPr>
-                <w:noProof/>
-                <w:webHidden/>
-              </w:rPr>
-              <w:instrText xml:space="preserve"> PAGEREF _Toc223775011 \h </w:instrText>
-            </w:r>
-            <w:r>
-              <w:rPr>
-                <w:noProof/>
-                <w:webHidden/>
-              </w:rPr>
-            </w:r>
-            <w:r>
-              <w:rPr>
-                <w:noProof/>
-                <w:webHidden/>
-              </w:rPr>
-              <w:fldChar w:fldCharType="separate"/>
-            </w:r>
-            <w:r>
-              <w:rPr>
-                <w:noProof/>
-                <w:webHidden/>
-              </w:rPr>
-              <w:t>50</w:t>
-            </w:r>
-            <w:r>
-              <w:rPr>
-                <w:noProof/>
-                <w:webHidden/>
-              </w:rPr>
-              <w:fldChar w:fldCharType="end"/>
-            </w:r>
-          </w:hyperlink>
-        </w:p>
-        <w:p>
-          <w:pPr>
-            <w:pStyle w:val="TOC1"/>
-            <w:rPr>
-              <w:rFonts w:asciiTheme="minorHAnsi" w:eastAsiaTheme="minorEastAsia" w:hAnsiTheme="minorHAnsi" w:cstheme="minorBidi"/>
-              <w:b w:val="0"/>
-              <w:noProof/>
-              <w:kern w:val="2"/>
-              <w:sz w:val="24"/>
-              <w:lang w:eastAsia="en-AT"/>
-              <w14:ligatures w14:val="standardContextual"/>
-            </w:rPr>
-          </w:pPr>
-          <w:hyperlink w:anchor="_Toc223775012" w:history="1">
-            <w:r>
-              <w:rPr>
-                <w:rStyle w:val="Hyperlink"/>
-                <w:noProof/>
-              </w:rPr>
-              <w:t>6</w:t>
-            </w:r>
-            <w:r>
-              <w:rPr>
-                <w:rFonts w:asciiTheme="minorHAnsi" w:eastAsiaTheme="minorEastAsia" w:hAnsiTheme="minorHAnsi" w:cstheme="minorBidi"/>
-                <w:b w:val="0"/>
-                <w:noProof/>
-                <w:kern w:val="2"/>
-                <w:sz w:val="24"/>
-                <w:lang w:eastAsia="en-AT"/>
-                <w14:ligatures w14:val="standardContextual"/>
-              </w:rPr>
-              <w:tab/>
-            </w:r>
-            <w:r>
-              <w:rPr>
-                <w:rStyle w:val="Hyperlink"/>
-                <w:noProof/>
-              </w:rPr>
-              <w:t>Arbeitsnachweise</w:t>
-            </w:r>
-            <w:r>
-              <w:rPr>
-                <w:noProof/>
-                <w:webHidden/>
-              </w:rPr>
-              <w:tab/>
-            </w:r>
-            <w:r>
-              <w:rPr>
-                <w:noProof/>
-                <w:webHidden/>
-              </w:rPr>
-              <w:fldChar w:fldCharType="begin"/>
-            </w:r>
-            <w:r>
-              <w:rPr>
-                <w:noProof/>
-                <w:webHidden/>
-              </w:rPr>
-              <w:instrText xml:space="preserve"> PAGEREF _Toc223775012 \h </w:instrText>
-            </w:r>
-            <w:r>
-              <w:rPr>
-                <w:noProof/>
-                <w:webHidden/>
-              </w:rPr>
-            </w:r>
-            <w:r>
-              <w:rPr>
-                <w:noProof/>
-                <w:webHidden/>
-              </w:rPr>
-              <w:fldChar w:fldCharType="separate"/>
-            </w:r>
-            <w:r>
-              <w:rPr>
-                <w:noProof/>
-                <w:webHidden/>
-              </w:rPr>
-              <w:t>51</w:t>
-            </w:r>
-            <w:r>
-              <w:rPr>
-                <w:noProof/>
-                <w:webHidden/>
-              </w:rPr>
-              <w:fldChar w:fldCharType="end"/>
-            </w:r>
-          </w:hyperlink>
-        </w:p>
-        <w:p>
-          <w:pPr>
-            <w:pStyle w:val="TOC1"/>
-            <w:rPr>
-              <w:rFonts w:asciiTheme="minorHAnsi" w:eastAsiaTheme="minorEastAsia" w:hAnsiTheme="minorHAnsi" w:cstheme="minorBidi"/>
-              <w:b w:val="0"/>
-              <w:noProof/>
-              <w:kern w:val="2"/>
-              <w:sz w:val="24"/>
-              <w:lang w:eastAsia="en-AT"/>
-              <w14:ligatures w14:val="standardContextual"/>
-            </w:rPr>
-          </w:pPr>
-          <w:hyperlink w:anchor="_Toc223775013" w:history="1">
-            <w:r>
-              <w:rPr>
-                <w:rStyle w:val="Hyperlink"/>
-                <w:noProof/>
-              </w:rPr>
-              <w:t>7</w:t>
-            </w:r>
-            <w:r>
-              <w:rPr>
-                <w:rFonts w:asciiTheme="minorHAnsi" w:eastAsiaTheme="minorEastAsia" w:hAnsiTheme="minorHAnsi" w:cstheme="minorBidi"/>
-                <w:b w:val="0"/>
-                <w:noProof/>
-                <w:kern w:val="2"/>
-                <w:sz w:val="24"/>
-                <w:lang w:eastAsia="en-AT"/>
-                <w14:ligatures w14:val="standardContextual"/>
-              </w:rPr>
-              <w:tab/>
-            </w:r>
-            <w:r>
-              <w:rPr>
-                <w:rStyle w:val="Hyperlink"/>
-                <w:noProof/>
-              </w:rPr>
-              <w:t>Verzeichnisse</w:t>
-            </w:r>
-            <w:r>
-              <w:rPr>
-                <w:noProof/>
-                <w:webHidden/>
-              </w:rPr>
-              <w:tab/>
-            </w:r>
-            <w:r>
-              <w:rPr>
-                <w:noProof/>
-                <w:webHidden/>
-              </w:rPr>
-              <w:fldChar w:fldCharType="begin"/>
-            </w:r>
-            <w:r>
-              <w:rPr>
-                <w:noProof/>
-                <w:webHidden/>
-              </w:rPr>
-              <w:instrText xml:space="preserve"> PAGEREF _Toc223775013 \h </w:instrText>
-            </w:r>
-            <w:r>
-              <w:rPr>
-                <w:noProof/>
-                <w:webHidden/>
-              </w:rPr>
-            </w:r>
-            <w:r>
-              <w:rPr>
-                <w:noProof/>
-                <w:webHidden/>
-              </w:rPr>
-              <w:fldChar w:fldCharType="separate"/>
-            </w:r>
-            <w:r>
-              <w:rPr>
-                <w:noProof/>
-                <w:webHidden/>
-              </w:rPr>
-              <w:t>52</w:t>
+              <w:t>65</w:t>
             </w:r>
             <w:r>
               <w:rPr>
@@ -4759,17 +4720,17 @@
               <w:kern w:val="2"/>
               <w:sz w:val="24"/>
               <w:szCs w:val="24"/>
-              <w:lang w:eastAsia="en-AT"/>
+              <w:lang w:val="en-AT" w:eastAsia="en-AT"/>
               <w14:ligatures w14:val="standardContextual"/>
             </w:rPr>
           </w:pPr>
-          <w:hyperlink w:anchor="_Toc223775014" w:history="1">
+          <w:hyperlink w:anchor="_Toc224493356" w:history="1">
             <w:r>
               <w:rPr>
                 <w:rStyle w:val="Hyperlink"/>
                 <w:noProof/>
               </w:rPr>
-              <w:t>7.1</w:t>
+              <w:t>7.3</w:t>
             </w:r>
             <w:r>
               <w:rPr>
@@ -4778,7 +4739,7 @@
                 <w:kern w:val="2"/>
                 <w:sz w:val="24"/>
                 <w:szCs w:val="24"/>
-                <w:lang w:eastAsia="en-AT"/>
+                <w:lang w:val="en-AT" w:eastAsia="en-AT"/>
                 <w14:ligatures w14:val="standardContextual"/>
               </w:rPr>
               <w:tab/>
@@ -4788,7 +4749,7 @@
                 <w:rStyle w:val="Hyperlink"/>
                 <w:noProof/>
               </w:rPr>
-              <w:t>Literaturverzeichnis</w:t>
+              <w:t>Tabellen</w:t>
             </w:r>
             <w:r>
               <w:rPr>
@@ -4809,7 +4770,7 @@
                 <w:noProof/>
                 <w:webHidden/>
               </w:rPr>
-              <w:instrText xml:space="preserve"> PAGEREF _Toc223775014 \h </w:instrText>
+              <w:instrText xml:space="preserve"> PAGEREF _Toc224493356 \h </w:instrText>
             </w:r>
             <w:r>
               <w:rPr>
@@ -4829,7 +4790,7 @@
                 <w:noProof/>
                 <w:webHidden/>
               </w:rPr>
-              <w:t>52</w:t>
+              <w:t>65</w:t>
             </w:r>
             <w:r>
               <w:rPr>
@@ -4853,17 +4814,17 @@
               <w:kern w:val="2"/>
               <w:sz w:val="24"/>
               <w:szCs w:val="24"/>
-              <w:lang w:eastAsia="en-AT"/>
+              <w:lang w:val="en-AT" w:eastAsia="en-AT"/>
               <w14:ligatures w14:val="standardContextual"/>
             </w:rPr>
           </w:pPr>
-          <w:hyperlink w:anchor="_Toc223775015" w:history="1">
+          <w:hyperlink w:anchor="_Toc224493357" w:history="1">
             <w:r>
               <w:rPr>
                 <w:rStyle w:val="Hyperlink"/>
                 <w:noProof/>
               </w:rPr>
-              <w:t>7.2</w:t>
+              <w:t>7.4</w:t>
             </w:r>
             <w:r>
               <w:rPr>
@@ -4872,7 +4833,7 @@
                 <w:kern w:val="2"/>
                 <w:sz w:val="24"/>
                 <w:szCs w:val="24"/>
-                <w:lang w:eastAsia="en-AT"/>
+                <w:lang w:val="en-AT" w:eastAsia="en-AT"/>
                 <w14:ligatures w14:val="standardContextual"/>
               </w:rPr>
               <w:tab/>
@@ -4882,7 +4843,7 @@
                 <w:rStyle w:val="Hyperlink"/>
                 <w:noProof/>
               </w:rPr>
-              <w:t>Abkürzungsverzeichnis</w:t>
+              <w:t>Abbildungen</w:t>
             </w:r>
             <w:r>
               <w:rPr>
@@ -4903,7 +4864,7 @@
                 <w:noProof/>
                 <w:webHidden/>
               </w:rPr>
-              <w:instrText xml:space="preserve"> PAGEREF _Toc223775015 \h </w:instrText>
+              <w:instrText xml:space="preserve"> PAGEREF _Toc224493357 \h </w:instrText>
             </w:r>
             <w:r>
               <w:rPr>
@@ -4923,195 +4884,7 @@
                 <w:noProof/>
                 <w:webHidden/>
               </w:rPr>
-              <w:t>52</w:t>
-            </w:r>
-            <w:r>
-              <w:rPr>
-                <w:noProof/>
-                <w:webHidden/>
-              </w:rPr>
-              <w:fldChar w:fldCharType="end"/>
-            </w:r>
-          </w:hyperlink>
-        </w:p>
-        <w:p>
-          <w:pPr>
-            <w:pStyle w:val="TOC2"/>
-            <w:tabs>
-              <w:tab w:val="left" w:pos="960"/>
-              <w:tab w:val="right" w:leader="dot" w:pos="9016"/>
-            </w:tabs>
-            <w:rPr>
-              <w:rFonts w:asciiTheme="minorHAnsi" w:eastAsiaTheme="minorEastAsia" w:hAnsiTheme="minorHAnsi" w:cstheme="minorBidi"/>
-              <w:noProof/>
-              <w:kern w:val="2"/>
-              <w:sz w:val="24"/>
-              <w:szCs w:val="24"/>
-              <w:lang w:eastAsia="en-AT"/>
-              <w14:ligatures w14:val="standardContextual"/>
-            </w:rPr>
-          </w:pPr>
-          <w:hyperlink w:anchor="_Toc223775016" w:history="1">
-            <w:r>
-              <w:rPr>
-                <w:rStyle w:val="Hyperlink"/>
-                <w:noProof/>
-              </w:rPr>
-              <w:t>7.3</w:t>
-            </w:r>
-            <w:r>
-              <w:rPr>
-                <w:rFonts w:asciiTheme="minorHAnsi" w:eastAsiaTheme="minorEastAsia" w:hAnsiTheme="minorHAnsi" w:cstheme="minorBidi"/>
-                <w:noProof/>
-                <w:kern w:val="2"/>
-                <w:sz w:val="24"/>
-                <w:szCs w:val="24"/>
-                <w:lang w:eastAsia="en-AT"/>
-                <w14:ligatures w14:val="standardContextual"/>
-              </w:rPr>
-              <w:tab/>
-            </w:r>
-            <w:r>
-              <w:rPr>
-                <w:rStyle w:val="Hyperlink"/>
-                <w:noProof/>
-              </w:rPr>
-              <w:t>Tabellen</w:t>
-            </w:r>
-            <w:r>
-              <w:rPr>
-                <w:noProof/>
-                <w:webHidden/>
-              </w:rPr>
-              <w:tab/>
-            </w:r>
-            <w:r>
-              <w:rPr>
-                <w:noProof/>
-                <w:webHidden/>
-              </w:rPr>
-              <w:fldChar w:fldCharType="begin"/>
-            </w:r>
-            <w:r>
-              <w:rPr>
-                <w:noProof/>
-                <w:webHidden/>
-              </w:rPr>
-              <w:instrText xml:space="preserve"> PAGEREF _Toc223775016 \h </w:instrText>
-            </w:r>
-            <w:r>
-              <w:rPr>
-                <w:noProof/>
-                <w:webHidden/>
-              </w:rPr>
-            </w:r>
-            <w:r>
-              <w:rPr>
-                <w:noProof/>
-                <w:webHidden/>
-              </w:rPr>
-              <w:fldChar w:fldCharType="separate"/>
-            </w:r>
-            <w:r>
-              <w:rPr>
-                <w:noProof/>
-                <w:webHidden/>
-              </w:rPr>
-              <w:t>52</w:t>
-            </w:r>
-            <w:r>
-              <w:rPr>
-                <w:noProof/>
-                <w:webHidden/>
-              </w:rPr>
-              <w:fldChar w:fldCharType="end"/>
-            </w:r>
-          </w:hyperlink>
-        </w:p>
-        <w:p>
-          <w:pPr>
-            <w:pStyle w:val="TOC2"/>
-            <w:tabs>
-              <w:tab w:val="left" w:pos="960"/>
-              <w:tab w:val="right" w:leader="dot" w:pos="9016"/>
-            </w:tabs>
-            <w:rPr>
-              <w:rFonts w:asciiTheme="minorHAnsi" w:eastAsiaTheme="minorEastAsia" w:hAnsiTheme="minorHAnsi" w:cstheme="minorBidi"/>
-              <w:noProof/>
-              <w:kern w:val="2"/>
-              <w:sz w:val="24"/>
-              <w:szCs w:val="24"/>
-              <w:lang w:eastAsia="en-AT"/>
-              <w14:ligatures w14:val="standardContextual"/>
-            </w:rPr>
-          </w:pPr>
-          <w:hyperlink w:anchor="_Toc223775017" w:history="1">
-            <w:r>
-              <w:rPr>
-                <w:rStyle w:val="Hyperlink"/>
-                <w:noProof/>
-              </w:rPr>
-              <w:t>7.4</w:t>
-            </w:r>
-            <w:r>
-              <w:rPr>
-                <w:rFonts w:asciiTheme="minorHAnsi" w:eastAsiaTheme="minorEastAsia" w:hAnsiTheme="minorHAnsi" w:cstheme="minorBidi"/>
-                <w:noProof/>
-                <w:kern w:val="2"/>
-                <w:sz w:val="24"/>
-                <w:szCs w:val="24"/>
-                <w:lang w:eastAsia="en-AT"/>
-                <w14:ligatures w14:val="standardContextual"/>
-              </w:rPr>
-              <w:tab/>
-            </w:r>
-            <w:r>
-              <w:rPr>
-                <w:rStyle w:val="Hyperlink"/>
-                <w:noProof/>
-              </w:rPr>
-              <w:t>Abbildungen</w:t>
-            </w:r>
-            <w:r>
-              <w:rPr>
-                <w:noProof/>
-                <w:webHidden/>
-              </w:rPr>
-              <w:tab/>
-            </w:r>
-            <w:r>
-              <w:rPr>
-                <w:noProof/>
-                <w:webHidden/>
-              </w:rPr>
-              <w:fldChar w:fldCharType="begin"/>
-            </w:r>
-            <w:r>
-              <w:rPr>
-                <w:noProof/>
-                <w:webHidden/>
-              </w:rPr>
-              <w:instrText xml:space="preserve"> PAGEREF _Toc223775017 \h </w:instrText>
-            </w:r>
-            <w:r>
-              <w:rPr>
-                <w:noProof/>
-                <w:webHidden/>
-              </w:rPr>
-            </w:r>
-            <w:r>
-              <w:rPr>
-                <w:noProof/>
-                <w:webHidden/>
-              </w:rPr>
-              <w:fldChar w:fldCharType="separate"/>
-            </w:r>
-            <w:r>
-              <w:rPr>
-                <w:noProof/>
-                <w:webHidden/>
-              </w:rPr>
-              <w:t>52</w:t>
+              <w:t>65</w:t>
             </w:r>
             <w:r>
               <w:rPr>
@@ -5131,11 +4904,11 @@
               <w:noProof/>
               <w:kern w:val="2"/>
               <w:sz w:val="24"/>
-              <w:lang w:eastAsia="en-AT"/>
+              <w:lang w:val="en-AT" w:eastAsia="en-AT"/>
               <w14:ligatures w14:val="standardContextual"/>
             </w:rPr>
           </w:pPr>
-          <w:hyperlink w:anchor="_Toc223775018" w:history="1">
+          <w:hyperlink w:anchor="_Toc224493358" w:history="1">
             <w:r>
               <w:rPr>
                 <w:rStyle w:val="Hyperlink"/>
@@ -5150,7 +4923,7 @@
                 <w:noProof/>
                 <w:kern w:val="2"/>
                 <w:sz w:val="24"/>
-                <w:lang w:eastAsia="en-AT"/>
+                <w:lang w:val="en-AT" w:eastAsia="en-AT"/>
                 <w14:ligatures w14:val="standardContextual"/>
               </w:rPr>
               <w:tab/>
@@ -5181,7 +4954,7 @@
                 <w:noProof/>
                 <w:webHidden/>
               </w:rPr>
-              <w:instrText xml:space="preserve"> PAGEREF _Toc223775018 \h </w:instrText>
+              <w:instrText xml:space="preserve"> PAGEREF _Toc224493358 \h </w:instrText>
             </w:r>
             <w:r>
               <w:rPr>
@@ -5201,7 +4974,7 @@
                 <w:noProof/>
                 <w:webHidden/>
               </w:rPr>
-              <w:t>53</w:t>
+              <w:t>66</w:t>
             </w:r>
             <w:r>
               <w:rPr>
@@ -5266,8 +5039,8 @@
       <w:bookmarkStart w:id="11" w:name="_Ref211230113"/>
       <w:bookmarkStart w:id="12" w:name="_Ref211230122"/>
       <w:bookmarkStart w:id="13" w:name="_Ref211230230"/>
-      <w:bookmarkStart w:id="14" w:name="_Toc223774974"/>
-      <w:bookmarkStart w:id="15" w:name="_Ref200464507"/>
+      <w:bookmarkStart w:id="14" w:name="_Ref200464507"/>
+      <w:bookmarkStart w:id="15" w:name="_Toc224493316"/>
       <w:r>
         <w:lastRenderedPageBreak/>
         <w:t>Einleitung</w:t>
@@ -5283,11 +5056,11 @@
       <w:bookmarkEnd w:id="11"/>
       <w:bookmarkEnd w:id="12"/>
       <w:bookmarkEnd w:id="13"/>
+      <w:bookmarkEnd w:id="15"/>
+      <w:r>
+        <w:t xml:space="preserve"> </w:t>
+      </w:r>
       <w:bookmarkEnd w:id="14"/>
-      <w:r>
-        <w:t xml:space="preserve"> </w:t>
-      </w:r>
-      <w:bookmarkEnd w:id="15"/>
     </w:p>
     <w:p>
       <w:pPr>
@@ -5322,21 +5095,7 @@
         <w:rPr>
           <w:lang w:eastAsia="en-AT"/>
         </w:rPr>
-        <w:t xml:space="preserve">Marktübliche Automatisierungslösungen, wie beispielsweise Systeme der Firma </w:t>
-      </w:r>
-      <w:proofErr w:type="spellStart"/>
-      <w:r>
-        <w:rPr>
-          <w:lang w:eastAsia="en-AT"/>
-        </w:rPr>
-        <w:t>Cubiscan</w:t>
-      </w:r>
-      <w:proofErr w:type="spellEnd"/>
-      <w:r>
-        <w:rPr>
-          <w:lang w:eastAsia="en-AT"/>
-        </w:rPr>
-        <w:t>, bieten zwar eine hohe technologische Reife, stehen jedoch in keinem wirtschaftlichen Verhältnis zum spezifischen Anforderungszweck der reinen Lagerplatzvergabe. Es besteht daher der Bedarf an einer maßgeschneiderten Lösung, die Mobilität, Kosteneffizienz und eine nahtlose Integration in die bestehende IT-Infrastruktur vereint.</w:t>
+        <w:t>Marktübliche Automatisierungslösungen, wie beispielsweise Systeme der Firma Cubiscan, bieten zwar eine hohe technologische Reife, stehen jedoch in keinem wirtschaftlichen Verhältnis zum spezifischen Anforderungszweck der reinen Lagerplatzvergabe. Es besteht daher der Bedarf an einer maßgeschneiderten Lösung, die Mobilität, Kosteneffizienz und eine nahtlose Integration in die bestehende IT-Infrastruktur vereint.</w:t>
       </w:r>
     </w:p>
     <w:p>
@@ -5462,7 +5221,7 @@
       <w:bookmarkStart w:id="20" w:name="_Toc210560241"/>
       <w:bookmarkStart w:id="21" w:name="_Toc84751232"/>
       <w:bookmarkStart w:id="22" w:name="_Toc211138145"/>
-      <w:bookmarkStart w:id="23" w:name="_Toc223774975"/>
+      <w:bookmarkStart w:id="23" w:name="_Toc224493317"/>
       <w:r>
         <w:t>Vertiefende Aufgabenstellung</w:t>
       </w:r>
@@ -5580,7 +5339,7 @@
       <w:pPr>
         <w:pStyle w:val="Heading2"/>
       </w:pPr>
-      <w:bookmarkStart w:id="32" w:name="_Toc223774976"/>
+      <w:bookmarkStart w:id="32" w:name="_Toc224493318"/>
       <w:r>
         <w:lastRenderedPageBreak/>
         <w:t>Vertiefende Aufgabenstellung Schüler:in2</w:t>
@@ -5612,39 +5371,30 @@
           <w:color w:val="0066FF"/>
           <w:szCs w:val="28"/>
         </w:rPr>
-        <w:t>Text (FV = Text</w:t>
-      </w:r>
-      <w:proofErr w:type="gramStart"/>
-      <w:r>
-        <w:rPr>
-          <w:color w:val="0066FF"/>
-          <w:szCs w:val="28"/>
-        </w:rPr>
-        <w:t>): ….</w:t>
-      </w:r>
-      <w:proofErr w:type="gramEnd"/>
+        <w:t>Text (FV = Text): ….</w:t>
+      </w:r>
     </w:p>
     <w:p>
       <w:pPr>
         <w:pStyle w:val="Heading1"/>
       </w:pPr>
-      <w:bookmarkStart w:id="33" w:name="_Toc223774977"/>
-      <w:bookmarkStart w:id="34" w:name="_Ref200464718"/>
+      <w:bookmarkStart w:id="33" w:name="_Ref200464718"/>
+      <w:bookmarkStart w:id="34" w:name="_Toc224493319"/>
       <w:r>
         <w:lastRenderedPageBreak/>
         <w:t>Dokumentation Schiechtl Alexander</w:t>
       </w:r>
+      <w:bookmarkEnd w:id="34"/>
+      <w:r>
+        <w:t xml:space="preserve"> </w:t>
+      </w:r>
       <w:bookmarkEnd w:id="33"/>
-      <w:r>
-        <w:t xml:space="preserve"> </w:t>
-      </w:r>
-      <w:bookmarkEnd w:id="34"/>
     </w:p>
     <w:p>
       <w:pPr>
         <w:pStyle w:val="Heading2"/>
       </w:pPr>
-      <w:bookmarkStart w:id="35" w:name="_Toc223774978"/>
+      <w:bookmarkStart w:id="35" w:name="_Toc224493320"/>
       <w:r>
         <w:t>Einleitung</w:t>
       </w:r>
@@ -5669,7 +5419,7 @@
       <w:pPr>
         <w:pStyle w:val="Heading3"/>
       </w:pPr>
-      <w:bookmarkStart w:id="36" w:name="_Toc223774979"/>
+      <w:bookmarkStart w:id="36" w:name="_Toc224493321"/>
       <w:r>
         <w:t>Elektrische Systemkomponenten</w:t>
       </w:r>
@@ -5820,7 +5570,7 @@
       <w:pPr>
         <w:pStyle w:val="Heading3"/>
       </w:pPr>
-      <w:bookmarkStart w:id="37" w:name="_Toc223774980"/>
+      <w:bookmarkStart w:id="37" w:name="_Toc224493322"/>
       <w:r>
         <w:lastRenderedPageBreak/>
         <w:t>Mechanische Konstruktion</w:t>
@@ -5908,14 +5658,14 @@
       <w:pPr>
         <w:pStyle w:val="Heading3"/>
       </w:pPr>
-      <w:bookmarkStart w:id="38" w:name="_Toc223774981"/>
+      <w:bookmarkStart w:id="38" w:name="_Toc224493323"/>
       <w:r>
         <w:t xml:space="preserve">Elektrisches </w:t>
       </w:r>
+      <w:r>
+        <w:t>Blockschaltbild</w:t>
+      </w:r>
       <w:bookmarkEnd w:id="38"/>
-      <w:r>
-        <w:t>Blockschaltbild</w:t>
-      </w:r>
     </w:p>
     <w:p>
       <w:pPr>
@@ -6014,7 +5764,7 @@
       <w:pPr>
         <w:pStyle w:val="Heading2"/>
       </w:pPr>
-      <w:bookmarkStart w:id="39" w:name="_Toc223774982"/>
+      <w:bookmarkStart w:id="39" w:name="_Toc224493324"/>
       <w:r>
         <w:lastRenderedPageBreak/>
         <w:t>Theoretische Grundlagen</w:t>
@@ -6028,7 +5778,7 @@
       <w:pPr>
         <w:pStyle w:val="Heading3"/>
       </w:pPr>
-      <w:bookmarkStart w:id="40" w:name="_Toc223774983"/>
+      <w:bookmarkStart w:id="40" w:name="_Toc224493325"/>
       <w:r>
         <w:t>Steuerung</w:t>
       </w:r>
@@ -6056,21 +5806,11 @@
         <w:pStyle w:val="Text"/>
       </w:pPr>
       <w:r>
-        <w:t xml:space="preserve">Der Raspberry Pi ist ein Einplatinencomputer (Single-Board Computer, SBC), der von der britischen Raspberry Pi </w:t>
-      </w:r>
-      <w:proofErr w:type="spellStart"/>
-      <w:r>
-        <w:t>Foundation</w:t>
-      </w:r>
-      <w:proofErr w:type="spellEnd"/>
-      <w:r>
-        <w:t xml:space="preserve"> entwickelt wurde. Ursprünglich mit dem Ziel konzipiert, jungen Menschen den Erwerb von Programmier- und Hardwarekenntnissen zu erleichtern, hat sich die Plattform zu einem weltweit verbreiteten Standard für Bastler und professionelle Anwendungen entwickelt. Das System vereint alle wesentlichen Komponenten eines Computers auf einer einzigen Platine, die etwa die Größe einer Kreditkarte besitzt. Es existieren mittlerweile mehrere </w:t>
-      </w:r>
-      <w:proofErr w:type="gramStart"/>
-      <w:r>
-        <w:t>Generationen</w:t>
-      </w:r>
-      <w:proofErr w:type="gramEnd"/>
+        <w:t xml:space="preserve">Der Raspberry Pi ist ein Einplatinencomputer der von der britischen Raspberry Pi Foundation entwickelt wurde. Das System vereint alle wesentlichen Komponenten eines Computers auf einer einzigen Platine, die etwa die Größe einer Kreditkarte besitzt. Es existieren mittlerweile mehrere </w:t>
+      </w:r>
+      <w:r>
+        <w:t>Generationen,</w:t>
+      </w:r>
       <w:r>
         <w:t xml:space="preserve"> die sich in Rechenleistung und Ausstattung unterscheiden, jedoch meist softwarekompatibel zueinander sind.</w:t>
       </w:r>
@@ -6180,17 +5920,23 @@
         <w:pStyle w:val="Text"/>
       </w:pPr>
       <w:r>
-        <w:t xml:space="preserve">Das Herzstück des Raspberry Pi bildet ein System-on-a-Chip (SoC) des Herstellers Broadcom mit einem ARM-kompatiblen Prozessor. Die Spannungsversorgung erfolgt, je nach Modell, über eine Micro-USB- oder USB-C-Buchse mit einer Nennspannung von 5 V Gleichspannung. Ein zentrales Merkmal für die hardwarenahe Entwicklung ist die GPIO-Schnittstelle (General Purpose </w:t>
+        <w:t>Das Herzstück des Raspberry Pi bildet ein System-on-a-Chip mit einem ARM-kompatiblen Prozessor. Die Spannungsversorgung erfolgt, je nach Modell, über eine Micro-USB- oder USB-C-Buchse mit einer Nennspannung von 5 V Gleichspannung. Ein zentrales Merkmal für die hardwarenahe Entwicklung ist die GPIO-Schnittstelle</w:t>
+      </w:r>
+      <w:r>
+        <w:t xml:space="preserve">. </w:t>
+      </w:r>
+      <w:r>
+        <w:t xml:space="preserve">Diese 40-polige Stiftleiste ermöglicht den direkten Anschluss von Sensoren, LEDs und anderen elektronischen Bauteilen. Wichtig ist hierbei der Logikpegel: Die GPIO-Pins arbeiten </w:t>
+      </w:r>
+      <w:r>
+        <w:t>mit 3,3 V</w:t>
+      </w:r>
+      <w:r>
+        <w:t xml:space="preserve"> und sind im Gegensatz zu vielen Arduino-Modellen nicht 5-V-tolerant. Eine direkte Verbindung mit 5-V-Logik kann den SoC zerstören. Zudem </w:t>
       </w:r>
       <w:r>
         <w:lastRenderedPageBreak/>
-        <w:t xml:space="preserve">Input/Output). Diese 40-polige Stiftleiste ermöglicht den direkten Anschluss von Sensoren, LEDs und anderen elektronischen Bauteilen. Wichtig ist hierbei der Logikpegel: Die GPIO-Pins arbeiten </w:t>
-      </w:r>
-      <w:r>
-        <w:t>mit 3,3 V</w:t>
-      </w:r>
-      <w:r>
-        <w:t xml:space="preserve"> und sind im Gegensatz zu vielen Arduino-Modellen nicht 5-V-tolerant. Eine direkte Verbindung mit 5-V-Logik kann den SoC zerstören. Zudem bietet die Platine Schnittstellen wie I²C, SPI und UART sowie Hardware-Anschlüsse für Kameras (CSI) und Displays (DSI).</w:t>
+        <w:t>bietet die Platine Schnittstellen wie I²C, SPI und UART sowie Hardware-Anschlüsse für Kameras (CSI) und Displays (DSI).</w:t>
       </w:r>
     </w:p>
     <w:p>
@@ -6328,6 +6074,7 @@
         <w:rPr>
           <w:noProof/>
         </w:rPr>
+        <w:lastRenderedPageBreak/>
         <w:drawing>
           <wp:inline distT="0" distB="0" distL="0" distR="0" wp14:anchorId="35C41082" wp14:editId="1A050B61">
             <wp:extent cx="2621280" cy="1089660"/>
@@ -6433,7 +6180,7 @@
       <w:pPr>
         <w:pStyle w:val="Heading3"/>
       </w:pPr>
-      <w:bookmarkStart w:id="41" w:name="_Toc223774984"/>
+      <w:bookmarkStart w:id="41" w:name="_Toc224493326"/>
       <w:r>
         <w:t>Räumliche Vermessung</w:t>
       </w:r>
@@ -6644,81 +6391,38 @@
     <w:p>
       <w:pPr>
         <w:jc w:val="left"/>
-      </w:pPr>
-      <w:r>
-        <w:t>[Quelle: Ersa Electronics Blog: „</w:t>
-      </w:r>
-      <w:proofErr w:type="spellStart"/>
-      <w:r>
-        <w:t>Ultrasonic</w:t>
-      </w:r>
-      <w:proofErr w:type="spellEnd"/>
-      <w:r>
-        <w:t xml:space="preserve"> </w:t>
-      </w:r>
-      <w:proofErr w:type="spellStart"/>
-      <w:r>
-        <w:t>Distance</w:t>
-      </w:r>
-      <w:proofErr w:type="spellEnd"/>
-      <w:r>
-        <w:t xml:space="preserve"> Sensor: </w:t>
-      </w:r>
-      <w:proofErr w:type="spellStart"/>
-      <w:r>
-        <w:t>What</w:t>
-      </w:r>
-      <w:proofErr w:type="spellEnd"/>
-      <w:r>
-        <w:t xml:space="preserve"> </w:t>
-      </w:r>
-      <w:proofErr w:type="spellStart"/>
-      <w:r>
-        <w:t>It</w:t>
-      </w:r>
-      <w:proofErr w:type="spellEnd"/>
-      <w:r>
-        <w:t xml:space="preserve"> </w:t>
-      </w:r>
-      <w:proofErr w:type="spellStart"/>
-      <w:r>
-        <w:t>Is</w:t>
-      </w:r>
-      <w:proofErr w:type="spellEnd"/>
-      <w:r>
-        <w:t xml:space="preserve">, How </w:t>
-      </w:r>
-      <w:proofErr w:type="spellStart"/>
-      <w:r>
-        <w:t>It</w:t>
-      </w:r>
-      <w:proofErr w:type="spellEnd"/>
-      <w:r>
-        <w:t xml:space="preserve"> Works, </w:t>
-      </w:r>
-      <w:proofErr w:type="spellStart"/>
-      <w:r>
-        <w:t>Accuracy</w:t>
-      </w:r>
-      <w:proofErr w:type="spellEnd"/>
-      <w:r>
-        <w:t xml:space="preserve">, Range, and Best Modules“, </w:t>
+        <w:rPr>
+          <w:lang w:val="en-GB"/>
+        </w:rPr>
+      </w:pPr>
+      <w:r>
+        <w:rPr>
+          <w:lang w:val="en-GB"/>
+        </w:rPr>
+        <w:t xml:space="preserve">[Quelle: Ersa Electronics Blog: „Ultrasonic Distance Sensor: What It Is, How It Works, Accuracy, Range, and Best Modules“, </w:t>
       </w:r>
       <w:hyperlink r:id="rId44" w:tgtFrame="_blank" w:history="1">
         <w:r>
           <w:rPr>
             <w:rStyle w:val="Hyperlink"/>
+            <w:lang w:val="en-GB"/>
           </w:rPr>
           <w:t>https://www.ersaelectronics.com/blog/ultrasonic-distance-sensor</w:t>
         </w:r>
       </w:hyperlink>
       <w:r>
+        <w:rPr>
+          <w:lang w:val="en-GB"/>
+        </w:rPr>
         <w:t>]</w:t>
       </w:r>
     </w:p>
     <w:p>
       <w:pPr>
         <w:jc w:val="left"/>
+        <w:rPr>
+          <w:lang w:val="en-GB"/>
+        </w:rPr>
       </w:pPr>
     </w:p>
     <w:p>
@@ -6855,15 +6559,7 @@
         <w:fldChar w:fldCharType="end"/>
       </w:r>
       <w:r>
-        <w:t xml:space="preserve">: </w:t>
-      </w:r>
-      <w:proofErr w:type="spellStart"/>
-      <w:r>
-        <w:t>ToF</w:t>
-      </w:r>
-      <w:proofErr w:type="spellEnd"/>
-      <w:r>
-        <w:t xml:space="preserve"> Kamera</w:t>
+        <w:t>: ToF Kamera</w:t>
       </w:r>
     </w:p>
     <w:p>
@@ -6905,35 +6601,7 @@
         <w:rPr>
           <w:u w:val="single"/>
         </w:rPr>
-        <w:t>Time-</w:t>
-      </w:r>
-      <w:proofErr w:type="spellStart"/>
-      <w:r>
-        <w:rPr>
-          <w:u w:val="single"/>
-        </w:rPr>
-        <w:t>of</w:t>
-      </w:r>
-      <w:proofErr w:type="spellEnd"/>
-      <w:r>
-        <w:rPr>
-          <w:u w:val="single"/>
-        </w:rPr>
-        <w:t>-Flight (</w:t>
-      </w:r>
-      <w:proofErr w:type="spellStart"/>
-      <w:r>
-        <w:rPr>
-          <w:u w:val="single"/>
-        </w:rPr>
-        <w:t>ToF</w:t>
-      </w:r>
-      <w:proofErr w:type="spellEnd"/>
-      <w:r>
-        <w:rPr>
-          <w:u w:val="single"/>
-        </w:rPr>
-        <w:t>):</w:t>
+        <w:t>Time-of-Flight (ToF):</w:t>
       </w:r>
       <w:r>
         <w:t xml:space="preserve"> Hierbei wird die Laufzeit eines ausgesandten Lichtpakets zum Objekt und zurück gemessen. Dieses Verfahren eignet sich besonders für größere Distanzen.</w:t>
@@ -6996,7 +6664,7 @@
       <w:pPr>
         <w:pStyle w:val="Heading3"/>
       </w:pPr>
-      <w:bookmarkStart w:id="42" w:name="_Toc223774985"/>
+      <w:bookmarkStart w:id="42" w:name="_Toc224493327"/>
       <w:r>
         <w:lastRenderedPageBreak/>
         <w:t>Wägetechnik</w:t>
@@ -7629,7 +7297,13 @@
         <w:pStyle w:val="Text"/>
       </w:pPr>
       <w:r>
-        <w:t>Die Auswertung der Messergebnisse erfolgt über zwei Schritte: Die Wandlung für Controller und</w:t>
+        <w:t xml:space="preserve">Die Auswertung der Messergebnisse erfolgt über zwei Schritte: Die Wandlung für </w:t>
+      </w:r>
+      <w:r>
+        <w:t xml:space="preserve">den </w:t>
+      </w:r>
+      <w:r>
+        <w:t>Controller und</w:t>
       </w:r>
       <w:r>
         <w:t xml:space="preserve"> die Summierung der Messwerte</w:t>
@@ -7679,24 +7353,14 @@
         <w:pStyle w:val="Text"/>
       </w:pPr>
       <w:r>
-        <w:t xml:space="preserve">Bei der Hardware-Summierung wird ein sogenannter </w:t>
-      </w:r>
-      <w:proofErr w:type="spellStart"/>
-      <w:r>
-        <w:t>Summierkörper</w:t>
-      </w:r>
-      <w:proofErr w:type="spellEnd"/>
-      <w:r>
-        <w:t xml:space="preserve"> verwendet</w:t>
-      </w:r>
-      <w:r>
-        <w:t xml:space="preserve">. Die Aufgabe dieses </w:t>
-      </w:r>
-      <w:proofErr w:type="spellStart"/>
-      <w:r>
-        <w:t>Summierkörper</w:t>
-      </w:r>
-      <w:proofErr w:type="spellEnd"/>
+        <w:t>Bei der Hardware-Summierung wird ein sogenannter Summierkörper verwendet</w:t>
+      </w:r>
+      <w:r>
+        <w:t>. Die Aufgabe dieses Summierkörper</w:t>
+      </w:r>
+      <w:r>
+        <w:t>s</w:t>
+      </w:r>
       <w:r>
         <w:t xml:space="preserve"> ist es die einzelnen elektrischen Signale elektronisch </w:t>
       </w:r>
@@ -7805,36 +7469,15 @@
         <w:fldChar w:fldCharType="end"/>
       </w:r>
       <w:r>
-        <w:t xml:space="preserve">: </w:t>
-      </w:r>
-      <w:proofErr w:type="spellStart"/>
-      <w:r>
-        <w:t>Summierkörper</w:t>
-      </w:r>
-      <w:proofErr w:type="spellEnd"/>
-    </w:p>
-    <w:p>
-      <w:pPr>
-        <w:pStyle w:val="Text"/>
-      </w:pPr>
-      <w:r>
-        <w:t xml:space="preserve">Der große Vorteil von </w:t>
-      </w:r>
-      <w:proofErr w:type="spellStart"/>
-      <w:r>
-        <w:t>Summierkörpern</w:t>
-      </w:r>
-      <w:proofErr w:type="spellEnd"/>
-      <w:r>
-        <w:t xml:space="preserve"> gegenüber der Software-Summierung ist, dass </w:t>
-      </w:r>
-      <w:proofErr w:type="gramStart"/>
-      <w:r>
-        <w:t>diese direkt Filter</w:t>
-      </w:r>
-      <w:proofErr w:type="gramEnd"/>
-      <w:r>
-        <w:t xml:space="preserve"> eingebaut haben, welche une</w:t>
+        <w:t>: Summierkörper</w:t>
+      </w:r>
+    </w:p>
+    <w:p>
+      <w:pPr>
+        <w:pStyle w:val="Text"/>
+      </w:pPr>
+      <w:r>
+        <w:t>Der große Vorteil von Summierkörpern gegenüber der Software-Summierung ist, dass diese direkt Filter eingebaut haben, welche une</w:t>
       </w:r>
       <w:r>
         <w:t>r</w:t>
@@ -7890,7 +7533,7 @@
       <w:pPr>
         <w:pStyle w:val="Heading3"/>
       </w:pPr>
-      <w:bookmarkStart w:id="43" w:name="_Toc223774986"/>
+      <w:bookmarkStart w:id="43" w:name="_Toc224493328"/>
       <w:r>
         <w:lastRenderedPageBreak/>
         <w:t>Beleuchtung</w:t>
@@ -8043,23 +7686,7 @@
         <w:pStyle w:val="Text"/>
       </w:pPr>
       <w:r>
-        <w:t xml:space="preserve">Die WS2812 ist eine RGB-LED mit einem integrierten Controller-IC, die sich besonders für </w:t>
-      </w:r>
-      <w:proofErr w:type="spellStart"/>
-      <w:r>
-        <w:t>kaskadierbare</w:t>
-      </w:r>
-      <w:proofErr w:type="spellEnd"/>
-      <w:r>
-        <w:t xml:space="preserve"> Beleuchtungsanwendungen eignet. Die Datenübertragung erfolgt über ein asynchrones </w:t>
-      </w:r>
-      <w:proofErr w:type="spellStart"/>
-      <w:r>
-        <w:t>Eindraht</w:t>
-      </w:r>
-      <w:proofErr w:type="spellEnd"/>
-      <w:r>
-        <w:t>-Bussystem, bei dem die Datenbits nicht durch einen separaten Takt, sondern durch strikt definierte Impulslängen kodiert werden. Jede LED empfängt einen 24-Bit-Farbwert, speichert diesen und reicht alle nachfolgenden Datenströme an ihrem Data-Out-Pin zur nächsten LED in der Kette weiter</w:t>
+        <w:t>Die WS2812 ist eine RGB-LED mit einem integrierten Controller-IC, die sich besonders für kaskadierbare Beleuchtungsanwendungen eignet. Die Datenübertragung erfolgt über ein asynchrones Eindraht-Bussystem, bei dem die Datenbits nicht durch einen separaten Takt, sondern durch strikt definierte Impulslängen kodiert werden. Jede LED empfängt einen 24-Bit-Farbwert, speichert diesen und reicht alle nachfolgenden Datenströme an ihrem Data-Out-Pin zur nächsten LED in der Kette weiter</w:t>
       </w:r>
     </w:p>
     <w:p>
@@ -8096,7 +7723,7 @@
       <w:pPr>
         <w:pStyle w:val="Heading3"/>
       </w:pPr>
-      <w:bookmarkStart w:id="44" w:name="_Toc223774988"/>
+      <w:bookmarkStart w:id="44" w:name="_Toc224493329"/>
       <w:r>
         <w:lastRenderedPageBreak/>
         <w:t>Verkabelung</w:t>
@@ -8377,13 +8004,8 @@
         <w:pStyle w:val="Text"/>
       </w:pPr>
       <w:r>
-        <w:t xml:space="preserve">Bei der differentiellen Signalübertragung wird ein elektrisches Signal nicht über eine einzelne Leitung gegen eine gemeinsame Masse übertragen, sondern über ein Paar eng gekoppelter Leitungen, wobei eine Leitung das ursprüngliche Signal und die andere das exakt invertierte Signal führt. Der Empfänger wertet zur Informationsgewinnung lediglich die Spannungsdifferenz zwischen diesen beiden Leitern aus. Da externe elektromagnetische Störungen meist auf beide räumlich eng beieinanderliegenden Leitungen gleichermaßen einwirken (Gleichtaktstörung), heben sich diese Störanteile bei der Differenzbildung im Empfänger auf, was eine hohe Störfestigkeit und Signalintegrität </w:t>
-      </w:r>
-      <w:proofErr w:type="gramStart"/>
-      <w:r>
-        <w:t>ermöglicht</w:t>
-      </w:r>
-      <w:proofErr w:type="gramEnd"/>
+        <w:t>Bei der differentiellen Signalübertragung wird ein elektrisches Signal nicht über eine einzelne Leitung gegen eine gemeinsame Masse übertragen, sondern über ein Paar eng gekoppelter Leitungen, wobei eine Leitung das ursprüngliche Signal und die andere das exakt invertierte Signal führt. Der Empfänger wertet zur Informationsgewinnung lediglich die Spannungsdifferenz zwischen diesen beiden Leitern aus. Da externe elektromagnetische Störungen meist auf beide räumlich eng beieinanderliegenden Leitungen gleichermaßen einwirken (Gleichtaktstörung), heben sich diese Störanteile bei der Differenzbildung im Empfänger auf, was eine hohe Störfestigkeit und Signalintegrität ermöglicht</w:t>
+      </w:r>
       <w:r>
         <w:t>.</w:t>
       </w:r>
@@ -8546,43 +8168,35 @@
       <w:r>
         <w:t>Um hauptsächlich Störungen von außen zu vermeiden, wird eigentlich immer empfohlen ein abgeschirmtes Kabel zu verwenden.</w:t>
       </w:r>
-    </w:p>
-    <w:p>
-      <w:pPr>
-        <w:pStyle w:val="Text"/>
-      </w:pPr>
-      <w:r>
-        <w:t xml:space="preserve">Zusätzlich wird empfohlen für die Datenleitung eine Twisted-Pair Leitung, also ein verdrilltes </w:t>
-      </w:r>
-      <w:proofErr w:type="spellStart"/>
-      <w:r>
-        <w:t>Adernpaar</w:t>
-      </w:r>
-      <w:proofErr w:type="spellEnd"/>
-      <w:r>
-        <w:t xml:space="preserve"> zu verwenden. Wenn bei einem verdrillten </w:t>
-      </w:r>
-      <w:proofErr w:type="spellStart"/>
-      <w:r>
-        <w:t>Adernpaar</w:t>
-      </w:r>
-      <w:proofErr w:type="spellEnd"/>
-      <w:r>
-        <w:t xml:space="preserve"> Störeinflüsse von außen </w:t>
+      <w:r>
+        <w:t xml:space="preserve"> </w:t>
+      </w:r>
+      <w:r>
+        <w:t xml:space="preserve">Zusätzlich wird empfohlen für die Datenleitung eine Twisted-Pair Leitung, also ein verdrilltes Adernpaar zu verwenden. Wenn bei einem verdrillten Adernpaar Störeinflüsse von außen </w:t>
       </w:r>
       <w:r>
         <w:t>kommen, wirkt</w:t>
       </w:r>
       <w:r>
-        <w:t xml:space="preserve"> sich dieses Gleichermaßen auf beide Adern aus und da es sich um ein Differenzielles </w:t>
-      </w:r>
-      <w:proofErr w:type="spellStart"/>
-      <w:r>
-        <w:t>Adernpaar</w:t>
-      </w:r>
-      <w:proofErr w:type="spellEnd"/>
-      <w:r>
-        <w:t xml:space="preserve"> handelt, haben die Störeinflüsse quasi gar keinen Einfluss mehr auf das Ergebnis, da sich die Störungen durch die Bildung der Differenz der beiden Signaldrähte sowieso von selbst weckkürzt.</w:t>
+        <w:t xml:space="preserve"> sich dieses </w:t>
+      </w:r>
+      <w:r>
+        <w:t>g</w:t>
+      </w:r>
+      <w:r>
+        <w:t xml:space="preserve">leichermaßen auf beide Adern aus und da es sich um ein </w:t>
+      </w:r>
+      <w:r>
+        <w:t>d</w:t>
+      </w:r>
+      <w:r>
+        <w:t>ifferenzielles Adernpaar handelt, haben die Störeinflüsse quasi gar keinen Einfluss mehr auf das Ergebnis, da sich die Störungen durch die Bildung der Differenz der beiden Signaldrähte</w:t>
+      </w:r>
+      <w:r>
+        <w:t xml:space="preserve"> auslöschen</w:t>
+      </w:r>
+      <w:r>
+        <w:t>.</w:t>
       </w:r>
     </w:p>
     <w:p>
@@ -8609,7 +8223,13 @@
         <w:t>Hat es eine hohe Relevanz, dass das Messergebnis</w:t>
       </w:r>
       <w:r>
-        <w:t xml:space="preserve"> hochgenau wird, kann zusätzlich noch </w:t>
+        <w:t xml:space="preserve"> </w:t>
+      </w:r>
+      <w:r>
+        <w:t>noch genauer</w:t>
+      </w:r>
+      <w:r>
+        <w:t xml:space="preserve"> wird, kann zusätzlich noch </w:t>
       </w:r>
       <w:r>
         <w:t>ein differenzieller Tiefpass</w:t>
@@ -8621,15 +8241,16 @@
         <w:t>werden.</w:t>
       </w:r>
       <w:r>
-        <w:t xml:space="preserve"> Dieser Filtert </w:t>
-      </w:r>
-      <w:proofErr w:type="spellStart"/>
-      <w:r>
-        <w:t>filtert</w:t>
-      </w:r>
-      <w:proofErr w:type="spellEnd"/>
-      <w:r>
-        <w:t xml:space="preserve"> rein das differenzielle Signal und lässt die einzelnen Signale weitgehend unberührt. Eine einfache Konfiguration hierfür wäre:</w:t>
+        <w:t xml:space="preserve"> Dieser Filter </w:t>
+      </w:r>
+      <w:r>
+        <w:t xml:space="preserve">filtert </w:t>
+      </w:r>
+      <w:r>
+        <w:t xml:space="preserve">nur </w:t>
+      </w:r>
+      <w:r>
+        <w:t>das differenzielle Signal und lässt die einzelnen Signale weitgehend unberührt. Eine einfache Konfiguration hierfür wäre:</w:t>
       </w:r>
     </w:p>
     <w:p>
@@ -8755,17 +8376,7 @@
         <w:t>verbaut,</w:t>
       </w:r>
       <w:r>
-        <w:t xml:space="preserve"> sondern als fix fertige </w:t>
-      </w:r>
-      <w:proofErr w:type="spellStart"/>
-      <w:proofErr w:type="gramStart"/>
-      <w:r>
-        <w:t>IC’s</w:t>
-      </w:r>
-      <w:proofErr w:type="spellEnd"/>
-      <w:proofErr w:type="gramEnd"/>
-      <w:r>
-        <w:t xml:space="preserve"> mit perfekt abgestimmten Bauteilen und Leitungen. </w:t>
+        <w:t xml:space="preserve"> sondern als fertige IC’s mit perfekt abgestimmten Bauteilen und Leitungen. </w:t>
       </w:r>
     </w:p>
     <w:p>
@@ -8777,7 +8388,7 @@
       <w:pPr>
         <w:pStyle w:val="Heading3"/>
       </w:pPr>
-      <w:bookmarkStart w:id="45" w:name="_Toc223774989"/>
+      <w:bookmarkStart w:id="45" w:name="_Toc224493330"/>
       <w:r>
         <w:t>Schnittstellen</w:t>
       </w:r>
@@ -8831,15 +8442,13 @@
         <w:t xml:space="preserve"> </w:t>
       </w:r>
       <w:r>
-        <w:t xml:space="preserve">erfolgt die Signalübertragung differentiell über ein verdrilltes </w:t>
-      </w:r>
-      <w:proofErr w:type="spellStart"/>
-      <w:r>
-        <w:t>Adernpaar</w:t>
-      </w:r>
-      <w:proofErr w:type="spellEnd"/>
-      <w:r>
-        <w:t xml:space="preserve"> (D+ und D-), ergänzt durch zwei Adern für die Spannungsversorgung (VBUS und GND). Die Standardspannung beträgt 5 V DC. USB hat sich über die Jahre in Hinsicht auf Geschwindigkeit sowie auf die Bauart stark verändert.</w:t>
+        <w:t>erfolgt die Signalübertragung differentiell über ein verdrilltes Adernpaar (D+ und D-), ergänzt durch zwei Adern für die Spannungsversorgung</w:t>
+      </w:r>
+      <w:r>
+        <w:t xml:space="preserve">. </w:t>
+      </w:r>
+      <w:r>
+        <w:t>Die Standardspannung beträgt 5 V DC. USB hat sich über die Jahre in Hinsicht auf Geschwindigkeit sowie auf die Bauart stark verändert.</w:t>
       </w:r>
     </w:p>
     <w:p>
@@ -9577,15 +9186,7 @@
         <w:pStyle w:val="Text"/>
       </w:pPr>
       <w:r>
-        <w:t xml:space="preserve">Das </w:t>
-      </w:r>
-      <w:proofErr w:type="spellStart"/>
-      <w:r>
-        <w:t>Camera</w:t>
-      </w:r>
-      <w:proofErr w:type="spellEnd"/>
-      <w:r>
-        <w:t xml:space="preserve"> Serial Interface (CSI) ist eine Spezifikation</w:t>
+        <w:t>Das Camera Serial Interface (CSI) ist eine Spezifikation</w:t>
       </w:r>
       <w:r>
         <w:t xml:space="preserve">, </w:t>
@@ -9751,7 +9352,7 @@
       <w:pPr>
         <w:pStyle w:val="Heading3"/>
       </w:pPr>
-      <w:bookmarkStart w:id="46" w:name="_Toc223774990"/>
+      <w:bookmarkStart w:id="46" w:name="_Toc224493331"/>
       <w:r>
         <w:lastRenderedPageBreak/>
         <w:t>Gehäusetechnik</w:t>
@@ -9849,20 +9450,7 @@
         <w:t xml:space="preserve">. </w:t>
       </w:r>
       <w:r>
-        <w:t xml:space="preserve">Mit Hilfe dieser Programme werden die dreidimensionalen geometrischen Modelle der Bauteile erstellt. Im Gegensatz zu herkömmlichen Grafikprogrammen arbeiten CAD-Systeme parametrisch und vektorbasiert. Dies gewährleistet eine exakte Maßhaltigkeit und die für technische Anwendungen erforderliche geometrische Präzision. Wurde ein Volumenkörper erstellt, ist der Prozess jedoch noch nicht fertig, da die </w:t>
-      </w:r>
-      <w:proofErr w:type="gramStart"/>
-      <w:r>
-        <w:t>erstellte .</w:t>
-      </w:r>
-      <w:proofErr w:type="spellStart"/>
-      <w:r>
-        <w:t>ipt</w:t>
-      </w:r>
-      <w:proofErr w:type="spellEnd"/>
-      <w:proofErr w:type="gramEnd"/>
-      <w:r>
-        <w:t xml:space="preserve"> Datei von 3D Druckern nicht gelesen werden kann. Hier kommen STL-Dateien ins Spiel. </w:t>
+        <w:t xml:space="preserve">Mit Hilfe dieser Programme werden die dreidimensionalen geometrischen Modelle der Bauteile erstellt. Im Gegensatz zu herkömmlichen Grafikprogrammen arbeiten CAD-Systeme parametrisch und vektorbasiert. Dies gewährleistet eine exakte Maßhaltigkeit und die für technische Anwendungen erforderliche geometrische Präzision. Wurde ein Volumenkörper erstellt, ist der Prozess jedoch noch nicht fertig, da die erstellte .ipt Datei von 3D Druckern nicht gelesen werden kann. Hier kommen STL-Dateien ins Spiel. </w:t>
       </w:r>
     </w:p>
     <w:p>
@@ -9950,15 +9538,7 @@
         <w:pStyle w:val="Text"/>
       </w:pPr>
       <w:r>
-        <w:t xml:space="preserve">Die generierte STL-Datei wird mithilfe einer </w:t>
-      </w:r>
-      <w:proofErr w:type="spellStart"/>
-      <w:r>
-        <w:t>Slicing</w:t>
-      </w:r>
-      <w:proofErr w:type="spellEnd"/>
-      <w:r>
-        <w:t>-Software in Schichten unterteilt, welche anschließend als Grundlage für den Schichtaufbau des Druckers dienen.</w:t>
+        <w:t>Die generierte STL-Datei wird mithilfe einer Slicing-Software in Schichten unterteilt, welche anschließend als Grundlage für den Schichtaufbau des Druckers dienen.</w:t>
       </w:r>
     </w:p>
     <w:p>
@@ -9978,7 +9558,7 @@
       <w:pPr>
         <w:pStyle w:val="Heading2"/>
       </w:pPr>
-      <w:bookmarkStart w:id="47" w:name="_Toc223774991"/>
+      <w:bookmarkStart w:id="47" w:name="_Toc224493332"/>
       <w:r>
         <w:t>Praktische Umsetzung</w:t>
       </w:r>
@@ -9988,7 +9568,7 @@
       <w:pPr>
         <w:pStyle w:val="Heading3"/>
       </w:pPr>
-      <w:bookmarkStart w:id="48" w:name="_Toc223774992"/>
+      <w:bookmarkStart w:id="48" w:name="_Toc224493333"/>
       <w:r>
         <w:t>Projektplanung</w:t>
       </w:r>
@@ -10011,36 +9591,55 @@
     <w:p>
       <w:pPr>
         <w:pStyle w:val="Text"/>
-      </w:pPr>
-      <w:r>
+        <w:rPr>
+          <w:lang w:val="en-GB"/>
+        </w:rPr>
+      </w:pPr>
+      <w:r>
+        <w:rPr>
+          <w:lang w:val="en-GB"/>
+        </w:rPr>
         <w:t xml:space="preserve">- Project </w:t>
       </w:r>
       <w:r>
+        <w:rPr>
+          <w:lang w:val="en-GB"/>
+        </w:rPr>
         <w:t>Brief</w:t>
       </w:r>
     </w:p>
     <w:p>
       <w:pPr>
         <w:pStyle w:val="Text"/>
-      </w:pPr>
-      <w:r>
+        <w:rPr>
+          <w:lang w:val="en-GB"/>
+        </w:rPr>
+      </w:pPr>
+      <w:r>
+        <w:rPr>
+          <w:lang w:val="en-GB"/>
+        </w:rPr>
         <w:t>- Project Initiation</w:t>
       </w:r>
     </w:p>
     <w:p>
       <w:pPr>
         <w:pStyle w:val="Text"/>
-      </w:pPr>
-      <w:r>
+        <w:rPr>
+          <w:lang w:val="en-GB"/>
+        </w:rPr>
+      </w:pPr>
+      <w:r>
+        <w:rPr>
+          <w:lang w:val="en-GB"/>
+        </w:rPr>
         <w:t xml:space="preserve">- </w:t>
       </w:r>
-      <w:proofErr w:type="spellStart"/>
-      <w:r>
-        <w:t>Product</w:t>
-      </w:r>
-      <w:proofErr w:type="spellEnd"/>
-      <w:r>
-        <w:t xml:space="preserve"> Description</w:t>
+      <w:r>
+        <w:rPr>
+          <w:lang w:val="en-GB"/>
+        </w:rPr>
+        <w:t>Product Description</w:t>
       </w:r>
     </w:p>
     <w:p>
@@ -10124,15 +9723,7 @@
         <w:pStyle w:val="Text"/>
       </w:pPr>
       <w:r>
-        <w:t xml:space="preserve">Das Project Initiation </w:t>
-      </w:r>
-      <w:proofErr w:type="spellStart"/>
-      <w:r>
-        <w:t>Document</w:t>
-      </w:r>
-      <w:proofErr w:type="spellEnd"/>
-      <w:r>
-        <w:t xml:space="preserve"> beschreibt den Projektumfang realitätsnah und detailliert. Es definiert die Mittel zur Zielerreichung sowie zulässige </w:t>
+        <w:t xml:space="preserve">Das Project Initiation Document beschreibt den Projektumfang realitätsnah und detailliert. Es definiert die Mittel zur Zielerreichung sowie zulässige </w:t>
       </w:r>
       <w:r>
         <w:t>Toleranzen</w:t>
@@ -10193,7 +9784,7 @@
       <w:pPr>
         <w:pStyle w:val="Heading3"/>
       </w:pPr>
-      <w:bookmarkStart w:id="49" w:name="_Toc223774993"/>
+      <w:bookmarkStart w:id="49" w:name="_Toc224493334"/>
       <w:r>
         <w:lastRenderedPageBreak/>
         <w:t>Komponenten Auswahl</w:t>
@@ -10387,15 +9978,7 @@
         <w:pStyle w:val="Text"/>
       </w:pPr>
       <w:r>
-        <w:t xml:space="preserve">Da Ultraschallsensoren meist nur punktuelle Messungen ermöglichen, wurden diese für die geforderte Anwendung ausgeschlossen. In die engere Auswahl fielen daher optische Tiefenkameras und Stereo-Vision-Systeme. Während viele Startups in diesem Bereich einen starken Fokus auf KI setzen, dominieren industrielle Lösungen den Markt, welche jedoch mit Kosten im vierstelligen Bereich das Budget überschreiten. Alternativen von Sony basieren primär auf der </w:t>
-      </w:r>
-      <w:proofErr w:type="spellStart"/>
-      <w:r>
-        <w:t>ToF</w:t>
-      </w:r>
-      <w:proofErr w:type="spellEnd"/>
-      <w:r>
-        <w:t>-Technik, weisen jedoch eine eingeschränkte Verfügbarkeit auf.</w:t>
+        <w:t>Da Ultraschallsensoren meist nur punktuelle Messungen ermöglichen, wurden diese für die geforderte Anwendung ausgeschlossen. In die engere Auswahl fielen daher optische Tiefenkameras und Stereo-Vision-Systeme. Während viele Startups in diesem Bereich einen starken Fokus auf KI setzen, dominieren industrielle Lösungen den Markt, welche jedoch mit Kosten im vierstelligen Bereich das Budget überschreiten. Alternativen von Sony basieren primär auf der ToF-Technik, weisen jedoch eine eingeschränkte Verfügbarkeit auf.</w:t>
       </w:r>
     </w:p>
     <w:p>
@@ -10422,15 +10005,7 @@
         <w:t>Oak D-S2-AF</w:t>
       </w:r>
       <w:r>
-        <w:t xml:space="preserve"> der Firma </w:t>
-      </w:r>
-      <w:proofErr w:type="spellStart"/>
-      <w:r>
-        <w:t>Luxonis</w:t>
-      </w:r>
-      <w:proofErr w:type="spellEnd"/>
-      <w:r>
-        <w:t>. Diese Kamera erfüllt alle Anforderungen: Sie integriert mittig eine RGB-Kamera und ermöglicht durch ihren Autofokus eine sehr geringe minimale Reichweite von ca. 20 cm (bei einer Auflösung von 400 Pixeln). Mit einem Preis von ca. 250 € liegt sie zudem im vorgegebenen Kostenrahmen. Ein weiterer Vorteil ist die umfassende Dokumentation der Python-Library durch den Hersteller.</w:t>
+        <w:t xml:space="preserve"> der Firma Luxonis. Diese Kamera erfüllt alle Anforderungen: Sie integriert mittig eine RGB-Kamera und ermöglicht durch ihren Autofokus eine sehr geringe minimale Reichweite von ca. 20 cm (bei einer Auflösung von 400 Pixeln). Mit einem Preis von ca. 250 € liegt sie zudem im vorgegebenen Kostenrahmen. Ein weiterer Vorteil ist die umfassende Dokumentation der Python-Library durch den Hersteller.</w:t>
       </w:r>
     </w:p>
     <w:p>
@@ -10576,44 +10151,20 @@
         <w:pStyle w:val="Text"/>
       </w:pPr>
       <w:r>
-        <w:t xml:space="preserve">Für die Ansteuerung über den Raspberry Pi 5 stehen primär zwei Schnittstellentypen zur Verfügung: USB und CSI. Aufgrund ihrer nativen Unterstützung und der hohen Datenübertragungsrate wären die Raspberry Pi </w:t>
-      </w:r>
-      <w:proofErr w:type="spellStart"/>
-      <w:r>
-        <w:t>Camera</w:t>
-      </w:r>
-      <w:proofErr w:type="spellEnd"/>
-      <w:r>
-        <w:t xml:space="preserve"> Modules prinzipiell ideal für dieses Einsatzgebiet. Die wesentliche Einschränkung des Raspberry Pi 5 besteht jedoch darin, dass lediglich zwei CSI-Anschlüsse zur Verfügung stehen.</w:t>
-      </w:r>
-    </w:p>
-    <w:p>
-      <w:pPr>
-        <w:pStyle w:val="Text"/>
-      </w:pPr>
-    </w:p>
-    <w:p>
-      <w:pPr>
-        <w:pStyle w:val="Text"/>
-      </w:pPr>
-      <w:r>
-        <w:t xml:space="preserve">Zur Überwindung dieser Limitierung wurden verschiedene Lösungsansätze geprüft. Der Hersteller </w:t>
-      </w:r>
-      <w:proofErr w:type="spellStart"/>
-      <w:r>
-        <w:t>Arducam</w:t>
-      </w:r>
-      <w:proofErr w:type="spellEnd"/>
-      <w:r>
-        <w:t xml:space="preserve"> bietet für diesen Anwendungsfall spezialisierte Adapter-Platinen an. Während die kostengünstigste Variante direkt über den Hersteller für etwa 50 $ beziehbar ist, lagen die Angebote bei gängigen Elektronikdistributoren wie </w:t>
-      </w:r>
-      <w:proofErr w:type="spellStart"/>
-      <w:r>
-        <w:t>Digi</w:t>
-      </w:r>
-      <w:proofErr w:type="spellEnd"/>
-      <w:r>
-        <w:t>-Key zum Zeitpunkt der Auswahl im Bereich von 90 €. Aufgrund dieser Preisgestaltung erwies sich diese Option aus wirtschaftlicher Sicht als unvorteilhaft.</w:t>
+        <w:t>Für die Ansteuerung über den Raspberry Pi 5 stehen primär zwei Schnittstellentypen zur Verfügung: USB und CSI. Aufgrund ihrer nativen Unterstützung und der hohen Datenübertragungsrate wären die Raspberry Pi Camera Modules prinzipiell ideal für dieses Einsatzgebiet. Die wesentliche Einschränkung des Raspberry Pi 5 besteht jedoch darin, dass lediglich zwei CSI-Anschlüsse zur Verfügung stehen.</w:t>
+      </w:r>
+    </w:p>
+    <w:p>
+      <w:pPr>
+        <w:pStyle w:val="Text"/>
+      </w:pPr>
+    </w:p>
+    <w:p>
+      <w:pPr>
+        <w:pStyle w:val="Text"/>
+      </w:pPr>
+      <w:r>
+        <w:t>Zur Überwindung dieser Limitierung wurden verschiedene Lösungsansätze geprüft. Der Hersteller Arducam bietet für diesen Anwendungsfall spezialisierte Adapter-Platinen an. Während die kostengünstigste Variante direkt über den Hersteller für etwa 50 $ beziehbar ist, lagen die Angebote bei gängigen Elektronikdistributoren wie Digi-Key zum Zeitpunkt der Auswahl im Bereich von 90 €. Aufgrund dieser Preisgestaltung erwies sich diese Option aus wirtschaftlicher Sicht als unvorteilhaft.</w:t>
       </w:r>
     </w:p>
     <w:p>
@@ -10687,15 +10238,7 @@
         <w:t>FIT0892</w:t>
       </w:r>
       <w:r>
-        <w:t xml:space="preserve"> des Herstellers </w:t>
-      </w:r>
-      <w:proofErr w:type="spellStart"/>
-      <w:r>
-        <w:t>DFRobot</w:t>
-      </w:r>
-      <w:proofErr w:type="spellEnd"/>
-      <w:r>
-        <w:t>. Diese Kamera verfügt über eine Auflösung von 720p und ein Weitwinkelobjektiv mit einer Brennweite von 140°. Mit einem Anschaffungspreis von etwa 20 € über den Distributor Mouser erfüllt dieses Modul sämtliche technischen und wirtschaftlichen Anforderungen des Projekts.</w:t>
+        <w:t xml:space="preserve"> des Herstellers DFRobot. Diese Kamera verfügt über eine Auflösung von 720p und ein Weitwinkelobjektiv mit einer Brennweite von 140°. Mit einem Anschaffungspreis von etwa 20 € über den Distributor Mouser erfüllt dieses Modul sämtliche technischen und wirtschaftlichen Anforderungen des Projekts.</w:t>
       </w:r>
     </w:p>
     <w:p>
@@ -10843,15 +10386,7 @@
         <w:pStyle w:val="Text"/>
       </w:pPr>
       <w:r>
-        <w:t xml:space="preserve">Für die Gewichtserfassung wurden hochwertige </w:t>
-      </w:r>
-      <w:proofErr w:type="spellStart"/>
-      <w:r>
-        <w:t>Wägezellen</w:t>
-      </w:r>
-      <w:proofErr w:type="spellEnd"/>
-      <w:r>
-        <w:t xml:space="preserve"> des Typs </w:t>
+        <w:t xml:space="preserve">Für die Gewichtserfassung wurden hochwertige Wägezellen des Typs </w:t>
       </w:r>
       <w:r>
         <w:rPr>
@@ -10882,15 +10417,7 @@
         <w:pStyle w:val="Text"/>
       </w:pPr>
       <w:r>
-        <w:t>Bei der Signalverarbeitung wurde eine Software-Summierung implementiert. Im Vergleich zu Hardware-</w:t>
-      </w:r>
-      <w:proofErr w:type="spellStart"/>
-      <w:r>
-        <w:t>Summierkörpern</w:t>
-      </w:r>
-      <w:proofErr w:type="spellEnd"/>
-      <w:r>
-        <w:t xml:space="preserve"> bietet dieses Verfahren wirtschaftliche Vorteile und reduziert den zeitlichen Aufwand bei der Kalibrierung. Für eine präzise Messung wird für jede Zelle individuell ein Kalibrierungsfaktor ermittelt und softwareseitig verrechnet.</w:t>
+        <w:t>Bei der Signalverarbeitung wurde eine Software-Summierung implementiert. Im Vergleich zu Hardware-Summierkörpern bietet dieses Verfahren wirtschaftliche Vorteile und reduziert den zeitlichen Aufwand bei der Kalibrierung. Für eine präzise Messung wird für jede Zelle individuell ein Kalibrierungsfaktor ermittelt und softwareseitig verrechnet.</w:t>
       </w:r>
     </w:p>
     <w:p>
@@ -10913,23 +10440,7 @@
         <w:t>Adafruit NAU7802</w:t>
       </w:r>
       <w:r>
-        <w:t xml:space="preserve"> zum Einsatz. Dieses Modul bietet mit einer Auflösung von 24 Bit sowie einer einstellbaren Verstärkung (PGA) ideale Voraussetzungen für die Auswertung von </w:t>
-      </w:r>
-      <w:proofErr w:type="spellStart"/>
-      <w:r>
-        <w:t>Wägezellen</w:t>
-      </w:r>
-      <w:proofErr w:type="spellEnd"/>
-      <w:r>
-        <w:t xml:space="preserve">. Da der ADC über das I2C-Protokoll mit einer festen Adresse kommuniziert, pro Zelle jedoch ein eigener Wandler benötigt wird, erfolgt die Anbindung an den Raspberry Pi </w:t>
-      </w:r>
-      <w:proofErr w:type="gramStart"/>
-      <w:r>
-        <w:t>über einen I2C-Multiplexer</w:t>
-      </w:r>
-      <w:proofErr w:type="gramEnd"/>
-      <w:r>
-        <w:t>. Dies ermöglicht die Verwaltung mehrerer identischer Adressen an einem einzigen Bus-System.</w:t>
+        <w:t xml:space="preserve"> zum Einsatz. Dieses Modul bietet mit einer Auflösung von 24 Bit sowie einer einstellbaren Verstärkung (PGA) ideale Voraussetzungen für die Auswertung von Wägezellen. Da der ADC über das I2C-Protokoll mit einer festen Adresse kommuniziert, pro Zelle jedoch ein eigener Wandler benötigt wird, erfolgt die Anbindung an den Raspberry Pi über einen I2C-Multiplexer. Dies ermöglicht die Verwaltung mehrerer identischer Adressen an einem einzigen Bus-System.</w:t>
       </w:r>
     </w:p>
     <w:p>
@@ -12630,11 +12141,9 @@
             <w:tcW w:w="1500" w:type="dxa"/>
           </w:tcPr>
           <w:p>
-            <w:proofErr w:type="spellStart"/>
             <w:r>
               <w:t>Digikey</w:t>
             </w:r>
-            <w:proofErr w:type="spellEnd"/>
           </w:p>
         </w:tc>
         <w:tc>
@@ -12697,11 +12206,9 @@
             <w:tcW w:w="1500" w:type="dxa"/>
           </w:tcPr>
           <w:p>
-            <w:proofErr w:type="spellStart"/>
             <w:r>
               <w:t>Digikey</w:t>
             </w:r>
-            <w:proofErr w:type="spellEnd"/>
           </w:p>
         </w:tc>
         <w:tc>
@@ -12764,11 +12271,9 @@
             <w:tcW w:w="1500" w:type="dxa"/>
           </w:tcPr>
           <w:p>
-            <w:proofErr w:type="spellStart"/>
             <w:r>
               <w:t>Digikey</w:t>
             </w:r>
-            <w:proofErr w:type="spellEnd"/>
           </w:p>
         </w:tc>
         <w:tc>
@@ -12833,10 +12338,12 @@
       <w:pPr>
         <w:pStyle w:val="Heading3"/>
       </w:pPr>
+      <w:bookmarkStart w:id="51" w:name="_Toc224493335"/>
       <w:r>
         <w:lastRenderedPageBreak/>
         <w:t>Ansteuerung der Beleuchtung</w:t>
       </w:r>
+      <w:bookmarkEnd w:id="51"/>
     </w:p>
     <w:p>
       <w:pPr>
@@ -12940,13 +12447,8 @@
         <w:fldChar w:fldCharType="end"/>
       </w:r>
       <w:r>
-        <w:t xml:space="preserve">: D1 Mini - </w:t>
-      </w:r>
-      <w:proofErr w:type="spellStart"/>
-      <w:r>
-        <w:t>Pinout</w:t>
-      </w:r>
-      <w:proofErr w:type="spellEnd"/>
+        <w:t>: D1 Mini - Pinout</w:t>
+      </w:r>
     </w:p>
     <w:p>
       <w:pPr>
@@ -12969,36 +12471,18 @@
         <w:pStyle w:val="Text"/>
       </w:pPr>
       <w:r>
-        <w:t xml:space="preserve">Ursprünglich war vorgesehen, die Kommunikation zwischen dem Raspberry Pi 5 und dem D1 Mini über die jeweilige UART-Schnittstelle zu realisieren. Im Zuge der softwareseitigen Implementierung auf dem Raspberry Pi traten jedoch erhebliche Probleme bei der Konfiguration der </w:t>
-      </w:r>
-      <w:proofErr w:type="spellStart"/>
-      <w:r>
-        <w:t>TxD</w:t>
-      </w:r>
-      <w:proofErr w:type="spellEnd"/>
-      <w:r>
-        <w:t xml:space="preserve">- und </w:t>
-      </w:r>
-      <w:proofErr w:type="spellStart"/>
-      <w:r>
-        <w:t>RxD</w:t>
-      </w:r>
-      <w:proofErr w:type="spellEnd"/>
-      <w:r>
-        <w:t xml:space="preserve">-Leitungen auf, wodurch eine stabile Verbindung nicht zeitgerecht hergestellt werden konnte. Um die Projektsicherheit zu gewährleisten, wurde die Kommunikationsstrategie angepasst: Der ESP8266 wird nun über eine USB-Schnittstelle mit dem Raspberry Pi verbunden, über welche der Datentransfer </w:t>
-      </w:r>
-      <w:commentRangeStart w:id="51"/>
-      <w:proofErr w:type="gramStart"/>
+        <w:t xml:space="preserve">Ursprünglich war vorgesehen, die Kommunikation zwischen dem Raspberry Pi 5 und dem D1 Mini über die jeweilige UART-Schnittstelle zu realisieren. Im Zuge der softwareseitigen Implementierung auf dem Raspberry Pi traten jedoch erhebliche Probleme bei der Konfiguration der TxD- und RxD-Leitungen auf, wodurch eine stabile Verbindung nicht zeitgerecht hergestellt werden konnte. Um die Projektsicherheit zu gewährleisten, wurde die Kommunikationsstrategie angepasst: Der ESP8266 wird nun über eine USB-Schnittstelle mit dem Raspberry Pi verbunden, über welche der Datentransfer </w:t>
+      </w:r>
+      <w:commentRangeStart w:id="52"/>
       <w:r>
         <w:t>erfolgt</w:t>
       </w:r>
-      <w:commentRangeEnd w:id="51"/>
-      <w:proofErr w:type="gramEnd"/>
+      <w:commentRangeEnd w:id="52"/>
       <w:r>
         <w:rPr>
           <w:rStyle w:val="CommentReference"/>
         </w:rPr>
-        <w:commentReference w:id="51"/>
+        <w:commentReference w:id="52"/>
       </w:r>
       <w:r>
         <w:t>.</w:t>
@@ -13041,12 +12525,12 @@
       <w:pPr>
         <w:pStyle w:val="Heading3"/>
       </w:pPr>
-      <w:bookmarkStart w:id="52" w:name="_Toc223774994"/>
+      <w:bookmarkStart w:id="53" w:name="_Toc224493336"/>
       <w:r>
         <w:lastRenderedPageBreak/>
         <w:t>Schaltpläne und Fertigungsunterlagen</w:t>
       </w:r>
-      <w:bookmarkEnd w:id="52"/>
+      <w:bookmarkEnd w:id="53"/>
     </w:p>
     <w:p>
       <w:pPr>
@@ -13057,7 +12541,6 @@
           <w:u w:val="single"/>
         </w:rPr>
       </w:pPr>
-      <w:proofErr w:type="spellStart"/>
       <w:r>
         <w:rPr>
           <w:b/>
@@ -13066,20 +12549,13 @@
         </w:rPr>
         <w:t>Schematik</w:t>
       </w:r>
-      <w:proofErr w:type="spellEnd"/>
-    </w:p>
-    <w:p>
-      <w:pPr>
-        <w:pStyle w:val="Text"/>
-      </w:pPr>
-      <w:r>
-        <w:t>In den ersten Entwürfen des Schaltplans war eine hardwareseitige Aktivierung und Deaktivierung des Gesamtsystems mittels eines Tasters vorgesehen. Dieses Konzept basierte auf der Nutzung der integrierten Wake-Up-Pins des Raspberry Pi, welche das System bei entsprechender Beschaltung hochfahren sollten. Nach einer fachlichen Rücksprache mit dem Projektbetreuer der Firma Leitner wurde von diesem Ansatz jedoch abgeraten. Erfahrungswerte aus früheren Projekten des Unternehmens zeigten, dass diese Methode in der Praxis unzuverlässig und wartungsintensiv war.</w:t>
-      </w:r>
-      <w:r>
-        <w:t xml:space="preserve"> D</w:t>
-      </w:r>
-      <w:r>
-        <w:t>as Herunterfahren des Systems erfolgt nun ausschließlich softwareseitig.</w:t>
+    </w:p>
+    <w:p>
+      <w:pPr>
+        <w:pStyle w:val="Text"/>
+      </w:pPr>
+      <w:r>
+        <w:t>In den ersten Entwürfen des Schaltplans war eine hardwareseitige Aktivierung und Deaktivierung des Gesamtsystems mittels eines Tasters vorgesehen. Dieses Konzept basierte auf der Nutzung der integrierten Wake-Up-Pins des Raspberry Pi, welche das System bei entsprechender Beschaltung hochfahren sollten. Nach einer fachlichen Rücksprache mit dem Projektbetreuer der Firma Leitner wurde von diesem Ansatz jedoch abgeraten. Erfahrungswerte aus früheren Projekten des Unternehmens zeigten, dass diese Methode in der Praxis unzuverlässig und wartungsintensiv war. Das Herunterfahren des Systems erfolgt nun ausschließlich softwareseitig.</w:t>
       </w:r>
     </w:p>
     <w:p>
@@ -13091,13 +12567,7 @@
         </w:rPr>
       </w:pPr>
       <w:r>
-        <w:t xml:space="preserve">Ein weiteres ursprünglich geplantes Feature war die Implementierung von Leistungs-MOSFETs </w:t>
-      </w:r>
-      <w:r>
-        <w:t>an</w:t>
-      </w:r>
-      <w:r>
-        <w:t xml:space="preserve"> der Masseleitung der peripheren Bauteile. Dies hätte es dem Raspberry Pi ermöglicht, einzelne Hardware-Komponenten gezielt ein- oder auszuschalten, um die Energieeffizienz zu steigern. Um jedoch die Systemkomplexität sowie potenzielle Fehlerquellen im Hinblick auf den engen Zeitplan zu minimieren, wurde auf dieses Feature verzichtet und die Komponenten direkt an die Masse angebunden.</w:t>
+        <w:t>Ein weiteres ursprünglich geplantes Feature war die Implementierung von Leistungs-MOSFETs an der Masseleitung der peripheren Bauteile. Dies hätte es dem Raspberry Pi ermöglicht, einzelne Hardware-Komponenten gezielt ein- oder auszuschalten, um die Energieeffizienz zu steigern. Um jedoch die Systemkomplexität sowie potenzielle Fehlerquellen im Hinblick auf den engen Zeitplan zu minimieren, wurde auf dieses Feature verzichtet und die Komponenten direkt an die Masse angebunden.</w:t>
       </w:r>
     </w:p>
     <w:p>
@@ -13225,34 +12695,20 @@
         <w:t xml:space="preserve"> Diese Datei dient als Basis für die gesamte Verkabelung und soll auch dazu beitragen, dass das Gerät bei einem Hardware-Defekt schnell repariert werden kann. </w:t>
       </w:r>
       <w:r>
-        <w:t>Die</w:t>
-      </w:r>
-      <w:r>
-        <w:t xml:space="preserve">ser Schaltplan </w:t>
-      </w:r>
-      <w:r>
-        <w:t>wurde als hierarchisches Design umgesetzt. Aufgrund der Vielzahl an integrierten Komponenten ermöglicht diese Strukturierung eine übersichtliche Darstellung der verschiedenen Funktionsgruppen und verbessert die Lesbarkeit des komplexen Schaltungsentwurfs erheblich.</w:t>
-      </w:r>
-    </w:p>
-    <w:p>
-      <w:pPr>
-        <w:pStyle w:val="Text"/>
-      </w:pPr>
-    </w:p>
-    <w:p>
-      <w:pPr>
-        <w:pStyle w:val="Text"/>
-      </w:pPr>
-      <w:r>
-        <w:t xml:space="preserve">Die zweite </w:t>
-      </w:r>
-      <w:proofErr w:type="spellStart"/>
-      <w:r>
-        <w:t>Schematik</w:t>
-      </w:r>
-      <w:proofErr w:type="spellEnd"/>
-      <w:r>
-        <w:t xml:space="preserve"> dokumentiert spezifisch alle Verbindungen und Komponenten der zentralen Leiterplatte (PCB). Diese detaillierte Darstellung ist für die Fertigung und Bestückung der Platine sowie für die Fehlersuche auf Bauteilebene essenziell.</w:t>
+        <w:t>Dieser Schaltplan wurde als hierarchisches Design umgesetzt. Aufgrund der Vielzahl an integrierten Komponenten ermöglicht diese Strukturierung eine übersichtliche Darstellung der verschiedenen Funktionsgruppen und verbessert die Lesbarkeit des komplexen Schaltungsentwurfs erheblich.</w:t>
+      </w:r>
+    </w:p>
+    <w:p>
+      <w:pPr>
+        <w:pStyle w:val="Text"/>
+      </w:pPr>
+    </w:p>
+    <w:p>
+      <w:pPr>
+        <w:pStyle w:val="Text"/>
+      </w:pPr>
+      <w:r>
+        <w:t>Die zweite Schematik dokumentiert spezifisch alle Verbindungen und Komponenten der zentralen Leiterplatte (PCB). Diese detaillierte Darstellung ist für die Fertigung und Bestückung der Platine sowie für die Fehlersuche auf Bauteilebene essenziell.</w:t>
       </w:r>
       <w:r>
         <w:br w:type="page"/>
@@ -13282,29 +12738,7 @@
         <w:pStyle w:val="Text"/>
       </w:pPr>
       <w:r>
-        <w:t xml:space="preserve">Für den Gesamtstromlaufplan wurde eine </w:t>
-      </w:r>
-      <w:r>
-        <w:t>Custom</w:t>
-      </w:r>
-      <w:r>
-        <w:t xml:space="preserve"> Symbolbibliothek in Altium Designer angelegt. Obwohl Portale wie </w:t>
-      </w:r>
-      <w:proofErr w:type="spellStart"/>
-      <w:r>
-        <w:t>SnapEDA</w:t>
-      </w:r>
-      <w:proofErr w:type="spellEnd"/>
-      <w:r>
-        <w:t xml:space="preserve"> oder </w:t>
-      </w:r>
-      <w:proofErr w:type="spellStart"/>
-      <w:r>
-        <w:t>UltraLibrarian</w:t>
-      </w:r>
-      <w:proofErr w:type="spellEnd"/>
-      <w:r>
-        <w:t xml:space="preserve"> eine umfangreiche Auswahl an fertigen Modellen bieten, erwies sich die Suche nach Bauteilen mit exakt passenden Spezifikationen und Pin-Belegungen als zeitintensiv. Um den Entwicklungsprozess zu beschleunigen und die Fehlerquote durch inkompatible Anschlüsse zu minimieren, wurden die benötigten Komponenten eigenständig generiert.</w:t>
+        <w:t>Für den Gesamtstromlaufplan wurde eine Custom Symbolbibliothek in Altium Designer angelegt. Obwohl Portale wie SnapEDA oder UltraLibrarian eine umfangreiche Auswahl an fertigen Modellen bieten, erwies sich die Suche nach Bauteilen mit exakt passenden Spezifikationen und Pin-Belegungen als zeitintensiv. Um den Entwicklungsprozess zu beschleunigen und die Fehlerquote durch inkompatible Anschlüsse zu minimieren, wurden die benötigten Komponenten eigenständig generiert.</w:t>
       </w:r>
     </w:p>
     <w:p>
@@ -13419,37 +12853,7 @@
       </w:pPr>
       <w:r>
         <w:lastRenderedPageBreak/>
-        <w:t xml:space="preserve">Zur Vermeidung von Fehlermeldungen innerhalb der Schaltung wurde bei der Bauteilerstellung konsequent auf die korrekte Zuweisung der </w:t>
-      </w:r>
-      <w:proofErr w:type="spellStart"/>
-      <w:r>
-        <w:t>Electrical</w:t>
-      </w:r>
-      <w:proofErr w:type="spellEnd"/>
-      <w:r>
-        <w:t xml:space="preserve"> </w:t>
-      </w:r>
-      <w:proofErr w:type="spellStart"/>
-      <w:r>
-        <w:t>Types</w:t>
-      </w:r>
-      <w:proofErr w:type="spellEnd"/>
-      <w:r>
-        <w:t xml:space="preserve"> geachtet. Altium Designer nutzt diese Definitionen für den </w:t>
-      </w:r>
-      <w:proofErr w:type="spellStart"/>
-      <w:r>
-        <w:t>Electrical</w:t>
-      </w:r>
-      <w:proofErr w:type="spellEnd"/>
-      <w:r>
-        <w:t xml:space="preserve"> Rule Check, um die Logik der Verbindungen zu validieren. So erkennt das System beispielsweise unzulässige Verknüpfungen, wie das Zusammenschalten zweier</w:t>
-      </w:r>
-      <w:r>
-        <w:t xml:space="preserve"> </w:t>
-      </w:r>
-      <w:r>
-        <w:t xml:space="preserve">Ausgangspins </w:t>
+        <w:t xml:space="preserve">Zur Vermeidung von Fehlermeldungen innerhalb der Schaltung wurde bei der Bauteilerstellung konsequent auf die korrekte Zuweisung der Electrical Types geachtet. Altium Designer nutzt diese Definitionen für den Electrical Rule Check, um die Logik der Verbindungen zu validieren. So erkennt das System beispielsweise unzulässige Verknüpfungen, wie das Zusammenschalten zweier Ausgangspins </w:t>
       </w:r>
     </w:p>
     <w:p>
@@ -13531,21 +12935,8 @@
         <w:fldChar w:fldCharType="end"/>
       </w:r>
       <w:r>
-        <w:t xml:space="preserve">: </w:t>
-      </w:r>
-      <w:proofErr w:type="spellStart"/>
-      <w:r>
-        <w:t>Electrical</w:t>
-      </w:r>
-      <w:proofErr w:type="spellEnd"/>
-      <w:r>
-        <w:t xml:space="preserve"> </w:t>
-      </w:r>
-      <w:proofErr w:type="spellStart"/>
-      <w:r>
-        <w:t>Types</w:t>
-      </w:r>
-      <w:proofErr w:type="spellEnd"/>
+        <w:t>: Electrical Types</w:t>
+      </w:r>
     </w:p>
     <w:p>
       <w:pPr>
@@ -13689,10 +13080,7 @@
         </w:numPr>
       </w:pPr>
       <w:r>
-        <w:t>Eine USB-A-Buchse ermöglicht die direkte Stromversorgung des Raspberry Pi über die Platine.</w:t>
-      </w:r>
-      <w:r>
-        <w:t xml:space="preserve"> </w:t>
+        <w:t xml:space="preserve">Eine USB-A-Buchse ermöglicht die direkte Stromversorgung des Raspberry Pi über die Platine. </w:t>
       </w:r>
     </w:p>
     <w:p>
@@ -13791,15 +13179,7 @@
         </w:numPr>
       </w:pPr>
       <w:r>
-        <w:t xml:space="preserve">Für den Lolin D1 Mini, den I2C-Multiplexer sowie die ADCs wurden </w:t>
-      </w:r>
-      <w:proofErr w:type="spellStart"/>
-      <w:r>
-        <w:t>Buchsenleisten</w:t>
-      </w:r>
-      <w:proofErr w:type="spellEnd"/>
-      <w:r>
-        <w:t xml:space="preserve"> vorgesehen. Dies erlaubt eine modulare Bestückung und einen einfachen Austausch der Komponenten.</w:t>
+        <w:t>Für den Lolin D1 Mini, den I2C-Multiplexer sowie die ADCs wurden Buchsenleisten vorgesehen. Dies erlaubt eine modulare Bestückung und einen einfachen Austausch der Komponenten.</w:t>
       </w:r>
     </w:p>
     <w:p>
@@ -14314,12 +13694,12 @@
       <w:pPr>
         <w:pStyle w:val="Heading3"/>
       </w:pPr>
-      <w:bookmarkStart w:id="53" w:name="_Toc223774995"/>
+      <w:bookmarkStart w:id="54" w:name="_Toc224493337"/>
       <w:r>
         <w:lastRenderedPageBreak/>
         <w:t>Gehäuseentwicklung</w:t>
       </w:r>
-      <w:bookmarkEnd w:id="53"/>
+      <w:bookmarkEnd w:id="54"/>
     </w:p>
     <w:p>
       <w:pPr>
@@ -14373,19 +13753,7 @@
         <w:pStyle w:val="Text"/>
       </w:pPr>
       <w:r>
-        <w:t xml:space="preserve">Die Erstellung der benötigten STL-Daten erfolgte mittels der CAD-Software Autodesk Inventor, welche umfassende Werkzeuge für die präzise 3D-Entwicklung bietet. Das Kameragehäuse wurde dabei funktionsspezifisch konstruiert: Es verfügt über passgenaue Aussparungen für die Kabelführung sowie einen frontseitig integrierten </w:t>
-      </w:r>
-      <w:r>
-        <w:t>Ring</w:t>
-      </w:r>
-      <w:r>
-        <w:t xml:space="preserve"> zu</w:t>
-      </w:r>
-      <w:r>
-        <w:t xml:space="preserve">r Montage </w:t>
-      </w:r>
-      <w:r>
-        <w:t>des RGB-Blitzlichts.</w:t>
+        <w:t>Die Erstellung der benötigten STL-Daten erfolgte mittels der CAD-Software Autodesk Inventor, welche umfassende Werkzeuge für die präzise 3D-Entwicklung bietet. Das Kameragehäuse wurde dabei funktionsspezifisch konstruiert: Es verfügt über passgenaue Aussparungen für die Kabelführung sowie einen frontseitig integrierten Ring zur Montage des RGB-Blitzlichts.</w:t>
       </w:r>
     </w:p>
     <w:p>
@@ -14394,8 +13762,11 @@
         <w:jc w:val="center"/>
       </w:pPr>
       <w:r>
+        <w:rPr>
+          <w:noProof/>
+        </w:rPr>
         <w:drawing>
-          <wp:inline distT="0" distB="0" distL="0" distR="0" wp14:anchorId="06C0E66B" wp14:editId="39F9D5EE">
+          <wp:inline distT="0" distB="0" distL="0" distR="0" wp14:anchorId="06C0E66B" wp14:editId="4EA2A0DC">
             <wp:extent cx="2417021" cy="2080260"/>
             <wp:effectExtent l="0" t="0" r="0" b="0"/>
             <wp:docPr id="1074855751" name="Picture 6"/>
@@ -14456,16 +13827,16 @@
       <w:r>
         <w:t xml:space="preserve">Auch für die Isometrische Ansicht wurde eine maßgeschneiderte Lösung </w:t>
       </w:r>
-      <w:commentRangeStart w:id="54"/>
+      <w:commentRangeStart w:id="55"/>
       <w:r>
         <w:t>entwickelt</w:t>
       </w:r>
-      <w:commentRangeEnd w:id="54"/>
+      <w:commentRangeEnd w:id="55"/>
       <w:r>
         <w:rPr>
           <w:rStyle w:val="CommentReference"/>
         </w:rPr>
-        <w:commentReference w:id="54"/>
+        <w:commentReference w:id="55"/>
       </w:r>
       <w:r>
         <w:t>.</w:t>
@@ -14492,26 +13863,7 @@
       </w:pPr>
       <w:r>
         <w:lastRenderedPageBreak/>
-        <w:t>Die Fertigung der Bauteile erfolgt im SLA-</w:t>
-      </w:r>
-      <w:proofErr w:type="spellStart"/>
-      <w:r>
-        <w:t>Resin</w:t>
-      </w:r>
-      <w:proofErr w:type="spellEnd"/>
-      <w:r>
-        <w:t xml:space="preserve">-Druckverfahren. Um Materialverschwendung durch Fehldrucke zu minimieren, wurde vor Beginn der Produktionsphase eine vollständige Neukalibrierung des Druckers durchgeführt. Im Gegensatz zum FDM-Verfahren erfordert der </w:t>
-      </w:r>
-      <w:proofErr w:type="spellStart"/>
-      <w:r>
-        <w:t>Resindruck</w:t>
-      </w:r>
-      <w:proofErr w:type="spellEnd"/>
-      <w:r>
-        <w:t xml:space="preserve"> eine besonders sorgfältige Positionierung auf der Bauplattform sowie den Einsatz von Stützstrukturen, um ein späteres Ablösen der Modelle ohne Beschädigung zu ermöglichen. Nach Abschluss des Druckvorgangs werden die Bauteile in einer UV-Belichtungskammer nachgehärtet, um ihre finale mechanische Stabilität und Festigkeit zu erreichen.</w:t>
-      </w:r>
-      <w:r>
-        <w:t xml:space="preserve"> </w:t>
+        <w:t xml:space="preserve">Die Fertigung der Bauteile erfolgt im SLA-Resin-Druckverfahren. Um Materialverschwendung durch Fehldrucke zu minimieren, wurde vor Beginn der Produktionsphase eine vollständige Neukalibrierung des Druckers durchgeführt. Im Gegensatz zum FDM-Verfahren erfordert der Resindruck eine besonders sorgfältige Positionierung auf der Bauplattform sowie den Einsatz von Stützstrukturen, um ein späteres Ablösen der Modelle ohne Beschädigung zu ermöglichen. Nach Abschluss des Druckvorgangs werden die Bauteile in einer UV-Belichtungskammer nachgehärtet, um ihre finale mechanische Stabilität und Festigkeit zu erreichen. </w:t>
       </w:r>
     </w:p>
     <w:p>
@@ -14565,38 +13917,23 @@
         <w:pStyle w:val="Text"/>
       </w:pPr>
       <w:r>
-        <w:t>Für die Bestimmung der Gehäusehöhe ist die minimale Messdistanz der Tiefenkamera das ausschlaggebende Kriterium, da diese erst ab einer Entfernung von etwa 25 cm valide Höhendaten liefert.</w:t>
-      </w:r>
-      <w:r>
-        <w:t xml:space="preserve"> </w:t>
-      </w:r>
-    </w:p>
-    <w:p>
-      <w:pPr>
-        <w:pStyle w:val="Text"/>
-      </w:pPr>
-      <w:r>
-        <w:t xml:space="preserve">Diese minimale Entfernung ist mithilfe der Disparität begründbar. </w:t>
-      </w:r>
-      <w:r>
-        <w:t>Bei der Stereo-Vision-Technik wird die Tiefe durch den Vergleich der Bilddaten zweier versetzter Kameralinsen ermittelt. Die horizontale Verschiebung eines Objekts zwischen beiden Bildern dient als Grundlage für die Entfernungsberechnung. Die Kamera-Firmware operiert dabei innerhalb eines fest definierten Suchbereichs für diese Disparität. Nähert sich ein Objekt der Kamera, vergrößert sich die Disparität exponentiell. Unterschreitet der Abstand den Schwellenwert von ca. 25 cm, liegt die Verschiebung außerhalb des vordefinierten Suchfensters, wodurch keine Tiefenberechnung mehr möglich ist.</w:t>
-      </w:r>
-      <w:r>
-        <w:t xml:space="preserve"> </w:t>
-      </w:r>
-    </w:p>
-    <w:p>
-      <w:pPr>
-        <w:pStyle w:val="Text"/>
-      </w:pPr>
-      <w:r>
-        <w:t xml:space="preserve">Für die Konstruktion wird eine maximale Objekthöhe von 300 mm </w:t>
-      </w:r>
-      <w:r>
-        <w:t>angenommen</w:t>
-      </w:r>
-      <w:r>
-        <w:t>. Unter Berücksichtigung der minimalen Messdistanz und einer zusätzlichen Sicherheitstoleranz wurde daher ein vertikaler Abstand von 600 mm zwischen der Tiefenkamera und der Wiegeplatte festgesetzt.</w:t>
+        <w:t xml:space="preserve">Für die Bestimmung der Gehäusehöhe ist die minimale Messdistanz der Tiefenkamera das ausschlaggebende Kriterium, da diese erst ab einer Entfernung von etwa 25 cm valide Höhendaten liefert. </w:t>
+      </w:r>
+    </w:p>
+    <w:p>
+      <w:pPr>
+        <w:pStyle w:val="Text"/>
+      </w:pPr>
+      <w:r>
+        <w:t xml:space="preserve">Diese minimale Entfernung ist mithilfe der Disparität begründbar. Bei der Stereo-Vision-Technik wird die Tiefe durch den Vergleich der Bilddaten zweier versetzter Kameralinsen ermittelt. Die horizontale Verschiebung eines Objekts zwischen beiden Bildern dient als Grundlage für die Entfernungsberechnung. Die Kamera-Firmware operiert dabei innerhalb eines fest definierten Suchbereichs für diese Disparität. Nähert sich ein Objekt der Kamera, vergrößert sich die Disparität exponentiell. Unterschreitet der Abstand den Schwellenwert von ca. 25 cm, liegt die Verschiebung außerhalb des vordefinierten Suchfensters, wodurch keine Tiefenberechnung mehr möglich ist. </w:t>
+      </w:r>
+    </w:p>
+    <w:p>
+      <w:pPr>
+        <w:pStyle w:val="Text"/>
+      </w:pPr>
+      <w:r>
+        <w:t>Für die Konstruktion wird eine maximale Objekthöhe von 300 mm angenommen. Unter Berücksichtigung der minimalen Messdistanz und einer zusätzlichen Sicherheitstoleranz wurde daher ein vertikaler Abstand von 600 mm zwischen der Tiefenkamera und der Wiegeplatte festgesetzt.</w:t>
       </w:r>
     </w:p>
     <w:p>
@@ -15383,24 +14720,7 @@
         </w:numPr>
       </w:pPr>
       <w:r>
-        <w:t>Unterbau:</w:t>
-      </w:r>
-      <w:r>
-        <w:t xml:space="preserve"> Im unteren Rahmen wurden präzise </w:t>
-      </w:r>
-      <w:proofErr w:type="spellStart"/>
-      <w:r>
-        <w:t>Einfräsungen</w:t>
-      </w:r>
-      <w:proofErr w:type="spellEnd"/>
-      <w:r>
-        <w:t xml:space="preserve"> vorgenommen, um die W</w:t>
-      </w:r>
-      <w:r>
-        <w:t>ie</w:t>
-      </w:r>
-      <w:r>
-        <w:t xml:space="preserve">gezellen bündig zu montieren. Diese Konstruktionsweise ermöglicht zudem eine geschützte Führung der Anschlussleitungen innerhalb der Aussparungen. </w:t>
+        <w:t xml:space="preserve">Unterbau: Im unteren Rahmen wurden präzise Einfräsungen vorgenommen, um die Wiegezellen bündig zu montieren. Diese Konstruktionsweise ermöglicht zudem eine geschützte Führung der Anschlussleitungen innerhalb der Aussparungen. </w:t>
       </w:r>
     </w:p>
     <w:p>
@@ -15532,10 +14852,7 @@
         <w:t>8 mm starke MDF-Platten</w:t>
       </w:r>
       <w:r>
-        <w:t xml:space="preserve"> eingesetzt. Diese verfügen über eine weiße, matte Oberfläche, die aufgrund ihrer Beschaffenheit</w:t>
-      </w:r>
-      <w:r>
-        <w:t xml:space="preserve"> wenig bis keine Lichtreflexion haben</w:t>
+        <w:t xml:space="preserve"> eingesetzt. Diese verfügen über eine weiße, matte Oberfläche, die aufgrund ihrer Beschaffenheit wenig bis keine Lichtreflexion haben</w:t>
       </w:r>
     </w:p>
     <w:p>
@@ -15577,15 +14894,7 @@
         <w:keepNext/>
       </w:pPr>
       <w:r>
-        <w:t xml:space="preserve">Um dies zu verhindern, wurden an den Auflagepunkten der </w:t>
-      </w:r>
-      <w:proofErr w:type="spellStart"/>
-      <w:r>
-        <w:t>Wägezellen</w:t>
-      </w:r>
-      <w:proofErr w:type="spellEnd"/>
-      <w:r>
-        <w:t xml:space="preserve"> Bohrungen </w:t>
+        <w:t xml:space="preserve">Um dies zu verhindern, wurden an den Auflagepunkten der Wägezellen Bohrungen </w:t>
       </w:r>
       <w:r>
         <w:t xml:space="preserve">mit genügend Spiel </w:t>
@@ -15950,12 +15259,12 @@
       <w:pPr>
         <w:pStyle w:val="Heading3"/>
       </w:pPr>
-      <w:bookmarkStart w:id="55" w:name="_Toc223774996"/>
+      <w:bookmarkStart w:id="56" w:name="_Toc224493338"/>
       <w:r>
         <w:lastRenderedPageBreak/>
         <w:t>Gehäusemontage</w:t>
       </w:r>
-      <w:bookmarkEnd w:id="55"/>
+      <w:bookmarkEnd w:id="56"/>
     </w:p>
     <w:p>
       <w:pPr>
@@ -15974,10 +15283,7 @@
         <w:t>.</w:t>
       </w:r>
       <w:r>
-        <w:t xml:space="preserve"> </w:t>
-      </w:r>
-      <w:r>
-        <w:t>In diesem Prozessschritt werden die erforderlichen Kabel- und Leitungsquerschnitte basierend auf der berechneten Strombelastbarkeit dimensioniert. Die folgende Tabelle dient als verbindliche Grundlage für die elektrische Installation</w:t>
+        <w:t xml:space="preserve"> In diesem Prozessschritt werden die erforderlichen Kabel- und Leitungsquerschnitte basierend auf der berechneten Strombelastbarkeit dimensioniert. Die folgende Tabelle dient als verbindliche Grundlage für die elektrische Installation</w:t>
       </w:r>
       <w:r>
         <w:t xml:space="preserve">: </w:t>
@@ -16082,19 +15388,7 @@
           <w:rPr>
             <w:rStyle w:val="Hyperlink"/>
           </w:rPr>
-          <w:t>https://cis.de/a</w:t>
-        </w:r>
-        <w:r>
-          <w:rPr>
-            <w:rStyle w:val="Hyperlink"/>
-          </w:rPr>
-          <w:t>w</w:t>
-        </w:r>
-        <w:r>
-          <w:rPr>
-            <w:rStyle w:val="Hyperlink"/>
-          </w:rPr>
-          <w:t>g-rechner/</w:t>
+          <w:t>https://cis.de/awg-rechner/</w:t>
         </w:r>
       </w:hyperlink>
       <w:r>
@@ -16111,19 +15405,7 @@
           <w:rPr>
             <w:rStyle w:val="Hyperlink"/>
           </w:rPr>
-          <w:t>https://spcdn.shortpixel.ai/spio/ret_img,</w:t>
-        </w:r>
-        <w:r>
-          <w:rPr>
-            <w:rStyle w:val="Hyperlink"/>
-          </w:rPr>
-          <w:t>q</w:t>
-        </w:r>
-        <w:r>
-          <w:rPr>
-            <w:rStyle w:val="Hyperlink"/>
-          </w:rPr>
-          <w:t>_cdnize,to_auto,s_webp:avif/cis.de/wp-content/uploads/2025/03/Screenshot-2025-03-11-105824-522x1024.png</w:t>
+          <w:t>https://spcdn.shortpixel.ai/spio/ret_img,q_cdnize,to_auto,s_webp:avif/cis.de/wp-content/uploads/2025/03/Screenshot-2025-03-11-105824-522x1024.png</w:t>
         </w:r>
       </w:hyperlink>
       <w:r>
@@ -16776,9 +16058,11 @@
       <w:pPr>
         <w:pStyle w:val="Heading2"/>
       </w:pPr>
+      <w:bookmarkStart w:id="57" w:name="_Toc224493339"/>
       <w:r>
         <w:t>Weitere Individuelle Arbeitsschritte</w:t>
       </w:r>
+      <w:bookmarkEnd w:id="57"/>
     </w:p>
     <w:p>
       <w:pPr>
@@ -16809,23 +16093,7 @@
         <w:pStyle w:val="Text"/>
       </w:pPr>
       <w:r>
-        <w:t xml:space="preserve">Genutzt wurde hier der Service </w:t>
-      </w:r>
-      <w:proofErr w:type="spellStart"/>
-      <w:r>
-        <w:t>Tailscale</w:t>
-      </w:r>
-      <w:proofErr w:type="spellEnd"/>
-      <w:r>
-        <w:t xml:space="preserve">, welcher eine intuitive und einfache Anwendung ermöglicht. In </w:t>
-      </w:r>
-      <w:proofErr w:type="spellStart"/>
-      <w:r>
-        <w:t>Tailscale</w:t>
-      </w:r>
-      <w:proofErr w:type="spellEnd"/>
-      <w:r>
-        <w:t xml:space="preserve"> wird anfangs ein Account erstellt. Der Service wird anschließend auf allen </w:t>
+        <w:t xml:space="preserve">Genutzt wurde hier der Service Tailscale, welcher eine intuitive und einfache Anwendung ermöglicht. In Tailscale wird anfangs ein Account erstellt. Der Service wird anschließend auf allen </w:t>
       </w:r>
       <w:r>
         <w:t>Geräten,</w:t>
@@ -16872,15 +16140,6 @@
     </w:p>
     <w:p>
       <w:pPr>
-        <w:pStyle w:val="Text"/>
-      </w:pPr>
-    </w:p>
-    <w:p/>
-    <w:p/>
-    <w:p/>
-    <w:p/>
-    <w:p>
-      <w:pPr>
         <w:jc w:val="left"/>
       </w:pPr>
       <w:r>
@@ -16891,174 +16150,52 @@
       <w:pPr>
         <w:pStyle w:val="Heading2"/>
       </w:pPr>
-      <w:bookmarkStart w:id="56" w:name="_Toc223774999"/>
+      <w:bookmarkStart w:id="58" w:name="_Toc224493340"/>
       <w:r>
         <w:lastRenderedPageBreak/>
-        <w:t>Ergebnisse und Diskussion</w:t>
-      </w:r>
-      <w:bookmarkEnd w:id="56"/>
-    </w:p>
-    <w:p>
-      <w:pPr>
-        <w:pStyle w:val="Text"/>
-        <w:rPr>
-          <w:color w:val="0066FF"/>
-        </w:rPr>
-      </w:pPr>
-      <w:r>
-        <w:rPr>
-          <w:color w:val="0066FF"/>
-        </w:rPr>
-        <w:t>(FV = Text)</w:t>
-      </w:r>
-    </w:p>
-    <w:p>
-      <w:pPr>
-        <w:pStyle w:val="Heading2"/>
-      </w:pPr>
-      <w:bookmarkStart w:id="57" w:name="_Toc223775000"/>
-      <w:r>
         <w:t>Zusammenfassung individueller Teil</w:t>
       </w:r>
-      <w:bookmarkEnd w:id="57"/>
-    </w:p>
-    <w:p>
-      <w:pPr>
-        <w:rPr>
-          <w:color w:val="0066FF"/>
-        </w:rPr>
-      </w:pPr>
-      <w:r>
-        <w:rPr>
-          <w:color w:val="0066FF"/>
-        </w:rPr>
-        <w:t xml:space="preserve">(FV = Text) </w:t>
-      </w:r>
-      <w:proofErr w:type="gramStart"/>
-      <w:r>
-        <w:rPr>
-          <w:color w:val="0066FF"/>
-        </w:rPr>
-        <w:t>Hier</w:t>
-      </w:r>
-      <w:proofErr w:type="gramEnd"/>
-      <w:r>
-        <w:rPr>
-          <w:color w:val="0066FF"/>
-        </w:rPr>
-        <w:t xml:space="preserve"> werden die wichtigsten Fakten der individuellen Aufgabe des Schülers / der Schülerin kurz zusammengefasst werden.</w:t>
-      </w:r>
-    </w:p>
-    <w:p>
-      <w:pPr>
-        <w:rPr>
-          <w:color w:val="0066FF"/>
-        </w:rPr>
-      </w:pPr>
-      <w:r>
-        <w:rPr>
-          <w:color w:val="0066FF"/>
-        </w:rPr>
-        <w:t>Unter anderem können die Antworten auf folgende Fragen als Anhaltspunkte dienen:</w:t>
-      </w:r>
-    </w:p>
-    <w:p>
-      <w:pPr>
-        <w:pStyle w:val="ListParagraph"/>
-        <w:numPr>
-          <w:ilvl w:val="0"/>
-          <w:numId w:val="10"/>
-        </w:numPr>
-        <w:rPr>
-          <w:color w:val="0066FF"/>
-        </w:rPr>
-      </w:pPr>
-      <w:r>
-        <w:rPr>
-          <w:color w:val="0066FF"/>
-        </w:rPr>
-        <w:t>Wurde das Projektziel erreicht?</w:t>
-      </w:r>
-    </w:p>
-    <w:p>
-      <w:pPr>
-        <w:pStyle w:val="ListParagraph"/>
-        <w:numPr>
-          <w:ilvl w:val="1"/>
-          <w:numId w:val="10"/>
-        </w:numPr>
-        <w:rPr>
-          <w:color w:val="0066FF"/>
-        </w:rPr>
-      </w:pPr>
-      <w:r>
-        <w:rPr>
-          <w:color w:val="0066FF"/>
-        </w:rPr>
-        <w:t>Ja: in welchem Ausmaß/Umfang</w:t>
-      </w:r>
-    </w:p>
-    <w:p>
-      <w:pPr>
-        <w:pStyle w:val="ListParagraph"/>
-        <w:numPr>
-          <w:ilvl w:val="1"/>
-          <w:numId w:val="10"/>
-        </w:numPr>
-        <w:rPr>
-          <w:color w:val="0066FF"/>
-        </w:rPr>
-      </w:pPr>
-      <w:r>
-        <w:rPr>
-          <w:color w:val="0066FF"/>
-        </w:rPr>
-        <w:t>Nein</w:t>
-      </w:r>
-      <w:proofErr w:type="gramStart"/>
-      <w:r>
-        <w:rPr>
-          <w:color w:val="0066FF"/>
-        </w:rPr>
-        <w:t>: .welche</w:t>
-      </w:r>
-      <w:proofErr w:type="gramEnd"/>
-      <w:r>
-        <w:rPr>
-          <w:color w:val="0066FF"/>
-        </w:rPr>
-        <w:t xml:space="preserve"> Gründe waren verantwortlich für das Nichterreichen</w:t>
-      </w:r>
-    </w:p>
-    <w:p>
-      <w:pPr>
-        <w:pStyle w:val="ListParagraph"/>
-        <w:numPr>
-          <w:ilvl w:val="0"/>
-          <w:numId w:val="10"/>
-        </w:numPr>
-        <w:rPr>
-          <w:color w:val="0066FF"/>
-        </w:rPr>
-      </w:pPr>
-      <w:r>
-        <w:rPr>
-          <w:color w:val="0066FF"/>
-        </w:rPr>
-        <w:t>Erkenntnisse, die bei der Durchführung der Arbeit gewonnen wurden.</w:t>
-      </w:r>
-    </w:p>
-    <w:p>
-      <w:pPr>
-        <w:pStyle w:val="ListParagraph"/>
-        <w:numPr>
-          <w:ilvl w:val="0"/>
-          <w:numId w:val="10"/>
-        </w:numPr>
-        <w:rPr>
-          <w:color w:val="0066FF"/>
-        </w:rPr>
-      </w:pPr>
+      <w:bookmarkEnd w:id="58"/>
+    </w:p>
+    <w:p>
+      <w:pPr>
+        <w:pStyle w:val="Text"/>
+      </w:pPr>
+      <w:r>
+        <w:t xml:space="preserve">Im Rückblick auf die Hardware-Entwicklung kann festgehalten werden, dass die gesetzten Projektziele vollumfänglich erreicht wurden. Der Prozess begann mit einer intensiven Recherchephase, in der alle benötigten Komponenten nicht nur identifiziert, sondern auch präzise auf die spezifischen Anforderungen des Systems abgestimmt wurden. Die daraus resultierenden Schaltpläne bildeten das Rückgrat für die spätere praktische Umsetzung, welche schließlich in einer strukturierten Gesamtschaltlogik sowie einer funktionalen, selbst gefertigten Leiterplatte </w:t>
+      </w:r>
+      <w:r>
+        <w:t>endete</w:t>
+      </w:r>
+      <w:r>
+        <w:t xml:space="preserve">. Auch im Bereich des </w:t>
+      </w:r>
+      <w:r>
+        <w:t>Mechanischen</w:t>
+      </w:r>
+      <w:r>
+        <w:t xml:space="preserve"> konnte mit dem Aufbau eines stabilen Gehäuses, das den berechneten Größenanforderungen entspricht, ein wesentlicher Meilenstein erfolgreich abgeschlossen werden.</w:t>
+      </w:r>
+    </w:p>
+    <w:p>
+      <w:pPr>
+        <w:pStyle w:val="Text"/>
+      </w:pPr>
+      <w:r>
+        <w:t xml:space="preserve">Über die rein technische Umsetzung hinaus bot die Durchführung dieser Arbeit einen erheblichen persönlichen und fachlichen Erkenntnisgewinn in den verschiedensten Disziplinen. Bereits in der </w:t>
+      </w:r>
+      <w:r>
+        <w:t>ersten</w:t>
+      </w:r>
+      <w:r>
+        <w:t xml:space="preserve"> Phase wurde ein starker Fokus auf die Projektplanung gelegt, was wertvolle Einblicke in die professionelle Strukturierung von Industrieprojekten ermöglichte. Ein zentraler fachlicher Schwerpunkt lag in der Auseinandersetzung mit der Sensorik. Hier wurden zahlreiche Messverfahren zur Erfassung unterschiedlichster physikalischer Größen tiefgreifend erforscht und evaluiert. Die Entdeckung innovativer Hersteller und vielversprechender Start-ups bereicherte diesen Prozess zusätzlich. In der praktischen Implementierung wurden zudem kritische Parameter der Sensortechnik vertieft, wie beispielsweise der Einfluss von Oberflächenbeschaffenheiten auf die Messgenauigkeit oder die Auswirkungen von Leitungsquerschnitten auf die Signalqualität. Zusammenfassend lässt sich das Projekt daher als ein sowohl technischer als auch konzeptioneller Erfolg werten, der ein tiefes Verständnis für das komplexe Zusammenspiel von Elektronik, Mechanik und Planung vermittelt </w:t>
+      </w:r>
+      <w:r>
+        <w:t>hat.</w:t>
+      </w:r>
+      <w:r>
+        <w:t xml:space="preserve"> </w:t>
+      </w:r>
     </w:p>
     <w:p>
       <w:pPr>
@@ -17085,19 +16222,11 @@
       <w:pPr>
         <w:pStyle w:val="Heading1"/>
       </w:pPr>
-      <w:bookmarkStart w:id="58" w:name="_Ref200465902"/>
-      <w:bookmarkStart w:id="59" w:name="_Toc223775001"/>
+      <w:bookmarkStart w:id="59" w:name="_Ref200465902"/>
+      <w:bookmarkStart w:id="60" w:name="_Toc224493341"/>
       <w:r>
         <w:lastRenderedPageBreak/>
-        <w:t xml:space="preserve">Dokumentation </w:t>
-      </w:r>
-      <w:proofErr w:type="spellStart"/>
-      <w:r>
-        <w:t>Schüler:in</w:t>
-      </w:r>
-      <w:proofErr w:type="spellEnd"/>
-      <w:r>
-        <w:t xml:space="preserve"> 2: </w:t>
+        <w:t xml:space="preserve">Dokumentation Schüler:in 2: </w:t>
       </w:r>
       <w:r>
         <w:rPr>
@@ -17105,18 +16234,18 @@
         </w:rPr>
         <w:t>(FV = Überschrift1)</w:t>
       </w:r>
-      <w:bookmarkEnd w:id="58"/>
       <w:bookmarkEnd w:id="59"/>
+      <w:bookmarkEnd w:id="60"/>
     </w:p>
     <w:p>
       <w:pPr>
         <w:pStyle w:val="Heading2"/>
       </w:pPr>
-      <w:bookmarkStart w:id="60" w:name="_Toc223775002"/>
+      <w:bookmarkStart w:id="61" w:name="_Toc224493342"/>
       <w:r>
         <w:t>Einleitung</w:t>
       </w:r>
-      <w:bookmarkEnd w:id="60"/>
+      <w:bookmarkEnd w:id="61"/>
     </w:p>
     <w:p>
       <w:pPr>
@@ -17129,26 +16258,35 @@
         <w:rPr>
           <w:color w:val="0066FF"/>
         </w:rPr>
-        <w:t xml:space="preserve">(FV = Text) Der Aufbau dieses Kapitels ist </w:t>
-      </w:r>
-      <w:proofErr w:type="spellStart"/>
-      <w:r>
+        <w:t xml:space="preserve">(FV = Text) Der Aufbau dieses Kapitels ist grudsätzlich gleich wie von Kapitel 2. </w:t>
+      </w:r>
+    </w:p>
+    <w:p>
+      <w:pPr>
+        <w:pStyle w:val="Text"/>
         <w:rPr>
           <w:color w:val="0066FF"/>
         </w:rPr>
-        <w:t>grudsätzlich</w:t>
-      </w:r>
-      <w:proofErr w:type="spellEnd"/>
+      </w:pPr>
       <w:r>
         <w:rPr>
           <w:color w:val="0066FF"/>
         </w:rPr>
-        <w:t xml:space="preserve"> gleich wie von Kapitel 2. </w:t>
-      </w:r>
-    </w:p>
-    <w:p>
-      <w:pPr>
-        <w:pStyle w:val="Text"/>
+        <w:t>Anzahl und Inhalt der „individuellen Abschnitte“ können natürlich unterschiedlich sein.</w:t>
+      </w:r>
+    </w:p>
+    <w:p>
+      <w:pPr>
+        <w:pStyle w:val="Heading2"/>
+      </w:pPr>
+      <w:bookmarkStart w:id="62" w:name="_Toc224493343"/>
+      <w:r>
+        <w:t>Theoretische Grundlagen</w:t>
+      </w:r>
+      <w:bookmarkEnd w:id="62"/>
+    </w:p>
+    <w:p>
+      <w:pPr>
         <w:rPr>
           <w:color w:val="0066FF"/>
         </w:rPr>
@@ -17157,18 +16295,18 @@
         <w:rPr>
           <w:color w:val="0066FF"/>
         </w:rPr>
-        <w:t>Anzahl und Inhalt der „individuellen Abschnitte“ können natürlich unterschiedlich sein.</w:t>
+        <w:t>(FV = Text)</w:t>
       </w:r>
     </w:p>
     <w:p>
       <w:pPr>
         <w:pStyle w:val="Heading2"/>
       </w:pPr>
-      <w:bookmarkStart w:id="61" w:name="_Toc223775003"/>
-      <w:r>
-        <w:t>Theoretische Grundlagen</w:t>
-      </w:r>
-      <w:bookmarkEnd w:id="61"/>
+      <w:bookmarkStart w:id="63" w:name="_Toc224493344"/>
+      <w:r>
+        <w:t>Praktische Umsetzung</w:t>
+      </w:r>
+      <w:bookmarkEnd w:id="63"/>
     </w:p>
     <w:p>
       <w:pPr>
@@ -17187,14 +16325,15 @@
       <w:pPr>
         <w:pStyle w:val="Heading2"/>
       </w:pPr>
-      <w:bookmarkStart w:id="62" w:name="_Toc223775004"/>
-      <w:r>
-        <w:t>Praktische Umsetzung</w:t>
-      </w:r>
-      <w:bookmarkEnd w:id="62"/>
-    </w:p>
-    <w:p>
-      <w:pPr>
+      <w:bookmarkStart w:id="64" w:name="_Toc224493345"/>
+      <w:r>
+        <w:t>Weitere individuelle Abschnitte…</w:t>
+      </w:r>
+      <w:bookmarkEnd w:id="64"/>
+    </w:p>
+    <w:p>
+      <w:pPr>
+        <w:pStyle w:val="Text"/>
         <w:rPr>
           <w:color w:val="0066FF"/>
         </w:rPr>
@@ -17210,11 +16349,11 @@
       <w:pPr>
         <w:pStyle w:val="Heading2"/>
       </w:pPr>
-      <w:bookmarkStart w:id="63" w:name="_Toc223775005"/>
-      <w:r>
-        <w:t>Weitere individuelle Abschnitte…</w:t>
-      </w:r>
-      <w:bookmarkEnd w:id="63"/>
+      <w:bookmarkStart w:id="65" w:name="_Toc224493346"/>
+      <w:r>
+        <w:t>Ergebnisse und Diskussion</w:t>
+      </w:r>
+      <w:bookmarkEnd w:id="65"/>
     </w:p>
     <w:p>
       <w:pPr>
@@ -17234,35 +16373,11 @@
       <w:pPr>
         <w:pStyle w:val="Heading2"/>
       </w:pPr>
-      <w:bookmarkStart w:id="64" w:name="_Toc223775006"/>
-      <w:r>
-        <w:t>Ergebnisse und Diskussion</w:t>
-      </w:r>
-      <w:bookmarkEnd w:id="64"/>
-    </w:p>
-    <w:p>
-      <w:pPr>
-        <w:pStyle w:val="Text"/>
-        <w:rPr>
-          <w:color w:val="0066FF"/>
-        </w:rPr>
-      </w:pPr>
-      <w:r>
-        <w:rPr>
-          <w:color w:val="0066FF"/>
-        </w:rPr>
-        <w:t>(FV = Text)</w:t>
-      </w:r>
-    </w:p>
-    <w:p>
-      <w:pPr>
-        <w:pStyle w:val="Heading2"/>
-      </w:pPr>
-      <w:bookmarkStart w:id="65" w:name="_Toc223775007"/>
+      <w:bookmarkStart w:id="66" w:name="_Toc224493347"/>
       <w:r>
         <w:t>Zusammenfassung individueller Teil</w:t>
       </w:r>
-      <w:bookmarkEnd w:id="65"/>
+      <w:bookmarkEnd w:id="66"/>
     </w:p>
     <w:p>
       <w:r>
@@ -17292,26 +16407,26 @@
       <w:pPr>
         <w:pStyle w:val="Heading1"/>
       </w:pPr>
-      <w:bookmarkStart w:id="66" w:name="_Ref200468988"/>
-      <w:bookmarkStart w:id="67" w:name="_Ref200469530"/>
-      <w:bookmarkStart w:id="68" w:name="_Toc223775008"/>
+      <w:bookmarkStart w:id="67" w:name="_Ref200468988"/>
+      <w:bookmarkStart w:id="68" w:name="_Ref200469530"/>
+      <w:bookmarkStart w:id="69" w:name="_Toc224493348"/>
       <w:r>
         <w:lastRenderedPageBreak/>
         <w:t>Zusammenfassung und Ausblick</w:t>
       </w:r>
-      <w:bookmarkEnd w:id="66"/>
       <w:bookmarkEnd w:id="67"/>
       <w:bookmarkEnd w:id="68"/>
+      <w:bookmarkEnd w:id="69"/>
     </w:p>
     <w:p>
       <w:pPr>
         <w:pStyle w:val="Heading2"/>
       </w:pPr>
-      <w:bookmarkStart w:id="69" w:name="_Toc223775009"/>
+      <w:bookmarkStart w:id="70" w:name="_Toc224493349"/>
       <w:r>
         <w:t>Zusammenfassung der gesamten Arbeit</w:t>
       </w:r>
-      <w:bookmarkEnd w:id="69"/>
+      <w:bookmarkEnd w:id="70"/>
     </w:p>
     <w:p>
       <w:pPr>
@@ -17345,11 +16460,11 @@
       <w:pPr>
         <w:pStyle w:val="Heading2"/>
       </w:pPr>
-      <w:bookmarkStart w:id="70" w:name="_Toc223775010"/>
+      <w:bookmarkStart w:id="71" w:name="_Toc224493350"/>
       <w:r>
         <w:t>Ausblick</w:t>
       </w:r>
-      <w:bookmarkEnd w:id="70"/>
+      <w:bookmarkEnd w:id="71"/>
     </w:p>
     <w:p>
       <w:pPr>
@@ -17469,16 +16584,8 @@
         <w:rPr>
           <w:color w:val="0066FF"/>
         </w:rPr>
-        <w:t xml:space="preserve">Erweiterung der Funktionalität </w:t>
-      </w:r>
-      <w:proofErr w:type="gramStart"/>
-      <w:r>
-        <w:rPr>
-          <w:color w:val="0066FF"/>
-        </w:rPr>
-        <w:t>des vorliegendes Projekts</w:t>
-      </w:r>
-      <w:proofErr w:type="gramEnd"/>
+        <w:t>Erweiterung der Funktionalität des vorliegendes Projekts</w:t>
+      </w:r>
     </w:p>
     <w:p>
       <w:pPr>
@@ -17500,14 +16607,14 @@
       <w:pPr>
         <w:pStyle w:val="Heading1"/>
       </w:pPr>
-      <w:bookmarkStart w:id="71" w:name="_Ref200468159"/>
-      <w:bookmarkStart w:id="72" w:name="_Toc223775011"/>
+      <w:bookmarkStart w:id="72" w:name="_Ref200468159"/>
+      <w:bookmarkStart w:id="73" w:name="_Toc224493351"/>
       <w:r>
         <w:lastRenderedPageBreak/>
         <w:t>Erklärung der Eigenständigkeit</w:t>
       </w:r>
-      <w:bookmarkEnd w:id="71"/>
       <w:bookmarkEnd w:id="72"/>
+      <w:bookmarkEnd w:id="73"/>
     </w:p>
     <w:p>
       <w:pPr>
@@ -17578,13 +16685,8 @@
             <w:pPr>
               <w:pStyle w:val="TextinTabelle"/>
             </w:pPr>
-            <w:proofErr w:type="spellStart"/>
-            <w:r>
-              <w:t>Schüler:in</w:t>
-            </w:r>
-            <w:proofErr w:type="spellEnd"/>
-            <w:r>
-              <w:t xml:space="preserve"> 1</w:t>
+            <w:r>
+              <w:t>Schüler:in 1</w:t>
             </w:r>
           </w:p>
         </w:tc>
@@ -17667,35 +16769,34 @@
           <w:docGrid w:type="lines" w:linePitch="360"/>
         </w:sectPr>
       </w:pPr>
-      <w:bookmarkStart w:id="73" w:name="_Ref200469499"/>
-      <w:bookmarkStart w:id="74" w:name="_Toc223775012"/>
+      <w:bookmarkStart w:id="74" w:name="_Ref200469499"/>
+      <w:bookmarkStart w:id="75" w:name="_Toc224493352"/>
       <w:r>
         <w:lastRenderedPageBreak/>
         <w:t>Arbeitsnachweise</w:t>
       </w:r>
-      <w:bookmarkEnd w:id="73"/>
       <w:bookmarkEnd w:id="74"/>
+      <w:bookmarkEnd w:id="75"/>
     </w:p>
     <w:p>
       <w:pPr>
         <w:pStyle w:val="Heading1"/>
       </w:pPr>
-      <w:bookmarkStart w:id="75" w:name="_Toc84751256"/>
-      <w:bookmarkStart w:id="76" w:name="_Toc211138167"/>
-      <w:bookmarkStart w:id="77" w:name="_Toc211137922"/>
-      <w:bookmarkStart w:id="78" w:name="_Toc84757221"/>
-      <w:bookmarkStart w:id="79" w:name="_Toc210560305"/>
-      <w:bookmarkStart w:id="80" w:name="_Toc210560252"/>
-      <w:bookmarkStart w:id="81" w:name="_Ref210560064"/>
-      <w:bookmarkStart w:id="82" w:name="_Toc84751368"/>
-      <w:bookmarkStart w:id="83" w:name="_Ref200467937"/>
-      <w:bookmarkStart w:id="84" w:name="_Ref200469033"/>
-      <w:bookmarkStart w:id="85" w:name="_Toc223775013"/>
+      <w:bookmarkStart w:id="76" w:name="_Toc84751256"/>
+      <w:bookmarkStart w:id="77" w:name="_Toc211138167"/>
+      <w:bookmarkStart w:id="78" w:name="_Toc211137922"/>
+      <w:bookmarkStart w:id="79" w:name="_Toc84757221"/>
+      <w:bookmarkStart w:id="80" w:name="_Toc210560305"/>
+      <w:bookmarkStart w:id="81" w:name="_Toc210560252"/>
+      <w:bookmarkStart w:id="82" w:name="_Ref210560064"/>
+      <w:bookmarkStart w:id="83" w:name="_Toc84751368"/>
+      <w:bookmarkStart w:id="84" w:name="_Ref200467937"/>
+      <w:bookmarkStart w:id="85" w:name="_Ref200469033"/>
+      <w:bookmarkStart w:id="86" w:name="_Toc224493353"/>
       <w:r>
         <w:lastRenderedPageBreak/>
         <w:t>Verzeichnisse</w:t>
       </w:r>
-      <w:bookmarkEnd w:id="75"/>
       <w:bookmarkEnd w:id="76"/>
       <w:bookmarkEnd w:id="77"/>
       <w:bookmarkEnd w:id="78"/>
@@ -17706,6 +16807,7 @@
       <w:bookmarkEnd w:id="83"/>
       <w:bookmarkEnd w:id="84"/>
       <w:bookmarkEnd w:id="85"/>
+      <w:bookmarkEnd w:id="86"/>
       <w:r>
         <w:t xml:space="preserve"> </w:t>
       </w:r>
@@ -17714,28 +16816,28 @@
       <w:pPr>
         <w:pStyle w:val="Heading2"/>
       </w:pPr>
-      <w:bookmarkStart w:id="86" w:name="_Toc210560306"/>
-      <w:bookmarkStart w:id="87" w:name="_Toc211138168"/>
-      <w:bookmarkStart w:id="88" w:name="_Toc84757222"/>
-      <w:bookmarkStart w:id="89" w:name="_Toc84751369"/>
-      <w:bookmarkStart w:id="90" w:name="_Toc84751257"/>
-      <w:bookmarkStart w:id="91" w:name="_Toc210560253"/>
-      <w:bookmarkStart w:id="92" w:name="_Toc211137923"/>
-      <w:bookmarkStart w:id="93" w:name="_Toc223775014"/>
+      <w:bookmarkStart w:id="87" w:name="_Toc210560306"/>
+      <w:bookmarkStart w:id="88" w:name="_Toc211138168"/>
+      <w:bookmarkStart w:id="89" w:name="_Toc84757222"/>
+      <w:bookmarkStart w:id="90" w:name="_Toc84751369"/>
+      <w:bookmarkStart w:id="91" w:name="_Toc84751257"/>
+      <w:bookmarkStart w:id="92" w:name="_Toc210560253"/>
+      <w:bookmarkStart w:id="93" w:name="_Toc211137923"/>
+      <w:bookmarkStart w:id="94" w:name="_Toc224493354"/>
       <w:r>
         <w:t>Literatur</w:t>
       </w:r>
-      <w:bookmarkEnd w:id="86"/>
       <w:bookmarkEnd w:id="87"/>
       <w:bookmarkEnd w:id="88"/>
       <w:bookmarkEnd w:id="89"/>
       <w:bookmarkEnd w:id="90"/>
       <w:bookmarkEnd w:id="91"/>
       <w:bookmarkEnd w:id="92"/>
+      <w:bookmarkEnd w:id="93"/>
       <w:r>
         <w:t>verzeichnis</w:t>
       </w:r>
-      <w:bookmarkEnd w:id="93"/>
+      <w:bookmarkEnd w:id="94"/>
       <w:r>
         <w:t xml:space="preserve"> </w:t>
       </w:r>
@@ -17750,39 +16852,24 @@
         <w:rPr>
           <w:color w:val="0066FF"/>
         </w:rPr>
-        <w:t xml:space="preserve">Wird mithilfe von </w:t>
-      </w:r>
-      <w:proofErr w:type="spellStart"/>
-      <w:r>
-        <w:rPr>
-          <w:color w:val="0066FF"/>
-        </w:rPr>
-        <w:t>Zotero</w:t>
-      </w:r>
-      <w:proofErr w:type="spellEnd"/>
-      <w:r>
-        <w:rPr>
-          <w:color w:val="0066FF"/>
-        </w:rPr>
-        <w:t xml:space="preserve"> erstellt…</w:t>
+        <w:t>Wird mithilfe von Zotero erstellt…</w:t>
       </w:r>
     </w:p>
     <w:p>
       <w:pPr>
         <w:pStyle w:val="Heading2"/>
       </w:pPr>
-      <w:bookmarkStart w:id="94" w:name="_Toc84757225"/>
-      <w:bookmarkStart w:id="95" w:name="_Toc211138171"/>
-      <w:bookmarkStart w:id="96" w:name="_Toc211137927"/>
-      <w:bookmarkStart w:id="97" w:name="_Toc84751260"/>
-      <w:bookmarkStart w:id="98" w:name="_Toc210560307"/>
-      <w:bookmarkStart w:id="99" w:name="_Toc210560254"/>
-      <w:bookmarkStart w:id="100" w:name="_Toc84751372"/>
-      <w:bookmarkStart w:id="101" w:name="_Toc223775015"/>
+      <w:bookmarkStart w:id="95" w:name="_Toc84757225"/>
+      <w:bookmarkStart w:id="96" w:name="_Toc211138171"/>
+      <w:bookmarkStart w:id="97" w:name="_Toc211137927"/>
+      <w:bookmarkStart w:id="98" w:name="_Toc84751260"/>
+      <w:bookmarkStart w:id="99" w:name="_Toc210560307"/>
+      <w:bookmarkStart w:id="100" w:name="_Toc210560254"/>
+      <w:bookmarkStart w:id="101" w:name="_Toc84751372"/>
+      <w:bookmarkStart w:id="102" w:name="_Toc224493355"/>
       <w:r>
         <w:t>Abkürzungsverzeichnis</w:t>
       </w:r>
-      <w:bookmarkEnd w:id="94"/>
       <w:bookmarkEnd w:id="95"/>
       <w:bookmarkEnd w:id="96"/>
       <w:bookmarkEnd w:id="97"/>
@@ -17790,6 +16877,7 @@
       <w:bookmarkEnd w:id="99"/>
       <w:bookmarkEnd w:id="100"/>
       <w:bookmarkEnd w:id="101"/>
+      <w:bookmarkEnd w:id="102"/>
     </w:p>
     <w:p>
       <w:pPr>
@@ -17802,33 +16890,19 @@
         <w:rPr>
           <w:color w:val="0066FF"/>
         </w:rPr>
-        <w:t>(</w:t>
-      </w:r>
-      <w:proofErr w:type="gramStart"/>
+        <w:t>(FV Text)</w:t>
+      </w:r>
+      <w:bookmarkStart w:id="103" w:name="_Toc211138172"/>
+      <w:bookmarkStart w:id="104" w:name="_Toc211137928"/>
+      <w:bookmarkStart w:id="105" w:name="_Toc84757226"/>
+      <w:bookmarkStart w:id="106" w:name="_Toc84751373"/>
+      <w:bookmarkStart w:id="107" w:name="_Toc84751261"/>
+      <w:bookmarkStart w:id="108" w:name="_Toc210560308"/>
+      <w:bookmarkStart w:id="109" w:name="_Toc210560255"/>
       <w:r>
         <w:rPr>
           <w:color w:val="0066FF"/>
         </w:rPr>
-        <w:t>FV Text</w:t>
-      </w:r>
-      <w:proofErr w:type="gramEnd"/>
-      <w:r>
-        <w:rPr>
-          <w:color w:val="0066FF"/>
-        </w:rPr>
-        <w:t>)</w:t>
-      </w:r>
-      <w:bookmarkStart w:id="102" w:name="_Toc211138172"/>
-      <w:bookmarkStart w:id="103" w:name="_Toc211137928"/>
-      <w:bookmarkStart w:id="104" w:name="_Toc84757226"/>
-      <w:bookmarkStart w:id="105" w:name="_Toc84751373"/>
-      <w:bookmarkStart w:id="106" w:name="_Toc84751261"/>
-      <w:bookmarkStart w:id="107" w:name="_Toc210560308"/>
-      <w:bookmarkStart w:id="108" w:name="_Toc210560255"/>
-      <w:r>
-        <w:rPr>
-          <w:color w:val="0066FF"/>
-        </w:rPr>
         <w:t xml:space="preserve"> Optionaler Abschnitt. Nur verwenden, wenn mehr als 10 verschiedene Abkürzungen im gesamten Dokument vorkommen.</w:t>
       </w:r>
     </w:p>
@@ -17836,11 +16910,10 @@
       <w:pPr>
         <w:pStyle w:val="Heading2"/>
       </w:pPr>
-      <w:bookmarkStart w:id="109" w:name="_Toc223775016"/>
+      <w:bookmarkStart w:id="110" w:name="_Toc224493356"/>
       <w:r>
         <w:t>Tabellen</w:t>
       </w:r>
-      <w:bookmarkEnd w:id="102"/>
       <w:bookmarkEnd w:id="103"/>
       <w:bookmarkEnd w:id="104"/>
       <w:bookmarkEnd w:id="105"/>
@@ -17848,55 +16921,42 @@
       <w:bookmarkEnd w:id="107"/>
       <w:bookmarkEnd w:id="108"/>
       <w:bookmarkEnd w:id="109"/>
+      <w:bookmarkEnd w:id="110"/>
     </w:p>
     <w:p>
       <w:r>
         <w:rPr>
           <w:color w:val="0066FF"/>
         </w:rPr>
-        <w:t>(</w:t>
-      </w:r>
-      <w:proofErr w:type="gramStart"/>
-      <w:r>
-        <w:rPr>
-          <w:color w:val="0066FF"/>
-        </w:rPr>
-        <w:t>FV Text</w:t>
-      </w:r>
-      <w:proofErr w:type="gramEnd"/>
-      <w:r>
-        <w:rPr>
-          <w:color w:val="0066FF"/>
-        </w:rPr>
-        <w:t>) Optionaler Abschnitt. Nur verwenden, wenn mehr als 10 verschiedene Tabellen im gesamten Dokument vorkommen.</w:t>
+        <w:t>(FV Text) Optionaler Abschnitt. Nur verwenden, wenn mehr als 10 verschiedene Tabellen im gesamten Dokument vorkommen.</w:t>
       </w:r>
     </w:p>
     <w:p>
       <w:pPr>
         <w:pStyle w:val="Heading2"/>
       </w:pPr>
-      <w:bookmarkStart w:id="110" w:name="_Toc210560256"/>
-      <w:bookmarkStart w:id="111" w:name="_Toc210560309"/>
-      <w:bookmarkStart w:id="112" w:name="_Toc211137929"/>
-      <w:bookmarkStart w:id="113" w:name="_Toc84757227"/>
-      <w:bookmarkStart w:id="114" w:name="_Toc84751374"/>
-      <w:bookmarkStart w:id="115" w:name="_Toc84751262"/>
-      <w:bookmarkStart w:id="116" w:name="_Toc211138173"/>
-      <w:bookmarkStart w:id="117" w:name="_Toc223775017"/>
+      <w:bookmarkStart w:id="111" w:name="_Toc210560256"/>
+      <w:bookmarkStart w:id="112" w:name="_Toc210560309"/>
+      <w:bookmarkStart w:id="113" w:name="_Toc211137929"/>
+      <w:bookmarkStart w:id="114" w:name="_Toc84757227"/>
+      <w:bookmarkStart w:id="115" w:name="_Toc84751374"/>
+      <w:bookmarkStart w:id="116" w:name="_Toc84751262"/>
+      <w:bookmarkStart w:id="117" w:name="_Toc211138173"/>
+      <w:bookmarkStart w:id="118" w:name="_Toc224493357"/>
       <w:r>
         <w:t>Abbildunge</w:t>
       </w:r>
-      <w:bookmarkEnd w:id="110"/>
       <w:bookmarkEnd w:id="111"/>
+      <w:bookmarkEnd w:id="112"/>
       <w:r>
         <w:t>n</w:t>
       </w:r>
-      <w:bookmarkEnd w:id="112"/>
       <w:bookmarkEnd w:id="113"/>
       <w:bookmarkEnd w:id="114"/>
       <w:bookmarkEnd w:id="115"/>
       <w:bookmarkEnd w:id="116"/>
       <w:bookmarkEnd w:id="117"/>
+      <w:bookmarkEnd w:id="118"/>
     </w:p>
     <w:p>
       <w:pPr>
@@ -17908,21 +16968,7 @@
         <w:rPr>
           <w:color w:val="0066FF"/>
         </w:rPr>
-        <w:t>(</w:t>
-      </w:r>
-      <w:proofErr w:type="gramStart"/>
-      <w:r>
-        <w:rPr>
-          <w:color w:val="0066FF"/>
-        </w:rPr>
-        <w:t>FV Text</w:t>
-      </w:r>
-      <w:proofErr w:type="gramEnd"/>
-      <w:r>
-        <w:rPr>
-          <w:color w:val="0066FF"/>
-        </w:rPr>
-        <w:t>) Optionaler Abschnitt. Nur verwenden, wenn mehr als 10 verschiedene Bilder im gesamten Dokument vorkommen.</w:t>
+        <w:t>(FV Text) Optionaler Abschnitt. Nur verwenden, wenn mehr als 10 verschiedene Bilder im gesamten Dokument vorkommen.</w:t>
       </w:r>
     </w:p>
     <w:p>
@@ -17947,51 +16993,37 @@
       <w:pPr>
         <w:pStyle w:val="Heading1"/>
       </w:pPr>
-      <w:bookmarkStart w:id="118" w:name="_Toc211138174"/>
-      <w:bookmarkStart w:id="119" w:name="_Toc211137930"/>
-      <w:bookmarkStart w:id="120" w:name="_Toc84751375"/>
-      <w:bookmarkStart w:id="121" w:name="_Toc84751263"/>
-      <w:bookmarkStart w:id="122" w:name="_Ref84675439"/>
-      <w:bookmarkStart w:id="123" w:name="_Toc223775018"/>
+      <w:bookmarkStart w:id="119" w:name="_Toc211138174"/>
+      <w:bookmarkStart w:id="120" w:name="_Toc211137930"/>
+      <w:bookmarkStart w:id="121" w:name="_Toc84751375"/>
+      <w:bookmarkStart w:id="122" w:name="_Toc84751263"/>
+      <w:bookmarkStart w:id="123" w:name="_Ref84675439"/>
+      <w:bookmarkStart w:id="124" w:name="_Toc224493358"/>
       <w:r>
         <w:lastRenderedPageBreak/>
         <w:t>Anhang</w:t>
       </w:r>
-      <w:bookmarkEnd w:id="118"/>
       <w:bookmarkEnd w:id="119"/>
       <w:bookmarkEnd w:id="120"/>
       <w:bookmarkEnd w:id="121"/>
       <w:bookmarkEnd w:id="122"/>
       <w:bookmarkEnd w:id="123"/>
-    </w:p>
-    <w:p>
-      <w:pPr>
-        <w:pStyle w:val="Text"/>
-      </w:pPr>
-      <w:bookmarkStart w:id="124" w:name="_Ref210468443"/>
-      <w:bookmarkStart w:id="125" w:name="_Ref210464602"/>
+      <w:bookmarkEnd w:id="124"/>
+    </w:p>
+    <w:p>
+      <w:pPr>
+        <w:pStyle w:val="Text"/>
+      </w:pPr>
+      <w:bookmarkStart w:id="125" w:name="_Ref210468443"/>
+      <w:bookmarkStart w:id="126" w:name="_Ref210464602"/>
       <w:r>
         <w:rPr>
           <w:color w:val="0066FF"/>
         </w:rPr>
-        <w:t>(</w:t>
-      </w:r>
-      <w:proofErr w:type="gramStart"/>
-      <w:r>
-        <w:rPr>
-          <w:color w:val="0066FF"/>
-        </w:rPr>
-        <w:t>FV Text</w:t>
-      </w:r>
-      <w:proofErr w:type="gramEnd"/>
-      <w:r>
-        <w:rPr>
-          <w:color w:val="0066FF"/>
-        </w:rPr>
-        <w:t>) Optionales Kapitel. Hier werden Datenblätter, große Zeichnungen, Skizzen, Bilder, etc. eingefügt, die im Fließtext der vorigen Kapitel nicht eingefügt werden, da sie dort die Übersichtlichkeit bzw. Struktur dieser Kapitel verschlechtern würden.</w:t>
-      </w:r>
-      <w:bookmarkEnd w:id="124"/>
+        <w:t>(FV Text) Optionales Kapitel. Hier werden Datenblätter, große Zeichnungen, Skizzen, Bilder, etc. eingefügt, die im Fließtext der vorigen Kapitel nicht eingefügt werden, da sie dort die Übersichtlichkeit bzw. Struktur dieser Kapitel verschlechtern würden.</w:t>
+      </w:r>
       <w:bookmarkEnd w:id="125"/>
+      <w:bookmarkEnd w:id="126"/>
     </w:p>
     <w:sectPr>
       <w:headerReference w:type="default" r:id="rId139"/>
@@ -18027,7 +17059,7 @@
       </w:r>
     </w:p>
   </w:comment>
-  <w:comment w:id="51" w:author="SCHIECHTL Alexander, SchülerIn" w:date="2026-03-13T08:10:00Z" w:initials="AS">
+  <w:comment w:id="52" w:author="SCHIECHTL Alexander, SchülerIn" w:date="2026-03-13T08:10:00Z" w:initials="AS">
     <w:p>
       <w:pPr>
         <w:pStyle w:val="CommentText"/>
@@ -18044,7 +17076,7 @@
       </w:r>
     </w:p>
   </w:comment>
-  <w:comment w:id="54" w:author="SCHIECHTL Alexander, SchülerIn" w:date="2026-03-13T08:40:00Z" w:initials="AS">
+  <w:comment w:id="55" w:author="SCHIECHTL Alexander, SchülerIn" w:date="2026-03-13T08:40:00Z" w:initials="AS">
     <w:p>
       <w:pPr>
         <w:pStyle w:val="CommentText"/>
@@ -18953,15 +17985,7 @@
       <w:fldChar w:fldCharType="separate"/>
     </w:r>
     <w:r>
-      <w:t xml:space="preserve">Dokumentation </w:t>
-    </w:r>
-    <w:proofErr w:type="spellStart"/>
-    <w:r>
-      <w:t>Schüler:in</w:t>
-    </w:r>
-    <w:proofErr w:type="spellEnd"/>
-    <w:r>
-      <w:t xml:space="preserve"> 2: (FV = Überschrift1)</w:t>
+      <w:t>Dokumentation Schüler:in 2: (FV = Überschrift1)</w:t>
     </w:r>
     <w:r>
       <w:fldChar w:fldCharType="end"/>
@@ -25162,87 +24186,6 @@
 </file>
 
 <file path=customXml/item1.xml><?xml version="1.0" encoding="utf-8"?>
-<?mso-contentType ?>
-<FormTemplates xmlns="http://schemas.microsoft.com/sharepoint/v3/contenttype/forms">
-  <Display>DocumentLibraryForm</Display>
-  <Edit>DocumentLibraryForm</Edit>
-  <New>DocumentLibraryForm</New>
-</FormTemplates>
-</file>
-
-<file path=customXml/item2.xml><?xml version="1.0" encoding="utf-8"?>
-<inkml:ink xmlns:inkml="http://www.w3.org/2003/InkML">
-  <inkml:definitions>
-    <inkml:context xml:id="ctx0">
-      <inkml:inkSource xml:id="inkSrc0">
-        <inkml:traceFormat>
-          <inkml:channel name="X" type="integer" min="-2.14748E9" max="2.14748E9" units="cm"/>
-          <inkml:channel name="Y" type="integer" min="-2.14748E9" max="2.14748E9" units="cm"/>
-          <inkml:channel name="F" type="integer" max="32767" units="dev"/>
-          <inkml:channel name="OA" type="integer" max="360" units="deg"/>
-          <inkml:channel name="OE" type="integer" max="90" units="deg"/>
-        </inkml:traceFormat>
-        <inkml:channelProperties>
-          <inkml:channelProperty channel="X" name="resolution" value="1000" units="1/cm"/>
-          <inkml:channelProperty channel="Y" name="resolution" value="1000" units="1/cm"/>
-          <inkml:channelProperty channel="F" name="resolution" value="0" units="1/dev"/>
-          <inkml:channelProperty channel="OA" name="resolution" value="1000" units="1/deg"/>
-          <inkml:channelProperty channel="OE" name="resolution" value="1000" units="1/deg"/>
-        </inkml:channelProperties>
-      </inkml:inkSource>
-      <inkml:timestamp xml:id="ts0" timeString="2025-06-10T16:09:06.362"/>
-    </inkml:context>
-    <inkml:brush xml:id="br0">
-      <inkml:brushProperty name="width" value="0.05" units="cm"/>
-      <inkml:brushProperty name="height" value="0.05" units="cm"/>
-      <inkml:brushProperty name="color" value="#E71224"/>
-    </inkml:brush>
-  </inkml:definitions>
-  <inkml:trace contextRef="#ctx0" brushRef="#br0">3153 356 7202 0 0,'-44'-7'350'0'0,"0"-2"0"0"0,1-2 0 0 0,0-2 0 0 0,-57-25 1 0 0,-168-76 1481 0 0,190 86-1679 0 0,-122-28 1 0 0,156 47-169 0 0,-67-16 302 0 0,-1 5 0 0 0,-122-5-1 0 0,88 25-117 0 0,1 6-1 0 0,-1 6 0 0 0,-208 45 1 0 0,298-44-170 0 0,0 3 1 0 0,1 1 0 0 0,1 4 0 0 0,0 1 0 0 0,-95 56-1 0 0,75-31-102 0 0,-120 97-1 0 0,165-119 91 0 0,2 1 0 0 0,1 2 0 0 0,1 0 0 0 0,2 2 1 0 0,1 0-1 0 0,-32 58 0 0 0,30-39-7 0 0,1 2 0 0 0,3 0 1 0 0,2 1-1 0 0,3 1 0 0 0,-17 102 0 0 0,25-76 38 0 0,3-1 0 0 0,4 1 0 0 0,4-1 0 0 0,20 120 0 0 0,-13-124-5 0 0,-3-11 48 0 0,4-1 0 0 0,23 76-1 0 0,-28-119-47 0 0,0-1 0 0 0,1 0 0 0 0,0 0 0 0 0,2-1 0 0 0,0 0 0 0 0,1-1 0 0 0,0 0 0 0 0,2-1 0 0 0,-1 0 0 0 0,2-1-1 0 0,25 20 1 0 0,-15-17 28 0 0,0-1 0 0 0,1-2-1 0 0,1 0 1 0 0,0-2 0 0 0,1-1-1 0 0,0-1 1 0 0,0-1 0 0 0,1-2-1 0 0,1 0 1 0 0,-1-2-1 0 0,1-1 1 0 0,31-1 0 0 0,36-3 35 0 0,1-4 1 0 0,122-22 0 0 0,-40 5 38 0 0,-35 9-33 0 0,182-24 276 0 0,51-43 591 0 0,-309 60-804 0 0,-1-3-1 0 0,0-3 1 0 0,89-47 0 0 0,59-55 5 0 0,-176 101-72 0 0,-1-3 0 0 0,-1-1 1 0 0,41-43-1 0 0,-52 43-35 0 0,-2 0 1 0 0,-1-2-1 0 0,-1-1 0 0 0,23-47 1 0 0,-19 26 62 0 0,-3-2 1 0 0,19-65-1 0 0,-30 75 16 0 0,-2 1 0 0 0,5-70 0 0 0,-4-95-93 0 0,-11 199-21 0 0,1-9 55 0 0,-1 1 0 0 0,-1-1 0 0 0,-1 1 0 0 0,0-1 0 0 0,-1 1 0 0 0,-2 0 0 0 0,0 0 0 0 0,-1 0 0 0 0,0 1 0 0 0,-2-1 0 0 0,-12-21 0 0 0,-32-62 287 0 0,32 60-30 0 0,-28-42 0 0 0,39 70-276 0 0,0 2 1 0 0,-1-1-1 0 0,0 1 1 0 0,-1 1-1 0 0,-1 0 1 0 0,0 0-1 0 0,-14-9 1 0 0,-10-3-215 0 0,0 3 0 0 0,-1 0-1 0 0,-1 3 1 0 0,0 1 0 0 0,-1 2 0 0 0,-1 1 0 0 0,-1 2 0 0 0,1 2 0 0 0,-1 2 0 0 0,-1 2 0 0 0,1 1 0 0 0,-76 4 0 0 0,88 3-696 0 0,0 2-1 0 0,0 1 1 0 0,0 2 0 0 0,-39 15 0 0 0,23-4 15 0 0</inkml:trace>
-  <inkml:trace contextRef="#ctx0" brushRef="#br0" timeOffset="2304.57">3473 308 408 0 0,'25'-34'-131'0'0,"-12"9"9868"0"0,-14 35-9206 0 0,-2 1-494 0 0,2 1 1 0 0,-1-1 0 0 0,1 0-1 0 0,1 1 1 0 0,0-1-1 0 0,3 17 1 0 0,16 78-22 0 0,-1-5-4 0 0,-6 136 38 0 0,0-15 29 0 0,-4-164-14 0 0,-4-36 88 0 0,2 43 1333 0 0,-8-70-1392 0 0,0 1 0 0 0,0-1 0 0 0,0 0 0 0 0,0 0 0 0 0,1 0 0 0 0,-2-8 0 0 0,2 11-63 0 0,-50-289 287 0 0,50 262-342 0 0,1 0 0 0 0,1 0-1 0 0,2 1 1 0 0,1-1-1 0 0,10-38 1 0 0,6-41-152 0 0,-20 107 169 0 0,0 1 1 0 0,0 0-1 0 0,0-1 1 0 0,0 1-1 0 0,0 0 1 0 0,0-1 0 0 0,0 1-1 0 0,0 0 1 0 0,0-1-1 0 0,0 1 1 0 0,0-1 0 0 0,0 1-1 0 0,0 0 1 0 0,0-1-1 0 0,0 1 1 0 0,0 0-1 0 0,-1-1 1 0 0,1 1 0 0 0,0 0-1 0 0,0-1 1 0 0,0 1-1 0 0,-1 0 1 0 0,1 0 0 0 0,0-1-1 0 0,0 1 1 0 0,-1 0-1 0 0,1 0 1 0 0,0-1-1 0 0,0 1 1 0 0,-1 0 0 0 0,1 0-1 0 0,0 0 1 0 0,-1-1-1 0 0,1 1 1 0 0,0 0 0 0 0,-1 0-1 0 0,1 0 1 0 0,-1 0-1 0 0,1 0 1 0 0,0 0-1 0 0,-1 0 1 0 0,1 0 0 0 0,0 0-1 0 0,-1 0 1 0 0,1 0-1 0 0,-1 0 1 0 0,1 0 0 0 0,0 0-1 0 0,-1 0 1 0 0,1 0-1 0 0,0 0 1 0 0,-1 0-1 0 0,1 1 1 0 0,0-1 0 0 0,-1 0-1 0 0,1 0 1 0 0,0 0-1 0 0,-1 1 1 0 0,1-1 0 0 0,0 0-1 0 0,-1 1 1 0 0,-1 0 2 0 0,-1 1 0 0 0,1-1 1 0 0,-1 1-1 0 0,1-1 0 0 0,0 1 1 0 0,0 0-1 0 0,0 0 0 0 0,-3 3 1 0 0,-4 11-2 0 0,0 1 0 0 0,1 0 0 0 0,1 1 0 0 0,0-1 0 0 0,1 1 0 0 0,1 1 0 0 0,1-1 0 0 0,-2 21 1 0 0,0 19-138 0 0,2 75 1 0 0,4-118-445 0 0,1 1 0 0 0,0-1 0 0 0,2 1 0 0 0,-1-1 0 0 0,2 0 0 0 0,0 0 0 0 0,1-1 0 0 0,0 1 0 0 0,9 14 0 0 0,-8-17-549 0 0</inkml:trace>
-  <inkml:trace contextRef="#ctx0" brushRef="#br0" timeOffset="2956.45">3554 1583 3409 0 0,'0'0'4221'0'0,"-1"0"-4145"0"0,0 0 0 0 0,1 1 0 0 0,-1-1 1 0 0,0 0-1 0 0,1 0 0 0 0,-1 0 0 0 0,0 1 1 0 0,0-1-1 0 0,1 0 0 0 0,-1 1 0 0 0,0-1 1 0 0,1 0-1 0 0,-1 1 0 0 0,1-1 0 0 0,-1 1 1 0 0,1-1-1 0 0,-1 1 0 0 0,1-1 0 0 0,-1 1 1 0 0,1-1-1 0 0,-1 1 0 0 0,0 1 0 0 0,-2 5-46 0 0,1 1-1 0 0,-1 0 1 0 0,1-1-1 0 0,1 1 0 0 0,-1 0 1 0 0,1 0-1 0 0,1 0 1 0 0,0 12-1 0 0,0-4-34 0 0,1 0 0 0 0,1 0 1 0 0,7 26-1 0 0,-10-41 2 0 0,1-1 0 0 0,1 1 0 0 0,-1-1 0 0 0,0 1 0 0 0,0-1 0 0 0,0 1 0 0 0,0-1 0 0 0,0 1 0 0 0,0-1 0 0 0,0 1 0 0 0,1-1 0 0 0,-1 1 0 0 0,0-1 0 0 0,0 0 0 0 0,1 1 0 0 0,-1-1 0 0 0,0 1 0 0 0,1-1 0 0 0,-1 0 0 0 0,0 1 0 0 0,1-1 0 0 0,-1 0 0 0 0,0 1 0 0 0,1-1 0 0 0,-1 0 0 0 0,1 0 0 0 0,-1 0 0 0 0,1 1 0 0 0,-1-1 0 0 0,0 0 0 0 0,1 0 0 0 0,-1 0 0 0 0,1 0 0 0 0,-1 0 0 0 0,2 0 0 0 0,12-13-54 0 0,7-26 91 0 0,-19 31 14 0 0,0-1 0 0 0,-1 0 0 0 0,1 0 1 0 0,-2-1-1 0 0,1 1 0 0 0,-2 0 0 0 0,1 0 0 0 0,-2-10 0 0 0,1 14 3 0 0,0 1 0 0 0,0-1 0 0 0,-1 1 0 0 0,1-1 0 0 0,-1 1 0 0 0,0-1-1 0 0,-5-7 1 0 0,6 11-13 0 0,0-1 0 0 0,-1 0 0 0 0,1 1-1 0 0,-1-1 1 0 0,1 1 0 0 0,-1-1 0 0 0,1 1 0 0 0,-1 0-1 0 0,0-1 1 0 0,0 1 0 0 0,0 0 0 0 0,0 0-1 0 0,0 1 1 0 0,0-1 0 0 0,0 0 0 0 0,0 1 0 0 0,-4-2-1 0 0,4 3-23 0 0,1-1 0 0 0,-1 0 0 0 0,0 1 0 0 0,0 0 0 0 0,0-1 0 0 0,1 1-1 0 0,-1 0 1 0 0,0 0 0 0 0,1 0 0 0 0,-1 0 0 0 0,0 0 0 0 0,1 0 0 0 0,-1 0-1 0 0,1 0 1 0 0,0 1 0 0 0,-1-1 0 0 0,1 1 0 0 0,0-1 0 0 0,0 1 0 0 0,0-1-1 0 0,0 1 1 0 0,0 0 0 0 0,0-1 0 0 0,1 1 0 0 0,-1 0 0 0 0,0 0 0 0 0,1-1 0 0 0,0 1-1 0 0,-1 3 1 0 0,0-1-44 0 0,0-1-1 0 0,0 0 1 0 0,0 1-1 0 0,1-1 0 0 0,-1 1 1 0 0,1-1-1 0 0,0 1 1 0 0,0-1-1 0 0,0 1 0 0 0,1-1 1 0 0,-1 1-1 0 0,1-1 1 0 0,0 0-1 0 0,0 1 1 0 0,2 4-1 0 0,-3-7 18 0 0,1-1 0 0 0,-1 1 0 0 0,0-1 0 0 0,1 1 0 0 0,-1-1 0 0 0,0 0 0 0 0,1 1 0 0 0,-1-1 0 0 0,1 0 0 0 0,-1 1 0 0 0,0-1 0 0 0,1 0 0 0 0,-1 0 0 0 0,1 1 0 0 0,-1-1 0 0 0,1 0 0 0 0,-1 0 0 0 0,1 0 1 0 0,-1 0-1 0 0,1 1 0 0 0,-1-1 0 0 0,1 0 0 0 0,-1 0 0 0 0,1 0 0 0 0,-1 0 0 0 0,1 0 0 0 0,-1 0 0 0 0,1-1 0 0 0,0 1 0 0 0,-1 0 0 0 0,1 0 0 0 0,-1 0 0 0 0,1 0 0 0 0,0-1 0 0 0,15-16-99 0 0,-12 10 125 0 0,0 1 0 0 0,-1-1 0 0 0,0 1 0 0 0,4-13 0 0 0,-5-5 173 0 0,-3 24-177 0 0,1 0 0 0 0,0-1-1 0 0,0 1 1 0 0,0 0-1 0 0,0 0 1 0 0,0 0 0 0 0,0 0-1 0 0,0 0 1 0 0,0-1 0 0 0,0 1-1 0 0,-1 0 1 0 0,1 0-1 0 0,0 0 1 0 0,0 0 0 0 0,0 0-1 0 0,0 0 1 0 0,0 0-1 0 0,-1 0 1 0 0,1-1 0 0 0,0 1-1 0 0,0 0 1 0 0,0 0-1 0 0,0 0 1 0 0,-1 0 0 0 0,1 0-1 0 0,0 0 1 0 0,0 0 0 0 0,0 0-1 0 0,0 0 1 0 0,-1 0-1 0 0,1 0 1 0 0,0 0 0 0 0,0 0-1 0 0,0 0 1 0 0,0 0-1 0 0,0 1 1 0 0,-1-1 0 0 0,1 0-1 0 0,0 0 1 0 0,0 0-1 0 0,0 0 1 0 0,0 0 0 0 0,0 0-1 0 0,-1 0 1 0 0,1 0 0 0 0,0 0-1 0 0,0 1 1 0 0,0-1-1 0 0,0 0 1 0 0,0 0 0 0 0,0 0-1 0 0,0 0 1 0 0,-1 0-1 0 0,1 1 1 0 0,-2 2 12 0 0,0 0-1 0 0,0 0 1 0 0,0 0-1 0 0,0 0 1 0 0,1 0 0 0 0,-1 1-1 0 0,1-1 1 0 0,0 1-1 0 0,0-1 1 0 0,-1 5-1 0 0,0 5-669 0 0,0 1 1 0 0,0 0-1 0 0,2 0 0 0 0,1 24 0 0 0,0-28 77 0 0</inkml:trace>
-</inkml:ink>
-</file>
-
-<file path=customXml/item3.xml><?xml version="1.0" encoding="utf-8"?>
-<inkml:ink xmlns:inkml="http://www.w3.org/2003/InkML">
-  <inkml:definitions>
-    <inkml:context xml:id="ctx0">
-      <inkml:inkSource xml:id="inkSrc0">
-        <inkml:traceFormat>
-          <inkml:channel name="X" type="integer" min="-2.14748E9" max="2.14748E9" units="cm"/>
-          <inkml:channel name="Y" type="integer" min="-2.14748E9" max="2.14748E9" units="cm"/>
-          <inkml:channel name="F" type="integer" max="32767" units="dev"/>
-          <inkml:channel name="OA" type="integer" max="360" units="deg"/>
-          <inkml:channel name="OE" type="integer" max="90" units="deg"/>
-        </inkml:traceFormat>
-        <inkml:channelProperties>
-          <inkml:channelProperty channel="X" name="resolution" value="1000" units="1/cm"/>
-          <inkml:channelProperty channel="Y" name="resolution" value="1000" units="1/cm"/>
-          <inkml:channelProperty channel="F" name="resolution" value="0" units="1/dev"/>
-          <inkml:channelProperty channel="OA" name="resolution" value="1000" units="1/deg"/>
-          <inkml:channelProperty channel="OE" name="resolution" value="1000" units="1/deg"/>
-        </inkml:channelProperties>
-      </inkml:inkSource>
-      <inkml:timestamp xml:id="ts0" timeString="2025-06-10T16:08:50.568"/>
-    </inkml:context>
-    <inkml:brush xml:id="br0">
-      <inkml:brushProperty name="width" value="0.05" units="cm"/>
-      <inkml:brushProperty name="height" value="0.05" units="cm"/>
-      <inkml:brushProperty name="color" value="#E71224"/>
-    </inkml:brush>
-  </inkml:definitions>
-  <inkml:trace contextRef="#ctx0" brushRef="#br0">1236 239 3217 0 0,'-18'-44'2449'0'0,"11"24"-2251"0"0,-2 1 0 0 0,-14-27 0 0 0,19 39-210 0 0,-1 0 0 0 0,0 1-1 0 0,0 0 1 0 0,-1-1 0 0 0,0 2 0 0 0,0-1-1 0 0,0 1 1 0 0,0 0 0 0 0,-14-8-1 0 0,8 6-57 0 0,-1 1 0 0 0,1 1 1 0 0,-1 0-1 0 0,0 0 0 0 0,0 1 0 0 0,0 1 0 0 0,0 0 0 0 0,-1 1 0 0 0,-22-1 0 0 0,19 4-190 0 0,0 0-1 0 0,0 1 1 0 0,0 1-1 0 0,1 0 1 0 0,-1 1-1 0 0,1 1 1 0 0,-21 9-1 0 0,-37 17-295 0 0,-131 76-1 0 0,173-87 985 0 0,0 2 0 0 0,2 1 0 0 0,1 2 0 0 0,1 0 0 0 0,1 2 0 0 0,-28 37 0 0 0,-16 22-328 0 0,-54 78 18 0 0,113-145-112 0 0,0 0 1 0 0,2 1-1 0 0,1 0 0 0 0,0 0 0 0 0,2 1 1 0 0,0 0-1 0 0,-5 27 0 0 0,4 3 6 0 0,3 0-1 0 0,1 0 0 0 0,3 0 1 0 0,2 1-1 0 0,2-1 1 0 0,13 62-1 0 0,-11-89 37 0 0,1-1 0 0 0,2 1 0 0 0,0-1 0 0 0,1-1 0 0 0,1 0 0 0 0,2 0-1 0 0,0-1 1 0 0,1-1 0 0 0,1 0 0 0 0,1 0 0 0 0,25 25 0 0 0,-31-38 8 0 0,1 0 0 0 0,0-1 0 0 0,0 0 0 0 0,1-1-1 0 0,0 0 1 0 0,0 0 0 0 0,0-1 0 0 0,0 0 0 0 0,1-1 0 0 0,-1-1 0 0 0,1 0 0 0 0,23 1 0 0 0,0-2-27 0 0,-1-1 0 0 0,0-2 0 0 0,43-8 0 0 0,15-10 179 0 0,-1-4 0 0 0,111-46 0 0 0,-162 55-168 0 0,0 1-21 0 0,5-1 26 0 0,-2-3-1 0 0,45-23 0 0 0,-67 26 22 0 0,-1 0 0 0 0,0-2-1 0 0,-2 0 1 0 0,0-1 0 0 0,-1-1 0 0 0,0-1 0 0 0,-2 0-1 0 0,22-37 1 0 0,-28 39-39 0 0,0 1 1 0 0,-1-1-1 0 0,-1-1 0 0 0,-1 0 1 0 0,-1 1-1 0 0,0-2 0 0 0,-2 1 0 0 0,0 0 1 0 0,0-25-1 0 0,-2-13 167 0 0,-14-108-1 0 0,10 143-149 0 0,-1 0-1 0 0,0 1 1 0 0,-2-1-1 0 0,-1 1 1 0 0,-1 0-1 0 0,0 1 1 0 0,-1 0-1 0 0,-23-35 0 0 0,22 41 15 0 0,-1 0 0 0 0,0 0-1 0 0,-1 1 1 0 0,-1 0 0 0 0,0 1-1 0 0,0 1 1 0 0,-1 0 0 0 0,-1 1-1 0 0,0 0 1 0 0,0 1 0 0 0,-25-10-1 0 0,15 9-505 0 0,-1 1-1 0 0,0 2 1 0 0,0 0 0 0 0,-49-5-1 0 0,41 10-389 0 0</inkml:trace>
-</inkml:ink>
-</file>
-
-<file path=customXml/item4.xml><?xml version="1.0" encoding="utf-8"?>
-<p:properties xmlns:p="http://schemas.microsoft.com/office/2006/metadata/properties" xmlns:xsi="http://www.w3.org/2001/XMLSchema-instance" xmlns:pc="http://schemas.microsoft.com/office/infopath/2007/PartnerControls">
-  <documentManagement/>
-</p:properties>
-</file>
-
-<file path=customXml/item5.xml><?xml version="1.0" encoding="utf-8"?>
 <ct:contentTypeSchema xmlns:ct="http://schemas.microsoft.com/office/2006/metadata/contentType" xmlns:ma="http://schemas.microsoft.com/office/2006/metadata/properties/metaAttributes" ct:_="" ma:_="" ma:contentTypeName="Dokument" ma:contentTypeID="0x01010025C71E9534E21E4A9F2CF33BA7DCE92D" ma:contentTypeVersion="3" ma:contentTypeDescription="Ein neues Dokument erstellen." ma:contentTypeScope="" ma:versionID="32b9bbdf2bbf4e0fb27a426421665337">
   <xsd:schema xmlns:xsd="http://www.w3.org/2001/XMLSchema" xmlns:xs="http://www.w3.org/2001/XMLSchema" xmlns:p="http://schemas.microsoft.com/office/2006/metadata/properties" xmlns:ns2="5a9e9855-01b6-487f-b294-67c59083cc31" targetNamespace="http://schemas.microsoft.com/office/2006/metadata/properties" ma:root="true" ma:fieldsID="ec87b9b32475f90c9dbf7ae918480825" ns2:_="">
     <xsd:import namespace="5a9e9855-01b6-487f-b294-67c59083cc31"/>
@@ -25380,7 +24323,16 @@
 </ct:contentTypeSchema>
 </file>
 
-<file path=customXml/item6.xml><?xml version="1.0" encoding="utf-8"?>
+<file path=customXml/item2.xml><?xml version="1.0" encoding="utf-8"?>
+<?mso-contentType ?>
+<FormTemplates xmlns="http://schemas.microsoft.com/sharepoint/v3/contenttype/forms">
+  <Display>DocumentLibraryForm</Display>
+  <Edit>DocumentLibraryForm</Edit>
+  <New>DocumentLibraryForm</New>
+</FormTemplates>
+</file>
+
+<file path=customXml/item3.xml><?xml version="1.0" encoding="utf-8"?>
 <inkml:ink xmlns:inkml="http://www.w3.org/2003/InkML">
   <inkml:definitions>
     <inkml:context xml:id="ctx0">
@@ -25424,44 +24376,83 @@
 </inkml:ink>
 </file>
 
-<file path=customXml/item7.xml><?xml version="1.0" encoding="utf-8"?>
+<file path=customXml/item4.xml><?xml version="1.0" encoding="utf-8"?>
 <b:Sources xmlns:b="http://schemas.openxmlformats.org/officeDocument/2006/bibliography" xmlns="http://schemas.openxmlformats.org/officeDocument/2006/bibliography" SelectedStyle="\APASixthEditionOfficeOnline.xsl" StyleName="APA" Version="6"/>
 </file>
 
-<file path=customXml/itemProps1.xml><?xml version="1.0" encoding="utf-8"?>
-<ds:datastoreItem xmlns:ds="http://schemas.openxmlformats.org/officeDocument/2006/customXml" ds:itemID="{6A655C0C-F4A3-4931-9F7F-84CBD61DCE8F}">
-  <ds:schemaRefs>
-    <ds:schemaRef ds:uri="http://schemas.microsoft.com/sharepoint/v3/contenttype/forms"/>
-  </ds:schemaRefs>
-</ds:datastoreItem>
+<file path=customXml/item5.xml><?xml version="1.0" encoding="utf-8"?>
+<inkml:ink xmlns:inkml="http://www.w3.org/2003/InkML">
+  <inkml:definitions>
+    <inkml:context xml:id="ctx0">
+      <inkml:inkSource xml:id="inkSrc0">
+        <inkml:traceFormat>
+          <inkml:channel name="X" type="integer" min="-2.14748E9" max="2.14748E9" units="cm"/>
+          <inkml:channel name="Y" type="integer" min="-2.14748E9" max="2.14748E9" units="cm"/>
+          <inkml:channel name="F" type="integer" max="32767" units="dev"/>
+          <inkml:channel name="OA" type="integer" max="360" units="deg"/>
+          <inkml:channel name="OE" type="integer" max="90" units="deg"/>
+        </inkml:traceFormat>
+        <inkml:channelProperties>
+          <inkml:channelProperty channel="X" name="resolution" value="1000" units="1/cm"/>
+          <inkml:channelProperty channel="Y" name="resolution" value="1000" units="1/cm"/>
+          <inkml:channelProperty channel="F" name="resolution" value="0" units="1/dev"/>
+          <inkml:channelProperty channel="OA" name="resolution" value="1000" units="1/deg"/>
+          <inkml:channelProperty channel="OE" name="resolution" value="1000" units="1/deg"/>
+        </inkml:channelProperties>
+      </inkml:inkSource>
+      <inkml:timestamp xml:id="ts0" timeString="2025-06-10T16:09:06.362"/>
+    </inkml:context>
+    <inkml:brush xml:id="br0">
+      <inkml:brushProperty name="width" value="0.05" units="cm"/>
+      <inkml:brushProperty name="height" value="0.05" units="cm"/>
+      <inkml:brushProperty name="color" value="#E71224"/>
+    </inkml:brush>
+  </inkml:definitions>
+  <inkml:trace contextRef="#ctx0" brushRef="#br0">3153 356 7202 0 0,'-44'-7'350'0'0,"0"-2"0"0"0,1-2 0 0 0,0-2 0 0 0,-57-25 1 0 0,-168-76 1481 0 0,190 86-1679 0 0,-122-28 1 0 0,156 47-169 0 0,-67-16 302 0 0,-1 5 0 0 0,-122-5-1 0 0,88 25-117 0 0,1 6-1 0 0,-1 6 0 0 0,-208 45 1 0 0,298-44-170 0 0,0 3 1 0 0,1 1 0 0 0,1 4 0 0 0,0 1 0 0 0,-95 56-1 0 0,75-31-102 0 0,-120 97-1 0 0,165-119 91 0 0,2 1 0 0 0,1 2 0 0 0,1 0 0 0 0,2 2 1 0 0,1 0-1 0 0,-32 58 0 0 0,30-39-7 0 0,1 2 0 0 0,3 0 1 0 0,2 1-1 0 0,3 1 0 0 0,-17 102 0 0 0,25-76 38 0 0,3-1 0 0 0,4 1 0 0 0,4-1 0 0 0,20 120 0 0 0,-13-124-5 0 0,-3-11 48 0 0,4-1 0 0 0,23 76-1 0 0,-28-119-47 0 0,0-1 0 0 0,1 0 0 0 0,0 0 0 0 0,2-1 0 0 0,0 0 0 0 0,1-1 0 0 0,0 0 0 0 0,2-1 0 0 0,-1 0 0 0 0,2-1-1 0 0,25 20 1 0 0,-15-17 28 0 0,0-1 0 0 0,1-2-1 0 0,1 0 1 0 0,0-2 0 0 0,1-1-1 0 0,0-1 1 0 0,0-1 0 0 0,1-2-1 0 0,1 0 1 0 0,-1-2-1 0 0,1-1 1 0 0,31-1 0 0 0,36-3 35 0 0,1-4 1 0 0,122-22 0 0 0,-40 5 38 0 0,-35 9-33 0 0,182-24 276 0 0,51-43 591 0 0,-309 60-804 0 0,-1-3-1 0 0,0-3 1 0 0,89-47 0 0 0,59-55 5 0 0,-176 101-72 0 0,-1-3 0 0 0,-1-1 1 0 0,41-43-1 0 0,-52 43-35 0 0,-2 0 1 0 0,-1-2-1 0 0,-1-1 0 0 0,23-47 1 0 0,-19 26 62 0 0,-3-2 1 0 0,19-65-1 0 0,-30 75 16 0 0,-2 1 0 0 0,5-70 0 0 0,-4-95-93 0 0,-11 199-21 0 0,1-9 55 0 0,-1 1 0 0 0,-1-1 0 0 0,-1 1 0 0 0,0-1 0 0 0,-1 1 0 0 0,-2 0 0 0 0,0 0 0 0 0,-1 0 0 0 0,0 1 0 0 0,-2-1 0 0 0,-12-21 0 0 0,-32-62 287 0 0,32 60-30 0 0,-28-42 0 0 0,39 70-276 0 0,0 2 1 0 0,-1-1-1 0 0,0 1 1 0 0,-1 1-1 0 0,-1 0 1 0 0,0 0-1 0 0,-14-9 1 0 0,-10-3-215 0 0,0 3 0 0 0,-1 0-1 0 0,-1 3 1 0 0,0 1 0 0 0,-1 2 0 0 0,-1 1 0 0 0,-1 2 0 0 0,1 2 0 0 0,-1 2 0 0 0,-1 2 0 0 0,1 1 0 0 0,-76 4 0 0 0,88 3-696 0 0,0 2-1 0 0,0 1 1 0 0,0 2 0 0 0,-39 15 0 0 0,23-4 15 0 0</inkml:trace>
+  <inkml:trace contextRef="#ctx0" brushRef="#br0" timeOffset="2304.57">3473 308 408 0 0,'25'-34'-131'0'0,"-12"9"9868"0"0,-14 35-9206 0 0,-2 1-494 0 0,2 1 1 0 0,-1-1 0 0 0,1 0-1 0 0,1 1 1 0 0,0-1-1 0 0,3 17 1 0 0,16 78-22 0 0,-1-5-4 0 0,-6 136 38 0 0,0-15 29 0 0,-4-164-14 0 0,-4-36 88 0 0,2 43 1333 0 0,-8-70-1392 0 0,0 1 0 0 0,0-1 0 0 0,0 0 0 0 0,0 0 0 0 0,1 0 0 0 0,-2-8 0 0 0,2 11-63 0 0,-50-289 287 0 0,50 262-342 0 0,1 0 0 0 0,1 0-1 0 0,2 1 1 0 0,1-1-1 0 0,10-38 1 0 0,6-41-152 0 0,-20 107 169 0 0,0 1 1 0 0,0 0-1 0 0,0-1 1 0 0,0 1-1 0 0,0 0 1 0 0,0-1 0 0 0,0 1-1 0 0,0 0 1 0 0,0-1-1 0 0,0 1 1 0 0,0-1 0 0 0,0 1-1 0 0,0 0 1 0 0,0-1-1 0 0,0 1 1 0 0,0 0-1 0 0,-1-1 1 0 0,1 1 0 0 0,0 0-1 0 0,0-1 1 0 0,0 1-1 0 0,-1 0 1 0 0,1 0 0 0 0,0-1-1 0 0,0 1 1 0 0,-1 0-1 0 0,1 0 1 0 0,0-1-1 0 0,0 1 1 0 0,-1 0 0 0 0,1 0-1 0 0,0 0 1 0 0,-1-1-1 0 0,1 1 1 0 0,0 0 0 0 0,-1 0-1 0 0,1 0 1 0 0,-1 0-1 0 0,1 0 1 0 0,0 0-1 0 0,-1 0 1 0 0,1 0 0 0 0,0 0-1 0 0,-1 0 1 0 0,1 0-1 0 0,-1 0 1 0 0,1 0 0 0 0,0 0-1 0 0,-1 0 1 0 0,1 0-1 0 0,0 0 1 0 0,-1 0-1 0 0,1 1 1 0 0,0-1 0 0 0,-1 0-1 0 0,1 0 1 0 0,0 0-1 0 0,-1 1 1 0 0,1-1 0 0 0,0 0-1 0 0,-1 1 1 0 0,-1 0 2 0 0,-1 1 0 0 0,1-1 1 0 0,-1 1-1 0 0,1-1 0 0 0,0 1 1 0 0,0 0-1 0 0,0 0 0 0 0,-3 3 1 0 0,-4 11-2 0 0,0 1 0 0 0,1 0 0 0 0,1 1 0 0 0,0-1 0 0 0,1 1 0 0 0,1 1 0 0 0,1-1 0 0 0,-2 21 1 0 0,0 19-138 0 0,2 75 1 0 0,4-118-445 0 0,1 1 0 0 0,0-1 0 0 0,2 1 0 0 0,-1-1 0 0 0,2 0 0 0 0,0 0 0 0 0,1-1 0 0 0,0 1 0 0 0,9 14 0 0 0,-8-17-549 0 0</inkml:trace>
+  <inkml:trace contextRef="#ctx0" brushRef="#br0" timeOffset="2956.45">3554 1583 3409 0 0,'0'0'4221'0'0,"-1"0"-4145"0"0,0 0 0 0 0,1 1 0 0 0,-1-1 1 0 0,0 0-1 0 0,1 0 0 0 0,-1 0 0 0 0,0 1 1 0 0,0-1-1 0 0,1 0 0 0 0,-1 1 0 0 0,0-1 1 0 0,1 0-1 0 0,-1 1 0 0 0,1-1 0 0 0,-1 1 1 0 0,1-1-1 0 0,-1 1 0 0 0,1-1 0 0 0,-1 1 1 0 0,1-1-1 0 0,-1 1 0 0 0,0 1 0 0 0,-2 5-46 0 0,1 1-1 0 0,-1 0 1 0 0,1-1-1 0 0,1 1 0 0 0,-1 0 1 0 0,1 0-1 0 0,1 0 1 0 0,0 12-1 0 0,0-4-34 0 0,1 0 0 0 0,1 0 1 0 0,7 26-1 0 0,-10-41 2 0 0,1-1 0 0 0,1 1 0 0 0,-1-1 0 0 0,0 1 0 0 0,0-1 0 0 0,0 1 0 0 0,0-1 0 0 0,0 1 0 0 0,0-1 0 0 0,0 1 0 0 0,1-1 0 0 0,-1 1 0 0 0,0-1 0 0 0,0 0 0 0 0,1 1 0 0 0,-1-1 0 0 0,0 1 0 0 0,1-1 0 0 0,-1 0 0 0 0,0 1 0 0 0,1-1 0 0 0,-1 0 0 0 0,0 1 0 0 0,1-1 0 0 0,-1 0 0 0 0,1 0 0 0 0,-1 0 0 0 0,1 1 0 0 0,-1-1 0 0 0,0 0 0 0 0,1 0 0 0 0,-1 0 0 0 0,1 0 0 0 0,-1 0 0 0 0,2 0 0 0 0,12-13-54 0 0,7-26 91 0 0,-19 31 14 0 0,0-1 0 0 0,-1 0 0 0 0,1 0 1 0 0,-2-1-1 0 0,1 1 0 0 0,-2 0 0 0 0,1 0 0 0 0,-2-10 0 0 0,1 14 3 0 0,0 1 0 0 0,0-1 0 0 0,-1 1 0 0 0,1-1 0 0 0,-1 1 0 0 0,0-1-1 0 0,-5-7 1 0 0,6 11-13 0 0,0-1 0 0 0,-1 0 0 0 0,1 1-1 0 0,-1-1 1 0 0,1 1 0 0 0,-1-1 0 0 0,1 1 0 0 0,-1 0-1 0 0,0-1 1 0 0,0 1 0 0 0,0 0 0 0 0,0 0-1 0 0,0 1 1 0 0,0-1 0 0 0,0 0 0 0 0,0 1 0 0 0,-4-2-1 0 0,4 3-23 0 0,1-1 0 0 0,-1 0 0 0 0,0 1 0 0 0,0 0 0 0 0,0-1 0 0 0,1 1-1 0 0,-1 0 1 0 0,0 0 0 0 0,1 0 0 0 0,-1 0 0 0 0,0 0 0 0 0,1 0 0 0 0,-1 0-1 0 0,1 0 1 0 0,0 1 0 0 0,-1-1 0 0 0,1 1 0 0 0,0-1 0 0 0,0 1 0 0 0,0-1-1 0 0,0 1 1 0 0,0 0 0 0 0,0-1 0 0 0,1 1 0 0 0,-1 0 0 0 0,0 0 0 0 0,1-1 0 0 0,0 1-1 0 0,-1 3 1 0 0,0-1-44 0 0,0-1-1 0 0,0 0 1 0 0,0 1-1 0 0,1-1 0 0 0,-1 1 1 0 0,1-1-1 0 0,0 1 1 0 0,0-1-1 0 0,0 1 0 0 0,1-1 1 0 0,-1 1-1 0 0,1-1 1 0 0,0 0-1 0 0,0 1 1 0 0,2 4-1 0 0,-3-7 18 0 0,1-1 0 0 0,-1 1 0 0 0,0-1 0 0 0,1 1 0 0 0,-1-1 0 0 0,0 0 0 0 0,1 1 0 0 0,-1-1 0 0 0,1 0 0 0 0,-1 1 0 0 0,0-1 0 0 0,1 0 0 0 0,-1 0 0 0 0,1 1 0 0 0,-1-1 0 0 0,1 0 0 0 0,-1 0 0 0 0,1 0 1 0 0,-1 0-1 0 0,1 1 0 0 0,-1-1 0 0 0,1 0 0 0 0,-1 0 0 0 0,1 0 0 0 0,-1 0 0 0 0,1 0 0 0 0,-1 0 0 0 0,1-1 0 0 0,0 1 0 0 0,-1 0 0 0 0,1 0 0 0 0,-1 0 0 0 0,1 0 0 0 0,0-1 0 0 0,15-16-99 0 0,-12 10 125 0 0,0 1 0 0 0,-1-1 0 0 0,0 1 0 0 0,4-13 0 0 0,-5-5 173 0 0,-3 24-177 0 0,1 0 0 0 0,0-1-1 0 0,0 1 1 0 0,0 0-1 0 0,0 0 1 0 0,0 0 0 0 0,0 0-1 0 0,0 0 1 0 0,0-1 0 0 0,0 1-1 0 0,-1 0 1 0 0,1 0-1 0 0,0 0 1 0 0,0 0 0 0 0,0 0-1 0 0,0 0 1 0 0,0 0-1 0 0,-1 0 1 0 0,1-1 0 0 0,0 1-1 0 0,0 0 1 0 0,0 0-1 0 0,0 0 1 0 0,-1 0 0 0 0,1 0-1 0 0,0 0 1 0 0,0 0 0 0 0,0 0-1 0 0,0 0 1 0 0,-1 0-1 0 0,1 0 1 0 0,0 0 0 0 0,0 0-1 0 0,0 0 1 0 0,0 0-1 0 0,0 1 1 0 0,-1-1 0 0 0,1 0-1 0 0,0 0 1 0 0,0 0-1 0 0,0 0 1 0 0,0 0 0 0 0,0 0-1 0 0,-1 0 1 0 0,1 0 0 0 0,0 0-1 0 0,0 1 1 0 0,0-1-1 0 0,0 0 1 0 0,0 0 0 0 0,0 0-1 0 0,0 0 1 0 0,-1 0-1 0 0,1 1 1 0 0,-2 2 12 0 0,0 0-1 0 0,0 0 1 0 0,0 0-1 0 0,0 0 1 0 0,1 0 0 0 0,-1 1-1 0 0,1-1 1 0 0,0 1-1 0 0,0-1 1 0 0,-1 5-1 0 0,0 5-669 0 0,0 1 1 0 0,0 0-1 0 0,2 0 0 0 0,1 24 0 0 0,0-28 77 0 0</inkml:trace>
+</inkml:ink>
 </file>
 
-<file path=customXml/itemProps2.xml><?xml version="1.0" encoding="utf-8"?>
-<ds:datastoreItem xmlns:ds="http://schemas.openxmlformats.org/officeDocument/2006/customXml" ds:itemID="{01D51A4F-7BE7-46DF-A7D0-BDB91C1C49A3}">
-  <ds:schemaRefs>
-    <ds:schemaRef ds:uri="http://www.w3.org/2003/InkML"/>
-  </ds:schemaRefs>
-</ds:datastoreItem>
+<file path=customXml/item6.xml><?xml version="1.0" encoding="utf-8"?>
+<inkml:ink xmlns:inkml="http://www.w3.org/2003/InkML">
+  <inkml:definitions>
+    <inkml:context xml:id="ctx0">
+      <inkml:inkSource xml:id="inkSrc0">
+        <inkml:traceFormat>
+          <inkml:channel name="X" type="integer" min="-2.14748E9" max="2.14748E9" units="cm"/>
+          <inkml:channel name="Y" type="integer" min="-2.14748E9" max="2.14748E9" units="cm"/>
+          <inkml:channel name="F" type="integer" max="32767" units="dev"/>
+          <inkml:channel name="OA" type="integer" max="360" units="deg"/>
+          <inkml:channel name="OE" type="integer" max="90" units="deg"/>
+        </inkml:traceFormat>
+        <inkml:channelProperties>
+          <inkml:channelProperty channel="X" name="resolution" value="1000" units="1/cm"/>
+          <inkml:channelProperty channel="Y" name="resolution" value="1000" units="1/cm"/>
+          <inkml:channelProperty channel="F" name="resolution" value="0" units="1/dev"/>
+          <inkml:channelProperty channel="OA" name="resolution" value="1000" units="1/deg"/>
+          <inkml:channelProperty channel="OE" name="resolution" value="1000" units="1/deg"/>
+        </inkml:channelProperties>
+      </inkml:inkSource>
+      <inkml:timestamp xml:id="ts0" timeString="2025-06-10T16:08:50.568"/>
+    </inkml:context>
+    <inkml:brush xml:id="br0">
+      <inkml:brushProperty name="width" value="0.05" units="cm"/>
+      <inkml:brushProperty name="height" value="0.05" units="cm"/>
+      <inkml:brushProperty name="color" value="#E71224"/>
+    </inkml:brush>
+  </inkml:definitions>
+  <inkml:trace contextRef="#ctx0" brushRef="#br0">1236 239 3217 0 0,'-18'-44'2449'0'0,"11"24"-2251"0"0,-2 1 0 0 0,-14-27 0 0 0,19 39-210 0 0,-1 0 0 0 0,0 1-1 0 0,0 0 1 0 0,-1-1 0 0 0,0 2 0 0 0,0-1-1 0 0,0 1 1 0 0,0 0 0 0 0,-14-8-1 0 0,8 6-57 0 0,-1 1 0 0 0,1 1 1 0 0,-1 0-1 0 0,0 0 0 0 0,0 1 0 0 0,0 1 0 0 0,0 0 0 0 0,-1 1 0 0 0,-22-1 0 0 0,19 4-190 0 0,0 0-1 0 0,0 1 1 0 0,0 1-1 0 0,1 0 1 0 0,-1 1-1 0 0,1 1 1 0 0,-21 9-1 0 0,-37 17-295 0 0,-131 76-1 0 0,173-87 985 0 0,0 2 0 0 0,2 1 0 0 0,1 2 0 0 0,1 0 0 0 0,1 2 0 0 0,-28 37 0 0 0,-16 22-328 0 0,-54 78 18 0 0,113-145-112 0 0,0 0 1 0 0,2 1-1 0 0,1 0 0 0 0,0 0 0 0 0,2 1 1 0 0,0 0-1 0 0,-5 27 0 0 0,4 3 6 0 0,3 0-1 0 0,1 0 0 0 0,3 0 1 0 0,2 1-1 0 0,2-1 1 0 0,13 62-1 0 0,-11-89 37 0 0,1-1 0 0 0,2 1 0 0 0,0-1 0 0 0,1-1 0 0 0,1 0 0 0 0,2 0-1 0 0,0-1 1 0 0,1-1 0 0 0,1 0 0 0 0,1 0 0 0 0,25 25 0 0 0,-31-38 8 0 0,1 0 0 0 0,0-1 0 0 0,0 0 0 0 0,1-1-1 0 0,0 0 1 0 0,0 0 0 0 0,0-1 0 0 0,0 0 0 0 0,1-1 0 0 0,-1-1 0 0 0,1 0 0 0 0,23 1 0 0 0,0-2-27 0 0,-1-1 0 0 0,0-2 0 0 0,43-8 0 0 0,15-10 179 0 0,-1-4 0 0 0,111-46 0 0 0,-162 55-168 0 0,0 1-21 0 0,5-1 26 0 0,-2-3-1 0 0,45-23 0 0 0,-67 26 22 0 0,-1 0 0 0 0,0-2-1 0 0,-2 0 1 0 0,0-1 0 0 0,-1-1 0 0 0,0-1 0 0 0,-2 0-1 0 0,22-37 1 0 0,-28 39-39 0 0,0 1 1 0 0,-1-1-1 0 0,-1-1 0 0 0,-1 0 1 0 0,-1 1-1 0 0,0-2 0 0 0,-2 1 0 0 0,0 0 1 0 0,0-25-1 0 0,-2-13 167 0 0,-14-108-1 0 0,10 143-149 0 0,-1 0-1 0 0,0 1 1 0 0,-2-1-1 0 0,-1 1 1 0 0,-1 0-1 0 0,0 1 1 0 0,-1 0-1 0 0,-23-35 0 0 0,22 41 15 0 0,-1 0 0 0 0,0 0-1 0 0,-1 1 1 0 0,-1 0 0 0 0,0 1-1 0 0,0 1 1 0 0,-1 0 0 0 0,-1 1-1 0 0,0 0 1 0 0,0 1 0 0 0,-25-10-1 0 0,15 9-505 0 0,-1 1-1 0 0,0 2 1 0 0,0 0 0 0 0,-49-5-1 0 0,41 10-389 0 0</inkml:trace>
+</inkml:ink>
 </file>
 
-<file path=customXml/itemProps3.xml><?xml version="1.0" encoding="utf-8"?>
-<ds:datastoreItem xmlns:ds="http://schemas.openxmlformats.org/officeDocument/2006/customXml" ds:itemID="{4B023D59-82BC-4D0F-A651-C98E01C1F15C}">
-  <ds:schemaRefs>
-    <ds:schemaRef ds:uri="http://www.w3.org/2003/InkML"/>
-  </ds:schemaRefs>
-</ds:datastoreItem>
+<file path=customXml/item7.xml><?xml version="1.0" encoding="utf-8"?>
+<p:properties xmlns:p="http://schemas.microsoft.com/office/2006/metadata/properties" xmlns:xsi="http://www.w3.org/2001/XMLSchema-instance" xmlns:pc="http://schemas.microsoft.com/office/infopath/2007/PartnerControls">
+  <documentManagement/>
+</p:properties>
 </file>
 
-<file path=customXml/itemProps4.xml><?xml version="1.0" encoding="utf-8"?>
-<ds:datastoreItem xmlns:ds="http://schemas.openxmlformats.org/officeDocument/2006/customXml" ds:itemID="{CE199482-6225-420D-8982-84EA3B0C446C}">
-  <ds:schemaRefs>
-    <ds:schemaRef ds:uri="http://schemas.microsoft.com/office/2006/metadata/properties"/>
-    <ds:schemaRef ds:uri="http://schemas.microsoft.com/office/infopath/2007/PartnerControls"/>
-  </ds:schemaRefs>
-</ds:datastoreItem>
-</file>
-
-<file path=customXml/itemProps5.xml><?xml version="1.0" encoding="utf-8"?>
+<file path=customXml/itemProps1.xml><?xml version="1.0" encoding="utf-8"?>
 <ds:datastoreItem xmlns:ds="http://schemas.openxmlformats.org/officeDocument/2006/customXml" ds:itemID="{4B023D59-82BC-4D0F-A651-C98E01C1F15C}">
   <ds:schemaRefs>
     <ds:schemaRef ds:uri="http://schemas.microsoft.com/office/2006/metadata/contentType"/>
@@ -25479,6 +24470,38 @@
 </ds:datastoreItem>
 </file>
 
+<file path=customXml/itemProps2.xml><?xml version="1.0" encoding="utf-8"?>
+<ds:datastoreItem xmlns:ds="http://schemas.openxmlformats.org/officeDocument/2006/customXml" ds:itemID="{6A655C0C-F4A3-4931-9F7F-84CBD61DCE8F}">
+  <ds:schemaRefs>
+    <ds:schemaRef ds:uri="http://schemas.microsoft.com/sharepoint/v3/contenttype/forms"/>
+  </ds:schemaRefs>
+</ds:datastoreItem>
+</file>
+
+<file path=customXml/itemProps3.xml><?xml version="1.0" encoding="utf-8"?>
+<ds:datastoreItem xmlns:ds="http://schemas.openxmlformats.org/officeDocument/2006/customXml" ds:itemID="{4B023D59-82BC-4D0F-A651-C98E01C1F15C}">
+  <ds:schemaRefs>
+    <ds:schemaRef ds:uri="http://www.w3.org/2003/InkML"/>
+  </ds:schemaRefs>
+</ds:datastoreItem>
+</file>
+
+<file path=customXml/itemProps4.xml><?xml version="1.0" encoding="utf-8"?>
+<ds:datastoreItem xmlns:ds="http://schemas.openxmlformats.org/officeDocument/2006/customXml" ds:itemID="{01D51A4F-7BE7-46DF-A7D0-BDB91C1C49A3}">
+  <ds:schemaRefs>
+    <ds:schemaRef ds:uri="http://schemas.openxmlformats.org/officeDocument/2006/bibliography"/>
+  </ds:schemaRefs>
+</ds:datastoreItem>
+</file>
+
+<file path=customXml/itemProps5.xml><?xml version="1.0" encoding="utf-8"?>
+<ds:datastoreItem xmlns:ds="http://schemas.openxmlformats.org/officeDocument/2006/customXml" ds:itemID="{01D51A4F-7BE7-46DF-A7D0-BDB91C1C49A3}">
+  <ds:schemaRefs>
+    <ds:schemaRef ds:uri="http://www.w3.org/2003/InkML"/>
+  </ds:schemaRefs>
+</ds:datastoreItem>
+</file>
+
 <file path=customXml/itemProps6.xml><?xml version="1.0" encoding="utf-8"?>
 <ds:datastoreItem xmlns:ds="http://schemas.openxmlformats.org/officeDocument/2006/customXml" ds:itemID="{4B023D59-82BC-4D0F-A651-C98E01C1F15C}">
   <ds:schemaRefs>
@@ -25488,9 +24511,10 @@
 </file>
 
 <file path=customXml/itemProps7.xml><?xml version="1.0" encoding="utf-8"?>
-<ds:datastoreItem xmlns:ds="http://schemas.openxmlformats.org/officeDocument/2006/customXml" ds:itemID="{01D51A4F-7BE7-46DF-A7D0-BDB91C1C49A3}">
+<ds:datastoreItem xmlns:ds="http://schemas.openxmlformats.org/officeDocument/2006/customXml" ds:itemID="{CE199482-6225-420D-8982-84EA3B0C446C}">
   <ds:schemaRefs>
-    <ds:schemaRef ds:uri="http://schemas.openxmlformats.org/officeDocument/2006/bibliography"/>
+    <ds:schemaRef ds:uri="http://schemas.microsoft.com/office/2006/metadata/properties"/>
+    <ds:schemaRef ds:uri="http://schemas.microsoft.com/office/infopath/2007/PartnerControls"/>
   </ds:schemaRefs>
 </ds:datastoreItem>
 </file>
--- a/D_Documentation/Doku-Alex.docx
+++ b/D_Documentation/Doku-Alex.docx
@@ -571,7 +571,21 @@
         <w:rPr>
           <w:color w:val="000000"/>
         </w:rPr>
-        <w:t>Ansprechperson: Gogl Matthias</w:t>
+        <w:t xml:space="preserve">Ansprechperson: </w:t>
+      </w:r>
+      <w:proofErr w:type="spellStart"/>
+      <w:r>
+        <w:rPr>
+          <w:color w:val="000000"/>
+        </w:rPr>
+        <w:t>Gogl</w:t>
+      </w:r>
+      <w:proofErr w:type="spellEnd"/>
+      <w:r>
+        <w:rPr>
+          <w:color w:val="000000"/>
+        </w:rPr>
+        <w:t xml:space="preserve"> Matthias</w:t>
       </w:r>
     </w:p>
     <w:p>
@@ -761,7 +775,15 @@
         <w:pStyle w:val="Text"/>
       </w:pPr>
       <w:r>
-        <w:t>Die effiziente Erfassung von Artikelstammdaten wie Maßen, Gewicht und visuellen Merkmalen stellt im neuen Lager der Leitner AG in Sterzing eine logistische Herausforderung dar. Derzeitige manuelle Prozesse sind zeitintensiv, während kommerzielle Datenerfassungssysteme (z. B. Cubiscan) für die reine Lagerplatzvergabe oft zu kostenintensiv und überdimensioniert sind.</w:t>
+        <w:t xml:space="preserve">Die effiziente Erfassung von Artikelstammdaten wie Maßen, Gewicht und visuellen Merkmalen stellt im neuen Lager der Leitner AG in Sterzing eine logistische Herausforderung dar. Derzeitige manuelle Prozesse sind zeitintensiv, während kommerzielle Datenerfassungssysteme (z. B. </w:t>
+      </w:r>
+      <w:proofErr w:type="spellStart"/>
+      <w:r>
+        <w:t>Cubiscan</w:t>
+      </w:r>
+      <w:proofErr w:type="spellEnd"/>
+      <w:r>
+        <w:t>) für die reine Lagerplatzvergabe oft zu kostenintensiv und überdimensioniert sind.</w:t>
       </w:r>
     </w:p>
     <w:p>
@@ -5039,8 +5061,8 @@
       <w:bookmarkStart w:id="11" w:name="_Ref211230113"/>
       <w:bookmarkStart w:id="12" w:name="_Ref211230122"/>
       <w:bookmarkStart w:id="13" w:name="_Ref211230230"/>
-      <w:bookmarkStart w:id="14" w:name="_Ref200464507"/>
-      <w:bookmarkStart w:id="15" w:name="_Toc224493316"/>
+      <w:bookmarkStart w:id="14" w:name="_Toc224493316"/>
+      <w:bookmarkStart w:id="15" w:name="_Ref200464507"/>
       <w:r>
         <w:lastRenderedPageBreak/>
         <w:t>Einleitung</w:t>
@@ -5056,11 +5078,11 @@
       <w:bookmarkEnd w:id="11"/>
       <w:bookmarkEnd w:id="12"/>
       <w:bookmarkEnd w:id="13"/>
+      <w:bookmarkEnd w:id="14"/>
+      <w:r>
+        <w:t xml:space="preserve"> </w:t>
+      </w:r>
       <w:bookmarkEnd w:id="15"/>
-      <w:r>
-        <w:t xml:space="preserve"> </w:t>
-      </w:r>
-      <w:bookmarkEnd w:id="14"/>
     </w:p>
     <w:p>
       <w:pPr>
@@ -5095,7 +5117,21 @@
         <w:rPr>
           <w:lang w:eastAsia="en-AT"/>
         </w:rPr>
-        <w:t>Marktübliche Automatisierungslösungen, wie beispielsweise Systeme der Firma Cubiscan, bieten zwar eine hohe technologische Reife, stehen jedoch in keinem wirtschaftlichen Verhältnis zum spezifischen Anforderungszweck der reinen Lagerplatzvergabe. Es besteht daher der Bedarf an einer maßgeschneiderten Lösung, die Mobilität, Kosteneffizienz und eine nahtlose Integration in die bestehende IT-Infrastruktur vereint.</w:t>
+        <w:t xml:space="preserve">Marktübliche Automatisierungslösungen, wie beispielsweise Systeme der Firma </w:t>
+      </w:r>
+      <w:proofErr w:type="spellStart"/>
+      <w:r>
+        <w:rPr>
+          <w:lang w:eastAsia="en-AT"/>
+        </w:rPr>
+        <w:t>Cubiscan</w:t>
+      </w:r>
+      <w:proofErr w:type="spellEnd"/>
+      <w:r>
+        <w:rPr>
+          <w:lang w:eastAsia="en-AT"/>
+        </w:rPr>
+        <w:t>, bieten zwar eine hohe technologische Reife, stehen jedoch in keinem wirtschaftlichen Verhältnis zum spezifischen Anforderungszweck der reinen Lagerplatzvergabe. Es besteht daher der Bedarf an einer maßgeschneiderten Lösung, die Mobilität, Kosteneffizienz und eine nahtlose Integration in die bestehende IT-Infrastruktur vereint.</w:t>
       </w:r>
     </w:p>
     <w:p>
@@ -5378,17 +5414,17 @@
       <w:pPr>
         <w:pStyle w:val="Heading1"/>
       </w:pPr>
-      <w:bookmarkStart w:id="33" w:name="_Ref200464718"/>
-      <w:bookmarkStart w:id="34" w:name="_Toc224493319"/>
+      <w:bookmarkStart w:id="33" w:name="_Toc224493319"/>
+      <w:bookmarkStart w:id="34" w:name="_Ref200464718"/>
       <w:r>
         <w:lastRenderedPageBreak/>
         <w:t>Dokumentation Schiechtl Alexander</w:t>
       </w:r>
+      <w:bookmarkEnd w:id="33"/>
+      <w:r>
+        <w:t xml:space="preserve"> </w:t>
+      </w:r>
       <w:bookmarkEnd w:id="34"/>
-      <w:r>
-        <w:t xml:space="preserve"> </w:t>
-      </w:r>
-      <w:bookmarkEnd w:id="33"/>
     </w:p>
     <w:p>
       <w:pPr>
@@ -5806,7 +5842,15 @@
         <w:pStyle w:val="Text"/>
       </w:pPr>
       <w:r>
-        <w:t xml:space="preserve">Der Raspberry Pi ist ein Einplatinencomputer der von der britischen Raspberry Pi Foundation entwickelt wurde. Das System vereint alle wesentlichen Komponenten eines Computers auf einer einzigen Platine, die etwa die Größe einer Kreditkarte besitzt. Es existieren mittlerweile mehrere </w:t>
+        <w:t xml:space="preserve">Der Raspberry Pi ist ein Einplatinencomputer der von der britischen Raspberry Pi </w:t>
+      </w:r>
+      <w:proofErr w:type="spellStart"/>
+      <w:r>
+        <w:t>Foundation</w:t>
+      </w:r>
+      <w:proofErr w:type="spellEnd"/>
+      <w:r>
+        <w:t xml:space="preserve"> entwickelt wurde. Das System vereint alle wesentlichen Komponenten eines Computers auf einer einzigen Platine, die etwa die Größe einer Kreditkarte besitzt. Es existieren mittlerweile mehrere </w:t>
       </w:r>
       <w:r>
         <w:t>Generationen,</w:t>
@@ -6559,7 +6603,15 @@
         <w:fldChar w:fldCharType="end"/>
       </w:r>
       <w:r>
-        <w:t>: ToF Kamera</w:t>
+        <w:t xml:space="preserve">: </w:t>
+      </w:r>
+      <w:proofErr w:type="spellStart"/>
+      <w:r>
+        <w:t>ToF</w:t>
+      </w:r>
+      <w:proofErr w:type="spellEnd"/>
+      <w:r>
+        <w:t xml:space="preserve"> Kamera</w:t>
       </w:r>
     </w:p>
     <w:p>
@@ -6601,7 +6653,35 @@
         <w:rPr>
           <w:u w:val="single"/>
         </w:rPr>
-        <w:t>Time-of-Flight (ToF):</w:t>
+        <w:t>Time-</w:t>
+      </w:r>
+      <w:proofErr w:type="spellStart"/>
+      <w:r>
+        <w:rPr>
+          <w:u w:val="single"/>
+        </w:rPr>
+        <w:t>of</w:t>
+      </w:r>
+      <w:proofErr w:type="spellEnd"/>
+      <w:r>
+        <w:rPr>
+          <w:u w:val="single"/>
+        </w:rPr>
+        <w:t>-Flight (</w:t>
+      </w:r>
+      <w:proofErr w:type="spellStart"/>
+      <w:r>
+        <w:rPr>
+          <w:u w:val="single"/>
+        </w:rPr>
+        <w:t>ToF</w:t>
+      </w:r>
+      <w:proofErr w:type="spellEnd"/>
+      <w:r>
+        <w:rPr>
+          <w:u w:val="single"/>
+        </w:rPr>
+        <w:t>):</w:t>
       </w:r>
       <w:r>
         <w:t xml:space="preserve"> Hierbei wird die Laufzeit eines ausgesandten Lichtpakets zum Objekt und zurück gemessen. Dieses Verfahren eignet sich besonders für größere Distanzen.</w:t>
@@ -7353,14 +7433,27 @@
         <w:pStyle w:val="Text"/>
       </w:pPr>
       <w:r>
-        <w:t>Bei der Hardware-Summierung wird ein sogenannter Summierkörper verwendet</w:t>
-      </w:r>
-      <w:r>
-        <w:t>. Die Aufgabe dieses Summierkörper</w:t>
+        <w:t xml:space="preserve">Bei der Hardware-Summierung wird ein sogenannter </w:t>
+      </w:r>
+      <w:proofErr w:type="spellStart"/>
+      <w:r>
+        <w:t>Summierkörper</w:t>
+      </w:r>
+      <w:proofErr w:type="spellEnd"/>
+      <w:r>
+        <w:t xml:space="preserve"> verwendet</w:t>
+      </w:r>
+      <w:r>
+        <w:t xml:space="preserve">. Die Aufgabe dieses </w:t>
+      </w:r>
+      <w:proofErr w:type="spellStart"/>
+      <w:r>
+        <w:t>Summierkörper</w:t>
       </w:r>
       <w:r>
         <w:t>s</w:t>
       </w:r>
+      <w:proofErr w:type="spellEnd"/>
       <w:r>
         <w:t xml:space="preserve"> ist es die einzelnen elektrischen Signale elektronisch </w:t>
       </w:r>
@@ -7469,15 +7562,28 @@
         <w:fldChar w:fldCharType="end"/>
       </w:r>
       <w:r>
-        <w:t>: Summierkörper</w:t>
-      </w:r>
-    </w:p>
-    <w:p>
-      <w:pPr>
-        <w:pStyle w:val="Text"/>
-      </w:pPr>
-      <w:r>
-        <w:t>Der große Vorteil von Summierkörpern gegenüber der Software-Summierung ist, dass diese direkt Filter eingebaut haben, welche une</w:t>
+        <w:t xml:space="preserve">: </w:t>
+      </w:r>
+      <w:proofErr w:type="spellStart"/>
+      <w:r>
+        <w:t>Summierkörper</w:t>
+      </w:r>
+      <w:proofErr w:type="spellEnd"/>
+    </w:p>
+    <w:p>
+      <w:pPr>
+        <w:pStyle w:val="Text"/>
+      </w:pPr>
+      <w:r>
+        <w:t xml:space="preserve">Der große Vorteil von </w:t>
+      </w:r>
+      <w:proofErr w:type="spellStart"/>
+      <w:r>
+        <w:t>Summierkörpern</w:t>
+      </w:r>
+      <w:proofErr w:type="spellEnd"/>
+      <w:r>
+        <w:t xml:space="preserve"> gegenüber der Software-Summierung ist, dass diese direkt Filter eingebaut haben, welche une</w:t>
       </w:r>
       <w:r>
         <w:t>r</w:t>
@@ -7686,7 +7792,23 @@
         <w:pStyle w:val="Text"/>
       </w:pPr>
       <w:r>
-        <w:t>Die WS2812 ist eine RGB-LED mit einem integrierten Controller-IC, die sich besonders für kaskadierbare Beleuchtungsanwendungen eignet. Die Datenübertragung erfolgt über ein asynchrones Eindraht-Bussystem, bei dem die Datenbits nicht durch einen separaten Takt, sondern durch strikt definierte Impulslängen kodiert werden. Jede LED empfängt einen 24-Bit-Farbwert, speichert diesen und reicht alle nachfolgenden Datenströme an ihrem Data-Out-Pin zur nächsten LED in der Kette weiter</w:t>
+        <w:t xml:space="preserve">Die WS2812 ist eine RGB-LED mit einem integrierten Controller-IC, die sich besonders für </w:t>
+      </w:r>
+      <w:proofErr w:type="spellStart"/>
+      <w:r>
+        <w:t>kaskadierbare</w:t>
+      </w:r>
+      <w:proofErr w:type="spellEnd"/>
+      <w:r>
+        <w:t xml:space="preserve"> Beleuchtungsanwendungen eignet. Die Datenübertragung erfolgt über ein asynchrones </w:t>
+      </w:r>
+      <w:proofErr w:type="spellStart"/>
+      <w:r>
+        <w:t>Eindraht</w:t>
+      </w:r>
+      <w:proofErr w:type="spellEnd"/>
+      <w:r>
+        <w:t>-Bussystem, bei dem die Datenbits nicht durch einen separaten Takt, sondern durch strikt definierte Impulslängen kodiert werden. Jede LED empfängt einen 24-Bit-Farbwert, speichert diesen und reicht alle nachfolgenden Datenströme an ihrem Data-Out-Pin zur nächsten LED in der Kette weiter</w:t>
       </w:r>
     </w:p>
     <w:p>
@@ -8172,7 +8294,23 @@
         <w:t xml:space="preserve"> </w:t>
       </w:r>
       <w:r>
-        <w:t xml:space="preserve">Zusätzlich wird empfohlen für die Datenleitung eine Twisted-Pair Leitung, also ein verdrilltes Adernpaar zu verwenden. Wenn bei einem verdrillten Adernpaar Störeinflüsse von außen </w:t>
+        <w:t xml:space="preserve">Zusätzlich wird empfohlen für die Datenleitung eine Twisted-Pair Leitung, also ein verdrilltes </w:t>
+      </w:r>
+      <w:proofErr w:type="spellStart"/>
+      <w:r>
+        <w:t>Adernpaar</w:t>
+      </w:r>
+      <w:proofErr w:type="spellEnd"/>
+      <w:r>
+        <w:t xml:space="preserve"> zu verwenden. Wenn bei einem verdrillten </w:t>
+      </w:r>
+      <w:proofErr w:type="spellStart"/>
+      <w:r>
+        <w:t>Adernpaar</w:t>
+      </w:r>
+      <w:proofErr w:type="spellEnd"/>
+      <w:r>
+        <w:t xml:space="preserve"> Störeinflüsse von außen </w:t>
       </w:r>
       <w:r>
         <w:t>kommen, wirkt</w:t>
@@ -8190,7 +8328,15 @@
         <w:t>d</w:t>
       </w:r>
       <w:r>
-        <w:t>ifferenzielles Adernpaar handelt, haben die Störeinflüsse quasi gar keinen Einfluss mehr auf das Ergebnis, da sich die Störungen durch die Bildung der Differenz der beiden Signaldrähte</w:t>
+        <w:t xml:space="preserve">ifferenzielles </w:t>
+      </w:r>
+      <w:proofErr w:type="spellStart"/>
+      <w:r>
+        <w:t>Adernpaar</w:t>
+      </w:r>
+      <w:proofErr w:type="spellEnd"/>
+      <w:r>
+        <w:t xml:space="preserve"> handelt, haben die Störeinflüsse quasi gar keinen Einfluss mehr auf das Ergebnis, da sich die Störungen durch die Bildung der Differenz der beiden Signaldrähte</w:t>
       </w:r>
       <w:r>
         <w:t xml:space="preserve"> auslöschen</w:t>
@@ -8376,7 +8522,15 @@
         <w:t>verbaut,</w:t>
       </w:r>
       <w:r>
-        <w:t xml:space="preserve"> sondern als fertige IC’s mit perfekt abgestimmten Bauteilen und Leitungen. </w:t>
+        <w:t xml:space="preserve"> sondern als fertige </w:t>
+      </w:r>
+      <w:proofErr w:type="spellStart"/>
+      <w:r>
+        <w:t>IC’s</w:t>
+      </w:r>
+      <w:proofErr w:type="spellEnd"/>
+      <w:r>
+        <w:t xml:space="preserve"> mit perfekt abgestimmten Bauteilen und Leitungen. </w:t>
       </w:r>
     </w:p>
     <w:p>
@@ -8442,7 +8596,15 @@
         <w:t xml:space="preserve"> </w:t>
       </w:r>
       <w:r>
-        <w:t>erfolgt die Signalübertragung differentiell über ein verdrilltes Adernpaar (D+ und D-), ergänzt durch zwei Adern für die Spannungsversorgung</w:t>
+        <w:t xml:space="preserve">erfolgt die Signalübertragung differentiell über ein verdrilltes </w:t>
+      </w:r>
+      <w:proofErr w:type="spellStart"/>
+      <w:r>
+        <w:t>Adernpaar</w:t>
+      </w:r>
+      <w:proofErr w:type="spellEnd"/>
+      <w:r>
+        <w:t xml:space="preserve"> (D+ und D-), ergänzt durch zwei Adern für die Spannungsversorgung</w:t>
       </w:r>
       <w:r>
         <w:t xml:space="preserve">. </w:t>
@@ -9186,7 +9348,15 @@
         <w:pStyle w:val="Text"/>
       </w:pPr>
       <w:r>
-        <w:t>Das Camera Serial Interface (CSI) ist eine Spezifikation</w:t>
+        <w:t xml:space="preserve">Das </w:t>
+      </w:r>
+      <w:proofErr w:type="spellStart"/>
+      <w:r>
+        <w:t>Camera</w:t>
+      </w:r>
+      <w:proofErr w:type="spellEnd"/>
+      <w:r>
+        <w:t xml:space="preserve"> Serial Interface (CSI) ist eine Spezifikation</w:t>
       </w:r>
       <w:r>
         <w:t xml:space="preserve">, </w:t>
@@ -9450,7 +9620,15 @@
         <w:t xml:space="preserve">. </w:t>
       </w:r>
       <w:r>
-        <w:t xml:space="preserve">Mit Hilfe dieser Programme werden die dreidimensionalen geometrischen Modelle der Bauteile erstellt. Im Gegensatz zu herkömmlichen Grafikprogrammen arbeiten CAD-Systeme parametrisch und vektorbasiert. Dies gewährleistet eine exakte Maßhaltigkeit und die für technische Anwendungen erforderliche geometrische Präzision. Wurde ein Volumenkörper erstellt, ist der Prozess jedoch noch nicht fertig, da die erstellte .ipt Datei von 3D Druckern nicht gelesen werden kann. Hier kommen STL-Dateien ins Spiel. </w:t>
+        <w:t>Mit Hilfe dieser Programme werden die dreidimensionalen geometrischen Modelle der Bauteile erstellt. Im Gegensatz zu herkömmlichen Grafikprogrammen arbeiten CAD-Systeme parametrisch und vektorbasiert. Dies gewährleistet eine exakte Maßhaltigkeit und die für technische Anwendungen erforderliche geometrische Präzision. Wurde ein Volumenkörper erstellt, ist der Prozess jedoch noch nicht fertig, da die erstellte .</w:t>
+      </w:r>
+      <w:proofErr w:type="spellStart"/>
+      <w:r>
+        <w:t>ipt</w:t>
+      </w:r>
+      <w:proofErr w:type="spellEnd"/>
+      <w:r>
+        <w:t xml:space="preserve"> Datei von 3D Druckern nicht gelesen werden kann. Hier kommen STL-Dateien ins Spiel. </w:t>
       </w:r>
     </w:p>
     <w:p>
@@ -9538,7 +9716,15 @@
         <w:pStyle w:val="Text"/>
       </w:pPr>
       <w:r>
-        <w:t>Die generierte STL-Datei wird mithilfe einer Slicing-Software in Schichten unterteilt, welche anschließend als Grundlage für den Schichtaufbau des Druckers dienen.</w:t>
+        <w:t xml:space="preserve">Die generierte STL-Datei wird mithilfe einer </w:t>
+      </w:r>
+      <w:proofErr w:type="spellStart"/>
+      <w:r>
+        <w:t>Slicing</w:t>
+      </w:r>
+      <w:proofErr w:type="spellEnd"/>
+      <w:r>
+        <w:t>-Software in Schichten unterteilt, welche anschließend als Grundlage für den Schichtaufbau des Druckers dienen.</w:t>
       </w:r>
     </w:p>
     <w:p>
@@ -9723,7 +9909,15 @@
         <w:pStyle w:val="Text"/>
       </w:pPr>
       <w:r>
-        <w:t xml:space="preserve">Das Project Initiation Document beschreibt den Projektumfang realitätsnah und detailliert. Es definiert die Mittel zur Zielerreichung sowie zulässige </w:t>
+        <w:t xml:space="preserve">Das Project Initiation </w:t>
+      </w:r>
+      <w:proofErr w:type="spellStart"/>
+      <w:r>
+        <w:t>Document</w:t>
+      </w:r>
+      <w:proofErr w:type="spellEnd"/>
+      <w:r>
+        <w:t xml:space="preserve"> beschreibt den Projektumfang realitätsnah und detailliert. Es definiert die Mittel zur Zielerreichung sowie zulässige </w:t>
       </w:r>
       <w:r>
         <w:t>Toleranzen</w:t>
@@ -9978,7 +10172,15 @@
         <w:pStyle w:val="Text"/>
       </w:pPr>
       <w:r>
-        <w:t>Da Ultraschallsensoren meist nur punktuelle Messungen ermöglichen, wurden diese für die geforderte Anwendung ausgeschlossen. In die engere Auswahl fielen daher optische Tiefenkameras und Stereo-Vision-Systeme. Während viele Startups in diesem Bereich einen starken Fokus auf KI setzen, dominieren industrielle Lösungen den Markt, welche jedoch mit Kosten im vierstelligen Bereich das Budget überschreiten. Alternativen von Sony basieren primär auf der ToF-Technik, weisen jedoch eine eingeschränkte Verfügbarkeit auf.</w:t>
+        <w:t xml:space="preserve">Da Ultraschallsensoren meist nur punktuelle Messungen ermöglichen, wurden diese für die geforderte Anwendung ausgeschlossen. In die engere Auswahl fielen daher optische Tiefenkameras und Stereo-Vision-Systeme. Während viele Startups in diesem Bereich einen starken Fokus auf KI setzen, dominieren industrielle Lösungen den Markt, welche jedoch mit Kosten im vierstelligen Bereich das Budget überschreiten. Alternativen von Sony basieren primär auf der </w:t>
+      </w:r>
+      <w:proofErr w:type="spellStart"/>
+      <w:r>
+        <w:t>ToF</w:t>
+      </w:r>
+      <w:proofErr w:type="spellEnd"/>
+      <w:r>
+        <w:t>-Technik, weisen jedoch eine eingeschränkte Verfügbarkeit auf.</w:t>
       </w:r>
     </w:p>
     <w:p>
@@ -10005,7 +10207,15 @@
         <w:t>Oak D-S2-AF</w:t>
       </w:r>
       <w:r>
-        <w:t xml:space="preserve"> der Firma Luxonis. Diese Kamera erfüllt alle Anforderungen: Sie integriert mittig eine RGB-Kamera und ermöglicht durch ihren Autofokus eine sehr geringe minimale Reichweite von ca. 20 cm (bei einer Auflösung von 400 Pixeln). Mit einem Preis von ca. 250 € liegt sie zudem im vorgegebenen Kostenrahmen. Ein weiterer Vorteil ist die umfassende Dokumentation der Python-Library durch den Hersteller.</w:t>
+        <w:t xml:space="preserve"> der Firma </w:t>
+      </w:r>
+      <w:proofErr w:type="spellStart"/>
+      <w:r>
+        <w:t>Luxonis</w:t>
+      </w:r>
+      <w:proofErr w:type="spellEnd"/>
+      <w:r>
+        <w:t>. Diese Kamera erfüllt alle Anforderungen: Sie integriert mittig eine RGB-Kamera und ermöglicht durch ihren Autofokus eine sehr geringe minimale Reichweite von ca. 20 cm (bei einer Auflösung von 400 Pixeln). Mit einem Preis von ca. 250 € liegt sie zudem im vorgegebenen Kostenrahmen. Ein weiterer Vorteil ist die umfassende Dokumentation der Python-Library durch den Hersteller.</w:t>
       </w:r>
     </w:p>
     <w:p>
@@ -10151,20 +10361,44 @@
         <w:pStyle w:val="Text"/>
       </w:pPr>
       <w:r>
-        <w:t>Für die Ansteuerung über den Raspberry Pi 5 stehen primär zwei Schnittstellentypen zur Verfügung: USB und CSI. Aufgrund ihrer nativen Unterstützung und der hohen Datenübertragungsrate wären die Raspberry Pi Camera Modules prinzipiell ideal für dieses Einsatzgebiet. Die wesentliche Einschränkung des Raspberry Pi 5 besteht jedoch darin, dass lediglich zwei CSI-Anschlüsse zur Verfügung stehen.</w:t>
-      </w:r>
-    </w:p>
-    <w:p>
-      <w:pPr>
-        <w:pStyle w:val="Text"/>
-      </w:pPr>
-    </w:p>
-    <w:p>
-      <w:pPr>
-        <w:pStyle w:val="Text"/>
-      </w:pPr>
-      <w:r>
-        <w:t>Zur Überwindung dieser Limitierung wurden verschiedene Lösungsansätze geprüft. Der Hersteller Arducam bietet für diesen Anwendungsfall spezialisierte Adapter-Platinen an. Während die kostengünstigste Variante direkt über den Hersteller für etwa 50 $ beziehbar ist, lagen die Angebote bei gängigen Elektronikdistributoren wie Digi-Key zum Zeitpunkt der Auswahl im Bereich von 90 €. Aufgrund dieser Preisgestaltung erwies sich diese Option aus wirtschaftlicher Sicht als unvorteilhaft.</w:t>
+        <w:t xml:space="preserve">Für die Ansteuerung über den Raspberry Pi 5 stehen primär zwei Schnittstellentypen zur Verfügung: USB und CSI. Aufgrund ihrer nativen Unterstützung und der hohen Datenübertragungsrate wären die Raspberry Pi </w:t>
+      </w:r>
+      <w:proofErr w:type="spellStart"/>
+      <w:r>
+        <w:t>Camera</w:t>
+      </w:r>
+      <w:proofErr w:type="spellEnd"/>
+      <w:r>
+        <w:t xml:space="preserve"> Modules prinzipiell ideal für dieses Einsatzgebiet. Die wesentliche Einschränkung des Raspberry Pi 5 besteht jedoch darin, dass lediglich zwei CSI-Anschlüsse zur Verfügung stehen.</w:t>
+      </w:r>
+    </w:p>
+    <w:p>
+      <w:pPr>
+        <w:pStyle w:val="Text"/>
+      </w:pPr>
+    </w:p>
+    <w:p>
+      <w:pPr>
+        <w:pStyle w:val="Text"/>
+      </w:pPr>
+      <w:r>
+        <w:t xml:space="preserve">Zur Überwindung dieser Limitierung wurden verschiedene Lösungsansätze geprüft. Der Hersteller </w:t>
+      </w:r>
+      <w:proofErr w:type="spellStart"/>
+      <w:r>
+        <w:t>Arducam</w:t>
+      </w:r>
+      <w:proofErr w:type="spellEnd"/>
+      <w:r>
+        <w:t xml:space="preserve"> bietet für diesen Anwendungsfall spezialisierte Adapter-Platinen an. Während die kostengünstigste Variante direkt über den Hersteller für etwa 50 $ beziehbar ist, lagen die Angebote bei gängigen Elektronikdistributoren wie </w:t>
+      </w:r>
+      <w:proofErr w:type="spellStart"/>
+      <w:r>
+        <w:t>Digi</w:t>
+      </w:r>
+      <w:proofErr w:type="spellEnd"/>
+      <w:r>
+        <w:t>-Key zum Zeitpunkt der Auswahl im Bereich von 90 €. Aufgrund dieser Preisgestaltung erwies sich diese Option aus wirtschaftlicher Sicht als unvorteilhaft.</w:t>
       </w:r>
     </w:p>
     <w:p>
@@ -10238,7 +10472,15 @@
         <w:t>FIT0892</w:t>
       </w:r>
       <w:r>
-        <w:t xml:space="preserve"> des Herstellers DFRobot. Diese Kamera verfügt über eine Auflösung von 720p und ein Weitwinkelobjektiv mit einer Brennweite von 140°. Mit einem Anschaffungspreis von etwa 20 € über den Distributor Mouser erfüllt dieses Modul sämtliche technischen und wirtschaftlichen Anforderungen des Projekts.</w:t>
+        <w:t xml:space="preserve"> des Herstellers </w:t>
+      </w:r>
+      <w:proofErr w:type="spellStart"/>
+      <w:r>
+        <w:t>DFRobot</w:t>
+      </w:r>
+      <w:proofErr w:type="spellEnd"/>
+      <w:r>
+        <w:t>. Diese Kamera verfügt über eine Auflösung von 720p und ein Weitwinkelobjektiv mit einer Brennweite von 140°. Mit einem Anschaffungspreis von etwa 20 € über den Distributor Mouser erfüllt dieses Modul sämtliche technischen und wirtschaftlichen Anforderungen des Projekts.</w:t>
       </w:r>
     </w:p>
     <w:p>
@@ -10386,7 +10628,15 @@
         <w:pStyle w:val="Text"/>
       </w:pPr>
       <w:r>
-        <w:t xml:space="preserve">Für die Gewichtserfassung wurden hochwertige Wägezellen des Typs </w:t>
+        <w:t xml:space="preserve">Für die Gewichtserfassung wurden hochwertige </w:t>
+      </w:r>
+      <w:proofErr w:type="spellStart"/>
+      <w:r>
+        <w:t>Wägezellen</w:t>
+      </w:r>
+      <w:proofErr w:type="spellEnd"/>
+      <w:r>
+        <w:t xml:space="preserve"> des Typs </w:t>
       </w:r>
       <w:r>
         <w:rPr>
@@ -10417,7 +10667,15 @@
         <w:pStyle w:val="Text"/>
       </w:pPr>
       <w:r>
-        <w:t>Bei der Signalverarbeitung wurde eine Software-Summierung implementiert. Im Vergleich zu Hardware-Summierkörpern bietet dieses Verfahren wirtschaftliche Vorteile und reduziert den zeitlichen Aufwand bei der Kalibrierung. Für eine präzise Messung wird für jede Zelle individuell ein Kalibrierungsfaktor ermittelt und softwareseitig verrechnet.</w:t>
+        <w:t>Bei der Signalverarbeitung wurde eine Software-Summierung implementiert. Im Vergleich zu Hardware-</w:t>
+      </w:r>
+      <w:proofErr w:type="spellStart"/>
+      <w:r>
+        <w:t>Summierkörpern</w:t>
+      </w:r>
+      <w:proofErr w:type="spellEnd"/>
+      <w:r>
+        <w:t xml:space="preserve"> bietet dieses Verfahren wirtschaftliche Vorteile und reduziert den zeitlichen Aufwand bei der Kalibrierung. Für eine präzise Messung wird für jede Zelle individuell ein Kalibrierungsfaktor ermittelt und softwareseitig verrechnet.</w:t>
       </w:r>
     </w:p>
     <w:p>
@@ -10440,7 +10698,15 @@
         <w:t>Adafruit NAU7802</w:t>
       </w:r>
       <w:r>
-        <w:t xml:space="preserve"> zum Einsatz. Dieses Modul bietet mit einer Auflösung von 24 Bit sowie einer einstellbaren Verstärkung (PGA) ideale Voraussetzungen für die Auswertung von Wägezellen. Da der ADC über das I2C-Protokoll mit einer festen Adresse kommuniziert, pro Zelle jedoch ein eigener Wandler benötigt wird, erfolgt die Anbindung an den Raspberry Pi über einen I2C-Multiplexer. Dies ermöglicht die Verwaltung mehrerer identischer Adressen an einem einzigen Bus-System.</w:t>
+        <w:t xml:space="preserve"> zum Einsatz. Dieses Modul bietet mit einer Auflösung von 24 Bit sowie einer einstellbaren Verstärkung (PGA) ideale Voraussetzungen für die Auswertung von </w:t>
+      </w:r>
+      <w:proofErr w:type="spellStart"/>
+      <w:r>
+        <w:t>Wägezellen</w:t>
+      </w:r>
+      <w:proofErr w:type="spellEnd"/>
+      <w:r>
+        <w:t>. Da der ADC über das I2C-Protokoll mit einer festen Adresse kommuniziert, pro Zelle jedoch ein eigener Wandler benötigt wird, erfolgt die Anbindung an den Raspberry Pi über einen I2C-Multiplexer. Dies ermöglicht die Verwaltung mehrerer identischer Adressen an einem einzigen Bus-System.</w:t>
       </w:r>
     </w:p>
     <w:p>
@@ -12141,9 +12407,11 @@
             <w:tcW w:w="1500" w:type="dxa"/>
           </w:tcPr>
           <w:p>
+            <w:proofErr w:type="spellStart"/>
             <w:r>
               <w:t>Digikey</w:t>
             </w:r>
+            <w:proofErr w:type="spellEnd"/>
           </w:p>
         </w:tc>
         <w:tc>
@@ -12206,9 +12474,11 @@
             <w:tcW w:w="1500" w:type="dxa"/>
           </w:tcPr>
           <w:p>
+            <w:proofErr w:type="spellStart"/>
             <w:r>
               <w:t>Digikey</w:t>
             </w:r>
+            <w:proofErr w:type="spellEnd"/>
           </w:p>
         </w:tc>
         <w:tc>
@@ -12271,9 +12541,11 @@
             <w:tcW w:w="1500" w:type="dxa"/>
           </w:tcPr>
           <w:p>
+            <w:proofErr w:type="spellStart"/>
             <w:r>
               <w:t>Digikey</w:t>
             </w:r>
+            <w:proofErr w:type="spellEnd"/>
           </w:p>
         </w:tc>
         <w:tc>
@@ -12447,8 +12719,13 @@
         <w:fldChar w:fldCharType="end"/>
       </w:r>
       <w:r>
-        <w:t>: D1 Mini - Pinout</w:t>
-      </w:r>
+        <w:t xml:space="preserve">: D1 Mini - </w:t>
+      </w:r>
+      <w:proofErr w:type="spellStart"/>
+      <w:r>
+        <w:t>Pinout</w:t>
+      </w:r>
+      <w:proofErr w:type="spellEnd"/>
     </w:p>
     <w:p>
       <w:pPr>
@@ -12471,7 +12748,23 @@
         <w:pStyle w:val="Text"/>
       </w:pPr>
       <w:r>
-        <w:t xml:space="preserve">Ursprünglich war vorgesehen, die Kommunikation zwischen dem Raspberry Pi 5 und dem D1 Mini über die jeweilige UART-Schnittstelle zu realisieren. Im Zuge der softwareseitigen Implementierung auf dem Raspberry Pi traten jedoch erhebliche Probleme bei der Konfiguration der TxD- und RxD-Leitungen auf, wodurch eine stabile Verbindung nicht zeitgerecht hergestellt werden konnte. Um die Projektsicherheit zu gewährleisten, wurde die Kommunikationsstrategie angepasst: Der ESP8266 wird nun über eine USB-Schnittstelle mit dem Raspberry Pi verbunden, über welche der Datentransfer </w:t>
+        <w:t xml:space="preserve">Ursprünglich war vorgesehen, die Kommunikation zwischen dem Raspberry Pi 5 und dem D1 Mini über die jeweilige UART-Schnittstelle zu realisieren. Im Zuge der softwareseitigen Implementierung auf dem Raspberry Pi traten jedoch erhebliche Probleme bei der Konfiguration der </w:t>
+      </w:r>
+      <w:proofErr w:type="spellStart"/>
+      <w:r>
+        <w:t>TxD</w:t>
+      </w:r>
+      <w:proofErr w:type="spellEnd"/>
+      <w:r>
+        <w:t xml:space="preserve">- und </w:t>
+      </w:r>
+      <w:proofErr w:type="spellStart"/>
+      <w:r>
+        <w:t>RxD</w:t>
+      </w:r>
+      <w:proofErr w:type="spellEnd"/>
+      <w:r>
+        <w:t xml:space="preserve">-Leitungen auf, wodurch eine stabile Verbindung nicht zeitgerecht hergestellt werden konnte. Um die Projektsicherheit zu gewährleisten, wurde die Kommunikationsstrategie angepasst: Der ESP8266 wird nun über eine USB-Schnittstelle mit dem Raspberry Pi verbunden, über welche der Datentransfer </w:t>
       </w:r>
       <w:commentRangeStart w:id="52"/>
       <w:r>
@@ -12541,6 +12834,7 @@
           <w:u w:val="single"/>
         </w:rPr>
       </w:pPr>
+      <w:proofErr w:type="spellStart"/>
       <w:r>
         <w:rPr>
           <w:b/>
@@ -12549,6 +12843,7 @@
         </w:rPr>
         <w:t>Schematik</w:t>
       </w:r>
+      <w:proofErr w:type="spellEnd"/>
     </w:p>
     <w:p>
       <w:pPr>
@@ -12708,7 +13003,15 @@
         <w:pStyle w:val="Text"/>
       </w:pPr>
       <w:r>
-        <w:t>Die zweite Schematik dokumentiert spezifisch alle Verbindungen und Komponenten der zentralen Leiterplatte (PCB). Diese detaillierte Darstellung ist für die Fertigung und Bestückung der Platine sowie für die Fehlersuche auf Bauteilebene essenziell.</w:t>
+        <w:t xml:space="preserve">Die zweite </w:t>
+      </w:r>
+      <w:proofErr w:type="spellStart"/>
+      <w:r>
+        <w:t>Schematik</w:t>
+      </w:r>
+      <w:proofErr w:type="spellEnd"/>
+      <w:r>
+        <w:t xml:space="preserve"> dokumentiert spezifisch alle Verbindungen und Komponenten der zentralen Leiterplatte (PCB). Diese detaillierte Darstellung ist für die Fertigung und Bestückung der Platine sowie für die Fehlersuche auf Bauteilebene essenziell.</w:t>
       </w:r>
       <w:r>
         <w:br w:type="page"/>
@@ -12738,7 +13041,23 @@
         <w:pStyle w:val="Text"/>
       </w:pPr>
       <w:r>
-        <w:t>Für den Gesamtstromlaufplan wurde eine Custom Symbolbibliothek in Altium Designer angelegt. Obwohl Portale wie SnapEDA oder UltraLibrarian eine umfangreiche Auswahl an fertigen Modellen bieten, erwies sich die Suche nach Bauteilen mit exakt passenden Spezifikationen und Pin-Belegungen als zeitintensiv. Um den Entwicklungsprozess zu beschleunigen und die Fehlerquote durch inkompatible Anschlüsse zu minimieren, wurden die benötigten Komponenten eigenständig generiert.</w:t>
+        <w:t xml:space="preserve">Für den Gesamtstromlaufplan wurde eine Custom Symbolbibliothek in Altium Designer angelegt. Obwohl Portale wie </w:t>
+      </w:r>
+      <w:proofErr w:type="spellStart"/>
+      <w:r>
+        <w:t>SnapEDA</w:t>
+      </w:r>
+      <w:proofErr w:type="spellEnd"/>
+      <w:r>
+        <w:t xml:space="preserve"> oder </w:t>
+      </w:r>
+      <w:proofErr w:type="spellStart"/>
+      <w:r>
+        <w:t>UltraLibrarian</w:t>
+      </w:r>
+      <w:proofErr w:type="spellEnd"/>
+      <w:r>
+        <w:t xml:space="preserve"> eine umfangreiche Auswahl an fertigen Modellen bieten, erwies sich die Suche nach Bauteilen mit exakt passenden Spezifikationen und Pin-Belegungen als zeitintensiv. Um den Entwicklungsprozess zu beschleunigen und die Fehlerquote durch inkompatible Anschlüsse zu minimieren, wurden die benötigten Komponenten eigenständig generiert.</w:t>
       </w:r>
     </w:p>
     <w:p>
@@ -12853,7 +13172,31 @@
       </w:pPr>
       <w:r>
         <w:lastRenderedPageBreak/>
-        <w:t xml:space="preserve">Zur Vermeidung von Fehlermeldungen innerhalb der Schaltung wurde bei der Bauteilerstellung konsequent auf die korrekte Zuweisung der Electrical Types geachtet. Altium Designer nutzt diese Definitionen für den Electrical Rule Check, um die Logik der Verbindungen zu validieren. So erkennt das System beispielsweise unzulässige Verknüpfungen, wie das Zusammenschalten zweier Ausgangspins </w:t>
+        <w:t xml:space="preserve">Zur Vermeidung von Fehlermeldungen innerhalb der Schaltung wurde bei der Bauteilerstellung konsequent auf die korrekte Zuweisung der </w:t>
+      </w:r>
+      <w:proofErr w:type="spellStart"/>
+      <w:r>
+        <w:t>Electrical</w:t>
+      </w:r>
+      <w:proofErr w:type="spellEnd"/>
+      <w:r>
+        <w:t xml:space="preserve"> </w:t>
+      </w:r>
+      <w:proofErr w:type="spellStart"/>
+      <w:r>
+        <w:t>Types</w:t>
+      </w:r>
+      <w:proofErr w:type="spellEnd"/>
+      <w:r>
+        <w:t xml:space="preserve"> geachtet. Altium Designer nutzt diese Definitionen für den </w:t>
+      </w:r>
+      <w:proofErr w:type="spellStart"/>
+      <w:r>
+        <w:t>Electrical</w:t>
+      </w:r>
+      <w:proofErr w:type="spellEnd"/>
+      <w:r>
+        <w:t xml:space="preserve"> Rule Check, um die Logik der Verbindungen zu validieren. So erkennt das System beispielsweise unzulässige Verknüpfungen, wie das Zusammenschalten zweier Ausgangspins </w:t>
       </w:r>
     </w:p>
     <w:p>
@@ -12935,8 +13278,21 @@
         <w:fldChar w:fldCharType="end"/>
       </w:r>
       <w:r>
-        <w:t>: Electrical Types</w:t>
-      </w:r>
+        <w:t xml:space="preserve">: </w:t>
+      </w:r>
+      <w:proofErr w:type="spellStart"/>
+      <w:r>
+        <w:t>Electrical</w:t>
+      </w:r>
+      <w:proofErr w:type="spellEnd"/>
+      <w:r>
+        <w:t xml:space="preserve"> </w:t>
+      </w:r>
+      <w:proofErr w:type="spellStart"/>
+      <w:r>
+        <w:t>Types</w:t>
+      </w:r>
+      <w:proofErr w:type="spellEnd"/>
     </w:p>
     <w:p>
       <w:pPr>
@@ -13179,7 +13535,15 @@
         </w:numPr>
       </w:pPr>
       <w:r>
-        <w:t>Für den Lolin D1 Mini, den I2C-Multiplexer sowie die ADCs wurden Buchsenleisten vorgesehen. Dies erlaubt eine modulare Bestückung und einen einfachen Austausch der Komponenten.</w:t>
+        <w:t xml:space="preserve">Für den Lolin D1 Mini, den I2C-Multiplexer sowie die ADCs wurden </w:t>
+      </w:r>
+      <w:proofErr w:type="spellStart"/>
+      <w:r>
+        <w:t>Buchsenleisten</w:t>
+      </w:r>
+      <w:proofErr w:type="spellEnd"/>
+      <w:r>
+        <w:t xml:space="preserve"> vorgesehen. Dies erlaubt eine modulare Bestückung und einen einfachen Austausch der Komponenten.</w:t>
       </w:r>
     </w:p>
     <w:p>
@@ -13766,7 +14130,7 @@
           <w:noProof/>
         </w:rPr>
         <w:drawing>
-          <wp:inline distT="0" distB="0" distL="0" distR="0" wp14:anchorId="06C0E66B" wp14:editId="4EA2A0DC">
+          <wp:inline distT="0" distB="0" distL="0" distR="0" wp14:anchorId="06C0E66B" wp14:editId="31A8E8B7">
             <wp:extent cx="2417021" cy="2080260"/>
             <wp:effectExtent l="0" t="0" r="0" b="0"/>
             <wp:docPr id="1074855751" name="Picture 6"/>
@@ -13863,7 +14227,23 @@
       </w:pPr>
       <w:r>
         <w:lastRenderedPageBreak/>
-        <w:t xml:space="preserve">Die Fertigung der Bauteile erfolgt im SLA-Resin-Druckverfahren. Um Materialverschwendung durch Fehldrucke zu minimieren, wurde vor Beginn der Produktionsphase eine vollständige Neukalibrierung des Druckers durchgeführt. Im Gegensatz zum FDM-Verfahren erfordert der Resindruck eine besonders sorgfältige Positionierung auf der Bauplattform sowie den Einsatz von Stützstrukturen, um ein späteres Ablösen der Modelle ohne Beschädigung zu ermöglichen. Nach Abschluss des Druckvorgangs werden die Bauteile in einer UV-Belichtungskammer nachgehärtet, um ihre finale mechanische Stabilität und Festigkeit zu erreichen. </w:t>
+        <w:t>Die Fertigung der Bauteile erfolgt im SLA-</w:t>
+      </w:r>
+      <w:proofErr w:type="spellStart"/>
+      <w:r>
+        <w:t>Resin</w:t>
+      </w:r>
+      <w:proofErr w:type="spellEnd"/>
+      <w:r>
+        <w:t xml:space="preserve">-Druckverfahren. Um Materialverschwendung durch Fehldrucke zu minimieren, wurde vor Beginn der Produktionsphase eine vollständige Neukalibrierung des Druckers durchgeführt. Im Gegensatz zum FDM-Verfahren erfordert der </w:t>
+      </w:r>
+      <w:proofErr w:type="spellStart"/>
+      <w:r>
+        <w:t>Resindruck</w:t>
+      </w:r>
+      <w:proofErr w:type="spellEnd"/>
+      <w:r>
+        <w:t xml:space="preserve"> eine besonders sorgfältige Positionierung auf der Bauplattform sowie den Einsatz von Stützstrukturen, um ein späteres Ablösen der Modelle ohne Beschädigung zu ermöglichen. Nach Abschluss des Druckvorgangs werden die Bauteile in einer UV-Belichtungskammer nachgehärtet, um ihre finale mechanische Stabilität und Festigkeit zu erreichen. </w:t>
       </w:r>
     </w:p>
     <w:p>
@@ -14720,7 +15100,15 @@
         </w:numPr>
       </w:pPr>
       <w:r>
-        <w:t xml:space="preserve">Unterbau: Im unteren Rahmen wurden präzise Einfräsungen vorgenommen, um die Wiegezellen bündig zu montieren. Diese Konstruktionsweise ermöglicht zudem eine geschützte Führung der Anschlussleitungen innerhalb der Aussparungen. </w:t>
+        <w:t xml:space="preserve">Unterbau: Im unteren Rahmen wurden präzise </w:t>
+      </w:r>
+      <w:proofErr w:type="spellStart"/>
+      <w:r>
+        <w:t>Einfräsungen</w:t>
+      </w:r>
+      <w:proofErr w:type="spellEnd"/>
+      <w:r>
+        <w:t xml:space="preserve"> vorgenommen, um die Wiegezellen bündig zu montieren. Diese Konstruktionsweise ermöglicht zudem eine geschützte Führung der Anschlussleitungen innerhalb der Aussparungen. </w:t>
       </w:r>
     </w:p>
     <w:p>
@@ -14894,7 +15282,15 @@
         <w:keepNext/>
       </w:pPr>
       <w:r>
-        <w:t xml:space="preserve">Um dies zu verhindern, wurden an den Auflagepunkten der Wägezellen Bohrungen </w:t>
+        <w:t xml:space="preserve">Um dies zu verhindern, wurden an den Auflagepunkten der </w:t>
+      </w:r>
+      <w:proofErr w:type="spellStart"/>
+      <w:r>
+        <w:t>Wägezellen</w:t>
+      </w:r>
+      <w:proofErr w:type="spellEnd"/>
+      <w:r>
+        <w:t xml:space="preserve"> Bohrungen </w:t>
       </w:r>
       <w:r>
         <w:t xml:space="preserve">mit genügend Spiel </w:t>
@@ -16093,7 +16489,23 @@
         <w:pStyle w:val="Text"/>
       </w:pPr>
       <w:r>
-        <w:t xml:space="preserve">Genutzt wurde hier der Service Tailscale, welcher eine intuitive und einfache Anwendung ermöglicht. In Tailscale wird anfangs ein Account erstellt. Der Service wird anschließend auf allen </w:t>
+        <w:t xml:space="preserve">Genutzt wurde hier der Service </w:t>
+      </w:r>
+      <w:proofErr w:type="spellStart"/>
+      <w:r>
+        <w:t>Tailscale</w:t>
+      </w:r>
+      <w:proofErr w:type="spellEnd"/>
+      <w:r>
+        <w:t xml:space="preserve">, welcher eine intuitive und einfache Anwendung ermöglicht. In </w:t>
+      </w:r>
+      <w:proofErr w:type="spellStart"/>
+      <w:r>
+        <w:t>Tailscale</w:t>
+      </w:r>
+      <w:proofErr w:type="spellEnd"/>
+      <w:r>
+        <w:t xml:space="preserve"> wird anfangs ein Account erstellt. Der Service wird anschließend auf allen </w:t>
       </w:r>
       <w:r>
         <w:t>Geräten,</w:t>
@@ -16188,10 +16600,7 @@
         <w:t>ersten</w:t>
       </w:r>
       <w:r>
-        <w:t xml:space="preserve"> Phase wurde ein starker Fokus auf die Projektplanung gelegt, was wertvolle Einblicke in die professionelle Strukturierung von Industrieprojekten ermöglichte. Ein zentraler fachlicher Schwerpunkt lag in der Auseinandersetzung mit der Sensorik. Hier wurden zahlreiche Messverfahren zur Erfassung unterschiedlichster physikalischer Größen tiefgreifend erforscht und evaluiert. Die Entdeckung innovativer Hersteller und vielversprechender Start-ups bereicherte diesen Prozess zusätzlich. In der praktischen Implementierung wurden zudem kritische Parameter der Sensortechnik vertieft, wie beispielsweise der Einfluss von Oberflächenbeschaffenheiten auf die Messgenauigkeit oder die Auswirkungen von Leitungsquerschnitten auf die Signalqualität. Zusammenfassend lässt sich das Projekt daher als ein sowohl technischer als auch konzeptioneller Erfolg werten, der ein tiefes Verständnis für das komplexe Zusammenspiel von Elektronik, Mechanik und Planung vermittelt </w:t>
-      </w:r>
-      <w:r>
-        <w:t>hat.</w:t>
+        <w:t xml:space="preserve"> Phase wurde ein starker Fokus auf die Projektplanung gelegt, was wertvolle Einblicke in die professionelle Strukturierung von Industrieprojekten ermöglichte. Ein zentraler fachlicher Schwerpunkt lag in der Auseinandersetzung mit der Sensorik. Hier wurden zahlreiche Messverfahren zur Erfassung unterschiedlichster physikalischer Größen tiefgreifend erforscht und evaluiert. Die Entdeckung innovativer Hersteller und vielversprechender Start-ups bereicherte diesen Prozess zusätzlich. In der praktischen Implementierung wurden zudem kritische Parameter der Sensortechnik vertieft, wie beispielsweise der Einfluss von Oberflächenbeschaffenheiten auf die Messgenauigkeit oder die Auswirkungen von Leitungsquerschnitten auf die Signalqualität. Zusammenfassend lässt sich das Projekt daher als ein sowohl technischer als auch konzeptioneller Erfolg werten, der ein tiefes Verständnis für das komplexe Zusammenspiel von Elektronik, Mechanik und Planung vermittelt hat.</w:t>
       </w:r>
       <w:r>
         <w:t xml:space="preserve"> </w:t>
@@ -16226,7 +16635,15 @@
       <w:bookmarkStart w:id="60" w:name="_Toc224493341"/>
       <w:r>
         <w:lastRenderedPageBreak/>
-        <w:t xml:space="preserve">Dokumentation Schüler:in 2: </w:t>
+        <w:t xml:space="preserve">Dokumentation </w:t>
+      </w:r>
+      <w:proofErr w:type="spellStart"/>
+      <w:r>
+        <w:t>Schüler:in</w:t>
+      </w:r>
+      <w:proofErr w:type="spellEnd"/>
+      <w:r>
+        <w:t xml:space="preserve"> 2: </w:t>
       </w:r>
       <w:r>
         <w:rPr>
@@ -16258,7 +16675,21 @@
         <w:rPr>
           <w:color w:val="0066FF"/>
         </w:rPr>
-        <w:t xml:space="preserve">(FV = Text) Der Aufbau dieses Kapitels ist grudsätzlich gleich wie von Kapitel 2. </w:t>
+        <w:t xml:space="preserve">(FV = Text) Der Aufbau dieses Kapitels ist </w:t>
+      </w:r>
+      <w:proofErr w:type="spellStart"/>
+      <w:r>
+        <w:rPr>
+          <w:color w:val="0066FF"/>
+        </w:rPr>
+        <w:t>grudsätzlich</w:t>
+      </w:r>
+      <w:proofErr w:type="spellEnd"/>
+      <w:r>
+        <w:rPr>
+          <w:color w:val="0066FF"/>
+        </w:rPr>
+        <w:t xml:space="preserve"> gleich wie von Kapitel 2. </w:t>
       </w:r>
     </w:p>
     <w:p>
@@ -16422,6 +16853,2008 @@
       <w:pPr>
         <w:pStyle w:val="Heading2"/>
       </w:pPr>
+      <w:r>
+        <w:t>Ergebnisse und Diskussion</w:t>
+      </w:r>
+    </w:p>
+    <w:p>
+      <w:pPr>
+        <w:pStyle w:val="Text"/>
+      </w:pPr>
+      <w:r>
+        <w:t>Durch eine Verknüpfung von Hardware und Software konnten abschließend Messergebnisse ermittelt und evaluiert werden.</w:t>
+      </w:r>
+    </w:p>
+    <w:p>
+      <w:pPr>
+        <w:pStyle w:val="Heading3"/>
+      </w:pPr>
+      <w:r>
+        <w:t>Messung 1</w:t>
+      </w:r>
+    </w:p>
+    <w:p>
+      <w:pPr>
+        <w:pStyle w:val="Text"/>
+      </w:pPr>
+      <w:r>
+        <w:t>Bei dieser Messung wird ein Objekt verwendet, welches für alle Sensoren leicht erkennbar sein sollte, also nicht zu klein, aber auch nicht zu groß ist.</w:t>
+      </w:r>
+    </w:p>
+    <w:p>
+      <w:pPr>
+        <w:pStyle w:val="Text"/>
+        <w:jc w:val="center"/>
+        <w:rPr>
+          <w:lang w:val="en-AT"/>
+        </w:rPr>
+      </w:pPr>
+    </w:p>
+    <w:p>
+      <w:pPr>
+        <w:pStyle w:val="Text"/>
+        <w:jc w:val="center"/>
+        <w:rPr>
+          <w:lang w:val="en-AT"/>
+        </w:rPr>
+      </w:pPr>
+      <w:r>
+        <w:rPr>
+          <w:lang w:val="en-AT"/>
+        </w:rPr>
+        <w:drawing>
+          <wp:inline distT="0" distB="0" distL="0" distR="0" wp14:anchorId="2FC1D1C2" wp14:editId="427286BE">
+            <wp:extent cx="3985260" cy="2135687"/>
+            <wp:effectExtent l="0" t="0" r="0" b="0"/>
+            <wp:docPr id="108692576" name="Picture 2"/>
+            <wp:cNvGraphicFramePr>
+              <a:graphicFrameLocks xmlns:a="http://schemas.openxmlformats.org/drawingml/2006/main" noChangeAspect="1"/>
+            </wp:cNvGraphicFramePr>
+            <a:graphic xmlns:a="http://schemas.openxmlformats.org/drawingml/2006/main">
+              <a:graphicData uri="http://schemas.openxmlformats.org/drawingml/2006/picture">
+                <pic:pic xmlns:pic="http://schemas.openxmlformats.org/drawingml/2006/picture">
+                  <pic:nvPicPr>
+                    <pic:cNvPr id="0" name="Picture 6"/>
+                    <pic:cNvPicPr>
+                      <a:picLocks noChangeAspect="1" noChangeArrowheads="1"/>
+                    </pic:cNvPicPr>
+                  </pic:nvPicPr>
+                  <pic:blipFill>
+                    <a:blip r:embed="rId123" cstate="print">
+                      <a:extLst>
+                        <a:ext uri="{28A0092B-C50C-407E-A947-70E740481C1C}">
+                          <a14:useLocalDpi xmlns:a14="http://schemas.microsoft.com/office/drawing/2010/main" val="0"/>
+                        </a:ext>
+                      </a:extLst>
+                    </a:blip>
+                    <a:srcRect/>
+                    <a:stretch>
+                      <a:fillRect/>
+                    </a:stretch>
+                  </pic:blipFill>
+                  <pic:spPr bwMode="auto">
+                    <a:xfrm>
+                      <a:off x="0" y="0"/>
+                      <a:ext cx="4040430" cy="2165253"/>
+                    </a:xfrm>
+                    <a:prstGeom prst="rect">
+                      <a:avLst/>
+                    </a:prstGeom>
+                    <a:noFill/>
+                    <a:ln>
+                      <a:noFill/>
+                    </a:ln>
+                  </pic:spPr>
+                </pic:pic>
+              </a:graphicData>
+            </a:graphic>
+          </wp:inline>
+        </w:drawing>
+      </w:r>
+    </w:p>
+    <w:p>
+      <w:pPr>
+        <w:pStyle w:val="Text"/>
+        <w:jc w:val="center"/>
+        <w:rPr>
+          <w:lang w:val="en-AT"/>
+        </w:rPr>
+      </w:pPr>
+    </w:p>
+    <w:p>
+      <w:pPr>
+        <w:pStyle w:val="Text"/>
+        <w:rPr>
+          <w:lang w:val="en-AT"/>
+        </w:rPr>
+      </w:pPr>
+    </w:p>
+    <w:tbl>
+      <w:tblPr>
+        <w:tblW w:w="10214" w:type="dxa"/>
+        <w:tblCellMar>
+          <w:left w:w="0" w:type="dxa"/>
+          <w:right w:w="0" w:type="dxa"/>
+        </w:tblCellMar>
+        <w:tblLook w:val="04A0" w:firstRow="1" w:lastRow="0" w:firstColumn="1" w:lastColumn="0" w:noHBand="0" w:noVBand="1"/>
+      </w:tblPr>
+      <w:tblGrid>
+        <w:gridCol w:w="1821"/>
+        <w:gridCol w:w="1246"/>
+        <w:gridCol w:w="1246"/>
+        <w:gridCol w:w="1160"/>
+        <w:gridCol w:w="1246"/>
+        <w:gridCol w:w="3495"/>
+      </w:tblGrid>
+      <w:tr>
+        <w:trPr>
+          <w:trHeight w:val="323"/>
+        </w:trPr>
+        <w:tc>
+          <w:tcPr>
+            <w:tcW w:w="0" w:type="auto"/>
+            <w:tcBorders>
+              <w:top w:val="single" w:sz="6" w:space="0" w:color="CCCCCC"/>
+              <w:left w:val="single" w:sz="6" w:space="0" w:color="CCCCCC"/>
+              <w:bottom w:val="single" w:sz="6" w:space="0" w:color="CCCCCC"/>
+              <w:right w:val="single" w:sz="6" w:space="0" w:color="CCCCCC"/>
+            </w:tcBorders>
+            <w:tcMar>
+              <w:top w:w="30" w:type="dxa"/>
+              <w:left w:w="45" w:type="dxa"/>
+              <w:bottom w:w="30" w:type="dxa"/>
+              <w:right w:w="45" w:type="dxa"/>
+            </w:tcMar>
+            <w:vAlign w:val="center"/>
+            <w:hideMark/>
+          </w:tcPr>
+          <w:p>
+            <w:pPr>
+              <w:pStyle w:val="Text"/>
+              <w:rPr>
+                <w:lang w:val="en-AT"/>
+              </w:rPr>
+            </w:pPr>
+          </w:p>
+        </w:tc>
+        <w:tc>
+          <w:tcPr>
+            <w:tcW w:w="0" w:type="auto"/>
+            <w:tcBorders>
+              <w:top w:val="single" w:sz="6" w:space="0" w:color="CCCCCC"/>
+              <w:left w:val="single" w:sz="6" w:space="0" w:color="CCCCCC"/>
+              <w:bottom w:val="single" w:sz="6" w:space="0" w:color="CCCCCC"/>
+              <w:right w:val="single" w:sz="6" w:space="0" w:color="CCCCCC"/>
+            </w:tcBorders>
+            <w:tcMar>
+              <w:top w:w="30" w:type="dxa"/>
+              <w:left w:w="45" w:type="dxa"/>
+              <w:bottom w:w="30" w:type="dxa"/>
+              <w:right w:w="45" w:type="dxa"/>
+            </w:tcMar>
+            <w:vAlign w:val="center"/>
+            <w:hideMark/>
+          </w:tcPr>
+          <w:p>
+            <w:pPr>
+              <w:pStyle w:val="Text"/>
+              <w:jc w:val="center"/>
+              <w:rPr>
+                <w:lang w:val="en-AT"/>
+              </w:rPr>
+            </w:pPr>
+            <w:proofErr w:type="spellStart"/>
+            <w:r>
+              <w:rPr>
+                <w:lang w:val="en-AT"/>
+              </w:rPr>
+              <w:t>Länge</w:t>
+            </w:r>
+            <w:proofErr w:type="spellEnd"/>
+          </w:p>
+        </w:tc>
+        <w:tc>
+          <w:tcPr>
+            <w:tcW w:w="0" w:type="auto"/>
+            <w:tcBorders>
+              <w:top w:val="single" w:sz="6" w:space="0" w:color="CCCCCC"/>
+              <w:left w:val="single" w:sz="6" w:space="0" w:color="CCCCCC"/>
+              <w:bottom w:val="single" w:sz="6" w:space="0" w:color="CCCCCC"/>
+              <w:right w:val="single" w:sz="6" w:space="0" w:color="CCCCCC"/>
+            </w:tcBorders>
+            <w:tcMar>
+              <w:top w:w="30" w:type="dxa"/>
+              <w:left w:w="45" w:type="dxa"/>
+              <w:bottom w:w="30" w:type="dxa"/>
+              <w:right w:w="45" w:type="dxa"/>
+            </w:tcMar>
+            <w:vAlign w:val="center"/>
+            <w:hideMark/>
+          </w:tcPr>
+          <w:p>
+            <w:pPr>
+              <w:pStyle w:val="Text"/>
+              <w:jc w:val="center"/>
+              <w:rPr>
+                <w:lang w:val="en-AT"/>
+              </w:rPr>
+            </w:pPr>
+            <w:r>
+              <w:rPr>
+                <w:lang w:val="en-AT"/>
+              </w:rPr>
+              <w:t>Breite</w:t>
+            </w:r>
+          </w:p>
+        </w:tc>
+        <w:tc>
+          <w:tcPr>
+            <w:tcW w:w="0" w:type="auto"/>
+            <w:tcBorders>
+              <w:top w:val="single" w:sz="6" w:space="0" w:color="CCCCCC"/>
+              <w:left w:val="single" w:sz="6" w:space="0" w:color="CCCCCC"/>
+              <w:bottom w:val="single" w:sz="6" w:space="0" w:color="CCCCCC"/>
+              <w:right w:val="single" w:sz="6" w:space="0" w:color="CCCCCC"/>
+            </w:tcBorders>
+            <w:tcMar>
+              <w:top w:w="30" w:type="dxa"/>
+              <w:left w:w="45" w:type="dxa"/>
+              <w:bottom w:w="30" w:type="dxa"/>
+              <w:right w:w="45" w:type="dxa"/>
+            </w:tcMar>
+            <w:vAlign w:val="center"/>
+            <w:hideMark/>
+          </w:tcPr>
+          <w:p>
+            <w:pPr>
+              <w:pStyle w:val="Text"/>
+              <w:jc w:val="center"/>
+              <w:rPr>
+                <w:lang w:val="en-AT"/>
+              </w:rPr>
+            </w:pPr>
+            <w:proofErr w:type="spellStart"/>
+            <w:r>
+              <w:rPr>
+                <w:lang w:val="en-AT"/>
+              </w:rPr>
+              <w:t>Höhe</w:t>
+            </w:r>
+            <w:proofErr w:type="spellEnd"/>
+          </w:p>
+        </w:tc>
+        <w:tc>
+          <w:tcPr>
+            <w:tcW w:w="0" w:type="auto"/>
+            <w:tcBorders>
+              <w:top w:val="single" w:sz="6" w:space="0" w:color="CCCCCC"/>
+              <w:left w:val="single" w:sz="6" w:space="0" w:color="CCCCCC"/>
+              <w:bottom w:val="single" w:sz="6" w:space="0" w:color="CCCCCC"/>
+              <w:right w:val="single" w:sz="6" w:space="0" w:color="CCCCCC"/>
+            </w:tcBorders>
+            <w:tcMar>
+              <w:top w:w="30" w:type="dxa"/>
+              <w:left w:w="45" w:type="dxa"/>
+              <w:bottom w:w="30" w:type="dxa"/>
+              <w:right w:w="45" w:type="dxa"/>
+            </w:tcMar>
+            <w:vAlign w:val="center"/>
+            <w:hideMark/>
+          </w:tcPr>
+          <w:p>
+            <w:pPr>
+              <w:pStyle w:val="Text"/>
+              <w:jc w:val="center"/>
+              <w:rPr>
+                <w:lang w:val="en-AT"/>
+              </w:rPr>
+            </w:pPr>
+            <w:proofErr w:type="spellStart"/>
+            <w:r>
+              <w:rPr>
+                <w:lang w:val="en-AT"/>
+              </w:rPr>
+              <w:t>Gewicht</w:t>
+            </w:r>
+            <w:proofErr w:type="spellEnd"/>
+          </w:p>
+        </w:tc>
+        <w:tc>
+          <w:tcPr>
+            <w:tcW w:w="3495" w:type="dxa"/>
+            <w:tcBorders>
+              <w:top w:val="single" w:sz="6" w:space="0" w:color="CCCCCC"/>
+              <w:left w:val="single" w:sz="6" w:space="0" w:color="CCCCCC"/>
+              <w:bottom w:val="single" w:sz="6" w:space="0" w:color="CCCCCC"/>
+              <w:right w:val="single" w:sz="6" w:space="0" w:color="CCCCCC"/>
+            </w:tcBorders>
+            <w:tcMar>
+              <w:top w:w="30" w:type="dxa"/>
+              <w:left w:w="45" w:type="dxa"/>
+              <w:bottom w:w="30" w:type="dxa"/>
+              <w:right w:w="45" w:type="dxa"/>
+            </w:tcMar>
+            <w:vAlign w:val="center"/>
+            <w:hideMark/>
+          </w:tcPr>
+          <w:p>
+            <w:pPr>
+              <w:pStyle w:val="Text"/>
+              <w:jc w:val="center"/>
+              <w:rPr>
+                <w:lang w:val="en-AT"/>
+              </w:rPr>
+            </w:pPr>
+            <w:r>
+              <w:rPr>
+                <w:lang w:val="en-AT"/>
+              </w:rPr>
+              <w:t>Barcode</w:t>
+            </w:r>
+          </w:p>
+        </w:tc>
+      </w:tr>
+      <w:tr>
+        <w:trPr>
+          <w:trHeight w:val="323"/>
+        </w:trPr>
+        <w:tc>
+          <w:tcPr>
+            <w:tcW w:w="0" w:type="auto"/>
+            <w:tcBorders>
+              <w:top w:val="single" w:sz="6" w:space="0" w:color="CCCCCC"/>
+              <w:left w:val="single" w:sz="6" w:space="0" w:color="CCCCCC"/>
+              <w:bottom w:val="single" w:sz="6" w:space="0" w:color="CCCCCC"/>
+              <w:right w:val="single" w:sz="6" w:space="0" w:color="CCCCCC"/>
+            </w:tcBorders>
+            <w:tcMar>
+              <w:top w:w="30" w:type="dxa"/>
+              <w:left w:w="45" w:type="dxa"/>
+              <w:bottom w:w="30" w:type="dxa"/>
+              <w:right w:w="45" w:type="dxa"/>
+            </w:tcMar>
+            <w:vAlign w:val="center"/>
+            <w:hideMark/>
+          </w:tcPr>
+          <w:p>
+            <w:pPr>
+              <w:pStyle w:val="Text"/>
+              <w:rPr>
+                <w:lang w:val="en-AT"/>
+              </w:rPr>
+            </w:pPr>
+            <w:proofErr w:type="spellStart"/>
+            <w:r>
+              <w:rPr>
+                <w:lang w:val="en-AT"/>
+              </w:rPr>
+              <w:t>Tatsächlich</w:t>
+            </w:r>
+            <w:proofErr w:type="spellEnd"/>
+          </w:p>
+        </w:tc>
+        <w:tc>
+          <w:tcPr>
+            <w:tcW w:w="0" w:type="auto"/>
+            <w:tcBorders>
+              <w:top w:val="single" w:sz="6" w:space="0" w:color="CCCCCC"/>
+              <w:left w:val="single" w:sz="6" w:space="0" w:color="CCCCCC"/>
+              <w:bottom w:val="single" w:sz="6" w:space="0" w:color="CCCCCC"/>
+              <w:right w:val="single" w:sz="6" w:space="0" w:color="CCCCCC"/>
+            </w:tcBorders>
+            <w:tcMar>
+              <w:top w:w="30" w:type="dxa"/>
+              <w:left w:w="45" w:type="dxa"/>
+              <w:bottom w:w="30" w:type="dxa"/>
+              <w:right w:w="45" w:type="dxa"/>
+            </w:tcMar>
+            <w:vAlign w:val="center"/>
+            <w:hideMark/>
+          </w:tcPr>
+          <w:p>
+            <w:pPr>
+              <w:pStyle w:val="Text"/>
+              <w:jc w:val="center"/>
+              <w:rPr>
+                <w:lang w:val="en-AT"/>
+              </w:rPr>
+            </w:pPr>
+            <w:r>
+              <w:rPr>
+                <w:lang w:val="en-AT"/>
+              </w:rPr>
+              <w:t>90mm</w:t>
+            </w:r>
+          </w:p>
+        </w:tc>
+        <w:tc>
+          <w:tcPr>
+            <w:tcW w:w="0" w:type="auto"/>
+            <w:tcBorders>
+              <w:top w:val="single" w:sz="6" w:space="0" w:color="CCCCCC"/>
+              <w:left w:val="single" w:sz="6" w:space="0" w:color="CCCCCC"/>
+              <w:bottom w:val="single" w:sz="6" w:space="0" w:color="CCCCCC"/>
+              <w:right w:val="single" w:sz="6" w:space="0" w:color="CCCCCC"/>
+            </w:tcBorders>
+            <w:tcMar>
+              <w:top w:w="30" w:type="dxa"/>
+              <w:left w:w="45" w:type="dxa"/>
+              <w:bottom w:w="30" w:type="dxa"/>
+              <w:right w:w="45" w:type="dxa"/>
+            </w:tcMar>
+            <w:vAlign w:val="center"/>
+            <w:hideMark/>
+          </w:tcPr>
+          <w:p>
+            <w:pPr>
+              <w:pStyle w:val="Text"/>
+              <w:jc w:val="center"/>
+              <w:rPr>
+                <w:lang w:val="en-AT"/>
+              </w:rPr>
+            </w:pPr>
+            <w:r>
+              <w:rPr>
+                <w:lang w:val="en-AT"/>
+              </w:rPr>
+              <w:t>90mm</w:t>
+            </w:r>
+          </w:p>
+        </w:tc>
+        <w:tc>
+          <w:tcPr>
+            <w:tcW w:w="0" w:type="auto"/>
+            <w:tcBorders>
+              <w:top w:val="single" w:sz="6" w:space="0" w:color="CCCCCC"/>
+              <w:left w:val="single" w:sz="6" w:space="0" w:color="CCCCCC"/>
+              <w:bottom w:val="single" w:sz="6" w:space="0" w:color="CCCCCC"/>
+              <w:right w:val="single" w:sz="6" w:space="0" w:color="CCCCCC"/>
+            </w:tcBorders>
+            <w:tcMar>
+              <w:top w:w="30" w:type="dxa"/>
+              <w:left w:w="45" w:type="dxa"/>
+              <w:bottom w:w="30" w:type="dxa"/>
+              <w:right w:w="45" w:type="dxa"/>
+            </w:tcMar>
+            <w:vAlign w:val="center"/>
+            <w:hideMark/>
+          </w:tcPr>
+          <w:p>
+            <w:pPr>
+              <w:pStyle w:val="Text"/>
+              <w:jc w:val="center"/>
+              <w:rPr>
+                <w:lang w:val="en-AT"/>
+              </w:rPr>
+            </w:pPr>
+            <w:r>
+              <w:rPr>
+                <w:lang w:val="en-AT"/>
+              </w:rPr>
+              <w:t>155mm</w:t>
+            </w:r>
+          </w:p>
+        </w:tc>
+        <w:tc>
+          <w:tcPr>
+            <w:tcW w:w="0" w:type="auto"/>
+            <w:tcBorders>
+              <w:top w:val="single" w:sz="6" w:space="0" w:color="CCCCCC"/>
+              <w:left w:val="single" w:sz="6" w:space="0" w:color="CCCCCC"/>
+              <w:bottom w:val="single" w:sz="6" w:space="0" w:color="CCCCCC"/>
+              <w:right w:val="single" w:sz="6" w:space="0" w:color="CCCCCC"/>
+            </w:tcBorders>
+            <w:tcMar>
+              <w:top w:w="30" w:type="dxa"/>
+              <w:left w:w="45" w:type="dxa"/>
+              <w:bottom w:w="30" w:type="dxa"/>
+              <w:right w:w="45" w:type="dxa"/>
+            </w:tcMar>
+            <w:vAlign w:val="center"/>
+            <w:hideMark/>
+          </w:tcPr>
+          <w:p>
+            <w:pPr>
+              <w:pStyle w:val="Text"/>
+              <w:jc w:val="center"/>
+              <w:rPr>
+                <w:lang w:val="en-AT"/>
+              </w:rPr>
+            </w:pPr>
+            <w:r>
+              <w:rPr>
+                <w:lang w:val="en-AT"/>
+              </w:rPr>
+              <w:t>757g</w:t>
+            </w:r>
+          </w:p>
+        </w:tc>
+        <w:tc>
+          <w:tcPr>
+            <w:tcW w:w="3495" w:type="dxa"/>
+            <w:tcBorders>
+              <w:top w:val="single" w:sz="6" w:space="0" w:color="CCCCCC"/>
+              <w:left w:val="single" w:sz="6" w:space="0" w:color="CCCCCC"/>
+              <w:bottom w:val="single" w:sz="6" w:space="0" w:color="CCCCCC"/>
+              <w:right w:val="single" w:sz="6" w:space="0" w:color="CCCCCC"/>
+            </w:tcBorders>
+            <w:tcMar>
+              <w:top w:w="30" w:type="dxa"/>
+              <w:left w:w="45" w:type="dxa"/>
+              <w:bottom w:w="30" w:type="dxa"/>
+              <w:right w:w="45" w:type="dxa"/>
+            </w:tcMar>
+            <w:vAlign w:val="center"/>
+            <w:hideMark/>
+          </w:tcPr>
+          <w:p>
+            <w:pPr>
+              <w:pStyle w:val="Text"/>
+              <w:jc w:val="center"/>
+              <w:rPr>
+                <w:lang w:val="en-AT"/>
+              </w:rPr>
+            </w:pPr>
+            <w:r>
+              <w:rPr>
+                <w:lang w:val="en-AT"/>
+              </w:rPr>
+              <w:t>9 780201 379624</w:t>
+            </w:r>
+          </w:p>
+        </w:tc>
+      </w:tr>
+      <w:tr>
+        <w:trPr>
+          <w:trHeight w:val="323"/>
+        </w:trPr>
+        <w:tc>
+          <w:tcPr>
+            <w:tcW w:w="0" w:type="auto"/>
+            <w:tcBorders>
+              <w:top w:val="single" w:sz="6" w:space="0" w:color="CCCCCC"/>
+              <w:left w:val="single" w:sz="6" w:space="0" w:color="CCCCCC"/>
+              <w:bottom w:val="single" w:sz="6" w:space="0" w:color="CCCCCC"/>
+              <w:right w:val="single" w:sz="6" w:space="0" w:color="CCCCCC"/>
+            </w:tcBorders>
+            <w:tcMar>
+              <w:top w:w="30" w:type="dxa"/>
+              <w:left w:w="45" w:type="dxa"/>
+              <w:bottom w:w="30" w:type="dxa"/>
+              <w:right w:w="45" w:type="dxa"/>
+            </w:tcMar>
+            <w:vAlign w:val="center"/>
+            <w:hideMark/>
+          </w:tcPr>
+          <w:p>
+            <w:pPr>
+              <w:pStyle w:val="Text"/>
+              <w:rPr>
+                <w:lang w:val="en-AT"/>
+              </w:rPr>
+            </w:pPr>
+            <w:r>
+              <w:rPr>
+                <w:lang w:val="en-AT"/>
+              </w:rPr>
+              <w:t>Gemessen</w:t>
+            </w:r>
+          </w:p>
+        </w:tc>
+        <w:tc>
+          <w:tcPr>
+            <w:tcW w:w="0" w:type="auto"/>
+            <w:tcBorders>
+              <w:top w:val="single" w:sz="6" w:space="0" w:color="CCCCCC"/>
+              <w:left w:val="single" w:sz="6" w:space="0" w:color="CCCCCC"/>
+              <w:bottom w:val="single" w:sz="6" w:space="0" w:color="CCCCCC"/>
+              <w:right w:val="single" w:sz="6" w:space="0" w:color="CCCCCC"/>
+            </w:tcBorders>
+            <w:tcMar>
+              <w:top w:w="30" w:type="dxa"/>
+              <w:left w:w="45" w:type="dxa"/>
+              <w:bottom w:w="30" w:type="dxa"/>
+              <w:right w:w="45" w:type="dxa"/>
+            </w:tcMar>
+            <w:vAlign w:val="center"/>
+            <w:hideMark/>
+          </w:tcPr>
+          <w:p>
+            <w:pPr>
+              <w:pStyle w:val="Text"/>
+              <w:jc w:val="center"/>
+              <w:rPr>
+                <w:lang w:val="en-AT"/>
+              </w:rPr>
+            </w:pPr>
+            <w:r>
+              <w:rPr>
+                <w:lang w:val="en-AT"/>
+              </w:rPr>
+              <w:t>99,4mm</w:t>
+            </w:r>
+          </w:p>
+        </w:tc>
+        <w:tc>
+          <w:tcPr>
+            <w:tcW w:w="0" w:type="auto"/>
+            <w:tcBorders>
+              <w:top w:val="single" w:sz="6" w:space="0" w:color="CCCCCC"/>
+              <w:left w:val="single" w:sz="6" w:space="0" w:color="CCCCCC"/>
+              <w:bottom w:val="single" w:sz="6" w:space="0" w:color="CCCCCC"/>
+              <w:right w:val="single" w:sz="6" w:space="0" w:color="CCCCCC"/>
+            </w:tcBorders>
+            <w:tcMar>
+              <w:top w:w="30" w:type="dxa"/>
+              <w:left w:w="45" w:type="dxa"/>
+              <w:bottom w:w="30" w:type="dxa"/>
+              <w:right w:w="45" w:type="dxa"/>
+            </w:tcMar>
+            <w:vAlign w:val="center"/>
+            <w:hideMark/>
+          </w:tcPr>
+          <w:p>
+            <w:pPr>
+              <w:pStyle w:val="Text"/>
+              <w:jc w:val="center"/>
+              <w:rPr>
+                <w:lang w:val="en-AT"/>
+              </w:rPr>
+            </w:pPr>
+            <w:r>
+              <w:rPr>
+                <w:lang w:val="en-AT"/>
+              </w:rPr>
+              <w:t>94,5mm</w:t>
+            </w:r>
+          </w:p>
+        </w:tc>
+        <w:tc>
+          <w:tcPr>
+            <w:tcW w:w="0" w:type="auto"/>
+            <w:tcBorders>
+              <w:top w:val="single" w:sz="6" w:space="0" w:color="CCCCCC"/>
+              <w:left w:val="single" w:sz="6" w:space="0" w:color="CCCCCC"/>
+              <w:bottom w:val="single" w:sz="6" w:space="0" w:color="CCCCCC"/>
+              <w:right w:val="single" w:sz="6" w:space="0" w:color="CCCCCC"/>
+            </w:tcBorders>
+            <w:tcMar>
+              <w:top w:w="30" w:type="dxa"/>
+              <w:left w:w="45" w:type="dxa"/>
+              <w:bottom w:w="30" w:type="dxa"/>
+              <w:right w:w="45" w:type="dxa"/>
+            </w:tcMar>
+            <w:vAlign w:val="center"/>
+            <w:hideMark/>
+          </w:tcPr>
+          <w:p>
+            <w:pPr>
+              <w:pStyle w:val="Text"/>
+              <w:jc w:val="center"/>
+              <w:rPr>
+                <w:lang w:val="en-AT"/>
+              </w:rPr>
+            </w:pPr>
+            <w:r>
+              <w:rPr>
+                <w:lang w:val="en-AT"/>
+              </w:rPr>
+              <w:t>163mm</w:t>
+            </w:r>
+          </w:p>
+        </w:tc>
+        <w:tc>
+          <w:tcPr>
+            <w:tcW w:w="0" w:type="auto"/>
+            <w:tcBorders>
+              <w:top w:val="single" w:sz="6" w:space="0" w:color="CCCCCC"/>
+              <w:left w:val="single" w:sz="6" w:space="0" w:color="CCCCCC"/>
+              <w:bottom w:val="single" w:sz="6" w:space="0" w:color="CCCCCC"/>
+              <w:right w:val="single" w:sz="6" w:space="0" w:color="CCCCCC"/>
+            </w:tcBorders>
+            <w:tcMar>
+              <w:top w:w="30" w:type="dxa"/>
+              <w:left w:w="45" w:type="dxa"/>
+              <w:bottom w:w="30" w:type="dxa"/>
+              <w:right w:w="45" w:type="dxa"/>
+            </w:tcMar>
+            <w:vAlign w:val="center"/>
+            <w:hideMark/>
+          </w:tcPr>
+          <w:p>
+            <w:pPr>
+              <w:pStyle w:val="Text"/>
+              <w:jc w:val="center"/>
+              <w:rPr>
+                <w:lang w:val="en-AT"/>
+              </w:rPr>
+            </w:pPr>
+            <w:r>
+              <w:rPr>
+                <w:lang w:val="en-AT"/>
+              </w:rPr>
+              <w:t>753g</w:t>
+            </w:r>
+          </w:p>
+        </w:tc>
+        <w:tc>
+          <w:tcPr>
+            <w:tcW w:w="3495" w:type="dxa"/>
+            <w:tcBorders>
+              <w:top w:val="single" w:sz="6" w:space="0" w:color="CCCCCC"/>
+              <w:left w:val="single" w:sz="6" w:space="0" w:color="CCCCCC"/>
+              <w:bottom w:val="single" w:sz="6" w:space="0" w:color="CCCCCC"/>
+              <w:right w:val="single" w:sz="6" w:space="0" w:color="CCCCCC"/>
+            </w:tcBorders>
+            <w:tcMar>
+              <w:top w:w="30" w:type="dxa"/>
+              <w:left w:w="45" w:type="dxa"/>
+              <w:bottom w:w="30" w:type="dxa"/>
+              <w:right w:w="45" w:type="dxa"/>
+            </w:tcMar>
+            <w:vAlign w:val="center"/>
+            <w:hideMark/>
+          </w:tcPr>
+          <w:p>
+            <w:pPr>
+              <w:pStyle w:val="Text"/>
+              <w:jc w:val="center"/>
+              <w:rPr>
+                <w:lang w:val="en-AT"/>
+              </w:rPr>
+            </w:pPr>
+            <w:r>
+              <w:rPr>
+                <w:lang w:val="en-AT"/>
+              </w:rPr>
+              <w:t>9 780201 379624</w:t>
+            </w:r>
+          </w:p>
+        </w:tc>
+      </w:tr>
+      <w:tr>
+        <w:trPr>
+          <w:trHeight w:val="323"/>
+        </w:trPr>
+        <w:tc>
+          <w:tcPr>
+            <w:tcW w:w="0" w:type="auto"/>
+            <w:tcBorders>
+              <w:top w:val="single" w:sz="6" w:space="0" w:color="CCCCCC"/>
+              <w:left w:val="single" w:sz="6" w:space="0" w:color="CCCCCC"/>
+              <w:bottom w:val="single" w:sz="6" w:space="0" w:color="CCCCCC"/>
+              <w:right w:val="single" w:sz="6" w:space="0" w:color="CCCCCC"/>
+            </w:tcBorders>
+            <w:tcMar>
+              <w:top w:w="30" w:type="dxa"/>
+              <w:left w:w="45" w:type="dxa"/>
+              <w:bottom w:w="30" w:type="dxa"/>
+              <w:right w:w="45" w:type="dxa"/>
+            </w:tcMar>
+            <w:vAlign w:val="center"/>
+          </w:tcPr>
+          <w:p>
+            <w:pPr>
+              <w:pStyle w:val="Text"/>
+              <w:rPr>
+                <w:lang w:val="en-AT"/>
+              </w:rPr>
+            </w:pPr>
+            <w:proofErr w:type="spellStart"/>
+            <w:r>
+              <w:rPr>
+                <w:lang w:val="en-AT"/>
+              </w:rPr>
+              <w:t>Abweichung</w:t>
+            </w:r>
+            <w:proofErr w:type="spellEnd"/>
+          </w:p>
+        </w:tc>
+        <w:tc>
+          <w:tcPr>
+            <w:tcW w:w="0" w:type="auto"/>
+            <w:tcBorders>
+              <w:top w:val="single" w:sz="6" w:space="0" w:color="CCCCCC"/>
+              <w:left w:val="single" w:sz="6" w:space="0" w:color="CCCCCC"/>
+              <w:bottom w:val="single" w:sz="6" w:space="0" w:color="CCCCCC"/>
+              <w:right w:val="single" w:sz="6" w:space="0" w:color="CCCCCC"/>
+            </w:tcBorders>
+            <w:tcMar>
+              <w:top w:w="30" w:type="dxa"/>
+              <w:left w:w="45" w:type="dxa"/>
+              <w:bottom w:w="30" w:type="dxa"/>
+              <w:right w:w="45" w:type="dxa"/>
+            </w:tcMar>
+            <w:vAlign w:val="center"/>
+          </w:tcPr>
+          <w:p>
+            <w:pPr>
+              <w:pStyle w:val="Text"/>
+              <w:jc w:val="center"/>
+              <w:rPr>
+                <w:lang w:val="en-AT"/>
+              </w:rPr>
+            </w:pPr>
+            <w:r>
+              <w:rPr>
+                <w:lang w:val="en-AT"/>
+              </w:rPr>
+              <w:t>9,5%</w:t>
+            </w:r>
+          </w:p>
+        </w:tc>
+        <w:tc>
+          <w:tcPr>
+            <w:tcW w:w="0" w:type="auto"/>
+            <w:tcBorders>
+              <w:top w:val="single" w:sz="6" w:space="0" w:color="CCCCCC"/>
+              <w:left w:val="single" w:sz="6" w:space="0" w:color="CCCCCC"/>
+              <w:bottom w:val="single" w:sz="6" w:space="0" w:color="CCCCCC"/>
+              <w:right w:val="single" w:sz="6" w:space="0" w:color="CCCCCC"/>
+            </w:tcBorders>
+            <w:tcMar>
+              <w:top w:w="30" w:type="dxa"/>
+              <w:left w:w="45" w:type="dxa"/>
+              <w:bottom w:w="30" w:type="dxa"/>
+              <w:right w:w="45" w:type="dxa"/>
+            </w:tcMar>
+            <w:vAlign w:val="center"/>
+          </w:tcPr>
+          <w:p>
+            <w:pPr>
+              <w:pStyle w:val="Text"/>
+              <w:jc w:val="center"/>
+              <w:rPr>
+                <w:lang w:val="en-AT"/>
+              </w:rPr>
+            </w:pPr>
+            <w:r>
+              <w:rPr>
+                <w:lang w:val="en-AT"/>
+              </w:rPr>
+              <w:t>4,8%</w:t>
+            </w:r>
+          </w:p>
+        </w:tc>
+        <w:tc>
+          <w:tcPr>
+            <w:tcW w:w="0" w:type="auto"/>
+            <w:tcBorders>
+              <w:top w:val="single" w:sz="6" w:space="0" w:color="CCCCCC"/>
+              <w:left w:val="single" w:sz="6" w:space="0" w:color="CCCCCC"/>
+              <w:bottom w:val="single" w:sz="6" w:space="0" w:color="CCCCCC"/>
+              <w:right w:val="single" w:sz="6" w:space="0" w:color="CCCCCC"/>
+            </w:tcBorders>
+            <w:tcMar>
+              <w:top w:w="30" w:type="dxa"/>
+              <w:left w:w="45" w:type="dxa"/>
+              <w:bottom w:w="30" w:type="dxa"/>
+              <w:right w:w="45" w:type="dxa"/>
+            </w:tcMar>
+            <w:vAlign w:val="center"/>
+          </w:tcPr>
+          <w:p>
+            <w:pPr>
+              <w:pStyle w:val="Text"/>
+              <w:jc w:val="center"/>
+              <w:rPr>
+                <w:lang w:val="en-AT"/>
+              </w:rPr>
+            </w:pPr>
+            <w:r>
+              <w:rPr>
+                <w:lang w:val="en-AT"/>
+              </w:rPr>
+              <w:t>5%</w:t>
+            </w:r>
+          </w:p>
+        </w:tc>
+        <w:tc>
+          <w:tcPr>
+            <w:tcW w:w="0" w:type="auto"/>
+            <w:tcBorders>
+              <w:top w:val="single" w:sz="6" w:space="0" w:color="CCCCCC"/>
+              <w:left w:val="single" w:sz="6" w:space="0" w:color="CCCCCC"/>
+              <w:bottom w:val="single" w:sz="6" w:space="0" w:color="CCCCCC"/>
+              <w:right w:val="single" w:sz="6" w:space="0" w:color="CCCCCC"/>
+            </w:tcBorders>
+            <w:tcMar>
+              <w:top w:w="30" w:type="dxa"/>
+              <w:left w:w="45" w:type="dxa"/>
+              <w:bottom w:w="30" w:type="dxa"/>
+              <w:right w:w="45" w:type="dxa"/>
+            </w:tcMar>
+            <w:vAlign w:val="center"/>
+          </w:tcPr>
+          <w:p>
+            <w:pPr>
+              <w:pStyle w:val="Text"/>
+              <w:jc w:val="center"/>
+              <w:rPr>
+                <w:lang w:val="en-AT"/>
+              </w:rPr>
+            </w:pPr>
+            <w:r>
+              <w:rPr>
+                <w:lang w:val="en-AT"/>
+              </w:rPr>
+              <w:t>0,53%</w:t>
+            </w:r>
+          </w:p>
+        </w:tc>
+        <w:tc>
+          <w:tcPr>
+            <w:tcW w:w="3495" w:type="dxa"/>
+            <w:tcBorders>
+              <w:top w:val="single" w:sz="6" w:space="0" w:color="CCCCCC"/>
+              <w:left w:val="single" w:sz="6" w:space="0" w:color="CCCCCC"/>
+              <w:bottom w:val="single" w:sz="6" w:space="0" w:color="CCCCCC"/>
+              <w:right w:val="single" w:sz="6" w:space="0" w:color="CCCCCC"/>
+            </w:tcBorders>
+            <w:tcMar>
+              <w:top w:w="30" w:type="dxa"/>
+              <w:left w:w="45" w:type="dxa"/>
+              <w:bottom w:w="30" w:type="dxa"/>
+              <w:right w:w="45" w:type="dxa"/>
+            </w:tcMar>
+            <w:vAlign w:val="center"/>
+          </w:tcPr>
+          <w:p>
+            <w:pPr>
+              <w:pStyle w:val="Text"/>
+              <w:jc w:val="center"/>
+              <w:rPr>
+                <w:lang w:val="en-AT"/>
+              </w:rPr>
+            </w:pPr>
+            <w:r>
+              <w:rPr>
+                <w:lang w:val="en-AT"/>
+              </w:rPr>
+              <w:t xml:space="preserve">0 </w:t>
+            </w:r>
+            <w:proofErr w:type="spellStart"/>
+            <w:r>
+              <w:rPr>
+                <w:lang w:val="en-AT"/>
+              </w:rPr>
+              <w:t>Stellen</w:t>
+            </w:r>
+            <w:proofErr w:type="spellEnd"/>
+          </w:p>
+        </w:tc>
+      </w:tr>
+    </w:tbl>
+    <w:p>
+      <w:pPr>
+        <w:pStyle w:val="Text"/>
+      </w:pPr>
+    </w:p>
+    <w:p>
+      <w:pPr>
+        <w:pStyle w:val="Text"/>
+      </w:pPr>
+    </w:p>
+    <w:p>
+      <w:pPr>
+        <w:pStyle w:val="Heading3"/>
+      </w:pPr>
+      <w:r>
+        <w:lastRenderedPageBreak/>
+        <w:t>Messung 2</w:t>
+      </w:r>
+    </w:p>
+    <w:p>
+      <w:pPr>
+        <w:pStyle w:val="Text"/>
+      </w:pPr>
+      <w:r>
+        <w:t>Bei der zweiten Messung wird ein rundes Objekt in der gleichen Größenordnung gemessen, um das Verhalten des Scanners auf nicht Rechteckige Objekte zu testen.</w:t>
+      </w:r>
+    </w:p>
+    <w:p>
+      <w:pPr>
+        <w:pStyle w:val="Text"/>
+      </w:pPr>
+    </w:p>
+    <w:p>
+      <w:pPr>
+        <w:pStyle w:val="Text"/>
+        <w:jc w:val="center"/>
+        <w:rPr>
+          <w:lang w:val="en-AT"/>
+        </w:rPr>
+      </w:pPr>
+      <w:r>
+        <w:rPr>
+          <w:lang w:val="en-AT"/>
+        </w:rPr>
+        <w:drawing>
+          <wp:inline distT="0" distB="0" distL="0" distR="0" wp14:anchorId="15E36527" wp14:editId="1A1F1951">
+            <wp:extent cx="4358640" cy="2312117"/>
+            <wp:effectExtent l="0" t="0" r="0" b="0"/>
+            <wp:docPr id="1525858720" name="Picture 4"/>
+            <wp:cNvGraphicFramePr>
+              <a:graphicFrameLocks xmlns:a="http://schemas.openxmlformats.org/drawingml/2006/main" noChangeAspect="1"/>
+            </wp:cNvGraphicFramePr>
+            <a:graphic xmlns:a="http://schemas.openxmlformats.org/drawingml/2006/main">
+              <a:graphicData uri="http://schemas.openxmlformats.org/drawingml/2006/picture">
+                <pic:pic xmlns:pic="http://schemas.openxmlformats.org/drawingml/2006/picture">
+                  <pic:nvPicPr>
+                    <pic:cNvPr id="0" name="Picture 19"/>
+                    <pic:cNvPicPr>
+                      <a:picLocks noChangeAspect="1" noChangeArrowheads="1"/>
+                    </pic:cNvPicPr>
+                  </pic:nvPicPr>
+                  <pic:blipFill rotWithShape="1">
+                    <a:blip r:embed="rId124" cstate="print">
+                      <a:extLst>
+                        <a:ext uri="{28A0092B-C50C-407E-A947-70E740481C1C}">
+                          <a14:useLocalDpi xmlns:a14="http://schemas.microsoft.com/office/drawing/2010/main" val="0"/>
+                        </a:ext>
+                      </a:extLst>
+                    </a:blip>
+                    <a:srcRect b="15257"/>
+                    <a:stretch>
+                      <a:fillRect/>
+                    </a:stretch>
+                  </pic:blipFill>
+                  <pic:spPr bwMode="auto">
+                    <a:xfrm>
+                      <a:off x="0" y="0"/>
+                      <a:ext cx="4374928" cy="2320757"/>
+                    </a:xfrm>
+                    <a:prstGeom prst="rect">
+                      <a:avLst/>
+                    </a:prstGeom>
+                    <a:noFill/>
+                    <a:ln>
+                      <a:noFill/>
+                    </a:ln>
+                    <a:extLst>
+                      <a:ext uri="{53640926-AAD7-44D8-BBD7-CCE9431645EC}">
+                        <a14:shadowObscured xmlns:a14="http://schemas.microsoft.com/office/drawing/2010/main"/>
+                      </a:ext>
+                    </a:extLst>
+                  </pic:spPr>
+                </pic:pic>
+              </a:graphicData>
+            </a:graphic>
+          </wp:inline>
+        </w:drawing>
+      </w:r>
+    </w:p>
+    <w:p>
+      <w:pPr>
+        <w:pStyle w:val="Text"/>
+        <w:rPr>
+          <w:lang w:val="en-AT"/>
+        </w:rPr>
+      </w:pPr>
+    </w:p>
+    <w:tbl>
+      <w:tblPr>
+        <w:tblW w:w="9686" w:type="dxa"/>
+        <w:tblCellMar>
+          <w:left w:w="0" w:type="dxa"/>
+          <w:right w:w="0" w:type="dxa"/>
+        </w:tblCellMar>
+        <w:tblLook w:val="04A0" w:firstRow="1" w:lastRow="0" w:firstColumn="1" w:lastColumn="0" w:noHBand="0" w:noVBand="1"/>
+      </w:tblPr>
+      <w:tblGrid>
+        <w:gridCol w:w="1867"/>
+        <w:gridCol w:w="1457"/>
+        <w:gridCol w:w="1278"/>
+        <w:gridCol w:w="1190"/>
+        <w:gridCol w:w="1278"/>
+        <w:gridCol w:w="2616"/>
+      </w:tblGrid>
+      <w:tr>
+        <w:trPr>
+          <w:trHeight w:val="339"/>
+        </w:trPr>
+        <w:tc>
+          <w:tcPr>
+            <w:tcW w:w="0" w:type="auto"/>
+            <w:tcBorders>
+              <w:top w:val="single" w:sz="6" w:space="0" w:color="CCCCCC"/>
+              <w:left w:val="single" w:sz="6" w:space="0" w:color="CCCCCC"/>
+              <w:bottom w:val="single" w:sz="6" w:space="0" w:color="CCCCCC"/>
+              <w:right w:val="single" w:sz="6" w:space="0" w:color="CCCCCC"/>
+            </w:tcBorders>
+            <w:tcMar>
+              <w:top w:w="30" w:type="dxa"/>
+              <w:left w:w="45" w:type="dxa"/>
+              <w:bottom w:w="30" w:type="dxa"/>
+              <w:right w:w="45" w:type="dxa"/>
+            </w:tcMar>
+            <w:vAlign w:val="center"/>
+            <w:hideMark/>
+          </w:tcPr>
+          <w:p>
+            <w:pPr>
+              <w:pStyle w:val="Text"/>
+              <w:jc w:val="center"/>
+              <w:rPr>
+                <w:lang w:val="en-AT"/>
+              </w:rPr>
+            </w:pPr>
+          </w:p>
+        </w:tc>
+        <w:tc>
+          <w:tcPr>
+            <w:tcW w:w="0" w:type="auto"/>
+            <w:tcBorders>
+              <w:top w:val="single" w:sz="6" w:space="0" w:color="CCCCCC"/>
+              <w:left w:val="single" w:sz="6" w:space="0" w:color="CCCCCC"/>
+              <w:bottom w:val="single" w:sz="6" w:space="0" w:color="CCCCCC"/>
+              <w:right w:val="single" w:sz="6" w:space="0" w:color="CCCCCC"/>
+            </w:tcBorders>
+            <w:tcMar>
+              <w:top w:w="30" w:type="dxa"/>
+              <w:left w:w="45" w:type="dxa"/>
+              <w:bottom w:w="30" w:type="dxa"/>
+              <w:right w:w="45" w:type="dxa"/>
+            </w:tcMar>
+            <w:vAlign w:val="center"/>
+            <w:hideMark/>
+          </w:tcPr>
+          <w:p>
+            <w:pPr>
+              <w:pStyle w:val="Text"/>
+              <w:jc w:val="center"/>
+              <w:rPr>
+                <w:lang w:val="en-AT"/>
+              </w:rPr>
+            </w:pPr>
+            <w:proofErr w:type="spellStart"/>
+            <w:r>
+              <w:rPr>
+                <w:lang w:val="en-AT"/>
+              </w:rPr>
+              <w:t>Länge</w:t>
+            </w:r>
+            <w:proofErr w:type="spellEnd"/>
+          </w:p>
+        </w:tc>
+        <w:tc>
+          <w:tcPr>
+            <w:tcW w:w="0" w:type="auto"/>
+            <w:tcBorders>
+              <w:top w:val="single" w:sz="6" w:space="0" w:color="CCCCCC"/>
+              <w:left w:val="single" w:sz="6" w:space="0" w:color="CCCCCC"/>
+              <w:bottom w:val="single" w:sz="6" w:space="0" w:color="CCCCCC"/>
+              <w:right w:val="single" w:sz="6" w:space="0" w:color="CCCCCC"/>
+            </w:tcBorders>
+            <w:tcMar>
+              <w:top w:w="30" w:type="dxa"/>
+              <w:left w:w="45" w:type="dxa"/>
+              <w:bottom w:w="30" w:type="dxa"/>
+              <w:right w:w="45" w:type="dxa"/>
+            </w:tcMar>
+            <w:vAlign w:val="center"/>
+            <w:hideMark/>
+          </w:tcPr>
+          <w:p>
+            <w:pPr>
+              <w:pStyle w:val="Text"/>
+              <w:jc w:val="center"/>
+              <w:rPr>
+                <w:lang w:val="en-AT"/>
+              </w:rPr>
+            </w:pPr>
+            <w:r>
+              <w:rPr>
+                <w:lang w:val="en-AT"/>
+              </w:rPr>
+              <w:t>Breite</w:t>
+            </w:r>
+          </w:p>
+        </w:tc>
+        <w:tc>
+          <w:tcPr>
+            <w:tcW w:w="0" w:type="auto"/>
+            <w:tcBorders>
+              <w:top w:val="single" w:sz="6" w:space="0" w:color="CCCCCC"/>
+              <w:left w:val="single" w:sz="6" w:space="0" w:color="CCCCCC"/>
+              <w:bottom w:val="single" w:sz="6" w:space="0" w:color="CCCCCC"/>
+              <w:right w:val="single" w:sz="6" w:space="0" w:color="CCCCCC"/>
+            </w:tcBorders>
+            <w:tcMar>
+              <w:top w:w="30" w:type="dxa"/>
+              <w:left w:w="45" w:type="dxa"/>
+              <w:bottom w:w="30" w:type="dxa"/>
+              <w:right w:w="45" w:type="dxa"/>
+            </w:tcMar>
+            <w:vAlign w:val="center"/>
+            <w:hideMark/>
+          </w:tcPr>
+          <w:p>
+            <w:pPr>
+              <w:pStyle w:val="Text"/>
+              <w:jc w:val="center"/>
+              <w:rPr>
+                <w:lang w:val="en-AT"/>
+              </w:rPr>
+            </w:pPr>
+            <w:proofErr w:type="spellStart"/>
+            <w:r>
+              <w:rPr>
+                <w:lang w:val="en-AT"/>
+              </w:rPr>
+              <w:t>Höhe</w:t>
+            </w:r>
+            <w:proofErr w:type="spellEnd"/>
+          </w:p>
+        </w:tc>
+        <w:tc>
+          <w:tcPr>
+            <w:tcW w:w="0" w:type="auto"/>
+            <w:tcBorders>
+              <w:top w:val="single" w:sz="6" w:space="0" w:color="CCCCCC"/>
+              <w:left w:val="single" w:sz="6" w:space="0" w:color="CCCCCC"/>
+              <w:bottom w:val="single" w:sz="6" w:space="0" w:color="CCCCCC"/>
+              <w:right w:val="single" w:sz="6" w:space="0" w:color="CCCCCC"/>
+            </w:tcBorders>
+            <w:tcMar>
+              <w:top w:w="30" w:type="dxa"/>
+              <w:left w:w="45" w:type="dxa"/>
+              <w:bottom w:w="30" w:type="dxa"/>
+              <w:right w:w="45" w:type="dxa"/>
+            </w:tcMar>
+            <w:vAlign w:val="center"/>
+            <w:hideMark/>
+          </w:tcPr>
+          <w:p>
+            <w:pPr>
+              <w:pStyle w:val="Text"/>
+              <w:jc w:val="center"/>
+              <w:rPr>
+                <w:lang w:val="en-AT"/>
+              </w:rPr>
+            </w:pPr>
+            <w:proofErr w:type="spellStart"/>
+            <w:r>
+              <w:rPr>
+                <w:lang w:val="en-AT"/>
+              </w:rPr>
+              <w:t>Gewicht</w:t>
+            </w:r>
+            <w:proofErr w:type="spellEnd"/>
+          </w:p>
+        </w:tc>
+        <w:tc>
+          <w:tcPr>
+            <w:tcW w:w="0" w:type="auto"/>
+            <w:tcBorders>
+              <w:top w:val="single" w:sz="6" w:space="0" w:color="CCCCCC"/>
+              <w:left w:val="single" w:sz="6" w:space="0" w:color="CCCCCC"/>
+              <w:bottom w:val="single" w:sz="6" w:space="0" w:color="CCCCCC"/>
+              <w:right w:val="single" w:sz="6" w:space="0" w:color="CCCCCC"/>
+            </w:tcBorders>
+            <w:tcMar>
+              <w:top w:w="30" w:type="dxa"/>
+              <w:left w:w="45" w:type="dxa"/>
+              <w:bottom w:w="30" w:type="dxa"/>
+              <w:right w:w="45" w:type="dxa"/>
+            </w:tcMar>
+            <w:vAlign w:val="center"/>
+            <w:hideMark/>
+          </w:tcPr>
+          <w:p>
+            <w:pPr>
+              <w:pStyle w:val="Text"/>
+              <w:jc w:val="center"/>
+              <w:rPr>
+                <w:lang w:val="en-AT"/>
+              </w:rPr>
+            </w:pPr>
+            <w:r>
+              <w:rPr>
+                <w:lang w:val="en-AT"/>
+              </w:rPr>
+              <w:t>Barcode</w:t>
+            </w:r>
+          </w:p>
+        </w:tc>
+      </w:tr>
+      <w:tr>
+        <w:trPr>
+          <w:trHeight w:val="339"/>
+        </w:trPr>
+        <w:tc>
+          <w:tcPr>
+            <w:tcW w:w="0" w:type="auto"/>
+            <w:tcBorders>
+              <w:top w:val="single" w:sz="6" w:space="0" w:color="CCCCCC"/>
+              <w:left w:val="single" w:sz="6" w:space="0" w:color="CCCCCC"/>
+              <w:bottom w:val="single" w:sz="6" w:space="0" w:color="CCCCCC"/>
+              <w:right w:val="single" w:sz="6" w:space="0" w:color="CCCCCC"/>
+            </w:tcBorders>
+            <w:tcMar>
+              <w:top w:w="30" w:type="dxa"/>
+              <w:left w:w="45" w:type="dxa"/>
+              <w:bottom w:w="30" w:type="dxa"/>
+              <w:right w:w="45" w:type="dxa"/>
+            </w:tcMar>
+            <w:vAlign w:val="center"/>
+            <w:hideMark/>
+          </w:tcPr>
+          <w:p>
+            <w:pPr>
+              <w:pStyle w:val="Text"/>
+              <w:jc w:val="left"/>
+              <w:rPr>
+                <w:lang w:val="en-AT"/>
+              </w:rPr>
+            </w:pPr>
+            <w:proofErr w:type="spellStart"/>
+            <w:r>
+              <w:rPr>
+                <w:lang w:val="en-AT"/>
+              </w:rPr>
+              <w:t>Tatsächlich</w:t>
+            </w:r>
+            <w:proofErr w:type="spellEnd"/>
+          </w:p>
+        </w:tc>
+        <w:tc>
+          <w:tcPr>
+            <w:tcW w:w="0" w:type="auto"/>
+            <w:tcBorders>
+              <w:top w:val="single" w:sz="6" w:space="0" w:color="CCCCCC"/>
+              <w:left w:val="single" w:sz="6" w:space="0" w:color="CCCCCC"/>
+              <w:bottom w:val="single" w:sz="6" w:space="0" w:color="CCCCCC"/>
+              <w:right w:val="single" w:sz="6" w:space="0" w:color="CCCCCC"/>
+            </w:tcBorders>
+            <w:tcMar>
+              <w:top w:w="30" w:type="dxa"/>
+              <w:left w:w="45" w:type="dxa"/>
+              <w:bottom w:w="30" w:type="dxa"/>
+              <w:right w:w="45" w:type="dxa"/>
+            </w:tcMar>
+            <w:vAlign w:val="center"/>
+            <w:hideMark/>
+          </w:tcPr>
+          <w:p>
+            <w:pPr>
+              <w:pStyle w:val="Text"/>
+              <w:jc w:val="center"/>
+              <w:rPr>
+                <w:lang w:val="en-AT"/>
+              </w:rPr>
+            </w:pPr>
+            <w:r>
+              <w:rPr>
+                <w:lang w:val="en-AT"/>
+              </w:rPr>
+              <w:t>90mm</w:t>
+            </w:r>
+          </w:p>
+        </w:tc>
+        <w:tc>
+          <w:tcPr>
+            <w:tcW w:w="0" w:type="auto"/>
+            <w:tcBorders>
+              <w:top w:val="single" w:sz="6" w:space="0" w:color="CCCCCC"/>
+              <w:left w:val="single" w:sz="6" w:space="0" w:color="CCCCCC"/>
+              <w:bottom w:val="single" w:sz="6" w:space="0" w:color="CCCCCC"/>
+              <w:right w:val="single" w:sz="6" w:space="0" w:color="CCCCCC"/>
+            </w:tcBorders>
+            <w:tcMar>
+              <w:top w:w="30" w:type="dxa"/>
+              <w:left w:w="45" w:type="dxa"/>
+              <w:bottom w:w="30" w:type="dxa"/>
+              <w:right w:w="45" w:type="dxa"/>
+            </w:tcMar>
+            <w:vAlign w:val="center"/>
+            <w:hideMark/>
+          </w:tcPr>
+          <w:p>
+            <w:pPr>
+              <w:pStyle w:val="Text"/>
+              <w:jc w:val="center"/>
+              <w:rPr>
+                <w:lang w:val="en-AT"/>
+              </w:rPr>
+            </w:pPr>
+            <w:r>
+              <w:rPr>
+                <w:lang w:val="en-AT"/>
+              </w:rPr>
+              <w:t>90mm</w:t>
+            </w:r>
+          </w:p>
+        </w:tc>
+        <w:tc>
+          <w:tcPr>
+            <w:tcW w:w="0" w:type="auto"/>
+            <w:tcBorders>
+              <w:top w:val="single" w:sz="6" w:space="0" w:color="CCCCCC"/>
+              <w:left w:val="single" w:sz="6" w:space="0" w:color="CCCCCC"/>
+              <w:bottom w:val="single" w:sz="6" w:space="0" w:color="CCCCCC"/>
+              <w:right w:val="single" w:sz="6" w:space="0" w:color="CCCCCC"/>
+            </w:tcBorders>
+            <w:tcMar>
+              <w:top w:w="30" w:type="dxa"/>
+              <w:left w:w="45" w:type="dxa"/>
+              <w:bottom w:w="30" w:type="dxa"/>
+              <w:right w:w="45" w:type="dxa"/>
+            </w:tcMar>
+            <w:vAlign w:val="center"/>
+            <w:hideMark/>
+          </w:tcPr>
+          <w:p>
+            <w:pPr>
+              <w:pStyle w:val="Text"/>
+              <w:jc w:val="center"/>
+              <w:rPr>
+                <w:lang w:val="en-AT"/>
+              </w:rPr>
+            </w:pPr>
+            <w:r>
+              <w:rPr>
+                <w:lang w:val="en-AT"/>
+              </w:rPr>
+              <w:t>170mm</w:t>
+            </w:r>
+          </w:p>
+        </w:tc>
+        <w:tc>
+          <w:tcPr>
+            <w:tcW w:w="0" w:type="auto"/>
+            <w:tcBorders>
+              <w:top w:val="single" w:sz="6" w:space="0" w:color="CCCCCC"/>
+              <w:left w:val="single" w:sz="6" w:space="0" w:color="CCCCCC"/>
+              <w:bottom w:val="single" w:sz="6" w:space="0" w:color="CCCCCC"/>
+              <w:right w:val="single" w:sz="6" w:space="0" w:color="CCCCCC"/>
+            </w:tcBorders>
+            <w:tcMar>
+              <w:top w:w="30" w:type="dxa"/>
+              <w:left w:w="45" w:type="dxa"/>
+              <w:bottom w:w="30" w:type="dxa"/>
+              <w:right w:w="45" w:type="dxa"/>
+            </w:tcMar>
+            <w:vAlign w:val="center"/>
+            <w:hideMark/>
+          </w:tcPr>
+          <w:p>
+            <w:pPr>
+              <w:pStyle w:val="Text"/>
+              <w:jc w:val="center"/>
+              <w:rPr>
+                <w:lang w:val="en-AT"/>
+              </w:rPr>
+            </w:pPr>
+            <w:r>
+              <w:rPr>
+                <w:lang w:val="en-AT"/>
+              </w:rPr>
+              <w:t>772g</w:t>
+            </w:r>
+          </w:p>
+        </w:tc>
+        <w:tc>
+          <w:tcPr>
+            <w:tcW w:w="0" w:type="auto"/>
+            <w:tcBorders>
+              <w:top w:val="single" w:sz="6" w:space="0" w:color="CCCCCC"/>
+              <w:left w:val="single" w:sz="6" w:space="0" w:color="CCCCCC"/>
+              <w:bottom w:val="single" w:sz="6" w:space="0" w:color="CCCCCC"/>
+              <w:right w:val="single" w:sz="6" w:space="0" w:color="CCCCCC"/>
+            </w:tcBorders>
+            <w:tcMar>
+              <w:top w:w="30" w:type="dxa"/>
+              <w:left w:w="45" w:type="dxa"/>
+              <w:bottom w:w="30" w:type="dxa"/>
+              <w:right w:w="45" w:type="dxa"/>
+            </w:tcMar>
+            <w:vAlign w:val="center"/>
+            <w:hideMark/>
+          </w:tcPr>
+          <w:p>
+            <w:pPr>
+              <w:pStyle w:val="Text"/>
+              <w:jc w:val="center"/>
+              <w:rPr>
+                <w:lang w:val="en-AT"/>
+              </w:rPr>
+            </w:pPr>
+            <w:r>
+              <w:rPr>
+                <w:lang w:val="en-AT"/>
+              </w:rPr>
+              <w:t>8 809077 745072</w:t>
+            </w:r>
+          </w:p>
+        </w:tc>
+      </w:tr>
+      <w:tr>
+        <w:trPr>
+          <w:trHeight w:val="339"/>
+        </w:trPr>
+        <w:tc>
+          <w:tcPr>
+            <w:tcW w:w="0" w:type="auto"/>
+            <w:tcBorders>
+              <w:top w:val="single" w:sz="6" w:space="0" w:color="CCCCCC"/>
+              <w:left w:val="single" w:sz="6" w:space="0" w:color="CCCCCC"/>
+              <w:bottom w:val="single" w:sz="6" w:space="0" w:color="CCCCCC"/>
+              <w:right w:val="single" w:sz="6" w:space="0" w:color="CCCCCC"/>
+            </w:tcBorders>
+            <w:tcMar>
+              <w:top w:w="30" w:type="dxa"/>
+              <w:left w:w="45" w:type="dxa"/>
+              <w:bottom w:w="30" w:type="dxa"/>
+              <w:right w:w="45" w:type="dxa"/>
+            </w:tcMar>
+            <w:vAlign w:val="center"/>
+            <w:hideMark/>
+          </w:tcPr>
+          <w:p>
+            <w:pPr>
+              <w:pStyle w:val="Text"/>
+              <w:jc w:val="left"/>
+              <w:rPr>
+                <w:lang w:val="en-AT"/>
+              </w:rPr>
+            </w:pPr>
+            <w:r>
+              <w:rPr>
+                <w:lang w:val="en-AT"/>
+              </w:rPr>
+              <w:t>Gemessen</w:t>
+            </w:r>
+          </w:p>
+        </w:tc>
+        <w:tc>
+          <w:tcPr>
+            <w:tcW w:w="0" w:type="auto"/>
+            <w:tcBorders>
+              <w:top w:val="single" w:sz="6" w:space="0" w:color="CCCCCC"/>
+              <w:left w:val="single" w:sz="6" w:space="0" w:color="CCCCCC"/>
+              <w:bottom w:val="single" w:sz="6" w:space="0" w:color="CCCCCC"/>
+              <w:right w:val="single" w:sz="6" w:space="0" w:color="CCCCCC"/>
+            </w:tcBorders>
+            <w:tcMar>
+              <w:top w:w="30" w:type="dxa"/>
+              <w:left w:w="45" w:type="dxa"/>
+              <w:bottom w:w="30" w:type="dxa"/>
+              <w:right w:w="45" w:type="dxa"/>
+            </w:tcMar>
+            <w:vAlign w:val="center"/>
+            <w:hideMark/>
+          </w:tcPr>
+          <w:p>
+            <w:pPr>
+              <w:pStyle w:val="Text"/>
+              <w:jc w:val="center"/>
+              <w:rPr>
+                <w:lang w:val="en-AT"/>
+              </w:rPr>
+            </w:pPr>
+            <w:r>
+              <w:rPr>
+                <w:lang w:val="en-AT"/>
+              </w:rPr>
+              <w:t>93,37mm</w:t>
+            </w:r>
+          </w:p>
+        </w:tc>
+        <w:tc>
+          <w:tcPr>
+            <w:tcW w:w="0" w:type="auto"/>
+            <w:tcBorders>
+              <w:top w:val="single" w:sz="6" w:space="0" w:color="CCCCCC"/>
+              <w:left w:val="single" w:sz="6" w:space="0" w:color="CCCCCC"/>
+              <w:bottom w:val="single" w:sz="6" w:space="0" w:color="CCCCCC"/>
+              <w:right w:val="single" w:sz="6" w:space="0" w:color="CCCCCC"/>
+            </w:tcBorders>
+            <w:tcMar>
+              <w:top w:w="30" w:type="dxa"/>
+              <w:left w:w="45" w:type="dxa"/>
+              <w:bottom w:w="30" w:type="dxa"/>
+              <w:right w:w="45" w:type="dxa"/>
+            </w:tcMar>
+            <w:vAlign w:val="center"/>
+            <w:hideMark/>
+          </w:tcPr>
+          <w:p>
+            <w:pPr>
+              <w:pStyle w:val="Text"/>
+              <w:jc w:val="center"/>
+              <w:rPr>
+                <w:lang w:val="en-AT"/>
+              </w:rPr>
+            </w:pPr>
+            <w:r>
+              <w:rPr>
+                <w:lang w:val="en-AT"/>
+              </w:rPr>
+              <w:t>87,3mm</w:t>
+            </w:r>
+          </w:p>
+        </w:tc>
+        <w:tc>
+          <w:tcPr>
+            <w:tcW w:w="0" w:type="auto"/>
+            <w:tcBorders>
+              <w:top w:val="single" w:sz="6" w:space="0" w:color="CCCCCC"/>
+              <w:left w:val="single" w:sz="6" w:space="0" w:color="CCCCCC"/>
+              <w:bottom w:val="single" w:sz="6" w:space="0" w:color="CCCCCC"/>
+              <w:right w:val="single" w:sz="6" w:space="0" w:color="CCCCCC"/>
+            </w:tcBorders>
+            <w:tcMar>
+              <w:top w:w="30" w:type="dxa"/>
+              <w:left w:w="45" w:type="dxa"/>
+              <w:bottom w:w="30" w:type="dxa"/>
+              <w:right w:w="45" w:type="dxa"/>
+            </w:tcMar>
+            <w:vAlign w:val="center"/>
+            <w:hideMark/>
+          </w:tcPr>
+          <w:p>
+            <w:pPr>
+              <w:pStyle w:val="Text"/>
+              <w:jc w:val="center"/>
+              <w:rPr>
+                <w:lang w:val="en-AT"/>
+              </w:rPr>
+            </w:pPr>
+            <w:r>
+              <w:rPr>
+                <w:lang w:val="en-AT"/>
+              </w:rPr>
+              <w:t>176mm</w:t>
+            </w:r>
+          </w:p>
+        </w:tc>
+        <w:tc>
+          <w:tcPr>
+            <w:tcW w:w="0" w:type="auto"/>
+            <w:tcBorders>
+              <w:top w:val="single" w:sz="6" w:space="0" w:color="CCCCCC"/>
+              <w:left w:val="single" w:sz="6" w:space="0" w:color="CCCCCC"/>
+              <w:bottom w:val="single" w:sz="6" w:space="0" w:color="CCCCCC"/>
+              <w:right w:val="single" w:sz="6" w:space="0" w:color="CCCCCC"/>
+            </w:tcBorders>
+            <w:tcMar>
+              <w:top w:w="30" w:type="dxa"/>
+              <w:left w:w="45" w:type="dxa"/>
+              <w:bottom w:w="30" w:type="dxa"/>
+              <w:right w:w="45" w:type="dxa"/>
+            </w:tcMar>
+            <w:vAlign w:val="center"/>
+            <w:hideMark/>
+          </w:tcPr>
+          <w:p>
+            <w:pPr>
+              <w:pStyle w:val="Text"/>
+              <w:jc w:val="center"/>
+              <w:rPr>
+                <w:lang w:val="en-AT"/>
+              </w:rPr>
+            </w:pPr>
+            <w:r>
+              <w:rPr>
+                <w:lang w:val="en-AT"/>
+              </w:rPr>
+              <w:t>767g</w:t>
+            </w:r>
+          </w:p>
+        </w:tc>
+        <w:tc>
+          <w:tcPr>
+            <w:tcW w:w="0" w:type="auto"/>
+            <w:tcBorders>
+              <w:top w:val="single" w:sz="6" w:space="0" w:color="CCCCCC"/>
+              <w:left w:val="single" w:sz="6" w:space="0" w:color="CCCCCC"/>
+              <w:bottom w:val="single" w:sz="6" w:space="0" w:color="CCCCCC"/>
+              <w:right w:val="single" w:sz="6" w:space="0" w:color="CCCCCC"/>
+            </w:tcBorders>
+            <w:tcMar>
+              <w:top w:w="30" w:type="dxa"/>
+              <w:left w:w="45" w:type="dxa"/>
+              <w:bottom w:w="30" w:type="dxa"/>
+              <w:right w:w="45" w:type="dxa"/>
+            </w:tcMar>
+            <w:vAlign w:val="center"/>
+            <w:hideMark/>
+          </w:tcPr>
+          <w:p>
+            <w:pPr>
+              <w:pStyle w:val="Text"/>
+              <w:jc w:val="center"/>
+              <w:rPr>
+                <w:lang w:val="en-AT"/>
+              </w:rPr>
+            </w:pPr>
+            <w:r>
+              <w:rPr>
+                <w:lang w:val="en-AT"/>
+              </w:rPr>
+              <w:t>8 809077 745072</w:t>
+            </w:r>
+          </w:p>
+        </w:tc>
+      </w:tr>
+      <w:tr>
+        <w:trPr>
+          <w:trHeight w:val="339"/>
+        </w:trPr>
+        <w:tc>
+          <w:tcPr>
+            <w:tcW w:w="0" w:type="auto"/>
+            <w:tcBorders>
+              <w:top w:val="single" w:sz="6" w:space="0" w:color="CCCCCC"/>
+              <w:left w:val="single" w:sz="6" w:space="0" w:color="CCCCCC"/>
+              <w:bottom w:val="single" w:sz="6" w:space="0" w:color="CCCCCC"/>
+              <w:right w:val="single" w:sz="6" w:space="0" w:color="CCCCCC"/>
+            </w:tcBorders>
+            <w:tcMar>
+              <w:top w:w="30" w:type="dxa"/>
+              <w:left w:w="45" w:type="dxa"/>
+              <w:bottom w:w="30" w:type="dxa"/>
+              <w:right w:w="45" w:type="dxa"/>
+            </w:tcMar>
+            <w:vAlign w:val="center"/>
+          </w:tcPr>
+          <w:p>
+            <w:pPr>
+              <w:pStyle w:val="Text"/>
+              <w:jc w:val="left"/>
+              <w:rPr>
+                <w:lang w:val="en-AT"/>
+              </w:rPr>
+            </w:pPr>
+            <w:proofErr w:type="spellStart"/>
+            <w:r>
+              <w:rPr>
+                <w:lang w:val="en-AT"/>
+              </w:rPr>
+              <w:t>Abweichung</w:t>
+            </w:r>
+            <w:proofErr w:type="spellEnd"/>
+          </w:p>
+        </w:tc>
+        <w:tc>
+          <w:tcPr>
+            <w:tcW w:w="0" w:type="auto"/>
+            <w:tcBorders>
+              <w:top w:val="single" w:sz="6" w:space="0" w:color="CCCCCC"/>
+              <w:left w:val="single" w:sz="6" w:space="0" w:color="CCCCCC"/>
+              <w:bottom w:val="single" w:sz="6" w:space="0" w:color="CCCCCC"/>
+              <w:right w:val="single" w:sz="6" w:space="0" w:color="CCCCCC"/>
+            </w:tcBorders>
+            <w:tcMar>
+              <w:top w:w="30" w:type="dxa"/>
+              <w:left w:w="45" w:type="dxa"/>
+              <w:bottom w:w="30" w:type="dxa"/>
+              <w:right w:w="45" w:type="dxa"/>
+            </w:tcMar>
+            <w:vAlign w:val="center"/>
+          </w:tcPr>
+          <w:p>
+            <w:pPr>
+              <w:pStyle w:val="Text"/>
+              <w:jc w:val="center"/>
+              <w:rPr>
+                <w:lang w:val="en-AT"/>
+              </w:rPr>
+            </w:pPr>
+            <w:r>
+              <w:rPr>
+                <w:lang w:val="en-AT"/>
+              </w:rPr>
+              <w:t>3,6%</w:t>
+            </w:r>
+          </w:p>
+        </w:tc>
+        <w:tc>
+          <w:tcPr>
+            <w:tcW w:w="0" w:type="auto"/>
+            <w:tcBorders>
+              <w:top w:val="single" w:sz="6" w:space="0" w:color="CCCCCC"/>
+              <w:left w:val="single" w:sz="6" w:space="0" w:color="CCCCCC"/>
+              <w:bottom w:val="single" w:sz="6" w:space="0" w:color="CCCCCC"/>
+              <w:right w:val="single" w:sz="6" w:space="0" w:color="CCCCCC"/>
+            </w:tcBorders>
+            <w:tcMar>
+              <w:top w:w="30" w:type="dxa"/>
+              <w:left w:w="45" w:type="dxa"/>
+              <w:bottom w:w="30" w:type="dxa"/>
+              <w:right w:w="45" w:type="dxa"/>
+            </w:tcMar>
+            <w:vAlign w:val="center"/>
+          </w:tcPr>
+          <w:p>
+            <w:pPr>
+              <w:pStyle w:val="Text"/>
+              <w:jc w:val="center"/>
+              <w:rPr>
+                <w:lang w:val="en-AT"/>
+              </w:rPr>
+            </w:pPr>
+            <w:r>
+              <w:rPr>
+                <w:lang w:val="en-AT"/>
+              </w:rPr>
+              <w:t>3%</w:t>
+            </w:r>
+          </w:p>
+        </w:tc>
+        <w:tc>
+          <w:tcPr>
+            <w:tcW w:w="0" w:type="auto"/>
+            <w:tcBorders>
+              <w:top w:val="single" w:sz="6" w:space="0" w:color="CCCCCC"/>
+              <w:left w:val="single" w:sz="6" w:space="0" w:color="CCCCCC"/>
+              <w:bottom w:val="single" w:sz="6" w:space="0" w:color="CCCCCC"/>
+              <w:right w:val="single" w:sz="6" w:space="0" w:color="CCCCCC"/>
+            </w:tcBorders>
+            <w:tcMar>
+              <w:top w:w="30" w:type="dxa"/>
+              <w:left w:w="45" w:type="dxa"/>
+              <w:bottom w:w="30" w:type="dxa"/>
+              <w:right w:w="45" w:type="dxa"/>
+            </w:tcMar>
+            <w:vAlign w:val="center"/>
+          </w:tcPr>
+          <w:p>
+            <w:pPr>
+              <w:pStyle w:val="Text"/>
+              <w:jc w:val="center"/>
+              <w:rPr>
+                <w:lang w:val="en-AT"/>
+              </w:rPr>
+            </w:pPr>
+            <w:r>
+              <w:rPr>
+                <w:lang w:val="en-AT"/>
+              </w:rPr>
+              <w:t>3,4%</w:t>
+            </w:r>
+          </w:p>
+        </w:tc>
+        <w:tc>
+          <w:tcPr>
+            <w:tcW w:w="0" w:type="auto"/>
+            <w:tcBorders>
+              <w:top w:val="single" w:sz="6" w:space="0" w:color="CCCCCC"/>
+              <w:left w:val="single" w:sz="6" w:space="0" w:color="CCCCCC"/>
+              <w:bottom w:val="single" w:sz="6" w:space="0" w:color="CCCCCC"/>
+              <w:right w:val="single" w:sz="6" w:space="0" w:color="CCCCCC"/>
+            </w:tcBorders>
+            <w:tcMar>
+              <w:top w:w="30" w:type="dxa"/>
+              <w:left w:w="45" w:type="dxa"/>
+              <w:bottom w:w="30" w:type="dxa"/>
+              <w:right w:w="45" w:type="dxa"/>
+            </w:tcMar>
+            <w:vAlign w:val="center"/>
+          </w:tcPr>
+          <w:p>
+            <w:pPr>
+              <w:pStyle w:val="Text"/>
+              <w:jc w:val="center"/>
+              <w:rPr>
+                <w:lang w:val="en-AT"/>
+              </w:rPr>
+            </w:pPr>
+            <w:r>
+              <w:rPr>
+                <w:lang w:val="en-AT"/>
+              </w:rPr>
+              <w:t>0,65%</w:t>
+            </w:r>
+          </w:p>
+        </w:tc>
+        <w:tc>
+          <w:tcPr>
+            <w:tcW w:w="0" w:type="auto"/>
+            <w:tcBorders>
+              <w:top w:val="single" w:sz="6" w:space="0" w:color="CCCCCC"/>
+              <w:left w:val="single" w:sz="6" w:space="0" w:color="CCCCCC"/>
+              <w:bottom w:val="single" w:sz="6" w:space="0" w:color="CCCCCC"/>
+              <w:right w:val="single" w:sz="6" w:space="0" w:color="CCCCCC"/>
+            </w:tcBorders>
+            <w:tcMar>
+              <w:top w:w="30" w:type="dxa"/>
+              <w:left w:w="45" w:type="dxa"/>
+              <w:bottom w:w="30" w:type="dxa"/>
+              <w:right w:w="45" w:type="dxa"/>
+            </w:tcMar>
+            <w:vAlign w:val="center"/>
+          </w:tcPr>
+          <w:p>
+            <w:pPr>
+              <w:pStyle w:val="Text"/>
+              <w:jc w:val="center"/>
+              <w:rPr>
+                <w:lang w:val="en-AT"/>
+              </w:rPr>
+            </w:pPr>
+            <w:r>
+              <w:rPr>
+                <w:lang w:val="en-AT"/>
+              </w:rPr>
+              <w:t xml:space="preserve">0 </w:t>
+            </w:r>
+            <w:proofErr w:type="spellStart"/>
+            <w:r>
+              <w:rPr>
+                <w:lang w:val="en-AT"/>
+              </w:rPr>
+              <w:t>Stellen</w:t>
+            </w:r>
+            <w:proofErr w:type="spellEnd"/>
+          </w:p>
+        </w:tc>
+      </w:tr>
+    </w:tbl>
+    <w:p>
+      <w:pPr>
+        <w:pStyle w:val="Text"/>
+        <w:rPr>
+          <w:lang w:val="en-AT"/>
+        </w:rPr>
+      </w:pPr>
+    </w:p>
+    <w:p>
+      <w:pPr>
+        <w:jc w:val="left"/>
+      </w:pPr>
+      <w:r>
+        <w:br w:type="page"/>
+      </w:r>
+    </w:p>
+    <w:p>
+      <w:pPr>
+        <w:pStyle w:val="Heading3"/>
+      </w:pPr>
+      <w:r>
+        <w:lastRenderedPageBreak/>
+        <w:t>Messung 3</w:t>
+      </w:r>
+    </w:p>
+    <w:p>
+      <w:pPr>
+        <w:pStyle w:val="Text"/>
+      </w:pPr>
+      <w:r>
+        <w:t>Hier wurde ein Objekt gemessen, welches in allen Dimensionen kleiner ist als die vorherigen.</w:t>
+      </w:r>
+    </w:p>
+    <w:p>
+      <w:pPr>
+        <w:pStyle w:val="Text"/>
+      </w:pPr>
+    </w:p>
+    <w:p>
+      <w:pPr>
+        <w:pStyle w:val="Heading3"/>
+      </w:pPr>
+      <w:r>
+        <w:t>Messung 4</w:t>
+      </w:r>
+    </w:p>
+    <w:p>
+      <w:pPr>
+        <w:pStyle w:val="Text"/>
+      </w:pPr>
+      <w:r>
+        <w:t>In der letzten Messung wurde ein Objekt gemessen, welches mit der Höhe nur mehr knapp im Beobachtbaren Bereich der Tiefenkamera liegt.</w:t>
+      </w:r>
+    </w:p>
+    <w:p>
+      <w:pPr>
+        <w:pStyle w:val="Text"/>
+      </w:pPr>
+    </w:p>
+    <w:p>
+      <w:pPr>
+        <w:pStyle w:val="Heading2"/>
+      </w:pPr>
       <w:bookmarkStart w:id="70" w:name="_Toc224493349"/>
       <w:r>
         <w:t>Zusammenfassung der gesamten Arbeit</w:t>
@@ -16591,10 +19024,10 @@
       <w:pPr>
         <w:pStyle w:val="Text"/>
         <w:sectPr>
-          <w:headerReference w:type="default" r:id="rId123"/>
-          <w:footerReference w:type="default" r:id="rId124"/>
-          <w:headerReference w:type="first" r:id="rId125"/>
-          <w:footerReference w:type="first" r:id="rId126"/>
+          <w:headerReference w:type="default" r:id="rId125"/>
+          <w:footerReference w:type="default" r:id="rId126"/>
+          <w:headerReference w:type="first" r:id="rId127"/>
+          <w:footerReference w:type="first" r:id="rId128"/>
           <w:pgSz w:w="11906" w:h="16838"/>
           <w:pgMar w:top="1417" w:right="1440" w:bottom="1134" w:left="1440" w:header="708" w:footer="708" w:gutter="0"/>
           <w:cols w:space="720"/>
@@ -16685,8 +19118,13 @@
             <w:pPr>
               <w:pStyle w:val="TextinTabelle"/>
             </w:pPr>
-            <w:r>
-              <w:t>Schüler:in 1</w:t>
+            <w:proofErr w:type="spellStart"/>
+            <w:r>
+              <w:t>Schüler:in</w:t>
+            </w:r>
+            <w:proofErr w:type="spellEnd"/>
+            <w:r>
+              <w:t xml:space="preserve"> 1</w:t>
             </w:r>
           </w:p>
         </w:tc>
@@ -16742,10 +19180,10 @@
       <w:pPr>
         <w:pStyle w:val="Text"/>
         <w:sectPr>
-          <w:headerReference w:type="default" r:id="rId127"/>
-          <w:footerReference w:type="default" r:id="rId128"/>
-          <w:headerReference w:type="first" r:id="rId129"/>
-          <w:footerReference w:type="first" r:id="rId130"/>
+          <w:headerReference w:type="default" r:id="rId129"/>
+          <w:footerReference w:type="default" r:id="rId130"/>
+          <w:headerReference w:type="first" r:id="rId131"/>
+          <w:footerReference w:type="first" r:id="rId132"/>
           <w:pgSz w:w="11906" w:h="16838"/>
           <w:pgMar w:top="1417" w:right="1440" w:bottom="1134" w:left="1440" w:header="708" w:footer="708" w:gutter="0"/>
           <w:cols w:space="720"/>
@@ -16758,10 +19196,10 @@
       <w:pPr>
         <w:pStyle w:val="Heading1"/>
         <w:sectPr>
-          <w:headerReference w:type="default" r:id="rId131"/>
-          <w:footerReference w:type="default" r:id="rId132"/>
-          <w:headerReference w:type="first" r:id="rId133"/>
-          <w:footerReference w:type="first" r:id="rId134"/>
+          <w:headerReference w:type="default" r:id="rId133"/>
+          <w:footerReference w:type="default" r:id="rId134"/>
+          <w:headerReference w:type="first" r:id="rId135"/>
+          <w:footerReference w:type="first" r:id="rId136"/>
           <w:pgSz w:w="11906" w:h="16838"/>
           <w:pgMar w:top="1417" w:right="1440" w:bottom="1134" w:left="1440" w:header="708" w:footer="708" w:gutter="0"/>
           <w:cols w:space="720"/>
@@ -16852,7 +19290,21 @@
         <w:rPr>
           <w:color w:val="0066FF"/>
         </w:rPr>
-        <w:t>Wird mithilfe von Zotero erstellt…</w:t>
+        <w:t xml:space="preserve">Wird mithilfe von </w:t>
+      </w:r>
+      <w:proofErr w:type="spellStart"/>
+      <w:r>
+        <w:rPr>
+          <w:color w:val="0066FF"/>
+        </w:rPr>
+        <w:t>Zotero</w:t>
+      </w:r>
+      <w:proofErr w:type="spellEnd"/>
+      <w:r>
+        <w:rPr>
+          <w:color w:val="0066FF"/>
+        </w:rPr>
+        <w:t xml:space="preserve"> erstellt…</w:t>
       </w:r>
     </w:p>
     <w:p>
@@ -16977,10 +19429,10 @@
           <w:color w:val="0066FF"/>
         </w:rPr>
         <w:sectPr>
-          <w:headerReference w:type="default" r:id="rId135"/>
-          <w:footerReference w:type="default" r:id="rId136"/>
-          <w:headerReference w:type="first" r:id="rId137"/>
-          <w:footerReference w:type="first" r:id="rId138"/>
+          <w:headerReference w:type="default" r:id="rId137"/>
+          <w:footerReference w:type="default" r:id="rId138"/>
+          <w:headerReference w:type="first" r:id="rId139"/>
+          <w:footerReference w:type="first" r:id="rId140"/>
           <w:pgSz w:w="11906" w:h="16838"/>
           <w:pgMar w:top="1417" w:right="1440" w:bottom="1134" w:left="1440" w:header="708" w:footer="708" w:gutter="0"/>
           <w:cols w:space="720"/>
@@ -17026,10 +19478,10 @@
       <w:bookmarkEnd w:id="126"/>
     </w:p>
     <w:sectPr>
-      <w:headerReference w:type="default" r:id="rId139"/>
-      <w:footerReference w:type="default" r:id="rId140"/>
-      <w:headerReference w:type="first" r:id="rId141"/>
-      <w:footerReference w:type="first" r:id="rId142"/>
+      <w:headerReference w:type="default" r:id="rId141"/>
+      <w:footerReference w:type="default" r:id="rId142"/>
+      <w:headerReference w:type="first" r:id="rId143"/>
+      <w:footerReference w:type="first" r:id="rId144"/>
       <w:pgSz w:w="11906" w:h="16838"/>
       <w:pgMar w:top="1417" w:right="1440" w:bottom="1134" w:left="1440" w:header="708" w:footer="708" w:gutter="0"/>
       <w:cols w:space="720"/>
@@ -17985,7 +20437,15 @@
       <w:fldChar w:fldCharType="separate"/>
     </w:r>
     <w:r>
-      <w:t>Dokumentation Schüler:in 2: (FV = Überschrift1)</w:t>
+      <w:t xml:space="preserve">Dokumentation </w:t>
+    </w:r>
+    <w:proofErr w:type="spellStart"/>
+    <w:r>
+      <w:t>Schüler:in</w:t>
+    </w:r>
+    <w:proofErr w:type="spellEnd"/>
+    <w:r>
+      <w:t xml:space="preserve"> 2: (FV = Überschrift1)</w:t>
     </w:r>
     <w:r>
       <w:fldChar w:fldCharType="end"/>
@@ -24186,6 +26646,40 @@
 </file>
 
 <file path=customXml/item1.xml><?xml version="1.0" encoding="utf-8"?>
+<inkml:ink xmlns:inkml="http://www.w3.org/2003/InkML">
+  <inkml:definitions>
+    <inkml:context xml:id="ctx0">
+      <inkml:inkSource xml:id="inkSrc0">
+        <inkml:traceFormat>
+          <inkml:channel name="X" type="integer" min="-2.14748E9" max="2.14748E9" units="cm"/>
+          <inkml:channel name="Y" type="integer" min="-2.14748E9" max="2.14748E9" units="cm"/>
+          <inkml:channel name="F" type="integer" max="32767" units="dev"/>
+          <inkml:channel name="OA" type="integer" max="360" units="deg"/>
+          <inkml:channel name="OE" type="integer" max="90" units="deg"/>
+        </inkml:traceFormat>
+        <inkml:channelProperties>
+          <inkml:channelProperty channel="X" name="resolution" value="1000" units="1/cm"/>
+          <inkml:channelProperty channel="Y" name="resolution" value="1000" units="1/cm"/>
+          <inkml:channelProperty channel="F" name="resolution" value="0" units="1/dev"/>
+          <inkml:channelProperty channel="OA" name="resolution" value="1000" units="1/deg"/>
+          <inkml:channelProperty channel="OE" name="resolution" value="1000" units="1/deg"/>
+        </inkml:channelProperties>
+      </inkml:inkSource>
+      <inkml:timestamp xml:id="ts0" timeString="2025-06-10T16:09:06.362"/>
+    </inkml:context>
+    <inkml:brush xml:id="br0">
+      <inkml:brushProperty name="width" value="0.05" units="cm"/>
+      <inkml:brushProperty name="height" value="0.05" units="cm"/>
+      <inkml:brushProperty name="color" value="#E71224"/>
+    </inkml:brush>
+  </inkml:definitions>
+  <inkml:trace contextRef="#ctx0" brushRef="#br0">3153 356 7202 0 0,'-44'-7'350'0'0,"0"-2"0"0"0,1-2 0 0 0,0-2 0 0 0,-57-25 1 0 0,-168-76 1481 0 0,190 86-1679 0 0,-122-28 1 0 0,156 47-169 0 0,-67-16 302 0 0,-1 5 0 0 0,-122-5-1 0 0,88 25-117 0 0,1 6-1 0 0,-1 6 0 0 0,-208 45 1 0 0,298-44-170 0 0,0 3 1 0 0,1 1 0 0 0,1 4 0 0 0,0 1 0 0 0,-95 56-1 0 0,75-31-102 0 0,-120 97-1 0 0,165-119 91 0 0,2 1 0 0 0,1 2 0 0 0,1 0 0 0 0,2 2 1 0 0,1 0-1 0 0,-32 58 0 0 0,30-39-7 0 0,1 2 0 0 0,3 0 1 0 0,2 1-1 0 0,3 1 0 0 0,-17 102 0 0 0,25-76 38 0 0,3-1 0 0 0,4 1 0 0 0,4-1 0 0 0,20 120 0 0 0,-13-124-5 0 0,-3-11 48 0 0,4-1 0 0 0,23 76-1 0 0,-28-119-47 0 0,0-1 0 0 0,1 0 0 0 0,0 0 0 0 0,2-1 0 0 0,0 0 0 0 0,1-1 0 0 0,0 0 0 0 0,2-1 0 0 0,-1 0 0 0 0,2-1-1 0 0,25 20 1 0 0,-15-17 28 0 0,0-1 0 0 0,1-2-1 0 0,1 0 1 0 0,0-2 0 0 0,1-1-1 0 0,0-1 1 0 0,0-1 0 0 0,1-2-1 0 0,1 0 1 0 0,-1-2-1 0 0,1-1 1 0 0,31-1 0 0 0,36-3 35 0 0,1-4 1 0 0,122-22 0 0 0,-40 5 38 0 0,-35 9-33 0 0,182-24 276 0 0,51-43 591 0 0,-309 60-804 0 0,-1-3-1 0 0,0-3 1 0 0,89-47 0 0 0,59-55 5 0 0,-176 101-72 0 0,-1-3 0 0 0,-1-1 1 0 0,41-43-1 0 0,-52 43-35 0 0,-2 0 1 0 0,-1-2-1 0 0,-1-1 0 0 0,23-47 1 0 0,-19 26 62 0 0,-3-2 1 0 0,19-65-1 0 0,-30 75 16 0 0,-2 1 0 0 0,5-70 0 0 0,-4-95-93 0 0,-11 199-21 0 0,1-9 55 0 0,-1 1 0 0 0,-1-1 0 0 0,-1 1 0 0 0,0-1 0 0 0,-1 1 0 0 0,-2 0 0 0 0,0 0 0 0 0,-1 0 0 0 0,0 1 0 0 0,-2-1 0 0 0,-12-21 0 0 0,-32-62 287 0 0,32 60-30 0 0,-28-42 0 0 0,39 70-276 0 0,0 2 1 0 0,-1-1-1 0 0,0 1 1 0 0,-1 1-1 0 0,-1 0 1 0 0,0 0-1 0 0,-14-9 1 0 0,-10-3-215 0 0,0 3 0 0 0,-1 0-1 0 0,-1 3 1 0 0,0 1 0 0 0,-1 2 0 0 0,-1 1 0 0 0,-1 2 0 0 0,1 2 0 0 0,-1 2 0 0 0,-1 2 0 0 0,1 1 0 0 0,-76 4 0 0 0,88 3-696 0 0,0 2-1 0 0,0 1 1 0 0,0 2 0 0 0,-39 15 0 0 0,23-4 15 0 0</inkml:trace>
+  <inkml:trace contextRef="#ctx0" brushRef="#br0" timeOffset="2304.57">3473 308 408 0 0,'25'-34'-131'0'0,"-12"9"9868"0"0,-14 35-9206 0 0,-2 1-494 0 0,2 1 1 0 0,-1-1 0 0 0,1 0-1 0 0,1 1 1 0 0,0-1-1 0 0,3 17 1 0 0,16 78-22 0 0,-1-5-4 0 0,-6 136 38 0 0,0-15 29 0 0,-4-164-14 0 0,-4-36 88 0 0,2 43 1333 0 0,-8-70-1392 0 0,0 1 0 0 0,0-1 0 0 0,0 0 0 0 0,0 0 0 0 0,1 0 0 0 0,-2-8 0 0 0,2 11-63 0 0,-50-289 287 0 0,50 262-342 0 0,1 0 0 0 0,1 0-1 0 0,2 1 1 0 0,1-1-1 0 0,10-38 1 0 0,6-41-152 0 0,-20 107 169 0 0,0 1 1 0 0,0 0-1 0 0,0-1 1 0 0,0 1-1 0 0,0 0 1 0 0,0-1 0 0 0,0 1-1 0 0,0 0 1 0 0,0-1-1 0 0,0 1 1 0 0,0-1 0 0 0,0 1-1 0 0,0 0 1 0 0,0-1-1 0 0,0 1 1 0 0,0 0-1 0 0,-1-1 1 0 0,1 1 0 0 0,0 0-1 0 0,0-1 1 0 0,0 1-1 0 0,-1 0 1 0 0,1 0 0 0 0,0-1-1 0 0,0 1 1 0 0,-1 0-1 0 0,1 0 1 0 0,0-1-1 0 0,0 1 1 0 0,-1 0 0 0 0,1 0-1 0 0,0 0 1 0 0,-1-1-1 0 0,1 1 1 0 0,0 0 0 0 0,-1 0-1 0 0,1 0 1 0 0,-1 0-1 0 0,1 0 1 0 0,0 0-1 0 0,-1 0 1 0 0,1 0 0 0 0,0 0-1 0 0,-1 0 1 0 0,1 0-1 0 0,-1 0 1 0 0,1 0 0 0 0,0 0-1 0 0,-1 0 1 0 0,1 0-1 0 0,0 0 1 0 0,-1 0-1 0 0,1 1 1 0 0,0-1 0 0 0,-1 0-1 0 0,1 0 1 0 0,0 0-1 0 0,-1 1 1 0 0,1-1 0 0 0,0 0-1 0 0,-1 1 1 0 0,-1 0 2 0 0,-1 1 0 0 0,1-1 1 0 0,-1 1-1 0 0,1-1 0 0 0,0 1 1 0 0,0 0-1 0 0,0 0 0 0 0,-3 3 1 0 0,-4 11-2 0 0,0 1 0 0 0,1 0 0 0 0,1 1 0 0 0,0-1 0 0 0,1 1 0 0 0,1 1 0 0 0,1-1 0 0 0,-2 21 1 0 0,0 19-138 0 0,2 75 1 0 0,4-118-445 0 0,1 1 0 0 0,0-1 0 0 0,2 1 0 0 0,-1-1 0 0 0,2 0 0 0 0,0 0 0 0 0,1-1 0 0 0,0 1 0 0 0,9 14 0 0 0,-8-17-549 0 0</inkml:trace>
+  <inkml:trace contextRef="#ctx0" brushRef="#br0" timeOffset="2956.45">3554 1583 3409 0 0,'0'0'4221'0'0,"-1"0"-4145"0"0,0 0 0 0 0,1 1 0 0 0,-1-1 1 0 0,0 0-1 0 0,1 0 0 0 0,-1 0 0 0 0,0 1 1 0 0,0-1-1 0 0,1 0 0 0 0,-1 1 0 0 0,0-1 1 0 0,1 0-1 0 0,-1 1 0 0 0,1-1 0 0 0,-1 1 1 0 0,1-1-1 0 0,-1 1 0 0 0,1-1 0 0 0,-1 1 1 0 0,1-1-1 0 0,-1 1 0 0 0,0 1 0 0 0,-2 5-46 0 0,1 1-1 0 0,-1 0 1 0 0,1-1-1 0 0,1 1 0 0 0,-1 0 1 0 0,1 0-1 0 0,1 0 1 0 0,0 12-1 0 0,0-4-34 0 0,1 0 0 0 0,1 0 1 0 0,7 26-1 0 0,-10-41 2 0 0,1-1 0 0 0,1 1 0 0 0,-1-1 0 0 0,0 1 0 0 0,0-1 0 0 0,0 1 0 0 0,0-1 0 0 0,0 1 0 0 0,0-1 0 0 0,0 1 0 0 0,1-1 0 0 0,-1 1 0 0 0,0-1 0 0 0,0 0 0 0 0,1 1 0 0 0,-1-1 0 0 0,0 1 0 0 0,1-1 0 0 0,-1 0 0 0 0,0 1 0 0 0,1-1 0 0 0,-1 0 0 0 0,0 1 0 0 0,1-1 0 0 0,-1 0 0 0 0,1 0 0 0 0,-1 0 0 0 0,1 1 0 0 0,-1-1 0 0 0,0 0 0 0 0,1 0 0 0 0,-1 0 0 0 0,1 0 0 0 0,-1 0 0 0 0,2 0 0 0 0,12-13-54 0 0,7-26 91 0 0,-19 31 14 0 0,0-1 0 0 0,-1 0 0 0 0,1 0 1 0 0,-2-1-1 0 0,1 1 0 0 0,-2 0 0 0 0,1 0 0 0 0,-2-10 0 0 0,1 14 3 0 0,0 1 0 0 0,0-1 0 0 0,-1 1 0 0 0,1-1 0 0 0,-1 1 0 0 0,0-1-1 0 0,-5-7 1 0 0,6 11-13 0 0,0-1 0 0 0,-1 0 0 0 0,1 1-1 0 0,-1-1 1 0 0,1 1 0 0 0,-1-1 0 0 0,1 1 0 0 0,-1 0-1 0 0,0-1 1 0 0,0 1 0 0 0,0 0 0 0 0,0 0-1 0 0,0 1 1 0 0,0-1 0 0 0,0 0 0 0 0,0 1 0 0 0,-4-2-1 0 0,4 3-23 0 0,1-1 0 0 0,-1 0 0 0 0,0 1 0 0 0,0 0 0 0 0,0-1 0 0 0,1 1-1 0 0,-1 0 1 0 0,0 0 0 0 0,1 0 0 0 0,-1 0 0 0 0,0 0 0 0 0,1 0 0 0 0,-1 0-1 0 0,1 0 1 0 0,0 1 0 0 0,-1-1 0 0 0,1 1 0 0 0,0-1 0 0 0,0 1 0 0 0,0-1-1 0 0,0 1 1 0 0,0 0 0 0 0,0-1 0 0 0,1 1 0 0 0,-1 0 0 0 0,0 0 0 0 0,1-1 0 0 0,0 1-1 0 0,-1 3 1 0 0,0-1-44 0 0,0-1-1 0 0,0 0 1 0 0,0 1-1 0 0,1-1 0 0 0,-1 1 1 0 0,1-1-1 0 0,0 1 1 0 0,0-1-1 0 0,0 1 0 0 0,1-1 1 0 0,-1 1-1 0 0,1-1 1 0 0,0 0-1 0 0,0 1 1 0 0,2 4-1 0 0,-3-7 18 0 0,1-1 0 0 0,-1 1 0 0 0,0-1 0 0 0,1 1 0 0 0,-1-1 0 0 0,0 0 0 0 0,1 1 0 0 0,-1-1 0 0 0,1 0 0 0 0,-1 1 0 0 0,0-1 0 0 0,1 0 0 0 0,-1 0 0 0 0,1 1 0 0 0,-1-1 0 0 0,1 0 0 0 0,-1 0 0 0 0,1 0 1 0 0,-1 0-1 0 0,1 1 0 0 0,-1-1 0 0 0,1 0 0 0 0,-1 0 0 0 0,1 0 0 0 0,-1 0 0 0 0,1 0 0 0 0,-1 0 0 0 0,1-1 0 0 0,0 1 0 0 0,-1 0 0 0 0,1 0 0 0 0,-1 0 0 0 0,1 0 0 0 0,0-1 0 0 0,15-16-99 0 0,-12 10 125 0 0,0 1 0 0 0,-1-1 0 0 0,0 1 0 0 0,4-13 0 0 0,-5-5 173 0 0,-3 24-177 0 0,1 0 0 0 0,0-1-1 0 0,0 1 1 0 0,0 0-1 0 0,0 0 1 0 0,0 0 0 0 0,0 0-1 0 0,0 0 1 0 0,0-1 0 0 0,0 1-1 0 0,-1 0 1 0 0,1 0-1 0 0,0 0 1 0 0,0 0 0 0 0,0 0-1 0 0,0 0 1 0 0,0 0-1 0 0,-1 0 1 0 0,1-1 0 0 0,0 1-1 0 0,0 0 1 0 0,0 0-1 0 0,0 0 1 0 0,-1 0 0 0 0,1 0-1 0 0,0 0 1 0 0,0 0 0 0 0,0 0-1 0 0,0 0 1 0 0,-1 0-1 0 0,1 0 1 0 0,0 0 0 0 0,0 0-1 0 0,0 0 1 0 0,0 0-1 0 0,0 1 1 0 0,-1-1 0 0 0,1 0-1 0 0,0 0 1 0 0,0 0-1 0 0,0 0 1 0 0,0 0 0 0 0,0 0-1 0 0,-1 0 1 0 0,1 0 0 0 0,0 0-1 0 0,0 1 1 0 0,0-1-1 0 0,0 0 1 0 0,0 0 0 0 0,0 0-1 0 0,0 0 1 0 0,-1 0-1 0 0,1 1 1 0 0,-2 2 12 0 0,0 0-1 0 0,0 0 1 0 0,0 0-1 0 0,0 0 1 0 0,1 0 0 0 0,-1 1-1 0 0,1-1 1 0 0,0 1-1 0 0,0-1 1 0 0,-1 5-1 0 0,0 5-669 0 0,0 1 1 0 0,0 0-1 0 0,2 0 0 0 0,1 24 0 0 0,0-28 77 0 0</inkml:trace>
+</inkml:ink>
+</file>
+
+<file path=customXml/item2.xml><?xml version="1.0" encoding="utf-8"?>
 <ct:contentTypeSchema xmlns:ct="http://schemas.microsoft.com/office/2006/metadata/contentType" xmlns:ma="http://schemas.microsoft.com/office/2006/metadata/properties/metaAttributes" ct:_="" ma:_="" ma:contentTypeName="Dokument" ma:contentTypeID="0x01010025C71E9534E21E4A9F2CF33BA7DCE92D" ma:contentTypeVersion="3" ma:contentTypeDescription="Ein neues Dokument erstellen." ma:contentTypeScope="" ma:versionID="32b9bbdf2bbf4e0fb27a426421665337">
   <xsd:schema xmlns:xsd="http://www.w3.org/2001/XMLSchema" xmlns:xs="http://www.w3.org/2001/XMLSchema" xmlns:p="http://schemas.microsoft.com/office/2006/metadata/properties" xmlns:ns2="5a9e9855-01b6-487f-b294-67c59083cc31" targetNamespace="http://schemas.microsoft.com/office/2006/metadata/properties" ma:root="true" ma:fieldsID="ec87b9b32475f90c9dbf7ae918480825" ns2:_="">
     <xsd:import namespace="5a9e9855-01b6-487f-b294-67c59083cc31"/>
@@ -24323,7 +26817,45 @@
 </ct:contentTypeSchema>
 </file>
 
-<file path=customXml/item2.xml><?xml version="1.0" encoding="utf-8"?>
+<file path=customXml/item3.xml><?xml version="1.0" encoding="utf-8"?>
+<inkml:ink xmlns:inkml="http://www.w3.org/2003/InkML">
+  <inkml:definitions>
+    <inkml:context xml:id="ctx0">
+      <inkml:inkSource xml:id="inkSrc0">
+        <inkml:traceFormat>
+          <inkml:channel name="X" type="integer" min="-2.14748E9" max="2.14748E9" units="cm"/>
+          <inkml:channel name="Y" type="integer" min="-2.14748E9" max="2.14748E9" units="cm"/>
+          <inkml:channel name="F" type="integer" max="32767" units="dev"/>
+          <inkml:channel name="OA" type="integer" max="360" units="deg"/>
+          <inkml:channel name="OE" type="integer" max="90" units="deg"/>
+        </inkml:traceFormat>
+        <inkml:channelProperties>
+          <inkml:channelProperty channel="X" name="resolution" value="1000" units="1/cm"/>
+          <inkml:channelProperty channel="Y" name="resolution" value="1000" units="1/cm"/>
+          <inkml:channelProperty channel="F" name="resolution" value="0" units="1/dev"/>
+          <inkml:channelProperty channel="OA" name="resolution" value="1000" units="1/deg"/>
+          <inkml:channelProperty channel="OE" name="resolution" value="1000" units="1/deg"/>
+        </inkml:channelProperties>
+      </inkml:inkSource>
+      <inkml:timestamp xml:id="ts0" timeString="2025-06-10T16:08:50.568"/>
+    </inkml:context>
+    <inkml:brush xml:id="br0">
+      <inkml:brushProperty name="width" value="0.05" units="cm"/>
+      <inkml:brushProperty name="height" value="0.05" units="cm"/>
+      <inkml:brushProperty name="color" value="#E71224"/>
+    </inkml:brush>
+  </inkml:definitions>
+  <inkml:trace contextRef="#ctx0" brushRef="#br0">1236 239 3217 0 0,'-18'-44'2449'0'0,"11"24"-2251"0"0,-2 1 0 0 0,-14-27 0 0 0,19 39-210 0 0,-1 0 0 0 0,0 1-1 0 0,0 0 1 0 0,-1-1 0 0 0,0 2 0 0 0,0-1-1 0 0,0 1 1 0 0,0 0 0 0 0,-14-8-1 0 0,8 6-57 0 0,-1 1 0 0 0,1 1 1 0 0,-1 0-1 0 0,0 0 0 0 0,0 1 0 0 0,0 1 0 0 0,0 0 0 0 0,-1 1 0 0 0,-22-1 0 0 0,19 4-190 0 0,0 0-1 0 0,0 1 1 0 0,0 1-1 0 0,1 0 1 0 0,-1 1-1 0 0,1 1 1 0 0,-21 9-1 0 0,-37 17-295 0 0,-131 76-1 0 0,173-87 985 0 0,0 2 0 0 0,2 1 0 0 0,1 2 0 0 0,1 0 0 0 0,1 2 0 0 0,-28 37 0 0 0,-16 22-328 0 0,-54 78 18 0 0,113-145-112 0 0,0 0 1 0 0,2 1-1 0 0,1 0 0 0 0,0 0 0 0 0,2 1 1 0 0,0 0-1 0 0,-5 27 0 0 0,4 3 6 0 0,3 0-1 0 0,1 0 0 0 0,3 0 1 0 0,2 1-1 0 0,2-1 1 0 0,13 62-1 0 0,-11-89 37 0 0,1-1 0 0 0,2 1 0 0 0,0-1 0 0 0,1-1 0 0 0,1 0 0 0 0,2 0-1 0 0,0-1 1 0 0,1-1 0 0 0,1 0 0 0 0,1 0 0 0 0,25 25 0 0 0,-31-38 8 0 0,1 0 0 0 0,0-1 0 0 0,0 0 0 0 0,1-1-1 0 0,0 0 1 0 0,0 0 0 0 0,0-1 0 0 0,0 0 0 0 0,1-1 0 0 0,-1-1 0 0 0,1 0 0 0 0,23 1 0 0 0,0-2-27 0 0,-1-1 0 0 0,0-2 0 0 0,43-8 0 0 0,15-10 179 0 0,-1-4 0 0 0,111-46 0 0 0,-162 55-168 0 0,0 1-21 0 0,5-1 26 0 0,-2-3-1 0 0,45-23 0 0 0,-67 26 22 0 0,-1 0 0 0 0,0-2-1 0 0,-2 0 1 0 0,0-1 0 0 0,-1-1 0 0 0,0-1 0 0 0,-2 0-1 0 0,22-37 1 0 0,-28 39-39 0 0,0 1 1 0 0,-1-1-1 0 0,-1-1 0 0 0,-1 0 1 0 0,-1 1-1 0 0,0-2 0 0 0,-2 1 0 0 0,0 0 1 0 0,0-25-1 0 0,-2-13 167 0 0,-14-108-1 0 0,10 143-149 0 0,-1 0-1 0 0,0 1 1 0 0,-2-1-1 0 0,-1 1 1 0 0,-1 0-1 0 0,0 1 1 0 0,-1 0-1 0 0,-23-35 0 0 0,22 41 15 0 0,-1 0 0 0 0,0 0-1 0 0,-1 1 1 0 0,-1 0 0 0 0,0 1-1 0 0,0 1 1 0 0,-1 0 0 0 0,-1 1-1 0 0,0 0 1 0 0,0 1 0 0 0,-25-10-1 0 0,15 9-505 0 0,-1 1-1 0 0,0 2 1 0 0,0 0 0 0 0,-49-5-1 0 0,41 10-389 0 0</inkml:trace>
+</inkml:ink>
+</file>
+
+<file path=customXml/item4.xml><?xml version="1.0" encoding="utf-8"?>
+<p:properties xmlns:p="http://schemas.microsoft.com/office/2006/metadata/properties" xmlns:xsi="http://www.w3.org/2001/XMLSchema-instance" xmlns:pc="http://schemas.microsoft.com/office/infopath/2007/PartnerControls">
+  <documentManagement/>
+</p:properties>
+</file>
+
+<file path=customXml/item5.xml><?xml version="1.0" encoding="utf-8"?>
 <?mso-contentType ?>
 <FormTemplates xmlns="http://schemas.microsoft.com/sharepoint/v3/contenttype/forms">
   <Display>DocumentLibraryForm</Display>
@@ -24332,7 +26864,7 @@
 </FormTemplates>
 </file>
 
-<file path=customXml/item3.xml><?xml version="1.0" encoding="utf-8"?>
+<file path=customXml/item6.xml><?xml version="1.0" encoding="utf-8"?>
 <inkml:ink xmlns:inkml="http://www.w3.org/2003/InkML">
   <inkml:definitions>
     <inkml:context xml:id="ctx0">
@@ -24376,83 +26908,19 @@
 </inkml:ink>
 </file>
 
-<file path=customXml/item4.xml><?xml version="1.0" encoding="utf-8"?>
+<file path=customXml/item7.xml><?xml version="1.0" encoding="utf-8"?>
 <b:Sources xmlns:b="http://schemas.openxmlformats.org/officeDocument/2006/bibliography" xmlns="http://schemas.openxmlformats.org/officeDocument/2006/bibliography" SelectedStyle="\APASixthEditionOfficeOnline.xsl" StyleName="APA" Version="6"/>
 </file>
 
-<file path=customXml/item5.xml><?xml version="1.0" encoding="utf-8"?>
-<inkml:ink xmlns:inkml="http://www.w3.org/2003/InkML">
-  <inkml:definitions>
-    <inkml:context xml:id="ctx0">
-      <inkml:inkSource xml:id="inkSrc0">
-        <inkml:traceFormat>
-          <inkml:channel name="X" type="integer" min="-2.14748E9" max="2.14748E9" units="cm"/>
-          <inkml:channel name="Y" type="integer" min="-2.14748E9" max="2.14748E9" units="cm"/>
-          <inkml:channel name="F" type="integer" max="32767" units="dev"/>
-          <inkml:channel name="OA" type="integer" max="360" units="deg"/>
-          <inkml:channel name="OE" type="integer" max="90" units="deg"/>
-        </inkml:traceFormat>
-        <inkml:channelProperties>
-          <inkml:channelProperty channel="X" name="resolution" value="1000" units="1/cm"/>
-          <inkml:channelProperty channel="Y" name="resolution" value="1000" units="1/cm"/>
-          <inkml:channelProperty channel="F" name="resolution" value="0" units="1/dev"/>
-          <inkml:channelProperty channel="OA" name="resolution" value="1000" units="1/deg"/>
-          <inkml:channelProperty channel="OE" name="resolution" value="1000" units="1/deg"/>
-        </inkml:channelProperties>
-      </inkml:inkSource>
-      <inkml:timestamp xml:id="ts0" timeString="2025-06-10T16:09:06.362"/>
-    </inkml:context>
-    <inkml:brush xml:id="br0">
-      <inkml:brushProperty name="width" value="0.05" units="cm"/>
-      <inkml:brushProperty name="height" value="0.05" units="cm"/>
-      <inkml:brushProperty name="color" value="#E71224"/>
-    </inkml:brush>
-  </inkml:definitions>
-  <inkml:trace contextRef="#ctx0" brushRef="#br0">3153 356 7202 0 0,'-44'-7'350'0'0,"0"-2"0"0"0,1-2 0 0 0,0-2 0 0 0,-57-25 1 0 0,-168-76 1481 0 0,190 86-1679 0 0,-122-28 1 0 0,156 47-169 0 0,-67-16 302 0 0,-1 5 0 0 0,-122-5-1 0 0,88 25-117 0 0,1 6-1 0 0,-1 6 0 0 0,-208 45 1 0 0,298-44-170 0 0,0 3 1 0 0,1 1 0 0 0,1 4 0 0 0,0 1 0 0 0,-95 56-1 0 0,75-31-102 0 0,-120 97-1 0 0,165-119 91 0 0,2 1 0 0 0,1 2 0 0 0,1 0 0 0 0,2 2 1 0 0,1 0-1 0 0,-32 58 0 0 0,30-39-7 0 0,1 2 0 0 0,3 0 1 0 0,2 1-1 0 0,3 1 0 0 0,-17 102 0 0 0,25-76 38 0 0,3-1 0 0 0,4 1 0 0 0,4-1 0 0 0,20 120 0 0 0,-13-124-5 0 0,-3-11 48 0 0,4-1 0 0 0,23 76-1 0 0,-28-119-47 0 0,0-1 0 0 0,1 0 0 0 0,0 0 0 0 0,2-1 0 0 0,0 0 0 0 0,1-1 0 0 0,0 0 0 0 0,2-1 0 0 0,-1 0 0 0 0,2-1-1 0 0,25 20 1 0 0,-15-17 28 0 0,0-1 0 0 0,1-2-1 0 0,1 0 1 0 0,0-2 0 0 0,1-1-1 0 0,0-1 1 0 0,0-1 0 0 0,1-2-1 0 0,1 0 1 0 0,-1-2-1 0 0,1-1 1 0 0,31-1 0 0 0,36-3 35 0 0,1-4 1 0 0,122-22 0 0 0,-40 5 38 0 0,-35 9-33 0 0,182-24 276 0 0,51-43 591 0 0,-309 60-804 0 0,-1-3-1 0 0,0-3 1 0 0,89-47 0 0 0,59-55 5 0 0,-176 101-72 0 0,-1-3 0 0 0,-1-1 1 0 0,41-43-1 0 0,-52 43-35 0 0,-2 0 1 0 0,-1-2-1 0 0,-1-1 0 0 0,23-47 1 0 0,-19 26 62 0 0,-3-2 1 0 0,19-65-1 0 0,-30 75 16 0 0,-2 1 0 0 0,5-70 0 0 0,-4-95-93 0 0,-11 199-21 0 0,1-9 55 0 0,-1 1 0 0 0,-1-1 0 0 0,-1 1 0 0 0,0-1 0 0 0,-1 1 0 0 0,-2 0 0 0 0,0 0 0 0 0,-1 0 0 0 0,0 1 0 0 0,-2-1 0 0 0,-12-21 0 0 0,-32-62 287 0 0,32 60-30 0 0,-28-42 0 0 0,39 70-276 0 0,0 2 1 0 0,-1-1-1 0 0,0 1 1 0 0,-1 1-1 0 0,-1 0 1 0 0,0 0-1 0 0,-14-9 1 0 0,-10-3-215 0 0,0 3 0 0 0,-1 0-1 0 0,-1 3 1 0 0,0 1 0 0 0,-1 2 0 0 0,-1 1 0 0 0,-1 2 0 0 0,1 2 0 0 0,-1 2 0 0 0,-1 2 0 0 0,1 1 0 0 0,-76 4 0 0 0,88 3-696 0 0,0 2-1 0 0,0 1 1 0 0,0 2 0 0 0,-39 15 0 0 0,23-4 15 0 0</inkml:trace>
-  <inkml:trace contextRef="#ctx0" brushRef="#br0" timeOffset="2304.57">3473 308 408 0 0,'25'-34'-131'0'0,"-12"9"9868"0"0,-14 35-9206 0 0,-2 1-494 0 0,2 1 1 0 0,-1-1 0 0 0,1 0-1 0 0,1 1 1 0 0,0-1-1 0 0,3 17 1 0 0,16 78-22 0 0,-1-5-4 0 0,-6 136 38 0 0,0-15 29 0 0,-4-164-14 0 0,-4-36 88 0 0,2 43 1333 0 0,-8-70-1392 0 0,0 1 0 0 0,0-1 0 0 0,0 0 0 0 0,0 0 0 0 0,1 0 0 0 0,-2-8 0 0 0,2 11-63 0 0,-50-289 287 0 0,50 262-342 0 0,1 0 0 0 0,1 0-1 0 0,2 1 1 0 0,1-1-1 0 0,10-38 1 0 0,6-41-152 0 0,-20 107 169 0 0,0 1 1 0 0,0 0-1 0 0,0-1 1 0 0,0 1-1 0 0,0 0 1 0 0,0-1 0 0 0,0 1-1 0 0,0 0 1 0 0,0-1-1 0 0,0 1 1 0 0,0-1 0 0 0,0 1-1 0 0,0 0 1 0 0,0-1-1 0 0,0 1 1 0 0,0 0-1 0 0,-1-1 1 0 0,1 1 0 0 0,0 0-1 0 0,0-1 1 0 0,0 1-1 0 0,-1 0 1 0 0,1 0 0 0 0,0-1-1 0 0,0 1 1 0 0,-1 0-1 0 0,1 0 1 0 0,0-1-1 0 0,0 1 1 0 0,-1 0 0 0 0,1 0-1 0 0,0 0 1 0 0,-1-1-1 0 0,1 1 1 0 0,0 0 0 0 0,-1 0-1 0 0,1 0 1 0 0,-1 0-1 0 0,1 0 1 0 0,0 0-1 0 0,-1 0 1 0 0,1 0 0 0 0,0 0-1 0 0,-1 0 1 0 0,1 0-1 0 0,-1 0 1 0 0,1 0 0 0 0,0 0-1 0 0,-1 0 1 0 0,1 0-1 0 0,0 0 1 0 0,-1 0-1 0 0,1 1 1 0 0,0-1 0 0 0,-1 0-1 0 0,1 0 1 0 0,0 0-1 0 0,-1 1 1 0 0,1-1 0 0 0,0 0-1 0 0,-1 1 1 0 0,-1 0 2 0 0,-1 1 0 0 0,1-1 1 0 0,-1 1-1 0 0,1-1 0 0 0,0 1 1 0 0,0 0-1 0 0,0 0 0 0 0,-3 3 1 0 0,-4 11-2 0 0,0 1 0 0 0,1 0 0 0 0,1 1 0 0 0,0-1 0 0 0,1 1 0 0 0,1 1 0 0 0,1-1 0 0 0,-2 21 1 0 0,0 19-138 0 0,2 75 1 0 0,4-118-445 0 0,1 1 0 0 0,0-1 0 0 0,2 1 0 0 0,-1-1 0 0 0,2 0 0 0 0,0 0 0 0 0,1-1 0 0 0,0 1 0 0 0,9 14 0 0 0,-8-17-549 0 0</inkml:trace>
-  <inkml:trace contextRef="#ctx0" brushRef="#br0" timeOffset="2956.45">3554 1583 3409 0 0,'0'0'4221'0'0,"-1"0"-4145"0"0,0 0 0 0 0,1 1 0 0 0,-1-1 1 0 0,0 0-1 0 0,1 0 0 0 0,-1 0 0 0 0,0 1 1 0 0,0-1-1 0 0,1 0 0 0 0,-1 1 0 0 0,0-1 1 0 0,1 0-1 0 0,-1 1 0 0 0,1-1 0 0 0,-1 1 1 0 0,1-1-1 0 0,-1 1 0 0 0,1-1 0 0 0,-1 1 1 0 0,1-1-1 0 0,-1 1 0 0 0,0 1 0 0 0,-2 5-46 0 0,1 1-1 0 0,-1 0 1 0 0,1-1-1 0 0,1 1 0 0 0,-1 0 1 0 0,1 0-1 0 0,1 0 1 0 0,0 12-1 0 0,0-4-34 0 0,1 0 0 0 0,1 0 1 0 0,7 26-1 0 0,-10-41 2 0 0,1-1 0 0 0,1 1 0 0 0,-1-1 0 0 0,0 1 0 0 0,0-1 0 0 0,0 1 0 0 0,0-1 0 0 0,0 1 0 0 0,0-1 0 0 0,0 1 0 0 0,1-1 0 0 0,-1 1 0 0 0,0-1 0 0 0,0 0 0 0 0,1 1 0 0 0,-1-1 0 0 0,0 1 0 0 0,1-1 0 0 0,-1 0 0 0 0,0 1 0 0 0,1-1 0 0 0,-1 0 0 0 0,0 1 0 0 0,1-1 0 0 0,-1 0 0 0 0,1 0 0 0 0,-1 0 0 0 0,1 1 0 0 0,-1-1 0 0 0,0 0 0 0 0,1 0 0 0 0,-1 0 0 0 0,1 0 0 0 0,-1 0 0 0 0,2 0 0 0 0,12-13-54 0 0,7-26 91 0 0,-19 31 14 0 0,0-1 0 0 0,-1 0 0 0 0,1 0 1 0 0,-2-1-1 0 0,1 1 0 0 0,-2 0 0 0 0,1 0 0 0 0,-2-10 0 0 0,1 14 3 0 0,0 1 0 0 0,0-1 0 0 0,-1 1 0 0 0,1-1 0 0 0,-1 1 0 0 0,0-1-1 0 0,-5-7 1 0 0,6 11-13 0 0,0-1 0 0 0,-1 0 0 0 0,1 1-1 0 0,-1-1 1 0 0,1 1 0 0 0,-1-1 0 0 0,1 1 0 0 0,-1 0-1 0 0,0-1 1 0 0,0 1 0 0 0,0 0 0 0 0,0 0-1 0 0,0 1 1 0 0,0-1 0 0 0,0 0 0 0 0,0 1 0 0 0,-4-2-1 0 0,4 3-23 0 0,1-1 0 0 0,-1 0 0 0 0,0 1 0 0 0,0 0 0 0 0,0-1 0 0 0,1 1-1 0 0,-1 0 1 0 0,0 0 0 0 0,1 0 0 0 0,-1 0 0 0 0,0 0 0 0 0,1 0 0 0 0,-1 0-1 0 0,1 0 1 0 0,0 1 0 0 0,-1-1 0 0 0,1 1 0 0 0,0-1 0 0 0,0 1 0 0 0,0-1-1 0 0,0 1 1 0 0,0 0 0 0 0,0-1 0 0 0,1 1 0 0 0,-1 0 0 0 0,0 0 0 0 0,1-1 0 0 0,0 1-1 0 0,-1 3 1 0 0,0-1-44 0 0,0-1-1 0 0,0 0 1 0 0,0 1-1 0 0,1-1 0 0 0,-1 1 1 0 0,1-1-1 0 0,0 1 1 0 0,0-1-1 0 0,0 1 0 0 0,1-1 1 0 0,-1 1-1 0 0,1-1 1 0 0,0 0-1 0 0,0 1 1 0 0,2 4-1 0 0,-3-7 18 0 0,1-1 0 0 0,-1 1 0 0 0,0-1 0 0 0,1 1 0 0 0,-1-1 0 0 0,0 0 0 0 0,1 1 0 0 0,-1-1 0 0 0,1 0 0 0 0,-1 1 0 0 0,0-1 0 0 0,1 0 0 0 0,-1 0 0 0 0,1 1 0 0 0,-1-1 0 0 0,1 0 0 0 0,-1 0 0 0 0,1 0 1 0 0,-1 0-1 0 0,1 1 0 0 0,-1-1 0 0 0,1 0 0 0 0,-1 0 0 0 0,1 0 0 0 0,-1 0 0 0 0,1 0 0 0 0,-1 0 0 0 0,1-1 0 0 0,0 1 0 0 0,-1 0 0 0 0,1 0 0 0 0,-1 0 0 0 0,1 0 0 0 0,0-1 0 0 0,15-16-99 0 0,-12 10 125 0 0,0 1 0 0 0,-1-1 0 0 0,0 1 0 0 0,4-13 0 0 0,-5-5 173 0 0,-3 24-177 0 0,1 0 0 0 0,0-1-1 0 0,0 1 1 0 0,0 0-1 0 0,0 0 1 0 0,0 0 0 0 0,0 0-1 0 0,0 0 1 0 0,0-1 0 0 0,0 1-1 0 0,-1 0 1 0 0,1 0-1 0 0,0 0 1 0 0,0 0 0 0 0,0 0-1 0 0,0 0 1 0 0,0 0-1 0 0,-1 0 1 0 0,1-1 0 0 0,0 1-1 0 0,0 0 1 0 0,0 0-1 0 0,0 0 1 0 0,-1 0 0 0 0,1 0-1 0 0,0 0 1 0 0,0 0 0 0 0,0 0-1 0 0,0 0 1 0 0,-1 0-1 0 0,1 0 1 0 0,0 0 0 0 0,0 0-1 0 0,0 0 1 0 0,0 0-1 0 0,0 1 1 0 0,-1-1 0 0 0,1 0-1 0 0,0 0 1 0 0,0 0-1 0 0,0 0 1 0 0,0 0 0 0 0,0 0-1 0 0,-1 0 1 0 0,1 0 0 0 0,0 0-1 0 0,0 1 1 0 0,0-1-1 0 0,0 0 1 0 0,0 0 0 0 0,0 0-1 0 0,0 0 1 0 0,-1 0-1 0 0,1 1 1 0 0,-2 2 12 0 0,0 0-1 0 0,0 0 1 0 0,0 0-1 0 0,0 0 1 0 0,1 0 0 0 0,-1 1-1 0 0,1-1 1 0 0,0 1-1 0 0,0-1 1 0 0,-1 5-1 0 0,0 5-669 0 0,0 1 1 0 0,0 0-1 0 0,2 0 0 0 0,1 24 0 0 0,0-28 77 0 0</inkml:trace>
-</inkml:ink>
+<file path=customXml/itemProps1.xml><?xml version="1.0" encoding="utf-8"?>
+<ds:datastoreItem xmlns:ds="http://schemas.openxmlformats.org/officeDocument/2006/customXml" ds:itemID="{01D51A4F-7BE7-46DF-A7D0-BDB91C1C49A3}">
+  <ds:schemaRefs>
+    <ds:schemaRef ds:uri="http://www.w3.org/2003/InkML"/>
+  </ds:schemaRefs>
+</ds:datastoreItem>
 </file>
 
-<file path=customXml/item6.xml><?xml version="1.0" encoding="utf-8"?>
-<inkml:ink xmlns:inkml="http://www.w3.org/2003/InkML">
-  <inkml:definitions>
-    <inkml:context xml:id="ctx0">
-      <inkml:inkSource xml:id="inkSrc0">
-        <inkml:traceFormat>
-          <inkml:channel name="X" type="integer" min="-2.14748E9" max="2.14748E9" units="cm"/>
-          <inkml:channel name="Y" type="integer" min="-2.14748E9" max="2.14748E9" units="cm"/>
-          <inkml:channel name="F" type="integer" max="32767" units="dev"/>
-          <inkml:channel name="OA" type="integer" max="360" units="deg"/>
-          <inkml:channel name="OE" type="integer" max="90" units="deg"/>
-        </inkml:traceFormat>
-        <inkml:channelProperties>
-          <inkml:channelProperty channel="X" name="resolution" value="1000" units="1/cm"/>
-          <inkml:channelProperty channel="Y" name="resolution" value="1000" units="1/cm"/>
-          <inkml:channelProperty channel="F" name="resolution" value="0" units="1/dev"/>
-          <inkml:channelProperty channel="OA" name="resolution" value="1000" units="1/deg"/>
-          <inkml:channelProperty channel="OE" name="resolution" value="1000" units="1/deg"/>
-        </inkml:channelProperties>
-      </inkml:inkSource>
-      <inkml:timestamp xml:id="ts0" timeString="2025-06-10T16:08:50.568"/>
-    </inkml:context>
-    <inkml:brush xml:id="br0">
-      <inkml:brushProperty name="width" value="0.05" units="cm"/>
-      <inkml:brushProperty name="height" value="0.05" units="cm"/>
-      <inkml:brushProperty name="color" value="#E71224"/>
-    </inkml:brush>
-  </inkml:definitions>
-  <inkml:trace contextRef="#ctx0" brushRef="#br0">1236 239 3217 0 0,'-18'-44'2449'0'0,"11"24"-2251"0"0,-2 1 0 0 0,-14-27 0 0 0,19 39-210 0 0,-1 0 0 0 0,0 1-1 0 0,0 0 1 0 0,-1-1 0 0 0,0 2 0 0 0,0-1-1 0 0,0 1 1 0 0,0 0 0 0 0,-14-8-1 0 0,8 6-57 0 0,-1 1 0 0 0,1 1 1 0 0,-1 0-1 0 0,0 0 0 0 0,0 1 0 0 0,0 1 0 0 0,0 0 0 0 0,-1 1 0 0 0,-22-1 0 0 0,19 4-190 0 0,0 0-1 0 0,0 1 1 0 0,0 1-1 0 0,1 0 1 0 0,-1 1-1 0 0,1 1 1 0 0,-21 9-1 0 0,-37 17-295 0 0,-131 76-1 0 0,173-87 985 0 0,0 2 0 0 0,2 1 0 0 0,1 2 0 0 0,1 0 0 0 0,1 2 0 0 0,-28 37 0 0 0,-16 22-328 0 0,-54 78 18 0 0,113-145-112 0 0,0 0 1 0 0,2 1-1 0 0,1 0 0 0 0,0 0 0 0 0,2 1 1 0 0,0 0-1 0 0,-5 27 0 0 0,4 3 6 0 0,3 0-1 0 0,1 0 0 0 0,3 0 1 0 0,2 1-1 0 0,2-1 1 0 0,13 62-1 0 0,-11-89 37 0 0,1-1 0 0 0,2 1 0 0 0,0-1 0 0 0,1-1 0 0 0,1 0 0 0 0,2 0-1 0 0,0-1 1 0 0,1-1 0 0 0,1 0 0 0 0,1 0 0 0 0,25 25 0 0 0,-31-38 8 0 0,1 0 0 0 0,0-1 0 0 0,0 0 0 0 0,1-1-1 0 0,0 0 1 0 0,0 0 0 0 0,0-1 0 0 0,0 0 0 0 0,1-1 0 0 0,-1-1 0 0 0,1 0 0 0 0,23 1 0 0 0,0-2-27 0 0,-1-1 0 0 0,0-2 0 0 0,43-8 0 0 0,15-10 179 0 0,-1-4 0 0 0,111-46 0 0 0,-162 55-168 0 0,0 1-21 0 0,5-1 26 0 0,-2-3-1 0 0,45-23 0 0 0,-67 26 22 0 0,-1 0 0 0 0,0-2-1 0 0,-2 0 1 0 0,0-1 0 0 0,-1-1 0 0 0,0-1 0 0 0,-2 0-1 0 0,22-37 1 0 0,-28 39-39 0 0,0 1 1 0 0,-1-1-1 0 0,-1-1 0 0 0,-1 0 1 0 0,-1 1-1 0 0,0-2 0 0 0,-2 1 0 0 0,0 0 1 0 0,0-25-1 0 0,-2-13 167 0 0,-14-108-1 0 0,10 143-149 0 0,-1 0-1 0 0,0 1 1 0 0,-2-1-1 0 0,-1 1 1 0 0,-1 0-1 0 0,0 1 1 0 0,-1 0-1 0 0,-23-35 0 0 0,22 41 15 0 0,-1 0 0 0 0,0 0-1 0 0,-1 1 1 0 0,-1 0 0 0 0,0 1-1 0 0,0 1 1 0 0,-1 0 0 0 0,-1 1-1 0 0,0 0 1 0 0,0 1 0 0 0,-25-10-1 0 0,15 9-505 0 0,-1 1-1 0 0,0 2 1 0 0,0 0 0 0 0,-49-5-1 0 0,41 10-389 0 0</inkml:trace>
-</inkml:ink>
-</file>
-
-<file path=customXml/item7.xml><?xml version="1.0" encoding="utf-8"?>
-<p:properties xmlns:p="http://schemas.microsoft.com/office/2006/metadata/properties" xmlns:xsi="http://www.w3.org/2001/XMLSchema-instance" xmlns:pc="http://schemas.microsoft.com/office/infopath/2007/PartnerControls">
-  <documentManagement/>
-</p:properties>
-</file>
-
-<file path=customXml/itemProps1.xml><?xml version="1.0" encoding="utf-8"?>
+<file path=customXml/itemProps2.xml><?xml version="1.0" encoding="utf-8"?>
 <ds:datastoreItem xmlns:ds="http://schemas.openxmlformats.org/officeDocument/2006/customXml" ds:itemID="{4B023D59-82BC-4D0F-A651-C98E01C1F15C}">
   <ds:schemaRefs>
     <ds:schemaRef ds:uri="http://schemas.microsoft.com/office/2006/metadata/contentType"/>
@@ -24470,14 +26938,6 @@
 </ds:datastoreItem>
 </file>
 
-<file path=customXml/itemProps2.xml><?xml version="1.0" encoding="utf-8"?>
-<ds:datastoreItem xmlns:ds="http://schemas.openxmlformats.org/officeDocument/2006/customXml" ds:itemID="{6A655C0C-F4A3-4931-9F7F-84CBD61DCE8F}">
-  <ds:schemaRefs>
-    <ds:schemaRef ds:uri="http://schemas.microsoft.com/sharepoint/v3/contenttype/forms"/>
-  </ds:schemaRefs>
-</ds:datastoreItem>
-</file>
-
 <file path=customXml/itemProps3.xml><?xml version="1.0" encoding="utf-8"?>
 <ds:datastoreItem xmlns:ds="http://schemas.openxmlformats.org/officeDocument/2006/customXml" ds:itemID="{4B023D59-82BC-4D0F-A651-C98E01C1F15C}">
   <ds:schemaRefs>
@@ -24487,17 +26947,18 @@
 </file>
 
 <file path=customXml/itemProps4.xml><?xml version="1.0" encoding="utf-8"?>
-<ds:datastoreItem xmlns:ds="http://schemas.openxmlformats.org/officeDocument/2006/customXml" ds:itemID="{01D51A4F-7BE7-46DF-A7D0-BDB91C1C49A3}">
+<ds:datastoreItem xmlns:ds="http://schemas.openxmlformats.org/officeDocument/2006/customXml" ds:itemID="{CE199482-6225-420D-8982-84EA3B0C446C}">
   <ds:schemaRefs>
-    <ds:schemaRef ds:uri="http://schemas.openxmlformats.org/officeDocument/2006/bibliography"/>
+    <ds:schemaRef ds:uri="http://schemas.microsoft.com/office/2006/metadata/properties"/>
+    <ds:schemaRef ds:uri="http://schemas.microsoft.com/office/infopath/2007/PartnerControls"/>
   </ds:schemaRefs>
 </ds:datastoreItem>
 </file>
 
 <file path=customXml/itemProps5.xml><?xml version="1.0" encoding="utf-8"?>
-<ds:datastoreItem xmlns:ds="http://schemas.openxmlformats.org/officeDocument/2006/customXml" ds:itemID="{01D51A4F-7BE7-46DF-A7D0-BDB91C1C49A3}">
+<ds:datastoreItem xmlns:ds="http://schemas.openxmlformats.org/officeDocument/2006/customXml" ds:itemID="{6A655C0C-F4A3-4931-9F7F-84CBD61DCE8F}">
   <ds:schemaRefs>
-    <ds:schemaRef ds:uri="http://www.w3.org/2003/InkML"/>
+    <ds:schemaRef ds:uri="http://schemas.microsoft.com/sharepoint/v3/contenttype/forms"/>
   </ds:schemaRefs>
 </ds:datastoreItem>
 </file>
@@ -24511,10 +26972,9 @@
 </file>
 
 <file path=customXml/itemProps7.xml><?xml version="1.0" encoding="utf-8"?>
-<ds:datastoreItem xmlns:ds="http://schemas.openxmlformats.org/officeDocument/2006/customXml" ds:itemID="{CE199482-6225-420D-8982-84EA3B0C446C}">
+<ds:datastoreItem xmlns:ds="http://schemas.openxmlformats.org/officeDocument/2006/customXml" ds:itemID="{01D51A4F-7BE7-46DF-A7D0-BDB91C1C49A3}">
   <ds:schemaRefs>
-    <ds:schemaRef ds:uri="http://schemas.microsoft.com/office/2006/metadata/properties"/>
-    <ds:schemaRef ds:uri="http://schemas.microsoft.com/office/infopath/2007/PartnerControls"/>
+    <ds:schemaRef ds:uri="http://schemas.openxmlformats.org/officeDocument/2006/bibliography"/>
   </ds:schemaRefs>
 </ds:datastoreItem>
 </file>
--- a/D_Documentation/Doku-Alex.docx
+++ b/D_Documentation/Doku-Alex.docx
@@ -5407,8 +5407,17 @@
           <w:color w:val="0066FF"/>
           <w:szCs w:val="28"/>
         </w:rPr>
-        <w:t>Text (FV = Text): ….</w:t>
-      </w:r>
+        <w:t>Text (FV = Text</w:t>
+      </w:r>
+      <w:proofErr w:type="gramStart"/>
+      <w:r>
+        <w:rPr>
+          <w:color w:val="0066FF"/>
+          <w:szCs w:val="28"/>
+        </w:rPr>
+        <w:t>): ….</w:t>
+      </w:r>
+      <w:proofErr w:type="gramEnd"/>
     </w:p>
     <w:p>
       <w:pPr>
@@ -7583,7 +7592,15 @@
       </w:r>
       <w:proofErr w:type="spellEnd"/>
       <w:r>
-        <w:t xml:space="preserve"> gegenüber der Software-Summierung ist, dass diese direkt Filter eingebaut haben, welche une</w:t>
+        <w:t xml:space="preserve"> gegenüber der Software-Summierung ist, dass </w:t>
+      </w:r>
+      <w:proofErr w:type="gramStart"/>
+      <w:r>
+        <w:t>diese direkt Filter</w:t>
+      </w:r>
+      <w:proofErr w:type="gramEnd"/>
+      <w:r>
+        <w:t xml:space="preserve"> eingebaut haben, welche une</w:t>
       </w:r>
       <w:r>
         <w:t>r</w:t>
@@ -8126,8 +8143,13 @@
         <w:pStyle w:val="Text"/>
       </w:pPr>
       <w:r>
-        <w:t>Bei der differentiellen Signalübertragung wird ein elektrisches Signal nicht über eine einzelne Leitung gegen eine gemeinsame Masse übertragen, sondern über ein Paar eng gekoppelter Leitungen, wobei eine Leitung das ursprüngliche Signal und die andere das exakt invertierte Signal führt. Der Empfänger wertet zur Informationsgewinnung lediglich die Spannungsdifferenz zwischen diesen beiden Leitern aus. Da externe elektromagnetische Störungen meist auf beide räumlich eng beieinanderliegenden Leitungen gleichermaßen einwirken (Gleichtaktstörung), heben sich diese Störanteile bei der Differenzbildung im Empfänger auf, was eine hohe Störfestigkeit und Signalintegrität ermöglicht</w:t>
-      </w:r>
+        <w:t xml:space="preserve">Bei der differentiellen Signalübertragung wird ein elektrisches Signal nicht über eine einzelne Leitung gegen eine gemeinsame Masse übertragen, sondern über ein Paar eng gekoppelter Leitungen, wobei eine Leitung das ursprüngliche Signal und die andere das exakt invertierte Signal führt. Der Empfänger wertet zur Informationsgewinnung lediglich die Spannungsdifferenz zwischen diesen beiden Leitern aus. Da externe elektromagnetische Störungen meist auf beide räumlich eng beieinanderliegenden Leitungen gleichermaßen einwirken (Gleichtaktstörung), heben sich diese Störanteile bei der Differenzbildung im Empfänger auf, was eine hohe Störfestigkeit und Signalintegrität </w:t>
+      </w:r>
+      <w:proofErr w:type="gramStart"/>
+      <w:r>
+        <w:t>ermöglicht</w:t>
+      </w:r>
+      <w:proofErr w:type="gramEnd"/>
       <w:r>
         <w:t>.</w:t>
       </w:r>
@@ -8525,10 +8547,12 @@
         <w:t xml:space="preserve"> sondern als fertige </w:t>
       </w:r>
       <w:proofErr w:type="spellStart"/>
+      <w:proofErr w:type="gramStart"/>
       <w:r>
         <w:t>IC’s</w:t>
       </w:r>
       <w:proofErr w:type="spellEnd"/>
+      <w:proofErr w:type="gramEnd"/>
       <w:r>
         <w:t xml:space="preserve"> mit perfekt abgestimmten Bauteilen und Leitungen. </w:t>
       </w:r>
@@ -9620,13 +9644,18 @@
         <w:t xml:space="preserve">. </w:t>
       </w:r>
       <w:r>
-        <w:t>Mit Hilfe dieser Programme werden die dreidimensionalen geometrischen Modelle der Bauteile erstellt. Im Gegensatz zu herkömmlichen Grafikprogrammen arbeiten CAD-Systeme parametrisch und vektorbasiert. Dies gewährleistet eine exakte Maßhaltigkeit und die für technische Anwendungen erforderliche geometrische Präzision. Wurde ein Volumenkörper erstellt, ist der Prozess jedoch noch nicht fertig, da die erstellte .</w:t>
+        <w:t xml:space="preserve">Mit Hilfe dieser Programme werden die dreidimensionalen geometrischen Modelle der Bauteile erstellt. Im Gegensatz zu herkömmlichen Grafikprogrammen arbeiten CAD-Systeme parametrisch und vektorbasiert. Dies gewährleistet eine exakte Maßhaltigkeit und die für technische Anwendungen erforderliche geometrische Präzision. Wurde ein Volumenkörper erstellt, ist der Prozess jedoch noch nicht fertig, da die </w:t>
+      </w:r>
+      <w:proofErr w:type="gramStart"/>
+      <w:r>
+        <w:t>erstellte .</w:t>
       </w:r>
       <w:proofErr w:type="spellStart"/>
       <w:r>
         <w:t>ipt</w:t>
       </w:r>
       <w:proofErr w:type="spellEnd"/>
+      <w:proofErr w:type="gramEnd"/>
       <w:r>
         <w:t xml:space="preserve"> Datei von 3D Druckern nicht gelesen werden kann. Hier kommen STL-Dateien ins Spiel. </w:t>
       </w:r>
@@ -9731,9 +9760,11 @@
       <w:pPr>
         <w:jc w:val="left"/>
       </w:pPr>
-      <w:r>
-        <w:br w:type="page"/>
-      </w:r>
+    </w:p>
+    <w:p>
+      <w:pPr>
+        <w:jc w:val="left"/>
+      </w:pPr>
     </w:p>
     <w:p>
       <w:pPr>
@@ -9878,6 +9909,7 @@
         <w:pStyle w:val="Text"/>
       </w:pPr>
       <w:r>
+        <w:lastRenderedPageBreak/>
         <w:t>In der Project Brief werden die grundlegenden Funktionen sowie die Zielsetzung des Projekts definiert. Die darin festgelegten Punkte dienen als verbindliche Parameter für den weiteren Projektablauf. Eine Änderung dieser Definitionen ist ausschließlich nach Absprache mit den beteiligten Parteien zulässig.</w:t>
       </w:r>
     </w:p>
@@ -9946,7 +9978,6 @@
           <w:bCs/>
           <w:u w:val="single"/>
         </w:rPr>
-        <w:lastRenderedPageBreak/>
         <w:t>Risikotabelle</w:t>
       </w:r>
     </w:p>
@@ -10706,7 +10737,15 @@
       </w:r>
       <w:proofErr w:type="spellEnd"/>
       <w:r>
-        <w:t>. Da der ADC über das I2C-Protokoll mit einer festen Adresse kommuniziert, pro Zelle jedoch ein eigener Wandler benötigt wird, erfolgt die Anbindung an den Raspberry Pi über einen I2C-Multiplexer. Dies ermöglicht die Verwaltung mehrerer identischer Adressen an einem einzigen Bus-System.</w:t>
+        <w:t xml:space="preserve">. Da der ADC über das I2C-Protokoll mit einer festen Adresse kommuniziert, pro Zelle jedoch ein eigener Wandler benötigt wird, erfolgt die Anbindung an den Raspberry Pi </w:t>
+      </w:r>
+      <w:proofErr w:type="gramStart"/>
+      <w:r>
+        <w:t>über einen I2C-Multiplexer</w:t>
+      </w:r>
+      <w:proofErr w:type="gramEnd"/>
+      <w:r>
+        <w:t>. Dies ermöglicht die Verwaltung mehrerer identischer Adressen an einem einzigen Bus-System.</w:t>
       </w:r>
     </w:p>
     <w:p>
@@ -12767,10 +12806,12 @@
         <w:t xml:space="preserve">-Leitungen auf, wodurch eine stabile Verbindung nicht zeitgerecht hergestellt werden konnte. Um die Projektsicherheit zu gewährleisten, wurde die Kommunikationsstrategie angepasst: Der ESP8266 wird nun über eine USB-Schnittstelle mit dem Raspberry Pi verbunden, über welche der Datentransfer </w:t>
       </w:r>
       <w:commentRangeStart w:id="52"/>
+      <w:proofErr w:type="gramStart"/>
       <w:r>
         <w:t>erfolgt</w:t>
       </w:r>
       <w:commentRangeEnd w:id="52"/>
+      <w:proofErr w:type="gramEnd"/>
       <w:r>
         <w:rPr>
           <w:rStyle w:val="CommentReference"/>
@@ -14130,7 +14171,7 @@
           <w:noProof/>
         </w:rPr>
         <w:drawing>
-          <wp:inline distT="0" distB="0" distL="0" distR="0" wp14:anchorId="06C0E66B" wp14:editId="31A8E8B7">
+          <wp:inline distT="0" distB="0" distL="0" distR="0" wp14:anchorId="06C0E66B" wp14:editId="7B7645F5">
             <wp:extent cx="2417021" cy="2080260"/>
             <wp:effectExtent l="0" t="0" r="0" b="0"/>
             <wp:docPr id="1074855751" name="Picture 6"/>
@@ -16900,6 +16941,7 @@
       </w:pPr>
       <w:r>
         <w:rPr>
+          <w:noProof/>
           <w:lang w:val="en-AT"/>
         </w:rPr>
         <w:drawing>
@@ -17867,6 +17909,7 @@
       </w:pPr>
       <w:r>
         <w:rPr>
+          <w:noProof/>
           <w:lang w:val="en-AT"/>
         </w:rPr>
         <w:drawing>
@@ -19017,8 +19060,16 @@
         <w:rPr>
           <w:color w:val="0066FF"/>
         </w:rPr>
-        <w:t>Erweiterung der Funktionalität des vorliegendes Projekts</w:t>
-      </w:r>
+        <w:t xml:space="preserve">Erweiterung der Funktionalität </w:t>
+      </w:r>
+      <w:proofErr w:type="gramStart"/>
+      <w:r>
+        <w:rPr>
+          <w:color w:val="0066FF"/>
+        </w:rPr>
+        <w:t>des vorliegendes Projekts</w:t>
+      </w:r>
+      <w:proofErr w:type="gramEnd"/>
     </w:p>
     <w:p>
       <w:pPr>
@@ -19342,7 +19393,21 @@
         <w:rPr>
           <w:color w:val="0066FF"/>
         </w:rPr>
-        <w:t>(FV Text)</w:t>
+        <w:t>(</w:t>
+      </w:r>
+      <w:proofErr w:type="gramStart"/>
+      <w:r>
+        <w:rPr>
+          <w:color w:val="0066FF"/>
+        </w:rPr>
+        <w:t>FV Text</w:t>
+      </w:r>
+      <w:proofErr w:type="gramEnd"/>
+      <w:r>
+        <w:rPr>
+          <w:color w:val="0066FF"/>
+        </w:rPr>
+        <w:t>)</w:t>
       </w:r>
       <w:bookmarkStart w:id="103" w:name="_Toc211138172"/>
       <w:bookmarkStart w:id="104" w:name="_Toc211137928"/>
@@ -19380,7 +19445,21 @@
         <w:rPr>
           <w:color w:val="0066FF"/>
         </w:rPr>
-        <w:t>(FV Text) Optionaler Abschnitt. Nur verwenden, wenn mehr als 10 verschiedene Tabellen im gesamten Dokument vorkommen.</w:t>
+        <w:t>(</w:t>
+      </w:r>
+      <w:proofErr w:type="gramStart"/>
+      <w:r>
+        <w:rPr>
+          <w:color w:val="0066FF"/>
+        </w:rPr>
+        <w:t>FV Text</w:t>
+      </w:r>
+      <w:proofErr w:type="gramEnd"/>
+      <w:r>
+        <w:rPr>
+          <w:color w:val="0066FF"/>
+        </w:rPr>
+        <w:t>) Optionaler Abschnitt. Nur verwenden, wenn mehr als 10 verschiedene Tabellen im gesamten Dokument vorkommen.</w:t>
       </w:r>
     </w:p>
     <w:p>
@@ -19420,7 +19499,21 @@
         <w:rPr>
           <w:color w:val="0066FF"/>
         </w:rPr>
-        <w:t>(FV Text) Optionaler Abschnitt. Nur verwenden, wenn mehr als 10 verschiedene Bilder im gesamten Dokument vorkommen.</w:t>
+        <w:t>(</w:t>
+      </w:r>
+      <w:proofErr w:type="gramStart"/>
+      <w:r>
+        <w:rPr>
+          <w:color w:val="0066FF"/>
+        </w:rPr>
+        <w:t>FV Text</w:t>
+      </w:r>
+      <w:proofErr w:type="gramEnd"/>
+      <w:r>
+        <w:rPr>
+          <w:color w:val="0066FF"/>
+        </w:rPr>
+        <w:t>) Optionaler Abschnitt. Nur verwenden, wenn mehr als 10 verschiedene Bilder im gesamten Dokument vorkommen.</w:t>
       </w:r>
     </w:p>
     <w:p>
@@ -19472,7 +19565,21 @@
         <w:rPr>
           <w:color w:val="0066FF"/>
         </w:rPr>
-        <w:t>(FV Text) Optionales Kapitel. Hier werden Datenblätter, große Zeichnungen, Skizzen, Bilder, etc. eingefügt, die im Fließtext der vorigen Kapitel nicht eingefügt werden, da sie dort die Übersichtlichkeit bzw. Struktur dieser Kapitel verschlechtern würden.</w:t>
+        <w:t>(</w:t>
+      </w:r>
+      <w:proofErr w:type="gramStart"/>
+      <w:r>
+        <w:rPr>
+          <w:color w:val="0066FF"/>
+        </w:rPr>
+        <w:t>FV Text</w:t>
+      </w:r>
+      <w:proofErr w:type="gramEnd"/>
+      <w:r>
+        <w:rPr>
+          <w:color w:val="0066FF"/>
+        </w:rPr>
+        <w:t>) Optionales Kapitel. Hier werden Datenblätter, große Zeichnungen, Skizzen, Bilder, etc. eingefügt, die im Fließtext der vorigen Kapitel nicht eingefügt werden, da sie dort die Übersichtlichkeit bzw. Struktur dieser Kapitel verschlechtern würden.</w:t>
       </w:r>
       <w:bookmarkEnd w:id="125"/>
       <w:bookmarkEnd w:id="126"/>
@@ -24748,6 +24855,7 @@
   <w:style w:type="character" w:default="1" w:styleId="DefaultParagraphFont">
     <w:name w:val="Default Paragraph Font"/>
     <w:uiPriority w:val="1"/>
+    <w:semiHidden/>
     <w:unhideWhenUsed/>
   </w:style>
   <w:style w:type="table" w:default="1" w:styleId="TableNormal">
@@ -26646,6 +26754,15 @@
 </file>
 
 <file path=customXml/item1.xml><?xml version="1.0" encoding="utf-8"?>
+<?mso-contentType ?>
+<FormTemplates xmlns="http://schemas.microsoft.com/sharepoint/v3/contenttype/forms">
+  <Display>DocumentLibraryForm</Display>
+  <Edit>DocumentLibraryForm</Edit>
+  <New>DocumentLibraryForm</New>
+</FormTemplates>
+</file>
+
+<file path=customXml/item2.xml><?xml version="1.0" encoding="utf-8"?>
 <inkml:ink xmlns:inkml="http://www.w3.org/2003/InkML">
   <inkml:definitions>
     <inkml:context xml:id="ctx0">
@@ -26679,7 +26796,55 @@
 </inkml:ink>
 </file>
 
-<file path=customXml/item2.xml><?xml version="1.0" encoding="utf-8"?>
+<file path=customXml/item3.xml><?xml version="1.0" encoding="utf-8"?>
+<inkml:ink xmlns:inkml="http://www.w3.org/2003/InkML">
+  <inkml:definitions>
+    <inkml:context xml:id="ctx0">
+      <inkml:inkSource xml:id="inkSrc0">
+        <inkml:traceFormat>
+          <inkml:channel name="X" type="integer" min="-2.14748E9" max="2.14748E9" units="cm"/>
+          <inkml:channel name="Y" type="integer" min="-2.14748E9" max="2.14748E9" units="cm"/>
+          <inkml:channel name="F" type="integer" max="32767" units="dev"/>
+          <inkml:channel name="OA" type="integer" max="360" units="deg"/>
+          <inkml:channel name="OE" type="integer" max="90" units="deg"/>
+        </inkml:traceFormat>
+        <inkml:channelProperties>
+          <inkml:channelProperty channel="X" name="resolution" value="1000" units="1/cm"/>
+          <inkml:channelProperty channel="Y" name="resolution" value="1000" units="1/cm"/>
+          <inkml:channelProperty channel="F" name="resolution" value="0" units="1/dev"/>
+          <inkml:channelProperty channel="OA" name="resolution" value="1000" units="1/deg"/>
+          <inkml:channelProperty channel="OE" name="resolution" value="1000" units="1/deg"/>
+        </inkml:channelProperties>
+      </inkml:inkSource>
+      <inkml:timestamp xml:id="ts0" timeString="2025-06-10T16:08:54.030"/>
+    </inkml:context>
+    <inkml:brush xml:id="br0">
+      <inkml:brushProperty name="width" value="0.05" units="cm"/>
+      <inkml:brushProperty name="height" value="0.05" units="cm"/>
+      <inkml:brushProperty name="color" value="#E71224"/>
+    </inkml:brush>
+  </inkml:definitions>
+  <inkml:trace contextRef="#ctx0" brushRef="#br0">5 208 2425 0 0,'0'0'5878'0'0,"24"0"-3468"0"0,-17 1-2405 0 0,0 0 1 0 0,0 0-1 0 0,0 0 0 0 0,0 1 1 0 0,0 0-1 0 0,11 5 0 0 0,-9-5 40 0 0,0 0-1 0 0,0 0 0 0 0,0-1 0 0 0,1 0 1 0 0,-1 0-1 0 0,0-1 0 0 0,17-3 1 0 0,4 2 74 0 0,-22 1-105 0 0,1-1 1 0 0,0 2-1 0 0,-1-1 0 0 0,1 1 1 0 0,-1 0-1 0 0,1 1 1 0 0,-1 0-1 0 0,1 0 1 0 0,-1 1-1 0 0,14 7 0 0 0,-22-10-10 0 0,1 0 1 0 0,0 1-1 0 0,-1-1 0 0 0,1 1 0 0 0,0-1 0 0 0,-1 1 0 0 0,1-1 0 0 0,0 1 0 0 0,-1 0 0 0 0,1-1 0 0 0,-1 1 0 0 0,1 0 0 0 0,-1-1 0 0 0,0 1 0 0 0,1 0 0 0 0,-1 0 0 0 0,0-1 0 0 0,1 1 0 0 0,-1 0 0 0 0,0 0 0 0 0,0 0 0 0 0,0-1 0 0 0,0 1 0 0 0,0 0 1 0 0,0 0-1 0 0,0 0 0 0 0,0 0 0 0 0,0-1 0 0 0,0 1 0 0 0,0 0 0 0 0,0 0 0 0 0,-1 0 0 0 0,1-1 0 0 0,0 1 0 0 0,-1 0 0 0 0,1 0 0 0 0,0-1 0 0 0,-1 1 0 0 0,1 0 0 0 0,-2 0 0 0 0,-2 4 13 0 0,0-1 0 0 0,-1 1 0 0 0,0-1 0 0 0,-10 6 0 0 0,-6 7-17 0 0,-52 46-71 0 0,46-41 27 0 0,-30 31 0 0 0,55-51 44 0 0,1 0 0 0 0,-1 0 0 0 0,0 0 0 0 0,1 0-1 0 0,-1 0 1 0 0,1 0 0 0 0,0 0 0 0 0,0 0 0 0 0,-1 1-1 0 0,1-1 1 0 0,1 0 0 0 0,-1 1 0 0 0,0-1 0 0 0,1 1-1 0 0,-1-1 1 0 0,1 1 0 0 0,0-1 0 0 0,0 5-1 0 0,0-6 1 0 0,1 1 0 0 0,0-1 0 0 0,-1 1 0 0 0,1-1 0 0 0,0 1 0 0 0,0-1 0 0 0,0 0-1 0 0,0 1 1 0 0,0-1 0 0 0,0 0 0 0 0,0 0 0 0 0,0 0 0 0 0,1 0 0 0 0,-1 0-1 0 0,0 0 1 0 0,1 0 0 0 0,-1 0 0 0 0,1 0 0 0 0,-1-1 0 0 0,1 1 0 0 0,-1-1 0 0 0,1 1-1 0 0,-1-1 1 0 0,1 1 0 0 0,0-1 0 0 0,-1 0 0 0 0,1 0 0 0 0,-1 0 0 0 0,3 0-1 0 0,29 4-18 0 0,-11-1-40 0 0,-1-1 0 0 0,25-2 0 0 0,-39 0 42 0 0,1-1-1 0 0,0 0 1 0 0,0 0-1 0 0,-1-1 1 0 0,1 0-1 0 0,-1-1 1 0 0,0 0 0 0 0,0 0-1 0 0,12-7 1 0 0,29-13-1642 0 0,-12 16-3216 0 0,-30 7 3490 0 0</inkml:trace>
+  <inkml:trace contextRef="#ctx0" brushRef="#br0" timeOffset="537.36">1 353 3761 0 0,'14'-4'313'0'0,"1"1"1"0"0,0 1 0 0 0,0 0-1 0 0,0 1 1 0 0,1 1 0 0 0,-1 0-1 0 0,0 1 1 0 0,0 0 0 0 0,0 2-1 0 0,0-1 1 0 0,-1 2 0 0 0,1 0-1 0 0,-1 1 1 0 0,1 0 0 0 0,13 8-1 0 0,-21-9-404 0 0,1-2 0 0 0,0 1 0 0 0,0-1 0 0 0,0 0-1 0 0,0-1 1 0 0,0 0 0 0 0,0 0 0 0 0,1 0 0 0 0,-1-1 0 0 0,0-1-1 0 0,0 1 1 0 0,1-2 0 0 0,-1 1 0 0 0,0-1 0 0 0,0 0 0 0 0,9-4 0 0 0,-11 5-498 0 0</inkml:trace>
+  <inkml:trace contextRef="#ctx0" brushRef="#br0" timeOffset="1907.49">580 318 4417 0 0,'0'0'535'0'0,"25"18"674"0"0,-15-14-1066 0 0,1 0-1 0 0,0-1 0 0 0,-1 0 0 0 0,1-1 1 0 0,17 2-1 0 0,-15-3-53 0 0,0-1 1 0 0,0 0-1 0 0,19-4 1 0 0,-28 4-78 0 0,0-1 0 0 0,-1 1 0 0 0,1-1 1 0 0,-1 0-1 0 0,1-1 0 0 0,-1 1 0 0 0,1 0 1 0 0,-1-1-1 0 0,0 0 0 0 0,0 0 1 0 0,0 0-1 0 0,0 0 0 0 0,0 0 0 0 0,0-1 1 0 0,-1 1-1 0 0,1-1 0 0 0,2-4 1 0 0,-4 5-7 0 0,0 0 0 0 0,0 0 0 0 0,-1 0 0 0 0,1 0 0 0 0,-1 0 1 0 0,0 0-1 0 0,1 0 0 0 0,-1 0 0 0 0,0 0 0 0 0,0 0 1 0 0,0 0-1 0 0,-1 0 0 0 0,1 0 0 0 0,0 0 0 0 0,-1 0 0 0 0,1 0 1 0 0,-1 0-1 0 0,0 0 0 0 0,-1-3 0 0 0,2 4-6 0 0,-1 0-1 0 0,0-1 1 0 0,0 1-1 0 0,0 0 1 0 0,1 0 0 0 0,-1 0-1 0 0,0 0 1 0 0,-1 0-1 0 0,1 0 1 0 0,0 0 0 0 0,0 0-1 0 0,0 0 1 0 0,0 1-1 0 0,-1-1 1 0 0,1 0-1 0 0,0 1 1 0 0,-1-1 0 0 0,1 1-1 0 0,0-1 1 0 0,-1 1-1 0 0,1 0 1 0 0,-1 0 0 0 0,1-1-1 0 0,0 1 1 0 0,-1 0-1 0 0,1 0 1 0 0,-1 0-1 0 0,1 1 1 0 0,-1-1 0 0 0,1 0-1 0 0,-1 0 1 0 0,1 1-1 0 0,-2 0 1 0 0,-13 4-18 0 0,0 1 0 0 0,0 1 1 0 0,0 0-1 0 0,1 1 0 0 0,-16 12 0 0 0,26-16 81 0 0,-1 0 0 0 0,2 0 0 0 0,-1 0 0 0 0,0 1 0 0 0,1 0 1 0 0,0 0-1 0 0,0 0 0 0 0,1 0 0 0 0,-1 0 0 0 0,1 1 0 0 0,0 0 0 0 0,1 0 0 0 0,-1 0 0 0 0,1 0 0 0 0,0 0 0 0 0,1 0 0 0 0,-2 9 0 0 0,3-10-43 0 0,-1-1 0 0 0,2 1 0 0 0,-1-1 0 0 0,0 1 0 0 0,1-1 0 0 0,0 1-1 0 0,0-1 1 0 0,0 0 0 0 0,1 1 0 0 0,-1-1 0 0 0,1 0 0 0 0,0 0 0 0 0,0 0 0 0 0,4 5 0 0 0,-1-3-13 0 0,0 1-1 0 0,0-1 1 0 0,1 0 0 0 0,0 0 0 0 0,0-1 0 0 0,1 0 0 0 0,11 8 0 0 0,-10-9 30 0 0,-1 1 0 0 0,0-1 0 0 0,1-1 0 0 0,0 0 0 0 0,-1 0 1 0 0,1 0-1 0 0,1-1 0 0 0,-1 0 0 0 0,0-1 0 0 0,0 1 0 0 0,1-2 0 0 0,-1 1 0 0 0,1-1 0 0 0,-1-1 0 0 0,0 1 0 0 0,14-4 0 0 0,-13 1 19 0 0,0 0 0 0 0,0 0-1 0 0,-1-1 1 0 0,1-1 0 0 0,-1 1-1 0 0,0-1 1 0 0,0-1 0 0 0,0 0-1 0 0,-1 0 1 0 0,0 0 0 0 0,0-1-1 0 0,-1 0 1 0 0,1 0-1 0 0,-1-1 1 0 0,-1 1 0 0 0,0-1-1 0 0,0-1 1 0 0,0 1 0 0 0,-1-1-1 0 0,-1 1 1 0 0,6-18 0 0 0,3-2 566 0 0,-23 48-322 0 0,9-18-301 0 0,1 1 0 0 0,0 0 1 0 0,-1 0-1 0 0,1-1 0 0 0,0 1 0 0 0,0 0 1 0 0,1 0-1 0 0,-1 0 0 0 0,1 0 0 0 0,-1 0 1 0 0,1 0-1 0 0,0 0 0 0 0,0 0 0 0 0,1 5 1 0 0,-1-8 0 0 0,0-1 0 0 0,0 1 0 0 0,0 0 0 0 0,0 0 0 0 0,0 0 0 0 0,0 0 0 0 0,-1 0 0 0 0,1 0 0 0 0,0 0 0 0 0,0 0 0 0 0,0 0-1 0 0,0 0 1 0 0,0 0 0 0 0,0 0 0 0 0,0 0 0 0 0,0 0 0 0 0,0 0 0 0 0,0 0 0 0 0,0 0 0 0 0,0 0 0 0 0,0 0 0 0 0,0 0 0 0 0,0 0 0 0 0,0 0 0 0 0,0 0 0 0 0,0 0 0 0 0,-1 0 0 0 0,1 0 0 0 0,0 0 0 0 0,0 0 0 0 0,0 0 0 0 0,0 0 0 0 0,0 0 0 0 0,0 0 0 0 0,9 36 2 0 0,-9-36 0 0 0,0 1 0 0 0,0 0 0 0 0,0-1-1 0 0,0 1 1 0 0,0-1 0 0 0,1 1 0 0 0,-1 0 0 0 0,0-1 0 0 0,0 1 0 0 0,0-1 0 0 0,1 1-1 0 0,-1-1 1 0 0,0 1 0 0 0,0-1 0 0 0,1 1 0 0 0,-1-1 0 0 0,0 1 0 0 0,1-1 0 0 0,-1 1-1 0 0,1-1 1 0 0,-1 1 0 0 0,1-1 0 0 0,-1 0 0 0 0,1 1 0 0 0,-1-1 0 0 0,1 0 0 0 0,-1 0-1 0 0,1 1 1 0 0,-1-1 0 0 0,1 0 0 0 0,-1 0 0 0 0,2 1 0 0 0,5 1 24 0 0,-1 1-15 0 0,-4-1-3 0 0,0-1 0 0 0,0 0-1 0 0,0 0 1 0 0,0 0-1 0 0,0 0 1 0 0,0-1 0 0 0,0 1-1 0 0,0 0 1 0 0,0-1-1 0 0,0 0 1 0 0,4 1 0 0 0,-2-1 6 0 0,-1-1 1 0 0,1 0 0 0 0,-1 1 0 0 0,1-1 0 0 0,-1-1-1 0 0,0 1 1 0 0,1 0 0 0 0,-1-1 0 0 0,0 0 0 0 0,0 0 0 0 0,0 1-1 0 0,0-2 1 0 0,0 1 0 0 0,0 0 0 0 0,-1-1 0 0 0,1 1-1 0 0,3-6 1 0 0,2-3 48 0 0,0 0 0 0 0,-1 0-1 0 0,9-18 1 0 0,-15 28-59 0 0,-1 1 0 0 0,0 0 0 0 0,1 0 0 0 0,-1 0 0 0 0,0-1 0 0 0,1 1 0 0 0,-1 0-1 0 0,0 0 1 0 0,1 0 0 0 0,-1 0 0 0 0,1 0 0 0 0,-1 0 0 0 0,0 0 0 0 0,1 0 0 0 0,-1 0 0 0 0,1 0 0 0 0,-1 0 0 0 0,0 0 0 0 0,1 0 0 0 0,-1 0 0 0 0,0 0 0 0 0,1 0-1 0 0,-1 0 1 0 0,1 0 0 0 0,-1 1 0 0 0,0-1 0 0 0,1 0 0 0 0,-1 0 0 0 0,0 0 0 0 0,1 1 0 0 0,-1-1 0 0 0,1 1 0 0 0,15 10 220 0 0,-11-8-150 0 0,16 12 108 0 0,-20-14-176 0 0,1 0 0 0 0,-1 0 0 0 0,1 1 0 0 0,0-1 0 0 0,-1 0 0 0 0,1 0 0 0 0,0-1 0 0 0,0 1 1 0 0,-1 0-1 0 0,1 0 0 0 0,3 0 0 0 0,14 9 241 0 0,-16-8-777 0 0,0 1 0 0 0,0-1 1 0 0,0 0-1 0 0,1-1 1 0 0,-1 1-1 0 0,0-1 0 0 0,7 3 1 0 0,16 2-598 0 0,-20-4-110 0 0</inkml:trace>
+  <inkml:trace contextRef="#ctx0" brushRef="#br0" timeOffset="2280.99">1565 26 4089 0 0,'0'0'1209'0'0,"0"0"-1132"0"0,0 0-1 0 0,0 0 1 0 0,0-1-1 0 0,0 1 1 0 0,0 0 0 0 0,0 0-1 0 0,0 0 1 0 0,0 0-1 0 0,0-1 1 0 0,0 1-1 0 0,0 0 1 0 0,0 0-1 0 0,0 0 1 0 0,0 0-1 0 0,0 0 1 0 0,0-1-1 0 0,0 1 1 0 0,-1 0-1 0 0,1 0 1 0 0,0 0-1 0 0,0 0 1 0 0,0 0-1 0 0,0 0 1 0 0,0 0-1 0 0,0-1 1 0 0,0 1-1 0 0,0 0 1 0 0,-1 0-1 0 0,1 0 1 0 0,0 0-1 0 0,0 0 1 0 0,0 0-1 0 0,0 0 1 0 0,0 0-1 0 0,-1 0 1 0 0,1 0-1 0 0,0 0 1 0 0,0 0-1 0 0,0 0 1 0 0,0 0-1 0 0,0 0 1 0 0,-1 0-1 0 0,1 0 1 0 0,0 0-1 0 0,0 0 1 0 0,0 0-1 0 0,0 0 1 0 0,0 0-1 0 0,-1 0 1 0 0,1 0-1 0 0,0 0 1 0 0,0 0-1 0 0,0 0 1 0 0,0 0-1 0 0,0 0 1 0 0,-1 0-1 0 0,-1 5-10 0 0,-1 0-1 0 0,1 1 0 0 0,0-1 1 0 0,1 0-1 0 0,-1 0 1 0 0,1 1-1 0 0,0-1 0 0 0,1 1 1 0 0,-1-1-1 0 0,1 7 0 0 0,3 67 129 0 0,-2-49-157 0 0,4 73-83 0 0,21 127 0 0 0,-23-221-74 0 0,0 3-3773 0 0</inkml:trace>
+  <inkml:trace contextRef="#ctx0" brushRef="#br0" timeOffset="2798.33">1444 424 2192 0 0,'0'0'112'0'0,"-1"0"0"0"0,1 0 0 0 0,0-1-1 0 0,-1 1 1 0 0,1 0 0 0 0,0 0 0 0 0,0-1-1 0 0,-1 1 1 0 0,1 0 0 0 0,0-1 0 0 0,0 1-1 0 0,-1 0 1 0 0,1-1 0 0 0,0 1-1 0 0,0 0 1 0 0,0-1 0 0 0,0 1 0 0 0,-1-1-1 0 0,1 1 1 0 0,0 0 0 0 0,0-1 0 0 0,0 1-1 0 0,0-1 1 0 0,0 1 0 0 0,0-1 0 0 0,0 1-1 0 0,0 0 1 0 0,0-1 0 0 0,0 1-1 0 0,0-1 1 0 0,1 1 0 0 0,-1 0 0 0 0,0-1-1 0 0,0 1 1 0 0,0-1 0 0 0,0 1 0 0 0,1 0-1 0 0,-1-1 1 0 0,0 1 0 0 0,0 0 0 0 0,1-1-1 0 0,-1 1 1 0 0,0 0 0 0 0,1 0-1 0 0,-1-1 1 0 0,12-18 1969 0 0,25-6-1791 0 0,-37 24-276 0 0,0 1-1 0 0,0 0 0 0 0,1-1 0 0 0,-1 1 0 0 0,0 0 0 0 0,1-1 0 0 0,-1 1 0 0 0,0 0 1 0 0,1-1-1 0 0,-1 1 0 0 0,1 0 0 0 0,-1 0 0 0 0,1-1 0 0 0,-1 1 0 0 0,0 0 0 0 0,1 0 1 0 0,-1 0-1 0 0,1 0 0 0 0,-1 0 0 0 0,1-1 0 0 0,-1 1 0 0 0,1 0 0 0 0,-1 0 0 0 0,1 0 1 0 0,-1 0-1 0 0,1 0 0 0 0,-1 1 0 0 0,1-1 0 0 0,-1 0 0 0 0,1 0 0 0 0,-1 0 0 0 0,1 0 1 0 0,-1 0-1 0 0,0 1 0 0 0,1-1 0 0 0,-1 0 0 0 0,1 0 0 0 0,-1 1 0 0 0,0-1 0 0 0,1 0 1 0 0,-1 1-1 0 0,0-1 0 0 0,1 1 0 0 0,6 5 43 0 0,3 2-14 0 0,1-1 0 0 0,-1 0 1 0 0,1-1-1 0 0,19 8 0 0 0,-26-13-198 0 0,0 0 1 0 0,0 1-1 0 0,0-2 1 0 0,0 1-1 0 0,0 0 0 0 0,0-1 1 0 0,0 0-1 0 0,0 0 1 0 0,0 0-1 0 0,1 0 1 0 0,-1-1-1 0 0,0 1 0 0 0,0-1 1 0 0,0 0-1 0 0,0-1 1 0 0,0 1-1 0 0,0-1 0 0 0,-1 1 1 0 0,8-5-1 0 0,5-6-909 0 0,-7 6 943 0 0</inkml:trace>
+  <inkml:trace contextRef="#ctx0" brushRef="#br0" timeOffset="3356.09">1840 346 3401 0 0,'0'0'3806'0'0,"-2"3"-3743"0"0,-1 3-50 0 0,0 1 0 0 0,0-1 0 0 0,0 1 0 0 0,0 0 0 0 0,1 0 0 0 0,1 0 0 0 0,-1 0 0 0 0,1 0 0 0 0,-1 12 1 0 0,2-14-7 0 0,-1 0 0 0 0,1 0 0 0 0,0 0 0 0 0,0 1 0 0 0,1-1 0 0 0,-1 0 0 0 0,1 0 0 0 0,1 0 0 0 0,-1 0 0 0 0,1 0 0 0 0,-1 0 0 0 0,1 0 0 0 0,1-1 0 0 0,4 9 0 0 0,-6-11 12 0 0,1 0 0 0 0,0-1 0 0 0,-1 1 0 0 0,1-1 0 0 0,0 1 0 0 0,0-1 1 0 0,0 0-1 0 0,-1 0 0 0 0,1 0 0 0 0,0 0 0 0 0,1 0 0 0 0,-1 0 0 0 0,0 0 1 0 0,0-1-1 0 0,0 1 0 0 0,0-1 0 0 0,1 0 0 0 0,-1 0 0 0 0,5 0 642 0 0,-10-26 1203 0 0,4 24-1851 0 0,-1 0-1 0 0,0 0 0 0 0,-1 0 1 0 0,1 0-1 0 0,0 0 1 0 0,0 0-1 0 0,-1 0 1 0 0,1 0-1 0 0,-1 0 0 0 0,0 1 1 0 0,0-1-1 0 0,-1-3 1 0 0,-2 0 71 0 0,0 0 1 0 0,-1 0 0 0 0,1 0 0 0 0,-1 1 0 0 0,0 0 0 0 0,0 0 0 0 0,-7-5 0 0 0,6 6-43 0 0,0-3 62 0 0,7 2-115 0 0,1 1 0 0 0,0-1 0 0 0,0 1 0 0 0,0 0 0 0 0,0-1 0 0 0,0 1 0 0 0,1 0-1 0 0,0 1 1 0 0,-1-1 0 0 0,1 0 0 0 0,0 1 0 0 0,0-1 0 0 0,1 1 0 0 0,-1 0 0 0 0,4-2 0 0 0,7-2-23 0 0,0 0 1 0 0,0 1-1 0 0,1 0 1 0 0,-1 2 0 0 0,1-1-1 0 0,18 0 1 0 0,41-12-3622 0 0,-67 15 2699 0 0,-1 1-138 0 0</inkml:trace>
+  <inkml:trace contextRef="#ctx0" brushRef="#br0" timeOffset="3740.67">2229 335 4217 0 0,'0'0'95'0'0,"0"-1"-1"0"0,0 1 1 0 0,0 0 0 0 0,0-1 0 0 0,1 1-1 0 0,-1 0 1 0 0,0 0 0 0 0,0-1-1 0 0,0 1 1 0 0,0 0 0 0 0,1-1 0 0 0,-1 1-1 0 0,0 0 1 0 0,0 0 0 0 0,1-1 0 0 0,-1 1-1 0 0,0 0 1 0 0,0 0 0 0 0,1 0-1 0 0,-1 0 1 0 0,0-1 0 0 0,1 1 0 0 0,-1 0-1 0 0,0 0 1 0 0,1 0 0 0 0,-1 0 0 0 0,0 0-1 0 0,1 0 1 0 0,-1 0 0 0 0,0 0-1 0 0,1 0 1 0 0,-1 0 0 0 0,0 0 0 0 0,1 0-1 0 0,0 0 1 0 0,8 10 1419 0 0,2 19-612 0 0,-8 20-538 0 0,-3-42-416 0 0,0 0 0 0 0,0 0 0 0 0,0-1 0 0 0,1 1 0 0 0,0 0 0 0 0,0 0 0 0 0,1-1 0 0 0,0 1 0 0 0,0-1 0 0 0,0 0 0 0 0,1 1 0 0 0,0-1 0 0 0,0 0 0 0 0,5 7 0 0 0,-6-10-558 0 0,1 1-319 0 0</inkml:trace>
+  <inkml:trace contextRef="#ctx0" brushRef="#br0" timeOffset="3921.31">2292 212 3929 0 0,'-1'-2'370'0'0,"0"0"1"0"0,0 0-1 0 0,0 0 0 0 0,0 0 1 0 0,0 0-1 0 0,1 0 1 0 0,-1 0-1 0 0,1 0 1 0 0,0-1-1 0 0,-1 1 0 0 0,1-4 1 0 0,0 6-415 0 0</inkml:trace>
+  <inkml:trace contextRef="#ctx0" brushRef="#br0" timeOffset="5174.93">2503 367 1624 0 0,'0'0'4464'0'0,"2"2"-4200"0"0,1 0-1 0 0,-1 0 1 0 0,0 0-1 0 0,1 0 1 0 0,-1-1 0 0 0,1 1-1 0 0,0-1 1 0 0,5 2-1 0 0,-3-1-237 0 0,1-1-1 0 0,0 1 0 0 0,0-2 0 0 0,0 1 0 0 0,0-1 0 0 0,0 0 0 0 0,1 0 0 0 0,-1 0 0 0 0,0-1 0 0 0,0 0 0 0 0,0 0 0 0 0,9-4 0 0 0,-9 2-2 0 0,1 0-1 0 0,-1-1 1 0 0,0 0 0 0 0,0 0 0 0 0,9-9-1 0 0,-14 12-17 0 0,0-1 0 0 0,1 1-1 0 0,-1 0 1 0 0,0-1-1 0 0,0 1 1 0 0,0 0-1 0 0,-1-1 1 0 0,1 0-1 0 0,0 1 1 0 0,0-1 0 0 0,-1 1-1 0 0,1-1 1 0 0,-1 0-1 0 0,1 1 1 0 0,-1-1-1 0 0,0 0 1 0 0,0 1 0 0 0,0-1-1 0 0,0 0 1 0 0,0 0-1 0 0,0 1 1 0 0,0-1-1 0 0,-1 0 1 0 0,1 1-1 0 0,0-1 1 0 0,-1 0 0 0 0,1 1-1 0 0,-1-1 1 0 0,-1-2-1 0 0,1 2-3 0 0,-1 1 0 0 0,1-1 0 0 0,0 1 0 0 0,0 0 0 0 0,-1 0 0 0 0,1-1 0 0 0,-1 1 0 0 0,1 0 0 0 0,-1 0 0 0 0,0 0 0 0 0,1 1 0 0 0,-1-1 0 0 0,0 0 0 0 0,1 1-1 0 0,-1-1 1 0 0,0 1 0 0 0,0-1 0 0 0,0 1 0 0 0,1 0 0 0 0,-1 0 0 0 0,0 0 0 0 0,0 0 0 0 0,0 0 0 0 0,0 0 0 0 0,1 0 0 0 0,-1 1 0 0 0,0-1 0 0 0,0 1 0 0 0,0-1 0 0 0,1 1 0 0 0,-4 1 0 0 0,0 0 3 0 0,0 0 1 0 0,0 1 0 0 0,0 0-1 0 0,0-1 1 0 0,0 1 0 0 0,0 1-1 0 0,1-1 1 0 0,0 1 0 0 0,-5 5 0 0 0,-11 12 13 0 0,18-19 18 0 0,0 0-1 0 0,0 0 0 0 0,0-1 1 0 0,0 2-1 0 0,0-1 1 0 0,1 0-1 0 0,-1 0 1 0 0,1 1-1 0 0,-1-1 1 0 0,1 0-1 0 0,0 1 1 0 0,0-1-1 0 0,0 1 1 0 0,0 0-1 0 0,0-1 0 0 0,1 1 1 0 0,-1 0-1 0 0,1 0 1 0 0,0-1-1 0 0,0 1 1 0 0,0 0-1 0 0,0 0 1 0 0,1 4-1 0 0,-1-3-8 0 0,0 0-1 0 0,1 0 1 0 0,0 0 0 0 0,0 0-1 0 0,0 0 1 0 0,0 0-1 0 0,1 0 1 0 0,-1 0 0 0 0,1-1-1 0 0,0 1 1 0 0,0-1 0 0 0,1 1-1 0 0,-1-1 1 0 0,0 0-1 0 0,1 0 1 0 0,0 0 0 0 0,0 0-1 0 0,0 0 1 0 0,0-1 0 0 0,0 1-1 0 0,1-1 1 0 0,-1 0-1 0 0,1 0 1 0 0,0 0 0 0 0,4 1-1 0 0,1 2-24 0 0,0-1 1 0 0,0 0-1 0 0,1 0 0 0 0,-1-1 0 0 0,1 0 0 0 0,0-1 0 0 0,0 0 0 0 0,0-1 1 0 0,0 0-1 0 0,0 0 0 0 0,0-1 0 0 0,0-1 0 0 0,0 1 0 0 0,0-2 1 0 0,0 1-1 0 0,0-2 0 0 0,14-4 0 0 0,-22 7 6 0 0,-1-1 1 0 0,1 0-1 0 0,-1 1 1 0 0,1-1-1 0 0,-1 0 1 0 0,0 0-1 0 0,1 0 1 0 0,-1 0-1 0 0,0 0 0 0 0,1-1 1 0 0,-1 1-1 0 0,0 0 1 0 0,0-1-1 0 0,0 1 1 0 0,0 0-1 0 0,-1-1 1 0 0,1 1-1 0 0,0-1 0 0 0,0 0 1 0 0,-1 1-1 0 0,1-1 1 0 0,-1 1-1 0 0,0-1 1 0 0,1 0-1 0 0,-1 0 1 0 0,0 1-1 0 0,0-1 0 0 0,0 0 1 0 0,0 1-1 0 0,0-1 1 0 0,-1 0-1 0 0,1 1 1 0 0,0-1-1 0 0,-1 0 1 0 0,1 1-1 0 0,-1-1 0 0 0,0 1 1 0 0,1-1-1 0 0,-1 1 1 0 0,0-1-1 0 0,0 1 1 0 0,0-1-1 0 0,0 1 1 0 0,0 0-1 0 0,0-1 0 0 0,0 1 1 0 0,-1 0-1 0 0,1 0 1 0 0,0 0-1 0 0,-2-1 1 0 0,2 1 18 0 0,0 0 0 0 0,0 0 0 0 0,1 0 0 0 0,-1 0 0 0 0,0-1 0 0 0,1 1 0 0 0,-1 0-1 0 0,1 0 1 0 0,0 0 0 0 0,-1-1 0 0 0,1 1 0 0 0,0 0 0 0 0,0-1 0 0 0,0 1 0 0 0,0 0 0 0 0,0 0 0 0 0,0-1 0 0 0,0 1 0 0 0,0 0 0 0 0,1-1 0 0 0,-1 1 0 0 0,0 0 0 0 0,1 0 0 0 0,-1-1 0 0 0,1 1 0 0 0,-1 0 0 0 0,1 0 0 0 0,0 0 0 0 0,-1 0 0 0 0,1 0 0 0 0,0 0 0 0 0,0 0 0 0 0,0 0 0 0 0,0 0 0 0 0,2-1 0 0 0,-1 0-47 0 0,1 1 0 0 0,-1 1 0 0 0,1-1 1 0 0,-1 0-1 0 0,1 0 0 0 0,-1 1 1 0 0,1 0-1 0 0,0-1 0 0 0,-1 1 0 0 0,1 0 1 0 0,0 0-1 0 0,-1 1 0 0 0,1-1 1 0 0,-1 0-1 0 0,1 1 0 0 0,0-1 0 0 0,-1 1 1 0 0,1 0-1 0 0,-1 0 0 0 0,0 0 1 0 0,1 0-1 0 0,3 3 0 0 0,-2-2-109 0 0,1 0 0 0 0,0 0 0 0 0,-1-1 0 0 0,1 1 0 0 0,0-1-1 0 0,0 0 1 0 0,0-1 0 0 0,0 1 0 0 0,0-1 0 0 0,0 0 0 0 0,5-1 0 0 0,33-9-4310 0 0,-35 8 3159 0 0</inkml:trace>
+  <inkml:trace contextRef="#ctx0" brushRef="#br0" timeOffset="5981.97">3170 36 5377 0 0,'-8'-3'4857'0'0,"-2"11"-3287"0"0,1 14-1849 0 0,7 12 244 0 0,1 0 0 0 0,2-1 0 0 0,1 1 0 0 0,1 0 0 0 0,2-1 0 0 0,2 0 0 0 0,0 0 0 0 0,3 0-1 0 0,15 36 1 0 0,-23-57-192 0 0,-11-19-139 0 0,-8-7 219 0 0,-11-8 149 0 0,22 18 3 0 0,3 2-2 0 0,-4 2 7 0 0,-2-3 1 0 0,0 1 0 0 0,1 0 0 0 0,-1 1 0 0 0,0 0 0 0 0,0 0 0 0 0,0 1 0 0 0,0 0 0 0 0,0 1 0 0 0,-10 1 0 0 0,19-1 402 0 0,7-2 74 0 0,26 0-139 0 0,33-7 1 0 0,-56 6-838 0 0,-1 0 0 0 0,1 0 0 0 0,0-1 0 0 0,-1-1 0 0 0,1 0-1 0 0,-1 0 1 0 0,0 0 0 0 0,9-7 0 0 0,-11 6 249 0 0,0 0-326 0 0</inkml:trace>
+  <inkml:trace contextRef="#ctx0" brushRef="#br0" timeOffset="6556.61">3575 1 1816 0 0,'0'0'7770'0'0,"0"11"-6007"0"0,1 12-1488 0 0,0 0 0 0 0,-5 38 0 0 0,1-35-254 0 0,2 0-1 0 0,2 36 1 0 0,3 13-82 0 0,-5-56 3 0 0,2 0 0 0 0,0-1 1 0 0,1 1-1 0 0,1 0 0 0 0,1-1 1 0 0,0 1-1 0 0,9 19 0 0 0,-8-28-191 0 0,3 5-356 0 0,-6-8-3797 0 0</inkml:trace>
+  <inkml:trace contextRef="#ctx0" brushRef="#br0" timeOffset="7116.94">3726 736 1048 0 0,'0'0'150'0'0,"-18"-13"6504"0"0,-10 9-6188 0 0,21 2-374 0 0,0 0 173 0 0,-6 8 1065 0 0,3-1-1239 0 0,0 1 0 0 0,1 0 0 0 0,0 1 0 0 0,0 0 0 0 0,0 0 0 0 0,1 1-1 0 0,0 0 1 0 0,0 0 0 0 0,-10 16 0 0 0,18-23-89 0 0,-1-1 0 0 0,1 1 0 0 0,0-1 0 0 0,0 0 0 0 0,-1 1 0 0 0,1-1-1 0 0,0 1 1 0 0,0 0 0 0 0,0-1 0 0 0,-1 1 0 0 0,1-1 0 0 0,0 1 0 0 0,0-1 0 0 0,0 1 0 0 0,0-1-1 0 0,0 1 1 0 0,0-1 0 0 0,0 1 0 0 0,0 0 0 0 0,0-1 0 0 0,0 1 0 0 0,1-1 0 0 0,-1 1-1 0 0,0-1 1 0 0,0 1 0 0 0,0-1 0 0 0,1 1 0 0 0,-1-1 0 0 0,0 1 0 0 0,1 0 0 0 0,16 2 129 0 0,20-11 87 0 0,-36 8-216 0 0,5-3 27 0 0,0 1 1 0 0,0-1-1 0 0,0 0 1 0 0,-1-1-1 0 0,1 1 0 0 0,8-8 1 0 0,-12 9-11 0 0,0 1 1 0 0,0-1-1 0 0,0 0 1 0 0,-1 1-1 0 0,1-1 1 0 0,0 0 0 0 0,-1 0-1 0 0,0 0 1 0 0,1 0-1 0 0,-1 0 1 0 0,0-1-1 0 0,0 1 1 0 0,0 0-1 0 0,0-1 1 0 0,0 1-1 0 0,-1 0 1 0 0,1-1-1 0 0,-1 1 1 0 0,1-1-1 0 0,-1-3 1 0 0,0 6-11 0 0,0 0 0 0 0,0-1 0 0 0,-1 1 1 0 0,1 0-1 0 0,0-1 0 0 0,0 1 0 0 0,0 0 0 0 0,0-1 0 0 0,0 1 1 0 0,-1 0-1 0 0,1-1 0 0 0,0 1 0 0 0,0 0 0 0 0,-1 0 1 0 0,1-1-1 0 0,0 1 0 0 0,0 0 0 0 0,-1 0 0 0 0,1 0 0 0 0,0-1 1 0 0,-1 1-1 0 0,1 0 0 0 0,0 0 0 0 0,-1 0 0 0 0,1 0 0 0 0,0 0 1 0 0,-1 0-1 0 0,1 0 0 0 0,0 0 0 0 0,-1-1 0 0 0,1 1 1 0 0,0 0-1 0 0,-1 0 0 0 0,1 1 0 0 0,0-1 0 0 0,-1 0 0 0 0,1 0 1 0 0,0 0-1 0 0,-1 0 0 0 0,1 0 0 0 0,-23 9 22 0 0,-11 6-42 0 0,33-14 7 0 0,3-1-1 0 0,-4 4-43 0 0,1-4 48 0 0,1 1 0 0 0,0-1 1 0 0,-1 0-1 0 0,1 0 0 0 0,0 1 0 0 0,0-1 0 0 0,-1 0 1 0 0,1 1-1 0 0,0-1 0 0 0,0 0 0 0 0,-1 1 0 0 0,1-1 1 0 0,0 0-1 0 0,0 1 0 0 0,0-1 0 0 0,0 0 0 0 0,-1 1 0 0 0,1-1 1 0 0,0 1-1 0 0,0-1 0 0 0,0 0 0 0 0,0 1 0 0 0,0-1 1 0 0,0 1-1 0 0,0-1 0 0 0,0 1 0 0 0,0-1 0 0 0,0 0 0 0 0,0 1 1 0 0,0-1-1 0 0,1 1 0 0 0,-1-1 0 0 0,0 0 0 0 0,0 1 1 0 0,0-1-1 0 0,1 0 0 0 0,-1 1 0 0 0,0-1 0 0 0,0 0 1 0 0,1 1-1 0 0,-1-1 0 0 0,0 0 0 0 0,0 1 0 0 0,1-1 0 0 0,-1 0 1 0 0,0 0-1 0 0,1 1 0 0 0,-1-1 0 0 0,0 0 0 0 0,1 0 1 0 0,-1 0-1 0 0,1 0 0 0 0,-1 0 0 0 0,0 1 0 0 0,1-1 1 0 0,-1 0-1 0 0,1 0 0 0 0,-1 0 0 0 0,0 0 0 0 0,1 0 0 0 0,0 0 1 0 0,2 0 3 0 0,0 0 1 0 0,-1 0-1 0 0,1 0 1 0 0,0 0-1 0 0,0-1 1 0 0,-1 1-1 0 0,1-1 1 0 0,0 0-1 0 0,-1 1 1 0 0,1-1-1 0 0,-1-1 1 0 0,1 1-1 0 0,-1 0 1 0 0,1 0-1 0 0,-1-1 1 0 0,0 1-1 0 0,0-1 1 0 0,1 0-1 0 0,-1 0 1 0 0,0 0-1 0 0,-1 0 1 0 0,1 0-1 0 0,0 0 1 0 0,-1 0-1 0 0,1-1 1 0 0,-1 1-1 0 0,0-1 1 0 0,1 1-1 0 0,-1-1 1 0 0,0 1-1 0 0,-1-1 1 0 0,1 0-1 0 0,0-4 1 0 0,-1 7-16 0 0,0-1 0 0 0,0 1 1 0 0,0-1-1 0 0,0 1 0 0 0,0-1 0 0 0,0 1 0 0 0,0-1 1 0 0,0 1-1 0 0,0-1 0 0 0,0 1 0 0 0,0-1 0 0 0,0 1 1 0 0,-1-1-1 0 0,1 1 0 0 0,0-1 0 0 0,0 1 0 0 0,-1 0 1 0 0,1-1-1 0 0,0 1 0 0 0,-1-1 0 0 0,1 1 1 0 0,0 0-1 0 0,-1-1 0 0 0,1 1 0 0 0,-1 0 0 0 0,1-1 1 0 0,0 1-1 0 0,-1 0 0 0 0,1 0 0 0 0,-1-1 0 0 0,-17 3-1171 0 0,-17 17-3193 0 0,27-12 2680 0 0</inkml:trace>
+  <inkml:trace contextRef="#ctx0" brushRef="#br0" timeOffset="8040.3">3146 323 288 0 0,'0'0'1288'0'0,"-9"-7"3628"0"0,8 14-4679 0 0,-1-1 0 0 0,1 0 0 0 0,0 0 0 0 0,1 0 0 0 0,0 10 0 0 0,0-9-159 0 0,-2 3 18 0 0,0 5 19 0 0,0-1-1 0 0,1 0 0 0 0,1 20 0 0 0,1-29-91 0 0,-1 0 0 0 0,2 0 1 0 0,-1 0-1 0 0,0 0 0 0 0,1 0 0 0 0,0 0 0 0 0,0 0 1 0 0,1 0-1 0 0,-1-1 0 0 0,1 1 0 0 0,6 7 0 0 0,-4-6 0 0 0,-1 0 0 0 0,0 1 0 0 0,-1-1 0 0 0,0 1 0 0 0,0 0 0 0 0,0 0 0 0 0,2 10 0 0 0,-4-13-14 0 0,0 0 0 0 0,0 0 1 0 0,-1 0-1 0 0,1 0 0 0 0,-1 0 0 0 0,0 0 0 0 0,0 0 0 0 0,0 0 1 0 0,0 0-1 0 0,-1 0 0 0 0,0 0 0 0 0,0 0 0 0 0,0 0 1 0 0,0 0-1 0 0,-3 5 0 0 0,-9-6 270 0 0</inkml:trace>
+</inkml:ink>
+</file>
+
+<file path=customXml/item4.xml><?xml version="1.0" encoding="utf-8"?>
+<b:Sources xmlns:b="http://schemas.openxmlformats.org/officeDocument/2006/bibliography" xmlns="http://schemas.openxmlformats.org/officeDocument/2006/bibliography" SelectedStyle="\APASixthEditionOfficeOnline.xsl" StyleName="APA" Version="6"/>
+</file>
+
+<file path=customXml/item5.xml><?xml version="1.0" encoding="utf-8"?>
 <ct:contentTypeSchema xmlns:ct="http://schemas.microsoft.com/office/2006/metadata/contentType" xmlns:ma="http://schemas.microsoft.com/office/2006/metadata/properties/metaAttributes" ct:_="" ma:_="" ma:contentTypeName="Dokument" ma:contentTypeID="0x01010025C71E9534E21E4A9F2CF33BA7DCE92D" ma:contentTypeVersion="3" ma:contentTypeDescription="Ein neues Dokument erstellen." ma:contentTypeScope="" ma:versionID="32b9bbdf2bbf4e0fb27a426421665337">
   <xsd:schema xmlns:xsd="http://www.w3.org/2001/XMLSchema" xmlns:xs="http://www.w3.org/2001/XMLSchema" xmlns:p="http://schemas.microsoft.com/office/2006/metadata/properties" xmlns:ns2="5a9e9855-01b6-487f-b294-67c59083cc31" targetNamespace="http://schemas.microsoft.com/office/2006/metadata/properties" ma:root="true" ma:fieldsID="ec87b9b32475f90c9dbf7ae918480825" ns2:_="">
     <xsd:import namespace="5a9e9855-01b6-487f-b294-67c59083cc31"/>
@@ -26817,7 +26982,7 @@
 </ct:contentTypeSchema>
 </file>
 
-<file path=customXml/item3.xml><?xml version="1.0" encoding="utf-8"?>
+<file path=customXml/item6.xml><?xml version="1.0" encoding="utf-8"?>
 <inkml:ink xmlns:inkml="http://www.w3.org/2003/InkML">
   <inkml:definitions>
     <inkml:context xml:id="ctx0">
@@ -26849,70 +27014,21 @@
 </inkml:ink>
 </file>
 
-<file path=customXml/item4.xml><?xml version="1.0" encoding="utf-8"?>
+<file path=customXml/item7.xml><?xml version="1.0" encoding="utf-8"?>
 <p:properties xmlns:p="http://schemas.microsoft.com/office/2006/metadata/properties" xmlns:xsi="http://www.w3.org/2001/XMLSchema-instance" xmlns:pc="http://schemas.microsoft.com/office/infopath/2007/PartnerControls">
   <documentManagement/>
 </p:properties>
 </file>
 
-<file path=customXml/item5.xml><?xml version="1.0" encoding="utf-8"?>
-<?mso-contentType ?>
-<FormTemplates xmlns="http://schemas.microsoft.com/sharepoint/v3/contenttype/forms">
-  <Display>DocumentLibraryForm</Display>
-  <Edit>DocumentLibraryForm</Edit>
-  <New>DocumentLibraryForm</New>
-</FormTemplates>
+<file path=customXml/itemProps1.xml><?xml version="1.0" encoding="utf-8"?>
+<ds:datastoreItem xmlns:ds="http://schemas.openxmlformats.org/officeDocument/2006/customXml" ds:itemID="{6A655C0C-F4A3-4931-9F7F-84CBD61DCE8F}">
+  <ds:schemaRefs>
+    <ds:schemaRef ds:uri="http://schemas.microsoft.com/sharepoint/v3/contenttype/forms"/>
+  </ds:schemaRefs>
+</ds:datastoreItem>
 </file>
 
-<file path=customXml/item6.xml><?xml version="1.0" encoding="utf-8"?>
-<inkml:ink xmlns:inkml="http://www.w3.org/2003/InkML">
-  <inkml:definitions>
-    <inkml:context xml:id="ctx0">
-      <inkml:inkSource xml:id="inkSrc0">
-        <inkml:traceFormat>
-          <inkml:channel name="X" type="integer" min="-2.14748E9" max="2.14748E9" units="cm"/>
-          <inkml:channel name="Y" type="integer" min="-2.14748E9" max="2.14748E9" units="cm"/>
-          <inkml:channel name="F" type="integer" max="32767" units="dev"/>
-          <inkml:channel name="OA" type="integer" max="360" units="deg"/>
-          <inkml:channel name="OE" type="integer" max="90" units="deg"/>
-        </inkml:traceFormat>
-        <inkml:channelProperties>
-          <inkml:channelProperty channel="X" name="resolution" value="1000" units="1/cm"/>
-          <inkml:channelProperty channel="Y" name="resolution" value="1000" units="1/cm"/>
-          <inkml:channelProperty channel="F" name="resolution" value="0" units="1/dev"/>
-          <inkml:channelProperty channel="OA" name="resolution" value="1000" units="1/deg"/>
-          <inkml:channelProperty channel="OE" name="resolution" value="1000" units="1/deg"/>
-        </inkml:channelProperties>
-      </inkml:inkSource>
-      <inkml:timestamp xml:id="ts0" timeString="2025-06-10T16:08:54.030"/>
-    </inkml:context>
-    <inkml:brush xml:id="br0">
-      <inkml:brushProperty name="width" value="0.05" units="cm"/>
-      <inkml:brushProperty name="height" value="0.05" units="cm"/>
-      <inkml:brushProperty name="color" value="#E71224"/>
-    </inkml:brush>
-  </inkml:definitions>
-  <inkml:trace contextRef="#ctx0" brushRef="#br0">5 208 2425 0 0,'0'0'5878'0'0,"24"0"-3468"0"0,-17 1-2405 0 0,0 0 1 0 0,0 0-1 0 0,0 0 0 0 0,0 1 1 0 0,0 0-1 0 0,11 5 0 0 0,-9-5 40 0 0,0 0-1 0 0,0 0 0 0 0,0-1 0 0 0,1 0 1 0 0,-1 0-1 0 0,0-1 0 0 0,17-3 1 0 0,4 2 74 0 0,-22 1-105 0 0,1-1 1 0 0,0 2-1 0 0,-1-1 0 0 0,1 1 1 0 0,-1 0-1 0 0,1 1 1 0 0,-1 0-1 0 0,1 0 1 0 0,-1 1-1 0 0,14 7 0 0 0,-22-10-10 0 0,1 0 1 0 0,0 1-1 0 0,-1-1 0 0 0,1 1 0 0 0,0-1 0 0 0,-1 1 0 0 0,1-1 0 0 0,0 1 0 0 0,-1 0 0 0 0,1-1 0 0 0,-1 1 0 0 0,1 0 0 0 0,-1-1 0 0 0,0 1 0 0 0,1 0 0 0 0,-1 0 0 0 0,0-1 0 0 0,1 1 0 0 0,-1 0 0 0 0,0 0 0 0 0,0 0 0 0 0,0-1 0 0 0,0 1 0 0 0,0 0 1 0 0,0 0-1 0 0,0 0 0 0 0,0 0 0 0 0,0-1 0 0 0,0 1 0 0 0,0 0 0 0 0,0 0 0 0 0,-1 0 0 0 0,1-1 0 0 0,0 1 0 0 0,-1 0 0 0 0,1 0 0 0 0,0-1 0 0 0,-1 1 0 0 0,1 0 0 0 0,-2 0 0 0 0,-2 4 13 0 0,0-1 0 0 0,-1 1 0 0 0,0-1 0 0 0,-10 6 0 0 0,-6 7-17 0 0,-52 46-71 0 0,46-41 27 0 0,-30 31 0 0 0,55-51 44 0 0,1 0 0 0 0,-1 0 0 0 0,0 0 0 0 0,1 0-1 0 0,-1 0 1 0 0,1 0 0 0 0,0 0 0 0 0,0 0 0 0 0,-1 1-1 0 0,1-1 1 0 0,1 0 0 0 0,-1 1 0 0 0,0-1 0 0 0,1 1-1 0 0,-1-1 1 0 0,1 1 0 0 0,0-1 0 0 0,0 5-1 0 0,0-6 1 0 0,1 1 0 0 0,0-1 0 0 0,-1 1 0 0 0,1-1 0 0 0,0 1 0 0 0,0-1 0 0 0,0 0-1 0 0,0 1 1 0 0,0-1 0 0 0,0 0 0 0 0,0 0 0 0 0,0 0 0 0 0,1 0 0 0 0,-1 0-1 0 0,0 0 1 0 0,1 0 0 0 0,-1 0 0 0 0,1 0 0 0 0,-1-1 0 0 0,1 1 0 0 0,-1-1 0 0 0,1 1-1 0 0,-1-1 1 0 0,1 1 0 0 0,0-1 0 0 0,-1 0 0 0 0,1 0 0 0 0,-1 0 0 0 0,3 0-1 0 0,29 4-18 0 0,-11-1-40 0 0,-1-1 0 0 0,25-2 0 0 0,-39 0 42 0 0,1-1-1 0 0,0 0 1 0 0,0 0-1 0 0,-1-1 1 0 0,1 0-1 0 0,-1-1 1 0 0,0 0 0 0 0,0 0-1 0 0,12-7 1 0 0,29-13-1642 0 0,-12 16-3216 0 0,-30 7 3490 0 0</inkml:trace>
-  <inkml:trace contextRef="#ctx0" brushRef="#br0" timeOffset="537.36">1 353 3761 0 0,'14'-4'313'0'0,"1"1"1"0"0,0 1 0 0 0,0 0-1 0 0,0 1 1 0 0,1 1 0 0 0,-1 0-1 0 0,0 1 1 0 0,0 0 0 0 0,0 2-1 0 0,0-1 1 0 0,-1 2 0 0 0,1 0-1 0 0,-1 1 1 0 0,1 0 0 0 0,13 8-1 0 0,-21-9-404 0 0,1-2 0 0 0,0 1 0 0 0,0-1 0 0 0,0 0-1 0 0,0-1 1 0 0,0 0 0 0 0,0 0 0 0 0,1 0 0 0 0,-1-1 0 0 0,0-1-1 0 0,0 1 1 0 0,1-2 0 0 0,-1 1 0 0 0,0-1 0 0 0,0 0 0 0 0,9-4 0 0 0,-11 5-498 0 0</inkml:trace>
-  <inkml:trace contextRef="#ctx0" brushRef="#br0" timeOffset="1907.49">580 318 4417 0 0,'0'0'535'0'0,"25"18"674"0"0,-15-14-1066 0 0,1 0-1 0 0,0-1 0 0 0,-1 0 0 0 0,1-1 1 0 0,17 2-1 0 0,-15-3-53 0 0,0-1 1 0 0,0 0-1 0 0,19-4 1 0 0,-28 4-78 0 0,0-1 0 0 0,-1 1 0 0 0,1-1 1 0 0,-1 0-1 0 0,1-1 0 0 0,-1 1 0 0 0,1 0 1 0 0,-1-1-1 0 0,0 0 0 0 0,0 0 1 0 0,0 0-1 0 0,0 0 0 0 0,0 0 0 0 0,0-1 1 0 0,-1 1-1 0 0,1-1 0 0 0,2-4 1 0 0,-4 5-7 0 0,0 0 0 0 0,0 0 0 0 0,-1 0 0 0 0,1 0 0 0 0,-1 0 1 0 0,0 0-1 0 0,1 0 0 0 0,-1 0 0 0 0,0 0 0 0 0,0 0 1 0 0,0 0-1 0 0,-1 0 0 0 0,1 0 0 0 0,0 0 0 0 0,-1 0 0 0 0,1 0 1 0 0,-1 0-1 0 0,0 0 0 0 0,-1-3 0 0 0,2 4-6 0 0,-1 0-1 0 0,0-1 1 0 0,0 1-1 0 0,0 0 1 0 0,1 0 0 0 0,-1 0-1 0 0,0 0 1 0 0,-1 0-1 0 0,1 0 1 0 0,0 0 0 0 0,0 0-1 0 0,0 0 1 0 0,0 1-1 0 0,-1-1 1 0 0,1 0-1 0 0,0 1 1 0 0,-1-1 0 0 0,1 1-1 0 0,0-1 1 0 0,-1 1-1 0 0,1 0 1 0 0,-1 0 0 0 0,1-1-1 0 0,0 1 1 0 0,-1 0-1 0 0,1 0 1 0 0,-1 0-1 0 0,1 1 1 0 0,-1-1 0 0 0,1 0-1 0 0,-1 0 1 0 0,1 1-1 0 0,-2 0 1 0 0,-13 4-18 0 0,0 1 0 0 0,0 1 1 0 0,0 0-1 0 0,1 1 0 0 0,-16 12 0 0 0,26-16 81 0 0,-1 0 0 0 0,2 0 0 0 0,-1 0 0 0 0,0 1 0 0 0,1 0 1 0 0,0 0-1 0 0,0 0 0 0 0,1 0 0 0 0,-1 0 0 0 0,1 1 0 0 0,0 0 0 0 0,1 0 0 0 0,-1 0 0 0 0,1 0 0 0 0,0 0 0 0 0,1 0 0 0 0,-2 9 0 0 0,3-10-43 0 0,-1-1 0 0 0,2 1 0 0 0,-1-1 0 0 0,0 1 0 0 0,1-1 0 0 0,0 1-1 0 0,0-1 1 0 0,0 0 0 0 0,1 1 0 0 0,-1-1 0 0 0,1 0 0 0 0,0 0 0 0 0,0 0 0 0 0,4 5 0 0 0,-1-3-13 0 0,0 1-1 0 0,0-1 1 0 0,1 0 0 0 0,0 0 0 0 0,0-1 0 0 0,1 0 0 0 0,11 8 0 0 0,-10-9 30 0 0,-1 1 0 0 0,0-1 0 0 0,1-1 0 0 0,0 0 0 0 0,-1 0 1 0 0,1 0-1 0 0,1-1 0 0 0,-1 0 0 0 0,0-1 0 0 0,0 1 0 0 0,1-2 0 0 0,-1 1 0 0 0,1-1 0 0 0,-1-1 0 0 0,0 1 0 0 0,14-4 0 0 0,-13 1 19 0 0,0 0 0 0 0,0 0-1 0 0,-1-1 1 0 0,1-1 0 0 0,-1 1-1 0 0,0-1 1 0 0,0-1 0 0 0,0 0-1 0 0,-1 0 1 0 0,0 0 0 0 0,0-1-1 0 0,-1 0 1 0 0,1 0-1 0 0,-1-1 1 0 0,-1 1 0 0 0,0-1-1 0 0,0-1 1 0 0,0 1 0 0 0,-1-1-1 0 0,-1 1 1 0 0,6-18 0 0 0,3-2 566 0 0,-23 48-322 0 0,9-18-301 0 0,1 1 0 0 0,0 0 1 0 0,-1 0-1 0 0,1-1 0 0 0,0 1 0 0 0,0 0 1 0 0,1 0-1 0 0,-1 0 0 0 0,1 0 0 0 0,-1 0 1 0 0,1 0-1 0 0,0 0 0 0 0,0 0 0 0 0,1 5 1 0 0,-1-8 0 0 0,0-1 0 0 0,0 1 0 0 0,0 0 0 0 0,0 0 0 0 0,0 0 0 0 0,0 0 0 0 0,-1 0 0 0 0,1 0 0 0 0,0 0 0 0 0,0 0 0 0 0,0 0-1 0 0,0 0 1 0 0,0 0 0 0 0,0 0 0 0 0,0 0 0 0 0,0 0 0 0 0,0 0 0 0 0,0 0 0 0 0,0 0 0 0 0,0 0 0 0 0,0 0 0 0 0,0 0 0 0 0,0 0 0 0 0,0 0 0 0 0,0 0 0 0 0,0 0 0 0 0,-1 0 0 0 0,1 0 0 0 0,0 0 0 0 0,0 0 0 0 0,0 0 0 0 0,0 0 0 0 0,0 0 0 0 0,0 0 0 0 0,9 36 2 0 0,-9-36 0 0 0,0 1 0 0 0,0 0 0 0 0,0-1-1 0 0,0 1 1 0 0,0-1 0 0 0,1 1 0 0 0,-1 0 0 0 0,0-1 0 0 0,0 1 0 0 0,0-1 0 0 0,1 1-1 0 0,-1-1 1 0 0,0 1 0 0 0,0-1 0 0 0,1 1 0 0 0,-1-1 0 0 0,0 1 0 0 0,1-1 0 0 0,-1 1-1 0 0,1-1 1 0 0,-1 1 0 0 0,1-1 0 0 0,-1 0 0 0 0,1 1 0 0 0,-1-1 0 0 0,1 0 0 0 0,-1 0-1 0 0,1 1 1 0 0,-1-1 0 0 0,1 0 0 0 0,-1 0 0 0 0,2 1 0 0 0,5 1 24 0 0,-1 1-15 0 0,-4-1-3 0 0,0-1 0 0 0,0 0-1 0 0,0 0 1 0 0,0 0-1 0 0,0 0 1 0 0,0-1 0 0 0,0 1-1 0 0,0 0 1 0 0,0-1-1 0 0,0 0 1 0 0,4 1 0 0 0,-2-1 6 0 0,-1-1 1 0 0,1 0 0 0 0,-1 1 0 0 0,1-1 0 0 0,-1-1-1 0 0,0 1 1 0 0,1 0 0 0 0,-1-1 0 0 0,0 0 0 0 0,0 0 0 0 0,0 1-1 0 0,0-2 1 0 0,0 1 0 0 0,0 0 0 0 0,-1-1 0 0 0,1 1-1 0 0,3-6 1 0 0,2-3 48 0 0,0 0 0 0 0,-1 0-1 0 0,9-18 1 0 0,-15 28-59 0 0,-1 1 0 0 0,0 0 0 0 0,1 0 0 0 0,-1 0 0 0 0,0-1 0 0 0,1 1 0 0 0,-1 0-1 0 0,0 0 1 0 0,1 0 0 0 0,-1 0 0 0 0,1 0 0 0 0,-1 0 0 0 0,0 0 0 0 0,1 0 0 0 0,-1 0 0 0 0,1 0 0 0 0,-1 0 0 0 0,0 0 0 0 0,1 0 0 0 0,-1 0 0 0 0,0 0 0 0 0,1 0-1 0 0,-1 0 1 0 0,1 0 0 0 0,-1 1 0 0 0,0-1 0 0 0,1 0 0 0 0,-1 0 0 0 0,0 0 0 0 0,1 1 0 0 0,-1-1 0 0 0,1 1 0 0 0,15 10 220 0 0,-11-8-150 0 0,16 12 108 0 0,-20-14-176 0 0,1 0 0 0 0,-1 0 0 0 0,1 1 0 0 0,0-1 0 0 0,-1 0 0 0 0,1 0 0 0 0,0-1 0 0 0,0 1 1 0 0,-1 0-1 0 0,1 0 0 0 0,3 0 0 0 0,14 9 241 0 0,-16-8-777 0 0,0 1 0 0 0,0-1 1 0 0,0 0-1 0 0,1-1 1 0 0,-1 1-1 0 0,0-1 0 0 0,7 3 1 0 0,16 2-598 0 0,-20-4-110 0 0</inkml:trace>
-  <inkml:trace contextRef="#ctx0" brushRef="#br0" timeOffset="2280.99">1565 26 4089 0 0,'0'0'1209'0'0,"0"0"-1132"0"0,0 0-1 0 0,0 0 1 0 0,0-1-1 0 0,0 1 1 0 0,0 0 0 0 0,0 0-1 0 0,0 0 1 0 0,0 0-1 0 0,0-1 1 0 0,0 1-1 0 0,0 0 1 0 0,0 0-1 0 0,0 0 1 0 0,0 0-1 0 0,0 0 1 0 0,0-1-1 0 0,0 1 1 0 0,-1 0-1 0 0,1 0 1 0 0,0 0-1 0 0,0 0 1 0 0,0 0-1 0 0,0 0 1 0 0,0 0-1 0 0,0-1 1 0 0,0 1-1 0 0,0 0 1 0 0,-1 0-1 0 0,1 0 1 0 0,0 0-1 0 0,0 0 1 0 0,0 0-1 0 0,0 0 1 0 0,0 0-1 0 0,-1 0 1 0 0,1 0-1 0 0,0 0 1 0 0,0 0-1 0 0,0 0 1 0 0,0 0-1 0 0,0 0 1 0 0,-1 0-1 0 0,1 0 1 0 0,0 0-1 0 0,0 0 1 0 0,0 0-1 0 0,0 0 1 0 0,0 0-1 0 0,-1 0 1 0 0,1 0-1 0 0,0 0 1 0 0,0 0-1 0 0,0 0 1 0 0,0 0-1 0 0,0 0 1 0 0,-1 0-1 0 0,-1 5-10 0 0,-1 0-1 0 0,1 1 0 0 0,0-1 1 0 0,1 0-1 0 0,-1 0 1 0 0,1 1-1 0 0,0-1 0 0 0,1 1 1 0 0,-1-1-1 0 0,1 7 0 0 0,3 67 129 0 0,-2-49-157 0 0,4 73-83 0 0,21 127 0 0 0,-23-221-74 0 0,0 3-3773 0 0</inkml:trace>
-  <inkml:trace contextRef="#ctx0" brushRef="#br0" timeOffset="2798.33">1444 424 2192 0 0,'0'0'112'0'0,"-1"0"0"0"0,1 0 0 0 0,0-1-1 0 0,-1 1 1 0 0,1 0 0 0 0,0 0 0 0 0,0-1-1 0 0,-1 1 1 0 0,1 0 0 0 0,0-1 0 0 0,0 1-1 0 0,-1 0 1 0 0,1-1 0 0 0,0 1-1 0 0,0 0 1 0 0,0-1 0 0 0,0 1 0 0 0,-1-1-1 0 0,1 1 1 0 0,0 0 0 0 0,0-1 0 0 0,0 1-1 0 0,0-1 1 0 0,0 1 0 0 0,0-1 0 0 0,0 1-1 0 0,0 0 1 0 0,0-1 0 0 0,0 1-1 0 0,0-1 1 0 0,1 1 0 0 0,-1 0 0 0 0,0-1-1 0 0,0 1 1 0 0,0-1 0 0 0,0 1 0 0 0,1 0-1 0 0,-1-1 1 0 0,0 1 0 0 0,0 0 0 0 0,1-1-1 0 0,-1 1 1 0 0,0 0 0 0 0,1 0-1 0 0,-1-1 1 0 0,12-18 1969 0 0,25-6-1791 0 0,-37 24-276 0 0,0 1-1 0 0,0 0 0 0 0,1-1 0 0 0,-1 1 0 0 0,0 0 0 0 0,1-1 0 0 0,-1 1 0 0 0,0 0 1 0 0,1-1-1 0 0,-1 1 0 0 0,1 0 0 0 0,-1 0 0 0 0,1-1 0 0 0,-1 1 0 0 0,0 0 0 0 0,1 0 1 0 0,-1 0-1 0 0,1 0 0 0 0,-1 0 0 0 0,1-1 0 0 0,-1 1 0 0 0,1 0 0 0 0,-1 0 0 0 0,1 0 1 0 0,-1 0-1 0 0,1 0 0 0 0,-1 1 0 0 0,1-1 0 0 0,-1 0 0 0 0,1 0 0 0 0,-1 0 0 0 0,1 0 1 0 0,-1 0-1 0 0,0 1 0 0 0,1-1 0 0 0,-1 0 0 0 0,1 0 0 0 0,-1 1 0 0 0,0-1 0 0 0,1 0 1 0 0,-1 1-1 0 0,0-1 0 0 0,1 1 0 0 0,6 5 43 0 0,3 2-14 0 0,1-1 0 0 0,-1 0 1 0 0,1-1-1 0 0,19 8 0 0 0,-26-13-198 0 0,0 0 1 0 0,0 1-1 0 0,0-2 1 0 0,0 1-1 0 0,0 0 0 0 0,0-1 1 0 0,0 0-1 0 0,0 0 1 0 0,0 0-1 0 0,1 0 1 0 0,-1-1-1 0 0,0 1 0 0 0,0-1 1 0 0,0 0-1 0 0,0-1 1 0 0,0 1-1 0 0,0-1 0 0 0,-1 1 1 0 0,8-5-1 0 0,5-6-909 0 0,-7 6 943 0 0</inkml:trace>
-  <inkml:trace contextRef="#ctx0" brushRef="#br0" timeOffset="3356.09">1840 346 3401 0 0,'0'0'3806'0'0,"-2"3"-3743"0"0,-1 3-50 0 0,0 1 0 0 0,0-1 0 0 0,0 1 0 0 0,0 0 0 0 0,1 0 0 0 0,1 0 0 0 0,-1 0 0 0 0,1 0 0 0 0,-1 12 1 0 0,2-14-7 0 0,-1 0 0 0 0,1 0 0 0 0,0 0 0 0 0,0 1 0 0 0,1-1 0 0 0,-1 0 0 0 0,1 0 0 0 0,1 0 0 0 0,-1 0 0 0 0,1 0 0 0 0,-1 0 0 0 0,1 0 0 0 0,1-1 0 0 0,4 9 0 0 0,-6-11 12 0 0,1 0 0 0 0,0-1 0 0 0,-1 1 0 0 0,1-1 0 0 0,0 1 0 0 0,0-1 1 0 0,0 0-1 0 0,-1 0 0 0 0,1 0 0 0 0,0 0 0 0 0,1 0 0 0 0,-1 0 0 0 0,0 0 1 0 0,0-1-1 0 0,0 1 0 0 0,0-1 0 0 0,1 0 0 0 0,-1 0 0 0 0,5 0 642 0 0,-10-26 1203 0 0,4 24-1851 0 0,-1 0-1 0 0,0 0 0 0 0,-1 0 1 0 0,1 0-1 0 0,0 0 1 0 0,0 0-1 0 0,-1 0 1 0 0,1 0-1 0 0,-1 0 0 0 0,0 1 1 0 0,0-1-1 0 0,-1-3 1 0 0,-2 0 71 0 0,0 0 1 0 0,-1 0 0 0 0,1 0 0 0 0,-1 1 0 0 0,0 0 0 0 0,0 0 0 0 0,-7-5 0 0 0,6 6-43 0 0,0-3 62 0 0,7 2-115 0 0,1 1 0 0 0,0-1 0 0 0,0 1 0 0 0,0 0 0 0 0,0-1 0 0 0,0 1 0 0 0,1 0-1 0 0,0 1 1 0 0,-1-1 0 0 0,1 0 0 0 0,0 1 0 0 0,0-1 0 0 0,1 1 0 0 0,-1 0 0 0 0,4-2 0 0 0,7-2-23 0 0,0 0 1 0 0,0 1-1 0 0,1 0 1 0 0,-1 2 0 0 0,1-1-1 0 0,18 0 1 0 0,41-12-3622 0 0,-67 15 2699 0 0,-1 1-138 0 0</inkml:trace>
-  <inkml:trace contextRef="#ctx0" brushRef="#br0" timeOffset="3740.67">2229 335 4217 0 0,'0'0'95'0'0,"0"-1"-1"0"0,0 1 1 0 0,0 0 0 0 0,0-1 0 0 0,1 1-1 0 0,-1 0 1 0 0,0 0 0 0 0,0-1-1 0 0,0 1 1 0 0,0 0 0 0 0,1-1 0 0 0,-1 1-1 0 0,0 0 1 0 0,0 0 0 0 0,1-1 0 0 0,-1 1-1 0 0,0 0 1 0 0,0 0 0 0 0,1 0-1 0 0,-1 0 1 0 0,0-1 0 0 0,1 1 0 0 0,-1 0-1 0 0,0 0 1 0 0,1 0 0 0 0,-1 0 0 0 0,0 0-1 0 0,1 0 1 0 0,-1 0 0 0 0,0 0-1 0 0,1 0 1 0 0,-1 0 0 0 0,0 0 0 0 0,1 0-1 0 0,0 0 1 0 0,8 10 1419 0 0,2 19-612 0 0,-8 20-538 0 0,-3-42-416 0 0,0 0 0 0 0,0 0 0 0 0,0-1 0 0 0,1 1 0 0 0,0 0 0 0 0,0 0 0 0 0,1-1 0 0 0,0 1 0 0 0,0-1 0 0 0,0 0 0 0 0,1 1 0 0 0,0-1 0 0 0,0 0 0 0 0,5 7 0 0 0,-6-10-558 0 0,1 1-319 0 0</inkml:trace>
-  <inkml:trace contextRef="#ctx0" brushRef="#br0" timeOffset="3921.31">2292 212 3929 0 0,'-1'-2'370'0'0,"0"0"1"0"0,0 0-1 0 0,0 0 0 0 0,0 0 1 0 0,0 0-1 0 0,1 0 1 0 0,-1 0-1 0 0,1 0 1 0 0,0-1-1 0 0,-1 1 0 0 0,1-4 1 0 0,0 6-415 0 0</inkml:trace>
-  <inkml:trace contextRef="#ctx0" brushRef="#br0" timeOffset="5174.93">2503 367 1624 0 0,'0'0'4464'0'0,"2"2"-4200"0"0,1 0-1 0 0,-1 0 1 0 0,0 0-1 0 0,1 0 1 0 0,-1-1 0 0 0,1 1-1 0 0,0-1 1 0 0,5 2-1 0 0,-3-1-237 0 0,1-1-1 0 0,0 1 0 0 0,0-2 0 0 0,0 1 0 0 0,0-1 0 0 0,0 0 0 0 0,1 0 0 0 0,-1 0 0 0 0,0-1 0 0 0,0 0 0 0 0,0 0 0 0 0,9-4 0 0 0,-9 2-2 0 0,1 0-1 0 0,-1-1 1 0 0,0 0 0 0 0,0 0 0 0 0,9-9-1 0 0,-14 12-17 0 0,0-1 0 0 0,1 1-1 0 0,-1 0 1 0 0,0-1-1 0 0,0 1 1 0 0,0 0-1 0 0,-1-1 1 0 0,1 0-1 0 0,0 1 1 0 0,0-1 0 0 0,-1 1-1 0 0,1-1 1 0 0,-1 0-1 0 0,1 1 1 0 0,-1-1-1 0 0,0 0 1 0 0,0 1 0 0 0,0-1-1 0 0,0 0 1 0 0,0 0-1 0 0,0 1 1 0 0,0-1-1 0 0,-1 0 1 0 0,1 1-1 0 0,0-1 1 0 0,-1 0 0 0 0,1 1-1 0 0,-1-1 1 0 0,-1-2-1 0 0,1 2-3 0 0,-1 1 0 0 0,1-1 0 0 0,0 1 0 0 0,0 0 0 0 0,-1 0 0 0 0,1-1 0 0 0,-1 1 0 0 0,1 0 0 0 0,-1 0 0 0 0,0 0 0 0 0,1 1 0 0 0,-1-1 0 0 0,0 0 0 0 0,1 1-1 0 0,-1-1 1 0 0,0 1 0 0 0,0-1 0 0 0,0 1 0 0 0,1 0 0 0 0,-1 0 0 0 0,0 0 0 0 0,0 0 0 0 0,0 0 0 0 0,0 0 0 0 0,1 0 0 0 0,-1 1 0 0 0,0-1 0 0 0,0 1 0 0 0,0-1 0 0 0,1 1 0 0 0,-4 1 0 0 0,0 0 3 0 0,0 0 1 0 0,0 1 0 0 0,0 0-1 0 0,0-1 1 0 0,0 1 0 0 0,0 1-1 0 0,1-1 1 0 0,0 1 0 0 0,-5 5 0 0 0,-11 12 13 0 0,18-19 18 0 0,0 0-1 0 0,0 0 0 0 0,0-1 1 0 0,0 2-1 0 0,0-1 1 0 0,1 0-1 0 0,-1 0 1 0 0,1 1-1 0 0,-1-1 1 0 0,1 0-1 0 0,0 1 1 0 0,0-1-1 0 0,0 1 1 0 0,0 0-1 0 0,0-1 0 0 0,1 1 1 0 0,-1 0-1 0 0,1 0 1 0 0,0-1-1 0 0,0 1 1 0 0,0 0-1 0 0,0 0 1 0 0,1 4-1 0 0,-1-3-8 0 0,0 0-1 0 0,1 0 1 0 0,0 0 0 0 0,0 0-1 0 0,0 0 1 0 0,0 0-1 0 0,1 0 1 0 0,-1 0 0 0 0,1-1-1 0 0,0 1 1 0 0,0-1 0 0 0,1 1-1 0 0,-1-1 1 0 0,0 0-1 0 0,1 0 1 0 0,0 0 0 0 0,0 0-1 0 0,0 0 1 0 0,0-1 0 0 0,0 1-1 0 0,1-1 1 0 0,-1 0-1 0 0,1 0 1 0 0,0 0 0 0 0,4 1-1 0 0,1 2-24 0 0,0-1 1 0 0,0 0-1 0 0,1 0 0 0 0,-1-1 0 0 0,1 0 0 0 0,0-1 0 0 0,0 0 0 0 0,0-1 1 0 0,0 0-1 0 0,0 0 0 0 0,0-1 0 0 0,0-1 0 0 0,0 1 0 0 0,0-2 1 0 0,0 1-1 0 0,0-2 0 0 0,14-4 0 0 0,-22 7 6 0 0,-1-1 1 0 0,1 0-1 0 0,-1 1 1 0 0,1-1-1 0 0,-1 0 1 0 0,0 0-1 0 0,1 0 1 0 0,-1 0-1 0 0,0 0 0 0 0,1-1 1 0 0,-1 1-1 0 0,0 0 1 0 0,0-1-1 0 0,0 1 1 0 0,0 0-1 0 0,-1-1 1 0 0,1 1-1 0 0,0-1 0 0 0,0 0 1 0 0,-1 1-1 0 0,1-1 1 0 0,-1 1-1 0 0,0-1 1 0 0,1 0-1 0 0,-1 0 1 0 0,0 1-1 0 0,0-1 0 0 0,0 0 1 0 0,0 1-1 0 0,0-1 1 0 0,-1 0-1 0 0,1 1 1 0 0,0-1-1 0 0,-1 0 1 0 0,1 1-1 0 0,-1-1 0 0 0,0 1 1 0 0,1-1-1 0 0,-1 1 1 0 0,0-1-1 0 0,0 1 1 0 0,0-1-1 0 0,0 1 1 0 0,0 0-1 0 0,0-1 0 0 0,0 1 1 0 0,-1 0-1 0 0,1 0 1 0 0,0 0-1 0 0,-2-1 1 0 0,2 1 18 0 0,0 0 0 0 0,0 0 0 0 0,1 0 0 0 0,-1 0 0 0 0,0-1 0 0 0,1 1 0 0 0,-1 0-1 0 0,1 0 1 0 0,0 0 0 0 0,-1-1 0 0 0,1 1 0 0 0,0 0 0 0 0,0-1 0 0 0,0 1 0 0 0,0 0 0 0 0,0 0 0 0 0,0-1 0 0 0,0 1 0 0 0,0 0 0 0 0,1-1 0 0 0,-1 1 0 0 0,0 0 0 0 0,1 0 0 0 0,-1-1 0 0 0,1 1 0 0 0,-1 0 0 0 0,1 0 0 0 0,0 0 0 0 0,-1 0 0 0 0,1 0 0 0 0,0 0 0 0 0,0 0 0 0 0,0 0 0 0 0,0 0 0 0 0,2-1 0 0 0,-1 0-47 0 0,1 1 0 0 0,-1 1 0 0 0,1-1 1 0 0,-1 0-1 0 0,1 0 0 0 0,-1 1 1 0 0,1 0-1 0 0,0-1 0 0 0,-1 1 0 0 0,1 0 1 0 0,0 0-1 0 0,-1 1 0 0 0,1-1 1 0 0,-1 0-1 0 0,1 1 0 0 0,0-1 0 0 0,-1 1 1 0 0,1 0-1 0 0,-1 0 0 0 0,0 0 1 0 0,1 0-1 0 0,3 3 0 0 0,-2-2-109 0 0,1 0 0 0 0,0 0 0 0 0,-1-1 0 0 0,1 1 0 0 0,0-1-1 0 0,0 0 1 0 0,0-1 0 0 0,0 1 0 0 0,0-1 0 0 0,0 0 0 0 0,5-1 0 0 0,33-9-4310 0 0,-35 8 3159 0 0</inkml:trace>
-  <inkml:trace contextRef="#ctx0" brushRef="#br0" timeOffset="5981.97">3170 36 5377 0 0,'-8'-3'4857'0'0,"-2"11"-3287"0"0,1 14-1849 0 0,7 12 244 0 0,1 0 0 0 0,2-1 0 0 0,1 1 0 0 0,1 0 0 0 0,2-1 0 0 0,2 0 0 0 0,0 0 0 0 0,3 0-1 0 0,15 36 1 0 0,-23-57-192 0 0,-11-19-139 0 0,-8-7 219 0 0,-11-8 149 0 0,22 18 3 0 0,3 2-2 0 0,-4 2 7 0 0,-2-3 1 0 0,0 1 0 0 0,1 0 0 0 0,-1 1 0 0 0,0 0 0 0 0,0 0 0 0 0,0 1 0 0 0,0 0 0 0 0,0 1 0 0 0,-10 1 0 0 0,19-1 402 0 0,7-2 74 0 0,26 0-139 0 0,33-7 1 0 0,-56 6-838 0 0,-1 0 0 0 0,1 0 0 0 0,0-1 0 0 0,-1-1 0 0 0,1 0-1 0 0,-1 0 1 0 0,0 0 0 0 0,9-7 0 0 0,-11 6 249 0 0,0 0-326 0 0</inkml:trace>
-  <inkml:trace contextRef="#ctx0" brushRef="#br0" timeOffset="6556.61">3575 1 1816 0 0,'0'0'7770'0'0,"0"11"-6007"0"0,1 12-1488 0 0,0 0 0 0 0,-5 38 0 0 0,1-35-254 0 0,2 0-1 0 0,2 36 1 0 0,3 13-82 0 0,-5-56 3 0 0,2 0 0 0 0,0-1 1 0 0,1 1-1 0 0,1 0 0 0 0,1-1 1 0 0,0 1-1 0 0,9 19 0 0 0,-8-28-191 0 0,3 5-356 0 0,-6-8-3797 0 0</inkml:trace>
-  <inkml:trace contextRef="#ctx0" brushRef="#br0" timeOffset="7116.94">3726 736 1048 0 0,'0'0'150'0'0,"-18"-13"6504"0"0,-10 9-6188 0 0,21 2-374 0 0,0 0 173 0 0,-6 8 1065 0 0,3-1-1239 0 0,0 1 0 0 0,1 0 0 0 0,0 1 0 0 0,0 0 0 0 0,0 0 0 0 0,1 1-1 0 0,0 0 1 0 0,0 0 0 0 0,-10 16 0 0 0,18-23-89 0 0,-1-1 0 0 0,1 1 0 0 0,0-1 0 0 0,0 0 0 0 0,-1 1 0 0 0,1-1-1 0 0,0 1 1 0 0,0 0 0 0 0,0-1 0 0 0,-1 1 0 0 0,1-1 0 0 0,0 1 0 0 0,0-1 0 0 0,0 1 0 0 0,0-1-1 0 0,0 1 1 0 0,0-1 0 0 0,0 1 0 0 0,0 0 0 0 0,0-1 0 0 0,0 1 0 0 0,1-1 0 0 0,-1 1-1 0 0,0-1 1 0 0,0 1 0 0 0,0-1 0 0 0,1 1 0 0 0,-1-1 0 0 0,0 1 0 0 0,1 0 0 0 0,16 2 129 0 0,20-11 87 0 0,-36 8-216 0 0,5-3 27 0 0,0 1 1 0 0,0-1-1 0 0,0 0 1 0 0,-1-1-1 0 0,1 1 0 0 0,8-8 1 0 0,-12 9-11 0 0,0 1 1 0 0,0-1-1 0 0,0 0 1 0 0,-1 1-1 0 0,1-1 1 0 0,0 0 0 0 0,-1 0-1 0 0,0 0 1 0 0,1 0-1 0 0,-1 0 1 0 0,0-1-1 0 0,0 1 1 0 0,0 0-1 0 0,0-1 1 0 0,0 1-1 0 0,-1 0 1 0 0,1-1-1 0 0,-1 1 1 0 0,1-1-1 0 0,-1-3 1 0 0,0 6-11 0 0,0 0 0 0 0,0-1 0 0 0,-1 1 1 0 0,1 0-1 0 0,0-1 0 0 0,0 1 0 0 0,0 0 0 0 0,0-1 0 0 0,0 1 1 0 0,-1 0-1 0 0,1-1 0 0 0,0 1 0 0 0,0 0 0 0 0,-1 0 1 0 0,1-1-1 0 0,0 1 0 0 0,0 0 0 0 0,-1 0 0 0 0,1 0 0 0 0,0-1 1 0 0,-1 1-1 0 0,1 0 0 0 0,0 0 0 0 0,-1 0 0 0 0,1 0 0 0 0,0 0 1 0 0,-1 0-1 0 0,1 0 0 0 0,0 0 0 0 0,-1-1 0 0 0,1 1 1 0 0,0 0-1 0 0,-1 0 0 0 0,1 1 0 0 0,0-1 0 0 0,-1 0 0 0 0,1 0 1 0 0,0 0-1 0 0,-1 0 0 0 0,1 0 0 0 0,-23 9 22 0 0,-11 6-42 0 0,33-14 7 0 0,3-1-1 0 0,-4 4-43 0 0,1-4 48 0 0,1 1 0 0 0,0-1 1 0 0,-1 0-1 0 0,1 0 0 0 0,0 1 0 0 0,0-1 0 0 0,-1 0 1 0 0,1 1-1 0 0,0-1 0 0 0,0 0 0 0 0,-1 1 0 0 0,1-1 1 0 0,0 0-1 0 0,0 1 0 0 0,0-1 0 0 0,0 0 0 0 0,-1 1 0 0 0,1-1 1 0 0,0 1-1 0 0,0-1 0 0 0,0 0 0 0 0,0 1 0 0 0,0-1 1 0 0,0 1-1 0 0,0-1 0 0 0,0 1 0 0 0,0-1 0 0 0,0 0 0 0 0,0 1 1 0 0,0-1-1 0 0,1 1 0 0 0,-1-1 0 0 0,0 0 0 0 0,0 1 1 0 0,0-1-1 0 0,1 0 0 0 0,-1 1 0 0 0,0-1 0 0 0,0 0 1 0 0,1 1-1 0 0,-1-1 0 0 0,0 0 0 0 0,0 1 0 0 0,1-1 0 0 0,-1 0 1 0 0,0 0-1 0 0,1 1 0 0 0,-1-1 0 0 0,0 0 0 0 0,1 0 1 0 0,-1 0-1 0 0,1 0 0 0 0,-1 0 0 0 0,0 1 0 0 0,1-1 1 0 0,-1 0-1 0 0,1 0 0 0 0,-1 0 0 0 0,0 0 0 0 0,1 0 0 0 0,0 0 1 0 0,2 0 3 0 0,0 0 1 0 0,-1 0-1 0 0,1 0 1 0 0,0 0-1 0 0,0-1 1 0 0,-1 1-1 0 0,1-1 1 0 0,0 0-1 0 0,-1 1 1 0 0,1-1-1 0 0,-1-1 1 0 0,1 1-1 0 0,-1 0 1 0 0,1 0-1 0 0,-1-1 1 0 0,0 1-1 0 0,0-1 1 0 0,1 0-1 0 0,-1 0 1 0 0,0 0-1 0 0,-1 0 1 0 0,1 0-1 0 0,0 0 1 0 0,-1 0-1 0 0,1-1 1 0 0,-1 1-1 0 0,0-1 1 0 0,1 1-1 0 0,-1-1 1 0 0,0 1-1 0 0,-1-1 1 0 0,1 0-1 0 0,0-4 1 0 0,-1 7-16 0 0,0-1 0 0 0,0 1 1 0 0,0-1-1 0 0,0 1 0 0 0,0-1 0 0 0,0 1 0 0 0,0-1 1 0 0,0 1-1 0 0,0-1 0 0 0,0 1 0 0 0,0-1 0 0 0,0 1 1 0 0,-1-1-1 0 0,1 1 0 0 0,0-1 0 0 0,0 1 0 0 0,-1 0 1 0 0,1-1-1 0 0,0 1 0 0 0,-1-1 0 0 0,1 1 1 0 0,0 0-1 0 0,-1-1 0 0 0,1 1 0 0 0,-1 0 0 0 0,1-1 1 0 0,0 1-1 0 0,-1 0 0 0 0,1 0 0 0 0,-1-1 0 0 0,-17 3-1171 0 0,-17 17-3193 0 0,27-12 2680 0 0</inkml:trace>
-  <inkml:trace contextRef="#ctx0" brushRef="#br0" timeOffset="8040.3">3146 323 288 0 0,'0'0'1288'0'0,"-9"-7"3628"0"0,8 14-4679 0 0,-1-1 0 0 0,1 0 0 0 0,0 0 0 0 0,1 0 0 0 0,0 10 0 0 0,0-9-159 0 0,-2 3 18 0 0,0 5 19 0 0,0-1-1 0 0,1 0 0 0 0,1 20 0 0 0,1-29-91 0 0,-1 0 0 0 0,2 0 1 0 0,-1 0-1 0 0,0 0 0 0 0,1 0 0 0 0,0 0 0 0 0,0 0 1 0 0,1 0-1 0 0,-1-1 0 0 0,1 1 0 0 0,6 7 0 0 0,-4-6 0 0 0,-1 0 0 0 0,0 1 0 0 0,-1-1 0 0 0,0 1 0 0 0,0 0 0 0 0,0 0 0 0 0,2 10 0 0 0,-4-13-14 0 0,0 0 0 0 0,0 0 1 0 0,-1 0-1 0 0,1 0 0 0 0,-1 0 0 0 0,0 0 0 0 0,0 0 0 0 0,0 0 1 0 0,0 0-1 0 0,-1 0 0 0 0,0 0 0 0 0,0 0 0 0 0,0 0 1 0 0,0 0-1 0 0,-3 5 0 0 0,-9-6 270 0 0</inkml:trace>
-</inkml:ink>
-</file>
-
-<file path=customXml/item7.xml><?xml version="1.0" encoding="utf-8"?>
-<b:Sources xmlns:b="http://schemas.openxmlformats.org/officeDocument/2006/bibliography" xmlns="http://schemas.openxmlformats.org/officeDocument/2006/bibliography" SelectedStyle="\APASixthEditionOfficeOnline.xsl" StyleName="APA" Version="6"/>
-</file>
-
-<file path=customXml/itemProps1.xml><?xml version="1.0" encoding="utf-8"?>
+<file path=customXml/itemProps2.xml><?xml version="1.0" encoding="utf-8"?>
 <ds:datastoreItem xmlns:ds="http://schemas.openxmlformats.org/officeDocument/2006/customXml" ds:itemID="{01D51A4F-7BE7-46DF-A7D0-BDB91C1C49A3}">
   <ds:schemaRefs>
     <ds:schemaRef ds:uri="http://www.w3.org/2003/InkML"/>
@@ -26920,7 +27036,23 @@
 </ds:datastoreItem>
 </file>
 
-<file path=customXml/itemProps2.xml><?xml version="1.0" encoding="utf-8"?>
+<file path=customXml/itemProps3.xml><?xml version="1.0" encoding="utf-8"?>
+<ds:datastoreItem xmlns:ds="http://schemas.openxmlformats.org/officeDocument/2006/customXml" ds:itemID="{4B023D59-82BC-4D0F-A651-C98E01C1F15C}">
+  <ds:schemaRefs>
+    <ds:schemaRef ds:uri="http://www.w3.org/2003/InkML"/>
+  </ds:schemaRefs>
+</ds:datastoreItem>
+</file>
+
+<file path=customXml/itemProps4.xml><?xml version="1.0" encoding="utf-8"?>
+<ds:datastoreItem xmlns:ds="http://schemas.openxmlformats.org/officeDocument/2006/customXml" ds:itemID="{01D51A4F-7BE7-46DF-A7D0-BDB91C1C49A3}">
+  <ds:schemaRefs>
+    <ds:schemaRef ds:uri="http://schemas.openxmlformats.org/officeDocument/2006/bibliography"/>
+  </ds:schemaRefs>
+</ds:datastoreItem>
+</file>
+
+<file path=customXml/itemProps5.xml><?xml version="1.0" encoding="utf-8"?>
 <ds:datastoreItem xmlns:ds="http://schemas.openxmlformats.org/officeDocument/2006/customXml" ds:itemID="{4B023D59-82BC-4D0F-A651-C98E01C1F15C}">
   <ds:schemaRefs>
     <ds:schemaRef ds:uri="http://schemas.microsoft.com/office/2006/metadata/contentType"/>
@@ -26938,31 +27070,6 @@
 </ds:datastoreItem>
 </file>
 
-<file path=customXml/itemProps3.xml><?xml version="1.0" encoding="utf-8"?>
-<ds:datastoreItem xmlns:ds="http://schemas.openxmlformats.org/officeDocument/2006/customXml" ds:itemID="{4B023D59-82BC-4D0F-A651-C98E01C1F15C}">
-  <ds:schemaRefs>
-    <ds:schemaRef ds:uri="http://www.w3.org/2003/InkML"/>
-  </ds:schemaRefs>
-</ds:datastoreItem>
-</file>
-
-<file path=customXml/itemProps4.xml><?xml version="1.0" encoding="utf-8"?>
-<ds:datastoreItem xmlns:ds="http://schemas.openxmlformats.org/officeDocument/2006/customXml" ds:itemID="{CE199482-6225-420D-8982-84EA3B0C446C}">
-  <ds:schemaRefs>
-    <ds:schemaRef ds:uri="http://schemas.microsoft.com/office/2006/metadata/properties"/>
-    <ds:schemaRef ds:uri="http://schemas.microsoft.com/office/infopath/2007/PartnerControls"/>
-  </ds:schemaRefs>
-</ds:datastoreItem>
-</file>
-
-<file path=customXml/itemProps5.xml><?xml version="1.0" encoding="utf-8"?>
-<ds:datastoreItem xmlns:ds="http://schemas.openxmlformats.org/officeDocument/2006/customXml" ds:itemID="{6A655C0C-F4A3-4931-9F7F-84CBD61DCE8F}">
-  <ds:schemaRefs>
-    <ds:schemaRef ds:uri="http://schemas.microsoft.com/sharepoint/v3/contenttype/forms"/>
-  </ds:schemaRefs>
-</ds:datastoreItem>
-</file>
-
 <file path=customXml/itemProps6.xml><?xml version="1.0" encoding="utf-8"?>
 <ds:datastoreItem xmlns:ds="http://schemas.openxmlformats.org/officeDocument/2006/customXml" ds:itemID="{4B023D59-82BC-4D0F-A651-C98E01C1F15C}">
   <ds:schemaRefs>
@@ -26972,9 +27079,10 @@
 </file>
 
 <file path=customXml/itemProps7.xml><?xml version="1.0" encoding="utf-8"?>
-<ds:datastoreItem xmlns:ds="http://schemas.openxmlformats.org/officeDocument/2006/customXml" ds:itemID="{01D51A4F-7BE7-46DF-A7D0-BDB91C1C49A3}">
+<ds:datastoreItem xmlns:ds="http://schemas.openxmlformats.org/officeDocument/2006/customXml" ds:itemID="{CE199482-6225-420D-8982-84EA3B0C446C}">
   <ds:schemaRefs>
-    <ds:schemaRef ds:uri="http://schemas.openxmlformats.org/officeDocument/2006/bibliography"/>
+    <ds:schemaRef ds:uri="http://schemas.microsoft.com/office/2006/metadata/properties"/>
+    <ds:schemaRef ds:uri="http://schemas.microsoft.com/office/infopath/2007/PartnerControls"/>
   </ds:schemaRefs>
 </ds:datastoreItem>
 </file>